--- a/nl/docx/document-e.docx
+++ b/nl/docx/document-e.docx
@@ -7,7 +7,7 @@
         <w:spacing w:after="480"/>
         <w:jc w:val="center"/>
         <w:outlineLvl w:val="1"/>
-        <w:divId w:val="609358963"/>
+        <w:divId w:val="210919791"/>
         <w:rPr>
           <w:rFonts w:ascii="Aptos Display" w:eastAsia="Times New Roman" w:hAnsi="Aptos Display"/>
           <w:b/>
@@ -36,7 +36,7 @@
     <w:p>
       <w:pPr>
         <w:pStyle w:val="ondertitel2"/>
-        <w:divId w:val="609358963"/>
+        <w:divId w:val="210919791"/>
         <w:rPr>
           <w:lang w:val="nl-NL"/>
         </w:rPr>
@@ -51,7 +51,7 @@
     <w:p>
       <w:pPr>
         <w:pStyle w:val="documentaanduiding2"/>
-        <w:divId w:val="609358963"/>
+        <w:divId w:val="210919791"/>
         <w:rPr>
           <w:lang w:val="nl-NL"/>
         </w:rPr>
@@ -66,7 +66,7 @@
     <w:p>
       <w:pPr>
         <w:pStyle w:val="auteur2"/>
-        <w:divId w:val="609358963"/>
+        <w:divId w:val="210919791"/>
         <w:rPr>
           <w:lang w:val="nl-NL"/>
         </w:rPr>
@@ -81,23 +81,23 @@
     <w:p>
       <w:pPr>
         <w:pStyle w:val="meta-lijn2"/>
-        <w:divId w:val="609358963"/>
-        <w:rPr>
-          <w:lang w:val="nl-NL"/>
-        </w:rPr>
-      </w:pPr>
-      <w:r>
-        <w:rPr>
-          <w:lang w:val="nl-NL"/>
-        </w:rPr>
-        <w:t>Versie bijgewerkt: 6 oktober 2026, 10:24</w:t>
+        <w:divId w:val="210919791"/>
+        <w:rPr>
+          <w:lang w:val="nl-NL"/>
+        </w:rPr>
+      </w:pPr>
+      <w:r>
+        <w:rPr>
+          <w:lang w:val="nl-NL"/>
+        </w:rPr>
+        <w:t>Versie bijgewerkt: 6 oktober 2026, 10:39</w:t>
       </w:r>
     </w:p>
     <w:p>
       <w:pPr>
         <w:pStyle w:val="marker"/>
         <w:ind w:left="800" w:right="800"/>
-        <w:divId w:val="1190492028"/>
+        <w:divId w:val="1293829901"/>
         <w:rPr>
           <w:lang w:val="nl-NL"/>
         </w:rPr>
@@ -110,13 +110,13 @@
       <w:pPr>
         <w:pStyle w:val="Kop2"/>
         <w:pageBreakBefore/>
-        <w:divId w:val="351421994"/>
-        <w:rPr>
-          <w:rFonts w:eastAsia="Times New Roman"/>
-          <w:lang w:val="nl-NL"/>
-        </w:rPr>
-      </w:pPr>
-      <w:bookmarkStart w:id="0" w:name="_Toc242177243"/>
+        <w:divId w:val="180972578"/>
+        <w:rPr>
+          <w:rFonts w:eastAsia="Times New Roman"/>
+          <w:lang w:val="nl-NL"/>
+        </w:rPr>
+      </w:pPr>
+      <w:bookmarkStart w:id="0" w:name="_Toc242175646"/>
       <w:r>
         <w:rPr>
           <w:rFonts w:eastAsia="Times New Roman"/>
@@ -133,7 +133,7 @@
         <w:tabs>
           <w:tab w:val="right" w:leader="dot" w:pos="9062"/>
         </w:tabs>
-        <w:divId w:val="351421994"/>
+        <w:divId w:val="180972578"/>
         <w:rPr>
           <w:rFonts w:asciiTheme="minorHAnsi" w:hAnsiTheme="minorHAnsi" w:cstheme="minorBidi"/>
           <w:noProof/>
@@ -184,7 +184,7 @@
         <w:rPr>
           <w:noProof/>
         </w:rPr>
-        <w:instrText xml:space="preserve"> PAGEREF _Toc242177243 \h </w:instrText>
+        <w:instrText xml:space="preserve"> PAGEREF _Toc242175646 \h </w:instrText>
       </w:r>
       <w:r>
         <w:rPr>
@@ -216,7 +216,7 @@
         <w:tabs>
           <w:tab w:val="right" w:leader="dot" w:pos="9062"/>
         </w:tabs>
-        <w:divId w:val="351421994"/>
+        <w:divId w:val="180972578"/>
         <w:rPr>
           <w:rFonts w:asciiTheme="minorHAnsi" w:hAnsiTheme="minorHAnsi" w:cstheme="minorBidi"/>
           <w:noProof/>
@@ -249,7 +249,7 @@
         <w:rPr>
           <w:noProof/>
         </w:rPr>
-        <w:instrText xml:space="preserve"> PAGEREF _Toc242177244 \h </w:instrText>
+        <w:instrText xml:space="preserve"> PAGEREF _Toc242175647 \h </w:instrText>
       </w:r>
       <w:r>
         <w:rPr>
@@ -281,7 +281,7 @@
         <w:tabs>
           <w:tab w:val="right" w:leader="dot" w:pos="9062"/>
         </w:tabs>
-        <w:divId w:val="351421994"/>
+        <w:divId w:val="180972578"/>
         <w:rPr>
           <w:rFonts w:asciiTheme="minorHAnsi" w:hAnsiTheme="minorHAnsi" w:cstheme="minorBidi"/>
           <w:noProof/>
@@ -314,7 +314,7 @@
         <w:rPr>
           <w:noProof/>
         </w:rPr>
-        <w:instrText xml:space="preserve"> PAGEREF _Toc242177245 \h </w:instrText>
+        <w:instrText xml:space="preserve"> PAGEREF _Toc242175648 \h </w:instrText>
       </w:r>
       <w:r>
         <w:rPr>
@@ -346,7 +346,7 @@
         <w:tabs>
           <w:tab w:val="right" w:leader="dot" w:pos="9062"/>
         </w:tabs>
-        <w:divId w:val="351421994"/>
+        <w:divId w:val="180972578"/>
         <w:rPr>
           <w:rFonts w:asciiTheme="minorHAnsi" w:hAnsiTheme="minorHAnsi" w:cstheme="minorBidi"/>
           <w:noProof/>
@@ -379,7 +379,7 @@
         <w:rPr>
           <w:noProof/>
         </w:rPr>
-        <w:instrText xml:space="preserve"> PAGEREF _Toc242177246 \h </w:instrText>
+        <w:instrText xml:space="preserve"> PAGEREF _Toc242175649 \h </w:instrText>
       </w:r>
       <w:r>
         <w:rPr>
@@ -411,7 +411,7 @@
         <w:tabs>
           <w:tab w:val="right" w:leader="dot" w:pos="9062"/>
         </w:tabs>
-        <w:divId w:val="351421994"/>
+        <w:divId w:val="180972578"/>
         <w:rPr>
           <w:rFonts w:asciiTheme="minorHAnsi" w:hAnsiTheme="minorHAnsi" w:cstheme="minorBidi"/>
           <w:noProof/>
@@ -444,7 +444,7 @@
         <w:rPr>
           <w:noProof/>
         </w:rPr>
-        <w:instrText xml:space="preserve"> PAGEREF _Toc242177247 \h </w:instrText>
+        <w:instrText xml:space="preserve"> PAGEREF _Toc242175650 \h </w:instrText>
       </w:r>
       <w:r>
         <w:rPr>
@@ -476,7 +476,7 @@
         <w:tabs>
           <w:tab w:val="right" w:leader="dot" w:pos="9062"/>
         </w:tabs>
-        <w:divId w:val="351421994"/>
+        <w:divId w:val="180972578"/>
         <w:rPr>
           <w:rFonts w:asciiTheme="minorHAnsi" w:hAnsiTheme="minorHAnsi" w:cstheme="minorBidi"/>
           <w:noProof/>
@@ -509,7 +509,7 @@
         <w:rPr>
           <w:noProof/>
         </w:rPr>
-        <w:instrText xml:space="preserve"> PAGEREF _Toc242177248 \h </w:instrText>
+        <w:instrText xml:space="preserve"> PAGEREF _Toc242175651 \h </w:instrText>
       </w:r>
       <w:r>
         <w:rPr>
@@ -541,7 +541,7 @@
         <w:tabs>
           <w:tab w:val="right" w:leader="dot" w:pos="9062"/>
         </w:tabs>
-        <w:divId w:val="351421994"/>
+        <w:divId w:val="180972578"/>
         <w:rPr>
           <w:rFonts w:asciiTheme="minorHAnsi" w:hAnsiTheme="minorHAnsi" w:cstheme="minorBidi"/>
           <w:noProof/>
@@ -574,7 +574,7 @@
         <w:rPr>
           <w:noProof/>
         </w:rPr>
-        <w:instrText xml:space="preserve"> PAGEREF _Toc242177249 \h </w:instrText>
+        <w:instrText xml:space="preserve"> PAGEREF _Toc242175652 \h </w:instrText>
       </w:r>
       <w:r>
         <w:rPr>
@@ -603,7 +603,7 @@
     <w:p>
       <w:pPr>
         <w:pStyle w:val="marker"/>
-        <w:divId w:val="351421994"/>
+        <w:divId w:val="180972578"/>
         <w:rPr>
           <w:lang w:val="nl-NL"/>
         </w:rPr>
@@ -618,7 +618,7 @@
     <w:p>
       <w:pPr>
         <w:shd w:val="clear" w:color="auto" w:fill="F7F5F1"/>
-        <w:divId w:val="1336032110"/>
+        <w:divId w:val="2019429870"/>
         <w:rPr>
           <w:rFonts w:eastAsia="Times New Roman"/>
           <w:i/>
@@ -635,19 +635,19 @@
           <w:color w:val="444444"/>
           <w:lang w:val="nl-NL"/>
         </w:rPr>
-        <w:t>Welke sociale rechten bestaan er, en wat levert elk recht op? Dit overzicht toont per recht de theorie, de voorwaarden, de hindernissen in de praktijk, en de actuele stand van zaken. Bedoeld voor wie wil weten waar hij terecht kan, waar de muur staat, en wat er in de praktijk van een recht overblijft.</w:t>
+        <w:t>Welke sociale rechten bestaan er, en wat levert elk recht op? Dit overzicht toont per recht de theorie, de voorwaarden, de hindernissen in de praktijk, en de actuele stand van zaken.</w:t>
       </w:r>
     </w:p>
     <w:p>
       <w:pPr>
         <w:pStyle w:val="Kop1"/>
-        <w:divId w:val="1190492028"/>
-        <w:rPr>
-          <w:rFonts w:eastAsia="Times New Roman"/>
-          <w:lang w:val="nl-NL"/>
-        </w:rPr>
-      </w:pPr>
-      <w:bookmarkStart w:id="1" w:name="_Toc242177244"/>
+        <w:divId w:val="1293829901"/>
+        <w:rPr>
+          <w:rFonts w:eastAsia="Times New Roman"/>
+          <w:lang w:val="nl-NL"/>
+        </w:rPr>
+      </w:pPr>
+      <w:bookmarkStart w:id="1" w:name="_Toc242175647"/>
       <w:r>
         <w:rPr>
           <w:rFonts w:eastAsia="Times New Roman"/>
@@ -661,7 +661,7 @@
       <w:pPr>
         <w:pStyle w:val="Kop2"/>
         <w:spacing w:before="400" w:after="160"/>
-        <w:divId w:val="1190492028"/>
+        <w:divId w:val="1293829901"/>
         <w:rPr>
           <w:rFonts w:eastAsia="Times New Roman"/>
           <w:sz w:val="32"/>
@@ -669,7 +669,7 @@
           <w:lang w:val="nl-NL"/>
         </w:rPr>
       </w:pPr>
-      <w:bookmarkStart w:id="2" w:name="_Toc242177245"/>
+      <w:bookmarkStart w:id="2" w:name="_Toc242175648"/>
       <w:r>
         <w:rPr>
           <w:rFonts w:eastAsia="Times New Roman"/>
@@ -684,7 +684,7 @@
     <w:p>
       <w:pPr>
         <w:outlineLvl w:val="2"/>
-        <w:divId w:val="194736361"/>
+        <w:divId w:val="1711686181"/>
         <w:rPr>
           <w:rFonts w:ascii="Aptos Display" w:eastAsia="Times New Roman" w:hAnsi="Aptos Display"/>
           <w:b/>
@@ -710,7 +710,7 @@
     </w:p>
     <w:p>
       <w:pPr>
-        <w:divId w:val="194736361"/>
+        <w:divId w:val="1711686181"/>
         <w:rPr>
           <w:rFonts w:eastAsia="Times New Roman"/>
           <w:sz w:val="24"/>
@@ -730,7 +730,7 @@
     <w:p>
       <w:pPr>
         <w:pStyle w:val="subtitel"/>
-        <w:divId w:val="1190492028"/>
+        <w:divId w:val="1293829901"/>
         <w:rPr>
           <w:lang w:val="nl-NL"/>
         </w:rPr>
@@ -745,7 +745,7 @@
     <w:p>
       <w:pPr>
         <w:pStyle w:val="Kop4"/>
-        <w:divId w:val="1190492028"/>
+        <w:divId w:val="1293829901"/>
         <w:rPr>
           <w:rFonts w:eastAsia="Times New Roman"/>
           <w:lang w:val="nl-NL"/>
@@ -762,7 +762,7 @@
     <w:p>
       <w:pPr>
         <w:pStyle w:val="Normaalweb"/>
-        <w:divId w:val="1190492028"/>
+        <w:divId w:val="1293829901"/>
         <w:rPr>
           <w:lang w:val="nl-NL"/>
         </w:rPr>
@@ -777,7 +777,7 @@
     <w:p>
       <w:pPr>
         <w:pStyle w:val="Kop5"/>
-        <w:divId w:val="1190492028"/>
+        <w:divId w:val="1293829901"/>
         <w:rPr>
           <w:rFonts w:eastAsia="Times New Roman"/>
           <w:lang w:val="nl-NL"/>
@@ -794,7 +794,7 @@
     <w:p>
       <w:pPr>
         <w:pStyle w:val="Normaalweb"/>
-        <w:divId w:val="1190492028"/>
+        <w:divId w:val="1293829901"/>
         <w:rPr>
           <w:lang w:val="nl-NL"/>
         </w:rPr>
@@ -809,7 +809,7 @@
     <w:p>
       <w:pPr>
         <w:pStyle w:val="Normaalweb"/>
-        <w:divId w:val="1190492028"/>
+        <w:divId w:val="1293829901"/>
         <w:rPr>
           <w:lang w:val="nl-NL"/>
         </w:rPr>
@@ -824,7 +824,7 @@
     <w:p>
       <w:pPr>
         <w:pStyle w:val="Kop5"/>
-        <w:divId w:val="1190492028"/>
+        <w:divId w:val="1293829901"/>
         <w:rPr>
           <w:rFonts w:eastAsia="Times New Roman"/>
           <w:lang w:val="nl-NL"/>
@@ -845,7 +845,7 @@
           <w:numId w:val="1"/>
         </w:numPr>
         <w:spacing w:before="100" w:beforeAutospacing="1" w:after="100" w:afterAutospacing="1"/>
-        <w:divId w:val="1190492028"/>
+        <w:divId w:val="1293829901"/>
         <w:rPr>
           <w:rFonts w:eastAsia="Times New Roman"/>
           <w:lang w:val="nl-NL"/>
@@ -866,7 +866,7 @@
           <w:numId w:val="1"/>
         </w:numPr>
         <w:spacing w:before="100" w:beforeAutospacing="1" w:after="100" w:afterAutospacing="1"/>
-        <w:divId w:val="1190492028"/>
+        <w:divId w:val="1293829901"/>
         <w:rPr>
           <w:rFonts w:eastAsia="Times New Roman"/>
           <w:lang w:val="nl-NL"/>
@@ -887,7 +887,7 @@
           <w:numId w:val="1"/>
         </w:numPr>
         <w:spacing w:before="100" w:beforeAutospacing="1" w:after="100" w:afterAutospacing="1"/>
-        <w:divId w:val="1190492028"/>
+        <w:divId w:val="1293829901"/>
         <w:rPr>
           <w:rFonts w:eastAsia="Times New Roman"/>
           <w:lang w:val="nl-NL"/>
@@ -908,7 +908,7 @@
           <w:numId w:val="1"/>
         </w:numPr>
         <w:spacing w:before="100" w:beforeAutospacing="1" w:after="100" w:afterAutospacing="1"/>
-        <w:divId w:val="1190492028"/>
+        <w:divId w:val="1293829901"/>
         <w:rPr>
           <w:rFonts w:eastAsia="Times New Roman"/>
           <w:lang w:val="nl-NL"/>
@@ -925,7 +925,7 @@
     <w:p>
       <w:pPr>
         <w:pStyle w:val="Kop5"/>
-        <w:divId w:val="1190492028"/>
+        <w:divId w:val="1293829901"/>
         <w:rPr>
           <w:rFonts w:eastAsia="Times New Roman"/>
           <w:lang w:val="nl-NL"/>
@@ -942,7 +942,7 @@
     <w:p>
       <w:pPr>
         <w:pStyle w:val="Normaalweb"/>
-        <w:divId w:val="1190492028"/>
+        <w:divId w:val="1293829901"/>
         <w:rPr>
           <w:lang w:val="nl-NL"/>
         </w:rPr>
@@ -958,7 +958,7 @@
     <w:p>
       <w:pPr>
         <w:pStyle w:val="Kop4"/>
-        <w:divId w:val="1190492028"/>
+        <w:divId w:val="1293829901"/>
         <w:rPr>
           <w:rFonts w:eastAsia="Times New Roman"/>
           <w:lang w:val="nl-NL"/>
@@ -975,7 +975,7 @@
     <w:p>
       <w:pPr>
         <w:pStyle w:val="Normaalweb"/>
-        <w:divId w:val="1363436571"/>
+        <w:divId w:val="380518810"/>
         <w:rPr>
           <w:lang w:val="nl-NL"/>
         </w:rPr>
@@ -997,7 +997,7 @@
     <w:p>
       <w:pPr>
         <w:pStyle w:val="Normaalweb"/>
-        <w:divId w:val="1363436571"/>
+        <w:divId w:val="380518810"/>
         <w:rPr>
           <w:lang w:val="nl-NL"/>
         </w:rPr>
@@ -1019,7 +1019,7 @@
     <w:p>
       <w:pPr>
         <w:pStyle w:val="Kop5"/>
-        <w:divId w:val="1190492028"/>
+        <w:divId w:val="1293829901"/>
         <w:rPr>
           <w:rFonts w:eastAsia="Times New Roman"/>
           <w:lang w:val="nl-NL"/>
@@ -1036,7 +1036,7 @@
     <w:p>
       <w:pPr>
         <w:pStyle w:val="Normaalweb"/>
-        <w:divId w:val="1190492028"/>
+        <w:divId w:val="1293829901"/>
         <w:rPr>
           <w:lang w:val="nl-NL"/>
         </w:rPr>
@@ -1051,7 +1051,7 @@
     <w:p>
       <w:pPr>
         <w:pStyle w:val="Kop5"/>
-        <w:divId w:val="1190492028"/>
+        <w:divId w:val="1293829901"/>
         <w:rPr>
           <w:rFonts w:eastAsia="Times New Roman"/>
           <w:lang w:val="nl-NL"/>
@@ -1068,7 +1068,7 @@
     <w:p>
       <w:pPr>
         <w:pStyle w:val="Normaalweb"/>
-        <w:divId w:val="1190492028"/>
+        <w:divId w:val="1293829901"/>
         <w:rPr>
           <w:lang w:val="nl-NL"/>
         </w:rPr>
@@ -1083,7 +1083,7 @@
     <w:p>
       <w:pPr>
         <w:pStyle w:val="Kop5"/>
-        <w:divId w:val="1190492028"/>
+        <w:divId w:val="1293829901"/>
         <w:rPr>
           <w:rFonts w:eastAsia="Times New Roman"/>
           <w:lang w:val="nl-NL"/>
@@ -1100,7 +1100,7 @@
     <w:p>
       <w:pPr>
         <w:pStyle w:val="Normaalweb"/>
-        <w:divId w:val="1190492028"/>
+        <w:divId w:val="1293829901"/>
         <w:rPr>
           <w:lang w:val="nl-NL"/>
         </w:rPr>
@@ -1115,7 +1115,7 @@
     <w:p>
       <w:pPr>
         <w:pStyle w:val="Kop4"/>
-        <w:divId w:val="1190492028"/>
+        <w:divId w:val="1293829901"/>
         <w:rPr>
           <w:rFonts w:eastAsia="Times New Roman"/>
           <w:lang w:val="nl-NL"/>
@@ -1132,7 +1132,7 @@
     <w:p>
       <w:pPr>
         <w:pStyle w:val="Kop5"/>
-        <w:divId w:val="1190492028"/>
+        <w:divId w:val="1293829901"/>
         <w:rPr>
           <w:rFonts w:eastAsia="Times New Roman"/>
           <w:lang w:val="nl-NL"/>
@@ -1149,7 +1149,7 @@
     <w:p>
       <w:pPr>
         <w:pStyle w:val="Normaalweb"/>
-        <w:divId w:val="1190492028"/>
+        <w:divId w:val="1293829901"/>
         <w:rPr>
           <w:lang w:val="nl-NL"/>
         </w:rPr>
@@ -1164,7 +1164,7 @@
     <w:p>
       <w:pPr>
         <w:pStyle w:val="Kop5"/>
-        <w:divId w:val="1190492028"/>
+        <w:divId w:val="1293829901"/>
         <w:rPr>
           <w:rFonts w:eastAsia="Times New Roman"/>
           <w:lang w:val="nl-NL"/>
@@ -1181,7 +1181,7 @@
     <w:p>
       <w:pPr>
         <w:pStyle w:val="Normaalweb"/>
-        <w:divId w:val="1190492028"/>
+        <w:divId w:val="1293829901"/>
         <w:rPr>
           <w:lang w:val="nl-NL"/>
         </w:rPr>
@@ -1200,7 +1200,7 @@
           <w:numId w:val="2"/>
         </w:numPr>
         <w:spacing w:before="100" w:beforeAutospacing="1" w:after="100" w:afterAutospacing="1"/>
-        <w:divId w:val="1190492028"/>
+        <w:divId w:val="1293829901"/>
         <w:rPr>
           <w:rFonts w:eastAsia="Times New Roman"/>
           <w:lang w:val="nl-NL"/>
@@ -1221,7 +1221,7 @@
           <w:numId w:val="2"/>
         </w:numPr>
         <w:spacing w:before="100" w:beforeAutospacing="1" w:after="100" w:afterAutospacing="1"/>
-        <w:divId w:val="1190492028"/>
+        <w:divId w:val="1293829901"/>
         <w:rPr>
           <w:rFonts w:eastAsia="Times New Roman"/>
           <w:lang w:val="nl-NL"/>
@@ -1242,7 +1242,7 @@
           <w:numId w:val="2"/>
         </w:numPr>
         <w:spacing w:before="100" w:beforeAutospacing="1" w:after="100" w:afterAutospacing="1"/>
-        <w:divId w:val="1190492028"/>
+        <w:divId w:val="1293829901"/>
         <w:rPr>
           <w:rFonts w:eastAsia="Times New Roman"/>
           <w:lang w:val="nl-NL"/>
@@ -1259,7 +1259,7 @@
     <w:p>
       <w:pPr>
         <w:pStyle w:val="Normaalweb"/>
-        <w:divId w:val="1190492028"/>
+        <w:divId w:val="1293829901"/>
         <w:rPr>
           <w:lang w:val="nl-NL"/>
         </w:rPr>
@@ -1274,7 +1274,7 @@
     <w:p>
       <w:pPr>
         <w:pStyle w:val="Kop5"/>
-        <w:divId w:val="1190492028"/>
+        <w:divId w:val="1293829901"/>
         <w:rPr>
           <w:rFonts w:eastAsia="Times New Roman"/>
           <w:lang w:val="nl-NL"/>
@@ -1291,7 +1291,7 @@
     <w:p>
       <w:pPr>
         <w:pStyle w:val="Normaalweb"/>
-        <w:divId w:val="1190492028"/>
+        <w:divId w:val="1293829901"/>
         <w:rPr>
           <w:lang w:val="nl-NL"/>
         </w:rPr>
@@ -1306,7 +1306,7 @@
     <w:p>
       <w:pPr>
         <w:pStyle w:val="Kop4"/>
-        <w:divId w:val="1190492028"/>
+        <w:divId w:val="1293829901"/>
         <w:rPr>
           <w:rFonts w:eastAsia="Times New Roman"/>
           <w:lang w:val="nl-NL"/>
@@ -1323,7 +1323,7 @@
     <w:p>
       <w:pPr>
         <w:pStyle w:val="Kop5"/>
-        <w:divId w:val="1190492028"/>
+        <w:divId w:val="1293829901"/>
         <w:rPr>
           <w:rFonts w:eastAsia="Times New Roman"/>
           <w:lang w:val="nl-NL"/>
@@ -1341,22 +1341,28 @@
     <w:p>
       <w:pPr>
         <w:pStyle w:val="Normaalweb"/>
-        <w:divId w:val="1190492028"/>
-        <w:rPr>
-          <w:lang w:val="nl-NL"/>
-        </w:rPr>
-      </w:pPr>
-      <w:r>
-        <w:rPr>
-          <w:lang w:val="nl-NL"/>
-        </w:rPr>
-        <w:t>Bezwaarschrift ingediend bij CM, met verwijzing naar Vo. 883/2004 en het arrest-Vester. Tuchtklacht tegen de CM-arts ingediend wegens geautomatiseerde besluitvorming. DPO-ingebrekestelling ingediend.</w:t>
-      </w:r>
-    </w:p>
-    <w:p>
-      <w:pPr>
-        <w:pStyle w:val="Kop5"/>
-        <w:divId w:val="1190492028"/>
+        <w:divId w:val="1293829901"/>
+        <w:rPr>
+          <w:lang w:val="nl-NL"/>
+        </w:rPr>
+      </w:pPr>
+      <w:r>
+        <w:rPr>
+          <w:lang w:val="nl-NL"/>
+        </w:rPr>
+        <w:t xml:space="preserve">Bezwaarschrift ingediend bij CM, met verwijzing naar Vo. 883/2004 </w:t>
+      </w:r>
+      <w:r>
+        <w:rPr>
+          <w:lang w:val="nl-NL"/>
+        </w:rPr>
+        <w:t>en het arrest-Vester. Tuchtklacht tegen de CM-arts ingediend wegens geautomatiseerde besluitvorming. DPO-ingebrekestelling ingediend.</w:t>
+      </w:r>
+    </w:p>
+    <w:p>
+      <w:pPr>
+        <w:pStyle w:val="Kop5"/>
+        <w:divId w:val="1293829901"/>
         <w:rPr>
           <w:rFonts w:eastAsia="Times New Roman"/>
           <w:lang w:val="nl-NL"/>
@@ -1373,7 +1379,7 @@
     <w:p>
       <w:pPr>
         <w:pStyle w:val="Normaalweb"/>
-        <w:divId w:val="1190492028"/>
+        <w:divId w:val="1293829901"/>
         <w:rPr>
           <w:lang w:val="nl-NL"/>
         </w:rPr>
@@ -1388,7 +1394,7 @@
     <w:p>
       <w:pPr>
         <w:pStyle w:val="Kop5"/>
-        <w:divId w:val="1190492028"/>
+        <w:divId w:val="1293829901"/>
         <w:rPr>
           <w:rFonts w:eastAsia="Times New Roman"/>
           <w:lang w:val="nl-NL"/>
@@ -1405,7 +1411,7 @@
     <w:p>
       <w:pPr>
         <w:pStyle w:val="Normaalweb"/>
-        <w:divId w:val="1190492028"/>
+        <w:divId w:val="1293829901"/>
         <w:rPr>
           <w:lang w:val="nl-NL"/>
         </w:rPr>
@@ -1420,7 +1426,7 @@
     <w:p>
       <w:pPr>
         <w:pStyle w:val="Kop5"/>
-        <w:divId w:val="1190492028"/>
+        <w:divId w:val="1293829901"/>
         <w:rPr>
           <w:rFonts w:eastAsia="Times New Roman"/>
           <w:lang w:val="nl-NL"/>
@@ -1437,7 +1443,7 @@
     <w:p>
       <w:pPr>
         <w:pStyle w:val="Normaalweb"/>
-        <w:divId w:val="1190492028"/>
+        <w:divId w:val="1293829901"/>
         <w:rPr>
           <w:lang w:val="nl-NL"/>
         </w:rPr>
@@ -1452,7 +1458,7 @@
     <w:p>
       <w:pPr>
         <w:pStyle w:val="Kop5"/>
-        <w:divId w:val="1190492028"/>
+        <w:divId w:val="1293829901"/>
         <w:rPr>
           <w:rFonts w:eastAsia="Times New Roman"/>
           <w:lang w:val="nl-NL"/>
@@ -1469,7 +1475,7 @@
     <w:p>
       <w:pPr>
         <w:pStyle w:val="Normaalweb"/>
-        <w:divId w:val="1190492028"/>
+        <w:divId w:val="1293829901"/>
         <w:rPr>
           <w:lang w:val="nl-NL"/>
         </w:rPr>
@@ -1484,7 +1490,7 @@
     <w:p>
       <w:pPr>
         <w:pStyle w:val="afsluiting"/>
-        <w:divId w:val="1190492028"/>
+        <w:divId w:val="1293829901"/>
         <w:rPr>
           <w:lang w:val="nl-NL"/>
         </w:rPr>
@@ -1499,7 +1505,7 @@
     <w:p>
       <w:pPr>
         <w:outlineLvl w:val="2"/>
-        <w:divId w:val="221604647"/>
+        <w:divId w:val="1558859461"/>
         <w:rPr>
           <w:rFonts w:ascii="Aptos Display" w:eastAsia="Times New Roman" w:hAnsi="Aptos Display"/>
           <w:b/>
@@ -1525,7 +1531,7 @@
     </w:p>
     <w:p>
       <w:pPr>
-        <w:divId w:val="221604647"/>
+        <w:divId w:val="1558859461"/>
         <w:rPr>
           <w:rFonts w:eastAsia="Times New Roman"/>
           <w:sz w:val="24"/>
@@ -1545,7 +1551,7 @@
     <w:p>
       <w:pPr>
         <w:pStyle w:val="subtitel"/>
-        <w:divId w:val="1190492028"/>
+        <w:divId w:val="1293829901"/>
         <w:rPr>
           <w:lang w:val="nl-NL"/>
         </w:rPr>
@@ -1560,7 +1566,7 @@
     <w:p>
       <w:pPr>
         <w:pStyle w:val="Kop4"/>
-        <w:divId w:val="1190492028"/>
+        <w:divId w:val="1293829901"/>
         <w:rPr>
           <w:rFonts w:eastAsia="Times New Roman"/>
           <w:lang w:val="nl-NL"/>
@@ -1577,7 +1583,7 @@
     <w:p>
       <w:pPr>
         <w:pStyle w:val="Normaalweb"/>
-        <w:divId w:val="1190492028"/>
+        <w:divId w:val="1293829901"/>
         <w:rPr>
           <w:lang w:val="nl-NL"/>
         </w:rPr>
@@ -1592,7 +1598,7 @@
     <w:p>
       <w:pPr>
         <w:pStyle w:val="Kop5"/>
-        <w:divId w:val="1190492028"/>
+        <w:divId w:val="1293829901"/>
         <w:rPr>
           <w:rFonts w:eastAsia="Times New Roman"/>
           <w:lang w:val="nl-NL"/>
@@ -1609,7 +1615,7 @@
     <w:p>
       <w:pPr>
         <w:pStyle w:val="Normaalweb"/>
-        <w:divId w:val="1190492028"/>
+        <w:divId w:val="1293829901"/>
         <w:rPr>
           <w:lang w:val="nl-NL"/>
         </w:rPr>
@@ -1624,7 +1630,7 @@
     <w:p>
       <w:pPr>
         <w:pStyle w:val="Normaalweb"/>
-        <w:divId w:val="1190492028"/>
+        <w:divId w:val="1293829901"/>
         <w:rPr>
           <w:lang w:val="nl-NL"/>
         </w:rPr>
@@ -1639,7 +1645,7 @@
     <w:p>
       <w:pPr>
         <w:pStyle w:val="Kop5"/>
-        <w:divId w:val="1190492028"/>
+        <w:divId w:val="1293829901"/>
         <w:rPr>
           <w:rFonts w:eastAsia="Times New Roman"/>
           <w:lang w:val="nl-NL"/>
@@ -1660,7 +1666,7 @@
           <w:numId w:val="3"/>
         </w:numPr>
         <w:spacing w:before="100" w:beforeAutospacing="1" w:after="100" w:afterAutospacing="1"/>
-        <w:divId w:val="1190492028"/>
+        <w:divId w:val="1293829901"/>
         <w:rPr>
           <w:rFonts w:eastAsia="Times New Roman"/>
           <w:lang w:val="nl-NL"/>
@@ -1681,7 +1687,7 @@
           <w:numId w:val="3"/>
         </w:numPr>
         <w:spacing w:before="100" w:beforeAutospacing="1" w:after="100" w:afterAutospacing="1"/>
-        <w:divId w:val="1190492028"/>
+        <w:divId w:val="1293829901"/>
         <w:rPr>
           <w:rFonts w:eastAsia="Times New Roman"/>
           <w:lang w:val="nl-NL"/>
@@ -1702,7 +1708,7 @@
           <w:numId w:val="3"/>
         </w:numPr>
         <w:spacing w:before="100" w:beforeAutospacing="1" w:after="100" w:afterAutospacing="1"/>
-        <w:divId w:val="1190492028"/>
+        <w:divId w:val="1293829901"/>
         <w:rPr>
           <w:rFonts w:eastAsia="Times New Roman"/>
           <w:lang w:val="nl-NL"/>
@@ -1719,7 +1725,7 @@
     <w:p>
       <w:pPr>
         <w:pStyle w:val="Kop5"/>
-        <w:divId w:val="1190492028"/>
+        <w:divId w:val="1293829901"/>
         <w:rPr>
           <w:rFonts w:eastAsia="Times New Roman"/>
           <w:lang w:val="nl-NL"/>
@@ -1736,7 +1742,7 @@
     <w:p>
       <w:pPr>
         <w:pStyle w:val="Normaalweb"/>
-        <w:divId w:val="1190492028"/>
+        <w:divId w:val="1293829901"/>
         <w:rPr>
           <w:lang w:val="nl-NL"/>
         </w:rPr>
@@ -1755,7 +1761,7 @@
           <w:numId w:val="4"/>
         </w:numPr>
         <w:spacing w:before="100" w:beforeAutospacing="1" w:after="100" w:afterAutospacing="1"/>
-        <w:divId w:val="1190492028"/>
+        <w:divId w:val="1293829901"/>
         <w:rPr>
           <w:rFonts w:eastAsia="Times New Roman"/>
           <w:lang w:val="nl-NL"/>
@@ -1777,7 +1783,7 @@
           <w:numId w:val="4"/>
         </w:numPr>
         <w:spacing w:before="100" w:beforeAutospacing="1" w:after="100" w:afterAutospacing="1"/>
-        <w:divId w:val="1190492028"/>
+        <w:divId w:val="1293829901"/>
         <w:rPr>
           <w:rFonts w:eastAsia="Times New Roman"/>
           <w:lang w:val="nl-NL"/>
@@ -1794,7 +1800,7 @@
     <w:p>
       <w:pPr>
         <w:pStyle w:val="Kop4"/>
-        <w:divId w:val="1190492028"/>
+        <w:divId w:val="1293829901"/>
         <w:rPr>
           <w:rFonts w:eastAsia="Times New Roman"/>
           <w:lang w:val="nl-NL"/>
@@ -1811,7 +1817,7 @@
     <w:p>
       <w:pPr>
         <w:pStyle w:val="Normaalweb"/>
-        <w:divId w:val="1846049301"/>
+        <w:divId w:val="1039932216"/>
         <w:rPr>
           <w:lang w:val="nl-NL"/>
         </w:rPr>
@@ -1833,7 +1839,7 @@
     <w:p>
       <w:pPr>
         <w:pStyle w:val="Normaalweb"/>
-        <w:divId w:val="1846049301"/>
+        <w:divId w:val="1039932216"/>
         <w:rPr>
           <w:lang w:val="nl-NL"/>
         </w:rPr>
@@ -1855,7 +1861,7 @@
     <w:p>
       <w:pPr>
         <w:pStyle w:val="Kop5"/>
-        <w:divId w:val="1190492028"/>
+        <w:divId w:val="1293829901"/>
         <w:rPr>
           <w:rFonts w:eastAsia="Times New Roman"/>
           <w:lang w:val="nl-NL"/>
@@ -1872,7 +1878,7 @@
     <w:p>
       <w:pPr>
         <w:pStyle w:val="Normaalweb"/>
-        <w:divId w:val="1190492028"/>
+        <w:divId w:val="1293829901"/>
         <w:rPr>
           <w:lang w:val="nl-NL"/>
         </w:rPr>
@@ -1887,7 +1893,7 @@
     <w:p>
       <w:pPr>
         <w:pStyle w:val="Kop5"/>
-        <w:divId w:val="1190492028"/>
+        <w:divId w:val="1293829901"/>
         <w:rPr>
           <w:rFonts w:eastAsia="Times New Roman"/>
           <w:lang w:val="nl-NL"/>
@@ -1904,7 +1910,7 @@
     <w:p>
       <w:pPr>
         <w:pStyle w:val="Normaalweb"/>
-        <w:divId w:val="1190492028"/>
+        <w:divId w:val="1293829901"/>
         <w:rPr>
           <w:lang w:val="nl-NL"/>
         </w:rPr>
@@ -1919,7 +1925,7 @@
     <w:p>
       <w:pPr>
         <w:pStyle w:val="Kop5"/>
-        <w:divId w:val="1190492028"/>
+        <w:divId w:val="1293829901"/>
         <w:rPr>
           <w:rFonts w:eastAsia="Times New Roman"/>
           <w:lang w:val="nl-NL"/>
@@ -1936,7 +1942,7 @@
     <w:p>
       <w:pPr>
         <w:pStyle w:val="Normaalweb"/>
-        <w:divId w:val="1190492028"/>
+        <w:divId w:val="1293829901"/>
         <w:rPr>
           <w:lang w:val="nl-NL"/>
         </w:rPr>
@@ -1951,7 +1957,7 @@
     <w:p>
       <w:pPr>
         <w:pStyle w:val="Kop4"/>
-        <w:divId w:val="1190492028"/>
+        <w:divId w:val="1293829901"/>
         <w:rPr>
           <w:rFonts w:eastAsia="Times New Roman"/>
           <w:lang w:val="nl-NL"/>
@@ -1968,7 +1974,7 @@
     <w:p>
       <w:pPr>
         <w:pStyle w:val="Kop5"/>
-        <w:divId w:val="1190492028"/>
+        <w:divId w:val="1293829901"/>
         <w:rPr>
           <w:rFonts w:eastAsia="Times New Roman"/>
           <w:lang w:val="nl-NL"/>
@@ -1985,7 +1991,7 @@
     <w:p>
       <w:pPr>
         <w:pStyle w:val="Normaalweb"/>
-        <w:divId w:val="1190492028"/>
+        <w:divId w:val="1293829901"/>
         <w:rPr>
           <w:lang w:val="nl-NL"/>
         </w:rPr>
@@ -2000,7 +2006,7 @@
     <w:p>
       <w:pPr>
         <w:pStyle w:val="Kop5"/>
-        <w:divId w:val="1190492028"/>
+        <w:divId w:val="1293829901"/>
         <w:rPr>
           <w:rFonts w:eastAsia="Times New Roman"/>
           <w:lang w:val="nl-NL"/>
@@ -2017,7 +2023,7 @@
     <w:p>
       <w:pPr>
         <w:pStyle w:val="Normaalweb"/>
-        <w:divId w:val="1190492028"/>
+        <w:divId w:val="1293829901"/>
         <w:rPr>
           <w:lang w:val="nl-NL"/>
         </w:rPr>
@@ -2036,7 +2042,7 @@
           <w:numId w:val="5"/>
         </w:numPr>
         <w:spacing w:before="100" w:beforeAutospacing="1" w:after="100" w:afterAutospacing="1"/>
-        <w:divId w:val="1190492028"/>
+        <w:divId w:val="1293829901"/>
         <w:rPr>
           <w:rFonts w:eastAsia="Times New Roman"/>
           <w:lang w:val="nl-NL"/>
@@ -2057,7 +2063,7 @@
           <w:numId w:val="5"/>
         </w:numPr>
         <w:spacing w:before="100" w:beforeAutospacing="1" w:after="100" w:afterAutospacing="1"/>
-        <w:divId w:val="1190492028"/>
+        <w:divId w:val="1293829901"/>
         <w:rPr>
           <w:rFonts w:eastAsia="Times New Roman"/>
           <w:lang w:val="nl-NL"/>
@@ -2078,7 +2084,7 @@
           <w:numId w:val="5"/>
         </w:numPr>
         <w:spacing w:before="100" w:beforeAutospacing="1" w:after="100" w:afterAutospacing="1"/>
-        <w:divId w:val="1190492028"/>
+        <w:divId w:val="1293829901"/>
         <w:rPr>
           <w:rFonts w:eastAsia="Times New Roman"/>
           <w:lang w:val="nl-NL"/>
@@ -2095,7 +2101,7 @@
     <w:p>
       <w:pPr>
         <w:pStyle w:val="Normaalweb"/>
-        <w:divId w:val="1190492028"/>
+        <w:divId w:val="1293829901"/>
         <w:rPr>
           <w:lang w:val="nl-NL"/>
         </w:rPr>
@@ -2110,7 +2116,7 @@
     <w:p>
       <w:pPr>
         <w:pStyle w:val="Kop5"/>
-        <w:divId w:val="1190492028"/>
+        <w:divId w:val="1293829901"/>
         <w:rPr>
           <w:rFonts w:eastAsia="Times New Roman"/>
           <w:lang w:val="nl-NL"/>
@@ -2128,7 +2134,7 @@
     <w:p>
       <w:pPr>
         <w:pStyle w:val="Normaalweb"/>
-        <w:divId w:val="1190492028"/>
+        <w:divId w:val="1293829901"/>
         <w:rPr>
           <w:lang w:val="nl-NL"/>
         </w:rPr>
@@ -2143,7 +2149,7 @@
     <w:p>
       <w:pPr>
         <w:pStyle w:val="Kop4"/>
-        <w:divId w:val="1190492028"/>
+        <w:divId w:val="1293829901"/>
         <w:rPr>
           <w:rFonts w:eastAsia="Times New Roman"/>
           <w:lang w:val="nl-NL"/>
@@ -2160,7 +2166,7 @@
     <w:p>
       <w:pPr>
         <w:pStyle w:val="Kop5"/>
-        <w:divId w:val="1190492028"/>
+        <w:divId w:val="1293829901"/>
         <w:rPr>
           <w:rFonts w:eastAsia="Times New Roman"/>
           <w:lang w:val="nl-NL"/>
@@ -2177,7 +2183,7 @@
     <w:p>
       <w:pPr>
         <w:pStyle w:val="Normaalweb"/>
-        <w:divId w:val="1190492028"/>
+        <w:divId w:val="1293829901"/>
         <w:rPr>
           <w:lang w:val="nl-NL"/>
         </w:rPr>
@@ -2192,7 +2198,7 @@
     <w:p>
       <w:pPr>
         <w:pStyle w:val="Kop5"/>
-        <w:divId w:val="1190492028"/>
+        <w:divId w:val="1293829901"/>
         <w:rPr>
           <w:rFonts w:eastAsia="Times New Roman"/>
           <w:lang w:val="nl-NL"/>
@@ -2209,7 +2215,7 @@
     <w:p>
       <w:pPr>
         <w:pStyle w:val="Normaalweb"/>
-        <w:divId w:val="1190492028"/>
+        <w:divId w:val="1293829901"/>
         <w:rPr>
           <w:lang w:val="nl-NL"/>
         </w:rPr>
@@ -2224,7 +2230,7 @@
     <w:p>
       <w:pPr>
         <w:pStyle w:val="Kop5"/>
-        <w:divId w:val="1190492028"/>
+        <w:divId w:val="1293829901"/>
         <w:rPr>
           <w:rFonts w:eastAsia="Times New Roman"/>
           <w:lang w:val="nl-NL"/>
@@ -2241,7 +2247,7 @@
     <w:p>
       <w:pPr>
         <w:pStyle w:val="Normaalweb"/>
-        <w:divId w:val="1190492028"/>
+        <w:divId w:val="1293829901"/>
         <w:rPr>
           <w:lang w:val="nl-NL"/>
         </w:rPr>
@@ -2256,7 +2262,7 @@
     <w:p>
       <w:pPr>
         <w:pStyle w:val="Kop5"/>
-        <w:divId w:val="1190492028"/>
+        <w:divId w:val="1293829901"/>
         <w:rPr>
           <w:rFonts w:eastAsia="Times New Roman"/>
           <w:lang w:val="nl-NL"/>
@@ -2273,7 +2279,7 @@
     <w:p>
       <w:pPr>
         <w:pStyle w:val="Normaalweb"/>
-        <w:divId w:val="1190492028"/>
+        <w:divId w:val="1293829901"/>
         <w:rPr>
           <w:lang w:val="nl-NL"/>
         </w:rPr>
@@ -2288,7 +2294,7 @@
     <w:p>
       <w:pPr>
         <w:pStyle w:val="Kop5"/>
-        <w:divId w:val="1190492028"/>
+        <w:divId w:val="1293829901"/>
         <w:rPr>
           <w:rFonts w:eastAsia="Times New Roman"/>
           <w:lang w:val="nl-NL"/>
@@ -2305,7 +2311,7 @@
     <w:p>
       <w:pPr>
         <w:pStyle w:val="Normaalweb"/>
-        <w:divId w:val="1190492028"/>
+        <w:divId w:val="1293829901"/>
         <w:rPr>
           <w:lang w:val="nl-NL"/>
         </w:rPr>
@@ -2320,7 +2326,7 @@
     <w:p>
       <w:pPr>
         <w:pStyle w:val="afsluiting"/>
-        <w:divId w:val="1190492028"/>
+        <w:divId w:val="1293829901"/>
         <w:rPr>
           <w:lang w:val="nl-NL"/>
         </w:rPr>
@@ -2335,7 +2341,7 @@
     <w:p>
       <w:pPr>
         <w:outlineLvl w:val="2"/>
-        <w:divId w:val="527841231"/>
+        <w:divId w:val="636644130"/>
         <w:rPr>
           <w:rFonts w:ascii="Aptos Display" w:eastAsia="Times New Roman" w:hAnsi="Aptos Display"/>
           <w:b/>
@@ -2361,7 +2367,7 @@
     </w:p>
     <w:p>
       <w:pPr>
-        <w:divId w:val="527841231"/>
+        <w:divId w:val="636644130"/>
         <w:rPr>
           <w:rFonts w:eastAsia="Times New Roman"/>
           <w:sz w:val="24"/>
@@ -2381,7 +2387,7 @@
     <w:p>
       <w:pPr>
         <w:pStyle w:val="subtitel"/>
-        <w:divId w:val="1190492028"/>
+        <w:divId w:val="1293829901"/>
         <w:rPr>
           <w:lang w:val="nl-NL"/>
         </w:rPr>
@@ -2396,7 +2402,7 @@
     <w:p>
       <w:pPr>
         <w:pStyle w:val="Kop4"/>
-        <w:divId w:val="1190492028"/>
+        <w:divId w:val="1293829901"/>
         <w:rPr>
           <w:rFonts w:eastAsia="Times New Roman"/>
           <w:lang w:val="nl-NL"/>
@@ -2413,7 +2419,7 @@
     <w:p>
       <w:pPr>
         <w:pStyle w:val="Normaalweb"/>
-        <w:divId w:val="1190492028"/>
+        <w:divId w:val="1293829901"/>
         <w:rPr>
           <w:lang w:val="nl-NL"/>
         </w:rPr>
@@ -2428,7 +2434,7 @@
     <w:p>
       <w:pPr>
         <w:pStyle w:val="Kop5"/>
-        <w:divId w:val="1190492028"/>
+        <w:divId w:val="1293829901"/>
         <w:rPr>
           <w:rFonts w:eastAsia="Times New Roman"/>
           <w:lang w:val="nl-NL"/>
@@ -2445,7 +2451,7 @@
     <w:p>
       <w:pPr>
         <w:pStyle w:val="Normaalweb"/>
-        <w:divId w:val="1190492028"/>
+        <w:divId w:val="1293829901"/>
         <w:rPr>
           <w:lang w:val="nl-NL"/>
         </w:rPr>
@@ -2460,7 +2466,7 @@
     <w:p>
       <w:pPr>
         <w:pStyle w:val="Normaalweb"/>
-        <w:divId w:val="1190492028"/>
+        <w:divId w:val="1293829901"/>
         <w:rPr>
           <w:lang w:val="nl-NL"/>
         </w:rPr>
@@ -2475,7 +2481,7 @@
     <w:p>
       <w:pPr>
         <w:pStyle w:val="Kop5"/>
-        <w:divId w:val="1190492028"/>
+        <w:divId w:val="1293829901"/>
         <w:rPr>
           <w:rFonts w:eastAsia="Times New Roman"/>
           <w:lang w:val="nl-NL"/>
@@ -2496,7 +2502,7 @@
           <w:numId w:val="6"/>
         </w:numPr>
         <w:spacing w:before="100" w:beforeAutospacing="1" w:after="100" w:afterAutospacing="1"/>
-        <w:divId w:val="1190492028"/>
+        <w:divId w:val="1293829901"/>
         <w:rPr>
           <w:rFonts w:eastAsia="Times New Roman"/>
           <w:lang w:val="nl-NL"/>
@@ -2517,7 +2523,7 @@
           <w:numId w:val="6"/>
         </w:numPr>
         <w:spacing w:before="100" w:beforeAutospacing="1" w:after="100" w:afterAutospacing="1"/>
-        <w:divId w:val="1190492028"/>
+        <w:divId w:val="1293829901"/>
         <w:rPr>
           <w:rFonts w:eastAsia="Times New Roman"/>
           <w:lang w:val="nl-NL"/>
@@ -2538,7 +2544,7 @@
           <w:numId w:val="6"/>
         </w:numPr>
         <w:spacing w:before="100" w:beforeAutospacing="1" w:after="100" w:afterAutospacing="1"/>
-        <w:divId w:val="1190492028"/>
+        <w:divId w:val="1293829901"/>
         <w:rPr>
           <w:rFonts w:eastAsia="Times New Roman"/>
           <w:lang w:val="nl-NL"/>
@@ -2559,7 +2565,7 @@
           <w:numId w:val="6"/>
         </w:numPr>
         <w:spacing w:before="100" w:beforeAutospacing="1" w:after="100" w:afterAutospacing="1"/>
-        <w:divId w:val="1190492028"/>
+        <w:divId w:val="1293829901"/>
         <w:rPr>
           <w:rFonts w:eastAsia="Times New Roman"/>
           <w:lang w:val="nl-NL"/>
@@ -2581,7 +2587,7 @@
           <w:numId w:val="6"/>
         </w:numPr>
         <w:spacing w:before="100" w:beforeAutospacing="1" w:after="100" w:afterAutospacing="1"/>
-        <w:divId w:val="1190492028"/>
+        <w:divId w:val="1293829901"/>
         <w:rPr>
           <w:rFonts w:eastAsia="Times New Roman"/>
           <w:lang w:val="nl-NL"/>
@@ -2602,7 +2608,7 @@
           <w:numId w:val="6"/>
         </w:numPr>
         <w:spacing w:before="100" w:beforeAutospacing="1" w:after="100" w:afterAutospacing="1"/>
-        <w:divId w:val="1190492028"/>
+        <w:divId w:val="1293829901"/>
         <w:rPr>
           <w:rFonts w:eastAsia="Times New Roman"/>
           <w:lang w:val="nl-NL"/>
@@ -2623,7 +2629,7 @@
           <w:numId w:val="6"/>
         </w:numPr>
         <w:spacing w:before="100" w:beforeAutospacing="1" w:after="100" w:afterAutospacing="1"/>
-        <w:divId w:val="1190492028"/>
+        <w:divId w:val="1293829901"/>
         <w:rPr>
           <w:rFonts w:eastAsia="Times New Roman"/>
           <w:lang w:val="nl-NL"/>
@@ -2640,7 +2646,7 @@
     <w:p>
       <w:pPr>
         <w:pStyle w:val="Kop5"/>
-        <w:divId w:val="1190492028"/>
+        <w:divId w:val="1293829901"/>
         <w:rPr>
           <w:rFonts w:eastAsia="Times New Roman"/>
           <w:lang w:val="nl-NL"/>
@@ -2657,7 +2663,7 @@
     <w:p>
       <w:pPr>
         <w:pStyle w:val="Normaalweb"/>
-        <w:divId w:val="1190492028"/>
+        <w:divId w:val="1293829901"/>
         <w:rPr>
           <w:lang w:val="nl-NL"/>
         </w:rPr>
@@ -2676,7 +2682,7 @@
           <w:numId w:val="7"/>
         </w:numPr>
         <w:spacing w:before="100" w:beforeAutospacing="1" w:after="100" w:afterAutospacing="1"/>
-        <w:divId w:val="1190492028"/>
+        <w:divId w:val="1293829901"/>
         <w:rPr>
           <w:rFonts w:eastAsia="Times New Roman"/>
           <w:lang w:val="nl-NL"/>
@@ -2697,7 +2703,7 @@
           <w:numId w:val="7"/>
         </w:numPr>
         <w:spacing w:before="100" w:beforeAutospacing="1" w:after="100" w:afterAutospacing="1"/>
-        <w:divId w:val="1190492028"/>
+        <w:divId w:val="1293829901"/>
         <w:rPr>
           <w:rFonts w:eastAsia="Times New Roman"/>
           <w:lang w:val="nl-NL"/>
@@ -2718,7 +2724,7 @@
           <w:numId w:val="7"/>
         </w:numPr>
         <w:spacing w:before="100" w:beforeAutospacing="1" w:after="100" w:afterAutospacing="1"/>
-        <w:divId w:val="1190492028"/>
+        <w:divId w:val="1293829901"/>
         <w:rPr>
           <w:rFonts w:eastAsia="Times New Roman"/>
           <w:lang w:val="nl-NL"/>
@@ -2739,7 +2745,7 @@
           <w:numId w:val="7"/>
         </w:numPr>
         <w:spacing w:before="100" w:beforeAutospacing="1" w:after="100" w:afterAutospacing="1"/>
-        <w:divId w:val="1190492028"/>
+        <w:divId w:val="1293829901"/>
         <w:rPr>
           <w:rFonts w:eastAsia="Times New Roman"/>
           <w:lang w:val="nl-NL"/>
@@ -2760,7 +2766,7 @@
           <w:numId w:val="7"/>
         </w:numPr>
         <w:spacing w:before="100" w:beforeAutospacing="1" w:after="100" w:afterAutospacing="1"/>
-        <w:divId w:val="1190492028"/>
+        <w:divId w:val="1293829901"/>
         <w:rPr>
           <w:rFonts w:eastAsia="Times New Roman"/>
           <w:lang w:val="nl-NL"/>
@@ -2777,7 +2783,7 @@
     <w:p>
       <w:pPr>
         <w:pStyle w:val="Kop4"/>
-        <w:divId w:val="1190492028"/>
+        <w:divId w:val="1293829901"/>
         <w:rPr>
           <w:rFonts w:eastAsia="Times New Roman"/>
           <w:lang w:val="nl-NL"/>
@@ -2794,7 +2800,7 @@
     <w:p>
       <w:pPr>
         <w:pStyle w:val="Normaalweb"/>
-        <w:divId w:val="978536579"/>
+        <w:divId w:val="1510834011"/>
         <w:rPr>
           <w:lang w:val="nl-NL"/>
         </w:rPr>
@@ -2816,7 +2822,7 @@
     <w:p>
       <w:pPr>
         <w:pStyle w:val="Normaalweb"/>
-        <w:divId w:val="978536579"/>
+        <w:divId w:val="1510834011"/>
         <w:rPr>
           <w:lang w:val="nl-NL"/>
         </w:rPr>
@@ -2838,7 +2844,7 @@
     <w:p>
       <w:pPr>
         <w:pStyle w:val="Kop5"/>
-        <w:divId w:val="1190492028"/>
+        <w:divId w:val="1293829901"/>
         <w:rPr>
           <w:rFonts w:eastAsia="Times New Roman"/>
           <w:lang w:val="nl-NL"/>
@@ -2855,7 +2861,7 @@
     <w:p>
       <w:pPr>
         <w:pStyle w:val="Normaalweb"/>
-        <w:divId w:val="1190492028"/>
+        <w:divId w:val="1293829901"/>
         <w:rPr>
           <w:lang w:val="nl-NL"/>
         </w:rPr>
@@ -2870,7 +2876,7 @@
     <w:p>
       <w:pPr>
         <w:pStyle w:val="Kop5"/>
-        <w:divId w:val="1190492028"/>
+        <w:divId w:val="1293829901"/>
         <w:rPr>
           <w:rFonts w:eastAsia="Times New Roman"/>
           <w:lang w:val="nl-NL"/>
@@ -2887,7 +2893,7 @@
     <w:p>
       <w:pPr>
         <w:pStyle w:val="Normaalweb"/>
-        <w:divId w:val="1190492028"/>
+        <w:divId w:val="1293829901"/>
         <w:rPr>
           <w:lang w:val="nl-NL"/>
         </w:rPr>
@@ -2908,7 +2914,7 @@
     <w:p>
       <w:pPr>
         <w:pStyle w:val="Kop5"/>
-        <w:divId w:val="1190492028"/>
+        <w:divId w:val="1293829901"/>
         <w:rPr>
           <w:rFonts w:eastAsia="Times New Roman"/>
           <w:lang w:val="nl-NL"/>
@@ -2925,7 +2931,7 @@
     <w:p>
       <w:pPr>
         <w:pStyle w:val="Normaalweb"/>
-        <w:divId w:val="1190492028"/>
+        <w:divId w:val="1293829901"/>
         <w:rPr>
           <w:lang w:val="nl-NL"/>
         </w:rPr>
@@ -2940,7 +2946,7 @@
     <w:p>
       <w:pPr>
         <w:pStyle w:val="Kop4"/>
-        <w:divId w:val="1190492028"/>
+        <w:divId w:val="1293829901"/>
         <w:rPr>
           <w:rFonts w:eastAsia="Times New Roman"/>
           <w:lang w:val="nl-NL"/>
@@ -2957,7 +2963,7 @@
     <w:p>
       <w:pPr>
         <w:pStyle w:val="Kop5"/>
-        <w:divId w:val="1190492028"/>
+        <w:divId w:val="1293829901"/>
         <w:rPr>
           <w:rFonts w:eastAsia="Times New Roman"/>
           <w:lang w:val="nl-NL"/>
@@ -2974,7 +2980,7 @@
     <w:p>
       <w:pPr>
         <w:pStyle w:val="Normaalweb"/>
-        <w:divId w:val="1190492028"/>
+        <w:divId w:val="1293829901"/>
         <w:rPr>
           <w:lang w:val="nl-NL"/>
         </w:rPr>
@@ -2989,7 +2995,7 @@
     <w:p>
       <w:pPr>
         <w:pStyle w:val="Kop5"/>
-        <w:divId w:val="1190492028"/>
+        <w:divId w:val="1293829901"/>
         <w:rPr>
           <w:rFonts w:eastAsia="Times New Roman"/>
           <w:lang w:val="nl-NL"/>
@@ -3006,15 +3012,16 @@
     <w:p>
       <w:pPr>
         <w:pStyle w:val="Normaalweb"/>
-        <w:divId w:val="1190492028"/>
-        <w:rPr>
-          <w:lang w:val="nl-NL"/>
-        </w:rPr>
-      </w:pPr>
-      <w:r>
-        <w:rPr>
-          <w:lang w:val="nl-NL"/>
-        </w:rPr>
+        <w:divId w:val="1293829901"/>
+        <w:rPr>
+          <w:lang w:val="nl-NL"/>
+        </w:rPr>
+      </w:pPr>
+      <w:r>
+        <w:rPr>
+          <w:lang w:val="nl-NL"/>
+        </w:rPr>
+        <w:lastRenderedPageBreak/>
         <w:t>Schriftelijk verzoek tot herziening van de VT-status bij CM. Voeg toe:</w:t>
       </w:r>
     </w:p>
@@ -3025,7 +3032,7 @@
           <w:numId w:val="8"/>
         </w:numPr>
         <w:spacing w:before="100" w:beforeAutospacing="1" w:after="100" w:afterAutospacing="1"/>
-        <w:divId w:val="1190492028"/>
+        <w:divId w:val="1293829901"/>
         <w:rPr>
           <w:rFonts w:eastAsia="Times New Roman"/>
           <w:lang w:val="nl-NL"/>
@@ -3046,7 +3053,7 @@
           <w:numId w:val="8"/>
         </w:numPr>
         <w:spacing w:before="100" w:beforeAutospacing="1" w:after="100" w:afterAutospacing="1"/>
-        <w:divId w:val="1190492028"/>
+        <w:divId w:val="1293829901"/>
         <w:rPr>
           <w:rFonts w:eastAsia="Times New Roman"/>
           <w:lang w:val="nl-NL"/>
@@ -3067,7 +3074,7 @@
           <w:numId w:val="8"/>
         </w:numPr>
         <w:spacing w:before="100" w:beforeAutospacing="1" w:after="100" w:afterAutospacing="1"/>
-        <w:divId w:val="1190492028"/>
+        <w:divId w:val="1293829901"/>
         <w:rPr>
           <w:rFonts w:eastAsia="Times New Roman"/>
           <w:lang w:val="nl-NL"/>
@@ -3084,7 +3091,7 @@
     <w:p>
       <w:pPr>
         <w:pStyle w:val="Normaalweb"/>
-        <w:divId w:val="1190492028"/>
+        <w:divId w:val="1293829901"/>
         <w:rPr>
           <w:lang w:val="nl-NL"/>
         </w:rPr>
@@ -3099,7 +3106,7 @@
     <w:p>
       <w:pPr>
         <w:pStyle w:val="Kop5"/>
-        <w:divId w:val="1190492028"/>
+        <w:divId w:val="1293829901"/>
         <w:rPr>
           <w:rFonts w:eastAsia="Times New Roman"/>
           <w:lang w:val="nl-NL"/>
@@ -3116,7 +3123,7 @@
     <w:p>
       <w:pPr>
         <w:pStyle w:val="Normaalweb"/>
-        <w:divId w:val="1190492028"/>
+        <w:divId w:val="1293829901"/>
         <w:rPr>
           <w:lang w:val="nl-NL"/>
         </w:rPr>
@@ -3131,7 +3138,7 @@
     <w:p>
       <w:pPr>
         <w:pStyle w:val="Kop4"/>
-        <w:divId w:val="1190492028"/>
+        <w:divId w:val="1293829901"/>
         <w:rPr>
           <w:rFonts w:eastAsia="Times New Roman"/>
           <w:lang w:val="nl-NL"/>
@@ -3148,7 +3155,7 @@
     <w:p>
       <w:pPr>
         <w:pStyle w:val="Kop5"/>
-        <w:divId w:val="1190492028"/>
+        <w:divId w:val="1293829901"/>
         <w:rPr>
           <w:rFonts w:eastAsia="Times New Roman"/>
           <w:lang w:val="nl-NL"/>
@@ -3165,7 +3172,7 @@
     <w:p>
       <w:pPr>
         <w:pStyle w:val="Normaalweb"/>
-        <w:divId w:val="1190492028"/>
+        <w:divId w:val="1293829901"/>
         <w:rPr>
           <w:lang w:val="nl-NL"/>
         </w:rPr>
@@ -3180,7 +3187,7 @@
     <w:p>
       <w:pPr>
         <w:pStyle w:val="Kop5"/>
-        <w:divId w:val="1190492028"/>
+        <w:divId w:val="1293829901"/>
         <w:rPr>
           <w:rFonts w:eastAsia="Times New Roman"/>
           <w:lang w:val="nl-NL"/>
@@ -3197,7 +3204,7 @@
     <w:p>
       <w:pPr>
         <w:pStyle w:val="Normaalweb"/>
-        <w:divId w:val="1190492028"/>
+        <w:divId w:val="1293829901"/>
         <w:rPr>
           <w:lang w:val="nl-NL"/>
         </w:rPr>
@@ -3212,7 +3219,7 @@
     <w:p>
       <w:pPr>
         <w:pStyle w:val="Kop5"/>
-        <w:divId w:val="1190492028"/>
+        <w:divId w:val="1293829901"/>
         <w:rPr>
           <w:rFonts w:eastAsia="Times New Roman"/>
           <w:lang w:val="nl-NL"/>
@@ -3229,7 +3236,7 @@
     <w:p>
       <w:pPr>
         <w:pStyle w:val="Normaalweb"/>
-        <w:divId w:val="1190492028"/>
+        <w:divId w:val="1293829901"/>
         <w:rPr>
           <w:lang w:val="nl-NL"/>
         </w:rPr>
@@ -3244,7 +3251,7 @@
     <w:p>
       <w:pPr>
         <w:pStyle w:val="Kop5"/>
-        <w:divId w:val="1190492028"/>
+        <w:divId w:val="1293829901"/>
         <w:rPr>
           <w:rFonts w:eastAsia="Times New Roman"/>
           <w:lang w:val="nl-NL"/>
@@ -3261,7 +3268,7 @@
     <w:p>
       <w:pPr>
         <w:pStyle w:val="Normaalweb"/>
-        <w:divId w:val="1190492028"/>
+        <w:divId w:val="1293829901"/>
         <w:rPr>
           <w:lang w:val="nl-NL"/>
         </w:rPr>
@@ -3276,7 +3283,7 @@
     <w:p>
       <w:pPr>
         <w:pStyle w:val="Kop5"/>
-        <w:divId w:val="1190492028"/>
+        <w:divId w:val="1293829901"/>
         <w:rPr>
           <w:rFonts w:eastAsia="Times New Roman"/>
           <w:lang w:val="nl-NL"/>
@@ -3293,7 +3300,7 @@
     <w:p>
       <w:pPr>
         <w:pStyle w:val="Normaalweb"/>
-        <w:divId w:val="1190492028"/>
+        <w:divId w:val="1293829901"/>
         <w:rPr>
           <w:lang w:val="nl-NL"/>
         </w:rPr>
@@ -3308,7 +3315,7 @@
     <w:p>
       <w:pPr>
         <w:pStyle w:val="afsluiting"/>
-        <w:divId w:val="1190492028"/>
+        <w:divId w:val="1293829901"/>
         <w:rPr>
           <w:lang w:val="nl-NL"/>
         </w:rPr>
@@ -3323,7 +3330,7 @@
     <w:p>
       <w:pPr>
         <w:outlineLvl w:val="2"/>
-        <w:divId w:val="1193614381"/>
+        <w:divId w:val="1733311753"/>
         <w:rPr>
           <w:rFonts w:ascii="Aptos Display" w:eastAsia="Times New Roman" w:hAnsi="Aptos Display"/>
           <w:b/>
@@ -3349,7 +3356,7 @@
     </w:p>
     <w:p>
       <w:pPr>
-        <w:divId w:val="1193614381"/>
+        <w:divId w:val="1733311753"/>
         <w:rPr>
           <w:rFonts w:eastAsia="Times New Roman"/>
           <w:sz w:val="24"/>
@@ -3369,7 +3376,7 @@
     <w:p>
       <w:pPr>
         <w:pStyle w:val="subtitel"/>
-        <w:divId w:val="1190492028"/>
+        <w:divId w:val="1293829901"/>
         <w:rPr>
           <w:lang w:val="nl-NL"/>
         </w:rPr>
@@ -3384,7 +3391,7 @@
     <w:p>
       <w:pPr>
         <w:pStyle w:val="Kop4"/>
-        <w:divId w:val="1190492028"/>
+        <w:divId w:val="1293829901"/>
         <w:rPr>
           <w:rFonts w:eastAsia="Times New Roman"/>
           <w:lang w:val="nl-NL"/>
@@ -3401,7 +3408,7 @@
     <w:p>
       <w:pPr>
         <w:pStyle w:val="Normaalweb"/>
-        <w:divId w:val="1190492028"/>
+        <w:divId w:val="1293829901"/>
         <w:rPr>
           <w:lang w:val="nl-NL"/>
         </w:rPr>
@@ -3416,7 +3423,7 @@
     <w:p>
       <w:pPr>
         <w:pStyle w:val="Kop5"/>
-        <w:divId w:val="1190492028"/>
+        <w:divId w:val="1293829901"/>
         <w:rPr>
           <w:rFonts w:eastAsia="Times New Roman"/>
           <w:lang w:val="nl-NL"/>
@@ -3433,7 +3440,7 @@
     <w:p>
       <w:pPr>
         <w:pStyle w:val="Normaalweb"/>
-        <w:divId w:val="1190492028"/>
+        <w:divId w:val="1293829901"/>
         <w:rPr>
           <w:lang w:val="nl-NL"/>
         </w:rPr>
@@ -3448,22 +3455,23 @@
     <w:p>
       <w:pPr>
         <w:pStyle w:val="Normaalweb"/>
-        <w:divId w:val="1190492028"/>
-        <w:rPr>
-          <w:lang w:val="nl-NL"/>
-        </w:rPr>
-      </w:pPr>
-      <w:r>
-        <w:rPr>
-          <w:lang w:val="nl-NL"/>
-        </w:rPr>
+        <w:divId w:val="1293829901"/>
+        <w:rPr>
+          <w:lang w:val="nl-NL"/>
+        </w:rPr>
+      </w:pPr>
+      <w:r>
+        <w:rPr>
+          <w:lang w:val="nl-NL"/>
+        </w:rPr>
+        <w:lastRenderedPageBreak/>
         <w:t>EU: Verordening 883/2004, art. 4 (gelijke behandeling) en art. 17–35 (zorgverstrekkingen).</w:t>
       </w:r>
     </w:p>
     <w:p>
       <w:pPr>
         <w:pStyle w:val="Kop5"/>
-        <w:divId w:val="1190492028"/>
+        <w:divId w:val="1293829901"/>
         <w:rPr>
           <w:rFonts w:eastAsia="Times New Roman"/>
           <w:lang w:val="nl-NL"/>
@@ -3484,7 +3492,7 @@
           <w:numId w:val="9"/>
         </w:numPr>
         <w:spacing w:before="100" w:beforeAutospacing="1" w:after="100" w:afterAutospacing="1"/>
-        <w:divId w:val="1190492028"/>
+        <w:divId w:val="1293829901"/>
         <w:rPr>
           <w:rFonts w:eastAsia="Times New Roman"/>
           <w:lang w:val="nl-NL"/>
@@ -3505,7 +3513,7 @@
           <w:numId w:val="9"/>
         </w:numPr>
         <w:spacing w:before="100" w:beforeAutospacing="1" w:after="100" w:afterAutospacing="1"/>
-        <w:divId w:val="1190492028"/>
+        <w:divId w:val="1293829901"/>
         <w:rPr>
           <w:rFonts w:eastAsia="Times New Roman"/>
           <w:lang w:val="nl-NL"/>
@@ -3526,7 +3534,7 @@
           <w:numId w:val="9"/>
         </w:numPr>
         <w:spacing w:before="100" w:beforeAutospacing="1" w:after="100" w:afterAutospacing="1"/>
-        <w:divId w:val="1190492028"/>
+        <w:divId w:val="1293829901"/>
         <w:rPr>
           <w:rFonts w:eastAsia="Times New Roman"/>
           <w:lang w:val="nl-NL"/>
@@ -3543,7 +3551,7 @@
     <w:p>
       <w:pPr>
         <w:pStyle w:val="Kop5"/>
-        <w:divId w:val="1190492028"/>
+        <w:divId w:val="1293829901"/>
         <w:rPr>
           <w:rFonts w:eastAsia="Times New Roman"/>
           <w:lang w:val="nl-NL"/>
@@ -3560,7 +3568,7 @@
     <w:p>
       <w:pPr>
         <w:pStyle w:val="Normaalweb"/>
-        <w:divId w:val="1190492028"/>
+        <w:divId w:val="1293829901"/>
         <w:rPr>
           <w:lang w:val="nl-NL"/>
         </w:rPr>
@@ -3579,7 +3587,7 @@
           <w:numId w:val="10"/>
         </w:numPr>
         <w:spacing w:before="100" w:beforeAutospacing="1" w:after="100" w:afterAutospacing="1"/>
-        <w:divId w:val="1190492028"/>
+        <w:divId w:val="1293829901"/>
         <w:rPr>
           <w:rFonts w:eastAsia="Times New Roman"/>
           <w:lang w:val="nl-NL"/>
@@ -3600,7 +3608,7 @@
           <w:numId w:val="10"/>
         </w:numPr>
         <w:spacing w:before="100" w:beforeAutospacing="1" w:after="100" w:afterAutospacing="1"/>
-        <w:divId w:val="1190492028"/>
+        <w:divId w:val="1293829901"/>
         <w:rPr>
           <w:rFonts w:eastAsia="Times New Roman"/>
           <w:lang w:val="nl-NL"/>
@@ -3617,7 +3625,7 @@
     <w:p>
       <w:pPr>
         <w:pStyle w:val="Kop4"/>
-        <w:divId w:val="1190492028"/>
+        <w:divId w:val="1293829901"/>
         <w:rPr>
           <w:rFonts w:eastAsia="Times New Roman"/>
           <w:lang w:val="nl-NL"/>
@@ -3634,7 +3642,7 @@
     <w:p>
       <w:pPr>
         <w:pStyle w:val="Normaalweb"/>
-        <w:divId w:val="1830486834"/>
+        <w:divId w:val="435250492"/>
         <w:rPr>
           <w:lang w:val="nl-NL"/>
         </w:rPr>
@@ -3656,7 +3664,7 @@
     <w:p>
       <w:pPr>
         <w:pStyle w:val="Normaalweb"/>
-        <w:divId w:val="1830486834"/>
+        <w:divId w:val="435250492"/>
         <w:rPr>
           <w:lang w:val="nl-NL"/>
         </w:rPr>
@@ -3678,7 +3686,7 @@
     <w:p>
       <w:pPr>
         <w:pStyle w:val="Kop5"/>
-        <w:divId w:val="1190492028"/>
+        <w:divId w:val="1293829901"/>
         <w:rPr>
           <w:rFonts w:eastAsia="Times New Roman"/>
           <w:lang w:val="nl-NL"/>
@@ -3695,7 +3703,7 @@
     <w:p>
       <w:pPr>
         <w:pStyle w:val="Normaalweb"/>
-        <w:divId w:val="1190492028"/>
+        <w:divId w:val="1293829901"/>
         <w:rPr>
           <w:lang w:val="nl-NL"/>
         </w:rPr>
@@ -3710,7 +3718,7 @@
     <w:p>
       <w:pPr>
         <w:pStyle w:val="Kop5"/>
-        <w:divId w:val="1190492028"/>
+        <w:divId w:val="1293829901"/>
         <w:rPr>
           <w:rFonts w:eastAsia="Times New Roman"/>
           <w:lang w:val="nl-NL"/>
@@ -3727,7 +3735,7 @@
     <w:p>
       <w:pPr>
         <w:pStyle w:val="Normaalweb"/>
-        <w:divId w:val="1190492028"/>
+        <w:divId w:val="1293829901"/>
         <w:rPr>
           <w:lang w:val="nl-NL"/>
         </w:rPr>
@@ -3742,7 +3750,7 @@
     <w:p>
       <w:pPr>
         <w:pStyle w:val="Kop5"/>
-        <w:divId w:val="1190492028"/>
+        <w:divId w:val="1293829901"/>
         <w:rPr>
           <w:rFonts w:eastAsia="Times New Roman"/>
           <w:lang w:val="nl-NL"/>
@@ -3759,7 +3767,7 @@
     <w:p>
       <w:pPr>
         <w:pStyle w:val="Normaalweb"/>
-        <w:divId w:val="1190492028"/>
+        <w:divId w:val="1293829901"/>
         <w:rPr>
           <w:lang w:val="nl-NL"/>
         </w:rPr>
@@ -3774,7 +3782,7 @@
     <w:p>
       <w:pPr>
         <w:pStyle w:val="Kop4"/>
-        <w:divId w:val="1190492028"/>
+        <w:divId w:val="1293829901"/>
         <w:rPr>
           <w:rFonts w:eastAsia="Times New Roman"/>
           <w:lang w:val="nl-NL"/>
@@ -3791,7 +3799,7 @@
     <w:p>
       <w:pPr>
         <w:pStyle w:val="Kop5"/>
-        <w:divId w:val="1190492028"/>
+        <w:divId w:val="1293829901"/>
         <w:rPr>
           <w:rFonts w:eastAsia="Times New Roman"/>
           <w:lang w:val="nl-NL"/>
@@ -3808,7 +3816,7 @@
     <w:p>
       <w:pPr>
         <w:pStyle w:val="Normaalweb"/>
-        <w:divId w:val="1190492028"/>
+        <w:divId w:val="1293829901"/>
         <w:rPr>
           <w:lang w:val="nl-NL"/>
         </w:rPr>
@@ -3823,7 +3831,7 @@
     <w:p>
       <w:pPr>
         <w:pStyle w:val="Kop5"/>
-        <w:divId w:val="1190492028"/>
+        <w:divId w:val="1293829901"/>
         <w:rPr>
           <w:rFonts w:eastAsia="Times New Roman"/>
           <w:lang w:val="nl-NL"/>
@@ -3840,15 +3848,16 @@
     <w:p>
       <w:pPr>
         <w:pStyle w:val="Normaalweb"/>
-        <w:divId w:val="1190492028"/>
-        <w:rPr>
-          <w:lang w:val="nl-NL"/>
-        </w:rPr>
-      </w:pPr>
-      <w:r>
-        <w:rPr>
-          <w:lang w:val="nl-NL"/>
-        </w:rPr>
+        <w:divId w:val="1293829901"/>
+        <w:rPr>
+          <w:lang w:val="nl-NL"/>
+        </w:rPr>
+      </w:pPr>
+      <w:r>
+        <w:rPr>
+          <w:lang w:val="nl-NL"/>
+        </w:rPr>
+        <w:lastRenderedPageBreak/>
         <w:t>Schriftelijk verzoek tot herziening van de VT-status bij CM (zie Verhoogde Tegemoetkoming). Voeg daarbij:</w:t>
       </w:r>
     </w:p>
@@ -3859,7 +3868,7 @@
           <w:numId w:val="11"/>
         </w:numPr>
         <w:spacing w:before="100" w:beforeAutospacing="1" w:after="100" w:afterAutospacing="1"/>
-        <w:divId w:val="1190492028"/>
+        <w:divId w:val="1293829901"/>
         <w:rPr>
           <w:rFonts w:eastAsia="Times New Roman"/>
           <w:lang w:val="nl-NL"/>
@@ -3880,7 +3889,7 @@
           <w:numId w:val="11"/>
         </w:numPr>
         <w:spacing w:before="100" w:beforeAutospacing="1" w:after="100" w:afterAutospacing="1"/>
-        <w:divId w:val="1190492028"/>
+        <w:divId w:val="1293829901"/>
         <w:rPr>
           <w:rFonts w:eastAsia="Times New Roman"/>
           <w:lang w:val="nl-NL"/>
@@ -3901,7 +3910,7 @@
           <w:numId w:val="11"/>
         </w:numPr>
         <w:spacing w:before="100" w:beforeAutospacing="1" w:after="100" w:afterAutospacing="1"/>
-        <w:divId w:val="1190492028"/>
+        <w:divId w:val="1293829901"/>
         <w:rPr>
           <w:rFonts w:eastAsia="Times New Roman"/>
           <w:lang w:val="nl-NL"/>
@@ -3918,7 +3927,7 @@
     <w:p>
       <w:pPr>
         <w:pStyle w:val="Normaalweb"/>
-        <w:divId w:val="1190492028"/>
+        <w:divId w:val="1293829901"/>
         <w:rPr>
           <w:lang w:val="nl-NL"/>
         </w:rPr>
@@ -3933,7 +3942,7 @@
     <w:p>
       <w:pPr>
         <w:pStyle w:val="Kop5"/>
-        <w:divId w:val="1190492028"/>
+        <w:divId w:val="1293829901"/>
         <w:rPr>
           <w:rFonts w:eastAsia="Times New Roman"/>
           <w:lang w:val="nl-NL"/>
@@ -3950,7 +3959,7 @@
     <w:p>
       <w:pPr>
         <w:pStyle w:val="Normaalweb"/>
-        <w:divId w:val="1190492028"/>
+        <w:divId w:val="1293829901"/>
         <w:rPr>
           <w:lang w:val="nl-NL"/>
         </w:rPr>
@@ -3965,7 +3974,7 @@
     <w:p>
       <w:pPr>
         <w:pStyle w:val="Kop4"/>
-        <w:divId w:val="1190492028"/>
+        <w:divId w:val="1293829901"/>
         <w:rPr>
           <w:rFonts w:eastAsia="Times New Roman"/>
           <w:lang w:val="nl-NL"/>
@@ -3982,7 +3991,7 @@
     <w:p>
       <w:pPr>
         <w:pStyle w:val="Kop5"/>
-        <w:divId w:val="1190492028"/>
+        <w:divId w:val="1293829901"/>
         <w:rPr>
           <w:rFonts w:eastAsia="Times New Roman"/>
           <w:lang w:val="nl-NL"/>
@@ -3999,7 +4008,7 @@
     <w:p>
       <w:pPr>
         <w:pStyle w:val="Normaalweb"/>
-        <w:divId w:val="1190492028"/>
+        <w:divId w:val="1293829901"/>
         <w:rPr>
           <w:lang w:val="nl-NL"/>
         </w:rPr>
@@ -4014,7 +4023,7 @@
     <w:p>
       <w:pPr>
         <w:pStyle w:val="Kop5"/>
-        <w:divId w:val="1190492028"/>
+        <w:divId w:val="1293829901"/>
         <w:rPr>
           <w:rFonts w:eastAsia="Times New Roman"/>
           <w:lang w:val="nl-NL"/>
@@ -4031,7 +4040,7 @@
     <w:p>
       <w:pPr>
         <w:pStyle w:val="Normaalweb"/>
-        <w:divId w:val="1190492028"/>
+        <w:divId w:val="1293829901"/>
         <w:rPr>
           <w:lang w:val="nl-NL"/>
         </w:rPr>
@@ -4046,7 +4055,7 @@
     <w:p>
       <w:pPr>
         <w:pStyle w:val="Kop5"/>
-        <w:divId w:val="1190492028"/>
+        <w:divId w:val="1293829901"/>
         <w:rPr>
           <w:rFonts w:eastAsia="Times New Roman"/>
           <w:lang w:val="nl-NL"/>
@@ -4063,7 +4072,7 @@
     <w:p>
       <w:pPr>
         <w:pStyle w:val="Normaalweb"/>
-        <w:divId w:val="1190492028"/>
+        <w:divId w:val="1293829901"/>
         <w:rPr>
           <w:lang w:val="nl-NL"/>
         </w:rPr>
@@ -4078,7 +4087,7 @@
     <w:p>
       <w:pPr>
         <w:pStyle w:val="Kop5"/>
-        <w:divId w:val="1190492028"/>
+        <w:divId w:val="1293829901"/>
         <w:rPr>
           <w:rFonts w:eastAsia="Times New Roman"/>
           <w:lang w:val="nl-NL"/>
@@ -4095,7 +4104,7 @@
     <w:p>
       <w:pPr>
         <w:pStyle w:val="Normaalweb"/>
-        <w:divId w:val="1190492028"/>
+        <w:divId w:val="1293829901"/>
         <w:rPr>
           <w:lang w:val="nl-NL"/>
         </w:rPr>
@@ -4110,7 +4119,7 @@
     <w:p>
       <w:pPr>
         <w:pStyle w:val="Kop5"/>
-        <w:divId w:val="1190492028"/>
+        <w:divId w:val="1293829901"/>
         <w:rPr>
           <w:rFonts w:eastAsia="Times New Roman"/>
           <w:lang w:val="nl-NL"/>
@@ -4127,7 +4136,7 @@
     <w:p>
       <w:pPr>
         <w:pStyle w:val="Normaalweb"/>
-        <w:divId w:val="1190492028"/>
+        <w:divId w:val="1293829901"/>
         <w:rPr>
           <w:lang w:val="nl-NL"/>
         </w:rPr>
@@ -4142,7 +4151,7 @@
     <w:p>
       <w:pPr>
         <w:pStyle w:val="afsluiting"/>
-        <w:divId w:val="1190492028"/>
+        <w:divId w:val="1293829901"/>
         <w:rPr>
           <w:lang w:val="nl-NL"/>
         </w:rPr>
@@ -4158,7 +4167,7 @@
       <w:pPr>
         <w:pStyle w:val="Kop2"/>
         <w:spacing w:before="400" w:after="160"/>
-        <w:divId w:val="1190492028"/>
+        <w:divId w:val="1293829901"/>
         <w:rPr>
           <w:rFonts w:eastAsia="Times New Roman"/>
           <w:sz w:val="32"/>
@@ -4166,7 +4175,7 @@
           <w:lang w:val="nl-NL"/>
         </w:rPr>
       </w:pPr>
-      <w:bookmarkStart w:id="3" w:name="_Toc242177246"/>
+      <w:bookmarkStart w:id="3" w:name="_Toc242175649"/>
       <w:r>
         <w:rPr>
           <w:rFonts w:eastAsia="Times New Roman"/>
@@ -4181,7 +4190,7 @@
     <w:p>
       <w:pPr>
         <w:outlineLvl w:val="2"/>
-        <w:divId w:val="213928726"/>
+        <w:divId w:val="1434519438"/>
         <w:rPr>
           <w:rFonts w:ascii="Aptos Display" w:eastAsia="Times New Roman" w:hAnsi="Aptos Display"/>
           <w:b/>
@@ -4207,7 +4216,7 @@
     </w:p>
     <w:p>
       <w:pPr>
-        <w:divId w:val="213928726"/>
+        <w:divId w:val="1434519438"/>
         <w:rPr>
           <w:rFonts w:eastAsia="Times New Roman"/>
           <w:sz w:val="24"/>
@@ -4227,7 +4236,7 @@
     <w:p>
       <w:pPr>
         <w:pStyle w:val="subtitel"/>
-        <w:divId w:val="1190492028"/>
+        <w:divId w:val="1293829901"/>
         <w:rPr>
           <w:lang w:val="nl-NL"/>
         </w:rPr>
@@ -4242,7 +4251,7 @@
     <w:p>
       <w:pPr>
         <w:pStyle w:val="Kop4"/>
-        <w:divId w:val="1190492028"/>
+        <w:divId w:val="1293829901"/>
         <w:rPr>
           <w:rFonts w:eastAsia="Times New Roman"/>
           <w:lang w:val="nl-NL"/>
@@ -4259,7 +4268,7 @@
     <w:p>
       <w:pPr>
         <w:pStyle w:val="Normaalweb"/>
-        <w:divId w:val="1190492028"/>
+        <w:divId w:val="1293829901"/>
         <w:rPr>
           <w:lang w:val="nl-NL"/>
         </w:rPr>
@@ -4274,7 +4283,7 @@
     <w:p>
       <w:pPr>
         <w:pStyle w:val="Kop5"/>
-        <w:divId w:val="1190492028"/>
+        <w:divId w:val="1293829901"/>
         <w:rPr>
           <w:rFonts w:eastAsia="Times New Roman"/>
           <w:lang w:val="nl-NL"/>
@@ -4291,7 +4300,7 @@
     <w:p>
       <w:pPr>
         <w:pStyle w:val="Normaalweb"/>
-        <w:divId w:val="1190492028"/>
+        <w:divId w:val="1293829901"/>
         <w:rPr>
           <w:lang w:val="nl-NL"/>
         </w:rPr>
@@ -4306,7 +4315,7 @@
     <w:p>
       <w:pPr>
         <w:pStyle w:val="Normaalweb"/>
-        <w:divId w:val="1190492028"/>
+        <w:divId w:val="1293829901"/>
         <w:rPr>
           <w:lang w:val="nl-NL"/>
         </w:rPr>
@@ -4321,7 +4330,7 @@
     <w:p>
       <w:pPr>
         <w:pStyle w:val="Kop5"/>
-        <w:divId w:val="1190492028"/>
+        <w:divId w:val="1293829901"/>
         <w:rPr>
           <w:rFonts w:eastAsia="Times New Roman"/>
           <w:lang w:val="nl-NL"/>
@@ -4342,7 +4351,7 @@
           <w:numId w:val="12"/>
         </w:numPr>
         <w:spacing w:before="100" w:beforeAutospacing="1" w:after="100" w:afterAutospacing="1"/>
-        <w:divId w:val="1190492028"/>
+        <w:divId w:val="1293829901"/>
         <w:rPr>
           <w:rFonts w:eastAsia="Times New Roman"/>
           <w:lang w:val="nl-NL"/>
@@ -4363,7 +4372,7 @@
           <w:numId w:val="12"/>
         </w:numPr>
         <w:spacing w:before="100" w:beforeAutospacing="1" w:after="100" w:afterAutospacing="1"/>
-        <w:divId w:val="1190492028"/>
+        <w:divId w:val="1293829901"/>
         <w:rPr>
           <w:rFonts w:eastAsia="Times New Roman"/>
           <w:lang w:val="nl-NL"/>
@@ -4384,7 +4393,7 @@
           <w:numId w:val="12"/>
         </w:numPr>
         <w:spacing w:before="100" w:beforeAutospacing="1" w:after="100" w:afterAutospacing="1"/>
-        <w:divId w:val="1190492028"/>
+        <w:divId w:val="1293829901"/>
         <w:rPr>
           <w:rFonts w:eastAsia="Times New Roman"/>
           <w:lang w:val="nl-NL"/>
@@ -4405,7 +4414,7 @@
           <w:numId w:val="12"/>
         </w:numPr>
         <w:spacing w:before="100" w:beforeAutospacing="1" w:after="100" w:afterAutospacing="1"/>
-        <w:divId w:val="1190492028"/>
+        <w:divId w:val="1293829901"/>
         <w:rPr>
           <w:rFonts w:eastAsia="Times New Roman"/>
           <w:lang w:val="nl-NL"/>
@@ -4426,7 +4435,7 @@
           <w:numId w:val="12"/>
         </w:numPr>
         <w:spacing w:before="100" w:beforeAutospacing="1" w:after="100" w:afterAutospacing="1"/>
-        <w:divId w:val="1190492028"/>
+        <w:divId w:val="1293829901"/>
         <w:rPr>
           <w:rFonts w:eastAsia="Times New Roman"/>
           <w:lang w:val="nl-NL"/>
@@ -4443,7 +4452,7 @@
     <w:p>
       <w:pPr>
         <w:pStyle w:val="Kop5"/>
-        <w:divId w:val="1190492028"/>
+        <w:divId w:val="1293829901"/>
         <w:rPr>
           <w:rFonts w:eastAsia="Times New Roman"/>
           <w:lang w:val="nl-NL"/>
@@ -4460,7 +4469,7 @@
     <w:p>
       <w:pPr>
         <w:pStyle w:val="Normaalweb"/>
-        <w:divId w:val="1190492028"/>
+        <w:divId w:val="1293829901"/>
         <w:rPr>
           <w:lang w:val="nl-NL"/>
         </w:rPr>
@@ -4475,7 +4484,7 @@
     <w:p>
       <w:pPr>
         <w:pStyle w:val="Kop4"/>
-        <w:divId w:val="1190492028"/>
+        <w:divId w:val="1293829901"/>
         <w:rPr>
           <w:rFonts w:eastAsia="Times New Roman"/>
           <w:lang w:val="nl-NL"/>
@@ -4492,7 +4501,7 @@
     <w:p>
       <w:pPr>
         <w:pStyle w:val="Normaalweb"/>
-        <w:divId w:val="383338284"/>
+        <w:divId w:val="102042062"/>
         <w:rPr>
           <w:lang w:val="nl-NL"/>
         </w:rPr>
@@ -4514,7 +4523,7 @@
     <w:p>
       <w:pPr>
         <w:pStyle w:val="Normaalweb"/>
-        <w:divId w:val="383338284"/>
+        <w:divId w:val="102042062"/>
         <w:rPr>
           <w:lang w:val="nl-NL"/>
         </w:rPr>
@@ -4542,7 +4551,7 @@
     <w:p>
       <w:pPr>
         <w:pStyle w:val="Kop5"/>
-        <w:divId w:val="1190492028"/>
+        <w:divId w:val="1293829901"/>
         <w:rPr>
           <w:rFonts w:eastAsia="Times New Roman"/>
           <w:lang w:val="nl-NL"/>
@@ -4559,7 +4568,7 @@
     <w:p>
       <w:pPr>
         <w:pStyle w:val="Normaalweb"/>
-        <w:divId w:val="1190492028"/>
+        <w:divId w:val="1293829901"/>
         <w:rPr>
           <w:lang w:val="nl-NL"/>
         </w:rPr>
@@ -4574,7 +4583,7 @@
     <w:p>
       <w:pPr>
         <w:pStyle w:val="Kop5"/>
-        <w:divId w:val="1190492028"/>
+        <w:divId w:val="1293829901"/>
         <w:rPr>
           <w:rFonts w:eastAsia="Times New Roman"/>
           <w:lang w:val="nl-NL"/>
@@ -4591,7 +4600,7 @@
     <w:p>
       <w:pPr>
         <w:pStyle w:val="Normaalweb"/>
-        <w:divId w:val="1190492028"/>
+        <w:divId w:val="1293829901"/>
         <w:rPr>
           <w:lang w:val="nl-NL"/>
         </w:rPr>
@@ -4606,7 +4615,7 @@
     <w:p>
       <w:pPr>
         <w:pStyle w:val="Kop5"/>
-        <w:divId w:val="1190492028"/>
+        <w:divId w:val="1293829901"/>
         <w:rPr>
           <w:rFonts w:eastAsia="Times New Roman"/>
           <w:lang w:val="nl-NL"/>
@@ -4623,7 +4632,7 @@
     <w:p>
       <w:pPr>
         <w:pStyle w:val="Normaalweb"/>
-        <w:divId w:val="1190492028"/>
+        <w:divId w:val="1293829901"/>
         <w:rPr>
           <w:lang w:val="nl-NL"/>
         </w:rPr>
@@ -4638,7 +4647,7 @@
     <w:p>
       <w:pPr>
         <w:pStyle w:val="Kop4"/>
-        <w:divId w:val="1190492028"/>
+        <w:divId w:val="1293829901"/>
         <w:rPr>
           <w:rFonts w:eastAsia="Times New Roman"/>
           <w:lang w:val="nl-NL"/>
@@ -4655,7 +4664,7 @@
     <w:p>
       <w:pPr>
         <w:pStyle w:val="Kop5"/>
-        <w:divId w:val="1190492028"/>
+        <w:divId w:val="1293829901"/>
         <w:rPr>
           <w:rFonts w:eastAsia="Times New Roman"/>
           <w:lang w:val="nl-NL"/>
@@ -4672,7 +4681,7 @@
     <w:p>
       <w:pPr>
         <w:pStyle w:val="Normaalweb"/>
-        <w:divId w:val="1190492028"/>
+        <w:divId w:val="1293829901"/>
         <w:rPr>
           <w:lang w:val="nl-NL"/>
         </w:rPr>
@@ -4687,7 +4696,7 @@
     <w:p>
       <w:pPr>
         <w:pStyle w:val="Kop5"/>
-        <w:divId w:val="1190492028"/>
+        <w:divId w:val="1293829901"/>
         <w:rPr>
           <w:rFonts w:eastAsia="Times New Roman"/>
           <w:lang w:val="nl-NL"/>
@@ -4704,7 +4713,7 @@
     <w:p>
       <w:pPr>
         <w:pStyle w:val="Normaalweb"/>
-        <w:divId w:val="1190492028"/>
+        <w:divId w:val="1293829901"/>
         <w:rPr>
           <w:lang w:val="nl-NL"/>
         </w:rPr>
@@ -4723,7 +4732,7 @@
           <w:numId w:val="13"/>
         </w:numPr>
         <w:spacing w:before="100" w:beforeAutospacing="1" w:after="100" w:afterAutospacing="1"/>
-        <w:divId w:val="1190492028"/>
+        <w:divId w:val="1293829901"/>
         <w:rPr>
           <w:rFonts w:eastAsia="Times New Roman"/>
           <w:lang w:val="nl-NL"/>
@@ -4744,7 +4753,7 @@
           <w:numId w:val="13"/>
         </w:numPr>
         <w:spacing w:before="100" w:beforeAutospacing="1" w:after="100" w:afterAutospacing="1"/>
-        <w:divId w:val="1190492028"/>
+        <w:divId w:val="1293829901"/>
         <w:rPr>
           <w:rFonts w:eastAsia="Times New Roman"/>
           <w:lang w:val="nl-NL"/>
@@ -4765,7 +4774,7 @@
           <w:numId w:val="13"/>
         </w:numPr>
         <w:spacing w:before="100" w:beforeAutospacing="1" w:after="100" w:afterAutospacing="1"/>
-        <w:divId w:val="1190492028"/>
+        <w:divId w:val="1293829901"/>
         <w:rPr>
           <w:rFonts w:eastAsia="Times New Roman"/>
           <w:lang w:val="nl-NL"/>
@@ -4782,7 +4791,7 @@
     <w:p>
       <w:pPr>
         <w:pStyle w:val="Normaalweb"/>
-        <w:divId w:val="1190492028"/>
+        <w:divId w:val="1293829901"/>
         <w:rPr>
           <w:lang w:val="nl-NL"/>
         </w:rPr>
@@ -4797,7 +4806,7 @@
     <w:p>
       <w:pPr>
         <w:pStyle w:val="Kop5"/>
-        <w:divId w:val="1190492028"/>
+        <w:divId w:val="1293829901"/>
         <w:rPr>
           <w:rFonts w:eastAsia="Times New Roman"/>
           <w:lang w:val="nl-NL"/>
@@ -4814,7 +4823,7 @@
     <w:p>
       <w:pPr>
         <w:pStyle w:val="Normaalweb"/>
-        <w:divId w:val="1190492028"/>
+        <w:divId w:val="1293829901"/>
         <w:rPr>
           <w:lang w:val="nl-NL"/>
         </w:rPr>
@@ -4829,7 +4838,7 @@
     <w:p>
       <w:pPr>
         <w:pStyle w:val="Kop4"/>
-        <w:divId w:val="1190492028"/>
+        <w:divId w:val="1293829901"/>
         <w:rPr>
           <w:rFonts w:eastAsia="Times New Roman"/>
           <w:lang w:val="nl-NL"/>
@@ -4846,7 +4855,7 @@
     <w:p>
       <w:pPr>
         <w:pStyle w:val="Kop5"/>
-        <w:divId w:val="1190492028"/>
+        <w:divId w:val="1293829901"/>
         <w:rPr>
           <w:rFonts w:eastAsia="Times New Roman"/>
           <w:lang w:val="nl-NL"/>
@@ -4863,7 +4872,7 @@
     <w:p>
       <w:pPr>
         <w:pStyle w:val="Normaalweb"/>
-        <w:divId w:val="1190492028"/>
+        <w:divId w:val="1293829901"/>
         <w:rPr>
           <w:lang w:val="nl-NL"/>
         </w:rPr>
@@ -4878,7 +4887,7 @@
     <w:p>
       <w:pPr>
         <w:pStyle w:val="Kop5"/>
-        <w:divId w:val="1190492028"/>
+        <w:divId w:val="1293829901"/>
         <w:rPr>
           <w:rFonts w:eastAsia="Times New Roman"/>
           <w:lang w:val="nl-NL"/>
@@ -4895,7 +4904,7 @@
     <w:p>
       <w:pPr>
         <w:pStyle w:val="Normaalweb"/>
-        <w:divId w:val="1190492028"/>
+        <w:divId w:val="1293829901"/>
         <w:rPr>
           <w:lang w:val="nl-NL"/>
         </w:rPr>
@@ -4910,7 +4919,7 @@
     <w:p>
       <w:pPr>
         <w:pStyle w:val="Kop5"/>
-        <w:divId w:val="1190492028"/>
+        <w:divId w:val="1293829901"/>
         <w:rPr>
           <w:rFonts w:eastAsia="Times New Roman"/>
           <w:lang w:val="nl-NL"/>
@@ -4927,7 +4936,7 @@
     <w:p>
       <w:pPr>
         <w:pStyle w:val="Normaalweb"/>
-        <w:divId w:val="1190492028"/>
+        <w:divId w:val="1293829901"/>
         <w:rPr>
           <w:lang w:val="nl-NL"/>
         </w:rPr>
@@ -4942,7 +4951,7 @@
     <w:p>
       <w:pPr>
         <w:pStyle w:val="Kop5"/>
-        <w:divId w:val="1190492028"/>
+        <w:divId w:val="1293829901"/>
         <w:rPr>
           <w:rFonts w:eastAsia="Times New Roman"/>
           <w:lang w:val="nl-NL"/>
@@ -4959,7 +4968,7 @@
     <w:p>
       <w:pPr>
         <w:pStyle w:val="Normaalweb"/>
-        <w:divId w:val="1190492028"/>
+        <w:divId w:val="1293829901"/>
         <w:rPr>
           <w:lang w:val="nl-NL"/>
         </w:rPr>
@@ -4974,7 +4983,7 @@
     <w:p>
       <w:pPr>
         <w:pStyle w:val="Kop5"/>
-        <w:divId w:val="1190492028"/>
+        <w:divId w:val="1293829901"/>
         <w:rPr>
           <w:rFonts w:eastAsia="Times New Roman"/>
           <w:lang w:val="nl-NL"/>
@@ -4991,7 +5000,7 @@
     <w:p>
       <w:pPr>
         <w:pStyle w:val="Normaalweb"/>
-        <w:divId w:val="1190492028"/>
+        <w:divId w:val="1293829901"/>
         <w:rPr>
           <w:lang w:val="nl-NL"/>
         </w:rPr>
@@ -5006,7 +5015,7 @@
     <w:p>
       <w:pPr>
         <w:pStyle w:val="afsluiting"/>
-        <w:divId w:val="1190492028"/>
+        <w:divId w:val="1293829901"/>
         <w:rPr>
           <w:lang w:val="nl-NL"/>
         </w:rPr>
@@ -5021,7 +5030,7 @@
     <w:p>
       <w:pPr>
         <w:outlineLvl w:val="2"/>
-        <w:divId w:val="1807772216"/>
+        <w:divId w:val="1282691990"/>
         <w:rPr>
           <w:rFonts w:ascii="Aptos Display" w:eastAsia="Times New Roman" w:hAnsi="Aptos Display"/>
           <w:b/>
@@ -5047,7 +5056,7 @@
     </w:p>
     <w:p>
       <w:pPr>
-        <w:divId w:val="1807772216"/>
+        <w:divId w:val="1282691990"/>
         <w:rPr>
           <w:rFonts w:eastAsia="Times New Roman"/>
           <w:sz w:val="24"/>
@@ -5067,7 +5076,7 @@
     <w:p>
       <w:pPr>
         <w:pStyle w:val="subtitel"/>
-        <w:divId w:val="1190492028"/>
+        <w:divId w:val="1293829901"/>
         <w:rPr>
           <w:lang w:val="nl-NL"/>
         </w:rPr>
@@ -5082,7 +5091,7 @@
     <w:p>
       <w:pPr>
         <w:pStyle w:val="Kop4"/>
-        <w:divId w:val="1190492028"/>
+        <w:divId w:val="1293829901"/>
         <w:rPr>
           <w:rFonts w:eastAsia="Times New Roman"/>
           <w:lang w:val="nl-NL"/>
@@ -5099,7 +5108,7 @@
     <w:p>
       <w:pPr>
         <w:pStyle w:val="Normaalweb"/>
-        <w:divId w:val="1190492028"/>
+        <w:divId w:val="1293829901"/>
         <w:rPr>
           <w:lang w:val="nl-NL"/>
         </w:rPr>
@@ -5114,7 +5123,7 @@
     <w:p>
       <w:pPr>
         <w:pStyle w:val="Kop5"/>
-        <w:divId w:val="1190492028"/>
+        <w:divId w:val="1293829901"/>
         <w:rPr>
           <w:rFonts w:eastAsia="Times New Roman"/>
           <w:lang w:val="nl-NL"/>
@@ -5131,7 +5140,7 @@
     <w:p>
       <w:pPr>
         <w:pStyle w:val="Normaalweb"/>
-        <w:divId w:val="1190492028"/>
+        <w:divId w:val="1293829901"/>
         <w:rPr>
           <w:lang w:val="nl-NL"/>
         </w:rPr>
@@ -5146,7 +5155,7 @@
     <w:p>
       <w:pPr>
         <w:pStyle w:val="Normaalweb"/>
-        <w:divId w:val="1190492028"/>
+        <w:divId w:val="1293829901"/>
         <w:rPr>
           <w:lang w:val="nl-NL"/>
         </w:rPr>
@@ -5161,7 +5170,7 @@
     <w:p>
       <w:pPr>
         <w:pStyle w:val="Kop5"/>
-        <w:divId w:val="1190492028"/>
+        <w:divId w:val="1293829901"/>
         <w:rPr>
           <w:rFonts w:eastAsia="Times New Roman"/>
           <w:lang w:val="nl-NL"/>
@@ -5182,7 +5191,7 @@
           <w:numId w:val="14"/>
         </w:numPr>
         <w:spacing w:before="100" w:beforeAutospacing="1" w:after="100" w:afterAutospacing="1"/>
-        <w:divId w:val="1190492028"/>
+        <w:divId w:val="1293829901"/>
         <w:rPr>
           <w:rFonts w:eastAsia="Times New Roman"/>
           <w:lang w:val="nl-NL"/>
@@ -5203,7 +5212,7 @@
           <w:numId w:val="14"/>
         </w:numPr>
         <w:spacing w:before="100" w:beforeAutospacing="1" w:after="100" w:afterAutospacing="1"/>
-        <w:divId w:val="1190492028"/>
+        <w:divId w:val="1293829901"/>
         <w:rPr>
           <w:rFonts w:eastAsia="Times New Roman"/>
           <w:lang w:val="nl-NL"/>
@@ -5224,7 +5233,7 @@
           <w:numId w:val="14"/>
         </w:numPr>
         <w:spacing w:before="100" w:beforeAutospacing="1" w:after="100" w:afterAutospacing="1"/>
-        <w:divId w:val="1190492028"/>
+        <w:divId w:val="1293829901"/>
         <w:rPr>
           <w:rFonts w:eastAsia="Times New Roman"/>
           <w:lang w:val="nl-NL"/>
@@ -5245,7 +5254,7 @@
           <w:numId w:val="14"/>
         </w:numPr>
         <w:spacing w:before="100" w:beforeAutospacing="1" w:after="100" w:afterAutospacing="1"/>
-        <w:divId w:val="1190492028"/>
+        <w:divId w:val="1293829901"/>
         <w:rPr>
           <w:rFonts w:eastAsia="Times New Roman"/>
           <w:lang w:val="nl-NL"/>
@@ -5262,7 +5271,7 @@
     <w:p>
       <w:pPr>
         <w:pStyle w:val="Kop5"/>
-        <w:divId w:val="1190492028"/>
+        <w:divId w:val="1293829901"/>
         <w:rPr>
           <w:rFonts w:eastAsia="Times New Roman"/>
           <w:lang w:val="nl-NL"/>
@@ -5279,7 +5288,7 @@
     <w:p>
       <w:pPr>
         <w:pStyle w:val="Normaalweb"/>
-        <w:divId w:val="1190492028"/>
+        <w:divId w:val="1293829901"/>
         <w:rPr>
           <w:lang w:val="nl-NL"/>
         </w:rPr>
@@ -5294,7 +5303,7 @@
     <w:p>
       <w:pPr>
         <w:pStyle w:val="Kop4"/>
-        <w:divId w:val="1190492028"/>
+        <w:divId w:val="1293829901"/>
         <w:rPr>
           <w:rFonts w:eastAsia="Times New Roman"/>
           <w:lang w:val="nl-NL"/>
@@ -5311,7 +5320,7 @@
     <w:p>
       <w:pPr>
         <w:pStyle w:val="Normaalweb"/>
-        <w:divId w:val="621425589"/>
+        <w:divId w:val="2088575502"/>
         <w:rPr>
           <w:lang w:val="nl-NL"/>
         </w:rPr>
@@ -5333,7 +5342,7 @@
     <w:p>
       <w:pPr>
         <w:pStyle w:val="Normaalweb"/>
-        <w:divId w:val="621425589"/>
+        <w:divId w:val="2088575502"/>
         <w:rPr>
           <w:lang w:val="nl-NL"/>
         </w:rPr>
@@ -5361,7 +5370,7 @@
     <w:p>
       <w:pPr>
         <w:pStyle w:val="Kop5"/>
-        <w:divId w:val="1190492028"/>
+        <w:divId w:val="1293829901"/>
         <w:rPr>
           <w:rFonts w:eastAsia="Times New Roman"/>
           <w:lang w:val="nl-NL"/>
@@ -5378,7 +5387,7 @@
     <w:p>
       <w:pPr>
         <w:pStyle w:val="Normaalweb"/>
-        <w:divId w:val="1190492028"/>
+        <w:divId w:val="1293829901"/>
         <w:rPr>
           <w:lang w:val="nl-NL"/>
         </w:rPr>
@@ -5393,7 +5402,7 @@
     <w:p>
       <w:pPr>
         <w:pStyle w:val="Kop5"/>
-        <w:divId w:val="1190492028"/>
+        <w:divId w:val="1293829901"/>
         <w:rPr>
           <w:rFonts w:eastAsia="Times New Roman"/>
           <w:lang w:val="nl-NL"/>
@@ -5410,7 +5419,7 @@
     <w:p>
       <w:pPr>
         <w:pStyle w:val="Normaalweb"/>
-        <w:divId w:val="1190492028"/>
+        <w:divId w:val="1293829901"/>
         <w:rPr>
           <w:lang w:val="nl-NL"/>
         </w:rPr>
@@ -5425,7 +5434,7 @@
     <w:p>
       <w:pPr>
         <w:pStyle w:val="Kop5"/>
-        <w:divId w:val="1190492028"/>
+        <w:divId w:val="1293829901"/>
         <w:rPr>
           <w:rFonts w:eastAsia="Times New Roman"/>
           <w:lang w:val="nl-NL"/>
@@ -5442,7 +5451,7 @@
     <w:p>
       <w:pPr>
         <w:pStyle w:val="Normaalweb"/>
-        <w:divId w:val="1190492028"/>
+        <w:divId w:val="1293829901"/>
         <w:rPr>
           <w:lang w:val="nl-NL"/>
         </w:rPr>
@@ -5463,7 +5472,7 @@
     <w:p>
       <w:pPr>
         <w:pStyle w:val="Kop4"/>
-        <w:divId w:val="1190492028"/>
+        <w:divId w:val="1293829901"/>
         <w:rPr>
           <w:rFonts w:eastAsia="Times New Roman"/>
           <w:lang w:val="nl-NL"/>
@@ -5480,7 +5489,7 @@
     <w:p>
       <w:pPr>
         <w:pStyle w:val="Kop5"/>
-        <w:divId w:val="1190492028"/>
+        <w:divId w:val="1293829901"/>
         <w:rPr>
           <w:rFonts w:eastAsia="Times New Roman"/>
           <w:lang w:val="nl-NL"/>
@@ -5497,7 +5506,7 @@
     <w:p>
       <w:pPr>
         <w:pStyle w:val="Normaalweb"/>
-        <w:divId w:val="1190492028"/>
+        <w:divId w:val="1293829901"/>
         <w:rPr>
           <w:lang w:val="nl-NL"/>
         </w:rPr>
@@ -5512,7 +5521,7 @@
     <w:p>
       <w:pPr>
         <w:pStyle w:val="Kop5"/>
-        <w:divId w:val="1190492028"/>
+        <w:divId w:val="1293829901"/>
         <w:rPr>
           <w:rFonts w:eastAsia="Times New Roman"/>
           <w:lang w:val="nl-NL"/>
@@ -5529,7 +5538,7 @@
     <w:p>
       <w:pPr>
         <w:pStyle w:val="Normaalweb"/>
-        <w:divId w:val="1190492028"/>
+        <w:divId w:val="1293829901"/>
         <w:rPr>
           <w:lang w:val="nl-NL"/>
         </w:rPr>
@@ -5548,7 +5557,7 @@
           <w:numId w:val="15"/>
         </w:numPr>
         <w:spacing w:before="100" w:beforeAutospacing="1" w:after="100" w:afterAutospacing="1"/>
-        <w:divId w:val="1190492028"/>
+        <w:divId w:val="1293829901"/>
         <w:rPr>
           <w:rFonts w:eastAsia="Times New Roman"/>
           <w:lang w:val="nl-NL"/>
@@ -5569,7 +5578,7 @@
           <w:numId w:val="15"/>
         </w:numPr>
         <w:spacing w:before="100" w:beforeAutospacing="1" w:after="100" w:afterAutospacing="1"/>
-        <w:divId w:val="1190492028"/>
+        <w:divId w:val="1293829901"/>
         <w:rPr>
           <w:rFonts w:eastAsia="Times New Roman"/>
           <w:lang w:val="nl-NL"/>
@@ -5590,7 +5599,7 @@
           <w:numId w:val="15"/>
         </w:numPr>
         <w:spacing w:before="100" w:beforeAutospacing="1" w:after="100" w:afterAutospacing="1"/>
-        <w:divId w:val="1190492028"/>
+        <w:divId w:val="1293829901"/>
         <w:rPr>
           <w:rFonts w:eastAsia="Times New Roman"/>
           <w:lang w:val="nl-NL"/>
@@ -5607,7 +5616,7 @@
     <w:p>
       <w:pPr>
         <w:pStyle w:val="Normaalweb"/>
-        <w:divId w:val="1190492028"/>
+        <w:divId w:val="1293829901"/>
         <w:rPr>
           <w:lang w:val="nl-NL"/>
         </w:rPr>
@@ -5622,7 +5631,7 @@
     <w:p>
       <w:pPr>
         <w:pStyle w:val="Kop5"/>
-        <w:divId w:val="1190492028"/>
+        <w:divId w:val="1293829901"/>
         <w:rPr>
           <w:rFonts w:eastAsia="Times New Roman"/>
           <w:lang w:val="nl-NL"/>
@@ -5639,7 +5648,7 @@
     <w:p>
       <w:pPr>
         <w:pStyle w:val="Normaalweb"/>
-        <w:divId w:val="1190492028"/>
+        <w:divId w:val="1293829901"/>
         <w:rPr>
           <w:lang w:val="nl-NL"/>
         </w:rPr>
@@ -5654,7 +5663,7 @@
     <w:p>
       <w:pPr>
         <w:pStyle w:val="Kop4"/>
-        <w:divId w:val="1190492028"/>
+        <w:divId w:val="1293829901"/>
         <w:rPr>
           <w:rFonts w:eastAsia="Times New Roman"/>
           <w:lang w:val="nl-NL"/>
@@ -5671,7 +5680,7 @@
     <w:p>
       <w:pPr>
         <w:pStyle w:val="Kop5"/>
-        <w:divId w:val="1190492028"/>
+        <w:divId w:val="1293829901"/>
         <w:rPr>
           <w:rFonts w:eastAsia="Times New Roman"/>
           <w:lang w:val="nl-NL"/>
@@ -5688,7 +5697,7 @@
     <w:p>
       <w:pPr>
         <w:pStyle w:val="Normaalweb"/>
-        <w:divId w:val="1190492028"/>
+        <w:divId w:val="1293829901"/>
         <w:rPr>
           <w:lang w:val="nl-NL"/>
         </w:rPr>
@@ -5703,7 +5712,7 @@
     <w:p>
       <w:pPr>
         <w:pStyle w:val="Kop5"/>
-        <w:divId w:val="1190492028"/>
+        <w:divId w:val="1293829901"/>
         <w:rPr>
           <w:rFonts w:eastAsia="Times New Roman"/>
           <w:lang w:val="nl-NL"/>
@@ -5720,7 +5729,7 @@
     <w:p>
       <w:pPr>
         <w:pStyle w:val="Normaalweb"/>
-        <w:divId w:val="1190492028"/>
+        <w:divId w:val="1293829901"/>
         <w:rPr>
           <w:lang w:val="nl-NL"/>
         </w:rPr>
@@ -5735,7 +5744,7 @@
     <w:p>
       <w:pPr>
         <w:pStyle w:val="Kop5"/>
-        <w:divId w:val="1190492028"/>
+        <w:divId w:val="1293829901"/>
         <w:rPr>
           <w:rFonts w:eastAsia="Times New Roman"/>
           <w:lang w:val="nl-NL"/>
@@ -5752,7 +5761,7 @@
     <w:p>
       <w:pPr>
         <w:pStyle w:val="Normaalweb"/>
-        <w:divId w:val="1190492028"/>
+        <w:divId w:val="1293829901"/>
         <w:rPr>
           <w:lang w:val="nl-NL"/>
         </w:rPr>
@@ -5767,7 +5776,7 @@
     <w:p>
       <w:pPr>
         <w:pStyle w:val="Kop5"/>
-        <w:divId w:val="1190492028"/>
+        <w:divId w:val="1293829901"/>
         <w:rPr>
           <w:rFonts w:eastAsia="Times New Roman"/>
           <w:lang w:val="nl-NL"/>
@@ -5784,7 +5793,7 @@
     <w:p>
       <w:pPr>
         <w:pStyle w:val="Normaalweb"/>
-        <w:divId w:val="1190492028"/>
+        <w:divId w:val="1293829901"/>
         <w:rPr>
           <w:lang w:val="nl-NL"/>
         </w:rPr>
@@ -5799,7 +5808,7 @@
     <w:p>
       <w:pPr>
         <w:pStyle w:val="Kop5"/>
-        <w:divId w:val="1190492028"/>
+        <w:divId w:val="1293829901"/>
         <w:rPr>
           <w:rFonts w:eastAsia="Times New Roman"/>
           <w:lang w:val="nl-NL"/>
@@ -5816,7 +5825,7 @@
     <w:p>
       <w:pPr>
         <w:pStyle w:val="Normaalweb"/>
-        <w:divId w:val="1190492028"/>
+        <w:divId w:val="1293829901"/>
         <w:rPr>
           <w:lang w:val="nl-NL"/>
         </w:rPr>
@@ -5831,7 +5840,7 @@
     <w:p>
       <w:pPr>
         <w:pStyle w:val="afsluiting"/>
-        <w:divId w:val="1190492028"/>
+        <w:divId w:val="1293829901"/>
         <w:rPr>
           <w:lang w:val="nl-NL"/>
         </w:rPr>
@@ -5846,7 +5855,7 @@
     <w:p>
       <w:pPr>
         <w:outlineLvl w:val="2"/>
-        <w:divId w:val="1104769712"/>
+        <w:divId w:val="52126623"/>
         <w:rPr>
           <w:rFonts w:ascii="Aptos Display" w:eastAsia="Times New Roman" w:hAnsi="Aptos Display"/>
           <w:b/>
@@ -5872,7 +5881,7 @@
     </w:p>
     <w:p>
       <w:pPr>
-        <w:divId w:val="1104769712"/>
+        <w:divId w:val="52126623"/>
         <w:rPr>
           <w:rFonts w:eastAsia="Times New Roman"/>
           <w:sz w:val="24"/>
@@ -5892,7 +5901,7 @@
     <w:p>
       <w:pPr>
         <w:pStyle w:val="subtitel"/>
-        <w:divId w:val="1190492028"/>
+        <w:divId w:val="1293829901"/>
         <w:rPr>
           <w:lang w:val="nl-NL"/>
         </w:rPr>
@@ -5907,7 +5916,7 @@
     <w:p>
       <w:pPr>
         <w:pStyle w:val="Kop4"/>
-        <w:divId w:val="1190492028"/>
+        <w:divId w:val="1293829901"/>
         <w:rPr>
           <w:rFonts w:eastAsia="Times New Roman"/>
           <w:lang w:val="nl-NL"/>
@@ -5924,7 +5933,7 @@
     <w:p>
       <w:pPr>
         <w:pStyle w:val="Normaalweb"/>
-        <w:divId w:val="1190492028"/>
+        <w:divId w:val="1293829901"/>
         <w:rPr>
           <w:lang w:val="nl-NL"/>
         </w:rPr>
@@ -5939,7 +5948,7 @@
     <w:p>
       <w:pPr>
         <w:pStyle w:val="Kop5"/>
-        <w:divId w:val="1190492028"/>
+        <w:divId w:val="1293829901"/>
         <w:rPr>
           <w:rFonts w:eastAsia="Times New Roman"/>
           <w:lang w:val="nl-NL"/>
@@ -5956,7 +5965,7 @@
     <w:p>
       <w:pPr>
         <w:pStyle w:val="Normaalweb"/>
-        <w:divId w:val="1190492028"/>
+        <w:divId w:val="1293829901"/>
         <w:rPr>
           <w:lang w:val="nl-NL"/>
         </w:rPr>
@@ -5971,7 +5980,7 @@
     <w:p>
       <w:pPr>
         <w:pStyle w:val="Normaalweb"/>
-        <w:divId w:val="1190492028"/>
+        <w:divId w:val="1293829901"/>
         <w:rPr>
           <w:lang w:val="nl-NL"/>
         </w:rPr>
@@ -5986,7 +5995,7 @@
     <w:p>
       <w:pPr>
         <w:pStyle w:val="Kop5"/>
-        <w:divId w:val="1190492028"/>
+        <w:divId w:val="1293829901"/>
         <w:rPr>
           <w:rFonts w:eastAsia="Times New Roman"/>
           <w:lang w:val="nl-NL"/>
@@ -6007,7 +6016,7 @@
           <w:numId w:val="16"/>
         </w:numPr>
         <w:spacing w:before="100" w:beforeAutospacing="1" w:after="100" w:afterAutospacing="1"/>
-        <w:divId w:val="1190492028"/>
+        <w:divId w:val="1293829901"/>
         <w:rPr>
           <w:rFonts w:eastAsia="Times New Roman"/>
           <w:lang w:val="nl-NL"/>
@@ -6028,7 +6037,7 @@
           <w:numId w:val="16"/>
         </w:numPr>
         <w:spacing w:before="100" w:beforeAutospacing="1" w:after="100" w:afterAutospacing="1"/>
-        <w:divId w:val="1190492028"/>
+        <w:divId w:val="1293829901"/>
         <w:rPr>
           <w:rFonts w:eastAsia="Times New Roman"/>
           <w:lang w:val="nl-NL"/>
@@ -6049,7 +6058,7 @@
           <w:numId w:val="16"/>
         </w:numPr>
         <w:spacing w:before="100" w:beforeAutospacing="1" w:after="100" w:afterAutospacing="1"/>
-        <w:divId w:val="1190492028"/>
+        <w:divId w:val="1293829901"/>
         <w:rPr>
           <w:rFonts w:eastAsia="Times New Roman"/>
           <w:lang w:val="nl-NL"/>
@@ -6070,7 +6079,7 @@
           <w:numId w:val="16"/>
         </w:numPr>
         <w:spacing w:before="100" w:beforeAutospacing="1" w:after="100" w:afterAutospacing="1"/>
-        <w:divId w:val="1190492028"/>
+        <w:divId w:val="1293829901"/>
         <w:rPr>
           <w:rFonts w:eastAsia="Times New Roman"/>
           <w:lang w:val="nl-NL"/>
@@ -6087,7 +6096,7 @@
     <w:p>
       <w:pPr>
         <w:pStyle w:val="Kop5"/>
-        <w:divId w:val="1190492028"/>
+        <w:divId w:val="1293829901"/>
         <w:rPr>
           <w:rFonts w:eastAsia="Times New Roman"/>
           <w:lang w:val="nl-NL"/>
@@ -6104,7 +6113,7 @@
     <w:p>
       <w:pPr>
         <w:pStyle w:val="Normaalweb"/>
-        <w:divId w:val="1190492028"/>
+        <w:divId w:val="1293829901"/>
         <w:rPr>
           <w:lang w:val="nl-NL"/>
         </w:rPr>
@@ -6119,7 +6128,7 @@
     <w:p>
       <w:pPr>
         <w:pStyle w:val="Kop4"/>
-        <w:divId w:val="1190492028"/>
+        <w:divId w:val="1293829901"/>
         <w:rPr>
           <w:rFonts w:eastAsia="Times New Roman"/>
           <w:lang w:val="nl-NL"/>
@@ -6136,7 +6145,7 @@
     <w:p>
       <w:pPr>
         <w:pStyle w:val="Normaalweb"/>
-        <w:divId w:val="43719387"/>
+        <w:divId w:val="1942452730"/>
         <w:rPr>
           <w:lang w:val="nl-NL"/>
         </w:rPr>
@@ -6158,7 +6167,7 @@
     <w:p>
       <w:pPr>
         <w:pStyle w:val="Normaalweb"/>
-        <w:divId w:val="43719387"/>
+        <w:divId w:val="1942452730"/>
         <w:rPr>
           <w:lang w:val="nl-NL"/>
         </w:rPr>
@@ -6180,7 +6189,7 @@
     <w:p>
       <w:pPr>
         <w:pStyle w:val="Kop5"/>
-        <w:divId w:val="1190492028"/>
+        <w:divId w:val="1293829901"/>
         <w:rPr>
           <w:rFonts w:eastAsia="Times New Roman"/>
           <w:lang w:val="nl-NL"/>
@@ -6197,7 +6206,7 @@
     <w:p>
       <w:pPr>
         <w:pStyle w:val="Normaalweb"/>
-        <w:divId w:val="1190492028"/>
+        <w:divId w:val="1293829901"/>
         <w:rPr>
           <w:lang w:val="nl-NL"/>
         </w:rPr>
@@ -6212,7 +6221,7 @@
     <w:p>
       <w:pPr>
         <w:pStyle w:val="Kop5"/>
-        <w:divId w:val="1190492028"/>
+        <w:divId w:val="1293829901"/>
         <w:rPr>
           <w:rFonts w:eastAsia="Times New Roman"/>
           <w:lang w:val="nl-NL"/>
@@ -6229,7 +6238,7 @@
     <w:p>
       <w:pPr>
         <w:pStyle w:val="Normaalweb"/>
-        <w:divId w:val="1190492028"/>
+        <w:divId w:val="1293829901"/>
         <w:rPr>
           <w:lang w:val="nl-NL"/>
         </w:rPr>
@@ -6244,7 +6253,7 @@
     <w:p>
       <w:pPr>
         <w:pStyle w:val="Kop5"/>
-        <w:divId w:val="1190492028"/>
+        <w:divId w:val="1293829901"/>
         <w:rPr>
           <w:rFonts w:eastAsia="Times New Roman"/>
           <w:lang w:val="nl-NL"/>
@@ -6261,7 +6270,7 @@
     <w:p>
       <w:pPr>
         <w:pStyle w:val="Normaalweb"/>
-        <w:divId w:val="1190492028"/>
+        <w:divId w:val="1293829901"/>
         <w:rPr>
           <w:lang w:val="nl-NL"/>
         </w:rPr>
@@ -6276,7 +6285,7 @@
     <w:p>
       <w:pPr>
         <w:pStyle w:val="Kop4"/>
-        <w:divId w:val="1190492028"/>
+        <w:divId w:val="1293829901"/>
         <w:rPr>
           <w:rFonts w:eastAsia="Times New Roman"/>
           <w:lang w:val="nl-NL"/>
@@ -6293,7 +6302,7 @@
     <w:p>
       <w:pPr>
         <w:pStyle w:val="Kop5"/>
-        <w:divId w:val="1190492028"/>
+        <w:divId w:val="1293829901"/>
         <w:rPr>
           <w:rFonts w:eastAsia="Times New Roman"/>
           <w:lang w:val="nl-NL"/>
@@ -6310,7 +6319,7 @@
     <w:p>
       <w:pPr>
         <w:pStyle w:val="Normaalweb"/>
-        <w:divId w:val="1190492028"/>
+        <w:divId w:val="1293829901"/>
         <w:rPr>
           <w:lang w:val="nl-NL"/>
         </w:rPr>
@@ -6325,7 +6334,7 @@
     <w:p>
       <w:pPr>
         <w:pStyle w:val="Kop5"/>
-        <w:divId w:val="1190492028"/>
+        <w:divId w:val="1293829901"/>
         <w:rPr>
           <w:rFonts w:eastAsia="Times New Roman"/>
           <w:lang w:val="nl-NL"/>
@@ -6342,7 +6351,7 @@
     <w:p>
       <w:pPr>
         <w:pStyle w:val="Normaalweb"/>
-        <w:divId w:val="1190492028"/>
+        <w:divId w:val="1293829901"/>
         <w:rPr>
           <w:lang w:val="nl-NL"/>
         </w:rPr>
@@ -6361,7 +6370,7 @@
           <w:numId w:val="17"/>
         </w:numPr>
         <w:spacing w:before="100" w:beforeAutospacing="1" w:after="100" w:afterAutospacing="1"/>
-        <w:divId w:val="1190492028"/>
+        <w:divId w:val="1293829901"/>
         <w:rPr>
           <w:rFonts w:eastAsia="Times New Roman"/>
           <w:lang w:val="nl-NL"/>
@@ -6382,7 +6391,7 @@
           <w:numId w:val="17"/>
         </w:numPr>
         <w:spacing w:before="100" w:beforeAutospacing="1" w:after="100" w:afterAutospacing="1"/>
-        <w:divId w:val="1190492028"/>
+        <w:divId w:val="1293829901"/>
         <w:rPr>
           <w:rFonts w:eastAsia="Times New Roman"/>
           <w:lang w:val="nl-NL"/>
@@ -6403,7 +6412,7 @@
           <w:numId w:val="17"/>
         </w:numPr>
         <w:spacing w:before="100" w:beforeAutospacing="1" w:after="100" w:afterAutospacing="1"/>
-        <w:divId w:val="1190492028"/>
+        <w:divId w:val="1293829901"/>
         <w:rPr>
           <w:rFonts w:eastAsia="Times New Roman"/>
           <w:lang w:val="nl-NL"/>
@@ -6420,7 +6429,7 @@
     <w:p>
       <w:pPr>
         <w:pStyle w:val="Normaalweb"/>
-        <w:divId w:val="1190492028"/>
+        <w:divId w:val="1293829901"/>
         <w:rPr>
           <w:lang w:val="nl-NL"/>
         </w:rPr>
@@ -6435,7 +6444,7 @@
     <w:p>
       <w:pPr>
         <w:pStyle w:val="Kop5"/>
-        <w:divId w:val="1190492028"/>
+        <w:divId w:val="1293829901"/>
         <w:rPr>
           <w:rFonts w:eastAsia="Times New Roman"/>
           <w:lang w:val="nl-NL"/>
@@ -6452,7 +6461,7 @@
     <w:p>
       <w:pPr>
         <w:pStyle w:val="Normaalweb"/>
-        <w:divId w:val="1190492028"/>
+        <w:divId w:val="1293829901"/>
         <w:rPr>
           <w:lang w:val="nl-NL"/>
         </w:rPr>
@@ -6467,7 +6476,7 @@
     <w:p>
       <w:pPr>
         <w:pStyle w:val="Kop4"/>
-        <w:divId w:val="1190492028"/>
+        <w:divId w:val="1293829901"/>
         <w:rPr>
           <w:rFonts w:eastAsia="Times New Roman"/>
           <w:lang w:val="nl-NL"/>
@@ -6484,7 +6493,7 @@
     <w:p>
       <w:pPr>
         <w:pStyle w:val="Kop5"/>
-        <w:divId w:val="1190492028"/>
+        <w:divId w:val="1293829901"/>
         <w:rPr>
           <w:rFonts w:eastAsia="Times New Roman"/>
           <w:lang w:val="nl-NL"/>
@@ -6501,7 +6510,7 @@
     <w:p>
       <w:pPr>
         <w:pStyle w:val="Normaalweb"/>
-        <w:divId w:val="1190492028"/>
+        <w:divId w:val="1293829901"/>
         <w:rPr>
           <w:lang w:val="nl-NL"/>
         </w:rPr>
@@ -6516,7 +6525,7 @@
     <w:p>
       <w:pPr>
         <w:pStyle w:val="Kop5"/>
-        <w:divId w:val="1190492028"/>
+        <w:divId w:val="1293829901"/>
         <w:rPr>
           <w:rFonts w:eastAsia="Times New Roman"/>
           <w:lang w:val="nl-NL"/>
@@ -6533,7 +6542,7 @@
     <w:p>
       <w:pPr>
         <w:pStyle w:val="Normaalweb"/>
-        <w:divId w:val="1190492028"/>
+        <w:divId w:val="1293829901"/>
         <w:rPr>
           <w:lang w:val="nl-NL"/>
         </w:rPr>
@@ -6548,7 +6557,7 @@
     <w:p>
       <w:pPr>
         <w:pStyle w:val="Kop5"/>
-        <w:divId w:val="1190492028"/>
+        <w:divId w:val="1293829901"/>
         <w:rPr>
           <w:rFonts w:eastAsia="Times New Roman"/>
           <w:lang w:val="nl-NL"/>
@@ -6565,7 +6574,7 @@
     <w:p>
       <w:pPr>
         <w:pStyle w:val="Normaalweb"/>
-        <w:divId w:val="1190492028"/>
+        <w:divId w:val="1293829901"/>
         <w:rPr>
           <w:lang w:val="nl-NL"/>
         </w:rPr>
@@ -6580,7 +6589,7 @@
     <w:p>
       <w:pPr>
         <w:pStyle w:val="Kop5"/>
-        <w:divId w:val="1190492028"/>
+        <w:divId w:val="1293829901"/>
         <w:rPr>
           <w:rFonts w:eastAsia="Times New Roman"/>
           <w:lang w:val="nl-NL"/>
@@ -6597,7 +6606,7 @@
     <w:p>
       <w:pPr>
         <w:pStyle w:val="Normaalweb"/>
-        <w:divId w:val="1190492028"/>
+        <w:divId w:val="1293829901"/>
         <w:rPr>
           <w:lang w:val="nl-NL"/>
         </w:rPr>
@@ -6612,7 +6621,7 @@
     <w:p>
       <w:pPr>
         <w:pStyle w:val="Kop5"/>
-        <w:divId w:val="1190492028"/>
+        <w:divId w:val="1293829901"/>
         <w:rPr>
           <w:rFonts w:eastAsia="Times New Roman"/>
           <w:lang w:val="nl-NL"/>
@@ -6629,7 +6638,7 @@
     <w:p>
       <w:pPr>
         <w:pStyle w:val="Normaalweb"/>
-        <w:divId w:val="1190492028"/>
+        <w:divId w:val="1293829901"/>
         <w:rPr>
           <w:lang w:val="nl-NL"/>
         </w:rPr>
@@ -6644,7 +6653,7 @@
     <w:p>
       <w:pPr>
         <w:pStyle w:val="afsluiting"/>
-        <w:divId w:val="1190492028"/>
+        <w:divId w:val="1293829901"/>
         <w:rPr>
           <w:lang w:val="nl-NL"/>
         </w:rPr>
@@ -6659,7 +6668,7 @@
     <w:p>
       <w:pPr>
         <w:outlineLvl w:val="2"/>
-        <w:divId w:val="1517228810"/>
+        <w:divId w:val="1722249390"/>
         <w:rPr>
           <w:rFonts w:ascii="Aptos Display" w:eastAsia="Times New Roman" w:hAnsi="Aptos Display"/>
           <w:b/>
@@ -6685,7 +6694,7 @@
     </w:p>
     <w:p>
       <w:pPr>
-        <w:divId w:val="1517228810"/>
+        <w:divId w:val="1722249390"/>
         <w:rPr>
           <w:rFonts w:eastAsia="Times New Roman"/>
           <w:sz w:val="24"/>
@@ -6705,7 +6714,7 @@
     <w:p>
       <w:pPr>
         <w:pStyle w:val="subtitel"/>
-        <w:divId w:val="1190492028"/>
+        <w:divId w:val="1293829901"/>
         <w:rPr>
           <w:lang w:val="nl-NL"/>
         </w:rPr>
@@ -6720,7 +6729,7 @@
     <w:p>
       <w:pPr>
         <w:pStyle w:val="Kop4"/>
-        <w:divId w:val="1190492028"/>
+        <w:divId w:val="1293829901"/>
         <w:rPr>
           <w:rFonts w:eastAsia="Times New Roman"/>
           <w:lang w:val="nl-NL"/>
@@ -6737,7 +6746,7 @@
     <w:p>
       <w:pPr>
         <w:pStyle w:val="Normaalweb"/>
-        <w:divId w:val="1190492028"/>
+        <w:divId w:val="1293829901"/>
         <w:rPr>
           <w:lang w:val="nl-NL"/>
         </w:rPr>
@@ -6752,7 +6761,7 @@
     <w:p>
       <w:pPr>
         <w:pStyle w:val="Kop5"/>
-        <w:divId w:val="1190492028"/>
+        <w:divId w:val="1293829901"/>
         <w:rPr>
           <w:rFonts w:eastAsia="Times New Roman"/>
           <w:lang w:val="nl-NL"/>
@@ -6769,7 +6778,7 @@
     <w:p>
       <w:pPr>
         <w:pStyle w:val="Normaalweb"/>
-        <w:divId w:val="1190492028"/>
+        <w:divId w:val="1293829901"/>
         <w:rPr>
           <w:lang w:val="nl-NL"/>
         </w:rPr>
@@ -6784,7 +6793,7 @@
     <w:p>
       <w:pPr>
         <w:pStyle w:val="Normaalweb"/>
-        <w:divId w:val="1190492028"/>
+        <w:divId w:val="1293829901"/>
         <w:rPr>
           <w:lang w:val="nl-NL"/>
         </w:rPr>
@@ -6799,7 +6808,7 @@
     <w:p>
       <w:pPr>
         <w:pStyle w:val="Kop5"/>
-        <w:divId w:val="1190492028"/>
+        <w:divId w:val="1293829901"/>
         <w:rPr>
           <w:rFonts w:eastAsia="Times New Roman"/>
           <w:lang w:val="nl-NL"/>
@@ -6820,7 +6829,7 @@
           <w:numId w:val="18"/>
         </w:numPr>
         <w:spacing w:before="100" w:beforeAutospacing="1" w:after="100" w:afterAutospacing="1"/>
-        <w:divId w:val="1190492028"/>
+        <w:divId w:val="1293829901"/>
         <w:rPr>
           <w:rFonts w:eastAsia="Times New Roman"/>
           <w:lang w:val="nl-NL"/>
@@ -6841,7 +6850,7 @@
           <w:numId w:val="18"/>
         </w:numPr>
         <w:spacing w:before="100" w:beforeAutospacing="1" w:after="100" w:afterAutospacing="1"/>
-        <w:divId w:val="1190492028"/>
+        <w:divId w:val="1293829901"/>
         <w:rPr>
           <w:rFonts w:eastAsia="Times New Roman"/>
           <w:lang w:val="nl-NL"/>
@@ -6862,7 +6871,7 @@
           <w:numId w:val="18"/>
         </w:numPr>
         <w:spacing w:before="100" w:beforeAutospacing="1" w:after="100" w:afterAutospacing="1"/>
-        <w:divId w:val="1190492028"/>
+        <w:divId w:val="1293829901"/>
         <w:rPr>
           <w:rFonts w:eastAsia="Times New Roman"/>
           <w:lang w:val="nl-NL"/>
@@ -6883,7 +6892,7 @@
           <w:numId w:val="18"/>
         </w:numPr>
         <w:spacing w:before="100" w:beforeAutospacing="1" w:after="100" w:afterAutospacing="1"/>
-        <w:divId w:val="1190492028"/>
+        <w:divId w:val="1293829901"/>
         <w:rPr>
           <w:rFonts w:eastAsia="Times New Roman"/>
           <w:lang w:val="nl-NL"/>
@@ -6900,7 +6909,7 @@
     <w:p>
       <w:pPr>
         <w:pStyle w:val="Kop5"/>
-        <w:divId w:val="1190492028"/>
+        <w:divId w:val="1293829901"/>
         <w:rPr>
           <w:rFonts w:eastAsia="Times New Roman"/>
           <w:lang w:val="nl-NL"/>
@@ -6917,7 +6926,7 @@
     <w:p>
       <w:pPr>
         <w:pStyle w:val="Normaalweb"/>
-        <w:divId w:val="1190492028"/>
+        <w:divId w:val="1293829901"/>
         <w:rPr>
           <w:lang w:val="nl-NL"/>
         </w:rPr>
@@ -6932,7 +6941,7 @@
     <w:p>
       <w:pPr>
         <w:pStyle w:val="Kop4"/>
-        <w:divId w:val="1190492028"/>
+        <w:divId w:val="1293829901"/>
         <w:rPr>
           <w:rFonts w:eastAsia="Times New Roman"/>
           <w:lang w:val="nl-NL"/>
@@ -6949,7 +6958,7 @@
     <w:p>
       <w:pPr>
         <w:pStyle w:val="Normaalweb"/>
-        <w:divId w:val="158232300"/>
+        <w:divId w:val="2112578827"/>
         <w:rPr>
           <w:lang w:val="nl-NL"/>
         </w:rPr>
@@ -6971,7 +6980,7 @@
     <w:p>
       <w:pPr>
         <w:pStyle w:val="Normaalweb"/>
-        <w:divId w:val="158232300"/>
+        <w:divId w:val="2112578827"/>
         <w:rPr>
           <w:lang w:val="nl-NL"/>
         </w:rPr>
@@ -6993,7 +7002,7 @@
     <w:p>
       <w:pPr>
         <w:pStyle w:val="Kop5"/>
-        <w:divId w:val="1190492028"/>
+        <w:divId w:val="1293829901"/>
         <w:rPr>
           <w:rFonts w:eastAsia="Times New Roman"/>
           <w:lang w:val="nl-NL"/>
@@ -7010,7 +7019,7 @@
     <w:p>
       <w:pPr>
         <w:pStyle w:val="Normaalweb"/>
-        <w:divId w:val="1190492028"/>
+        <w:divId w:val="1293829901"/>
         <w:rPr>
           <w:lang w:val="nl-NL"/>
         </w:rPr>
@@ -7025,7 +7034,7 @@
     <w:p>
       <w:pPr>
         <w:pStyle w:val="Kop5"/>
-        <w:divId w:val="1190492028"/>
+        <w:divId w:val="1293829901"/>
         <w:rPr>
           <w:rFonts w:eastAsia="Times New Roman"/>
           <w:lang w:val="nl-NL"/>
@@ -7042,7 +7051,7 @@
     <w:p>
       <w:pPr>
         <w:pStyle w:val="Normaalweb"/>
-        <w:divId w:val="1190492028"/>
+        <w:divId w:val="1293829901"/>
         <w:rPr>
           <w:lang w:val="nl-NL"/>
         </w:rPr>
@@ -7057,7 +7066,7 @@
     <w:p>
       <w:pPr>
         <w:pStyle w:val="Kop5"/>
-        <w:divId w:val="1190492028"/>
+        <w:divId w:val="1293829901"/>
         <w:rPr>
           <w:rFonts w:eastAsia="Times New Roman"/>
           <w:lang w:val="nl-NL"/>
@@ -7074,7 +7083,7 @@
     <w:p>
       <w:pPr>
         <w:pStyle w:val="Normaalweb"/>
-        <w:divId w:val="1190492028"/>
+        <w:divId w:val="1293829901"/>
         <w:rPr>
           <w:lang w:val="nl-NL"/>
         </w:rPr>
@@ -7089,7 +7098,7 @@
     <w:p>
       <w:pPr>
         <w:pStyle w:val="Kop4"/>
-        <w:divId w:val="1190492028"/>
+        <w:divId w:val="1293829901"/>
         <w:rPr>
           <w:rFonts w:eastAsia="Times New Roman"/>
           <w:lang w:val="nl-NL"/>
@@ -7106,7 +7115,7 @@
     <w:p>
       <w:pPr>
         <w:pStyle w:val="Kop5"/>
-        <w:divId w:val="1190492028"/>
+        <w:divId w:val="1293829901"/>
         <w:rPr>
           <w:rFonts w:eastAsia="Times New Roman"/>
           <w:lang w:val="nl-NL"/>
@@ -7123,7 +7132,7 @@
     <w:p>
       <w:pPr>
         <w:pStyle w:val="Normaalweb"/>
-        <w:divId w:val="1190492028"/>
+        <w:divId w:val="1293829901"/>
         <w:rPr>
           <w:lang w:val="nl-NL"/>
         </w:rPr>
@@ -7138,7 +7147,7 @@
     <w:p>
       <w:pPr>
         <w:pStyle w:val="Kop5"/>
-        <w:divId w:val="1190492028"/>
+        <w:divId w:val="1293829901"/>
         <w:rPr>
           <w:rFonts w:eastAsia="Times New Roman"/>
           <w:lang w:val="nl-NL"/>
@@ -7155,7 +7164,7 @@
     <w:p>
       <w:pPr>
         <w:pStyle w:val="Normaalweb"/>
-        <w:divId w:val="1190492028"/>
+        <w:divId w:val="1293829901"/>
         <w:rPr>
           <w:lang w:val="nl-NL"/>
         </w:rPr>
@@ -7174,7 +7183,7 @@
           <w:numId w:val="19"/>
         </w:numPr>
         <w:spacing w:before="100" w:beforeAutospacing="1" w:after="100" w:afterAutospacing="1"/>
-        <w:divId w:val="1190492028"/>
+        <w:divId w:val="1293829901"/>
         <w:rPr>
           <w:rFonts w:eastAsia="Times New Roman"/>
           <w:lang w:val="nl-NL"/>
@@ -7195,7 +7204,7 @@
           <w:numId w:val="19"/>
         </w:numPr>
         <w:spacing w:before="100" w:beforeAutospacing="1" w:after="100" w:afterAutospacing="1"/>
-        <w:divId w:val="1190492028"/>
+        <w:divId w:val="1293829901"/>
         <w:rPr>
           <w:rFonts w:eastAsia="Times New Roman"/>
           <w:lang w:val="nl-NL"/>
@@ -7216,7 +7225,7 @@
           <w:numId w:val="19"/>
         </w:numPr>
         <w:spacing w:before="100" w:beforeAutospacing="1" w:after="100" w:afterAutospacing="1"/>
-        <w:divId w:val="1190492028"/>
+        <w:divId w:val="1293829901"/>
         <w:rPr>
           <w:rFonts w:eastAsia="Times New Roman"/>
           <w:lang w:val="nl-NL"/>
@@ -7237,7 +7246,7 @@
           <w:numId w:val="19"/>
         </w:numPr>
         <w:spacing w:before="100" w:beforeAutospacing="1" w:after="100" w:afterAutospacing="1"/>
-        <w:divId w:val="1190492028"/>
+        <w:divId w:val="1293829901"/>
         <w:rPr>
           <w:rFonts w:eastAsia="Times New Roman"/>
           <w:lang w:val="nl-NL"/>
@@ -7254,7 +7263,7 @@
     <w:p>
       <w:pPr>
         <w:pStyle w:val="Normaalweb"/>
-        <w:divId w:val="1190492028"/>
+        <w:divId w:val="1293829901"/>
         <w:rPr>
           <w:lang w:val="nl-NL"/>
         </w:rPr>
@@ -7269,7 +7278,7 @@
     <w:p>
       <w:pPr>
         <w:pStyle w:val="Kop5"/>
-        <w:divId w:val="1190492028"/>
+        <w:divId w:val="1293829901"/>
         <w:rPr>
           <w:rFonts w:eastAsia="Times New Roman"/>
           <w:lang w:val="nl-NL"/>
@@ -7286,7 +7295,7 @@
     <w:p>
       <w:pPr>
         <w:pStyle w:val="Normaalweb"/>
-        <w:divId w:val="1190492028"/>
+        <w:divId w:val="1293829901"/>
         <w:rPr>
           <w:lang w:val="nl-NL"/>
         </w:rPr>
@@ -7301,7 +7310,7 @@
     <w:p>
       <w:pPr>
         <w:pStyle w:val="Kop4"/>
-        <w:divId w:val="1190492028"/>
+        <w:divId w:val="1293829901"/>
         <w:rPr>
           <w:rFonts w:eastAsia="Times New Roman"/>
           <w:lang w:val="nl-NL"/>
@@ -7318,7 +7327,7 @@
     <w:p>
       <w:pPr>
         <w:pStyle w:val="Kop5"/>
-        <w:divId w:val="1190492028"/>
+        <w:divId w:val="1293829901"/>
         <w:rPr>
           <w:rFonts w:eastAsia="Times New Roman"/>
           <w:lang w:val="nl-NL"/>
@@ -7335,7 +7344,7 @@
     <w:p>
       <w:pPr>
         <w:pStyle w:val="Normaalweb"/>
-        <w:divId w:val="1190492028"/>
+        <w:divId w:val="1293829901"/>
         <w:rPr>
           <w:lang w:val="nl-NL"/>
         </w:rPr>
@@ -7350,7 +7359,7 @@
     <w:p>
       <w:pPr>
         <w:pStyle w:val="Kop5"/>
-        <w:divId w:val="1190492028"/>
+        <w:divId w:val="1293829901"/>
         <w:rPr>
           <w:rFonts w:eastAsia="Times New Roman"/>
           <w:lang w:val="nl-NL"/>
@@ -7367,7 +7376,7 @@
     <w:p>
       <w:pPr>
         <w:pStyle w:val="Normaalweb"/>
-        <w:divId w:val="1190492028"/>
+        <w:divId w:val="1293829901"/>
         <w:rPr>
           <w:lang w:val="nl-NL"/>
         </w:rPr>
@@ -7382,7 +7391,7 @@
     <w:p>
       <w:pPr>
         <w:pStyle w:val="Kop5"/>
-        <w:divId w:val="1190492028"/>
+        <w:divId w:val="1293829901"/>
         <w:rPr>
           <w:rFonts w:eastAsia="Times New Roman"/>
           <w:lang w:val="nl-NL"/>
@@ -7399,7 +7408,7 @@
     <w:p>
       <w:pPr>
         <w:pStyle w:val="Normaalweb"/>
-        <w:divId w:val="1190492028"/>
+        <w:divId w:val="1293829901"/>
         <w:rPr>
           <w:lang w:val="nl-NL"/>
         </w:rPr>
@@ -7414,7 +7423,7 @@
     <w:p>
       <w:pPr>
         <w:pStyle w:val="Kop5"/>
-        <w:divId w:val="1190492028"/>
+        <w:divId w:val="1293829901"/>
         <w:rPr>
           <w:rFonts w:eastAsia="Times New Roman"/>
           <w:lang w:val="nl-NL"/>
@@ -7431,7 +7440,7 @@
     <w:p>
       <w:pPr>
         <w:pStyle w:val="Normaalweb"/>
-        <w:divId w:val="1190492028"/>
+        <w:divId w:val="1293829901"/>
         <w:rPr>
           <w:lang w:val="nl-NL"/>
         </w:rPr>
@@ -7446,7 +7455,7 @@
     <w:p>
       <w:pPr>
         <w:pStyle w:val="Kop5"/>
-        <w:divId w:val="1190492028"/>
+        <w:divId w:val="1293829901"/>
         <w:rPr>
           <w:rFonts w:eastAsia="Times New Roman"/>
           <w:lang w:val="nl-NL"/>
@@ -7463,7 +7472,7 @@
     <w:p>
       <w:pPr>
         <w:pStyle w:val="Normaalweb"/>
-        <w:divId w:val="1190492028"/>
+        <w:divId w:val="1293829901"/>
         <w:rPr>
           <w:lang w:val="nl-NL"/>
         </w:rPr>
@@ -7478,7 +7487,7 @@
     <w:p>
       <w:pPr>
         <w:pStyle w:val="afsluiting"/>
-        <w:divId w:val="1190492028"/>
+        <w:divId w:val="1293829901"/>
         <w:rPr>
           <w:lang w:val="nl-NL"/>
         </w:rPr>
@@ -7493,7 +7502,7 @@
     <w:p>
       <w:pPr>
         <w:outlineLvl w:val="2"/>
-        <w:divId w:val="1263761769"/>
+        <w:divId w:val="1078672544"/>
         <w:rPr>
           <w:rFonts w:ascii="Aptos Display" w:eastAsia="Times New Roman" w:hAnsi="Aptos Display"/>
           <w:b/>
@@ -7519,7 +7528,7 @@
     </w:p>
     <w:p>
       <w:pPr>
-        <w:divId w:val="1263761769"/>
+        <w:divId w:val="1078672544"/>
         <w:rPr>
           <w:rFonts w:eastAsia="Times New Roman"/>
           <w:sz w:val="24"/>
@@ -7539,7 +7548,7 @@
     <w:p>
       <w:pPr>
         <w:pStyle w:val="subtitel"/>
-        <w:divId w:val="1190492028"/>
+        <w:divId w:val="1293829901"/>
         <w:rPr>
           <w:lang w:val="nl-NL"/>
         </w:rPr>
@@ -7554,7 +7563,7 @@
     <w:p>
       <w:pPr>
         <w:pStyle w:val="Kop4"/>
-        <w:divId w:val="1190492028"/>
+        <w:divId w:val="1293829901"/>
         <w:rPr>
           <w:rFonts w:eastAsia="Times New Roman"/>
           <w:lang w:val="nl-NL"/>
@@ -7571,7 +7580,7 @@
     <w:p>
       <w:pPr>
         <w:pStyle w:val="Normaalweb"/>
-        <w:divId w:val="1190492028"/>
+        <w:divId w:val="1293829901"/>
         <w:rPr>
           <w:lang w:val="nl-NL"/>
         </w:rPr>
@@ -7586,7 +7595,7 @@
     <w:p>
       <w:pPr>
         <w:pStyle w:val="Kop5"/>
-        <w:divId w:val="1190492028"/>
+        <w:divId w:val="1293829901"/>
         <w:rPr>
           <w:rFonts w:eastAsia="Times New Roman"/>
           <w:lang w:val="nl-NL"/>
@@ -7603,7 +7612,7 @@
     <w:p>
       <w:pPr>
         <w:pStyle w:val="Normaalweb"/>
-        <w:divId w:val="1190492028"/>
+        <w:divId w:val="1293829901"/>
         <w:rPr>
           <w:lang w:val="nl-NL"/>
         </w:rPr>
@@ -7618,7 +7627,7 @@
     <w:p>
       <w:pPr>
         <w:pStyle w:val="Normaalweb"/>
-        <w:divId w:val="1190492028"/>
+        <w:divId w:val="1293829901"/>
         <w:rPr>
           <w:lang w:val="nl-NL"/>
         </w:rPr>
@@ -7633,7 +7642,7 @@
     <w:p>
       <w:pPr>
         <w:pStyle w:val="Kop5"/>
-        <w:divId w:val="1190492028"/>
+        <w:divId w:val="1293829901"/>
         <w:rPr>
           <w:rFonts w:eastAsia="Times New Roman"/>
           <w:lang w:val="nl-NL"/>
@@ -7654,7 +7663,7 @@
           <w:numId w:val="20"/>
         </w:numPr>
         <w:spacing w:before="100" w:beforeAutospacing="1" w:after="100" w:afterAutospacing="1"/>
-        <w:divId w:val="1190492028"/>
+        <w:divId w:val="1293829901"/>
         <w:rPr>
           <w:rFonts w:eastAsia="Times New Roman"/>
           <w:lang w:val="nl-NL"/>
@@ -7675,7 +7684,7 @@
           <w:numId w:val="20"/>
         </w:numPr>
         <w:spacing w:before="100" w:beforeAutospacing="1" w:after="100" w:afterAutospacing="1"/>
-        <w:divId w:val="1190492028"/>
+        <w:divId w:val="1293829901"/>
         <w:rPr>
           <w:rFonts w:eastAsia="Times New Roman"/>
           <w:lang w:val="nl-NL"/>
@@ -7696,7 +7705,7 @@
           <w:numId w:val="20"/>
         </w:numPr>
         <w:spacing w:before="100" w:beforeAutospacing="1" w:after="100" w:afterAutospacing="1"/>
-        <w:divId w:val="1190492028"/>
+        <w:divId w:val="1293829901"/>
         <w:rPr>
           <w:rFonts w:eastAsia="Times New Roman"/>
           <w:lang w:val="nl-NL"/>
@@ -7713,7 +7722,7 @@
     <w:p>
       <w:pPr>
         <w:pStyle w:val="Kop5"/>
-        <w:divId w:val="1190492028"/>
+        <w:divId w:val="1293829901"/>
         <w:rPr>
           <w:rFonts w:eastAsia="Times New Roman"/>
           <w:lang w:val="nl-NL"/>
@@ -7730,7 +7739,7 @@
     <w:p>
       <w:pPr>
         <w:pStyle w:val="Normaalweb"/>
-        <w:divId w:val="1190492028"/>
+        <w:divId w:val="1293829901"/>
         <w:rPr>
           <w:lang w:val="nl-NL"/>
         </w:rPr>
@@ -7745,7 +7754,7 @@
     <w:p>
       <w:pPr>
         <w:pStyle w:val="Kop4"/>
-        <w:divId w:val="1190492028"/>
+        <w:divId w:val="1293829901"/>
         <w:rPr>
           <w:rFonts w:eastAsia="Times New Roman"/>
           <w:lang w:val="nl-NL"/>
@@ -7762,7 +7771,7 @@
     <w:p>
       <w:pPr>
         <w:pStyle w:val="Normaalweb"/>
-        <w:divId w:val="1379088770"/>
+        <w:divId w:val="1950624825"/>
         <w:rPr>
           <w:lang w:val="nl-NL"/>
         </w:rPr>
@@ -7784,7 +7793,7 @@
     <w:p>
       <w:pPr>
         <w:pStyle w:val="Normaalweb"/>
-        <w:divId w:val="1379088770"/>
+        <w:divId w:val="1950624825"/>
         <w:rPr>
           <w:lang w:val="nl-NL"/>
         </w:rPr>
@@ -7806,7 +7815,7 @@
     <w:p>
       <w:pPr>
         <w:pStyle w:val="Kop5"/>
-        <w:divId w:val="1190492028"/>
+        <w:divId w:val="1293829901"/>
         <w:rPr>
           <w:rFonts w:eastAsia="Times New Roman"/>
           <w:lang w:val="nl-NL"/>
@@ -7823,7 +7832,7 @@
     <w:p>
       <w:pPr>
         <w:pStyle w:val="Normaalweb"/>
-        <w:divId w:val="1190492028"/>
+        <w:divId w:val="1293829901"/>
         <w:rPr>
           <w:lang w:val="nl-NL"/>
         </w:rPr>
@@ -7838,7 +7847,7 @@
     <w:p>
       <w:pPr>
         <w:pStyle w:val="Kop5"/>
-        <w:divId w:val="1190492028"/>
+        <w:divId w:val="1293829901"/>
         <w:rPr>
           <w:rFonts w:eastAsia="Times New Roman"/>
           <w:lang w:val="nl-NL"/>
@@ -7855,7 +7864,7 @@
     <w:p>
       <w:pPr>
         <w:pStyle w:val="Normaalweb"/>
-        <w:divId w:val="1190492028"/>
+        <w:divId w:val="1293829901"/>
         <w:rPr>
           <w:lang w:val="nl-NL"/>
         </w:rPr>
@@ -7870,7 +7879,7 @@
     <w:p>
       <w:pPr>
         <w:pStyle w:val="Kop5"/>
-        <w:divId w:val="1190492028"/>
+        <w:divId w:val="1293829901"/>
         <w:rPr>
           <w:rFonts w:eastAsia="Times New Roman"/>
           <w:lang w:val="nl-NL"/>
@@ -7887,7 +7896,7 @@
     <w:p>
       <w:pPr>
         <w:pStyle w:val="Normaalweb"/>
-        <w:divId w:val="1190492028"/>
+        <w:divId w:val="1293829901"/>
         <w:rPr>
           <w:lang w:val="nl-NL"/>
         </w:rPr>
@@ -7908,7 +7917,7 @@
     <w:p>
       <w:pPr>
         <w:pStyle w:val="Kop4"/>
-        <w:divId w:val="1190492028"/>
+        <w:divId w:val="1293829901"/>
         <w:rPr>
           <w:rFonts w:eastAsia="Times New Roman"/>
           <w:lang w:val="nl-NL"/>
@@ -7925,7 +7934,7 @@
     <w:p>
       <w:pPr>
         <w:pStyle w:val="Kop5"/>
-        <w:divId w:val="1190492028"/>
+        <w:divId w:val="1293829901"/>
         <w:rPr>
           <w:rFonts w:eastAsia="Times New Roman"/>
           <w:lang w:val="nl-NL"/>
@@ -7942,7 +7951,7 @@
     <w:p>
       <w:pPr>
         <w:pStyle w:val="Normaalweb"/>
-        <w:divId w:val="1190492028"/>
+        <w:divId w:val="1293829901"/>
         <w:rPr>
           <w:lang w:val="nl-NL"/>
         </w:rPr>
@@ -7957,7 +7966,7 @@
     <w:p>
       <w:pPr>
         <w:pStyle w:val="Kop5"/>
-        <w:divId w:val="1190492028"/>
+        <w:divId w:val="1293829901"/>
         <w:rPr>
           <w:rFonts w:eastAsia="Times New Roman"/>
           <w:lang w:val="nl-NL"/>
@@ -7974,7 +7983,7 @@
     <w:p>
       <w:pPr>
         <w:pStyle w:val="Normaalweb"/>
-        <w:divId w:val="1190492028"/>
+        <w:divId w:val="1293829901"/>
         <w:rPr>
           <w:lang w:val="nl-NL"/>
         </w:rPr>
@@ -7993,7 +8002,7 @@
           <w:numId w:val="21"/>
         </w:numPr>
         <w:spacing w:before="100" w:beforeAutospacing="1" w:after="100" w:afterAutospacing="1"/>
-        <w:divId w:val="1190492028"/>
+        <w:divId w:val="1293829901"/>
         <w:rPr>
           <w:rFonts w:eastAsia="Times New Roman"/>
           <w:lang w:val="nl-NL"/>
@@ -8014,7 +8023,7 @@
           <w:numId w:val="21"/>
         </w:numPr>
         <w:spacing w:before="100" w:beforeAutospacing="1" w:after="100" w:afterAutospacing="1"/>
-        <w:divId w:val="1190492028"/>
+        <w:divId w:val="1293829901"/>
         <w:rPr>
           <w:rFonts w:eastAsia="Times New Roman"/>
           <w:lang w:val="nl-NL"/>
@@ -8035,7 +8044,7 @@
           <w:numId w:val="21"/>
         </w:numPr>
         <w:spacing w:before="100" w:beforeAutospacing="1" w:after="100" w:afterAutospacing="1"/>
-        <w:divId w:val="1190492028"/>
+        <w:divId w:val="1293829901"/>
         <w:rPr>
           <w:rFonts w:eastAsia="Times New Roman"/>
           <w:lang w:val="nl-NL"/>
@@ -8052,7 +8061,7 @@
     <w:p>
       <w:pPr>
         <w:pStyle w:val="Normaalweb"/>
-        <w:divId w:val="1190492028"/>
+        <w:divId w:val="1293829901"/>
         <w:rPr>
           <w:lang w:val="nl-NL"/>
         </w:rPr>
@@ -8067,7 +8076,7 @@
     <w:p>
       <w:pPr>
         <w:pStyle w:val="Kop5"/>
-        <w:divId w:val="1190492028"/>
+        <w:divId w:val="1293829901"/>
         <w:rPr>
           <w:rFonts w:eastAsia="Times New Roman"/>
           <w:lang w:val="nl-NL"/>
@@ -8084,7 +8093,7 @@
     <w:p>
       <w:pPr>
         <w:pStyle w:val="Normaalweb"/>
-        <w:divId w:val="1190492028"/>
+        <w:divId w:val="1293829901"/>
         <w:rPr>
           <w:lang w:val="nl-NL"/>
         </w:rPr>
@@ -8099,7 +8108,7 @@
     <w:p>
       <w:pPr>
         <w:pStyle w:val="Kop4"/>
-        <w:divId w:val="1190492028"/>
+        <w:divId w:val="1293829901"/>
         <w:rPr>
           <w:rFonts w:eastAsia="Times New Roman"/>
           <w:lang w:val="nl-NL"/>
@@ -8116,7 +8125,7 @@
     <w:p>
       <w:pPr>
         <w:pStyle w:val="Kop5"/>
-        <w:divId w:val="1190492028"/>
+        <w:divId w:val="1293829901"/>
         <w:rPr>
           <w:rFonts w:eastAsia="Times New Roman"/>
           <w:lang w:val="nl-NL"/>
@@ -8133,7 +8142,7 @@
     <w:p>
       <w:pPr>
         <w:pStyle w:val="Normaalweb"/>
-        <w:divId w:val="1190492028"/>
+        <w:divId w:val="1293829901"/>
         <w:rPr>
           <w:lang w:val="nl-NL"/>
         </w:rPr>
@@ -8148,7 +8157,7 @@
     <w:p>
       <w:pPr>
         <w:pStyle w:val="Kop5"/>
-        <w:divId w:val="1190492028"/>
+        <w:divId w:val="1293829901"/>
         <w:rPr>
           <w:rFonts w:eastAsia="Times New Roman"/>
           <w:lang w:val="nl-NL"/>
@@ -8165,7 +8174,7 @@
     <w:p>
       <w:pPr>
         <w:pStyle w:val="Normaalweb"/>
-        <w:divId w:val="1190492028"/>
+        <w:divId w:val="1293829901"/>
         <w:rPr>
           <w:lang w:val="nl-NL"/>
         </w:rPr>
@@ -8180,7 +8189,7 @@
     <w:p>
       <w:pPr>
         <w:pStyle w:val="Kop5"/>
-        <w:divId w:val="1190492028"/>
+        <w:divId w:val="1293829901"/>
         <w:rPr>
           <w:rFonts w:eastAsia="Times New Roman"/>
           <w:lang w:val="nl-NL"/>
@@ -8197,7 +8206,7 @@
     <w:p>
       <w:pPr>
         <w:pStyle w:val="Normaalweb"/>
-        <w:divId w:val="1190492028"/>
+        <w:divId w:val="1293829901"/>
         <w:rPr>
           <w:lang w:val="nl-NL"/>
         </w:rPr>
@@ -8212,7 +8221,7 @@
     <w:p>
       <w:pPr>
         <w:pStyle w:val="Kop5"/>
-        <w:divId w:val="1190492028"/>
+        <w:divId w:val="1293829901"/>
         <w:rPr>
           <w:rFonts w:eastAsia="Times New Roman"/>
           <w:lang w:val="nl-NL"/>
@@ -8229,7 +8238,7 @@
     <w:p>
       <w:pPr>
         <w:pStyle w:val="Normaalweb"/>
-        <w:divId w:val="1190492028"/>
+        <w:divId w:val="1293829901"/>
         <w:rPr>
           <w:lang w:val="nl-NL"/>
         </w:rPr>
@@ -8244,7 +8253,7 @@
     <w:p>
       <w:pPr>
         <w:pStyle w:val="Kop5"/>
-        <w:divId w:val="1190492028"/>
+        <w:divId w:val="1293829901"/>
         <w:rPr>
           <w:rFonts w:eastAsia="Times New Roman"/>
           <w:lang w:val="nl-NL"/>
@@ -8261,7 +8270,7 @@
     <w:p>
       <w:pPr>
         <w:pStyle w:val="Normaalweb"/>
-        <w:divId w:val="1190492028"/>
+        <w:divId w:val="1293829901"/>
         <w:rPr>
           <w:lang w:val="nl-NL"/>
         </w:rPr>
@@ -8276,7 +8285,7 @@
     <w:p>
       <w:pPr>
         <w:pStyle w:val="afsluiting"/>
-        <w:divId w:val="1190492028"/>
+        <w:divId w:val="1293829901"/>
         <w:rPr>
           <w:lang w:val="nl-NL"/>
         </w:rPr>
@@ -8292,7 +8301,7 @@
       <w:pPr>
         <w:pStyle w:val="marker"/>
         <w:ind w:left="800" w:right="800"/>
-        <w:divId w:val="1190492028"/>
+        <w:divId w:val="1293829901"/>
         <w:rPr>
           <w:lang w:val="nl-NL"/>
         </w:rPr>
@@ -8304,13 +8313,13 @@
     <w:p>
       <w:pPr>
         <w:pStyle w:val="Kop1"/>
-        <w:divId w:val="1190492028"/>
-        <w:rPr>
-          <w:rFonts w:eastAsia="Times New Roman"/>
-          <w:lang w:val="nl-NL"/>
-        </w:rPr>
-      </w:pPr>
-      <w:bookmarkStart w:id="4" w:name="_Toc242177247"/>
+        <w:divId w:val="1293829901"/>
+        <w:rPr>
+          <w:rFonts w:eastAsia="Times New Roman"/>
+          <w:lang w:val="nl-NL"/>
+        </w:rPr>
+      </w:pPr>
+      <w:bookmarkStart w:id="4" w:name="_Toc242175650"/>
       <w:r>
         <w:rPr>
           <w:rFonts w:eastAsia="Times New Roman"/>
@@ -8324,7 +8333,7 @@
       <w:pPr>
         <w:pStyle w:val="Kop2"/>
         <w:spacing w:before="400" w:after="160"/>
-        <w:divId w:val="1190492028"/>
+        <w:divId w:val="1293829901"/>
         <w:rPr>
           <w:rFonts w:eastAsia="Times New Roman"/>
           <w:sz w:val="32"/>
@@ -8332,7 +8341,7 @@
           <w:lang w:val="nl-NL"/>
         </w:rPr>
       </w:pPr>
-      <w:bookmarkStart w:id="5" w:name="_Toc242177248"/>
+      <w:bookmarkStart w:id="5" w:name="_Toc242175651"/>
       <w:r>
         <w:rPr>
           <w:rFonts w:eastAsia="Times New Roman"/>
@@ -8347,7 +8356,7 @@
     <w:p>
       <w:pPr>
         <w:outlineLvl w:val="2"/>
-        <w:divId w:val="1632400958"/>
+        <w:divId w:val="1880169861"/>
         <w:rPr>
           <w:rFonts w:ascii="Aptos Display" w:eastAsia="Times New Roman" w:hAnsi="Aptos Display"/>
           <w:b/>
@@ -8373,7 +8382,7 @@
     </w:p>
     <w:p>
       <w:pPr>
-        <w:divId w:val="1632400958"/>
+        <w:divId w:val="1880169861"/>
         <w:rPr>
           <w:rFonts w:eastAsia="Times New Roman"/>
           <w:sz w:val="24"/>
@@ -8393,7 +8402,7 @@
     <w:p>
       <w:pPr>
         <w:pStyle w:val="subtitel"/>
-        <w:divId w:val="1190492028"/>
+        <w:divId w:val="1293829901"/>
         <w:rPr>
           <w:lang w:val="nl-NL"/>
         </w:rPr>
@@ -8408,7 +8417,7 @@
     <w:p>
       <w:pPr>
         <w:pStyle w:val="Kop4"/>
-        <w:divId w:val="1190492028"/>
+        <w:divId w:val="1293829901"/>
         <w:rPr>
           <w:rFonts w:eastAsia="Times New Roman"/>
           <w:lang w:val="nl-NL"/>
@@ -8425,7 +8434,7 @@
     <w:p>
       <w:pPr>
         <w:pStyle w:val="Normaalweb"/>
-        <w:divId w:val="1190492028"/>
+        <w:divId w:val="1293829901"/>
         <w:rPr>
           <w:lang w:val="nl-NL"/>
         </w:rPr>
@@ -8440,7 +8449,7 @@
     <w:p>
       <w:pPr>
         <w:pStyle w:val="Kop5"/>
-        <w:divId w:val="1190492028"/>
+        <w:divId w:val="1293829901"/>
         <w:rPr>
           <w:rFonts w:eastAsia="Times New Roman"/>
           <w:lang w:val="nl-NL"/>
@@ -8457,7 +8466,7 @@
     <w:p>
       <w:pPr>
         <w:pStyle w:val="Normaalweb"/>
-        <w:divId w:val="1190492028"/>
+        <w:divId w:val="1293829901"/>
         <w:rPr>
           <w:lang w:val="nl-NL"/>
         </w:rPr>
@@ -8472,7 +8481,7 @@
     <w:p>
       <w:pPr>
         <w:pStyle w:val="Normaalweb"/>
-        <w:divId w:val="1190492028"/>
+        <w:divId w:val="1293829901"/>
         <w:rPr>
           <w:lang w:val="nl-NL"/>
         </w:rPr>
@@ -8487,7 +8496,7 @@
     <w:p>
       <w:pPr>
         <w:pStyle w:val="Kop5"/>
-        <w:divId w:val="1190492028"/>
+        <w:divId w:val="1293829901"/>
         <w:rPr>
           <w:rFonts w:eastAsia="Times New Roman"/>
           <w:lang w:val="nl-NL"/>
@@ -8508,7 +8517,7 @@
           <w:numId w:val="22"/>
         </w:numPr>
         <w:spacing w:before="100" w:beforeAutospacing="1" w:after="100" w:afterAutospacing="1"/>
-        <w:divId w:val="1190492028"/>
+        <w:divId w:val="1293829901"/>
         <w:rPr>
           <w:rFonts w:eastAsia="Times New Roman"/>
           <w:lang w:val="nl-NL"/>
@@ -8529,7 +8538,7 @@
           <w:numId w:val="22"/>
         </w:numPr>
         <w:spacing w:before="100" w:beforeAutospacing="1" w:after="100" w:afterAutospacing="1"/>
-        <w:divId w:val="1190492028"/>
+        <w:divId w:val="1293829901"/>
         <w:rPr>
           <w:rFonts w:eastAsia="Times New Roman"/>
           <w:lang w:val="nl-NL"/>
@@ -8550,7 +8559,7 @@
           <w:numId w:val="22"/>
         </w:numPr>
         <w:spacing w:before="100" w:beforeAutospacing="1" w:after="100" w:afterAutospacing="1"/>
-        <w:divId w:val="1190492028"/>
+        <w:divId w:val="1293829901"/>
         <w:rPr>
           <w:rFonts w:eastAsia="Times New Roman"/>
           <w:lang w:val="nl-NL"/>
@@ -8567,7 +8576,7 @@
     <w:p>
       <w:pPr>
         <w:pStyle w:val="Kop5"/>
-        <w:divId w:val="1190492028"/>
+        <w:divId w:val="1293829901"/>
         <w:rPr>
           <w:rFonts w:eastAsia="Times New Roman"/>
           <w:lang w:val="nl-NL"/>
@@ -8584,7 +8593,7 @@
     <w:p>
       <w:pPr>
         <w:pStyle w:val="Normaalweb"/>
-        <w:divId w:val="1190492028"/>
+        <w:divId w:val="1293829901"/>
         <w:rPr>
           <w:lang w:val="nl-NL"/>
         </w:rPr>
@@ -8599,7 +8608,7 @@
     <w:p>
       <w:pPr>
         <w:pStyle w:val="Kop4"/>
-        <w:divId w:val="1190492028"/>
+        <w:divId w:val="1293829901"/>
         <w:rPr>
           <w:rFonts w:eastAsia="Times New Roman"/>
           <w:lang w:val="nl-NL"/>
@@ -8616,7 +8625,7 @@
     <w:p>
       <w:pPr>
         <w:pStyle w:val="Normaalweb"/>
-        <w:divId w:val="592054392"/>
+        <w:divId w:val="1801681332"/>
         <w:rPr>
           <w:lang w:val="nl-NL"/>
         </w:rPr>
@@ -8638,7 +8647,7 @@
     <w:p>
       <w:pPr>
         <w:pStyle w:val="Normaalweb"/>
-        <w:divId w:val="592054392"/>
+        <w:divId w:val="1801681332"/>
         <w:rPr>
           <w:lang w:val="nl-NL"/>
         </w:rPr>
@@ -8660,7 +8669,7 @@
     <w:p>
       <w:pPr>
         <w:pStyle w:val="Kop5"/>
-        <w:divId w:val="1190492028"/>
+        <w:divId w:val="1293829901"/>
         <w:rPr>
           <w:rFonts w:eastAsia="Times New Roman"/>
           <w:lang w:val="nl-NL"/>
@@ -8677,7 +8686,7 @@
     <w:p>
       <w:pPr>
         <w:pStyle w:val="Normaalweb"/>
-        <w:divId w:val="1190492028"/>
+        <w:divId w:val="1293829901"/>
         <w:rPr>
           <w:lang w:val="nl-NL"/>
         </w:rPr>
@@ -8692,7 +8701,7 @@
     <w:p>
       <w:pPr>
         <w:pStyle w:val="Kop5"/>
-        <w:divId w:val="1190492028"/>
+        <w:divId w:val="1293829901"/>
         <w:rPr>
           <w:rFonts w:eastAsia="Times New Roman"/>
           <w:lang w:val="nl-NL"/>
@@ -8709,7 +8718,7 @@
     <w:p>
       <w:pPr>
         <w:pStyle w:val="Normaalweb"/>
-        <w:divId w:val="1190492028"/>
+        <w:divId w:val="1293829901"/>
         <w:rPr>
           <w:lang w:val="nl-NL"/>
         </w:rPr>
@@ -8724,7 +8733,7 @@
     <w:p>
       <w:pPr>
         <w:pStyle w:val="Kop5"/>
-        <w:divId w:val="1190492028"/>
+        <w:divId w:val="1293829901"/>
         <w:rPr>
           <w:rFonts w:eastAsia="Times New Roman"/>
           <w:lang w:val="nl-NL"/>
@@ -8741,7 +8750,7 @@
     <w:p>
       <w:pPr>
         <w:pStyle w:val="Normaalweb"/>
-        <w:divId w:val="1190492028"/>
+        <w:divId w:val="1293829901"/>
         <w:rPr>
           <w:lang w:val="nl-NL"/>
         </w:rPr>
@@ -8756,7 +8765,7 @@
     <w:p>
       <w:pPr>
         <w:pStyle w:val="Kop4"/>
-        <w:divId w:val="1190492028"/>
+        <w:divId w:val="1293829901"/>
         <w:rPr>
           <w:rFonts w:eastAsia="Times New Roman"/>
           <w:lang w:val="nl-NL"/>
@@ -8773,7 +8782,7 @@
     <w:p>
       <w:pPr>
         <w:pStyle w:val="Kop5"/>
-        <w:divId w:val="1190492028"/>
+        <w:divId w:val="1293829901"/>
         <w:rPr>
           <w:rFonts w:eastAsia="Times New Roman"/>
           <w:lang w:val="nl-NL"/>
@@ -8790,7 +8799,7 @@
     <w:p>
       <w:pPr>
         <w:pStyle w:val="Normaalweb"/>
-        <w:divId w:val="1190492028"/>
+        <w:divId w:val="1293829901"/>
         <w:rPr>
           <w:lang w:val="nl-NL"/>
         </w:rPr>
@@ -8805,7 +8814,7 @@
     <w:p>
       <w:pPr>
         <w:pStyle w:val="Kop5"/>
-        <w:divId w:val="1190492028"/>
+        <w:divId w:val="1293829901"/>
         <w:rPr>
           <w:rFonts w:eastAsia="Times New Roman"/>
           <w:lang w:val="nl-NL"/>
@@ -8822,7 +8831,7 @@
     <w:p>
       <w:pPr>
         <w:pStyle w:val="Normaalweb"/>
-        <w:divId w:val="1190492028"/>
+        <w:divId w:val="1293829901"/>
         <w:rPr>
           <w:lang w:val="nl-NL"/>
         </w:rPr>
@@ -8841,7 +8850,7 @@
           <w:numId w:val="23"/>
         </w:numPr>
         <w:spacing w:before="100" w:beforeAutospacing="1" w:after="100" w:afterAutospacing="1"/>
-        <w:divId w:val="1190492028"/>
+        <w:divId w:val="1293829901"/>
         <w:rPr>
           <w:rFonts w:eastAsia="Times New Roman"/>
           <w:lang w:val="nl-NL"/>
@@ -8862,7 +8871,7 @@
           <w:numId w:val="23"/>
         </w:numPr>
         <w:spacing w:before="100" w:beforeAutospacing="1" w:after="100" w:afterAutospacing="1"/>
-        <w:divId w:val="1190492028"/>
+        <w:divId w:val="1293829901"/>
         <w:rPr>
           <w:rFonts w:eastAsia="Times New Roman"/>
           <w:lang w:val="nl-NL"/>
@@ -8883,7 +8892,7 @@
           <w:numId w:val="23"/>
         </w:numPr>
         <w:spacing w:before="100" w:beforeAutospacing="1" w:after="100" w:afterAutospacing="1"/>
-        <w:divId w:val="1190492028"/>
+        <w:divId w:val="1293829901"/>
         <w:rPr>
           <w:rFonts w:eastAsia="Times New Roman"/>
           <w:lang w:val="nl-NL"/>
@@ -8900,7 +8909,7 @@
     <w:p>
       <w:pPr>
         <w:pStyle w:val="Normaalweb"/>
-        <w:divId w:val="1190492028"/>
+        <w:divId w:val="1293829901"/>
         <w:rPr>
           <w:lang w:val="nl-NL"/>
         </w:rPr>
@@ -8915,7 +8924,7 @@
     <w:p>
       <w:pPr>
         <w:pStyle w:val="Kop5"/>
-        <w:divId w:val="1190492028"/>
+        <w:divId w:val="1293829901"/>
         <w:rPr>
           <w:rFonts w:eastAsia="Times New Roman"/>
           <w:lang w:val="nl-NL"/>
@@ -8932,7 +8941,7 @@
     <w:p>
       <w:pPr>
         <w:pStyle w:val="Normaalweb"/>
-        <w:divId w:val="1190492028"/>
+        <w:divId w:val="1293829901"/>
         <w:rPr>
           <w:lang w:val="nl-NL"/>
         </w:rPr>
@@ -8947,7 +8956,7 @@
     <w:p>
       <w:pPr>
         <w:pStyle w:val="Kop4"/>
-        <w:divId w:val="1190492028"/>
+        <w:divId w:val="1293829901"/>
         <w:rPr>
           <w:rFonts w:eastAsia="Times New Roman"/>
           <w:lang w:val="nl-NL"/>
@@ -8964,7 +8973,7 @@
     <w:p>
       <w:pPr>
         <w:pStyle w:val="Kop5"/>
-        <w:divId w:val="1190492028"/>
+        <w:divId w:val="1293829901"/>
         <w:rPr>
           <w:rFonts w:eastAsia="Times New Roman"/>
           <w:lang w:val="nl-NL"/>
@@ -8981,7 +8990,7 @@
     <w:p>
       <w:pPr>
         <w:pStyle w:val="Normaalweb"/>
-        <w:divId w:val="1190492028"/>
+        <w:divId w:val="1293829901"/>
         <w:rPr>
           <w:lang w:val="nl-NL"/>
         </w:rPr>
@@ -8996,7 +9005,7 @@
     <w:p>
       <w:pPr>
         <w:pStyle w:val="Kop5"/>
-        <w:divId w:val="1190492028"/>
+        <w:divId w:val="1293829901"/>
         <w:rPr>
           <w:rFonts w:eastAsia="Times New Roman"/>
           <w:lang w:val="nl-NL"/>
@@ -9013,7 +9022,7 @@
     <w:p>
       <w:pPr>
         <w:pStyle w:val="Normaalweb"/>
-        <w:divId w:val="1190492028"/>
+        <w:divId w:val="1293829901"/>
         <w:rPr>
           <w:lang w:val="nl-NL"/>
         </w:rPr>
@@ -9028,7 +9037,7 @@
     <w:p>
       <w:pPr>
         <w:pStyle w:val="Kop5"/>
-        <w:divId w:val="1190492028"/>
+        <w:divId w:val="1293829901"/>
         <w:rPr>
           <w:rFonts w:eastAsia="Times New Roman"/>
           <w:lang w:val="nl-NL"/>
@@ -9045,7 +9054,7 @@
     <w:p>
       <w:pPr>
         <w:pStyle w:val="Normaalweb"/>
-        <w:divId w:val="1190492028"/>
+        <w:divId w:val="1293829901"/>
         <w:rPr>
           <w:lang w:val="nl-NL"/>
         </w:rPr>
@@ -9060,7 +9069,7 @@
     <w:p>
       <w:pPr>
         <w:pStyle w:val="Kop5"/>
-        <w:divId w:val="1190492028"/>
+        <w:divId w:val="1293829901"/>
         <w:rPr>
           <w:rFonts w:eastAsia="Times New Roman"/>
           <w:lang w:val="nl-NL"/>
@@ -9077,7 +9086,7 @@
     <w:p>
       <w:pPr>
         <w:pStyle w:val="Normaalweb"/>
-        <w:divId w:val="1190492028"/>
+        <w:divId w:val="1293829901"/>
         <w:rPr>
           <w:lang w:val="nl-NL"/>
         </w:rPr>
@@ -9092,7 +9101,7 @@
     <w:p>
       <w:pPr>
         <w:pStyle w:val="Kop5"/>
-        <w:divId w:val="1190492028"/>
+        <w:divId w:val="1293829901"/>
         <w:rPr>
           <w:rFonts w:eastAsia="Times New Roman"/>
           <w:lang w:val="nl-NL"/>
@@ -9109,7 +9118,7 @@
     <w:p>
       <w:pPr>
         <w:pStyle w:val="Normaalweb"/>
-        <w:divId w:val="1190492028"/>
+        <w:divId w:val="1293829901"/>
         <w:rPr>
           <w:lang w:val="nl-NL"/>
         </w:rPr>
@@ -9124,7 +9133,7 @@
     <w:p>
       <w:pPr>
         <w:pStyle w:val="afsluiting"/>
-        <w:divId w:val="1190492028"/>
+        <w:divId w:val="1293829901"/>
         <w:rPr>
           <w:lang w:val="nl-NL"/>
         </w:rPr>
@@ -9139,7 +9148,7 @@
     <w:p>
       <w:pPr>
         <w:outlineLvl w:val="2"/>
-        <w:divId w:val="681785811"/>
+        <w:divId w:val="2023388302"/>
         <w:rPr>
           <w:rFonts w:ascii="Aptos Display" w:eastAsia="Times New Roman" w:hAnsi="Aptos Display"/>
           <w:b/>
@@ -9165,7 +9174,7 @@
     </w:p>
     <w:p>
       <w:pPr>
-        <w:divId w:val="681785811"/>
+        <w:divId w:val="2023388302"/>
         <w:rPr>
           <w:rFonts w:eastAsia="Times New Roman"/>
           <w:sz w:val="24"/>
@@ -9185,7 +9194,7 @@
     <w:p>
       <w:pPr>
         <w:pStyle w:val="subtitel"/>
-        <w:divId w:val="1190492028"/>
+        <w:divId w:val="1293829901"/>
         <w:rPr>
           <w:lang w:val="nl-NL"/>
         </w:rPr>
@@ -9200,7 +9209,7 @@
     <w:p>
       <w:pPr>
         <w:pStyle w:val="Kop4"/>
-        <w:divId w:val="1190492028"/>
+        <w:divId w:val="1293829901"/>
         <w:rPr>
           <w:rFonts w:eastAsia="Times New Roman"/>
           <w:lang w:val="nl-NL"/>
@@ -9217,7 +9226,7 @@
     <w:p>
       <w:pPr>
         <w:pStyle w:val="Normaalweb"/>
-        <w:divId w:val="1190492028"/>
+        <w:divId w:val="1293829901"/>
         <w:rPr>
           <w:lang w:val="nl-NL"/>
         </w:rPr>
@@ -9232,7 +9241,7 @@
     <w:p>
       <w:pPr>
         <w:pStyle w:val="Kop5"/>
-        <w:divId w:val="1190492028"/>
+        <w:divId w:val="1293829901"/>
         <w:rPr>
           <w:rFonts w:eastAsia="Times New Roman"/>
           <w:lang w:val="nl-NL"/>
@@ -9249,7 +9258,7 @@
     <w:p>
       <w:pPr>
         <w:pStyle w:val="Normaalweb"/>
-        <w:divId w:val="1190492028"/>
+        <w:divId w:val="1293829901"/>
         <w:rPr>
           <w:lang w:val="nl-NL"/>
         </w:rPr>
@@ -9264,7 +9273,7 @@
     <w:p>
       <w:pPr>
         <w:pStyle w:val="Normaalweb"/>
-        <w:divId w:val="1190492028"/>
+        <w:divId w:val="1293829901"/>
         <w:rPr>
           <w:lang w:val="nl-NL"/>
         </w:rPr>
@@ -9279,7 +9288,7 @@
     <w:p>
       <w:pPr>
         <w:pStyle w:val="Kop5"/>
-        <w:divId w:val="1190492028"/>
+        <w:divId w:val="1293829901"/>
         <w:rPr>
           <w:rFonts w:eastAsia="Times New Roman"/>
           <w:lang w:val="nl-NL"/>
@@ -9300,7 +9309,7 @@
           <w:numId w:val="24"/>
         </w:numPr>
         <w:spacing w:before="100" w:beforeAutospacing="1" w:after="100" w:afterAutospacing="1"/>
-        <w:divId w:val="1190492028"/>
+        <w:divId w:val="1293829901"/>
         <w:rPr>
           <w:rFonts w:eastAsia="Times New Roman"/>
           <w:lang w:val="nl-NL"/>
@@ -9321,7 +9330,7 @@
           <w:numId w:val="24"/>
         </w:numPr>
         <w:spacing w:before="100" w:beforeAutospacing="1" w:after="100" w:afterAutospacing="1"/>
-        <w:divId w:val="1190492028"/>
+        <w:divId w:val="1293829901"/>
         <w:rPr>
           <w:rFonts w:eastAsia="Times New Roman"/>
           <w:lang w:val="nl-NL"/>
@@ -9342,7 +9351,7 @@
           <w:numId w:val="24"/>
         </w:numPr>
         <w:spacing w:before="100" w:beforeAutospacing="1" w:after="100" w:afterAutospacing="1"/>
-        <w:divId w:val="1190492028"/>
+        <w:divId w:val="1293829901"/>
         <w:rPr>
           <w:rFonts w:eastAsia="Times New Roman"/>
           <w:lang w:val="nl-NL"/>
@@ -9363,7 +9372,7 @@
           <w:numId w:val="24"/>
         </w:numPr>
         <w:spacing w:before="100" w:beforeAutospacing="1" w:after="100" w:afterAutospacing="1"/>
-        <w:divId w:val="1190492028"/>
+        <w:divId w:val="1293829901"/>
         <w:rPr>
           <w:rFonts w:eastAsia="Times New Roman"/>
           <w:lang w:val="nl-NL"/>
@@ -9380,7 +9389,7 @@
     <w:p>
       <w:pPr>
         <w:pStyle w:val="Kop5"/>
-        <w:divId w:val="1190492028"/>
+        <w:divId w:val="1293829901"/>
         <w:rPr>
           <w:rFonts w:eastAsia="Times New Roman"/>
           <w:lang w:val="nl-NL"/>
@@ -9397,7 +9406,7 @@
     <w:p>
       <w:pPr>
         <w:pStyle w:val="Normaalweb"/>
-        <w:divId w:val="1190492028"/>
+        <w:divId w:val="1293829901"/>
         <w:rPr>
           <w:lang w:val="nl-NL"/>
         </w:rPr>
@@ -9412,7 +9421,7 @@
     <w:p>
       <w:pPr>
         <w:pStyle w:val="Kop4"/>
-        <w:divId w:val="1190492028"/>
+        <w:divId w:val="1293829901"/>
         <w:rPr>
           <w:rFonts w:eastAsia="Times New Roman"/>
           <w:lang w:val="nl-NL"/>
@@ -9429,7 +9438,7 @@
     <w:p>
       <w:pPr>
         <w:pStyle w:val="Normaalweb"/>
-        <w:divId w:val="266893214"/>
+        <w:divId w:val="1364594468"/>
         <w:rPr>
           <w:lang w:val="nl-NL"/>
         </w:rPr>
@@ -9451,7 +9460,7 @@
     <w:p>
       <w:pPr>
         <w:pStyle w:val="Normaalweb"/>
-        <w:divId w:val="266893214"/>
+        <w:divId w:val="1364594468"/>
         <w:rPr>
           <w:lang w:val="nl-NL"/>
         </w:rPr>
@@ -9473,7 +9482,7 @@
     <w:p>
       <w:pPr>
         <w:pStyle w:val="Kop5"/>
-        <w:divId w:val="1190492028"/>
+        <w:divId w:val="1293829901"/>
         <w:rPr>
           <w:rFonts w:eastAsia="Times New Roman"/>
           <w:lang w:val="nl-NL"/>
@@ -9490,7 +9499,7 @@
     <w:p>
       <w:pPr>
         <w:pStyle w:val="Normaalweb"/>
-        <w:divId w:val="1190492028"/>
+        <w:divId w:val="1293829901"/>
         <w:rPr>
           <w:lang w:val="nl-NL"/>
         </w:rPr>
@@ -9505,7 +9514,7 @@
     <w:p>
       <w:pPr>
         <w:pStyle w:val="Kop5"/>
-        <w:divId w:val="1190492028"/>
+        <w:divId w:val="1293829901"/>
         <w:rPr>
           <w:rFonts w:eastAsia="Times New Roman"/>
           <w:lang w:val="nl-NL"/>
@@ -9522,7 +9531,7 @@
     <w:p>
       <w:pPr>
         <w:pStyle w:val="Normaalweb"/>
-        <w:divId w:val="1190492028"/>
+        <w:divId w:val="1293829901"/>
         <w:rPr>
           <w:lang w:val="nl-NL"/>
         </w:rPr>
@@ -9537,7 +9546,7 @@
     <w:p>
       <w:pPr>
         <w:pStyle w:val="Kop5"/>
-        <w:divId w:val="1190492028"/>
+        <w:divId w:val="1293829901"/>
         <w:rPr>
           <w:rFonts w:eastAsia="Times New Roman"/>
           <w:lang w:val="nl-NL"/>
@@ -9554,7 +9563,7 @@
     <w:p>
       <w:pPr>
         <w:pStyle w:val="Normaalweb"/>
-        <w:divId w:val="1190492028"/>
+        <w:divId w:val="1293829901"/>
         <w:rPr>
           <w:lang w:val="nl-NL"/>
         </w:rPr>
@@ -9569,7 +9578,7 @@
     <w:p>
       <w:pPr>
         <w:pStyle w:val="Kop4"/>
-        <w:divId w:val="1190492028"/>
+        <w:divId w:val="1293829901"/>
         <w:rPr>
           <w:rFonts w:eastAsia="Times New Roman"/>
           <w:lang w:val="nl-NL"/>
@@ -9586,7 +9595,7 @@
     <w:p>
       <w:pPr>
         <w:pStyle w:val="Kop5"/>
-        <w:divId w:val="1190492028"/>
+        <w:divId w:val="1293829901"/>
         <w:rPr>
           <w:rFonts w:eastAsia="Times New Roman"/>
           <w:lang w:val="nl-NL"/>
@@ -9603,7 +9612,7 @@
     <w:p>
       <w:pPr>
         <w:pStyle w:val="Normaalweb"/>
-        <w:divId w:val="1190492028"/>
+        <w:divId w:val="1293829901"/>
         <w:rPr>
           <w:lang w:val="nl-NL"/>
         </w:rPr>
@@ -9618,7 +9627,7 @@
     <w:p>
       <w:pPr>
         <w:pStyle w:val="Kop5"/>
-        <w:divId w:val="1190492028"/>
+        <w:divId w:val="1293829901"/>
         <w:rPr>
           <w:rFonts w:eastAsia="Times New Roman"/>
           <w:lang w:val="nl-NL"/>
@@ -9635,7 +9644,7 @@
     <w:p>
       <w:pPr>
         <w:pStyle w:val="Normaalweb"/>
-        <w:divId w:val="1190492028"/>
+        <w:divId w:val="1293829901"/>
         <w:rPr>
           <w:lang w:val="nl-NL"/>
         </w:rPr>
@@ -9654,7 +9663,7 @@
           <w:numId w:val="25"/>
         </w:numPr>
         <w:spacing w:before="100" w:beforeAutospacing="1" w:after="100" w:afterAutospacing="1"/>
-        <w:divId w:val="1190492028"/>
+        <w:divId w:val="1293829901"/>
         <w:rPr>
           <w:rFonts w:eastAsia="Times New Roman"/>
           <w:lang w:val="nl-NL"/>
@@ -9675,7 +9684,7 @@
           <w:numId w:val="25"/>
         </w:numPr>
         <w:spacing w:before="100" w:beforeAutospacing="1" w:after="100" w:afterAutospacing="1"/>
-        <w:divId w:val="1190492028"/>
+        <w:divId w:val="1293829901"/>
         <w:rPr>
           <w:rFonts w:eastAsia="Times New Roman"/>
           <w:lang w:val="nl-NL"/>
@@ -9696,7 +9705,7 @@
           <w:numId w:val="25"/>
         </w:numPr>
         <w:spacing w:before="100" w:beforeAutospacing="1" w:after="100" w:afterAutospacing="1"/>
-        <w:divId w:val="1190492028"/>
+        <w:divId w:val="1293829901"/>
         <w:rPr>
           <w:rFonts w:eastAsia="Times New Roman"/>
           <w:lang w:val="nl-NL"/>
@@ -9713,7 +9722,7 @@
     <w:p>
       <w:pPr>
         <w:pStyle w:val="Normaalweb"/>
-        <w:divId w:val="1190492028"/>
+        <w:divId w:val="1293829901"/>
         <w:rPr>
           <w:lang w:val="nl-NL"/>
         </w:rPr>
@@ -9728,7 +9737,7 @@
     <w:p>
       <w:pPr>
         <w:pStyle w:val="Kop5"/>
-        <w:divId w:val="1190492028"/>
+        <w:divId w:val="1293829901"/>
         <w:rPr>
           <w:rFonts w:eastAsia="Times New Roman"/>
           <w:lang w:val="nl-NL"/>
@@ -9745,7 +9754,7 @@
     <w:p>
       <w:pPr>
         <w:pStyle w:val="Normaalweb"/>
-        <w:divId w:val="1190492028"/>
+        <w:divId w:val="1293829901"/>
         <w:rPr>
           <w:lang w:val="nl-NL"/>
         </w:rPr>
@@ -9760,7 +9769,7 @@
     <w:p>
       <w:pPr>
         <w:pStyle w:val="Kop4"/>
-        <w:divId w:val="1190492028"/>
+        <w:divId w:val="1293829901"/>
         <w:rPr>
           <w:rFonts w:eastAsia="Times New Roman"/>
           <w:lang w:val="nl-NL"/>
@@ -9777,7 +9786,7 @@
     <w:p>
       <w:pPr>
         <w:pStyle w:val="Kop5"/>
-        <w:divId w:val="1190492028"/>
+        <w:divId w:val="1293829901"/>
         <w:rPr>
           <w:rFonts w:eastAsia="Times New Roman"/>
           <w:lang w:val="nl-NL"/>
@@ -9794,7 +9803,7 @@
     <w:p>
       <w:pPr>
         <w:pStyle w:val="Normaalweb"/>
-        <w:divId w:val="1190492028"/>
+        <w:divId w:val="1293829901"/>
         <w:rPr>
           <w:lang w:val="nl-NL"/>
         </w:rPr>
@@ -9809,7 +9818,7 @@
     <w:p>
       <w:pPr>
         <w:pStyle w:val="Kop5"/>
-        <w:divId w:val="1190492028"/>
+        <w:divId w:val="1293829901"/>
         <w:rPr>
           <w:rFonts w:eastAsia="Times New Roman"/>
           <w:lang w:val="nl-NL"/>
@@ -9826,7 +9835,7 @@
     <w:p>
       <w:pPr>
         <w:pStyle w:val="Normaalweb"/>
-        <w:divId w:val="1190492028"/>
+        <w:divId w:val="1293829901"/>
         <w:rPr>
           <w:lang w:val="nl-NL"/>
         </w:rPr>
@@ -9841,7 +9850,7 @@
     <w:p>
       <w:pPr>
         <w:pStyle w:val="Kop5"/>
-        <w:divId w:val="1190492028"/>
+        <w:divId w:val="1293829901"/>
         <w:rPr>
           <w:rFonts w:eastAsia="Times New Roman"/>
           <w:lang w:val="nl-NL"/>
@@ -9858,7 +9867,7 @@
     <w:p>
       <w:pPr>
         <w:pStyle w:val="Normaalweb"/>
-        <w:divId w:val="1190492028"/>
+        <w:divId w:val="1293829901"/>
         <w:rPr>
           <w:lang w:val="nl-NL"/>
         </w:rPr>
@@ -9873,7 +9882,7 @@
     <w:p>
       <w:pPr>
         <w:pStyle w:val="Kop5"/>
-        <w:divId w:val="1190492028"/>
+        <w:divId w:val="1293829901"/>
         <w:rPr>
           <w:rFonts w:eastAsia="Times New Roman"/>
           <w:lang w:val="nl-NL"/>
@@ -9890,7 +9899,7 @@
     <w:p>
       <w:pPr>
         <w:pStyle w:val="Normaalweb"/>
-        <w:divId w:val="1190492028"/>
+        <w:divId w:val="1293829901"/>
         <w:rPr>
           <w:lang w:val="nl-NL"/>
         </w:rPr>
@@ -9905,7 +9914,7 @@
     <w:p>
       <w:pPr>
         <w:pStyle w:val="Kop5"/>
-        <w:divId w:val="1190492028"/>
+        <w:divId w:val="1293829901"/>
         <w:rPr>
           <w:rFonts w:eastAsia="Times New Roman"/>
           <w:lang w:val="nl-NL"/>
@@ -9922,7 +9931,7 @@
     <w:p>
       <w:pPr>
         <w:pStyle w:val="Normaalweb"/>
-        <w:divId w:val="1190492028"/>
+        <w:divId w:val="1293829901"/>
         <w:rPr>
           <w:lang w:val="nl-NL"/>
         </w:rPr>
@@ -9937,7 +9946,7 @@
     <w:p>
       <w:pPr>
         <w:pStyle w:val="afsluiting"/>
-        <w:divId w:val="1190492028"/>
+        <w:divId w:val="1293829901"/>
         <w:rPr>
           <w:lang w:val="nl-NL"/>
         </w:rPr>
@@ -9953,7 +9962,7 @@
       <w:pPr>
         <w:pStyle w:val="Kop2"/>
         <w:spacing w:before="400" w:after="160"/>
-        <w:divId w:val="1190492028"/>
+        <w:divId w:val="1293829901"/>
         <w:rPr>
           <w:rFonts w:eastAsia="Times New Roman"/>
           <w:sz w:val="32"/>
@@ -9961,7 +9970,7 @@
           <w:lang w:val="nl-NL"/>
         </w:rPr>
       </w:pPr>
-      <w:bookmarkStart w:id="6" w:name="_Toc242177249"/>
+      <w:bookmarkStart w:id="6" w:name="_Toc242175652"/>
       <w:r>
         <w:rPr>
           <w:rFonts w:eastAsia="Times New Roman"/>
@@ -9976,7 +9985,7 @@
     <w:p>
       <w:pPr>
         <w:outlineLvl w:val="2"/>
-        <w:divId w:val="536238539"/>
+        <w:divId w:val="739400667"/>
         <w:rPr>
           <w:rFonts w:ascii="Aptos Display" w:eastAsia="Times New Roman" w:hAnsi="Aptos Display"/>
           <w:b/>
@@ -10002,7 +10011,7 @@
     </w:p>
     <w:p>
       <w:pPr>
-        <w:divId w:val="536238539"/>
+        <w:divId w:val="739400667"/>
         <w:rPr>
           <w:rFonts w:eastAsia="Times New Roman"/>
           <w:sz w:val="24"/>
@@ -10022,7 +10031,7 @@
     <w:p>
       <w:pPr>
         <w:pStyle w:val="subtitel"/>
-        <w:divId w:val="1190492028"/>
+        <w:divId w:val="1293829901"/>
         <w:rPr>
           <w:lang w:val="nl-NL"/>
         </w:rPr>
@@ -10037,7 +10046,7 @@
     <w:p>
       <w:pPr>
         <w:pStyle w:val="Kop4"/>
-        <w:divId w:val="1190492028"/>
+        <w:divId w:val="1293829901"/>
         <w:rPr>
           <w:rFonts w:eastAsia="Times New Roman"/>
           <w:lang w:val="nl-NL"/>
@@ -10054,7 +10063,7 @@
     <w:p>
       <w:pPr>
         <w:pStyle w:val="Normaalweb"/>
-        <w:divId w:val="1190492028"/>
+        <w:divId w:val="1293829901"/>
         <w:rPr>
           <w:lang w:val="nl-NL"/>
         </w:rPr>
@@ -10069,7 +10078,7 @@
     <w:p>
       <w:pPr>
         <w:pStyle w:val="Kop5"/>
-        <w:divId w:val="1190492028"/>
+        <w:divId w:val="1293829901"/>
         <w:rPr>
           <w:rFonts w:eastAsia="Times New Roman"/>
           <w:lang w:val="nl-NL"/>
@@ -10086,7 +10095,7 @@
     <w:p>
       <w:pPr>
         <w:pStyle w:val="Normaalweb"/>
-        <w:divId w:val="1190492028"/>
+        <w:divId w:val="1293829901"/>
         <w:rPr>
           <w:lang w:val="nl-NL"/>
         </w:rPr>
@@ -10101,7 +10110,7 @@
     <w:p>
       <w:pPr>
         <w:pStyle w:val="Normaalweb"/>
-        <w:divId w:val="1190492028"/>
+        <w:divId w:val="1293829901"/>
         <w:rPr>
           <w:lang w:val="nl-NL"/>
         </w:rPr>
@@ -10116,7 +10125,7 @@
     <w:p>
       <w:pPr>
         <w:pStyle w:val="Kop5"/>
-        <w:divId w:val="1190492028"/>
+        <w:divId w:val="1293829901"/>
         <w:rPr>
           <w:rFonts w:eastAsia="Times New Roman"/>
           <w:lang w:val="nl-NL"/>
@@ -10137,7 +10146,7 @@
           <w:numId w:val="26"/>
         </w:numPr>
         <w:spacing w:before="100" w:beforeAutospacing="1" w:after="100" w:afterAutospacing="1"/>
-        <w:divId w:val="1190492028"/>
+        <w:divId w:val="1293829901"/>
         <w:rPr>
           <w:rFonts w:eastAsia="Times New Roman"/>
           <w:lang w:val="nl-NL"/>
@@ -10158,7 +10167,7 @@
           <w:numId w:val="26"/>
         </w:numPr>
         <w:spacing w:before="100" w:beforeAutospacing="1" w:after="100" w:afterAutospacing="1"/>
-        <w:divId w:val="1190492028"/>
+        <w:divId w:val="1293829901"/>
         <w:rPr>
           <w:rFonts w:eastAsia="Times New Roman"/>
           <w:lang w:val="nl-NL"/>
@@ -10179,7 +10188,7 @@
           <w:numId w:val="26"/>
         </w:numPr>
         <w:spacing w:before="100" w:beforeAutospacing="1" w:after="100" w:afterAutospacing="1"/>
-        <w:divId w:val="1190492028"/>
+        <w:divId w:val="1293829901"/>
         <w:rPr>
           <w:rFonts w:eastAsia="Times New Roman"/>
           <w:lang w:val="nl-NL"/>
@@ -10200,7 +10209,7 @@
           <w:numId w:val="26"/>
         </w:numPr>
         <w:spacing w:before="100" w:beforeAutospacing="1" w:after="100" w:afterAutospacing="1"/>
-        <w:divId w:val="1190492028"/>
+        <w:divId w:val="1293829901"/>
         <w:rPr>
           <w:rFonts w:eastAsia="Times New Roman"/>
           <w:lang w:val="nl-NL"/>
@@ -10217,7 +10226,7 @@
     <w:p>
       <w:pPr>
         <w:pStyle w:val="Kop5"/>
-        <w:divId w:val="1190492028"/>
+        <w:divId w:val="1293829901"/>
         <w:rPr>
           <w:rFonts w:eastAsia="Times New Roman"/>
           <w:lang w:val="nl-NL"/>
@@ -10234,7 +10243,7 @@
     <w:p>
       <w:pPr>
         <w:pStyle w:val="Normaalweb"/>
-        <w:divId w:val="1190492028"/>
+        <w:divId w:val="1293829901"/>
         <w:rPr>
           <w:lang w:val="nl-NL"/>
         </w:rPr>
@@ -10253,7 +10262,7 @@
           <w:numId w:val="27"/>
         </w:numPr>
         <w:spacing w:before="100" w:beforeAutospacing="1" w:after="100" w:afterAutospacing="1"/>
-        <w:divId w:val="1190492028"/>
+        <w:divId w:val="1293829901"/>
         <w:rPr>
           <w:rFonts w:eastAsia="Times New Roman"/>
           <w:lang w:val="nl-NL"/>
@@ -10282,7 +10291,7 @@
           <w:numId w:val="27"/>
         </w:numPr>
         <w:spacing w:before="100" w:beforeAutospacing="1" w:after="100" w:afterAutospacing="1"/>
-        <w:divId w:val="1190492028"/>
+        <w:divId w:val="1293829901"/>
         <w:rPr>
           <w:rFonts w:eastAsia="Times New Roman"/>
           <w:lang w:val="nl-NL"/>
@@ -10311,7 +10320,7 @@
           <w:numId w:val="27"/>
         </w:numPr>
         <w:spacing w:before="100" w:beforeAutospacing="1" w:after="100" w:afterAutospacing="1"/>
-        <w:divId w:val="1190492028"/>
+        <w:divId w:val="1293829901"/>
         <w:rPr>
           <w:rFonts w:eastAsia="Times New Roman"/>
           <w:lang w:val="nl-NL"/>
@@ -10328,7 +10337,7 @@
     <w:p>
       <w:pPr>
         <w:pStyle w:val="Kop4"/>
-        <w:divId w:val="1190492028"/>
+        <w:divId w:val="1293829901"/>
         <w:rPr>
           <w:rFonts w:eastAsia="Times New Roman"/>
           <w:lang w:val="nl-NL"/>
@@ -10345,7 +10354,7 @@
     <w:p>
       <w:pPr>
         <w:pStyle w:val="Normaalweb"/>
-        <w:divId w:val="1395078458"/>
+        <w:divId w:val="1325935085"/>
         <w:rPr>
           <w:lang w:val="nl-NL"/>
         </w:rPr>
@@ -10367,7 +10376,7 @@
     <w:p>
       <w:pPr>
         <w:pStyle w:val="Normaalweb"/>
-        <w:divId w:val="1395078458"/>
+        <w:divId w:val="1325935085"/>
         <w:rPr>
           <w:lang w:val="nl-NL"/>
         </w:rPr>
@@ -10389,7 +10398,7 @@
     <w:p>
       <w:pPr>
         <w:pStyle w:val="Kop5"/>
-        <w:divId w:val="1190492028"/>
+        <w:divId w:val="1293829901"/>
         <w:rPr>
           <w:rFonts w:eastAsia="Times New Roman"/>
           <w:lang w:val="nl-NL"/>
@@ -10406,7 +10415,7 @@
     <w:p>
       <w:pPr>
         <w:pStyle w:val="Normaalweb"/>
-        <w:divId w:val="1190492028"/>
+        <w:divId w:val="1293829901"/>
         <w:rPr>
           <w:lang w:val="nl-NL"/>
         </w:rPr>
@@ -10421,7 +10430,7 @@
     <w:p>
       <w:pPr>
         <w:pStyle w:val="Kop5"/>
-        <w:divId w:val="1190492028"/>
+        <w:divId w:val="1293829901"/>
         <w:rPr>
           <w:rFonts w:eastAsia="Times New Roman"/>
           <w:lang w:val="nl-NL"/>
@@ -10438,7 +10447,7 @@
     <w:p>
       <w:pPr>
         <w:pStyle w:val="Normaalweb"/>
-        <w:divId w:val="1190492028"/>
+        <w:divId w:val="1293829901"/>
         <w:rPr>
           <w:lang w:val="nl-NL"/>
         </w:rPr>
@@ -10459,7 +10468,7 @@
     <w:p>
       <w:pPr>
         <w:pStyle w:val="Kop5"/>
-        <w:divId w:val="1190492028"/>
+        <w:divId w:val="1293829901"/>
         <w:rPr>
           <w:rFonts w:eastAsia="Times New Roman"/>
           <w:lang w:val="nl-NL"/>
@@ -10476,7 +10485,7 @@
     <w:p>
       <w:pPr>
         <w:pStyle w:val="Normaalweb"/>
-        <w:divId w:val="1190492028"/>
+        <w:divId w:val="1293829901"/>
         <w:rPr>
           <w:lang w:val="nl-NL"/>
         </w:rPr>
@@ -10497,7 +10506,7 @@
     <w:p>
       <w:pPr>
         <w:pStyle w:val="Kop4"/>
-        <w:divId w:val="1190492028"/>
+        <w:divId w:val="1293829901"/>
         <w:rPr>
           <w:rFonts w:eastAsia="Times New Roman"/>
           <w:lang w:val="nl-NL"/>
@@ -10514,7 +10523,7 @@
     <w:p>
       <w:pPr>
         <w:pStyle w:val="Kop5"/>
-        <w:divId w:val="1190492028"/>
+        <w:divId w:val="1293829901"/>
         <w:rPr>
           <w:rFonts w:eastAsia="Times New Roman"/>
           <w:lang w:val="nl-NL"/>
@@ -10531,7 +10540,7 @@
     <w:p>
       <w:pPr>
         <w:pStyle w:val="Normaalweb"/>
-        <w:divId w:val="1190492028"/>
+        <w:divId w:val="1293829901"/>
         <w:rPr>
           <w:lang w:val="nl-NL"/>
         </w:rPr>
@@ -10546,7 +10555,7 @@
     <w:p>
       <w:pPr>
         <w:pStyle w:val="Kop5"/>
-        <w:divId w:val="1190492028"/>
+        <w:divId w:val="1293829901"/>
         <w:rPr>
           <w:rFonts w:eastAsia="Times New Roman"/>
           <w:lang w:val="nl-NL"/>
@@ -10563,7 +10572,7 @@
     <w:p>
       <w:pPr>
         <w:pStyle w:val="Normaalweb"/>
-        <w:divId w:val="1190492028"/>
+        <w:divId w:val="1293829901"/>
         <w:rPr>
           <w:lang w:val="nl-NL"/>
         </w:rPr>
@@ -10582,7 +10591,7 @@
           <w:numId w:val="28"/>
         </w:numPr>
         <w:spacing w:before="100" w:beforeAutospacing="1" w:after="100" w:afterAutospacing="1"/>
-        <w:divId w:val="1190492028"/>
+        <w:divId w:val="1293829901"/>
         <w:rPr>
           <w:rFonts w:eastAsia="Times New Roman"/>
           <w:lang w:val="nl-NL"/>
@@ -10603,7 +10612,7 @@
           <w:numId w:val="28"/>
         </w:numPr>
         <w:spacing w:before="100" w:beforeAutospacing="1" w:after="100" w:afterAutospacing="1"/>
-        <w:divId w:val="1190492028"/>
+        <w:divId w:val="1293829901"/>
         <w:rPr>
           <w:rFonts w:eastAsia="Times New Roman"/>
           <w:lang w:val="nl-NL"/>
@@ -10624,7 +10633,7 @@
           <w:numId w:val="28"/>
         </w:numPr>
         <w:spacing w:before="100" w:beforeAutospacing="1" w:after="100" w:afterAutospacing="1"/>
-        <w:divId w:val="1190492028"/>
+        <w:divId w:val="1293829901"/>
         <w:rPr>
           <w:rFonts w:eastAsia="Times New Roman"/>
           <w:lang w:val="nl-NL"/>
@@ -10645,7 +10654,7 @@
           <w:numId w:val="28"/>
         </w:numPr>
         <w:spacing w:before="100" w:beforeAutospacing="1" w:after="100" w:afterAutospacing="1"/>
-        <w:divId w:val="1190492028"/>
+        <w:divId w:val="1293829901"/>
         <w:rPr>
           <w:rFonts w:eastAsia="Times New Roman"/>
           <w:lang w:val="nl-NL"/>
@@ -10662,7 +10671,7 @@
     <w:p>
       <w:pPr>
         <w:pStyle w:val="Normaalweb"/>
-        <w:divId w:val="1190492028"/>
+        <w:divId w:val="1293829901"/>
         <w:rPr>
           <w:lang w:val="nl-NL"/>
         </w:rPr>
@@ -10677,7 +10686,7 @@
     <w:p>
       <w:pPr>
         <w:pStyle w:val="Kop5"/>
-        <w:divId w:val="1190492028"/>
+        <w:divId w:val="1293829901"/>
         <w:rPr>
           <w:rFonts w:eastAsia="Times New Roman"/>
           <w:lang w:val="nl-NL"/>
@@ -10694,7 +10703,7 @@
     <w:p>
       <w:pPr>
         <w:pStyle w:val="Normaalweb"/>
-        <w:divId w:val="1190492028"/>
+        <w:divId w:val="1293829901"/>
         <w:rPr>
           <w:lang w:val="nl-NL"/>
         </w:rPr>
@@ -10709,7 +10718,7 @@
     <w:p>
       <w:pPr>
         <w:pStyle w:val="Kop4"/>
-        <w:divId w:val="1190492028"/>
+        <w:divId w:val="1293829901"/>
         <w:rPr>
           <w:rFonts w:eastAsia="Times New Roman"/>
           <w:lang w:val="nl-NL"/>
@@ -10726,7 +10735,7 @@
     <w:p>
       <w:pPr>
         <w:pStyle w:val="Kop5"/>
-        <w:divId w:val="1190492028"/>
+        <w:divId w:val="1293829901"/>
         <w:rPr>
           <w:rFonts w:eastAsia="Times New Roman"/>
           <w:lang w:val="nl-NL"/>
@@ -10743,7 +10752,7 @@
     <w:p>
       <w:pPr>
         <w:pStyle w:val="Normaalweb"/>
-        <w:divId w:val="1190492028"/>
+        <w:divId w:val="1293829901"/>
         <w:rPr>
           <w:lang w:val="nl-NL"/>
         </w:rPr>
@@ -10758,7 +10767,7 @@
     <w:p>
       <w:pPr>
         <w:pStyle w:val="Kop5"/>
-        <w:divId w:val="1190492028"/>
+        <w:divId w:val="1293829901"/>
         <w:rPr>
           <w:rFonts w:eastAsia="Times New Roman"/>
           <w:lang w:val="nl-NL"/>
@@ -10775,7 +10784,7 @@
     <w:p>
       <w:pPr>
         <w:pStyle w:val="Normaalweb"/>
-        <w:divId w:val="1190492028"/>
+        <w:divId w:val="1293829901"/>
         <w:rPr>
           <w:lang w:val="nl-NL"/>
         </w:rPr>
@@ -10790,7 +10799,7 @@
     <w:p>
       <w:pPr>
         <w:pStyle w:val="Kop5"/>
-        <w:divId w:val="1190492028"/>
+        <w:divId w:val="1293829901"/>
         <w:rPr>
           <w:rFonts w:eastAsia="Times New Roman"/>
           <w:lang w:val="nl-NL"/>
@@ -10807,7 +10816,7 @@
     <w:p>
       <w:pPr>
         <w:pStyle w:val="Normaalweb"/>
-        <w:divId w:val="1190492028"/>
+        <w:divId w:val="1293829901"/>
         <w:rPr>
           <w:lang w:val="nl-NL"/>
         </w:rPr>
@@ -10822,7 +10831,7 @@
     <w:p>
       <w:pPr>
         <w:pStyle w:val="Kop5"/>
-        <w:divId w:val="1190492028"/>
+        <w:divId w:val="1293829901"/>
         <w:rPr>
           <w:rFonts w:eastAsia="Times New Roman"/>
           <w:lang w:val="nl-NL"/>
@@ -10839,7 +10848,7 @@
     <w:p>
       <w:pPr>
         <w:pStyle w:val="Normaalweb"/>
-        <w:divId w:val="1190492028"/>
+        <w:divId w:val="1293829901"/>
         <w:rPr>
           <w:lang w:val="nl-NL"/>
         </w:rPr>
@@ -10854,7 +10863,7 @@
     <w:p>
       <w:pPr>
         <w:pStyle w:val="Kop5"/>
-        <w:divId w:val="1190492028"/>
+        <w:divId w:val="1293829901"/>
         <w:rPr>
           <w:rFonts w:eastAsia="Times New Roman"/>
           <w:lang w:val="nl-NL"/>
@@ -10871,7 +10880,7 @@
     <w:p>
       <w:pPr>
         <w:pStyle w:val="Normaalweb"/>
-        <w:divId w:val="1190492028"/>
+        <w:divId w:val="1293829901"/>
         <w:rPr>
           <w:lang w:val="nl-NL"/>
         </w:rPr>
@@ -10886,7 +10895,7 @@
     <w:p>
       <w:pPr>
         <w:pStyle w:val="afsluiting"/>
-        <w:divId w:val="1190492028"/>
+        <w:divId w:val="1293829901"/>
         <w:rPr>
           <w:lang w:val="nl-NL"/>
         </w:rPr>
@@ -10901,7 +10910,7 @@
     <w:p>
       <w:pPr>
         <w:outlineLvl w:val="2"/>
-        <w:divId w:val="88351164"/>
+        <w:divId w:val="54816729"/>
         <w:rPr>
           <w:rFonts w:ascii="Aptos Display" w:eastAsia="Times New Roman" w:hAnsi="Aptos Display"/>
           <w:b/>
@@ -10927,7 +10936,7 @@
     </w:p>
     <w:p>
       <w:pPr>
-        <w:divId w:val="88351164"/>
+        <w:divId w:val="54816729"/>
         <w:rPr>
           <w:rFonts w:eastAsia="Times New Roman"/>
           <w:sz w:val="24"/>
@@ -10947,7 +10956,7 @@
     <w:p>
       <w:pPr>
         <w:pStyle w:val="subtitel"/>
-        <w:divId w:val="1190492028"/>
+        <w:divId w:val="1293829901"/>
         <w:rPr>
           <w:lang w:val="nl-NL"/>
         </w:rPr>
@@ -10962,7 +10971,7 @@
     <w:p>
       <w:pPr>
         <w:pStyle w:val="Kop4"/>
-        <w:divId w:val="1190492028"/>
+        <w:divId w:val="1293829901"/>
         <w:rPr>
           <w:rFonts w:eastAsia="Times New Roman"/>
           <w:lang w:val="nl-NL"/>
@@ -10979,7 +10988,7 @@
     <w:p>
       <w:pPr>
         <w:pStyle w:val="Normaalweb"/>
-        <w:divId w:val="1190492028"/>
+        <w:divId w:val="1293829901"/>
         <w:rPr>
           <w:lang w:val="nl-NL"/>
         </w:rPr>
@@ -11000,7 +11009,7 @@
     <w:p>
       <w:pPr>
         <w:pStyle w:val="Kop5"/>
-        <w:divId w:val="1190492028"/>
+        <w:divId w:val="1293829901"/>
         <w:rPr>
           <w:rFonts w:eastAsia="Times New Roman"/>
           <w:lang w:val="nl-NL"/>
@@ -11017,7 +11026,7 @@
     <w:p>
       <w:pPr>
         <w:pStyle w:val="Normaalweb"/>
-        <w:divId w:val="1190492028"/>
+        <w:divId w:val="1293829901"/>
         <w:rPr>
           <w:lang w:val="nl-NL"/>
         </w:rPr>
@@ -11032,7 +11041,7 @@
     <w:p>
       <w:pPr>
         <w:pStyle w:val="Normaalweb"/>
-        <w:divId w:val="1190492028"/>
+        <w:divId w:val="1293829901"/>
         <w:rPr>
           <w:lang w:val="nl-NL"/>
         </w:rPr>
@@ -11047,7 +11056,7 @@
     <w:p>
       <w:pPr>
         <w:pStyle w:val="Kop5"/>
-        <w:divId w:val="1190492028"/>
+        <w:divId w:val="1293829901"/>
         <w:rPr>
           <w:rFonts w:eastAsia="Times New Roman"/>
           <w:lang w:val="nl-NL"/>
@@ -11068,7 +11077,7 @@
           <w:numId w:val="29"/>
         </w:numPr>
         <w:spacing w:before="100" w:beforeAutospacing="1" w:after="100" w:afterAutospacing="1"/>
-        <w:divId w:val="1190492028"/>
+        <w:divId w:val="1293829901"/>
         <w:rPr>
           <w:rFonts w:eastAsia="Times New Roman"/>
           <w:lang w:val="nl-NL"/>
@@ -11089,7 +11098,7 @@
           <w:numId w:val="29"/>
         </w:numPr>
         <w:spacing w:before="100" w:beforeAutospacing="1" w:after="100" w:afterAutospacing="1"/>
-        <w:divId w:val="1190492028"/>
+        <w:divId w:val="1293829901"/>
         <w:rPr>
           <w:rFonts w:eastAsia="Times New Roman"/>
           <w:lang w:val="nl-NL"/>
@@ -11110,7 +11119,7 @@
           <w:numId w:val="29"/>
         </w:numPr>
         <w:spacing w:before="100" w:beforeAutospacing="1" w:after="100" w:afterAutospacing="1"/>
-        <w:divId w:val="1190492028"/>
+        <w:divId w:val="1293829901"/>
         <w:rPr>
           <w:rFonts w:eastAsia="Times New Roman"/>
           <w:lang w:val="nl-NL"/>
@@ -11131,7 +11140,7 @@
           <w:numId w:val="29"/>
         </w:numPr>
         <w:spacing w:before="100" w:beforeAutospacing="1" w:after="100" w:afterAutospacing="1"/>
-        <w:divId w:val="1190492028"/>
+        <w:divId w:val="1293829901"/>
         <w:rPr>
           <w:rFonts w:eastAsia="Times New Roman"/>
           <w:lang w:val="nl-NL"/>
@@ -11148,7 +11157,7 @@
     <w:p>
       <w:pPr>
         <w:pStyle w:val="Kop5"/>
-        <w:divId w:val="1190492028"/>
+        <w:divId w:val="1293829901"/>
         <w:rPr>
           <w:rFonts w:eastAsia="Times New Roman"/>
           <w:lang w:val="nl-NL"/>
@@ -11165,7 +11174,7 @@
     <w:p>
       <w:pPr>
         <w:pStyle w:val="Normaalweb"/>
-        <w:divId w:val="1190492028"/>
+        <w:divId w:val="1293829901"/>
         <w:rPr>
           <w:lang w:val="nl-NL"/>
         </w:rPr>
@@ -11180,7 +11189,7 @@
     <w:p>
       <w:pPr>
         <w:pStyle w:val="Kop4"/>
-        <w:divId w:val="1190492028"/>
+        <w:divId w:val="1293829901"/>
         <w:rPr>
           <w:rFonts w:eastAsia="Times New Roman"/>
           <w:lang w:val="nl-NL"/>
@@ -11197,7 +11206,7 @@
     <w:p>
       <w:pPr>
         <w:pStyle w:val="Normaalweb"/>
-        <w:divId w:val="988292965"/>
+        <w:divId w:val="1452437195"/>
         <w:rPr>
           <w:lang w:val="nl-NL"/>
         </w:rPr>
@@ -11219,7 +11228,7 @@
     <w:p>
       <w:pPr>
         <w:pStyle w:val="Normaalweb"/>
-        <w:divId w:val="988292965"/>
+        <w:divId w:val="1452437195"/>
         <w:rPr>
           <w:lang w:val="nl-NL"/>
         </w:rPr>
@@ -11241,7 +11250,7 @@
     <w:p>
       <w:pPr>
         <w:pStyle w:val="Kop5"/>
-        <w:divId w:val="1190492028"/>
+        <w:divId w:val="1293829901"/>
         <w:rPr>
           <w:rFonts w:eastAsia="Times New Roman"/>
           <w:lang w:val="nl-NL"/>
@@ -11258,7 +11267,7 @@
     <w:p>
       <w:pPr>
         <w:pStyle w:val="Normaalweb"/>
-        <w:divId w:val="1190492028"/>
+        <w:divId w:val="1293829901"/>
         <w:rPr>
           <w:lang w:val="nl-NL"/>
         </w:rPr>
@@ -11273,7 +11282,7 @@
     <w:p>
       <w:pPr>
         <w:pStyle w:val="Kop5"/>
-        <w:divId w:val="1190492028"/>
+        <w:divId w:val="1293829901"/>
         <w:rPr>
           <w:rFonts w:eastAsia="Times New Roman"/>
           <w:lang w:val="nl-NL"/>
@@ -11290,7 +11299,7 @@
     <w:p>
       <w:pPr>
         <w:pStyle w:val="Normaalweb"/>
-        <w:divId w:val="1190492028"/>
+        <w:divId w:val="1293829901"/>
         <w:rPr>
           <w:lang w:val="nl-NL"/>
         </w:rPr>
@@ -11305,7 +11314,7 @@
     <w:p>
       <w:pPr>
         <w:pStyle w:val="Kop5"/>
-        <w:divId w:val="1190492028"/>
+        <w:divId w:val="1293829901"/>
         <w:rPr>
           <w:rFonts w:eastAsia="Times New Roman"/>
           <w:lang w:val="nl-NL"/>
@@ -11322,7 +11331,7 @@
     <w:p>
       <w:pPr>
         <w:pStyle w:val="Normaalweb"/>
-        <w:divId w:val="1190492028"/>
+        <w:divId w:val="1293829901"/>
         <w:rPr>
           <w:lang w:val="nl-NL"/>
         </w:rPr>
@@ -11337,7 +11346,7 @@
     <w:p>
       <w:pPr>
         <w:pStyle w:val="Kop4"/>
-        <w:divId w:val="1190492028"/>
+        <w:divId w:val="1293829901"/>
         <w:rPr>
           <w:rFonts w:eastAsia="Times New Roman"/>
           <w:lang w:val="nl-NL"/>
@@ -11354,7 +11363,7 @@
     <w:p>
       <w:pPr>
         <w:pStyle w:val="Kop5"/>
-        <w:divId w:val="1190492028"/>
+        <w:divId w:val="1293829901"/>
         <w:rPr>
           <w:rFonts w:eastAsia="Times New Roman"/>
           <w:lang w:val="nl-NL"/>
@@ -11371,7 +11380,7 @@
     <w:p>
       <w:pPr>
         <w:pStyle w:val="Normaalweb"/>
-        <w:divId w:val="1190492028"/>
+        <w:divId w:val="1293829901"/>
         <w:rPr>
           <w:lang w:val="nl-NL"/>
         </w:rPr>
@@ -11386,7 +11395,7 @@
     <w:p>
       <w:pPr>
         <w:pStyle w:val="Kop5"/>
-        <w:divId w:val="1190492028"/>
+        <w:divId w:val="1293829901"/>
         <w:rPr>
           <w:rFonts w:eastAsia="Times New Roman"/>
           <w:lang w:val="nl-NL"/>
@@ -11403,7 +11412,7 @@
     <w:p>
       <w:pPr>
         <w:pStyle w:val="Normaalweb"/>
-        <w:divId w:val="1190492028"/>
+        <w:divId w:val="1293829901"/>
         <w:rPr>
           <w:lang w:val="nl-NL"/>
         </w:rPr>
@@ -11422,7 +11431,7 @@
           <w:numId w:val="30"/>
         </w:numPr>
         <w:spacing w:before="100" w:beforeAutospacing="1" w:after="100" w:afterAutospacing="1"/>
-        <w:divId w:val="1190492028"/>
+        <w:divId w:val="1293829901"/>
         <w:rPr>
           <w:rFonts w:eastAsia="Times New Roman"/>
           <w:lang w:val="nl-NL"/>
@@ -11443,7 +11452,7 @@
           <w:numId w:val="30"/>
         </w:numPr>
         <w:spacing w:before="100" w:beforeAutospacing="1" w:after="100" w:afterAutospacing="1"/>
-        <w:divId w:val="1190492028"/>
+        <w:divId w:val="1293829901"/>
         <w:rPr>
           <w:rFonts w:eastAsia="Times New Roman"/>
           <w:lang w:val="nl-NL"/>
@@ -11464,7 +11473,7 @@
           <w:numId w:val="30"/>
         </w:numPr>
         <w:spacing w:before="100" w:beforeAutospacing="1" w:after="100" w:afterAutospacing="1"/>
-        <w:divId w:val="1190492028"/>
+        <w:divId w:val="1293829901"/>
         <w:rPr>
           <w:rFonts w:eastAsia="Times New Roman"/>
           <w:lang w:val="nl-NL"/>
@@ -11485,7 +11494,7 @@
           <w:numId w:val="30"/>
         </w:numPr>
         <w:spacing w:before="100" w:beforeAutospacing="1" w:after="100" w:afterAutospacing="1"/>
-        <w:divId w:val="1190492028"/>
+        <w:divId w:val="1293829901"/>
         <w:rPr>
           <w:rFonts w:eastAsia="Times New Roman"/>
           <w:lang w:val="nl-NL"/>
@@ -11502,7 +11511,7 @@
     <w:p>
       <w:pPr>
         <w:pStyle w:val="Normaalweb"/>
-        <w:divId w:val="1190492028"/>
+        <w:divId w:val="1293829901"/>
         <w:rPr>
           <w:lang w:val="nl-NL"/>
         </w:rPr>
@@ -11517,7 +11526,7 @@
     <w:p>
       <w:pPr>
         <w:pStyle w:val="Kop5"/>
-        <w:divId w:val="1190492028"/>
+        <w:divId w:val="1293829901"/>
         <w:rPr>
           <w:rFonts w:eastAsia="Times New Roman"/>
           <w:lang w:val="nl-NL"/>
@@ -11534,7 +11543,7 @@
     <w:p>
       <w:pPr>
         <w:pStyle w:val="Normaalweb"/>
-        <w:divId w:val="1190492028"/>
+        <w:divId w:val="1293829901"/>
         <w:rPr>
           <w:lang w:val="nl-NL"/>
         </w:rPr>
@@ -11549,7 +11558,7 @@
     <w:p>
       <w:pPr>
         <w:pStyle w:val="Kop4"/>
-        <w:divId w:val="1190492028"/>
+        <w:divId w:val="1293829901"/>
         <w:rPr>
           <w:rFonts w:eastAsia="Times New Roman"/>
           <w:lang w:val="nl-NL"/>
@@ -11566,7 +11575,7 @@
     <w:p>
       <w:pPr>
         <w:pStyle w:val="Kop5"/>
-        <w:divId w:val="1190492028"/>
+        <w:divId w:val="1293829901"/>
         <w:rPr>
           <w:rFonts w:eastAsia="Times New Roman"/>
           <w:lang w:val="nl-NL"/>
@@ -11583,7 +11592,7 @@
     <w:p>
       <w:pPr>
         <w:pStyle w:val="Normaalweb"/>
-        <w:divId w:val="1190492028"/>
+        <w:divId w:val="1293829901"/>
         <w:rPr>
           <w:lang w:val="nl-NL"/>
         </w:rPr>
@@ -11604,7 +11613,7 @@
     <w:p>
       <w:pPr>
         <w:pStyle w:val="Kop5"/>
-        <w:divId w:val="1190492028"/>
+        <w:divId w:val="1293829901"/>
         <w:rPr>
           <w:rFonts w:eastAsia="Times New Roman"/>
           <w:lang w:val="nl-NL"/>
@@ -11621,7 +11630,7 @@
     <w:p>
       <w:pPr>
         <w:pStyle w:val="Normaalweb"/>
-        <w:divId w:val="1190492028"/>
+        <w:divId w:val="1293829901"/>
         <w:rPr>
           <w:lang w:val="nl-NL"/>
         </w:rPr>
@@ -11636,7 +11645,7 @@
     <w:p>
       <w:pPr>
         <w:pStyle w:val="Kop5"/>
-        <w:divId w:val="1190492028"/>
+        <w:divId w:val="1293829901"/>
         <w:rPr>
           <w:rFonts w:eastAsia="Times New Roman"/>
           <w:lang w:val="nl-NL"/>
@@ -11653,7 +11662,7 @@
     <w:p>
       <w:pPr>
         <w:pStyle w:val="Normaalweb"/>
-        <w:divId w:val="1190492028"/>
+        <w:divId w:val="1293829901"/>
         <w:rPr>
           <w:lang w:val="nl-NL"/>
         </w:rPr>
@@ -11668,7 +11677,7 @@
     <w:p>
       <w:pPr>
         <w:pStyle w:val="Kop5"/>
-        <w:divId w:val="1190492028"/>
+        <w:divId w:val="1293829901"/>
         <w:rPr>
           <w:rFonts w:eastAsia="Times New Roman"/>
           <w:lang w:val="nl-NL"/>
@@ -11685,7 +11694,7 @@
     <w:p>
       <w:pPr>
         <w:pStyle w:val="Normaalweb"/>
-        <w:divId w:val="1190492028"/>
+        <w:divId w:val="1293829901"/>
         <w:rPr>
           <w:lang w:val="nl-NL"/>
         </w:rPr>
@@ -11700,7 +11709,7 @@
     <w:p>
       <w:pPr>
         <w:pStyle w:val="Kop5"/>
-        <w:divId w:val="1190492028"/>
+        <w:divId w:val="1293829901"/>
         <w:rPr>
           <w:rFonts w:eastAsia="Times New Roman"/>
           <w:lang w:val="nl-NL"/>
@@ -11717,7 +11726,7 @@
     <w:p>
       <w:pPr>
         <w:pStyle w:val="Normaalweb"/>
-        <w:divId w:val="1190492028"/>
+        <w:divId w:val="1293829901"/>
         <w:rPr>
           <w:lang w:val="nl-NL"/>
         </w:rPr>
@@ -11732,7 +11741,7 @@
     <w:p>
       <w:pPr>
         <w:pStyle w:val="afsluiting"/>
-        <w:divId w:val="1190492028"/>
+        <w:divId w:val="1293829901"/>
         <w:rPr>
           <w:lang w:val="nl-NL"/>
         </w:rPr>
@@ -11747,7 +11756,7 @@
     <w:p>
       <w:pPr>
         <w:outlineLvl w:val="2"/>
-        <w:divId w:val="1199125509"/>
+        <w:divId w:val="485897007"/>
         <w:rPr>
           <w:rFonts w:ascii="Aptos Display" w:eastAsia="Times New Roman" w:hAnsi="Aptos Display"/>
           <w:b/>
@@ -11773,7 +11782,7 @@
     </w:p>
     <w:p>
       <w:pPr>
-        <w:divId w:val="1199125509"/>
+        <w:divId w:val="485897007"/>
         <w:rPr>
           <w:rFonts w:eastAsia="Times New Roman"/>
           <w:sz w:val="24"/>
@@ -11793,7 +11802,7 @@
     <w:p>
       <w:pPr>
         <w:pStyle w:val="subtitel"/>
-        <w:divId w:val="1190492028"/>
+        <w:divId w:val="1293829901"/>
         <w:rPr>
           <w:lang w:val="nl-NL"/>
         </w:rPr>
@@ -11808,7 +11817,7 @@
     <w:p>
       <w:pPr>
         <w:pStyle w:val="Kop4"/>
-        <w:divId w:val="1190492028"/>
+        <w:divId w:val="1293829901"/>
         <w:rPr>
           <w:rFonts w:eastAsia="Times New Roman"/>
           <w:lang w:val="nl-NL"/>
@@ -11825,7 +11834,7 @@
     <w:p>
       <w:pPr>
         <w:pStyle w:val="Normaalweb"/>
-        <w:divId w:val="1190492028"/>
+        <w:divId w:val="1293829901"/>
         <w:rPr>
           <w:lang w:val="nl-NL"/>
         </w:rPr>
@@ -11840,7 +11849,7 @@
     <w:p>
       <w:pPr>
         <w:pStyle w:val="Kop5"/>
-        <w:divId w:val="1190492028"/>
+        <w:divId w:val="1293829901"/>
         <w:rPr>
           <w:rFonts w:eastAsia="Times New Roman"/>
           <w:lang w:val="nl-NL"/>
@@ -11857,7 +11866,7 @@
     <w:p>
       <w:pPr>
         <w:pStyle w:val="Normaalweb"/>
-        <w:divId w:val="1190492028"/>
+        <w:divId w:val="1293829901"/>
         <w:rPr>
           <w:lang w:val="nl-NL"/>
         </w:rPr>
@@ -11872,7 +11881,7 @@
     <w:p>
       <w:pPr>
         <w:pStyle w:val="Normaalweb"/>
-        <w:divId w:val="1190492028"/>
+        <w:divId w:val="1293829901"/>
         <w:rPr>
           <w:lang w:val="nl-NL"/>
         </w:rPr>
@@ -11887,7 +11896,7 @@
     <w:p>
       <w:pPr>
         <w:pStyle w:val="Kop5"/>
-        <w:divId w:val="1190492028"/>
+        <w:divId w:val="1293829901"/>
         <w:rPr>
           <w:rFonts w:eastAsia="Times New Roman"/>
           <w:lang w:val="nl-NL"/>
@@ -11908,7 +11917,7 @@
           <w:numId w:val="31"/>
         </w:numPr>
         <w:spacing w:before="100" w:beforeAutospacing="1" w:after="100" w:afterAutospacing="1"/>
-        <w:divId w:val="1190492028"/>
+        <w:divId w:val="1293829901"/>
         <w:rPr>
           <w:rFonts w:eastAsia="Times New Roman"/>
           <w:lang w:val="nl-NL"/>
@@ -11929,7 +11938,7 @@
           <w:numId w:val="31"/>
         </w:numPr>
         <w:spacing w:before="100" w:beforeAutospacing="1" w:after="100" w:afterAutospacing="1"/>
-        <w:divId w:val="1190492028"/>
+        <w:divId w:val="1293829901"/>
         <w:rPr>
           <w:rFonts w:eastAsia="Times New Roman"/>
           <w:lang w:val="nl-NL"/>
@@ -11950,7 +11959,7 @@
           <w:numId w:val="31"/>
         </w:numPr>
         <w:spacing w:before="100" w:beforeAutospacing="1" w:after="100" w:afterAutospacing="1"/>
-        <w:divId w:val="1190492028"/>
+        <w:divId w:val="1293829901"/>
         <w:rPr>
           <w:rFonts w:eastAsia="Times New Roman"/>
           <w:lang w:val="nl-NL"/>
@@ -11971,7 +11980,7 @@
           <w:numId w:val="31"/>
         </w:numPr>
         <w:spacing w:before="100" w:beforeAutospacing="1" w:after="100" w:afterAutospacing="1"/>
-        <w:divId w:val="1190492028"/>
+        <w:divId w:val="1293829901"/>
         <w:rPr>
           <w:rFonts w:eastAsia="Times New Roman"/>
           <w:lang w:val="nl-NL"/>
@@ -11988,7 +11997,7 @@
     <w:p>
       <w:pPr>
         <w:pStyle w:val="Kop5"/>
-        <w:divId w:val="1190492028"/>
+        <w:divId w:val="1293829901"/>
         <w:rPr>
           <w:rFonts w:eastAsia="Times New Roman"/>
           <w:lang w:val="nl-NL"/>
@@ -12005,7 +12014,7 @@
     <w:p>
       <w:pPr>
         <w:pStyle w:val="Normaalweb"/>
-        <w:divId w:val="1190492028"/>
+        <w:divId w:val="1293829901"/>
         <w:rPr>
           <w:lang w:val="nl-NL"/>
         </w:rPr>
@@ -12024,7 +12033,7 @@
           <w:numId w:val="32"/>
         </w:numPr>
         <w:spacing w:before="100" w:beforeAutospacing="1" w:after="100" w:afterAutospacing="1"/>
-        <w:divId w:val="1190492028"/>
+        <w:divId w:val="1293829901"/>
         <w:rPr>
           <w:rFonts w:eastAsia="Times New Roman"/>
           <w:lang w:val="nl-NL"/>
@@ -12045,7 +12054,7 @@
           <w:numId w:val="32"/>
         </w:numPr>
         <w:spacing w:before="100" w:beforeAutospacing="1" w:after="100" w:afterAutospacing="1"/>
-        <w:divId w:val="1190492028"/>
+        <w:divId w:val="1293829901"/>
         <w:rPr>
           <w:rFonts w:eastAsia="Times New Roman"/>
           <w:lang w:val="nl-NL"/>
@@ -12066,7 +12075,7 @@
           <w:numId w:val="32"/>
         </w:numPr>
         <w:spacing w:before="100" w:beforeAutospacing="1" w:after="100" w:afterAutospacing="1"/>
-        <w:divId w:val="1190492028"/>
+        <w:divId w:val="1293829901"/>
         <w:rPr>
           <w:rFonts w:eastAsia="Times New Roman"/>
           <w:lang w:val="nl-NL"/>
@@ -12083,7 +12092,7 @@
     <w:p>
       <w:pPr>
         <w:pStyle w:val="Kop4"/>
-        <w:divId w:val="1190492028"/>
+        <w:divId w:val="1293829901"/>
         <w:rPr>
           <w:rFonts w:eastAsia="Times New Roman"/>
           <w:lang w:val="nl-NL"/>
@@ -12100,7 +12109,7 @@
     <w:p>
       <w:pPr>
         <w:pStyle w:val="Normaalweb"/>
-        <w:divId w:val="345596223"/>
+        <w:divId w:val="436027079"/>
         <w:rPr>
           <w:lang w:val="nl-NL"/>
         </w:rPr>
@@ -12122,7 +12131,7 @@
     <w:p>
       <w:pPr>
         <w:pStyle w:val="Normaalweb"/>
-        <w:divId w:val="345596223"/>
+        <w:divId w:val="436027079"/>
         <w:rPr>
           <w:lang w:val="nl-NL"/>
         </w:rPr>
@@ -12144,7 +12153,7 @@
     <w:p>
       <w:pPr>
         <w:pStyle w:val="Kop5"/>
-        <w:divId w:val="1190492028"/>
+        <w:divId w:val="1293829901"/>
         <w:rPr>
           <w:rFonts w:eastAsia="Times New Roman"/>
           <w:lang w:val="nl-NL"/>
@@ -12161,7 +12170,7 @@
     <w:p>
       <w:pPr>
         <w:pStyle w:val="Normaalweb"/>
-        <w:divId w:val="1190492028"/>
+        <w:divId w:val="1293829901"/>
         <w:rPr>
           <w:lang w:val="nl-NL"/>
         </w:rPr>
@@ -12176,7 +12185,7 @@
     <w:p>
       <w:pPr>
         <w:pStyle w:val="Kop5"/>
-        <w:divId w:val="1190492028"/>
+        <w:divId w:val="1293829901"/>
         <w:rPr>
           <w:rFonts w:eastAsia="Times New Roman"/>
           <w:lang w:val="nl-NL"/>
@@ -12193,7 +12202,7 @@
     <w:p>
       <w:pPr>
         <w:pStyle w:val="Normaalweb"/>
-        <w:divId w:val="1190492028"/>
+        <w:divId w:val="1293829901"/>
         <w:rPr>
           <w:lang w:val="nl-NL"/>
         </w:rPr>
@@ -12208,7 +12217,7 @@
     <w:p>
       <w:pPr>
         <w:pStyle w:val="Kop5"/>
-        <w:divId w:val="1190492028"/>
+        <w:divId w:val="1293829901"/>
         <w:rPr>
           <w:rFonts w:eastAsia="Times New Roman"/>
           <w:lang w:val="nl-NL"/>
@@ -12225,7 +12234,7 @@
     <w:p>
       <w:pPr>
         <w:pStyle w:val="Normaalweb"/>
-        <w:divId w:val="1190492028"/>
+        <w:divId w:val="1293829901"/>
         <w:rPr>
           <w:lang w:val="nl-NL"/>
         </w:rPr>
@@ -12240,7 +12249,7 @@
     <w:p>
       <w:pPr>
         <w:pStyle w:val="Kop4"/>
-        <w:divId w:val="1190492028"/>
+        <w:divId w:val="1293829901"/>
         <w:rPr>
           <w:rFonts w:eastAsia="Times New Roman"/>
           <w:lang w:val="nl-NL"/>
@@ -12257,7 +12266,7 @@
     <w:p>
       <w:pPr>
         <w:pStyle w:val="Kop5"/>
-        <w:divId w:val="1190492028"/>
+        <w:divId w:val="1293829901"/>
         <w:rPr>
           <w:rFonts w:eastAsia="Times New Roman"/>
           <w:lang w:val="nl-NL"/>
@@ -12274,7 +12283,7 @@
     <w:p>
       <w:pPr>
         <w:pStyle w:val="Normaalweb"/>
-        <w:divId w:val="1190492028"/>
+        <w:divId w:val="1293829901"/>
         <w:rPr>
           <w:lang w:val="nl-NL"/>
         </w:rPr>
@@ -12289,7 +12298,7 @@
     <w:p>
       <w:pPr>
         <w:pStyle w:val="Kop5"/>
-        <w:divId w:val="1190492028"/>
+        <w:divId w:val="1293829901"/>
         <w:rPr>
           <w:rFonts w:eastAsia="Times New Roman"/>
           <w:lang w:val="nl-NL"/>
@@ -12306,7 +12315,7 @@
     <w:p>
       <w:pPr>
         <w:pStyle w:val="Normaalweb"/>
-        <w:divId w:val="1190492028"/>
+        <w:divId w:val="1293829901"/>
         <w:rPr>
           <w:lang w:val="nl-NL"/>
         </w:rPr>
@@ -12325,7 +12334,7 @@
           <w:numId w:val="33"/>
         </w:numPr>
         <w:spacing w:before="100" w:beforeAutospacing="1" w:after="100" w:afterAutospacing="1"/>
-        <w:divId w:val="1190492028"/>
+        <w:divId w:val="1293829901"/>
         <w:rPr>
           <w:rFonts w:eastAsia="Times New Roman"/>
           <w:lang w:val="nl-NL"/>
@@ -12346,7 +12355,7 @@
           <w:numId w:val="33"/>
         </w:numPr>
         <w:spacing w:before="100" w:beforeAutospacing="1" w:after="100" w:afterAutospacing="1"/>
-        <w:divId w:val="1190492028"/>
+        <w:divId w:val="1293829901"/>
         <w:rPr>
           <w:rFonts w:eastAsia="Times New Roman"/>
           <w:lang w:val="nl-NL"/>
@@ -12367,7 +12376,7 @@
           <w:numId w:val="33"/>
         </w:numPr>
         <w:spacing w:before="100" w:beforeAutospacing="1" w:after="100" w:afterAutospacing="1"/>
-        <w:divId w:val="1190492028"/>
+        <w:divId w:val="1293829901"/>
         <w:rPr>
           <w:rFonts w:eastAsia="Times New Roman"/>
           <w:lang w:val="nl-NL"/>
@@ -12384,7 +12393,7 @@
     <w:p>
       <w:pPr>
         <w:pStyle w:val="Normaalweb"/>
-        <w:divId w:val="1190492028"/>
+        <w:divId w:val="1293829901"/>
         <w:rPr>
           <w:lang w:val="nl-NL"/>
         </w:rPr>
@@ -12399,7 +12408,7 @@
     <w:p>
       <w:pPr>
         <w:pStyle w:val="Kop5"/>
-        <w:divId w:val="1190492028"/>
+        <w:divId w:val="1293829901"/>
         <w:rPr>
           <w:rFonts w:eastAsia="Times New Roman"/>
           <w:lang w:val="nl-NL"/>
@@ -12416,7 +12425,7 @@
     <w:p>
       <w:pPr>
         <w:pStyle w:val="Normaalweb"/>
-        <w:divId w:val="1190492028"/>
+        <w:divId w:val="1293829901"/>
         <w:rPr>
           <w:lang w:val="nl-NL"/>
         </w:rPr>
@@ -12431,7 +12440,7 @@
     <w:p>
       <w:pPr>
         <w:pStyle w:val="Kop4"/>
-        <w:divId w:val="1190492028"/>
+        <w:divId w:val="1293829901"/>
         <w:rPr>
           <w:rFonts w:eastAsia="Times New Roman"/>
           <w:lang w:val="nl-NL"/>
@@ -12448,7 +12457,7 @@
     <w:p>
       <w:pPr>
         <w:pStyle w:val="Kop5"/>
-        <w:divId w:val="1190492028"/>
+        <w:divId w:val="1293829901"/>
         <w:rPr>
           <w:rFonts w:eastAsia="Times New Roman"/>
           <w:lang w:val="nl-NL"/>
@@ -12465,7 +12474,7 @@
     <w:p>
       <w:pPr>
         <w:pStyle w:val="Normaalweb"/>
-        <w:divId w:val="1190492028"/>
+        <w:divId w:val="1293829901"/>
         <w:rPr>
           <w:lang w:val="nl-NL"/>
         </w:rPr>
@@ -12480,7 +12489,7 @@
     <w:p>
       <w:pPr>
         <w:pStyle w:val="Kop5"/>
-        <w:divId w:val="1190492028"/>
+        <w:divId w:val="1293829901"/>
         <w:rPr>
           <w:rFonts w:eastAsia="Times New Roman"/>
           <w:lang w:val="nl-NL"/>
@@ -12497,7 +12506,7 @@
     <w:p>
       <w:pPr>
         <w:pStyle w:val="Normaalweb"/>
-        <w:divId w:val="1190492028"/>
+        <w:divId w:val="1293829901"/>
         <w:rPr>
           <w:lang w:val="nl-NL"/>
         </w:rPr>
@@ -12512,7 +12521,7 @@
     <w:p>
       <w:pPr>
         <w:pStyle w:val="Kop5"/>
-        <w:divId w:val="1190492028"/>
+        <w:divId w:val="1293829901"/>
         <w:rPr>
           <w:rFonts w:eastAsia="Times New Roman"/>
           <w:lang w:val="nl-NL"/>
@@ -12529,7 +12538,7 @@
     <w:p>
       <w:pPr>
         <w:pStyle w:val="Normaalweb"/>
-        <w:divId w:val="1190492028"/>
+        <w:divId w:val="1293829901"/>
         <w:rPr>
           <w:lang w:val="nl-NL"/>
         </w:rPr>
@@ -12544,7 +12553,7 @@
     <w:p>
       <w:pPr>
         <w:pStyle w:val="Kop5"/>
-        <w:divId w:val="1190492028"/>
+        <w:divId w:val="1293829901"/>
         <w:rPr>
           <w:rFonts w:eastAsia="Times New Roman"/>
           <w:lang w:val="nl-NL"/>
@@ -12561,7 +12570,7 @@
     <w:p>
       <w:pPr>
         <w:pStyle w:val="Normaalweb"/>
-        <w:divId w:val="1190492028"/>
+        <w:divId w:val="1293829901"/>
         <w:rPr>
           <w:lang w:val="nl-NL"/>
         </w:rPr>
@@ -12576,7 +12585,7 @@
     <w:p>
       <w:pPr>
         <w:pStyle w:val="Kop5"/>
-        <w:divId w:val="1190492028"/>
+        <w:divId w:val="1293829901"/>
         <w:rPr>
           <w:rFonts w:eastAsia="Times New Roman"/>
           <w:lang w:val="nl-NL"/>
@@ -12593,7 +12602,7 @@
     <w:p>
       <w:pPr>
         <w:pStyle w:val="Normaalweb"/>
-        <w:divId w:val="1190492028"/>
+        <w:divId w:val="1293829901"/>
         <w:rPr>
           <w:lang w:val="nl-NL"/>
         </w:rPr>
@@ -12608,7 +12617,7 @@
     <w:p>
       <w:pPr>
         <w:pStyle w:val="afsluiting"/>
-        <w:divId w:val="1190492028"/>
+        <w:divId w:val="1293829901"/>
         <w:rPr>
           <w:lang w:val="nl-NL"/>
         </w:rPr>
@@ -12623,7 +12632,7 @@
     <w:p>
       <w:pPr>
         <w:outlineLvl w:val="2"/>
-        <w:divId w:val="348794609"/>
+        <w:divId w:val="433281598"/>
         <w:rPr>
           <w:rFonts w:ascii="Aptos Display" w:eastAsia="Times New Roman" w:hAnsi="Aptos Display"/>
           <w:b/>
@@ -12649,7 +12658,7 @@
     </w:p>
     <w:p>
       <w:pPr>
-        <w:divId w:val="348794609"/>
+        <w:divId w:val="433281598"/>
         <w:rPr>
           <w:rFonts w:eastAsia="Times New Roman"/>
           <w:sz w:val="24"/>
@@ -12669,7 +12678,7 @@
     <w:p>
       <w:pPr>
         <w:pStyle w:val="subtitel"/>
-        <w:divId w:val="1190492028"/>
+        <w:divId w:val="1293829901"/>
         <w:rPr>
           <w:lang w:val="nl-NL"/>
         </w:rPr>
@@ -12684,7 +12693,7 @@
     <w:p>
       <w:pPr>
         <w:pStyle w:val="Kop4"/>
-        <w:divId w:val="1190492028"/>
+        <w:divId w:val="1293829901"/>
         <w:rPr>
           <w:rFonts w:eastAsia="Times New Roman"/>
           <w:lang w:val="nl-NL"/>
@@ -12701,7 +12710,7 @@
     <w:p>
       <w:pPr>
         <w:pStyle w:val="Normaalweb"/>
-        <w:divId w:val="1190492028"/>
+        <w:divId w:val="1293829901"/>
         <w:rPr>
           <w:lang w:val="nl-NL"/>
         </w:rPr>
@@ -12716,7 +12725,7 @@
     <w:p>
       <w:pPr>
         <w:pStyle w:val="Kop5"/>
-        <w:divId w:val="1190492028"/>
+        <w:divId w:val="1293829901"/>
         <w:rPr>
           <w:rFonts w:eastAsia="Times New Roman"/>
           <w:lang w:val="nl-NL"/>
@@ -12733,7 +12742,7 @@
     <w:p>
       <w:pPr>
         <w:pStyle w:val="Normaalweb"/>
-        <w:divId w:val="1190492028"/>
+        <w:divId w:val="1293829901"/>
         <w:rPr>
           <w:lang w:val="nl-NL"/>
         </w:rPr>
@@ -12748,7 +12757,7 @@
     <w:p>
       <w:pPr>
         <w:pStyle w:val="Normaalweb"/>
-        <w:divId w:val="1190492028"/>
+        <w:divId w:val="1293829901"/>
         <w:rPr>
           <w:lang w:val="nl-NL"/>
         </w:rPr>
@@ -12763,7 +12772,7 @@
     <w:p>
       <w:pPr>
         <w:pStyle w:val="Kop5"/>
-        <w:divId w:val="1190492028"/>
+        <w:divId w:val="1293829901"/>
         <w:rPr>
           <w:rFonts w:eastAsia="Times New Roman"/>
           <w:lang w:val="nl-NL"/>
@@ -12784,7 +12793,7 @@
           <w:numId w:val="34"/>
         </w:numPr>
         <w:spacing w:before="100" w:beforeAutospacing="1" w:after="100" w:afterAutospacing="1"/>
-        <w:divId w:val="1190492028"/>
+        <w:divId w:val="1293829901"/>
         <w:rPr>
           <w:rFonts w:eastAsia="Times New Roman"/>
           <w:lang w:val="nl-NL"/>
@@ -12805,7 +12814,7 @@
           <w:numId w:val="34"/>
         </w:numPr>
         <w:spacing w:before="100" w:beforeAutospacing="1" w:after="100" w:afterAutospacing="1"/>
-        <w:divId w:val="1190492028"/>
+        <w:divId w:val="1293829901"/>
         <w:rPr>
           <w:rFonts w:eastAsia="Times New Roman"/>
           <w:lang w:val="nl-NL"/>
@@ -12833,7 +12842,7 @@
           <w:numId w:val="34"/>
         </w:numPr>
         <w:spacing w:before="100" w:beforeAutospacing="1" w:after="100" w:afterAutospacing="1"/>
-        <w:divId w:val="1190492028"/>
+        <w:divId w:val="1293829901"/>
         <w:rPr>
           <w:rFonts w:eastAsia="Times New Roman"/>
           <w:lang w:val="nl-NL"/>
@@ -12854,7 +12863,7 @@
           <w:numId w:val="34"/>
         </w:numPr>
         <w:spacing w:before="100" w:beforeAutospacing="1" w:after="100" w:afterAutospacing="1"/>
-        <w:divId w:val="1190492028"/>
+        <w:divId w:val="1293829901"/>
         <w:rPr>
           <w:rFonts w:eastAsia="Times New Roman"/>
           <w:lang w:val="nl-NL"/>
@@ -12871,7 +12880,7 @@
     <w:p>
       <w:pPr>
         <w:pStyle w:val="Kop5"/>
-        <w:divId w:val="1190492028"/>
+        <w:divId w:val="1293829901"/>
         <w:rPr>
           <w:rFonts w:eastAsia="Times New Roman"/>
           <w:lang w:val="nl-NL"/>
@@ -12888,7 +12897,7 @@
     <w:p>
       <w:pPr>
         <w:pStyle w:val="Normaalweb"/>
-        <w:divId w:val="1190492028"/>
+        <w:divId w:val="1293829901"/>
         <w:rPr>
           <w:lang w:val="nl-NL"/>
         </w:rPr>
@@ -12903,7 +12912,7 @@
     <w:p>
       <w:pPr>
         <w:pStyle w:val="Kop4"/>
-        <w:divId w:val="1190492028"/>
+        <w:divId w:val="1293829901"/>
         <w:rPr>
           <w:rFonts w:eastAsia="Times New Roman"/>
           <w:lang w:val="nl-NL"/>
@@ -12920,7 +12929,7 @@
     <w:p>
       <w:pPr>
         <w:pStyle w:val="Normaalweb"/>
-        <w:divId w:val="1687245035"/>
+        <w:divId w:val="1235897813"/>
         <w:rPr>
           <w:lang w:val="nl-NL"/>
         </w:rPr>
@@ -12942,7 +12951,7 @@
     <w:p>
       <w:pPr>
         <w:pStyle w:val="Normaalweb"/>
-        <w:divId w:val="1687245035"/>
+        <w:divId w:val="1235897813"/>
         <w:rPr>
           <w:lang w:val="nl-NL"/>
         </w:rPr>
@@ -12964,7 +12973,7 @@
     <w:p>
       <w:pPr>
         <w:pStyle w:val="Kop5"/>
-        <w:divId w:val="1190492028"/>
+        <w:divId w:val="1293829901"/>
         <w:rPr>
           <w:rFonts w:eastAsia="Times New Roman"/>
           <w:lang w:val="nl-NL"/>
@@ -12981,7 +12990,7 @@
     <w:p>
       <w:pPr>
         <w:pStyle w:val="Normaalweb"/>
-        <w:divId w:val="1190492028"/>
+        <w:divId w:val="1293829901"/>
         <w:rPr>
           <w:lang w:val="nl-NL"/>
         </w:rPr>
@@ -12996,7 +13005,7 @@
     <w:p>
       <w:pPr>
         <w:pStyle w:val="Kop5"/>
-        <w:divId w:val="1190492028"/>
+        <w:divId w:val="1293829901"/>
         <w:rPr>
           <w:rFonts w:eastAsia="Times New Roman"/>
           <w:lang w:val="nl-NL"/>
@@ -13013,7 +13022,7 @@
     <w:p>
       <w:pPr>
         <w:pStyle w:val="Normaalweb"/>
-        <w:divId w:val="1190492028"/>
+        <w:divId w:val="1293829901"/>
         <w:rPr>
           <w:lang w:val="nl-NL"/>
         </w:rPr>
@@ -13028,7 +13037,7 @@
     <w:p>
       <w:pPr>
         <w:pStyle w:val="Kop5"/>
-        <w:divId w:val="1190492028"/>
+        <w:divId w:val="1293829901"/>
         <w:rPr>
           <w:rFonts w:eastAsia="Times New Roman"/>
           <w:lang w:val="nl-NL"/>
@@ -13045,7 +13054,7 @@
     <w:p>
       <w:pPr>
         <w:pStyle w:val="Normaalweb"/>
-        <w:divId w:val="1190492028"/>
+        <w:divId w:val="1293829901"/>
         <w:rPr>
           <w:lang w:val="nl-NL"/>
         </w:rPr>
@@ -13060,7 +13069,7 @@
     <w:p>
       <w:pPr>
         <w:pStyle w:val="Kop4"/>
-        <w:divId w:val="1190492028"/>
+        <w:divId w:val="1293829901"/>
         <w:rPr>
           <w:rFonts w:eastAsia="Times New Roman"/>
           <w:lang w:val="nl-NL"/>
@@ -13077,7 +13086,7 @@
     <w:p>
       <w:pPr>
         <w:pStyle w:val="Kop5"/>
-        <w:divId w:val="1190492028"/>
+        <w:divId w:val="1293829901"/>
         <w:rPr>
           <w:rFonts w:eastAsia="Times New Roman"/>
           <w:lang w:val="nl-NL"/>
@@ -13094,7 +13103,7 @@
     <w:p>
       <w:pPr>
         <w:pStyle w:val="Normaalweb"/>
-        <w:divId w:val="1190492028"/>
+        <w:divId w:val="1293829901"/>
         <w:rPr>
           <w:lang w:val="nl-NL"/>
         </w:rPr>
@@ -13109,7 +13118,7 @@
     <w:p>
       <w:pPr>
         <w:pStyle w:val="Kop5"/>
-        <w:divId w:val="1190492028"/>
+        <w:divId w:val="1293829901"/>
         <w:rPr>
           <w:rFonts w:eastAsia="Times New Roman"/>
           <w:lang w:val="nl-NL"/>
@@ -13126,7 +13135,7 @@
     <w:p>
       <w:pPr>
         <w:pStyle w:val="Normaalweb"/>
-        <w:divId w:val="1190492028"/>
+        <w:divId w:val="1293829901"/>
         <w:rPr>
           <w:lang w:val="nl-NL"/>
         </w:rPr>
@@ -13145,7 +13154,7 @@
           <w:numId w:val="35"/>
         </w:numPr>
         <w:spacing w:before="100" w:beforeAutospacing="1" w:after="100" w:afterAutospacing="1"/>
-        <w:divId w:val="1190492028"/>
+        <w:divId w:val="1293829901"/>
         <w:rPr>
           <w:rFonts w:eastAsia="Times New Roman"/>
           <w:lang w:val="nl-NL"/>
@@ -13166,7 +13175,7 @@
           <w:numId w:val="35"/>
         </w:numPr>
         <w:spacing w:before="100" w:beforeAutospacing="1" w:after="100" w:afterAutospacing="1"/>
-        <w:divId w:val="1190492028"/>
+        <w:divId w:val="1293829901"/>
         <w:rPr>
           <w:rFonts w:eastAsia="Times New Roman"/>
           <w:lang w:val="nl-NL"/>
@@ -13187,7 +13196,7 @@
           <w:numId w:val="35"/>
         </w:numPr>
         <w:spacing w:before="100" w:beforeAutospacing="1" w:after="100" w:afterAutospacing="1"/>
-        <w:divId w:val="1190492028"/>
+        <w:divId w:val="1293829901"/>
         <w:rPr>
           <w:rFonts w:eastAsia="Times New Roman"/>
           <w:lang w:val="nl-NL"/>
@@ -13208,7 +13217,7 @@
           <w:numId w:val="35"/>
         </w:numPr>
         <w:spacing w:before="100" w:beforeAutospacing="1" w:after="100" w:afterAutospacing="1"/>
-        <w:divId w:val="1190492028"/>
+        <w:divId w:val="1293829901"/>
         <w:rPr>
           <w:rFonts w:eastAsia="Times New Roman"/>
           <w:lang w:val="nl-NL"/>
@@ -13225,7 +13234,7 @@
     <w:p>
       <w:pPr>
         <w:pStyle w:val="Normaalweb"/>
-        <w:divId w:val="1190492028"/>
+        <w:divId w:val="1293829901"/>
         <w:rPr>
           <w:lang w:val="nl-NL"/>
         </w:rPr>
@@ -13240,7 +13249,7 @@
     <w:p>
       <w:pPr>
         <w:pStyle w:val="Kop5"/>
-        <w:divId w:val="1190492028"/>
+        <w:divId w:val="1293829901"/>
         <w:rPr>
           <w:rFonts w:eastAsia="Times New Roman"/>
           <w:lang w:val="nl-NL"/>
@@ -13257,7 +13266,7 @@
     <w:p>
       <w:pPr>
         <w:pStyle w:val="Normaalweb"/>
-        <w:divId w:val="1190492028"/>
+        <w:divId w:val="1293829901"/>
         <w:rPr>
           <w:lang w:val="nl-NL"/>
         </w:rPr>
@@ -13278,7 +13287,7 @@
     <w:p>
       <w:pPr>
         <w:pStyle w:val="Kop4"/>
-        <w:divId w:val="1190492028"/>
+        <w:divId w:val="1293829901"/>
         <w:rPr>
           <w:rFonts w:eastAsia="Times New Roman"/>
           <w:lang w:val="nl-NL"/>
@@ -13295,7 +13304,7 @@
     <w:p>
       <w:pPr>
         <w:pStyle w:val="Kop5"/>
-        <w:divId w:val="1190492028"/>
+        <w:divId w:val="1293829901"/>
         <w:rPr>
           <w:rFonts w:eastAsia="Times New Roman"/>
           <w:lang w:val="nl-NL"/>
@@ -13312,7 +13321,7 @@
     <w:p>
       <w:pPr>
         <w:pStyle w:val="Normaalweb"/>
-        <w:divId w:val="1190492028"/>
+        <w:divId w:val="1293829901"/>
         <w:rPr>
           <w:lang w:val="nl-NL"/>
         </w:rPr>
@@ -13327,7 +13336,7 @@
     <w:p>
       <w:pPr>
         <w:pStyle w:val="Kop5"/>
-        <w:divId w:val="1190492028"/>
+        <w:divId w:val="1293829901"/>
         <w:rPr>
           <w:rFonts w:eastAsia="Times New Roman"/>
           <w:lang w:val="nl-NL"/>
@@ -13344,7 +13353,7 @@
     <w:p>
       <w:pPr>
         <w:pStyle w:val="Normaalweb"/>
-        <w:divId w:val="1190492028"/>
+        <w:divId w:val="1293829901"/>
         <w:rPr>
           <w:lang w:val="nl-NL"/>
         </w:rPr>
@@ -13359,7 +13368,7 @@
     <w:p>
       <w:pPr>
         <w:pStyle w:val="Kop5"/>
-        <w:divId w:val="1190492028"/>
+        <w:divId w:val="1293829901"/>
         <w:rPr>
           <w:rFonts w:eastAsia="Times New Roman"/>
           <w:lang w:val="nl-NL"/>
@@ -13376,7 +13385,7 @@
     <w:p>
       <w:pPr>
         <w:pStyle w:val="Normaalweb"/>
-        <w:divId w:val="1190492028"/>
+        <w:divId w:val="1293829901"/>
         <w:rPr>
           <w:lang w:val="nl-NL"/>
         </w:rPr>
@@ -13391,7 +13400,7 @@
     <w:p>
       <w:pPr>
         <w:pStyle w:val="Kop5"/>
-        <w:divId w:val="1190492028"/>
+        <w:divId w:val="1293829901"/>
         <w:rPr>
           <w:rFonts w:eastAsia="Times New Roman"/>
           <w:lang w:val="nl-NL"/>
@@ -13408,7 +13417,7 @@
     <w:p>
       <w:pPr>
         <w:pStyle w:val="Normaalweb"/>
-        <w:divId w:val="1190492028"/>
+        <w:divId w:val="1293829901"/>
         <w:rPr>
           <w:lang w:val="nl-NL"/>
         </w:rPr>
@@ -13423,7 +13432,7 @@
     <w:p>
       <w:pPr>
         <w:pStyle w:val="Kop5"/>
-        <w:divId w:val="1190492028"/>
+        <w:divId w:val="1293829901"/>
         <w:rPr>
           <w:rFonts w:eastAsia="Times New Roman"/>
           <w:lang w:val="nl-NL"/>
@@ -13440,7 +13449,7 @@
     <w:p>
       <w:pPr>
         <w:pStyle w:val="Normaalweb"/>
-        <w:divId w:val="1190492028"/>
+        <w:divId w:val="1293829901"/>
         <w:rPr>
           <w:lang w:val="nl-NL"/>
         </w:rPr>
@@ -13455,7 +13464,7 @@
     <w:p>
       <w:pPr>
         <w:pStyle w:val="afsluiting"/>
-        <w:divId w:val="1190492028"/>
+        <w:divId w:val="1293829901"/>
         <w:rPr>
           <w:lang w:val="nl-NL"/>
         </w:rPr>
@@ -13470,7 +13479,7 @@
     <w:p>
       <w:pPr>
         <w:outlineLvl w:val="2"/>
-        <w:divId w:val="35273777"/>
+        <w:divId w:val="13727146"/>
         <w:rPr>
           <w:rFonts w:ascii="Aptos Display" w:eastAsia="Times New Roman" w:hAnsi="Aptos Display"/>
           <w:b/>
@@ -13496,7 +13505,7 @@
     </w:p>
     <w:p>
       <w:pPr>
-        <w:divId w:val="35273777"/>
+        <w:divId w:val="13727146"/>
         <w:rPr>
           <w:rFonts w:eastAsia="Times New Roman"/>
           <w:sz w:val="24"/>
@@ -13516,7 +13525,7 @@
     <w:p>
       <w:pPr>
         <w:pStyle w:val="subtitel"/>
-        <w:divId w:val="1190492028"/>
+        <w:divId w:val="1293829901"/>
         <w:rPr>
           <w:lang w:val="nl-NL"/>
         </w:rPr>
@@ -13531,7 +13540,7 @@
     <w:p>
       <w:pPr>
         <w:pStyle w:val="Kop4"/>
-        <w:divId w:val="1190492028"/>
+        <w:divId w:val="1293829901"/>
         <w:rPr>
           <w:rFonts w:eastAsia="Times New Roman"/>
           <w:lang w:val="nl-NL"/>
@@ -13548,7 +13557,7 @@
     <w:p>
       <w:pPr>
         <w:pStyle w:val="Normaalweb"/>
-        <w:divId w:val="1190492028"/>
+        <w:divId w:val="1293829901"/>
         <w:rPr>
           <w:lang w:val="nl-NL"/>
         </w:rPr>
@@ -13563,7 +13572,7 @@
     <w:p>
       <w:pPr>
         <w:pStyle w:val="Kop5"/>
-        <w:divId w:val="1190492028"/>
+        <w:divId w:val="1293829901"/>
         <w:rPr>
           <w:rFonts w:eastAsia="Times New Roman"/>
           <w:lang w:val="nl-NL"/>
@@ -13580,7 +13589,7 @@
     <w:p>
       <w:pPr>
         <w:pStyle w:val="Normaalweb"/>
-        <w:divId w:val="1190492028"/>
+        <w:divId w:val="1293829901"/>
         <w:rPr>
           <w:lang w:val="nl-NL"/>
         </w:rPr>
@@ -13595,7 +13604,7 @@
     <w:p>
       <w:pPr>
         <w:pStyle w:val="Normaalweb"/>
-        <w:divId w:val="1190492028"/>
+        <w:divId w:val="1293829901"/>
         <w:rPr>
           <w:lang w:val="nl-NL"/>
         </w:rPr>
@@ -13610,7 +13619,7 @@
     <w:p>
       <w:pPr>
         <w:pStyle w:val="Kop5"/>
-        <w:divId w:val="1190492028"/>
+        <w:divId w:val="1293829901"/>
         <w:rPr>
           <w:rFonts w:eastAsia="Times New Roman"/>
           <w:lang w:val="nl-NL"/>
@@ -13631,7 +13640,7 @@
           <w:numId w:val="36"/>
         </w:numPr>
         <w:spacing w:before="100" w:beforeAutospacing="1" w:after="100" w:afterAutospacing="1"/>
-        <w:divId w:val="1190492028"/>
+        <w:divId w:val="1293829901"/>
         <w:rPr>
           <w:rFonts w:eastAsia="Times New Roman"/>
           <w:lang w:val="nl-NL"/>
@@ -13652,7 +13661,7 @@
           <w:numId w:val="36"/>
         </w:numPr>
         <w:spacing w:before="100" w:beforeAutospacing="1" w:after="100" w:afterAutospacing="1"/>
-        <w:divId w:val="1190492028"/>
+        <w:divId w:val="1293829901"/>
         <w:rPr>
           <w:rFonts w:eastAsia="Times New Roman"/>
           <w:lang w:val="nl-NL"/>
@@ -13673,7 +13682,7 @@
           <w:numId w:val="36"/>
         </w:numPr>
         <w:spacing w:before="100" w:beforeAutospacing="1" w:after="100" w:afterAutospacing="1"/>
-        <w:divId w:val="1190492028"/>
+        <w:divId w:val="1293829901"/>
         <w:rPr>
           <w:rFonts w:eastAsia="Times New Roman"/>
           <w:lang w:val="nl-NL"/>
@@ -13694,7 +13703,7 @@
           <w:numId w:val="36"/>
         </w:numPr>
         <w:spacing w:before="100" w:beforeAutospacing="1" w:after="100" w:afterAutospacing="1"/>
-        <w:divId w:val="1190492028"/>
+        <w:divId w:val="1293829901"/>
         <w:rPr>
           <w:rFonts w:eastAsia="Times New Roman"/>
           <w:lang w:val="nl-NL"/>
@@ -13711,7 +13720,7 @@
     <w:p>
       <w:pPr>
         <w:pStyle w:val="Kop5"/>
-        <w:divId w:val="1190492028"/>
+        <w:divId w:val="1293829901"/>
         <w:rPr>
           <w:rFonts w:eastAsia="Times New Roman"/>
           <w:lang w:val="nl-NL"/>
@@ -13728,7 +13737,7 @@
     <w:p>
       <w:pPr>
         <w:pStyle w:val="Normaalweb"/>
-        <w:divId w:val="1190492028"/>
+        <w:divId w:val="1293829901"/>
         <w:rPr>
           <w:lang w:val="nl-NL"/>
         </w:rPr>
@@ -13743,7 +13752,7 @@
     <w:p>
       <w:pPr>
         <w:pStyle w:val="Kop4"/>
-        <w:divId w:val="1190492028"/>
+        <w:divId w:val="1293829901"/>
         <w:rPr>
           <w:rFonts w:eastAsia="Times New Roman"/>
           <w:lang w:val="nl-NL"/>
@@ -13760,7 +13769,7 @@
     <w:p>
       <w:pPr>
         <w:pStyle w:val="Normaalweb"/>
-        <w:divId w:val="1548565915"/>
+        <w:divId w:val="1789622863"/>
         <w:rPr>
           <w:lang w:val="nl-NL"/>
         </w:rPr>
@@ -13782,7 +13791,7 @@
     <w:p>
       <w:pPr>
         <w:pStyle w:val="Normaalweb"/>
-        <w:divId w:val="1548565915"/>
+        <w:divId w:val="1789622863"/>
         <w:rPr>
           <w:lang w:val="nl-NL"/>
         </w:rPr>
@@ -13804,7 +13813,7 @@
     <w:p>
       <w:pPr>
         <w:pStyle w:val="Kop5"/>
-        <w:divId w:val="1190492028"/>
+        <w:divId w:val="1293829901"/>
         <w:rPr>
           <w:rFonts w:eastAsia="Times New Roman"/>
           <w:lang w:val="nl-NL"/>
@@ -13821,7 +13830,7 @@
     <w:p>
       <w:pPr>
         <w:pStyle w:val="Normaalweb"/>
-        <w:divId w:val="1190492028"/>
+        <w:divId w:val="1293829901"/>
         <w:rPr>
           <w:lang w:val="nl-NL"/>
         </w:rPr>
@@ -13836,7 +13845,7 @@
     <w:p>
       <w:pPr>
         <w:pStyle w:val="Kop5"/>
-        <w:divId w:val="1190492028"/>
+        <w:divId w:val="1293829901"/>
         <w:rPr>
           <w:rFonts w:eastAsia="Times New Roman"/>
           <w:lang w:val="nl-NL"/>
@@ -13853,7 +13862,7 @@
     <w:p>
       <w:pPr>
         <w:pStyle w:val="Normaalweb"/>
-        <w:divId w:val="1190492028"/>
+        <w:divId w:val="1293829901"/>
         <w:rPr>
           <w:lang w:val="nl-NL"/>
         </w:rPr>
@@ -13868,7 +13877,7 @@
     <w:p>
       <w:pPr>
         <w:pStyle w:val="Kop5"/>
-        <w:divId w:val="1190492028"/>
+        <w:divId w:val="1293829901"/>
         <w:rPr>
           <w:rFonts w:eastAsia="Times New Roman"/>
           <w:lang w:val="nl-NL"/>
@@ -13885,7 +13894,7 @@
     <w:p>
       <w:pPr>
         <w:pStyle w:val="Normaalweb"/>
-        <w:divId w:val="1190492028"/>
+        <w:divId w:val="1293829901"/>
         <w:rPr>
           <w:lang w:val="nl-NL"/>
         </w:rPr>
@@ -13900,7 +13909,7 @@
     <w:p>
       <w:pPr>
         <w:pStyle w:val="Kop4"/>
-        <w:divId w:val="1190492028"/>
+        <w:divId w:val="1293829901"/>
         <w:rPr>
           <w:rFonts w:eastAsia="Times New Roman"/>
           <w:lang w:val="nl-NL"/>
@@ -13917,7 +13926,7 @@
     <w:p>
       <w:pPr>
         <w:pStyle w:val="Kop5"/>
-        <w:divId w:val="1190492028"/>
+        <w:divId w:val="1293829901"/>
         <w:rPr>
           <w:rFonts w:eastAsia="Times New Roman"/>
           <w:lang w:val="nl-NL"/>
@@ -13934,7 +13943,7 @@
     <w:p>
       <w:pPr>
         <w:pStyle w:val="Normaalweb"/>
-        <w:divId w:val="1190492028"/>
+        <w:divId w:val="1293829901"/>
         <w:rPr>
           <w:lang w:val="nl-NL"/>
         </w:rPr>
@@ -13949,7 +13958,7 @@
     <w:p>
       <w:pPr>
         <w:pStyle w:val="Kop5"/>
-        <w:divId w:val="1190492028"/>
+        <w:divId w:val="1293829901"/>
         <w:rPr>
           <w:rFonts w:eastAsia="Times New Roman"/>
           <w:lang w:val="nl-NL"/>
@@ -13966,7 +13975,7 @@
     <w:p>
       <w:pPr>
         <w:pStyle w:val="Normaalweb"/>
-        <w:divId w:val="1190492028"/>
+        <w:divId w:val="1293829901"/>
         <w:rPr>
           <w:lang w:val="nl-NL"/>
         </w:rPr>
@@ -13985,7 +13994,7 @@
           <w:numId w:val="37"/>
         </w:numPr>
         <w:spacing w:before="100" w:beforeAutospacing="1" w:after="100" w:afterAutospacing="1"/>
-        <w:divId w:val="1190492028"/>
+        <w:divId w:val="1293829901"/>
         <w:rPr>
           <w:rFonts w:eastAsia="Times New Roman"/>
           <w:lang w:val="nl-NL"/>
@@ -14006,7 +14015,7 @@
           <w:numId w:val="37"/>
         </w:numPr>
         <w:spacing w:before="100" w:beforeAutospacing="1" w:after="100" w:afterAutospacing="1"/>
-        <w:divId w:val="1190492028"/>
+        <w:divId w:val="1293829901"/>
         <w:rPr>
           <w:rFonts w:eastAsia="Times New Roman"/>
           <w:lang w:val="nl-NL"/>
@@ -14027,7 +14036,7 @@
           <w:numId w:val="37"/>
         </w:numPr>
         <w:spacing w:before="100" w:beforeAutospacing="1" w:after="100" w:afterAutospacing="1"/>
-        <w:divId w:val="1190492028"/>
+        <w:divId w:val="1293829901"/>
         <w:rPr>
           <w:rFonts w:eastAsia="Times New Roman"/>
           <w:lang w:val="nl-NL"/>
@@ -14044,7 +14053,7 @@
     <w:p>
       <w:pPr>
         <w:pStyle w:val="Normaalweb"/>
-        <w:divId w:val="1190492028"/>
+        <w:divId w:val="1293829901"/>
         <w:rPr>
           <w:lang w:val="nl-NL"/>
         </w:rPr>
@@ -14059,7 +14068,7 @@
     <w:p>
       <w:pPr>
         <w:pStyle w:val="Kop5"/>
-        <w:divId w:val="1190492028"/>
+        <w:divId w:val="1293829901"/>
         <w:rPr>
           <w:rFonts w:eastAsia="Times New Roman"/>
           <w:lang w:val="nl-NL"/>
@@ -14076,7 +14085,7 @@
     <w:p>
       <w:pPr>
         <w:pStyle w:val="Normaalweb"/>
-        <w:divId w:val="1190492028"/>
+        <w:divId w:val="1293829901"/>
         <w:rPr>
           <w:lang w:val="nl-NL"/>
         </w:rPr>
@@ -14091,7 +14100,7 @@
     <w:p>
       <w:pPr>
         <w:pStyle w:val="Kop4"/>
-        <w:divId w:val="1190492028"/>
+        <w:divId w:val="1293829901"/>
         <w:rPr>
           <w:rFonts w:eastAsia="Times New Roman"/>
           <w:lang w:val="nl-NL"/>
@@ -14108,7 +14117,7 @@
     <w:p>
       <w:pPr>
         <w:pStyle w:val="Kop5"/>
-        <w:divId w:val="1190492028"/>
+        <w:divId w:val="1293829901"/>
         <w:rPr>
           <w:rFonts w:eastAsia="Times New Roman"/>
           <w:lang w:val="nl-NL"/>
@@ -14125,7 +14134,7 @@
     <w:p>
       <w:pPr>
         <w:pStyle w:val="Normaalweb"/>
-        <w:divId w:val="1190492028"/>
+        <w:divId w:val="1293829901"/>
         <w:rPr>
           <w:lang w:val="nl-NL"/>
         </w:rPr>
@@ -14140,7 +14149,7 @@
     <w:p>
       <w:pPr>
         <w:pStyle w:val="Kop5"/>
-        <w:divId w:val="1190492028"/>
+        <w:divId w:val="1293829901"/>
         <w:rPr>
           <w:rFonts w:eastAsia="Times New Roman"/>
           <w:lang w:val="nl-NL"/>
@@ -14157,7 +14166,7 @@
     <w:p>
       <w:pPr>
         <w:pStyle w:val="Normaalweb"/>
-        <w:divId w:val="1190492028"/>
+        <w:divId w:val="1293829901"/>
         <w:rPr>
           <w:lang w:val="nl-NL"/>
         </w:rPr>
@@ -14178,7 +14187,7 @@
     <w:p>
       <w:pPr>
         <w:pStyle w:val="Kop5"/>
-        <w:divId w:val="1190492028"/>
+        <w:divId w:val="1293829901"/>
         <w:rPr>
           <w:rFonts w:eastAsia="Times New Roman"/>
           <w:lang w:val="nl-NL"/>
@@ -14195,7 +14204,7 @@
     <w:p>
       <w:pPr>
         <w:pStyle w:val="Normaalweb"/>
-        <w:divId w:val="1190492028"/>
+        <w:divId w:val="1293829901"/>
         <w:rPr>
           <w:lang w:val="nl-NL"/>
         </w:rPr>
@@ -14210,7 +14219,7 @@
     <w:p>
       <w:pPr>
         <w:pStyle w:val="Kop5"/>
-        <w:divId w:val="1190492028"/>
+        <w:divId w:val="1293829901"/>
         <w:rPr>
           <w:rFonts w:eastAsia="Times New Roman"/>
           <w:lang w:val="nl-NL"/>
@@ -14227,7 +14236,7 @@
     <w:p>
       <w:pPr>
         <w:pStyle w:val="Normaalweb"/>
-        <w:divId w:val="1190492028"/>
+        <w:divId w:val="1293829901"/>
         <w:rPr>
           <w:lang w:val="nl-NL"/>
         </w:rPr>
@@ -14248,7 +14257,7 @@
     <w:p>
       <w:pPr>
         <w:pStyle w:val="Kop5"/>
-        <w:divId w:val="1190492028"/>
+        <w:divId w:val="1293829901"/>
         <w:rPr>
           <w:rFonts w:eastAsia="Times New Roman"/>
           <w:lang w:val="nl-NL"/>
@@ -14265,7 +14274,7 @@
     <w:p>
       <w:pPr>
         <w:pStyle w:val="Normaalweb"/>
-        <w:divId w:val="1190492028"/>
+        <w:divId w:val="1293829901"/>
         <w:rPr>
           <w:lang w:val="nl-NL"/>
         </w:rPr>
@@ -14280,7 +14289,7 @@
     <w:p>
       <w:pPr>
         <w:pStyle w:val="afsluiting"/>
-        <w:divId w:val="1190492028"/>
+        <w:divId w:val="1293829901"/>
         <w:rPr>
           <w:lang w:val="nl-NL"/>
         </w:rPr>
@@ -14295,7 +14304,7 @@
     <w:p>
       <w:pPr>
         <w:outlineLvl w:val="2"/>
-        <w:divId w:val="1217011124"/>
+        <w:divId w:val="861357076"/>
         <w:rPr>
           <w:rFonts w:ascii="Aptos Display" w:eastAsia="Times New Roman" w:hAnsi="Aptos Display"/>
           <w:b/>
@@ -14321,7 +14330,7 @@
     </w:p>
     <w:p>
       <w:pPr>
-        <w:divId w:val="1217011124"/>
+        <w:divId w:val="861357076"/>
         <w:rPr>
           <w:rFonts w:eastAsia="Times New Roman"/>
           <w:sz w:val="24"/>
@@ -14341,7 +14350,7 @@
     <w:p>
       <w:pPr>
         <w:pStyle w:val="subtitel"/>
-        <w:divId w:val="1190492028"/>
+        <w:divId w:val="1293829901"/>
         <w:rPr>
           <w:lang w:val="nl-NL"/>
         </w:rPr>
@@ -14356,7 +14365,7 @@
     <w:p>
       <w:pPr>
         <w:pStyle w:val="Kop4"/>
-        <w:divId w:val="1190492028"/>
+        <w:divId w:val="1293829901"/>
         <w:rPr>
           <w:rFonts w:eastAsia="Times New Roman"/>
           <w:lang w:val="nl-NL"/>
@@ -14373,7 +14382,7 @@
     <w:p>
       <w:pPr>
         <w:pStyle w:val="Normaalweb"/>
-        <w:divId w:val="1190492028"/>
+        <w:divId w:val="1293829901"/>
         <w:rPr>
           <w:lang w:val="nl-NL"/>
         </w:rPr>
@@ -14388,7 +14397,7 @@
     <w:p>
       <w:pPr>
         <w:pStyle w:val="Kop5"/>
-        <w:divId w:val="1190492028"/>
+        <w:divId w:val="1293829901"/>
         <w:rPr>
           <w:rFonts w:eastAsia="Times New Roman"/>
           <w:lang w:val="nl-NL"/>
@@ -14405,7 +14414,7 @@
     <w:p>
       <w:pPr>
         <w:pStyle w:val="Normaalweb"/>
-        <w:divId w:val="1190492028"/>
+        <w:divId w:val="1293829901"/>
         <w:rPr>
           <w:lang w:val="nl-NL"/>
         </w:rPr>
@@ -14420,7 +14429,7 @@
     <w:p>
       <w:pPr>
         <w:pStyle w:val="Normaalweb"/>
-        <w:divId w:val="1190492028"/>
+        <w:divId w:val="1293829901"/>
         <w:rPr>
           <w:lang w:val="nl-NL"/>
         </w:rPr>
@@ -14435,7 +14444,7 @@
     <w:p>
       <w:pPr>
         <w:pStyle w:val="Kop5"/>
-        <w:divId w:val="1190492028"/>
+        <w:divId w:val="1293829901"/>
         <w:rPr>
           <w:rFonts w:eastAsia="Times New Roman"/>
           <w:lang w:val="nl-NL"/>
@@ -14456,7 +14465,7 @@
           <w:numId w:val="38"/>
         </w:numPr>
         <w:spacing w:before="100" w:beforeAutospacing="1" w:after="100" w:afterAutospacing="1"/>
-        <w:divId w:val="1190492028"/>
+        <w:divId w:val="1293829901"/>
         <w:rPr>
           <w:rFonts w:eastAsia="Times New Roman"/>
           <w:lang w:val="nl-NL"/>
@@ -14477,7 +14486,7 @@
           <w:numId w:val="38"/>
         </w:numPr>
         <w:spacing w:before="100" w:beforeAutospacing="1" w:after="100" w:afterAutospacing="1"/>
-        <w:divId w:val="1190492028"/>
+        <w:divId w:val="1293829901"/>
         <w:rPr>
           <w:rFonts w:eastAsia="Times New Roman"/>
           <w:lang w:val="nl-NL"/>
@@ -14498,7 +14507,7 @@
           <w:numId w:val="38"/>
         </w:numPr>
         <w:spacing w:before="100" w:beforeAutospacing="1" w:after="100" w:afterAutospacing="1"/>
-        <w:divId w:val="1190492028"/>
+        <w:divId w:val="1293829901"/>
         <w:rPr>
           <w:rFonts w:eastAsia="Times New Roman"/>
           <w:lang w:val="nl-NL"/>
@@ -14519,7 +14528,7 @@
           <w:numId w:val="38"/>
         </w:numPr>
         <w:spacing w:before="100" w:beforeAutospacing="1" w:after="100" w:afterAutospacing="1"/>
-        <w:divId w:val="1190492028"/>
+        <w:divId w:val="1293829901"/>
         <w:rPr>
           <w:rFonts w:eastAsia="Times New Roman"/>
           <w:lang w:val="nl-NL"/>
@@ -14540,7 +14549,7 @@
           <w:numId w:val="38"/>
         </w:numPr>
         <w:spacing w:before="100" w:beforeAutospacing="1" w:after="100" w:afterAutospacing="1"/>
-        <w:divId w:val="1190492028"/>
+        <w:divId w:val="1293829901"/>
         <w:rPr>
           <w:rFonts w:eastAsia="Times New Roman"/>
           <w:lang w:val="nl-NL"/>
@@ -14557,7 +14566,7 @@
     <w:p>
       <w:pPr>
         <w:pStyle w:val="Kop5"/>
-        <w:divId w:val="1190492028"/>
+        <w:divId w:val="1293829901"/>
         <w:rPr>
           <w:rFonts w:eastAsia="Times New Roman"/>
           <w:lang w:val="nl-NL"/>
@@ -14574,7 +14583,7 @@
     <w:p>
       <w:pPr>
         <w:pStyle w:val="Normaalweb"/>
-        <w:divId w:val="1190492028"/>
+        <w:divId w:val="1293829901"/>
         <w:rPr>
           <w:lang w:val="nl-NL"/>
         </w:rPr>
@@ -14589,7 +14598,7 @@
     <w:p>
       <w:pPr>
         <w:pStyle w:val="Kop4"/>
-        <w:divId w:val="1190492028"/>
+        <w:divId w:val="1293829901"/>
         <w:rPr>
           <w:rFonts w:eastAsia="Times New Roman"/>
           <w:lang w:val="nl-NL"/>
@@ -14606,7 +14615,7 @@
     <w:p>
       <w:pPr>
         <w:pStyle w:val="Normaalweb"/>
-        <w:divId w:val="769468455"/>
+        <w:divId w:val="58287298"/>
         <w:rPr>
           <w:lang w:val="nl-NL"/>
         </w:rPr>
@@ -14628,7 +14637,7 @@
     <w:p>
       <w:pPr>
         <w:pStyle w:val="Normaalweb"/>
-        <w:divId w:val="769468455"/>
+        <w:divId w:val="58287298"/>
         <w:rPr>
           <w:lang w:val="nl-NL"/>
         </w:rPr>
@@ -14656,7 +14665,7 @@
     <w:p>
       <w:pPr>
         <w:pStyle w:val="Kop5"/>
-        <w:divId w:val="1190492028"/>
+        <w:divId w:val="1293829901"/>
         <w:rPr>
           <w:rFonts w:eastAsia="Times New Roman"/>
           <w:lang w:val="nl-NL"/>
@@ -14673,7 +14682,7 @@
     <w:p>
       <w:pPr>
         <w:pStyle w:val="Normaalweb"/>
-        <w:divId w:val="1190492028"/>
+        <w:divId w:val="1293829901"/>
         <w:rPr>
           <w:lang w:val="nl-NL"/>
         </w:rPr>
@@ -14688,7 +14697,7 @@
     <w:p>
       <w:pPr>
         <w:pStyle w:val="Kop5"/>
-        <w:divId w:val="1190492028"/>
+        <w:divId w:val="1293829901"/>
         <w:rPr>
           <w:rFonts w:eastAsia="Times New Roman"/>
           <w:lang w:val="nl-NL"/>
@@ -14705,7 +14714,7 @@
     <w:p>
       <w:pPr>
         <w:pStyle w:val="Normaalweb"/>
-        <w:divId w:val="1190492028"/>
+        <w:divId w:val="1293829901"/>
         <w:rPr>
           <w:lang w:val="nl-NL"/>
         </w:rPr>
@@ -14720,7 +14729,7 @@
     <w:p>
       <w:pPr>
         <w:pStyle w:val="Kop5"/>
-        <w:divId w:val="1190492028"/>
+        <w:divId w:val="1293829901"/>
         <w:rPr>
           <w:rFonts w:eastAsia="Times New Roman"/>
           <w:lang w:val="nl-NL"/>
@@ -14737,7 +14746,7 @@
     <w:p>
       <w:pPr>
         <w:pStyle w:val="Normaalweb"/>
-        <w:divId w:val="1190492028"/>
+        <w:divId w:val="1293829901"/>
         <w:rPr>
           <w:lang w:val="nl-NL"/>
         </w:rPr>
@@ -14752,7 +14761,7 @@
     <w:p>
       <w:pPr>
         <w:pStyle w:val="Kop4"/>
-        <w:divId w:val="1190492028"/>
+        <w:divId w:val="1293829901"/>
         <w:rPr>
           <w:rFonts w:eastAsia="Times New Roman"/>
           <w:lang w:val="nl-NL"/>
@@ -14769,7 +14778,7 @@
     <w:p>
       <w:pPr>
         <w:pStyle w:val="Kop5"/>
-        <w:divId w:val="1190492028"/>
+        <w:divId w:val="1293829901"/>
         <w:rPr>
           <w:rFonts w:eastAsia="Times New Roman"/>
           <w:lang w:val="nl-NL"/>
@@ -14786,7 +14795,7 @@
     <w:p>
       <w:pPr>
         <w:pStyle w:val="Normaalweb"/>
-        <w:divId w:val="1190492028"/>
+        <w:divId w:val="1293829901"/>
         <w:rPr>
           <w:lang w:val="nl-NL"/>
         </w:rPr>
@@ -14801,7 +14810,7 @@
     <w:p>
       <w:pPr>
         <w:pStyle w:val="Kop5"/>
-        <w:divId w:val="1190492028"/>
+        <w:divId w:val="1293829901"/>
         <w:rPr>
           <w:rFonts w:eastAsia="Times New Roman"/>
           <w:lang w:val="nl-NL"/>
@@ -14818,7 +14827,7 @@
     <w:p>
       <w:pPr>
         <w:pStyle w:val="Normaalweb"/>
-        <w:divId w:val="1190492028"/>
+        <w:divId w:val="1293829901"/>
         <w:rPr>
           <w:lang w:val="nl-NL"/>
         </w:rPr>
@@ -14837,7 +14846,7 @@
           <w:numId w:val="39"/>
         </w:numPr>
         <w:spacing w:before="100" w:beforeAutospacing="1" w:after="100" w:afterAutospacing="1"/>
-        <w:divId w:val="1190492028"/>
+        <w:divId w:val="1293829901"/>
         <w:rPr>
           <w:rFonts w:eastAsia="Times New Roman"/>
           <w:lang w:val="nl-NL"/>
@@ -14858,7 +14867,7 @@
           <w:numId w:val="39"/>
         </w:numPr>
         <w:spacing w:before="100" w:beforeAutospacing="1" w:after="100" w:afterAutospacing="1"/>
-        <w:divId w:val="1190492028"/>
+        <w:divId w:val="1293829901"/>
         <w:rPr>
           <w:rFonts w:eastAsia="Times New Roman"/>
           <w:lang w:val="nl-NL"/>
@@ -14879,7 +14888,7 @@
           <w:numId w:val="39"/>
         </w:numPr>
         <w:spacing w:before="100" w:beforeAutospacing="1" w:after="100" w:afterAutospacing="1"/>
-        <w:divId w:val="1190492028"/>
+        <w:divId w:val="1293829901"/>
         <w:rPr>
           <w:rFonts w:eastAsia="Times New Roman"/>
           <w:lang w:val="nl-NL"/>
@@ -14900,7 +14909,7 @@
           <w:numId w:val="39"/>
         </w:numPr>
         <w:spacing w:before="100" w:beforeAutospacing="1" w:after="100" w:afterAutospacing="1"/>
-        <w:divId w:val="1190492028"/>
+        <w:divId w:val="1293829901"/>
         <w:rPr>
           <w:rFonts w:eastAsia="Times New Roman"/>
           <w:lang w:val="nl-NL"/>
@@ -14917,7 +14926,7 @@
     <w:p>
       <w:pPr>
         <w:pStyle w:val="Normaalweb"/>
-        <w:divId w:val="1190492028"/>
+        <w:divId w:val="1293829901"/>
         <w:rPr>
           <w:lang w:val="nl-NL"/>
         </w:rPr>
@@ -14932,7 +14941,7 @@
     <w:p>
       <w:pPr>
         <w:pStyle w:val="Kop5"/>
-        <w:divId w:val="1190492028"/>
+        <w:divId w:val="1293829901"/>
         <w:rPr>
           <w:rFonts w:eastAsia="Times New Roman"/>
           <w:lang w:val="nl-NL"/>
@@ -14949,7 +14958,7 @@
     <w:p>
       <w:pPr>
         <w:pStyle w:val="Normaalweb"/>
-        <w:divId w:val="1190492028"/>
+        <w:divId w:val="1293829901"/>
         <w:rPr>
           <w:lang w:val="nl-NL"/>
         </w:rPr>
@@ -14964,7 +14973,7 @@
     <w:p>
       <w:pPr>
         <w:pStyle w:val="Kop4"/>
-        <w:divId w:val="1190492028"/>
+        <w:divId w:val="1293829901"/>
         <w:rPr>
           <w:rFonts w:eastAsia="Times New Roman"/>
           <w:lang w:val="nl-NL"/>
@@ -14981,7 +14990,7 @@
     <w:p>
       <w:pPr>
         <w:pStyle w:val="Kop5"/>
-        <w:divId w:val="1190492028"/>
+        <w:divId w:val="1293829901"/>
         <w:rPr>
           <w:rFonts w:eastAsia="Times New Roman"/>
           <w:lang w:val="nl-NL"/>
@@ -14998,7 +15007,7 @@
     <w:p>
       <w:pPr>
         <w:pStyle w:val="Normaalweb"/>
-        <w:divId w:val="1190492028"/>
+        <w:divId w:val="1293829901"/>
         <w:rPr>
           <w:lang w:val="nl-NL"/>
         </w:rPr>
@@ -15013,7 +15022,7 @@
     <w:p>
       <w:pPr>
         <w:pStyle w:val="Kop5"/>
-        <w:divId w:val="1190492028"/>
+        <w:divId w:val="1293829901"/>
         <w:rPr>
           <w:rFonts w:eastAsia="Times New Roman"/>
           <w:lang w:val="nl-NL"/>
@@ -15030,7 +15039,7 @@
     <w:p>
       <w:pPr>
         <w:pStyle w:val="Normaalweb"/>
-        <w:divId w:val="1190492028"/>
+        <w:divId w:val="1293829901"/>
         <w:rPr>
           <w:lang w:val="nl-NL"/>
         </w:rPr>
@@ -15045,7 +15054,7 @@
     <w:p>
       <w:pPr>
         <w:pStyle w:val="Kop5"/>
-        <w:divId w:val="1190492028"/>
+        <w:divId w:val="1293829901"/>
         <w:rPr>
           <w:rFonts w:eastAsia="Times New Roman"/>
           <w:lang w:val="nl-NL"/>
@@ -15062,7 +15071,7 @@
     <w:p>
       <w:pPr>
         <w:pStyle w:val="Normaalweb"/>
-        <w:divId w:val="1190492028"/>
+        <w:divId w:val="1293829901"/>
         <w:rPr>
           <w:lang w:val="nl-NL"/>
         </w:rPr>
@@ -15077,7 +15086,7 @@
     <w:p>
       <w:pPr>
         <w:pStyle w:val="Kop5"/>
-        <w:divId w:val="1190492028"/>
+        <w:divId w:val="1293829901"/>
         <w:rPr>
           <w:rFonts w:eastAsia="Times New Roman"/>
           <w:lang w:val="nl-NL"/>
@@ -15094,7 +15103,7 @@
     <w:p>
       <w:pPr>
         <w:pStyle w:val="Normaalweb"/>
-        <w:divId w:val="1190492028"/>
+        <w:divId w:val="1293829901"/>
         <w:rPr>
           <w:lang w:val="nl-NL"/>
         </w:rPr>
@@ -15109,7 +15118,7 @@
     <w:p>
       <w:pPr>
         <w:pStyle w:val="Kop5"/>
-        <w:divId w:val="1190492028"/>
+        <w:divId w:val="1293829901"/>
         <w:rPr>
           <w:rFonts w:eastAsia="Times New Roman"/>
           <w:lang w:val="nl-NL"/>
@@ -15126,7 +15135,7 @@
     <w:p>
       <w:pPr>
         <w:pStyle w:val="Normaalweb"/>
-        <w:divId w:val="1190492028"/>
+        <w:divId w:val="1293829901"/>
         <w:rPr>
           <w:lang w:val="nl-NL"/>
         </w:rPr>
@@ -15141,7 +15150,7 @@
     <w:p>
       <w:pPr>
         <w:pStyle w:val="afsluiting"/>
-        <w:divId w:val="1190492028"/>
+        <w:divId w:val="1293829901"/>
         <w:rPr>
           <w:lang w:val="nl-NL"/>
         </w:rPr>
@@ -15388,7 +15397,7 @@
         <w:sz w:val="18"/>
       </w:rPr>
       <w:tab/>
-      <w:t>Laatst gewijzigd: 6 oktober 2026, 10:24</w:t>
+      <w:t>Laatst gewijzigd: 6 oktober 2026, 10:39</w:t>
     </w:r>
   </w:p>
 </w:hdr>
@@ -15407,9 +15416,9 @@
 <file path=word/numbering.xml><?xml version="1.0" encoding="utf-8"?>
 <w:numbering xmlns:wpc="http://schemas.microsoft.com/office/word/2010/wordprocessingCanvas" xmlns:cx="http://schemas.microsoft.com/office/drawing/2014/chartex" xmlns:cx1="http://schemas.microsoft.com/office/drawing/2015/9/8/chartex" xmlns:cx2="http://schemas.microsoft.com/office/drawing/2015/10/21/chartex" xmlns:cx3="http://schemas.microsoft.com/office/drawing/2016/5/9/chartex" xmlns:cx4="http://schemas.microsoft.com/office/drawing/2016/5/10/chartex" xmlns:cx5="http://schemas.microsoft.com/office/drawing/2016/5/11/chartex" xmlns:cx6="http://schemas.microsoft.com/office/drawing/2016/5/12/chartex" xmlns:cx7="http://schemas.microsoft.com/office/drawing/2016/5/13/chartex" xmlns:cx8="http://schemas.microsoft.com/office/drawing/2016/5/14/chartex" xmlns:mc="http://schemas.openxmlformats.org/markup-compatibility/2006" xmlns:aink="http://schemas.microsoft.com/office/drawing/2016/ink" xmlns:am3d="http://schemas.microsoft.com/office/drawing/2017/model3d" xmlns:o="urn:schemas-microsoft-com:office:office" xmlns:oel="http://schemas.microsoft.com/office/2019/extlst" xmlns:r="http://schemas.openxmlformats.org/officeDocument/2006/relationships" xmlns:m="http://schemas.openxmlformats.org/officeDocument/2006/math" xmlns:v="urn:schemas-microsoft-com:vml" xmlns:wp14="http://schemas.microsoft.com/office/word/2010/wordprocessingDrawing" xmlns:wp="http://schemas.openxmlformats.org/drawingml/2006/wordprocessingDrawing" xmlns:w10="urn:schemas-microsoft-com:office:word" xmlns:w="http://schemas.openxmlformats.org/wordprocessingml/2006/main" xmlns:w14="http://schemas.microsoft.com/office/word/2010/wordml" xmlns:w15="http://schemas.microsoft.com/office/word/2012/wordml" xmlns:w16cex="http://schemas.microsoft.com/office/word/2018/wordml/cex" xmlns:w16cid="http://schemas.microsoft.com/office/word/2016/wordml/cid" xmlns:w16="http://schemas.microsoft.com/office/word/2018/wordml" xmlns:w16sdtdh="http://schemas.microsoft.com/office/word/2020/wordml/sdtdatahash" xmlns:w16se="http://schemas.microsoft.com/office/word/2015/wordml/symex" xmlns:wpg="http://schemas.microsoft.com/office/word/2010/wordprocessingGroup" xmlns:wpi="http://schemas.microsoft.com/office/word/2010/wordprocessingInk" xmlns:wne="http://schemas.microsoft.com/office/word/2006/wordml" xmlns:wps="http://schemas.microsoft.com/office/word/2010/wordprocessingShape" mc:Ignorable="w14 w15 w16se w16cid w16 w16cex w16sdtdh wp14">
   <w:abstractNum w:abstractNumId="0" w15:restartNumberingAfterBreak="0">
-    <w:nsid w:val="0A0C13D5"/>
+    <w:nsid w:val="02B4695C"/>
     <w:multiLevelType w:val="multilevel"/>
-    <w:tmpl w:val="F7EEFBB4"/>
+    <w:tmpl w:val="6006560C"/>
     <w:lvl w:ilvl="0">
       <w:start w:val="1"/>
       <w:numFmt w:val="bullet"/>
@@ -15556,9 +15565,9 @@
     </w:lvl>
   </w:abstractNum>
   <w:abstractNum w:abstractNumId="1" w15:restartNumberingAfterBreak="0">
-    <w:nsid w:val="0A9765B4"/>
+    <w:nsid w:val="03406806"/>
     <w:multiLevelType w:val="multilevel"/>
-    <w:tmpl w:val="00063A48"/>
+    <w:tmpl w:val="FE5A7DB6"/>
     <w:lvl w:ilvl="0">
       <w:start w:val="1"/>
       <w:numFmt w:val="bullet"/>
@@ -15705,9 +15714,9 @@
     </w:lvl>
   </w:abstractNum>
   <w:abstractNum w:abstractNumId="2" w15:restartNumberingAfterBreak="0">
-    <w:nsid w:val="0B0318FF"/>
+    <w:nsid w:val="03503936"/>
     <w:multiLevelType w:val="multilevel"/>
-    <w:tmpl w:val="5950CCBA"/>
+    <w:tmpl w:val="007CF60C"/>
     <w:lvl w:ilvl="0">
       <w:start w:val="1"/>
       <w:numFmt w:val="bullet"/>
@@ -15724,7 +15733,7 @@
         <w:sz w:val="20"/>
       </w:rPr>
     </w:lvl>
-    <w:lvl w:ilvl="1" w:tentative="1">
+    <w:lvl w:ilvl="1">
       <w:start w:val="1"/>
       <w:numFmt w:val="bullet"/>
       <w:lvlText w:val="o"/>
@@ -15854,9 +15863,9 @@
     </w:lvl>
   </w:abstractNum>
   <w:abstractNum w:abstractNumId="3" w15:restartNumberingAfterBreak="0">
-    <w:nsid w:val="0B6559E6"/>
+    <w:nsid w:val="056E7424"/>
     <w:multiLevelType w:val="multilevel"/>
-    <w:tmpl w:val="10CCB974"/>
+    <w:tmpl w:val="C05C2E6C"/>
     <w:lvl w:ilvl="0">
       <w:start w:val="1"/>
       <w:numFmt w:val="bullet"/>
@@ -16003,9 +16012,9 @@
     </w:lvl>
   </w:abstractNum>
   <w:abstractNum w:abstractNumId="4" w15:restartNumberingAfterBreak="0">
-    <w:nsid w:val="0B695C34"/>
+    <w:nsid w:val="0A5A4664"/>
     <w:multiLevelType w:val="multilevel"/>
-    <w:tmpl w:val="DD583482"/>
+    <w:tmpl w:val="46DAA2D8"/>
     <w:lvl w:ilvl="0">
       <w:start w:val="1"/>
       <w:numFmt w:val="bullet"/>
@@ -16152,9 +16161,9 @@
     </w:lvl>
   </w:abstractNum>
   <w:abstractNum w:abstractNumId="5" w15:restartNumberingAfterBreak="0">
-    <w:nsid w:val="0DEE1E15"/>
+    <w:nsid w:val="0B060873"/>
     <w:multiLevelType w:val="multilevel"/>
-    <w:tmpl w:val="87264232"/>
+    <w:tmpl w:val="84820280"/>
     <w:lvl w:ilvl="0">
       <w:start w:val="1"/>
       <w:numFmt w:val="bullet"/>
@@ -16301,9 +16310,9 @@
     </w:lvl>
   </w:abstractNum>
   <w:abstractNum w:abstractNumId="6" w15:restartNumberingAfterBreak="0">
-    <w:nsid w:val="0E1B5174"/>
+    <w:nsid w:val="0C217ED2"/>
     <w:multiLevelType w:val="multilevel"/>
-    <w:tmpl w:val="166477D2"/>
+    <w:tmpl w:val="1E96AC7E"/>
     <w:lvl w:ilvl="0">
       <w:start w:val="1"/>
       <w:numFmt w:val="bullet"/>
@@ -16450,9 +16459,9 @@
     </w:lvl>
   </w:abstractNum>
   <w:abstractNum w:abstractNumId="7" w15:restartNumberingAfterBreak="0">
-    <w:nsid w:val="116E5D88"/>
+    <w:nsid w:val="0E4405BB"/>
     <w:multiLevelType w:val="multilevel"/>
-    <w:tmpl w:val="DB2823F0"/>
+    <w:tmpl w:val="055E528A"/>
     <w:lvl w:ilvl="0">
       <w:start w:val="1"/>
       <w:numFmt w:val="bullet"/>
@@ -16469,7 +16478,7 @@
         <w:sz w:val="20"/>
       </w:rPr>
     </w:lvl>
-    <w:lvl w:ilvl="1">
+    <w:lvl w:ilvl="1" w:tentative="1">
       <w:start w:val="1"/>
       <w:numFmt w:val="bullet"/>
       <w:lvlText w:val="o"/>
@@ -16599,9 +16608,9 @@
     </w:lvl>
   </w:abstractNum>
   <w:abstractNum w:abstractNumId="8" w15:restartNumberingAfterBreak="0">
-    <w:nsid w:val="15BB5B7E"/>
+    <w:nsid w:val="1033176F"/>
     <w:multiLevelType w:val="multilevel"/>
-    <w:tmpl w:val="5F329774"/>
+    <w:tmpl w:val="81760A82"/>
     <w:lvl w:ilvl="0">
       <w:start w:val="1"/>
       <w:numFmt w:val="bullet"/>
@@ -16748,9 +16757,9 @@
     </w:lvl>
   </w:abstractNum>
   <w:abstractNum w:abstractNumId="9" w15:restartNumberingAfterBreak="0">
-    <w:nsid w:val="21B26A4E"/>
+    <w:nsid w:val="13264634"/>
     <w:multiLevelType w:val="multilevel"/>
-    <w:tmpl w:val="FFBEAF38"/>
+    <w:tmpl w:val="0922DA6C"/>
     <w:lvl w:ilvl="0">
       <w:start w:val="1"/>
       <w:numFmt w:val="bullet"/>
@@ -16897,9 +16906,9 @@
     </w:lvl>
   </w:abstractNum>
   <w:abstractNum w:abstractNumId="10" w15:restartNumberingAfterBreak="0">
-    <w:nsid w:val="30C654CE"/>
+    <w:nsid w:val="14995F0E"/>
     <w:multiLevelType w:val="multilevel"/>
-    <w:tmpl w:val="712C1E08"/>
+    <w:tmpl w:val="AA0888F4"/>
     <w:lvl w:ilvl="0">
       <w:start w:val="1"/>
       <w:numFmt w:val="bullet"/>
@@ -17046,9 +17055,9 @@
     </w:lvl>
   </w:abstractNum>
   <w:abstractNum w:abstractNumId="11" w15:restartNumberingAfterBreak="0">
-    <w:nsid w:val="32442170"/>
+    <w:nsid w:val="1B664836"/>
     <w:multiLevelType w:val="multilevel"/>
-    <w:tmpl w:val="1A38543E"/>
+    <w:tmpl w:val="080AD368"/>
     <w:lvl w:ilvl="0">
       <w:start w:val="1"/>
       <w:numFmt w:val="bullet"/>
@@ -17195,9 +17204,9 @@
     </w:lvl>
   </w:abstractNum>
   <w:abstractNum w:abstractNumId="12" w15:restartNumberingAfterBreak="0">
-    <w:nsid w:val="366B5980"/>
+    <w:nsid w:val="207A2052"/>
     <w:multiLevelType w:val="multilevel"/>
-    <w:tmpl w:val="73F4EF40"/>
+    <w:tmpl w:val="38F47AA6"/>
     <w:lvl w:ilvl="0">
       <w:start w:val="1"/>
       <w:numFmt w:val="bullet"/>
@@ -17344,9 +17353,9 @@
     </w:lvl>
   </w:abstractNum>
   <w:abstractNum w:abstractNumId="13" w15:restartNumberingAfterBreak="0">
-    <w:nsid w:val="37230311"/>
+    <w:nsid w:val="21A20D5D"/>
     <w:multiLevelType w:val="multilevel"/>
-    <w:tmpl w:val="94AC0174"/>
+    <w:tmpl w:val="9B2ECE5A"/>
     <w:lvl w:ilvl="0">
       <w:start w:val="1"/>
       <w:numFmt w:val="bullet"/>
@@ -17493,9 +17502,9 @@
     </w:lvl>
   </w:abstractNum>
   <w:abstractNum w:abstractNumId="14" w15:restartNumberingAfterBreak="0">
-    <w:nsid w:val="3A076990"/>
+    <w:nsid w:val="27FD4179"/>
     <w:multiLevelType w:val="multilevel"/>
-    <w:tmpl w:val="0FD0DA22"/>
+    <w:tmpl w:val="F5F2E3EE"/>
     <w:lvl w:ilvl="0">
       <w:start w:val="1"/>
       <w:numFmt w:val="bullet"/>
@@ -17642,9 +17651,9 @@
     </w:lvl>
   </w:abstractNum>
   <w:abstractNum w:abstractNumId="15" w15:restartNumberingAfterBreak="0">
-    <w:nsid w:val="3FBC5735"/>
+    <w:nsid w:val="32104FCD"/>
     <w:multiLevelType w:val="multilevel"/>
-    <w:tmpl w:val="C46AB6AA"/>
+    <w:tmpl w:val="5776A0BC"/>
     <w:lvl w:ilvl="0">
       <w:start w:val="1"/>
       <w:numFmt w:val="bullet"/>
@@ -17791,9 +17800,9 @@
     </w:lvl>
   </w:abstractNum>
   <w:abstractNum w:abstractNumId="16" w15:restartNumberingAfterBreak="0">
-    <w:nsid w:val="40DE38DA"/>
+    <w:nsid w:val="36BD1EAC"/>
     <w:multiLevelType w:val="multilevel"/>
-    <w:tmpl w:val="9B689150"/>
+    <w:tmpl w:val="A2AE750C"/>
     <w:lvl w:ilvl="0">
       <w:start w:val="1"/>
       <w:numFmt w:val="bullet"/>
@@ -17940,9 +17949,9 @@
     </w:lvl>
   </w:abstractNum>
   <w:abstractNum w:abstractNumId="17" w15:restartNumberingAfterBreak="0">
-    <w:nsid w:val="42086048"/>
+    <w:nsid w:val="399546B1"/>
     <w:multiLevelType w:val="multilevel"/>
-    <w:tmpl w:val="0D003DEA"/>
+    <w:tmpl w:val="49A0F6B6"/>
     <w:lvl w:ilvl="0">
       <w:start w:val="1"/>
       <w:numFmt w:val="bullet"/>
@@ -18089,9 +18098,9 @@
     </w:lvl>
   </w:abstractNum>
   <w:abstractNum w:abstractNumId="18" w15:restartNumberingAfterBreak="0">
-    <w:nsid w:val="48C876DF"/>
+    <w:nsid w:val="3C221EB0"/>
     <w:multiLevelType w:val="multilevel"/>
-    <w:tmpl w:val="44141B30"/>
+    <w:tmpl w:val="00C0284A"/>
     <w:lvl w:ilvl="0">
       <w:start w:val="1"/>
       <w:numFmt w:val="bullet"/>
@@ -18238,9 +18247,9 @@
     </w:lvl>
   </w:abstractNum>
   <w:abstractNum w:abstractNumId="19" w15:restartNumberingAfterBreak="0">
-    <w:nsid w:val="4CF04AF4"/>
+    <w:nsid w:val="3F846B4F"/>
     <w:multiLevelType w:val="multilevel"/>
-    <w:tmpl w:val="604A4B60"/>
+    <w:tmpl w:val="E96EA2F6"/>
     <w:lvl w:ilvl="0">
       <w:start w:val="1"/>
       <w:numFmt w:val="bullet"/>
@@ -18387,9 +18396,9 @@
     </w:lvl>
   </w:abstractNum>
   <w:abstractNum w:abstractNumId="20" w15:restartNumberingAfterBreak="0">
-    <w:nsid w:val="4EB1100F"/>
+    <w:nsid w:val="46630BB5"/>
     <w:multiLevelType w:val="multilevel"/>
-    <w:tmpl w:val="A9325684"/>
+    <w:tmpl w:val="8090914A"/>
     <w:lvl w:ilvl="0">
       <w:start w:val="1"/>
       <w:numFmt w:val="bullet"/>
@@ -18536,9 +18545,9 @@
     </w:lvl>
   </w:abstractNum>
   <w:abstractNum w:abstractNumId="21" w15:restartNumberingAfterBreak="0">
-    <w:nsid w:val="4F3F77E2"/>
+    <w:nsid w:val="484A01AF"/>
     <w:multiLevelType w:val="multilevel"/>
-    <w:tmpl w:val="EE56F226"/>
+    <w:tmpl w:val="762A9F56"/>
     <w:lvl w:ilvl="0">
       <w:start w:val="1"/>
       <w:numFmt w:val="bullet"/>
@@ -18685,9 +18694,9 @@
     </w:lvl>
   </w:abstractNum>
   <w:abstractNum w:abstractNumId="22" w15:restartNumberingAfterBreak="0">
-    <w:nsid w:val="4F8907AE"/>
+    <w:nsid w:val="4D71298C"/>
     <w:multiLevelType w:val="multilevel"/>
-    <w:tmpl w:val="B2DAD322"/>
+    <w:tmpl w:val="3FF878D0"/>
     <w:lvl w:ilvl="0">
       <w:start w:val="1"/>
       <w:numFmt w:val="bullet"/>
@@ -18834,9 +18843,9 @@
     </w:lvl>
   </w:abstractNum>
   <w:abstractNum w:abstractNumId="23" w15:restartNumberingAfterBreak="0">
-    <w:nsid w:val="57C739A0"/>
+    <w:nsid w:val="4F397F61"/>
     <w:multiLevelType w:val="multilevel"/>
-    <w:tmpl w:val="B8EA9C6A"/>
+    <w:tmpl w:val="0674CFDE"/>
     <w:lvl w:ilvl="0">
       <w:start w:val="1"/>
       <w:numFmt w:val="bullet"/>
@@ -18983,9 +18992,9 @@
     </w:lvl>
   </w:abstractNum>
   <w:abstractNum w:abstractNumId="24" w15:restartNumberingAfterBreak="0">
-    <w:nsid w:val="5CBE3AC9"/>
+    <w:nsid w:val="52387684"/>
     <w:multiLevelType w:val="multilevel"/>
-    <w:tmpl w:val="DDEAF66A"/>
+    <w:tmpl w:val="1090BBB6"/>
     <w:lvl w:ilvl="0">
       <w:start w:val="1"/>
       <w:numFmt w:val="bullet"/>
@@ -19132,9 +19141,9 @@
     </w:lvl>
   </w:abstractNum>
   <w:abstractNum w:abstractNumId="25" w15:restartNumberingAfterBreak="0">
-    <w:nsid w:val="6098031A"/>
+    <w:nsid w:val="535F2DD4"/>
     <w:multiLevelType w:val="multilevel"/>
-    <w:tmpl w:val="6F34AFFA"/>
+    <w:tmpl w:val="D096AF6C"/>
     <w:lvl w:ilvl="0">
       <w:start w:val="1"/>
       <w:numFmt w:val="bullet"/>
@@ -19281,9 +19290,9 @@
     </w:lvl>
   </w:abstractNum>
   <w:abstractNum w:abstractNumId="26" w15:restartNumberingAfterBreak="0">
-    <w:nsid w:val="652C0DC8"/>
+    <w:nsid w:val="5B5765E7"/>
     <w:multiLevelType w:val="multilevel"/>
-    <w:tmpl w:val="CB74CC3E"/>
+    <w:tmpl w:val="5B880CE8"/>
     <w:lvl w:ilvl="0">
       <w:start w:val="1"/>
       <w:numFmt w:val="bullet"/>
@@ -19430,9 +19439,9 @@
     </w:lvl>
   </w:abstractNum>
   <w:abstractNum w:abstractNumId="27" w15:restartNumberingAfterBreak="0">
-    <w:nsid w:val="67642FD0"/>
+    <w:nsid w:val="604750E2"/>
     <w:multiLevelType w:val="multilevel"/>
-    <w:tmpl w:val="EA9E53FC"/>
+    <w:tmpl w:val="81203E3A"/>
     <w:lvl w:ilvl="0">
       <w:start w:val="1"/>
       <w:numFmt w:val="bullet"/>
@@ -19579,9 +19588,9 @@
     </w:lvl>
   </w:abstractNum>
   <w:abstractNum w:abstractNumId="28" w15:restartNumberingAfterBreak="0">
-    <w:nsid w:val="683E7158"/>
+    <w:nsid w:val="616934B9"/>
     <w:multiLevelType w:val="multilevel"/>
-    <w:tmpl w:val="FBB630EA"/>
+    <w:tmpl w:val="B872A0B0"/>
     <w:lvl w:ilvl="0">
       <w:start w:val="1"/>
       <w:numFmt w:val="bullet"/>
@@ -19728,9 +19737,9 @@
     </w:lvl>
   </w:abstractNum>
   <w:abstractNum w:abstractNumId="29" w15:restartNumberingAfterBreak="0">
-    <w:nsid w:val="6BF02E6A"/>
+    <w:nsid w:val="63382D89"/>
     <w:multiLevelType w:val="multilevel"/>
-    <w:tmpl w:val="86C48D32"/>
+    <w:tmpl w:val="244E3A5A"/>
     <w:lvl w:ilvl="0">
       <w:start w:val="1"/>
       <w:numFmt w:val="bullet"/>
@@ -19877,9 +19886,9 @@
     </w:lvl>
   </w:abstractNum>
   <w:abstractNum w:abstractNumId="30" w15:restartNumberingAfterBreak="0">
-    <w:nsid w:val="73A2570D"/>
+    <w:nsid w:val="648F18A0"/>
     <w:multiLevelType w:val="multilevel"/>
-    <w:tmpl w:val="D164689A"/>
+    <w:tmpl w:val="DA30ECB6"/>
     <w:lvl w:ilvl="0">
       <w:start w:val="1"/>
       <w:numFmt w:val="bullet"/>
@@ -20026,9 +20035,9 @@
     </w:lvl>
   </w:abstractNum>
   <w:abstractNum w:abstractNumId="31" w15:restartNumberingAfterBreak="0">
-    <w:nsid w:val="73AA2131"/>
+    <w:nsid w:val="67FC7557"/>
     <w:multiLevelType w:val="multilevel"/>
-    <w:tmpl w:val="36AE22FA"/>
+    <w:tmpl w:val="931E930E"/>
     <w:lvl w:ilvl="0">
       <w:start w:val="1"/>
       <w:numFmt w:val="bullet"/>
@@ -20175,9 +20184,9 @@
     </w:lvl>
   </w:abstractNum>
   <w:abstractNum w:abstractNumId="32" w15:restartNumberingAfterBreak="0">
-    <w:nsid w:val="74274F4D"/>
+    <w:nsid w:val="6CBC292C"/>
     <w:multiLevelType w:val="multilevel"/>
-    <w:tmpl w:val="29A882A4"/>
+    <w:tmpl w:val="5184951A"/>
     <w:lvl w:ilvl="0">
       <w:start w:val="1"/>
       <w:numFmt w:val="bullet"/>
@@ -20324,9 +20333,9 @@
     </w:lvl>
   </w:abstractNum>
   <w:abstractNum w:abstractNumId="33" w15:restartNumberingAfterBreak="0">
-    <w:nsid w:val="7480146D"/>
+    <w:nsid w:val="70677828"/>
     <w:multiLevelType w:val="multilevel"/>
-    <w:tmpl w:val="7936914E"/>
+    <w:tmpl w:val="AF386F56"/>
     <w:lvl w:ilvl="0">
       <w:start w:val="1"/>
       <w:numFmt w:val="bullet"/>
@@ -20473,9 +20482,9 @@
     </w:lvl>
   </w:abstractNum>
   <w:abstractNum w:abstractNumId="34" w15:restartNumberingAfterBreak="0">
-    <w:nsid w:val="75BC08BB"/>
+    <w:nsid w:val="718F471B"/>
     <w:multiLevelType w:val="multilevel"/>
-    <w:tmpl w:val="3560F3CA"/>
+    <w:tmpl w:val="3C2A87CA"/>
     <w:lvl w:ilvl="0">
       <w:start w:val="1"/>
       <w:numFmt w:val="bullet"/>
@@ -20622,9 +20631,9 @@
     </w:lvl>
   </w:abstractNum>
   <w:abstractNum w:abstractNumId="35" w15:restartNumberingAfterBreak="0">
-    <w:nsid w:val="77F830EE"/>
+    <w:nsid w:val="71BF7614"/>
     <w:multiLevelType w:val="multilevel"/>
-    <w:tmpl w:val="8A0C8AD4"/>
+    <w:tmpl w:val="48380FD4"/>
     <w:lvl w:ilvl="0">
       <w:start w:val="1"/>
       <w:numFmt w:val="bullet"/>
@@ -20771,9 +20780,9 @@
     </w:lvl>
   </w:abstractNum>
   <w:abstractNum w:abstractNumId="36" w15:restartNumberingAfterBreak="0">
-    <w:nsid w:val="7B194027"/>
+    <w:nsid w:val="74BB79E2"/>
     <w:multiLevelType w:val="multilevel"/>
-    <w:tmpl w:val="A1605A80"/>
+    <w:tmpl w:val="5FC8D656"/>
     <w:lvl w:ilvl="0">
       <w:start w:val="1"/>
       <w:numFmt w:val="bullet"/>
@@ -20920,9 +20929,9 @@
     </w:lvl>
   </w:abstractNum>
   <w:abstractNum w:abstractNumId="37" w15:restartNumberingAfterBreak="0">
-    <w:nsid w:val="7C3838EC"/>
+    <w:nsid w:val="76E753D1"/>
     <w:multiLevelType w:val="multilevel"/>
-    <w:tmpl w:val="FB1C00A4"/>
+    <w:tmpl w:val="76644B78"/>
     <w:lvl w:ilvl="0">
       <w:start w:val="1"/>
       <w:numFmt w:val="bullet"/>
@@ -21069,9 +21078,9 @@
     </w:lvl>
   </w:abstractNum>
   <w:abstractNum w:abstractNumId="38" w15:restartNumberingAfterBreak="0">
-    <w:nsid w:val="7D742916"/>
+    <w:nsid w:val="7B566B81"/>
     <w:multiLevelType w:val="multilevel"/>
-    <w:tmpl w:val="E7683FC2"/>
+    <w:tmpl w:val="24542498"/>
     <w:lvl w:ilvl="0">
       <w:start w:val="1"/>
       <w:numFmt w:val="bullet"/>
@@ -21217,122 +21226,122 @@
       </w:rPr>
     </w:lvl>
   </w:abstractNum>
-  <w:num w:numId="1" w16cid:durableId="2111389271">
+  <w:num w:numId="1" w16cid:durableId="2084597360">
+    <w:abstractNumId w:val="23"/>
+  </w:num>
+  <w:num w:numId="2" w16cid:durableId="1245643971">
+    <w:abstractNumId w:val="26"/>
+  </w:num>
+  <w:num w:numId="3" w16cid:durableId="340398107">
+    <w:abstractNumId w:val="17"/>
+  </w:num>
+  <w:num w:numId="4" w16cid:durableId="1699891132">
+    <w:abstractNumId w:val="11"/>
+  </w:num>
+  <w:num w:numId="5" w16cid:durableId="1670019447">
+    <w:abstractNumId w:val="15"/>
+  </w:num>
+  <w:num w:numId="6" w16cid:durableId="2016490370">
+    <w:abstractNumId w:val="2"/>
+  </w:num>
+  <w:num w:numId="7" w16cid:durableId="1941599698">
+    <w:abstractNumId w:val="18"/>
+  </w:num>
+  <w:num w:numId="8" w16cid:durableId="317463732">
+    <w:abstractNumId w:val="1"/>
+  </w:num>
+  <w:num w:numId="9" w16cid:durableId="1293946355">
+    <w:abstractNumId w:val="37"/>
+  </w:num>
+  <w:num w:numId="10" w16cid:durableId="249775015">
+    <w:abstractNumId w:val="29"/>
+  </w:num>
+  <w:num w:numId="11" w16cid:durableId="369500207">
+    <w:abstractNumId w:val="21"/>
+  </w:num>
+  <w:num w:numId="12" w16cid:durableId="703292739">
+    <w:abstractNumId w:val="5"/>
+  </w:num>
+  <w:num w:numId="13" w16cid:durableId="1750151573">
     <w:abstractNumId w:val="14"/>
   </w:num>
-  <w:num w:numId="2" w16cid:durableId="812253353">
+  <w:num w:numId="14" w16cid:durableId="794831880">
+    <w:abstractNumId w:val="36"/>
+  </w:num>
+  <w:num w:numId="15" w16cid:durableId="1813937887">
+    <w:abstractNumId w:val="4"/>
+  </w:num>
+  <w:num w:numId="16" w16cid:durableId="1325429290">
+    <w:abstractNumId w:val="8"/>
+  </w:num>
+  <w:num w:numId="17" w16cid:durableId="1885677005">
+    <w:abstractNumId w:val="7"/>
+  </w:num>
+  <w:num w:numId="18" w16cid:durableId="946156219">
+    <w:abstractNumId w:val="32"/>
+  </w:num>
+  <w:num w:numId="19" w16cid:durableId="1646398435">
+    <w:abstractNumId w:val="34"/>
+  </w:num>
+  <w:num w:numId="20" w16cid:durableId="1353844612">
+    <w:abstractNumId w:val="0"/>
+  </w:num>
+  <w:num w:numId="21" w16cid:durableId="152528902">
+    <w:abstractNumId w:val="13"/>
+  </w:num>
+  <w:num w:numId="22" w16cid:durableId="395666567">
+    <w:abstractNumId w:val="20"/>
+  </w:num>
+  <w:num w:numId="23" w16cid:durableId="1630437153">
+    <w:abstractNumId w:val="12"/>
+  </w:num>
+  <w:num w:numId="24" w16cid:durableId="865945035">
+    <w:abstractNumId w:val="10"/>
+  </w:num>
+  <w:num w:numId="25" w16cid:durableId="1560021700">
     <w:abstractNumId w:val="35"/>
   </w:num>
-  <w:num w:numId="3" w16cid:durableId="1032924268">
-    <w:abstractNumId w:val="10"/>
+  <w:num w:numId="26" w16cid:durableId="369648631">
+    <w:abstractNumId w:val="38"/>
   </w:num>
-  <w:num w:numId="4" w16cid:durableId="2092584957">
+  <w:num w:numId="27" w16cid:durableId="1705599721">
+    <w:abstractNumId w:val="24"/>
+  </w:num>
+  <w:num w:numId="28" w16cid:durableId="722951607">
+    <w:abstractNumId w:val="3"/>
+  </w:num>
+  <w:num w:numId="29" w16cid:durableId="339508144">
+    <w:abstractNumId w:val="22"/>
+  </w:num>
+  <w:num w:numId="30" w16cid:durableId="1881894332">
+    <w:abstractNumId w:val="9"/>
+  </w:num>
+  <w:num w:numId="31" w16cid:durableId="1603605500">
+    <w:abstractNumId w:val="30"/>
+  </w:num>
+  <w:num w:numId="32" w16cid:durableId="140968636">
     <w:abstractNumId w:val="28"/>
   </w:num>
-  <w:num w:numId="5" w16cid:durableId="34082526">
-    <w:abstractNumId w:val="13"/>
+  <w:num w:numId="33" w16cid:durableId="1218858463">
+    <w:abstractNumId w:val="27"/>
   </w:num>
-  <w:num w:numId="6" w16cid:durableId="2074893292">
-    <w:abstractNumId w:val="7"/>
+  <w:num w:numId="34" w16cid:durableId="1441218322">
+    <w:abstractNumId w:val="16"/>
   </w:num>
-  <w:num w:numId="7" w16cid:durableId="1634284124">
-    <w:abstractNumId w:val="17"/>
+  <w:num w:numId="35" w16cid:durableId="1273396081">
+    <w:abstractNumId w:val="33"/>
   </w:num>
-  <w:num w:numId="8" w16cid:durableId="652955454">
-    <w:abstractNumId w:val="30"/>
+  <w:num w:numId="36" w16cid:durableId="836577581">
+    <w:abstractNumId w:val="19"/>
   </w:num>
-  <w:num w:numId="9" w16cid:durableId="467944135">
-    <w:abstractNumId w:val="1"/>
+  <w:num w:numId="37" w16cid:durableId="554321672">
+    <w:abstractNumId w:val="25"/>
   </w:num>
-  <w:num w:numId="10" w16cid:durableId="1028064835">
-    <w:abstractNumId w:val="9"/>
-  </w:num>
-  <w:num w:numId="11" w16cid:durableId="1794403034">
-    <w:abstractNumId w:val="5"/>
-  </w:num>
-  <w:num w:numId="12" w16cid:durableId="1684940939">
-    <w:abstractNumId w:val="24"/>
-  </w:num>
-  <w:num w:numId="13" w16cid:durableId="389349665">
+  <w:num w:numId="38" w16cid:durableId="144510662">
     <w:abstractNumId w:val="31"/>
   </w:num>
-  <w:num w:numId="14" w16cid:durableId="465052371">
-    <w:abstractNumId w:val="3"/>
-  </w:num>
-  <w:num w:numId="15" w16cid:durableId="468012061">
-    <w:abstractNumId w:val="11"/>
-  </w:num>
-  <w:num w:numId="16" w16cid:durableId="962880498">
-    <w:abstractNumId w:val="27"/>
-  </w:num>
-  <w:num w:numId="17" w16cid:durableId="38938902">
-    <w:abstractNumId w:val="26"/>
-  </w:num>
-  <w:num w:numId="18" w16cid:durableId="243731262">
-    <w:abstractNumId w:val="19"/>
-  </w:num>
-  <w:num w:numId="19" w16cid:durableId="1600485275">
-    <w:abstractNumId w:val="4"/>
-  </w:num>
-  <w:num w:numId="20" w16cid:durableId="509414001">
-    <w:abstractNumId w:val="16"/>
-  </w:num>
-  <w:num w:numId="21" w16cid:durableId="428040941">
-    <w:abstractNumId w:val="15"/>
-  </w:num>
-  <w:num w:numId="22" w16cid:durableId="2138914540">
-    <w:abstractNumId w:val="23"/>
-  </w:num>
-  <w:num w:numId="23" w16cid:durableId="334308261">
-    <w:abstractNumId w:val="34"/>
-  </w:num>
-  <w:num w:numId="24" w16cid:durableId="974220655">
-    <w:abstractNumId w:val="22"/>
-  </w:num>
-  <w:num w:numId="25" w16cid:durableId="1873377819">
-    <w:abstractNumId w:val="8"/>
-  </w:num>
-  <w:num w:numId="26" w16cid:durableId="1024018940">
-    <w:abstractNumId w:val="20"/>
-  </w:num>
-  <w:num w:numId="27" w16cid:durableId="954288861">
-    <w:abstractNumId w:val="2"/>
-  </w:num>
-  <w:num w:numId="28" w16cid:durableId="420030786">
+  <w:num w:numId="39" w16cid:durableId="89090103">
     <w:abstractNumId w:val="6"/>
-  </w:num>
-  <w:num w:numId="29" w16cid:durableId="644511299">
-    <w:abstractNumId w:val="32"/>
-  </w:num>
-  <w:num w:numId="30" w16cid:durableId="314459936">
-    <w:abstractNumId w:val="21"/>
-  </w:num>
-  <w:num w:numId="31" w16cid:durableId="376054792">
-    <w:abstractNumId w:val="12"/>
-  </w:num>
-  <w:num w:numId="32" w16cid:durableId="2013097881">
-    <w:abstractNumId w:val="0"/>
-  </w:num>
-  <w:num w:numId="33" w16cid:durableId="602540903">
-    <w:abstractNumId w:val="18"/>
-  </w:num>
-  <w:num w:numId="34" w16cid:durableId="450058151">
-    <w:abstractNumId w:val="29"/>
-  </w:num>
-  <w:num w:numId="35" w16cid:durableId="1875464126">
-    <w:abstractNumId w:val="33"/>
-  </w:num>
-  <w:num w:numId="36" w16cid:durableId="1923568474">
-    <w:abstractNumId w:val="37"/>
-  </w:num>
-  <w:num w:numId="37" w16cid:durableId="1011251790">
-    <w:abstractNumId w:val="38"/>
-  </w:num>
-  <w:num w:numId="38" w16cid:durableId="1236432431">
-    <w:abstractNumId w:val="25"/>
-  </w:num>
-  <w:num w:numId="39" w16cid:durableId="776946406">
-    <w:abstractNumId w:val="36"/>
   </w:num>
 </w:numbering>
 </file>
@@ -22454,24 +22463,6 @@
       <w:spacing w:before="100" w:beforeAutospacing="1" w:after="240"/>
     </w:pPr>
   </w:style>
-  <w:style w:type="paragraph" w:customStyle="1" w:styleId="categorie-titel">
-    <w:name w:val="categorie-titel"/>
-    <w:basedOn w:val="Standaard"/>
-    <w:pPr>
-      <w:pBdr>
-        <w:bottom w:val="single" w:sz="6" w:space="4" w:color="CCCCCC"/>
-      </w:pBdr>
-      <w:spacing w:before="480" w:after="200"/>
-    </w:pPr>
-    <w:rPr>
-      <w:rFonts w:ascii="Aptos Display" w:hAnsi="Aptos Display"/>
-      <w:caps/>
-      <w:color w:val="555555"/>
-      <w:spacing w:val="20"/>
-      <w:sz w:val="28"/>
-      <w:szCs w:val="28"/>
-    </w:rPr>
-  </w:style>
   <w:style w:type="paragraph" w:customStyle="1" w:styleId="sector-titel">
     <w:name w:val="sector-titel"/>
     <w:basedOn w:val="Standaard"/>
@@ -22655,7 +22646,7 @@
     <w:link w:val="KoptekstChar"/>
     <w:uiPriority w:val="99"/>
     <w:unhideWhenUsed/>
-    <w:rsid w:val="006469CF"/>
+    <w:rsid w:val="00180352"/>
     <w:pPr>
       <w:tabs>
         <w:tab w:val="center" w:pos="4536"/>
@@ -22668,7 +22659,7 @@
     <w:basedOn w:val="Standaardalinea-lettertype"/>
     <w:link w:val="Koptekst"/>
     <w:uiPriority w:val="99"/>
-    <w:rsid w:val="006469CF"/>
+    <w:rsid w:val="00180352"/>
     <w:rPr>
       <w:rFonts w:eastAsiaTheme="minorEastAsia"/>
       <w:sz w:val="24"/>
@@ -22681,7 +22672,7 @@
     <w:link w:val="VoettekstChar"/>
     <w:uiPriority w:val="99"/>
     <w:unhideWhenUsed/>
-    <w:rsid w:val="006469CF"/>
+    <w:rsid w:val="00180352"/>
     <w:pPr>
       <w:tabs>
         <w:tab w:val="center" w:pos="4536"/>
@@ -22694,7 +22685,7 @@
     <w:basedOn w:val="Standaardalinea-lettertype"/>
     <w:link w:val="Voettekst"/>
     <w:uiPriority w:val="99"/>
-    <w:rsid w:val="006469CF"/>
+    <w:rsid w:val="00180352"/>
     <w:rPr>
       <w:rFonts w:eastAsiaTheme="minorEastAsia"/>
       <w:sz w:val="24"/>
@@ -22708,7 +22699,7 @@
     <w:autoRedefine/>
     <w:uiPriority w:val="39"/>
     <w:unhideWhenUsed/>
-    <w:rsid w:val="006469CF"/>
+    <w:rsid w:val="00180352"/>
     <w:pPr>
       <w:spacing w:after="100"/>
       <w:ind w:left="220"/>
@@ -22721,7 +22712,7 @@
     <w:autoRedefine/>
     <w:uiPriority w:val="39"/>
     <w:unhideWhenUsed/>
-    <w:rsid w:val="006469CF"/>
+    <w:rsid w:val="00180352"/>
     <w:pPr>
       <w:spacing w:after="100"/>
     </w:pPr>

--- a/nl/docx/document-e.docx
+++ b/nl/docx/document-e.docx
@@ -7,7 +7,7 @@
         <w:spacing w:after="480"/>
         <w:jc w:val="center"/>
         <w:outlineLvl w:val="1"/>
-        <w:divId w:val="1273123879"/>
+        <w:divId w:val="2145152223"/>
         <w:rPr>
           <w:rFonts w:ascii="Aptos Display" w:eastAsia="Times New Roman" w:hAnsi="Aptos Display"/>
           <w:b/>
@@ -36,7 +36,7 @@
     <w:p>
       <w:pPr>
         <w:pStyle w:val="ondertitel2"/>
-        <w:divId w:val="1273123879"/>
+        <w:divId w:val="2145152223"/>
         <w:rPr>
           <w:lang w:val="nl-NL"/>
         </w:rPr>
@@ -51,7 +51,7 @@
     <w:p>
       <w:pPr>
         <w:pStyle w:val="documentaanduiding2"/>
-        <w:divId w:val="1273123879"/>
+        <w:divId w:val="2145152223"/>
         <w:rPr>
           <w:lang w:val="nl-NL"/>
         </w:rPr>
@@ -66,7 +66,7 @@
     <w:p>
       <w:pPr>
         <w:pStyle w:val="auteur2"/>
-        <w:divId w:val="1273123879"/>
+        <w:divId w:val="2145152223"/>
         <w:rPr>
           <w:lang w:val="nl-NL"/>
         </w:rPr>
@@ -81,23 +81,23 @@
     <w:p>
       <w:pPr>
         <w:pStyle w:val="meta-lijn2"/>
-        <w:divId w:val="1273123879"/>
-        <w:rPr>
-          <w:lang w:val="nl-NL"/>
-        </w:rPr>
-      </w:pPr>
-      <w:r>
-        <w:rPr>
-          <w:lang w:val="nl-NL"/>
-        </w:rPr>
-        <w:t>Versie bijgewerkt: 6 oktober 2026, 11:20</w:t>
+        <w:divId w:val="2145152223"/>
+        <w:rPr>
+          <w:lang w:val="nl-NL"/>
+        </w:rPr>
+      </w:pPr>
+      <w:r>
+        <w:rPr>
+          <w:lang w:val="nl-NL"/>
+        </w:rPr>
+        <w:t>Versie bijgewerkt: 6 oktober 2026, 13:42</w:t>
       </w:r>
     </w:p>
     <w:p>
       <w:pPr>
         <w:pStyle w:val="marker"/>
         <w:ind w:left="800" w:right="800"/>
-        <w:divId w:val="1653368682"/>
+        <w:divId w:val="1902401125"/>
         <w:rPr>
           <w:lang w:val="nl-NL"/>
         </w:rPr>
@@ -110,13 +110,13 @@
       <w:pPr>
         <w:pStyle w:val="Kop2"/>
         <w:pageBreakBefore/>
-        <w:divId w:val="1986008109"/>
-        <w:rPr>
-          <w:rFonts w:eastAsia="Times New Roman"/>
-          <w:lang w:val="nl-NL"/>
-        </w:rPr>
-      </w:pPr>
-      <w:bookmarkStart w:id="0" w:name="_Toc242180599"/>
+        <w:divId w:val="1360396561"/>
+        <w:rPr>
+          <w:rFonts w:eastAsia="Times New Roman"/>
+          <w:lang w:val="nl-NL"/>
+        </w:rPr>
+      </w:pPr>
+      <w:bookmarkStart w:id="0" w:name="_Toc242189247"/>
       <w:r>
         <w:rPr>
           <w:rFonts w:eastAsia="Times New Roman"/>
@@ -133,7 +133,7 @@
         <w:tabs>
           <w:tab w:val="right" w:leader="dot" w:pos="9062"/>
         </w:tabs>
-        <w:divId w:val="1986008109"/>
+        <w:divId w:val="1360396561"/>
         <w:rPr>
           <w:rFonts w:asciiTheme="minorHAnsi" w:hAnsiTheme="minorHAnsi" w:cstheme="minorBidi"/>
           <w:noProof/>
@@ -184,7 +184,7 @@
         <w:rPr>
           <w:noProof/>
         </w:rPr>
-        <w:instrText xml:space="preserve"> PAGEREF _Toc242180599 \h </w:instrText>
+        <w:instrText xml:space="preserve"> PAGEREF _Toc242189247 \h </w:instrText>
       </w:r>
       <w:r>
         <w:rPr>
@@ -216,7 +216,7 @@
         <w:tabs>
           <w:tab w:val="right" w:leader="dot" w:pos="9062"/>
         </w:tabs>
-        <w:divId w:val="1986008109"/>
+        <w:divId w:val="1360396561"/>
         <w:rPr>
           <w:rFonts w:asciiTheme="minorHAnsi" w:hAnsiTheme="minorHAnsi" w:cstheme="minorBidi"/>
           <w:noProof/>
@@ -249,7 +249,7 @@
         <w:rPr>
           <w:noProof/>
         </w:rPr>
-        <w:instrText xml:space="preserve"> PAGEREF _Toc242180600 \h </w:instrText>
+        <w:instrText xml:space="preserve"> PAGEREF _Toc242189248 \h </w:instrText>
       </w:r>
       <w:r>
         <w:rPr>
@@ -281,7 +281,7 @@
         <w:tabs>
           <w:tab w:val="right" w:leader="dot" w:pos="9062"/>
         </w:tabs>
-        <w:divId w:val="1986008109"/>
+        <w:divId w:val="1360396561"/>
         <w:rPr>
           <w:rFonts w:asciiTheme="minorHAnsi" w:hAnsiTheme="minorHAnsi" w:cstheme="minorBidi"/>
           <w:noProof/>
@@ -314,7 +314,7 @@
         <w:rPr>
           <w:noProof/>
         </w:rPr>
-        <w:instrText xml:space="preserve"> PAGEREF _Toc242180601 \h </w:instrText>
+        <w:instrText xml:space="preserve"> PAGEREF _Toc242189249 \h </w:instrText>
       </w:r>
       <w:r>
         <w:rPr>
@@ -346,7 +346,7 @@
         <w:tabs>
           <w:tab w:val="right" w:leader="dot" w:pos="9062"/>
         </w:tabs>
-        <w:divId w:val="1986008109"/>
+        <w:divId w:val="1360396561"/>
         <w:rPr>
           <w:rFonts w:asciiTheme="minorHAnsi" w:hAnsiTheme="minorHAnsi" w:cstheme="minorBidi"/>
           <w:noProof/>
@@ -379,7 +379,7 @@
         <w:rPr>
           <w:noProof/>
         </w:rPr>
-        <w:instrText xml:space="preserve"> PAGEREF _Toc242180602 \h </w:instrText>
+        <w:instrText xml:space="preserve"> PAGEREF _Toc242189250 \h </w:instrText>
       </w:r>
       <w:r>
         <w:rPr>
@@ -411,7 +411,7 @@
         <w:tabs>
           <w:tab w:val="right" w:leader="dot" w:pos="9062"/>
         </w:tabs>
-        <w:divId w:val="1986008109"/>
+        <w:divId w:val="1360396561"/>
         <w:rPr>
           <w:rFonts w:asciiTheme="minorHAnsi" w:hAnsiTheme="minorHAnsi" w:cstheme="minorBidi"/>
           <w:noProof/>
@@ -444,7 +444,7 @@
         <w:rPr>
           <w:noProof/>
         </w:rPr>
-        <w:instrText xml:space="preserve"> PAGEREF _Toc242180603 \h </w:instrText>
+        <w:instrText xml:space="preserve"> PAGEREF _Toc242189251 \h </w:instrText>
       </w:r>
       <w:r>
         <w:rPr>
@@ -476,7 +476,7 @@
         <w:tabs>
           <w:tab w:val="right" w:leader="dot" w:pos="9062"/>
         </w:tabs>
-        <w:divId w:val="1986008109"/>
+        <w:divId w:val="1360396561"/>
         <w:rPr>
           <w:rFonts w:asciiTheme="minorHAnsi" w:hAnsiTheme="minorHAnsi" w:cstheme="minorBidi"/>
           <w:noProof/>
@@ -509,7 +509,7 @@
         <w:rPr>
           <w:noProof/>
         </w:rPr>
-        <w:instrText xml:space="preserve"> PAGEREF _Toc242180604 \h </w:instrText>
+        <w:instrText xml:space="preserve"> PAGEREF _Toc242189252 \h </w:instrText>
       </w:r>
       <w:r>
         <w:rPr>
@@ -541,7 +541,7 @@
         <w:tabs>
           <w:tab w:val="right" w:leader="dot" w:pos="9062"/>
         </w:tabs>
-        <w:divId w:val="1986008109"/>
+        <w:divId w:val="1360396561"/>
         <w:rPr>
           <w:rFonts w:asciiTheme="minorHAnsi" w:hAnsiTheme="minorHAnsi" w:cstheme="minorBidi"/>
           <w:noProof/>
@@ -574,7 +574,7 @@
         <w:rPr>
           <w:noProof/>
         </w:rPr>
-        <w:instrText xml:space="preserve"> PAGEREF _Toc242180605 \h </w:instrText>
+        <w:instrText xml:space="preserve"> PAGEREF _Toc242189253 \h </w:instrText>
       </w:r>
       <w:r>
         <w:rPr>
@@ -603,7 +603,7 @@
     <w:p>
       <w:pPr>
         <w:pStyle w:val="marker"/>
-        <w:divId w:val="1986008109"/>
+        <w:divId w:val="1360396561"/>
         <w:rPr>
           <w:lang w:val="nl-NL"/>
         </w:rPr>
@@ -618,7 +618,7 @@
     <w:p>
       <w:pPr>
         <w:shd w:val="clear" w:color="auto" w:fill="F7F5F1"/>
-        <w:divId w:val="24864804"/>
+        <w:divId w:val="12659582"/>
         <w:rPr>
           <w:rFonts w:eastAsia="Times New Roman"/>
           <w:i/>
@@ -641,13 +641,13 @@
     <w:p>
       <w:pPr>
         <w:pStyle w:val="Kop1"/>
-        <w:divId w:val="1653368682"/>
-        <w:rPr>
-          <w:rFonts w:eastAsia="Times New Roman"/>
-          <w:lang w:val="nl-NL"/>
-        </w:rPr>
-      </w:pPr>
-      <w:bookmarkStart w:id="1" w:name="_Toc242180600"/>
+        <w:divId w:val="1902401125"/>
+        <w:rPr>
+          <w:rFonts w:eastAsia="Times New Roman"/>
+          <w:lang w:val="nl-NL"/>
+        </w:rPr>
+      </w:pPr>
+      <w:bookmarkStart w:id="1" w:name="_Toc242189248"/>
       <w:r>
         <w:rPr>
           <w:rFonts w:eastAsia="Times New Roman"/>
@@ -661,7 +661,7 @@
       <w:pPr>
         <w:pStyle w:val="Kop2"/>
         <w:spacing w:before="400" w:after="160"/>
-        <w:divId w:val="1653368682"/>
+        <w:divId w:val="1902401125"/>
         <w:rPr>
           <w:rFonts w:eastAsia="Times New Roman"/>
           <w:sz w:val="32"/>
@@ -669,7 +669,7 @@
           <w:lang w:val="nl-NL"/>
         </w:rPr>
       </w:pPr>
-      <w:bookmarkStart w:id="2" w:name="_Toc242180601"/>
+      <w:bookmarkStart w:id="2" w:name="_Toc242189249"/>
       <w:r>
         <w:rPr>
           <w:rFonts w:eastAsia="Times New Roman"/>
@@ -684,7 +684,7 @@
     <w:p>
       <w:pPr>
         <w:outlineLvl w:val="2"/>
-        <w:divId w:val="1363289182"/>
+        <w:divId w:val="475339786"/>
         <w:rPr>
           <w:rFonts w:ascii="Aptos Display" w:eastAsia="Times New Roman" w:hAnsi="Aptos Display"/>
           <w:b/>
@@ -710,7 +710,7 @@
     </w:p>
     <w:p>
       <w:pPr>
-        <w:divId w:val="1363289182"/>
+        <w:divId w:val="475339786"/>
         <w:rPr>
           <w:rFonts w:eastAsia="Times New Roman"/>
           <w:sz w:val="24"/>
@@ -730,7 +730,7 @@
     <w:p>
       <w:pPr>
         <w:pStyle w:val="subtitel"/>
-        <w:divId w:val="1653368682"/>
+        <w:divId w:val="1902401125"/>
         <w:rPr>
           <w:lang w:val="nl-NL"/>
         </w:rPr>
@@ -745,7 +745,7 @@
     <w:p>
       <w:pPr>
         <w:pStyle w:val="Kop4"/>
-        <w:divId w:val="1653368682"/>
+        <w:divId w:val="1902401125"/>
         <w:rPr>
           <w:rFonts w:eastAsia="Times New Roman"/>
           <w:lang w:val="nl-NL"/>
@@ -762,7 +762,7 @@
     <w:p>
       <w:pPr>
         <w:pStyle w:val="Normaalweb"/>
-        <w:divId w:val="1653368682"/>
+        <w:divId w:val="1902401125"/>
         <w:rPr>
           <w:lang w:val="nl-NL"/>
         </w:rPr>
@@ -777,7 +777,7 @@
     <w:p>
       <w:pPr>
         <w:pStyle w:val="Kop5"/>
-        <w:divId w:val="1653368682"/>
+        <w:divId w:val="1902401125"/>
         <w:rPr>
           <w:rFonts w:eastAsia="Times New Roman"/>
           <w:lang w:val="nl-NL"/>
@@ -794,7 +794,7 @@
     <w:p>
       <w:pPr>
         <w:pStyle w:val="Normaalweb"/>
-        <w:divId w:val="1653368682"/>
+        <w:divId w:val="1902401125"/>
         <w:rPr>
           <w:lang w:val="nl-NL"/>
         </w:rPr>
@@ -809,7 +809,7 @@
     <w:p>
       <w:pPr>
         <w:pStyle w:val="Normaalweb"/>
-        <w:divId w:val="1653368682"/>
+        <w:divId w:val="1902401125"/>
         <w:rPr>
           <w:lang w:val="nl-NL"/>
         </w:rPr>
@@ -824,7 +824,7 @@
     <w:p>
       <w:pPr>
         <w:pStyle w:val="Kop5"/>
-        <w:divId w:val="1653368682"/>
+        <w:divId w:val="1902401125"/>
         <w:rPr>
           <w:rFonts w:eastAsia="Times New Roman"/>
           <w:lang w:val="nl-NL"/>
@@ -845,7 +845,7 @@
           <w:numId w:val="1"/>
         </w:numPr>
         <w:spacing w:before="100" w:beforeAutospacing="1" w:after="100" w:afterAutospacing="1"/>
-        <w:divId w:val="1653368682"/>
+        <w:divId w:val="1902401125"/>
         <w:rPr>
           <w:rFonts w:eastAsia="Times New Roman"/>
           <w:lang w:val="nl-NL"/>
@@ -866,7 +866,7 @@
           <w:numId w:val="1"/>
         </w:numPr>
         <w:spacing w:before="100" w:beforeAutospacing="1" w:after="100" w:afterAutospacing="1"/>
-        <w:divId w:val="1653368682"/>
+        <w:divId w:val="1902401125"/>
         <w:rPr>
           <w:rFonts w:eastAsia="Times New Roman"/>
           <w:lang w:val="nl-NL"/>
@@ -887,7 +887,7 @@
           <w:numId w:val="1"/>
         </w:numPr>
         <w:spacing w:before="100" w:beforeAutospacing="1" w:after="100" w:afterAutospacing="1"/>
-        <w:divId w:val="1653368682"/>
+        <w:divId w:val="1902401125"/>
         <w:rPr>
           <w:rFonts w:eastAsia="Times New Roman"/>
           <w:lang w:val="nl-NL"/>
@@ -908,7 +908,7 @@
           <w:numId w:val="1"/>
         </w:numPr>
         <w:spacing w:before="100" w:beforeAutospacing="1" w:after="100" w:afterAutospacing="1"/>
-        <w:divId w:val="1653368682"/>
+        <w:divId w:val="1902401125"/>
         <w:rPr>
           <w:rFonts w:eastAsia="Times New Roman"/>
           <w:lang w:val="nl-NL"/>
@@ -925,7 +925,7 @@
     <w:p>
       <w:pPr>
         <w:pStyle w:val="Kop5"/>
-        <w:divId w:val="1653368682"/>
+        <w:divId w:val="1902401125"/>
         <w:rPr>
           <w:rFonts w:eastAsia="Times New Roman"/>
           <w:lang w:val="nl-NL"/>
@@ -942,7 +942,7 @@
     <w:p>
       <w:pPr>
         <w:pStyle w:val="Normaalweb"/>
-        <w:divId w:val="1653368682"/>
+        <w:divId w:val="1902401125"/>
         <w:rPr>
           <w:lang w:val="nl-NL"/>
         </w:rPr>
@@ -958,7 +958,7 @@
     <w:p>
       <w:pPr>
         <w:pStyle w:val="Kop4"/>
-        <w:divId w:val="1653368682"/>
+        <w:divId w:val="1902401125"/>
         <w:rPr>
           <w:rFonts w:eastAsia="Times New Roman"/>
           <w:lang w:val="nl-NL"/>
@@ -975,7 +975,7 @@
     <w:p>
       <w:pPr>
         <w:pStyle w:val="Normaalweb"/>
-        <w:divId w:val="127821181"/>
+        <w:divId w:val="798231537"/>
         <w:rPr>
           <w:lang w:val="nl-NL"/>
         </w:rPr>
@@ -997,7 +997,7 @@
     <w:p>
       <w:pPr>
         <w:pStyle w:val="Normaalweb"/>
-        <w:divId w:val="127821181"/>
+        <w:divId w:val="798231537"/>
         <w:rPr>
           <w:lang w:val="nl-NL"/>
         </w:rPr>
@@ -1019,7 +1019,7 @@
     <w:p>
       <w:pPr>
         <w:pStyle w:val="Kop5"/>
-        <w:divId w:val="1653368682"/>
+        <w:divId w:val="1902401125"/>
         <w:rPr>
           <w:rFonts w:eastAsia="Times New Roman"/>
           <w:lang w:val="nl-NL"/>
@@ -1036,7 +1036,7 @@
     <w:p>
       <w:pPr>
         <w:pStyle w:val="Normaalweb"/>
-        <w:divId w:val="1653368682"/>
+        <w:divId w:val="1902401125"/>
         <w:rPr>
           <w:lang w:val="nl-NL"/>
         </w:rPr>
@@ -1051,7 +1051,7 @@
     <w:p>
       <w:pPr>
         <w:pStyle w:val="Kop5"/>
-        <w:divId w:val="1653368682"/>
+        <w:divId w:val="1902401125"/>
         <w:rPr>
           <w:rFonts w:eastAsia="Times New Roman"/>
           <w:lang w:val="nl-NL"/>
@@ -1068,7 +1068,7 @@
     <w:p>
       <w:pPr>
         <w:pStyle w:val="Normaalweb"/>
-        <w:divId w:val="1653368682"/>
+        <w:divId w:val="1902401125"/>
         <w:rPr>
           <w:lang w:val="nl-NL"/>
         </w:rPr>
@@ -1083,7 +1083,7 @@
     <w:p>
       <w:pPr>
         <w:pStyle w:val="Kop5"/>
-        <w:divId w:val="1653368682"/>
+        <w:divId w:val="1902401125"/>
         <w:rPr>
           <w:rFonts w:eastAsia="Times New Roman"/>
           <w:lang w:val="nl-NL"/>
@@ -1100,7 +1100,7 @@
     <w:p>
       <w:pPr>
         <w:pStyle w:val="Normaalweb"/>
-        <w:divId w:val="1653368682"/>
+        <w:divId w:val="1902401125"/>
         <w:rPr>
           <w:lang w:val="nl-NL"/>
         </w:rPr>
@@ -1115,7 +1115,7 @@
     <w:p>
       <w:pPr>
         <w:pStyle w:val="Kop4"/>
-        <w:divId w:val="1653368682"/>
+        <w:divId w:val="1902401125"/>
         <w:rPr>
           <w:rFonts w:eastAsia="Times New Roman"/>
           <w:lang w:val="nl-NL"/>
@@ -1132,7 +1132,7 @@
     <w:p>
       <w:pPr>
         <w:pStyle w:val="Kop5"/>
-        <w:divId w:val="1653368682"/>
+        <w:divId w:val="1902401125"/>
         <w:rPr>
           <w:rFonts w:eastAsia="Times New Roman"/>
           <w:lang w:val="nl-NL"/>
@@ -1149,7 +1149,7 @@
     <w:p>
       <w:pPr>
         <w:pStyle w:val="Normaalweb"/>
-        <w:divId w:val="1653368682"/>
+        <w:divId w:val="1902401125"/>
         <w:rPr>
           <w:lang w:val="nl-NL"/>
         </w:rPr>
@@ -1164,7 +1164,7 @@
     <w:p>
       <w:pPr>
         <w:pStyle w:val="Kop5"/>
-        <w:divId w:val="1653368682"/>
+        <w:divId w:val="1902401125"/>
         <w:rPr>
           <w:rFonts w:eastAsia="Times New Roman"/>
           <w:lang w:val="nl-NL"/>
@@ -1181,7 +1181,7 @@
     <w:p>
       <w:pPr>
         <w:pStyle w:val="Normaalweb"/>
-        <w:divId w:val="1653368682"/>
+        <w:divId w:val="1902401125"/>
         <w:rPr>
           <w:lang w:val="nl-NL"/>
         </w:rPr>
@@ -1200,7 +1200,7 @@
           <w:numId w:val="2"/>
         </w:numPr>
         <w:spacing w:before="100" w:beforeAutospacing="1" w:after="100" w:afterAutospacing="1"/>
-        <w:divId w:val="1653368682"/>
+        <w:divId w:val="1902401125"/>
         <w:rPr>
           <w:rFonts w:eastAsia="Times New Roman"/>
           <w:lang w:val="nl-NL"/>
@@ -1221,7 +1221,7 @@
           <w:numId w:val="2"/>
         </w:numPr>
         <w:spacing w:before="100" w:beforeAutospacing="1" w:after="100" w:afterAutospacing="1"/>
-        <w:divId w:val="1653368682"/>
+        <w:divId w:val="1902401125"/>
         <w:rPr>
           <w:rFonts w:eastAsia="Times New Roman"/>
           <w:lang w:val="nl-NL"/>
@@ -1242,7 +1242,7 @@
           <w:numId w:val="2"/>
         </w:numPr>
         <w:spacing w:before="100" w:beforeAutospacing="1" w:after="100" w:afterAutospacing="1"/>
-        <w:divId w:val="1653368682"/>
+        <w:divId w:val="1902401125"/>
         <w:rPr>
           <w:rFonts w:eastAsia="Times New Roman"/>
           <w:lang w:val="nl-NL"/>
@@ -1259,7 +1259,7 @@
     <w:p>
       <w:pPr>
         <w:pStyle w:val="Normaalweb"/>
-        <w:divId w:val="1653368682"/>
+        <w:divId w:val="1902401125"/>
         <w:rPr>
           <w:lang w:val="nl-NL"/>
         </w:rPr>
@@ -1274,7 +1274,7 @@
     <w:p>
       <w:pPr>
         <w:pStyle w:val="Kop5"/>
-        <w:divId w:val="1653368682"/>
+        <w:divId w:val="1902401125"/>
         <w:rPr>
           <w:rFonts w:eastAsia="Times New Roman"/>
           <w:lang w:val="nl-NL"/>
@@ -1291,7 +1291,7 @@
     <w:p>
       <w:pPr>
         <w:pStyle w:val="Normaalweb"/>
-        <w:divId w:val="1653368682"/>
+        <w:divId w:val="1902401125"/>
         <w:rPr>
           <w:lang w:val="nl-NL"/>
         </w:rPr>
@@ -1306,7 +1306,7 @@
     <w:p>
       <w:pPr>
         <w:pStyle w:val="Kop4"/>
-        <w:divId w:val="1653368682"/>
+        <w:divId w:val="1902401125"/>
         <w:rPr>
           <w:rFonts w:eastAsia="Times New Roman"/>
           <w:lang w:val="nl-NL"/>
@@ -1323,7 +1323,7 @@
     <w:p>
       <w:pPr>
         <w:pStyle w:val="Kop5"/>
-        <w:divId w:val="1653368682"/>
+        <w:divId w:val="1902401125"/>
         <w:rPr>
           <w:rFonts w:eastAsia="Times New Roman"/>
           <w:lang w:val="nl-NL"/>
@@ -1341,7 +1341,7 @@
     <w:p>
       <w:pPr>
         <w:pStyle w:val="Normaalweb"/>
-        <w:divId w:val="1653368682"/>
+        <w:divId w:val="1902401125"/>
         <w:rPr>
           <w:lang w:val="nl-NL"/>
         </w:rPr>
@@ -1362,7 +1362,7 @@
     <w:p>
       <w:pPr>
         <w:pStyle w:val="Kop5"/>
-        <w:divId w:val="1653368682"/>
+        <w:divId w:val="1902401125"/>
         <w:rPr>
           <w:rFonts w:eastAsia="Times New Roman"/>
           <w:lang w:val="nl-NL"/>
@@ -1379,7 +1379,7 @@
     <w:p>
       <w:pPr>
         <w:pStyle w:val="Normaalweb"/>
-        <w:divId w:val="1653368682"/>
+        <w:divId w:val="1902401125"/>
         <w:rPr>
           <w:lang w:val="nl-NL"/>
         </w:rPr>
@@ -1394,7 +1394,7 @@
     <w:p>
       <w:pPr>
         <w:pStyle w:val="Kop5"/>
-        <w:divId w:val="1653368682"/>
+        <w:divId w:val="1902401125"/>
         <w:rPr>
           <w:rFonts w:eastAsia="Times New Roman"/>
           <w:lang w:val="nl-NL"/>
@@ -1411,7 +1411,7 @@
     <w:p>
       <w:pPr>
         <w:pStyle w:val="Normaalweb"/>
-        <w:divId w:val="1653368682"/>
+        <w:divId w:val="1902401125"/>
         <w:rPr>
           <w:lang w:val="nl-NL"/>
         </w:rPr>
@@ -1426,7 +1426,7 @@
     <w:p>
       <w:pPr>
         <w:pStyle w:val="Kop5"/>
-        <w:divId w:val="1653368682"/>
+        <w:divId w:val="1902401125"/>
         <w:rPr>
           <w:rFonts w:eastAsia="Times New Roman"/>
           <w:lang w:val="nl-NL"/>
@@ -1443,7 +1443,7 @@
     <w:p>
       <w:pPr>
         <w:pStyle w:val="Normaalweb"/>
-        <w:divId w:val="1653368682"/>
+        <w:divId w:val="1902401125"/>
         <w:rPr>
           <w:lang w:val="nl-NL"/>
         </w:rPr>
@@ -1458,7 +1458,7 @@
     <w:p>
       <w:pPr>
         <w:pStyle w:val="Kop5"/>
-        <w:divId w:val="1653368682"/>
+        <w:divId w:val="1902401125"/>
         <w:rPr>
           <w:rFonts w:eastAsia="Times New Roman"/>
           <w:lang w:val="nl-NL"/>
@@ -1475,7 +1475,7 @@
     <w:p>
       <w:pPr>
         <w:pStyle w:val="Normaalweb"/>
-        <w:divId w:val="1653368682"/>
+        <w:divId w:val="1902401125"/>
         <w:rPr>
           <w:lang w:val="nl-NL"/>
         </w:rPr>
@@ -1490,7 +1490,7 @@
     <w:p>
       <w:pPr>
         <w:pStyle w:val="afsluiting"/>
-        <w:divId w:val="1653368682"/>
+        <w:divId w:val="1902401125"/>
         <w:rPr>
           <w:lang w:val="nl-NL"/>
         </w:rPr>
@@ -1505,7 +1505,7 @@
     <w:p>
       <w:pPr>
         <w:outlineLvl w:val="2"/>
-        <w:divId w:val="1057632303"/>
+        <w:divId w:val="747732306"/>
         <w:rPr>
           <w:rFonts w:ascii="Aptos Display" w:eastAsia="Times New Roman" w:hAnsi="Aptos Display"/>
           <w:b/>
@@ -1531,7 +1531,7 @@
     </w:p>
     <w:p>
       <w:pPr>
-        <w:divId w:val="1057632303"/>
+        <w:divId w:val="747732306"/>
         <w:rPr>
           <w:rFonts w:eastAsia="Times New Roman"/>
           <w:sz w:val="24"/>
@@ -1551,7 +1551,7 @@
     <w:p>
       <w:pPr>
         <w:pStyle w:val="subtitel"/>
-        <w:divId w:val="1653368682"/>
+        <w:divId w:val="1902401125"/>
         <w:rPr>
           <w:lang w:val="nl-NL"/>
         </w:rPr>
@@ -1566,7 +1566,7 @@
     <w:p>
       <w:pPr>
         <w:pStyle w:val="Kop4"/>
-        <w:divId w:val="1653368682"/>
+        <w:divId w:val="1902401125"/>
         <w:rPr>
           <w:rFonts w:eastAsia="Times New Roman"/>
           <w:lang w:val="nl-NL"/>
@@ -1583,7 +1583,7 @@
     <w:p>
       <w:pPr>
         <w:pStyle w:val="Normaalweb"/>
-        <w:divId w:val="1653368682"/>
+        <w:divId w:val="1902401125"/>
         <w:rPr>
           <w:lang w:val="nl-NL"/>
         </w:rPr>
@@ -1598,7 +1598,7 @@
     <w:p>
       <w:pPr>
         <w:pStyle w:val="Kop5"/>
-        <w:divId w:val="1653368682"/>
+        <w:divId w:val="1902401125"/>
         <w:rPr>
           <w:rFonts w:eastAsia="Times New Roman"/>
           <w:lang w:val="nl-NL"/>
@@ -1615,7 +1615,7 @@
     <w:p>
       <w:pPr>
         <w:pStyle w:val="Normaalweb"/>
-        <w:divId w:val="1653368682"/>
+        <w:divId w:val="1902401125"/>
         <w:rPr>
           <w:lang w:val="nl-NL"/>
         </w:rPr>
@@ -1630,7 +1630,7 @@
     <w:p>
       <w:pPr>
         <w:pStyle w:val="Normaalweb"/>
-        <w:divId w:val="1653368682"/>
+        <w:divId w:val="1902401125"/>
         <w:rPr>
           <w:lang w:val="nl-NL"/>
         </w:rPr>
@@ -1645,7 +1645,7 @@
     <w:p>
       <w:pPr>
         <w:pStyle w:val="Kop5"/>
-        <w:divId w:val="1653368682"/>
+        <w:divId w:val="1902401125"/>
         <w:rPr>
           <w:rFonts w:eastAsia="Times New Roman"/>
           <w:lang w:val="nl-NL"/>
@@ -1666,7 +1666,7 @@
           <w:numId w:val="3"/>
         </w:numPr>
         <w:spacing w:before="100" w:beforeAutospacing="1" w:after="100" w:afterAutospacing="1"/>
-        <w:divId w:val="1653368682"/>
+        <w:divId w:val="1902401125"/>
         <w:rPr>
           <w:rFonts w:eastAsia="Times New Roman"/>
           <w:lang w:val="nl-NL"/>
@@ -1687,7 +1687,7 @@
           <w:numId w:val="3"/>
         </w:numPr>
         <w:spacing w:before="100" w:beforeAutospacing="1" w:after="100" w:afterAutospacing="1"/>
-        <w:divId w:val="1653368682"/>
+        <w:divId w:val="1902401125"/>
         <w:rPr>
           <w:rFonts w:eastAsia="Times New Roman"/>
           <w:lang w:val="nl-NL"/>
@@ -1708,7 +1708,7 @@
           <w:numId w:val="3"/>
         </w:numPr>
         <w:spacing w:before="100" w:beforeAutospacing="1" w:after="100" w:afterAutospacing="1"/>
-        <w:divId w:val="1653368682"/>
+        <w:divId w:val="1902401125"/>
         <w:rPr>
           <w:rFonts w:eastAsia="Times New Roman"/>
           <w:lang w:val="nl-NL"/>
@@ -1725,7 +1725,7 @@
     <w:p>
       <w:pPr>
         <w:pStyle w:val="Kop5"/>
-        <w:divId w:val="1653368682"/>
+        <w:divId w:val="1902401125"/>
         <w:rPr>
           <w:rFonts w:eastAsia="Times New Roman"/>
           <w:lang w:val="nl-NL"/>
@@ -1742,7 +1742,7 @@
     <w:p>
       <w:pPr>
         <w:pStyle w:val="Normaalweb"/>
-        <w:divId w:val="1653368682"/>
+        <w:divId w:val="1902401125"/>
         <w:rPr>
           <w:lang w:val="nl-NL"/>
         </w:rPr>
@@ -1761,7 +1761,7 @@
           <w:numId w:val="4"/>
         </w:numPr>
         <w:spacing w:before="100" w:beforeAutospacing="1" w:after="100" w:afterAutospacing="1"/>
-        <w:divId w:val="1653368682"/>
+        <w:divId w:val="1902401125"/>
         <w:rPr>
           <w:rFonts w:eastAsia="Times New Roman"/>
           <w:lang w:val="nl-NL"/>
@@ -1783,7 +1783,7 @@
           <w:numId w:val="4"/>
         </w:numPr>
         <w:spacing w:before="100" w:beforeAutospacing="1" w:after="100" w:afterAutospacing="1"/>
-        <w:divId w:val="1653368682"/>
+        <w:divId w:val="1902401125"/>
         <w:rPr>
           <w:rFonts w:eastAsia="Times New Roman"/>
           <w:lang w:val="nl-NL"/>
@@ -1800,7 +1800,7 @@
     <w:p>
       <w:pPr>
         <w:pStyle w:val="Kop4"/>
-        <w:divId w:val="1653368682"/>
+        <w:divId w:val="1902401125"/>
         <w:rPr>
           <w:rFonts w:eastAsia="Times New Roman"/>
           <w:lang w:val="nl-NL"/>
@@ -1817,7 +1817,7 @@
     <w:p>
       <w:pPr>
         <w:pStyle w:val="Normaalweb"/>
-        <w:divId w:val="1798179687"/>
+        <w:divId w:val="467168445"/>
         <w:rPr>
           <w:lang w:val="nl-NL"/>
         </w:rPr>
@@ -1839,7 +1839,7 @@
     <w:p>
       <w:pPr>
         <w:pStyle w:val="Normaalweb"/>
-        <w:divId w:val="1798179687"/>
+        <w:divId w:val="467168445"/>
         <w:rPr>
           <w:lang w:val="nl-NL"/>
         </w:rPr>
@@ -1861,7 +1861,7 @@
     <w:p>
       <w:pPr>
         <w:pStyle w:val="Kop5"/>
-        <w:divId w:val="1653368682"/>
+        <w:divId w:val="1902401125"/>
         <w:rPr>
           <w:rFonts w:eastAsia="Times New Roman"/>
           <w:lang w:val="nl-NL"/>
@@ -1878,7 +1878,7 @@
     <w:p>
       <w:pPr>
         <w:pStyle w:val="Normaalweb"/>
-        <w:divId w:val="1653368682"/>
+        <w:divId w:val="1902401125"/>
         <w:rPr>
           <w:lang w:val="nl-NL"/>
         </w:rPr>
@@ -1893,7 +1893,7 @@
     <w:p>
       <w:pPr>
         <w:pStyle w:val="Kop5"/>
-        <w:divId w:val="1653368682"/>
+        <w:divId w:val="1902401125"/>
         <w:rPr>
           <w:rFonts w:eastAsia="Times New Roman"/>
           <w:lang w:val="nl-NL"/>
@@ -1910,7 +1910,7 @@
     <w:p>
       <w:pPr>
         <w:pStyle w:val="Normaalweb"/>
-        <w:divId w:val="1653368682"/>
+        <w:divId w:val="1902401125"/>
         <w:rPr>
           <w:lang w:val="nl-NL"/>
         </w:rPr>
@@ -1925,7 +1925,7 @@
     <w:p>
       <w:pPr>
         <w:pStyle w:val="Kop5"/>
-        <w:divId w:val="1653368682"/>
+        <w:divId w:val="1902401125"/>
         <w:rPr>
           <w:rFonts w:eastAsia="Times New Roman"/>
           <w:lang w:val="nl-NL"/>
@@ -1942,7 +1942,7 @@
     <w:p>
       <w:pPr>
         <w:pStyle w:val="Normaalweb"/>
-        <w:divId w:val="1653368682"/>
+        <w:divId w:val="1902401125"/>
         <w:rPr>
           <w:lang w:val="nl-NL"/>
         </w:rPr>
@@ -1957,7 +1957,7 @@
     <w:p>
       <w:pPr>
         <w:pStyle w:val="Kop4"/>
-        <w:divId w:val="1653368682"/>
+        <w:divId w:val="1902401125"/>
         <w:rPr>
           <w:rFonts w:eastAsia="Times New Roman"/>
           <w:lang w:val="nl-NL"/>
@@ -1974,7 +1974,7 @@
     <w:p>
       <w:pPr>
         <w:pStyle w:val="Kop5"/>
-        <w:divId w:val="1653368682"/>
+        <w:divId w:val="1902401125"/>
         <w:rPr>
           <w:rFonts w:eastAsia="Times New Roman"/>
           <w:lang w:val="nl-NL"/>
@@ -1991,7 +1991,7 @@
     <w:p>
       <w:pPr>
         <w:pStyle w:val="Normaalweb"/>
-        <w:divId w:val="1653368682"/>
+        <w:divId w:val="1902401125"/>
         <w:rPr>
           <w:lang w:val="nl-NL"/>
         </w:rPr>
@@ -2006,7 +2006,7 @@
     <w:p>
       <w:pPr>
         <w:pStyle w:val="Kop5"/>
-        <w:divId w:val="1653368682"/>
+        <w:divId w:val="1902401125"/>
         <w:rPr>
           <w:rFonts w:eastAsia="Times New Roman"/>
           <w:lang w:val="nl-NL"/>
@@ -2023,7 +2023,7 @@
     <w:p>
       <w:pPr>
         <w:pStyle w:val="Normaalweb"/>
-        <w:divId w:val="1653368682"/>
+        <w:divId w:val="1902401125"/>
         <w:rPr>
           <w:lang w:val="nl-NL"/>
         </w:rPr>
@@ -2042,7 +2042,7 @@
           <w:numId w:val="5"/>
         </w:numPr>
         <w:spacing w:before="100" w:beforeAutospacing="1" w:after="100" w:afterAutospacing="1"/>
-        <w:divId w:val="1653368682"/>
+        <w:divId w:val="1902401125"/>
         <w:rPr>
           <w:rFonts w:eastAsia="Times New Roman"/>
           <w:lang w:val="nl-NL"/>
@@ -2063,7 +2063,7 @@
           <w:numId w:val="5"/>
         </w:numPr>
         <w:spacing w:before="100" w:beforeAutospacing="1" w:after="100" w:afterAutospacing="1"/>
-        <w:divId w:val="1653368682"/>
+        <w:divId w:val="1902401125"/>
         <w:rPr>
           <w:rFonts w:eastAsia="Times New Roman"/>
           <w:lang w:val="nl-NL"/>
@@ -2084,7 +2084,7 @@
           <w:numId w:val="5"/>
         </w:numPr>
         <w:spacing w:before="100" w:beforeAutospacing="1" w:after="100" w:afterAutospacing="1"/>
-        <w:divId w:val="1653368682"/>
+        <w:divId w:val="1902401125"/>
         <w:rPr>
           <w:rFonts w:eastAsia="Times New Roman"/>
           <w:lang w:val="nl-NL"/>
@@ -2101,7 +2101,7 @@
     <w:p>
       <w:pPr>
         <w:pStyle w:val="Normaalweb"/>
-        <w:divId w:val="1653368682"/>
+        <w:divId w:val="1902401125"/>
         <w:rPr>
           <w:lang w:val="nl-NL"/>
         </w:rPr>
@@ -2116,7 +2116,7 @@
     <w:p>
       <w:pPr>
         <w:pStyle w:val="Kop5"/>
-        <w:divId w:val="1653368682"/>
+        <w:divId w:val="1902401125"/>
         <w:rPr>
           <w:rFonts w:eastAsia="Times New Roman"/>
           <w:lang w:val="nl-NL"/>
@@ -2133,7 +2133,7 @@
     <w:p>
       <w:pPr>
         <w:pStyle w:val="Normaalweb"/>
-        <w:divId w:val="1653368682"/>
+        <w:divId w:val="1902401125"/>
         <w:rPr>
           <w:lang w:val="nl-NL"/>
         </w:rPr>
@@ -2149,7 +2149,7 @@
     <w:p>
       <w:pPr>
         <w:pStyle w:val="Kop4"/>
-        <w:divId w:val="1653368682"/>
+        <w:divId w:val="1902401125"/>
         <w:rPr>
           <w:rFonts w:eastAsia="Times New Roman"/>
           <w:lang w:val="nl-NL"/>
@@ -2166,7 +2166,7 @@
     <w:p>
       <w:pPr>
         <w:pStyle w:val="Kop5"/>
-        <w:divId w:val="1653368682"/>
+        <w:divId w:val="1902401125"/>
         <w:rPr>
           <w:rFonts w:eastAsia="Times New Roman"/>
           <w:lang w:val="nl-NL"/>
@@ -2183,7 +2183,7 @@
     <w:p>
       <w:pPr>
         <w:pStyle w:val="Normaalweb"/>
-        <w:divId w:val="1653368682"/>
+        <w:divId w:val="1902401125"/>
         <w:rPr>
           <w:lang w:val="nl-NL"/>
         </w:rPr>
@@ -2198,7 +2198,7 @@
     <w:p>
       <w:pPr>
         <w:pStyle w:val="Kop5"/>
-        <w:divId w:val="1653368682"/>
+        <w:divId w:val="1902401125"/>
         <w:rPr>
           <w:rFonts w:eastAsia="Times New Roman"/>
           <w:lang w:val="nl-NL"/>
@@ -2215,7 +2215,7 @@
     <w:p>
       <w:pPr>
         <w:pStyle w:val="Normaalweb"/>
-        <w:divId w:val="1653368682"/>
+        <w:divId w:val="1902401125"/>
         <w:rPr>
           <w:lang w:val="nl-NL"/>
         </w:rPr>
@@ -2230,7 +2230,7 @@
     <w:p>
       <w:pPr>
         <w:pStyle w:val="Kop5"/>
-        <w:divId w:val="1653368682"/>
+        <w:divId w:val="1902401125"/>
         <w:rPr>
           <w:rFonts w:eastAsia="Times New Roman"/>
           <w:lang w:val="nl-NL"/>
@@ -2247,7 +2247,7 @@
     <w:p>
       <w:pPr>
         <w:pStyle w:val="Normaalweb"/>
-        <w:divId w:val="1653368682"/>
+        <w:divId w:val="1902401125"/>
         <w:rPr>
           <w:lang w:val="nl-NL"/>
         </w:rPr>
@@ -2262,7 +2262,7 @@
     <w:p>
       <w:pPr>
         <w:pStyle w:val="Kop5"/>
-        <w:divId w:val="1653368682"/>
+        <w:divId w:val="1902401125"/>
         <w:rPr>
           <w:rFonts w:eastAsia="Times New Roman"/>
           <w:lang w:val="nl-NL"/>
@@ -2279,7 +2279,7 @@
     <w:p>
       <w:pPr>
         <w:pStyle w:val="Normaalweb"/>
-        <w:divId w:val="1653368682"/>
+        <w:divId w:val="1902401125"/>
         <w:rPr>
           <w:lang w:val="nl-NL"/>
         </w:rPr>
@@ -2294,7 +2294,7 @@
     <w:p>
       <w:pPr>
         <w:pStyle w:val="Kop5"/>
-        <w:divId w:val="1653368682"/>
+        <w:divId w:val="1902401125"/>
         <w:rPr>
           <w:rFonts w:eastAsia="Times New Roman"/>
           <w:lang w:val="nl-NL"/>
@@ -2311,7 +2311,7 @@
     <w:p>
       <w:pPr>
         <w:pStyle w:val="Normaalweb"/>
-        <w:divId w:val="1653368682"/>
+        <w:divId w:val="1902401125"/>
         <w:rPr>
           <w:lang w:val="nl-NL"/>
         </w:rPr>
@@ -2326,7 +2326,7 @@
     <w:p>
       <w:pPr>
         <w:pStyle w:val="afsluiting"/>
-        <w:divId w:val="1653368682"/>
+        <w:divId w:val="1902401125"/>
         <w:rPr>
           <w:lang w:val="nl-NL"/>
         </w:rPr>
@@ -2341,7 +2341,7 @@
     <w:p>
       <w:pPr>
         <w:outlineLvl w:val="2"/>
-        <w:divId w:val="2114207430"/>
+        <w:divId w:val="337848575"/>
         <w:rPr>
           <w:rFonts w:ascii="Aptos Display" w:eastAsia="Times New Roman" w:hAnsi="Aptos Display"/>
           <w:b/>
@@ -2367,7 +2367,7 @@
     </w:p>
     <w:p>
       <w:pPr>
-        <w:divId w:val="2114207430"/>
+        <w:divId w:val="337848575"/>
         <w:rPr>
           <w:rFonts w:eastAsia="Times New Roman"/>
           <w:sz w:val="24"/>
@@ -2387,7 +2387,7 @@
     <w:p>
       <w:pPr>
         <w:pStyle w:val="subtitel"/>
-        <w:divId w:val="1653368682"/>
+        <w:divId w:val="1902401125"/>
         <w:rPr>
           <w:lang w:val="nl-NL"/>
         </w:rPr>
@@ -2402,7 +2402,7 @@
     <w:p>
       <w:pPr>
         <w:pStyle w:val="Kop4"/>
-        <w:divId w:val="1653368682"/>
+        <w:divId w:val="1902401125"/>
         <w:rPr>
           <w:rFonts w:eastAsia="Times New Roman"/>
           <w:lang w:val="nl-NL"/>
@@ -2419,7 +2419,7 @@
     <w:p>
       <w:pPr>
         <w:pStyle w:val="Normaalweb"/>
-        <w:divId w:val="1653368682"/>
+        <w:divId w:val="1902401125"/>
         <w:rPr>
           <w:lang w:val="nl-NL"/>
         </w:rPr>
@@ -2434,7 +2434,7 @@
     <w:p>
       <w:pPr>
         <w:pStyle w:val="Kop5"/>
-        <w:divId w:val="1653368682"/>
+        <w:divId w:val="1902401125"/>
         <w:rPr>
           <w:rFonts w:eastAsia="Times New Roman"/>
           <w:lang w:val="nl-NL"/>
@@ -2451,7 +2451,7 @@
     <w:p>
       <w:pPr>
         <w:pStyle w:val="Normaalweb"/>
-        <w:divId w:val="1653368682"/>
+        <w:divId w:val="1902401125"/>
         <w:rPr>
           <w:lang w:val="nl-NL"/>
         </w:rPr>
@@ -2466,7 +2466,7 @@
     <w:p>
       <w:pPr>
         <w:pStyle w:val="Normaalweb"/>
-        <w:divId w:val="1653368682"/>
+        <w:divId w:val="1902401125"/>
         <w:rPr>
           <w:lang w:val="nl-NL"/>
         </w:rPr>
@@ -2481,7 +2481,7 @@
     <w:p>
       <w:pPr>
         <w:pStyle w:val="Kop5"/>
-        <w:divId w:val="1653368682"/>
+        <w:divId w:val="1902401125"/>
         <w:rPr>
           <w:rFonts w:eastAsia="Times New Roman"/>
           <w:lang w:val="nl-NL"/>
@@ -2502,7 +2502,7 @@
           <w:numId w:val="6"/>
         </w:numPr>
         <w:spacing w:before="100" w:beforeAutospacing="1" w:after="100" w:afterAutospacing="1"/>
-        <w:divId w:val="1653368682"/>
+        <w:divId w:val="1902401125"/>
         <w:rPr>
           <w:rFonts w:eastAsia="Times New Roman"/>
           <w:lang w:val="nl-NL"/>
@@ -2523,7 +2523,7 @@
           <w:numId w:val="6"/>
         </w:numPr>
         <w:spacing w:before="100" w:beforeAutospacing="1" w:after="100" w:afterAutospacing="1"/>
-        <w:divId w:val="1653368682"/>
+        <w:divId w:val="1902401125"/>
         <w:rPr>
           <w:rFonts w:eastAsia="Times New Roman"/>
           <w:lang w:val="nl-NL"/>
@@ -2544,7 +2544,7 @@
           <w:numId w:val="6"/>
         </w:numPr>
         <w:spacing w:before="100" w:beforeAutospacing="1" w:after="100" w:afterAutospacing="1"/>
-        <w:divId w:val="1653368682"/>
+        <w:divId w:val="1902401125"/>
         <w:rPr>
           <w:rFonts w:eastAsia="Times New Roman"/>
           <w:lang w:val="nl-NL"/>
@@ -2565,7 +2565,7 @@
           <w:numId w:val="6"/>
         </w:numPr>
         <w:spacing w:before="100" w:beforeAutospacing="1" w:after="100" w:afterAutospacing="1"/>
-        <w:divId w:val="1653368682"/>
+        <w:divId w:val="1902401125"/>
         <w:rPr>
           <w:rFonts w:eastAsia="Times New Roman"/>
           <w:lang w:val="nl-NL"/>
@@ -2586,7 +2586,7 @@
           <w:numId w:val="6"/>
         </w:numPr>
         <w:spacing w:before="100" w:beforeAutospacing="1" w:after="100" w:afterAutospacing="1"/>
-        <w:divId w:val="1653368682"/>
+        <w:divId w:val="1902401125"/>
         <w:rPr>
           <w:rFonts w:eastAsia="Times New Roman"/>
           <w:lang w:val="nl-NL"/>
@@ -2607,7 +2607,7 @@
           <w:numId w:val="6"/>
         </w:numPr>
         <w:spacing w:before="100" w:beforeAutospacing="1" w:after="100" w:afterAutospacing="1"/>
-        <w:divId w:val="1653368682"/>
+        <w:divId w:val="1902401125"/>
         <w:rPr>
           <w:rFonts w:eastAsia="Times New Roman"/>
           <w:lang w:val="nl-NL"/>
@@ -2629,7 +2629,7 @@
           <w:numId w:val="6"/>
         </w:numPr>
         <w:spacing w:before="100" w:beforeAutospacing="1" w:after="100" w:afterAutospacing="1"/>
-        <w:divId w:val="1653368682"/>
+        <w:divId w:val="1902401125"/>
         <w:rPr>
           <w:rFonts w:eastAsia="Times New Roman"/>
           <w:lang w:val="nl-NL"/>
@@ -2646,7 +2646,7 @@
     <w:p>
       <w:pPr>
         <w:pStyle w:val="Kop5"/>
-        <w:divId w:val="1653368682"/>
+        <w:divId w:val="1902401125"/>
         <w:rPr>
           <w:rFonts w:eastAsia="Times New Roman"/>
           <w:lang w:val="nl-NL"/>
@@ -2663,7 +2663,7 @@
     <w:p>
       <w:pPr>
         <w:pStyle w:val="Normaalweb"/>
-        <w:divId w:val="1653368682"/>
+        <w:divId w:val="1902401125"/>
         <w:rPr>
           <w:lang w:val="nl-NL"/>
         </w:rPr>
@@ -2682,7 +2682,7 @@
           <w:numId w:val="7"/>
         </w:numPr>
         <w:spacing w:before="100" w:beforeAutospacing="1" w:after="100" w:afterAutospacing="1"/>
-        <w:divId w:val="1653368682"/>
+        <w:divId w:val="1902401125"/>
         <w:rPr>
           <w:rFonts w:eastAsia="Times New Roman"/>
           <w:lang w:val="nl-NL"/>
@@ -2703,7 +2703,7 @@
           <w:numId w:val="7"/>
         </w:numPr>
         <w:spacing w:before="100" w:beforeAutospacing="1" w:after="100" w:afterAutospacing="1"/>
-        <w:divId w:val="1653368682"/>
+        <w:divId w:val="1902401125"/>
         <w:rPr>
           <w:rFonts w:eastAsia="Times New Roman"/>
           <w:lang w:val="nl-NL"/>
@@ -2724,7 +2724,7 @@
           <w:numId w:val="7"/>
         </w:numPr>
         <w:spacing w:before="100" w:beforeAutospacing="1" w:after="100" w:afterAutospacing="1"/>
-        <w:divId w:val="1653368682"/>
+        <w:divId w:val="1902401125"/>
         <w:rPr>
           <w:rFonts w:eastAsia="Times New Roman"/>
           <w:lang w:val="nl-NL"/>
@@ -2745,7 +2745,7 @@
           <w:numId w:val="7"/>
         </w:numPr>
         <w:spacing w:before="100" w:beforeAutospacing="1" w:after="100" w:afterAutospacing="1"/>
-        <w:divId w:val="1653368682"/>
+        <w:divId w:val="1902401125"/>
         <w:rPr>
           <w:rFonts w:eastAsia="Times New Roman"/>
           <w:lang w:val="nl-NL"/>
@@ -2766,7 +2766,7 @@
           <w:numId w:val="7"/>
         </w:numPr>
         <w:spacing w:before="100" w:beforeAutospacing="1" w:after="100" w:afterAutospacing="1"/>
-        <w:divId w:val="1653368682"/>
+        <w:divId w:val="1902401125"/>
         <w:rPr>
           <w:rFonts w:eastAsia="Times New Roman"/>
           <w:lang w:val="nl-NL"/>
@@ -2783,7 +2783,7 @@
     <w:p>
       <w:pPr>
         <w:pStyle w:val="Kop4"/>
-        <w:divId w:val="1653368682"/>
+        <w:divId w:val="1902401125"/>
         <w:rPr>
           <w:rFonts w:eastAsia="Times New Roman"/>
           <w:lang w:val="nl-NL"/>
@@ -2800,7 +2800,7 @@
     <w:p>
       <w:pPr>
         <w:pStyle w:val="Normaalweb"/>
-        <w:divId w:val="1956323603"/>
+        <w:divId w:val="237372787"/>
         <w:rPr>
           <w:lang w:val="nl-NL"/>
         </w:rPr>
@@ -2822,7 +2822,7 @@
     <w:p>
       <w:pPr>
         <w:pStyle w:val="Normaalweb"/>
-        <w:divId w:val="1956323603"/>
+        <w:divId w:val="237372787"/>
         <w:rPr>
           <w:lang w:val="nl-NL"/>
         </w:rPr>
@@ -2844,7 +2844,7 @@
     <w:p>
       <w:pPr>
         <w:pStyle w:val="Kop5"/>
-        <w:divId w:val="1653368682"/>
+        <w:divId w:val="1902401125"/>
         <w:rPr>
           <w:rFonts w:eastAsia="Times New Roman"/>
           <w:lang w:val="nl-NL"/>
@@ -2861,7 +2861,7 @@
     <w:p>
       <w:pPr>
         <w:pStyle w:val="Normaalweb"/>
-        <w:divId w:val="1653368682"/>
+        <w:divId w:val="1902401125"/>
         <w:rPr>
           <w:lang w:val="nl-NL"/>
         </w:rPr>
@@ -2876,7 +2876,7 @@
     <w:p>
       <w:pPr>
         <w:pStyle w:val="Kop5"/>
-        <w:divId w:val="1653368682"/>
+        <w:divId w:val="1902401125"/>
         <w:rPr>
           <w:rFonts w:eastAsia="Times New Roman"/>
           <w:lang w:val="nl-NL"/>
@@ -2893,7 +2893,7 @@
     <w:p>
       <w:pPr>
         <w:pStyle w:val="Normaalweb"/>
-        <w:divId w:val="1653368682"/>
+        <w:divId w:val="1902401125"/>
         <w:rPr>
           <w:lang w:val="nl-NL"/>
         </w:rPr>
@@ -2914,7 +2914,7 @@
     <w:p>
       <w:pPr>
         <w:pStyle w:val="Kop5"/>
-        <w:divId w:val="1653368682"/>
+        <w:divId w:val="1902401125"/>
         <w:rPr>
           <w:rFonts w:eastAsia="Times New Roman"/>
           <w:lang w:val="nl-NL"/>
@@ -2931,7 +2931,7 @@
     <w:p>
       <w:pPr>
         <w:pStyle w:val="Normaalweb"/>
-        <w:divId w:val="1653368682"/>
+        <w:divId w:val="1902401125"/>
         <w:rPr>
           <w:lang w:val="nl-NL"/>
         </w:rPr>
@@ -2946,7 +2946,7 @@
     <w:p>
       <w:pPr>
         <w:pStyle w:val="Kop4"/>
-        <w:divId w:val="1653368682"/>
+        <w:divId w:val="1902401125"/>
         <w:rPr>
           <w:rFonts w:eastAsia="Times New Roman"/>
           <w:lang w:val="nl-NL"/>
@@ -2963,7 +2963,7 @@
     <w:p>
       <w:pPr>
         <w:pStyle w:val="Kop5"/>
-        <w:divId w:val="1653368682"/>
+        <w:divId w:val="1902401125"/>
         <w:rPr>
           <w:rFonts w:eastAsia="Times New Roman"/>
           <w:lang w:val="nl-NL"/>
@@ -2980,7 +2980,7 @@
     <w:p>
       <w:pPr>
         <w:pStyle w:val="Normaalweb"/>
-        <w:divId w:val="1653368682"/>
+        <w:divId w:val="1902401125"/>
         <w:rPr>
           <w:lang w:val="nl-NL"/>
         </w:rPr>
@@ -2995,7 +2995,7 @@
     <w:p>
       <w:pPr>
         <w:pStyle w:val="Kop5"/>
-        <w:divId w:val="1653368682"/>
+        <w:divId w:val="1902401125"/>
         <w:rPr>
           <w:rFonts w:eastAsia="Times New Roman"/>
           <w:lang w:val="nl-NL"/>
@@ -3012,7 +3012,7 @@
     <w:p>
       <w:pPr>
         <w:pStyle w:val="Normaalweb"/>
-        <w:divId w:val="1653368682"/>
+        <w:divId w:val="1902401125"/>
         <w:rPr>
           <w:lang w:val="nl-NL"/>
         </w:rPr>
@@ -3031,18 +3031,17 @@
           <w:numId w:val="8"/>
         </w:numPr>
         <w:spacing w:before="100" w:beforeAutospacing="1" w:after="100" w:afterAutospacing="1"/>
-        <w:divId w:val="1653368682"/>
-        <w:rPr>
-          <w:rFonts w:eastAsia="Times New Roman"/>
-          <w:lang w:val="nl-NL"/>
-        </w:rPr>
-      </w:pPr>
-      <w:r>
-        <w:rPr>
-          <w:rFonts w:eastAsia="Times New Roman"/>
-          <w:lang w:val="nl-NL"/>
-        </w:rPr>
-        <w:lastRenderedPageBreak/>
+        <w:divId w:val="1902401125"/>
+        <w:rPr>
+          <w:rFonts w:eastAsia="Times New Roman"/>
+          <w:lang w:val="nl-NL"/>
+        </w:rPr>
+      </w:pPr>
+      <w:r>
+        <w:rPr>
+          <w:rFonts w:eastAsia="Times New Roman"/>
+          <w:lang w:val="nl-NL"/>
+        </w:rPr>
         <w:t>Bewijs van inkomen uit Nederlandse bron (UWV, SVB, Belastingdienst).</w:t>
       </w:r>
     </w:p>
@@ -3053,7 +3052,7 @@
           <w:numId w:val="8"/>
         </w:numPr>
         <w:spacing w:before="100" w:beforeAutospacing="1" w:after="100" w:afterAutospacing="1"/>
-        <w:divId w:val="1653368682"/>
+        <w:divId w:val="1902401125"/>
         <w:rPr>
           <w:rFonts w:eastAsia="Times New Roman"/>
           <w:lang w:val="nl-NL"/>
@@ -3074,7 +3073,7 @@
           <w:numId w:val="8"/>
         </w:numPr>
         <w:spacing w:before="100" w:beforeAutospacing="1" w:after="100" w:afterAutospacing="1"/>
-        <w:divId w:val="1653368682"/>
+        <w:divId w:val="1902401125"/>
         <w:rPr>
           <w:rFonts w:eastAsia="Times New Roman"/>
           <w:lang w:val="nl-NL"/>
@@ -3091,7 +3090,7 @@
     <w:p>
       <w:pPr>
         <w:pStyle w:val="Normaalweb"/>
-        <w:divId w:val="1653368682"/>
+        <w:divId w:val="1902401125"/>
         <w:rPr>
           <w:lang w:val="nl-NL"/>
         </w:rPr>
@@ -3106,7 +3105,7 @@
     <w:p>
       <w:pPr>
         <w:pStyle w:val="Kop5"/>
-        <w:divId w:val="1653368682"/>
+        <w:divId w:val="1902401125"/>
         <w:rPr>
           <w:rFonts w:eastAsia="Times New Roman"/>
           <w:lang w:val="nl-NL"/>
@@ -3123,7 +3122,7 @@
     <w:p>
       <w:pPr>
         <w:pStyle w:val="Normaalweb"/>
-        <w:divId w:val="1653368682"/>
+        <w:divId w:val="1902401125"/>
         <w:rPr>
           <w:lang w:val="nl-NL"/>
         </w:rPr>
@@ -3138,7 +3137,7 @@
     <w:p>
       <w:pPr>
         <w:pStyle w:val="Kop4"/>
-        <w:divId w:val="1653368682"/>
+        <w:divId w:val="1902401125"/>
         <w:rPr>
           <w:rFonts w:eastAsia="Times New Roman"/>
           <w:lang w:val="nl-NL"/>
@@ -3155,7 +3154,7 @@
     <w:p>
       <w:pPr>
         <w:pStyle w:val="Kop5"/>
-        <w:divId w:val="1653368682"/>
+        <w:divId w:val="1902401125"/>
         <w:rPr>
           <w:rFonts w:eastAsia="Times New Roman"/>
           <w:lang w:val="nl-NL"/>
@@ -3172,7 +3171,7 @@
     <w:p>
       <w:pPr>
         <w:pStyle w:val="Normaalweb"/>
-        <w:divId w:val="1653368682"/>
+        <w:divId w:val="1902401125"/>
         <w:rPr>
           <w:lang w:val="nl-NL"/>
         </w:rPr>
@@ -3187,7 +3186,7 @@
     <w:p>
       <w:pPr>
         <w:pStyle w:val="Kop5"/>
-        <w:divId w:val="1653368682"/>
+        <w:divId w:val="1902401125"/>
         <w:rPr>
           <w:rFonts w:eastAsia="Times New Roman"/>
           <w:lang w:val="nl-NL"/>
@@ -3204,7 +3203,7 @@
     <w:p>
       <w:pPr>
         <w:pStyle w:val="Normaalweb"/>
-        <w:divId w:val="1653368682"/>
+        <w:divId w:val="1902401125"/>
         <w:rPr>
           <w:lang w:val="nl-NL"/>
         </w:rPr>
@@ -3219,7 +3218,7 @@
     <w:p>
       <w:pPr>
         <w:pStyle w:val="Kop5"/>
-        <w:divId w:val="1653368682"/>
+        <w:divId w:val="1902401125"/>
         <w:rPr>
           <w:rFonts w:eastAsia="Times New Roman"/>
           <w:lang w:val="nl-NL"/>
@@ -3236,7 +3235,7 @@
     <w:p>
       <w:pPr>
         <w:pStyle w:val="Normaalweb"/>
-        <w:divId w:val="1653368682"/>
+        <w:divId w:val="1902401125"/>
         <w:rPr>
           <w:lang w:val="nl-NL"/>
         </w:rPr>
@@ -3251,7 +3250,7 @@
     <w:p>
       <w:pPr>
         <w:pStyle w:val="Kop5"/>
-        <w:divId w:val="1653368682"/>
+        <w:divId w:val="1902401125"/>
         <w:rPr>
           <w:rFonts w:eastAsia="Times New Roman"/>
           <w:lang w:val="nl-NL"/>
@@ -3268,7 +3267,7 @@
     <w:p>
       <w:pPr>
         <w:pStyle w:val="Normaalweb"/>
-        <w:divId w:val="1653368682"/>
+        <w:divId w:val="1902401125"/>
         <w:rPr>
           <w:lang w:val="nl-NL"/>
         </w:rPr>
@@ -3283,7 +3282,7 @@
     <w:p>
       <w:pPr>
         <w:pStyle w:val="Kop5"/>
-        <w:divId w:val="1653368682"/>
+        <w:divId w:val="1902401125"/>
         <w:rPr>
           <w:rFonts w:eastAsia="Times New Roman"/>
           <w:lang w:val="nl-NL"/>
@@ -3300,7 +3299,7 @@
     <w:p>
       <w:pPr>
         <w:pStyle w:val="Normaalweb"/>
-        <w:divId w:val="1653368682"/>
+        <w:divId w:val="1902401125"/>
         <w:rPr>
           <w:lang w:val="nl-NL"/>
         </w:rPr>
@@ -3315,7 +3314,7 @@
     <w:p>
       <w:pPr>
         <w:pStyle w:val="afsluiting"/>
-        <w:divId w:val="1653368682"/>
+        <w:divId w:val="1902401125"/>
         <w:rPr>
           <w:lang w:val="nl-NL"/>
         </w:rPr>
@@ -3330,7 +3329,7 @@
     <w:p>
       <w:pPr>
         <w:outlineLvl w:val="2"/>
-        <w:divId w:val="731542789"/>
+        <w:divId w:val="424614729"/>
         <w:rPr>
           <w:rFonts w:ascii="Aptos Display" w:eastAsia="Times New Roman" w:hAnsi="Aptos Display"/>
           <w:b/>
@@ -3356,7 +3355,7 @@
     </w:p>
     <w:p>
       <w:pPr>
-        <w:divId w:val="731542789"/>
+        <w:divId w:val="424614729"/>
         <w:rPr>
           <w:rFonts w:eastAsia="Times New Roman"/>
           <w:sz w:val="24"/>
@@ -3376,7 +3375,7 @@
     <w:p>
       <w:pPr>
         <w:pStyle w:val="subtitel"/>
-        <w:divId w:val="1653368682"/>
+        <w:divId w:val="1902401125"/>
         <w:rPr>
           <w:lang w:val="nl-NL"/>
         </w:rPr>
@@ -3391,7 +3390,7 @@
     <w:p>
       <w:pPr>
         <w:pStyle w:val="Kop4"/>
-        <w:divId w:val="1653368682"/>
+        <w:divId w:val="1902401125"/>
         <w:rPr>
           <w:rFonts w:eastAsia="Times New Roman"/>
           <w:lang w:val="nl-NL"/>
@@ -3408,7 +3407,7 @@
     <w:p>
       <w:pPr>
         <w:pStyle w:val="Normaalweb"/>
-        <w:divId w:val="1653368682"/>
+        <w:divId w:val="1902401125"/>
         <w:rPr>
           <w:lang w:val="nl-NL"/>
         </w:rPr>
@@ -3423,7 +3422,7 @@
     <w:p>
       <w:pPr>
         <w:pStyle w:val="Kop5"/>
-        <w:divId w:val="1653368682"/>
+        <w:divId w:val="1902401125"/>
         <w:rPr>
           <w:rFonts w:eastAsia="Times New Roman"/>
           <w:lang w:val="nl-NL"/>
@@ -3440,7 +3439,7 @@
     <w:p>
       <w:pPr>
         <w:pStyle w:val="Normaalweb"/>
-        <w:divId w:val="1653368682"/>
+        <w:divId w:val="1902401125"/>
         <w:rPr>
           <w:lang w:val="nl-NL"/>
         </w:rPr>
@@ -3455,23 +3454,22 @@
     <w:p>
       <w:pPr>
         <w:pStyle w:val="Normaalweb"/>
-        <w:divId w:val="1653368682"/>
-        <w:rPr>
-          <w:lang w:val="nl-NL"/>
-        </w:rPr>
-      </w:pPr>
-      <w:r>
-        <w:rPr>
-          <w:lang w:val="nl-NL"/>
-        </w:rPr>
-        <w:lastRenderedPageBreak/>
+        <w:divId w:val="1902401125"/>
+        <w:rPr>
+          <w:lang w:val="nl-NL"/>
+        </w:rPr>
+      </w:pPr>
+      <w:r>
+        <w:rPr>
+          <w:lang w:val="nl-NL"/>
+        </w:rPr>
         <w:t>EU: Verordening 883/2004, art. 4 (gelijke behandeling) en art. 17–35 (zorgverstrekkingen).</w:t>
       </w:r>
     </w:p>
     <w:p>
       <w:pPr>
         <w:pStyle w:val="Kop5"/>
-        <w:divId w:val="1653368682"/>
+        <w:divId w:val="1902401125"/>
         <w:rPr>
           <w:rFonts w:eastAsia="Times New Roman"/>
           <w:lang w:val="nl-NL"/>
@@ -3492,7 +3490,7 @@
           <w:numId w:val="9"/>
         </w:numPr>
         <w:spacing w:before="100" w:beforeAutospacing="1" w:after="100" w:afterAutospacing="1"/>
-        <w:divId w:val="1653368682"/>
+        <w:divId w:val="1902401125"/>
         <w:rPr>
           <w:rFonts w:eastAsia="Times New Roman"/>
           <w:lang w:val="nl-NL"/>
@@ -3513,7 +3511,7 @@
           <w:numId w:val="9"/>
         </w:numPr>
         <w:spacing w:before="100" w:beforeAutospacing="1" w:after="100" w:afterAutospacing="1"/>
-        <w:divId w:val="1653368682"/>
+        <w:divId w:val="1902401125"/>
         <w:rPr>
           <w:rFonts w:eastAsia="Times New Roman"/>
           <w:lang w:val="nl-NL"/>
@@ -3534,7 +3532,7 @@
           <w:numId w:val="9"/>
         </w:numPr>
         <w:spacing w:before="100" w:beforeAutospacing="1" w:after="100" w:afterAutospacing="1"/>
-        <w:divId w:val="1653368682"/>
+        <w:divId w:val="1902401125"/>
         <w:rPr>
           <w:rFonts w:eastAsia="Times New Roman"/>
           <w:lang w:val="nl-NL"/>
@@ -3551,7 +3549,7 @@
     <w:p>
       <w:pPr>
         <w:pStyle w:val="Kop5"/>
-        <w:divId w:val="1653368682"/>
+        <w:divId w:val="1902401125"/>
         <w:rPr>
           <w:rFonts w:eastAsia="Times New Roman"/>
           <w:lang w:val="nl-NL"/>
@@ -3568,7 +3566,7 @@
     <w:p>
       <w:pPr>
         <w:pStyle w:val="Normaalweb"/>
-        <w:divId w:val="1653368682"/>
+        <w:divId w:val="1902401125"/>
         <w:rPr>
           <w:lang w:val="nl-NL"/>
         </w:rPr>
@@ -3587,7 +3585,7 @@
           <w:numId w:val="10"/>
         </w:numPr>
         <w:spacing w:before="100" w:beforeAutospacing="1" w:after="100" w:afterAutospacing="1"/>
-        <w:divId w:val="1653368682"/>
+        <w:divId w:val="1902401125"/>
         <w:rPr>
           <w:rFonts w:eastAsia="Times New Roman"/>
           <w:lang w:val="nl-NL"/>
@@ -3608,7 +3606,7 @@
           <w:numId w:val="10"/>
         </w:numPr>
         <w:spacing w:before="100" w:beforeAutospacing="1" w:after="100" w:afterAutospacing="1"/>
-        <w:divId w:val="1653368682"/>
+        <w:divId w:val="1902401125"/>
         <w:rPr>
           <w:rFonts w:eastAsia="Times New Roman"/>
           <w:lang w:val="nl-NL"/>
@@ -3625,7 +3623,7 @@
     <w:p>
       <w:pPr>
         <w:pStyle w:val="Kop4"/>
-        <w:divId w:val="1653368682"/>
+        <w:divId w:val="1902401125"/>
         <w:rPr>
           <w:rFonts w:eastAsia="Times New Roman"/>
           <w:lang w:val="nl-NL"/>
@@ -3642,7 +3640,7 @@
     <w:p>
       <w:pPr>
         <w:pStyle w:val="Normaalweb"/>
-        <w:divId w:val="1078748961"/>
+        <w:divId w:val="559635716"/>
         <w:rPr>
           <w:lang w:val="nl-NL"/>
         </w:rPr>
@@ -3664,7 +3662,7 @@
     <w:p>
       <w:pPr>
         <w:pStyle w:val="Normaalweb"/>
-        <w:divId w:val="1078748961"/>
+        <w:divId w:val="559635716"/>
         <w:rPr>
           <w:lang w:val="nl-NL"/>
         </w:rPr>
@@ -3686,7 +3684,7 @@
     <w:p>
       <w:pPr>
         <w:pStyle w:val="Kop5"/>
-        <w:divId w:val="1653368682"/>
+        <w:divId w:val="1902401125"/>
         <w:rPr>
           <w:rFonts w:eastAsia="Times New Roman"/>
           <w:lang w:val="nl-NL"/>
@@ -3703,7 +3701,7 @@
     <w:p>
       <w:pPr>
         <w:pStyle w:val="Normaalweb"/>
-        <w:divId w:val="1653368682"/>
+        <w:divId w:val="1902401125"/>
         <w:rPr>
           <w:lang w:val="nl-NL"/>
         </w:rPr>
@@ -3718,7 +3716,7 @@
     <w:p>
       <w:pPr>
         <w:pStyle w:val="Kop5"/>
-        <w:divId w:val="1653368682"/>
+        <w:divId w:val="1902401125"/>
         <w:rPr>
           <w:rFonts w:eastAsia="Times New Roman"/>
           <w:lang w:val="nl-NL"/>
@@ -3735,7 +3733,7 @@
     <w:p>
       <w:pPr>
         <w:pStyle w:val="Normaalweb"/>
-        <w:divId w:val="1653368682"/>
+        <w:divId w:val="1902401125"/>
         <w:rPr>
           <w:lang w:val="nl-NL"/>
         </w:rPr>
@@ -3750,7 +3748,7 @@
     <w:p>
       <w:pPr>
         <w:pStyle w:val="Kop5"/>
-        <w:divId w:val="1653368682"/>
+        <w:divId w:val="1902401125"/>
         <w:rPr>
           <w:rFonts w:eastAsia="Times New Roman"/>
           <w:lang w:val="nl-NL"/>
@@ -3767,7 +3765,7 @@
     <w:p>
       <w:pPr>
         <w:pStyle w:val="Normaalweb"/>
-        <w:divId w:val="1653368682"/>
+        <w:divId w:val="1902401125"/>
         <w:rPr>
           <w:lang w:val="nl-NL"/>
         </w:rPr>
@@ -3782,7 +3780,7 @@
     <w:p>
       <w:pPr>
         <w:pStyle w:val="Kop4"/>
-        <w:divId w:val="1653368682"/>
+        <w:divId w:val="1902401125"/>
         <w:rPr>
           <w:rFonts w:eastAsia="Times New Roman"/>
           <w:lang w:val="nl-NL"/>
@@ -3799,7 +3797,7 @@
     <w:p>
       <w:pPr>
         <w:pStyle w:val="Kop5"/>
-        <w:divId w:val="1653368682"/>
+        <w:divId w:val="1902401125"/>
         <w:rPr>
           <w:rFonts w:eastAsia="Times New Roman"/>
           <w:lang w:val="nl-NL"/>
@@ -3816,7 +3814,7 @@
     <w:p>
       <w:pPr>
         <w:pStyle w:val="Normaalweb"/>
-        <w:divId w:val="1653368682"/>
+        <w:divId w:val="1902401125"/>
         <w:rPr>
           <w:lang w:val="nl-NL"/>
         </w:rPr>
@@ -3831,7 +3829,7 @@
     <w:p>
       <w:pPr>
         <w:pStyle w:val="Kop5"/>
-        <w:divId w:val="1653368682"/>
+        <w:divId w:val="1902401125"/>
         <w:rPr>
           <w:rFonts w:eastAsia="Times New Roman"/>
           <w:lang w:val="nl-NL"/>
@@ -3848,16 +3846,15 @@
     <w:p>
       <w:pPr>
         <w:pStyle w:val="Normaalweb"/>
-        <w:divId w:val="1653368682"/>
-        <w:rPr>
-          <w:lang w:val="nl-NL"/>
-        </w:rPr>
-      </w:pPr>
-      <w:r>
-        <w:rPr>
-          <w:lang w:val="nl-NL"/>
-        </w:rPr>
-        <w:lastRenderedPageBreak/>
+        <w:divId w:val="1902401125"/>
+        <w:rPr>
+          <w:lang w:val="nl-NL"/>
+        </w:rPr>
+      </w:pPr>
+      <w:r>
+        <w:rPr>
+          <w:lang w:val="nl-NL"/>
+        </w:rPr>
         <w:t>Schriftelijk verzoek tot herziening van de VT-status bij CM (zie Verhoogde Tegemoetkoming). Voeg daarbij:</w:t>
       </w:r>
     </w:p>
@@ -3868,7 +3865,7 @@
           <w:numId w:val="11"/>
         </w:numPr>
         <w:spacing w:before="100" w:beforeAutospacing="1" w:after="100" w:afterAutospacing="1"/>
-        <w:divId w:val="1653368682"/>
+        <w:divId w:val="1902401125"/>
         <w:rPr>
           <w:rFonts w:eastAsia="Times New Roman"/>
           <w:lang w:val="nl-NL"/>
@@ -3889,7 +3886,7 @@
           <w:numId w:val="11"/>
         </w:numPr>
         <w:spacing w:before="100" w:beforeAutospacing="1" w:after="100" w:afterAutospacing="1"/>
-        <w:divId w:val="1653368682"/>
+        <w:divId w:val="1902401125"/>
         <w:rPr>
           <w:rFonts w:eastAsia="Times New Roman"/>
           <w:lang w:val="nl-NL"/>
@@ -3910,7 +3907,7 @@
           <w:numId w:val="11"/>
         </w:numPr>
         <w:spacing w:before="100" w:beforeAutospacing="1" w:after="100" w:afterAutospacing="1"/>
-        <w:divId w:val="1653368682"/>
+        <w:divId w:val="1902401125"/>
         <w:rPr>
           <w:rFonts w:eastAsia="Times New Roman"/>
           <w:lang w:val="nl-NL"/>
@@ -3927,7 +3924,7 @@
     <w:p>
       <w:pPr>
         <w:pStyle w:val="Normaalweb"/>
-        <w:divId w:val="1653368682"/>
+        <w:divId w:val="1902401125"/>
         <w:rPr>
           <w:lang w:val="nl-NL"/>
         </w:rPr>
@@ -3942,7 +3939,7 @@
     <w:p>
       <w:pPr>
         <w:pStyle w:val="Kop5"/>
-        <w:divId w:val="1653368682"/>
+        <w:divId w:val="1902401125"/>
         <w:rPr>
           <w:rFonts w:eastAsia="Times New Roman"/>
           <w:lang w:val="nl-NL"/>
@@ -3959,7 +3956,7 @@
     <w:p>
       <w:pPr>
         <w:pStyle w:val="Normaalweb"/>
-        <w:divId w:val="1653368682"/>
+        <w:divId w:val="1902401125"/>
         <w:rPr>
           <w:lang w:val="nl-NL"/>
         </w:rPr>
@@ -3974,7 +3971,7 @@
     <w:p>
       <w:pPr>
         <w:pStyle w:val="Kop4"/>
-        <w:divId w:val="1653368682"/>
+        <w:divId w:val="1902401125"/>
         <w:rPr>
           <w:rFonts w:eastAsia="Times New Roman"/>
           <w:lang w:val="nl-NL"/>
@@ -3991,7 +3988,7 @@
     <w:p>
       <w:pPr>
         <w:pStyle w:val="Kop5"/>
-        <w:divId w:val="1653368682"/>
+        <w:divId w:val="1902401125"/>
         <w:rPr>
           <w:rFonts w:eastAsia="Times New Roman"/>
           <w:lang w:val="nl-NL"/>
@@ -4008,7 +4005,7 @@
     <w:p>
       <w:pPr>
         <w:pStyle w:val="Normaalweb"/>
-        <w:divId w:val="1653368682"/>
+        <w:divId w:val="1902401125"/>
         <w:rPr>
           <w:lang w:val="nl-NL"/>
         </w:rPr>
@@ -4023,7 +4020,7 @@
     <w:p>
       <w:pPr>
         <w:pStyle w:val="Kop5"/>
-        <w:divId w:val="1653368682"/>
+        <w:divId w:val="1902401125"/>
         <w:rPr>
           <w:rFonts w:eastAsia="Times New Roman"/>
           <w:lang w:val="nl-NL"/>
@@ -4040,7 +4037,7 @@
     <w:p>
       <w:pPr>
         <w:pStyle w:val="Normaalweb"/>
-        <w:divId w:val="1653368682"/>
+        <w:divId w:val="1902401125"/>
         <w:rPr>
           <w:lang w:val="nl-NL"/>
         </w:rPr>
@@ -4055,7 +4052,7 @@
     <w:p>
       <w:pPr>
         <w:pStyle w:val="Kop5"/>
-        <w:divId w:val="1653368682"/>
+        <w:divId w:val="1902401125"/>
         <w:rPr>
           <w:rFonts w:eastAsia="Times New Roman"/>
           <w:lang w:val="nl-NL"/>
@@ -4072,7 +4069,7 @@
     <w:p>
       <w:pPr>
         <w:pStyle w:val="Normaalweb"/>
-        <w:divId w:val="1653368682"/>
+        <w:divId w:val="1902401125"/>
         <w:rPr>
           <w:lang w:val="nl-NL"/>
         </w:rPr>
@@ -4087,7 +4084,7 @@
     <w:p>
       <w:pPr>
         <w:pStyle w:val="Kop5"/>
-        <w:divId w:val="1653368682"/>
+        <w:divId w:val="1902401125"/>
         <w:rPr>
           <w:rFonts w:eastAsia="Times New Roman"/>
           <w:lang w:val="nl-NL"/>
@@ -4104,7 +4101,7 @@
     <w:p>
       <w:pPr>
         <w:pStyle w:val="Normaalweb"/>
-        <w:divId w:val="1653368682"/>
+        <w:divId w:val="1902401125"/>
         <w:rPr>
           <w:lang w:val="nl-NL"/>
         </w:rPr>
@@ -4119,7 +4116,7 @@
     <w:p>
       <w:pPr>
         <w:pStyle w:val="Kop5"/>
-        <w:divId w:val="1653368682"/>
+        <w:divId w:val="1902401125"/>
         <w:rPr>
           <w:rFonts w:eastAsia="Times New Roman"/>
           <w:lang w:val="nl-NL"/>
@@ -4136,7 +4133,7 @@
     <w:p>
       <w:pPr>
         <w:pStyle w:val="Normaalweb"/>
-        <w:divId w:val="1653368682"/>
+        <w:divId w:val="1902401125"/>
         <w:rPr>
           <w:lang w:val="nl-NL"/>
         </w:rPr>
@@ -4151,7 +4148,7 @@
     <w:p>
       <w:pPr>
         <w:pStyle w:val="afsluiting"/>
-        <w:divId w:val="1653368682"/>
+        <w:divId w:val="1902401125"/>
         <w:rPr>
           <w:lang w:val="nl-NL"/>
         </w:rPr>
@@ -4167,7 +4164,7 @@
       <w:pPr>
         <w:pStyle w:val="Kop2"/>
         <w:spacing w:before="400" w:after="160"/>
-        <w:divId w:val="1653368682"/>
+        <w:divId w:val="1902401125"/>
         <w:rPr>
           <w:rFonts w:eastAsia="Times New Roman"/>
           <w:sz w:val="32"/>
@@ -4175,7 +4172,7 @@
           <w:lang w:val="nl-NL"/>
         </w:rPr>
       </w:pPr>
-      <w:bookmarkStart w:id="3" w:name="_Toc242180602"/>
+      <w:bookmarkStart w:id="3" w:name="_Toc242189250"/>
       <w:r>
         <w:rPr>
           <w:rFonts w:eastAsia="Times New Roman"/>
@@ -4190,7 +4187,7 @@
     <w:p>
       <w:pPr>
         <w:outlineLvl w:val="2"/>
-        <w:divId w:val="1894341678"/>
+        <w:divId w:val="10618662"/>
         <w:rPr>
           <w:rFonts w:ascii="Aptos Display" w:eastAsia="Times New Roman" w:hAnsi="Aptos Display"/>
           <w:b/>
@@ -4216,7 +4213,7 @@
     </w:p>
     <w:p>
       <w:pPr>
-        <w:divId w:val="1894341678"/>
+        <w:divId w:val="10618662"/>
         <w:rPr>
           <w:rFonts w:eastAsia="Times New Roman"/>
           <w:sz w:val="24"/>
@@ -4236,7 +4233,7 @@
     <w:p>
       <w:pPr>
         <w:pStyle w:val="subtitel"/>
-        <w:divId w:val="1653368682"/>
+        <w:divId w:val="1902401125"/>
         <w:rPr>
           <w:lang w:val="nl-NL"/>
         </w:rPr>
@@ -4251,7 +4248,7 @@
     <w:p>
       <w:pPr>
         <w:pStyle w:val="Kop4"/>
-        <w:divId w:val="1653368682"/>
+        <w:divId w:val="1902401125"/>
         <w:rPr>
           <w:rFonts w:eastAsia="Times New Roman"/>
           <w:lang w:val="nl-NL"/>
@@ -4268,7 +4265,7 @@
     <w:p>
       <w:pPr>
         <w:pStyle w:val="Normaalweb"/>
-        <w:divId w:val="1653368682"/>
+        <w:divId w:val="1902401125"/>
         <w:rPr>
           <w:lang w:val="nl-NL"/>
         </w:rPr>
@@ -4283,7 +4280,7 @@
     <w:p>
       <w:pPr>
         <w:pStyle w:val="Kop5"/>
-        <w:divId w:val="1653368682"/>
+        <w:divId w:val="1902401125"/>
         <w:rPr>
           <w:rFonts w:eastAsia="Times New Roman"/>
           <w:lang w:val="nl-NL"/>
@@ -4300,7 +4297,7 @@
     <w:p>
       <w:pPr>
         <w:pStyle w:val="Normaalweb"/>
-        <w:divId w:val="1653368682"/>
+        <w:divId w:val="1902401125"/>
         <w:rPr>
           <w:lang w:val="nl-NL"/>
         </w:rPr>
@@ -4315,7 +4312,7 @@
     <w:p>
       <w:pPr>
         <w:pStyle w:val="Normaalweb"/>
-        <w:divId w:val="1653368682"/>
+        <w:divId w:val="1902401125"/>
         <w:rPr>
           <w:lang w:val="nl-NL"/>
         </w:rPr>
@@ -4330,7 +4327,7 @@
     <w:p>
       <w:pPr>
         <w:pStyle w:val="Kop5"/>
-        <w:divId w:val="1653368682"/>
+        <w:divId w:val="1902401125"/>
         <w:rPr>
           <w:rFonts w:eastAsia="Times New Roman"/>
           <w:lang w:val="nl-NL"/>
@@ -4351,7 +4348,7 @@
           <w:numId w:val="12"/>
         </w:numPr>
         <w:spacing w:before="100" w:beforeAutospacing="1" w:after="100" w:afterAutospacing="1"/>
-        <w:divId w:val="1653368682"/>
+        <w:divId w:val="1902401125"/>
         <w:rPr>
           <w:rFonts w:eastAsia="Times New Roman"/>
           <w:lang w:val="nl-NL"/>
@@ -4372,7 +4369,7 @@
           <w:numId w:val="12"/>
         </w:numPr>
         <w:spacing w:before="100" w:beforeAutospacing="1" w:after="100" w:afterAutospacing="1"/>
-        <w:divId w:val="1653368682"/>
+        <w:divId w:val="1902401125"/>
         <w:rPr>
           <w:rFonts w:eastAsia="Times New Roman"/>
           <w:lang w:val="nl-NL"/>
@@ -4393,7 +4390,7 @@
           <w:numId w:val="12"/>
         </w:numPr>
         <w:spacing w:before="100" w:beforeAutospacing="1" w:after="100" w:afterAutospacing="1"/>
-        <w:divId w:val="1653368682"/>
+        <w:divId w:val="1902401125"/>
         <w:rPr>
           <w:rFonts w:eastAsia="Times New Roman"/>
           <w:lang w:val="nl-NL"/>
@@ -4414,7 +4411,7 @@
           <w:numId w:val="12"/>
         </w:numPr>
         <w:spacing w:before="100" w:beforeAutospacing="1" w:after="100" w:afterAutospacing="1"/>
-        <w:divId w:val="1653368682"/>
+        <w:divId w:val="1902401125"/>
         <w:rPr>
           <w:rFonts w:eastAsia="Times New Roman"/>
           <w:lang w:val="nl-NL"/>
@@ -4435,7 +4432,7 @@
           <w:numId w:val="12"/>
         </w:numPr>
         <w:spacing w:before="100" w:beforeAutospacing="1" w:after="100" w:afterAutospacing="1"/>
-        <w:divId w:val="1653368682"/>
+        <w:divId w:val="1902401125"/>
         <w:rPr>
           <w:rFonts w:eastAsia="Times New Roman"/>
           <w:lang w:val="nl-NL"/>
@@ -4452,7 +4449,7 @@
     <w:p>
       <w:pPr>
         <w:pStyle w:val="Kop5"/>
-        <w:divId w:val="1653368682"/>
+        <w:divId w:val="1902401125"/>
         <w:rPr>
           <w:rFonts w:eastAsia="Times New Roman"/>
           <w:lang w:val="nl-NL"/>
@@ -4469,7 +4466,7 @@
     <w:p>
       <w:pPr>
         <w:pStyle w:val="Normaalweb"/>
-        <w:divId w:val="1653368682"/>
+        <w:divId w:val="1902401125"/>
         <w:rPr>
           <w:lang w:val="nl-NL"/>
         </w:rPr>
@@ -4484,7 +4481,7 @@
     <w:p>
       <w:pPr>
         <w:pStyle w:val="Kop4"/>
-        <w:divId w:val="1653368682"/>
+        <w:divId w:val="1902401125"/>
         <w:rPr>
           <w:rFonts w:eastAsia="Times New Roman"/>
           <w:lang w:val="nl-NL"/>
@@ -4501,7 +4498,7 @@
     <w:p>
       <w:pPr>
         <w:pStyle w:val="Normaalweb"/>
-        <w:divId w:val="1348828737"/>
+        <w:divId w:val="1117724478"/>
         <w:rPr>
           <w:lang w:val="nl-NL"/>
         </w:rPr>
@@ -4523,7 +4520,7 @@
     <w:p>
       <w:pPr>
         <w:pStyle w:val="Normaalweb"/>
-        <w:divId w:val="1348828737"/>
+        <w:divId w:val="1117724478"/>
         <w:rPr>
           <w:lang w:val="nl-NL"/>
         </w:rPr>
@@ -4551,7 +4548,7 @@
     <w:p>
       <w:pPr>
         <w:pStyle w:val="Kop5"/>
-        <w:divId w:val="1653368682"/>
+        <w:divId w:val="1902401125"/>
         <w:rPr>
           <w:rFonts w:eastAsia="Times New Roman"/>
           <w:lang w:val="nl-NL"/>
@@ -4568,7 +4565,7 @@
     <w:p>
       <w:pPr>
         <w:pStyle w:val="Normaalweb"/>
-        <w:divId w:val="1653368682"/>
+        <w:divId w:val="1902401125"/>
         <w:rPr>
           <w:lang w:val="nl-NL"/>
         </w:rPr>
@@ -4583,7 +4580,7 @@
     <w:p>
       <w:pPr>
         <w:pStyle w:val="Kop5"/>
-        <w:divId w:val="1653368682"/>
+        <w:divId w:val="1902401125"/>
         <w:rPr>
           <w:rFonts w:eastAsia="Times New Roman"/>
           <w:lang w:val="nl-NL"/>
@@ -4600,7 +4597,7 @@
     <w:p>
       <w:pPr>
         <w:pStyle w:val="Normaalweb"/>
-        <w:divId w:val="1653368682"/>
+        <w:divId w:val="1902401125"/>
         <w:rPr>
           <w:lang w:val="nl-NL"/>
         </w:rPr>
@@ -4615,7 +4612,7 @@
     <w:p>
       <w:pPr>
         <w:pStyle w:val="Kop5"/>
-        <w:divId w:val="1653368682"/>
+        <w:divId w:val="1902401125"/>
         <w:rPr>
           <w:rFonts w:eastAsia="Times New Roman"/>
           <w:lang w:val="nl-NL"/>
@@ -4632,7 +4629,7 @@
     <w:p>
       <w:pPr>
         <w:pStyle w:val="Normaalweb"/>
-        <w:divId w:val="1653368682"/>
+        <w:divId w:val="1902401125"/>
         <w:rPr>
           <w:lang w:val="nl-NL"/>
         </w:rPr>
@@ -4647,7 +4644,7 @@
     <w:p>
       <w:pPr>
         <w:pStyle w:val="Kop4"/>
-        <w:divId w:val="1653368682"/>
+        <w:divId w:val="1902401125"/>
         <w:rPr>
           <w:rFonts w:eastAsia="Times New Roman"/>
           <w:lang w:val="nl-NL"/>
@@ -4664,7 +4661,7 @@
     <w:p>
       <w:pPr>
         <w:pStyle w:val="Kop5"/>
-        <w:divId w:val="1653368682"/>
+        <w:divId w:val="1902401125"/>
         <w:rPr>
           <w:rFonts w:eastAsia="Times New Roman"/>
           <w:lang w:val="nl-NL"/>
@@ -4681,7 +4678,7 @@
     <w:p>
       <w:pPr>
         <w:pStyle w:val="Normaalweb"/>
-        <w:divId w:val="1653368682"/>
+        <w:divId w:val="1902401125"/>
         <w:rPr>
           <w:lang w:val="nl-NL"/>
         </w:rPr>
@@ -4696,7 +4693,7 @@
     <w:p>
       <w:pPr>
         <w:pStyle w:val="Kop5"/>
-        <w:divId w:val="1653368682"/>
+        <w:divId w:val="1902401125"/>
         <w:rPr>
           <w:rFonts w:eastAsia="Times New Roman"/>
           <w:lang w:val="nl-NL"/>
@@ -4713,7 +4710,7 @@
     <w:p>
       <w:pPr>
         <w:pStyle w:val="Normaalweb"/>
-        <w:divId w:val="1653368682"/>
+        <w:divId w:val="1902401125"/>
         <w:rPr>
           <w:lang w:val="nl-NL"/>
         </w:rPr>
@@ -4732,7 +4729,7 @@
           <w:numId w:val="13"/>
         </w:numPr>
         <w:spacing w:before="100" w:beforeAutospacing="1" w:after="100" w:afterAutospacing="1"/>
-        <w:divId w:val="1653368682"/>
+        <w:divId w:val="1902401125"/>
         <w:rPr>
           <w:rFonts w:eastAsia="Times New Roman"/>
           <w:lang w:val="nl-NL"/>
@@ -4753,7 +4750,7 @@
           <w:numId w:val="13"/>
         </w:numPr>
         <w:spacing w:before="100" w:beforeAutospacing="1" w:after="100" w:afterAutospacing="1"/>
-        <w:divId w:val="1653368682"/>
+        <w:divId w:val="1902401125"/>
         <w:rPr>
           <w:rFonts w:eastAsia="Times New Roman"/>
           <w:lang w:val="nl-NL"/>
@@ -4774,7 +4771,7 @@
           <w:numId w:val="13"/>
         </w:numPr>
         <w:spacing w:before="100" w:beforeAutospacing="1" w:after="100" w:afterAutospacing="1"/>
-        <w:divId w:val="1653368682"/>
+        <w:divId w:val="1902401125"/>
         <w:rPr>
           <w:rFonts w:eastAsia="Times New Roman"/>
           <w:lang w:val="nl-NL"/>
@@ -4791,7 +4788,7 @@
     <w:p>
       <w:pPr>
         <w:pStyle w:val="Normaalweb"/>
-        <w:divId w:val="1653368682"/>
+        <w:divId w:val="1902401125"/>
         <w:rPr>
           <w:lang w:val="nl-NL"/>
         </w:rPr>
@@ -4806,7 +4803,7 @@
     <w:p>
       <w:pPr>
         <w:pStyle w:val="Kop5"/>
-        <w:divId w:val="1653368682"/>
+        <w:divId w:val="1902401125"/>
         <w:rPr>
           <w:rFonts w:eastAsia="Times New Roman"/>
           <w:lang w:val="nl-NL"/>
@@ -4823,7 +4820,7 @@
     <w:p>
       <w:pPr>
         <w:pStyle w:val="Normaalweb"/>
-        <w:divId w:val="1653368682"/>
+        <w:divId w:val="1902401125"/>
         <w:rPr>
           <w:lang w:val="nl-NL"/>
         </w:rPr>
@@ -4838,7 +4835,7 @@
     <w:p>
       <w:pPr>
         <w:pStyle w:val="Kop4"/>
-        <w:divId w:val="1653368682"/>
+        <w:divId w:val="1902401125"/>
         <w:rPr>
           <w:rFonts w:eastAsia="Times New Roman"/>
           <w:lang w:val="nl-NL"/>
@@ -4855,7 +4852,7 @@
     <w:p>
       <w:pPr>
         <w:pStyle w:val="Kop5"/>
-        <w:divId w:val="1653368682"/>
+        <w:divId w:val="1902401125"/>
         <w:rPr>
           <w:rFonts w:eastAsia="Times New Roman"/>
           <w:lang w:val="nl-NL"/>
@@ -4872,7 +4869,7 @@
     <w:p>
       <w:pPr>
         <w:pStyle w:val="Normaalweb"/>
-        <w:divId w:val="1653368682"/>
+        <w:divId w:val="1902401125"/>
         <w:rPr>
           <w:lang w:val="nl-NL"/>
         </w:rPr>
@@ -4887,7 +4884,7 @@
     <w:p>
       <w:pPr>
         <w:pStyle w:val="Kop5"/>
-        <w:divId w:val="1653368682"/>
+        <w:divId w:val="1902401125"/>
         <w:rPr>
           <w:rFonts w:eastAsia="Times New Roman"/>
           <w:lang w:val="nl-NL"/>
@@ -4904,7 +4901,7 @@
     <w:p>
       <w:pPr>
         <w:pStyle w:val="Normaalweb"/>
-        <w:divId w:val="1653368682"/>
+        <w:divId w:val="1902401125"/>
         <w:rPr>
           <w:lang w:val="nl-NL"/>
         </w:rPr>
@@ -4919,7 +4916,7 @@
     <w:p>
       <w:pPr>
         <w:pStyle w:val="Kop5"/>
-        <w:divId w:val="1653368682"/>
+        <w:divId w:val="1902401125"/>
         <w:rPr>
           <w:rFonts w:eastAsia="Times New Roman"/>
           <w:lang w:val="nl-NL"/>
@@ -4936,7 +4933,7 @@
     <w:p>
       <w:pPr>
         <w:pStyle w:val="Normaalweb"/>
-        <w:divId w:val="1653368682"/>
+        <w:divId w:val="1902401125"/>
         <w:rPr>
           <w:lang w:val="nl-NL"/>
         </w:rPr>
@@ -4951,7 +4948,7 @@
     <w:p>
       <w:pPr>
         <w:pStyle w:val="Kop5"/>
-        <w:divId w:val="1653368682"/>
+        <w:divId w:val="1902401125"/>
         <w:rPr>
           <w:rFonts w:eastAsia="Times New Roman"/>
           <w:lang w:val="nl-NL"/>
@@ -4968,7 +4965,7 @@
     <w:p>
       <w:pPr>
         <w:pStyle w:val="Normaalweb"/>
-        <w:divId w:val="1653368682"/>
+        <w:divId w:val="1902401125"/>
         <w:rPr>
           <w:lang w:val="nl-NL"/>
         </w:rPr>
@@ -4983,7 +4980,7 @@
     <w:p>
       <w:pPr>
         <w:pStyle w:val="Kop5"/>
-        <w:divId w:val="1653368682"/>
+        <w:divId w:val="1902401125"/>
         <w:rPr>
           <w:rFonts w:eastAsia="Times New Roman"/>
           <w:lang w:val="nl-NL"/>
@@ -5000,7 +4997,7 @@
     <w:p>
       <w:pPr>
         <w:pStyle w:val="Normaalweb"/>
-        <w:divId w:val="1653368682"/>
+        <w:divId w:val="1902401125"/>
         <w:rPr>
           <w:lang w:val="nl-NL"/>
         </w:rPr>
@@ -5015,7 +5012,7 @@
     <w:p>
       <w:pPr>
         <w:pStyle w:val="afsluiting"/>
-        <w:divId w:val="1653368682"/>
+        <w:divId w:val="1902401125"/>
         <w:rPr>
           <w:lang w:val="nl-NL"/>
         </w:rPr>
@@ -5030,7 +5027,7 @@
     <w:p>
       <w:pPr>
         <w:outlineLvl w:val="2"/>
-        <w:divId w:val="48693324"/>
+        <w:divId w:val="926966537"/>
         <w:rPr>
           <w:rFonts w:ascii="Aptos Display" w:eastAsia="Times New Roman" w:hAnsi="Aptos Display"/>
           <w:b/>
@@ -5056,7 +5053,7 @@
     </w:p>
     <w:p>
       <w:pPr>
-        <w:divId w:val="48693324"/>
+        <w:divId w:val="926966537"/>
         <w:rPr>
           <w:rFonts w:eastAsia="Times New Roman"/>
           <w:sz w:val="24"/>
@@ -5076,7 +5073,7 @@
     <w:p>
       <w:pPr>
         <w:pStyle w:val="subtitel"/>
-        <w:divId w:val="1653368682"/>
+        <w:divId w:val="1902401125"/>
         <w:rPr>
           <w:lang w:val="nl-NL"/>
         </w:rPr>
@@ -5091,7 +5088,7 @@
     <w:p>
       <w:pPr>
         <w:pStyle w:val="Kop4"/>
-        <w:divId w:val="1653368682"/>
+        <w:divId w:val="1902401125"/>
         <w:rPr>
           <w:rFonts w:eastAsia="Times New Roman"/>
           <w:lang w:val="nl-NL"/>
@@ -5108,7 +5105,7 @@
     <w:p>
       <w:pPr>
         <w:pStyle w:val="Normaalweb"/>
-        <w:divId w:val="1653368682"/>
+        <w:divId w:val="1902401125"/>
         <w:rPr>
           <w:lang w:val="nl-NL"/>
         </w:rPr>
@@ -5123,7 +5120,7 @@
     <w:p>
       <w:pPr>
         <w:pStyle w:val="Kop5"/>
-        <w:divId w:val="1653368682"/>
+        <w:divId w:val="1902401125"/>
         <w:rPr>
           <w:rFonts w:eastAsia="Times New Roman"/>
           <w:lang w:val="nl-NL"/>
@@ -5140,7 +5137,7 @@
     <w:p>
       <w:pPr>
         <w:pStyle w:val="Normaalweb"/>
-        <w:divId w:val="1653368682"/>
+        <w:divId w:val="1902401125"/>
         <w:rPr>
           <w:lang w:val="nl-NL"/>
         </w:rPr>
@@ -5155,7 +5152,7 @@
     <w:p>
       <w:pPr>
         <w:pStyle w:val="Normaalweb"/>
-        <w:divId w:val="1653368682"/>
+        <w:divId w:val="1902401125"/>
         <w:rPr>
           <w:lang w:val="nl-NL"/>
         </w:rPr>
@@ -5170,7 +5167,7 @@
     <w:p>
       <w:pPr>
         <w:pStyle w:val="Kop5"/>
-        <w:divId w:val="1653368682"/>
+        <w:divId w:val="1902401125"/>
         <w:rPr>
           <w:rFonts w:eastAsia="Times New Roman"/>
           <w:lang w:val="nl-NL"/>
@@ -5191,7 +5188,7 @@
           <w:numId w:val="14"/>
         </w:numPr>
         <w:spacing w:before="100" w:beforeAutospacing="1" w:after="100" w:afterAutospacing="1"/>
-        <w:divId w:val="1653368682"/>
+        <w:divId w:val="1902401125"/>
         <w:rPr>
           <w:rFonts w:eastAsia="Times New Roman"/>
           <w:lang w:val="nl-NL"/>
@@ -5212,7 +5209,7 @@
           <w:numId w:val="14"/>
         </w:numPr>
         <w:spacing w:before="100" w:beforeAutospacing="1" w:after="100" w:afterAutospacing="1"/>
-        <w:divId w:val="1653368682"/>
+        <w:divId w:val="1902401125"/>
         <w:rPr>
           <w:rFonts w:eastAsia="Times New Roman"/>
           <w:lang w:val="nl-NL"/>
@@ -5233,7 +5230,7 @@
           <w:numId w:val="14"/>
         </w:numPr>
         <w:spacing w:before="100" w:beforeAutospacing="1" w:after="100" w:afterAutospacing="1"/>
-        <w:divId w:val="1653368682"/>
+        <w:divId w:val="1902401125"/>
         <w:rPr>
           <w:rFonts w:eastAsia="Times New Roman"/>
           <w:lang w:val="nl-NL"/>
@@ -5254,7 +5251,7 @@
           <w:numId w:val="14"/>
         </w:numPr>
         <w:spacing w:before="100" w:beforeAutospacing="1" w:after="100" w:afterAutospacing="1"/>
-        <w:divId w:val="1653368682"/>
+        <w:divId w:val="1902401125"/>
         <w:rPr>
           <w:rFonts w:eastAsia="Times New Roman"/>
           <w:lang w:val="nl-NL"/>
@@ -5271,7 +5268,7 @@
     <w:p>
       <w:pPr>
         <w:pStyle w:val="Kop5"/>
-        <w:divId w:val="1653368682"/>
+        <w:divId w:val="1902401125"/>
         <w:rPr>
           <w:rFonts w:eastAsia="Times New Roman"/>
           <w:lang w:val="nl-NL"/>
@@ -5288,7 +5285,7 @@
     <w:p>
       <w:pPr>
         <w:pStyle w:val="Normaalweb"/>
-        <w:divId w:val="1653368682"/>
+        <w:divId w:val="1902401125"/>
         <w:rPr>
           <w:lang w:val="nl-NL"/>
         </w:rPr>
@@ -5303,7 +5300,7 @@
     <w:p>
       <w:pPr>
         <w:pStyle w:val="Kop4"/>
-        <w:divId w:val="1653368682"/>
+        <w:divId w:val="1902401125"/>
         <w:rPr>
           <w:rFonts w:eastAsia="Times New Roman"/>
           <w:lang w:val="nl-NL"/>
@@ -5320,7 +5317,7 @@
     <w:p>
       <w:pPr>
         <w:pStyle w:val="Normaalweb"/>
-        <w:divId w:val="1942954797"/>
+        <w:divId w:val="1642999002"/>
         <w:rPr>
           <w:lang w:val="nl-NL"/>
         </w:rPr>
@@ -5342,7 +5339,7 @@
     <w:p>
       <w:pPr>
         <w:pStyle w:val="Normaalweb"/>
-        <w:divId w:val="1942954797"/>
+        <w:divId w:val="1642999002"/>
         <w:rPr>
           <w:lang w:val="nl-NL"/>
         </w:rPr>
@@ -5370,7 +5367,7 @@
     <w:p>
       <w:pPr>
         <w:pStyle w:val="Kop5"/>
-        <w:divId w:val="1653368682"/>
+        <w:divId w:val="1902401125"/>
         <w:rPr>
           <w:rFonts w:eastAsia="Times New Roman"/>
           <w:lang w:val="nl-NL"/>
@@ -5387,7 +5384,7 @@
     <w:p>
       <w:pPr>
         <w:pStyle w:val="Normaalweb"/>
-        <w:divId w:val="1653368682"/>
+        <w:divId w:val="1902401125"/>
         <w:rPr>
           <w:lang w:val="nl-NL"/>
         </w:rPr>
@@ -5402,7 +5399,7 @@
     <w:p>
       <w:pPr>
         <w:pStyle w:val="Kop5"/>
-        <w:divId w:val="1653368682"/>
+        <w:divId w:val="1902401125"/>
         <w:rPr>
           <w:rFonts w:eastAsia="Times New Roman"/>
           <w:lang w:val="nl-NL"/>
@@ -5419,7 +5416,7 @@
     <w:p>
       <w:pPr>
         <w:pStyle w:val="Normaalweb"/>
-        <w:divId w:val="1653368682"/>
+        <w:divId w:val="1902401125"/>
         <w:rPr>
           <w:lang w:val="nl-NL"/>
         </w:rPr>
@@ -5434,7 +5431,7 @@
     <w:p>
       <w:pPr>
         <w:pStyle w:val="Kop5"/>
-        <w:divId w:val="1653368682"/>
+        <w:divId w:val="1902401125"/>
         <w:rPr>
           <w:rFonts w:eastAsia="Times New Roman"/>
           <w:lang w:val="nl-NL"/>
@@ -5451,7 +5448,7 @@
     <w:p>
       <w:pPr>
         <w:pStyle w:val="Normaalweb"/>
-        <w:divId w:val="1653368682"/>
+        <w:divId w:val="1902401125"/>
         <w:rPr>
           <w:lang w:val="nl-NL"/>
         </w:rPr>
@@ -5466,7 +5463,7 @@
     <w:p>
       <w:pPr>
         <w:pStyle w:val="Kop4"/>
-        <w:divId w:val="1653368682"/>
+        <w:divId w:val="1902401125"/>
         <w:rPr>
           <w:rFonts w:eastAsia="Times New Roman"/>
           <w:lang w:val="nl-NL"/>
@@ -5483,7 +5480,7 @@
     <w:p>
       <w:pPr>
         <w:pStyle w:val="Kop5"/>
-        <w:divId w:val="1653368682"/>
+        <w:divId w:val="1902401125"/>
         <w:rPr>
           <w:rFonts w:eastAsia="Times New Roman"/>
           <w:lang w:val="nl-NL"/>
@@ -5500,7 +5497,7 @@
     <w:p>
       <w:pPr>
         <w:pStyle w:val="Normaalweb"/>
-        <w:divId w:val="1653368682"/>
+        <w:divId w:val="1902401125"/>
         <w:rPr>
           <w:lang w:val="nl-NL"/>
         </w:rPr>
@@ -5515,7 +5512,7 @@
     <w:p>
       <w:pPr>
         <w:pStyle w:val="Kop5"/>
-        <w:divId w:val="1653368682"/>
+        <w:divId w:val="1902401125"/>
         <w:rPr>
           <w:rFonts w:eastAsia="Times New Roman"/>
           <w:lang w:val="nl-NL"/>
@@ -5532,7 +5529,7 @@
     <w:p>
       <w:pPr>
         <w:pStyle w:val="Normaalweb"/>
-        <w:divId w:val="1653368682"/>
+        <w:divId w:val="1902401125"/>
         <w:rPr>
           <w:lang w:val="nl-NL"/>
         </w:rPr>
@@ -5551,7 +5548,7 @@
           <w:numId w:val="15"/>
         </w:numPr>
         <w:spacing w:before="100" w:beforeAutospacing="1" w:after="100" w:afterAutospacing="1"/>
-        <w:divId w:val="1653368682"/>
+        <w:divId w:val="1902401125"/>
         <w:rPr>
           <w:rFonts w:eastAsia="Times New Roman"/>
           <w:lang w:val="nl-NL"/>
@@ -5572,7 +5569,7 @@
           <w:numId w:val="15"/>
         </w:numPr>
         <w:spacing w:before="100" w:beforeAutospacing="1" w:after="100" w:afterAutospacing="1"/>
-        <w:divId w:val="1653368682"/>
+        <w:divId w:val="1902401125"/>
         <w:rPr>
           <w:rFonts w:eastAsia="Times New Roman"/>
           <w:lang w:val="nl-NL"/>
@@ -5593,7 +5590,7 @@
           <w:numId w:val="15"/>
         </w:numPr>
         <w:spacing w:before="100" w:beforeAutospacing="1" w:after="100" w:afterAutospacing="1"/>
-        <w:divId w:val="1653368682"/>
+        <w:divId w:val="1902401125"/>
         <w:rPr>
           <w:rFonts w:eastAsia="Times New Roman"/>
           <w:lang w:val="nl-NL"/>
@@ -5610,7 +5607,7 @@
     <w:p>
       <w:pPr>
         <w:pStyle w:val="Normaalweb"/>
-        <w:divId w:val="1653368682"/>
+        <w:divId w:val="1902401125"/>
         <w:rPr>
           <w:lang w:val="nl-NL"/>
         </w:rPr>
@@ -5625,7 +5622,7 @@
     <w:p>
       <w:pPr>
         <w:pStyle w:val="Kop5"/>
-        <w:divId w:val="1653368682"/>
+        <w:divId w:val="1902401125"/>
         <w:rPr>
           <w:rFonts w:eastAsia="Times New Roman"/>
           <w:lang w:val="nl-NL"/>
@@ -5642,7 +5639,7 @@
     <w:p>
       <w:pPr>
         <w:pStyle w:val="Normaalweb"/>
-        <w:divId w:val="1653368682"/>
+        <w:divId w:val="1902401125"/>
         <w:rPr>
           <w:lang w:val="nl-NL"/>
         </w:rPr>
@@ -5657,7 +5654,7 @@
     <w:p>
       <w:pPr>
         <w:pStyle w:val="Kop4"/>
-        <w:divId w:val="1653368682"/>
+        <w:divId w:val="1902401125"/>
         <w:rPr>
           <w:rFonts w:eastAsia="Times New Roman"/>
           <w:lang w:val="nl-NL"/>
@@ -5674,7 +5671,7 @@
     <w:p>
       <w:pPr>
         <w:pStyle w:val="Kop5"/>
-        <w:divId w:val="1653368682"/>
+        <w:divId w:val="1902401125"/>
         <w:rPr>
           <w:rFonts w:eastAsia="Times New Roman"/>
           <w:lang w:val="nl-NL"/>
@@ -5691,7 +5688,7 @@
     <w:p>
       <w:pPr>
         <w:pStyle w:val="Normaalweb"/>
-        <w:divId w:val="1653368682"/>
+        <w:divId w:val="1902401125"/>
         <w:rPr>
           <w:lang w:val="nl-NL"/>
         </w:rPr>
@@ -5706,7 +5703,7 @@
     <w:p>
       <w:pPr>
         <w:pStyle w:val="Kop5"/>
-        <w:divId w:val="1653368682"/>
+        <w:divId w:val="1902401125"/>
         <w:rPr>
           <w:rFonts w:eastAsia="Times New Roman"/>
           <w:lang w:val="nl-NL"/>
@@ -5723,7 +5720,7 @@
     <w:p>
       <w:pPr>
         <w:pStyle w:val="Normaalweb"/>
-        <w:divId w:val="1653368682"/>
+        <w:divId w:val="1902401125"/>
         <w:rPr>
           <w:lang w:val="nl-NL"/>
         </w:rPr>
@@ -5738,7 +5735,7 @@
     <w:p>
       <w:pPr>
         <w:pStyle w:val="Kop5"/>
-        <w:divId w:val="1653368682"/>
+        <w:divId w:val="1902401125"/>
         <w:rPr>
           <w:rFonts w:eastAsia="Times New Roman"/>
           <w:lang w:val="nl-NL"/>
@@ -5755,7 +5752,7 @@
     <w:p>
       <w:pPr>
         <w:pStyle w:val="Normaalweb"/>
-        <w:divId w:val="1653368682"/>
+        <w:divId w:val="1902401125"/>
         <w:rPr>
           <w:lang w:val="nl-NL"/>
         </w:rPr>
@@ -5770,7 +5767,7 @@
     <w:p>
       <w:pPr>
         <w:pStyle w:val="Kop5"/>
-        <w:divId w:val="1653368682"/>
+        <w:divId w:val="1902401125"/>
         <w:rPr>
           <w:rFonts w:eastAsia="Times New Roman"/>
           <w:lang w:val="nl-NL"/>
@@ -5787,7 +5784,7 @@
     <w:p>
       <w:pPr>
         <w:pStyle w:val="Normaalweb"/>
-        <w:divId w:val="1653368682"/>
+        <w:divId w:val="1902401125"/>
         <w:rPr>
           <w:lang w:val="nl-NL"/>
         </w:rPr>
@@ -5802,7 +5799,7 @@
     <w:p>
       <w:pPr>
         <w:pStyle w:val="Kop5"/>
-        <w:divId w:val="1653368682"/>
+        <w:divId w:val="1902401125"/>
         <w:rPr>
           <w:rFonts w:eastAsia="Times New Roman"/>
           <w:lang w:val="nl-NL"/>
@@ -5819,7 +5816,7 @@
     <w:p>
       <w:pPr>
         <w:pStyle w:val="Normaalweb"/>
-        <w:divId w:val="1653368682"/>
+        <w:divId w:val="1902401125"/>
         <w:rPr>
           <w:lang w:val="nl-NL"/>
         </w:rPr>
@@ -5834,7 +5831,7 @@
     <w:p>
       <w:pPr>
         <w:pStyle w:val="afsluiting"/>
-        <w:divId w:val="1653368682"/>
+        <w:divId w:val="1902401125"/>
         <w:rPr>
           <w:lang w:val="nl-NL"/>
         </w:rPr>
@@ -5849,7 +5846,7 @@
     <w:p>
       <w:pPr>
         <w:outlineLvl w:val="2"/>
-        <w:divId w:val="1360861205"/>
+        <w:divId w:val="521166101"/>
         <w:rPr>
           <w:rFonts w:ascii="Aptos Display" w:eastAsia="Times New Roman" w:hAnsi="Aptos Display"/>
           <w:b/>
@@ -5875,7 +5872,7 @@
     </w:p>
     <w:p>
       <w:pPr>
-        <w:divId w:val="1360861205"/>
+        <w:divId w:val="521166101"/>
         <w:rPr>
           <w:rFonts w:eastAsia="Times New Roman"/>
           <w:sz w:val="24"/>
@@ -5895,7 +5892,7 @@
     <w:p>
       <w:pPr>
         <w:pStyle w:val="subtitel"/>
-        <w:divId w:val="1653368682"/>
+        <w:divId w:val="1902401125"/>
         <w:rPr>
           <w:lang w:val="nl-NL"/>
         </w:rPr>
@@ -5910,7 +5907,7 @@
     <w:p>
       <w:pPr>
         <w:pStyle w:val="Kop4"/>
-        <w:divId w:val="1653368682"/>
+        <w:divId w:val="1902401125"/>
         <w:rPr>
           <w:rFonts w:eastAsia="Times New Roman"/>
           <w:lang w:val="nl-NL"/>
@@ -5927,7 +5924,7 @@
     <w:p>
       <w:pPr>
         <w:pStyle w:val="Normaalweb"/>
-        <w:divId w:val="1653368682"/>
+        <w:divId w:val="1902401125"/>
         <w:rPr>
           <w:lang w:val="nl-NL"/>
         </w:rPr>
@@ -5948,7 +5945,7 @@
     <w:p>
       <w:pPr>
         <w:pStyle w:val="Kop5"/>
-        <w:divId w:val="1653368682"/>
+        <w:divId w:val="1902401125"/>
         <w:rPr>
           <w:rFonts w:eastAsia="Times New Roman"/>
           <w:lang w:val="nl-NL"/>
@@ -5965,7 +5962,7 @@
     <w:p>
       <w:pPr>
         <w:pStyle w:val="Normaalweb"/>
-        <w:divId w:val="1653368682"/>
+        <w:divId w:val="1902401125"/>
         <w:rPr>
           <w:lang w:val="nl-NL"/>
         </w:rPr>
@@ -5980,7 +5977,7 @@
     <w:p>
       <w:pPr>
         <w:pStyle w:val="Normaalweb"/>
-        <w:divId w:val="1653368682"/>
+        <w:divId w:val="1902401125"/>
         <w:rPr>
           <w:lang w:val="nl-NL"/>
         </w:rPr>
@@ -5995,7 +5992,7 @@
     <w:p>
       <w:pPr>
         <w:pStyle w:val="Kop5"/>
-        <w:divId w:val="1653368682"/>
+        <w:divId w:val="1902401125"/>
         <w:rPr>
           <w:rFonts w:eastAsia="Times New Roman"/>
           <w:lang w:val="nl-NL"/>
@@ -6016,7 +6013,7 @@
           <w:numId w:val="16"/>
         </w:numPr>
         <w:spacing w:before="100" w:beforeAutospacing="1" w:after="100" w:afterAutospacing="1"/>
-        <w:divId w:val="1653368682"/>
+        <w:divId w:val="1902401125"/>
         <w:rPr>
           <w:rFonts w:eastAsia="Times New Roman"/>
           <w:lang w:val="nl-NL"/>
@@ -6037,7 +6034,7 @@
           <w:numId w:val="16"/>
         </w:numPr>
         <w:spacing w:before="100" w:beforeAutospacing="1" w:after="100" w:afterAutospacing="1"/>
-        <w:divId w:val="1653368682"/>
+        <w:divId w:val="1902401125"/>
         <w:rPr>
           <w:rFonts w:eastAsia="Times New Roman"/>
           <w:lang w:val="nl-NL"/>
@@ -6058,7 +6055,7 @@
           <w:numId w:val="16"/>
         </w:numPr>
         <w:spacing w:before="100" w:beforeAutospacing="1" w:after="100" w:afterAutospacing="1"/>
-        <w:divId w:val="1653368682"/>
+        <w:divId w:val="1902401125"/>
         <w:rPr>
           <w:rFonts w:eastAsia="Times New Roman"/>
           <w:lang w:val="nl-NL"/>
@@ -6079,7 +6076,7 @@
           <w:numId w:val="16"/>
         </w:numPr>
         <w:spacing w:before="100" w:beforeAutospacing="1" w:after="100" w:afterAutospacing="1"/>
-        <w:divId w:val="1653368682"/>
+        <w:divId w:val="1902401125"/>
         <w:rPr>
           <w:rFonts w:eastAsia="Times New Roman"/>
           <w:lang w:val="nl-NL"/>
@@ -6096,7 +6093,7 @@
     <w:p>
       <w:pPr>
         <w:pStyle w:val="Kop5"/>
-        <w:divId w:val="1653368682"/>
+        <w:divId w:val="1902401125"/>
         <w:rPr>
           <w:rFonts w:eastAsia="Times New Roman"/>
           <w:lang w:val="nl-NL"/>
@@ -6113,7 +6110,7 @@
     <w:p>
       <w:pPr>
         <w:pStyle w:val="Normaalweb"/>
-        <w:divId w:val="1653368682"/>
+        <w:divId w:val="1902401125"/>
         <w:rPr>
           <w:lang w:val="nl-NL"/>
         </w:rPr>
@@ -6128,7 +6125,7 @@
     <w:p>
       <w:pPr>
         <w:pStyle w:val="Kop4"/>
-        <w:divId w:val="1653368682"/>
+        <w:divId w:val="1902401125"/>
         <w:rPr>
           <w:rFonts w:eastAsia="Times New Roman"/>
           <w:lang w:val="nl-NL"/>
@@ -6145,7 +6142,7 @@
     <w:p>
       <w:pPr>
         <w:pStyle w:val="Normaalweb"/>
-        <w:divId w:val="1605267670"/>
+        <w:divId w:val="770661817"/>
         <w:rPr>
           <w:lang w:val="nl-NL"/>
         </w:rPr>
@@ -6167,7 +6164,7 @@
     <w:p>
       <w:pPr>
         <w:pStyle w:val="Normaalweb"/>
-        <w:divId w:val="1605267670"/>
+        <w:divId w:val="770661817"/>
         <w:rPr>
           <w:lang w:val="nl-NL"/>
         </w:rPr>
@@ -6189,7 +6186,7 @@
     <w:p>
       <w:pPr>
         <w:pStyle w:val="Kop5"/>
-        <w:divId w:val="1653368682"/>
+        <w:divId w:val="1902401125"/>
         <w:rPr>
           <w:rFonts w:eastAsia="Times New Roman"/>
           <w:lang w:val="nl-NL"/>
@@ -6206,7 +6203,7 @@
     <w:p>
       <w:pPr>
         <w:pStyle w:val="Normaalweb"/>
-        <w:divId w:val="1653368682"/>
+        <w:divId w:val="1902401125"/>
         <w:rPr>
           <w:lang w:val="nl-NL"/>
         </w:rPr>
@@ -6221,7 +6218,7 @@
     <w:p>
       <w:pPr>
         <w:pStyle w:val="Kop5"/>
-        <w:divId w:val="1653368682"/>
+        <w:divId w:val="1902401125"/>
         <w:rPr>
           <w:rFonts w:eastAsia="Times New Roman"/>
           <w:lang w:val="nl-NL"/>
@@ -6238,7 +6235,7 @@
     <w:p>
       <w:pPr>
         <w:pStyle w:val="Normaalweb"/>
-        <w:divId w:val="1653368682"/>
+        <w:divId w:val="1902401125"/>
         <w:rPr>
           <w:lang w:val="nl-NL"/>
         </w:rPr>
@@ -6253,7 +6250,7 @@
     <w:p>
       <w:pPr>
         <w:pStyle w:val="Kop5"/>
-        <w:divId w:val="1653368682"/>
+        <w:divId w:val="1902401125"/>
         <w:rPr>
           <w:rFonts w:eastAsia="Times New Roman"/>
           <w:lang w:val="nl-NL"/>
@@ -6270,7 +6267,7 @@
     <w:p>
       <w:pPr>
         <w:pStyle w:val="Normaalweb"/>
-        <w:divId w:val="1653368682"/>
+        <w:divId w:val="1902401125"/>
         <w:rPr>
           <w:lang w:val="nl-NL"/>
         </w:rPr>
@@ -6285,7 +6282,7 @@
     <w:p>
       <w:pPr>
         <w:pStyle w:val="Kop4"/>
-        <w:divId w:val="1653368682"/>
+        <w:divId w:val="1902401125"/>
         <w:rPr>
           <w:rFonts w:eastAsia="Times New Roman"/>
           <w:lang w:val="nl-NL"/>
@@ -6302,7 +6299,7 @@
     <w:p>
       <w:pPr>
         <w:pStyle w:val="Kop5"/>
-        <w:divId w:val="1653368682"/>
+        <w:divId w:val="1902401125"/>
         <w:rPr>
           <w:rFonts w:eastAsia="Times New Roman"/>
           <w:lang w:val="nl-NL"/>
@@ -6319,7 +6316,7 @@
     <w:p>
       <w:pPr>
         <w:pStyle w:val="Normaalweb"/>
-        <w:divId w:val="1653368682"/>
+        <w:divId w:val="1902401125"/>
         <w:rPr>
           <w:lang w:val="nl-NL"/>
         </w:rPr>
@@ -6334,7 +6331,7 @@
     <w:p>
       <w:pPr>
         <w:pStyle w:val="Kop5"/>
-        <w:divId w:val="1653368682"/>
+        <w:divId w:val="1902401125"/>
         <w:rPr>
           <w:rFonts w:eastAsia="Times New Roman"/>
           <w:lang w:val="nl-NL"/>
@@ -6351,7 +6348,7 @@
     <w:p>
       <w:pPr>
         <w:pStyle w:val="Normaalweb"/>
-        <w:divId w:val="1653368682"/>
+        <w:divId w:val="1902401125"/>
         <w:rPr>
           <w:lang w:val="nl-NL"/>
         </w:rPr>
@@ -6370,7 +6367,7 @@
           <w:numId w:val="17"/>
         </w:numPr>
         <w:spacing w:before="100" w:beforeAutospacing="1" w:after="100" w:afterAutospacing="1"/>
-        <w:divId w:val="1653368682"/>
+        <w:divId w:val="1902401125"/>
         <w:rPr>
           <w:rFonts w:eastAsia="Times New Roman"/>
           <w:lang w:val="nl-NL"/>
@@ -6391,7 +6388,7 @@
           <w:numId w:val="17"/>
         </w:numPr>
         <w:spacing w:before="100" w:beforeAutospacing="1" w:after="100" w:afterAutospacing="1"/>
-        <w:divId w:val="1653368682"/>
+        <w:divId w:val="1902401125"/>
         <w:rPr>
           <w:rFonts w:eastAsia="Times New Roman"/>
           <w:lang w:val="nl-NL"/>
@@ -6412,7 +6409,7 @@
           <w:numId w:val="17"/>
         </w:numPr>
         <w:spacing w:before="100" w:beforeAutospacing="1" w:after="100" w:afterAutospacing="1"/>
-        <w:divId w:val="1653368682"/>
+        <w:divId w:val="1902401125"/>
         <w:rPr>
           <w:rFonts w:eastAsia="Times New Roman"/>
           <w:lang w:val="nl-NL"/>
@@ -6429,7 +6426,7 @@
     <w:p>
       <w:pPr>
         <w:pStyle w:val="Normaalweb"/>
-        <w:divId w:val="1653368682"/>
+        <w:divId w:val="1902401125"/>
         <w:rPr>
           <w:lang w:val="nl-NL"/>
         </w:rPr>
@@ -6444,7 +6441,7 @@
     <w:p>
       <w:pPr>
         <w:pStyle w:val="Kop5"/>
-        <w:divId w:val="1653368682"/>
+        <w:divId w:val="1902401125"/>
         <w:rPr>
           <w:rFonts w:eastAsia="Times New Roman"/>
           <w:lang w:val="nl-NL"/>
@@ -6461,7 +6458,7 @@
     <w:p>
       <w:pPr>
         <w:pStyle w:val="Normaalweb"/>
-        <w:divId w:val="1653368682"/>
+        <w:divId w:val="1902401125"/>
         <w:rPr>
           <w:lang w:val="nl-NL"/>
         </w:rPr>
@@ -6476,7 +6473,7 @@
     <w:p>
       <w:pPr>
         <w:pStyle w:val="Kop4"/>
-        <w:divId w:val="1653368682"/>
+        <w:divId w:val="1902401125"/>
         <w:rPr>
           <w:rFonts w:eastAsia="Times New Roman"/>
           <w:lang w:val="nl-NL"/>
@@ -6493,7 +6490,7 @@
     <w:p>
       <w:pPr>
         <w:pStyle w:val="Kop5"/>
-        <w:divId w:val="1653368682"/>
+        <w:divId w:val="1902401125"/>
         <w:rPr>
           <w:rFonts w:eastAsia="Times New Roman"/>
           <w:lang w:val="nl-NL"/>
@@ -6510,7 +6507,7 @@
     <w:p>
       <w:pPr>
         <w:pStyle w:val="Normaalweb"/>
-        <w:divId w:val="1653368682"/>
+        <w:divId w:val="1902401125"/>
         <w:rPr>
           <w:lang w:val="nl-NL"/>
         </w:rPr>
@@ -6525,7 +6522,7 @@
     <w:p>
       <w:pPr>
         <w:pStyle w:val="Kop5"/>
-        <w:divId w:val="1653368682"/>
+        <w:divId w:val="1902401125"/>
         <w:rPr>
           <w:rFonts w:eastAsia="Times New Roman"/>
           <w:lang w:val="nl-NL"/>
@@ -6542,7 +6539,7 @@
     <w:p>
       <w:pPr>
         <w:pStyle w:val="Normaalweb"/>
-        <w:divId w:val="1653368682"/>
+        <w:divId w:val="1902401125"/>
         <w:rPr>
           <w:lang w:val="nl-NL"/>
         </w:rPr>
@@ -6557,7 +6554,7 @@
     <w:p>
       <w:pPr>
         <w:pStyle w:val="Kop5"/>
-        <w:divId w:val="1653368682"/>
+        <w:divId w:val="1902401125"/>
         <w:rPr>
           <w:rFonts w:eastAsia="Times New Roman"/>
           <w:lang w:val="nl-NL"/>
@@ -6574,7 +6571,7 @@
     <w:p>
       <w:pPr>
         <w:pStyle w:val="Normaalweb"/>
-        <w:divId w:val="1653368682"/>
+        <w:divId w:val="1902401125"/>
         <w:rPr>
           <w:lang w:val="nl-NL"/>
         </w:rPr>
@@ -6589,7 +6586,7 @@
     <w:p>
       <w:pPr>
         <w:pStyle w:val="Kop5"/>
-        <w:divId w:val="1653368682"/>
+        <w:divId w:val="1902401125"/>
         <w:rPr>
           <w:rFonts w:eastAsia="Times New Roman"/>
           <w:lang w:val="nl-NL"/>
@@ -6606,7 +6603,7 @@
     <w:p>
       <w:pPr>
         <w:pStyle w:val="Normaalweb"/>
-        <w:divId w:val="1653368682"/>
+        <w:divId w:val="1902401125"/>
         <w:rPr>
           <w:lang w:val="nl-NL"/>
         </w:rPr>
@@ -6621,7 +6618,7 @@
     <w:p>
       <w:pPr>
         <w:pStyle w:val="Kop5"/>
-        <w:divId w:val="1653368682"/>
+        <w:divId w:val="1902401125"/>
         <w:rPr>
           <w:rFonts w:eastAsia="Times New Roman"/>
           <w:lang w:val="nl-NL"/>
@@ -6638,7 +6635,7 @@
     <w:p>
       <w:pPr>
         <w:pStyle w:val="Normaalweb"/>
-        <w:divId w:val="1653368682"/>
+        <w:divId w:val="1902401125"/>
         <w:rPr>
           <w:lang w:val="nl-NL"/>
         </w:rPr>
@@ -6653,7 +6650,7 @@
     <w:p>
       <w:pPr>
         <w:pStyle w:val="afsluiting"/>
-        <w:divId w:val="1653368682"/>
+        <w:divId w:val="1902401125"/>
         <w:rPr>
           <w:lang w:val="nl-NL"/>
         </w:rPr>
@@ -6668,7 +6665,7 @@
     <w:p>
       <w:pPr>
         <w:outlineLvl w:val="2"/>
-        <w:divId w:val="731001617"/>
+        <w:divId w:val="2115515719"/>
         <w:rPr>
           <w:rFonts w:ascii="Aptos Display" w:eastAsia="Times New Roman" w:hAnsi="Aptos Display"/>
           <w:b/>
@@ -6694,7 +6691,7 @@
     </w:p>
     <w:p>
       <w:pPr>
-        <w:divId w:val="731001617"/>
+        <w:divId w:val="2115515719"/>
         <w:rPr>
           <w:rFonts w:eastAsia="Times New Roman"/>
           <w:sz w:val="24"/>
@@ -6714,7 +6711,7 @@
     <w:p>
       <w:pPr>
         <w:pStyle w:val="subtitel"/>
-        <w:divId w:val="1653368682"/>
+        <w:divId w:val="1902401125"/>
         <w:rPr>
           <w:lang w:val="nl-NL"/>
         </w:rPr>
@@ -6729,7 +6726,7 @@
     <w:p>
       <w:pPr>
         <w:pStyle w:val="Kop4"/>
-        <w:divId w:val="1653368682"/>
+        <w:divId w:val="1902401125"/>
         <w:rPr>
           <w:rFonts w:eastAsia="Times New Roman"/>
           <w:lang w:val="nl-NL"/>
@@ -6746,7 +6743,7 @@
     <w:p>
       <w:pPr>
         <w:pStyle w:val="Normaalweb"/>
-        <w:divId w:val="1653368682"/>
+        <w:divId w:val="1902401125"/>
         <w:rPr>
           <w:lang w:val="nl-NL"/>
         </w:rPr>
@@ -6767,7 +6764,7 @@
     <w:p>
       <w:pPr>
         <w:pStyle w:val="Kop5"/>
-        <w:divId w:val="1653368682"/>
+        <w:divId w:val="1902401125"/>
         <w:rPr>
           <w:rFonts w:eastAsia="Times New Roman"/>
           <w:lang w:val="nl-NL"/>
@@ -6784,7 +6781,7 @@
     <w:p>
       <w:pPr>
         <w:pStyle w:val="Normaalweb"/>
-        <w:divId w:val="1653368682"/>
+        <w:divId w:val="1902401125"/>
         <w:rPr>
           <w:lang w:val="nl-NL"/>
         </w:rPr>
@@ -6799,7 +6796,7 @@
     <w:p>
       <w:pPr>
         <w:pStyle w:val="Normaalweb"/>
-        <w:divId w:val="1653368682"/>
+        <w:divId w:val="1902401125"/>
         <w:rPr>
           <w:lang w:val="nl-NL"/>
         </w:rPr>
@@ -6814,7 +6811,7 @@
     <w:p>
       <w:pPr>
         <w:pStyle w:val="Kop5"/>
-        <w:divId w:val="1653368682"/>
+        <w:divId w:val="1902401125"/>
         <w:rPr>
           <w:rFonts w:eastAsia="Times New Roman"/>
           <w:lang w:val="nl-NL"/>
@@ -6835,7 +6832,7 @@
           <w:numId w:val="18"/>
         </w:numPr>
         <w:spacing w:before="100" w:beforeAutospacing="1" w:after="100" w:afterAutospacing="1"/>
-        <w:divId w:val="1653368682"/>
+        <w:divId w:val="1902401125"/>
         <w:rPr>
           <w:rFonts w:eastAsia="Times New Roman"/>
           <w:lang w:val="nl-NL"/>
@@ -6856,7 +6853,7 @@
           <w:numId w:val="18"/>
         </w:numPr>
         <w:spacing w:before="100" w:beforeAutospacing="1" w:after="100" w:afterAutospacing="1"/>
-        <w:divId w:val="1653368682"/>
+        <w:divId w:val="1902401125"/>
         <w:rPr>
           <w:rFonts w:eastAsia="Times New Roman"/>
           <w:lang w:val="nl-NL"/>
@@ -6877,7 +6874,7 @@
           <w:numId w:val="18"/>
         </w:numPr>
         <w:spacing w:before="100" w:beforeAutospacing="1" w:after="100" w:afterAutospacing="1"/>
-        <w:divId w:val="1653368682"/>
+        <w:divId w:val="1902401125"/>
         <w:rPr>
           <w:rFonts w:eastAsia="Times New Roman"/>
           <w:lang w:val="nl-NL"/>
@@ -6898,7 +6895,7 @@
           <w:numId w:val="18"/>
         </w:numPr>
         <w:spacing w:before="100" w:beforeAutospacing="1" w:after="100" w:afterAutospacing="1"/>
-        <w:divId w:val="1653368682"/>
+        <w:divId w:val="1902401125"/>
         <w:rPr>
           <w:rFonts w:eastAsia="Times New Roman"/>
           <w:lang w:val="nl-NL"/>
@@ -6915,7 +6912,7 @@
     <w:p>
       <w:pPr>
         <w:pStyle w:val="Kop5"/>
-        <w:divId w:val="1653368682"/>
+        <w:divId w:val="1902401125"/>
         <w:rPr>
           <w:rFonts w:eastAsia="Times New Roman"/>
           <w:lang w:val="nl-NL"/>
@@ -6932,7 +6929,7 @@
     <w:p>
       <w:pPr>
         <w:pStyle w:val="Normaalweb"/>
-        <w:divId w:val="1653368682"/>
+        <w:divId w:val="1902401125"/>
         <w:rPr>
           <w:lang w:val="nl-NL"/>
         </w:rPr>
@@ -6947,7 +6944,7 @@
     <w:p>
       <w:pPr>
         <w:pStyle w:val="Kop4"/>
-        <w:divId w:val="1653368682"/>
+        <w:divId w:val="1902401125"/>
         <w:rPr>
           <w:rFonts w:eastAsia="Times New Roman"/>
           <w:lang w:val="nl-NL"/>
@@ -6964,7 +6961,7 @@
     <w:p>
       <w:pPr>
         <w:pStyle w:val="Normaalweb"/>
-        <w:divId w:val="2026049747"/>
+        <w:divId w:val="236402808"/>
         <w:rPr>
           <w:lang w:val="nl-NL"/>
         </w:rPr>
@@ -6986,7 +6983,7 @@
     <w:p>
       <w:pPr>
         <w:pStyle w:val="Normaalweb"/>
-        <w:divId w:val="2026049747"/>
+        <w:divId w:val="236402808"/>
         <w:rPr>
           <w:lang w:val="nl-NL"/>
         </w:rPr>
@@ -7008,7 +7005,7 @@
     <w:p>
       <w:pPr>
         <w:pStyle w:val="Kop5"/>
-        <w:divId w:val="1653368682"/>
+        <w:divId w:val="1902401125"/>
         <w:rPr>
           <w:rFonts w:eastAsia="Times New Roman"/>
           <w:lang w:val="nl-NL"/>
@@ -7025,7 +7022,7 @@
     <w:p>
       <w:pPr>
         <w:pStyle w:val="Normaalweb"/>
-        <w:divId w:val="1653368682"/>
+        <w:divId w:val="1902401125"/>
         <w:rPr>
           <w:lang w:val="nl-NL"/>
         </w:rPr>
@@ -7040,7 +7037,7 @@
     <w:p>
       <w:pPr>
         <w:pStyle w:val="Kop5"/>
-        <w:divId w:val="1653368682"/>
+        <w:divId w:val="1902401125"/>
         <w:rPr>
           <w:rFonts w:eastAsia="Times New Roman"/>
           <w:lang w:val="nl-NL"/>
@@ -7057,7 +7054,7 @@
     <w:p>
       <w:pPr>
         <w:pStyle w:val="Normaalweb"/>
-        <w:divId w:val="1653368682"/>
+        <w:divId w:val="1902401125"/>
         <w:rPr>
           <w:lang w:val="nl-NL"/>
         </w:rPr>
@@ -7072,7 +7069,7 @@
     <w:p>
       <w:pPr>
         <w:pStyle w:val="Kop5"/>
-        <w:divId w:val="1653368682"/>
+        <w:divId w:val="1902401125"/>
         <w:rPr>
           <w:rFonts w:eastAsia="Times New Roman"/>
           <w:lang w:val="nl-NL"/>
@@ -7089,7 +7086,7 @@
     <w:p>
       <w:pPr>
         <w:pStyle w:val="Normaalweb"/>
-        <w:divId w:val="1653368682"/>
+        <w:divId w:val="1902401125"/>
         <w:rPr>
           <w:lang w:val="nl-NL"/>
         </w:rPr>
@@ -7104,7 +7101,7 @@
     <w:p>
       <w:pPr>
         <w:pStyle w:val="Kop4"/>
-        <w:divId w:val="1653368682"/>
+        <w:divId w:val="1902401125"/>
         <w:rPr>
           <w:rFonts w:eastAsia="Times New Roman"/>
           <w:lang w:val="nl-NL"/>
@@ -7121,7 +7118,7 @@
     <w:p>
       <w:pPr>
         <w:pStyle w:val="Kop5"/>
-        <w:divId w:val="1653368682"/>
+        <w:divId w:val="1902401125"/>
         <w:rPr>
           <w:rFonts w:eastAsia="Times New Roman"/>
           <w:lang w:val="nl-NL"/>
@@ -7138,7 +7135,7 @@
     <w:p>
       <w:pPr>
         <w:pStyle w:val="Normaalweb"/>
-        <w:divId w:val="1653368682"/>
+        <w:divId w:val="1902401125"/>
         <w:rPr>
           <w:lang w:val="nl-NL"/>
         </w:rPr>
@@ -7153,7 +7150,7 @@
     <w:p>
       <w:pPr>
         <w:pStyle w:val="Kop5"/>
-        <w:divId w:val="1653368682"/>
+        <w:divId w:val="1902401125"/>
         <w:rPr>
           <w:rFonts w:eastAsia="Times New Roman"/>
           <w:lang w:val="nl-NL"/>
@@ -7170,7 +7167,7 @@
     <w:p>
       <w:pPr>
         <w:pStyle w:val="Normaalweb"/>
-        <w:divId w:val="1653368682"/>
+        <w:divId w:val="1902401125"/>
         <w:rPr>
           <w:lang w:val="nl-NL"/>
         </w:rPr>
@@ -7189,7 +7186,7 @@
           <w:numId w:val="19"/>
         </w:numPr>
         <w:spacing w:before="100" w:beforeAutospacing="1" w:after="100" w:afterAutospacing="1"/>
-        <w:divId w:val="1653368682"/>
+        <w:divId w:val="1902401125"/>
         <w:rPr>
           <w:rFonts w:eastAsia="Times New Roman"/>
           <w:lang w:val="nl-NL"/>
@@ -7210,7 +7207,7 @@
           <w:numId w:val="19"/>
         </w:numPr>
         <w:spacing w:before="100" w:beforeAutospacing="1" w:after="100" w:afterAutospacing="1"/>
-        <w:divId w:val="1653368682"/>
+        <w:divId w:val="1902401125"/>
         <w:rPr>
           <w:rFonts w:eastAsia="Times New Roman"/>
           <w:lang w:val="nl-NL"/>
@@ -7231,7 +7228,7 @@
           <w:numId w:val="19"/>
         </w:numPr>
         <w:spacing w:before="100" w:beforeAutospacing="1" w:after="100" w:afterAutospacing="1"/>
-        <w:divId w:val="1653368682"/>
+        <w:divId w:val="1902401125"/>
         <w:rPr>
           <w:rFonts w:eastAsia="Times New Roman"/>
           <w:lang w:val="nl-NL"/>
@@ -7252,7 +7249,7 @@
           <w:numId w:val="19"/>
         </w:numPr>
         <w:spacing w:before="100" w:beforeAutospacing="1" w:after="100" w:afterAutospacing="1"/>
-        <w:divId w:val="1653368682"/>
+        <w:divId w:val="1902401125"/>
         <w:rPr>
           <w:rFonts w:eastAsia="Times New Roman"/>
           <w:lang w:val="nl-NL"/>
@@ -7269,7 +7266,7 @@
     <w:p>
       <w:pPr>
         <w:pStyle w:val="Normaalweb"/>
-        <w:divId w:val="1653368682"/>
+        <w:divId w:val="1902401125"/>
         <w:rPr>
           <w:lang w:val="nl-NL"/>
         </w:rPr>
@@ -7284,7 +7281,7 @@
     <w:p>
       <w:pPr>
         <w:pStyle w:val="Kop5"/>
-        <w:divId w:val="1653368682"/>
+        <w:divId w:val="1902401125"/>
         <w:rPr>
           <w:rFonts w:eastAsia="Times New Roman"/>
           <w:lang w:val="nl-NL"/>
@@ -7301,7 +7298,7 @@
     <w:p>
       <w:pPr>
         <w:pStyle w:val="Normaalweb"/>
-        <w:divId w:val="1653368682"/>
+        <w:divId w:val="1902401125"/>
         <w:rPr>
           <w:lang w:val="nl-NL"/>
         </w:rPr>
@@ -7316,7 +7313,7 @@
     <w:p>
       <w:pPr>
         <w:pStyle w:val="Kop4"/>
-        <w:divId w:val="1653368682"/>
+        <w:divId w:val="1902401125"/>
         <w:rPr>
           <w:rFonts w:eastAsia="Times New Roman"/>
           <w:lang w:val="nl-NL"/>
@@ -7333,7 +7330,7 @@
     <w:p>
       <w:pPr>
         <w:pStyle w:val="Kop5"/>
-        <w:divId w:val="1653368682"/>
+        <w:divId w:val="1902401125"/>
         <w:rPr>
           <w:rFonts w:eastAsia="Times New Roman"/>
           <w:lang w:val="nl-NL"/>
@@ -7350,7 +7347,7 @@
     <w:p>
       <w:pPr>
         <w:pStyle w:val="Normaalweb"/>
-        <w:divId w:val="1653368682"/>
+        <w:divId w:val="1902401125"/>
         <w:rPr>
           <w:lang w:val="nl-NL"/>
         </w:rPr>
@@ -7365,7 +7362,7 @@
     <w:p>
       <w:pPr>
         <w:pStyle w:val="Kop5"/>
-        <w:divId w:val="1653368682"/>
+        <w:divId w:val="1902401125"/>
         <w:rPr>
           <w:rFonts w:eastAsia="Times New Roman"/>
           <w:lang w:val="nl-NL"/>
@@ -7382,7 +7379,7 @@
     <w:p>
       <w:pPr>
         <w:pStyle w:val="Normaalweb"/>
-        <w:divId w:val="1653368682"/>
+        <w:divId w:val="1902401125"/>
         <w:rPr>
           <w:lang w:val="nl-NL"/>
         </w:rPr>
@@ -7397,7 +7394,7 @@
     <w:p>
       <w:pPr>
         <w:pStyle w:val="Kop5"/>
-        <w:divId w:val="1653368682"/>
+        <w:divId w:val="1902401125"/>
         <w:rPr>
           <w:rFonts w:eastAsia="Times New Roman"/>
           <w:lang w:val="nl-NL"/>
@@ -7414,7 +7411,7 @@
     <w:p>
       <w:pPr>
         <w:pStyle w:val="Normaalweb"/>
-        <w:divId w:val="1653368682"/>
+        <w:divId w:val="1902401125"/>
         <w:rPr>
           <w:lang w:val="nl-NL"/>
         </w:rPr>
@@ -7429,7 +7426,7 @@
     <w:p>
       <w:pPr>
         <w:pStyle w:val="Kop5"/>
-        <w:divId w:val="1653368682"/>
+        <w:divId w:val="1902401125"/>
         <w:rPr>
           <w:rFonts w:eastAsia="Times New Roman"/>
           <w:lang w:val="nl-NL"/>
@@ -7446,7 +7443,7 @@
     <w:p>
       <w:pPr>
         <w:pStyle w:val="Normaalweb"/>
-        <w:divId w:val="1653368682"/>
+        <w:divId w:val="1902401125"/>
         <w:rPr>
           <w:lang w:val="nl-NL"/>
         </w:rPr>
@@ -7461,7 +7458,7 @@
     <w:p>
       <w:pPr>
         <w:pStyle w:val="Kop5"/>
-        <w:divId w:val="1653368682"/>
+        <w:divId w:val="1902401125"/>
         <w:rPr>
           <w:rFonts w:eastAsia="Times New Roman"/>
           <w:lang w:val="nl-NL"/>
@@ -7478,7 +7475,7 @@
     <w:p>
       <w:pPr>
         <w:pStyle w:val="Normaalweb"/>
-        <w:divId w:val="1653368682"/>
+        <w:divId w:val="1902401125"/>
         <w:rPr>
           <w:lang w:val="nl-NL"/>
         </w:rPr>
@@ -7493,7 +7490,7 @@
     <w:p>
       <w:pPr>
         <w:pStyle w:val="afsluiting"/>
-        <w:divId w:val="1653368682"/>
+        <w:divId w:val="1902401125"/>
         <w:rPr>
           <w:lang w:val="nl-NL"/>
         </w:rPr>
@@ -7508,7 +7505,7 @@
     <w:p>
       <w:pPr>
         <w:outlineLvl w:val="2"/>
-        <w:divId w:val="618805818"/>
+        <w:divId w:val="1749496505"/>
         <w:rPr>
           <w:rFonts w:ascii="Aptos Display" w:eastAsia="Times New Roman" w:hAnsi="Aptos Display"/>
           <w:b/>
@@ -7534,7 +7531,7 @@
     </w:p>
     <w:p>
       <w:pPr>
-        <w:divId w:val="618805818"/>
+        <w:divId w:val="1749496505"/>
         <w:rPr>
           <w:rFonts w:eastAsia="Times New Roman"/>
           <w:sz w:val="24"/>
@@ -7554,7 +7551,7 @@
     <w:p>
       <w:pPr>
         <w:pStyle w:val="subtitel"/>
-        <w:divId w:val="1653368682"/>
+        <w:divId w:val="1902401125"/>
         <w:rPr>
           <w:lang w:val="nl-NL"/>
         </w:rPr>
@@ -7569,7 +7566,7 @@
     <w:p>
       <w:pPr>
         <w:pStyle w:val="Kop4"/>
-        <w:divId w:val="1653368682"/>
+        <w:divId w:val="1902401125"/>
         <w:rPr>
           <w:rFonts w:eastAsia="Times New Roman"/>
           <w:lang w:val="nl-NL"/>
@@ -7586,7 +7583,7 @@
     <w:p>
       <w:pPr>
         <w:pStyle w:val="Normaalweb"/>
-        <w:divId w:val="1653368682"/>
+        <w:divId w:val="1902401125"/>
         <w:rPr>
           <w:lang w:val="nl-NL"/>
         </w:rPr>
@@ -7601,7 +7598,7 @@
     <w:p>
       <w:pPr>
         <w:pStyle w:val="Kop5"/>
-        <w:divId w:val="1653368682"/>
+        <w:divId w:val="1902401125"/>
         <w:rPr>
           <w:rFonts w:eastAsia="Times New Roman"/>
           <w:lang w:val="nl-NL"/>
@@ -7618,7 +7615,7 @@
     <w:p>
       <w:pPr>
         <w:pStyle w:val="Normaalweb"/>
-        <w:divId w:val="1653368682"/>
+        <w:divId w:val="1902401125"/>
         <w:rPr>
           <w:lang w:val="nl-NL"/>
         </w:rPr>
@@ -7633,7 +7630,7 @@
     <w:p>
       <w:pPr>
         <w:pStyle w:val="Normaalweb"/>
-        <w:divId w:val="1653368682"/>
+        <w:divId w:val="1902401125"/>
         <w:rPr>
           <w:lang w:val="nl-NL"/>
         </w:rPr>
@@ -7648,7 +7645,7 @@
     <w:p>
       <w:pPr>
         <w:pStyle w:val="Kop5"/>
-        <w:divId w:val="1653368682"/>
+        <w:divId w:val="1902401125"/>
         <w:rPr>
           <w:rFonts w:eastAsia="Times New Roman"/>
           <w:lang w:val="nl-NL"/>
@@ -7669,7 +7666,7 @@
           <w:numId w:val="20"/>
         </w:numPr>
         <w:spacing w:before="100" w:beforeAutospacing="1" w:after="100" w:afterAutospacing="1"/>
-        <w:divId w:val="1653368682"/>
+        <w:divId w:val="1902401125"/>
         <w:rPr>
           <w:rFonts w:eastAsia="Times New Roman"/>
           <w:lang w:val="nl-NL"/>
@@ -7690,7 +7687,7 @@
           <w:numId w:val="20"/>
         </w:numPr>
         <w:spacing w:before="100" w:beforeAutospacing="1" w:after="100" w:afterAutospacing="1"/>
-        <w:divId w:val="1653368682"/>
+        <w:divId w:val="1902401125"/>
         <w:rPr>
           <w:rFonts w:eastAsia="Times New Roman"/>
           <w:lang w:val="nl-NL"/>
@@ -7711,7 +7708,7 @@
           <w:numId w:val="20"/>
         </w:numPr>
         <w:spacing w:before="100" w:beforeAutospacing="1" w:after="100" w:afterAutospacing="1"/>
-        <w:divId w:val="1653368682"/>
+        <w:divId w:val="1902401125"/>
         <w:rPr>
           <w:rFonts w:eastAsia="Times New Roman"/>
           <w:lang w:val="nl-NL"/>
@@ -7728,7 +7725,7 @@
     <w:p>
       <w:pPr>
         <w:pStyle w:val="Kop5"/>
-        <w:divId w:val="1653368682"/>
+        <w:divId w:val="1902401125"/>
         <w:rPr>
           <w:rFonts w:eastAsia="Times New Roman"/>
           <w:lang w:val="nl-NL"/>
@@ -7745,7 +7742,7 @@
     <w:p>
       <w:pPr>
         <w:pStyle w:val="Normaalweb"/>
-        <w:divId w:val="1653368682"/>
+        <w:divId w:val="1902401125"/>
         <w:rPr>
           <w:lang w:val="nl-NL"/>
         </w:rPr>
@@ -7760,7 +7757,7 @@
     <w:p>
       <w:pPr>
         <w:pStyle w:val="Kop4"/>
-        <w:divId w:val="1653368682"/>
+        <w:divId w:val="1902401125"/>
         <w:rPr>
           <w:rFonts w:eastAsia="Times New Roman"/>
           <w:lang w:val="nl-NL"/>
@@ -7777,7 +7774,7 @@
     <w:p>
       <w:pPr>
         <w:pStyle w:val="Normaalweb"/>
-        <w:divId w:val="1610357310"/>
+        <w:divId w:val="907114141"/>
         <w:rPr>
           <w:lang w:val="nl-NL"/>
         </w:rPr>
@@ -7799,7 +7796,7 @@
     <w:p>
       <w:pPr>
         <w:pStyle w:val="Normaalweb"/>
-        <w:divId w:val="1610357310"/>
+        <w:divId w:val="907114141"/>
         <w:rPr>
           <w:lang w:val="nl-NL"/>
         </w:rPr>
@@ -7821,7 +7818,7 @@
     <w:p>
       <w:pPr>
         <w:pStyle w:val="Kop5"/>
-        <w:divId w:val="1653368682"/>
+        <w:divId w:val="1902401125"/>
         <w:rPr>
           <w:rFonts w:eastAsia="Times New Roman"/>
           <w:lang w:val="nl-NL"/>
@@ -7838,7 +7835,7 @@
     <w:p>
       <w:pPr>
         <w:pStyle w:val="Normaalweb"/>
-        <w:divId w:val="1653368682"/>
+        <w:divId w:val="1902401125"/>
         <w:rPr>
           <w:lang w:val="nl-NL"/>
         </w:rPr>
@@ -7853,7 +7850,7 @@
     <w:p>
       <w:pPr>
         <w:pStyle w:val="Kop5"/>
-        <w:divId w:val="1653368682"/>
+        <w:divId w:val="1902401125"/>
         <w:rPr>
           <w:rFonts w:eastAsia="Times New Roman"/>
           <w:lang w:val="nl-NL"/>
@@ -7870,7 +7867,7 @@
     <w:p>
       <w:pPr>
         <w:pStyle w:val="Normaalweb"/>
-        <w:divId w:val="1653368682"/>
+        <w:divId w:val="1902401125"/>
         <w:rPr>
           <w:lang w:val="nl-NL"/>
         </w:rPr>
@@ -7885,7 +7882,7 @@
     <w:p>
       <w:pPr>
         <w:pStyle w:val="Kop5"/>
-        <w:divId w:val="1653368682"/>
+        <w:divId w:val="1902401125"/>
         <w:rPr>
           <w:rFonts w:eastAsia="Times New Roman"/>
           <w:lang w:val="nl-NL"/>
@@ -7902,7 +7899,7 @@
     <w:p>
       <w:pPr>
         <w:pStyle w:val="Normaalweb"/>
-        <w:divId w:val="1653368682"/>
+        <w:divId w:val="1902401125"/>
         <w:rPr>
           <w:lang w:val="nl-NL"/>
         </w:rPr>
@@ -7917,7 +7914,7 @@
     <w:p>
       <w:pPr>
         <w:pStyle w:val="Kop4"/>
-        <w:divId w:val="1653368682"/>
+        <w:divId w:val="1902401125"/>
         <w:rPr>
           <w:rFonts w:eastAsia="Times New Roman"/>
           <w:lang w:val="nl-NL"/>
@@ -7934,7 +7931,7 @@
     <w:p>
       <w:pPr>
         <w:pStyle w:val="Kop5"/>
-        <w:divId w:val="1653368682"/>
+        <w:divId w:val="1902401125"/>
         <w:rPr>
           <w:rFonts w:eastAsia="Times New Roman"/>
           <w:lang w:val="nl-NL"/>
@@ -7951,7 +7948,7 @@
     <w:p>
       <w:pPr>
         <w:pStyle w:val="Normaalweb"/>
-        <w:divId w:val="1653368682"/>
+        <w:divId w:val="1902401125"/>
         <w:rPr>
           <w:lang w:val="nl-NL"/>
         </w:rPr>
@@ -7966,7 +7963,7 @@
     <w:p>
       <w:pPr>
         <w:pStyle w:val="Kop5"/>
-        <w:divId w:val="1653368682"/>
+        <w:divId w:val="1902401125"/>
         <w:rPr>
           <w:rFonts w:eastAsia="Times New Roman"/>
           <w:lang w:val="nl-NL"/>
@@ -7983,7 +7980,7 @@
     <w:p>
       <w:pPr>
         <w:pStyle w:val="Normaalweb"/>
-        <w:divId w:val="1653368682"/>
+        <w:divId w:val="1902401125"/>
         <w:rPr>
           <w:lang w:val="nl-NL"/>
         </w:rPr>
@@ -8002,7 +7999,7 @@
           <w:numId w:val="21"/>
         </w:numPr>
         <w:spacing w:before="100" w:beforeAutospacing="1" w:after="100" w:afterAutospacing="1"/>
-        <w:divId w:val="1653368682"/>
+        <w:divId w:val="1902401125"/>
         <w:rPr>
           <w:rFonts w:eastAsia="Times New Roman"/>
           <w:lang w:val="nl-NL"/>
@@ -8023,7 +8020,7 @@
           <w:numId w:val="21"/>
         </w:numPr>
         <w:spacing w:before="100" w:beforeAutospacing="1" w:after="100" w:afterAutospacing="1"/>
-        <w:divId w:val="1653368682"/>
+        <w:divId w:val="1902401125"/>
         <w:rPr>
           <w:rFonts w:eastAsia="Times New Roman"/>
           <w:lang w:val="nl-NL"/>
@@ -8044,7 +8041,7 @@
           <w:numId w:val="21"/>
         </w:numPr>
         <w:spacing w:before="100" w:beforeAutospacing="1" w:after="100" w:afterAutospacing="1"/>
-        <w:divId w:val="1653368682"/>
+        <w:divId w:val="1902401125"/>
         <w:rPr>
           <w:rFonts w:eastAsia="Times New Roman"/>
           <w:lang w:val="nl-NL"/>
@@ -8061,7 +8058,7 @@
     <w:p>
       <w:pPr>
         <w:pStyle w:val="Normaalweb"/>
-        <w:divId w:val="1653368682"/>
+        <w:divId w:val="1902401125"/>
         <w:rPr>
           <w:lang w:val="nl-NL"/>
         </w:rPr>
@@ -8076,7 +8073,7 @@
     <w:p>
       <w:pPr>
         <w:pStyle w:val="Kop5"/>
-        <w:divId w:val="1653368682"/>
+        <w:divId w:val="1902401125"/>
         <w:rPr>
           <w:rFonts w:eastAsia="Times New Roman"/>
           <w:lang w:val="nl-NL"/>
@@ -8093,7 +8090,7 @@
     <w:p>
       <w:pPr>
         <w:pStyle w:val="Normaalweb"/>
-        <w:divId w:val="1653368682"/>
+        <w:divId w:val="1902401125"/>
         <w:rPr>
           <w:lang w:val="nl-NL"/>
         </w:rPr>
@@ -8108,7 +8105,7 @@
     <w:p>
       <w:pPr>
         <w:pStyle w:val="Kop4"/>
-        <w:divId w:val="1653368682"/>
+        <w:divId w:val="1902401125"/>
         <w:rPr>
           <w:rFonts w:eastAsia="Times New Roman"/>
           <w:lang w:val="nl-NL"/>
@@ -8125,7 +8122,7 @@
     <w:p>
       <w:pPr>
         <w:pStyle w:val="Kop5"/>
-        <w:divId w:val="1653368682"/>
+        <w:divId w:val="1902401125"/>
         <w:rPr>
           <w:rFonts w:eastAsia="Times New Roman"/>
           <w:lang w:val="nl-NL"/>
@@ -8142,7 +8139,7 @@
     <w:p>
       <w:pPr>
         <w:pStyle w:val="Normaalweb"/>
-        <w:divId w:val="1653368682"/>
+        <w:divId w:val="1902401125"/>
         <w:rPr>
           <w:lang w:val="nl-NL"/>
         </w:rPr>
@@ -8157,7 +8154,7 @@
     <w:p>
       <w:pPr>
         <w:pStyle w:val="Kop5"/>
-        <w:divId w:val="1653368682"/>
+        <w:divId w:val="1902401125"/>
         <w:rPr>
           <w:rFonts w:eastAsia="Times New Roman"/>
           <w:lang w:val="nl-NL"/>
@@ -8174,7 +8171,7 @@
     <w:p>
       <w:pPr>
         <w:pStyle w:val="Normaalweb"/>
-        <w:divId w:val="1653368682"/>
+        <w:divId w:val="1902401125"/>
         <w:rPr>
           <w:lang w:val="nl-NL"/>
         </w:rPr>
@@ -8189,7 +8186,7 @@
     <w:p>
       <w:pPr>
         <w:pStyle w:val="Kop5"/>
-        <w:divId w:val="1653368682"/>
+        <w:divId w:val="1902401125"/>
         <w:rPr>
           <w:rFonts w:eastAsia="Times New Roman"/>
           <w:lang w:val="nl-NL"/>
@@ -8206,7 +8203,7 @@
     <w:p>
       <w:pPr>
         <w:pStyle w:val="Normaalweb"/>
-        <w:divId w:val="1653368682"/>
+        <w:divId w:val="1902401125"/>
         <w:rPr>
           <w:lang w:val="nl-NL"/>
         </w:rPr>
@@ -8221,7 +8218,7 @@
     <w:p>
       <w:pPr>
         <w:pStyle w:val="Kop5"/>
-        <w:divId w:val="1653368682"/>
+        <w:divId w:val="1902401125"/>
         <w:rPr>
           <w:rFonts w:eastAsia="Times New Roman"/>
           <w:lang w:val="nl-NL"/>
@@ -8238,7 +8235,7 @@
     <w:p>
       <w:pPr>
         <w:pStyle w:val="Normaalweb"/>
-        <w:divId w:val="1653368682"/>
+        <w:divId w:val="1902401125"/>
         <w:rPr>
           <w:lang w:val="nl-NL"/>
         </w:rPr>
@@ -8253,7 +8250,7 @@
     <w:p>
       <w:pPr>
         <w:pStyle w:val="Kop5"/>
-        <w:divId w:val="1653368682"/>
+        <w:divId w:val="1902401125"/>
         <w:rPr>
           <w:rFonts w:eastAsia="Times New Roman"/>
           <w:lang w:val="nl-NL"/>
@@ -8270,7 +8267,7 @@
     <w:p>
       <w:pPr>
         <w:pStyle w:val="Normaalweb"/>
-        <w:divId w:val="1653368682"/>
+        <w:divId w:val="1902401125"/>
         <w:rPr>
           <w:lang w:val="nl-NL"/>
         </w:rPr>
@@ -8285,7 +8282,7 @@
     <w:p>
       <w:pPr>
         <w:pStyle w:val="afsluiting"/>
-        <w:divId w:val="1653368682"/>
+        <w:divId w:val="1902401125"/>
         <w:rPr>
           <w:lang w:val="nl-NL"/>
         </w:rPr>
@@ -8301,7 +8298,7 @@
       <w:pPr>
         <w:pStyle w:val="marker"/>
         <w:ind w:left="800" w:right="800"/>
-        <w:divId w:val="1653368682"/>
+        <w:divId w:val="1902401125"/>
         <w:rPr>
           <w:lang w:val="nl-NL"/>
         </w:rPr>
@@ -8313,13 +8310,13 @@
     <w:p>
       <w:pPr>
         <w:pStyle w:val="Kop1"/>
-        <w:divId w:val="1653368682"/>
-        <w:rPr>
-          <w:rFonts w:eastAsia="Times New Roman"/>
-          <w:lang w:val="nl-NL"/>
-        </w:rPr>
-      </w:pPr>
-      <w:bookmarkStart w:id="4" w:name="_Toc242180603"/>
+        <w:divId w:val="1902401125"/>
+        <w:rPr>
+          <w:rFonts w:eastAsia="Times New Roman"/>
+          <w:lang w:val="nl-NL"/>
+        </w:rPr>
+      </w:pPr>
+      <w:bookmarkStart w:id="4" w:name="_Toc242189251"/>
       <w:r>
         <w:rPr>
           <w:rFonts w:eastAsia="Times New Roman"/>
@@ -8333,7 +8330,7 @@
       <w:pPr>
         <w:pStyle w:val="Kop2"/>
         <w:spacing w:before="400" w:after="160"/>
-        <w:divId w:val="1653368682"/>
+        <w:divId w:val="1902401125"/>
         <w:rPr>
           <w:rFonts w:eastAsia="Times New Roman"/>
           <w:sz w:val="32"/>
@@ -8341,7 +8338,7 @@
           <w:lang w:val="nl-NL"/>
         </w:rPr>
       </w:pPr>
-      <w:bookmarkStart w:id="5" w:name="_Toc242180604"/>
+      <w:bookmarkStart w:id="5" w:name="_Toc242189252"/>
       <w:r>
         <w:rPr>
           <w:rFonts w:eastAsia="Times New Roman"/>
@@ -8356,7 +8353,7 @@
     <w:p>
       <w:pPr>
         <w:outlineLvl w:val="2"/>
-        <w:divId w:val="1066612340"/>
+        <w:divId w:val="2112554768"/>
         <w:rPr>
           <w:rFonts w:ascii="Aptos Display" w:eastAsia="Times New Roman" w:hAnsi="Aptos Display"/>
           <w:b/>
@@ -8382,7 +8379,7 @@
     </w:p>
     <w:p>
       <w:pPr>
-        <w:divId w:val="1066612340"/>
+        <w:divId w:val="2112554768"/>
         <w:rPr>
           <w:rFonts w:eastAsia="Times New Roman"/>
           <w:sz w:val="24"/>
@@ -8402,7 +8399,7 @@
     <w:p>
       <w:pPr>
         <w:pStyle w:val="subtitel"/>
-        <w:divId w:val="1653368682"/>
+        <w:divId w:val="1902401125"/>
         <w:rPr>
           <w:lang w:val="nl-NL"/>
         </w:rPr>
@@ -8417,7 +8414,7 @@
     <w:p>
       <w:pPr>
         <w:pStyle w:val="Kop4"/>
-        <w:divId w:val="1653368682"/>
+        <w:divId w:val="1902401125"/>
         <w:rPr>
           <w:rFonts w:eastAsia="Times New Roman"/>
           <w:lang w:val="nl-NL"/>
@@ -8434,7 +8431,7 @@
     <w:p>
       <w:pPr>
         <w:pStyle w:val="Normaalweb"/>
-        <w:divId w:val="1653368682"/>
+        <w:divId w:val="1902401125"/>
         <w:rPr>
           <w:lang w:val="nl-NL"/>
         </w:rPr>
@@ -8449,7 +8446,7 @@
     <w:p>
       <w:pPr>
         <w:pStyle w:val="Kop5"/>
-        <w:divId w:val="1653368682"/>
+        <w:divId w:val="1902401125"/>
         <w:rPr>
           <w:rFonts w:eastAsia="Times New Roman"/>
           <w:lang w:val="nl-NL"/>
@@ -8466,7 +8463,7 @@
     <w:p>
       <w:pPr>
         <w:pStyle w:val="Normaalweb"/>
-        <w:divId w:val="1653368682"/>
+        <w:divId w:val="1902401125"/>
         <w:rPr>
           <w:lang w:val="nl-NL"/>
         </w:rPr>
@@ -8481,7 +8478,7 @@
     <w:p>
       <w:pPr>
         <w:pStyle w:val="Normaalweb"/>
-        <w:divId w:val="1653368682"/>
+        <w:divId w:val="1902401125"/>
         <w:rPr>
           <w:lang w:val="nl-NL"/>
         </w:rPr>
@@ -8496,7 +8493,7 @@
     <w:p>
       <w:pPr>
         <w:pStyle w:val="Kop5"/>
-        <w:divId w:val="1653368682"/>
+        <w:divId w:val="1902401125"/>
         <w:rPr>
           <w:rFonts w:eastAsia="Times New Roman"/>
           <w:lang w:val="nl-NL"/>
@@ -8517,7 +8514,7 @@
           <w:numId w:val="22"/>
         </w:numPr>
         <w:spacing w:before="100" w:beforeAutospacing="1" w:after="100" w:afterAutospacing="1"/>
-        <w:divId w:val="1653368682"/>
+        <w:divId w:val="1902401125"/>
         <w:rPr>
           <w:rFonts w:eastAsia="Times New Roman"/>
           <w:lang w:val="nl-NL"/>
@@ -8538,7 +8535,7 @@
           <w:numId w:val="22"/>
         </w:numPr>
         <w:spacing w:before="100" w:beforeAutospacing="1" w:after="100" w:afterAutospacing="1"/>
-        <w:divId w:val="1653368682"/>
+        <w:divId w:val="1902401125"/>
         <w:rPr>
           <w:rFonts w:eastAsia="Times New Roman"/>
           <w:lang w:val="nl-NL"/>
@@ -8559,7 +8556,7 @@
           <w:numId w:val="22"/>
         </w:numPr>
         <w:spacing w:before="100" w:beforeAutospacing="1" w:after="100" w:afterAutospacing="1"/>
-        <w:divId w:val="1653368682"/>
+        <w:divId w:val="1902401125"/>
         <w:rPr>
           <w:rFonts w:eastAsia="Times New Roman"/>
           <w:lang w:val="nl-NL"/>
@@ -8576,7 +8573,7 @@
     <w:p>
       <w:pPr>
         <w:pStyle w:val="Kop5"/>
-        <w:divId w:val="1653368682"/>
+        <w:divId w:val="1902401125"/>
         <w:rPr>
           <w:rFonts w:eastAsia="Times New Roman"/>
           <w:lang w:val="nl-NL"/>
@@ -8593,7 +8590,7 @@
     <w:p>
       <w:pPr>
         <w:pStyle w:val="Normaalweb"/>
-        <w:divId w:val="1653368682"/>
+        <w:divId w:val="1902401125"/>
         <w:rPr>
           <w:lang w:val="nl-NL"/>
         </w:rPr>
@@ -8608,7 +8605,7 @@
     <w:p>
       <w:pPr>
         <w:pStyle w:val="Kop4"/>
-        <w:divId w:val="1653368682"/>
+        <w:divId w:val="1902401125"/>
         <w:rPr>
           <w:rFonts w:eastAsia="Times New Roman"/>
           <w:lang w:val="nl-NL"/>
@@ -8625,7 +8622,7 @@
     <w:p>
       <w:pPr>
         <w:pStyle w:val="Normaalweb"/>
-        <w:divId w:val="196434224"/>
+        <w:divId w:val="2076081590"/>
         <w:rPr>
           <w:lang w:val="nl-NL"/>
         </w:rPr>
@@ -8647,7 +8644,7 @@
     <w:p>
       <w:pPr>
         <w:pStyle w:val="Normaalweb"/>
-        <w:divId w:val="196434224"/>
+        <w:divId w:val="2076081590"/>
         <w:rPr>
           <w:lang w:val="nl-NL"/>
         </w:rPr>
@@ -8675,7 +8672,7 @@
     <w:p>
       <w:pPr>
         <w:pStyle w:val="Kop5"/>
-        <w:divId w:val="1653368682"/>
+        <w:divId w:val="1902401125"/>
         <w:rPr>
           <w:rFonts w:eastAsia="Times New Roman"/>
           <w:lang w:val="nl-NL"/>
@@ -8692,7 +8689,7 @@
     <w:p>
       <w:pPr>
         <w:pStyle w:val="Normaalweb"/>
-        <w:divId w:val="1653368682"/>
+        <w:divId w:val="1902401125"/>
         <w:rPr>
           <w:lang w:val="nl-NL"/>
         </w:rPr>
@@ -8707,7 +8704,7 @@
     <w:p>
       <w:pPr>
         <w:pStyle w:val="Kop5"/>
-        <w:divId w:val="1653368682"/>
+        <w:divId w:val="1902401125"/>
         <w:rPr>
           <w:rFonts w:eastAsia="Times New Roman"/>
           <w:lang w:val="nl-NL"/>
@@ -8724,7 +8721,7 @@
     <w:p>
       <w:pPr>
         <w:pStyle w:val="Normaalweb"/>
-        <w:divId w:val="1653368682"/>
+        <w:divId w:val="1902401125"/>
         <w:rPr>
           <w:lang w:val="nl-NL"/>
         </w:rPr>
@@ -8739,7 +8736,7 @@
     <w:p>
       <w:pPr>
         <w:pStyle w:val="Kop5"/>
-        <w:divId w:val="1653368682"/>
+        <w:divId w:val="1902401125"/>
         <w:rPr>
           <w:rFonts w:eastAsia="Times New Roman"/>
           <w:lang w:val="nl-NL"/>
@@ -8756,7 +8753,7 @@
     <w:p>
       <w:pPr>
         <w:pStyle w:val="Normaalweb"/>
-        <w:divId w:val="1653368682"/>
+        <w:divId w:val="1902401125"/>
         <w:rPr>
           <w:lang w:val="nl-NL"/>
         </w:rPr>
@@ -8771,7 +8768,7 @@
     <w:p>
       <w:pPr>
         <w:pStyle w:val="Kop4"/>
-        <w:divId w:val="1653368682"/>
+        <w:divId w:val="1902401125"/>
         <w:rPr>
           <w:rFonts w:eastAsia="Times New Roman"/>
           <w:lang w:val="nl-NL"/>
@@ -8788,7 +8785,7 @@
     <w:p>
       <w:pPr>
         <w:pStyle w:val="Kop5"/>
-        <w:divId w:val="1653368682"/>
+        <w:divId w:val="1902401125"/>
         <w:rPr>
           <w:rFonts w:eastAsia="Times New Roman"/>
           <w:lang w:val="nl-NL"/>
@@ -8805,7 +8802,7 @@
     <w:p>
       <w:pPr>
         <w:pStyle w:val="Normaalweb"/>
-        <w:divId w:val="1653368682"/>
+        <w:divId w:val="1902401125"/>
         <w:rPr>
           <w:lang w:val="nl-NL"/>
         </w:rPr>
@@ -8820,7 +8817,7 @@
     <w:p>
       <w:pPr>
         <w:pStyle w:val="Kop5"/>
-        <w:divId w:val="1653368682"/>
+        <w:divId w:val="1902401125"/>
         <w:rPr>
           <w:rFonts w:eastAsia="Times New Roman"/>
           <w:lang w:val="nl-NL"/>
@@ -8837,7 +8834,7 @@
     <w:p>
       <w:pPr>
         <w:pStyle w:val="Normaalweb"/>
-        <w:divId w:val="1653368682"/>
+        <w:divId w:val="1902401125"/>
         <w:rPr>
           <w:lang w:val="nl-NL"/>
         </w:rPr>
@@ -8856,7 +8853,7 @@
           <w:numId w:val="23"/>
         </w:numPr>
         <w:spacing w:before="100" w:beforeAutospacing="1" w:after="100" w:afterAutospacing="1"/>
-        <w:divId w:val="1653368682"/>
+        <w:divId w:val="1902401125"/>
         <w:rPr>
           <w:rFonts w:eastAsia="Times New Roman"/>
           <w:lang w:val="nl-NL"/>
@@ -8877,7 +8874,7 @@
           <w:numId w:val="23"/>
         </w:numPr>
         <w:spacing w:before="100" w:beforeAutospacing="1" w:after="100" w:afterAutospacing="1"/>
-        <w:divId w:val="1653368682"/>
+        <w:divId w:val="1902401125"/>
         <w:rPr>
           <w:rFonts w:eastAsia="Times New Roman"/>
           <w:lang w:val="nl-NL"/>
@@ -8898,7 +8895,7 @@
           <w:numId w:val="23"/>
         </w:numPr>
         <w:spacing w:before="100" w:beforeAutospacing="1" w:after="100" w:afterAutospacing="1"/>
-        <w:divId w:val="1653368682"/>
+        <w:divId w:val="1902401125"/>
         <w:rPr>
           <w:rFonts w:eastAsia="Times New Roman"/>
           <w:lang w:val="nl-NL"/>
@@ -8915,7 +8912,7 @@
     <w:p>
       <w:pPr>
         <w:pStyle w:val="Normaalweb"/>
-        <w:divId w:val="1653368682"/>
+        <w:divId w:val="1902401125"/>
         <w:rPr>
           <w:lang w:val="nl-NL"/>
         </w:rPr>
@@ -8930,7 +8927,7 @@
     <w:p>
       <w:pPr>
         <w:pStyle w:val="Kop5"/>
-        <w:divId w:val="1653368682"/>
+        <w:divId w:val="1902401125"/>
         <w:rPr>
           <w:rFonts w:eastAsia="Times New Roman"/>
           <w:lang w:val="nl-NL"/>
@@ -8947,7 +8944,7 @@
     <w:p>
       <w:pPr>
         <w:pStyle w:val="Normaalweb"/>
-        <w:divId w:val="1653368682"/>
+        <w:divId w:val="1902401125"/>
         <w:rPr>
           <w:lang w:val="nl-NL"/>
         </w:rPr>
@@ -8962,7 +8959,7 @@
     <w:p>
       <w:pPr>
         <w:pStyle w:val="Kop4"/>
-        <w:divId w:val="1653368682"/>
+        <w:divId w:val="1902401125"/>
         <w:rPr>
           <w:rFonts w:eastAsia="Times New Roman"/>
           <w:lang w:val="nl-NL"/>
@@ -8979,7 +8976,7 @@
     <w:p>
       <w:pPr>
         <w:pStyle w:val="Kop5"/>
-        <w:divId w:val="1653368682"/>
+        <w:divId w:val="1902401125"/>
         <w:rPr>
           <w:rFonts w:eastAsia="Times New Roman"/>
           <w:lang w:val="nl-NL"/>
@@ -8996,7 +8993,7 @@
     <w:p>
       <w:pPr>
         <w:pStyle w:val="Normaalweb"/>
-        <w:divId w:val="1653368682"/>
+        <w:divId w:val="1902401125"/>
         <w:rPr>
           <w:lang w:val="nl-NL"/>
         </w:rPr>
@@ -9011,7 +9008,7 @@
     <w:p>
       <w:pPr>
         <w:pStyle w:val="Kop5"/>
-        <w:divId w:val="1653368682"/>
+        <w:divId w:val="1902401125"/>
         <w:rPr>
           <w:rFonts w:eastAsia="Times New Roman"/>
           <w:lang w:val="nl-NL"/>
@@ -9028,7 +9025,7 @@
     <w:p>
       <w:pPr>
         <w:pStyle w:val="Normaalweb"/>
-        <w:divId w:val="1653368682"/>
+        <w:divId w:val="1902401125"/>
         <w:rPr>
           <w:lang w:val="nl-NL"/>
         </w:rPr>
@@ -9043,7 +9040,7 @@
     <w:p>
       <w:pPr>
         <w:pStyle w:val="Kop5"/>
-        <w:divId w:val="1653368682"/>
+        <w:divId w:val="1902401125"/>
         <w:rPr>
           <w:rFonts w:eastAsia="Times New Roman"/>
           <w:lang w:val="nl-NL"/>
@@ -9060,7 +9057,7 @@
     <w:p>
       <w:pPr>
         <w:pStyle w:val="Normaalweb"/>
-        <w:divId w:val="1653368682"/>
+        <w:divId w:val="1902401125"/>
         <w:rPr>
           <w:lang w:val="nl-NL"/>
         </w:rPr>
@@ -9075,7 +9072,7 @@
     <w:p>
       <w:pPr>
         <w:pStyle w:val="Kop5"/>
-        <w:divId w:val="1653368682"/>
+        <w:divId w:val="1902401125"/>
         <w:rPr>
           <w:rFonts w:eastAsia="Times New Roman"/>
           <w:lang w:val="nl-NL"/>
@@ -9092,7 +9089,7 @@
     <w:p>
       <w:pPr>
         <w:pStyle w:val="Normaalweb"/>
-        <w:divId w:val="1653368682"/>
+        <w:divId w:val="1902401125"/>
         <w:rPr>
           <w:lang w:val="nl-NL"/>
         </w:rPr>
@@ -9107,7 +9104,7 @@
     <w:p>
       <w:pPr>
         <w:pStyle w:val="Kop5"/>
-        <w:divId w:val="1653368682"/>
+        <w:divId w:val="1902401125"/>
         <w:rPr>
           <w:rFonts w:eastAsia="Times New Roman"/>
           <w:lang w:val="nl-NL"/>
@@ -9124,7 +9121,7 @@
     <w:p>
       <w:pPr>
         <w:pStyle w:val="Normaalweb"/>
-        <w:divId w:val="1653368682"/>
+        <w:divId w:val="1902401125"/>
         <w:rPr>
           <w:lang w:val="nl-NL"/>
         </w:rPr>
@@ -9139,7 +9136,7 @@
     <w:p>
       <w:pPr>
         <w:pStyle w:val="afsluiting"/>
-        <w:divId w:val="1653368682"/>
+        <w:divId w:val="1902401125"/>
         <w:rPr>
           <w:lang w:val="nl-NL"/>
         </w:rPr>
@@ -9154,7 +9151,7 @@
     <w:p>
       <w:pPr>
         <w:outlineLvl w:val="2"/>
-        <w:divId w:val="1596010842"/>
+        <w:divId w:val="766510424"/>
         <w:rPr>
           <w:rFonts w:ascii="Aptos Display" w:eastAsia="Times New Roman" w:hAnsi="Aptos Display"/>
           <w:b/>
@@ -9180,7 +9177,7 @@
     </w:p>
     <w:p>
       <w:pPr>
-        <w:divId w:val="1596010842"/>
+        <w:divId w:val="766510424"/>
         <w:rPr>
           <w:rFonts w:eastAsia="Times New Roman"/>
           <w:sz w:val="24"/>
@@ -9200,7 +9197,7 @@
     <w:p>
       <w:pPr>
         <w:pStyle w:val="subtitel"/>
-        <w:divId w:val="1653368682"/>
+        <w:divId w:val="1902401125"/>
         <w:rPr>
           <w:lang w:val="nl-NL"/>
         </w:rPr>
@@ -9215,7 +9212,7 @@
     <w:p>
       <w:pPr>
         <w:pStyle w:val="Kop4"/>
-        <w:divId w:val="1653368682"/>
+        <w:divId w:val="1902401125"/>
         <w:rPr>
           <w:rFonts w:eastAsia="Times New Roman"/>
           <w:lang w:val="nl-NL"/>
@@ -9232,7 +9229,7 @@
     <w:p>
       <w:pPr>
         <w:pStyle w:val="Normaalweb"/>
-        <w:divId w:val="1653368682"/>
+        <w:divId w:val="1902401125"/>
         <w:rPr>
           <w:lang w:val="nl-NL"/>
         </w:rPr>
@@ -9247,7 +9244,7 @@
     <w:p>
       <w:pPr>
         <w:pStyle w:val="Kop5"/>
-        <w:divId w:val="1653368682"/>
+        <w:divId w:val="1902401125"/>
         <w:rPr>
           <w:rFonts w:eastAsia="Times New Roman"/>
           <w:lang w:val="nl-NL"/>
@@ -9264,7 +9261,7 @@
     <w:p>
       <w:pPr>
         <w:pStyle w:val="Normaalweb"/>
-        <w:divId w:val="1653368682"/>
+        <w:divId w:val="1902401125"/>
         <w:rPr>
           <w:lang w:val="nl-NL"/>
         </w:rPr>
@@ -9279,7 +9276,7 @@
     <w:p>
       <w:pPr>
         <w:pStyle w:val="Normaalweb"/>
-        <w:divId w:val="1653368682"/>
+        <w:divId w:val="1902401125"/>
         <w:rPr>
           <w:lang w:val="nl-NL"/>
         </w:rPr>
@@ -9294,7 +9291,7 @@
     <w:p>
       <w:pPr>
         <w:pStyle w:val="Kop5"/>
-        <w:divId w:val="1653368682"/>
+        <w:divId w:val="1902401125"/>
         <w:rPr>
           <w:rFonts w:eastAsia="Times New Roman"/>
           <w:lang w:val="nl-NL"/>
@@ -9315,7 +9312,7 @@
           <w:numId w:val="24"/>
         </w:numPr>
         <w:spacing w:before="100" w:beforeAutospacing="1" w:after="100" w:afterAutospacing="1"/>
-        <w:divId w:val="1653368682"/>
+        <w:divId w:val="1902401125"/>
         <w:rPr>
           <w:rFonts w:eastAsia="Times New Roman"/>
           <w:lang w:val="nl-NL"/>
@@ -9336,7 +9333,7 @@
           <w:numId w:val="24"/>
         </w:numPr>
         <w:spacing w:before="100" w:beforeAutospacing="1" w:after="100" w:afterAutospacing="1"/>
-        <w:divId w:val="1653368682"/>
+        <w:divId w:val="1902401125"/>
         <w:rPr>
           <w:rFonts w:eastAsia="Times New Roman"/>
           <w:lang w:val="nl-NL"/>
@@ -9357,7 +9354,7 @@
           <w:numId w:val="24"/>
         </w:numPr>
         <w:spacing w:before="100" w:beforeAutospacing="1" w:after="100" w:afterAutospacing="1"/>
-        <w:divId w:val="1653368682"/>
+        <w:divId w:val="1902401125"/>
         <w:rPr>
           <w:rFonts w:eastAsia="Times New Roman"/>
           <w:lang w:val="nl-NL"/>
@@ -9378,7 +9375,7 @@
           <w:numId w:val="24"/>
         </w:numPr>
         <w:spacing w:before="100" w:beforeAutospacing="1" w:after="100" w:afterAutospacing="1"/>
-        <w:divId w:val="1653368682"/>
+        <w:divId w:val="1902401125"/>
         <w:rPr>
           <w:rFonts w:eastAsia="Times New Roman"/>
           <w:lang w:val="nl-NL"/>
@@ -9395,7 +9392,7 @@
     <w:p>
       <w:pPr>
         <w:pStyle w:val="Kop5"/>
-        <w:divId w:val="1653368682"/>
+        <w:divId w:val="1902401125"/>
         <w:rPr>
           <w:rFonts w:eastAsia="Times New Roman"/>
           <w:lang w:val="nl-NL"/>
@@ -9412,7 +9409,7 @@
     <w:p>
       <w:pPr>
         <w:pStyle w:val="Normaalweb"/>
-        <w:divId w:val="1653368682"/>
+        <w:divId w:val="1902401125"/>
         <w:rPr>
           <w:lang w:val="nl-NL"/>
         </w:rPr>
@@ -9427,7 +9424,7 @@
     <w:p>
       <w:pPr>
         <w:pStyle w:val="Kop4"/>
-        <w:divId w:val="1653368682"/>
+        <w:divId w:val="1902401125"/>
         <w:rPr>
           <w:rFonts w:eastAsia="Times New Roman"/>
           <w:lang w:val="nl-NL"/>
@@ -9444,7 +9441,7 @@
     <w:p>
       <w:pPr>
         <w:pStyle w:val="Normaalweb"/>
-        <w:divId w:val="2057191577"/>
+        <w:divId w:val="1347101531"/>
         <w:rPr>
           <w:lang w:val="nl-NL"/>
         </w:rPr>
@@ -9466,7 +9463,7 @@
     <w:p>
       <w:pPr>
         <w:pStyle w:val="Normaalweb"/>
-        <w:divId w:val="2057191577"/>
+        <w:divId w:val="1347101531"/>
         <w:rPr>
           <w:lang w:val="nl-NL"/>
         </w:rPr>
@@ -9488,7 +9485,7 @@
     <w:p>
       <w:pPr>
         <w:pStyle w:val="Kop5"/>
-        <w:divId w:val="1653368682"/>
+        <w:divId w:val="1902401125"/>
         <w:rPr>
           <w:rFonts w:eastAsia="Times New Roman"/>
           <w:lang w:val="nl-NL"/>
@@ -9505,7 +9502,7 @@
     <w:p>
       <w:pPr>
         <w:pStyle w:val="Normaalweb"/>
-        <w:divId w:val="1653368682"/>
+        <w:divId w:val="1902401125"/>
         <w:rPr>
           <w:lang w:val="nl-NL"/>
         </w:rPr>
@@ -9520,7 +9517,7 @@
     <w:p>
       <w:pPr>
         <w:pStyle w:val="Kop5"/>
-        <w:divId w:val="1653368682"/>
+        <w:divId w:val="1902401125"/>
         <w:rPr>
           <w:rFonts w:eastAsia="Times New Roman"/>
           <w:lang w:val="nl-NL"/>
@@ -9537,7 +9534,7 @@
     <w:p>
       <w:pPr>
         <w:pStyle w:val="Normaalweb"/>
-        <w:divId w:val="1653368682"/>
+        <w:divId w:val="1902401125"/>
         <w:rPr>
           <w:lang w:val="nl-NL"/>
         </w:rPr>
@@ -9552,7 +9549,7 @@
     <w:p>
       <w:pPr>
         <w:pStyle w:val="Kop5"/>
-        <w:divId w:val="1653368682"/>
+        <w:divId w:val="1902401125"/>
         <w:rPr>
           <w:rFonts w:eastAsia="Times New Roman"/>
           <w:lang w:val="nl-NL"/>
@@ -9569,7 +9566,7 @@
     <w:p>
       <w:pPr>
         <w:pStyle w:val="Normaalweb"/>
-        <w:divId w:val="1653368682"/>
+        <w:divId w:val="1902401125"/>
         <w:rPr>
           <w:lang w:val="nl-NL"/>
         </w:rPr>
@@ -9584,7 +9581,7 @@
     <w:p>
       <w:pPr>
         <w:pStyle w:val="Kop4"/>
-        <w:divId w:val="1653368682"/>
+        <w:divId w:val="1902401125"/>
         <w:rPr>
           <w:rFonts w:eastAsia="Times New Roman"/>
           <w:lang w:val="nl-NL"/>
@@ -9601,7 +9598,7 @@
     <w:p>
       <w:pPr>
         <w:pStyle w:val="Kop5"/>
-        <w:divId w:val="1653368682"/>
+        <w:divId w:val="1902401125"/>
         <w:rPr>
           <w:rFonts w:eastAsia="Times New Roman"/>
           <w:lang w:val="nl-NL"/>
@@ -9618,7 +9615,7 @@
     <w:p>
       <w:pPr>
         <w:pStyle w:val="Normaalweb"/>
-        <w:divId w:val="1653368682"/>
+        <w:divId w:val="1902401125"/>
         <w:rPr>
           <w:lang w:val="nl-NL"/>
         </w:rPr>
@@ -9633,7 +9630,7 @@
     <w:p>
       <w:pPr>
         <w:pStyle w:val="Kop5"/>
-        <w:divId w:val="1653368682"/>
+        <w:divId w:val="1902401125"/>
         <w:rPr>
           <w:rFonts w:eastAsia="Times New Roman"/>
           <w:lang w:val="nl-NL"/>
@@ -9650,7 +9647,7 @@
     <w:p>
       <w:pPr>
         <w:pStyle w:val="Normaalweb"/>
-        <w:divId w:val="1653368682"/>
+        <w:divId w:val="1902401125"/>
         <w:rPr>
           <w:lang w:val="nl-NL"/>
         </w:rPr>
@@ -9669,7 +9666,7 @@
           <w:numId w:val="25"/>
         </w:numPr>
         <w:spacing w:before="100" w:beforeAutospacing="1" w:after="100" w:afterAutospacing="1"/>
-        <w:divId w:val="1653368682"/>
+        <w:divId w:val="1902401125"/>
         <w:rPr>
           <w:rFonts w:eastAsia="Times New Roman"/>
           <w:lang w:val="nl-NL"/>
@@ -9690,7 +9687,7 @@
           <w:numId w:val="25"/>
         </w:numPr>
         <w:spacing w:before="100" w:beforeAutospacing="1" w:after="100" w:afterAutospacing="1"/>
-        <w:divId w:val="1653368682"/>
+        <w:divId w:val="1902401125"/>
         <w:rPr>
           <w:rFonts w:eastAsia="Times New Roman"/>
           <w:lang w:val="nl-NL"/>
@@ -9711,7 +9708,7 @@
           <w:numId w:val="25"/>
         </w:numPr>
         <w:spacing w:before="100" w:beforeAutospacing="1" w:after="100" w:afterAutospacing="1"/>
-        <w:divId w:val="1653368682"/>
+        <w:divId w:val="1902401125"/>
         <w:rPr>
           <w:rFonts w:eastAsia="Times New Roman"/>
           <w:lang w:val="nl-NL"/>
@@ -9728,7 +9725,7 @@
     <w:p>
       <w:pPr>
         <w:pStyle w:val="Normaalweb"/>
-        <w:divId w:val="1653368682"/>
+        <w:divId w:val="1902401125"/>
         <w:rPr>
           <w:lang w:val="nl-NL"/>
         </w:rPr>
@@ -9743,7 +9740,7 @@
     <w:p>
       <w:pPr>
         <w:pStyle w:val="Kop5"/>
-        <w:divId w:val="1653368682"/>
+        <w:divId w:val="1902401125"/>
         <w:rPr>
           <w:rFonts w:eastAsia="Times New Roman"/>
           <w:lang w:val="nl-NL"/>
@@ -9760,7 +9757,7 @@
     <w:p>
       <w:pPr>
         <w:pStyle w:val="Normaalweb"/>
-        <w:divId w:val="1653368682"/>
+        <w:divId w:val="1902401125"/>
         <w:rPr>
           <w:lang w:val="nl-NL"/>
         </w:rPr>
@@ -9775,7 +9772,7 @@
     <w:p>
       <w:pPr>
         <w:pStyle w:val="Kop4"/>
-        <w:divId w:val="1653368682"/>
+        <w:divId w:val="1902401125"/>
         <w:rPr>
           <w:rFonts w:eastAsia="Times New Roman"/>
           <w:lang w:val="nl-NL"/>
@@ -9792,7 +9789,7 @@
     <w:p>
       <w:pPr>
         <w:pStyle w:val="Kop5"/>
-        <w:divId w:val="1653368682"/>
+        <w:divId w:val="1902401125"/>
         <w:rPr>
           <w:rFonts w:eastAsia="Times New Roman"/>
           <w:lang w:val="nl-NL"/>
@@ -9809,7 +9806,7 @@
     <w:p>
       <w:pPr>
         <w:pStyle w:val="Normaalweb"/>
-        <w:divId w:val="1653368682"/>
+        <w:divId w:val="1902401125"/>
         <w:rPr>
           <w:lang w:val="nl-NL"/>
         </w:rPr>
@@ -9824,7 +9821,7 @@
     <w:p>
       <w:pPr>
         <w:pStyle w:val="Kop5"/>
-        <w:divId w:val="1653368682"/>
+        <w:divId w:val="1902401125"/>
         <w:rPr>
           <w:rFonts w:eastAsia="Times New Roman"/>
           <w:lang w:val="nl-NL"/>
@@ -9841,7 +9838,7 @@
     <w:p>
       <w:pPr>
         <w:pStyle w:val="Normaalweb"/>
-        <w:divId w:val="1653368682"/>
+        <w:divId w:val="1902401125"/>
         <w:rPr>
           <w:lang w:val="nl-NL"/>
         </w:rPr>
@@ -9856,7 +9853,7 @@
     <w:p>
       <w:pPr>
         <w:pStyle w:val="Kop5"/>
-        <w:divId w:val="1653368682"/>
+        <w:divId w:val="1902401125"/>
         <w:rPr>
           <w:rFonts w:eastAsia="Times New Roman"/>
           <w:lang w:val="nl-NL"/>
@@ -9873,7 +9870,7 @@
     <w:p>
       <w:pPr>
         <w:pStyle w:val="Normaalweb"/>
-        <w:divId w:val="1653368682"/>
+        <w:divId w:val="1902401125"/>
         <w:rPr>
           <w:lang w:val="nl-NL"/>
         </w:rPr>
@@ -9888,7 +9885,7 @@
     <w:p>
       <w:pPr>
         <w:pStyle w:val="Kop5"/>
-        <w:divId w:val="1653368682"/>
+        <w:divId w:val="1902401125"/>
         <w:rPr>
           <w:rFonts w:eastAsia="Times New Roman"/>
           <w:lang w:val="nl-NL"/>
@@ -9905,7 +9902,7 @@
     <w:p>
       <w:pPr>
         <w:pStyle w:val="Normaalweb"/>
-        <w:divId w:val="1653368682"/>
+        <w:divId w:val="1902401125"/>
         <w:rPr>
           <w:lang w:val="nl-NL"/>
         </w:rPr>
@@ -9920,7 +9917,7 @@
     <w:p>
       <w:pPr>
         <w:pStyle w:val="Kop5"/>
-        <w:divId w:val="1653368682"/>
+        <w:divId w:val="1902401125"/>
         <w:rPr>
           <w:rFonts w:eastAsia="Times New Roman"/>
           <w:lang w:val="nl-NL"/>
@@ -9937,7 +9934,7 @@
     <w:p>
       <w:pPr>
         <w:pStyle w:val="Normaalweb"/>
-        <w:divId w:val="1653368682"/>
+        <w:divId w:val="1902401125"/>
         <w:rPr>
           <w:lang w:val="nl-NL"/>
         </w:rPr>
@@ -9952,7 +9949,7 @@
     <w:p>
       <w:pPr>
         <w:pStyle w:val="afsluiting"/>
-        <w:divId w:val="1653368682"/>
+        <w:divId w:val="1902401125"/>
         <w:rPr>
           <w:lang w:val="nl-NL"/>
         </w:rPr>
@@ -9968,7 +9965,7 @@
       <w:pPr>
         <w:pStyle w:val="Kop2"/>
         <w:spacing w:before="400" w:after="160"/>
-        <w:divId w:val="1653368682"/>
+        <w:divId w:val="1902401125"/>
         <w:rPr>
           <w:rFonts w:eastAsia="Times New Roman"/>
           <w:sz w:val="32"/>
@@ -9976,7 +9973,7 @@
           <w:lang w:val="nl-NL"/>
         </w:rPr>
       </w:pPr>
-      <w:bookmarkStart w:id="6" w:name="_Toc242180605"/>
+      <w:bookmarkStart w:id="6" w:name="_Toc242189253"/>
       <w:r>
         <w:rPr>
           <w:rFonts w:eastAsia="Times New Roman"/>
@@ -9991,7 +9988,7 @@
     <w:p>
       <w:pPr>
         <w:outlineLvl w:val="2"/>
-        <w:divId w:val="1219901340"/>
+        <w:divId w:val="1998805367"/>
         <w:rPr>
           <w:rFonts w:ascii="Aptos Display" w:eastAsia="Times New Roman" w:hAnsi="Aptos Display"/>
           <w:b/>
@@ -10017,7 +10014,7 @@
     </w:p>
     <w:p>
       <w:pPr>
-        <w:divId w:val="1219901340"/>
+        <w:divId w:val="1998805367"/>
         <w:rPr>
           <w:rFonts w:eastAsia="Times New Roman"/>
           <w:sz w:val="24"/>
@@ -10037,7 +10034,7 @@
     <w:p>
       <w:pPr>
         <w:pStyle w:val="subtitel"/>
-        <w:divId w:val="1653368682"/>
+        <w:divId w:val="1902401125"/>
         <w:rPr>
           <w:lang w:val="nl-NL"/>
         </w:rPr>
@@ -10052,7 +10049,7 @@
     <w:p>
       <w:pPr>
         <w:pStyle w:val="Kop4"/>
-        <w:divId w:val="1653368682"/>
+        <w:divId w:val="1902401125"/>
         <w:rPr>
           <w:rFonts w:eastAsia="Times New Roman"/>
           <w:lang w:val="nl-NL"/>
@@ -10069,7 +10066,7 @@
     <w:p>
       <w:pPr>
         <w:pStyle w:val="Normaalweb"/>
-        <w:divId w:val="1653368682"/>
+        <w:divId w:val="1902401125"/>
         <w:rPr>
           <w:lang w:val="nl-NL"/>
         </w:rPr>
@@ -10084,7 +10081,7 @@
     <w:p>
       <w:pPr>
         <w:pStyle w:val="Kop5"/>
-        <w:divId w:val="1653368682"/>
+        <w:divId w:val="1902401125"/>
         <w:rPr>
           <w:rFonts w:eastAsia="Times New Roman"/>
           <w:lang w:val="nl-NL"/>
@@ -10101,7 +10098,7 @@
     <w:p>
       <w:pPr>
         <w:pStyle w:val="Normaalweb"/>
-        <w:divId w:val="1653368682"/>
+        <w:divId w:val="1902401125"/>
         <w:rPr>
           <w:lang w:val="nl-NL"/>
         </w:rPr>
@@ -10116,7 +10113,7 @@
     <w:p>
       <w:pPr>
         <w:pStyle w:val="Normaalweb"/>
-        <w:divId w:val="1653368682"/>
+        <w:divId w:val="1902401125"/>
         <w:rPr>
           <w:lang w:val="nl-NL"/>
         </w:rPr>
@@ -10131,7 +10128,7 @@
     <w:p>
       <w:pPr>
         <w:pStyle w:val="Kop5"/>
-        <w:divId w:val="1653368682"/>
+        <w:divId w:val="1902401125"/>
         <w:rPr>
           <w:rFonts w:eastAsia="Times New Roman"/>
           <w:lang w:val="nl-NL"/>
@@ -10152,7 +10149,7 @@
           <w:numId w:val="26"/>
         </w:numPr>
         <w:spacing w:before="100" w:beforeAutospacing="1" w:after="100" w:afterAutospacing="1"/>
-        <w:divId w:val="1653368682"/>
+        <w:divId w:val="1902401125"/>
         <w:rPr>
           <w:rFonts w:eastAsia="Times New Roman"/>
           <w:lang w:val="nl-NL"/>
@@ -10173,7 +10170,7 @@
           <w:numId w:val="26"/>
         </w:numPr>
         <w:spacing w:before="100" w:beforeAutospacing="1" w:after="100" w:afterAutospacing="1"/>
-        <w:divId w:val="1653368682"/>
+        <w:divId w:val="1902401125"/>
         <w:rPr>
           <w:rFonts w:eastAsia="Times New Roman"/>
           <w:lang w:val="nl-NL"/>
@@ -10194,7 +10191,7 @@
           <w:numId w:val="26"/>
         </w:numPr>
         <w:spacing w:before="100" w:beforeAutospacing="1" w:after="100" w:afterAutospacing="1"/>
-        <w:divId w:val="1653368682"/>
+        <w:divId w:val="1902401125"/>
         <w:rPr>
           <w:rFonts w:eastAsia="Times New Roman"/>
           <w:lang w:val="nl-NL"/>
@@ -10215,7 +10212,7 @@
           <w:numId w:val="26"/>
         </w:numPr>
         <w:spacing w:before="100" w:beforeAutospacing="1" w:after="100" w:afterAutospacing="1"/>
-        <w:divId w:val="1653368682"/>
+        <w:divId w:val="1902401125"/>
         <w:rPr>
           <w:rFonts w:eastAsia="Times New Roman"/>
           <w:lang w:val="nl-NL"/>
@@ -10232,7 +10229,7 @@
     <w:p>
       <w:pPr>
         <w:pStyle w:val="Kop5"/>
-        <w:divId w:val="1653368682"/>
+        <w:divId w:val="1902401125"/>
         <w:rPr>
           <w:rFonts w:eastAsia="Times New Roman"/>
           <w:lang w:val="nl-NL"/>
@@ -10249,7 +10246,7 @@
     <w:p>
       <w:pPr>
         <w:pStyle w:val="Normaalweb"/>
-        <w:divId w:val="1653368682"/>
+        <w:divId w:val="1902401125"/>
         <w:rPr>
           <w:lang w:val="nl-NL"/>
         </w:rPr>
@@ -10268,7 +10265,7 @@
           <w:numId w:val="27"/>
         </w:numPr>
         <w:spacing w:before="100" w:beforeAutospacing="1" w:after="100" w:afterAutospacing="1"/>
-        <w:divId w:val="1653368682"/>
+        <w:divId w:val="1902401125"/>
         <w:rPr>
           <w:rFonts w:eastAsia="Times New Roman"/>
           <w:lang w:val="nl-NL"/>
@@ -10297,7 +10294,7 @@
           <w:numId w:val="27"/>
         </w:numPr>
         <w:spacing w:before="100" w:beforeAutospacing="1" w:after="100" w:afterAutospacing="1"/>
-        <w:divId w:val="1653368682"/>
+        <w:divId w:val="1902401125"/>
         <w:rPr>
           <w:rFonts w:eastAsia="Times New Roman"/>
           <w:lang w:val="nl-NL"/>
@@ -10326,7 +10323,7 @@
           <w:numId w:val="27"/>
         </w:numPr>
         <w:spacing w:before="100" w:beforeAutospacing="1" w:after="100" w:afterAutospacing="1"/>
-        <w:divId w:val="1653368682"/>
+        <w:divId w:val="1902401125"/>
         <w:rPr>
           <w:rFonts w:eastAsia="Times New Roman"/>
           <w:lang w:val="nl-NL"/>
@@ -10343,7 +10340,7 @@
     <w:p>
       <w:pPr>
         <w:pStyle w:val="Kop4"/>
-        <w:divId w:val="1653368682"/>
+        <w:divId w:val="1902401125"/>
         <w:rPr>
           <w:rFonts w:eastAsia="Times New Roman"/>
           <w:lang w:val="nl-NL"/>
@@ -10360,7 +10357,7 @@
     <w:p>
       <w:pPr>
         <w:pStyle w:val="Normaalweb"/>
-        <w:divId w:val="1777942663"/>
+        <w:divId w:val="430663686"/>
         <w:rPr>
           <w:lang w:val="nl-NL"/>
         </w:rPr>
@@ -10382,7 +10379,7 @@
     <w:p>
       <w:pPr>
         <w:pStyle w:val="Normaalweb"/>
-        <w:divId w:val="1777942663"/>
+        <w:divId w:val="430663686"/>
         <w:rPr>
           <w:lang w:val="nl-NL"/>
         </w:rPr>
@@ -10404,7 +10401,7 @@
     <w:p>
       <w:pPr>
         <w:pStyle w:val="Kop5"/>
-        <w:divId w:val="1653368682"/>
+        <w:divId w:val="1902401125"/>
         <w:rPr>
           <w:rFonts w:eastAsia="Times New Roman"/>
           <w:lang w:val="nl-NL"/>
@@ -10421,7 +10418,7 @@
     <w:p>
       <w:pPr>
         <w:pStyle w:val="Normaalweb"/>
-        <w:divId w:val="1653368682"/>
+        <w:divId w:val="1902401125"/>
         <w:rPr>
           <w:lang w:val="nl-NL"/>
         </w:rPr>
@@ -10436,7 +10433,7 @@
     <w:p>
       <w:pPr>
         <w:pStyle w:val="Kop5"/>
-        <w:divId w:val="1653368682"/>
+        <w:divId w:val="1902401125"/>
         <w:rPr>
           <w:rFonts w:eastAsia="Times New Roman"/>
           <w:lang w:val="nl-NL"/>
@@ -10453,7 +10450,7 @@
     <w:p>
       <w:pPr>
         <w:pStyle w:val="Normaalweb"/>
-        <w:divId w:val="1653368682"/>
+        <w:divId w:val="1902401125"/>
         <w:rPr>
           <w:lang w:val="nl-NL"/>
         </w:rPr>
@@ -10474,7 +10471,7 @@
     <w:p>
       <w:pPr>
         <w:pStyle w:val="Kop5"/>
-        <w:divId w:val="1653368682"/>
+        <w:divId w:val="1902401125"/>
         <w:rPr>
           <w:rFonts w:eastAsia="Times New Roman"/>
           <w:lang w:val="nl-NL"/>
@@ -10491,7 +10488,7 @@
     <w:p>
       <w:pPr>
         <w:pStyle w:val="Normaalweb"/>
-        <w:divId w:val="1653368682"/>
+        <w:divId w:val="1902401125"/>
         <w:rPr>
           <w:lang w:val="nl-NL"/>
         </w:rPr>
@@ -10506,7 +10503,7 @@
     <w:p>
       <w:pPr>
         <w:pStyle w:val="Kop4"/>
-        <w:divId w:val="1653368682"/>
+        <w:divId w:val="1902401125"/>
         <w:rPr>
           <w:rFonts w:eastAsia="Times New Roman"/>
           <w:lang w:val="nl-NL"/>
@@ -10523,7 +10520,7 @@
     <w:p>
       <w:pPr>
         <w:pStyle w:val="Kop5"/>
-        <w:divId w:val="1653368682"/>
+        <w:divId w:val="1902401125"/>
         <w:rPr>
           <w:rFonts w:eastAsia="Times New Roman"/>
           <w:lang w:val="nl-NL"/>
@@ -10540,7 +10537,7 @@
     <w:p>
       <w:pPr>
         <w:pStyle w:val="Normaalweb"/>
-        <w:divId w:val="1653368682"/>
+        <w:divId w:val="1902401125"/>
         <w:rPr>
           <w:lang w:val="nl-NL"/>
         </w:rPr>
@@ -10555,7 +10552,7 @@
     <w:p>
       <w:pPr>
         <w:pStyle w:val="Kop5"/>
-        <w:divId w:val="1653368682"/>
+        <w:divId w:val="1902401125"/>
         <w:rPr>
           <w:rFonts w:eastAsia="Times New Roman"/>
           <w:lang w:val="nl-NL"/>
@@ -10572,7 +10569,7 @@
     <w:p>
       <w:pPr>
         <w:pStyle w:val="Normaalweb"/>
-        <w:divId w:val="1653368682"/>
+        <w:divId w:val="1902401125"/>
         <w:rPr>
           <w:lang w:val="nl-NL"/>
         </w:rPr>
@@ -10591,7 +10588,7 @@
           <w:numId w:val="28"/>
         </w:numPr>
         <w:spacing w:before="100" w:beforeAutospacing="1" w:after="100" w:afterAutospacing="1"/>
-        <w:divId w:val="1653368682"/>
+        <w:divId w:val="1902401125"/>
         <w:rPr>
           <w:rFonts w:eastAsia="Times New Roman"/>
           <w:lang w:val="nl-NL"/>
@@ -10612,7 +10609,7 @@
           <w:numId w:val="28"/>
         </w:numPr>
         <w:spacing w:before="100" w:beforeAutospacing="1" w:after="100" w:afterAutospacing="1"/>
-        <w:divId w:val="1653368682"/>
+        <w:divId w:val="1902401125"/>
         <w:rPr>
           <w:rFonts w:eastAsia="Times New Roman"/>
           <w:lang w:val="nl-NL"/>
@@ -10633,7 +10630,7 @@
           <w:numId w:val="28"/>
         </w:numPr>
         <w:spacing w:before="100" w:beforeAutospacing="1" w:after="100" w:afterAutospacing="1"/>
-        <w:divId w:val="1653368682"/>
+        <w:divId w:val="1902401125"/>
         <w:rPr>
           <w:rFonts w:eastAsia="Times New Roman"/>
           <w:lang w:val="nl-NL"/>
@@ -10654,7 +10651,7 @@
           <w:numId w:val="28"/>
         </w:numPr>
         <w:spacing w:before="100" w:beforeAutospacing="1" w:after="100" w:afterAutospacing="1"/>
-        <w:divId w:val="1653368682"/>
+        <w:divId w:val="1902401125"/>
         <w:rPr>
           <w:rFonts w:eastAsia="Times New Roman"/>
           <w:lang w:val="nl-NL"/>
@@ -10671,7 +10668,7 @@
     <w:p>
       <w:pPr>
         <w:pStyle w:val="Normaalweb"/>
-        <w:divId w:val="1653368682"/>
+        <w:divId w:val="1902401125"/>
         <w:rPr>
           <w:lang w:val="nl-NL"/>
         </w:rPr>
@@ -10686,7 +10683,7 @@
     <w:p>
       <w:pPr>
         <w:pStyle w:val="Kop5"/>
-        <w:divId w:val="1653368682"/>
+        <w:divId w:val="1902401125"/>
         <w:rPr>
           <w:rFonts w:eastAsia="Times New Roman"/>
           <w:lang w:val="nl-NL"/>
@@ -10703,7 +10700,7 @@
     <w:p>
       <w:pPr>
         <w:pStyle w:val="Normaalweb"/>
-        <w:divId w:val="1653368682"/>
+        <w:divId w:val="1902401125"/>
         <w:rPr>
           <w:lang w:val="nl-NL"/>
         </w:rPr>
@@ -10718,7 +10715,7 @@
     <w:p>
       <w:pPr>
         <w:pStyle w:val="Kop4"/>
-        <w:divId w:val="1653368682"/>
+        <w:divId w:val="1902401125"/>
         <w:rPr>
           <w:rFonts w:eastAsia="Times New Roman"/>
           <w:lang w:val="nl-NL"/>
@@ -10735,7 +10732,7 @@
     <w:p>
       <w:pPr>
         <w:pStyle w:val="Kop5"/>
-        <w:divId w:val="1653368682"/>
+        <w:divId w:val="1902401125"/>
         <w:rPr>
           <w:rFonts w:eastAsia="Times New Roman"/>
           <w:lang w:val="nl-NL"/>
@@ -10752,7 +10749,7 @@
     <w:p>
       <w:pPr>
         <w:pStyle w:val="Normaalweb"/>
-        <w:divId w:val="1653368682"/>
+        <w:divId w:val="1902401125"/>
         <w:rPr>
           <w:lang w:val="nl-NL"/>
         </w:rPr>
@@ -10767,7 +10764,7 @@
     <w:p>
       <w:pPr>
         <w:pStyle w:val="Kop5"/>
-        <w:divId w:val="1653368682"/>
+        <w:divId w:val="1902401125"/>
         <w:rPr>
           <w:rFonts w:eastAsia="Times New Roman"/>
           <w:lang w:val="nl-NL"/>
@@ -10784,7 +10781,7 @@
     <w:p>
       <w:pPr>
         <w:pStyle w:val="Normaalweb"/>
-        <w:divId w:val="1653368682"/>
+        <w:divId w:val="1902401125"/>
         <w:rPr>
           <w:lang w:val="nl-NL"/>
         </w:rPr>
@@ -10799,7 +10796,7 @@
     <w:p>
       <w:pPr>
         <w:pStyle w:val="Kop5"/>
-        <w:divId w:val="1653368682"/>
+        <w:divId w:val="1902401125"/>
         <w:rPr>
           <w:rFonts w:eastAsia="Times New Roman"/>
           <w:lang w:val="nl-NL"/>
@@ -10816,7 +10813,7 @@
     <w:p>
       <w:pPr>
         <w:pStyle w:val="Normaalweb"/>
-        <w:divId w:val="1653368682"/>
+        <w:divId w:val="1902401125"/>
         <w:rPr>
           <w:lang w:val="nl-NL"/>
         </w:rPr>
@@ -10831,7 +10828,7 @@
     <w:p>
       <w:pPr>
         <w:pStyle w:val="Kop5"/>
-        <w:divId w:val="1653368682"/>
+        <w:divId w:val="1902401125"/>
         <w:rPr>
           <w:rFonts w:eastAsia="Times New Roman"/>
           <w:lang w:val="nl-NL"/>
@@ -10848,7 +10845,7 @@
     <w:p>
       <w:pPr>
         <w:pStyle w:val="Normaalweb"/>
-        <w:divId w:val="1653368682"/>
+        <w:divId w:val="1902401125"/>
         <w:rPr>
           <w:lang w:val="nl-NL"/>
         </w:rPr>
@@ -10863,7 +10860,7 @@
     <w:p>
       <w:pPr>
         <w:pStyle w:val="Kop5"/>
-        <w:divId w:val="1653368682"/>
+        <w:divId w:val="1902401125"/>
         <w:rPr>
           <w:rFonts w:eastAsia="Times New Roman"/>
           <w:lang w:val="nl-NL"/>
@@ -10880,7 +10877,7 @@
     <w:p>
       <w:pPr>
         <w:pStyle w:val="Normaalweb"/>
-        <w:divId w:val="1653368682"/>
+        <w:divId w:val="1902401125"/>
         <w:rPr>
           <w:lang w:val="nl-NL"/>
         </w:rPr>
@@ -10895,7 +10892,7 @@
     <w:p>
       <w:pPr>
         <w:pStyle w:val="afsluiting"/>
-        <w:divId w:val="1653368682"/>
+        <w:divId w:val="1902401125"/>
         <w:rPr>
           <w:lang w:val="nl-NL"/>
         </w:rPr>
@@ -10910,7 +10907,7 @@
     <w:p>
       <w:pPr>
         <w:outlineLvl w:val="2"/>
-        <w:divId w:val="1017922797"/>
+        <w:divId w:val="1659455805"/>
         <w:rPr>
           <w:rFonts w:ascii="Aptos Display" w:eastAsia="Times New Roman" w:hAnsi="Aptos Display"/>
           <w:b/>
@@ -10936,7 +10933,7 @@
     </w:p>
     <w:p>
       <w:pPr>
-        <w:divId w:val="1017922797"/>
+        <w:divId w:val="1659455805"/>
         <w:rPr>
           <w:rFonts w:eastAsia="Times New Roman"/>
           <w:sz w:val="24"/>
@@ -10956,7 +10953,7 @@
     <w:p>
       <w:pPr>
         <w:pStyle w:val="subtitel"/>
-        <w:divId w:val="1653368682"/>
+        <w:divId w:val="1902401125"/>
         <w:rPr>
           <w:lang w:val="nl-NL"/>
         </w:rPr>
@@ -10971,7 +10968,7 @@
     <w:p>
       <w:pPr>
         <w:pStyle w:val="Kop4"/>
-        <w:divId w:val="1653368682"/>
+        <w:divId w:val="1902401125"/>
         <w:rPr>
           <w:rFonts w:eastAsia="Times New Roman"/>
           <w:lang w:val="nl-NL"/>
@@ -10988,7 +10985,7 @@
     <w:p>
       <w:pPr>
         <w:pStyle w:val="Normaalweb"/>
-        <w:divId w:val="1653368682"/>
+        <w:divId w:val="1902401125"/>
         <w:rPr>
           <w:lang w:val="nl-NL"/>
         </w:rPr>
@@ -11003,7 +11000,7 @@
     <w:p>
       <w:pPr>
         <w:pStyle w:val="Kop5"/>
-        <w:divId w:val="1653368682"/>
+        <w:divId w:val="1902401125"/>
         <w:rPr>
           <w:rFonts w:eastAsia="Times New Roman"/>
           <w:lang w:val="nl-NL"/>
@@ -11020,7 +11017,7 @@
     <w:p>
       <w:pPr>
         <w:pStyle w:val="Normaalweb"/>
-        <w:divId w:val="1653368682"/>
+        <w:divId w:val="1902401125"/>
         <w:rPr>
           <w:lang w:val="nl-NL"/>
         </w:rPr>
@@ -11035,7 +11032,7 @@
     <w:p>
       <w:pPr>
         <w:pStyle w:val="Normaalweb"/>
-        <w:divId w:val="1653368682"/>
+        <w:divId w:val="1902401125"/>
         <w:rPr>
           <w:lang w:val="nl-NL"/>
         </w:rPr>
@@ -11050,7 +11047,7 @@
     <w:p>
       <w:pPr>
         <w:pStyle w:val="Kop5"/>
-        <w:divId w:val="1653368682"/>
+        <w:divId w:val="1902401125"/>
         <w:rPr>
           <w:rFonts w:eastAsia="Times New Roman"/>
           <w:lang w:val="nl-NL"/>
@@ -11071,7 +11068,7 @@
           <w:numId w:val="29"/>
         </w:numPr>
         <w:spacing w:before="100" w:beforeAutospacing="1" w:after="100" w:afterAutospacing="1"/>
-        <w:divId w:val="1653368682"/>
+        <w:divId w:val="1902401125"/>
         <w:rPr>
           <w:rFonts w:eastAsia="Times New Roman"/>
           <w:lang w:val="nl-NL"/>
@@ -11092,7 +11089,7 @@
           <w:numId w:val="29"/>
         </w:numPr>
         <w:spacing w:before="100" w:beforeAutospacing="1" w:after="100" w:afterAutospacing="1"/>
-        <w:divId w:val="1653368682"/>
+        <w:divId w:val="1902401125"/>
         <w:rPr>
           <w:rFonts w:eastAsia="Times New Roman"/>
           <w:lang w:val="nl-NL"/>
@@ -11113,7 +11110,7 @@
           <w:numId w:val="29"/>
         </w:numPr>
         <w:spacing w:before="100" w:beforeAutospacing="1" w:after="100" w:afterAutospacing="1"/>
-        <w:divId w:val="1653368682"/>
+        <w:divId w:val="1902401125"/>
         <w:rPr>
           <w:rFonts w:eastAsia="Times New Roman"/>
           <w:lang w:val="nl-NL"/>
@@ -11134,7 +11131,7 @@
           <w:numId w:val="29"/>
         </w:numPr>
         <w:spacing w:before="100" w:beforeAutospacing="1" w:after="100" w:afterAutospacing="1"/>
-        <w:divId w:val="1653368682"/>
+        <w:divId w:val="1902401125"/>
         <w:rPr>
           <w:rFonts w:eastAsia="Times New Roman"/>
           <w:lang w:val="nl-NL"/>
@@ -11151,7 +11148,7 @@
     <w:p>
       <w:pPr>
         <w:pStyle w:val="Kop5"/>
-        <w:divId w:val="1653368682"/>
+        <w:divId w:val="1902401125"/>
         <w:rPr>
           <w:rFonts w:eastAsia="Times New Roman"/>
           <w:lang w:val="nl-NL"/>
@@ -11168,7 +11165,7 @@
     <w:p>
       <w:pPr>
         <w:pStyle w:val="Normaalweb"/>
-        <w:divId w:val="1653368682"/>
+        <w:divId w:val="1902401125"/>
         <w:rPr>
           <w:lang w:val="nl-NL"/>
         </w:rPr>
@@ -11183,7 +11180,7 @@
     <w:p>
       <w:pPr>
         <w:pStyle w:val="Kop4"/>
-        <w:divId w:val="1653368682"/>
+        <w:divId w:val="1902401125"/>
         <w:rPr>
           <w:rFonts w:eastAsia="Times New Roman"/>
           <w:lang w:val="nl-NL"/>
@@ -11200,7 +11197,7 @@
     <w:p>
       <w:pPr>
         <w:pStyle w:val="Normaalweb"/>
-        <w:divId w:val="1833518746"/>
+        <w:divId w:val="1147282639"/>
         <w:rPr>
           <w:lang w:val="nl-NL"/>
         </w:rPr>
@@ -11222,7 +11219,7 @@
     <w:p>
       <w:pPr>
         <w:pStyle w:val="Normaalweb"/>
-        <w:divId w:val="1833518746"/>
+        <w:divId w:val="1147282639"/>
         <w:rPr>
           <w:lang w:val="nl-NL"/>
         </w:rPr>
@@ -11244,7 +11241,7 @@
     <w:p>
       <w:pPr>
         <w:pStyle w:val="Kop5"/>
-        <w:divId w:val="1653368682"/>
+        <w:divId w:val="1902401125"/>
         <w:rPr>
           <w:rFonts w:eastAsia="Times New Roman"/>
           <w:lang w:val="nl-NL"/>
@@ -11261,7 +11258,7 @@
     <w:p>
       <w:pPr>
         <w:pStyle w:val="Normaalweb"/>
-        <w:divId w:val="1653368682"/>
+        <w:divId w:val="1902401125"/>
         <w:rPr>
           <w:lang w:val="nl-NL"/>
         </w:rPr>
@@ -11276,7 +11273,7 @@
     <w:p>
       <w:pPr>
         <w:pStyle w:val="Kop5"/>
-        <w:divId w:val="1653368682"/>
+        <w:divId w:val="1902401125"/>
         <w:rPr>
           <w:rFonts w:eastAsia="Times New Roman"/>
           <w:lang w:val="nl-NL"/>
@@ -11293,7 +11290,7 @@
     <w:p>
       <w:pPr>
         <w:pStyle w:val="Normaalweb"/>
-        <w:divId w:val="1653368682"/>
+        <w:divId w:val="1902401125"/>
         <w:rPr>
           <w:lang w:val="nl-NL"/>
         </w:rPr>
@@ -11308,7 +11305,7 @@
     <w:p>
       <w:pPr>
         <w:pStyle w:val="Kop5"/>
-        <w:divId w:val="1653368682"/>
+        <w:divId w:val="1902401125"/>
         <w:rPr>
           <w:rFonts w:eastAsia="Times New Roman"/>
           <w:lang w:val="nl-NL"/>
@@ -11325,7 +11322,7 @@
     <w:p>
       <w:pPr>
         <w:pStyle w:val="Normaalweb"/>
-        <w:divId w:val="1653368682"/>
+        <w:divId w:val="1902401125"/>
         <w:rPr>
           <w:lang w:val="nl-NL"/>
         </w:rPr>
@@ -11340,7 +11337,7 @@
     <w:p>
       <w:pPr>
         <w:pStyle w:val="Kop4"/>
-        <w:divId w:val="1653368682"/>
+        <w:divId w:val="1902401125"/>
         <w:rPr>
           <w:rFonts w:eastAsia="Times New Roman"/>
           <w:lang w:val="nl-NL"/>
@@ -11357,7 +11354,7 @@
     <w:p>
       <w:pPr>
         <w:pStyle w:val="Kop5"/>
-        <w:divId w:val="1653368682"/>
+        <w:divId w:val="1902401125"/>
         <w:rPr>
           <w:rFonts w:eastAsia="Times New Roman"/>
           <w:lang w:val="nl-NL"/>
@@ -11374,7 +11371,7 @@
     <w:p>
       <w:pPr>
         <w:pStyle w:val="Normaalweb"/>
-        <w:divId w:val="1653368682"/>
+        <w:divId w:val="1902401125"/>
         <w:rPr>
           <w:lang w:val="nl-NL"/>
         </w:rPr>
@@ -11389,7 +11386,7 @@
     <w:p>
       <w:pPr>
         <w:pStyle w:val="Kop5"/>
-        <w:divId w:val="1653368682"/>
+        <w:divId w:val="1902401125"/>
         <w:rPr>
           <w:rFonts w:eastAsia="Times New Roman"/>
           <w:lang w:val="nl-NL"/>
@@ -11406,7 +11403,7 @@
     <w:p>
       <w:pPr>
         <w:pStyle w:val="Normaalweb"/>
-        <w:divId w:val="1653368682"/>
+        <w:divId w:val="1902401125"/>
         <w:rPr>
           <w:lang w:val="nl-NL"/>
         </w:rPr>
@@ -11425,7 +11422,7 @@
           <w:numId w:val="30"/>
         </w:numPr>
         <w:spacing w:before="100" w:beforeAutospacing="1" w:after="100" w:afterAutospacing="1"/>
-        <w:divId w:val="1653368682"/>
+        <w:divId w:val="1902401125"/>
         <w:rPr>
           <w:rFonts w:eastAsia="Times New Roman"/>
           <w:lang w:val="nl-NL"/>
@@ -11446,7 +11443,7 @@
           <w:numId w:val="30"/>
         </w:numPr>
         <w:spacing w:before="100" w:beforeAutospacing="1" w:after="100" w:afterAutospacing="1"/>
-        <w:divId w:val="1653368682"/>
+        <w:divId w:val="1902401125"/>
         <w:rPr>
           <w:rFonts w:eastAsia="Times New Roman"/>
           <w:lang w:val="nl-NL"/>
@@ -11467,7 +11464,7 @@
           <w:numId w:val="30"/>
         </w:numPr>
         <w:spacing w:before="100" w:beforeAutospacing="1" w:after="100" w:afterAutospacing="1"/>
-        <w:divId w:val="1653368682"/>
+        <w:divId w:val="1902401125"/>
         <w:rPr>
           <w:rFonts w:eastAsia="Times New Roman"/>
           <w:lang w:val="nl-NL"/>
@@ -11488,7 +11485,7 @@
           <w:numId w:val="30"/>
         </w:numPr>
         <w:spacing w:before="100" w:beforeAutospacing="1" w:after="100" w:afterAutospacing="1"/>
-        <w:divId w:val="1653368682"/>
+        <w:divId w:val="1902401125"/>
         <w:rPr>
           <w:rFonts w:eastAsia="Times New Roman"/>
           <w:lang w:val="nl-NL"/>
@@ -11505,7 +11502,7 @@
     <w:p>
       <w:pPr>
         <w:pStyle w:val="Normaalweb"/>
-        <w:divId w:val="1653368682"/>
+        <w:divId w:val="1902401125"/>
         <w:rPr>
           <w:lang w:val="nl-NL"/>
         </w:rPr>
@@ -11520,7 +11517,7 @@
     <w:p>
       <w:pPr>
         <w:pStyle w:val="Kop5"/>
-        <w:divId w:val="1653368682"/>
+        <w:divId w:val="1902401125"/>
         <w:rPr>
           <w:rFonts w:eastAsia="Times New Roman"/>
           <w:lang w:val="nl-NL"/>
@@ -11537,7 +11534,7 @@
     <w:p>
       <w:pPr>
         <w:pStyle w:val="Normaalweb"/>
-        <w:divId w:val="1653368682"/>
+        <w:divId w:val="1902401125"/>
         <w:rPr>
           <w:lang w:val="nl-NL"/>
         </w:rPr>
@@ -11552,7 +11549,7 @@
     <w:p>
       <w:pPr>
         <w:pStyle w:val="Kop4"/>
-        <w:divId w:val="1653368682"/>
+        <w:divId w:val="1902401125"/>
         <w:rPr>
           <w:rFonts w:eastAsia="Times New Roman"/>
           <w:lang w:val="nl-NL"/>
@@ -11569,7 +11566,7 @@
     <w:p>
       <w:pPr>
         <w:pStyle w:val="Kop5"/>
-        <w:divId w:val="1653368682"/>
+        <w:divId w:val="1902401125"/>
         <w:rPr>
           <w:rFonts w:eastAsia="Times New Roman"/>
           <w:lang w:val="nl-NL"/>
@@ -11586,7 +11583,7 @@
     <w:p>
       <w:pPr>
         <w:pStyle w:val="Normaalweb"/>
-        <w:divId w:val="1653368682"/>
+        <w:divId w:val="1902401125"/>
         <w:rPr>
           <w:lang w:val="nl-NL"/>
         </w:rPr>
@@ -11601,7 +11598,7 @@
     <w:p>
       <w:pPr>
         <w:pStyle w:val="Kop5"/>
-        <w:divId w:val="1653368682"/>
+        <w:divId w:val="1902401125"/>
         <w:rPr>
           <w:rFonts w:eastAsia="Times New Roman"/>
           <w:lang w:val="nl-NL"/>
@@ -11618,7 +11615,7 @@
     <w:p>
       <w:pPr>
         <w:pStyle w:val="Normaalweb"/>
-        <w:divId w:val="1653368682"/>
+        <w:divId w:val="1902401125"/>
         <w:rPr>
           <w:lang w:val="nl-NL"/>
         </w:rPr>
@@ -11633,7 +11630,7 @@
     <w:p>
       <w:pPr>
         <w:pStyle w:val="Kop5"/>
-        <w:divId w:val="1653368682"/>
+        <w:divId w:val="1902401125"/>
         <w:rPr>
           <w:rFonts w:eastAsia="Times New Roman"/>
           <w:lang w:val="nl-NL"/>
@@ -11650,7 +11647,7 @@
     <w:p>
       <w:pPr>
         <w:pStyle w:val="Normaalweb"/>
-        <w:divId w:val="1653368682"/>
+        <w:divId w:val="1902401125"/>
         <w:rPr>
           <w:lang w:val="nl-NL"/>
         </w:rPr>
@@ -11665,7 +11662,7 @@
     <w:p>
       <w:pPr>
         <w:pStyle w:val="Kop5"/>
-        <w:divId w:val="1653368682"/>
+        <w:divId w:val="1902401125"/>
         <w:rPr>
           <w:rFonts w:eastAsia="Times New Roman"/>
           <w:lang w:val="nl-NL"/>
@@ -11682,7 +11679,7 @@
     <w:p>
       <w:pPr>
         <w:pStyle w:val="Normaalweb"/>
-        <w:divId w:val="1653368682"/>
+        <w:divId w:val="1902401125"/>
         <w:rPr>
           <w:lang w:val="nl-NL"/>
         </w:rPr>
@@ -11697,7 +11694,7 @@
     <w:p>
       <w:pPr>
         <w:pStyle w:val="Kop5"/>
-        <w:divId w:val="1653368682"/>
+        <w:divId w:val="1902401125"/>
         <w:rPr>
           <w:rFonts w:eastAsia="Times New Roman"/>
           <w:lang w:val="nl-NL"/>
@@ -11714,7 +11711,7 @@
     <w:p>
       <w:pPr>
         <w:pStyle w:val="Normaalweb"/>
-        <w:divId w:val="1653368682"/>
+        <w:divId w:val="1902401125"/>
         <w:rPr>
           <w:lang w:val="nl-NL"/>
         </w:rPr>
@@ -11729,7 +11726,7 @@
     <w:p>
       <w:pPr>
         <w:pStyle w:val="afsluiting"/>
-        <w:divId w:val="1653368682"/>
+        <w:divId w:val="1902401125"/>
         <w:rPr>
           <w:lang w:val="nl-NL"/>
         </w:rPr>
@@ -11744,7 +11741,7 @@
     <w:p>
       <w:pPr>
         <w:outlineLvl w:val="2"/>
-        <w:divId w:val="528417778"/>
+        <w:divId w:val="1201287257"/>
         <w:rPr>
           <w:rFonts w:ascii="Aptos Display" w:eastAsia="Times New Roman" w:hAnsi="Aptos Display"/>
           <w:b/>
@@ -11770,7 +11767,7 @@
     </w:p>
     <w:p>
       <w:pPr>
-        <w:divId w:val="528417778"/>
+        <w:divId w:val="1201287257"/>
         <w:rPr>
           <w:rFonts w:eastAsia="Times New Roman"/>
           <w:sz w:val="24"/>
@@ -11790,7 +11787,7 @@
     <w:p>
       <w:pPr>
         <w:pStyle w:val="subtitel"/>
-        <w:divId w:val="1653368682"/>
+        <w:divId w:val="1902401125"/>
         <w:rPr>
           <w:lang w:val="nl-NL"/>
         </w:rPr>
@@ -11805,7 +11802,7 @@
     <w:p>
       <w:pPr>
         <w:pStyle w:val="Kop4"/>
-        <w:divId w:val="1653368682"/>
+        <w:divId w:val="1902401125"/>
         <w:rPr>
           <w:rFonts w:eastAsia="Times New Roman"/>
           <w:lang w:val="nl-NL"/>
@@ -11822,7 +11819,7 @@
     <w:p>
       <w:pPr>
         <w:pStyle w:val="Normaalweb"/>
-        <w:divId w:val="1653368682"/>
+        <w:divId w:val="1902401125"/>
         <w:rPr>
           <w:lang w:val="nl-NL"/>
         </w:rPr>
@@ -11837,7 +11834,7 @@
     <w:p>
       <w:pPr>
         <w:pStyle w:val="Kop5"/>
-        <w:divId w:val="1653368682"/>
+        <w:divId w:val="1902401125"/>
         <w:rPr>
           <w:rFonts w:eastAsia="Times New Roman"/>
           <w:lang w:val="nl-NL"/>
@@ -11854,7 +11851,7 @@
     <w:p>
       <w:pPr>
         <w:pStyle w:val="Normaalweb"/>
-        <w:divId w:val="1653368682"/>
+        <w:divId w:val="1902401125"/>
         <w:rPr>
           <w:lang w:val="nl-NL"/>
         </w:rPr>
@@ -11869,7 +11866,7 @@
     <w:p>
       <w:pPr>
         <w:pStyle w:val="Normaalweb"/>
-        <w:divId w:val="1653368682"/>
+        <w:divId w:val="1902401125"/>
         <w:rPr>
           <w:lang w:val="nl-NL"/>
         </w:rPr>
@@ -11884,7 +11881,7 @@
     <w:p>
       <w:pPr>
         <w:pStyle w:val="Kop5"/>
-        <w:divId w:val="1653368682"/>
+        <w:divId w:val="1902401125"/>
         <w:rPr>
           <w:rFonts w:eastAsia="Times New Roman"/>
           <w:lang w:val="nl-NL"/>
@@ -11905,7 +11902,7 @@
           <w:numId w:val="31"/>
         </w:numPr>
         <w:spacing w:before="100" w:beforeAutospacing="1" w:after="100" w:afterAutospacing="1"/>
-        <w:divId w:val="1653368682"/>
+        <w:divId w:val="1902401125"/>
         <w:rPr>
           <w:rFonts w:eastAsia="Times New Roman"/>
           <w:lang w:val="nl-NL"/>
@@ -11926,7 +11923,7 @@
           <w:numId w:val="31"/>
         </w:numPr>
         <w:spacing w:before="100" w:beforeAutospacing="1" w:after="100" w:afterAutospacing="1"/>
-        <w:divId w:val="1653368682"/>
+        <w:divId w:val="1902401125"/>
         <w:rPr>
           <w:rFonts w:eastAsia="Times New Roman"/>
           <w:lang w:val="nl-NL"/>
@@ -11947,7 +11944,7 @@
           <w:numId w:val="31"/>
         </w:numPr>
         <w:spacing w:before="100" w:beforeAutospacing="1" w:after="100" w:afterAutospacing="1"/>
-        <w:divId w:val="1653368682"/>
+        <w:divId w:val="1902401125"/>
         <w:rPr>
           <w:rFonts w:eastAsia="Times New Roman"/>
           <w:lang w:val="nl-NL"/>
@@ -11968,7 +11965,7 @@
           <w:numId w:val="31"/>
         </w:numPr>
         <w:spacing w:before="100" w:beforeAutospacing="1" w:after="100" w:afterAutospacing="1"/>
-        <w:divId w:val="1653368682"/>
+        <w:divId w:val="1902401125"/>
         <w:rPr>
           <w:rFonts w:eastAsia="Times New Roman"/>
           <w:lang w:val="nl-NL"/>
@@ -11985,7 +11982,7 @@
     <w:p>
       <w:pPr>
         <w:pStyle w:val="Kop5"/>
-        <w:divId w:val="1653368682"/>
+        <w:divId w:val="1902401125"/>
         <w:rPr>
           <w:rFonts w:eastAsia="Times New Roman"/>
           <w:lang w:val="nl-NL"/>
@@ -12002,7 +11999,7 @@
     <w:p>
       <w:pPr>
         <w:pStyle w:val="Normaalweb"/>
-        <w:divId w:val="1653368682"/>
+        <w:divId w:val="1902401125"/>
         <w:rPr>
           <w:lang w:val="nl-NL"/>
         </w:rPr>
@@ -12021,7 +12018,7 @@
           <w:numId w:val="32"/>
         </w:numPr>
         <w:spacing w:before="100" w:beforeAutospacing="1" w:after="100" w:afterAutospacing="1"/>
-        <w:divId w:val="1653368682"/>
+        <w:divId w:val="1902401125"/>
         <w:rPr>
           <w:rFonts w:eastAsia="Times New Roman"/>
           <w:lang w:val="nl-NL"/>
@@ -12042,7 +12039,7 @@
           <w:numId w:val="32"/>
         </w:numPr>
         <w:spacing w:before="100" w:beforeAutospacing="1" w:after="100" w:afterAutospacing="1"/>
-        <w:divId w:val="1653368682"/>
+        <w:divId w:val="1902401125"/>
         <w:rPr>
           <w:rFonts w:eastAsia="Times New Roman"/>
           <w:lang w:val="nl-NL"/>
@@ -12063,7 +12060,7 @@
           <w:numId w:val="32"/>
         </w:numPr>
         <w:spacing w:before="100" w:beforeAutospacing="1" w:after="100" w:afterAutospacing="1"/>
-        <w:divId w:val="1653368682"/>
+        <w:divId w:val="1902401125"/>
         <w:rPr>
           <w:rFonts w:eastAsia="Times New Roman"/>
           <w:lang w:val="nl-NL"/>
@@ -12080,7 +12077,7 @@
     <w:p>
       <w:pPr>
         <w:pStyle w:val="Kop4"/>
-        <w:divId w:val="1653368682"/>
+        <w:divId w:val="1902401125"/>
         <w:rPr>
           <w:rFonts w:eastAsia="Times New Roman"/>
           <w:lang w:val="nl-NL"/>
@@ -12097,7 +12094,7 @@
     <w:p>
       <w:pPr>
         <w:pStyle w:val="Normaalweb"/>
-        <w:divId w:val="1063062940"/>
+        <w:divId w:val="8605966"/>
         <w:rPr>
           <w:lang w:val="nl-NL"/>
         </w:rPr>
@@ -12119,7 +12116,7 @@
     <w:p>
       <w:pPr>
         <w:pStyle w:val="Normaalweb"/>
-        <w:divId w:val="1063062940"/>
+        <w:divId w:val="8605966"/>
         <w:rPr>
           <w:lang w:val="nl-NL"/>
         </w:rPr>
@@ -12141,7 +12138,7 @@
     <w:p>
       <w:pPr>
         <w:pStyle w:val="Kop5"/>
-        <w:divId w:val="1653368682"/>
+        <w:divId w:val="1902401125"/>
         <w:rPr>
           <w:rFonts w:eastAsia="Times New Roman"/>
           <w:lang w:val="nl-NL"/>
@@ -12158,7 +12155,7 @@
     <w:p>
       <w:pPr>
         <w:pStyle w:val="Normaalweb"/>
-        <w:divId w:val="1653368682"/>
+        <w:divId w:val="1902401125"/>
         <w:rPr>
           <w:lang w:val="nl-NL"/>
         </w:rPr>
@@ -12173,7 +12170,7 @@
     <w:p>
       <w:pPr>
         <w:pStyle w:val="Kop5"/>
-        <w:divId w:val="1653368682"/>
+        <w:divId w:val="1902401125"/>
         <w:rPr>
           <w:rFonts w:eastAsia="Times New Roman"/>
           <w:lang w:val="nl-NL"/>
@@ -12190,7 +12187,7 @@
     <w:p>
       <w:pPr>
         <w:pStyle w:val="Normaalweb"/>
-        <w:divId w:val="1653368682"/>
+        <w:divId w:val="1902401125"/>
         <w:rPr>
           <w:lang w:val="nl-NL"/>
         </w:rPr>
@@ -12205,7 +12202,7 @@
     <w:p>
       <w:pPr>
         <w:pStyle w:val="Kop5"/>
-        <w:divId w:val="1653368682"/>
+        <w:divId w:val="1902401125"/>
         <w:rPr>
           <w:rFonts w:eastAsia="Times New Roman"/>
           <w:lang w:val="nl-NL"/>
@@ -12222,7 +12219,7 @@
     <w:p>
       <w:pPr>
         <w:pStyle w:val="Normaalweb"/>
-        <w:divId w:val="1653368682"/>
+        <w:divId w:val="1902401125"/>
         <w:rPr>
           <w:lang w:val="nl-NL"/>
         </w:rPr>
@@ -12237,7 +12234,7 @@
     <w:p>
       <w:pPr>
         <w:pStyle w:val="Kop4"/>
-        <w:divId w:val="1653368682"/>
+        <w:divId w:val="1902401125"/>
         <w:rPr>
           <w:rFonts w:eastAsia="Times New Roman"/>
           <w:lang w:val="nl-NL"/>
@@ -12254,7 +12251,7 @@
     <w:p>
       <w:pPr>
         <w:pStyle w:val="Kop5"/>
-        <w:divId w:val="1653368682"/>
+        <w:divId w:val="1902401125"/>
         <w:rPr>
           <w:rFonts w:eastAsia="Times New Roman"/>
           <w:lang w:val="nl-NL"/>
@@ -12271,7 +12268,7 @@
     <w:p>
       <w:pPr>
         <w:pStyle w:val="Normaalweb"/>
-        <w:divId w:val="1653368682"/>
+        <w:divId w:val="1902401125"/>
         <w:rPr>
           <w:lang w:val="nl-NL"/>
         </w:rPr>
@@ -12286,7 +12283,7 @@
     <w:p>
       <w:pPr>
         <w:pStyle w:val="Kop5"/>
-        <w:divId w:val="1653368682"/>
+        <w:divId w:val="1902401125"/>
         <w:rPr>
           <w:rFonts w:eastAsia="Times New Roman"/>
           <w:lang w:val="nl-NL"/>
@@ -12303,7 +12300,7 @@
     <w:p>
       <w:pPr>
         <w:pStyle w:val="Normaalweb"/>
-        <w:divId w:val="1653368682"/>
+        <w:divId w:val="1902401125"/>
         <w:rPr>
           <w:lang w:val="nl-NL"/>
         </w:rPr>
@@ -12322,7 +12319,7 @@
           <w:numId w:val="33"/>
         </w:numPr>
         <w:spacing w:before="100" w:beforeAutospacing="1" w:after="100" w:afterAutospacing="1"/>
-        <w:divId w:val="1653368682"/>
+        <w:divId w:val="1902401125"/>
         <w:rPr>
           <w:rFonts w:eastAsia="Times New Roman"/>
           <w:lang w:val="nl-NL"/>
@@ -12343,7 +12340,7 @@
           <w:numId w:val="33"/>
         </w:numPr>
         <w:spacing w:before="100" w:beforeAutospacing="1" w:after="100" w:afterAutospacing="1"/>
-        <w:divId w:val="1653368682"/>
+        <w:divId w:val="1902401125"/>
         <w:rPr>
           <w:rFonts w:eastAsia="Times New Roman"/>
           <w:lang w:val="nl-NL"/>
@@ -12364,7 +12361,7 @@
           <w:numId w:val="33"/>
         </w:numPr>
         <w:spacing w:before="100" w:beforeAutospacing="1" w:after="100" w:afterAutospacing="1"/>
-        <w:divId w:val="1653368682"/>
+        <w:divId w:val="1902401125"/>
         <w:rPr>
           <w:rFonts w:eastAsia="Times New Roman"/>
           <w:lang w:val="nl-NL"/>
@@ -12381,7 +12378,7 @@
     <w:p>
       <w:pPr>
         <w:pStyle w:val="Normaalweb"/>
-        <w:divId w:val="1653368682"/>
+        <w:divId w:val="1902401125"/>
         <w:rPr>
           <w:lang w:val="nl-NL"/>
         </w:rPr>
@@ -12396,7 +12393,7 @@
     <w:p>
       <w:pPr>
         <w:pStyle w:val="Kop5"/>
-        <w:divId w:val="1653368682"/>
+        <w:divId w:val="1902401125"/>
         <w:rPr>
           <w:rFonts w:eastAsia="Times New Roman"/>
           <w:lang w:val="nl-NL"/>
@@ -12413,7 +12410,7 @@
     <w:p>
       <w:pPr>
         <w:pStyle w:val="Normaalweb"/>
-        <w:divId w:val="1653368682"/>
+        <w:divId w:val="1902401125"/>
         <w:rPr>
           <w:lang w:val="nl-NL"/>
         </w:rPr>
@@ -12428,7 +12425,7 @@
     <w:p>
       <w:pPr>
         <w:pStyle w:val="Kop4"/>
-        <w:divId w:val="1653368682"/>
+        <w:divId w:val="1902401125"/>
         <w:rPr>
           <w:rFonts w:eastAsia="Times New Roman"/>
           <w:lang w:val="nl-NL"/>
@@ -12445,7 +12442,7 @@
     <w:p>
       <w:pPr>
         <w:pStyle w:val="Kop5"/>
-        <w:divId w:val="1653368682"/>
+        <w:divId w:val="1902401125"/>
         <w:rPr>
           <w:rFonts w:eastAsia="Times New Roman"/>
           <w:lang w:val="nl-NL"/>
@@ -12462,7 +12459,7 @@
     <w:p>
       <w:pPr>
         <w:pStyle w:val="Normaalweb"/>
-        <w:divId w:val="1653368682"/>
+        <w:divId w:val="1902401125"/>
         <w:rPr>
           <w:lang w:val="nl-NL"/>
         </w:rPr>
@@ -12477,7 +12474,7 @@
     <w:p>
       <w:pPr>
         <w:pStyle w:val="Kop5"/>
-        <w:divId w:val="1653368682"/>
+        <w:divId w:val="1902401125"/>
         <w:rPr>
           <w:rFonts w:eastAsia="Times New Roman"/>
           <w:lang w:val="nl-NL"/>
@@ -12494,7 +12491,7 @@
     <w:p>
       <w:pPr>
         <w:pStyle w:val="Normaalweb"/>
-        <w:divId w:val="1653368682"/>
+        <w:divId w:val="1902401125"/>
         <w:rPr>
           <w:lang w:val="nl-NL"/>
         </w:rPr>
@@ -12509,7 +12506,7 @@
     <w:p>
       <w:pPr>
         <w:pStyle w:val="Kop5"/>
-        <w:divId w:val="1653368682"/>
+        <w:divId w:val="1902401125"/>
         <w:rPr>
           <w:rFonts w:eastAsia="Times New Roman"/>
           <w:lang w:val="nl-NL"/>
@@ -12526,7 +12523,7 @@
     <w:p>
       <w:pPr>
         <w:pStyle w:val="Normaalweb"/>
-        <w:divId w:val="1653368682"/>
+        <w:divId w:val="1902401125"/>
         <w:rPr>
           <w:lang w:val="nl-NL"/>
         </w:rPr>
@@ -12541,7 +12538,7 @@
     <w:p>
       <w:pPr>
         <w:pStyle w:val="Kop5"/>
-        <w:divId w:val="1653368682"/>
+        <w:divId w:val="1902401125"/>
         <w:rPr>
           <w:rFonts w:eastAsia="Times New Roman"/>
           <w:lang w:val="nl-NL"/>
@@ -12558,7 +12555,7 @@
     <w:p>
       <w:pPr>
         <w:pStyle w:val="Normaalweb"/>
-        <w:divId w:val="1653368682"/>
+        <w:divId w:val="1902401125"/>
         <w:rPr>
           <w:lang w:val="nl-NL"/>
         </w:rPr>
@@ -12573,7 +12570,7 @@
     <w:p>
       <w:pPr>
         <w:pStyle w:val="Kop5"/>
-        <w:divId w:val="1653368682"/>
+        <w:divId w:val="1902401125"/>
         <w:rPr>
           <w:rFonts w:eastAsia="Times New Roman"/>
           <w:lang w:val="nl-NL"/>
@@ -12590,7 +12587,7 @@
     <w:p>
       <w:pPr>
         <w:pStyle w:val="Normaalweb"/>
-        <w:divId w:val="1653368682"/>
+        <w:divId w:val="1902401125"/>
         <w:rPr>
           <w:lang w:val="nl-NL"/>
         </w:rPr>
@@ -12605,7 +12602,7 @@
     <w:p>
       <w:pPr>
         <w:pStyle w:val="afsluiting"/>
-        <w:divId w:val="1653368682"/>
+        <w:divId w:val="1902401125"/>
         <w:rPr>
           <w:lang w:val="nl-NL"/>
         </w:rPr>
@@ -12620,7 +12617,7 @@
     <w:p>
       <w:pPr>
         <w:outlineLvl w:val="2"/>
-        <w:divId w:val="575361967"/>
+        <w:divId w:val="1992252971"/>
         <w:rPr>
           <w:rFonts w:ascii="Aptos Display" w:eastAsia="Times New Roman" w:hAnsi="Aptos Display"/>
           <w:b/>
@@ -12646,7 +12643,7 @@
     </w:p>
     <w:p>
       <w:pPr>
-        <w:divId w:val="575361967"/>
+        <w:divId w:val="1992252971"/>
         <w:rPr>
           <w:rFonts w:eastAsia="Times New Roman"/>
           <w:sz w:val="24"/>
@@ -12666,7 +12663,7 @@
     <w:p>
       <w:pPr>
         <w:pStyle w:val="subtitel"/>
-        <w:divId w:val="1653368682"/>
+        <w:divId w:val="1902401125"/>
         <w:rPr>
           <w:lang w:val="nl-NL"/>
         </w:rPr>
@@ -12681,7 +12678,7 @@
     <w:p>
       <w:pPr>
         <w:pStyle w:val="Kop4"/>
-        <w:divId w:val="1653368682"/>
+        <w:divId w:val="1902401125"/>
         <w:rPr>
           <w:rFonts w:eastAsia="Times New Roman"/>
           <w:lang w:val="nl-NL"/>
@@ -12698,7 +12695,7 @@
     <w:p>
       <w:pPr>
         <w:pStyle w:val="Normaalweb"/>
-        <w:divId w:val="1653368682"/>
+        <w:divId w:val="1902401125"/>
         <w:rPr>
           <w:lang w:val="nl-NL"/>
         </w:rPr>
@@ -12713,7 +12710,7 @@
     <w:p>
       <w:pPr>
         <w:pStyle w:val="Kop5"/>
-        <w:divId w:val="1653368682"/>
+        <w:divId w:val="1902401125"/>
         <w:rPr>
           <w:rFonts w:eastAsia="Times New Roman"/>
           <w:lang w:val="nl-NL"/>
@@ -12730,7 +12727,7 @@
     <w:p>
       <w:pPr>
         <w:pStyle w:val="Normaalweb"/>
-        <w:divId w:val="1653368682"/>
+        <w:divId w:val="1902401125"/>
         <w:rPr>
           <w:lang w:val="nl-NL"/>
         </w:rPr>
@@ -12745,7 +12742,7 @@
     <w:p>
       <w:pPr>
         <w:pStyle w:val="Normaalweb"/>
-        <w:divId w:val="1653368682"/>
+        <w:divId w:val="1902401125"/>
         <w:rPr>
           <w:lang w:val="nl-NL"/>
         </w:rPr>
@@ -12760,7 +12757,7 @@
     <w:p>
       <w:pPr>
         <w:pStyle w:val="Kop5"/>
-        <w:divId w:val="1653368682"/>
+        <w:divId w:val="1902401125"/>
         <w:rPr>
           <w:rFonts w:eastAsia="Times New Roman"/>
           <w:lang w:val="nl-NL"/>
@@ -12781,7 +12778,7 @@
           <w:numId w:val="34"/>
         </w:numPr>
         <w:spacing w:before="100" w:beforeAutospacing="1" w:after="100" w:afterAutospacing="1"/>
-        <w:divId w:val="1653368682"/>
+        <w:divId w:val="1902401125"/>
         <w:rPr>
           <w:rFonts w:eastAsia="Times New Roman"/>
           <w:lang w:val="nl-NL"/>
@@ -12802,7 +12799,7 @@
           <w:numId w:val="34"/>
         </w:numPr>
         <w:spacing w:before="100" w:beforeAutospacing="1" w:after="100" w:afterAutospacing="1"/>
-        <w:divId w:val="1653368682"/>
+        <w:divId w:val="1902401125"/>
         <w:rPr>
           <w:rFonts w:eastAsia="Times New Roman"/>
           <w:lang w:val="nl-NL"/>
@@ -12823,7 +12820,7 @@
           <w:numId w:val="34"/>
         </w:numPr>
         <w:spacing w:before="100" w:beforeAutospacing="1" w:after="100" w:afterAutospacing="1"/>
-        <w:divId w:val="1653368682"/>
+        <w:divId w:val="1902401125"/>
         <w:rPr>
           <w:rFonts w:eastAsia="Times New Roman"/>
           <w:lang w:val="nl-NL"/>
@@ -12844,7 +12841,7 @@
           <w:numId w:val="34"/>
         </w:numPr>
         <w:spacing w:before="100" w:beforeAutospacing="1" w:after="100" w:afterAutospacing="1"/>
-        <w:divId w:val="1653368682"/>
+        <w:divId w:val="1902401125"/>
         <w:rPr>
           <w:rFonts w:eastAsia="Times New Roman"/>
           <w:lang w:val="nl-NL"/>
@@ -12861,7 +12858,7 @@
     <w:p>
       <w:pPr>
         <w:pStyle w:val="Kop5"/>
-        <w:divId w:val="1653368682"/>
+        <w:divId w:val="1902401125"/>
         <w:rPr>
           <w:rFonts w:eastAsia="Times New Roman"/>
           <w:lang w:val="nl-NL"/>
@@ -12878,7 +12875,7 @@
     <w:p>
       <w:pPr>
         <w:pStyle w:val="Normaalweb"/>
-        <w:divId w:val="1653368682"/>
+        <w:divId w:val="1902401125"/>
         <w:rPr>
           <w:lang w:val="nl-NL"/>
         </w:rPr>
@@ -12893,7 +12890,7 @@
     <w:p>
       <w:pPr>
         <w:pStyle w:val="Kop4"/>
-        <w:divId w:val="1653368682"/>
+        <w:divId w:val="1902401125"/>
         <w:rPr>
           <w:rFonts w:eastAsia="Times New Roman"/>
           <w:lang w:val="nl-NL"/>
@@ -12910,7 +12907,7 @@
     <w:p>
       <w:pPr>
         <w:pStyle w:val="Normaalweb"/>
-        <w:divId w:val="587202834"/>
+        <w:divId w:val="1281187683"/>
         <w:rPr>
           <w:lang w:val="nl-NL"/>
         </w:rPr>
@@ -12932,7 +12929,7 @@
     <w:p>
       <w:pPr>
         <w:pStyle w:val="Normaalweb"/>
-        <w:divId w:val="587202834"/>
+        <w:divId w:val="1281187683"/>
         <w:rPr>
           <w:lang w:val="nl-NL"/>
         </w:rPr>
@@ -12954,7 +12951,7 @@
     <w:p>
       <w:pPr>
         <w:pStyle w:val="Kop5"/>
-        <w:divId w:val="1653368682"/>
+        <w:divId w:val="1902401125"/>
         <w:rPr>
           <w:rFonts w:eastAsia="Times New Roman"/>
           <w:lang w:val="nl-NL"/>
@@ -12971,7 +12968,7 @@
     <w:p>
       <w:pPr>
         <w:pStyle w:val="Normaalweb"/>
-        <w:divId w:val="1653368682"/>
+        <w:divId w:val="1902401125"/>
         <w:rPr>
           <w:lang w:val="nl-NL"/>
         </w:rPr>
@@ -12986,7 +12983,7 @@
     <w:p>
       <w:pPr>
         <w:pStyle w:val="Kop5"/>
-        <w:divId w:val="1653368682"/>
+        <w:divId w:val="1902401125"/>
         <w:rPr>
           <w:rFonts w:eastAsia="Times New Roman"/>
           <w:lang w:val="nl-NL"/>
@@ -13003,7 +13000,7 @@
     <w:p>
       <w:pPr>
         <w:pStyle w:val="Normaalweb"/>
-        <w:divId w:val="1653368682"/>
+        <w:divId w:val="1902401125"/>
         <w:rPr>
           <w:lang w:val="nl-NL"/>
         </w:rPr>
@@ -13018,7 +13015,7 @@
     <w:p>
       <w:pPr>
         <w:pStyle w:val="Kop5"/>
-        <w:divId w:val="1653368682"/>
+        <w:divId w:val="1902401125"/>
         <w:rPr>
           <w:rFonts w:eastAsia="Times New Roman"/>
           <w:lang w:val="nl-NL"/>
@@ -13035,7 +13032,7 @@
     <w:p>
       <w:pPr>
         <w:pStyle w:val="Normaalweb"/>
-        <w:divId w:val="1653368682"/>
+        <w:divId w:val="1902401125"/>
         <w:rPr>
           <w:lang w:val="nl-NL"/>
         </w:rPr>
@@ -13050,7 +13047,7 @@
     <w:p>
       <w:pPr>
         <w:pStyle w:val="Kop4"/>
-        <w:divId w:val="1653368682"/>
+        <w:divId w:val="1902401125"/>
         <w:rPr>
           <w:rFonts w:eastAsia="Times New Roman"/>
           <w:lang w:val="nl-NL"/>
@@ -13067,7 +13064,7 @@
     <w:p>
       <w:pPr>
         <w:pStyle w:val="Kop5"/>
-        <w:divId w:val="1653368682"/>
+        <w:divId w:val="1902401125"/>
         <w:rPr>
           <w:rFonts w:eastAsia="Times New Roman"/>
           <w:lang w:val="nl-NL"/>
@@ -13084,7 +13081,7 @@
     <w:p>
       <w:pPr>
         <w:pStyle w:val="Normaalweb"/>
-        <w:divId w:val="1653368682"/>
+        <w:divId w:val="1902401125"/>
         <w:rPr>
           <w:lang w:val="nl-NL"/>
         </w:rPr>
@@ -13099,7 +13096,7 @@
     <w:p>
       <w:pPr>
         <w:pStyle w:val="Kop5"/>
-        <w:divId w:val="1653368682"/>
+        <w:divId w:val="1902401125"/>
         <w:rPr>
           <w:rFonts w:eastAsia="Times New Roman"/>
           <w:lang w:val="nl-NL"/>
@@ -13116,7 +13113,7 @@
     <w:p>
       <w:pPr>
         <w:pStyle w:val="Normaalweb"/>
-        <w:divId w:val="1653368682"/>
+        <w:divId w:val="1902401125"/>
         <w:rPr>
           <w:lang w:val="nl-NL"/>
         </w:rPr>
@@ -13135,7 +13132,7 @@
           <w:numId w:val="35"/>
         </w:numPr>
         <w:spacing w:before="100" w:beforeAutospacing="1" w:after="100" w:afterAutospacing="1"/>
-        <w:divId w:val="1653368682"/>
+        <w:divId w:val="1902401125"/>
         <w:rPr>
           <w:rFonts w:eastAsia="Times New Roman"/>
           <w:lang w:val="nl-NL"/>
@@ -13156,7 +13153,7 @@
           <w:numId w:val="35"/>
         </w:numPr>
         <w:spacing w:before="100" w:beforeAutospacing="1" w:after="100" w:afterAutospacing="1"/>
-        <w:divId w:val="1653368682"/>
+        <w:divId w:val="1902401125"/>
         <w:rPr>
           <w:rFonts w:eastAsia="Times New Roman"/>
           <w:lang w:val="nl-NL"/>
@@ -13177,7 +13174,7 @@
           <w:numId w:val="35"/>
         </w:numPr>
         <w:spacing w:before="100" w:beforeAutospacing="1" w:after="100" w:afterAutospacing="1"/>
-        <w:divId w:val="1653368682"/>
+        <w:divId w:val="1902401125"/>
         <w:rPr>
           <w:rFonts w:eastAsia="Times New Roman"/>
           <w:lang w:val="nl-NL"/>
@@ -13198,7 +13195,7 @@
           <w:numId w:val="35"/>
         </w:numPr>
         <w:spacing w:before="100" w:beforeAutospacing="1" w:after="100" w:afterAutospacing="1"/>
-        <w:divId w:val="1653368682"/>
+        <w:divId w:val="1902401125"/>
         <w:rPr>
           <w:rFonts w:eastAsia="Times New Roman"/>
           <w:lang w:val="nl-NL"/>
@@ -13215,7 +13212,7 @@
     <w:p>
       <w:pPr>
         <w:pStyle w:val="Normaalweb"/>
-        <w:divId w:val="1653368682"/>
+        <w:divId w:val="1902401125"/>
         <w:rPr>
           <w:lang w:val="nl-NL"/>
         </w:rPr>
@@ -13230,7 +13227,7 @@
     <w:p>
       <w:pPr>
         <w:pStyle w:val="Kop5"/>
-        <w:divId w:val="1653368682"/>
+        <w:divId w:val="1902401125"/>
         <w:rPr>
           <w:rFonts w:eastAsia="Times New Roman"/>
           <w:lang w:val="nl-NL"/>
@@ -13247,7 +13244,7 @@
     <w:p>
       <w:pPr>
         <w:pStyle w:val="Normaalweb"/>
-        <w:divId w:val="1653368682"/>
+        <w:divId w:val="1902401125"/>
         <w:rPr>
           <w:lang w:val="nl-NL"/>
         </w:rPr>
@@ -13262,7 +13259,7 @@
     <w:p>
       <w:pPr>
         <w:pStyle w:val="Kop4"/>
-        <w:divId w:val="1653368682"/>
+        <w:divId w:val="1902401125"/>
         <w:rPr>
           <w:rFonts w:eastAsia="Times New Roman"/>
           <w:lang w:val="nl-NL"/>
@@ -13279,7 +13276,7 @@
     <w:p>
       <w:pPr>
         <w:pStyle w:val="Kop5"/>
-        <w:divId w:val="1653368682"/>
+        <w:divId w:val="1902401125"/>
         <w:rPr>
           <w:rFonts w:eastAsia="Times New Roman"/>
           <w:lang w:val="nl-NL"/>
@@ -13296,7 +13293,7 @@
     <w:p>
       <w:pPr>
         <w:pStyle w:val="Normaalweb"/>
-        <w:divId w:val="1653368682"/>
+        <w:divId w:val="1902401125"/>
         <w:rPr>
           <w:lang w:val="nl-NL"/>
         </w:rPr>
@@ -13311,7 +13308,7 @@
     <w:p>
       <w:pPr>
         <w:pStyle w:val="Kop5"/>
-        <w:divId w:val="1653368682"/>
+        <w:divId w:val="1902401125"/>
         <w:rPr>
           <w:rFonts w:eastAsia="Times New Roman"/>
           <w:lang w:val="nl-NL"/>
@@ -13328,7 +13325,7 @@
     <w:p>
       <w:pPr>
         <w:pStyle w:val="Normaalweb"/>
-        <w:divId w:val="1653368682"/>
+        <w:divId w:val="1902401125"/>
         <w:rPr>
           <w:lang w:val="nl-NL"/>
         </w:rPr>
@@ -13343,7 +13340,7 @@
     <w:p>
       <w:pPr>
         <w:pStyle w:val="Kop5"/>
-        <w:divId w:val="1653368682"/>
+        <w:divId w:val="1902401125"/>
         <w:rPr>
           <w:rFonts w:eastAsia="Times New Roman"/>
           <w:lang w:val="nl-NL"/>
@@ -13360,7 +13357,7 @@
     <w:p>
       <w:pPr>
         <w:pStyle w:val="Normaalweb"/>
-        <w:divId w:val="1653368682"/>
+        <w:divId w:val="1902401125"/>
         <w:rPr>
           <w:lang w:val="nl-NL"/>
         </w:rPr>
@@ -13375,7 +13372,7 @@
     <w:p>
       <w:pPr>
         <w:pStyle w:val="Kop5"/>
-        <w:divId w:val="1653368682"/>
+        <w:divId w:val="1902401125"/>
         <w:rPr>
           <w:rFonts w:eastAsia="Times New Roman"/>
           <w:lang w:val="nl-NL"/>
@@ -13392,7 +13389,7 @@
     <w:p>
       <w:pPr>
         <w:pStyle w:val="Normaalweb"/>
-        <w:divId w:val="1653368682"/>
+        <w:divId w:val="1902401125"/>
         <w:rPr>
           <w:lang w:val="nl-NL"/>
         </w:rPr>
@@ -13407,7 +13404,7 @@
     <w:p>
       <w:pPr>
         <w:pStyle w:val="Kop5"/>
-        <w:divId w:val="1653368682"/>
+        <w:divId w:val="1902401125"/>
         <w:rPr>
           <w:rFonts w:eastAsia="Times New Roman"/>
           <w:lang w:val="nl-NL"/>
@@ -13424,7 +13421,7 @@
     <w:p>
       <w:pPr>
         <w:pStyle w:val="Normaalweb"/>
-        <w:divId w:val="1653368682"/>
+        <w:divId w:val="1902401125"/>
         <w:rPr>
           <w:lang w:val="nl-NL"/>
         </w:rPr>
@@ -13439,7 +13436,7 @@
     <w:p>
       <w:pPr>
         <w:pStyle w:val="afsluiting"/>
-        <w:divId w:val="1653368682"/>
+        <w:divId w:val="1902401125"/>
         <w:rPr>
           <w:lang w:val="nl-NL"/>
         </w:rPr>
@@ -13454,7 +13451,7 @@
     <w:p>
       <w:pPr>
         <w:outlineLvl w:val="2"/>
-        <w:divId w:val="1452239434"/>
+        <w:divId w:val="894466754"/>
         <w:rPr>
           <w:rFonts w:ascii="Aptos Display" w:eastAsia="Times New Roman" w:hAnsi="Aptos Display"/>
           <w:b/>
@@ -13480,7 +13477,7 @@
     </w:p>
     <w:p>
       <w:pPr>
-        <w:divId w:val="1452239434"/>
+        <w:divId w:val="894466754"/>
         <w:rPr>
           <w:rFonts w:eastAsia="Times New Roman"/>
           <w:sz w:val="24"/>
@@ -13500,7 +13497,7 @@
     <w:p>
       <w:pPr>
         <w:pStyle w:val="subtitel"/>
-        <w:divId w:val="1653368682"/>
+        <w:divId w:val="1902401125"/>
         <w:rPr>
           <w:lang w:val="nl-NL"/>
         </w:rPr>
@@ -13515,7 +13512,7 @@
     <w:p>
       <w:pPr>
         <w:pStyle w:val="Kop4"/>
-        <w:divId w:val="1653368682"/>
+        <w:divId w:val="1902401125"/>
         <w:rPr>
           <w:rFonts w:eastAsia="Times New Roman"/>
           <w:lang w:val="nl-NL"/>
@@ -13532,7 +13529,7 @@
     <w:p>
       <w:pPr>
         <w:pStyle w:val="Normaalweb"/>
-        <w:divId w:val="1653368682"/>
+        <w:divId w:val="1902401125"/>
         <w:rPr>
           <w:lang w:val="nl-NL"/>
         </w:rPr>
@@ -13547,7 +13544,7 @@
     <w:p>
       <w:pPr>
         <w:pStyle w:val="Kop5"/>
-        <w:divId w:val="1653368682"/>
+        <w:divId w:val="1902401125"/>
         <w:rPr>
           <w:rFonts w:eastAsia="Times New Roman"/>
           <w:lang w:val="nl-NL"/>
@@ -13564,7 +13561,7 @@
     <w:p>
       <w:pPr>
         <w:pStyle w:val="Normaalweb"/>
-        <w:divId w:val="1653368682"/>
+        <w:divId w:val="1902401125"/>
         <w:rPr>
           <w:lang w:val="nl-NL"/>
         </w:rPr>
@@ -13579,7 +13576,7 @@
     <w:p>
       <w:pPr>
         <w:pStyle w:val="Normaalweb"/>
-        <w:divId w:val="1653368682"/>
+        <w:divId w:val="1902401125"/>
         <w:rPr>
           <w:lang w:val="nl-NL"/>
         </w:rPr>
@@ -13594,7 +13591,7 @@
     <w:p>
       <w:pPr>
         <w:pStyle w:val="Kop5"/>
-        <w:divId w:val="1653368682"/>
+        <w:divId w:val="1902401125"/>
         <w:rPr>
           <w:rFonts w:eastAsia="Times New Roman"/>
           <w:lang w:val="nl-NL"/>
@@ -13615,7 +13612,7 @@
           <w:numId w:val="36"/>
         </w:numPr>
         <w:spacing w:before="100" w:beforeAutospacing="1" w:after="100" w:afterAutospacing="1"/>
-        <w:divId w:val="1653368682"/>
+        <w:divId w:val="1902401125"/>
         <w:rPr>
           <w:rFonts w:eastAsia="Times New Roman"/>
           <w:lang w:val="nl-NL"/>
@@ -13636,7 +13633,7 @@
           <w:numId w:val="36"/>
         </w:numPr>
         <w:spacing w:before="100" w:beforeAutospacing="1" w:after="100" w:afterAutospacing="1"/>
-        <w:divId w:val="1653368682"/>
+        <w:divId w:val="1902401125"/>
         <w:rPr>
           <w:rFonts w:eastAsia="Times New Roman"/>
           <w:lang w:val="nl-NL"/>
@@ -13657,7 +13654,7 @@
           <w:numId w:val="36"/>
         </w:numPr>
         <w:spacing w:before="100" w:beforeAutospacing="1" w:after="100" w:afterAutospacing="1"/>
-        <w:divId w:val="1653368682"/>
+        <w:divId w:val="1902401125"/>
         <w:rPr>
           <w:rFonts w:eastAsia="Times New Roman"/>
           <w:lang w:val="nl-NL"/>
@@ -13678,7 +13675,7 @@
           <w:numId w:val="36"/>
         </w:numPr>
         <w:spacing w:before="100" w:beforeAutospacing="1" w:after="100" w:afterAutospacing="1"/>
-        <w:divId w:val="1653368682"/>
+        <w:divId w:val="1902401125"/>
         <w:rPr>
           <w:rFonts w:eastAsia="Times New Roman"/>
           <w:lang w:val="nl-NL"/>
@@ -13695,7 +13692,7 @@
     <w:p>
       <w:pPr>
         <w:pStyle w:val="Kop5"/>
-        <w:divId w:val="1653368682"/>
+        <w:divId w:val="1902401125"/>
         <w:rPr>
           <w:rFonts w:eastAsia="Times New Roman"/>
           <w:lang w:val="nl-NL"/>
@@ -13712,7 +13709,7 @@
     <w:p>
       <w:pPr>
         <w:pStyle w:val="Normaalweb"/>
-        <w:divId w:val="1653368682"/>
+        <w:divId w:val="1902401125"/>
         <w:rPr>
           <w:lang w:val="nl-NL"/>
         </w:rPr>
@@ -13727,7 +13724,7 @@
     <w:p>
       <w:pPr>
         <w:pStyle w:val="Kop4"/>
-        <w:divId w:val="1653368682"/>
+        <w:divId w:val="1902401125"/>
         <w:rPr>
           <w:rFonts w:eastAsia="Times New Roman"/>
           <w:lang w:val="nl-NL"/>
@@ -13744,7 +13741,7 @@
     <w:p>
       <w:pPr>
         <w:pStyle w:val="Normaalweb"/>
-        <w:divId w:val="1573813199"/>
+        <w:divId w:val="1324312388"/>
         <w:rPr>
           <w:lang w:val="nl-NL"/>
         </w:rPr>
@@ -13766,7 +13763,7 @@
     <w:p>
       <w:pPr>
         <w:pStyle w:val="Normaalweb"/>
-        <w:divId w:val="1573813199"/>
+        <w:divId w:val="1324312388"/>
         <w:rPr>
           <w:lang w:val="nl-NL"/>
         </w:rPr>
@@ -13788,7 +13785,7 @@
     <w:p>
       <w:pPr>
         <w:pStyle w:val="Kop5"/>
-        <w:divId w:val="1653368682"/>
+        <w:divId w:val="1902401125"/>
         <w:rPr>
           <w:rFonts w:eastAsia="Times New Roman"/>
           <w:lang w:val="nl-NL"/>
@@ -13805,7 +13802,7 @@
     <w:p>
       <w:pPr>
         <w:pStyle w:val="Normaalweb"/>
-        <w:divId w:val="1653368682"/>
+        <w:divId w:val="1902401125"/>
         <w:rPr>
           <w:lang w:val="nl-NL"/>
         </w:rPr>
@@ -13820,7 +13817,7 @@
     <w:p>
       <w:pPr>
         <w:pStyle w:val="Kop5"/>
-        <w:divId w:val="1653368682"/>
+        <w:divId w:val="1902401125"/>
         <w:rPr>
           <w:rFonts w:eastAsia="Times New Roman"/>
           <w:lang w:val="nl-NL"/>
@@ -13837,7 +13834,7 @@
     <w:p>
       <w:pPr>
         <w:pStyle w:val="Normaalweb"/>
-        <w:divId w:val="1653368682"/>
+        <w:divId w:val="1902401125"/>
         <w:rPr>
           <w:lang w:val="nl-NL"/>
         </w:rPr>
@@ -13852,7 +13849,7 @@
     <w:p>
       <w:pPr>
         <w:pStyle w:val="Kop5"/>
-        <w:divId w:val="1653368682"/>
+        <w:divId w:val="1902401125"/>
         <w:rPr>
           <w:rFonts w:eastAsia="Times New Roman"/>
           <w:lang w:val="nl-NL"/>
@@ -13869,7 +13866,7 @@
     <w:p>
       <w:pPr>
         <w:pStyle w:val="Normaalweb"/>
-        <w:divId w:val="1653368682"/>
+        <w:divId w:val="1902401125"/>
         <w:rPr>
           <w:lang w:val="nl-NL"/>
         </w:rPr>
@@ -13884,7 +13881,7 @@
     <w:p>
       <w:pPr>
         <w:pStyle w:val="Kop4"/>
-        <w:divId w:val="1653368682"/>
+        <w:divId w:val="1902401125"/>
         <w:rPr>
           <w:rFonts w:eastAsia="Times New Roman"/>
           <w:lang w:val="nl-NL"/>
@@ -13901,7 +13898,7 @@
     <w:p>
       <w:pPr>
         <w:pStyle w:val="Kop5"/>
-        <w:divId w:val="1653368682"/>
+        <w:divId w:val="1902401125"/>
         <w:rPr>
           <w:rFonts w:eastAsia="Times New Roman"/>
           <w:lang w:val="nl-NL"/>
@@ -13918,7 +13915,7 @@
     <w:p>
       <w:pPr>
         <w:pStyle w:val="Normaalweb"/>
-        <w:divId w:val="1653368682"/>
+        <w:divId w:val="1902401125"/>
         <w:rPr>
           <w:lang w:val="nl-NL"/>
         </w:rPr>
@@ -13933,7 +13930,7 @@
     <w:p>
       <w:pPr>
         <w:pStyle w:val="Kop5"/>
-        <w:divId w:val="1653368682"/>
+        <w:divId w:val="1902401125"/>
         <w:rPr>
           <w:rFonts w:eastAsia="Times New Roman"/>
           <w:lang w:val="nl-NL"/>
@@ -13950,7 +13947,7 @@
     <w:p>
       <w:pPr>
         <w:pStyle w:val="Normaalweb"/>
-        <w:divId w:val="1653368682"/>
+        <w:divId w:val="1902401125"/>
         <w:rPr>
           <w:lang w:val="nl-NL"/>
         </w:rPr>
@@ -13969,7 +13966,7 @@
           <w:numId w:val="37"/>
         </w:numPr>
         <w:spacing w:before="100" w:beforeAutospacing="1" w:after="100" w:afterAutospacing="1"/>
-        <w:divId w:val="1653368682"/>
+        <w:divId w:val="1902401125"/>
         <w:rPr>
           <w:rFonts w:eastAsia="Times New Roman"/>
           <w:lang w:val="nl-NL"/>
@@ -13990,7 +13987,7 @@
           <w:numId w:val="37"/>
         </w:numPr>
         <w:spacing w:before="100" w:beforeAutospacing="1" w:after="100" w:afterAutospacing="1"/>
-        <w:divId w:val="1653368682"/>
+        <w:divId w:val="1902401125"/>
         <w:rPr>
           <w:rFonts w:eastAsia="Times New Roman"/>
           <w:lang w:val="nl-NL"/>
@@ -14011,7 +14008,7 @@
           <w:numId w:val="37"/>
         </w:numPr>
         <w:spacing w:before="100" w:beforeAutospacing="1" w:after="100" w:afterAutospacing="1"/>
-        <w:divId w:val="1653368682"/>
+        <w:divId w:val="1902401125"/>
         <w:rPr>
           <w:rFonts w:eastAsia="Times New Roman"/>
           <w:lang w:val="nl-NL"/>
@@ -14028,7 +14025,7 @@
     <w:p>
       <w:pPr>
         <w:pStyle w:val="Normaalweb"/>
-        <w:divId w:val="1653368682"/>
+        <w:divId w:val="1902401125"/>
         <w:rPr>
           <w:lang w:val="nl-NL"/>
         </w:rPr>
@@ -14043,7 +14040,7 @@
     <w:p>
       <w:pPr>
         <w:pStyle w:val="Kop5"/>
-        <w:divId w:val="1653368682"/>
+        <w:divId w:val="1902401125"/>
         <w:rPr>
           <w:rFonts w:eastAsia="Times New Roman"/>
           <w:lang w:val="nl-NL"/>
@@ -14060,7 +14057,7 @@
     <w:p>
       <w:pPr>
         <w:pStyle w:val="Normaalweb"/>
-        <w:divId w:val="1653368682"/>
+        <w:divId w:val="1902401125"/>
         <w:rPr>
           <w:lang w:val="nl-NL"/>
         </w:rPr>
@@ -14075,7 +14072,7 @@
     <w:p>
       <w:pPr>
         <w:pStyle w:val="Kop4"/>
-        <w:divId w:val="1653368682"/>
+        <w:divId w:val="1902401125"/>
         <w:rPr>
           <w:rFonts w:eastAsia="Times New Roman"/>
           <w:lang w:val="nl-NL"/>
@@ -14092,7 +14089,7 @@
     <w:p>
       <w:pPr>
         <w:pStyle w:val="Kop5"/>
-        <w:divId w:val="1653368682"/>
+        <w:divId w:val="1902401125"/>
         <w:rPr>
           <w:rFonts w:eastAsia="Times New Roman"/>
           <w:lang w:val="nl-NL"/>
@@ -14109,7 +14106,7 @@
     <w:p>
       <w:pPr>
         <w:pStyle w:val="Normaalweb"/>
-        <w:divId w:val="1653368682"/>
+        <w:divId w:val="1902401125"/>
         <w:rPr>
           <w:lang w:val="nl-NL"/>
         </w:rPr>
@@ -14124,7 +14121,7 @@
     <w:p>
       <w:pPr>
         <w:pStyle w:val="Kop5"/>
-        <w:divId w:val="1653368682"/>
+        <w:divId w:val="1902401125"/>
         <w:rPr>
           <w:rFonts w:eastAsia="Times New Roman"/>
           <w:lang w:val="nl-NL"/>
@@ -14141,7 +14138,7 @@
     <w:p>
       <w:pPr>
         <w:pStyle w:val="Normaalweb"/>
-        <w:divId w:val="1653368682"/>
+        <w:divId w:val="1902401125"/>
         <w:rPr>
           <w:lang w:val="nl-NL"/>
         </w:rPr>
@@ -14156,7 +14153,7 @@
     <w:p>
       <w:pPr>
         <w:pStyle w:val="Kop5"/>
-        <w:divId w:val="1653368682"/>
+        <w:divId w:val="1902401125"/>
         <w:rPr>
           <w:rFonts w:eastAsia="Times New Roman"/>
           <w:lang w:val="nl-NL"/>
@@ -14173,7 +14170,7 @@
     <w:p>
       <w:pPr>
         <w:pStyle w:val="Normaalweb"/>
-        <w:divId w:val="1653368682"/>
+        <w:divId w:val="1902401125"/>
         <w:rPr>
           <w:lang w:val="nl-NL"/>
         </w:rPr>
@@ -14188,7 +14185,7 @@
     <w:p>
       <w:pPr>
         <w:pStyle w:val="Kop5"/>
-        <w:divId w:val="1653368682"/>
+        <w:divId w:val="1902401125"/>
         <w:rPr>
           <w:rFonts w:eastAsia="Times New Roman"/>
           <w:lang w:val="nl-NL"/>
@@ -14205,7 +14202,7 @@
     <w:p>
       <w:pPr>
         <w:pStyle w:val="Normaalweb"/>
-        <w:divId w:val="1653368682"/>
+        <w:divId w:val="1902401125"/>
         <w:rPr>
           <w:lang w:val="nl-NL"/>
         </w:rPr>
@@ -14220,7 +14217,7 @@
     <w:p>
       <w:pPr>
         <w:pStyle w:val="Kop5"/>
-        <w:divId w:val="1653368682"/>
+        <w:divId w:val="1902401125"/>
         <w:rPr>
           <w:rFonts w:eastAsia="Times New Roman"/>
           <w:lang w:val="nl-NL"/>
@@ -14237,7 +14234,7 @@
     <w:p>
       <w:pPr>
         <w:pStyle w:val="Normaalweb"/>
-        <w:divId w:val="1653368682"/>
+        <w:divId w:val="1902401125"/>
         <w:rPr>
           <w:lang w:val="nl-NL"/>
         </w:rPr>
@@ -14252,7 +14249,7 @@
     <w:p>
       <w:pPr>
         <w:pStyle w:val="afsluiting"/>
-        <w:divId w:val="1653368682"/>
+        <w:divId w:val="1902401125"/>
         <w:rPr>
           <w:lang w:val="nl-NL"/>
         </w:rPr>
@@ -14267,7 +14264,7 @@
     <w:p>
       <w:pPr>
         <w:outlineLvl w:val="2"/>
-        <w:divId w:val="1204825028"/>
+        <w:divId w:val="445001737"/>
         <w:rPr>
           <w:rFonts w:ascii="Aptos Display" w:eastAsia="Times New Roman" w:hAnsi="Aptos Display"/>
           <w:b/>
@@ -14293,7 +14290,7 @@
     </w:p>
     <w:p>
       <w:pPr>
-        <w:divId w:val="1204825028"/>
+        <w:divId w:val="445001737"/>
         <w:rPr>
           <w:rFonts w:eastAsia="Times New Roman"/>
           <w:sz w:val="24"/>
@@ -14313,7 +14310,7 @@
     <w:p>
       <w:pPr>
         <w:pStyle w:val="subtitel"/>
-        <w:divId w:val="1653368682"/>
+        <w:divId w:val="1902401125"/>
         <w:rPr>
           <w:lang w:val="nl-NL"/>
         </w:rPr>
@@ -14328,7 +14325,7 @@
     <w:p>
       <w:pPr>
         <w:pStyle w:val="Kop4"/>
-        <w:divId w:val="1653368682"/>
+        <w:divId w:val="1902401125"/>
         <w:rPr>
           <w:rFonts w:eastAsia="Times New Roman"/>
           <w:lang w:val="nl-NL"/>
@@ -14345,7 +14342,7 @@
     <w:p>
       <w:pPr>
         <w:pStyle w:val="Normaalweb"/>
-        <w:divId w:val="1653368682"/>
+        <w:divId w:val="1902401125"/>
         <w:rPr>
           <w:lang w:val="nl-NL"/>
         </w:rPr>
@@ -14360,7 +14357,7 @@
     <w:p>
       <w:pPr>
         <w:pStyle w:val="Kop5"/>
-        <w:divId w:val="1653368682"/>
+        <w:divId w:val="1902401125"/>
         <w:rPr>
           <w:rFonts w:eastAsia="Times New Roman"/>
           <w:lang w:val="nl-NL"/>
@@ -14377,7 +14374,7 @@
     <w:p>
       <w:pPr>
         <w:pStyle w:val="Normaalweb"/>
-        <w:divId w:val="1653368682"/>
+        <w:divId w:val="1902401125"/>
         <w:rPr>
           <w:lang w:val="nl-NL"/>
         </w:rPr>
@@ -14392,7 +14389,7 @@
     <w:p>
       <w:pPr>
         <w:pStyle w:val="Normaalweb"/>
-        <w:divId w:val="1653368682"/>
+        <w:divId w:val="1902401125"/>
         <w:rPr>
           <w:lang w:val="nl-NL"/>
         </w:rPr>
@@ -14407,7 +14404,7 @@
     <w:p>
       <w:pPr>
         <w:pStyle w:val="Kop5"/>
-        <w:divId w:val="1653368682"/>
+        <w:divId w:val="1902401125"/>
         <w:rPr>
           <w:rFonts w:eastAsia="Times New Roman"/>
           <w:lang w:val="nl-NL"/>
@@ -14428,7 +14425,7 @@
           <w:numId w:val="38"/>
         </w:numPr>
         <w:spacing w:before="100" w:beforeAutospacing="1" w:after="100" w:afterAutospacing="1"/>
-        <w:divId w:val="1653368682"/>
+        <w:divId w:val="1902401125"/>
         <w:rPr>
           <w:rFonts w:eastAsia="Times New Roman"/>
           <w:lang w:val="nl-NL"/>
@@ -14449,7 +14446,7 @@
           <w:numId w:val="38"/>
         </w:numPr>
         <w:spacing w:before="100" w:beforeAutospacing="1" w:after="100" w:afterAutospacing="1"/>
-        <w:divId w:val="1653368682"/>
+        <w:divId w:val="1902401125"/>
         <w:rPr>
           <w:rFonts w:eastAsia="Times New Roman"/>
           <w:lang w:val="nl-NL"/>
@@ -14470,7 +14467,7 @@
           <w:numId w:val="38"/>
         </w:numPr>
         <w:spacing w:before="100" w:beforeAutospacing="1" w:after="100" w:afterAutospacing="1"/>
-        <w:divId w:val="1653368682"/>
+        <w:divId w:val="1902401125"/>
         <w:rPr>
           <w:rFonts w:eastAsia="Times New Roman"/>
           <w:lang w:val="nl-NL"/>
@@ -14491,7 +14488,7 @@
           <w:numId w:val="38"/>
         </w:numPr>
         <w:spacing w:before="100" w:beforeAutospacing="1" w:after="100" w:afterAutospacing="1"/>
-        <w:divId w:val="1653368682"/>
+        <w:divId w:val="1902401125"/>
         <w:rPr>
           <w:rFonts w:eastAsia="Times New Roman"/>
           <w:lang w:val="nl-NL"/>
@@ -14512,7 +14509,7 @@
           <w:numId w:val="38"/>
         </w:numPr>
         <w:spacing w:before="100" w:beforeAutospacing="1" w:after="100" w:afterAutospacing="1"/>
-        <w:divId w:val="1653368682"/>
+        <w:divId w:val="1902401125"/>
         <w:rPr>
           <w:rFonts w:eastAsia="Times New Roman"/>
           <w:lang w:val="nl-NL"/>
@@ -14529,7 +14526,7 @@
     <w:p>
       <w:pPr>
         <w:pStyle w:val="Kop5"/>
-        <w:divId w:val="1653368682"/>
+        <w:divId w:val="1902401125"/>
         <w:rPr>
           <w:rFonts w:eastAsia="Times New Roman"/>
           <w:lang w:val="nl-NL"/>
@@ -14546,7 +14543,7 @@
     <w:p>
       <w:pPr>
         <w:pStyle w:val="Normaalweb"/>
-        <w:divId w:val="1653368682"/>
+        <w:divId w:val="1902401125"/>
         <w:rPr>
           <w:lang w:val="nl-NL"/>
         </w:rPr>
@@ -14561,7 +14558,7 @@
     <w:p>
       <w:pPr>
         <w:pStyle w:val="Kop4"/>
-        <w:divId w:val="1653368682"/>
+        <w:divId w:val="1902401125"/>
         <w:rPr>
           <w:rFonts w:eastAsia="Times New Roman"/>
           <w:lang w:val="nl-NL"/>
@@ -14578,7 +14575,7 @@
     <w:p>
       <w:pPr>
         <w:pStyle w:val="Normaalweb"/>
-        <w:divId w:val="1917669945"/>
+        <w:divId w:val="1713192730"/>
         <w:rPr>
           <w:lang w:val="nl-NL"/>
         </w:rPr>
@@ -14600,7 +14597,7 @@
     <w:p>
       <w:pPr>
         <w:pStyle w:val="Normaalweb"/>
-        <w:divId w:val="1917669945"/>
+        <w:divId w:val="1713192730"/>
         <w:rPr>
           <w:lang w:val="nl-NL"/>
         </w:rPr>
@@ -14628,7 +14625,7 @@
     <w:p>
       <w:pPr>
         <w:pStyle w:val="Kop5"/>
-        <w:divId w:val="1653368682"/>
+        <w:divId w:val="1902401125"/>
         <w:rPr>
           <w:rFonts w:eastAsia="Times New Roman"/>
           <w:lang w:val="nl-NL"/>
@@ -14645,7 +14642,7 @@
     <w:p>
       <w:pPr>
         <w:pStyle w:val="Normaalweb"/>
-        <w:divId w:val="1653368682"/>
+        <w:divId w:val="1902401125"/>
         <w:rPr>
           <w:lang w:val="nl-NL"/>
         </w:rPr>
@@ -14660,7 +14657,7 @@
     <w:p>
       <w:pPr>
         <w:pStyle w:val="Kop5"/>
-        <w:divId w:val="1653368682"/>
+        <w:divId w:val="1902401125"/>
         <w:rPr>
           <w:rFonts w:eastAsia="Times New Roman"/>
           <w:lang w:val="nl-NL"/>
@@ -14677,7 +14674,7 @@
     <w:p>
       <w:pPr>
         <w:pStyle w:val="Normaalweb"/>
-        <w:divId w:val="1653368682"/>
+        <w:divId w:val="1902401125"/>
         <w:rPr>
           <w:lang w:val="nl-NL"/>
         </w:rPr>
@@ -14692,7 +14689,7 @@
     <w:p>
       <w:pPr>
         <w:pStyle w:val="Kop5"/>
-        <w:divId w:val="1653368682"/>
+        <w:divId w:val="1902401125"/>
         <w:rPr>
           <w:rFonts w:eastAsia="Times New Roman"/>
           <w:lang w:val="nl-NL"/>
@@ -14709,7 +14706,7 @@
     <w:p>
       <w:pPr>
         <w:pStyle w:val="Normaalweb"/>
-        <w:divId w:val="1653368682"/>
+        <w:divId w:val="1902401125"/>
         <w:rPr>
           <w:lang w:val="nl-NL"/>
         </w:rPr>
@@ -14724,7 +14721,7 @@
     <w:p>
       <w:pPr>
         <w:pStyle w:val="Kop4"/>
-        <w:divId w:val="1653368682"/>
+        <w:divId w:val="1902401125"/>
         <w:rPr>
           <w:rFonts w:eastAsia="Times New Roman"/>
           <w:lang w:val="nl-NL"/>
@@ -14741,7 +14738,7 @@
     <w:p>
       <w:pPr>
         <w:pStyle w:val="Kop5"/>
-        <w:divId w:val="1653368682"/>
+        <w:divId w:val="1902401125"/>
         <w:rPr>
           <w:rFonts w:eastAsia="Times New Roman"/>
           <w:lang w:val="nl-NL"/>
@@ -14758,7 +14755,7 @@
     <w:p>
       <w:pPr>
         <w:pStyle w:val="Normaalweb"/>
-        <w:divId w:val="1653368682"/>
+        <w:divId w:val="1902401125"/>
         <w:rPr>
           <w:lang w:val="nl-NL"/>
         </w:rPr>
@@ -14773,7 +14770,7 @@
     <w:p>
       <w:pPr>
         <w:pStyle w:val="Kop5"/>
-        <w:divId w:val="1653368682"/>
+        <w:divId w:val="1902401125"/>
         <w:rPr>
           <w:rFonts w:eastAsia="Times New Roman"/>
           <w:lang w:val="nl-NL"/>
@@ -14790,7 +14787,7 @@
     <w:p>
       <w:pPr>
         <w:pStyle w:val="Normaalweb"/>
-        <w:divId w:val="1653368682"/>
+        <w:divId w:val="1902401125"/>
         <w:rPr>
           <w:lang w:val="nl-NL"/>
         </w:rPr>
@@ -14809,7 +14806,7 @@
           <w:numId w:val="39"/>
         </w:numPr>
         <w:spacing w:before="100" w:beforeAutospacing="1" w:after="100" w:afterAutospacing="1"/>
-        <w:divId w:val="1653368682"/>
+        <w:divId w:val="1902401125"/>
         <w:rPr>
           <w:rFonts w:eastAsia="Times New Roman"/>
           <w:lang w:val="nl-NL"/>
@@ -14830,7 +14827,7 @@
           <w:numId w:val="39"/>
         </w:numPr>
         <w:spacing w:before="100" w:beforeAutospacing="1" w:after="100" w:afterAutospacing="1"/>
-        <w:divId w:val="1653368682"/>
+        <w:divId w:val="1902401125"/>
         <w:rPr>
           <w:rFonts w:eastAsia="Times New Roman"/>
           <w:lang w:val="nl-NL"/>
@@ -14851,7 +14848,7 @@
           <w:numId w:val="39"/>
         </w:numPr>
         <w:spacing w:before="100" w:beforeAutospacing="1" w:after="100" w:afterAutospacing="1"/>
-        <w:divId w:val="1653368682"/>
+        <w:divId w:val="1902401125"/>
         <w:rPr>
           <w:rFonts w:eastAsia="Times New Roman"/>
           <w:lang w:val="nl-NL"/>
@@ -14872,7 +14869,7 @@
           <w:numId w:val="39"/>
         </w:numPr>
         <w:spacing w:before="100" w:beforeAutospacing="1" w:after="100" w:afterAutospacing="1"/>
-        <w:divId w:val="1653368682"/>
+        <w:divId w:val="1902401125"/>
         <w:rPr>
           <w:rFonts w:eastAsia="Times New Roman"/>
           <w:lang w:val="nl-NL"/>
@@ -14889,7 +14886,7 @@
     <w:p>
       <w:pPr>
         <w:pStyle w:val="Normaalweb"/>
-        <w:divId w:val="1653368682"/>
+        <w:divId w:val="1902401125"/>
         <w:rPr>
           <w:lang w:val="nl-NL"/>
         </w:rPr>
@@ -14904,7 +14901,7 @@
     <w:p>
       <w:pPr>
         <w:pStyle w:val="Kop5"/>
-        <w:divId w:val="1653368682"/>
+        <w:divId w:val="1902401125"/>
         <w:rPr>
           <w:rFonts w:eastAsia="Times New Roman"/>
           <w:lang w:val="nl-NL"/>
@@ -14921,7 +14918,7 @@
     <w:p>
       <w:pPr>
         <w:pStyle w:val="Normaalweb"/>
-        <w:divId w:val="1653368682"/>
+        <w:divId w:val="1902401125"/>
         <w:rPr>
           <w:lang w:val="nl-NL"/>
         </w:rPr>
@@ -14936,7 +14933,7 @@
     <w:p>
       <w:pPr>
         <w:pStyle w:val="Kop4"/>
-        <w:divId w:val="1653368682"/>
+        <w:divId w:val="1902401125"/>
         <w:rPr>
           <w:rFonts w:eastAsia="Times New Roman"/>
           <w:lang w:val="nl-NL"/>
@@ -14953,7 +14950,7 @@
     <w:p>
       <w:pPr>
         <w:pStyle w:val="Kop5"/>
-        <w:divId w:val="1653368682"/>
+        <w:divId w:val="1902401125"/>
         <w:rPr>
           <w:rFonts w:eastAsia="Times New Roman"/>
           <w:lang w:val="nl-NL"/>
@@ -14970,7 +14967,7 @@
     <w:p>
       <w:pPr>
         <w:pStyle w:val="Normaalweb"/>
-        <w:divId w:val="1653368682"/>
+        <w:divId w:val="1902401125"/>
         <w:rPr>
           <w:lang w:val="nl-NL"/>
         </w:rPr>
@@ -14985,7 +14982,7 @@
     <w:p>
       <w:pPr>
         <w:pStyle w:val="Kop5"/>
-        <w:divId w:val="1653368682"/>
+        <w:divId w:val="1902401125"/>
         <w:rPr>
           <w:rFonts w:eastAsia="Times New Roman"/>
           <w:lang w:val="nl-NL"/>
@@ -15002,7 +14999,7 @@
     <w:p>
       <w:pPr>
         <w:pStyle w:val="Normaalweb"/>
-        <w:divId w:val="1653368682"/>
+        <w:divId w:val="1902401125"/>
         <w:rPr>
           <w:lang w:val="nl-NL"/>
         </w:rPr>
@@ -15017,7 +15014,7 @@
     <w:p>
       <w:pPr>
         <w:pStyle w:val="Kop5"/>
-        <w:divId w:val="1653368682"/>
+        <w:divId w:val="1902401125"/>
         <w:rPr>
           <w:rFonts w:eastAsia="Times New Roman"/>
           <w:lang w:val="nl-NL"/>
@@ -15034,7 +15031,7 @@
     <w:p>
       <w:pPr>
         <w:pStyle w:val="Normaalweb"/>
-        <w:divId w:val="1653368682"/>
+        <w:divId w:val="1902401125"/>
         <w:rPr>
           <w:lang w:val="nl-NL"/>
         </w:rPr>
@@ -15049,7 +15046,7 @@
     <w:p>
       <w:pPr>
         <w:pStyle w:val="Kop5"/>
-        <w:divId w:val="1653368682"/>
+        <w:divId w:val="1902401125"/>
         <w:rPr>
           <w:rFonts w:eastAsia="Times New Roman"/>
           <w:lang w:val="nl-NL"/>
@@ -15066,7 +15063,7 @@
     <w:p>
       <w:pPr>
         <w:pStyle w:val="Normaalweb"/>
-        <w:divId w:val="1653368682"/>
+        <w:divId w:val="1902401125"/>
         <w:rPr>
           <w:lang w:val="nl-NL"/>
         </w:rPr>
@@ -15081,7 +15078,7 @@
     <w:p>
       <w:pPr>
         <w:pStyle w:val="Kop5"/>
-        <w:divId w:val="1653368682"/>
+        <w:divId w:val="1902401125"/>
         <w:rPr>
           <w:rFonts w:eastAsia="Times New Roman"/>
           <w:lang w:val="nl-NL"/>
@@ -15098,7 +15095,7 @@
     <w:p>
       <w:pPr>
         <w:pStyle w:val="Normaalweb"/>
-        <w:divId w:val="1653368682"/>
+        <w:divId w:val="1902401125"/>
         <w:rPr>
           <w:lang w:val="nl-NL"/>
         </w:rPr>
@@ -15113,7 +15110,7 @@
     <w:p>
       <w:pPr>
         <w:pStyle w:val="afsluiting"/>
-        <w:divId w:val="1653368682"/>
+        <w:divId w:val="1902401125"/>
         <w:rPr>
           <w:lang w:val="nl-NL"/>
         </w:rPr>
@@ -15360,7 +15357,7 @@
         <w:sz w:val="18"/>
       </w:rPr>
       <w:tab/>
-      <w:t>Laatst gewijzigd: 6 oktober 2026, 11:20</w:t>
+      <w:t>Laatst gewijzigd: 6 oktober 2026, 13:42</w:t>
     </w:r>
   </w:p>
 </w:hdr>
@@ -15379,9 +15376,9 @@
 <file path=word/numbering.xml><?xml version="1.0" encoding="utf-8"?>
 <w:numbering xmlns:wpc="http://schemas.microsoft.com/office/word/2010/wordprocessingCanvas" xmlns:cx="http://schemas.microsoft.com/office/drawing/2014/chartex" xmlns:cx1="http://schemas.microsoft.com/office/drawing/2015/9/8/chartex" xmlns:cx2="http://schemas.microsoft.com/office/drawing/2015/10/21/chartex" xmlns:cx3="http://schemas.microsoft.com/office/drawing/2016/5/9/chartex" xmlns:cx4="http://schemas.microsoft.com/office/drawing/2016/5/10/chartex" xmlns:cx5="http://schemas.microsoft.com/office/drawing/2016/5/11/chartex" xmlns:cx6="http://schemas.microsoft.com/office/drawing/2016/5/12/chartex" xmlns:cx7="http://schemas.microsoft.com/office/drawing/2016/5/13/chartex" xmlns:cx8="http://schemas.microsoft.com/office/drawing/2016/5/14/chartex" xmlns:mc="http://schemas.openxmlformats.org/markup-compatibility/2006" xmlns:aink="http://schemas.microsoft.com/office/drawing/2016/ink" xmlns:am3d="http://schemas.microsoft.com/office/drawing/2017/model3d" xmlns:o="urn:schemas-microsoft-com:office:office" xmlns:oel="http://schemas.microsoft.com/office/2019/extlst" xmlns:r="http://schemas.openxmlformats.org/officeDocument/2006/relationships" xmlns:m="http://schemas.openxmlformats.org/officeDocument/2006/math" xmlns:v="urn:schemas-microsoft-com:vml" xmlns:wp14="http://schemas.microsoft.com/office/word/2010/wordprocessingDrawing" xmlns:wp="http://schemas.openxmlformats.org/drawingml/2006/wordprocessingDrawing" xmlns:w10="urn:schemas-microsoft-com:office:word" xmlns:w="http://schemas.openxmlformats.org/wordprocessingml/2006/main" xmlns:w14="http://schemas.microsoft.com/office/word/2010/wordml" xmlns:w15="http://schemas.microsoft.com/office/word/2012/wordml" xmlns:w16cex="http://schemas.microsoft.com/office/word/2018/wordml/cex" xmlns:w16cid="http://schemas.microsoft.com/office/word/2016/wordml/cid" xmlns:w16="http://schemas.microsoft.com/office/word/2018/wordml" xmlns:w16sdtdh="http://schemas.microsoft.com/office/word/2020/wordml/sdtdatahash" xmlns:w16se="http://schemas.microsoft.com/office/word/2015/wordml/symex" xmlns:wpg="http://schemas.microsoft.com/office/word/2010/wordprocessingGroup" xmlns:wpi="http://schemas.microsoft.com/office/word/2010/wordprocessingInk" xmlns:wne="http://schemas.microsoft.com/office/word/2006/wordml" xmlns:wps="http://schemas.microsoft.com/office/word/2010/wordprocessingShape" mc:Ignorable="w14 w15 w16se w16cid w16 w16cex w16sdtdh wp14">
   <w:abstractNum w:abstractNumId="0" w15:restartNumberingAfterBreak="0">
-    <w:nsid w:val="00B7100C"/>
+    <w:nsid w:val="01F418C8"/>
     <w:multiLevelType w:val="multilevel"/>
-    <w:tmpl w:val="85347D4C"/>
+    <w:tmpl w:val="E9C6DE20"/>
     <w:lvl w:ilvl="0">
       <w:start w:val="1"/>
       <w:numFmt w:val="bullet"/>
@@ -15398,7 +15395,7 @@
         <w:sz w:val="20"/>
       </w:rPr>
     </w:lvl>
-    <w:lvl w:ilvl="1" w:tentative="1">
+    <w:lvl w:ilvl="1">
       <w:start w:val="1"/>
       <w:numFmt w:val="bullet"/>
       <w:lvlText w:val="o"/>
@@ -15528,9 +15525,9 @@
     </w:lvl>
   </w:abstractNum>
   <w:abstractNum w:abstractNumId="1" w15:restartNumberingAfterBreak="0">
-    <w:nsid w:val="043C1339"/>
+    <w:nsid w:val="0E9E0108"/>
     <w:multiLevelType w:val="multilevel"/>
-    <w:tmpl w:val="6C043654"/>
+    <w:tmpl w:val="74D449C2"/>
     <w:lvl w:ilvl="0">
       <w:start w:val="1"/>
       <w:numFmt w:val="bullet"/>
@@ -15677,9 +15674,9 @@
     </w:lvl>
   </w:abstractNum>
   <w:abstractNum w:abstractNumId="2" w15:restartNumberingAfterBreak="0">
-    <w:nsid w:val="087402BB"/>
+    <w:nsid w:val="13832E90"/>
     <w:multiLevelType w:val="multilevel"/>
-    <w:tmpl w:val="F68AB9CE"/>
+    <w:tmpl w:val="2362D520"/>
     <w:lvl w:ilvl="0">
       <w:start w:val="1"/>
       <w:numFmt w:val="bullet"/>
@@ -15826,9 +15823,9 @@
     </w:lvl>
   </w:abstractNum>
   <w:abstractNum w:abstractNumId="3" w15:restartNumberingAfterBreak="0">
-    <w:nsid w:val="09E13482"/>
+    <w:nsid w:val="16143543"/>
     <w:multiLevelType w:val="multilevel"/>
-    <w:tmpl w:val="20ACF12E"/>
+    <w:tmpl w:val="01B6F994"/>
     <w:lvl w:ilvl="0">
       <w:start w:val="1"/>
       <w:numFmt w:val="bullet"/>
@@ -15975,9 +15972,9 @@
     </w:lvl>
   </w:abstractNum>
   <w:abstractNum w:abstractNumId="4" w15:restartNumberingAfterBreak="0">
-    <w:nsid w:val="0F125C82"/>
+    <w:nsid w:val="16D77109"/>
     <w:multiLevelType w:val="multilevel"/>
-    <w:tmpl w:val="537C2D82"/>
+    <w:tmpl w:val="611E2314"/>
     <w:lvl w:ilvl="0">
       <w:start w:val="1"/>
       <w:numFmt w:val="bullet"/>
@@ -16124,9 +16121,9 @@
     </w:lvl>
   </w:abstractNum>
   <w:abstractNum w:abstractNumId="5" w15:restartNumberingAfterBreak="0">
-    <w:nsid w:val="133161D4"/>
+    <w:nsid w:val="18716442"/>
     <w:multiLevelType w:val="multilevel"/>
-    <w:tmpl w:val="80969D90"/>
+    <w:tmpl w:val="11322272"/>
     <w:lvl w:ilvl="0">
       <w:start w:val="1"/>
       <w:numFmt w:val="bullet"/>
@@ -16273,9 +16270,9 @@
     </w:lvl>
   </w:abstractNum>
   <w:abstractNum w:abstractNumId="6" w15:restartNumberingAfterBreak="0">
-    <w:nsid w:val="18756EA7"/>
+    <w:nsid w:val="1955754C"/>
     <w:multiLevelType w:val="multilevel"/>
-    <w:tmpl w:val="BB5ADAE2"/>
+    <w:tmpl w:val="5F888356"/>
     <w:lvl w:ilvl="0">
       <w:start w:val="1"/>
       <w:numFmt w:val="bullet"/>
@@ -16422,9 +16419,9 @@
     </w:lvl>
   </w:abstractNum>
   <w:abstractNum w:abstractNumId="7" w15:restartNumberingAfterBreak="0">
-    <w:nsid w:val="190B0322"/>
+    <w:nsid w:val="21101DA8"/>
     <w:multiLevelType w:val="multilevel"/>
-    <w:tmpl w:val="BB80A47C"/>
+    <w:tmpl w:val="B6FC5C32"/>
     <w:lvl w:ilvl="0">
       <w:start w:val="1"/>
       <w:numFmt w:val="bullet"/>
@@ -16571,9 +16568,9 @@
     </w:lvl>
   </w:abstractNum>
   <w:abstractNum w:abstractNumId="8" w15:restartNumberingAfterBreak="0">
-    <w:nsid w:val="1BB4000B"/>
+    <w:nsid w:val="241E3EDF"/>
     <w:multiLevelType w:val="multilevel"/>
-    <w:tmpl w:val="B2027394"/>
+    <w:tmpl w:val="4A224B64"/>
     <w:lvl w:ilvl="0">
       <w:start w:val="1"/>
       <w:numFmt w:val="bullet"/>
@@ -16720,9 +16717,9 @@
     </w:lvl>
   </w:abstractNum>
   <w:abstractNum w:abstractNumId="9" w15:restartNumberingAfterBreak="0">
-    <w:nsid w:val="1CD41B67"/>
+    <w:nsid w:val="2A2924D9"/>
     <w:multiLevelType w:val="multilevel"/>
-    <w:tmpl w:val="DBD06864"/>
+    <w:tmpl w:val="9670B9C2"/>
     <w:lvl w:ilvl="0">
       <w:start w:val="1"/>
       <w:numFmt w:val="bullet"/>
@@ -16869,9 +16866,9 @@
     </w:lvl>
   </w:abstractNum>
   <w:abstractNum w:abstractNumId="10" w15:restartNumberingAfterBreak="0">
-    <w:nsid w:val="23EF3FB2"/>
+    <w:nsid w:val="2A7A504A"/>
     <w:multiLevelType w:val="multilevel"/>
-    <w:tmpl w:val="8D36DA4C"/>
+    <w:tmpl w:val="F60A9C96"/>
     <w:lvl w:ilvl="0">
       <w:start w:val="1"/>
       <w:numFmt w:val="bullet"/>
@@ -17018,9 +17015,9 @@
     </w:lvl>
   </w:abstractNum>
   <w:abstractNum w:abstractNumId="11" w15:restartNumberingAfterBreak="0">
-    <w:nsid w:val="24226155"/>
+    <w:nsid w:val="2F825128"/>
     <w:multiLevelType w:val="multilevel"/>
-    <w:tmpl w:val="8744A456"/>
+    <w:tmpl w:val="676E4EA0"/>
     <w:lvl w:ilvl="0">
       <w:start w:val="1"/>
       <w:numFmt w:val="bullet"/>
@@ -17167,9 +17164,9 @@
     </w:lvl>
   </w:abstractNum>
   <w:abstractNum w:abstractNumId="12" w15:restartNumberingAfterBreak="0">
-    <w:nsid w:val="27DB27ED"/>
+    <w:nsid w:val="31000A7A"/>
     <w:multiLevelType w:val="multilevel"/>
-    <w:tmpl w:val="C276A924"/>
+    <w:tmpl w:val="4D900974"/>
     <w:lvl w:ilvl="0">
       <w:start w:val="1"/>
       <w:numFmt w:val="bullet"/>
@@ -17316,9 +17313,9 @@
     </w:lvl>
   </w:abstractNum>
   <w:abstractNum w:abstractNumId="13" w15:restartNumberingAfterBreak="0">
-    <w:nsid w:val="29450757"/>
+    <w:nsid w:val="311372DF"/>
     <w:multiLevelType w:val="multilevel"/>
-    <w:tmpl w:val="8A626FC8"/>
+    <w:tmpl w:val="6E2281C2"/>
     <w:lvl w:ilvl="0">
       <w:start w:val="1"/>
       <w:numFmt w:val="bullet"/>
@@ -17465,9 +17462,9 @@
     </w:lvl>
   </w:abstractNum>
   <w:abstractNum w:abstractNumId="14" w15:restartNumberingAfterBreak="0">
-    <w:nsid w:val="2C3A6D2D"/>
+    <w:nsid w:val="35036F52"/>
     <w:multiLevelType w:val="multilevel"/>
-    <w:tmpl w:val="61DA3BB0"/>
+    <w:tmpl w:val="DF987126"/>
     <w:lvl w:ilvl="0">
       <w:start w:val="1"/>
       <w:numFmt w:val="bullet"/>
@@ -17614,9 +17611,9 @@
     </w:lvl>
   </w:abstractNum>
   <w:abstractNum w:abstractNumId="15" w15:restartNumberingAfterBreak="0">
-    <w:nsid w:val="2C561837"/>
+    <w:nsid w:val="374C193A"/>
     <w:multiLevelType w:val="multilevel"/>
-    <w:tmpl w:val="5BE26192"/>
+    <w:tmpl w:val="133EB610"/>
     <w:lvl w:ilvl="0">
       <w:start w:val="1"/>
       <w:numFmt w:val="bullet"/>
@@ -17763,9 +17760,9 @@
     </w:lvl>
   </w:abstractNum>
   <w:abstractNum w:abstractNumId="16" w15:restartNumberingAfterBreak="0">
-    <w:nsid w:val="2D222E90"/>
+    <w:nsid w:val="37E51B2A"/>
     <w:multiLevelType w:val="multilevel"/>
-    <w:tmpl w:val="169E1752"/>
+    <w:tmpl w:val="BB0C3E14"/>
     <w:lvl w:ilvl="0">
       <w:start w:val="1"/>
       <w:numFmt w:val="bullet"/>
@@ -17912,9 +17909,9 @@
     </w:lvl>
   </w:abstractNum>
   <w:abstractNum w:abstractNumId="17" w15:restartNumberingAfterBreak="0">
-    <w:nsid w:val="2ECF64A8"/>
+    <w:nsid w:val="3BE90F1E"/>
     <w:multiLevelType w:val="multilevel"/>
-    <w:tmpl w:val="9266F1A6"/>
+    <w:tmpl w:val="6774620C"/>
     <w:lvl w:ilvl="0">
       <w:start w:val="1"/>
       <w:numFmt w:val="bullet"/>
@@ -18061,9 +18058,9 @@
     </w:lvl>
   </w:abstractNum>
   <w:abstractNum w:abstractNumId="18" w15:restartNumberingAfterBreak="0">
-    <w:nsid w:val="2F7A0CBF"/>
+    <w:nsid w:val="3FDB747A"/>
     <w:multiLevelType w:val="multilevel"/>
-    <w:tmpl w:val="5CA21BC4"/>
+    <w:tmpl w:val="8D56AE1C"/>
     <w:lvl w:ilvl="0">
       <w:start w:val="1"/>
       <w:numFmt w:val="bullet"/>
@@ -18210,9 +18207,9 @@
     </w:lvl>
   </w:abstractNum>
   <w:abstractNum w:abstractNumId="19" w15:restartNumberingAfterBreak="0">
-    <w:nsid w:val="31BA5A72"/>
+    <w:nsid w:val="40BF3399"/>
     <w:multiLevelType w:val="multilevel"/>
-    <w:tmpl w:val="07080B5C"/>
+    <w:tmpl w:val="72581D20"/>
     <w:lvl w:ilvl="0">
       <w:start w:val="1"/>
       <w:numFmt w:val="bullet"/>
@@ -18359,9 +18356,9 @@
     </w:lvl>
   </w:abstractNum>
   <w:abstractNum w:abstractNumId="20" w15:restartNumberingAfterBreak="0">
-    <w:nsid w:val="361C11A3"/>
+    <w:nsid w:val="46433799"/>
     <w:multiLevelType w:val="multilevel"/>
-    <w:tmpl w:val="BB682C76"/>
+    <w:tmpl w:val="533C836C"/>
     <w:lvl w:ilvl="0">
       <w:start w:val="1"/>
       <w:numFmt w:val="bullet"/>
@@ -18508,9 +18505,9 @@
     </w:lvl>
   </w:abstractNum>
   <w:abstractNum w:abstractNumId="21" w15:restartNumberingAfterBreak="0">
-    <w:nsid w:val="37B312F8"/>
+    <w:nsid w:val="484961EA"/>
     <w:multiLevelType w:val="multilevel"/>
-    <w:tmpl w:val="E89AF158"/>
+    <w:tmpl w:val="14462AA2"/>
     <w:lvl w:ilvl="0">
       <w:start w:val="1"/>
       <w:numFmt w:val="bullet"/>
@@ -18657,9 +18654,9 @@
     </w:lvl>
   </w:abstractNum>
   <w:abstractNum w:abstractNumId="22" w15:restartNumberingAfterBreak="0">
-    <w:nsid w:val="3D49526A"/>
+    <w:nsid w:val="49DD61D9"/>
     <w:multiLevelType w:val="multilevel"/>
-    <w:tmpl w:val="FFA4C13E"/>
+    <w:tmpl w:val="16B0B0BC"/>
     <w:lvl w:ilvl="0">
       <w:start w:val="1"/>
       <w:numFmt w:val="bullet"/>
@@ -18806,9 +18803,9 @@
     </w:lvl>
   </w:abstractNum>
   <w:abstractNum w:abstractNumId="23" w15:restartNumberingAfterBreak="0">
-    <w:nsid w:val="44035D5E"/>
+    <w:nsid w:val="4B536661"/>
     <w:multiLevelType w:val="multilevel"/>
-    <w:tmpl w:val="4E56BE26"/>
+    <w:tmpl w:val="C37AD1FC"/>
     <w:lvl w:ilvl="0">
       <w:start w:val="1"/>
       <w:numFmt w:val="bullet"/>
@@ -18955,9 +18952,9 @@
     </w:lvl>
   </w:abstractNum>
   <w:abstractNum w:abstractNumId="24" w15:restartNumberingAfterBreak="0">
-    <w:nsid w:val="44BD4DC5"/>
+    <w:nsid w:val="52B06C1A"/>
     <w:multiLevelType w:val="multilevel"/>
-    <w:tmpl w:val="A5BEEF94"/>
+    <w:tmpl w:val="F0BAD7AC"/>
     <w:lvl w:ilvl="0">
       <w:start w:val="1"/>
       <w:numFmt w:val="bullet"/>
@@ -19104,9 +19101,9 @@
     </w:lvl>
   </w:abstractNum>
   <w:abstractNum w:abstractNumId="25" w15:restartNumberingAfterBreak="0">
-    <w:nsid w:val="45F17A98"/>
+    <w:nsid w:val="55637396"/>
     <w:multiLevelType w:val="multilevel"/>
-    <w:tmpl w:val="B2FAB732"/>
+    <w:tmpl w:val="189802D8"/>
     <w:lvl w:ilvl="0">
       <w:start w:val="1"/>
       <w:numFmt w:val="bullet"/>
@@ -19253,9 +19250,9 @@
     </w:lvl>
   </w:abstractNum>
   <w:abstractNum w:abstractNumId="26" w15:restartNumberingAfterBreak="0">
-    <w:nsid w:val="4BC46692"/>
+    <w:nsid w:val="55E910D2"/>
     <w:multiLevelType w:val="multilevel"/>
-    <w:tmpl w:val="87880BB4"/>
+    <w:tmpl w:val="FE5A6082"/>
     <w:lvl w:ilvl="0">
       <w:start w:val="1"/>
       <w:numFmt w:val="bullet"/>
@@ -19402,9 +19399,9 @@
     </w:lvl>
   </w:abstractNum>
   <w:abstractNum w:abstractNumId="27" w15:restartNumberingAfterBreak="0">
-    <w:nsid w:val="53454713"/>
+    <w:nsid w:val="5705158B"/>
     <w:multiLevelType w:val="multilevel"/>
-    <w:tmpl w:val="B7CEE45A"/>
+    <w:tmpl w:val="78A26550"/>
     <w:lvl w:ilvl="0">
       <w:start w:val="1"/>
       <w:numFmt w:val="bullet"/>
@@ -19551,9 +19548,9 @@
     </w:lvl>
   </w:abstractNum>
   <w:abstractNum w:abstractNumId="28" w15:restartNumberingAfterBreak="0">
-    <w:nsid w:val="58FB649F"/>
+    <w:nsid w:val="57A21814"/>
     <w:multiLevelType w:val="multilevel"/>
-    <w:tmpl w:val="E112FA98"/>
+    <w:tmpl w:val="CDDADBA4"/>
     <w:lvl w:ilvl="0">
       <w:start w:val="1"/>
       <w:numFmt w:val="bullet"/>
@@ -19570,7 +19567,7 @@
         <w:sz w:val="20"/>
       </w:rPr>
     </w:lvl>
-    <w:lvl w:ilvl="1">
+    <w:lvl w:ilvl="1" w:tentative="1">
       <w:start w:val="1"/>
       <w:numFmt w:val="bullet"/>
       <w:lvlText w:val="o"/>
@@ -19700,9 +19697,9 @@
     </w:lvl>
   </w:abstractNum>
   <w:abstractNum w:abstractNumId="29" w15:restartNumberingAfterBreak="0">
-    <w:nsid w:val="5C1D1BCB"/>
+    <w:nsid w:val="57F35A2E"/>
     <w:multiLevelType w:val="multilevel"/>
-    <w:tmpl w:val="C6A8B01E"/>
+    <w:tmpl w:val="BF7CA552"/>
     <w:lvl w:ilvl="0">
       <w:start w:val="1"/>
       <w:numFmt w:val="bullet"/>
@@ -19849,9 +19846,9 @@
     </w:lvl>
   </w:abstractNum>
   <w:abstractNum w:abstractNumId="30" w15:restartNumberingAfterBreak="0">
-    <w:nsid w:val="6AD81EF7"/>
+    <w:nsid w:val="6509473F"/>
     <w:multiLevelType w:val="multilevel"/>
-    <w:tmpl w:val="51B05DDA"/>
+    <w:tmpl w:val="ED185E72"/>
     <w:lvl w:ilvl="0">
       <w:start w:val="1"/>
       <w:numFmt w:val="bullet"/>
@@ -19998,9 +19995,9 @@
     </w:lvl>
   </w:abstractNum>
   <w:abstractNum w:abstractNumId="31" w15:restartNumberingAfterBreak="0">
-    <w:nsid w:val="6B486C5B"/>
+    <w:nsid w:val="6E800603"/>
     <w:multiLevelType w:val="multilevel"/>
-    <w:tmpl w:val="6AFE17DC"/>
+    <w:tmpl w:val="AE1E2FEE"/>
     <w:lvl w:ilvl="0">
       <w:start w:val="1"/>
       <w:numFmt w:val="bullet"/>
@@ -20147,9 +20144,9 @@
     </w:lvl>
   </w:abstractNum>
   <w:abstractNum w:abstractNumId="32" w15:restartNumberingAfterBreak="0">
-    <w:nsid w:val="6BDC312E"/>
+    <w:nsid w:val="74693505"/>
     <w:multiLevelType w:val="multilevel"/>
-    <w:tmpl w:val="E3B2DF38"/>
+    <w:tmpl w:val="A1780ACC"/>
     <w:lvl w:ilvl="0">
       <w:start w:val="1"/>
       <w:numFmt w:val="bullet"/>
@@ -20296,9 +20293,9 @@
     </w:lvl>
   </w:abstractNum>
   <w:abstractNum w:abstractNumId="33" w15:restartNumberingAfterBreak="0">
-    <w:nsid w:val="71A76C85"/>
+    <w:nsid w:val="74A239B7"/>
     <w:multiLevelType w:val="multilevel"/>
-    <w:tmpl w:val="F3909A32"/>
+    <w:tmpl w:val="D512CB66"/>
     <w:lvl w:ilvl="0">
       <w:start w:val="1"/>
       <w:numFmt w:val="bullet"/>
@@ -20445,9 +20442,9 @@
     </w:lvl>
   </w:abstractNum>
   <w:abstractNum w:abstractNumId="34" w15:restartNumberingAfterBreak="0">
-    <w:nsid w:val="72D76F8D"/>
+    <w:nsid w:val="76F7458A"/>
     <w:multiLevelType w:val="multilevel"/>
-    <w:tmpl w:val="A8DEB75E"/>
+    <w:tmpl w:val="E3503884"/>
     <w:lvl w:ilvl="0">
       <w:start w:val="1"/>
       <w:numFmt w:val="bullet"/>
@@ -20594,9 +20591,9 @@
     </w:lvl>
   </w:abstractNum>
   <w:abstractNum w:abstractNumId="35" w15:restartNumberingAfterBreak="0">
-    <w:nsid w:val="76D4668E"/>
+    <w:nsid w:val="77216EC8"/>
     <w:multiLevelType w:val="multilevel"/>
-    <w:tmpl w:val="5B30B434"/>
+    <w:tmpl w:val="55F40D02"/>
     <w:lvl w:ilvl="0">
       <w:start w:val="1"/>
       <w:numFmt w:val="bullet"/>
@@ -20743,9 +20740,9 @@
     </w:lvl>
   </w:abstractNum>
   <w:abstractNum w:abstractNumId="36" w15:restartNumberingAfterBreak="0">
-    <w:nsid w:val="7C423B4B"/>
+    <w:nsid w:val="798961E3"/>
     <w:multiLevelType w:val="multilevel"/>
-    <w:tmpl w:val="EA28AC00"/>
+    <w:tmpl w:val="3BDE45A8"/>
     <w:lvl w:ilvl="0">
       <w:start w:val="1"/>
       <w:numFmt w:val="bullet"/>
@@ -20892,9 +20889,9 @@
     </w:lvl>
   </w:abstractNum>
   <w:abstractNum w:abstractNumId="37" w15:restartNumberingAfterBreak="0">
-    <w:nsid w:val="7F484384"/>
+    <w:nsid w:val="79A21085"/>
     <w:multiLevelType w:val="multilevel"/>
-    <w:tmpl w:val="CC383A22"/>
+    <w:tmpl w:val="E9108A90"/>
     <w:lvl w:ilvl="0">
       <w:start w:val="1"/>
       <w:numFmt w:val="bullet"/>
@@ -21041,9 +21038,9 @@
     </w:lvl>
   </w:abstractNum>
   <w:abstractNum w:abstractNumId="38" w15:restartNumberingAfterBreak="0">
-    <w:nsid w:val="7F8A1B66"/>
+    <w:nsid w:val="7B135270"/>
     <w:multiLevelType w:val="multilevel"/>
-    <w:tmpl w:val="B06EEBF8"/>
+    <w:tmpl w:val="B97E9D5A"/>
     <w:lvl w:ilvl="0">
       <w:start w:val="1"/>
       <w:numFmt w:val="bullet"/>
@@ -21189,122 +21186,122 @@
       </w:rPr>
     </w:lvl>
   </w:abstractNum>
-  <w:num w:numId="1" w16cid:durableId="512841406">
+  <w:num w:numId="1" w16cid:durableId="1271164856">
+    <w:abstractNumId w:val="25"/>
+  </w:num>
+  <w:num w:numId="2" w16cid:durableId="2000230278">
+    <w:abstractNumId w:val="12"/>
+  </w:num>
+  <w:num w:numId="3" w16cid:durableId="1549105236">
+    <w:abstractNumId w:val="9"/>
+  </w:num>
+  <w:num w:numId="4" w16cid:durableId="1712218852">
+    <w:abstractNumId w:val="2"/>
+  </w:num>
+  <w:num w:numId="5" w16cid:durableId="283318056">
+    <w:abstractNumId w:val="15"/>
+  </w:num>
+  <w:num w:numId="6" w16cid:durableId="338000837">
+    <w:abstractNumId w:val="0"/>
+  </w:num>
+  <w:num w:numId="7" w16cid:durableId="268465303">
+    <w:abstractNumId w:val="4"/>
+  </w:num>
+  <w:num w:numId="8" w16cid:durableId="1531213712">
+    <w:abstractNumId w:val="5"/>
+  </w:num>
+  <w:num w:numId="9" w16cid:durableId="508250435">
+    <w:abstractNumId w:val="27"/>
+  </w:num>
+  <w:num w:numId="10" w16cid:durableId="1855149075">
+    <w:abstractNumId w:val="28"/>
+  </w:num>
+  <w:num w:numId="11" w16cid:durableId="1483229952">
+    <w:abstractNumId w:val="32"/>
+  </w:num>
+  <w:num w:numId="12" w16cid:durableId="765854497">
+    <w:abstractNumId w:val="23"/>
+  </w:num>
+  <w:num w:numId="13" w16cid:durableId="841120960">
+    <w:abstractNumId w:val="13"/>
+  </w:num>
+  <w:num w:numId="14" w16cid:durableId="149904896">
+    <w:abstractNumId w:val="1"/>
+  </w:num>
+  <w:num w:numId="15" w16cid:durableId="1236013454">
+    <w:abstractNumId w:val="10"/>
+  </w:num>
+  <w:num w:numId="16" w16cid:durableId="1304045087">
+    <w:abstractNumId w:val="34"/>
+  </w:num>
+  <w:num w:numId="17" w16cid:durableId="325977134">
+    <w:abstractNumId w:val="3"/>
+  </w:num>
+  <w:num w:numId="18" w16cid:durableId="405029341">
+    <w:abstractNumId w:val="37"/>
+  </w:num>
+  <w:num w:numId="19" w16cid:durableId="1168402978">
+    <w:abstractNumId w:val="36"/>
+  </w:num>
+  <w:num w:numId="20" w16cid:durableId="844831636">
+    <w:abstractNumId w:val="35"/>
+  </w:num>
+  <w:num w:numId="21" w16cid:durableId="134879216">
+    <w:abstractNumId w:val="6"/>
+  </w:num>
+  <w:num w:numId="22" w16cid:durableId="1820262449">
     <w:abstractNumId w:val="19"/>
   </w:num>
-  <w:num w:numId="2" w16cid:durableId="1643391526">
+  <w:num w:numId="23" w16cid:durableId="1504322743">
+    <w:abstractNumId w:val="29"/>
+  </w:num>
+  <w:num w:numId="24" w16cid:durableId="79067015">
+    <w:abstractNumId w:val="16"/>
+  </w:num>
+  <w:num w:numId="25" w16cid:durableId="364453001">
+    <w:abstractNumId w:val="31"/>
+  </w:num>
+  <w:num w:numId="26" w16cid:durableId="1321229289">
+    <w:abstractNumId w:val="22"/>
+  </w:num>
+  <w:num w:numId="27" w16cid:durableId="1918704668">
+    <w:abstractNumId w:val="26"/>
+  </w:num>
+  <w:num w:numId="28" w16cid:durableId="691802989">
+    <w:abstractNumId w:val="20"/>
+  </w:num>
+  <w:num w:numId="29" w16cid:durableId="1557274634">
+    <w:abstractNumId w:val="30"/>
+  </w:num>
+  <w:num w:numId="30" w16cid:durableId="942036709">
     <w:abstractNumId w:val="7"/>
   </w:num>
-  <w:num w:numId="3" w16cid:durableId="824711235">
-    <w:abstractNumId w:val="26"/>
+  <w:num w:numId="31" w16cid:durableId="1984502742">
+    <w:abstractNumId w:val="18"/>
   </w:num>
-  <w:num w:numId="4" w16cid:durableId="41248350">
-    <w:abstractNumId w:val="30"/>
-  </w:num>
-  <w:num w:numId="5" w16cid:durableId="1482961796">
-    <w:abstractNumId w:val="31"/>
-  </w:num>
-  <w:num w:numId="6" w16cid:durableId="831481574">
-    <w:abstractNumId w:val="28"/>
-  </w:num>
-  <w:num w:numId="7" w16cid:durableId="1386681020">
-    <w:abstractNumId w:val="25"/>
-  </w:num>
-  <w:num w:numId="8" w16cid:durableId="1971470137">
-    <w:abstractNumId w:val="32"/>
-  </w:num>
-  <w:num w:numId="9" w16cid:durableId="1534922786">
-    <w:abstractNumId w:val="35"/>
-  </w:num>
-  <w:num w:numId="10" w16cid:durableId="446967949">
-    <w:abstractNumId w:val="10"/>
-  </w:num>
-  <w:num w:numId="11" w16cid:durableId="315184533">
-    <w:abstractNumId w:val="3"/>
-  </w:num>
-  <w:num w:numId="12" w16cid:durableId="837112335">
+  <w:num w:numId="32" w16cid:durableId="1537622366">
     <w:abstractNumId w:val="8"/>
   </w:num>
-  <w:num w:numId="13" w16cid:durableId="440347263">
+  <w:num w:numId="33" w16cid:durableId="1591233450">
+    <w:abstractNumId w:val="11"/>
+  </w:num>
+  <w:num w:numId="34" w16cid:durableId="168640894">
+    <w:abstractNumId w:val="21"/>
+  </w:num>
+  <w:num w:numId="35" w16cid:durableId="1098673917">
+    <w:abstractNumId w:val="33"/>
+  </w:num>
+  <w:num w:numId="36" w16cid:durableId="344790379">
+    <w:abstractNumId w:val="38"/>
+  </w:num>
+  <w:num w:numId="37" w16cid:durableId="834957193">
+    <w:abstractNumId w:val="14"/>
+  </w:num>
+  <w:num w:numId="38" w16cid:durableId="2052264933">
     <w:abstractNumId w:val="17"/>
   </w:num>
-  <w:num w:numId="14" w16cid:durableId="328603008">
-    <w:abstractNumId w:val="14"/>
-  </w:num>
-  <w:num w:numId="15" w16cid:durableId="1467091429">
-    <w:abstractNumId w:val="1"/>
-  </w:num>
-  <w:num w:numId="16" w16cid:durableId="638612366">
-    <w:abstractNumId w:val="0"/>
-  </w:num>
-  <w:num w:numId="17" w16cid:durableId="43217281">
-    <w:abstractNumId w:val="29"/>
-  </w:num>
-  <w:num w:numId="18" w16cid:durableId="445736676">
-    <w:abstractNumId w:val="34"/>
-  </w:num>
-  <w:num w:numId="19" w16cid:durableId="1090544250">
-    <w:abstractNumId w:val="37"/>
-  </w:num>
-  <w:num w:numId="20" w16cid:durableId="277682740">
-    <w:abstractNumId w:val="4"/>
-  </w:num>
-  <w:num w:numId="21" w16cid:durableId="448008344">
-    <w:abstractNumId w:val="23"/>
-  </w:num>
-  <w:num w:numId="22" w16cid:durableId="1309935642">
-    <w:abstractNumId w:val="2"/>
-  </w:num>
-  <w:num w:numId="23" w16cid:durableId="1050887538">
-    <w:abstractNumId w:val="21"/>
-  </w:num>
-  <w:num w:numId="24" w16cid:durableId="1961647016">
-    <w:abstractNumId w:val="11"/>
-  </w:num>
-  <w:num w:numId="25" w16cid:durableId="257296265">
-    <w:abstractNumId w:val="20"/>
-  </w:num>
-  <w:num w:numId="26" w16cid:durableId="669451382">
-    <w:abstractNumId w:val="12"/>
-  </w:num>
-  <w:num w:numId="27" w16cid:durableId="21053990">
-    <w:abstractNumId w:val="27"/>
-  </w:num>
-  <w:num w:numId="28" w16cid:durableId="356859168">
-    <w:abstractNumId w:val="5"/>
-  </w:num>
-  <w:num w:numId="29" w16cid:durableId="1264724726">
-    <w:abstractNumId w:val="15"/>
-  </w:num>
-  <w:num w:numId="30" w16cid:durableId="225184181">
-    <w:abstractNumId w:val="16"/>
-  </w:num>
-  <w:num w:numId="31" w16cid:durableId="2013607102">
-    <w:abstractNumId w:val="36"/>
-  </w:num>
-  <w:num w:numId="32" w16cid:durableId="443690435">
-    <w:abstractNumId w:val="9"/>
-  </w:num>
-  <w:num w:numId="33" w16cid:durableId="1802376997">
-    <w:abstractNumId w:val="13"/>
-  </w:num>
-  <w:num w:numId="34" w16cid:durableId="976835730">
-    <w:abstractNumId w:val="18"/>
-  </w:num>
-  <w:num w:numId="35" w16cid:durableId="1580864234">
-    <w:abstractNumId w:val="6"/>
-  </w:num>
-  <w:num w:numId="36" w16cid:durableId="1127697128">
+  <w:num w:numId="39" w16cid:durableId="985862160">
     <w:abstractNumId w:val="24"/>
-  </w:num>
-  <w:num w:numId="37" w16cid:durableId="2122529203">
-    <w:abstractNumId w:val="33"/>
-  </w:num>
-  <w:num w:numId="38" w16cid:durableId="1933583968">
-    <w:abstractNumId w:val="22"/>
-  </w:num>
-  <w:num w:numId="39" w16cid:durableId="96563042">
-    <w:abstractNumId w:val="38"/>
   </w:num>
 </w:numbering>
 </file>
@@ -22609,7 +22606,7 @@
     <w:link w:val="KoptekstChar"/>
     <w:uiPriority w:val="99"/>
     <w:unhideWhenUsed/>
-    <w:rsid w:val="00016392"/>
+    <w:rsid w:val="00B36DAC"/>
     <w:pPr>
       <w:tabs>
         <w:tab w:val="center" w:pos="4536"/>
@@ -22622,7 +22619,7 @@
     <w:basedOn w:val="Standaardalinea-lettertype"/>
     <w:link w:val="Koptekst"/>
     <w:uiPriority w:val="99"/>
-    <w:rsid w:val="00016392"/>
+    <w:rsid w:val="00B36DAC"/>
     <w:rPr>
       <w:rFonts w:eastAsiaTheme="minorEastAsia"/>
       <w:sz w:val="24"/>
@@ -22635,7 +22632,7 @@
     <w:link w:val="VoettekstChar"/>
     <w:uiPriority w:val="99"/>
     <w:unhideWhenUsed/>
-    <w:rsid w:val="00016392"/>
+    <w:rsid w:val="00B36DAC"/>
     <w:pPr>
       <w:tabs>
         <w:tab w:val="center" w:pos="4536"/>
@@ -22648,7 +22645,7 @@
     <w:basedOn w:val="Standaardalinea-lettertype"/>
     <w:link w:val="Voettekst"/>
     <w:uiPriority w:val="99"/>
-    <w:rsid w:val="00016392"/>
+    <w:rsid w:val="00B36DAC"/>
     <w:rPr>
       <w:rFonts w:eastAsiaTheme="minorEastAsia"/>
       <w:sz w:val="24"/>
@@ -22662,7 +22659,7 @@
     <w:autoRedefine/>
     <w:uiPriority w:val="39"/>
     <w:unhideWhenUsed/>
-    <w:rsid w:val="00016392"/>
+    <w:rsid w:val="00B36DAC"/>
     <w:pPr>
       <w:spacing w:after="100"/>
       <w:ind w:left="220"/>
@@ -22675,7 +22672,7 @@
     <w:autoRedefine/>
     <w:uiPriority w:val="39"/>
     <w:unhideWhenUsed/>
-    <w:rsid w:val="00016392"/>
+    <w:rsid w:val="00B36DAC"/>
     <w:pPr>
       <w:spacing w:after="100"/>
     </w:pPr>

--- a/nl/docx/document-e.docx
+++ b/nl/docx/document-e.docx
@@ -7,7 +7,7 @@
         <w:spacing w:after="480"/>
         <w:jc w:val="center"/>
         <w:outlineLvl w:val="1"/>
-        <w:divId w:val="2145152223"/>
+        <w:divId w:val="978728217"/>
         <w:rPr>
           <w:rFonts w:ascii="Aptos Display" w:eastAsia="Times New Roman" w:hAnsi="Aptos Display"/>
           <w:b/>
@@ -36,7 +36,7 @@
     <w:p>
       <w:pPr>
         <w:pStyle w:val="ondertitel2"/>
-        <w:divId w:val="2145152223"/>
+        <w:divId w:val="978728217"/>
         <w:rPr>
           <w:lang w:val="nl-NL"/>
         </w:rPr>
@@ -51,7 +51,7 @@
     <w:p>
       <w:pPr>
         <w:pStyle w:val="documentaanduiding2"/>
-        <w:divId w:val="2145152223"/>
+        <w:divId w:val="978728217"/>
         <w:rPr>
           <w:lang w:val="nl-NL"/>
         </w:rPr>
@@ -66,7 +66,7 @@
     <w:p>
       <w:pPr>
         <w:pStyle w:val="auteur2"/>
-        <w:divId w:val="2145152223"/>
+        <w:divId w:val="978728217"/>
         <w:rPr>
           <w:lang w:val="nl-NL"/>
         </w:rPr>
@@ -81,23 +81,23 @@
     <w:p>
       <w:pPr>
         <w:pStyle w:val="meta-lijn2"/>
-        <w:divId w:val="2145152223"/>
-        <w:rPr>
-          <w:lang w:val="nl-NL"/>
-        </w:rPr>
-      </w:pPr>
-      <w:r>
-        <w:rPr>
-          <w:lang w:val="nl-NL"/>
-        </w:rPr>
-        <w:t>Versie bijgewerkt: 6 oktober 2026, 13:42</w:t>
+        <w:divId w:val="978728217"/>
+        <w:rPr>
+          <w:lang w:val="nl-NL"/>
+        </w:rPr>
+      </w:pPr>
+      <w:r>
+        <w:rPr>
+          <w:lang w:val="nl-NL"/>
+        </w:rPr>
+        <w:t>Versie bijgewerkt: 6 oktober 2026, 13:54</w:t>
       </w:r>
     </w:p>
     <w:p>
       <w:pPr>
         <w:pStyle w:val="marker"/>
         <w:ind w:left="800" w:right="800"/>
-        <w:divId w:val="1902401125"/>
+        <w:divId w:val="646203458"/>
         <w:rPr>
           <w:lang w:val="nl-NL"/>
         </w:rPr>
@@ -110,13 +110,13 @@
       <w:pPr>
         <w:pStyle w:val="Kop2"/>
         <w:pageBreakBefore/>
-        <w:divId w:val="1360396561"/>
-        <w:rPr>
-          <w:rFonts w:eastAsia="Times New Roman"/>
-          <w:lang w:val="nl-NL"/>
-        </w:rPr>
-      </w:pPr>
-      <w:bookmarkStart w:id="0" w:name="_Toc242189247"/>
+        <w:divId w:val="293024795"/>
+        <w:rPr>
+          <w:rFonts w:eastAsia="Times New Roman"/>
+          <w:lang w:val="nl-NL"/>
+        </w:rPr>
+      </w:pPr>
+      <w:bookmarkStart w:id="0" w:name="_Toc242189955"/>
       <w:r>
         <w:rPr>
           <w:rFonts w:eastAsia="Times New Roman"/>
@@ -133,7 +133,7 @@
         <w:tabs>
           <w:tab w:val="right" w:leader="dot" w:pos="9062"/>
         </w:tabs>
-        <w:divId w:val="1360396561"/>
+        <w:divId w:val="293024795"/>
         <w:rPr>
           <w:rFonts w:asciiTheme="minorHAnsi" w:hAnsiTheme="minorHAnsi" w:cstheme="minorBidi"/>
           <w:noProof/>
@@ -184,7 +184,7 @@
         <w:rPr>
           <w:noProof/>
         </w:rPr>
-        <w:instrText xml:space="preserve"> PAGEREF _Toc242189247 \h </w:instrText>
+        <w:instrText xml:space="preserve"> PAGEREF _Toc242189955 \h </w:instrText>
       </w:r>
       <w:r>
         <w:rPr>
@@ -216,7 +216,7 @@
         <w:tabs>
           <w:tab w:val="right" w:leader="dot" w:pos="9062"/>
         </w:tabs>
-        <w:divId w:val="1360396561"/>
+        <w:divId w:val="293024795"/>
         <w:rPr>
           <w:rFonts w:asciiTheme="minorHAnsi" w:hAnsiTheme="minorHAnsi" w:cstheme="minorBidi"/>
           <w:noProof/>
@@ -249,7 +249,7 @@
         <w:rPr>
           <w:noProof/>
         </w:rPr>
-        <w:instrText xml:space="preserve"> PAGEREF _Toc242189248 \h </w:instrText>
+        <w:instrText xml:space="preserve"> PAGEREF _Toc242189956 \h </w:instrText>
       </w:r>
       <w:r>
         <w:rPr>
@@ -281,7 +281,7 @@
         <w:tabs>
           <w:tab w:val="right" w:leader="dot" w:pos="9062"/>
         </w:tabs>
-        <w:divId w:val="1360396561"/>
+        <w:divId w:val="293024795"/>
         <w:rPr>
           <w:rFonts w:asciiTheme="minorHAnsi" w:hAnsiTheme="minorHAnsi" w:cstheme="minorBidi"/>
           <w:noProof/>
@@ -314,7 +314,7 @@
         <w:rPr>
           <w:noProof/>
         </w:rPr>
-        <w:instrText xml:space="preserve"> PAGEREF _Toc242189249 \h </w:instrText>
+        <w:instrText xml:space="preserve"> PAGEREF _Toc242189957 \h </w:instrText>
       </w:r>
       <w:r>
         <w:rPr>
@@ -346,7 +346,7 @@
         <w:tabs>
           <w:tab w:val="right" w:leader="dot" w:pos="9062"/>
         </w:tabs>
-        <w:divId w:val="1360396561"/>
+        <w:divId w:val="293024795"/>
         <w:rPr>
           <w:rFonts w:asciiTheme="minorHAnsi" w:hAnsiTheme="minorHAnsi" w:cstheme="minorBidi"/>
           <w:noProof/>
@@ -379,7 +379,7 @@
         <w:rPr>
           <w:noProof/>
         </w:rPr>
-        <w:instrText xml:space="preserve"> PAGEREF _Toc242189250 \h </w:instrText>
+        <w:instrText xml:space="preserve"> PAGEREF _Toc242189958 \h </w:instrText>
       </w:r>
       <w:r>
         <w:rPr>
@@ -411,7 +411,7 @@
         <w:tabs>
           <w:tab w:val="right" w:leader="dot" w:pos="9062"/>
         </w:tabs>
-        <w:divId w:val="1360396561"/>
+        <w:divId w:val="293024795"/>
         <w:rPr>
           <w:rFonts w:asciiTheme="minorHAnsi" w:hAnsiTheme="minorHAnsi" w:cstheme="minorBidi"/>
           <w:noProof/>
@@ -444,7 +444,7 @@
         <w:rPr>
           <w:noProof/>
         </w:rPr>
-        <w:instrText xml:space="preserve"> PAGEREF _Toc242189251 \h </w:instrText>
+        <w:instrText xml:space="preserve"> PAGEREF _Toc242189959 \h </w:instrText>
       </w:r>
       <w:r>
         <w:rPr>
@@ -476,7 +476,7 @@
         <w:tabs>
           <w:tab w:val="right" w:leader="dot" w:pos="9062"/>
         </w:tabs>
-        <w:divId w:val="1360396561"/>
+        <w:divId w:val="293024795"/>
         <w:rPr>
           <w:rFonts w:asciiTheme="minorHAnsi" w:hAnsiTheme="minorHAnsi" w:cstheme="minorBidi"/>
           <w:noProof/>
@@ -509,7 +509,7 @@
         <w:rPr>
           <w:noProof/>
         </w:rPr>
-        <w:instrText xml:space="preserve"> PAGEREF _Toc242189252 \h </w:instrText>
+        <w:instrText xml:space="preserve"> PAGEREF _Toc242189960 \h </w:instrText>
       </w:r>
       <w:r>
         <w:rPr>
@@ -541,7 +541,7 @@
         <w:tabs>
           <w:tab w:val="right" w:leader="dot" w:pos="9062"/>
         </w:tabs>
-        <w:divId w:val="1360396561"/>
+        <w:divId w:val="293024795"/>
         <w:rPr>
           <w:rFonts w:asciiTheme="minorHAnsi" w:hAnsiTheme="minorHAnsi" w:cstheme="minorBidi"/>
           <w:noProof/>
@@ -574,7 +574,7 @@
         <w:rPr>
           <w:noProof/>
         </w:rPr>
-        <w:instrText xml:space="preserve"> PAGEREF _Toc242189253 \h </w:instrText>
+        <w:instrText xml:space="preserve"> PAGEREF _Toc242189961 \h </w:instrText>
       </w:r>
       <w:r>
         <w:rPr>
@@ -603,7 +603,7 @@
     <w:p>
       <w:pPr>
         <w:pStyle w:val="marker"/>
-        <w:divId w:val="1360396561"/>
+        <w:divId w:val="293024795"/>
         <w:rPr>
           <w:lang w:val="nl-NL"/>
         </w:rPr>
@@ -618,7 +618,7 @@
     <w:p>
       <w:pPr>
         <w:shd w:val="clear" w:color="auto" w:fill="F7F5F1"/>
-        <w:divId w:val="12659582"/>
+        <w:divId w:val="1959215343"/>
         <w:rPr>
           <w:rFonts w:eastAsia="Times New Roman"/>
           <w:i/>
@@ -641,13 +641,13 @@
     <w:p>
       <w:pPr>
         <w:pStyle w:val="Kop1"/>
-        <w:divId w:val="1902401125"/>
-        <w:rPr>
-          <w:rFonts w:eastAsia="Times New Roman"/>
-          <w:lang w:val="nl-NL"/>
-        </w:rPr>
-      </w:pPr>
-      <w:bookmarkStart w:id="1" w:name="_Toc242189248"/>
+        <w:divId w:val="646203458"/>
+        <w:rPr>
+          <w:rFonts w:eastAsia="Times New Roman"/>
+          <w:lang w:val="nl-NL"/>
+        </w:rPr>
+      </w:pPr>
+      <w:bookmarkStart w:id="1" w:name="_Toc242189956"/>
       <w:r>
         <w:rPr>
           <w:rFonts w:eastAsia="Times New Roman"/>
@@ -661,7 +661,7 @@
       <w:pPr>
         <w:pStyle w:val="Kop2"/>
         <w:spacing w:before="400" w:after="160"/>
-        <w:divId w:val="1902401125"/>
+        <w:divId w:val="646203458"/>
         <w:rPr>
           <w:rFonts w:eastAsia="Times New Roman"/>
           <w:sz w:val="32"/>
@@ -669,7 +669,7 @@
           <w:lang w:val="nl-NL"/>
         </w:rPr>
       </w:pPr>
-      <w:bookmarkStart w:id="2" w:name="_Toc242189249"/>
+      <w:bookmarkStart w:id="2" w:name="_Toc242189957"/>
       <w:r>
         <w:rPr>
           <w:rFonts w:eastAsia="Times New Roman"/>
@@ -684,7 +684,7 @@
     <w:p>
       <w:pPr>
         <w:outlineLvl w:val="2"/>
-        <w:divId w:val="475339786"/>
+        <w:divId w:val="911964045"/>
         <w:rPr>
           <w:rFonts w:ascii="Aptos Display" w:eastAsia="Times New Roman" w:hAnsi="Aptos Display"/>
           <w:b/>
@@ -710,7 +710,7 @@
     </w:p>
     <w:p>
       <w:pPr>
-        <w:divId w:val="475339786"/>
+        <w:divId w:val="911964045"/>
         <w:rPr>
           <w:rFonts w:eastAsia="Times New Roman"/>
           <w:sz w:val="24"/>
@@ -730,7 +730,7 @@
     <w:p>
       <w:pPr>
         <w:pStyle w:val="subtitel"/>
-        <w:divId w:val="1902401125"/>
+        <w:divId w:val="646203458"/>
         <w:rPr>
           <w:lang w:val="nl-NL"/>
         </w:rPr>
@@ -745,7 +745,7 @@
     <w:p>
       <w:pPr>
         <w:pStyle w:val="Kop4"/>
-        <w:divId w:val="1902401125"/>
+        <w:divId w:val="646203458"/>
         <w:rPr>
           <w:rFonts w:eastAsia="Times New Roman"/>
           <w:lang w:val="nl-NL"/>
@@ -762,7 +762,7 @@
     <w:p>
       <w:pPr>
         <w:pStyle w:val="Normaalweb"/>
-        <w:divId w:val="1902401125"/>
+        <w:divId w:val="646203458"/>
         <w:rPr>
           <w:lang w:val="nl-NL"/>
         </w:rPr>
@@ -777,7 +777,7 @@
     <w:p>
       <w:pPr>
         <w:pStyle w:val="Kop5"/>
-        <w:divId w:val="1902401125"/>
+        <w:divId w:val="646203458"/>
         <w:rPr>
           <w:rFonts w:eastAsia="Times New Roman"/>
           <w:lang w:val="nl-NL"/>
@@ -794,7 +794,7 @@
     <w:p>
       <w:pPr>
         <w:pStyle w:val="Normaalweb"/>
-        <w:divId w:val="1902401125"/>
+        <w:divId w:val="646203458"/>
         <w:rPr>
           <w:lang w:val="nl-NL"/>
         </w:rPr>
@@ -809,7 +809,7 @@
     <w:p>
       <w:pPr>
         <w:pStyle w:val="Normaalweb"/>
-        <w:divId w:val="1902401125"/>
+        <w:divId w:val="646203458"/>
         <w:rPr>
           <w:lang w:val="nl-NL"/>
         </w:rPr>
@@ -824,7 +824,7 @@
     <w:p>
       <w:pPr>
         <w:pStyle w:val="Kop5"/>
-        <w:divId w:val="1902401125"/>
+        <w:divId w:val="646203458"/>
         <w:rPr>
           <w:rFonts w:eastAsia="Times New Roman"/>
           <w:lang w:val="nl-NL"/>
@@ -845,7 +845,7 @@
           <w:numId w:val="1"/>
         </w:numPr>
         <w:spacing w:before="100" w:beforeAutospacing="1" w:after="100" w:afterAutospacing="1"/>
-        <w:divId w:val="1902401125"/>
+        <w:divId w:val="646203458"/>
         <w:rPr>
           <w:rFonts w:eastAsia="Times New Roman"/>
           <w:lang w:val="nl-NL"/>
@@ -866,7 +866,7 @@
           <w:numId w:val="1"/>
         </w:numPr>
         <w:spacing w:before="100" w:beforeAutospacing="1" w:after="100" w:afterAutospacing="1"/>
-        <w:divId w:val="1902401125"/>
+        <w:divId w:val="646203458"/>
         <w:rPr>
           <w:rFonts w:eastAsia="Times New Roman"/>
           <w:lang w:val="nl-NL"/>
@@ -887,7 +887,7 @@
           <w:numId w:val="1"/>
         </w:numPr>
         <w:spacing w:before="100" w:beforeAutospacing="1" w:after="100" w:afterAutospacing="1"/>
-        <w:divId w:val="1902401125"/>
+        <w:divId w:val="646203458"/>
         <w:rPr>
           <w:rFonts w:eastAsia="Times New Roman"/>
           <w:lang w:val="nl-NL"/>
@@ -908,7 +908,7 @@
           <w:numId w:val="1"/>
         </w:numPr>
         <w:spacing w:before="100" w:beforeAutospacing="1" w:after="100" w:afterAutospacing="1"/>
-        <w:divId w:val="1902401125"/>
+        <w:divId w:val="646203458"/>
         <w:rPr>
           <w:rFonts w:eastAsia="Times New Roman"/>
           <w:lang w:val="nl-NL"/>
@@ -925,7 +925,7 @@
     <w:p>
       <w:pPr>
         <w:pStyle w:val="Kop5"/>
-        <w:divId w:val="1902401125"/>
+        <w:divId w:val="646203458"/>
         <w:rPr>
           <w:rFonts w:eastAsia="Times New Roman"/>
           <w:lang w:val="nl-NL"/>
@@ -942,7 +942,7 @@
     <w:p>
       <w:pPr>
         <w:pStyle w:val="Normaalweb"/>
-        <w:divId w:val="1902401125"/>
+        <w:divId w:val="646203458"/>
         <w:rPr>
           <w:lang w:val="nl-NL"/>
         </w:rPr>
@@ -958,7 +958,7 @@
     <w:p>
       <w:pPr>
         <w:pStyle w:val="Kop4"/>
-        <w:divId w:val="1902401125"/>
+        <w:divId w:val="646203458"/>
         <w:rPr>
           <w:rFonts w:eastAsia="Times New Roman"/>
           <w:lang w:val="nl-NL"/>
@@ -975,7 +975,7 @@
     <w:p>
       <w:pPr>
         <w:pStyle w:val="Normaalweb"/>
-        <w:divId w:val="798231537"/>
+        <w:divId w:val="1714646792"/>
         <w:rPr>
           <w:lang w:val="nl-NL"/>
         </w:rPr>
@@ -997,7 +997,7 @@
     <w:p>
       <w:pPr>
         <w:pStyle w:val="Normaalweb"/>
-        <w:divId w:val="798231537"/>
+        <w:divId w:val="1714646792"/>
         <w:rPr>
           <w:lang w:val="nl-NL"/>
         </w:rPr>
@@ -1019,7 +1019,7 @@
     <w:p>
       <w:pPr>
         <w:pStyle w:val="Kop5"/>
-        <w:divId w:val="1902401125"/>
+        <w:divId w:val="646203458"/>
         <w:rPr>
           <w:rFonts w:eastAsia="Times New Roman"/>
           <w:lang w:val="nl-NL"/>
@@ -1036,7 +1036,7 @@
     <w:p>
       <w:pPr>
         <w:pStyle w:val="Normaalweb"/>
-        <w:divId w:val="1902401125"/>
+        <w:divId w:val="646203458"/>
         <w:rPr>
           <w:lang w:val="nl-NL"/>
         </w:rPr>
@@ -1051,7 +1051,7 @@
     <w:p>
       <w:pPr>
         <w:pStyle w:val="Kop5"/>
-        <w:divId w:val="1902401125"/>
+        <w:divId w:val="646203458"/>
         <w:rPr>
           <w:rFonts w:eastAsia="Times New Roman"/>
           <w:lang w:val="nl-NL"/>
@@ -1068,7 +1068,7 @@
     <w:p>
       <w:pPr>
         <w:pStyle w:val="Normaalweb"/>
-        <w:divId w:val="1902401125"/>
+        <w:divId w:val="646203458"/>
         <w:rPr>
           <w:lang w:val="nl-NL"/>
         </w:rPr>
@@ -1083,7 +1083,7 @@
     <w:p>
       <w:pPr>
         <w:pStyle w:val="Kop5"/>
-        <w:divId w:val="1902401125"/>
+        <w:divId w:val="646203458"/>
         <w:rPr>
           <w:rFonts w:eastAsia="Times New Roman"/>
           <w:lang w:val="nl-NL"/>
@@ -1100,7 +1100,7 @@
     <w:p>
       <w:pPr>
         <w:pStyle w:val="Normaalweb"/>
-        <w:divId w:val="1902401125"/>
+        <w:divId w:val="646203458"/>
         <w:rPr>
           <w:lang w:val="nl-NL"/>
         </w:rPr>
@@ -1115,7 +1115,7 @@
     <w:p>
       <w:pPr>
         <w:pStyle w:val="Kop4"/>
-        <w:divId w:val="1902401125"/>
+        <w:divId w:val="646203458"/>
         <w:rPr>
           <w:rFonts w:eastAsia="Times New Roman"/>
           <w:lang w:val="nl-NL"/>
@@ -1132,7 +1132,7 @@
     <w:p>
       <w:pPr>
         <w:pStyle w:val="Kop5"/>
-        <w:divId w:val="1902401125"/>
+        <w:divId w:val="646203458"/>
         <w:rPr>
           <w:rFonts w:eastAsia="Times New Roman"/>
           <w:lang w:val="nl-NL"/>
@@ -1149,7 +1149,7 @@
     <w:p>
       <w:pPr>
         <w:pStyle w:val="Normaalweb"/>
-        <w:divId w:val="1902401125"/>
+        <w:divId w:val="646203458"/>
         <w:rPr>
           <w:lang w:val="nl-NL"/>
         </w:rPr>
@@ -1164,7 +1164,7 @@
     <w:p>
       <w:pPr>
         <w:pStyle w:val="Kop5"/>
-        <w:divId w:val="1902401125"/>
+        <w:divId w:val="646203458"/>
         <w:rPr>
           <w:rFonts w:eastAsia="Times New Roman"/>
           <w:lang w:val="nl-NL"/>
@@ -1181,7 +1181,7 @@
     <w:p>
       <w:pPr>
         <w:pStyle w:val="Normaalweb"/>
-        <w:divId w:val="1902401125"/>
+        <w:divId w:val="646203458"/>
         <w:rPr>
           <w:lang w:val="nl-NL"/>
         </w:rPr>
@@ -1200,7 +1200,7 @@
           <w:numId w:val="2"/>
         </w:numPr>
         <w:spacing w:before="100" w:beforeAutospacing="1" w:after="100" w:afterAutospacing="1"/>
-        <w:divId w:val="1902401125"/>
+        <w:divId w:val="646203458"/>
         <w:rPr>
           <w:rFonts w:eastAsia="Times New Roman"/>
           <w:lang w:val="nl-NL"/>
@@ -1221,7 +1221,7 @@
           <w:numId w:val="2"/>
         </w:numPr>
         <w:spacing w:before="100" w:beforeAutospacing="1" w:after="100" w:afterAutospacing="1"/>
-        <w:divId w:val="1902401125"/>
+        <w:divId w:val="646203458"/>
         <w:rPr>
           <w:rFonts w:eastAsia="Times New Roman"/>
           <w:lang w:val="nl-NL"/>
@@ -1242,7 +1242,7 @@
           <w:numId w:val="2"/>
         </w:numPr>
         <w:spacing w:before="100" w:beforeAutospacing="1" w:after="100" w:afterAutospacing="1"/>
-        <w:divId w:val="1902401125"/>
+        <w:divId w:val="646203458"/>
         <w:rPr>
           <w:rFonts w:eastAsia="Times New Roman"/>
           <w:lang w:val="nl-NL"/>
@@ -1259,7 +1259,7 @@
     <w:p>
       <w:pPr>
         <w:pStyle w:val="Normaalweb"/>
-        <w:divId w:val="1902401125"/>
+        <w:divId w:val="646203458"/>
         <w:rPr>
           <w:lang w:val="nl-NL"/>
         </w:rPr>
@@ -1274,7 +1274,7 @@
     <w:p>
       <w:pPr>
         <w:pStyle w:val="Kop5"/>
-        <w:divId w:val="1902401125"/>
+        <w:divId w:val="646203458"/>
         <w:rPr>
           <w:rFonts w:eastAsia="Times New Roman"/>
           <w:lang w:val="nl-NL"/>
@@ -1291,7 +1291,7 @@
     <w:p>
       <w:pPr>
         <w:pStyle w:val="Normaalweb"/>
-        <w:divId w:val="1902401125"/>
+        <w:divId w:val="646203458"/>
         <w:rPr>
           <w:lang w:val="nl-NL"/>
         </w:rPr>
@@ -1306,7 +1306,7 @@
     <w:p>
       <w:pPr>
         <w:pStyle w:val="Kop4"/>
-        <w:divId w:val="1902401125"/>
+        <w:divId w:val="646203458"/>
         <w:rPr>
           <w:rFonts w:eastAsia="Times New Roman"/>
           <w:lang w:val="nl-NL"/>
@@ -1323,7 +1323,7 @@
     <w:p>
       <w:pPr>
         <w:pStyle w:val="Kop5"/>
-        <w:divId w:val="1902401125"/>
+        <w:divId w:val="646203458"/>
         <w:rPr>
           <w:rFonts w:eastAsia="Times New Roman"/>
           <w:lang w:val="nl-NL"/>
@@ -1341,7 +1341,7 @@
     <w:p>
       <w:pPr>
         <w:pStyle w:val="Normaalweb"/>
-        <w:divId w:val="1902401125"/>
+        <w:divId w:val="646203458"/>
         <w:rPr>
           <w:lang w:val="nl-NL"/>
         </w:rPr>
@@ -1362,7 +1362,7 @@
     <w:p>
       <w:pPr>
         <w:pStyle w:val="Kop5"/>
-        <w:divId w:val="1902401125"/>
+        <w:divId w:val="646203458"/>
         <w:rPr>
           <w:rFonts w:eastAsia="Times New Roman"/>
           <w:lang w:val="nl-NL"/>
@@ -1379,7 +1379,7 @@
     <w:p>
       <w:pPr>
         <w:pStyle w:val="Normaalweb"/>
-        <w:divId w:val="1902401125"/>
+        <w:divId w:val="646203458"/>
         <w:rPr>
           <w:lang w:val="nl-NL"/>
         </w:rPr>
@@ -1394,7 +1394,7 @@
     <w:p>
       <w:pPr>
         <w:pStyle w:val="Kop5"/>
-        <w:divId w:val="1902401125"/>
+        <w:divId w:val="646203458"/>
         <w:rPr>
           <w:rFonts w:eastAsia="Times New Roman"/>
           <w:lang w:val="nl-NL"/>
@@ -1411,7 +1411,7 @@
     <w:p>
       <w:pPr>
         <w:pStyle w:val="Normaalweb"/>
-        <w:divId w:val="1902401125"/>
+        <w:divId w:val="646203458"/>
         <w:rPr>
           <w:lang w:val="nl-NL"/>
         </w:rPr>
@@ -1426,7 +1426,7 @@
     <w:p>
       <w:pPr>
         <w:pStyle w:val="Kop5"/>
-        <w:divId w:val="1902401125"/>
+        <w:divId w:val="646203458"/>
         <w:rPr>
           <w:rFonts w:eastAsia="Times New Roman"/>
           <w:lang w:val="nl-NL"/>
@@ -1443,7 +1443,7 @@
     <w:p>
       <w:pPr>
         <w:pStyle w:val="Normaalweb"/>
-        <w:divId w:val="1902401125"/>
+        <w:divId w:val="646203458"/>
         <w:rPr>
           <w:lang w:val="nl-NL"/>
         </w:rPr>
@@ -1458,7 +1458,7 @@
     <w:p>
       <w:pPr>
         <w:pStyle w:val="Kop5"/>
-        <w:divId w:val="1902401125"/>
+        <w:divId w:val="646203458"/>
         <w:rPr>
           <w:rFonts w:eastAsia="Times New Roman"/>
           <w:lang w:val="nl-NL"/>
@@ -1475,7 +1475,7 @@
     <w:p>
       <w:pPr>
         <w:pStyle w:val="Normaalweb"/>
-        <w:divId w:val="1902401125"/>
+        <w:divId w:val="646203458"/>
         <w:rPr>
           <w:lang w:val="nl-NL"/>
         </w:rPr>
@@ -1490,7 +1490,7 @@
     <w:p>
       <w:pPr>
         <w:pStyle w:val="afsluiting"/>
-        <w:divId w:val="1902401125"/>
+        <w:divId w:val="646203458"/>
         <w:rPr>
           <w:lang w:val="nl-NL"/>
         </w:rPr>
@@ -1505,7 +1505,7 @@
     <w:p>
       <w:pPr>
         <w:outlineLvl w:val="2"/>
-        <w:divId w:val="747732306"/>
+        <w:divId w:val="166940346"/>
         <w:rPr>
           <w:rFonts w:ascii="Aptos Display" w:eastAsia="Times New Roman" w:hAnsi="Aptos Display"/>
           <w:b/>
@@ -1531,7 +1531,7 @@
     </w:p>
     <w:p>
       <w:pPr>
-        <w:divId w:val="747732306"/>
+        <w:divId w:val="166940346"/>
         <w:rPr>
           <w:rFonts w:eastAsia="Times New Roman"/>
           <w:sz w:val="24"/>
@@ -1551,7 +1551,7 @@
     <w:p>
       <w:pPr>
         <w:pStyle w:val="subtitel"/>
-        <w:divId w:val="1902401125"/>
+        <w:divId w:val="646203458"/>
         <w:rPr>
           <w:lang w:val="nl-NL"/>
         </w:rPr>
@@ -1566,7 +1566,7 @@
     <w:p>
       <w:pPr>
         <w:pStyle w:val="Kop4"/>
-        <w:divId w:val="1902401125"/>
+        <w:divId w:val="646203458"/>
         <w:rPr>
           <w:rFonts w:eastAsia="Times New Roman"/>
           <w:lang w:val="nl-NL"/>
@@ -1583,7 +1583,7 @@
     <w:p>
       <w:pPr>
         <w:pStyle w:val="Normaalweb"/>
-        <w:divId w:val="1902401125"/>
+        <w:divId w:val="646203458"/>
         <w:rPr>
           <w:lang w:val="nl-NL"/>
         </w:rPr>
@@ -1598,7 +1598,7 @@
     <w:p>
       <w:pPr>
         <w:pStyle w:val="Kop5"/>
-        <w:divId w:val="1902401125"/>
+        <w:divId w:val="646203458"/>
         <w:rPr>
           <w:rFonts w:eastAsia="Times New Roman"/>
           <w:lang w:val="nl-NL"/>
@@ -1615,7 +1615,7 @@
     <w:p>
       <w:pPr>
         <w:pStyle w:val="Normaalweb"/>
-        <w:divId w:val="1902401125"/>
+        <w:divId w:val="646203458"/>
         <w:rPr>
           <w:lang w:val="nl-NL"/>
         </w:rPr>
@@ -1630,7 +1630,7 @@
     <w:p>
       <w:pPr>
         <w:pStyle w:val="Normaalweb"/>
-        <w:divId w:val="1902401125"/>
+        <w:divId w:val="646203458"/>
         <w:rPr>
           <w:lang w:val="nl-NL"/>
         </w:rPr>
@@ -1645,7 +1645,7 @@
     <w:p>
       <w:pPr>
         <w:pStyle w:val="Kop5"/>
-        <w:divId w:val="1902401125"/>
+        <w:divId w:val="646203458"/>
         <w:rPr>
           <w:rFonts w:eastAsia="Times New Roman"/>
           <w:lang w:val="nl-NL"/>
@@ -1666,7 +1666,7 @@
           <w:numId w:val="3"/>
         </w:numPr>
         <w:spacing w:before="100" w:beforeAutospacing="1" w:after="100" w:afterAutospacing="1"/>
-        <w:divId w:val="1902401125"/>
+        <w:divId w:val="646203458"/>
         <w:rPr>
           <w:rFonts w:eastAsia="Times New Roman"/>
           <w:lang w:val="nl-NL"/>
@@ -1687,7 +1687,7 @@
           <w:numId w:val="3"/>
         </w:numPr>
         <w:spacing w:before="100" w:beforeAutospacing="1" w:after="100" w:afterAutospacing="1"/>
-        <w:divId w:val="1902401125"/>
+        <w:divId w:val="646203458"/>
         <w:rPr>
           <w:rFonts w:eastAsia="Times New Roman"/>
           <w:lang w:val="nl-NL"/>
@@ -1708,7 +1708,7 @@
           <w:numId w:val="3"/>
         </w:numPr>
         <w:spacing w:before="100" w:beforeAutospacing="1" w:after="100" w:afterAutospacing="1"/>
-        <w:divId w:val="1902401125"/>
+        <w:divId w:val="646203458"/>
         <w:rPr>
           <w:rFonts w:eastAsia="Times New Roman"/>
           <w:lang w:val="nl-NL"/>
@@ -1725,7 +1725,7 @@
     <w:p>
       <w:pPr>
         <w:pStyle w:val="Kop5"/>
-        <w:divId w:val="1902401125"/>
+        <w:divId w:val="646203458"/>
         <w:rPr>
           <w:rFonts w:eastAsia="Times New Roman"/>
           <w:lang w:val="nl-NL"/>
@@ -1742,7 +1742,7 @@
     <w:p>
       <w:pPr>
         <w:pStyle w:val="Normaalweb"/>
-        <w:divId w:val="1902401125"/>
+        <w:divId w:val="646203458"/>
         <w:rPr>
           <w:lang w:val="nl-NL"/>
         </w:rPr>
@@ -1761,7 +1761,7 @@
           <w:numId w:val="4"/>
         </w:numPr>
         <w:spacing w:before="100" w:beforeAutospacing="1" w:after="100" w:afterAutospacing="1"/>
-        <w:divId w:val="1902401125"/>
+        <w:divId w:val="646203458"/>
         <w:rPr>
           <w:rFonts w:eastAsia="Times New Roman"/>
           <w:lang w:val="nl-NL"/>
@@ -1783,7 +1783,7 @@
           <w:numId w:val="4"/>
         </w:numPr>
         <w:spacing w:before="100" w:beforeAutospacing="1" w:after="100" w:afterAutospacing="1"/>
-        <w:divId w:val="1902401125"/>
+        <w:divId w:val="646203458"/>
         <w:rPr>
           <w:rFonts w:eastAsia="Times New Roman"/>
           <w:lang w:val="nl-NL"/>
@@ -1800,7 +1800,7 @@
     <w:p>
       <w:pPr>
         <w:pStyle w:val="Kop4"/>
-        <w:divId w:val="1902401125"/>
+        <w:divId w:val="646203458"/>
         <w:rPr>
           <w:rFonts w:eastAsia="Times New Roman"/>
           <w:lang w:val="nl-NL"/>
@@ -1817,7 +1817,7 @@
     <w:p>
       <w:pPr>
         <w:pStyle w:val="Normaalweb"/>
-        <w:divId w:val="467168445"/>
+        <w:divId w:val="1077362210"/>
         <w:rPr>
           <w:lang w:val="nl-NL"/>
         </w:rPr>
@@ -1839,7 +1839,7 @@
     <w:p>
       <w:pPr>
         <w:pStyle w:val="Normaalweb"/>
-        <w:divId w:val="467168445"/>
+        <w:divId w:val="1077362210"/>
         <w:rPr>
           <w:lang w:val="nl-NL"/>
         </w:rPr>
@@ -1861,7 +1861,7 @@
     <w:p>
       <w:pPr>
         <w:pStyle w:val="Kop5"/>
-        <w:divId w:val="1902401125"/>
+        <w:divId w:val="646203458"/>
         <w:rPr>
           <w:rFonts w:eastAsia="Times New Roman"/>
           <w:lang w:val="nl-NL"/>
@@ -1878,7 +1878,7 @@
     <w:p>
       <w:pPr>
         <w:pStyle w:val="Normaalweb"/>
-        <w:divId w:val="1902401125"/>
+        <w:divId w:val="646203458"/>
         <w:rPr>
           <w:lang w:val="nl-NL"/>
         </w:rPr>
@@ -1893,7 +1893,7 @@
     <w:p>
       <w:pPr>
         <w:pStyle w:val="Kop5"/>
-        <w:divId w:val="1902401125"/>
+        <w:divId w:val="646203458"/>
         <w:rPr>
           <w:rFonts w:eastAsia="Times New Roman"/>
           <w:lang w:val="nl-NL"/>
@@ -1910,7 +1910,7 @@
     <w:p>
       <w:pPr>
         <w:pStyle w:val="Normaalweb"/>
-        <w:divId w:val="1902401125"/>
+        <w:divId w:val="646203458"/>
         <w:rPr>
           <w:lang w:val="nl-NL"/>
         </w:rPr>
@@ -1925,7 +1925,7 @@
     <w:p>
       <w:pPr>
         <w:pStyle w:val="Kop5"/>
-        <w:divId w:val="1902401125"/>
+        <w:divId w:val="646203458"/>
         <w:rPr>
           <w:rFonts w:eastAsia="Times New Roman"/>
           <w:lang w:val="nl-NL"/>
@@ -1942,7 +1942,7 @@
     <w:p>
       <w:pPr>
         <w:pStyle w:val="Normaalweb"/>
-        <w:divId w:val="1902401125"/>
+        <w:divId w:val="646203458"/>
         <w:rPr>
           <w:lang w:val="nl-NL"/>
         </w:rPr>
@@ -1957,7 +1957,7 @@
     <w:p>
       <w:pPr>
         <w:pStyle w:val="Kop4"/>
-        <w:divId w:val="1902401125"/>
+        <w:divId w:val="646203458"/>
         <w:rPr>
           <w:rFonts w:eastAsia="Times New Roman"/>
           <w:lang w:val="nl-NL"/>
@@ -1974,7 +1974,7 @@
     <w:p>
       <w:pPr>
         <w:pStyle w:val="Kop5"/>
-        <w:divId w:val="1902401125"/>
+        <w:divId w:val="646203458"/>
         <w:rPr>
           <w:rFonts w:eastAsia="Times New Roman"/>
           <w:lang w:val="nl-NL"/>
@@ -1991,7 +1991,7 @@
     <w:p>
       <w:pPr>
         <w:pStyle w:val="Normaalweb"/>
-        <w:divId w:val="1902401125"/>
+        <w:divId w:val="646203458"/>
         <w:rPr>
           <w:lang w:val="nl-NL"/>
         </w:rPr>
@@ -2006,7 +2006,7 @@
     <w:p>
       <w:pPr>
         <w:pStyle w:val="Kop5"/>
-        <w:divId w:val="1902401125"/>
+        <w:divId w:val="646203458"/>
         <w:rPr>
           <w:rFonts w:eastAsia="Times New Roman"/>
           <w:lang w:val="nl-NL"/>
@@ -2023,7 +2023,7 @@
     <w:p>
       <w:pPr>
         <w:pStyle w:val="Normaalweb"/>
-        <w:divId w:val="1902401125"/>
+        <w:divId w:val="646203458"/>
         <w:rPr>
           <w:lang w:val="nl-NL"/>
         </w:rPr>
@@ -2042,7 +2042,7 @@
           <w:numId w:val="5"/>
         </w:numPr>
         <w:spacing w:before="100" w:beforeAutospacing="1" w:after="100" w:afterAutospacing="1"/>
-        <w:divId w:val="1902401125"/>
+        <w:divId w:val="646203458"/>
         <w:rPr>
           <w:rFonts w:eastAsia="Times New Roman"/>
           <w:lang w:val="nl-NL"/>
@@ -2063,7 +2063,7 @@
           <w:numId w:val="5"/>
         </w:numPr>
         <w:spacing w:before="100" w:beforeAutospacing="1" w:after="100" w:afterAutospacing="1"/>
-        <w:divId w:val="1902401125"/>
+        <w:divId w:val="646203458"/>
         <w:rPr>
           <w:rFonts w:eastAsia="Times New Roman"/>
           <w:lang w:val="nl-NL"/>
@@ -2084,7 +2084,7 @@
           <w:numId w:val="5"/>
         </w:numPr>
         <w:spacing w:before="100" w:beforeAutospacing="1" w:after="100" w:afterAutospacing="1"/>
-        <w:divId w:val="1902401125"/>
+        <w:divId w:val="646203458"/>
         <w:rPr>
           <w:rFonts w:eastAsia="Times New Roman"/>
           <w:lang w:val="nl-NL"/>
@@ -2101,7 +2101,7 @@
     <w:p>
       <w:pPr>
         <w:pStyle w:val="Normaalweb"/>
-        <w:divId w:val="1902401125"/>
+        <w:divId w:val="646203458"/>
         <w:rPr>
           <w:lang w:val="nl-NL"/>
         </w:rPr>
@@ -2116,7 +2116,7 @@
     <w:p>
       <w:pPr>
         <w:pStyle w:val="Kop5"/>
-        <w:divId w:val="1902401125"/>
+        <w:divId w:val="646203458"/>
         <w:rPr>
           <w:rFonts w:eastAsia="Times New Roman"/>
           <w:lang w:val="nl-NL"/>
@@ -2133,7 +2133,7 @@
     <w:p>
       <w:pPr>
         <w:pStyle w:val="Normaalweb"/>
-        <w:divId w:val="1902401125"/>
+        <w:divId w:val="646203458"/>
         <w:rPr>
           <w:lang w:val="nl-NL"/>
         </w:rPr>
@@ -2149,7 +2149,7 @@
     <w:p>
       <w:pPr>
         <w:pStyle w:val="Kop4"/>
-        <w:divId w:val="1902401125"/>
+        <w:divId w:val="646203458"/>
         <w:rPr>
           <w:rFonts w:eastAsia="Times New Roman"/>
           <w:lang w:val="nl-NL"/>
@@ -2166,7 +2166,7 @@
     <w:p>
       <w:pPr>
         <w:pStyle w:val="Kop5"/>
-        <w:divId w:val="1902401125"/>
+        <w:divId w:val="646203458"/>
         <w:rPr>
           <w:rFonts w:eastAsia="Times New Roman"/>
           <w:lang w:val="nl-NL"/>
@@ -2183,7 +2183,7 @@
     <w:p>
       <w:pPr>
         <w:pStyle w:val="Normaalweb"/>
-        <w:divId w:val="1902401125"/>
+        <w:divId w:val="646203458"/>
         <w:rPr>
           <w:lang w:val="nl-NL"/>
         </w:rPr>
@@ -2198,7 +2198,7 @@
     <w:p>
       <w:pPr>
         <w:pStyle w:val="Kop5"/>
-        <w:divId w:val="1902401125"/>
+        <w:divId w:val="646203458"/>
         <w:rPr>
           <w:rFonts w:eastAsia="Times New Roman"/>
           <w:lang w:val="nl-NL"/>
@@ -2215,7 +2215,7 @@
     <w:p>
       <w:pPr>
         <w:pStyle w:val="Normaalweb"/>
-        <w:divId w:val="1902401125"/>
+        <w:divId w:val="646203458"/>
         <w:rPr>
           <w:lang w:val="nl-NL"/>
         </w:rPr>
@@ -2230,7 +2230,7 @@
     <w:p>
       <w:pPr>
         <w:pStyle w:val="Kop5"/>
-        <w:divId w:val="1902401125"/>
+        <w:divId w:val="646203458"/>
         <w:rPr>
           <w:rFonts w:eastAsia="Times New Roman"/>
           <w:lang w:val="nl-NL"/>
@@ -2247,7 +2247,7 @@
     <w:p>
       <w:pPr>
         <w:pStyle w:val="Normaalweb"/>
-        <w:divId w:val="1902401125"/>
+        <w:divId w:val="646203458"/>
         <w:rPr>
           <w:lang w:val="nl-NL"/>
         </w:rPr>
@@ -2262,7 +2262,7 @@
     <w:p>
       <w:pPr>
         <w:pStyle w:val="Kop5"/>
-        <w:divId w:val="1902401125"/>
+        <w:divId w:val="646203458"/>
         <w:rPr>
           <w:rFonts w:eastAsia="Times New Roman"/>
           <w:lang w:val="nl-NL"/>
@@ -2279,7 +2279,7 @@
     <w:p>
       <w:pPr>
         <w:pStyle w:val="Normaalweb"/>
-        <w:divId w:val="1902401125"/>
+        <w:divId w:val="646203458"/>
         <w:rPr>
           <w:lang w:val="nl-NL"/>
         </w:rPr>
@@ -2294,7 +2294,7 @@
     <w:p>
       <w:pPr>
         <w:pStyle w:val="Kop5"/>
-        <w:divId w:val="1902401125"/>
+        <w:divId w:val="646203458"/>
         <w:rPr>
           <w:rFonts w:eastAsia="Times New Roman"/>
           <w:lang w:val="nl-NL"/>
@@ -2311,7 +2311,7 @@
     <w:p>
       <w:pPr>
         <w:pStyle w:val="Normaalweb"/>
-        <w:divId w:val="1902401125"/>
+        <w:divId w:val="646203458"/>
         <w:rPr>
           <w:lang w:val="nl-NL"/>
         </w:rPr>
@@ -2326,7 +2326,7 @@
     <w:p>
       <w:pPr>
         <w:pStyle w:val="afsluiting"/>
-        <w:divId w:val="1902401125"/>
+        <w:divId w:val="646203458"/>
         <w:rPr>
           <w:lang w:val="nl-NL"/>
         </w:rPr>
@@ -2341,7 +2341,7 @@
     <w:p>
       <w:pPr>
         <w:outlineLvl w:val="2"/>
-        <w:divId w:val="337848575"/>
+        <w:divId w:val="650254339"/>
         <w:rPr>
           <w:rFonts w:ascii="Aptos Display" w:eastAsia="Times New Roman" w:hAnsi="Aptos Display"/>
           <w:b/>
@@ -2367,7 +2367,7 @@
     </w:p>
     <w:p>
       <w:pPr>
-        <w:divId w:val="337848575"/>
+        <w:divId w:val="650254339"/>
         <w:rPr>
           <w:rFonts w:eastAsia="Times New Roman"/>
           <w:sz w:val="24"/>
@@ -2387,7 +2387,7 @@
     <w:p>
       <w:pPr>
         <w:pStyle w:val="subtitel"/>
-        <w:divId w:val="1902401125"/>
+        <w:divId w:val="646203458"/>
         <w:rPr>
           <w:lang w:val="nl-NL"/>
         </w:rPr>
@@ -2402,7 +2402,7 @@
     <w:p>
       <w:pPr>
         <w:pStyle w:val="Kop4"/>
-        <w:divId w:val="1902401125"/>
+        <w:divId w:val="646203458"/>
         <w:rPr>
           <w:rFonts w:eastAsia="Times New Roman"/>
           <w:lang w:val="nl-NL"/>
@@ -2419,7 +2419,7 @@
     <w:p>
       <w:pPr>
         <w:pStyle w:val="Normaalweb"/>
-        <w:divId w:val="1902401125"/>
+        <w:divId w:val="646203458"/>
         <w:rPr>
           <w:lang w:val="nl-NL"/>
         </w:rPr>
@@ -2434,7 +2434,7 @@
     <w:p>
       <w:pPr>
         <w:pStyle w:val="Kop5"/>
-        <w:divId w:val="1902401125"/>
+        <w:divId w:val="646203458"/>
         <w:rPr>
           <w:rFonts w:eastAsia="Times New Roman"/>
           <w:lang w:val="nl-NL"/>
@@ -2451,7 +2451,7 @@
     <w:p>
       <w:pPr>
         <w:pStyle w:val="Normaalweb"/>
-        <w:divId w:val="1902401125"/>
+        <w:divId w:val="646203458"/>
         <w:rPr>
           <w:lang w:val="nl-NL"/>
         </w:rPr>
@@ -2466,7 +2466,7 @@
     <w:p>
       <w:pPr>
         <w:pStyle w:val="Normaalweb"/>
-        <w:divId w:val="1902401125"/>
+        <w:divId w:val="646203458"/>
         <w:rPr>
           <w:lang w:val="nl-NL"/>
         </w:rPr>
@@ -2481,7 +2481,7 @@
     <w:p>
       <w:pPr>
         <w:pStyle w:val="Kop5"/>
-        <w:divId w:val="1902401125"/>
+        <w:divId w:val="646203458"/>
         <w:rPr>
           <w:rFonts w:eastAsia="Times New Roman"/>
           <w:lang w:val="nl-NL"/>
@@ -2502,7 +2502,7 @@
           <w:numId w:val="6"/>
         </w:numPr>
         <w:spacing w:before="100" w:beforeAutospacing="1" w:after="100" w:afterAutospacing="1"/>
-        <w:divId w:val="1902401125"/>
+        <w:divId w:val="646203458"/>
         <w:rPr>
           <w:rFonts w:eastAsia="Times New Roman"/>
           <w:lang w:val="nl-NL"/>
@@ -2523,7 +2523,7 @@
           <w:numId w:val="6"/>
         </w:numPr>
         <w:spacing w:before="100" w:beforeAutospacing="1" w:after="100" w:afterAutospacing="1"/>
-        <w:divId w:val="1902401125"/>
+        <w:divId w:val="646203458"/>
         <w:rPr>
           <w:rFonts w:eastAsia="Times New Roman"/>
           <w:lang w:val="nl-NL"/>
@@ -2544,7 +2544,7 @@
           <w:numId w:val="6"/>
         </w:numPr>
         <w:spacing w:before="100" w:beforeAutospacing="1" w:after="100" w:afterAutospacing="1"/>
-        <w:divId w:val="1902401125"/>
+        <w:divId w:val="646203458"/>
         <w:rPr>
           <w:rFonts w:eastAsia="Times New Roman"/>
           <w:lang w:val="nl-NL"/>
@@ -2565,7 +2565,7 @@
           <w:numId w:val="6"/>
         </w:numPr>
         <w:spacing w:before="100" w:beforeAutospacing="1" w:after="100" w:afterAutospacing="1"/>
-        <w:divId w:val="1902401125"/>
+        <w:divId w:val="646203458"/>
         <w:rPr>
           <w:rFonts w:eastAsia="Times New Roman"/>
           <w:lang w:val="nl-NL"/>
@@ -2586,7 +2586,7 @@
           <w:numId w:val="6"/>
         </w:numPr>
         <w:spacing w:before="100" w:beforeAutospacing="1" w:after="100" w:afterAutospacing="1"/>
-        <w:divId w:val="1902401125"/>
+        <w:divId w:val="646203458"/>
         <w:rPr>
           <w:rFonts w:eastAsia="Times New Roman"/>
           <w:lang w:val="nl-NL"/>
@@ -2607,7 +2607,7 @@
           <w:numId w:val="6"/>
         </w:numPr>
         <w:spacing w:before="100" w:beforeAutospacing="1" w:after="100" w:afterAutospacing="1"/>
-        <w:divId w:val="1902401125"/>
+        <w:divId w:val="646203458"/>
         <w:rPr>
           <w:rFonts w:eastAsia="Times New Roman"/>
           <w:lang w:val="nl-NL"/>
@@ -2629,7 +2629,7 @@
           <w:numId w:val="6"/>
         </w:numPr>
         <w:spacing w:before="100" w:beforeAutospacing="1" w:after="100" w:afterAutospacing="1"/>
-        <w:divId w:val="1902401125"/>
+        <w:divId w:val="646203458"/>
         <w:rPr>
           <w:rFonts w:eastAsia="Times New Roman"/>
           <w:lang w:val="nl-NL"/>
@@ -2646,7 +2646,7 @@
     <w:p>
       <w:pPr>
         <w:pStyle w:val="Kop5"/>
-        <w:divId w:val="1902401125"/>
+        <w:divId w:val="646203458"/>
         <w:rPr>
           <w:rFonts w:eastAsia="Times New Roman"/>
           <w:lang w:val="nl-NL"/>
@@ -2663,7 +2663,7 @@
     <w:p>
       <w:pPr>
         <w:pStyle w:val="Normaalweb"/>
-        <w:divId w:val="1902401125"/>
+        <w:divId w:val="646203458"/>
         <w:rPr>
           <w:lang w:val="nl-NL"/>
         </w:rPr>
@@ -2682,7 +2682,7 @@
           <w:numId w:val="7"/>
         </w:numPr>
         <w:spacing w:before="100" w:beforeAutospacing="1" w:after="100" w:afterAutospacing="1"/>
-        <w:divId w:val="1902401125"/>
+        <w:divId w:val="646203458"/>
         <w:rPr>
           <w:rFonts w:eastAsia="Times New Roman"/>
           <w:lang w:val="nl-NL"/>
@@ -2703,7 +2703,7 @@
           <w:numId w:val="7"/>
         </w:numPr>
         <w:spacing w:before="100" w:beforeAutospacing="1" w:after="100" w:afterAutospacing="1"/>
-        <w:divId w:val="1902401125"/>
+        <w:divId w:val="646203458"/>
         <w:rPr>
           <w:rFonts w:eastAsia="Times New Roman"/>
           <w:lang w:val="nl-NL"/>
@@ -2724,7 +2724,7 @@
           <w:numId w:val="7"/>
         </w:numPr>
         <w:spacing w:before="100" w:beforeAutospacing="1" w:after="100" w:afterAutospacing="1"/>
-        <w:divId w:val="1902401125"/>
+        <w:divId w:val="646203458"/>
         <w:rPr>
           <w:rFonts w:eastAsia="Times New Roman"/>
           <w:lang w:val="nl-NL"/>
@@ -2745,7 +2745,7 @@
           <w:numId w:val="7"/>
         </w:numPr>
         <w:spacing w:before="100" w:beforeAutospacing="1" w:after="100" w:afterAutospacing="1"/>
-        <w:divId w:val="1902401125"/>
+        <w:divId w:val="646203458"/>
         <w:rPr>
           <w:rFonts w:eastAsia="Times New Roman"/>
           <w:lang w:val="nl-NL"/>
@@ -2766,7 +2766,7 @@
           <w:numId w:val="7"/>
         </w:numPr>
         <w:spacing w:before="100" w:beforeAutospacing="1" w:after="100" w:afterAutospacing="1"/>
-        <w:divId w:val="1902401125"/>
+        <w:divId w:val="646203458"/>
         <w:rPr>
           <w:rFonts w:eastAsia="Times New Roman"/>
           <w:lang w:val="nl-NL"/>
@@ -2783,7 +2783,7 @@
     <w:p>
       <w:pPr>
         <w:pStyle w:val="Kop4"/>
-        <w:divId w:val="1902401125"/>
+        <w:divId w:val="646203458"/>
         <w:rPr>
           <w:rFonts w:eastAsia="Times New Roman"/>
           <w:lang w:val="nl-NL"/>
@@ -2800,7 +2800,7 @@
     <w:p>
       <w:pPr>
         <w:pStyle w:val="Normaalweb"/>
-        <w:divId w:val="237372787"/>
+        <w:divId w:val="2113890817"/>
         <w:rPr>
           <w:lang w:val="nl-NL"/>
         </w:rPr>
@@ -2822,7 +2822,7 @@
     <w:p>
       <w:pPr>
         <w:pStyle w:val="Normaalweb"/>
-        <w:divId w:val="237372787"/>
+        <w:divId w:val="2113890817"/>
         <w:rPr>
           <w:lang w:val="nl-NL"/>
         </w:rPr>
@@ -2844,7 +2844,7 @@
     <w:p>
       <w:pPr>
         <w:pStyle w:val="Kop5"/>
-        <w:divId w:val="1902401125"/>
+        <w:divId w:val="646203458"/>
         <w:rPr>
           <w:rFonts w:eastAsia="Times New Roman"/>
           <w:lang w:val="nl-NL"/>
@@ -2861,7 +2861,7 @@
     <w:p>
       <w:pPr>
         <w:pStyle w:val="Normaalweb"/>
-        <w:divId w:val="1902401125"/>
+        <w:divId w:val="646203458"/>
         <w:rPr>
           <w:lang w:val="nl-NL"/>
         </w:rPr>
@@ -2876,7 +2876,7 @@
     <w:p>
       <w:pPr>
         <w:pStyle w:val="Kop5"/>
-        <w:divId w:val="1902401125"/>
+        <w:divId w:val="646203458"/>
         <w:rPr>
           <w:rFonts w:eastAsia="Times New Roman"/>
           <w:lang w:val="nl-NL"/>
@@ -2893,7 +2893,7 @@
     <w:p>
       <w:pPr>
         <w:pStyle w:val="Normaalweb"/>
-        <w:divId w:val="1902401125"/>
+        <w:divId w:val="646203458"/>
         <w:rPr>
           <w:lang w:val="nl-NL"/>
         </w:rPr>
@@ -2914,7 +2914,7 @@
     <w:p>
       <w:pPr>
         <w:pStyle w:val="Kop5"/>
-        <w:divId w:val="1902401125"/>
+        <w:divId w:val="646203458"/>
         <w:rPr>
           <w:rFonts w:eastAsia="Times New Roman"/>
           <w:lang w:val="nl-NL"/>
@@ -2931,7 +2931,7 @@
     <w:p>
       <w:pPr>
         <w:pStyle w:val="Normaalweb"/>
-        <w:divId w:val="1902401125"/>
+        <w:divId w:val="646203458"/>
         <w:rPr>
           <w:lang w:val="nl-NL"/>
         </w:rPr>
@@ -2946,7 +2946,7 @@
     <w:p>
       <w:pPr>
         <w:pStyle w:val="Kop4"/>
-        <w:divId w:val="1902401125"/>
+        <w:divId w:val="646203458"/>
         <w:rPr>
           <w:rFonts w:eastAsia="Times New Roman"/>
           <w:lang w:val="nl-NL"/>
@@ -2963,7 +2963,7 @@
     <w:p>
       <w:pPr>
         <w:pStyle w:val="Kop5"/>
-        <w:divId w:val="1902401125"/>
+        <w:divId w:val="646203458"/>
         <w:rPr>
           <w:rFonts w:eastAsia="Times New Roman"/>
           <w:lang w:val="nl-NL"/>
@@ -2980,7 +2980,7 @@
     <w:p>
       <w:pPr>
         <w:pStyle w:val="Normaalweb"/>
-        <w:divId w:val="1902401125"/>
+        <w:divId w:val="646203458"/>
         <w:rPr>
           <w:lang w:val="nl-NL"/>
         </w:rPr>
@@ -2995,7 +2995,7 @@
     <w:p>
       <w:pPr>
         <w:pStyle w:val="Kop5"/>
-        <w:divId w:val="1902401125"/>
+        <w:divId w:val="646203458"/>
         <w:rPr>
           <w:rFonts w:eastAsia="Times New Roman"/>
           <w:lang w:val="nl-NL"/>
@@ -3012,7 +3012,7 @@
     <w:p>
       <w:pPr>
         <w:pStyle w:val="Normaalweb"/>
-        <w:divId w:val="1902401125"/>
+        <w:divId w:val="646203458"/>
         <w:rPr>
           <w:lang w:val="nl-NL"/>
         </w:rPr>
@@ -3031,7 +3031,7 @@
           <w:numId w:val="8"/>
         </w:numPr>
         <w:spacing w:before="100" w:beforeAutospacing="1" w:after="100" w:afterAutospacing="1"/>
-        <w:divId w:val="1902401125"/>
+        <w:divId w:val="646203458"/>
         <w:rPr>
           <w:rFonts w:eastAsia="Times New Roman"/>
           <w:lang w:val="nl-NL"/>
@@ -3052,7 +3052,7 @@
           <w:numId w:val="8"/>
         </w:numPr>
         <w:spacing w:before="100" w:beforeAutospacing="1" w:after="100" w:afterAutospacing="1"/>
-        <w:divId w:val="1902401125"/>
+        <w:divId w:val="646203458"/>
         <w:rPr>
           <w:rFonts w:eastAsia="Times New Roman"/>
           <w:lang w:val="nl-NL"/>
@@ -3073,7 +3073,7 @@
           <w:numId w:val="8"/>
         </w:numPr>
         <w:spacing w:before="100" w:beforeAutospacing="1" w:after="100" w:afterAutospacing="1"/>
-        <w:divId w:val="1902401125"/>
+        <w:divId w:val="646203458"/>
         <w:rPr>
           <w:rFonts w:eastAsia="Times New Roman"/>
           <w:lang w:val="nl-NL"/>
@@ -3090,7 +3090,7 @@
     <w:p>
       <w:pPr>
         <w:pStyle w:val="Normaalweb"/>
-        <w:divId w:val="1902401125"/>
+        <w:divId w:val="646203458"/>
         <w:rPr>
           <w:lang w:val="nl-NL"/>
         </w:rPr>
@@ -3105,7 +3105,7 @@
     <w:p>
       <w:pPr>
         <w:pStyle w:val="Kop5"/>
-        <w:divId w:val="1902401125"/>
+        <w:divId w:val="646203458"/>
         <w:rPr>
           <w:rFonts w:eastAsia="Times New Roman"/>
           <w:lang w:val="nl-NL"/>
@@ -3122,7 +3122,7 @@
     <w:p>
       <w:pPr>
         <w:pStyle w:val="Normaalweb"/>
-        <w:divId w:val="1902401125"/>
+        <w:divId w:val="646203458"/>
         <w:rPr>
           <w:lang w:val="nl-NL"/>
         </w:rPr>
@@ -3137,7 +3137,7 @@
     <w:p>
       <w:pPr>
         <w:pStyle w:val="Kop4"/>
-        <w:divId w:val="1902401125"/>
+        <w:divId w:val="646203458"/>
         <w:rPr>
           <w:rFonts w:eastAsia="Times New Roman"/>
           <w:lang w:val="nl-NL"/>
@@ -3154,7 +3154,7 @@
     <w:p>
       <w:pPr>
         <w:pStyle w:val="Kop5"/>
-        <w:divId w:val="1902401125"/>
+        <w:divId w:val="646203458"/>
         <w:rPr>
           <w:rFonts w:eastAsia="Times New Roman"/>
           <w:lang w:val="nl-NL"/>
@@ -3171,7 +3171,7 @@
     <w:p>
       <w:pPr>
         <w:pStyle w:val="Normaalweb"/>
-        <w:divId w:val="1902401125"/>
+        <w:divId w:val="646203458"/>
         <w:rPr>
           <w:lang w:val="nl-NL"/>
         </w:rPr>
@@ -3186,7 +3186,7 @@
     <w:p>
       <w:pPr>
         <w:pStyle w:val="Kop5"/>
-        <w:divId w:val="1902401125"/>
+        <w:divId w:val="646203458"/>
         <w:rPr>
           <w:rFonts w:eastAsia="Times New Roman"/>
           <w:lang w:val="nl-NL"/>
@@ -3203,7 +3203,7 @@
     <w:p>
       <w:pPr>
         <w:pStyle w:val="Normaalweb"/>
-        <w:divId w:val="1902401125"/>
+        <w:divId w:val="646203458"/>
         <w:rPr>
           <w:lang w:val="nl-NL"/>
         </w:rPr>
@@ -3218,7 +3218,7 @@
     <w:p>
       <w:pPr>
         <w:pStyle w:val="Kop5"/>
-        <w:divId w:val="1902401125"/>
+        <w:divId w:val="646203458"/>
         <w:rPr>
           <w:rFonts w:eastAsia="Times New Roman"/>
           <w:lang w:val="nl-NL"/>
@@ -3235,7 +3235,7 @@
     <w:p>
       <w:pPr>
         <w:pStyle w:val="Normaalweb"/>
-        <w:divId w:val="1902401125"/>
+        <w:divId w:val="646203458"/>
         <w:rPr>
           <w:lang w:val="nl-NL"/>
         </w:rPr>
@@ -3250,7 +3250,7 @@
     <w:p>
       <w:pPr>
         <w:pStyle w:val="Kop5"/>
-        <w:divId w:val="1902401125"/>
+        <w:divId w:val="646203458"/>
         <w:rPr>
           <w:rFonts w:eastAsia="Times New Roman"/>
           <w:lang w:val="nl-NL"/>
@@ -3267,7 +3267,7 @@
     <w:p>
       <w:pPr>
         <w:pStyle w:val="Normaalweb"/>
-        <w:divId w:val="1902401125"/>
+        <w:divId w:val="646203458"/>
         <w:rPr>
           <w:lang w:val="nl-NL"/>
         </w:rPr>
@@ -3282,7 +3282,7 @@
     <w:p>
       <w:pPr>
         <w:pStyle w:val="Kop5"/>
-        <w:divId w:val="1902401125"/>
+        <w:divId w:val="646203458"/>
         <w:rPr>
           <w:rFonts w:eastAsia="Times New Roman"/>
           <w:lang w:val="nl-NL"/>
@@ -3299,7 +3299,7 @@
     <w:p>
       <w:pPr>
         <w:pStyle w:val="Normaalweb"/>
-        <w:divId w:val="1902401125"/>
+        <w:divId w:val="646203458"/>
         <w:rPr>
           <w:lang w:val="nl-NL"/>
         </w:rPr>
@@ -3314,7 +3314,7 @@
     <w:p>
       <w:pPr>
         <w:pStyle w:val="afsluiting"/>
-        <w:divId w:val="1902401125"/>
+        <w:divId w:val="646203458"/>
         <w:rPr>
           <w:lang w:val="nl-NL"/>
         </w:rPr>
@@ -3329,7 +3329,7 @@
     <w:p>
       <w:pPr>
         <w:outlineLvl w:val="2"/>
-        <w:divId w:val="424614729"/>
+        <w:divId w:val="1292830616"/>
         <w:rPr>
           <w:rFonts w:ascii="Aptos Display" w:eastAsia="Times New Roman" w:hAnsi="Aptos Display"/>
           <w:b/>
@@ -3355,7 +3355,7 @@
     </w:p>
     <w:p>
       <w:pPr>
-        <w:divId w:val="424614729"/>
+        <w:divId w:val="1292830616"/>
         <w:rPr>
           <w:rFonts w:eastAsia="Times New Roman"/>
           <w:sz w:val="24"/>
@@ -3375,7 +3375,7 @@
     <w:p>
       <w:pPr>
         <w:pStyle w:val="subtitel"/>
-        <w:divId w:val="1902401125"/>
+        <w:divId w:val="646203458"/>
         <w:rPr>
           <w:lang w:val="nl-NL"/>
         </w:rPr>
@@ -3390,7 +3390,7 @@
     <w:p>
       <w:pPr>
         <w:pStyle w:val="Kop4"/>
-        <w:divId w:val="1902401125"/>
+        <w:divId w:val="646203458"/>
         <w:rPr>
           <w:rFonts w:eastAsia="Times New Roman"/>
           <w:lang w:val="nl-NL"/>
@@ -3407,7 +3407,7 @@
     <w:p>
       <w:pPr>
         <w:pStyle w:val="Normaalweb"/>
-        <w:divId w:val="1902401125"/>
+        <w:divId w:val="646203458"/>
         <w:rPr>
           <w:lang w:val="nl-NL"/>
         </w:rPr>
@@ -3422,7 +3422,7 @@
     <w:p>
       <w:pPr>
         <w:pStyle w:val="Kop5"/>
-        <w:divId w:val="1902401125"/>
+        <w:divId w:val="646203458"/>
         <w:rPr>
           <w:rFonts w:eastAsia="Times New Roman"/>
           <w:lang w:val="nl-NL"/>
@@ -3439,7 +3439,7 @@
     <w:p>
       <w:pPr>
         <w:pStyle w:val="Normaalweb"/>
-        <w:divId w:val="1902401125"/>
+        <w:divId w:val="646203458"/>
         <w:rPr>
           <w:lang w:val="nl-NL"/>
         </w:rPr>
@@ -3454,7 +3454,7 @@
     <w:p>
       <w:pPr>
         <w:pStyle w:val="Normaalweb"/>
-        <w:divId w:val="1902401125"/>
+        <w:divId w:val="646203458"/>
         <w:rPr>
           <w:lang w:val="nl-NL"/>
         </w:rPr>
@@ -3469,7 +3469,7 @@
     <w:p>
       <w:pPr>
         <w:pStyle w:val="Kop5"/>
-        <w:divId w:val="1902401125"/>
+        <w:divId w:val="646203458"/>
         <w:rPr>
           <w:rFonts w:eastAsia="Times New Roman"/>
           <w:lang w:val="nl-NL"/>
@@ -3490,7 +3490,7 @@
           <w:numId w:val="9"/>
         </w:numPr>
         <w:spacing w:before="100" w:beforeAutospacing="1" w:after="100" w:afterAutospacing="1"/>
-        <w:divId w:val="1902401125"/>
+        <w:divId w:val="646203458"/>
         <w:rPr>
           <w:rFonts w:eastAsia="Times New Roman"/>
           <w:lang w:val="nl-NL"/>
@@ -3511,7 +3511,7 @@
           <w:numId w:val="9"/>
         </w:numPr>
         <w:spacing w:before="100" w:beforeAutospacing="1" w:after="100" w:afterAutospacing="1"/>
-        <w:divId w:val="1902401125"/>
+        <w:divId w:val="646203458"/>
         <w:rPr>
           <w:rFonts w:eastAsia="Times New Roman"/>
           <w:lang w:val="nl-NL"/>
@@ -3532,7 +3532,7 @@
           <w:numId w:val="9"/>
         </w:numPr>
         <w:spacing w:before="100" w:beforeAutospacing="1" w:after="100" w:afterAutospacing="1"/>
-        <w:divId w:val="1902401125"/>
+        <w:divId w:val="646203458"/>
         <w:rPr>
           <w:rFonts w:eastAsia="Times New Roman"/>
           <w:lang w:val="nl-NL"/>
@@ -3549,7 +3549,7 @@
     <w:p>
       <w:pPr>
         <w:pStyle w:val="Kop5"/>
-        <w:divId w:val="1902401125"/>
+        <w:divId w:val="646203458"/>
         <w:rPr>
           <w:rFonts w:eastAsia="Times New Roman"/>
           <w:lang w:val="nl-NL"/>
@@ -3566,7 +3566,7 @@
     <w:p>
       <w:pPr>
         <w:pStyle w:val="Normaalweb"/>
-        <w:divId w:val="1902401125"/>
+        <w:divId w:val="646203458"/>
         <w:rPr>
           <w:lang w:val="nl-NL"/>
         </w:rPr>
@@ -3585,7 +3585,7 @@
           <w:numId w:val="10"/>
         </w:numPr>
         <w:spacing w:before="100" w:beforeAutospacing="1" w:after="100" w:afterAutospacing="1"/>
-        <w:divId w:val="1902401125"/>
+        <w:divId w:val="646203458"/>
         <w:rPr>
           <w:rFonts w:eastAsia="Times New Roman"/>
           <w:lang w:val="nl-NL"/>
@@ -3606,7 +3606,7 @@
           <w:numId w:val="10"/>
         </w:numPr>
         <w:spacing w:before="100" w:beforeAutospacing="1" w:after="100" w:afterAutospacing="1"/>
-        <w:divId w:val="1902401125"/>
+        <w:divId w:val="646203458"/>
         <w:rPr>
           <w:rFonts w:eastAsia="Times New Roman"/>
           <w:lang w:val="nl-NL"/>
@@ -3623,7 +3623,7 @@
     <w:p>
       <w:pPr>
         <w:pStyle w:val="Kop4"/>
-        <w:divId w:val="1902401125"/>
+        <w:divId w:val="646203458"/>
         <w:rPr>
           <w:rFonts w:eastAsia="Times New Roman"/>
           <w:lang w:val="nl-NL"/>
@@ -3640,7 +3640,7 @@
     <w:p>
       <w:pPr>
         <w:pStyle w:val="Normaalweb"/>
-        <w:divId w:val="559635716"/>
+        <w:divId w:val="1711421208"/>
         <w:rPr>
           <w:lang w:val="nl-NL"/>
         </w:rPr>
@@ -3662,7 +3662,7 @@
     <w:p>
       <w:pPr>
         <w:pStyle w:val="Normaalweb"/>
-        <w:divId w:val="559635716"/>
+        <w:divId w:val="1711421208"/>
         <w:rPr>
           <w:lang w:val="nl-NL"/>
         </w:rPr>
@@ -3684,7 +3684,7 @@
     <w:p>
       <w:pPr>
         <w:pStyle w:val="Kop5"/>
-        <w:divId w:val="1902401125"/>
+        <w:divId w:val="646203458"/>
         <w:rPr>
           <w:rFonts w:eastAsia="Times New Roman"/>
           <w:lang w:val="nl-NL"/>
@@ -3701,7 +3701,7 @@
     <w:p>
       <w:pPr>
         <w:pStyle w:val="Normaalweb"/>
-        <w:divId w:val="1902401125"/>
+        <w:divId w:val="646203458"/>
         <w:rPr>
           <w:lang w:val="nl-NL"/>
         </w:rPr>
@@ -3716,7 +3716,7 @@
     <w:p>
       <w:pPr>
         <w:pStyle w:val="Kop5"/>
-        <w:divId w:val="1902401125"/>
+        <w:divId w:val="646203458"/>
         <w:rPr>
           <w:rFonts w:eastAsia="Times New Roman"/>
           <w:lang w:val="nl-NL"/>
@@ -3733,7 +3733,7 @@
     <w:p>
       <w:pPr>
         <w:pStyle w:val="Normaalweb"/>
-        <w:divId w:val="1902401125"/>
+        <w:divId w:val="646203458"/>
         <w:rPr>
           <w:lang w:val="nl-NL"/>
         </w:rPr>
@@ -3748,7 +3748,7 @@
     <w:p>
       <w:pPr>
         <w:pStyle w:val="Kop5"/>
-        <w:divId w:val="1902401125"/>
+        <w:divId w:val="646203458"/>
         <w:rPr>
           <w:rFonts w:eastAsia="Times New Roman"/>
           <w:lang w:val="nl-NL"/>
@@ -3765,7 +3765,7 @@
     <w:p>
       <w:pPr>
         <w:pStyle w:val="Normaalweb"/>
-        <w:divId w:val="1902401125"/>
+        <w:divId w:val="646203458"/>
         <w:rPr>
           <w:lang w:val="nl-NL"/>
         </w:rPr>
@@ -3780,7 +3780,7 @@
     <w:p>
       <w:pPr>
         <w:pStyle w:val="Kop4"/>
-        <w:divId w:val="1902401125"/>
+        <w:divId w:val="646203458"/>
         <w:rPr>
           <w:rFonts w:eastAsia="Times New Roman"/>
           <w:lang w:val="nl-NL"/>
@@ -3797,7 +3797,7 @@
     <w:p>
       <w:pPr>
         <w:pStyle w:val="Kop5"/>
-        <w:divId w:val="1902401125"/>
+        <w:divId w:val="646203458"/>
         <w:rPr>
           <w:rFonts w:eastAsia="Times New Roman"/>
           <w:lang w:val="nl-NL"/>
@@ -3814,7 +3814,7 @@
     <w:p>
       <w:pPr>
         <w:pStyle w:val="Normaalweb"/>
-        <w:divId w:val="1902401125"/>
+        <w:divId w:val="646203458"/>
         <w:rPr>
           <w:lang w:val="nl-NL"/>
         </w:rPr>
@@ -3829,7 +3829,7 @@
     <w:p>
       <w:pPr>
         <w:pStyle w:val="Kop5"/>
-        <w:divId w:val="1902401125"/>
+        <w:divId w:val="646203458"/>
         <w:rPr>
           <w:rFonts w:eastAsia="Times New Roman"/>
           <w:lang w:val="nl-NL"/>
@@ -3846,7 +3846,7 @@
     <w:p>
       <w:pPr>
         <w:pStyle w:val="Normaalweb"/>
-        <w:divId w:val="1902401125"/>
+        <w:divId w:val="646203458"/>
         <w:rPr>
           <w:lang w:val="nl-NL"/>
         </w:rPr>
@@ -3865,7 +3865,7 @@
           <w:numId w:val="11"/>
         </w:numPr>
         <w:spacing w:before="100" w:beforeAutospacing="1" w:after="100" w:afterAutospacing="1"/>
-        <w:divId w:val="1902401125"/>
+        <w:divId w:val="646203458"/>
         <w:rPr>
           <w:rFonts w:eastAsia="Times New Roman"/>
           <w:lang w:val="nl-NL"/>
@@ -3886,7 +3886,7 @@
           <w:numId w:val="11"/>
         </w:numPr>
         <w:spacing w:before="100" w:beforeAutospacing="1" w:after="100" w:afterAutospacing="1"/>
-        <w:divId w:val="1902401125"/>
+        <w:divId w:val="646203458"/>
         <w:rPr>
           <w:rFonts w:eastAsia="Times New Roman"/>
           <w:lang w:val="nl-NL"/>
@@ -3907,7 +3907,7 @@
           <w:numId w:val="11"/>
         </w:numPr>
         <w:spacing w:before="100" w:beforeAutospacing="1" w:after="100" w:afterAutospacing="1"/>
-        <w:divId w:val="1902401125"/>
+        <w:divId w:val="646203458"/>
         <w:rPr>
           <w:rFonts w:eastAsia="Times New Roman"/>
           <w:lang w:val="nl-NL"/>
@@ -3924,7 +3924,7 @@
     <w:p>
       <w:pPr>
         <w:pStyle w:val="Normaalweb"/>
-        <w:divId w:val="1902401125"/>
+        <w:divId w:val="646203458"/>
         <w:rPr>
           <w:lang w:val="nl-NL"/>
         </w:rPr>
@@ -3939,7 +3939,7 @@
     <w:p>
       <w:pPr>
         <w:pStyle w:val="Kop5"/>
-        <w:divId w:val="1902401125"/>
+        <w:divId w:val="646203458"/>
         <w:rPr>
           <w:rFonts w:eastAsia="Times New Roman"/>
           <w:lang w:val="nl-NL"/>
@@ -3956,7 +3956,7 @@
     <w:p>
       <w:pPr>
         <w:pStyle w:val="Normaalweb"/>
-        <w:divId w:val="1902401125"/>
+        <w:divId w:val="646203458"/>
         <w:rPr>
           <w:lang w:val="nl-NL"/>
         </w:rPr>
@@ -3971,7 +3971,7 @@
     <w:p>
       <w:pPr>
         <w:pStyle w:val="Kop4"/>
-        <w:divId w:val="1902401125"/>
+        <w:divId w:val="646203458"/>
         <w:rPr>
           <w:rFonts w:eastAsia="Times New Roman"/>
           <w:lang w:val="nl-NL"/>
@@ -3988,7 +3988,7 @@
     <w:p>
       <w:pPr>
         <w:pStyle w:val="Kop5"/>
-        <w:divId w:val="1902401125"/>
+        <w:divId w:val="646203458"/>
         <w:rPr>
           <w:rFonts w:eastAsia="Times New Roman"/>
           <w:lang w:val="nl-NL"/>
@@ -4005,7 +4005,7 @@
     <w:p>
       <w:pPr>
         <w:pStyle w:val="Normaalweb"/>
-        <w:divId w:val="1902401125"/>
+        <w:divId w:val="646203458"/>
         <w:rPr>
           <w:lang w:val="nl-NL"/>
         </w:rPr>
@@ -4020,7 +4020,7 @@
     <w:p>
       <w:pPr>
         <w:pStyle w:val="Kop5"/>
-        <w:divId w:val="1902401125"/>
+        <w:divId w:val="646203458"/>
         <w:rPr>
           <w:rFonts w:eastAsia="Times New Roman"/>
           <w:lang w:val="nl-NL"/>
@@ -4037,7 +4037,7 @@
     <w:p>
       <w:pPr>
         <w:pStyle w:val="Normaalweb"/>
-        <w:divId w:val="1902401125"/>
+        <w:divId w:val="646203458"/>
         <w:rPr>
           <w:lang w:val="nl-NL"/>
         </w:rPr>
@@ -4052,7 +4052,7 @@
     <w:p>
       <w:pPr>
         <w:pStyle w:val="Kop5"/>
-        <w:divId w:val="1902401125"/>
+        <w:divId w:val="646203458"/>
         <w:rPr>
           <w:rFonts w:eastAsia="Times New Roman"/>
           <w:lang w:val="nl-NL"/>
@@ -4069,7 +4069,7 @@
     <w:p>
       <w:pPr>
         <w:pStyle w:val="Normaalweb"/>
-        <w:divId w:val="1902401125"/>
+        <w:divId w:val="646203458"/>
         <w:rPr>
           <w:lang w:val="nl-NL"/>
         </w:rPr>
@@ -4084,7 +4084,7 @@
     <w:p>
       <w:pPr>
         <w:pStyle w:val="Kop5"/>
-        <w:divId w:val="1902401125"/>
+        <w:divId w:val="646203458"/>
         <w:rPr>
           <w:rFonts w:eastAsia="Times New Roman"/>
           <w:lang w:val="nl-NL"/>
@@ -4101,7 +4101,7 @@
     <w:p>
       <w:pPr>
         <w:pStyle w:val="Normaalweb"/>
-        <w:divId w:val="1902401125"/>
+        <w:divId w:val="646203458"/>
         <w:rPr>
           <w:lang w:val="nl-NL"/>
         </w:rPr>
@@ -4116,7 +4116,7 @@
     <w:p>
       <w:pPr>
         <w:pStyle w:val="Kop5"/>
-        <w:divId w:val="1902401125"/>
+        <w:divId w:val="646203458"/>
         <w:rPr>
           <w:rFonts w:eastAsia="Times New Roman"/>
           <w:lang w:val="nl-NL"/>
@@ -4133,7 +4133,7 @@
     <w:p>
       <w:pPr>
         <w:pStyle w:val="Normaalweb"/>
-        <w:divId w:val="1902401125"/>
+        <w:divId w:val="646203458"/>
         <w:rPr>
           <w:lang w:val="nl-NL"/>
         </w:rPr>
@@ -4148,7 +4148,7 @@
     <w:p>
       <w:pPr>
         <w:pStyle w:val="afsluiting"/>
-        <w:divId w:val="1902401125"/>
+        <w:divId w:val="646203458"/>
         <w:rPr>
           <w:lang w:val="nl-NL"/>
         </w:rPr>
@@ -4164,7 +4164,7 @@
       <w:pPr>
         <w:pStyle w:val="Kop2"/>
         <w:spacing w:before="400" w:after="160"/>
-        <w:divId w:val="1902401125"/>
+        <w:divId w:val="646203458"/>
         <w:rPr>
           <w:rFonts w:eastAsia="Times New Roman"/>
           <w:sz w:val="32"/>
@@ -4172,7 +4172,7 @@
           <w:lang w:val="nl-NL"/>
         </w:rPr>
       </w:pPr>
-      <w:bookmarkStart w:id="3" w:name="_Toc242189250"/>
+      <w:bookmarkStart w:id="3" w:name="_Toc242189958"/>
       <w:r>
         <w:rPr>
           <w:rFonts w:eastAsia="Times New Roman"/>
@@ -4187,7 +4187,7 @@
     <w:p>
       <w:pPr>
         <w:outlineLvl w:val="2"/>
-        <w:divId w:val="10618662"/>
+        <w:divId w:val="264074700"/>
         <w:rPr>
           <w:rFonts w:ascii="Aptos Display" w:eastAsia="Times New Roman" w:hAnsi="Aptos Display"/>
           <w:b/>
@@ -4213,7 +4213,7 @@
     </w:p>
     <w:p>
       <w:pPr>
-        <w:divId w:val="10618662"/>
+        <w:divId w:val="264074700"/>
         <w:rPr>
           <w:rFonts w:eastAsia="Times New Roman"/>
           <w:sz w:val="24"/>
@@ -4233,7 +4233,7 @@
     <w:p>
       <w:pPr>
         <w:pStyle w:val="subtitel"/>
-        <w:divId w:val="1902401125"/>
+        <w:divId w:val="646203458"/>
         <w:rPr>
           <w:lang w:val="nl-NL"/>
         </w:rPr>
@@ -4248,7 +4248,7 @@
     <w:p>
       <w:pPr>
         <w:pStyle w:val="Kop4"/>
-        <w:divId w:val="1902401125"/>
+        <w:divId w:val="646203458"/>
         <w:rPr>
           <w:rFonts w:eastAsia="Times New Roman"/>
           <w:lang w:val="nl-NL"/>
@@ -4265,7 +4265,7 @@
     <w:p>
       <w:pPr>
         <w:pStyle w:val="Normaalweb"/>
-        <w:divId w:val="1902401125"/>
+        <w:divId w:val="646203458"/>
         <w:rPr>
           <w:lang w:val="nl-NL"/>
         </w:rPr>
@@ -4280,7 +4280,7 @@
     <w:p>
       <w:pPr>
         <w:pStyle w:val="Kop5"/>
-        <w:divId w:val="1902401125"/>
+        <w:divId w:val="646203458"/>
         <w:rPr>
           <w:rFonts w:eastAsia="Times New Roman"/>
           <w:lang w:val="nl-NL"/>
@@ -4297,7 +4297,7 @@
     <w:p>
       <w:pPr>
         <w:pStyle w:val="Normaalweb"/>
-        <w:divId w:val="1902401125"/>
+        <w:divId w:val="646203458"/>
         <w:rPr>
           <w:lang w:val="nl-NL"/>
         </w:rPr>
@@ -4312,7 +4312,7 @@
     <w:p>
       <w:pPr>
         <w:pStyle w:val="Normaalweb"/>
-        <w:divId w:val="1902401125"/>
+        <w:divId w:val="646203458"/>
         <w:rPr>
           <w:lang w:val="nl-NL"/>
         </w:rPr>
@@ -4327,7 +4327,7 @@
     <w:p>
       <w:pPr>
         <w:pStyle w:val="Kop5"/>
-        <w:divId w:val="1902401125"/>
+        <w:divId w:val="646203458"/>
         <w:rPr>
           <w:rFonts w:eastAsia="Times New Roman"/>
           <w:lang w:val="nl-NL"/>
@@ -4348,7 +4348,7 @@
           <w:numId w:val="12"/>
         </w:numPr>
         <w:spacing w:before="100" w:beforeAutospacing="1" w:after="100" w:afterAutospacing="1"/>
-        <w:divId w:val="1902401125"/>
+        <w:divId w:val="646203458"/>
         <w:rPr>
           <w:rFonts w:eastAsia="Times New Roman"/>
           <w:lang w:val="nl-NL"/>
@@ -4369,7 +4369,7 @@
           <w:numId w:val="12"/>
         </w:numPr>
         <w:spacing w:before="100" w:beforeAutospacing="1" w:after="100" w:afterAutospacing="1"/>
-        <w:divId w:val="1902401125"/>
+        <w:divId w:val="646203458"/>
         <w:rPr>
           <w:rFonts w:eastAsia="Times New Roman"/>
           <w:lang w:val="nl-NL"/>
@@ -4390,7 +4390,7 @@
           <w:numId w:val="12"/>
         </w:numPr>
         <w:spacing w:before="100" w:beforeAutospacing="1" w:after="100" w:afterAutospacing="1"/>
-        <w:divId w:val="1902401125"/>
+        <w:divId w:val="646203458"/>
         <w:rPr>
           <w:rFonts w:eastAsia="Times New Roman"/>
           <w:lang w:val="nl-NL"/>
@@ -4411,7 +4411,7 @@
           <w:numId w:val="12"/>
         </w:numPr>
         <w:spacing w:before="100" w:beforeAutospacing="1" w:after="100" w:afterAutospacing="1"/>
-        <w:divId w:val="1902401125"/>
+        <w:divId w:val="646203458"/>
         <w:rPr>
           <w:rFonts w:eastAsia="Times New Roman"/>
           <w:lang w:val="nl-NL"/>
@@ -4432,7 +4432,7 @@
           <w:numId w:val="12"/>
         </w:numPr>
         <w:spacing w:before="100" w:beforeAutospacing="1" w:after="100" w:afterAutospacing="1"/>
-        <w:divId w:val="1902401125"/>
+        <w:divId w:val="646203458"/>
         <w:rPr>
           <w:rFonts w:eastAsia="Times New Roman"/>
           <w:lang w:val="nl-NL"/>
@@ -4449,7 +4449,7 @@
     <w:p>
       <w:pPr>
         <w:pStyle w:val="Kop5"/>
-        <w:divId w:val="1902401125"/>
+        <w:divId w:val="646203458"/>
         <w:rPr>
           <w:rFonts w:eastAsia="Times New Roman"/>
           <w:lang w:val="nl-NL"/>
@@ -4466,7 +4466,7 @@
     <w:p>
       <w:pPr>
         <w:pStyle w:val="Normaalweb"/>
-        <w:divId w:val="1902401125"/>
+        <w:divId w:val="646203458"/>
         <w:rPr>
           <w:lang w:val="nl-NL"/>
         </w:rPr>
@@ -4481,7 +4481,7 @@
     <w:p>
       <w:pPr>
         <w:pStyle w:val="Kop4"/>
-        <w:divId w:val="1902401125"/>
+        <w:divId w:val="646203458"/>
         <w:rPr>
           <w:rFonts w:eastAsia="Times New Roman"/>
           <w:lang w:val="nl-NL"/>
@@ -4498,7 +4498,7 @@
     <w:p>
       <w:pPr>
         <w:pStyle w:val="Normaalweb"/>
-        <w:divId w:val="1117724478"/>
+        <w:divId w:val="1698046566"/>
         <w:rPr>
           <w:lang w:val="nl-NL"/>
         </w:rPr>
@@ -4520,7 +4520,7 @@
     <w:p>
       <w:pPr>
         <w:pStyle w:val="Normaalweb"/>
-        <w:divId w:val="1117724478"/>
+        <w:divId w:val="1698046566"/>
         <w:rPr>
           <w:lang w:val="nl-NL"/>
         </w:rPr>
@@ -4548,7 +4548,7 @@
     <w:p>
       <w:pPr>
         <w:pStyle w:val="Kop5"/>
-        <w:divId w:val="1902401125"/>
+        <w:divId w:val="646203458"/>
         <w:rPr>
           <w:rFonts w:eastAsia="Times New Roman"/>
           <w:lang w:val="nl-NL"/>
@@ -4565,7 +4565,7 @@
     <w:p>
       <w:pPr>
         <w:pStyle w:val="Normaalweb"/>
-        <w:divId w:val="1902401125"/>
+        <w:divId w:val="646203458"/>
         <w:rPr>
           <w:lang w:val="nl-NL"/>
         </w:rPr>
@@ -4580,7 +4580,7 @@
     <w:p>
       <w:pPr>
         <w:pStyle w:val="Kop5"/>
-        <w:divId w:val="1902401125"/>
+        <w:divId w:val="646203458"/>
         <w:rPr>
           <w:rFonts w:eastAsia="Times New Roman"/>
           <w:lang w:val="nl-NL"/>
@@ -4597,7 +4597,7 @@
     <w:p>
       <w:pPr>
         <w:pStyle w:val="Normaalweb"/>
-        <w:divId w:val="1902401125"/>
+        <w:divId w:val="646203458"/>
         <w:rPr>
           <w:lang w:val="nl-NL"/>
         </w:rPr>
@@ -4612,7 +4612,7 @@
     <w:p>
       <w:pPr>
         <w:pStyle w:val="Kop5"/>
-        <w:divId w:val="1902401125"/>
+        <w:divId w:val="646203458"/>
         <w:rPr>
           <w:rFonts w:eastAsia="Times New Roman"/>
           <w:lang w:val="nl-NL"/>
@@ -4629,7 +4629,7 @@
     <w:p>
       <w:pPr>
         <w:pStyle w:val="Normaalweb"/>
-        <w:divId w:val="1902401125"/>
+        <w:divId w:val="646203458"/>
         <w:rPr>
           <w:lang w:val="nl-NL"/>
         </w:rPr>
@@ -4644,7 +4644,7 @@
     <w:p>
       <w:pPr>
         <w:pStyle w:val="Kop4"/>
-        <w:divId w:val="1902401125"/>
+        <w:divId w:val="646203458"/>
         <w:rPr>
           <w:rFonts w:eastAsia="Times New Roman"/>
           <w:lang w:val="nl-NL"/>
@@ -4661,7 +4661,7 @@
     <w:p>
       <w:pPr>
         <w:pStyle w:val="Kop5"/>
-        <w:divId w:val="1902401125"/>
+        <w:divId w:val="646203458"/>
         <w:rPr>
           <w:rFonts w:eastAsia="Times New Roman"/>
           <w:lang w:val="nl-NL"/>
@@ -4678,7 +4678,7 @@
     <w:p>
       <w:pPr>
         <w:pStyle w:val="Normaalweb"/>
-        <w:divId w:val="1902401125"/>
+        <w:divId w:val="646203458"/>
         <w:rPr>
           <w:lang w:val="nl-NL"/>
         </w:rPr>
@@ -4693,7 +4693,7 @@
     <w:p>
       <w:pPr>
         <w:pStyle w:val="Kop5"/>
-        <w:divId w:val="1902401125"/>
+        <w:divId w:val="646203458"/>
         <w:rPr>
           <w:rFonts w:eastAsia="Times New Roman"/>
           <w:lang w:val="nl-NL"/>
@@ -4710,7 +4710,7 @@
     <w:p>
       <w:pPr>
         <w:pStyle w:val="Normaalweb"/>
-        <w:divId w:val="1902401125"/>
+        <w:divId w:val="646203458"/>
         <w:rPr>
           <w:lang w:val="nl-NL"/>
         </w:rPr>
@@ -4729,7 +4729,7 @@
           <w:numId w:val="13"/>
         </w:numPr>
         <w:spacing w:before="100" w:beforeAutospacing="1" w:after="100" w:afterAutospacing="1"/>
-        <w:divId w:val="1902401125"/>
+        <w:divId w:val="646203458"/>
         <w:rPr>
           <w:rFonts w:eastAsia="Times New Roman"/>
           <w:lang w:val="nl-NL"/>
@@ -4750,7 +4750,7 @@
           <w:numId w:val="13"/>
         </w:numPr>
         <w:spacing w:before="100" w:beforeAutospacing="1" w:after="100" w:afterAutospacing="1"/>
-        <w:divId w:val="1902401125"/>
+        <w:divId w:val="646203458"/>
         <w:rPr>
           <w:rFonts w:eastAsia="Times New Roman"/>
           <w:lang w:val="nl-NL"/>
@@ -4771,7 +4771,7 @@
           <w:numId w:val="13"/>
         </w:numPr>
         <w:spacing w:before="100" w:beforeAutospacing="1" w:after="100" w:afterAutospacing="1"/>
-        <w:divId w:val="1902401125"/>
+        <w:divId w:val="646203458"/>
         <w:rPr>
           <w:rFonts w:eastAsia="Times New Roman"/>
           <w:lang w:val="nl-NL"/>
@@ -4788,7 +4788,7 @@
     <w:p>
       <w:pPr>
         <w:pStyle w:val="Normaalweb"/>
-        <w:divId w:val="1902401125"/>
+        <w:divId w:val="646203458"/>
         <w:rPr>
           <w:lang w:val="nl-NL"/>
         </w:rPr>
@@ -4803,7 +4803,7 @@
     <w:p>
       <w:pPr>
         <w:pStyle w:val="Kop5"/>
-        <w:divId w:val="1902401125"/>
+        <w:divId w:val="646203458"/>
         <w:rPr>
           <w:rFonts w:eastAsia="Times New Roman"/>
           <w:lang w:val="nl-NL"/>
@@ -4820,7 +4820,7 @@
     <w:p>
       <w:pPr>
         <w:pStyle w:val="Normaalweb"/>
-        <w:divId w:val="1902401125"/>
+        <w:divId w:val="646203458"/>
         <w:rPr>
           <w:lang w:val="nl-NL"/>
         </w:rPr>
@@ -4835,7 +4835,7 @@
     <w:p>
       <w:pPr>
         <w:pStyle w:val="Kop4"/>
-        <w:divId w:val="1902401125"/>
+        <w:divId w:val="646203458"/>
         <w:rPr>
           <w:rFonts w:eastAsia="Times New Roman"/>
           <w:lang w:val="nl-NL"/>
@@ -4852,7 +4852,7 @@
     <w:p>
       <w:pPr>
         <w:pStyle w:val="Kop5"/>
-        <w:divId w:val="1902401125"/>
+        <w:divId w:val="646203458"/>
         <w:rPr>
           <w:rFonts w:eastAsia="Times New Roman"/>
           <w:lang w:val="nl-NL"/>
@@ -4869,7 +4869,7 @@
     <w:p>
       <w:pPr>
         <w:pStyle w:val="Normaalweb"/>
-        <w:divId w:val="1902401125"/>
+        <w:divId w:val="646203458"/>
         <w:rPr>
           <w:lang w:val="nl-NL"/>
         </w:rPr>
@@ -4884,7 +4884,7 @@
     <w:p>
       <w:pPr>
         <w:pStyle w:val="Kop5"/>
-        <w:divId w:val="1902401125"/>
+        <w:divId w:val="646203458"/>
         <w:rPr>
           <w:rFonts w:eastAsia="Times New Roman"/>
           <w:lang w:val="nl-NL"/>
@@ -4901,7 +4901,7 @@
     <w:p>
       <w:pPr>
         <w:pStyle w:val="Normaalweb"/>
-        <w:divId w:val="1902401125"/>
+        <w:divId w:val="646203458"/>
         <w:rPr>
           <w:lang w:val="nl-NL"/>
         </w:rPr>
@@ -4916,7 +4916,7 @@
     <w:p>
       <w:pPr>
         <w:pStyle w:val="Kop5"/>
-        <w:divId w:val="1902401125"/>
+        <w:divId w:val="646203458"/>
         <w:rPr>
           <w:rFonts w:eastAsia="Times New Roman"/>
           <w:lang w:val="nl-NL"/>
@@ -4933,7 +4933,7 @@
     <w:p>
       <w:pPr>
         <w:pStyle w:val="Normaalweb"/>
-        <w:divId w:val="1902401125"/>
+        <w:divId w:val="646203458"/>
         <w:rPr>
           <w:lang w:val="nl-NL"/>
         </w:rPr>
@@ -4948,7 +4948,7 @@
     <w:p>
       <w:pPr>
         <w:pStyle w:val="Kop5"/>
-        <w:divId w:val="1902401125"/>
+        <w:divId w:val="646203458"/>
         <w:rPr>
           <w:rFonts w:eastAsia="Times New Roman"/>
           <w:lang w:val="nl-NL"/>
@@ -4965,7 +4965,7 @@
     <w:p>
       <w:pPr>
         <w:pStyle w:val="Normaalweb"/>
-        <w:divId w:val="1902401125"/>
+        <w:divId w:val="646203458"/>
         <w:rPr>
           <w:lang w:val="nl-NL"/>
         </w:rPr>
@@ -4980,7 +4980,7 @@
     <w:p>
       <w:pPr>
         <w:pStyle w:val="Kop5"/>
-        <w:divId w:val="1902401125"/>
+        <w:divId w:val="646203458"/>
         <w:rPr>
           <w:rFonts w:eastAsia="Times New Roman"/>
           <w:lang w:val="nl-NL"/>
@@ -4997,7 +4997,7 @@
     <w:p>
       <w:pPr>
         <w:pStyle w:val="Normaalweb"/>
-        <w:divId w:val="1902401125"/>
+        <w:divId w:val="646203458"/>
         <w:rPr>
           <w:lang w:val="nl-NL"/>
         </w:rPr>
@@ -5012,7 +5012,7 @@
     <w:p>
       <w:pPr>
         <w:pStyle w:val="afsluiting"/>
-        <w:divId w:val="1902401125"/>
+        <w:divId w:val="646203458"/>
         <w:rPr>
           <w:lang w:val="nl-NL"/>
         </w:rPr>
@@ -5027,7 +5027,7 @@
     <w:p>
       <w:pPr>
         <w:outlineLvl w:val="2"/>
-        <w:divId w:val="926966537"/>
+        <w:divId w:val="1171526775"/>
         <w:rPr>
           <w:rFonts w:ascii="Aptos Display" w:eastAsia="Times New Roman" w:hAnsi="Aptos Display"/>
           <w:b/>
@@ -5053,7 +5053,7 @@
     </w:p>
     <w:p>
       <w:pPr>
-        <w:divId w:val="926966537"/>
+        <w:divId w:val="1171526775"/>
         <w:rPr>
           <w:rFonts w:eastAsia="Times New Roman"/>
           <w:sz w:val="24"/>
@@ -5073,7 +5073,7 @@
     <w:p>
       <w:pPr>
         <w:pStyle w:val="subtitel"/>
-        <w:divId w:val="1902401125"/>
+        <w:divId w:val="646203458"/>
         <w:rPr>
           <w:lang w:val="nl-NL"/>
         </w:rPr>
@@ -5088,7 +5088,7 @@
     <w:p>
       <w:pPr>
         <w:pStyle w:val="Kop4"/>
-        <w:divId w:val="1902401125"/>
+        <w:divId w:val="646203458"/>
         <w:rPr>
           <w:rFonts w:eastAsia="Times New Roman"/>
           <w:lang w:val="nl-NL"/>
@@ -5105,7 +5105,7 @@
     <w:p>
       <w:pPr>
         <w:pStyle w:val="Normaalweb"/>
-        <w:divId w:val="1902401125"/>
+        <w:divId w:val="646203458"/>
         <w:rPr>
           <w:lang w:val="nl-NL"/>
         </w:rPr>
@@ -5120,7 +5120,7 @@
     <w:p>
       <w:pPr>
         <w:pStyle w:val="Kop5"/>
-        <w:divId w:val="1902401125"/>
+        <w:divId w:val="646203458"/>
         <w:rPr>
           <w:rFonts w:eastAsia="Times New Roman"/>
           <w:lang w:val="nl-NL"/>
@@ -5137,7 +5137,7 @@
     <w:p>
       <w:pPr>
         <w:pStyle w:val="Normaalweb"/>
-        <w:divId w:val="1902401125"/>
+        <w:divId w:val="646203458"/>
         <w:rPr>
           <w:lang w:val="nl-NL"/>
         </w:rPr>
@@ -5152,7 +5152,7 @@
     <w:p>
       <w:pPr>
         <w:pStyle w:val="Normaalweb"/>
-        <w:divId w:val="1902401125"/>
+        <w:divId w:val="646203458"/>
         <w:rPr>
           <w:lang w:val="nl-NL"/>
         </w:rPr>
@@ -5167,7 +5167,7 @@
     <w:p>
       <w:pPr>
         <w:pStyle w:val="Kop5"/>
-        <w:divId w:val="1902401125"/>
+        <w:divId w:val="646203458"/>
         <w:rPr>
           <w:rFonts w:eastAsia="Times New Roman"/>
           <w:lang w:val="nl-NL"/>
@@ -5188,7 +5188,7 @@
           <w:numId w:val="14"/>
         </w:numPr>
         <w:spacing w:before="100" w:beforeAutospacing="1" w:after="100" w:afterAutospacing="1"/>
-        <w:divId w:val="1902401125"/>
+        <w:divId w:val="646203458"/>
         <w:rPr>
           <w:rFonts w:eastAsia="Times New Roman"/>
           <w:lang w:val="nl-NL"/>
@@ -5209,7 +5209,7 @@
           <w:numId w:val="14"/>
         </w:numPr>
         <w:spacing w:before="100" w:beforeAutospacing="1" w:after="100" w:afterAutospacing="1"/>
-        <w:divId w:val="1902401125"/>
+        <w:divId w:val="646203458"/>
         <w:rPr>
           <w:rFonts w:eastAsia="Times New Roman"/>
           <w:lang w:val="nl-NL"/>
@@ -5230,7 +5230,7 @@
           <w:numId w:val="14"/>
         </w:numPr>
         <w:spacing w:before="100" w:beforeAutospacing="1" w:after="100" w:afterAutospacing="1"/>
-        <w:divId w:val="1902401125"/>
+        <w:divId w:val="646203458"/>
         <w:rPr>
           <w:rFonts w:eastAsia="Times New Roman"/>
           <w:lang w:val="nl-NL"/>
@@ -5251,7 +5251,7 @@
           <w:numId w:val="14"/>
         </w:numPr>
         <w:spacing w:before="100" w:beforeAutospacing="1" w:after="100" w:afterAutospacing="1"/>
-        <w:divId w:val="1902401125"/>
+        <w:divId w:val="646203458"/>
         <w:rPr>
           <w:rFonts w:eastAsia="Times New Roman"/>
           <w:lang w:val="nl-NL"/>
@@ -5268,7 +5268,7 @@
     <w:p>
       <w:pPr>
         <w:pStyle w:val="Kop5"/>
-        <w:divId w:val="1902401125"/>
+        <w:divId w:val="646203458"/>
         <w:rPr>
           <w:rFonts w:eastAsia="Times New Roman"/>
           <w:lang w:val="nl-NL"/>
@@ -5285,7 +5285,7 @@
     <w:p>
       <w:pPr>
         <w:pStyle w:val="Normaalweb"/>
-        <w:divId w:val="1902401125"/>
+        <w:divId w:val="646203458"/>
         <w:rPr>
           <w:lang w:val="nl-NL"/>
         </w:rPr>
@@ -5300,7 +5300,7 @@
     <w:p>
       <w:pPr>
         <w:pStyle w:val="Kop4"/>
-        <w:divId w:val="1902401125"/>
+        <w:divId w:val="646203458"/>
         <w:rPr>
           <w:rFonts w:eastAsia="Times New Roman"/>
           <w:lang w:val="nl-NL"/>
@@ -5317,7 +5317,7 @@
     <w:p>
       <w:pPr>
         <w:pStyle w:val="Normaalweb"/>
-        <w:divId w:val="1642999002"/>
+        <w:divId w:val="1716614757"/>
         <w:rPr>
           <w:lang w:val="nl-NL"/>
         </w:rPr>
@@ -5339,7 +5339,7 @@
     <w:p>
       <w:pPr>
         <w:pStyle w:val="Normaalweb"/>
-        <w:divId w:val="1642999002"/>
+        <w:divId w:val="1716614757"/>
         <w:rPr>
           <w:lang w:val="nl-NL"/>
         </w:rPr>
@@ -5367,7 +5367,7 @@
     <w:p>
       <w:pPr>
         <w:pStyle w:val="Kop5"/>
-        <w:divId w:val="1902401125"/>
+        <w:divId w:val="646203458"/>
         <w:rPr>
           <w:rFonts w:eastAsia="Times New Roman"/>
           <w:lang w:val="nl-NL"/>
@@ -5384,7 +5384,7 @@
     <w:p>
       <w:pPr>
         <w:pStyle w:val="Normaalweb"/>
-        <w:divId w:val="1902401125"/>
+        <w:divId w:val="646203458"/>
         <w:rPr>
           <w:lang w:val="nl-NL"/>
         </w:rPr>
@@ -5399,7 +5399,7 @@
     <w:p>
       <w:pPr>
         <w:pStyle w:val="Kop5"/>
-        <w:divId w:val="1902401125"/>
+        <w:divId w:val="646203458"/>
         <w:rPr>
           <w:rFonts w:eastAsia="Times New Roman"/>
           <w:lang w:val="nl-NL"/>
@@ -5416,7 +5416,7 @@
     <w:p>
       <w:pPr>
         <w:pStyle w:val="Normaalweb"/>
-        <w:divId w:val="1902401125"/>
+        <w:divId w:val="646203458"/>
         <w:rPr>
           <w:lang w:val="nl-NL"/>
         </w:rPr>
@@ -5431,7 +5431,7 @@
     <w:p>
       <w:pPr>
         <w:pStyle w:val="Kop5"/>
-        <w:divId w:val="1902401125"/>
+        <w:divId w:val="646203458"/>
         <w:rPr>
           <w:rFonts w:eastAsia="Times New Roman"/>
           <w:lang w:val="nl-NL"/>
@@ -5448,7 +5448,7 @@
     <w:p>
       <w:pPr>
         <w:pStyle w:val="Normaalweb"/>
-        <w:divId w:val="1902401125"/>
+        <w:divId w:val="646203458"/>
         <w:rPr>
           <w:lang w:val="nl-NL"/>
         </w:rPr>
@@ -5463,7 +5463,7 @@
     <w:p>
       <w:pPr>
         <w:pStyle w:val="Kop4"/>
-        <w:divId w:val="1902401125"/>
+        <w:divId w:val="646203458"/>
         <w:rPr>
           <w:rFonts w:eastAsia="Times New Roman"/>
           <w:lang w:val="nl-NL"/>
@@ -5480,7 +5480,7 @@
     <w:p>
       <w:pPr>
         <w:pStyle w:val="Kop5"/>
-        <w:divId w:val="1902401125"/>
+        <w:divId w:val="646203458"/>
         <w:rPr>
           <w:rFonts w:eastAsia="Times New Roman"/>
           <w:lang w:val="nl-NL"/>
@@ -5497,7 +5497,7 @@
     <w:p>
       <w:pPr>
         <w:pStyle w:val="Normaalweb"/>
-        <w:divId w:val="1902401125"/>
+        <w:divId w:val="646203458"/>
         <w:rPr>
           <w:lang w:val="nl-NL"/>
         </w:rPr>
@@ -5512,7 +5512,7 @@
     <w:p>
       <w:pPr>
         <w:pStyle w:val="Kop5"/>
-        <w:divId w:val="1902401125"/>
+        <w:divId w:val="646203458"/>
         <w:rPr>
           <w:rFonts w:eastAsia="Times New Roman"/>
           <w:lang w:val="nl-NL"/>
@@ -5529,7 +5529,7 @@
     <w:p>
       <w:pPr>
         <w:pStyle w:val="Normaalweb"/>
-        <w:divId w:val="1902401125"/>
+        <w:divId w:val="646203458"/>
         <w:rPr>
           <w:lang w:val="nl-NL"/>
         </w:rPr>
@@ -5548,7 +5548,7 @@
           <w:numId w:val="15"/>
         </w:numPr>
         <w:spacing w:before="100" w:beforeAutospacing="1" w:after="100" w:afterAutospacing="1"/>
-        <w:divId w:val="1902401125"/>
+        <w:divId w:val="646203458"/>
         <w:rPr>
           <w:rFonts w:eastAsia="Times New Roman"/>
           <w:lang w:val="nl-NL"/>
@@ -5569,7 +5569,7 @@
           <w:numId w:val="15"/>
         </w:numPr>
         <w:spacing w:before="100" w:beforeAutospacing="1" w:after="100" w:afterAutospacing="1"/>
-        <w:divId w:val="1902401125"/>
+        <w:divId w:val="646203458"/>
         <w:rPr>
           <w:rFonts w:eastAsia="Times New Roman"/>
           <w:lang w:val="nl-NL"/>
@@ -5590,7 +5590,7 @@
           <w:numId w:val="15"/>
         </w:numPr>
         <w:spacing w:before="100" w:beforeAutospacing="1" w:after="100" w:afterAutospacing="1"/>
-        <w:divId w:val="1902401125"/>
+        <w:divId w:val="646203458"/>
         <w:rPr>
           <w:rFonts w:eastAsia="Times New Roman"/>
           <w:lang w:val="nl-NL"/>
@@ -5607,7 +5607,7 @@
     <w:p>
       <w:pPr>
         <w:pStyle w:val="Normaalweb"/>
-        <w:divId w:val="1902401125"/>
+        <w:divId w:val="646203458"/>
         <w:rPr>
           <w:lang w:val="nl-NL"/>
         </w:rPr>
@@ -5622,7 +5622,7 @@
     <w:p>
       <w:pPr>
         <w:pStyle w:val="Kop5"/>
-        <w:divId w:val="1902401125"/>
+        <w:divId w:val="646203458"/>
         <w:rPr>
           <w:rFonts w:eastAsia="Times New Roman"/>
           <w:lang w:val="nl-NL"/>
@@ -5639,7 +5639,7 @@
     <w:p>
       <w:pPr>
         <w:pStyle w:val="Normaalweb"/>
-        <w:divId w:val="1902401125"/>
+        <w:divId w:val="646203458"/>
         <w:rPr>
           <w:lang w:val="nl-NL"/>
         </w:rPr>
@@ -5654,7 +5654,7 @@
     <w:p>
       <w:pPr>
         <w:pStyle w:val="Kop4"/>
-        <w:divId w:val="1902401125"/>
+        <w:divId w:val="646203458"/>
         <w:rPr>
           <w:rFonts w:eastAsia="Times New Roman"/>
           <w:lang w:val="nl-NL"/>
@@ -5671,7 +5671,7 @@
     <w:p>
       <w:pPr>
         <w:pStyle w:val="Kop5"/>
-        <w:divId w:val="1902401125"/>
+        <w:divId w:val="646203458"/>
         <w:rPr>
           <w:rFonts w:eastAsia="Times New Roman"/>
           <w:lang w:val="nl-NL"/>
@@ -5688,7 +5688,7 @@
     <w:p>
       <w:pPr>
         <w:pStyle w:val="Normaalweb"/>
-        <w:divId w:val="1902401125"/>
+        <w:divId w:val="646203458"/>
         <w:rPr>
           <w:lang w:val="nl-NL"/>
         </w:rPr>
@@ -5703,7 +5703,7 @@
     <w:p>
       <w:pPr>
         <w:pStyle w:val="Kop5"/>
-        <w:divId w:val="1902401125"/>
+        <w:divId w:val="646203458"/>
         <w:rPr>
           <w:rFonts w:eastAsia="Times New Roman"/>
           <w:lang w:val="nl-NL"/>
@@ -5720,7 +5720,7 @@
     <w:p>
       <w:pPr>
         <w:pStyle w:val="Normaalweb"/>
-        <w:divId w:val="1902401125"/>
+        <w:divId w:val="646203458"/>
         <w:rPr>
           <w:lang w:val="nl-NL"/>
         </w:rPr>
@@ -5735,7 +5735,7 @@
     <w:p>
       <w:pPr>
         <w:pStyle w:val="Kop5"/>
-        <w:divId w:val="1902401125"/>
+        <w:divId w:val="646203458"/>
         <w:rPr>
           <w:rFonts w:eastAsia="Times New Roman"/>
           <w:lang w:val="nl-NL"/>
@@ -5752,7 +5752,7 @@
     <w:p>
       <w:pPr>
         <w:pStyle w:val="Normaalweb"/>
-        <w:divId w:val="1902401125"/>
+        <w:divId w:val="646203458"/>
         <w:rPr>
           <w:lang w:val="nl-NL"/>
         </w:rPr>
@@ -5767,7 +5767,7 @@
     <w:p>
       <w:pPr>
         <w:pStyle w:val="Kop5"/>
-        <w:divId w:val="1902401125"/>
+        <w:divId w:val="646203458"/>
         <w:rPr>
           <w:rFonts w:eastAsia="Times New Roman"/>
           <w:lang w:val="nl-NL"/>
@@ -5784,7 +5784,7 @@
     <w:p>
       <w:pPr>
         <w:pStyle w:val="Normaalweb"/>
-        <w:divId w:val="1902401125"/>
+        <w:divId w:val="646203458"/>
         <w:rPr>
           <w:lang w:val="nl-NL"/>
         </w:rPr>
@@ -5799,7 +5799,7 @@
     <w:p>
       <w:pPr>
         <w:pStyle w:val="Kop5"/>
-        <w:divId w:val="1902401125"/>
+        <w:divId w:val="646203458"/>
         <w:rPr>
           <w:rFonts w:eastAsia="Times New Roman"/>
           <w:lang w:val="nl-NL"/>
@@ -5816,7 +5816,7 @@
     <w:p>
       <w:pPr>
         <w:pStyle w:val="Normaalweb"/>
-        <w:divId w:val="1902401125"/>
+        <w:divId w:val="646203458"/>
         <w:rPr>
           <w:lang w:val="nl-NL"/>
         </w:rPr>
@@ -5831,7 +5831,7 @@
     <w:p>
       <w:pPr>
         <w:pStyle w:val="afsluiting"/>
-        <w:divId w:val="1902401125"/>
+        <w:divId w:val="646203458"/>
         <w:rPr>
           <w:lang w:val="nl-NL"/>
         </w:rPr>
@@ -5846,7 +5846,7 @@
     <w:p>
       <w:pPr>
         <w:outlineLvl w:val="2"/>
-        <w:divId w:val="521166101"/>
+        <w:divId w:val="947586177"/>
         <w:rPr>
           <w:rFonts w:ascii="Aptos Display" w:eastAsia="Times New Roman" w:hAnsi="Aptos Display"/>
           <w:b/>
@@ -5872,7 +5872,7 @@
     </w:p>
     <w:p>
       <w:pPr>
-        <w:divId w:val="521166101"/>
+        <w:divId w:val="947586177"/>
         <w:rPr>
           <w:rFonts w:eastAsia="Times New Roman"/>
           <w:sz w:val="24"/>
@@ -5892,7 +5892,7 @@
     <w:p>
       <w:pPr>
         <w:pStyle w:val="subtitel"/>
-        <w:divId w:val="1902401125"/>
+        <w:divId w:val="646203458"/>
         <w:rPr>
           <w:lang w:val="nl-NL"/>
         </w:rPr>
@@ -5907,7 +5907,7 @@
     <w:p>
       <w:pPr>
         <w:pStyle w:val="Kop4"/>
-        <w:divId w:val="1902401125"/>
+        <w:divId w:val="646203458"/>
         <w:rPr>
           <w:rFonts w:eastAsia="Times New Roman"/>
           <w:lang w:val="nl-NL"/>
@@ -5924,7 +5924,7 @@
     <w:p>
       <w:pPr>
         <w:pStyle w:val="Normaalweb"/>
-        <w:divId w:val="1902401125"/>
+        <w:divId w:val="646203458"/>
         <w:rPr>
           <w:lang w:val="nl-NL"/>
         </w:rPr>
@@ -5945,7 +5945,7 @@
     <w:p>
       <w:pPr>
         <w:pStyle w:val="Kop5"/>
-        <w:divId w:val="1902401125"/>
+        <w:divId w:val="646203458"/>
         <w:rPr>
           <w:rFonts w:eastAsia="Times New Roman"/>
           <w:lang w:val="nl-NL"/>
@@ -5962,7 +5962,7 @@
     <w:p>
       <w:pPr>
         <w:pStyle w:val="Normaalweb"/>
-        <w:divId w:val="1902401125"/>
+        <w:divId w:val="646203458"/>
         <w:rPr>
           <w:lang w:val="nl-NL"/>
         </w:rPr>
@@ -5977,7 +5977,7 @@
     <w:p>
       <w:pPr>
         <w:pStyle w:val="Normaalweb"/>
-        <w:divId w:val="1902401125"/>
+        <w:divId w:val="646203458"/>
         <w:rPr>
           <w:lang w:val="nl-NL"/>
         </w:rPr>
@@ -5992,7 +5992,7 @@
     <w:p>
       <w:pPr>
         <w:pStyle w:val="Kop5"/>
-        <w:divId w:val="1902401125"/>
+        <w:divId w:val="646203458"/>
         <w:rPr>
           <w:rFonts w:eastAsia="Times New Roman"/>
           <w:lang w:val="nl-NL"/>
@@ -6013,7 +6013,7 @@
           <w:numId w:val="16"/>
         </w:numPr>
         <w:spacing w:before="100" w:beforeAutospacing="1" w:after="100" w:afterAutospacing="1"/>
-        <w:divId w:val="1902401125"/>
+        <w:divId w:val="646203458"/>
         <w:rPr>
           <w:rFonts w:eastAsia="Times New Roman"/>
           <w:lang w:val="nl-NL"/>
@@ -6034,7 +6034,7 @@
           <w:numId w:val="16"/>
         </w:numPr>
         <w:spacing w:before="100" w:beforeAutospacing="1" w:after="100" w:afterAutospacing="1"/>
-        <w:divId w:val="1902401125"/>
+        <w:divId w:val="646203458"/>
         <w:rPr>
           <w:rFonts w:eastAsia="Times New Roman"/>
           <w:lang w:val="nl-NL"/>
@@ -6055,7 +6055,7 @@
           <w:numId w:val="16"/>
         </w:numPr>
         <w:spacing w:before="100" w:beforeAutospacing="1" w:after="100" w:afterAutospacing="1"/>
-        <w:divId w:val="1902401125"/>
+        <w:divId w:val="646203458"/>
         <w:rPr>
           <w:rFonts w:eastAsia="Times New Roman"/>
           <w:lang w:val="nl-NL"/>
@@ -6076,7 +6076,7 @@
           <w:numId w:val="16"/>
         </w:numPr>
         <w:spacing w:before="100" w:beforeAutospacing="1" w:after="100" w:afterAutospacing="1"/>
-        <w:divId w:val="1902401125"/>
+        <w:divId w:val="646203458"/>
         <w:rPr>
           <w:rFonts w:eastAsia="Times New Roman"/>
           <w:lang w:val="nl-NL"/>
@@ -6093,7 +6093,7 @@
     <w:p>
       <w:pPr>
         <w:pStyle w:val="Kop5"/>
-        <w:divId w:val="1902401125"/>
+        <w:divId w:val="646203458"/>
         <w:rPr>
           <w:rFonts w:eastAsia="Times New Roman"/>
           <w:lang w:val="nl-NL"/>
@@ -6110,7 +6110,7 @@
     <w:p>
       <w:pPr>
         <w:pStyle w:val="Normaalweb"/>
-        <w:divId w:val="1902401125"/>
+        <w:divId w:val="646203458"/>
         <w:rPr>
           <w:lang w:val="nl-NL"/>
         </w:rPr>
@@ -6125,7 +6125,7 @@
     <w:p>
       <w:pPr>
         <w:pStyle w:val="Kop4"/>
-        <w:divId w:val="1902401125"/>
+        <w:divId w:val="646203458"/>
         <w:rPr>
           <w:rFonts w:eastAsia="Times New Roman"/>
           <w:lang w:val="nl-NL"/>
@@ -6142,7 +6142,7 @@
     <w:p>
       <w:pPr>
         <w:pStyle w:val="Normaalweb"/>
-        <w:divId w:val="770661817"/>
+        <w:divId w:val="1487476593"/>
         <w:rPr>
           <w:lang w:val="nl-NL"/>
         </w:rPr>
@@ -6164,7 +6164,7 @@
     <w:p>
       <w:pPr>
         <w:pStyle w:val="Normaalweb"/>
-        <w:divId w:val="770661817"/>
+        <w:divId w:val="1487476593"/>
         <w:rPr>
           <w:lang w:val="nl-NL"/>
         </w:rPr>
@@ -6186,7 +6186,7 @@
     <w:p>
       <w:pPr>
         <w:pStyle w:val="Kop5"/>
-        <w:divId w:val="1902401125"/>
+        <w:divId w:val="646203458"/>
         <w:rPr>
           <w:rFonts w:eastAsia="Times New Roman"/>
           <w:lang w:val="nl-NL"/>
@@ -6203,7 +6203,7 @@
     <w:p>
       <w:pPr>
         <w:pStyle w:val="Normaalweb"/>
-        <w:divId w:val="1902401125"/>
+        <w:divId w:val="646203458"/>
         <w:rPr>
           <w:lang w:val="nl-NL"/>
         </w:rPr>
@@ -6218,7 +6218,7 @@
     <w:p>
       <w:pPr>
         <w:pStyle w:val="Kop5"/>
-        <w:divId w:val="1902401125"/>
+        <w:divId w:val="646203458"/>
         <w:rPr>
           <w:rFonts w:eastAsia="Times New Roman"/>
           <w:lang w:val="nl-NL"/>
@@ -6235,7 +6235,7 @@
     <w:p>
       <w:pPr>
         <w:pStyle w:val="Normaalweb"/>
-        <w:divId w:val="1902401125"/>
+        <w:divId w:val="646203458"/>
         <w:rPr>
           <w:lang w:val="nl-NL"/>
         </w:rPr>
@@ -6250,7 +6250,7 @@
     <w:p>
       <w:pPr>
         <w:pStyle w:val="Kop5"/>
-        <w:divId w:val="1902401125"/>
+        <w:divId w:val="646203458"/>
         <w:rPr>
           <w:rFonts w:eastAsia="Times New Roman"/>
           <w:lang w:val="nl-NL"/>
@@ -6267,7 +6267,7 @@
     <w:p>
       <w:pPr>
         <w:pStyle w:val="Normaalweb"/>
-        <w:divId w:val="1902401125"/>
+        <w:divId w:val="646203458"/>
         <w:rPr>
           <w:lang w:val="nl-NL"/>
         </w:rPr>
@@ -6282,7 +6282,7 @@
     <w:p>
       <w:pPr>
         <w:pStyle w:val="Kop4"/>
-        <w:divId w:val="1902401125"/>
+        <w:divId w:val="646203458"/>
         <w:rPr>
           <w:rFonts w:eastAsia="Times New Roman"/>
           <w:lang w:val="nl-NL"/>
@@ -6299,7 +6299,7 @@
     <w:p>
       <w:pPr>
         <w:pStyle w:val="Kop5"/>
-        <w:divId w:val="1902401125"/>
+        <w:divId w:val="646203458"/>
         <w:rPr>
           <w:rFonts w:eastAsia="Times New Roman"/>
           <w:lang w:val="nl-NL"/>
@@ -6316,7 +6316,7 @@
     <w:p>
       <w:pPr>
         <w:pStyle w:val="Normaalweb"/>
-        <w:divId w:val="1902401125"/>
+        <w:divId w:val="646203458"/>
         <w:rPr>
           <w:lang w:val="nl-NL"/>
         </w:rPr>
@@ -6331,7 +6331,7 @@
     <w:p>
       <w:pPr>
         <w:pStyle w:val="Kop5"/>
-        <w:divId w:val="1902401125"/>
+        <w:divId w:val="646203458"/>
         <w:rPr>
           <w:rFonts w:eastAsia="Times New Roman"/>
           <w:lang w:val="nl-NL"/>
@@ -6348,7 +6348,7 @@
     <w:p>
       <w:pPr>
         <w:pStyle w:val="Normaalweb"/>
-        <w:divId w:val="1902401125"/>
+        <w:divId w:val="646203458"/>
         <w:rPr>
           <w:lang w:val="nl-NL"/>
         </w:rPr>
@@ -6367,7 +6367,7 @@
           <w:numId w:val="17"/>
         </w:numPr>
         <w:spacing w:before="100" w:beforeAutospacing="1" w:after="100" w:afterAutospacing="1"/>
-        <w:divId w:val="1902401125"/>
+        <w:divId w:val="646203458"/>
         <w:rPr>
           <w:rFonts w:eastAsia="Times New Roman"/>
           <w:lang w:val="nl-NL"/>
@@ -6388,7 +6388,7 @@
           <w:numId w:val="17"/>
         </w:numPr>
         <w:spacing w:before="100" w:beforeAutospacing="1" w:after="100" w:afterAutospacing="1"/>
-        <w:divId w:val="1902401125"/>
+        <w:divId w:val="646203458"/>
         <w:rPr>
           <w:rFonts w:eastAsia="Times New Roman"/>
           <w:lang w:val="nl-NL"/>
@@ -6409,7 +6409,7 @@
           <w:numId w:val="17"/>
         </w:numPr>
         <w:spacing w:before="100" w:beforeAutospacing="1" w:after="100" w:afterAutospacing="1"/>
-        <w:divId w:val="1902401125"/>
+        <w:divId w:val="646203458"/>
         <w:rPr>
           <w:rFonts w:eastAsia="Times New Roman"/>
           <w:lang w:val="nl-NL"/>
@@ -6426,7 +6426,7 @@
     <w:p>
       <w:pPr>
         <w:pStyle w:val="Normaalweb"/>
-        <w:divId w:val="1902401125"/>
+        <w:divId w:val="646203458"/>
         <w:rPr>
           <w:lang w:val="nl-NL"/>
         </w:rPr>
@@ -6441,7 +6441,7 @@
     <w:p>
       <w:pPr>
         <w:pStyle w:val="Kop5"/>
-        <w:divId w:val="1902401125"/>
+        <w:divId w:val="646203458"/>
         <w:rPr>
           <w:rFonts w:eastAsia="Times New Roman"/>
           <w:lang w:val="nl-NL"/>
@@ -6458,7 +6458,7 @@
     <w:p>
       <w:pPr>
         <w:pStyle w:val="Normaalweb"/>
-        <w:divId w:val="1902401125"/>
+        <w:divId w:val="646203458"/>
         <w:rPr>
           <w:lang w:val="nl-NL"/>
         </w:rPr>
@@ -6473,7 +6473,7 @@
     <w:p>
       <w:pPr>
         <w:pStyle w:val="Kop4"/>
-        <w:divId w:val="1902401125"/>
+        <w:divId w:val="646203458"/>
         <w:rPr>
           <w:rFonts w:eastAsia="Times New Roman"/>
           <w:lang w:val="nl-NL"/>
@@ -6490,7 +6490,7 @@
     <w:p>
       <w:pPr>
         <w:pStyle w:val="Kop5"/>
-        <w:divId w:val="1902401125"/>
+        <w:divId w:val="646203458"/>
         <w:rPr>
           <w:rFonts w:eastAsia="Times New Roman"/>
           <w:lang w:val="nl-NL"/>
@@ -6507,7 +6507,7 @@
     <w:p>
       <w:pPr>
         <w:pStyle w:val="Normaalweb"/>
-        <w:divId w:val="1902401125"/>
+        <w:divId w:val="646203458"/>
         <w:rPr>
           <w:lang w:val="nl-NL"/>
         </w:rPr>
@@ -6522,7 +6522,7 @@
     <w:p>
       <w:pPr>
         <w:pStyle w:val="Kop5"/>
-        <w:divId w:val="1902401125"/>
+        <w:divId w:val="646203458"/>
         <w:rPr>
           <w:rFonts w:eastAsia="Times New Roman"/>
           <w:lang w:val="nl-NL"/>
@@ -6539,7 +6539,7 @@
     <w:p>
       <w:pPr>
         <w:pStyle w:val="Normaalweb"/>
-        <w:divId w:val="1902401125"/>
+        <w:divId w:val="646203458"/>
         <w:rPr>
           <w:lang w:val="nl-NL"/>
         </w:rPr>
@@ -6554,7 +6554,7 @@
     <w:p>
       <w:pPr>
         <w:pStyle w:val="Kop5"/>
-        <w:divId w:val="1902401125"/>
+        <w:divId w:val="646203458"/>
         <w:rPr>
           <w:rFonts w:eastAsia="Times New Roman"/>
           <w:lang w:val="nl-NL"/>
@@ -6571,7 +6571,7 @@
     <w:p>
       <w:pPr>
         <w:pStyle w:val="Normaalweb"/>
-        <w:divId w:val="1902401125"/>
+        <w:divId w:val="646203458"/>
         <w:rPr>
           <w:lang w:val="nl-NL"/>
         </w:rPr>
@@ -6586,7 +6586,7 @@
     <w:p>
       <w:pPr>
         <w:pStyle w:val="Kop5"/>
-        <w:divId w:val="1902401125"/>
+        <w:divId w:val="646203458"/>
         <w:rPr>
           <w:rFonts w:eastAsia="Times New Roman"/>
           <w:lang w:val="nl-NL"/>
@@ -6603,7 +6603,7 @@
     <w:p>
       <w:pPr>
         <w:pStyle w:val="Normaalweb"/>
-        <w:divId w:val="1902401125"/>
+        <w:divId w:val="646203458"/>
         <w:rPr>
           <w:lang w:val="nl-NL"/>
         </w:rPr>
@@ -6618,7 +6618,7 @@
     <w:p>
       <w:pPr>
         <w:pStyle w:val="Kop5"/>
-        <w:divId w:val="1902401125"/>
+        <w:divId w:val="646203458"/>
         <w:rPr>
           <w:rFonts w:eastAsia="Times New Roman"/>
           <w:lang w:val="nl-NL"/>
@@ -6635,7 +6635,7 @@
     <w:p>
       <w:pPr>
         <w:pStyle w:val="Normaalweb"/>
-        <w:divId w:val="1902401125"/>
+        <w:divId w:val="646203458"/>
         <w:rPr>
           <w:lang w:val="nl-NL"/>
         </w:rPr>
@@ -6650,7 +6650,7 @@
     <w:p>
       <w:pPr>
         <w:pStyle w:val="afsluiting"/>
-        <w:divId w:val="1902401125"/>
+        <w:divId w:val="646203458"/>
         <w:rPr>
           <w:lang w:val="nl-NL"/>
         </w:rPr>
@@ -6665,7 +6665,7 @@
     <w:p>
       <w:pPr>
         <w:outlineLvl w:val="2"/>
-        <w:divId w:val="2115515719"/>
+        <w:divId w:val="475576"/>
         <w:rPr>
           <w:rFonts w:ascii="Aptos Display" w:eastAsia="Times New Roman" w:hAnsi="Aptos Display"/>
           <w:b/>
@@ -6691,7 +6691,7 @@
     </w:p>
     <w:p>
       <w:pPr>
-        <w:divId w:val="2115515719"/>
+        <w:divId w:val="475576"/>
         <w:rPr>
           <w:rFonts w:eastAsia="Times New Roman"/>
           <w:sz w:val="24"/>
@@ -6711,7 +6711,7 @@
     <w:p>
       <w:pPr>
         <w:pStyle w:val="subtitel"/>
-        <w:divId w:val="1902401125"/>
+        <w:divId w:val="646203458"/>
         <w:rPr>
           <w:lang w:val="nl-NL"/>
         </w:rPr>
@@ -6726,7 +6726,7 @@
     <w:p>
       <w:pPr>
         <w:pStyle w:val="Kop4"/>
-        <w:divId w:val="1902401125"/>
+        <w:divId w:val="646203458"/>
         <w:rPr>
           <w:rFonts w:eastAsia="Times New Roman"/>
           <w:lang w:val="nl-NL"/>
@@ -6743,7 +6743,7 @@
     <w:p>
       <w:pPr>
         <w:pStyle w:val="Normaalweb"/>
-        <w:divId w:val="1902401125"/>
+        <w:divId w:val="646203458"/>
         <w:rPr>
           <w:lang w:val="nl-NL"/>
         </w:rPr>
@@ -6764,7 +6764,7 @@
     <w:p>
       <w:pPr>
         <w:pStyle w:val="Kop5"/>
-        <w:divId w:val="1902401125"/>
+        <w:divId w:val="646203458"/>
         <w:rPr>
           <w:rFonts w:eastAsia="Times New Roman"/>
           <w:lang w:val="nl-NL"/>
@@ -6781,7 +6781,7 @@
     <w:p>
       <w:pPr>
         <w:pStyle w:val="Normaalweb"/>
-        <w:divId w:val="1902401125"/>
+        <w:divId w:val="646203458"/>
         <w:rPr>
           <w:lang w:val="nl-NL"/>
         </w:rPr>
@@ -6796,7 +6796,7 @@
     <w:p>
       <w:pPr>
         <w:pStyle w:val="Normaalweb"/>
-        <w:divId w:val="1902401125"/>
+        <w:divId w:val="646203458"/>
         <w:rPr>
           <w:lang w:val="nl-NL"/>
         </w:rPr>
@@ -6811,7 +6811,7 @@
     <w:p>
       <w:pPr>
         <w:pStyle w:val="Kop5"/>
-        <w:divId w:val="1902401125"/>
+        <w:divId w:val="646203458"/>
         <w:rPr>
           <w:rFonts w:eastAsia="Times New Roman"/>
           <w:lang w:val="nl-NL"/>
@@ -6832,7 +6832,7 @@
           <w:numId w:val="18"/>
         </w:numPr>
         <w:spacing w:before="100" w:beforeAutospacing="1" w:after="100" w:afterAutospacing="1"/>
-        <w:divId w:val="1902401125"/>
+        <w:divId w:val="646203458"/>
         <w:rPr>
           <w:rFonts w:eastAsia="Times New Roman"/>
           <w:lang w:val="nl-NL"/>
@@ -6853,7 +6853,7 @@
           <w:numId w:val="18"/>
         </w:numPr>
         <w:spacing w:before="100" w:beforeAutospacing="1" w:after="100" w:afterAutospacing="1"/>
-        <w:divId w:val="1902401125"/>
+        <w:divId w:val="646203458"/>
         <w:rPr>
           <w:rFonts w:eastAsia="Times New Roman"/>
           <w:lang w:val="nl-NL"/>
@@ -6874,7 +6874,7 @@
           <w:numId w:val="18"/>
         </w:numPr>
         <w:spacing w:before="100" w:beforeAutospacing="1" w:after="100" w:afterAutospacing="1"/>
-        <w:divId w:val="1902401125"/>
+        <w:divId w:val="646203458"/>
         <w:rPr>
           <w:rFonts w:eastAsia="Times New Roman"/>
           <w:lang w:val="nl-NL"/>
@@ -6895,7 +6895,7 @@
           <w:numId w:val="18"/>
         </w:numPr>
         <w:spacing w:before="100" w:beforeAutospacing="1" w:after="100" w:afterAutospacing="1"/>
-        <w:divId w:val="1902401125"/>
+        <w:divId w:val="646203458"/>
         <w:rPr>
           <w:rFonts w:eastAsia="Times New Roman"/>
           <w:lang w:val="nl-NL"/>
@@ -6912,7 +6912,7 @@
     <w:p>
       <w:pPr>
         <w:pStyle w:val="Kop5"/>
-        <w:divId w:val="1902401125"/>
+        <w:divId w:val="646203458"/>
         <w:rPr>
           <w:rFonts w:eastAsia="Times New Roman"/>
           <w:lang w:val="nl-NL"/>
@@ -6929,7 +6929,7 @@
     <w:p>
       <w:pPr>
         <w:pStyle w:val="Normaalweb"/>
-        <w:divId w:val="1902401125"/>
+        <w:divId w:val="646203458"/>
         <w:rPr>
           <w:lang w:val="nl-NL"/>
         </w:rPr>
@@ -6944,7 +6944,7 @@
     <w:p>
       <w:pPr>
         <w:pStyle w:val="Kop4"/>
-        <w:divId w:val="1902401125"/>
+        <w:divId w:val="646203458"/>
         <w:rPr>
           <w:rFonts w:eastAsia="Times New Roman"/>
           <w:lang w:val="nl-NL"/>
@@ -6961,7 +6961,7 @@
     <w:p>
       <w:pPr>
         <w:pStyle w:val="Normaalweb"/>
-        <w:divId w:val="236402808"/>
+        <w:divId w:val="667250773"/>
         <w:rPr>
           <w:lang w:val="nl-NL"/>
         </w:rPr>
@@ -6983,7 +6983,7 @@
     <w:p>
       <w:pPr>
         <w:pStyle w:val="Normaalweb"/>
-        <w:divId w:val="236402808"/>
+        <w:divId w:val="667250773"/>
         <w:rPr>
           <w:lang w:val="nl-NL"/>
         </w:rPr>
@@ -7005,7 +7005,7 @@
     <w:p>
       <w:pPr>
         <w:pStyle w:val="Kop5"/>
-        <w:divId w:val="1902401125"/>
+        <w:divId w:val="646203458"/>
         <w:rPr>
           <w:rFonts w:eastAsia="Times New Roman"/>
           <w:lang w:val="nl-NL"/>
@@ -7022,7 +7022,7 @@
     <w:p>
       <w:pPr>
         <w:pStyle w:val="Normaalweb"/>
-        <w:divId w:val="1902401125"/>
+        <w:divId w:val="646203458"/>
         <w:rPr>
           <w:lang w:val="nl-NL"/>
         </w:rPr>
@@ -7037,7 +7037,7 @@
     <w:p>
       <w:pPr>
         <w:pStyle w:val="Kop5"/>
-        <w:divId w:val="1902401125"/>
+        <w:divId w:val="646203458"/>
         <w:rPr>
           <w:rFonts w:eastAsia="Times New Roman"/>
           <w:lang w:val="nl-NL"/>
@@ -7054,7 +7054,7 @@
     <w:p>
       <w:pPr>
         <w:pStyle w:val="Normaalweb"/>
-        <w:divId w:val="1902401125"/>
+        <w:divId w:val="646203458"/>
         <w:rPr>
           <w:lang w:val="nl-NL"/>
         </w:rPr>
@@ -7069,7 +7069,7 @@
     <w:p>
       <w:pPr>
         <w:pStyle w:val="Kop5"/>
-        <w:divId w:val="1902401125"/>
+        <w:divId w:val="646203458"/>
         <w:rPr>
           <w:rFonts w:eastAsia="Times New Roman"/>
           <w:lang w:val="nl-NL"/>
@@ -7086,7 +7086,7 @@
     <w:p>
       <w:pPr>
         <w:pStyle w:val="Normaalweb"/>
-        <w:divId w:val="1902401125"/>
+        <w:divId w:val="646203458"/>
         <w:rPr>
           <w:lang w:val="nl-NL"/>
         </w:rPr>
@@ -7101,7 +7101,7 @@
     <w:p>
       <w:pPr>
         <w:pStyle w:val="Kop4"/>
-        <w:divId w:val="1902401125"/>
+        <w:divId w:val="646203458"/>
         <w:rPr>
           <w:rFonts w:eastAsia="Times New Roman"/>
           <w:lang w:val="nl-NL"/>
@@ -7118,7 +7118,7 @@
     <w:p>
       <w:pPr>
         <w:pStyle w:val="Kop5"/>
-        <w:divId w:val="1902401125"/>
+        <w:divId w:val="646203458"/>
         <w:rPr>
           <w:rFonts w:eastAsia="Times New Roman"/>
           <w:lang w:val="nl-NL"/>
@@ -7135,7 +7135,7 @@
     <w:p>
       <w:pPr>
         <w:pStyle w:val="Normaalweb"/>
-        <w:divId w:val="1902401125"/>
+        <w:divId w:val="646203458"/>
         <w:rPr>
           <w:lang w:val="nl-NL"/>
         </w:rPr>
@@ -7150,7 +7150,7 @@
     <w:p>
       <w:pPr>
         <w:pStyle w:val="Kop5"/>
-        <w:divId w:val="1902401125"/>
+        <w:divId w:val="646203458"/>
         <w:rPr>
           <w:rFonts w:eastAsia="Times New Roman"/>
           <w:lang w:val="nl-NL"/>
@@ -7167,7 +7167,7 @@
     <w:p>
       <w:pPr>
         <w:pStyle w:val="Normaalweb"/>
-        <w:divId w:val="1902401125"/>
+        <w:divId w:val="646203458"/>
         <w:rPr>
           <w:lang w:val="nl-NL"/>
         </w:rPr>
@@ -7186,7 +7186,7 @@
           <w:numId w:val="19"/>
         </w:numPr>
         <w:spacing w:before="100" w:beforeAutospacing="1" w:after="100" w:afterAutospacing="1"/>
-        <w:divId w:val="1902401125"/>
+        <w:divId w:val="646203458"/>
         <w:rPr>
           <w:rFonts w:eastAsia="Times New Roman"/>
           <w:lang w:val="nl-NL"/>
@@ -7207,7 +7207,7 @@
           <w:numId w:val="19"/>
         </w:numPr>
         <w:spacing w:before="100" w:beforeAutospacing="1" w:after="100" w:afterAutospacing="1"/>
-        <w:divId w:val="1902401125"/>
+        <w:divId w:val="646203458"/>
         <w:rPr>
           <w:rFonts w:eastAsia="Times New Roman"/>
           <w:lang w:val="nl-NL"/>
@@ -7228,7 +7228,7 @@
           <w:numId w:val="19"/>
         </w:numPr>
         <w:spacing w:before="100" w:beforeAutospacing="1" w:after="100" w:afterAutospacing="1"/>
-        <w:divId w:val="1902401125"/>
+        <w:divId w:val="646203458"/>
         <w:rPr>
           <w:rFonts w:eastAsia="Times New Roman"/>
           <w:lang w:val="nl-NL"/>
@@ -7249,7 +7249,7 @@
           <w:numId w:val="19"/>
         </w:numPr>
         <w:spacing w:before="100" w:beforeAutospacing="1" w:after="100" w:afterAutospacing="1"/>
-        <w:divId w:val="1902401125"/>
+        <w:divId w:val="646203458"/>
         <w:rPr>
           <w:rFonts w:eastAsia="Times New Roman"/>
           <w:lang w:val="nl-NL"/>
@@ -7266,7 +7266,7 @@
     <w:p>
       <w:pPr>
         <w:pStyle w:val="Normaalweb"/>
-        <w:divId w:val="1902401125"/>
+        <w:divId w:val="646203458"/>
         <w:rPr>
           <w:lang w:val="nl-NL"/>
         </w:rPr>
@@ -7281,7 +7281,7 @@
     <w:p>
       <w:pPr>
         <w:pStyle w:val="Kop5"/>
-        <w:divId w:val="1902401125"/>
+        <w:divId w:val="646203458"/>
         <w:rPr>
           <w:rFonts w:eastAsia="Times New Roman"/>
           <w:lang w:val="nl-NL"/>
@@ -7298,7 +7298,7 @@
     <w:p>
       <w:pPr>
         <w:pStyle w:val="Normaalweb"/>
-        <w:divId w:val="1902401125"/>
+        <w:divId w:val="646203458"/>
         <w:rPr>
           <w:lang w:val="nl-NL"/>
         </w:rPr>
@@ -7313,7 +7313,7 @@
     <w:p>
       <w:pPr>
         <w:pStyle w:val="Kop4"/>
-        <w:divId w:val="1902401125"/>
+        <w:divId w:val="646203458"/>
         <w:rPr>
           <w:rFonts w:eastAsia="Times New Roman"/>
           <w:lang w:val="nl-NL"/>
@@ -7330,7 +7330,7 @@
     <w:p>
       <w:pPr>
         <w:pStyle w:val="Kop5"/>
-        <w:divId w:val="1902401125"/>
+        <w:divId w:val="646203458"/>
         <w:rPr>
           <w:rFonts w:eastAsia="Times New Roman"/>
           <w:lang w:val="nl-NL"/>
@@ -7347,7 +7347,7 @@
     <w:p>
       <w:pPr>
         <w:pStyle w:val="Normaalweb"/>
-        <w:divId w:val="1902401125"/>
+        <w:divId w:val="646203458"/>
         <w:rPr>
           <w:lang w:val="nl-NL"/>
         </w:rPr>
@@ -7362,7 +7362,7 @@
     <w:p>
       <w:pPr>
         <w:pStyle w:val="Kop5"/>
-        <w:divId w:val="1902401125"/>
+        <w:divId w:val="646203458"/>
         <w:rPr>
           <w:rFonts w:eastAsia="Times New Roman"/>
           <w:lang w:val="nl-NL"/>
@@ -7379,7 +7379,7 @@
     <w:p>
       <w:pPr>
         <w:pStyle w:val="Normaalweb"/>
-        <w:divId w:val="1902401125"/>
+        <w:divId w:val="646203458"/>
         <w:rPr>
           <w:lang w:val="nl-NL"/>
         </w:rPr>
@@ -7394,7 +7394,7 @@
     <w:p>
       <w:pPr>
         <w:pStyle w:val="Kop5"/>
-        <w:divId w:val="1902401125"/>
+        <w:divId w:val="646203458"/>
         <w:rPr>
           <w:rFonts w:eastAsia="Times New Roman"/>
           <w:lang w:val="nl-NL"/>
@@ -7411,7 +7411,7 @@
     <w:p>
       <w:pPr>
         <w:pStyle w:val="Normaalweb"/>
-        <w:divId w:val="1902401125"/>
+        <w:divId w:val="646203458"/>
         <w:rPr>
           <w:lang w:val="nl-NL"/>
         </w:rPr>
@@ -7426,7 +7426,7 @@
     <w:p>
       <w:pPr>
         <w:pStyle w:val="Kop5"/>
-        <w:divId w:val="1902401125"/>
+        <w:divId w:val="646203458"/>
         <w:rPr>
           <w:rFonts w:eastAsia="Times New Roman"/>
           <w:lang w:val="nl-NL"/>
@@ -7443,7 +7443,7 @@
     <w:p>
       <w:pPr>
         <w:pStyle w:val="Normaalweb"/>
-        <w:divId w:val="1902401125"/>
+        <w:divId w:val="646203458"/>
         <w:rPr>
           <w:lang w:val="nl-NL"/>
         </w:rPr>
@@ -7458,7 +7458,7 @@
     <w:p>
       <w:pPr>
         <w:pStyle w:val="Kop5"/>
-        <w:divId w:val="1902401125"/>
+        <w:divId w:val="646203458"/>
         <w:rPr>
           <w:rFonts w:eastAsia="Times New Roman"/>
           <w:lang w:val="nl-NL"/>
@@ -7475,7 +7475,7 @@
     <w:p>
       <w:pPr>
         <w:pStyle w:val="Normaalweb"/>
-        <w:divId w:val="1902401125"/>
+        <w:divId w:val="646203458"/>
         <w:rPr>
           <w:lang w:val="nl-NL"/>
         </w:rPr>
@@ -7490,7 +7490,7 @@
     <w:p>
       <w:pPr>
         <w:pStyle w:val="afsluiting"/>
-        <w:divId w:val="1902401125"/>
+        <w:divId w:val="646203458"/>
         <w:rPr>
           <w:lang w:val="nl-NL"/>
         </w:rPr>
@@ -7505,7 +7505,7 @@
     <w:p>
       <w:pPr>
         <w:outlineLvl w:val="2"/>
-        <w:divId w:val="1749496505"/>
+        <w:divId w:val="1802183708"/>
         <w:rPr>
           <w:rFonts w:ascii="Aptos Display" w:eastAsia="Times New Roman" w:hAnsi="Aptos Display"/>
           <w:b/>
@@ -7531,7 +7531,7 @@
     </w:p>
     <w:p>
       <w:pPr>
-        <w:divId w:val="1749496505"/>
+        <w:divId w:val="1802183708"/>
         <w:rPr>
           <w:rFonts w:eastAsia="Times New Roman"/>
           <w:sz w:val="24"/>
@@ -7551,7 +7551,7 @@
     <w:p>
       <w:pPr>
         <w:pStyle w:val="subtitel"/>
-        <w:divId w:val="1902401125"/>
+        <w:divId w:val="646203458"/>
         <w:rPr>
           <w:lang w:val="nl-NL"/>
         </w:rPr>
@@ -7566,7 +7566,7 @@
     <w:p>
       <w:pPr>
         <w:pStyle w:val="Kop4"/>
-        <w:divId w:val="1902401125"/>
+        <w:divId w:val="646203458"/>
         <w:rPr>
           <w:rFonts w:eastAsia="Times New Roman"/>
           <w:lang w:val="nl-NL"/>
@@ -7583,7 +7583,7 @@
     <w:p>
       <w:pPr>
         <w:pStyle w:val="Normaalweb"/>
-        <w:divId w:val="1902401125"/>
+        <w:divId w:val="646203458"/>
         <w:rPr>
           <w:lang w:val="nl-NL"/>
         </w:rPr>
@@ -7598,7 +7598,7 @@
     <w:p>
       <w:pPr>
         <w:pStyle w:val="Kop5"/>
-        <w:divId w:val="1902401125"/>
+        <w:divId w:val="646203458"/>
         <w:rPr>
           <w:rFonts w:eastAsia="Times New Roman"/>
           <w:lang w:val="nl-NL"/>
@@ -7615,7 +7615,7 @@
     <w:p>
       <w:pPr>
         <w:pStyle w:val="Normaalweb"/>
-        <w:divId w:val="1902401125"/>
+        <w:divId w:val="646203458"/>
         <w:rPr>
           <w:lang w:val="nl-NL"/>
         </w:rPr>
@@ -7630,7 +7630,7 @@
     <w:p>
       <w:pPr>
         <w:pStyle w:val="Normaalweb"/>
-        <w:divId w:val="1902401125"/>
+        <w:divId w:val="646203458"/>
         <w:rPr>
           <w:lang w:val="nl-NL"/>
         </w:rPr>
@@ -7645,7 +7645,7 @@
     <w:p>
       <w:pPr>
         <w:pStyle w:val="Kop5"/>
-        <w:divId w:val="1902401125"/>
+        <w:divId w:val="646203458"/>
         <w:rPr>
           <w:rFonts w:eastAsia="Times New Roman"/>
           <w:lang w:val="nl-NL"/>
@@ -7666,7 +7666,7 @@
           <w:numId w:val="20"/>
         </w:numPr>
         <w:spacing w:before="100" w:beforeAutospacing="1" w:after="100" w:afterAutospacing="1"/>
-        <w:divId w:val="1902401125"/>
+        <w:divId w:val="646203458"/>
         <w:rPr>
           <w:rFonts w:eastAsia="Times New Roman"/>
           <w:lang w:val="nl-NL"/>
@@ -7687,7 +7687,7 @@
           <w:numId w:val="20"/>
         </w:numPr>
         <w:spacing w:before="100" w:beforeAutospacing="1" w:after="100" w:afterAutospacing="1"/>
-        <w:divId w:val="1902401125"/>
+        <w:divId w:val="646203458"/>
         <w:rPr>
           <w:rFonts w:eastAsia="Times New Roman"/>
           <w:lang w:val="nl-NL"/>
@@ -7708,7 +7708,7 @@
           <w:numId w:val="20"/>
         </w:numPr>
         <w:spacing w:before="100" w:beforeAutospacing="1" w:after="100" w:afterAutospacing="1"/>
-        <w:divId w:val="1902401125"/>
+        <w:divId w:val="646203458"/>
         <w:rPr>
           <w:rFonts w:eastAsia="Times New Roman"/>
           <w:lang w:val="nl-NL"/>
@@ -7725,7 +7725,7 @@
     <w:p>
       <w:pPr>
         <w:pStyle w:val="Kop5"/>
-        <w:divId w:val="1902401125"/>
+        <w:divId w:val="646203458"/>
         <w:rPr>
           <w:rFonts w:eastAsia="Times New Roman"/>
           <w:lang w:val="nl-NL"/>
@@ -7742,7 +7742,7 @@
     <w:p>
       <w:pPr>
         <w:pStyle w:val="Normaalweb"/>
-        <w:divId w:val="1902401125"/>
+        <w:divId w:val="646203458"/>
         <w:rPr>
           <w:lang w:val="nl-NL"/>
         </w:rPr>
@@ -7757,7 +7757,7 @@
     <w:p>
       <w:pPr>
         <w:pStyle w:val="Kop4"/>
-        <w:divId w:val="1902401125"/>
+        <w:divId w:val="646203458"/>
         <w:rPr>
           <w:rFonts w:eastAsia="Times New Roman"/>
           <w:lang w:val="nl-NL"/>
@@ -7774,7 +7774,7 @@
     <w:p>
       <w:pPr>
         <w:pStyle w:val="Normaalweb"/>
-        <w:divId w:val="907114141"/>
+        <w:divId w:val="1781754928"/>
         <w:rPr>
           <w:lang w:val="nl-NL"/>
         </w:rPr>
@@ -7796,7 +7796,7 @@
     <w:p>
       <w:pPr>
         <w:pStyle w:val="Normaalweb"/>
-        <w:divId w:val="907114141"/>
+        <w:divId w:val="1781754928"/>
         <w:rPr>
           <w:lang w:val="nl-NL"/>
         </w:rPr>
@@ -7818,7 +7818,7 @@
     <w:p>
       <w:pPr>
         <w:pStyle w:val="Kop5"/>
-        <w:divId w:val="1902401125"/>
+        <w:divId w:val="646203458"/>
         <w:rPr>
           <w:rFonts w:eastAsia="Times New Roman"/>
           <w:lang w:val="nl-NL"/>
@@ -7835,7 +7835,7 @@
     <w:p>
       <w:pPr>
         <w:pStyle w:val="Normaalweb"/>
-        <w:divId w:val="1902401125"/>
+        <w:divId w:val="646203458"/>
         <w:rPr>
           <w:lang w:val="nl-NL"/>
         </w:rPr>
@@ -7850,7 +7850,7 @@
     <w:p>
       <w:pPr>
         <w:pStyle w:val="Kop5"/>
-        <w:divId w:val="1902401125"/>
+        <w:divId w:val="646203458"/>
         <w:rPr>
           <w:rFonts w:eastAsia="Times New Roman"/>
           <w:lang w:val="nl-NL"/>
@@ -7867,7 +7867,7 @@
     <w:p>
       <w:pPr>
         <w:pStyle w:val="Normaalweb"/>
-        <w:divId w:val="1902401125"/>
+        <w:divId w:val="646203458"/>
         <w:rPr>
           <w:lang w:val="nl-NL"/>
         </w:rPr>
@@ -7882,7 +7882,7 @@
     <w:p>
       <w:pPr>
         <w:pStyle w:val="Kop5"/>
-        <w:divId w:val="1902401125"/>
+        <w:divId w:val="646203458"/>
         <w:rPr>
           <w:rFonts w:eastAsia="Times New Roman"/>
           <w:lang w:val="nl-NL"/>
@@ -7899,7 +7899,7 @@
     <w:p>
       <w:pPr>
         <w:pStyle w:val="Normaalweb"/>
-        <w:divId w:val="1902401125"/>
+        <w:divId w:val="646203458"/>
         <w:rPr>
           <w:lang w:val="nl-NL"/>
         </w:rPr>
@@ -7914,7 +7914,7 @@
     <w:p>
       <w:pPr>
         <w:pStyle w:val="Kop4"/>
-        <w:divId w:val="1902401125"/>
+        <w:divId w:val="646203458"/>
         <w:rPr>
           <w:rFonts w:eastAsia="Times New Roman"/>
           <w:lang w:val="nl-NL"/>
@@ -7931,7 +7931,7 @@
     <w:p>
       <w:pPr>
         <w:pStyle w:val="Kop5"/>
-        <w:divId w:val="1902401125"/>
+        <w:divId w:val="646203458"/>
         <w:rPr>
           <w:rFonts w:eastAsia="Times New Roman"/>
           <w:lang w:val="nl-NL"/>
@@ -7948,7 +7948,7 @@
     <w:p>
       <w:pPr>
         <w:pStyle w:val="Normaalweb"/>
-        <w:divId w:val="1902401125"/>
+        <w:divId w:val="646203458"/>
         <w:rPr>
           <w:lang w:val="nl-NL"/>
         </w:rPr>
@@ -7963,7 +7963,7 @@
     <w:p>
       <w:pPr>
         <w:pStyle w:val="Kop5"/>
-        <w:divId w:val="1902401125"/>
+        <w:divId w:val="646203458"/>
         <w:rPr>
           <w:rFonts w:eastAsia="Times New Roman"/>
           <w:lang w:val="nl-NL"/>
@@ -7980,7 +7980,7 @@
     <w:p>
       <w:pPr>
         <w:pStyle w:val="Normaalweb"/>
-        <w:divId w:val="1902401125"/>
+        <w:divId w:val="646203458"/>
         <w:rPr>
           <w:lang w:val="nl-NL"/>
         </w:rPr>
@@ -7999,7 +7999,7 @@
           <w:numId w:val="21"/>
         </w:numPr>
         <w:spacing w:before="100" w:beforeAutospacing="1" w:after="100" w:afterAutospacing="1"/>
-        <w:divId w:val="1902401125"/>
+        <w:divId w:val="646203458"/>
         <w:rPr>
           <w:rFonts w:eastAsia="Times New Roman"/>
           <w:lang w:val="nl-NL"/>
@@ -8020,7 +8020,7 @@
           <w:numId w:val="21"/>
         </w:numPr>
         <w:spacing w:before="100" w:beforeAutospacing="1" w:after="100" w:afterAutospacing="1"/>
-        <w:divId w:val="1902401125"/>
+        <w:divId w:val="646203458"/>
         <w:rPr>
           <w:rFonts w:eastAsia="Times New Roman"/>
           <w:lang w:val="nl-NL"/>
@@ -8041,7 +8041,7 @@
           <w:numId w:val="21"/>
         </w:numPr>
         <w:spacing w:before="100" w:beforeAutospacing="1" w:after="100" w:afterAutospacing="1"/>
-        <w:divId w:val="1902401125"/>
+        <w:divId w:val="646203458"/>
         <w:rPr>
           <w:rFonts w:eastAsia="Times New Roman"/>
           <w:lang w:val="nl-NL"/>
@@ -8058,7 +8058,7 @@
     <w:p>
       <w:pPr>
         <w:pStyle w:val="Normaalweb"/>
-        <w:divId w:val="1902401125"/>
+        <w:divId w:val="646203458"/>
         <w:rPr>
           <w:lang w:val="nl-NL"/>
         </w:rPr>
@@ -8073,7 +8073,7 @@
     <w:p>
       <w:pPr>
         <w:pStyle w:val="Kop5"/>
-        <w:divId w:val="1902401125"/>
+        <w:divId w:val="646203458"/>
         <w:rPr>
           <w:rFonts w:eastAsia="Times New Roman"/>
           <w:lang w:val="nl-NL"/>
@@ -8090,7 +8090,7 @@
     <w:p>
       <w:pPr>
         <w:pStyle w:val="Normaalweb"/>
-        <w:divId w:val="1902401125"/>
+        <w:divId w:val="646203458"/>
         <w:rPr>
           <w:lang w:val="nl-NL"/>
         </w:rPr>
@@ -8105,7 +8105,7 @@
     <w:p>
       <w:pPr>
         <w:pStyle w:val="Kop4"/>
-        <w:divId w:val="1902401125"/>
+        <w:divId w:val="646203458"/>
         <w:rPr>
           <w:rFonts w:eastAsia="Times New Roman"/>
           <w:lang w:val="nl-NL"/>
@@ -8122,7 +8122,7 @@
     <w:p>
       <w:pPr>
         <w:pStyle w:val="Kop5"/>
-        <w:divId w:val="1902401125"/>
+        <w:divId w:val="646203458"/>
         <w:rPr>
           <w:rFonts w:eastAsia="Times New Roman"/>
           <w:lang w:val="nl-NL"/>
@@ -8139,7 +8139,7 @@
     <w:p>
       <w:pPr>
         <w:pStyle w:val="Normaalweb"/>
-        <w:divId w:val="1902401125"/>
+        <w:divId w:val="646203458"/>
         <w:rPr>
           <w:lang w:val="nl-NL"/>
         </w:rPr>
@@ -8154,7 +8154,7 @@
     <w:p>
       <w:pPr>
         <w:pStyle w:val="Kop5"/>
-        <w:divId w:val="1902401125"/>
+        <w:divId w:val="646203458"/>
         <w:rPr>
           <w:rFonts w:eastAsia="Times New Roman"/>
           <w:lang w:val="nl-NL"/>
@@ -8171,7 +8171,7 @@
     <w:p>
       <w:pPr>
         <w:pStyle w:val="Normaalweb"/>
-        <w:divId w:val="1902401125"/>
+        <w:divId w:val="646203458"/>
         <w:rPr>
           <w:lang w:val="nl-NL"/>
         </w:rPr>
@@ -8186,7 +8186,7 @@
     <w:p>
       <w:pPr>
         <w:pStyle w:val="Kop5"/>
-        <w:divId w:val="1902401125"/>
+        <w:divId w:val="646203458"/>
         <w:rPr>
           <w:rFonts w:eastAsia="Times New Roman"/>
           <w:lang w:val="nl-NL"/>
@@ -8203,7 +8203,7 @@
     <w:p>
       <w:pPr>
         <w:pStyle w:val="Normaalweb"/>
-        <w:divId w:val="1902401125"/>
+        <w:divId w:val="646203458"/>
         <w:rPr>
           <w:lang w:val="nl-NL"/>
         </w:rPr>
@@ -8218,7 +8218,7 @@
     <w:p>
       <w:pPr>
         <w:pStyle w:val="Kop5"/>
-        <w:divId w:val="1902401125"/>
+        <w:divId w:val="646203458"/>
         <w:rPr>
           <w:rFonts w:eastAsia="Times New Roman"/>
           <w:lang w:val="nl-NL"/>
@@ -8235,7 +8235,7 @@
     <w:p>
       <w:pPr>
         <w:pStyle w:val="Normaalweb"/>
-        <w:divId w:val="1902401125"/>
+        <w:divId w:val="646203458"/>
         <w:rPr>
           <w:lang w:val="nl-NL"/>
         </w:rPr>
@@ -8250,7 +8250,7 @@
     <w:p>
       <w:pPr>
         <w:pStyle w:val="Kop5"/>
-        <w:divId w:val="1902401125"/>
+        <w:divId w:val="646203458"/>
         <w:rPr>
           <w:rFonts w:eastAsia="Times New Roman"/>
           <w:lang w:val="nl-NL"/>
@@ -8267,7 +8267,7 @@
     <w:p>
       <w:pPr>
         <w:pStyle w:val="Normaalweb"/>
-        <w:divId w:val="1902401125"/>
+        <w:divId w:val="646203458"/>
         <w:rPr>
           <w:lang w:val="nl-NL"/>
         </w:rPr>
@@ -8282,7 +8282,7 @@
     <w:p>
       <w:pPr>
         <w:pStyle w:val="afsluiting"/>
-        <w:divId w:val="1902401125"/>
+        <w:divId w:val="646203458"/>
         <w:rPr>
           <w:lang w:val="nl-NL"/>
         </w:rPr>
@@ -8298,7 +8298,7 @@
       <w:pPr>
         <w:pStyle w:val="marker"/>
         <w:ind w:left="800" w:right="800"/>
-        <w:divId w:val="1902401125"/>
+        <w:divId w:val="646203458"/>
         <w:rPr>
           <w:lang w:val="nl-NL"/>
         </w:rPr>
@@ -8310,13 +8310,13 @@
     <w:p>
       <w:pPr>
         <w:pStyle w:val="Kop1"/>
-        <w:divId w:val="1902401125"/>
-        <w:rPr>
-          <w:rFonts w:eastAsia="Times New Roman"/>
-          <w:lang w:val="nl-NL"/>
-        </w:rPr>
-      </w:pPr>
-      <w:bookmarkStart w:id="4" w:name="_Toc242189251"/>
+        <w:divId w:val="646203458"/>
+        <w:rPr>
+          <w:rFonts w:eastAsia="Times New Roman"/>
+          <w:lang w:val="nl-NL"/>
+        </w:rPr>
+      </w:pPr>
+      <w:bookmarkStart w:id="4" w:name="_Toc242189959"/>
       <w:r>
         <w:rPr>
           <w:rFonts w:eastAsia="Times New Roman"/>
@@ -8330,7 +8330,7 @@
       <w:pPr>
         <w:pStyle w:val="Kop2"/>
         <w:spacing w:before="400" w:after="160"/>
-        <w:divId w:val="1902401125"/>
+        <w:divId w:val="646203458"/>
         <w:rPr>
           <w:rFonts w:eastAsia="Times New Roman"/>
           <w:sz w:val="32"/>
@@ -8338,7 +8338,7 @@
           <w:lang w:val="nl-NL"/>
         </w:rPr>
       </w:pPr>
-      <w:bookmarkStart w:id="5" w:name="_Toc242189252"/>
+      <w:bookmarkStart w:id="5" w:name="_Toc242189960"/>
       <w:r>
         <w:rPr>
           <w:rFonts w:eastAsia="Times New Roman"/>
@@ -8353,7 +8353,7 @@
     <w:p>
       <w:pPr>
         <w:outlineLvl w:val="2"/>
-        <w:divId w:val="2112554768"/>
+        <w:divId w:val="2042784496"/>
         <w:rPr>
           <w:rFonts w:ascii="Aptos Display" w:eastAsia="Times New Roman" w:hAnsi="Aptos Display"/>
           <w:b/>
@@ -8379,7 +8379,7 @@
     </w:p>
     <w:p>
       <w:pPr>
-        <w:divId w:val="2112554768"/>
+        <w:divId w:val="2042784496"/>
         <w:rPr>
           <w:rFonts w:eastAsia="Times New Roman"/>
           <w:sz w:val="24"/>
@@ -8399,7 +8399,7 @@
     <w:p>
       <w:pPr>
         <w:pStyle w:val="subtitel"/>
-        <w:divId w:val="1902401125"/>
+        <w:divId w:val="646203458"/>
         <w:rPr>
           <w:lang w:val="nl-NL"/>
         </w:rPr>
@@ -8414,7 +8414,7 @@
     <w:p>
       <w:pPr>
         <w:pStyle w:val="Kop4"/>
-        <w:divId w:val="1902401125"/>
+        <w:divId w:val="646203458"/>
         <w:rPr>
           <w:rFonts w:eastAsia="Times New Roman"/>
           <w:lang w:val="nl-NL"/>
@@ -8431,7 +8431,7 @@
     <w:p>
       <w:pPr>
         <w:pStyle w:val="Normaalweb"/>
-        <w:divId w:val="1902401125"/>
+        <w:divId w:val="646203458"/>
         <w:rPr>
           <w:lang w:val="nl-NL"/>
         </w:rPr>
@@ -8446,7 +8446,7 @@
     <w:p>
       <w:pPr>
         <w:pStyle w:val="Kop5"/>
-        <w:divId w:val="1902401125"/>
+        <w:divId w:val="646203458"/>
         <w:rPr>
           <w:rFonts w:eastAsia="Times New Roman"/>
           <w:lang w:val="nl-NL"/>
@@ -8463,7 +8463,7 @@
     <w:p>
       <w:pPr>
         <w:pStyle w:val="Normaalweb"/>
-        <w:divId w:val="1902401125"/>
+        <w:divId w:val="646203458"/>
         <w:rPr>
           <w:lang w:val="nl-NL"/>
         </w:rPr>
@@ -8478,7 +8478,7 @@
     <w:p>
       <w:pPr>
         <w:pStyle w:val="Normaalweb"/>
-        <w:divId w:val="1902401125"/>
+        <w:divId w:val="646203458"/>
         <w:rPr>
           <w:lang w:val="nl-NL"/>
         </w:rPr>
@@ -8493,7 +8493,7 @@
     <w:p>
       <w:pPr>
         <w:pStyle w:val="Kop5"/>
-        <w:divId w:val="1902401125"/>
+        <w:divId w:val="646203458"/>
         <w:rPr>
           <w:rFonts w:eastAsia="Times New Roman"/>
           <w:lang w:val="nl-NL"/>
@@ -8514,7 +8514,7 @@
           <w:numId w:val="22"/>
         </w:numPr>
         <w:spacing w:before="100" w:beforeAutospacing="1" w:after="100" w:afterAutospacing="1"/>
-        <w:divId w:val="1902401125"/>
+        <w:divId w:val="646203458"/>
         <w:rPr>
           <w:rFonts w:eastAsia="Times New Roman"/>
           <w:lang w:val="nl-NL"/>
@@ -8535,7 +8535,7 @@
           <w:numId w:val="22"/>
         </w:numPr>
         <w:spacing w:before="100" w:beforeAutospacing="1" w:after="100" w:afterAutospacing="1"/>
-        <w:divId w:val="1902401125"/>
+        <w:divId w:val="646203458"/>
         <w:rPr>
           <w:rFonts w:eastAsia="Times New Roman"/>
           <w:lang w:val="nl-NL"/>
@@ -8556,7 +8556,7 @@
           <w:numId w:val="22"/>
         </w:numPr>
         <w:spacing w:before="100" w:beforeAutospacing="1" w:after="100" w:afterAutospacing="1"/>
-        <w:divId w:val="1902401125"/>
+        <w:divId w:val="646203458"/>
         <w:rPr>
           <w:rFonts w:eastAsia="Times New Roman"/>
           <w:lang w:val="nl-NL"/>
@@ -8573,7 +8573,7 @@
     <w:p>
       <w:pPr>
         <w:pStyle w:val="Kop5"/>
-        <w:divId w:val="1902401125"/>
+        <w:divId w:val="646203458"/>
         <w:rPr>
           <w:rFonts w:eastAsia="Times New Roman"/>
           <w:lang w:val="nl-NL"/>
@@ -8590,7 +8590,7 @@
     <w:p>
       <w:pPr>
         <w:pStyle w:val="Normaalweb"/>
-        <w:divId w:val="1902401125"/>
+        <w:divId w:val="646203458"/>
         <w:rPr>
           <w:lang w:val="nl-NL"/>
         </w:rPr>
@@ -8605,7 +8605,7 @@
     <w:p>
       <w:pPr>
         <w:pStyle w:val="Kop4"/>
-        <w:divId w:val="1902401125"/>
+        <w:divId w:val="646203458"/>
         <w:rPr>
           <w:rFonts w:eastAsia="Times New Roman"/>
           <w:lang w:val="nl-NL"/>
@@ -8622,7 +8622,7 @@
     <w:p>
       <w:pPr>
         <w:pStyle w:val="Normaalweb"/>
-        <w:divId w:val="2076081590"/>
+        <w:divId w:val="783646624"/>
         <w:rPr>
           <w:lang w:val="nl-NL"/>
         </w:rPr>
@@ -8644,7 +8644,7 @@
     <w:p>
       <w:pPr>
         <w:pStyle w:val="Normaalweb"/>
-        <w:divId w:val="2076081590"/>
+        <w:divId w:val="783646624"/>
         <w:rPr>
           <w:lang w:val="nl-NL"/>
         </w:rPr>
@@ -8672,7 +8672,7 @@
     <w:p>
       <w:pPr>
         <w:pStyle w:val="Kop5"/>
-        <w:divId w:val="1902401125"/>
+        <w:divId w:val="646203458"/>
         <w:rPr>
           <w:rFonts w:eastAsia="Times New Roman"/>
           <w:lang w:val="nl-NL"/>
@@ -8689,7 +8689,7 @@
     <w:p>
       <w:pPr>
         <w:pStyle w:val="Normaalweb"/>
-        <w:divId w:val="1902401125"/>
+        <w:divId w:val="646203458"/>
         <w:rPr>
           <w:lang w:val="nl-NL"/>
         </w:rPr>
@@ -8704,7 +8704,7 @@
     <w:p>
       <w:pPr>
         <w:pStyle w:val="Kop5"/>
-        <w:divId w:val="1902401125"/>
+        <w:divId w:val="646203458"/>
         <w:rPr>
           <w:rFonts w:eastAsia="Times New Roman"/>
           <w:lang w:val="nl-NL"/>
@@ -8721,7 +8721,7 @@
     <w:p>
       <w:pPr>
         <w:pStyle w:val="Normaalweb"/>
-        <w:divId w:val="1902401125"/>
+        <w:divId w:val="646203458"/>
         <w:rPr>
           <w:lang w:val="nl-NL"/>
         </w:rPr>
@@ -8736,7 +8736,7 @@
     <w:p>
       <w:pPr>
         <w:pStyle w:val="Kop5"/>
-        <w:divId w:val="1902401125"/>
+        <w:divId w:val="646203458"/>
         <w:rPr>
           <w:rFonts w:eastAsia="Times New Roman"/>
           <w:lang w:val="nl-NL"/>
@@ -8753,7 +8753,7 @@
     <w:p>
       <w:pPr>
         <w:pStyle w:val="Normaalweb"/>
-        <w:divId w:val="1902401125"/>
+        <w:divId w:val="646203458"/>
         <w:rPr>
           <w:lang w:val="nl-NL"/>
         </w:rPr>
@@ -8768,7 +8768,7 @@
     <w:p>
       <w:pPr>
         <w:pStyle w:val="Kop4"/>
-        <w:divId w:val="1902401125"/>
+        <w:divId w:val="646203458"/>
         <w:rPr>
           <w:rFonts w:eastAsia="Times New Roman"/>
           <w:lang w:val="nl-NL"/>
@@ -8785,7 +8785,7 @@
     <w:p>
       <w:pPr>
         <w:pStyle w:val="Kop5"/>
-        <w:divId w:val="1902401125"/>
+        <w:divId w:val="646203458"/>
         <w:rPr>
           <w:rFonts w:eastAsia="Times New Roman"/>
           <w:lang w:val="nl-NL"/>
@@ -8802,7 +8802,7 @@
     <w:p>
       <w:pPr>
         <w:pStyle w:val="Normaalweb"/>
-        <w:divId w:val="1902401125"/>
+        <w:divId w:val="646203458"/>
         <w:rPr>
           <w:lang w:val="nl-NL"/>
         </w:rPr>
@@ -8817,7 +8817,7 @@
     <w:p>
       <w:pPr>
         <w:pStyle w:val="Kop5"/>
-        <w:divId w:val="1902401125"/>
+        <w:divId w:val="646203458"/>
         <w:rPr>
           <w:rFonts w:eastAsia="Times New Roman"/>
           <w:lang w:val="nl-NL"/>
@@ -8834,7 +8834,7 @@
     <w:p>
       <w:pPr>
         <w:pStyle w:val="Normaalweb"/>
-        <w:divId w:val="1902401125"/>
+        <w:divId w:val="646203458"/>
         <w:rPr>
           <w:lang w:val="nl-NL"/>
         </w:rPr>
@@ -8853,7 +8853,7 @@
           <w:numId w:val="23"/>
         </w:numPr>
         <w:spacing w:before="100" w:beforeAutospacing="1" w:after="100" w:afterAutospacing="1"/>
-        <w:divId w:val="1902401125"/>
+        <w:divId w:val="646203458"/>
         <w:rPr>
           <w:rFonts w:eastAsia="Times New Roman"/>
           <w:lang w:val="nl-NL"/>
@@ -8874,7 +8874,7 @@
           <w:numId w:val="23"/>
         </w:numPr>
         <w:spacing w:before="100" w:beforeAutospacing="1" w:after="100" w:afterAutospacing="1"/>
-        <w:divId w:val="1902401125"/>
+        <w:divId w:val="646203458"/>
         <w:rPr>
           <w:rFonts w:eastAsia="Times New Roman"/>
           <w:lang w:val="nl-NL"/>
@@ -8895,7 +8895,7 @@
           <w:numId w:val="23"/>
         </w:numPr>
         <w:spacing w:before="100" w:beforeAutospacing="1" w:after="100" w:afterAutospacing="1"/>
-        <w:divId w:val="1902401125"/>
+        <w:divId w:val="646203458"/>
         <w:rPr>
           <w:rFonts w:eastAsia="Times New Roman"/>
           <w:lang w:val="nl-NL"/>
@@ -8912,7 +8912,7 @@
     <w:p>
       <w:pPr>
         <w:pStyle w:val="Normaalweb"/>
-        <w:divId w:val="1902401125"/>
+        <w:divId w:val="646203458"/>
         <w:rPr>
           <w:lang w:val="nl-NL"/>
         </w:rPr>
@@ -8927,7 +8927,7 @@
     <w:p>
       <w:pPr>
         <w:pStyle w:val="Kop5"/>
-        <w:divId w:val="1902401125"/>
+        <w:divId w:val="646203458"/>
         <w:rPr>
           <w:rFonts w:eastAsia="Times New Roman"/>
           <w:lang w:val="nl-NL"/>
@@ -8944,7 +8944,7 @@
     <w:p>
       <w:pPr>
         <w:pStyle w:val="Normaalweb"/>
-        <w:divId w:val="1902401125"/>
+        <w:divId w:val="646203458"/>
         <w:rPr>
           <w:lang w:val="nl-NL"/>
         </w:rPr>
@@ -8959,7 +8959,7 @@
     <w:p>
       <w:pPr>
         <w:pStyle w:val="Kop4"/>
-        <w:divId w:val="1902401125"/>
+        <w:divId w:val="646203458"/>
         <w:rPr>
           <w:rFonts w:eastAsia="Times New Roman"/>
           <w:lang w:val="nl-NL"/>
@@ -8976,7 +8976,7 @@
     <w:p>
       <w:pPr>
         <w:pStyle w:val="Kop5"/>
-        <w:divId w:val="1902401125"/>
+        <w:divId w:val="646203458"/>
         <w:rPr>
           <w:rFonts w:eastAsia="Times New Roman"/>
           <w:lang w:val="nl-NL"/>
@@ -8993,7 +8993,7 @@
     <w:p>
       <w:pPr>
         <w:pStyle w:val="Normaalweb"/>
-        <w:divId w:val="1902401125"/>
+        <w:divId w:val="646203458"/>
         <w:rPr>
           <w:lang w:val="nl-NL"/>
         </w:rPr>
@@ -9008,7 +9008,7 @@
     <w:p>
       <w:pPr>
         <w:pStyle w:val="Kop5"/>
-        <w:divId w:val="1902401125"/>
+        <w:divId w:val="646203458"/>
         <w:rPr>
           <w:rFonts w:eastAsia="Times New Roman"/>
           <w:lang w:val="nl-NL"/>
@@ -9025,7 +9025,7 @@
     <w:p>
       <w:pPr>
         <w:pStyle w:val="Normaalweb"/>
-        <w:divId w:val="1902401125"/>
+        <w:divId w:val="646203458"/>
         <w:rPr>
           <w:lang w:val="nl-NL"/>
         </w:rPr>
@@ -9040,7 +9040,7 @@
     <w:p>
       <w:pPr>
         <w:pStyle w:val="Kop5"/>
-        <w:divId w:val="1902401125"/>
+        <w:divId w:val="646203458"/>
         <w:rPr>
           <w:rFonts w:eastAsia="Times New Roman"/>
           <w:lang w:val="nl-NL"/>
@@ -9057,7 +9057,7 @@
     <w:p>
       <w:pPr>
         <w:pStyle w:val="Normaalweb"/>
-        <w:divId w:val="1902401125"/>
+        <w:divId w:val="646203458"/>
         <w:rPr>
           <w:lang w:val="nl-NL"/>
         </w:rPr>
@@ -9072,7 +9072,7 @@
     <w:p>
       <w:pPr>
         <w:pStyle w:val="Kop5"/>
-        <w:divId w:val="1902401125"/>
+        <w:divId w:val="646203458"/>
         <w:rPr>
           <w:rFonts w:eastAsia="Times New Roman"/>
           <w:lang w:val="nl-NL"/>
@@ -9089,7 +9089,7 @@
     <w:p>
       <w:pPr>
         <w:pStyle w:val="Normaalweb"/>
-        <w:divId w:val="1902401125"/>
+        <w:divId w:val="646203458"/>
         <w:rPr>
           <w:lang w:val="nl-NL"/>
         </w:rPr>
@@ -9104,7 +9104,7 @@
     <w:p>
       <w:pPr>
         <w:pStyle w:val="Kop5"/>
-        <w:divId w:val="1902401125"/>
+        <w:divId w:val="646203458"/>
         <w:rPr>
           <w:rFonts w:eastAsia="Times New Roman"/>
           <w:lang w:val="nl-NL"/>
@@ -9121,7 +9121,7 @@
     <w:p>
       <w:pPr>
         <w:pStyle w:val="Normaalweb"/>
-        <w:divId w:val="1902401125"/>
+        <w:divId w:val="646203458"/>
         <w:rPr>
           <w:lang w:val="nl-NL"/>
         </w:rPr>
@@ -9136,7 +9136,7 @@
     <w:p>
       <w:pPr>
         <w:pStyle w:val="afsluiting"/>
-        <w:divId w:val="1902401125"/>
+        <w:divId w:val="646203458"/>
         <w:rPr>
           <w:lang w:val="nl-NL"/>
         </w:rPr>
@@ -9151,7 +9151,7 @@
     <w:p>
       <w:pPr>
         <w:outlineLvl w:val="2"/>
-        <w:divId w:val="766510424"/>
+        <w:divId w:val="1163668929"/>
         <w:rPr>
           <w:rFonts w:ascii="Aptos Display" w:eastAsia="Times New Roman" w:hAnsi="Aptos Display"/>
           <w:b/>
@@ -9177,7 +9177,7 @@
     </w:p>
     <w:p>
       <w:pPr>
-        <w:divId w:val="766510424"/>
+        <w:divId w:val="1163668929"/>
         <w:rPr>
           <w:rFonts w:eastAsia="Times New Roman"/>
           <w:sz w:val="24"/>
@@ -9197,7 +9197,7 @@
     <w:p>
       <w:pPr>
         <w:pStyle w:val="subtitel"/>
-        <w:divId w:val="1902401125"/>
+        <w:divId w:val="646203458"/>
         <w:rPr>
           <w:lang w:val="nl-NL"/>
         </w:rPr>
@@ -9212,7 +9212,7 @@
     <w:p>
       <w:pPr>
         <w:pStyle w:val="Kop4"/>
-        <w:divId w:val="1902401125"/>
+        <w:divId w:val="646203458"/>
         <w:rPr>
           <w:rFonts w:eastAsia="Times New Roman"/>
           <w:lang w:val="nl-NL"/>
@@ -9229,7 +9229,7 @@
     <w:p>
       <w:pPr>
         <w:pStyle w:val="Normaalweb"/>
-        <w:divId w:val="1902401125"/>
+        <w:divId w:val="646203458"/>
         <w:rPr>
           <w:lang w:val="nl-NL"/>
         </w:rPr>
@@ -9244,7 +9244,7 @@
     <w:p>
       <w:pPr>
         <w:pStyle w:val="Kop5"/>
-        <w:divId w:val="1902401125"/>
+        <w:divId w:val="646203458"/>
         <w:rPr>
           <w:rFonts w:eastAsia="Times New Roman"/>
           <w:lang w:val="nl-NL"/>
@@ -9261,7 +9261,7 @@
     <w:p>
       <w:pPr>
         <w:pStyle w:val="Normaalweb"/>
-        <w:divId w:val="1902401125"/>
+        <w:divId w:val="646203458"/>
         <w:rPr>
           <w:lang w:val="nl-NL"/>
         </w:rPr>
@@ -9276,7 +9276,7 @@
     <w:p>
       <w:pPr>
         <w:pStyle w:val="Normaalweb"/>
-        <w:divId w:val="1902401125"/>
+        <w:divId w:val="646203458"/>
         <w:rPr>
           <w:lang w:val="nl-NL"/>
         </w:rPr>
@@ -9291,7 +9291,7 @@
     <w:p>
       <w:pPr>
         <w:pStyle w:val="Kop5"/>
-        <w:divId w:val="1902401125"/>
+        <w:divId w:val="646203458"/>
         <w:rPr>
           <w:rFonts w:eastAsia="Times New Roman"/>
           <w:lang w:val="nl-NL"/>
@@ -9312,7 +9312,7 @@
           <w:numId w:val="24"/>
         </w:numPr>
         <w:spacing w:before="100" w:beforeAutospacing="1" w:after="100" w:afterAutospacing="1"/>
-        <w:divId w:val="1902401125"/>
+        <w:divId w:val="646203458"/>
         <w:rPr>
           <w:rFonts w:eastAsia="Times New Roman"/>
           <w:lang w:val="nl-NL"/>
@@ -9333,7 +9333,7 @@
           <w:numId w:val="24"/>
         </w:numPr>
         <w:spacing w:before="100" w:beforeAutospacing="1" w:after="100" w:afterAutospacing="1"/>
-        <w:divId w:val="1902401125"/>
+        <w:divId w:val="646203458"/>
         <w:rPr>
           <w:rFonts w:eastAsia="Times New Roman"/>
           <w:lang w:val="nl-NL"/>
@@ -9354,7 +9354,7 @@
           <w:numId w:val="24"/>
         </w:numPr>
         <w:spacing w:before="100" w:beforeAutospacing="1" w:after="100" w:afterAutospacing="1"/>
-        <w:divId w:val="1902401125"/>
+        <w:divId w:val="646203458"/>
         <w:rPr>
           <w:rFonts w:eastAsia="Times New Roman"/>
           <w:lang w:val="nl-NL"/>
@@ -9375,7 +9375,7 @@
           <w:numId w:val="24"/>
         </w:numPr>
         <w:spacing w:before="100" w:beforeAutospacing="1" w:after="100" w:afterAutospacing="1"/>
-        <w:divId w:val="1902401125"/>
+        <w:divId w:val="646203458"/>
         <w:rPr>
           <w:rFonts w:eastAsia="Times New Roman"/>
           <w:lang w:val="nl-NL"/>
@@ -9392,7 +9392,7 @@
     <w:p>
       <w:pPr>
         <w:pStyle w:val="Kop5"/>
-        <w:divId w:val="1902401125"/>
+        <w:divId w:val="646203458"/>
         <w:rPr>
           <w:rFonts w:eastAsia="Times New Roman"/>
           <w:lang w:val="nl-NL"/>
@@ -9409,7 +9409,7 @@
     <w:p>
       <w:pPr>
         <w:pStyle w:val="Normaalweb"/>
-        <w:divId w:val="1902401125"/>
+        <w:divId w:val="646203458"/>
         <w:rPr>
           <w:lang w:val="nl-NL"/>
         </w:rPr>
@@ -9424,7 +9424,7 @@
     <w:p>
       <w:pPr>
         <w:pStyle w:val="Kop4"/>
-        <w:divId w:val="1902401125"/>
+        <w:divId w:val="646203458"/>
         <w:rPr>
           <w:rFonts w:eastAsia="Times New Roman"/>
           <w:lang w:val="nl-NL"/>
@@ -9441,7 +9441,7 @@
     <w:p>
       <w:pPr>
         <w:pStyle w:val="Normaalweb"/>
-        <w:divId w:val="1347101531"/>
+        <w:divId w:val="774179692"/>
         <w:rPr>
           <w:lang w:val="nl-NL"/>
         </w:rPr>
@@ -9463,7 +9463,7 @@
     <w:p>
       <w:pPr>
         <w:pStyle w:val="Normaalweb"/>
-        <w:divId w:val="1347101531"/>
+        <w:divId w:val="774179692"/>
         <w:rPr>
           <w:lang w:val="nl-NL"/>
         </w:rPr>
@@ -9485,7 +9485,7 @@
     <w:p>
       <w:pPr>
         <w:pStyle w:val="Kop5"/>
-        <w:divId w:val="1902401125"/>
+        <w:divId w:val="646203458"/>
         <w:rPr>
           <w:rFonts w:eastAsia="Times New Roman"/>
           <w:lang w:val="nl-NL"/>
@@ -9502,7 +9502,7 @@
     <w:p>
       <w:pPr>
         <w:pStyle w:val="Normaalweb"/>
-        <w:divId w:val="1902401125"/>
+        <w:divId w:val="646203458"/>
         <w:rPr>
           <w:lang w:val="nl-NL"/>
         </w:rPr>
@@ -9517,7 +9517,7 @@
     <w:p>
       <w:pPr>
         <w:pStyle w:val="Kop5"/>
-        <w:divId w:val="1902401125"/>
+        <w:divId w:val="646203458"/>
         <w:rPr>
           <w:rFonts w:eastAsia="Times New Roman"/>
           <w:lang w:val="nl-NL"/>
@@ -9534,7 +9534,7 @@
     <w:p>
       <w:pPr>
         <w:pStyle w:val="Normaalweb"/>
-        <w:divId w:val="1902401125"/>
+        <w:divId w:val="646203458"/>
         <w:rPr>
           <w:lang w:val="nl-NL"/>
         </w:rPr>
@@ -9549,7 +9549,7 @@
     <w:p>
       <w:pPr>
         <w:pStyle w:val="Kop5"/>
-        <w:divId w:val="1902401125"/>
+        <w:divId w:val="646203458"/>
         <w:rPr>
           <w:rFonts w:eastAsia="Times New Roman"/>
           <w:lang w:val="nl-NL"/>
@@ -9566,7 +9566,7 @@
     <w:p>
       <w:pPr>
         <w:pStyle w:val="Normaalweb"/>
-        <w:divId w:val="1902401125"/>
+        <w:divId w:val="646203458"/>
         <w:rPr>
           <w:lang w:val="nl-NL"/>
         </w:rPr>
@@ -9581,7 +9581,7 @@
     <w:p>
       <w:pPr>
         <w:pStyle w:val="Kop4"/>
-        <w:divId w:val="1902401125"/>
+        <w:divId w:val="646203458"/>
         <w:rPr>
           <w:rFonts w:eastAsia="Times New Roman"/>
           <w:lang w:val="nl-NL"/>
@@ -9598,7 +9598,7 @@
     <w:p>
       <w:pPr>
         <w:pStyle w:val="Kop5"/>
-        <w:divId w:val="1902401125"/>
+        <w:divId w:val="646203458"/>
         <w:rPr>
           <w:rFonts w:eastAsia="Times New Roman"/>
           <w:lang w:val="nl-NL"/>
@@ -9615,7 +9615,7 @@
     <w:p>
       <w:pPr>
         <w:pStyle w:val="Normaalweb"/>
-        <w:divId w:val="1902401125"/>
+        <w:divId w:val="646203458"/>
         <w:rPr>
           <w:lang w:val="nl-NL"/>
         </w:rPr>
@@ -9630,7 +9630,7 @@
     <w:p>
       <w:pPr>
         <w:pStyle w:val="Kop5"/>
-        <w:divId w:val="1902401125"/>
+        <w:divId w:val="646203458"/>
         <w:rPr>
           <w:rFonts w:eastAsia="Times New Roman"/>
           <w:lang w:val="nl-NL"/>
@@ -9647,7 +9647,7 @@
     <w:p>
       <w:pPr>
         <w:pStyle w:val="Normaalweb"/>
-        <w:divId w:val="1902401125"/>
+        <w:divId w:val="646203458"/>
         <w:rPr>
           <w:lang w:val="nl-NL"/>
         </w:rPr>
@@ -9666,7 +9666,7 @@
           <w:numId w:val="25"/>
         </w:numPr>
         <w:spacing w:before="100" w:beforeAutospacing="1" w:after="100" w:afterAutospacing="1"/>
-        <w:divId w:val="1902401125"/>
+        <w:divId w:val="646203458"/>
         <w:rPr>
           <w:rFonts w:eastAsia="Times New Roman"/>
           <w:lang w:val="nl-NL"/>
@@ -9687,7 +9687,7 @@
           <w:numId w:val="25"/>
         </w:numPr>
         <w:spacing w:before="100" w:beforeAutospacing="1" w:after="100" w:afterAutospacing="1"/>
-        <w:divId w:val="1902401125"/>
+        <w:divId w:val="646203458"/>
         <w:rPr>
           <w:rFonts w:eastAsia="Times New Roman"/>
           <w:lang w:val="nl-NL"/>
@@ -9708,7 +9708,7 @@
           <w:numId w:val="25"/>
         </w:numPr>
         <w:spacing w:before="100" w:beforeAutospacing="1" w:after="100" w:afterAutospacing="1"/>
-        <w:divId w:val="1902401125"/>
+        <w:divId w:val="646203458"/>
         <w:rPr>
           <w:rFonts w:eastAsia="Times New Roman"/>
           <w:lang w:val="nl-NL"/>
@@ -9725,7 +9725,7 @@
     <w:p>
       <w:pPr>
         <w:pStyle w:val="Normaalweb"/>
-        <w:divId w:val="1902401125"/>
+        <w:divId w:val="646203458"/>
         <w:rPr>
           <w:lang w:val="nl-NL"/>
         </w:rPr>
@@ -9740,7 +9740,7 @@
     <w:p>
       <w:pPr>
         <w:pStyle w:val="Kop5"/>
-        <w:divId w:val="1902401125"/>
+        <w:divId w:val="646203458"/>
         <w:rPr>
           <w:rFonts w:eastAsia="Times New Roman"/>
           <w:lang w:val="nl-NL"/>
@@ -9757,7 +9757,7 @@
     <w:p>
       <w:pPr>
         <w:pStyle w:val="Normaalweb"/>
-        <w:divId w:val="1902401125"/>
+        <w:divId w:val="646203458"/>
         <w:rPr>
           <w:lang w:val="nl-NL"/>
         </w:rPr>
@@ -9772,7 +9772,7 @@
     <w:p>
       <w:pPr>
         <w:pStyle w:val="Kop4"/>
-        <w:divId w:val="1902401125"/>
+        <w:divId w:val="646203458"/>
         <w:rPr>
           <w:rFonts w:eastAsia="Times New Roman"/>
           <w:lang w:val="nl-NL"/>
@@ -9789,7 +9789,7 @@
     <w:p>
       <w:pPr>
         <w:pStyle w:val="Kop5"/>
-        <w:divId w:val="1902401125"/>
+        <w:divId w:val="646203458"/>
         <w:rPr>
           <w:rFonts w:eastAsia="Times New Roman"/>
           <w:lang w:val="nl-NL"/>
@@ -9806,7 +9806,7 @@
     <w:p>
       <w:pPr>
         <w:pStyle w:val="Normaalweb"/>
-        <w:divId w:val="1902401125"/>
+        <w:divId w:val="646203458"/>
         <w:rPr>
           <w:lang w:val="nl-NL"/>
         </w:rPr>
@@ -9821,7 +9821,7 @@
     <w:p>
       <w:pPr>
         <w:pStyle w:val="Kop5"/>
-        <w:divId w:val="1902401125"/>
+        <w:divId w:val="646203458"/>
         <w:rPr>
           <w:rFonts w:eastAsia="Times New Roman"/>
           <w:lang w:val="nl-NL"/>
@@ -9838,7 +9838,7 @@
     <w:p>
       <w:pPr>
         <w:pStyle w:val="Normaalweb"/>
-        <w:divId w:val="1902401125"/>
+        <w:divId w:val="646203458"/>
         <w:rPr>
           <w:lang w:val="nl-NL"/>
         </w:rPr>
@@ -9853,7 +9853,7 @@
     <w:p>
       <w:pPr>
         <w:pStyle w:val="Kop5"/>
-        <w:divId w:val="1902401125"/>
+        <w:divId w:val="646203458"/>
         <w:rPr>
           <w:rFonts w:eastAsia="Times New Roman"/>
           <w:lang w:val="nl-NL"/>
@@ -9870,7 +9870,7 @@
     <w:p>
       <w:pPr>
         <w:pStyle w:val="Normaalweb"/>
-        <w:divId w:val="1902401125"/>
+        <w:divId w:val="646203458"/>
         <w:rPr>
           <w:lang w:val="nl-NL"/>
         </w:rPr>
@@ -9885,7 +9885,7 @@
     <w:p>
       <w:pPr>
         <w:pStyle w:val="Kop5"/>
-        <w:divId w:val="1902401125"/>
+        <w:divId w:val="646203458"/>
         <w:rPr>
           <w:rFonts w:eastAsia="Times New Roman"/>
           <w:lang w:val="nl-NL"/>
@@ -9902,7 +9902,7 @@
     <w:p>
       <w:pPr>
         <w:pStyle w:val="Normaalweb"/>
-        <w:divId w:val="1902401125"/>
+        <w:divId w:val="646203458"/>
         <w:rPr>
           <w:lang w:val="nl-NL"/>
         </w:rPr>
@@ -9917,7 +9917,7 @@
     <w:p>
       <w:pPr>
         <w:pStyle w:val="Kop5"/>
-        <w:divId w:val="1902401125"/>
+        <w:divId w:val="646203458"/>
         <w:rPr>
           <w:rFonts w:eastAsia="Times New Roman"/>
           <w:lang w:val="nl-NL"/>
@@ -9934,7 +9934,7 @@
     <w:p>
       <w:pPr>
         <w:pStyle w:val="Normaalweb"/>
-        <w:divId w:val="1902401125"/>
+        <w:divId w:val="646203458"/>
         <w:rPr>
           <w:lang w:val="nl-NL"/>
         </w:rPr>
@@ -9949,7 +9949,7 @@
     <w:p>
       <w:pPr>
         <w:pStyle w:val="afsluiting"/>
-        <w:divId w:val="1902401125"/>
+        <w:divId w:val="646203458"/>
         <w:rPr>
           <w:lang w:val="nl-NL"/>
         </w:rPr>
@@ -9965,7 +9965,7 @@
       <w:pPr>
         <w:pStyle w:val="Kop2"/>
         <w:spacing w:before="400" w:after="160"/>
-        <w:divId w:val="1902401125"/>
+        <w:divId w:val="646203458"/>
         <w:rPr>
           <w:rFonts w:eastAsia="Times New Roman"/>
           <w:sz w:val="32"/>
@@ -9973,7 +9973,7 @@
           <w:lang w:val="nl-NL"/>
         </w:rPr>
       </w:pPr>
-      <w:bookmarkStart w:id="6" w:name="_Toc242189253"/>
+      <w:bookmarkStart w:id="6" w:name="_Toc242189961"/>
       <w:r>
         <w:rPr>
           <w:rFonts w:eastAsia="Times New Roman"/>
@@ -9988,7 +9988,7 @@
     <w:p>
       <w:pPr>
         <w:outlineLvl w:val="2"/>
-        <w:divId w:val="1998805367"/>
+        <w:divId w:val="1014185569"/>
         <w:rPr>
           <w:rFonts w:ascii="Aptos Display" w:eastAsia="Times New Roman" w:hAnsi="Aptos Display"/>
           <w:b/>
@@ -10014,7 +10014,7 @@
     </w:p>
     <w:p>
       <w:pPr>
-        <w:divId w:val="1998805367"/>
+        <w:divId w:val="1014185569"/>
         <w:rPr>
           <w:rFonts w:eastAsia="Times New Roman"/>
           <w:sz w:val="24"/>
@@ -10034,7 +10034,7 @@
     <w:p>
       <w:pPr>
         <w:pStyle w:val="subtitel"/>
-        <w:divId w:val="1902401125"/>
+        <w:divId w:val="646203458"/>
         <w:rPr>
           <w:lang w:val="nl-NL"/>
         </w:rPr>
@@ -10049,7 +10049,7 @@
     <w:p>
       <w:pPr>
         <w:pStyle w:val="Kop4"/>
-        <w:divId w:val="1902401125"/>
+        <w:divId w:val="646203458"/>
         <w:rPr>
           <w:rFonts w:eastAsia="Times New Roman"/>
           <w:lang w:val="nl-NL"/>
@@ -10066,7 +10066,7 @@
     <w:p>
       <w:pPr>
         <w:pStyle w:val="Normaalweb"/>
-        <w:divId w:val="1902401125"/>
+        <w:divId w:val="646203458"/>
         <w:rPr>
           <w:lang w:val="nl-NL"/>
         </w:rPr>
@@ -10081,7 +10081,7 @@
     <w:p>
       <w:pPr>
         <w:pStyle w:val="Kop5"/>
-        <w:divId w:val="1902401125"/>
+        <w:divId w:val="646203458"/>
         <w:rPr>
           <w:rFonts w:eastAsia="Times New Roman"/>
           <w:lang w:val="nl-NL"/>
@@ -10098,7 +10098,7 @@
     <w:p>
       <w:pPr>
         <w:pStyle w:val="Normaalweb"/>
-        <w:divId w:val="1902401125"/>
+        <w:divId w:val="646203458"/>
         <w:rPr>
           <w:lang w:val="nl-NL"/>
         </w:rPr>
@@ -10113,7 +10113,7 @@
     <w:p>
       <w:pPr>
         <w:pStyle w:val="Normaalweb"/>
-        <w:divId w:val="1902401125"/>
+        <w:divId w:val="646203458"/>
         <w:rPr>
           <w:lang w:val="nl-NL"/>
         </w:rPr>
@@ -10128,7 +10128,7 @@
     <w:p>
       <w:pPr>
         <w:pStyle w:val="Kop5"/>
-        <w:divId w:val="1902401125"/>
+        <w:divId w:val="646203458"/>
         <w:rPr>
           <w:rFonts w:eastAsia="Times New Roman"/>
           <w:lang w:val="nl-NL"/>
@@ -10149,7 +10149,7 @@
           <w:numId w:val="26"/>
         </w:numPr>
         <w:spacing w:before="100" w:beforeAutospacing="1" w:after="100" w:afterAutospacing="1"/>
-        <w:divId w:val="1902401125"/>
+        <w:divId w:val="646203458"/>
         <w:rPr>
           <w:rFonts w:eastAsia="Times New Roman"/>
           <w:lang w:val="nl-NL"/>
@@ -10170,7 +10170,7 @@
           <w:numId w:val="26"/>
         </w:numPr>
         <w:spacing w:before="100" w:beforeAutospacing="1" w:after="100" w:afterAutospacing="1"/>
-        <w:divId w:val="1902401125"/>
+        <w:divId w:val="646203458"/>
         <w:rPr>
           <w:rFonts w:eastAsia="Times New Roman"/>
           <w:lang w:val="nl-NL"/>
@@ -10191,7 +10191,7 @@
           <w:numId w:val="26"/>
         </w:numPr>
         <w:spacing w:before="100" w:beforeAutospacing="1" w:after="100" w:afterAutospacing="1"/>
-        <w:divId w:val="1902401125"/>
+        <w:divId w:val="646203458"/>
         <w:rPr>
           <w:rFonts w:eastAsia="Times New Roman"/>
           <w:lang w:val="nl-NL"/>
@@ -10212,7 +10212,7 @@
           <w:numId w:val="26"/>
         </w:numPr>
         <w:spacing w:before="100" w:beforeAutospacing="1" w:after="100" w:afterAutospacing="1"/>
-        <w:divId w:val="1902401125"/>
+        <w:divId w:val="646203458"/>
         <w:rPr>
           <w:rFonts w:eastAsia="Times New Roman"/>
           <w:lang w:val="nl-NL"/>
@@ -10229,7 +10229,7 @@
     <w:p>
       <w:pPr>
         <w:pStyle w:val="Kop5"/>
-        <w:divId w:val="1902401125"/>
+        <w:divId w:val="646203458"/>
         <w:rPr>
           <w:rFonts w:eastAsia="Times New Roman"/>
           <w:lang w:val="nl-NL"/>
@@ -10246,7 +10246,7 @@
     <w:p>
       <w:pPr>
         <w:pStyle w:val="Normaalweb"/>
-        <w:divId w:val="1902401125"/>
+        <w:divId w:val="646203458"/>
         <w:rPr>
           <w:lang w:val="nl-NL"/>
         </w:rPr>
@@ -10265,7 +10265,7 @@
           <w:numId w:val="27"/>
         </w:numPr>
         <w:spacing w:before="100" w:beforeAutospacing="1" w:after="100" w:afterAutospacing="1"/>
-        <w:divId w:val="1902401125"/>
+        <w:divId w:val="646203458"/>
         <w:rPr>
           <w:rFonts w:eastAsia="Times New Roman"/>
           <w:lang w:val="nl-NL"/>
@@ -10294,7 +10294,7 @@
           <w:numId w:val="27"/>
         </w:numPr>
         <w:spacing w:before="100" w:beforeAutospacing="1" w:after="100" w:afterAutospacing="1"/>
-        <w:divId w:val="1902401125"/>
+        <w:divId w:val="646203458"/>
         <w:rPr>
           <w:rFonts w:eastAsia="Times New Roman"/>
           <w:lang w:val="nl-NL"/>
@@ -10323,7 +10323,7 @@
           <w:numId w:val="27"/>
         </w:numPr>
         <w:spacing w:before="100" w:beforeAutospacing="1" w:after="100" w:afterAutospacing="1"/>
-        <w:divId w:val="1902401125"/>
+        <w:divId w:val="646203458"/>
         <w:rPr>
           <w:rFonts w:eastAsia="Times New Roman"/>
           <w:lang w:val="nl-NL"/>
@@ -10340,7 +10340,7 @@
     <w:p>
       <w:pPr>
         <w:pStyle w:val="Kop4"/>
-        <w:divId w:val="1902401125"/>
+        <w:divId w:val="646203458"/>
         <w:rPr>
           <w:rFonts w:eastAsia="Times New Roman"/>
           <w:lang w:val="nl-NL"/>
@@ -10357,7 +10357,7 @@
     <w:p>
       <w:pPr>
         <w:pStyle w:val="Normaalweb"/>
-        <w:divId w:val="430663686"/>
+        <w:divId w:val="858395631"/>
         <w:rPr>
           <w:lang w:val="nl-NL"/>
         </w:rPr>
@@ -10379,7 +10379,7 @@
     <w:p>
       <w:pPr>
         <w:pStyle w:val="Normaalweb"/>
-        <w:divId w:val="430663686"/>
+        <w:divId w:val="858395631"/>
         <w:rPr>
           <w:lang w:val="nl-NL"/>
         </w:rPr>
@@ -10401,7 +10401,7 @@
     <w:p>
       <w:pPr>
         <w:pStyle w:val="Kop5"/>
-        <w:divId w:val="1902401125"/>
+        <w:divId w:val="646203458"/>
         <w:rPr>
           <w:rFonts w:eastAsia="Times New Roman"/>
           <w:lang w:val="nl-NL"/>
@@ -10418,7 +10418,7 @@
     <w:p>
       <w:pPr>
         <w:pStyle w:val="Normaalweb"/>
-        <w:divId w:val="1902401125"/>
+        <w:divId w:val="646203458"/>
         <w:rPr>
           <w:lang w:val="nl-NL"/>
         </w:rPr>
@@ -10433,7 +10433,7 @@
     <w:p>
       <w:pPr>
         <w:pStyle w:val="Kop5"/>
-        <w:divId w:val="1902401125"/>
+        <w:divId w:val="646203458"/>
         <w:rPr>
           <w:rFonts w:eastAsia="Times New Roman"/>
           <w:lang w:val="nl-NL"/>
@@ -10450,7 +10450,7 @@
     <w:p>
       <w:pPr>
         <w:pStyle w:val="Normaalweb"/>
-        <w:divId w:val="1902401125"/>
+        <w:divId w:val="646203458"/>
         <w:rPr>
           <w:lang w:val="nl-NL"/>
         </w:rPr>
@@ -10471,7 +10471,7 @@
     <w:p>
       <w:pPr>
         <w:pStyle w:val="Kop5"/>
-        <w:divId w:val="1902401125"/>
+        <w:divId w:val="646203458"/>
         <w:rPr>
           <w:rFonts w:eastAsia="Times New Roman"/>
           <w:lang w:val="nl-NL"/>
@@ -10488,7 +10488,7 @@
     <w:p>
       <w:pPr>
         <w:pStyle w:val="Normaalweb"/>
-        <w:divId w:val="1902401125"/>
+        <w:divId w:val="646203458"/>
         <w:rPr>
           <w:lang w:val="nl-NL"/>
         </w:rPr>
@@ -10503,7 +10503,7 @@
     <w:p>
       <w:pPr>
         <w:pStyle w:val="Kop4"/>
-        <w:divId w:val="1902401125"/>
+        <w:divId w:val="646203458"/>
         <w:rPr>
           <w:rFonts w:eastAsia="Times New Roman"/>
           <w:lang w:val="nl-NL"/>
@@ -10520,7 +10520,7 @@
     <w:p>
       <w:pPr>
         <w:pStyle w:val="Kop5"/>
-        <w:divId w:val="1902401125"/>
+        <w:divId w:val="646203458"/>
         <w:rPr>
           <w:rFonts w:eastAsia="Times New Roman"/>
           <w:lang w:val="nl-NL"/>
@@ -10537,7 +10537,7 @@
     <w:p>
       <w:pPr>
         <w:pStyle w:val="Normaalweb"/>
-        <w:divId w:val="1902401125"/>
+        <w:divId w:val="646203458"/>
         <w:rPr>
           <w:lang w:val="nl-NL"/>
         </w:rPr>
@@ -10552,7 +10552,7 @@
     <w:p>
       <w:pPr>
         <w:pStyle w:val="Kop5"/>
-        <w:divId w:val="1902401125"/>
+        <w:divId w:val="646203458"/>
         <w:rPr>
           <w:rFonts w:eastAsia="Times New Roman"/>
           <w:lang w:val="nl-NL"/>
@@ -10569,7 +10569,7 @@
     <w:p>
       <w:pPr>
         <w:pStyle w:val="Normaalweb"/>
-        <w:divId w:val="1902401125"/>
+        <w:divId w:val="646203458"/>
         <w:rPr>
           <w:lang w:val="nl-NL"/>
         </w:rPr>
@@ -10588,7 +10588,7 @@
           <w:numId w:val="28"/>
         </w:numPr>
         <w:spacing w:before="100" w:beforeAutospacing="1" w:after="100" w:afterAutospacing="1"/>
-        <w:divId w:val="1902401125"/>
+        <w:divId w:val="646203458"/>
         <w:rPr>
           <w:rFonts w:eastAsia="Times New Roman"/>
           <w:lang w:val="nl-NL"/>
@@ -10609,7 +10609,7 @@
           <w:numId w:val="28"/>
         </w:numPr>
         <w:spacing w:before="100" w:beforeAutospacing="1" w:after="100" w:afterAutospacing="1"/>
-        <w:divId w:val="1902401125"/>
+        <w:divId w:val="646203458"/>
         <w:rPr>
           <w:rFonts w:eastAsia="Times New Roman"/>
           <w:lang w:val="nl-NL"/>
@@ -10630,7 +10630,7 @@
           <w:numId w:val="28"/>
         </w:numPr>
         <w:spacing w:before="100" w:beforeAutospacing="1" w:after="100" w:afterAutospacing="1"/>
-        <w:divId w:val="1902401125"/>
+        <w:divId w:val="646203458"/>
         <w:rPr>
           <w:rFonts w:eastAsia="Times New Roman"/>
           <w:lang w:val="nl-NL"/>
@@ -10651,7 +10651,7 @@
           <w:numId w:val="28"/>
         </w:numPr>
         <w:spacing w:before="100" w:beforeAutospacing="1" w:after="100" w:afterAutospacing="1"/>
-        <w:divId w:val="1902401125"/>
+        <w:divId w:val="646203458"/>
         <w:rPr>
           <w:rFonts w:eastAsia="Times New Roman"/>
           <w:lang w:val="nl-NL"/>
@@ -10668,7 +10668,7 @@
     <w:p>
       <w:pPr>
         <w:pStyle w:val="Normaalweb"/>
-        <w:divId w:val="1902401125"/>
+        <w:divId w:val="646203458"/>
         <w:rPr>
           <w:lang w:val="nl-NL"/>
         </w:rPr>
@@ -10683,7 +10683,7 @@
     <w:p>
       <w:pPr>
         <w:pStyle w:val="Kop5"/>
-        <w:divId w:val="1902401125"/>
+        <w:divId w:val="646203458"/>
         <w:rPr>
           <w:rFonts w:eastAsia="Times New Roman"/>
           <w:lang w:val="nl-NL"/>
@@ -10700,7 +10700,7 @@
     <w:p>
       <w:pPr>
         <w:pStyle w:val="Normaalweb"/>
-        <w:divId w:val="1902401125"/>
+        <w:divId w:val="646203458"/>
         <w:rPr>
           <w:lang w:val="nl-NL"/>
         </w:rPr>
@@ -10715,7 +10715,7 @@
     <w:p>
       <w:pPr>
         <w:pStyle w:val="Kop4"/>
-        <w:divId w:val="1902401125"/>
+        <w:divId w:val="646203458"/>
         <w:rPr>
           <w:rFonts w:eastAsia="Times New Roman"/>
           <w:lang w:val="nl-NL"/>
@@ -10732,7 +10732,7 @@
     <w:p>
       <w:pPr>
         <w:pStyle w:val="Kop5"/>
-        <w:divId w:val="1902401125"/>
+        <w:divId w:val="646203458"/>
         <w:rPr>
           <w:rFonts w:eastAsia="Times New Roman"/>
           <w:lang w:val="nl-NL"/>
@@ -10749,7 +10749,7 @@
     <w:p>
       <w:pPr>
         <w:pStyle w:val="Normaalweb"/>
-        <w:divId w:val="1902401125"/>
+        <w:divId w:val="646203458"/>
         <w:rPr>
           <w:lang w:val="nl-NL"/>
         </w:rPr>
@@ -10764,7 +10764,7 @@
     <w:p>
       <w:pPr>
         <w:pStyle w:val="Kop5"/>
-        <w:divId w:val="1902401125"/>
+        <w:divId w:val="646203458"/>
         <w:rPr>
           <w:rFonts w:eastAsia="Times New Roman"/>
           <w:lang w:val="nl-NL"/>
@@ -10781,7 +10781,7 @@
     <w:p>
       <w:pPr>
         <w:pStyle w:val="Normaalweb"/>
-        <w:divId w:val="1902401125"/>
+        <w:divId w:val="646203458"/>
         <w:rPr>
           <w:lang w:val="nl-NL"/>
         </w:rPr>
@@ -10796,7 +10796,7 @@
     <w:p>
       <w:pPr>
         <w:pStyle w:val="Kop5"/>
-        <w:divId w:val="1902401125"/>
+        <w:divId w:val="646203458"/>
         <w:rPr>
           <w:rFonts w:eastAsia="Times New Roman"/>
           <w:lang w:val="nl-NL"/>
@@ -10813,7 +10813,7 @@
     <w:p>
       <w:pPr>
         <w:pStyle w:val="Normaalweb"/>
-        <w:divId w:val="1902401125"/>
+        <w:divId w:val="646203458"/>
         <w:rPr>
           <w:lang w:val="nl-NL"/>
         </w:rPr>
@@ -10828,7 +10828,7 @@
     <w:p>
       <w:pPr>
         <w:pStyle w:val="Kop5"/>
-        <w:divId w:val="1902401125"/>
+        <w:divId w:val="646203458"/>
         <w:rPr>
           <w:rFonts w:eastAsia="Times New Roman"/>
           <w:lang w:val="nl-NL"/>
@@ -10845,7 +10845,7 @@
     <w:p>
       <w:pPr>
         <w:pStyle w:val="Normaalweb"/>
-        <w:divId w:val="1902401125"/>
+        <w:divId w:val="646203458"/>
         <w:rPr>
           <w:lang w:val="nl-NL"/>
         </w:rPr>
@@ -10860,7 +10860,7 @@
     <w:p>
       <w:pPr>
         <w:pStyle w:val="Kop5"/>
-        <w:divId w:val="1902401125"/>
+        <w:divId w:val="646203458"/>
         <w:rPr>
           <w:rFonts w:eastAsia="Times New Roman"/>
           <w:lang w:val="nl-NL"/>
@@ -10877,7 +10877,7 @@
     <w:p>
       <w:pPr>
         <w:pStyle w:val="Normaalweb"/>
-        <w:divId w:val="1902401125"/>
+        <w:divId w:val="646203458"/>
         <w:rPr>
           <w:lang w:val="nl-NL"/>
         </w:rPr>
@@ -10892,7 +10892,7 @@
     <w:p>
       <w:pPr>
         <w:pStyle w:val="afsluiting"/>
-        <w:divId w:val="1902401125"/>
+        <w:divId w:val="646203458"/>
         <w:rPr>
           <w:lang w:val="nl-NL"/>
         </w:rPr>
@@ -10907,7 +10907,7 @@
     <w:p>
       <w:pPr>
         <w:outlineLvl w:val="2"/>
-        <w:divId w:val="1659455805"/>
+        <w:divId w:val="633558020"/>
         <w:rPr>
           <w:rFonts w:ascii="Aptos Display" w:eastAsia="Times New Roman" w:hAnsi="Aptos Display"/>
           <w:b/>
@@ -10933,7 +10933,7 @@
     </w:p>
     <w:p>
       <w:pPr>
-        <w:divId w:val="1659455805"/>
+        <w:divId w:val="633558020"/>
         <w:rPr>
           <w:rFonts w:eastAsia="Times New Roman"/>
           <w:sz w:val="24"/>
@@ -10953,7 +10953,7 @@
     <w:p>
       <w:pPr>
         <w:pStyle w:val="subtitel"/>
-        <w:divId w:val="1902401125"/>
+        <w:divId w:val="646203458"/>
         <w:rPr>
           <w:lang w:val="nl-NL"/>
         </w:rPr>
@@ -10968,7 +10968,7 @@
     <w:p>
       <w:pPr>
         <w:pStyle w:val="Kop4"/>
-        <w:divId w:val="1902401125"/>
+        <w:divId w:val="646203458"/>
         <w:rPr>
           <w:rFonts w:eastAsia="Times New Roman"/>
           <w:lang w:val="nl-NL"/>
@@ -10985,7 +10985,7 @@
     <w:p>
       <w:pPr>
         <w:pStyle w:val="Normaalweb"/>
-        <w:divId w:val="1902401125"/>
+        <w:divId w:val="646203458"/>
         <w:rPr>
           <w:lang w:val="nl-NL"/>
         </w:rPr>
@@ -11000,7 +11000,7 @@
     <w:p>
       <w:pPr>
         <w:pStyle w:val="Kop5"/>
-        <w:divId w:val="1902401125"/>
+        <w:divId w:val="646203458"/>
         <w:rPr>
           <w:rFonts w:eastAsia="Times New Roman"/>
           <w:lang w:val="nl-NL"/>
@@ -11017,7 +11017,7 @@
     <w:p>
       <w:pPr>
         <w:pStyle w:val="Normaalweb"/>
-        <w:divId w:val="1902401125"/>
+        <w:divId w:val="646203458"/>
         <w:rPr>
           <w:lang w:val="nl-NL"/>
         </w:rPr>
@@ -11032,7 +11032,7 @@
     <w:p>
       <w:pPr>
         <w:pStyle w:val="Normaalweb"/>
-        <w:divId w:val="1902401125"/>
+        <w:divId w:val="646203458"/>
         <w:rPr>
           <w:lang w:val="nl-NL"/>
         </w:rPr>
@@ -11047,7 +11047,7 @@
     <w:p>
       <w:pPr>
         <w:pStyle w:val="Kop5"/>
-        <w:divId w:val="1902401125"/>
+        <w:divId w:val="646203458"/>
         <w:rPr>
           <w:rFonts w:eastAsia="Times New Roman"/>
           <w:lang w:val="nl-NL"/>
@@ -11068,7 +11068,7 @@
           <w:numId w:val="29"/>
         </w:numPr>
         <w:spacing w:before="100" w:beforeAutospacing="1" w:after="100" w:afterAutospacing="1"/>
-        <w:divId w:val="1902401125"/>
+        <w:divId w:val="646203458"/>
         <w:rPr>
           <w:rFonts w:eastAsia="Times New Roman"/>
           <w:lang w:val="nl-NL"/>
@@ -11089,7 +11089,7 @@
           <w:numId w:val="29"/>
         </w:numPr>
         <w:spacing w:before="100" w:beforeAutospacing="1" w:after="100" w:afterAutospacing="1"/>
-        <w:divId w:val="1902401125"/>
+        <w:divId w:val="646203458"/>
         <w:rPr>
           <w:rFonts w:eastAsia="Times New Roman"/>
           <w:lang w:val="nl-NL"/>
@@ -11110,7 +11110,7 @@
           <w:numId w:val="29"/>
         </w:numPr>
         <w:spacing w:before="100" w:beforeAutospacing="1" w:after="100" w:afterAutospacing="1"/>
-        <w:divId w:val="1902401125"/>
+        <w:divId w:val="646203458"/>
         <w:rPr>
           <w:rFonts w:eastAsia="Times New Roman"/>
           <w:lang w:val="nl-NL"/>
@@ -11131,7 +11131,7 @@
           <w:numId w:val="29"/>
         </w:numPr>
         <w:spacing w:before="100" w:beforeAutospacing="1" w:after="100" w:afterAutospacing="1"/>
-        <w:divId w:val="1902401125"/>
+        <w:divId w:val="646203458"/>
         <w:rPr>
           <w:rFonts w:eastAsia="Times New Roman"/>
           <w:lang w:val="nl-NL"/>
@@ -11148,7 +11148,7 @@
     <w:p>
       <w:pPr>
         <w:pStyle w:val="Kop5"/>
-        <w:divId w:val="1902401125"/>
+        <w:divId w:val="646203458"/>
         <w:rPr>
           <w:rFonts w:eastAsia="Times New Roman"/>
           <w:lang w:val="nl-NL"/>
@@ -11165,7 +11165,7 @@
     <w:p>
       <w:pPr>
         <w:pStyle w:val="Normaalweb"/>
-        <w:divId w:val="1902401125"/>
+        <w:divId w:val="646203458"/>
         <w:rPr>
           <w:lang w:val="nl-NL"/>
         </w:rPr>
@@ -11180,7 +11180,7 @@
     <w:p>
       <w:pPr>
         <w:pStyle w:val="Kop4"/>
-        <w:divId w:val="1902401125"/>
+        <w:divId w:val="646203458"/>
         <w:rPr>
           <w:rFonts w:eastAsia="Times New Roman"/>
           <w:lang w:val="nl-NL"/>
@@ -11197,7 +11197,7 @@
     <w:p>
       <w:pPr>
         <w:pStyle w:val="Normaalweb"/>
-        <w:divId w:val="1147282639"/>
+        <w:divId w:val="44380233"/>
         <w:rPr>
           <w:lang w:val="nl-NL"/>
         </w:rPr>
@@ -11219,7 +11219,7 @@
     <w:p>
       <w:pPr>
         <w:pStyle w:val="Normaalweb"/>
-        <w:divId w:val="1147282639"/>
+        <w:divId w:val="44380233"/>
         <w:rPr>
           <w:lang w:val="nl-NL"/>
         </w:rPr>
@@ -11241,7 +11241,7 @@
     <w:p>
       <w:pPr>
         <w:pStyle w:val="Kop5"/>
-        <w:divId w:val="1902401125"/>
+        <w:divId w:val="646203458"/>
         <w:rPr>
           <w:rFonts w:eastAsia="Times New Roman"/>
           <w:lang w:val="nl-NL"/>
@@ -11258,7 +11258,7 @@
     <w:p>
       <w:pPr>
         <w:pStyle w:val="Normaalweb"/>
-        <w:divId w:val="1902401125"/>
+        <w:divId w:val="646203458"/>
         <w:rPr>
           <w:lang w:val="nl-NL"/>
         </w:rPr>
@@ -11273,7 +11273,7 @@
     <w:p>
       <w:pPr>
         <w:pStyle w:val="Kop5"/>
-        <w:divId w:val="1902401125"/>
+        <w:divId w:val="646203458"/>
         <w:rPr>
           <w:rFonts w:eastAsia="Times New Roman"/>
           <w:lang w:val="nl-NL"/>
@@ -11290,7 +11290,7 @@
     <w:p>
       <w:pPr>
         <w:pStyle w:val="Normaalweb"/>
-        <w:divId w:val="1902401125"/>
+        <w:divId w:val="646203458"/>
         <w:rPr>
           <w:lang w:val="nl-NL"/>
         </w:rPr>
@@ -11305,7 +11305,7 @@
     <w:p>
       <w:pPr>
         <w:pStyle w:val="Kop5"/>
-        <w:divId w:val="1902401125"/>
+        <w:divId w:val="646203458"/>
         <w:rPr>
           <w:rFonts w:eastAsia="Times New Roman"/>
           <w:lang w:val="nl-NL"/>
@@ -11322,7 +11322,7 @@
     <w:p>
       <w:pPr>
         <w:pStyle w:val="Normaalweb"/>
-        <w:divId w:val="1902401125"/>
+        <w:divId w:val="646203458"/>
         <w:rPr>
           <w:lang w:val="nl-NL"/>
         </w:rPr>
@@ -11337,7 +11337,7 @@
     <w:p>
       <w:pPr>
         <w:pStyle w:val="Kop4"/>
-        <w:divId w:val="1902401125"/>
+        <w:divId w:val="646203458"/>
         <w:rPr>
           <w:rFonts w:eastAsia="Times New Roman"/>
           <w:lang w:val="nl-NL"/>
@@ -11354,7 +11354,7 @@
     <w:p>
       <w:pPr>
         <w:pStyle w:val="Kop5"/>
-        <w:divId w:val="1902401125"/>
+        <w:divId w:val="646203458"/>
         <w:rPr>
           <w:rFonts w:eastAsia="Times New Roman"/>
           <w:lang w:val="nl-NL"/>
@@ -11371,7 +11371,7 @@
     <w:p>
       <w:pPr>
         <w:pStyle w:val="Normaalweb"/>
-        <w:divId w:val="1902401125"/>
+        <w:divId w:val="646203458"/>
         <w:rPr>
           <w:lang w:val="nl-NL"/>
         </w:rPr>
@@ -11386,7 +11386,7 @@
     <w:p>
       <w:pPr>
         <w:pStyle w:val="Kop5"/>
-        <w:divId w:val="1902401125"/>
+        <w:divId w:val="646203458"/>
         <w:rPr>
           <w:rFonts w:eastAsia="Times New Roman"/>
           <w:lang w:val="nl-NL"/>
@@ -11403,7 +11403,7 @@
     <w:p>
       <w:pPr>
         <w:pStyle w:val="Normaalweb"/>
-        <w:divId w:val="1902401125"/>
+        <w:divId w:val="646203458"/>
         <w:rPr>
           <w:lang w:val="nl-NL"/>
         </w:rPr>
@@ -11422,7 +11422,7 @@
           <w:numId w:val="30"/>
         </w:numPr>
         <w:spacing w:before="100" w:beforeAutospacing="1" w:after="100" w:afterAutospacing="1"/>
-        <w:divId w:val="1902401125"/>
+        <w:divId w:val="646203458"/>
         <w:rPr>
           <w:rFonts w:eastAsia="Times New Roman"/>
           <w:lang w:val="nl-NL"/>
@@ -11443,7 +11443,7 @@
           <w:numId w:val="30"/>
         </w:numPr>
         <w:spacing w:before="100" w:beforeAutospacing="1" w:after="100" w:afterAutospacing="1"/>
-        <w:divId w:val="1902401125"/>
+        <w:divId w:val="646203458"/>
         <w:rPr>
           <w:rFonts w:eastAsia="Times New Roman"/>
           <w:lang w:val="nl-NL"/>
@@ -11464,7 +11464,7 @@
           <w:numId w:val="30"/>
         </w:numPr>
         <w:spacing w:before="100" w:beforeAutospacing="1" w:after="100" w:afterAutospacing="1"/>
-        <w:divId w:val="1902401125"/>
+        <w:divId w:val="646203458"/>
         <w:rPr>
           <w:rFonts w:eastAsia="Times New Roman"/>
           <w:lang w:val="nl-NL"/>
@@ -11485,7 +11485,7 @@
           <w:numId w:val="30"/>
         </w:numPr>
         <w:spacing w:before="100" w:beforeAutospacing="1" w:after="100" w:afterAutospacing="1"/>
-        <w:divId w:val="1902401125"/>
+        <w:divId w:val="646203458"/>
         <w:rPr>
           <w:rFonts w:eastAsia="Times New Roman"/>
           <w:lang w:val="nl-NL"/>
@@ -11502,7 +11502,7 @@
     <w:p>
       <w:pPr>
         <w:pStyle w:val="Normaalweb"/>
-        <w:divId w:val="1902401125"/>
+        <w:divId w:val="646203458"/>
         <w:rPr>
           <w:lang w:val="nl-NL"/>
         </w:rPr>
@@ -11517,7 +11517,7 @@
     <w:p>
       <w:pPr>
         <w:pStyle w:val="Kop5"/>
-        <w:divId w:val="1902401125"/>
+        <w:divId w:val="646203458"/>
         <w:rPr>
           <w:rFonts w:eastAsia="Times New Roman"/>
           <w:lang w:val="nl-NL"/>
@@ -11534,7 +11534,7 @@
     <w:p>
       <w:pPr>
         <w:pStyle w:val="Normaalweb"/>
-        <w:divId w:val="1902401125"/>
+        <w:divId w:val="646203458"/>
         <w:rPr>
           <w:lang w:val="nl-NL"/>
         </w:rPr>
@@ -11549,7 +11549,7 @@
     <w:p>
       <w:pPr>
         <w:pStyle w:val="Kop4"/>
-        <w:divId w:val="1902401125"/>
+        <w:divId w:val="646203458"/>
         <w:rPr>
           <w:rFonts w:eastAsia="Times New Roman"/>
           <w:lang w:val="nl-NL"/>
@@ -11566,7 +11566,7 @@
     <w:p>
       <w:pPr>
         <w:pStyle w:val="Kop5"/>
-        <w:divId w:val="1902401125"/>
+        <w:divId w:val="646203458"/>
         <w:rPr>
           <w:rFonts w:eastAsia="Times New Roman"/>
           <w:lang w:val="nl-NL"/>
@@ -11583,7 +11583,7 @@
     <w:p>
       <w:pPr>
         <w:pStyle w:val="Normaalweb"/>
-        <w:divId w:val="1902401125"/>
+        <w:divId w:val="646203458"/>
         <w:rPr>
           <w:lang w:val="nl-NL"/>
         </w:rPr>
@@ -11598,7 +11598,7 @@
     <w:p>
       <w:pPr>
         <w:pStyle w:val="Kop5"/>
-        <w:divId w:val="1902401125"/>
+        <w:divId w:val="646203458"/>
         <w:rPr>
           <w:rFonts w:eastAsia="Times New Roman"/>
           <w:lang w:val="nl-NL"/>
@@ -11615,7 +11615,7 @@
     <w:p>
       <w:pPr>
         <w:pStyle w:val="Normaalweb"/>
-        <w:divId w:val="1902401125"/>
+        <w:divId w:val="646203458"/>
         <w:rPr>
           <w:lang w:val="nl-NL"/>
         </w:rPr>
@@ -11630,7 +11630,7 @@
     <w:p>
       <w:pPr>
         <w:pStyle w:val="Kop5"/>
-        <w:divId w:val="1902401125"/>
+        <w:divId w:val="646203458"/>
         <w:rPr>
           <w:rFonts w:eastAsia="Times New Roman"/>
           <w:lang w:val="nl-NL"/>
@@ -11647,7 +11647,7 @@
     <w:p>
       <w:pPr>
         <w:pStyle w:val="Normaalweb"/>
-        <w:divId w:val="1902401125"/>
+        <w:divId w:val="646203458"/>
         <w:rPr>
           <w:lang w:val="nl-NL"/>
         </w:rPr>
@@ -11662,7 +11662,7 @@
     <w:p>
       <w:pPr>
         <w:pStyle w:val="Kop5"/>
-        <w:divId w:val="1902401125"/>
+        <w:divId w:val="646203458"/>
         <w:rPr>
           <w:rFonts w:eastAsia="Times New Roman"/>
           <w:lang w:val="nl-NL"/>
@@ -11679,7 +11679,7 @@
     <w:p>
       <w:pPr>
         <w:pStyle w:val="Normaalweb"/>
-        <w:divId w:val="1902401125"/>
+        <w:divId w:val="646203458"/>
         <w:rPr>
           <w:lang w:val="nl-NL"/>
         </w:rPr>
@@ -11694,7 +11694,7 @@
     <w:p>
       <w:pPr>
         <w:pStyle w:val="Kop5"/>
-        <w:divId w:val="1902401125"/>
+        <w:divId w:val="646203458"/>
         <w:rPr>
           <w:rFonts w:eastAsia="Times New Roman"/>
           <w:lang w:val="nl-NL"/>
@@ -11711,7 +11711,7 @@
     <w:p>
       <w:pPr>
         <w:pStyle w:val="Normaalweb"/>
-        <w:divId w:val="1902401125"/>
+        <w:divId w:val="646203458"/>
         <w:rPr>
           <w:lang w:val="nl-NL"/>
         </w:rPr>
@@ -11726,7 +11726,7 @@
     <w:p>
       <w:pPr>
         <w:pStyle w:val="afsluiting"/>
-        <w:divId w:val="1902401125"/>
+        <w:divId w:val="646203458"/>
         <w:rPr>
           <w:lang w:val="nl-NL"/>
         </w:rPr>
@@ -11741,7 +11741,7 @@
     <w:p>
       <w:pPr>
         <w:outlineLvl w:val="2"/>
-        <w:divId w:val="1201287257"/>
+        <w:divId w:val="80027942"/>
         <w:rPr>
           <w:rFonts w:ascii="Aptos Display" w:eastAsia="Times New Roman" w:hAnsi="Aptos Display"/>
           <w:b/>
@@ -11767,7 +11767,7 @@
     </w:p>
     <w:p>
       <w:pPr>
-        <w:divId w:val="1201287257"/>
+        <w:divId w:val="80027942"/>
         <w:rPr>
           <w:rFonts w:eastAsia="Times New Roman"/>
           <w:sz w:val="24"/>
@@ -11787,7 +11787,7 @@
     <w:p>
       <w:pPr>
         <w:pStyle w:val="subtitel"/>
-        <w:divId w:val="1902401125"/>
+        <w:divId w:val="646203458"/>
         <w:rPr>
           <w:lang w:val="nl-NL"/>
         </w:rPr>
@@ -11802,7 +11802,7 @@
     <w:p>
       <w:pPr>
         <w:pStyle w:val="Kop4"/>
-        <w:divId w:val="1902401125"/>
+        <w:divId w:val="646203458"/>
         <w:rPr>
           <w:rFonts w:eastAsia="Times New Roman"/>
           <w:lang w:val="nl-NL"/>
@@ -11819,7 +11819,7 @@
     <w:p>
       <w:pPr>
         <w:pStyle w:val="Normaalweb"/>
-        <w:divId w:val="1902401125"/>
+        <w:divId w:val="646203458"/>
         <w:rPr>
           <w:lang w:val="nl-NL"/>
         </w:rPr>
@@ -11834,7 +11834,7 @@
     <w:p>
       <w:pPr>
         <w:pStyle w:val="Kop5"/>
-        <w:divId w:val="1902401125"/>
+        <w:divId w:val="646203458"/>
         <w:rPr>
           <w:rFonts w:eastAsia="Times New Roman"/>
           <w:lang w:val="nl-NL"/>
@@ -11851,7 +11851,7 @@
     <w:p>
       <w:pPr>
         <w:pStyle w:val="Normaalweb"/>
-        <w:divId w:val="1902401125"/>
+        <w:divId w:val="646203458"/>
         <w:rPr>
           <w:lang w:val="nl-NL"/>
         </w:rPr>
@@ -11866,7 +11866,7 @@
     <w:p>
       <w:pPr>
         <w:pStyle w:val="Normaalweb"/>
-        <w:divId w:val="1902401125"/>
+        <w:divId w:val="646203458"/>
         <w:rPr>
           <w:lang w:val="nl-NL"/>
         </w:rPr>
@@ -11881,7 +11881,7 @@
     <w:p>
       <w:pPr>
         <w:pStyle w:val="Kop5"/>
-        <w:divId w:val="1902401125"/>
+        <w:divId w:val="646203458"/>
         <w:rPr>
           <w:rFonts w:eastAsia="Times New Roman"/>
           <w:lang w:val="nl-NL"/>
@@ -11902,7 +11902,7 @@
           <w:numId w:val="31"/>
         </w:numPr>
         <w:spacing w:before="100" w:beforeAutospacing="1" w:after="100" w:afterAutospacing="1"/>
-        <w:divId w:val="1902401125"/>
+        <w:divId w:val="646203458"/>
         <w:rPr>
           <w:rFonts w:eastAsia="Times New Roman"/>
           <w:lang w:val="nl-NL"/>
@@ -11923,7 +11923,7 @@
           <w:numId w:val="31"/>
         </w:numPr>
         <w:spacing w:before="100" w:beforeAutospacing="1" w:after="100" w:afterAutospacing="1"/>
-        <w:divId w:val="1902401125"/>
+        <w:divId w:val="646203458"/>
         <w:rPr>
           <w:rFonts w:eastAsia="Times New Roman"/>
           <w:lang w:val="nl-NL"/>
@@ -11944,7 +11944,7 @@
           <w:numId w:val="31"/>
         </w:numPr>
         <w:spacing w:before="100" w:beforeAutospacing="1" w:after="100" w:afterAutospacing="1"/>
-        <w:divId w:val="1902401125"/>
+        <w:divId w:val="646203458"/>
         <w:rPr>
           <w:rFonts w:eastAsia="Times New Roman"/>
           <w:lang w:val="nl-NL"/>
@@ -11965,7 +11965,7 @@
           <w:numId w:val="31"/>
         </w:numPr>
         <w:spacing w:before="100" w:beforeAutospacing="1" w:after="100" w:afterAutospacing="1"/>
-        <w:divId w:val="1902401125"/>
+        <w:divId w:val="646203458"/>
         <w:rPr>
           <w:rFonts w:eastAsia="Times New Roman"/>
           <w:lang w:val="nl-NL"/>
@@ -11982,7 +11982,7 @@
     <w:p>
       <w:pPr>
         <w:pStyle w:val="Kop5"/>
-        <w:divId w:val="1902401125"/>
+        <w:divId w:val="646203458"/>
         <w:rPr>
           <w:rFonts w:eastAsia="Times New Roman"/>
           <w:lang w:val="nl-NL"/>
@@ -11999,7 +11999,7 @@
     <w:p>
       <w:pPr>
         <w:pStyle w:val="Normaalweb"/>
-        <w:divId w:val="1902401125"/>
+        <w:divId w:val="646203458"/>
         <w:rPr>
           <w:lang w:val="nl-NL"/>
         </w:rPr>
@@ -12018,7 +12018,7 @@
           <w:numId w:val="32"/>
         </w:numPr>
         <w:spacing w:before="100" w:beforeAutospacing="1" w:after="100" w:afterAutospacing="1"/>
-        <w:divId w:val="1902401125"/>
+        <w:divId w:val="646203458"/>
         <w:rPr>
           <w:rFonts w:eastAsia="Times New Roman"/>
           <w:lang w:val="nl-NL"/>
@@ -12039,7 +12039,7 @@
           <w:numId w:val="32"/>
         </w:numPr>
         <w:spacing w:before="100" w:beforeAutospacing="1" w:after="100" w:afterAutospacing="1"/>
-        <w:divId w:val="1902401125"/>
+        <w:divId w:val="646203458"/>
         <w:rPr>
           <w:rFonts w:eastAsia="Times New Roman"/>
           <w:lang w:val="nl-NL"/>
@@ -12060,7 +12060,7 @@
           <w:numId w:val="32"/>
         </w:numPr>
         <w:spacing w:before="100" w:beforeAutospacing="1" w:after="100" w:afterAutospacing="1"/>
-        <w:divId w:val="1902401125"/>
+        <w:divId w:val="646203458"/>
         <w:rPr>
           <w:rFonts w:eastAsia="Times New Roman"/>
           <w:lang w:val="nl-NL"/>
@@ -12077,7 +12077,7 @@
     <w:p>
       <w:pPr>
         <w:pStyle w:val="Kop4"/>
-        <w:divId w:val="1902401125"/>
+        <w:divId w:val="646203458"/>
         <w:rPr>
           <w:rFonts w:eastAsia="Times New Roman"/>
           <w:lang w:val="nl-NL"/>
@@ -12094,7 +12094,7 @@
     <w:p>
       <w:pPr>
         <w:pStyle w:val="Normaalweb"/>
-        <w:divId w:val="8605966"/>
+        <w:divId w:val="333188347"/>
         <w:rPr>
           <w:lang w:val="nl-NL"/>
         </w:rPr>
@@ -12116,7 +12116,7 @@
     <w:p>
       <w:pPr>
         <w:pStyle w:val="Normaalweb"/>
-        <w:divId w:val="8605966"/>
+        <w:divId w:val="333188347"/>
         <w:rPr>
           <w:lang w:val="nl-NL"/>
         </w:rPr>
@@ -12138,7 +12138,7 @@
     <w:p>
       <w:pPr>
         <w:pStyle w:val="Kop5"/>
-        <w:divId w:val="1902401125"/>
+        <w:divId w:val="646203458"/>
         <w:rPr>
           <w:rFonts w:eastAsia="Times New Roman"/>
           <w:lang w:val="nl-NL"/>
@@ -12155,7 +12155,7 @@
     <w:p>
       <w:pPr>
         <w:pStyle w:val="Normaalweb"/>
-        <w:divId w:val="1902401125"/>
+        <w:divId w:val="646203458"/>
         <w:rPr>
           <w:lang w:val="nl-NL"/>
         </w:rPr>
@@ -12170,7 +12170,7 @@
     <w:p>
       <w:pPr>
         <w:pStyle w:val="Kop5"/>
-        <w:divId w:val="1902401125"/>
+        <w:divId w:val="646203458"/>
         <w:rPr>
           <w:rFonts w:eastAsia="Times New Roman"/>
           <w:lang w:val="nl-NL"/>
@@ -12187,7 +12187,7 @@
     <w:p>
       <w:pPr>
         <w:pStyle w:val="Normaalweb"/>
-        <w:divId w:val="1902401125"/>
+        <w:divId w:val="646203458"/>
         <w:rPr>
           <w:lang w:val="nl-NL"/>
         </w:rPr>
@@ -12202,7 +12202,7 @@
     <w:p>
       <w:pPr>
         <w:pStyle w:val="Kop5"/>
-        <w:divId w:val="1902401125"/>
+        <w:divId w:val="646203458"/>
         <w:rPr>
           <w:rFonts w:eastAsia="Times New Roman"/>
           <w:lang w:val="nl-NL"/>
@@ -12219,7 +12219,7 @@
     <w:p>
       <w:pPr>
         <w:pStyle w:val="Normaalweb"/>
-        <w:divId w:val="1902401125"/>
+        <w:divId w:val="646203458"/>
         <w:rPr>
           <w:lang w:val="nl-NL"/>
         </w:rPr>
@@ -12234,7 +12234,7 @@
     <w:p>
       <w:pPr>
         <w:pStyle w:val="Kop4"/>
-        <w:divId w:val="1902401125"/>
+        <w:divId w:val="646203458"/>
         <w:rPr>
           <w:rFonts w:eastAsia="Times New Roman"/>
           <w:lang w:val="nl-NL"/>
@@ -12251,7 +12251,7 @@
     <w:p>
       <w:pPr>
         <w:pStyle w:val="Kop5"/>
-        <w:divId w:val="1902401125"/>
+        <w:divId w:val="646203458"/>
         <w:rPr>
           <w:rFonts w:eastAsia="Times New Roman"/>
           <w:lang w:val="nl-NL"/>
@@ -12268,7 +12268,7 @@
     <w:p>
       <w:pPr>
         <w:pStyle w:val="Normaalweb"/>
-        <w:divId w:val="1902401125"/>
+        <w:divId w:val="646203458"/>
         <w:rPr>
           <w:lang w:val="nl-NL"/>
         </w:rPr>
@@ -12283,7 +12283,7 @@
     <w:p>
       <w:pPr>
         <w:pStyle w:val="Kop5"/>
-        <w:divId w:val="1902401125"/>
+        <w:divId w:val="646203458"/>
         <w:rPr>
           <w:rFonts w:eastAsia="Times New Roman"/>
           <w:lang w:val="nl-NL"/>
@@ -12300,7 +12300,7 @@
     <w:p>
       <w:pPr>
         <w:pStyle w:val="Normaalweb"/>
-        <w:divId w:val="1902401125"/>
+        <w:divId w:val="646203458"/>
         <w:rPr>
           <w:lang w:val="nl-NL"/>
         </w:rPr>
@@ -12319,7 +12319,7 @@
           <w:numId w:val="33"/>
         </w:numPr>
         <w:spacing w:before="100" w:beforeAutospacing="1" w:after="100" w:afterAutospacing="1"/>
-        <w:divId w:val="1902401125"/>
+        <w:divId w:val="646203458"/>
         <w:rPr>
           <w:rFonts w:eastAsia="Times New Roman"/>
           <w:lang w:val="nl-NL"/>
@@ -12340,7 +12340,7 @@
           <w:numId w:val="33"/>
         </w:numPr>
         <w:spacing w:before="100" w:beforeAutospacing="1" w:after="100" w:afterAutospacing="1"/>
-        <w:divId w:val="1902401125"/>
+        <w:divId w:val="646203458"/>
         <w:rPr>
           <w:rFonts w:eastAsia="Times New Roman"/>
           <w:lang w:val="nl-NL"/>
@@ -12361,7 +12361,7 @@
           <w:numId w:val="33"/>
         </w:numPr>
         <w:spacing w:before="100" w:beforeAutospacing="1" w:after="100" w:afterAutospacing="1"/>
-        <w:divId w:val="1902401125"/>
+        <w:divId w:val="646203458"/>
         <w:rPr>
           <w:rFonts w:eastAsia="Times New Roman"/>
           <w:lang w:val="nl-NL"/>
@@ -12378,7 +12378,7 @@
     <w:p>
       <w:pPr>
         <w:pStyle w:val="Normaalweb"/>
-        <w:divId w:val="1902401125"/>
+        <w:divId w:val="646203458"/>
         <w:rPr>
           <w:lang w:val="nl-NL"/>
         </w:rPr>
@@ -12393,7 +12393,7 @@
     <w:p>
       <w:pPr>
         <w:pStyle w:val="Kop5"/>
-        <w:divId w:val="1902401125"/>
+        <w:divId w:val="646203458"/>
         <w:rPr>
           <w:rFonts w:eastAsia="Times New Roman"/>
           <w:lang w:val="nl-NL"/>
@@ -12410,7 +12410,7 @@
     <w:p>
       <w:pPr>
         <w:pStyle w:val="Normaalweb"/>
-        <w:divId w:val="1902401125"/>
+        <w:divId w:val="646203458"/>
         <w:rPr>
           <w:lang w:val="nl-NL"/>
         </w:rPr>
@@ -12425,7 +12425,7 @@
     <w:p>
       <w:pPr>
         <w:pStyle w:val="Kop4"/>
-        <w:divId w:val="1902401125"/>
+        <w:divId w:val="646203458"/>
         <w:rPr>
           <w:rFonts w:eastAsia="Times New Roman"/>
           <w:lang w:val="nl-NL"/>
@@ -12442,7 +12442,7 @@
     <w:p>
       <w:pPr>
         <w:pStyle w:val="Kop5"/>
-        <w:divId w:val="1902401125"/>
+        <w:divId w:val="646203458"/>
         <w:rPr>
           <w:rFonts w:eastAsia="Times New Roman"/>
           <w:lang w:val="nl-NL"/>
@@ -12459,7 +12459,7 @@
     <w:p>
       <w:pPr>
         <w:pStyle w:val="Normaalweb"/>
-        <w:divId w:val="1902401125"/>
+        <w:divId w:val="646203458"/>
         <w:rPr>
           <w:lang w:val="nl-NL"/>
         </w:rPr>
@@ -12474,7 +12474,7 @@
     <w:p>
       <w:pPr>
         <w:pStyle w:val="Kop5"/>
-        <w:divId w:val="1902401125"/>
+        <w:divId w:val="646203458"/>
         <w:rPr>
           <w:rFonts w:eastAsia="Times New Roman"/>
           <w:lang w:val="nl-NL"/>
@@ -12491,7 +12491,7 @@
     <w:p>
       <w:pPr>
         <w:pStyle w:val="Normaalweb"/>
-        <w:divId w:val="1902401125"/>
+        <w:divId w:val="646203458"/>
         <w:rPr>
           <w:lang w:val="nl-NL"/>
         </w:rPr>
@@ -12506,7 +12506,7 @@
     <w:p>
       <w:pPr>
         <w:pStyle w:val="Kop5"/>
-        <w:divId w:val="1902401125"/>
+        <w:divId w:val="646203458"/>
         <w:rPr>
           <w:rFonts w:eastAsia="Times New Roman"/>
           <w:lang w:val="nl-NL"/>
@@ -12523,7 +12523,7 @@
     <w:p>
       <w:pPr>
         <w:pStyle w:val="Normaalweb"/>
-        <w:divId w:val="1902401125"/>
+        <w:divId w:val="646203458"/>
         <w:rPr>
           <w:lang w:val="nl-NL"/>
         </w:rPr>
@@ -12538,7 +12538,7 @@
     <w:p>
       <w:pPr>
         <w:pStyle w:val="Kop5"/>
-        <w:divId w:val="1902401125"/>
+        <w:divId w:val="646203458"/>
         <w:rPr>
           <w:rFonts w:eastAsia="Times New Roman"/>
           <w:lang w:val="nl-NL"/>
@@ -12555,7 +12555,7 @@
     <w:p>
       <w:pPr>
         <w:pStyle w:val="Normaalweb"/>
-        <w:divId w:val="1902401125"/>
+        <w:divId w:val="646203458"/>
         <w:rPr>
           <w:lang w:val="nl-NL"/>
         </w:rPr>
@@ -12570,7 +12570,7 @@
     <w:p>
       <w:pPr>
         <w:pStyle w:val="Kop5"/>
-        <w:divId w:val="1902401125"/>
+        <w:divId w:val="646203458"/>
         <w:rPr>
           <w:rFonts w:eastAsia="Times New Roman"/>
           <w:lang w:val="nl-NL"/>
@@ -12587,7 +12587,7 @@
     <w:p>
       <w:pPr>
         <w:pStyle w:val="Normaalweb"/>
-        <w:divId w:val="1902401125"/>
+        <w:divId w:val="646203458"/>
         <w:rPr>
           <w:lang w:val="nl-NL"/>
         </w:rPr>
@@ -12602,7 +12602,7 @@
     <w:p>
       <w:pPr>
         <w:pStyle w:val="afsluiting"/>
-        <w:divId w:val="1902401125"/>
+        <w:divId w:val="646203458"/>
         <w:rPr>
           <w:lang w:val="nl-NL"/>
         </w:rPr>
@@ -12617,7 +12617,7 @@
     <w:p>
       <w:pPr>
         <w:outlineLvl w:val="2"/>
-        <w:divId w:val="1992252971"/>
+        <w:divId w:val="341586774"/>
         <w:rPr>
           <w:rFonts w:ascii="Aptos Display" w:eastAsia="Times New Roman" w:hAnsi="Aptos Display"/>
           <w:b/>
@@ -12643,7 +12643,7 @@
     </w:p>
     <w:p>
       <w:pPr>
-        <w:divId w:val="1992252971"/>
+        <w:divId w:val="341586774"/>
         <w:rPr>
           <w:rFonts w:eastAsia="Times New Roman"/>
           <w:sz w:val="24"/>
@@ -12663,7 +12663,7 @@
     <w:p>
       <w:pPr>
         <w:pStyle w:val="subtitel"/>
-        <w:divId w:val="1902401125"/>
+        <w:divId w:val="646203458"/>
         <w:rPr>
           <w:lang w:val="nl-NL"/>
         </w:rPr>
@@ -12678,7 +12678,7 @@
     <w:p>
       <w:pPr>
         <w:pStyle w:val="Kop4"/>
-        <w:divId w:val="1902401125"/>
+        <w:divId w:val="646203458"/>
         <w:rPr>
           <w:rFonts w:eastAsia="Times New Roman"/>
           <w:lang w:val="nl-NL"/>
@@ -12695,7 +12695,7 @@
     <w:p>
       <w:pPr>
         <w:pStyle w:val="Normaalweb"/>
-        <w:divId w:val="1902401125"/>
+        <w:divId w:val="646203458"/>
         <w:rPr>
           <w:lang w:val="nl-NL"/>
         </w:rPr>
@@ -12710,7 +12710,7 @@
     <w:p>
       <w:pPr>
         <w:pStyle w:val="Kop5"/>
-        <w:divId w:val="1902401125"/>
+        <w:divId w:val="646203458"/>
         <w:rPr>
           <w:rFonts w:eastAsia="Times New Roman"/>
           <w:lang w:val="nl-NL"/>
@@ -12727,7 +12727,7 @@
     <w:p>
       <w:pPr>
         <w:pStyle w:val="Normaalweb"/>
-        <w:divId w:val="1902401125"/>
+        <w:divId w:val="646203458"/>
         <w:rPr>
           <w:lang w:val="nl-NL"/>
         </w:rPr>
@@ -12742,7 +12742,7 @@
     <w:p>
       <w:pPr>
         <w:pStyle w:val="Normaalweb"/>
-        <w:divId w:val="1902401125"/>
+        <w:divId w:val="646203458"/>
         <w:rPr>
           <w:lang w:val="nl-NL"/>
         </w:rPr>
@@ -12757,7 +12757,7 @@
     <w:p>
       <w:pPr>
         <w:pStyle w:val="Kop5"/>
-        <w:divId w:val="1902401125"/>
+        <w:divId w:val="646203458"/>
         <w:rPr>
           <w:rFonts w:eastAsia="Times New Roman"/>
           <w:lang w:val="nl-NL"/>
@@ -12778,7 +12778,7 @@
           <w:numId w:val="34"/>
         </w:numPr>
         <w:spacing w:before="100" w:beforeAutospacing="1" w:after="100" w:afterAutospacing="1"/>
-        <w:divId w:val="1902401125"/>
+        <w:divId w:val="646203458"/>
         <w:rPr>
           <w:rFonts w:eastAsia="Times New Roman"/>
           <w:lang w:val="nl-NL"/>
@@ -12799,7 +12799,7 @@
           <w:numId w:val="34"/>
         </w:numPr>
         <w:spacing w:before="100" w:beforeAutospacing="1" w:after="100" w:afterAutospacing="1"/>
-        <w:divId w:val="1902401125"/>
+        <w:divId w:val="646203458"/>
         <w:rPr>
           <w:rFonts w:eastAsia="Times New Roman"/>
           <w:lang w:val="nl-NL"/>
@@ -12820,7 +12820,7 @@
           <w:numId w:val="34"/>
         </w:numPr>
         <w:spacing w:before="100" w:beforeAutospacing="1" w:after="100" w:afterAutospacing="1"/>
-        <w:divId w:val="1902401125"/>
+        <w:divId w:val="646203458"/>
         <w:rPr>
           <w:rFonts w:eastAsia="Times New Roman"/>
           <w:lang w:val="nl-NL"/>
@@ -12841,7 +12841,7 @@
           <w:numId w:val="34"/>
         </w:numPr>
         <w:spacing w:before="100" w:beforeAutospacing="1" w:after="100" w:afterAutospacing="1"/>
-        <w:divId w:val="1902401125"/>
+        <w:divId w:val="646203458"/>
         <w:rPr>
           <w:rFonts w:eastAsia="Times New Roman"/>
           <w:lang w:val="nl-NL"/>
@@ -12858,7 +12858,7 @@
     <w:p>
       <w:pPr>
         <w:pStyle w:val="Kop5"/>
-        <w:divId w:val="1902401125"/>
+        <w:divId w:val="646203458"/>
         <w:rPr>
           <w:rFonts w:eastAsia="Times New Roman"/>
           <w:lang w:val="nl-NL"/>
@@ -12875,7 +12875,7 @@
     <w:p>
       <w:pPr>
         <w:pStyle w:val="Normaalweb"/>
-        <w:divId w:val="1902401125"/>
+        <w:divId w:val="646203458"/>
         <w:rPr>
           <w:lang w:val="nl-NL"/>
         </w:rPr>
@@ -12890,7 +12890,7 @@
     <w:p>
       <w:pPr>
         <w:pStyle w:val="Kop4"/>
-        <w:divId w:val="1902401125"/>
+        <w:divId w:val="646203458"/>
         <w:rPr>
           <w:rFonts w:eastAsia="Times New Roman"/>
           <w:lang w:val="nl-NL"/>
@@ -12907,7 +12907,7 @@
     <w:p>
       <w:pPr>
         <w:pStyle w:val="Normaalweb"/>
-        <w:divId w:val="1281187683"/>
+        <w:divId w:val="768745473"/>
         <w:rPr>
           <w:lang w:val="nl-NL"/>
         </w:rPr>
@@ -12929,7 +12929,7 @@
     <w:p>
       <w:pPr>
         <w:pStyle w:val="Normaalweb"/>
-        <w:divId w:val="1281187683"/>
+        <w:divId w:val="768745473"/>
         <w:rPr>
           <w:lang w:val="nl-NL"/>
         </w:rPr>
@@ -12951,7 +12951,7 @@
     <w:p>
       <w:pPr>
         <w:pStyle w:val="Kop5"/>
-        <w:divId w:val="1902401125"/>
+        <w:divId w:val="646203458"/>
         <w:rPr>
           <w:rFonts w:eastAsia="Times New Roman"/>
           <w:lang w:val="nl-NL"/>
@@ -12968,7 +12968,7 @@
     <w:p>
       <w:pPr>
         <w:pStyle w:val="Normaalweb"/>
-        <w:divId w:val="1902401125"/>
+        <w:divId w:val="646203458"/>
         <w:rPr>
           <w:lang w:val="nl-NL"/>
         </w:rPr>
@@ -12983,7 +12983,7 @@
     <w:p>
       <w:pPr>
         <w:pStyle w:val="Kop5"/>
-        <w:divId w:val="1902401125"/>
+        <w:divId w:val="646203458"/>
         <w:rPr>
           <w:rFonts w:eastAsia="Times New Roman"/>
           <w:lang w:val="nl-NL"/>
@@ -13000,7 +13000,7 @@
     <w:p>
       <w:pPr>
         <w:pStyle w:val="Normaalweb"/>
-        <w:divId w:val="1902401125"/>
+        <w:divId w:val="646203458"/>
         <w:rPr>
           <w:lang w:val="nl-NL"/>
         </w:rPr>
@@ -13015,7 +13015,7 @@
     <w:p>
       <w:pPr>
         <w:pStyle w:val="Kop5"/>
-        <w:divId w:val="1902401125"/>
+        <w:divId w:val="646203458"/>
         <w:rPr>
           <w:rFonts w:eastAsia="Times New Roman"/>
           <w:lang w:val="nl-NL"/>
@@ -13032,7 +13032,7 @@
     <w:p>
       <w:pPr>
         <w:pStyle w:val="Normaalweb"/>
-        <w:divId w:val="1902401125"/>
+        <w:divId w:val="646203458"/>
         <w:rPr>
           <w:lang w:val="nl-NL"/>
         </w:rPr>
@@ -13047,7 +13047,7 @@
     <w:p>
       <w:pPr>
         <w:pStyle w:val="Kop4"/>
-        <w:divId w:val="1902401125"/>
+        <w:divId w:val="646203458"/>
         <w:rPr>
           <w:rFonts w:eastAsia="Times New Roman"/>
           <w:lang w:val="nl-NL"/>
@@ -13064,7 +13064,7 @@
     <w:p>
       <w:pPr>
         <w:pStyle w:val="Kop5"/>
-        <w:divId w:val="1902401125"/>
+        <w:divId w:val="646203458"/>
         <w:rPr>
           <w:rFonts w:eastAsia="Times New Roman"/>
           <w:lang w:val="nl-NL"/>
@@ -13081,7 +13081,7 @@
     <w:p>
       <w:pPr>
         <w:pStyle w:val="Normaalweb"/>
-        <w:divId w:val="1902401125"/>
+        <w:divId w:val="646203458"/>
         <w:rPr>
           <w:lang w:val="nl-NL"/>
         </w:rPr>
@@ -13096,7 +13096,7 @@
     <w:p>
       <w:pPr>
         <w:pStyle w:val="Kop5"/>
-        <w:divId w:val="1902401125"/>
+        <w:divId w:val="646203458"/>
         <w:rPr>
           <w:rFonts w:eastAsia="Times New Roman"/>
           <w:lang w:val="nl-NL"/>
@@ -13113,7 +13113,7 @@
     <w:p>
       <w:pPr>
         <w:pStyle w:val="Normaalweb"/>
-        <w:divId w:val="1902401125"/>
+        <w:divId w:val="646203458"/>
         <w:rPr>
           <w:lang w:val="nl-NL"/>
         </w:rPr>
@@ -13132,7 +13132,7 @@
           <w:numId w:val="35"/>
         </w:numPr>
         <w:spacing w:before="100" w:beforeAutospacing="1" w:after="100" w:afterAutospacing="1"/>
-        <w:divId w:val="1902401125"/>
+        <w:divId w:val="646203458"/>
         <w:rPr>
           <w:rFonts w:eastAsia="Times New Roman"/>
           <w:lang w:val="nl-NL"/>
@@ -13153,7 +13153,7 @@
           <w:numId w:val="35"/>
         </w:numPr>
         <w:spacing w:before="100" w:beforeAutospacing="1" w:after="100" w:afterAutospacing="1"/>
-        <w:divId w:val="1902401125"/>
+        <w:divId w:val="646203458"/>
         <w:rPr>
           <w:rFonts w:eastAsia="Times New Roman"/>
           <w:lang w:val="nl-NL"/>
@@ -13174,7 +13174,7 @@
           <w:numId w:val="35"/>
         </w:numPr>
         <w:spacing w:before="100" w:beforeAutospacing="1" w:after="100" w:afterAutospacing="1"/>
-        <w:divId w:val="1902401125"/>
+        <w:divId w:val="646203458"/>
         <w:rPr>
           <w:rFonts w:eastAsia="Times New Roman"/>
           <w:lang w:val="nl-NL"/>
@@ -13195,7 +13195,7 @@
           <w:numId w:val="35"/>
         </w:numPr>
         <w:spacing w:before="100" w:beforeAutospacing="1" w:after="100" w:afterAutospacing="1"/>
-        <w:divId w:val="1902401125"/>
+        <w:divId w:val="646203458"/>
         <w:rPr>
           <w:rFonts w:eastAsia="Times New Roman"/>
           <w:lang w:val="nl-NL"/>
@@ -13212,7 +13212,7 @@
     <w:p>
       <w:pPr>
         <w:pStyle w:val="Normaalweb"/>
-        <w:divId w:val="1902401125"/>
+        <w:divId w:val="646203458"/>
         <w:rPr>
           <w:lang w:val="nl-NL"/>
         </w:rPr>
@@ -13227,7 +13227,7 @@
     <w:p>
       <w:pPr>
         <w:pStyle w:val="Kop5"/>
-        <w:divId w:val="1902401125"/>
+        <w:divId w:val="646203458"/>
         <w:rPr>
           <w:rFonts w:eastAsia="Times New Roman"/>
           <w:lang w:val="nl-NL"/>
@@ -13244,7 +13244,7 @@
     <w:p>
       <w:pPr>
         <w:pStyle w:val="Normaalweb"/>
-        <w:divId w:val="1902401125"/>
+        <w:divId w:val="646203458"/>
         <w:rPr>
           <w:lang w:val="nl-NL"/>
         </w:rPr>
@@ -13259,7 +13259,7 @@
     <w:p>
       <w:pPr>
         <w:pStyle w:val="Kop4"/>
-        <w:divId w:val="1902401125"/>
+        <w:divId w:val="646203458"/>
         <w:rPr>
           <w:rFonts w:eastAsia="Times New Roman"/>
           <w:lang w:val="nl-NL"/>
@@ -13276,7 +13276,7 @@
     <w:p>
       <w:pPr>
         <w:pStyle w:val="Kop5"/>
-        <w:divId w:val="1902401125"/>
+        <w:divId w:val="646203458"/>
         <w:rPr>
           <w:rFonts w:eastAsia="Times New Roman"/>
           <w:lang w:val="nl-NL"/>
@@ -13293,7 +13293,7 @@
     <w:p>
       <w:pPr>
         <w:pStyle w:val="Normaalweb"/>
-        <w:divId w:val="1902401125"/>
+        <w:divId w:val="646203458"/>
         <w:rPr>
           <w:lang w:val="nl-NL"/>
         </w:rPr>
@@ -13308,7 +13308,7 @@
     <w:p>
       <w:pPr>
         <w:pStyle w:val="Kop5"/>
-        <w:divId w:val="1902401125"/>
+        <w:divId w:val="646203458"/>
         <w:rPr>
           <w:rFonts w:eastAsia="Times New Roman"/>
           <w:lang w:val="nl-NL"/>
@@ -13325,7 +13325,7 @@
     <w:p>
       <w:pPr>
         <w:pStyle w:val="Normaalweb"/>
-        <w:divId w:val="1902401125"/>
+        <w:divId w:val="646203458"/>
         <w:rPr>
           <w:lang w:val="nl-NL"/>
         </w:rPr>
@@ -13340,7 +13340,7 @@
     <w:p>
       <w:pPr>
         <w:pStyle w:val="Kop5"/>
-        <w:divId w:val="1902401125"/>
+        <w:divId w:val="646203458"/>
         <w:rPr>
           <w:rFonts w:eastAsia="Times New Roman"/>
           <w:lang w:val="nl-NL"/>
@@ -13357,7 +13357,7 @@
     <w:p>
       <w:pPr>
         <w:pStyle w:val="Normaalweb"/>
-        <w:divId w:val="1902401125"/>
+        <w:divId w:val="646203458"/>
         <w:rPr>
           <w:lang w:val="nl-NL"/>
         </w:rPr>
@@ -13372,7 +13372,7 @@
     <w:p>
       <w:pPr>
         <w:pStyle w:val="Kop5"/>
-        <w:divId w:val="1902401125"/>
+        <w:divId w:val="646203458"/>
         <w:rPr>
           <w:rFonts w:eastAsia="Times New Roman"/>
           <w:lang w:val="nl-NL"/>
@@ -13389,7 +13389,7 @@
     <w:p>
       <w:pPr>
         <w:pStyle w:val="Normaalweb"/>
-        <w:divId w:val="1902401125"/>
+        <w:divId w:val="646203458"/>
         <w:rPr>
           <w:lang w:val="nl-NL"/>
         </w:rPr>
@@ -13404,7 +13404,7 @@
     <w:p>
       <w:pPr>
         <w:pStyle w:val="Kop5"/>
-        <w:divId w:val="1902401125"/>
+        <w:divId w:val="646203458"/>
         <w:rPr>
           <w:rFonts w:eastAsia="Times New Roman"/>
           <w:lang w:val="nl-NL"/>
@@ -13421,7 +13421,7 @@
     <w:p>
       <w:pPr>
         <w:pStyle w:val="Normaalweb"/>
-        <w:divId w:val="1902401125"/>
+        <w:divId w:val="646203458"/>
         <w:rPr>
           <w:lang w:val="nl-NL"/>
         </w:rPr>
@@ -13436,7 +13436,7 @@
     <w:p>
       <w:pPr>
         <w:pStyle w:val="afsluiting"/>
-        <w:divId w:val="1902401125"/>
+        <w:divId w:val="646203458"/>
         <w:rPr>
           <w:lang w:val="nl-NL"/>
         </w:rPr>
@@ -13451,7 +13451,7 @@
     <w:p>
       <w:pPr>
         <w:outlineLvl w:val="2"/>
-        <w:divId w:val="894466754"/>
+        <w:divId w:val="889614244"/>
         <w:rPr>
           <w:rFonts w:ascii="Aptos Display" w:eastAsia="Times New Roman" w:hAnsi="Aptos Display"/>
           <w:b/>
@@ -13477,7 +13477,7 @@
     </w:p>
     <w:p>
       <w:pPr>
-        <w:divId w:val="894466754"/>
+        <w:divId w:val="889614244"/>
         <w:rPr>
           <w:rFonts w:eastAsia="Times New Roman"/>
           <w:sz w:val="24"/>
@@ -13497,7 +13497,7 @@
     <w:p>
       <w:pPr>
         <w:pStyle w:val="subtitel"/>
-        <w:divId w:val="1902401125"/>
+        <w:divId w:val="646203458"/>
         <w:rPr>
           <w:lang w:val="nl-NL"/>
         </w:rPr>
@@ -13512,7 +13512,7 @@
     <w:p>
       <w:pPr>
         <w:pStyle w:val="Kop4"/>
-        <w:divId w:val="1902401125"/>
+        <w:divId w:val="646203458"/>
         <w:rPr>
           <w:rFonts w:eastAsia="Times New Roman"/>
           <w:lang w:val="nl-NL"/>
@@ -13529,7 +13529,7 @@
     <w:p>
       <w:pPr>
         <w:pStyle w:val="Normaalweb"/>
-        <w:divId w:val="1902401125"/>
+        <w:divId w:val="646203458"/>
         <w:rPr>
           <w:lang w:val="nl-NL"/>
         </w:rPr>
@@ -13544,7 +13544,7 @@
     <w:p>
       <w:pPr>
         <w:pStyle w:val="Kop5"/>
-        <w:divId w:val="1902401125"/>
+        <w:divId w:val="646203458"/>
         <w:rPr>
           <w:rFonts w:eastAsia="Times New Roman"/>
           <w:lang w:val="nl-NL"/>
@@ -13561,7 +13561,7 @@
     <w:p>
       <w:pPr>
         <w:pStyle w:val="Normaalweb"/>
-        <w:divId w:val="1902401125"/>
+        <w:divId w:val="646203458"/>
         <w:rPr>
           <w:lang w:val="nl-NL"/>
         </w:rPr>
@@ -13576,7 +13576,7 @@
     <w:p>
       <w:pPr>
         <w:pStyle w:val="Normaalweb"/>
-        <w:divId w:val="1902401125"/>
+        <w:divId w:val="646203458"/>
         <w:rPr>
           <w:lang w:val="nl-NL"/>
         </w:rPr>
@@ -13591,7 +13591,7 @@
     <w:p>
       <w:pPr>
         <w:pStyle w:val="Kop5"/>
-        <w:divId w:val="1902401125"/>
+        <w:divId w:val="646203458"/>
         <w:rPr>
           <w:rFonts w:eastAsia="Times New Roman"/>
           <w:lang w:val="nl-NL"/>
@@ -13612,7 +13612,7 @@
           <w:numId w:val="36"/>
         </w:numPr>
         <w:spacing w:before="100" w:beforeAutospacing="1" w:after="100" w:afterAutospacing="1"/>
-        <w:divId w:val="1902401125"/>
+        <w:divId w:val="646203458"/>
         <w:rPr>
           <w:rFonts w:eastAsia="Times New Roman"/>
           <w:lang w:val="nl-NL"/>
@@ -13633,7 +13633,7 @@
           <w:numId w:val="36"/>
         </w:numPr>
         <w:spacing w:before="100" w:beforeAutospacing="1" w:after="100" w:afterAutospacing="1"/>
-        <w:divId w:val="1902401125"/>
+        <w:divId w:val="646203458"/>
         <w:rPr>
           <w:rFonts w:eastAsia="Times New Roman"/>
           <w:lang w:val="nl-NL"/>
@@ -13654,7 +13654,7 @@
           <w:numId w:val="36"/>
         </w:numPr>
         <w:spacing w:before="100" w:beforeAutospacing="1" w:after="100" w:afterAutospacing="1"/>
-        <w:divId w:val="1902401125"/>
+        <w:divId w:val="646203458"/>
         <w:rPr>
           <w:rFonts w:eastAsia="Times New Roman"/>
           <w:lang w:val="nl-NL"/>
@@ -13675,7 +13675,7 @@
           <w:numId w:val="36"/>
         </w:numPr>
         <w:spacing w:before="100" w:beforeAutospacing="1" w:after="100" w:afterAutospacing="1"/>
-        <w:divId w:val="1902401125"/>
+        <w:divId w:val="646203458"/>
         <w:rPr>
           <w:rFonts w:eastAsia="Times New Roman"/>
           <w:lang w:val="nl-NL"/>
@@ -13692,7 +13692,7 @@
     <w:p>
       <w:pPr>
         <w:pStyle w:val="Kop5"/>
-        <w:divId w:val="1902401125"/>
+        <w:divId w:val="646203458"/>
         <w:rPr>
           <w:rFonts w:eastAsia="Times New Roman"/>
           <w:lang w:val="nl-NL"/>
@@ -13709,7 +13709,7 @@
     <w:p>
       <w:pPr>
         <w:pStyle w:val="Normaalweb"/>
-        <w:divId w:val="1902401125"/>
+        <w:divId w:val="646203458"/>
         <w:rPr>
           <w:lang w:val="nl-NL"/>
         </w:rPr>
@@ -13724,7 +13724,7 @@
     <w:p>
       <w:pPr>
         <w:pStyle w:val="Kop4"/>
-        <w:divId w:val="1902401125"/>
+        <w:divId w:val="646203458"/>
         <w:rPr>
           <w:rFonts w:eastAsia="Times New Roman"/>
           <w:lang w:val="nl-NL"/>
@@ -13741,7 +13741,7 @@
     <w:p>
       <w:pPr>
         <w:pStyle w:val="Normaalweb"/>
-        <w:divId w:val="1324312388"/>
+        <w:divId w:val="917789588"/>
         <w:rPr>
           <w:lang w:val="nl-NL"/>
         </w:rPr>
@@ -13763,7 +13763,7 @@
     <w:p>
       <w:pPr>
         <w:pStyle w:val="Normaalweb"/>
-        <w:divId w:val="1324312388"/>
+        <w:divId w:val="917789588"/>
         <w:rPr>
           <w:lang w:val="nl-NL"/>
         </w:rPr>
@@ -13785,7 +13785,7 @@
     <w:p>
       <w:pPr>
         <w:pStyle w:val="Kop5"/>
-        <w:divId w:val="1902401125"/>
+        <w:divId w:val="646203458"/>
         <w:rPr>
           <w:rFonts w:eastAsia="Times New Roman"/>
           <w:lang w:val="nl-NL"/>
@@ -13802,7 +13802,7 @@
     <w:p>
       <w:pPr>
         <w:pStyle w:val="Normaalweb"/>
-        <w:divId w:val="1902401125"/>
+        <w:divId w:val="646203458"/>
         <w:rPr>
           <w:lang w:val="nl-NL"/>
         </w:rPr>
@@ -13817,7 +13817,7 @@
     <w:p>
       <w:pPr>
         <w:pStyle w:val="Kop5"/>
-        <w:divId w:val="1902401125"/>
+        <w:divId w:val="646203458"/>
         <w:rPr>
           <w:rFonts w:eastAsia="Times New Roman"/>
           <w:lang w:val="nl-NL"/>
@@ -13834,7 +13834,7 @@
     <w:p>
       <w:pPr>
         <w:pStyle w:val="Normaalweb"/>
-        <w:divId w:val="1902401125"/>
+        <w:divId w:val="646203458"/>
         <w:rPr>
           <w:lang w:val="nl-NL"/>
         </w:rPr>
@@ -13849,7 +13849,7 @@
     <w:p>
       <w:pPr>
         <w:pStyle w:val="Kop5"/>
-        <w:divId w:val="1902401125"/>
+        <w:divId w:val="646203458"/>
         <w:rPr>
           <w:rFonts w:eastAsia="Times New Roman"/>
           <w:lang w:val="nl-NL"/>
@@ -13866,7 +13866,7 @@
     <w:p>
       <w:pPr>
         <w:pStyle w:val="Normaalweb"/>
-        <w:divId w:val="1902401125"/>
+        <w:divId w:val="646203458"/>
         <w:rPr>
           <w:lang w:val="nl-NL"/>
         </w:rPr>
@@ -13881,7 +13881,7 @@
     <w:p>
       <w:pPr>
         <w:pStyle w:val="Kop4"/>
-        <w:divId w:val="1902401125"/>
+        <w:divId w:val="646203458"/>
         <w:rPr>
           <w:rFonts w:eastAsia="Times New Roman"/>
           <w:lang w:val="nl-NL"/>
@@ -13898,7 +13898,7 @@
     <w:p>
       <w:pPr>
         <w:pStyle w:val="Kop5"/>
-        <w:divId w:val="1902401125"/>
+        <w:divId w:val="646203458"/>
         <w:rPr>
           <w:rFonts w:eastAsia="Times New Roman"/>
           <w:lang w:val="nl-NL"/>
@@ -13915,7 +13915,7 @@
     <w:p>
       <w:pPr>
         <w:pStyle w:val="Normaalweb"/>
-        <w:divId w:val="1902401125"/>
+        <w:divId w:val="646203458"/>
         <w:rPr>
           <w:lang w:val="nl-NL"/>
         </w:rPr>
@@ -13930,7 +13930,7 @@
     <w:p>
       <w:pPr>
         <w:pStyle w:val="Kop5"/>
-        <w:divId w:val="1902401125"/>
+        <w:divId w:val="646203458"/>
         <w:rPr>
           <w:rFonts w:eastAsia="Times New Roman"/>
           <w:lang w:val="nl-NL"/>
@@ -13947,7 +13947,7 @@
     <w:p>
       <w:pPr>
         <w:pStyle w:val="Normaalweb"/>
-        <w:divId w:val="1902401125"/>
+        <w:divId w:val="646203458"/>
         <w:rPr>
           <w:lang w:val="nl-NL"/>
         </w:rPr>
@@ -13966,7 +13966,7 @@
           <w:numId w:val="37"/>
         </w:numPr>
         <w:spacing w:before="100" w:beforeAutospacing="1" w:after="100" w:afterAutospacing="1"/>
-        <w:divId w:val="1902401125"/>
+        <w:divId w:val="646203458"/>
         <w:rPr>
           <w:rFonts w:eastAsia="Times New Roman"/>
           <w:lang w:val="nl-NL"/>
@@ -13987,7 +13987,7 @@
           <w:numId w:val="37"/>
         </w:numPr>
         <w:spacing w:before="100" w:beforeAutospacing="1" w:after="100" w:afterAutospacing="1"/>
-        <w:divId w:val="1902401125"/>
+        <w:divId w:val="646203458"/>
         <w:rPr>
           <w:rFonts w:eastAsia="Times New Roman"/>
           <w:lang w:val="nl-NL"/>
@@ -14008,7 +14008,7 @@
           <w:numId w:val="37"/>
         </w:numPr>
         <w:spacing w:before="100" w:beforeAutospacing="1" w:after="100" w:afterAutospacing="1"/>
-        <w:divId w:val="1902401125"/>
+        <w:divId w:val="646203458"/>
         <w:rPr>
           <w:rFonts w:eastAsia="Times New Roman"/>
           <w:lang w:val="nl-NL"/>
@@ -14025,7 +14025,7 @@
     <w:p>
       <w:pPr>
         <w:pStyle w:val="Normaalweb"/>
-        <w:divId w:val="1902401125"/>
+        <w:divId w:val="646203458"/>
         <w:rPr>
           <w:lang w:val="nl-NL"/>
         </w:rPr>
@@ -14040,7 +14040,7 @@
     <w:p>
       <w:pPr>
         <w:pStyle w:val="Kop5"/>
-        <w:divId w:val="1902401125"/>
+        <w:divId w:val="646203458"/>
         <w:rPr>
           <w:rFonts w:eastAsia="Times New Roman"/>
           <w:lang w:val="nl-NL"/>
@@ -14057,7 +14057,7 @@
     <w:p>
       <w:pPr>
         <w:pStyle w:val="Normaalweb"/>
-        <w:divId w:val="1902401125"/>
+        <w:divId w:val="646203458"/>
         <w:rPr>
           <w:lang w:val="nl-NL"/>
         </w:rPr>
@@ -14072,7 +14072,7 @@
     <w:p>
       <w:pPr>
         <w:pStyle w:val="Kop4"/>
-        <w:divId w:val="1902401125"/>
+        <w:divId w:val="646203458"/>
         <w:rPr>
           <w:rFonts w:eastAsia="Times New Roman"/>
           <w:lang w:val="nl-NL"/>
@@ -14089,7 +14089,7 @@
     <w:p>
       <w:pPr>
         <w:pStyle w:val="Kop5"/>
-        <w:divId w:val="1902401125"/>
+        <w:divId w:val="646203458"/>
         <w:rPr>
           <w:rFonts w:eastAsia="Times New Roman"/>
           <w:lang w:val="nl-NL"/>
@@ -14106,7 +14106,7 @@
     <w:p>
       <w:pPr>
         <w:pStyle w:val="Normaalweb"/>
-        <w:divId w:val="1902401125"/>
+        <w:divId w:val="646203458"/>
         <w:rPr>
           <w:lang w:val="nl-NL"/>
         </w:rPr>
@@ -14121,7 +14121,7 @@
     <w:p>
       <w:pPr>
         <w:pStyle w:val="Kop5"/>
-        <w:divId w:val="1902401125"/>
+        <w:divId w:val="646203458"/>
         <w:rPr>
           <w:rFonts w:eastAsia="Times New Roman"/>
           <w:lang w:val="nl-NL"/>
@@ -14138,7 +14138,7 @@
     <w:p>
       <w:pPr>
         <w:pStyle w:val="Normaalweb"/>
-        <w:divId w:val="1902401125"/>
+        <w:divId w:val="646203458"/>
         <w:rPr>
           <w:lang w:val="nl-NL"/>
         </w:rPr>
@@ -14153,7 +14153,7 @@
     <w:p>
       <w:pPr>
         <w:pStyle w:val="Kop5"/>
-        <w:divId w:val="1902401125"/>
+        <w:divId w:val="646203458"/>
         <w:rPr>
           <w:rFonts w:eastAsia="Times New Roman"/>
           <w:lang w:val="nl-NL"/>
@@ -14170,7 +14170,7 @@
     <w:p>
       <w:pPr>
         <w:pStyle w:val="Normaalweb"/>
-        <w:divId w:val="1902401125"/>
+        <w:divId w:val="646203458"/>
         <w:rPr>
           <w:lang w:val="nl-NL"/>
         </w:rPr>
@@ -14185,7 +14185,7 @@
     <w:p>
       <w:pPr>
         <w:pStyle w:val="Kop5"/>
-        <w:divId w:val="1902401125"/>
+        <w:divId w:val="646203458"/>
         <w:rPr>
           <w:rFonts w:eastAsia="Times New Roman"/>
           <w:lang w:val="nl-NL"/>
@@ -14202,7 +14202,7 @@
     <w:p>
       <w:pPr>
         <w:pStyle w:val="Normaalweb"/>
-        <w:divId w:val="1902401125"/>
+        <w:divId w:val="646203458"/>
         <w:rPr>
           <w:lang w:val="nl-NL"/>
         </w:rPr>
@@ -14217,7 +14217,7 @@
     <w:p>
       <w:pPr>
         <w:pStyle w:val="Kop5"/>
-        <w:divId w:val="1902401125"/>
+        <w:divId w:val="646203458"/>
         <w:rPr>
           <w:rFonts w:eastAsia="Times New Roman"/>
           <w:lang w:val="nl-NL"/>
@@ -14234,7 +14234,7 @@
     <w:p>
       <w:pPr>
         <w:pStyle w:val="Normaalweb"/>
-        <w:divId w:val="1902401125"/>
+        <w:divId w:val="646203458"/>
         <w:rPr>
           <w:lang w:val="nl-NL"/>
         </w:rPr>
@@ -14249,7 +14249,7 @@
     <w:p>
       <w:pPr>
         <w:pStyle w:val="afsluiting"/>
-        <w:divId w:val="1902401125"/>
+        <w:divId w:val="646203458"/>
         <w:rPr>
           <w:lang w:val="nl-NL"/>
         </w:rPr>
@@ -14264,7 +14264,7 @@
     <w:p>
       <w:pPr>
         <w:outlineLvl w:val="2"/>
-        <w:divId w:val="445001737"/>
+        <w:divId w:val="233930630"/>
         <w:rPr>
           <w:rFonts w:ascii="Aptos Display" w:eastAsia="Times New Roman" w:hAnsi="Aptos Display"/>
           <w:b/>
@@ -14290,7 +14290,7 @@
     </w:p>
     <w:p>
       <w:pPr>
-        <w:divId w:val="445001737"/>
+        <w:divId w:val="233930630"/>
         <w:rPr>
           <w:rFonts w:eastAsia="Times New Roman"/>
           <w:sz w:val="24"/>
@@ -14310,7 +14310,7 @@
     <w:p>
       <w:pPr>
         <w:pStyle w:val="subtitel"/>
-        <w:divId w:val="1902401125"/>
+        <w:divId w:val="646203458"/>
         <w:rPr>
           <w:lang w:val="nl-NL"/>
         </w:rPr>
@@ -14325,7 +14325,7 @@
     <w:p>
       <w:pPr>
         <w:pStyle w:val="Kop4"/>
-        <w:divId w:val="1902401125"/>
+        <w:divId w:val="646203458"/>
         <w:rPr>
           <w:rFonts w:eastAsia="Times New Roman"/>
           <w:lang w:val="nl-NL"/>
@@ -14342,7 +14342,7 @@
     <w:p>
       <w:pPr>
         <w:pStyle w:val="Normaalweb"/>
-        <w:divId w:val="1902401125"/>
+        <w:divId w:val="646203458"/>
         <w:rPr>
           <w:lang w:val="nl-NL"/>
         </w:rPr>
@@ -14357,7 +14357,7 @@
     <w:p>
       <w:pPr>
         <w:pStyle w:val="Kop5"/>
-        <w:divId w:val="1902401125"/>
+        <w:divId w:val="646203458"/>
         <w:rPr>
           <w:rFonts w:eastAsia="Times New Roman"/>
           <w:lang w:val="nl-NL"/>
@@ -14374,7 +14374,7 @@
     <w:p>
       <w:pPr>
         <w:pStyle w:val="Normaalweb"/>
-        <w:divId w:val="1902401125"/>
+        <w:divId w:val="646203458"/>
         <w:rPr>
           <w:lang w:val="nl-NL"/>
         </w:rPr>
@@ -14389,7 +14389,7 @@
     <w:p>
       <w:pPr>
         <w:pStyle w:val="Normaalweb"/>
-        <w:divId w:val="1902401125"/>
+        <w:divId w:val="646203458"/>
         <w:rPr>
           <w:lang w:val="nl-NL"/>
         </w:rPr>
@@ -14404,7 +14404,7 @@
     <w:p>
       <w:pPr>
         <w:pStyle w:val="Kop5"/>
-        <w:divId w:val="1902401125"/>
+        <w:divId w:val="646203458"/>
         <w:rPr>
           <w:rFonts w:eastAsia="Times New Roman"/>
           <w:lang w:val="nl-NL"/>
@@ -14425,7 +14425,7 @@
           <w:numId w:val="38"/>
         </w:numPr>
         <w:spacing w:before="100" w:beforeAutospacing="1" w:after="100" w:afterAutospacing="1"/>
-        <w:divId w:val="1902401125"/>
+        <w:divId w:val="646203458"/>
         <w:rPr>
           <w:rFonts w:eastAsia="Times New Roman"/>
           <w:lang w:val="nl-NL"/>
@@ -14446,7 +14446,7 @@
           <w:numId w:val="38"/>
         </w:numPr>
         <w:spacing w:before="100" w:beforeAutospacing="1" w:after="100" w:afterAutospacing="1"/>
-        <w:divId w:val="1902401125"/>
+        <w:divId w:val="646203458"/>
         <w:rPr>
           <w:rFonts w:eastAsia="Times New Roman"/>
           <w:lang w:val="nl-NL"/>
@@ -14467,7 +14467,7 @@
           <w:numId w:val="38"/>
         </w:numPr>
         <w:spacing w:before="100" w:beforeAutospacing="1" w:after="100" w:afterAutospacing="1"/>
-        <w:divId w:val="1902401125"/>
+        <w:divId w:val="646203458"/>
         <w:rPr>
           <w:rFonts w:eastAsia="Times New Roman"/>
           <w:lang w:val="nl-NL"/>
@@ -14488,7 +14488,7 @@
           <w:numId w:val="38"/>
         </w:numPr>
         <w:spacing w:before="100" w:beforeAutospacing="1" w:after="100" w:afterAutospacing="1"/>
-        <w:divId w:val="1902401125"/>
+        <w:divId w:val="646203458"/>
         <w:rPr>
           <w:rFonts w:eastAsia="Times New Roman"/>
           <w:lang w:val="nl-NL"/>
@@ -14509,7 +14509,7 @@
           <w:numId w:val="38"/>
         </w:numPr>
         <w:spacing w:before="100" w:beforeAutospacing="1" w:after="100" w:afterAutospacing="1"/>
-        <w:divId w:val="1902401125"/>
+        <w:divId w:val="646203458"/>
         <w:rPr>
           <w:rFonts w:eastAsia="Times New Roman"/>
           <w:lang w:val="nl-NL"/>
@@ -14526,7 +14526,7 @@
     <w:p>
       <w:pPr>
         <w:pStyle w:val="Kop5"/>
-        <w:divId w:val="1902401125"/>
+        <w:divId w:val="646203458"/>
         <w:rPr>
           <w:rFonts w:eastAsia="Times New Roman"/>
           <w:lang w:val="nl-NL"/>
@@ -14543,7 +14543,7 @@
     <w:p>
       <w:pPr>
         <w:pStyle w:val="Normaalweb"/>
-        <w:divId w:val="1902401125"/>
+        <w:divId w:val="646203458"/>
         <w:rPr>
           <w:lang w:val="nl-NL"/>
         </w:rPr>
@@ -14558,7 +14558,7 @@
     <w:p>
       <w:pPr>
         <w:pStyle w:val="Kop4"/>
-        <w:divId w:val="1902401125"/>
+        <w:divId w:val="646203458"/>
         <w:rPr>
           <w:rFonts w:eastAsia="Times New Roman"/>
           <w:lang w:val="nl-NL"/>
@@ -14575,7 +14575,7 @@
     <w:p>
       <w:pPr>
         <w:pStyle w:val="Normaalweb"/>
-        <w:divId w:val="1713192730"/>
+        <w:divId w:val="13575278"/>
         <w:rPr>
           <w:lang w:val="nl-NL"/>
         </w:rPr>
@@ -14597,7 +14597,7 @@
     <w:p>
       <w:pPr>
         <w:pStyle w:val="Normaalweb"/>
-        <w:divId w:val="1713192730"/>
+        <w:divId w:val="13575278"/>
         <w:rPr>
           <w:lang w:val="nl-NL"/>
         </w:rPr>
@@ -14625,7 +14625,7 @@
     <w:p>
       <w:pPr>
         <w:pStyle w:val="Kop5"/>
-        <w:divId w:val="1902401125"/>
+        <w:divId w:val="646203458"/>
         <w:rPr>
           <w:rFonts w:eastAsia="Times New Roman"/>
           <w:lang w:val="nl-NL"/>
@@ -14642,7 +14642,7 @@
     <w:p>
       <w:pPr>
         <w:pStyle w:val="Normaalweb"/>
-        <w:divId w:val="1902401125"/>
+        <w:divId w:val="646203458"/>
         <w:rPr>
           <w:lang w:val="nl-NL"/>
         </w:rPr>
@@ -14657,7 +14657,7 @@
     <w:p>
       <w:pPr>
         <w:pStyle w:val="Kop5"/>
-        <w:divId w:val="1902401125"/>
+        <w:divId w:val="646203458"/>
         <w:rPr>
           <w:rFonts w:eastAsia="Times New Roman"/>
           <w:lang w:val="nl-NL"/>
@@ -14674,7 +14674,7 @@
     <w:p>
       <w:pPr>
         <w:pStyle w:val="Normaalweb"/>
-        <w:divId w:val="1902401125"/>
+        <w:divId w:val="646203458"/>
         <w:rPr>
           <w:lang w:val="nl-NL"/>
         </w:rPr>
@@ -14689,7 +14689,7 @@
     <w:p>
       <w:pPr>
         <w:pStyle w:val="Kop5"/>
-        <w:divId w:val="1902401125"/>
+        <w:divId w:val="646203458"/>
         <w:rPr>
           <w:rFonts w:eastAsia="Times New Roman"/>
           <w:lang w:val="nl-NL"/>
@@ -14706,7 +14706,7 @@
     <w:p>
       <w:pPr>
         <w:pStyle w:val="Normaalweb"/>
-        <w:divId w:val="1902401125"/>
+        <w:divId w:val="646203458"/>
         <w:rPr>
           <w:lang w:val="nl-NL"/>
         </w:rPr>
@@ -14721,7 +14721,7 @@
     <w:p>
       <w:pPr>
         <w:pStyle w:val="Kop4"/>
-        <w:divId w:val="1902401125"/>
+        <w:divId w:val="646203458"/>
         <w:rPr>
           <w:rFonts w:eastAsia="Times New Roman"/>
           <w:lang w:val="nl-NL"/>
@@ -14738,7 +14738,7 @@
     <w:p>
       <w:pPr>
         <w:pStyle w:val="Kop5"/>
-        <w:divId w:val="1902401125"/>
+        <w:divId w:val="646203458"/>
         <w:rPr>
           <w:rFonts w:eastAsia="Times New Roman"/>
           <w:lang w:val="nl-NL"/>
@@ -14755,7 +14755,7 @@
     <w:p>
       <w:pPr>
         <w:pStyle w:val="Normaalweb"/>
-        <w:divId w:val="1902401125"/>
+        <w:divId w:val="646203458"/>
         <w:rPr>
           <w:lang w:val="nl-NL"/>
         </w:rPr>
@@ -14770,7 +14770,7 @@
     <w:p>
       <w:pPr>
         <w:pStyle w:val="Kop5"/>
-        <w:divId w:val="1902401125"/>
+        <w:divId w:val="646203458"/>
         <w:rPr>
           <w:rFonts w:eastAsia="Times New Roman"/>
           <w:lang w:val="nl-NL"/>
@@ -14787,7 +14787,7 @@
     <w:p>
       <w:pPr>
         <w:pStyle w:val="Normaalweb"/>
-        <w:divId w:val="1902401125"/>
+        <w:divId w:val="646203458"/>
         <w:rPr>
           <w:lang w:val="nl-NL"/>
         </w:rPr>
@@ -14806,7 +14806,7 @@
           <w:numId w:val="39"/>
         </w:numPr>
         <w:spacing w:before="100" w:beforeAutospacing="1" w:after="100" w:afterAutospacing="1"/>
-        <w:divId w:val="1902401125"/>
+        <w:divId w:val="646203458"/>
         <w:rPr>
           <w:rFonts w:eastAsia="Times New Roman"/>
           <w:lang w:val="nl-NL"/>
@@ -14827,7 +14827,7 @@
           <w:numId w:val="39"/>
         </w:numPr>
         <w:spacing w:before="100" w:beforeAutospacing="1" w:after="100" w:afterAutospacing="1"/>
-        <w:divId w:val="1902401125"/>
+        <w:divId w:val="646203458"/>
         <w:rPr>
           <w:rFonts w:eastAsia="Times New Roman"/>
           <w:lang w:val="nl-NL"/>
@@ -14848,7 +14848,7 @@
           <w:numId w:val="39"/>
         </w:numPr>
         <w:spacing w:before="100" w:beforeAutospacing="1" w:after="100" w:afterAutospacing="1"/>
-        <w:divId w:val="1902401125"/>
+        <w:divId w:val="646203458"/>
         <w:rPr>
           <w:rFonts w:eastAsia="Times New Roman"/>
           <w:lang w:val="nl-NL"/>
@@ -14869,7 +14869,7 @@
           <w:numId w:val="39"/>
         </w:numPr>
         <w:spacing w:before="100" w:beforeAutospacing="1" w:after="100" w:afterAutospacing="1"/>
-        <w:divId w:val="1902401125"/>
+        <w:divId w:val="646203458"/>
         <w:rPr>
           <w:rFonts w:eastAsia="Times New Roman"/>
           <w:lang w:val="nl-NL"/>
@@ -14886,7 +14886,7 @@
     <w:p>
       <w:pPr>
         <w:pStyle w:val="Normaalweb"/>
-        <w:divId w:val="1902401125"/>
+        <w:divId w:val="646203458"/>
         <w:rPr>
           <w:lang w:val="nl-NL"/>
         </w:rPr>
@@ -14901,7 +14901,7 @@
     <w:p>
       <w:pPr>
         <w:pStyle w:val="Kop5"/>
-        <w:divId w:val="1902401125"/>
+        <w:divId w:val="646203458"/>
         <w:rPr>
           <w:rFonts w:eastAsia="Times New Roman"/>
           <w:lang w:val="nl-NL"/>
@@ -14918,7 +14918,7 @@
     <w:p>
       <w:pPr>
         <w:pStyle w:val="Normaalweb"/>
-        <w:divId w:val="1902401125"/>
+        <w:divId w:val="646203458"/>
         <w:rPr>
           <w:lang w:val="nl-NL"/>
         </w:rPr>
@@ -14933,7 +14933,7 @@
     <w:p>
       <w:pPr>
         <w:pStyle w:val="Kop4"/>
-        <w:divId w:val="1902401125"/>
+        <w:divId w:val="646203458"/>
         <w:rPr>
           <w:rFonts w:eastAsia="Times New Roman"/>
           <w:lang w:val="nl-NL"/>
@@ -14950,7 +14950,7 @@
     <w:p>
       <w:pPr>
         <w:pStyle w:val="Kop5"/>
-        <w:divId w:val="1902401125"/>
+        <w:divId w:val="646203458"/>
         <w:rPr>
           <w:rFonts w:eastAsia="Times New Roman"/>
           <w:lang w:val="nl-NL"/>
@@ -14967,7 +14967,7 @@
     <w:p>
       <w:pPr>
         <w:pStyle w:val="Normaalweb"/>
-        <w:divId w:val="1902401125"/>
+        <w:divId w:val="646203458"/>
         <w:rPr>
           <w:lang w:val="nl-NL"/>
         </w:rPr>
@@ -14982,7 +14982,7 @@
     <w:p>
       <w:pPr>
         <w:pStyle w:val="Kop5"/>
-        <w:divId w:val="1902401125"/>
+        <w:divId w:val="646203458"/>
         <w:rPr>
           <w:rFonts w:eastAsia="Times New Roman"/>
           <w:lang w:val="nl-NL"/>
@@ -14999,7 +14999,7 @@
     <w:p>
       <w:pPr>
         <w:pStyle w:val="Normaalweb"/>
-        <w:divId w:val="1902401125"/>
+        <w:divId w:val="646203458"/>
         <w:rPr>
           <w:lang w:val="nl-NL"/>
         </w:rPr>
@@ -15014,7 +15014,7 @@
     <w:p>
       <w:pPr>
         <w:pStyle w:val="Kop5"/>
-        <w:divId w:val="1902401125"/>
+        <w:divId w:val="646203458"/>
         <w:rPr>
           <w:rFonts w:eastAsia="Times New Roman"/>
           <w:lang w:val="nl-NL"/>
@@ -15031,7 +15031,7 @@
     <w:p>
       <w:pPr>
         <w:pStyle w:val="Normaalweb"/>
-        <w:divId w:val="1902401125"/>
+        <w:divId w:val="646203458"/>
         <w:rPr>
           <w:lang w:val="nl-NL"/>
         </w:rPr>
@@ -15046,7 +15046,7 @@
     <w:p>
       <w:pPr>
         <w:pStyle w:val="Kop5"/>
-        <w:divId w:val="1902401125"/>
+        <w:divId w:val="646203458"/>
         <w:rPr>
           <w:rFonts w:eastAsia="Times New Roman"/>
           <w:lang w:val="nl-NL"/>
@@ -15063,7 +15063,7 @@
     <w:p>
       <w:pPr>
         <w:pStyle w:val="Normaalweb"/>
-        <w:divId w:val="1902401125"/>
+        <w:divId w:val="646203458"/>
         <w:rPr>
           <w:lang w:val="nl-NL"/>
         </w:rPr>
@@ -15078,7 +15078,7 @@
     <w:p>
       <w:pPr>
         <w:pStyle w:val="Kop5"/>
-        <w:divId w:val="1902401125"/>
+        <w:divId w:val="646203458"/>
         <w:rPr>
           <w:rFonts w:eastAsia="Times New Roman"/>
           <w:lang w:val="nl-NL"/>
@@ -15095,7 +15095,7 @@
     <w:p>
       <w:pPr>
         <w:pStyle w:val="Normaalweb"/>
-        <w:divId w:val="1902401125"/>
+        <w:divId w:val="646203458"/>
         <w:rPr>
           <w:lang w:val="nl-NL"/>
         </w:rPr>
@@ -15110,7 +15110,7 @@
     <w:p>
       <w:pPr>
         <w:pStyle w:val="afsluiting"/>
-        <w:divId w:val="1902401125"/>
+        <w:divId w:val="646203458"/>
         <w:rPr>
           <w:lang w:val="nl-NL"/>
         </w:rPr>
@@ -15357,7 +15357,7 @@
         <w:sz w:val="18"/>
       </w:rPr>
       <w:tab/>
-      <w:t>Laatst gewijzigd: 6 oktober 2026, 13:42</w:t>
+      <w:t>Laatst gewijzigd: 6 oktober 2026, 13:54</w:t>
     </w:r>
   </w:p>
 </w:hdr>
@@ -15376,9 +15376,9 @@
 <file path=word/numbering.xml><?xml version="1.0" encoding="utf-8"?>
 <w:numbering xmlns:wpc="http://schemas.microsoft.com/office/word/2010/wordprocessingCanvas" xmlns:cx="http://schemas.microsoft.com/office/drawing/2014/chartex" xmlns:cx1="http://schemas.microsoft.com/office/drawing/2015/9/8/chartex" xmlns:cx2="http://schemas.microsoft.com/office/drawing/2015/10/21/chartex" xmlns:cx3="http://schemas.microsoft.com/office/drawing/2016/5/9/chartex" xmlns:cx4="http://schemas.microsoft.com/office/drawing/2016/5/10/chartex" xmlns:cx5="http://schemas.microsoft.com/office/drawing/2016/5/11/chartex" xmlns:cx6="http://schemas.microsoft.com/office/drawing/2016/5/12/chartex" xmlns:cx7="http://schemas.microsoft.com/office/drawing/2016/5/13/chartex" xmlns:cx8="http://schemas.microsoft.com/office/drawing/2016/5/14/chartex" xmlns:mc="http://schemas.openxmlformats.org/markup-compatibility/2006" xmlns:aink="http://schemas.microsoft.com/office/drawing/2016/ink" xmlns:am3d="http://schemas.microsoft.com/office/drawing/2017/model3d" xmlns:o="urn:schemas-microsoft-com:office:office" xmlns:oel="http://schemas.microsoft.com/office/2019/extlst" xmlns:r="http://schemas.openxmlformats.org/officeDocument/2006/relationships" xmlns:m="http://schemas.openxmlformats.org/officeDocument/2006/math" xmlns:v="urn:schemas-microsoft-com:vml" xmlns:wp14="http://schemas.microsoft.com/office/word/2010/wordprocessingDrawing" xmlns:wp="http://schemas.openxmlformats.org/drawingml/2006/wordprocessingDrawing" xmlns:w10="urn:schemas-microsoft-com:office:word" xmlns:w="http://schemas.openxmlformats.org/wordprocessingml/2006/main" xmlns:w14="http://schemas.microsoft.com/office/word/2010/wordml" xmlns:w15="http://schemas.microsoft.com/office/word/2012/wordml" xmlns:w16cex="http://schemas.microsoft.com/office/word/2018/wordml/cex" xmlns:w16cid="http://schemas.microsoft.com/office/word/2016/wordml/cid" xmlns:w16="http://schemas.microsoft.com/office/word/2018/wordml" xmlns:w16sdtdh="http://schemas.microsoft.com/office/word/2020/wordml/sdtdatahash" xmlns:w16se="http://schemas.microsoft.com/office/word/2015/wordml/symex" xmlns:wpg="http://schemas.microsoft.com/office/word/2010/wordprocessingGroup" xmlns:wpi="http://schemas.microsoft.com/office/word/2010/wordprocessingInk" xmlns:wne="http://schemas.microsoft.com/office/word/2006/wordml" xmlns:wps="http://schemas.microsoft.com/office/word/2010/wordprocessingShape" mc:Ignorable="w14 w15 w16se w16cid w16 w16cex w16sdtdh wp14">
   <w:abstractNum w:abstractNumId="0" w15:restartNumberingAfterBreak="0">
-    <w:nsid w:val="01F418C8"/>
+    <w:nsid w:val="03B616EF"/>
     <w:multiLevelType w:val="multilevel"/>
-    <w:tmpl w:val="E9C6DE20"/>
+    <w:tmpl w:val="0C1879EE"/>
     <w:lvl w:ilvl="0">
       <w:start w:val="1"/>
       <w:numFmt w:val="bullet"/>
@@ -15395,7 +15395,7 @@
         <w:sz w:val="20"/>
       </w:rPr>
     </w:lvl>
-    <w:lvl w:ilvl="1">
+    <w:lvl w:ilvl="1" w:tentative="1">
       <w:start w:val="1"/>
       <w:numFmt w:val="bullet"/>
       <w:lvlText w:val="o"/>
@@ -15525,9 +15525,9 @@
     </w:lvl>
   </w:abstractNum>
   <w:abstractNum w:abstractNumId="1" w15:restartNumberingAfterBreak="0">
-    <w:nsid w:val="0E9E0108"/>
+    <w:nsid w:val="04E3280F"/>
     <w:multiLevelType w:val="multilevel"/>
-    <w:tmpl w:val="74D449C2"/>
+    <w:tmpl w:val="0A66412C"/>
     <w:lvl w:ilvl="0">
       <w:start w:val="1"/>
       <w:numFmt w:val="bullet"/>
@@ -15674,9 +15674,9 @@
     </w:lvl>
   </w:abstractNum>
   <w:abstractNum w:abstractNumId="2" w15:restartNumberingAfterBreak="0">
-    <w:nsid w:val="13832E90"/>
+    <w:nsid w:val="0A1F65C0"/>
     <w:multiLevelType w:val="multilevel"/>
-    <w:tmpl w:val="2362D520"/>
+    <w:tmpl w:val="870A20A2"/>
     <w:lvl w:ilvl="0">
       <w:start w:val="1"/>
       <w:numFmt w:val="bullet"/>
@@ -15823,9 +15823,9 @@
     </w:lvl>
   </w:abstractNum>
   <w:abstractNum w:abstractNumId="3" w15:restartNumberingAfterBreak="0">
-    <w:nsid w:val="16143543"/>
+    <w:nsid w:val="0F2359D5"/>
     <w:multiLevelType w:val="multilevel"/>
-    <w:tmpl w:val="01B6F994"/>
+    <w:tmpl w:val="2BFA90E0"/>
     <w:lvl w:ilvl="0">
       <w:start w:val="1"/>
       <w:numFmt w:val="bullet"/>
@@ -15972,9 +15972,9 @@
     </w:lvl>
   </w:abstractNum>
   <w:abstractNum w:abstractNumId="4" w15:restartNumberingAfterBreak="0">
-    <w:nsid w:val="16D77109"/>
+    <w:nsid w:val="106119B9"/>
     <w:multiLevelType w:val="multilevel"/>
-    <w:tmpl w:val="611E2314"/>
+    <w:tmpl w:val="F29CDB1E"/>
     <w:lvl w:ilvl="0">
       <w:start w:val="1"/>
       <w:numFmt w:val="bullet"/>
@@ -16121,9 +16121,9 @@
     </w:lvl>
   </w:abstractNum>
   <w:abstractNum w:abstractNumId="5" w15:restartNumberingAfterBreak="0">
-    <w:nsid w:val="18716442"/>
+    <w:nsid w:val="10D57F92"/>
     <w:multiLevelType w:val="multilevel"/>
-    <w:tmpl w:val="11322272"/>
+    <w:tmpl w:val="C2CC9E06"/>
     <w:lvl w:ilvl="0">
       <w:start w:val="1"/>
       <w:numFmt w:val="bullet"/>
@@ -16270,9 +16270,9 @@
     </w:lvl>
   </w:abstractNum>
   <w:abstractNum w:abstractNumId="6" w15:restartNumberingAfterBreak="0">
-    <w:nsid w:val="1955754C"/>
+    <w:nsid w:val="113433FD"/>
     <w:multiLevelType w:val="multilevel"/>
-    <w:tmpl w:val="5F888356"/>
+    <w:tmpl w:val="629A1E8A"/>
     <w:lvl w:ilvl="0">
       <w:start w:val="1"/>
       <w:numFmt w:val="bullet"/>
@@ -16419,9 +16419,9 @@
     </w:lvl>
   </w:abstractNum>
   <w:abstractNum w:abstractNumId="7" w15:restartNumberingAfterBreak="0">
-    <w:nsid w:val="21101DA8"/>
+    <w:nsid w:val="11F46851"/>
     <w:multiLevelType w:val="multilevel"/>
-    <w:tmpl w:val="B6FC5C32"/>
+    <w:tmpl w:val="6F4E67F8"/>
     <w:lvl w:ilvl="0">
       <w:start w:val="1"/>
       <w:numFmt w:val="bullet"/>
@@ -16568,9 +16568,9 @@
     </w:lvl>
   </w:abstractNum>
   <w:abstractNum w:abstractNumId="8" w15:restartNumberingAfterBreak="0">
-    <w:nsid w:val="241E3EDF"/>
+    <w:nsid w:val="151B611D"/>
     <w:multiLevelType w:val="multilevel"/>
-    <w:tmpl w:val="4A224B64"/>
+    <w:tmpl w:val="A676A0D0"/>
     <w:lvl w:ilvl="0">
       <w:start w:val="1"/>
       <w:numFmt w:val="bullet"/>
@@ -16717,9 +16717,9 @@
     </w:lvl>
   </w:abstractNum>
   <w:abstractNum w:abstractNumId="9" w15:restartNumberingAfterBreak="0">
-    <w:nsid w:val="2A2924D9"/>
+    <w:nsid w:val="1B3D38F2"/>
     <w:multiLevelType w:val="multilevel"/>
-    <w:tmpl w:val="9670B9C2"/>
+    <w:tmpl w:val="A53A49B8"/>
     <w:lvl w:ilvl="0">
       <w:start w:val="1"/>
       <w:numFmt w:val="bullet"/>
@@ -16866,9 +16866,9 @@
     </w:lvl>
   </w:abstractNum>
   <w:abstractNum w:abstractNumId="10" w15:restartNumberingAfterBreak="0">
-    <w:nsid w:val="2A7A504A"/>
+    <w:nsid w:val="20B21396"/>
     <w:multiLevelType w:val="multilevel"/>
-    <w:tmpl w:val="F60A9C96"/>
+    <w:tmpl w:val="4028D36C"/>
     <w:lvl w:ilvl="0">
       <w:start w:val="1"/>
       <w:numFmt w:val="bullet"/>
@@ -17015,9 +17015,9 @@
     </w:lvl>
   </w:abstractNum>
   <w:abstractNum w:abstractNumId="11" w15:restartNumberingAfterBreak="0">
-    <w:nsid w:val="2F825128"/>
+    <w:nsid w:val="211559E8"/>
     <w:multiLevelType w:val="multilevel"/>
-    <w:tmpl w:val="676E4EA0"/>
+    <w:tmpl w:val="C70EEC72"/>
     <w:lvl w:ilvl="0">
       <w:start w:val="1"/>
       <w:numFmt w:val="bullet"/>
@@ -17164,9 +17164,9 @@
     </w:lvl>
   </w:abstractNum>
   <w:abstractNum w:abstractNumId="12" w15:restartNumberingAfterBreak="0">
-    <w:nsid w:val="31000A7A"/>
+    <w:nsid w:val="21BC6669"/>
     <w:multiLevelType w:val="multilevel"/>
-    <w:tmpl w:val="4D900974"/>
+    <w:tmpl w:val="1E587F7A"/>
     <w:lvl w:ilvl="0">
       <w:start w:val="1"/>
       <w:numFmt w:val="bullet"/>
@@ -17313,9 +17313,9 @@
     </w:lvl>
   </w:abstractNum>
   <w:abstractNum w:abstractNumId="13" w15:restartNumberingAfterBreak="0">
-    <w:nsid w:val="311372DF"/>
+    <w:nsid w:val="2893466F"/>
     <w:multiLevelType w:val="multilevel"/>
-    <w:tmpl w:val="6E2281C2"/>
+    <w:tmpl w:val="9A146442"/>
     <w:lvl w:ilvl="0">
       <w:start w:val="1"/>
       <w:numFmt w:val="bullet"/>
@@ -17462,9 +17462,9 @@
     </w:lvl>
   </w:abstractNum>
   <w:abstractNum w:abstractNumId="14" w15:restartNumberingAfterBreak="0">
-    <w:nsid w:val="35036F52"/>
+    <w:nsid w:val="31E00FEA"/>
     <w:multiLevelType w:val="multilevel"/>
-    <w:tmpl w:val="DF987126"/>
+    <w:tmpl w:val="803CF2D6"/>
     <w:lvl w:ilvl="0">
       <w:start w:val="1"/>
       <w:numFmt w:val="bullet"/>
@@ -17611,9 +17611,9 @@
     </w:lvl>
   </w:abstractNum>
   <w:abstractNum w:abstractNumId="15" w15:restartNumberingAfterBreak="0">
-    <w:nsid w:val="374C193A"/>
+    <w:nsid w:val="33C124AD"/>
     <w:multiLevelType w:val="multilevel"/>
-    <w:tmpl w:val="133EB610"/>
+    <w:tmpl w:val="5FA0FAA2"/>
     <w:lvl w:ilvl="0">
       <w:start w:val="1"/>
       <w:numFmt w:val="bullet"/>
@@ -17760,9 +17760,9 @@
     </w:lvl>
   </w:abstractNum>
   <w:abstractNum w:abstractNumId="16" w15:restartNumberingAfterBreak="0">
-    <w:nsid w:val="37E51B2A"/>
+    <w:nsid w:val="35640DDF"/>
     <w:multiLevelType w:val="multilevel"/>
-    <w:tmpl w:val="BB0C3E14"/>
+    <w:tmpl w:val="B992ABB4"/>
     <w:lvl w:ilvl="0">
       <w:start w:val="1"/>
       <w:numFmt w:val="bullet"/>
@@ -17909,9 +17909,9 @@
     </w:lvl>
   </w:abstractNum>
   <w:abstractNum w:abstractNumId="17" w15:restartNumberingAfterBreak="0">
-    <w:nsid w:val="3BE90F1E"/>
+    <w:nsid w:val="39437958"/>
     <w:multiLevelType w:val="multilevel"/>
-    <w:tmpl w:val="6774620C"/>
+    <w:tmpl w:val="FCE0DB14"/>
     <w:lvl w:ilvl="0">
       <w:start w:val="1"/>
       <w:numFmt w:val="bullet"/>
@@ -18058,9 +18058,9 @@
     </w:lvl>
   </w:abstractNum>
   <w:abstractNum w:abstractNumId="18" w15:restartNumberingAfterBreak="0">
-    <w:nsid w:val="3FDB747A"/>
+    <w:nsid w:val="3B9E57B4"/>
     <w:multiLevelType w:val="multilevel"/>
-    <w:tmpl w:val="8D56AE1C"/>
+    <w:tmpl w:val="DB362196"/>
     <w:lvl w:ilvl="0">
       <w:start w:val="1"/>
       <w:numFmt w:val="bullet"/>
@@ -18207,9 +18207,9 @@
     </w:lvl>
   </w:abstractNum>
   <w:abstractNum w:abstractNumId="19" w15:restartNumberingAfterBreak="0">
-    <w:nsid w:val="40BF3399"/>
+    <w:nsid w:val="3D7E4950"/>
     <w:multiLevelType w:val="multilevel"/>
-    <w:tmpl w:val="72581D20"/>
+    <w:tmpl w:val="AF247FE8"/>
     <w:lvl w:ilvl="0">
       <w:start w:val="1"/>
       <w:numFmt w:val="bullet"/>
@@ -18356,9 +18356,9 @@
     </w:lvl>
   </w:abstractNum>
   <w:abstractNum w:abstractNumId="20" w15:restartNumberingAfterBreak="0">
-    <w:nsid w:val="46433799"/>
+    <w:nsid w:val="3F655190"/>
     <w:multiLevelType w:val="multilevel"/>
-    <w:tmpl w:val="533C836C"/>
+    <w:tmpl w:val="A4BAF212"/>
     <w:lvl w:ilvl="0">
       <w:start w:val="1"/>
       <w:numFmt w:val="bullet"/>
@@ -18505,9 +18505,9 @@
     </w:lvl>
   </w:abstractNum>
   <w:abstractNum w:abstractNumId="21" w15:restartNumberingAfterBreak="0">
-    <w:nsid w:val="484961EA"/>
+    <w:nsid w:val="47320632"/>
     <w:multiLevelType w:val="multilevel"/>
-    <w:tmpl w:val="14462AA2"/>
+    <w:tmpl w:val="9894E4D6"/>
     <w:lvl w:ilvl="0">
       <w:start w:val="1"/>
       <w:numFmt w:val="bullet"/>
@@ -18654,9 +18654,9 @@
     </w:lvl>
   </w:abstractNum>
   <w:abstractNum w:abstractNumId="22" w15:restartNumberingAfterBreak="0">
-    <w:nsid w:val="49DD61D9"/>
+    <w:nsid w:val="4BF37DC7"/>
     <w:multiLevelType w:val="multilevel"/>
-    <w:tmpl w:val="16B0B0BC"/>
+    <w:tmpl w:val="1E1A12B0"/>
     <w:lvl w:ilvl="0">
       <w:start w:val="1"/>
       <w:numFmt w:val="bullet"/>
@@ -18803,9 +18803,9 @@
     </w:lvl>
   </w:abstractNum>
   <w:abstractNum w:abstractNumId="23" w15:restartNumberingAfterBreak="0">
-    <w:nsid w:val="4B536661"/>
+    <w:nsid w:val="4C034731"/>
     <w:multiLevelType w:val="multilevel"/>
-    <w:tmpl w:val="C37AD1FC"/>
+    <w:tmpl w:val="CD18C8AC"/>
     <w:lvl w:ilvl="0">
       <w:start w:val="1"/>
       <w:numFmt w:val="bullet"/>
@@ -18952,9 +18952,9 @@
     </w:lvl>
   </w:abstractNum>
   <w:abstractNum w:abstractNumId="24" w15:restartNumberingAfterBreak="0">
-    <w:nsid w:val="52B06C1A"/>
+    <w:nsid w:val="4ED5123F"/>
     <w:multiLevelType w:val="multilevel"/>
-    <w:tmpl w:val="F0BAD7AC"/>
+    <w:tmpl w:val="5010E650"/>
     <w:lvl w:ilvl="0">
       <w:start w:val="1"/>
       <w:numFmt w:val="bullet"/>
@@ -19101,9 +19101,9 @@
     </w:lvl>
   </w:abstractNum>
   <w:abstractNum w:abstractNumId="25" w15:restartNumberingAfterBreak="0">
-    <w:nsid w:val="55637396"/>
+    <w:nsid w:val="51ED39B1"/>
     <w:multiLevelType w:val="multilevel"/>
-    <w:tmpl w:val="189802D8"/>
+    <w:tmpl w:val="F604BA42"/>
     <w:lvl w:ilvl="0">
       <w:start w:val="1"/>
       <w:numFmt w:val="bullet"/>
@@ -19250,9 +19250,9 @@
     </w:lvl>
   </w:abstractNum>
   <w:abstractNum w:abstractNumId="26" w15:restartNumberingAfterBreak="0">
-    <w:nsid w:val="55E910D2"/>
+    <w:nsid w:val="56B77D5D"/>
     <w:multiLevelType w:val="multilevel"/>
-    <w:tmpl w:val="FE5A6082"/>
+    <w:tmpl w:val="6A968098"/>
     <w:lvl w:ilvl="0">
       <w:start w:val="1"/>
       <w:numFmt w:val="bullet"/>
@@ -19399,9 +19399,9 @@
     </w:lvl>
   </w:abstractNum>
   <w:abstractNum w:abstractNumId="27" w15:restartNumberingAfterBreak="0">
-    <w:nsid w:val="5705158B"/>
+    <w:nsid w:val="59792F0E"/>
     <w:multiLevelType w:val="multilevel"/>
-    <w:tmpl w:val="78A26550"/>
+    <w:tmpl w:val="C5284272"/>
     <w:lvl w:ilvl="0">
       <w:start w:val="1"/>
       <w:numFmt w:val="bullet"/>
@@ -19548,9 +19548,9 @@
     </w:lvl>
   </w:abstractNum>
   <w:abstractNum w:abstractNumId="28" w15:restartNumberingAfterBreak="0">
-    <w:nsid w:val="57A21814"/>
+    <w:nsid w:val="5B120CE3"/>
     <w:multiLevelType w:val="multilevel"/>
-    <w:tmpl w:val="CDDADBA4"/>
+    <w:tmpl w:val="4064B60C"/>
     <w:lvl w:ilvl="0">
       <w:start w:val="1"/>
       <w:numFmt w:val="bullet"/>
@@ -19697,9 +19697,9 @@
     </w:lvl>
   </w:abstractNum>
   <w:abstractNum w:abstractNumId="29" w15:restartNumberingAfterBreak="0">
-    <w:nsid w:val="57F35A2E"/>
+    <w:nsid w:val="5EE7216C"/>
     <w:multiLevelType w:val="multilevel"/>
-    <w:tmpl w:val="BF7CA552"/>
+    <w:tmpl w:val="AD74C0B2"/>
     <w:lvl w:ilvl="0">
       <w:start w:val="1"/>
       <w:numFmt w:val="bullet"/>
@@ -19846,9 +19846,9 @@
     </w:lvl>
   </w:abstractNum>
   <w:abstractNum w:abstractNumId="30" w15:restartNumberingAfterBreak="0">
-    <w:nsid w:val="6509473F"/>
+    <w:nsid w:val="67ED310F"/>
     <w:multiLevelType w:val="multilevel"/>
-    <w:tmpl w:val="ED185E72"/>
+    <w:tmpl w:val="9814D35C"/>
     <w:lvl w:ilvl="0">
       <w:start w:val="1"/>
       <w:numFmt w:val="bullet"/>
@@ -19995,9 +19995,9 @@
     </w:lvl>
   </w:abstractNum>
   <w:abstractNum w:abstractNumId="31" w15:restartNumberingAfterBreak="0">
-    <w:nsid w:val="6E800603"/>
+    <w:nsid w:val="68C10283"/>
     <w:multiLevelType w:val="multilevel"/>
-    <w:tmpl w:val="AE1E2FEE"/>
+    <w:tmpl w:val="1D1C3A6A"/>
     <w:lvl w:ilvl="0">
       <w:start w:val="1"/>
       <w:numFmt w:val="bullet"/>
@@ -20144,9 +20144,9 @@
     </w:lvl>
   </w:abstractNum>
   <w:abstractNum w:abstractNumId="32" w15:restartNumberingAfterBreak="0">
-    <w:nsid w:val="74693505"/>
+    <w:nsid w:val="69B8032F"/>
     <w:multiLevelType w:val="multilevel"/>
-    <w:tmpl w:val="A1780ACC"/>
+    <w:tmpl w:val="BA7E1650"/>
     <w:lvl w:ilvl="0">
       <w:start w:val="1"/>
       <w:numFmt w:val="bullet"/>
@@ -20293,9 +20293,9 @@
     </w:lvl>
   </w:abstractNum>
   <w:abstractNum w:abstractNumId="33" w15:restartNumberingAfterBreak="0">
-    <w:nsid w:val="74A239B7"/>
+    <w:nsid w:val="6F206F3A"/>
     <w:multiLevelType w:val="multilevel"/>
-    <w:tmpl w:val="D512CB66"/>
+    <w:tmpl w:val="BAE2EA6E"/>
     <w:lvl w:ilvl="0">
       <w:start w:val="1"/>
       <w:numFmt w:val="bullet"/>
@@ -20442,9 +20442,9 @@
     </w:lvl>
   </w:abstractNum>
   <w:abstractNum w:abstractNumId="34" w15:restartNumberingAfterBreak="0">
-    <w:nsid w:val="76F7458A"/>
+    <w:nsid w:val="72284AF8"/>
     <w:multiLevelType w:val="multilevel"/>
-    <w:tmpl w:val="E3503884"/>
+    <w:tmpl w:val="A0763AB0"/>
     <w:lvl w:ilvl="0">
       <w:start w:val="1"/>
       <w:numFmt w:val="bullet"/>
@@ -20461,7 +20461,7 @@
         <w:sz w:val="20"/>
       </w:rPr>
     </w:lvl>
-    <w:lvl w:ilvl="1" w:tentative="1">
+    <w:lvl w:ilvl="1">
       <w:start w:val="1"/>
       <w:numFmt w:val="bullet"/>
       <w:lvlText w:val="o"/>
@@ -20591,9 +20591,9 @@
     </w:lvl>
   </w:abstractNum>
   <w:abstractNum w:abstractNumId="35" w15:restartNumberingAfterBreak="0">
-    <w:nsid w:val="77216EC8"/>
+    <w:nsid w:val="79755244"/>
     <w:multiLevelType w:val="multilevel"/>
-    <w:tmpl w:val="55F40D02"/>
+    <w:tmpl w:val="616CF288"/>
     <w:lvl w:ilvl="0">
       <w:start w:val="1"/>
       <w:numFmt w:val="bullet"/>
@@ -20740,9 +20740,9 @@
     </w:lvl>
   </w:abstractNum>
   <w:abstractNum w:abstractNumId="36" w15:restartNumberingAfterBreak="0">
-    <w:nsid w:val="798961E3"/>
+    <w:nsid w:val="7BA541D9"/>
     <w:multiLevelType w:val="multilevel"/>
-    <w:tmpl w:val="3BDE45A8"/>
+    <w:tmpl w:val="EC3EBB5C"/>
     <w:lvl w:ilvl="0">
       <w:start w:val="1"/>
       <w:numFmt w:val="bullet"/>
@@ -20889,9 +20889,9 @@
     </w:lvl>
   </w:abstractNum>
   <w:abstractNum w:abstractNumId="37" w15:restartNumberingAfterBreak="0">
-    <w:nsid w:val="79A21085"/>
+    <w:nsid w:val="7D6D132D"/>
     <w:multiLevelType w:val="multilevel"/>
-    <w:tmpl w:val="E9108A90"/>
+    <w:tmpl w:val="AB5A2BC4"/>
     <w:lvl w:ilvl="0">
       <w:start w:val="1"/>
       <w:numFmt w:val="bullet"/>
@@ -21038,9 +21038,9 @@
     </w:lvl>
   </w:abstractNum>
   <w:abstractNum w:abstractNumId="38" w15:restartNumberingAfterBreak="0">
-    <w:nsid w:val="7B135270"/>
+    <w:nsid w:val="7F7B640D"/>
     <w:multiLevelType w:val="multilevel"/>
-    <w:tmpl w:val="B97E9D5A"/>
+    <w:tmpl w:val="47364556"/>
     <w:lvl w:ilvl="0">
       <w:start w:val="1"/>
       <w:numFmt w:val="bullet"/>
@@ -21186,122 +21186,122 @@
       </w:rPr>
     </w:lvl>
   </w:abstractNum>
-  <w:num w:numId="1" w16cid:durableId="1271164856">
+  <w:num w:numId="1" w16cid:durableId="812063374">
+    <w:abstractNumId w:val="10"/>
+  </w:num>
+  <w:num w:numId="2" w16cid:durableId="1134450563">
+    <w:abstractNumId w:val="16"/>
+  </w:num>
+  <w:num w:numId="3" w16cid:durableId="42608407">
+    <w:abstractNumId w:val="35"/>
+  </w:num>
+  <w:num w:numId="4" w16cid:durableId="1113018337">
+    <w:abstractNumId w:val="31"/>
+  </w:num>
+  <w:num w:numId="5" w16cid:durableId="651561404">
+    <w:abstractNumId w:val="19"/>
+  </w:num>
+  <w:num w:numId="6" w16cid:durableId="1657764023">
+    <w:abstractNumId w:val="34"/>
+  </w:num>
+  <w:num w:numId="7" w16cid:durableId="1016691623">
+    <w:abstractNumId w:val="32"/>
+  </w:num>
+  <w:num w:numId="8" w16cid:durableId="560603336">
+    <w:abstractNumId w:val="22"/>
+  </w:num>
+  <w:num w:numId="9" w16cid:durableId="2029602930">
+    <w:abstractNumId w:val="30"/>
+  </w:num>
+  <w:num w:numId="10" w16cid:durableId="97720280">
+    <w:abstractNumId w:val="0"/>
+  </w:num>
+  <w:num w:numId="11" w16cid:durableId="730351934">
+    <w:abstractNumId w:val="11"/>
+  </w:num>
+  <w:num w:numId="12" w16cid:durableId="314456363">
     <w:abstractNumId w:val="25"/>
   </w:num>
-  <w:num w:numId="2" w16cid:durableId="2000230278">
+  <w:num w:numId="13" w16cid:durableId="1664812900">
+    <w:abstractNumId w:val="18"/>
+  </w:num>
+  <w:num w:numId="14" w16cid:durableId="947201385">
+    <w:abstractNumId w:val="3"/>
+  </w:num>
+  <w:num w:numId="15" w16cid:durableId="1044644908">
+    <w:abstractNumId w:val="14"/>
+  </w:num>
+  <w:num w:numId="16" w16cid:durableId="1267226948">
+    <w:abstractNumId w:val="27"/>
+  </w:num>
+  <w:num w:numId="17" w16cid:durableId="80877488">
+    <w:abstractNumId w:val="29"/>
+  </w:num>
+  <w:num w:numId="18" w16cid:durableId="475955082">
+    <w:abstractNumId w:val="2"/>
+  </w:num>
+  <w:num w:numId="19" w16cid:durableId="1032655998">
+    <w:abstractNumId w:val="9"/>
+  </w:num>
+  <w:num w:numId="20" w16cid:durableId="1779258562">
     <w:abstractNumId w:val="12"/>
   </w:num>
-  <w:num w:numId="3" w16cid:durableId="1549105236">
-    <w:abstractNumId w:val="9"/>
+  <w:num w:numId="21" w16cid:durableId="1417748791">
+    <w:abstractNumId w:val="4"/>
   </w:num>
-  <w:num w:numId="4" w16cid:durableId="1712218852">
-    <w:abstractNumId w:val="2"/>
+  <w:num w:numId="22" w16cid:durableId="498543082">
+    <w:abstractNumId w:val="36"/>
   </w:num>
-  <w:num w:numId="5" w16cid:durableId="283318056">
+  <w:num w:numId="23" w16cid:durableId="1217159562">
+    <w:abstractNumId w:val="21"/>
+  </w:num>
+  <w:num w:numId="24" w16cid:durableId="779958806">
+    <w:abstractNumId w:val="38"/>
+  </w:num>
+  <w:num w:numId="25" w16cid:durableId="227426626">
+    <w:abstractNumId w:val="23"/>
+  </w:num>
+  <w:num w:numId="26" w16cid:durableId="309484217">
+    <w:abstractNumId w:val="17"/>
+  </w:num>
+  <w:num w:numId="27" w16cid:durableId="713429891">
+    <w:abstractNumId w:val="20"/>
+  </w:num>
+  <w:num w:numId="28" w16cid:durableId="189686370">
+    <w:abstractNumId w:val="24"/>
+  </w:num>
+  <w:num w:numId="29" w16cid:durableId="117139616">
+    <w:abstractNumId w:val="6"/>
+  </w:num>
+  <w:num w:numId="30" w16cid:durableId="1140418386">
+    <w:abstractNumId w:val="1"/>
+  </w:num>
+  <w:num w:numId="31" w16cid:durableId="1391031197">
     <w:abstractNumId w:val="15"/>
   </w:num>
-  <w:num w:numId="6" w16cid:durableId="338000837">
-    <w:abstractNumId w:val="0"/>
+  <w:num w:numId="32" w16cid:durableId="1721660851">
+    <w:abstractNumId w:val="13"/>
   </w:num>
-  <w:num w:numId="7" w16cid:durableId="268465303">
-    <w:abstractNumId w:val="4"/>
-  </w:num>
-  <w:num w:numId="8" w16cid:durableId="1531213712">
+  <w:num w:numId="33" w16cid:durableId="1834177358">
     <w:abstractNumId w:val="5"/>
   </w:num>
-  <w:num w:numId="9" w16cid:durableId="508250435">
-    <w:abstractNumId w:val="27"/>
+  <w:num w:numId="34" w16cid:durableId="248004859">
+    <w:abstractNumId w:val="7"/>
   </w:num>
-  <w:num w:numId="10" w16cid:durableId="1855149075">
+  <w:num w:numId="35" w16cid:durableId="1073966768">
     <w:abstractNumId w:val="28"/>
   </w:num>
-  <w:num w:numId="11" w16cid:durableId="1483229952">
-    <w:abstractNumId w:val="32"/>
+  <w:num w:numId="36" w16cid:durableId="520708887">
+    <w:abstractNumId w:val="33"/>
   </w:num>
-  <w:num w:numId="12" w16cid:durableId="765854497">
-    <w:abstractNumId w:val="23"/>
+  <w:num w:numId="37" w16cid:durableId="1682078875">
+    <w:abstractNumId w:val="26"/>
   </w:num>
-  <w:num w:numId="13" w16cid:durableId="841120960">
-    <w:abstractNumId w:val="13"/>
-  </w:num>
-  <w:num w:numId="14" w16cid:durableId="149904896">
-    <w:abstractNumId w:val="1"/>
-  </w:num>
-  <w:num w:numId="15" w16cid:durableId="1236013454">
-    <w:abstractNumId w:val="10"/>
-  </w:num>
-  <w:num w:numId="16" w16cid:durableId="1304045087">
-    <w:abstractNumId w:val="34"/>
-  </w:num>
-  <w:num w:numId="17" w16cid:durableId="325977134">
-    <w:abstractNumId w:val="3"/>
-  </w:num>
-  <w:num w:numId="18" w16cid:durableId="405029341">
+  <w:num w:numId="38" w16cid:durableId="980887440">
     <w:abstractNumId w:val="37"/>
   </w:num>
-  <w:num w:numId="19" w16cid:durableId="1168402978">
-    <w:abstractNumId w:val="36"/>
-  </w:num>
-  <w:num w:numId="20" w16cid:durableId="844831636">
-    <w:abstractNumId w:val="35"/>
-  </w:num>
-  <w:num w:numId="21" w16cid:durableId="134879216">
-    <w:abstractNumId w:val="6"/>
-  </w:num>
-  <w:num w:numId="22" w16cid:durableId="1820262449">
-    <w:abstractNumId w:val="19"/>
-  </w:num>
-  <w:num w:numId="23" w16cid:durableId="1504322743">
-    <w:abstractNumId w:val="29"/>
-  </w:num>
-  <w:num w:numId="24" w16cid:durableId="79067015">
-    <w:abstractNumId w:val="16"/>
-  </w:num>
-  <w:num w:numId="25" w16cid:durableId="364453001">
-    <w:abstractNumId w:val="31"/>
-  </w:num>
-  <w:num w:numId="26" w16cid:durableId="1321229289">
-    <w:abstractNumId w:val="22"/>
-  </w:num>
-  <w:num w:numId="27" w16cid:durableId="1918704668">
-    <w:abstractNumId w:val="26"/>
-  </w:num>
-  <w:num w:numId="28" w16cid:durableId="691802989">
-    <w:abstractNumId w:val="20"/>
-  </w:num>
-  <w:num w:numId="29" w16cid:durableId="1557274634">
-    <w:abstractNumId w:val="30"/>
-  </w:num>
-  <w:num w:numId="30" w16cid:durableId="942036709">
-    <w:abstractNumId w:val="7"/>
-  </w:num>
-  <w:num w:numId="31" w16cid:durableId="1984502742">
-    <w:abstractNumId w:val="18"/>
-  </w:num>
-  <w:num w:numId="32" w16cid:durableId="1537622366">
+  <w:num w:numId="39" w16cid:durableId="1796898761">
     <w:abstractNumId w:val="8"/>
-  </w:num>
-  <w:num w:numId="33" w16cid:durableId="1591233450">
-    <w:abstractNumId w:val="11"/>
-  </w:num>
-  <w:num w:numId="34" w16cid:durableId="168640894">
-    <w:abstractNumId w:val="21"/>
-  </w:num>
-  <w:num w:numId="35" w16cid:durableId="1098673917">
-    <w:abstractNumId w:val="33"/>
-  </w:num>
-  <w:num w:numId="36" w16cid:durableId="344790379">
-    <w:abstractNumId w:val="38"/>
-  </w:num>
-  <w:num w:numId="37" w16cid:durableId="834957193">
-    <w:abstractNumId w:val="14"/>
-  </w:num>
-  <w:num w:numId="38" w16cid:durableId="2052264933">
-    <w:abstractNumId w:val="17"/>
-  </w:num>
-  <w:num w:numId="39" w16cid:durableId="985862160">
-    <w:abstractNumId w:val="24"/>
   </w:num>
 </w:numbering>
 </file>
@@ -22606,7 +22606,7 @@
     <w:link w:val="KoptekstChar"/>
     <w:uiPriority w:val="99"/>
     <w:unhideWhenUsed/>
-    <w:rsid w:val="00B36DAC"/>
+    <w:rsid w:val="004E2611"/>
     <w:pPr>
       <w:tabs>
         <w:tab w:val="center" w:pos="4536"/>
@@ -22619,7 +22619,7 @@
     <w:basedOn w:val="Standaardalinea-lettertype"/>
     <w:link w:val="Koptekst"/>
     <w:uiPriority w:val="99"/>
-    <w:rsid w:val="00B36DAC"/>
+    <w:rsid w:val="004E2611"/>
     <w:rPr>
       <w:rFonts w:eastAsiaTheme="minorEastAsia"/>
       <w:sz w:val="24"/>
@@ -22632,7 +22632,7 @@
     <w:link w:val="VoettekstChar"/>
     <w:uiPriority w:val="99"/>
     <w:unhideWhenUsed/>
-    <w:rsid w:val="00B36DAC"/>
+    <w:rsid w:val="004E2611"/>
     <w:pPr>
       <w:tabs>
         <w:tab w:val="center" w:pos="4536"/>
@@ -22645,7 +22645,7 @@
     <w:basedOn w:val="Standaardalinea-lettertype"/>
     <w:link w:val="Voettekst"/>
     <w:uiPriority w:val="99"/>
-    <w:rsid w:val="00B36DAC"/>
+    <w:rsid w:val="004E2611"/>
     <w:rPr>
       <w:rFonts w:eastAsiaTheme="minorEastAsia"/>
       <w:sz w:val="24"/>
@@ -22659,7 +22659,7 @@
     <w:autoRedefine/>
     <w:uiPriority w:val="39"/>
     <w:unhideWhenUsed/>
-    <w:rsid w:val="00B36DAC"/>
+    <w:rsid w:val="004E2611"/>
     <w:pPr>
       <w:spacing w:after="100"/>
       <w:ind w:left="220"/>
@@ -22672,7 +22672,7 @@
     <w:autoRedefine/>
     <w:uiPriority w:val="39"/>
     <w:unhideWhenUsed/>
-    <w:rsid w:val="00B36DAC"/>
+    <w:rsid w:val="004E2611"/>
     <w:pPr>
       <w:spacing w:after="100"/>
     </w:pPr>

--- a/nl/docx/document-e.docx
+++ b/nl/docx/document-e.docx
@@ -7,7 +7,7 @@
         <w:spacing w:after="480"/>
         <w:jc w:val="center"/>
         <w:outlineLvl w:val="1"/>
-        <w:divId w:val="978728217"/>
+        <w:divId w:val="1767192655"/>
         <w:rPr>
           <w:rFonts w:ascii="Aptos Display" w:eastAsia="Times New Roman" w:hAnsi="Aptos Display"/>
           <w:b/>
@@ -36,7 +36,7 @@
     <w:p>
       <w:pPr>
         <w:pStyle w:val="ondertitel2"/>
-        <w:divId w:val="978728217"/>
+        <w:divId w:val="1767192655"/>
         <w:rPr>
           <w:lang w:val="nl-NL"/>
         </w:rPr>
@@ -51,7 +51,7 @@
     <w:p>
       <w:pPr>
         <w:pStyle w:val="documentaanduiding2"/>
-        <w:divId w:val="978728217"/>
+        <w:divId w:val="1767192655"/>
         <w:rPr>
           <w:lang w:val="nl-NL"/>
         </w:rPr>
@@ -66,7 +66,7 @@
     <w:p>
       <w:pPr>
         <w:pStyle w:val="auteur2"/>
-        <w:divId w:val="978728217"/>
+        <w:divId w:val="1767192655"/>
         <w:rPr>
           <w:lang w:val="nl-NL"/>
         </w:rPr>
@@ -81,23 +81,23 @@
     <w:p>
       <w:pPr>
         <w:pStyle w:val="meta-lijn2"/>
-        <w:divId w:val="978728217"/>
-        <w:rPr>
-          <w:lang w:val="nl-NL"/>
-        </w:rPr>
-      </w:pPr>
-      <w:r>
-        <w:rPr>
-          <w:lang w:val="nl-NL"/>
-        </w:rPr>
-        <w:t>Versie bijgewerkt: 6 oktober 2026, 13:54</w:t>
+        <w:divId w:val="1767192655"/>
+        <w:rPr>
+          <w:lang w:val="nl-NL"/>
+        </w:rPr>
+      </w:pPr>
+      <w:r>
+        <w:rPr>
+          <w:lang w:val="nl-NL"/>
+        </w:rPr>
+        <w:t>Versie bijgewerkt: 6 oktober 2026, 14:20</w:t>
       </w:r>
     </w:p>
     <w:p>
       <w:pPr>
         <w:pStyle w:val="marker"/>
         <w:ind w:left="800" w:right="800"/>
-        <w:divId w:val="646203458"/>
+        <w:divId w:val="1373459618"/>
         <w:rPr>
           <w:lang w:val="nl-NL"/>
         </w:rPr>
@@ -110,13 +110,13 @@
       <w:pPr>
         <w:pStyle w:val="Kop2"/>
         <w:pageBreakBefore/>
-        <w:divId w:val="293024795"/>
-        <w:rPr>
-          <w:rFonts w:eastAsia="Times New Roman"/>
-          <w:lang w:val="nl-NL"/>
-        </w:rPr>
-      </w:pPr>
-      <w:bookmarkStart w:id="0" w:name="_Toc242189955"/>
+        <w:divId w:val="940722484"/>
+        <w:rPr>
+          <w:rFonts w:eastAsia="Times New Roman"/>
+          <w:lang w:val="nl-NL"/>
+        </w:rPr>
+      </w:pPr>
+      <w:bookmarkStart w:id="0" w:name="_Toc242191490"/>
       <w:r>
         <w:rPr>
           <w:rFonts w:eastAsia="Times New Roman"/>
@@ -133,7 +133,7 @@
         <w:tabs>
           <w:tab w:val="right" w:leader="dot" w:pos="9062"/>
         </w:tabs>
-        <w:divId w:val="293024795"/>
+        <w:divId w:val="940722484"/>
         <w:rPr>
           <w:rFonts w:asciiTheme="minorHAnsi" w:hAnsiTheme="minorHAnsi" w:cstheme="minorBidi"/>
           <w:noProof/>
@@ -184,7 +184,7 @@
         <w:rPr>
           <w:noProof/>
         </w:rPr>
-        <w:instrText xml:space="preserve"> PAGEREF _Toc242189955 \h </w:instrText>
+        <w:instrText xml:space="preserve"> PAGEREF _Toc242191490 \h </w:instrText>
       </w:r>
       <w:r>
         <w:rPr>
@@ -216,7 +216,7 @@
         <w:tabs>
           <w:tab w:val="right" w:leader="dot" w:pos="9062"/>
         </w:tabs>
-        <w:divId w:val="293024795"/>
+        <w:divId w:val="940722484"/>
         <w:rPr>
           <w:rFonts w:asciiTheme="minorHAnsi" w:hAnsiTheme="minorHAnsi" w:cstheme="minorBidi"/>
           <w:noProof/>
@@ -249,7 +249,7 @@
         <w:rPr>
           <w:noProof/>
         </w:rPr>
-        <w:instrText xml:space="preserve"> PAGEREF _Toc242189956 \h </w:instrText>
+        <w:instrText xml:space="preserve"> PAGEREF _Toc242191491 \h </w:instrText>
       </w:r>
       <w:r>
         <w:rPr>
@@ -281,7 +281,7 @@
         <w:tabs>
           <w:tab w:val="right" w:leader="dot" w:pos="9062"/>
         </w:tabs>
-        <w:divId w:val="293024795"/>
+        <w:divId w:val="940722484"/>
         <w:rPr>
           <w:rFonts w:asciiTheme="minorHAnsi" w:hAnsiTheme="minorHAnsi" w:cstheme="minorBidi"/>
           <w:noProof/>
@@ -314,7 +314,7 @@
         <w:rPr>
           <w:noProof/>
         </w:rPr>
-        <w:instrText xml:space="preserve"> PAGEREF _Toc242189957 \h </w:instrText>
+        <w:instrText xml:space="preserve"> PAGEREF _Toc242191492 \h </w:instrText>
       </w:r>
       <w:r>
         <w:rPr>
@@ -346,7 +346,7 @@
         <w:tabs>
           <w:tab w:val="right" w:leader="dot" w:pos="9062"/>
         </w:tabs>
-        <w:divId w:val="293024795"/>
+        <w:divId w:val="940722484"/>
         <w:rPr>
           <w:rFonts w:asciiTheme="minorHAnsi" w:hAnsiTheme="minorHAnsi" w:cstheme="minorBidi"/>
           <w:noProof/>
@@ -379,7 +379,7 @@
         <w:rPr>
           <w:noProof/>
         </w:rPr>
-        <w:instrText xml:space="preserve"> PAGEREF _Toc242189958 \h </w:instrText>
+        <w:instrText xml:space="preserve"> PAGEREF _Toc242191493 \h </w:instrText>
       </w:r>
       <w:r>
         <w:rPr>
@@ -411,7 +411,7 @@
         <w:tabs>
           <w:tab w:val="right" w:leader="dot" w:pos="9062"/>
         </w:tabs>
-        <w:divId w:val="293024795"/>
+        <w:divId w:val="940722484"/>
         <w:rPr>
           <w:rFonts w:asciiTheme="minorHAnsi" w:hAnsiTheme="minorHAnsi" w:cstheme="minorBidi"/>
           <w:noProof/>
@@ -444,7 +444,7 @@
         <w:rPr>
           <w:noProof/>
         </w:rPr>
-        <w:instrText xml:space="preserve"> PAGEREF _Toc242189959 \h </w:instrText>
+        <w:instrText xml:space="preserve"> PAGEREF _Toc242191494 \h </w:instrText>
       </w:r>
       <w:r>
         <w:rPr>
@@ -476,7 +476,7 @@
         <w:tabs>
           <w:tab w:val="right" w:leader="dot" w:pos="9062"/>
         </w:tabs>
-        <w:divId w:val="293024795"/>
+        <w:divId w:val="940722484"/>
         <w:rPr>
           <w:rFonts w:asciiTheme="minorHAnsi" w:hAnsiTheme="minorHAnsi" w:cstheme="minorBidi"/>
           <w:noProof/>
@@ -509,7 +509,7 @@
         <w:rPr>
           <w:noProof/>
         </w:rPr>
-        <w:instrText xml:space="preserve"> PAGEREF _Toc242189960 \h </w:instrText>
+        <w:instrText xml:space="preserve"> PAGEREF _Toc242191495 \h </w:instrText>
       </w:r>
       <w:r>
         <w:rPr>
@@ -541,7 +541,7 @@
         <w:tabs>
           <w:tab w:val="right" w:leader="dot" w:pos="9062"/>
         </w:tabs>
-        <w:divId w:val="293024795"/>
+        <w:divId w:val="940722484"/>
         <w:rPr>
           <w:rFonts w:asciiTheme="minorHAnsi" w:hAnsiTheme="minorHAnsi" w:cstheme="minorBidi"/>
           <w:noProof/>
@@ -574,7 +574,7 @@
         <w:rPr>
           <w:noProof/>
         </w:rPr>
-        <w:instrText xml:space="preserve"> PAGEREF _Toc242189961 \h </w:instrText>
+        <w:instrText xml:space="preserve"> PAGEREF _Toc242191496 \h </w:instrText>
       </w:r>
       <w:r>
         <w:rPr>
@@ -603,7 +603,7 @@
     <w:p>
       <w:pPr>
         <w:pStyle w:val="marker"/>
-        <w:divId w:val="293024795"/>
+        <w:divId w:val="940722484"/>
         <w:rPr>
           <w:lang w:val="nl-NL"/>
         </w:rPr>
@@ -618,7 +618,7 @@
     <w:p>
       <w:pPr>
         <w:shd w:val="clear" w:color="auto" w:fill="F7F5F1"/>
-        <w:divId w:val="1959215343"/>
+        <w:divId w:val="2029285896"/>
         <w:rPr>
           <w:rFonts w:eastAsia="Times New Roman"/>
           <w:i/>
@@ -641,13 +641,13 @@
     <w:p>
       <w:pPr>
         <w:pStyle w:val="Kop1"/>
-        <w:divId w:val="646203458"/>
-        <w:rPr>
-          <w:rFonts w:eastAsia="Times New Roman"/>
-          <w:lang w:val="nl-NL"/>
-        </w:rPr>
-      </w:pPr>
-      <w:bookmarkStart w:id="1" w:name="_Toc242189956"/>
+        <w:divId w:val="1373459618"/>
+        <w:rPr>
+          <w:rFonts w:eastAsia="Times New Roman"/>
+          <w:lang w:val="nl-NL"/>
+        </w:rPr>
+      </w:pPr>
+      <w:bookmarkStart w:id="1" w:name="_Toc242191491"/>
       <w:r>
         <w:rPr>
           <w:rFonts w:eastAsia="Times New Roman"/>
@@ -661,7 +661,7 @@
       <w:pPr>
         <w:pStyle w:val="Kop2"/>
         <w:spacing w:before="400" w:after="160"/>
-        <w:divId w:val="646203458"/>
+        <w:divId w:val="1373459618"/>
         <w:rPr>
           <w:rFonts w:eastAsia="Times New Roman"/>
           <w:sz w:val="32"/>
@@ -669,7 +669,7 @@
           <w:lang w:val="nl-NL"/>
         </w:rPr>
       </w:pPr>
-      <w:bookmarkStart w:id="2" w:name="_Toc242189957"/>
+      <w:bookmarkStart w:id="2" w:name="_Toc242191492"/>
       <w:r>
         <w:rPr>
           <w:rFonts w:eastAsia="Times New Roman"/>
@@ -684,7 +684,7 @@
     <w:p>
       <w:pPr>
         <w:outlineLvl w:val="2"/>
-        <w:divId w:val="911964045"/>
+        <w:divId w:val="1346010921"/>
         <w:rPr>
           <w:rFonts w:ascii="Aptos Display" w:eastAsia="Times New Roman" w:hAnsi="Aptos Display"/>
           <w:b/>
@@ -710,7 +710,7 @@
     </w:p>
     <w:p>
       <w:pPr>
-        <w:divId w:val="911964045"/>
+        <w:divId w:val="1346010921"/>
         <w:rPr>
           <w:rFonts w:eastAsia="Times New Roman"/>
           <w:sz w:val="24"/>
@@ -730,7 +730,7 @@
     <w:p>
       <w:pPr>
         <w:pStyle w:val="subtitel"/>
-        <w:divId w:val="646203458"/>
+        <w:divId w:val="1373459618"/>
         <w:rPr>
           <w:lang w:val="nl-NL"/>
         </w:rPr>
@@ -745,7 +745,7 @@
     <w:p>
       <w:pPr>
         <w:pStyle w:val="Kop4"/>
-        <w:divId w:val="646203458"/>
+        <w:divId w:val="1373459618"/>
         <w:rPr>
           <w:rFonts w:eastAsia="Times New Roman"/>
           <w:lang w:val="nl-NL"/>
@@ -762,7 +762,7 @@
     <w:p>
       <w:pPr>
         <w:pStyle w:val="Normaalweb"/>
-        <w:divId w:val="646203458"/>
+        <w:divId w:val="1373459618"/>
         <w:rPr>
           <w:lang w:val="nl-NL"/>
         </w:rPr>
@@ -777,7 +777,7 @@
     <w:p>
       <w:pPr>
         <w:pStyle w:val="Kop5"/>
-        <w:divId w:val="646203458"/>
+        <w:divId w:val="1373459618"/>
         <w:rPr>
           <w:rFonts w:eastAsia="Times New Roman"/>
           <w:lang w:val="nl-NL"/>
@@ -794,7 +794,7 @@
     <w:p>
       <w:pPr>
         <w:pStyle w:val="Normaalweb"/>
-        <w:divId w:val="646203458"/>
+        <w:divId w:val="1373459618"/>
         <w:rPr>
           <w:lang w:val="nl-NL"/>
         </w:rPr>
@@ -809,7 +809,7 @@
     <w:p>
       <w:pPr>
         <w:pStyle w:val="Normaalweb"/>
-        <w:divId w:val="646203458"/>
+        <w:divId w:val="1373459618"/>
         <w:rPr>
           <w:lang w:val="nl-NL"/>
         </w:rPr>
@@ -824,7 +824,7 @@
     <w:p>
       <w:pPr>
         <w:pStyle w:val="Kop5"/>
-        <w:divId w:val="646203458"/>
+        <w:divId w:val="1373459618"/>
         <w:rPr>
           <w:rFonts w:eastAsia="Times New Roman"/>
           <w:lang w:val="nl-NL"/>
@@ -845,7 +845,7 @@
           <w:numId w:val="1"/>
         </w:numPr>
         <w:spacing w:before="100" w:beforeAutospacing="1" w:after="100" w:afterAutospacing="1"/>
-        <w:divId w:val="646203458"/>
+        <w:divId w:val="1373459618"/>
         <w:rPr>
           <w:rFonts w:eastAsia="Times New Roman"/>
           <w:lang w:val="nl-NL"/>
@@ -866,7 +866,7 @@
           <w:numId w:val="1"/>
         </w:numPr>
         <w:spacing w:before="100" w:beforeAutospacing="1" w:after="100" w:afterAutospacing="1"/>
-        <w:divId w:val="646203458"/>
+        <w:divId w:val="1373459618"/>
         <w:rPr>
           <w:rFonts w:eastAsia="Times New Roman"/>
           <w:lang w:val="nl-NL"/>
@@ -887,7 +887,7 @@
           <w:numId w:val="1"/>
         </w:numPr>
         <w:spacing w:before="100" w:beforeAutospacing="1" w:after="100" w:afterAutospacing="1"/>
-        <w:divId w:val="646203458"/>
+        <w:divId w:val="1373459618"/>
         <w:rPr>
           <w:rFonts w:eastAsia="Times New Roman"/>
           <w:lang w:val="nl-NL"/>
@@ -908,7 +908,7 @@
           <w:numId w:val="1"/>
         </w:numPr>
         <w:spacing w:before="100" w:beforeAutospacing="1" w:after="100" w:afterAutospacing="1"/>
-        <w:divId w:val="646203458"/>
+        <w:divId w:val="1373459618"/>
         <w:rPr>
           <w:rFonts w:eastAsia="Times New Roman"/>
           <w:lang w:val="nl-NL"/>
@@ -925,7 +925,7 @@
     <w:p>
       <w:pPr>
         <w:pStyle w:val="Kop5"/>
-        <w:divId w:val="646203458"/>
+        <w:divId w:val="1373459618"/>
         <w:rPr>
           <w:rFonts w:eastAsia="Times New Roman"/>
           <w:lang w:val="nl-NL"/>
@@ -942,7 +942,7 @@
     <w:p>
       <w:pPr>
         <w:pStyle w:val="Normaalweb"/>
-        <w:divId w:val="646203458"/>
+        <w:divId w:val="1373459618"/>
         <w:rPr>
           <w:lang w:val="nl-NL"/>
         </w:rPr>
@@ -958,7 +958,7 @@
     <w:p>
       <w:pPr>
         <w:pStyle w:val="Kop4"/>
-        <w:divId w:val="646203458"/>
+        <w:divId w:val="1373459618"/>
         <w:rPr>
           <w:rFonts w:eastAsia="Times New Roman"/>
           <w:lang w:val="nl-NL"/>
@@ -975,7 +975,7 @@
     <w:p>
       <w:pPr>
         <w:pStyle w:val="Normaalweb"/>
-        <w:divId w:val="1714646792"/>
+        <w:divId w:val="1238050384"/>
         <w:rPr>
           <w:lang w:val="nl-NL"/>
         </w:rPr>
@@ -997,7 +997,7 @@
     <w:p>
       <w:pPr>
         <w:pStyle w:val="Normaalweb"/>
-        <w:divId w:val="1714646792"/>
+        <w:divId w:val="1238050384"/>
         <w:rPr>
           <w:lang w:val="nl-NL"/>
         </w:rPr>
@@ -1019,7 +1019,7 @@
     <w:p>
       <w:pPr>
         <w:pStyle w:val="Kop5"/>
-        <w:divId w:val="646203458"/>
+        <w:divId w:val="1373459618"/>
         <w:rPr>
           <w:rFonts w:eastAsia="Times New Roman"/>
           <w:lang w:val="nl-NL"/>
@@ -1036,7 +1036,7 @@
     <w:p>
       <w:pPr>
         <w:pStyle w:val="Normaalweb"/>
-        <w:divId w:val="646203458"/>
+        <w:divId w:val="1373459618"/>
         <w:rPr>
           <w:lang w:val="nl-NL"/>
         </w:rPr>
@@ -1051,7 +1051,7 @@
     <w:p>
       <w:pPr>
         <w:pStyle w:val="Kop5"/>
-        <w:divId w:val="646203458"/>
+        <w:divId w:val="1373459618"/>
         <w:rPr>
           <w:rFonts w:eastAsia="Times New Roman"/>
           <w:lang w:val="nl-NL"/>
@@ -1068,7 +1068,7 @@
     <w:p>
       <w:pPr>
         <w:pStyle w:val="Normaalweb"/>
-        <w:divId w:val="646203458"/>
+        <w:divId w:val="1373459618"/>
         <w:rPr>
           <w:lang w:val="nl-NL"/>
         </w:rPr>
@@ -1083,7 +1083,7 @@
     <w:p>
       <w:pPr>
         <w:pStyle w:val="Kop5"/>
-        <w:divId w:val="646203458"/>
+        <w:divId w:val="1373459618"/>
         <w:rPr>
           <w:rFonts w:eastAsia="Times New Roman"/>
           <w:lang w:val="nl-NL"/>
@@ -1100,7 +1100,7 @@
     <w:p>
       <w:pPr>
         <w:pStyle w:val="Normaalweb"/>
-        <w:divId w:val="646203458"/>
+        <w:divId w:val="1373459618"/>
         <w:rPr>
           <w:lang w:val="nl-NL"/>
         </w:rPr>
@@ -1115,7 +1115,7 @@
     <w:p>
       <w:pPr>
         <w:pStyle w:val="Kop4"/>
-        <w:divId w:val="646203458"/>
+        <w:divId w:val="1373459618"/>
         <w:rPr>
           <w:rFonts w:eastAsia="Times New Roman"/>
           <w:lang w:val="nl-NL"/>
@@ -1132,7 +1132,7 @@
     <w:p>
       <w:pPr>
         <w:pStyle w:val="Kop5"/>
-        <w:divId w:val="646203458"/>
+        <w:divId w:val="1373459618"/>
         <w:rPr>
           <w:rFonts w:eastAsia="Times New Roman"/>
           <w:lang w:val="nl-NL"/>
@@ -1149,7 +1149,7 @@
     <w:p>
       <w:pPr>
         <w:pStyle w:val="Normaalweb"/>
-        <w:divId w:val="646203458"/>
+        <w:divId w:val="1373459618"/>
         <w:rPr>
           <w:lang w:val="nl-NL"/>
         </w:rPr>
@@ -1164,7 +1164,7 @@
     <w:p>
       <w:pPr>
         <w:pStyle w:val="Kop5"/>
-        <w:divId w:val="646203458"/>
+        <w:divId w:val="1373459618"/>
         <w:rPr>
           <w:rFonts w:eastAsia="Times New Roman"/>
           <w:lang w:val="nl-NL"/>
@@ -1181,7 +1181,7 @@
     <w:p>
       <w:pPr>
         <w:pStyle w:val="Normaalweb"/>
-        <w:divId w:val="646203458"/>
+        <w:divId w:val="1373459618"/>
         <w:rPr>
           <w:lang w:val="nl-NL"/>
         </w:rPr>
@@ -1200,7 +1200,7 @@
           <w:numId w:val="2"/>
         </w:numPr>
         <w:spacing w:before="100" w:beforeAutospacing="1" w:after="100" w:afterAutospacing="1"/>
-        <w:divId w:val="646203458"/>
+        <w:divId w:val="1373459618"/>
         <w:rPr>
           <w:rFonts w:eastAsia="Times New Roman"/>
           <w:lang w:val="nl-NL"/>
@@ -1221,7 +1221,7 @@
           <w:numId w:val="2"/>
         </w:numPr>
         <w:spacing w:before="100" w:beforeAutospacing="1" w:after="100" w:afterAutospacing="1"/>
-        <w:divId w:val="646203458"/>
+        <w:divId w:val="1373459618"/>
         <w:rPr>
           <w:rFonts w:eastAsia="Times New Roman"/>
           <w:lang w:val="nl-NL"/>
@@ -1242,7 +1242,7 @@
           <w:numId w:val="2"/>
         </w:numPr>
         <w:spacing w:before="100" w:beforeAutospacing="1" w:after="100" w:afterAutospacing="1"/>
-        <w:divId w:val="646203458"/>
+        <w:divId w:val="1373459618"/>
         <w:rPr>
           <w:rFonts w:eastAsia="Times New Roman"/>
           <w:lang w:val="nl-NL"/>
@@ -1259,7 +1259,7 @@
     <w:p>
       <w:pPr>
         <w:pStyle w:val="Normaalweb"/>
-        <w:divId w:val="646203458"/>
+        <w:divId w:val="1373459618"/>
         <w:rPr>
           <w:lang w:val="nl-NL"/>
         </w:rPr>
@@ -1274,7 +1274,7 @@
     <w:p>
       <w:pPr>
         <w:pStyle w:val="Kop5"/>
-        <w:divId w:val="646203458"/>
+        <w:divId w:val="1373459618"/>
         <w:rPr>
           <w:rFonts w:eastAsia="Times New Roman"/>
           <w:lang w:val="nl-NL"/>
@@ -1291,7 +1291,7 @@
     <w:p>
       <w:pPr>
         <w:pStyle w:val="Normaalweb"/>
-        <w:divId w:val="646203458"/>
+        <w:divId w:val="1373459618"/>
         <w:rPr>
           <w:lang w:val="nl-NL"/>
         </w:rPr>
@@ -1306,7 +1306,7 @@
     <w:p>
       <w:pPr>
         <w:pStyle w:val="Kop4"/>
-        <w:divId w:val="646203458"/>
+        <w:divId w:val="1373459618"/>
         <w:rPr>
           <w:rFonts w:eastAsia="Times New Roman"/>
           <w:lang w:val="nl-NL"/>
@@ -1323,7 +1323,7 @@
     <w:p>
       <w:pPr>
         <w:pStyle w:val="Kop5"/>
-        <w:divId w:val="646203458"/>
+        <w:divId w:val="1373459618"/>
         <w:rPr>
           <w:rFonts w:eastAsia="Times New Roman"/>
           <w:lang w:val="nl-NL"/>
@@ -1341,7 +1341,7 @@
     <w:p>
       <w:pPr>
         <w:pStyle w:val="Normaalweb"/>
-        <w:divId w:val="646203458"/>
+        <w:divId w:val="1373459618"/>
         <w:rPr>
           <w:lang w:val="nl-NL"/>
         </w:rPr>
@@ -1362,7 +1362,7 @@
     <w:p>
       <w:pPr>
         <w:pStyle w:val="Kop5"/>
-        <w:divId w:val="646203458"/>
+        <w:divId w:val="1373459618"/>
         <w:rPr>
           <w:rFonts w:eastAsia="Times New Roman"/>
           <w:lang w:val="nl-NL"/>
@@ -1379,7 +1379,7 @@
     <w:p>
       <w:pPr>
         <w:pStyle w:val="Normaalweb"/>
-        <w:divId w:val="646203458"/>
+        <w:divId w:val="1373459618"/>
         <w:rPr>
           <w:lang w:val="nl-NL"/>
         </w:rPr>
@@ -1394,7 +1394,7 @@
     <w:p>
       <w:pPr>
         <w:pStyle w:val="Kop5"/>
-        <w:divId w:val="646203458"/>
+        <w:divId w:val="1373459618"/>
         <w:rPr>
           <w:rFonts w:eastAsia="Times New Roman"/>
           <w:lang w:val="nl-NL"/>
@@ -1411,7 +1411,7 @@
     <w:p>
       <w:pPr>
         <w:pStyle w:val="Normaalweb"/>
-        <w:divId w:val="646203458"/>
+        <w:divId w:val="1373459618"/>
         <w:rPr>
           <w:lang w:val="nl-NL"/>
         </w:rPr>
@@ -1426,7 +1426,7 @@
     <w:p>
       <w:pPr>
         <w:pStyle w:val="Kop5"/>
-        <w:divId w:val="646203458"/>
+        <w:divId w:val="1373459618"/>
         <w:rPr>
           <w:rFonts w:eastAsia="Times New Roman"/>
           <w:lang w:val="nl-NL"/>
@@ -1443,7 +1443,7 @@
     <w:p>
       <w:pPr>
         <w:pStyle w:val="Normaalweb"/>
-        <w:divId w:val="646203458"/>
+        <w:divId w:val="1373459618"/>
         <w:rPr>
           <w:lang w:val="nl-NL"/>
         </w:rPr>
@@ -1458,7 +1458,7 @@
     <w:p>
       <w:pPr>
         <w:pStyle w:val="Kop5"/>
-        <w:divId w:val="646203458"/>
+        <w:divId w:val="1373459618"/>
         <w:rPr>
           <w:rFonts w:eastAsia="Times New Roman"/>
           <w:lang w:val="nl-NL"/>
@@ -1475,7 +1475,7 @@
     <w:p>
       <w:pPr>
         <w:pStyle w:val="Normaalweb"/>
-        <w:divId w:val="646203458"/>
+        <w:divId w:val="1373459618"/>
         <w:rPr>
           <w:lang w:val="nl-NL"/>
         </w:rPr>
@@ -1490,7 +1490,7 @@
     <w:p>
       <w:pPr>
         <w:pStyle w:val="afsluiting"/>
-        <w:divId w:val="646203458"/>
+        <w:divId w:val="1373459618"/>
         <w:rPr>
           <w:lang w:val="nl-NL"/>
         </w:rPr>
@@ -1505,7 +1505,7 @@
     <w:p>
       <w:pPr>
         <w:outlineLvl w:val="2"/>
-        <w:divId w:val="166940346"/>
+        <w:divId w:val="634026627"/>
         <w:rPr>
           <w:rFonts w:ascii="Aptos Display" w:eastAsia="Times New Roman" w:hAnsi="Aptos Display"/>
           <w:b/>
@@ -1531,7 +1531,7 @@
     </w:p>
     <w:p>
       <w:pPr>
-        <w:divId w:val="166940346"/>
+        <w:divId w:val="634026627"/>
         <w:rPr>
           <w:rFonts w:eastAsia="Times New Roman"/>
           <w:sz w:val="24"/>
@@ -1551,7 +1551,7 @@
     <w:p>
       <w:pPr>
         <w:pStyle w:val="subtitel"/>
-        <w:divId w:val="646203458"/>
+        <w:divId w:val="1373459618"/>
         <w:rPr>
           <w:lang w:val="nl-NL"/>
         </w:rPr>
@@ -1566,7 +1566,7 @@
     <w:p>
       <w:pPr>
         <w:pStyle w:val="Kop4"/>
-        <w:divId w:val="646203458"/>
+        <w:divId w:val="1373459618"/>
         <w:rPr>
           <w:rFonts w:eastAsia="Times New Roman"/>
           <w:lang w:val="nl-NL"/>
@@ -1583,7 +1583,7 @@
     <w:p>
       <w:pPr>
         <w:pStyle w:val="Normaalweb"/>
-        <w:divId w:val="646203458"/>
+        <w:divId w:val="1373459618"/>
         <w:rPr>
           <w:lang w:val="nl-NL"/>
         </w:rPr>
@@ -1598,7 +1598,7 @@
     <w:p>
       <w:pPr>
         <w:pStyle w:val="Kop5"/>
-        <w:divId w:val="646203458"/>
+        <w:divId w:val="1373459618"/>
         <w:rPr>
           <w:rFonts w:eastAsia="Times New Roman"/>
           <w:lang w:val="nl-NL"/>
@@ -1615,7 +1615,7 @@
     <w:p>
       <w:pPr>
         <w:pStyle w:val="Normaalweb"/>
-        <w:divId w:val="646203458"/>
+        <w:divId w:val="1373459618"/>
         <w:rPr>
           <w:lang w:val="nl-NL"/>
         </w:rPr>
@@ -1630,7 +1630,7 @@
     <w:p>
       <w:pPr>
         <w:pStyle w:val="Normaalweb"/>
-        <w:divId w:val="646203458"/>
+        <w:divId w:val="1373459618"/>
         <w:rPr>
           <w:lang w:val="nl-NL"/>
         </w:rPr>
@@ -1645,7 +1645,7 @@
     <w:p>
       <w:pPr>
         <w:pStyle w:val="Kop5"/>
-        <w:divId w:val="646203458"/>
+        <w:divId w:val="1373459618"/>
         <w:rPr>
           <w:rFonts w:eastAsia="Times New Roman"/>
           <w:lang w:val="nl-NL"/>
@@ -1666,7 +1666,7 @@
           <w:numId w:val="3"/>
         </w:numPr>
         <w:spacing w:before="100" w:beforeAutospacing="1" w:after="100" w:afterAutospacing="1"/>
-        <w:divId w:val="646203458"/>
+        <w:divId w:val="1373459618"/>
         <w:rPr>
           <w:rFonts w:eastAsia="Times New Roman"/>
           <w:lang w:val="nl-NL"/>
@@ -1687,7 +1687,7 @@
           <w:numId w:val="3"/>
         </w:numPr>
         <w:spacing w:before="100" w:beforeAutospacing="1" w:after="100" w:afterAutospacing="1"/>
-        <w:divId w:val="646203458"/>
+        <w:divId w:val="1373459618"/>
         <w:rPr>
           <w:rFonts w:eastAsia="Times New Roman"/>
           <w:lang w:val="nl-NL"/>
@@ -1708,7 +1708,7 @@
           <w:numId w:val="3"/>
         </w:numPr>
         <w:spacing w:before="100" w:beforeAutospacing="1" w:after="100" w:afterAutospacing="1"/>
-        <w:divId w:val="646203458"/>
+        <w:divId w:val="1373459618"/>
         <w:rPr>
           <w:rFonts w:eastAsia="Times New Roman"/>
           <w:lang w:val="nl-NL"/>
@@ -1725,7 +1725,7 @@
     <w:p>
       <w:pPr>
         <w:pStyle w:val="Kop5"/>
-        <w:divId w:val="646203458"/>
+        <w:divId w:val="1373459618"/>
         <w:rPr>
           <w:rFonts w:eastAsia="Times New Roman"/>
           <w:lang w:val="nl-NL"/>
@@ -1742,7 +1742,7 @@
     <w:p>
       <w:pPr>
         <w:pStyle w:val="Normaalweb"/>
-        <w:divId w:val="646203458"/>
+        <w:divId w:val="1373459618"/>
         <w:rPr>
           <w:lang w:val="nl-NL"/>
         </w:rPr>
@@ -1761,7 +1761,7 @@
           <w:numId w:val="4"/>
         </w:numPr>
         <w:spacing w:before="100" w:beforeAutospacing="1" w:after="100" w:afterAutospacing="1"/>
-        <w:divId w:val="646203458"/>
+        <w:divId w:val="1373459618"/>
         <w:rPr>
           <w:rFonts w:eastAsia="Times New Roman"/>
           <w:lang w:val="nl-NL"/>
@@ -1783,7 +1783,7 @@
           <w:numId w:val="4"/>
         </w:numPr>
         <w:spacing w:before="100" w:beforeAutospacing="1" w:after="100" w:afterAutospacing="1"/>
-        <w:divId w:val="646203458"/>
+        <w:divId w:val="1373459618"/>
         <w:rPr>
           <w:rFonts w:eastAsia="Times New Roman"/>
           <w:lang w:val="nl-NL"/>
@@ -1800,7 +1800,7 @@
     <w:p>
       <w:pPr>
         <w:pStyle w:val="Kop4"/>
-        <w:divId w:val="646203458"/>
+        <w:divId w:val="1373459618"/>
         <w:rPr>
           <w:rFonts w:eastAsia="Times New Roman"/>
           <w:lang w:val="nl-NL"/>
@@ -1817,7 +1817,7 @@
     <w:p>
       <w:pPr>
         <w:pStyle w:val="Normaalweb"/>
-        <w:divId w:val="1077362210"/>
+        <w:divId w:val="742606150"/>
         <w:rPr>
           <w:lang w:val="nl-NL"/>
         </w:rPr>
@@ -1839,7 +1839,7 @@
     <w:p>
       <w:pPr>
         <w:pStyle w:val="Normaalweb"/>
-        <w:divId w:val="1077362210"/>
+        <w:divId w:val="742606150"/>
         <w:rPr>
           <w:lang w:val="nl-NL"/>
         </w:rPr>
@@ -1861,7 +1861,7 @@
     <w:p>
       <w:pPr>
         <w:pStyle w:val="Kop5"/>
-        <w:divId w:val="646203458"/>
+        <w:divId w:val="1373459618"/>
         <w:rPr>
           <w:rFonts w:eastAsia="Times New Roman"/>
           <w:lang w:val="nl-NL"/>
@@ -1878,7 +1878,7 @@
     <w:p>
       <w:pPr>
         <w:pStyle w:val="Normaalweb"/>
-        <w:divId w:val="646203458"/>
+        <w:divId w:val="1373459618"/>
         <w:rPr>
           <w:lang w:val="nl-NL"/>
         </w:rPr>
@@ -1893,7 +1893,7 @@
     <w:p>
       <w:pPr>
         <w:pStyle w:val="Kop5"/>
-        <w:divId w:val="646203458"/>
+        <w:divId w:val="1373459618"/>
         <w:rPr>
           <w:rFonts w:eastAsia="Times New Roman"/>
           <w:lang w:val="nl-NL"/>
@@ -1910,7 +1910,7 @@
     <w:p>
       <w:pPr>
         <w:pStyle w:val="Normaalweb"/>
-        <w:divId w:val="646203458"/>
+        <w:divId w:val="1373459618"/>
         <w:rPr>
           <w:lang w:val="nl-NL"/>
         </w:rPr>
@@ -1925,7 +1925,7 @@
     <w:p>
       <w:pPr>
         <w:pStyle w:val="Kop5"/>
-        <w:divId w:val="646203458"/>
+        <w:divId w:val="1373459618"/>
         <w:rPr>
           <w:rFonts w:eastAsia="Times New Roman"/>
           <w:lang w:val="nl-NL"/>
@@ -1942,7 +1942,7 @@
     <w:p>
       <w:pPr>
         <w:pStyle w:val="Normaalweb"/>
-        <w:divId w:val="646203458"/>
+        <w:divId w:val="1373459618"/>
         <w:rPr>
           <w:lang w:val="nl-NL"/>
         </w:rPr>
@@ -1957,7 +1957,7 @@
     <w:p>
       <w:pPr>
         <w:pStyle w:val="Kop4"/>
-        <w:divId w:val="646203458"/>
+        <w:divId w:val="1373459618"/>
         <w:rPr>
           <w:rFonts w:eastAsia="Times New Roman"/>
           <w:lang w:val="nl-NL"/>
@@ -1974,7 +1974,7 @@
     <w:p>
       <w:pPr>
         <w:pStyle w:val="Kop5"/>
-        <w:divId w:val="646203458"/>
+        <w:divId w:val="1373459618"/>
         <w:rPr>
           <w:rFonts w:eastAsia="Times New Roman"/>
           <w:lang w:val="nl-NL"/>
@@ -1991,7 +1991,7 @@
     <w:p>
       <w:pPr>
         <w:pStyle w:val="Normaalweb"/>
-        <w:divId w:val="646203458"/>
+        <w:divId w:val="1373459618"/>
         <w:rPr>
           <w:lang w:val="nl-NL"/>
         </w:rPr>
@@ -2006,7 +2006,7 @@
     <w:p>
       <w:pPr>
         <w:pStyle w:val="Kop5"/>
-        <w:divId w:val="646203458"/>
+        <w:divId w:val="1373459618"/>
         <w:rPr>
           <w:rFonts w:eastAsia="Times New Roman"/>
           <w:lang w:val="nl-NL"/>
@@ -2023,7 +2023,7 @@
     <w:p>
       <w:pPr>
         <w:pStyle w:val="Normaalweb"/>
-        <w:divId w:val="646203458"/>
+        <w:divId w:val="1373459618"/>
         <w:rPr>
           <w:lang w:val="nl-NL"/>
         </w:rPr>
@@ -2042,7 +2042,7 @@
           <w:numId w:val="5"/>
         </w:numPr>
         <w:spacing w:before="100" w:beforeAutospacing="1" w:after="100" w:afterAutospacing="1"/>
-        <w:divId w:val="646203458"/>
+        <w:divId w:val="1373459618"/>
         <w:rPr>
           <w:rFonts w:eastAsia="Times New Roman"/>
           <w:lang w:val="nl-NL"/>
@@ -2063,7 +2063,7 @@
           <w:numId w:val="5"/>
         </w:numPr>
         <w:spacing w:before="100" w:beforeAutospacing="1" w:after="100" w:afterAutospacing="1"/>
-        <w:divId w:val="646203458"/>
+        <w:divId w:val="1373459618"/>
         <w:rPr>
           <w:rFonts w:eastAsia="Times New Roman"/>
           <w:lang w:val="nl-NL"/>
@@ -2084,7 +2084,7 @@
           <w:numId w:val="5"/>
         </w:numPr>
         <w:spacing w:before="100" w:beforeAutospacing="1" w:after="100" w:afterAutospacing="1"/>
-        <w:divId w:val="646203458"/>
+        <w:divId w:val="1373459618"/>
         <w:rPr>
           <w:rFonts w:eastAsia="Times New Roman"/>
           <w:lang w:val="nl-NL"/>
@@ -2101,7 +2101,7 @@
     <w:p>
       <w:pPr>
         <w:pStyle w:val="Normaalweb"/>
-        <w:divId w:val="646203458"/>
+        <w:divId w:val="1373459618"/>
         <w:rPr>
           <w:lang w:val="nl-NL"/>
         </w:rPr>
@@ -2116,7 +2116,7 @@
     <w:p>
       <w:pPr>
         <w:pStyle w:val="Kop5"/>
-        <w:divId w:val="646203458"/>
+        <w:divId w:val="1373459618"/>
         <w:rPr>
           <w:rFonts w:eastAsia="Times New Roman"/>
           <w:lang w:val="nl-NL"/>
@@ -2133,7 +2133,7 @@
     <w:p>
       <w:pPr>
         <w:pStyle w:val="Normaalweb"/>
-        <w:divId w:val="646203458"/>
+        <w:divId w:val="1373459618"/>
         <w:rPr>
           <w:lang w:val="nl-NL"/>
         </w:rPr>
@@ -2149,7 +2149,7 @@
     <w:p>
       <w:pPr>
         <w:pStyle w:val="Kop4"/>
-        <w:divId w:val="646203458"/>
+        <w:divId w:val="1373459618"/>
         <w:rPr>
           <w:rFonts w:eastAsia="Times New Roman"/>
           <w:lang w:val="nl-NL"/>
@@ -2166,7 +2166,7 @@
     <w:p>
       <w:pPr>
         <w:pStyle w:val="Kop5"/>
-        <w:divId w:val="646203458"/>
+        <w:divId w:val="1373459618"/>
         <w:rPr>
           <w:rFonts w:eastAsia="Times New Roman"/>
           <w:lang w:val="nl-NL"/>
@@ -2183,7 +2183,7 @@
     <w:p>
       <w:pPr>
         <w:pStyle w:val="Normaalweb"/>
-        <w:divId w:val="646203458"/>
+        <w:divId w:val="1373459618"/>
         <w:rPr>
           <w:lang w:val="nl-NL"/>
         </w:rPr>
@@ -2198,7 +2198,7 @@
     <w:p>
       <w:pPr>
         <w:pStyle w:val="Kop5"/>
-        <w:divId w:val="646203458"/>
+        <w:divId w:val="1373459618"/>
         <w:rPr>
           <w:rFonts w:eastAsia="Times New Roman"/>
           <w:lang w:val="nl-NL"/>
@@ -2215,7 +2215,7 @@
     <w:p>
       <w:pPr>
         <w:pStyle w:val="Normaalweb"/>
-        <w:divId w:val="646203458"/>
+        <w:divId w:val="1373459618"/>
         <w:rPr>
           <w:lang w:val="nl-NL"/>
         </w:rPr>
@@ -2230,7 +2230,7 @@
     <w:p>
       <w:pPr>
         <w:pStyle w:val="Kop5"/>
-        <w:divId w:val="646203458"/>
+        <w:divId w:val="1373459618"/>
         <w:rPr>
           <w:rFonts w:eastAsia="Times New Roman"/>
           <w:lang w:val="nl-NL"/>
@@ -2247,7 +2247,7 @@
     <w:p>
       <w:pPr>
         <w:pStyle w:val="Normaalweb"/>
-        <w:divId w:val="646203458"/>
+        <w:divId w:val="1373459618"/>
         <w:rPr>
           <w:lang w:val="nl-NL"/>
         </w:rPr>
@@ -2262,7 +2262,7 @@
     <w:p>
       <w:pPr>
         <w:pStyle w:val="Kop5"/>
-        <w:divId w:val="646203458"/>
+        <w:divId w:val="1373459618"/>
         <w:rPr>
           <w:rFonts w:eastAsia="Times New Roman"/>
           <w:lang w:val="nl-NL"/>
@@ -2279,7 +2279,7 @@
     <w:p>
       <w:pPr>
         <w:pStyle w:val="Normaalweb"/>
-        <w:divId w:val="646203458"/>
+        <w:divId w:val="1373459618"/>
         <w:rPr>
           <w:lang w:val="nl-NL"/>
         </w:rPr>
@@ -2294,7 +2294,7 @@
     <w:p>
       <w:pPr>
         <w:pStyle w:val="Kop5"/>
-        <w:divId w:val="646203458"/>
+        <w:divId w:val="1373459618"/>
         <w:rPr>
           <w:rFonts w:eastAsia="Times New Roman"/>
           <w:lang w:val="nl-NL"/>
@@ -2311,7 +2311,7 @@
     <w:p>
       <w:pPr>
         <w:pStyle w:val="Normaalweb"/>
-        <w:divId w:val="646203458"/>
+        <w:divId w:val="1373459618"/>
         <w:rPr>
           <w:lang w:val="nl-NL"/>
         </w:rPr>
@@ -2326,7 +2326,7 @@
     <w:p>
       <w:pPr>
         <w:pStyle w:val="afsluiting"/>
-        <w:divId w:val="646203458"/>
+        <w:divId w:val="1373459618"/>
         <w:rPr>
           <w:lang w:val="nl-NL"/>
         </w:rPr>
@@ -2341,7 +2341,7 @@
     <w:p>
       <w:pPr>
         <w:outlineLvl w:val="2"/>
-        <w:divId w:val="650254339"/>
+        <w:divId w:val="1267082866"/>
         <w:rPr>
           <w:rFonts w:ascii="Aptos Display" w:eastAsia="Times New Roman" w:hAnsi="Aptos Display"/>
           <w:b/>
@@ -2367,7 +2367,7 @@
     </w:p>
     <w:p>
       <w:pPr>
-        <w:divId w:val="650254339"/>
+        <w:divId w:val="1267082866"/>
         <w:rPr>
           <w:rFonts w:eastAsia="Times New Roman"/>
           <w:sz w:val="24"/>
@@ -2387,7 +2387,7 @@
     <w:p>
       <w:pPr>
         <w:pStyle w:val="subtitel"/>
-        <w:divId w:val="646203458"/>
+        <w:divId w:val="1373459618"/>
         <w:rPr>
           <w:lang w:val="nl-NL"/>
         </w:rPr>
@@ -2402,7 +2402,7 @@
     <w:p>
       <w:pPr>
         <w:pStyle w:val="Kop4"/>
-        <w:divId w:val="646203458"/>
+        <w:divId w:val="1373459618"/>
         <w:rPr>
           <w:rFonts w:eastAsia="Times New Roman"/>
           <w:lang w:val="nl-NL"/>
@@ -2419,7 +2419,7 @@
     <w:p>
       <w:pPr>
         <w:pStyle w:val="Normaalweb"/>
-        <w:divId w:val="646203458"/>
+        <w:divId w:val="1373459618"/>
         <w:rPr>
           <w:lang w:val="nl-NL"/>
         </w:rPr>
@@ -2434,7 +2434,7 @@
     <w:p>
       <w:pPr>
         <w:pStyle w:val="Kop5"/>
-        <w:divId w:val="646203458"/>
+        <w:divId w:val="1373459618"/>
         <w:rPr>
           <w:rFonts w:eastAsia="Times New Roman"/>
           <w:lang w:val="nl-NL"/>
@@ -2451,7 +2451,7 @@
     <w:p>
       <w:pPr>
         <w:pStyle w:val="Normaalweb"/>
-        <w:divId w:val="646203458"/>
+        <w:divId w:val="1373459618"/>
         <w:rPr>
           <w:lang w:val="nl-NL"/>
         </w:rPr>
@@ -2466,7 +2466,7 @@
     <w:p>
       <w:pPr>
         <w:pStyle w:val="Normaalweb"/>
-        <w:divId w:val="646203458"/>
+        <w:divId w:val="1373459618"/>
         <w:rPr>
           <w:lang w:val="nl-NL"/>
         </w:rPr>
@@ -2481,7 +2481,7 @@
     <w:p>
       <w:pPr>
         <w:pStyle w:val="Kop5"/>
-        <w:divId w:val="646203458"/>
+        <w:divId w:val="1373459618"/>
         <w:rPr>
           <w:rFonts w:eastAsia="Times New Roman"/>
           <w:lang w:val="nl-NL"/>
@@ -2502,7 +2502,7 @@
           <w:numId w:val="6"/>
         </w:numPr>
         <w:spacing w:before="100" w:beforeAutospacing="1" w:after="100" w:afterAutospacing="1"/>
-        <w:divId w:val="646203458"/>
+        <w:divId w:val="1373459618"/>
         <w:rPr>
           <w:rFonts w:eastAsia="Times New Roman"/>
           <w:lang w:val="nl-NL"/>
@@ -2523,7 +2523,7 @@
           <w:numId w:val="6"/>
         </w:numPr>
         <w:spacing w:before="100" w:beforeAutospacing="1" w:after="100" w:afterAutospacing="1"/>
-        <w:divId w:val="646203458"/>
+        <w:divId w:val="1373459618"/>
         <w:rPr>
           <w:rFonts w:eastAsia="Times New Roman"/>
           <w:lang w:val="nl-NL"/>
@@ -2544,7 +2544,7 @@
           <w:numId w:val="6"/>
         </w:numPr>
         <w:spacing w:before="100" w:beforeAutospacing="1" w:after="100" w:afterAutospacing="1"/>
-        <w:divId w:val="646203458"/>
+        <w:divId w:val="1373459618"/>
         <w:rPr>
           <w:rFonts w:eastAsia="Times New Roman"/>
           <w:lang w:val="nl-NL"/>
@@ -2565,7 +2565,7 @@
           <w:numId w:val="6"/>
         </w:numPr>
         <w:spacing w:before="100" w:beforeAutospacing="1" w:after="100" w:afterAutospacing="1"/>
-        <w:divId w:val="646203458"/>
+        <w:divId w:val="1373459618"/>
         <w:rPr>
           <w:rFonts w:eastAsia="Times New Roman"/>
           <w:lang w:val="nl-NL"/>
@@ -2586,7 +2586,7 @@
           <w:numId w:val="6"/>
         </w:numPr>
         <w:spacing w:before="100" w:beforeAutospacing="1" w:after="100" w:afterAutospacing="1"/>
-        <w:divId w:val="646203458"/>
+        <w:divId w:val="1373459618"/>
         <w:rPr>
           <w:rFonts w:eastAsia="Times New Roman"/>
           <w:lang w:val="nl-NL"/>
@@ -2607,7 +2607,7 @@
           <w:numId w:val="6"/>
         </w:numPr>
         <w:spacing w:before="100" w:beforeAutospacing="1" w:after="100" w:afterAutospacing="1"/>
-        <w:divId w:val="646203458"/>
+        <w:divId w:val="1373459618"/>
         <w:rPr>
           <w:rFonts w:eastAsia="Times New Roman"/>
           <w:lang w:val="nl-NL"/>
@@ -2629,7 +2629,7 @@
           <w:numId w:val="6"/>
         </w:numPr>
         <w:spacing w:before="100" w:beforeAutospacing="1" w:after="100" w:afterAutospacing="1"/>
-        <w:divId w:val="646203458"/>
+        <w:divId w:val="1373459618"/>
         <w:rPr>
           <w:rFonts w:eastAsia="Times New Roman"/>
           <w:lang w:val="nl-NL"/>
@@ -2646,7 +2646,7 @@
     <w:p>
       <w:pPr>
         <w:pStyle w:val="Kop5"/>
-        <w:divId w:val="646203458"/>
+        <w:divId w:val="1373459618"/>
         <w:rPr>
           <w:rFonts w:eastAsia="Times New Roman"/>
           <w:lang w:val="nl-NL"/>
@@ -2663,7 +2663,7 @@
     <w:p>
       <w:pPr>
         <w:pStyle w:val="Normaalweb"/>
-        <w:divId w:val="646203458"/>
+        <w:divId w:val="1373459618"/>
         <w:rPr>
           <w:lang w:val="nl-NL"/>
         </w:rPr>
@@ -2682,7 +2682,7 @@
           <w:numId w:val="7"/>
         </w:numPr>
         <w:spacing w:before="100" w:beforeAutospacing="1" w:after="100" w:afterAutospacing="1"/>
-        <w:divId w:val="646203458"/>
+        <w:divId w:val="1373459618"/>
         <w:rPr>
           <w:rFonts w:eastAsia="Times New Roman"/>
           <w:lang w:val="nl-NL"/>
@@ -2703,7 +2703,7 @@
           <w:numId w:val="7"/>
         </w:numPr>
         <w:spacing w:before="100" w:beforeAutospacing="1" w:after="100" w:afterAutospacing="1"/>
-        <w:divId w:val="646203458"/>
+        <w:divId w:val="1373459618"/>
         <w:rPr>
           <w:rFonts w:eastAsia="Times New Roman"/>
           <w:lang w:val="nl-NL"/>
@@ -2724,7 +2724,7 @@
           <w:numId w:val="7"/>
         </w:numPr>
         <w:spacing w:before="100" w:beforeAutospacing="1" w:after="100" w:afterAutospacing="1"/>
-        <w:divId w:val="646203458"/>
+        <w:divId w:val="1373459618"/>
         <w:rPr>
           <w:rFonts w:eastAsia="Times New Roman"/>
           <w:lang w:val="nl-NL"/>
@@ -2745,7 +2745,7 @@
           <w:numId w:val="7"/>
         </w:numPr>
         <w:spacing w:before="100" w:beforeAutospacing="1" w:after="100" w:afterAutospacing="1"/>
-        <w:divId w:val="646203458"/>
+        <w:divId w:val="1373459618"/>
         <w:rPr>
           <w:rFonts w:eastAsia="Times New Roman"/>
           <w:lang w:val="nl-NL"/>
@@ -2766,7 +2766,7 @@
           <w:numId w:val="7"/>
         </w:numPr>
         <w:spacing w:before="100" w:beforeAutospacing="1" w:after="100" w:afterAutospacing="1"/>
-        <w:divId w:val="646203458"/>
+        <w:divId w:val="1373459618"/>
         <w:rPr>
           <w:rFonts w:eastAsia="Times New Roman"/>
           <w:lang w:val="nl-NL"/>
@@ -2783,7 +2783,7 @@
     <w:p>
       <w:pPr>
         <w:pStyle w:val="Kop4"/>
-        <w:divId w:val="646203458"/>
+        <w:divId w:val="1373459618"/>
         <w:rPr>
           <w:rFonts w:eastAsia="Times New Roman"/>
           <w:lang w:val="nl-NL"/>
@@ -2800,7 +2800,7 @@
     <w:p>
       <w:pPr>
         <w:pStyle w:val="Normaalweb"/>
-        <w:divId w:val="2113890817"/>
+        <w:divId w:val="835875859"/>
         <w:rPr>
           <w:lang w:val="nl-NL"/>
         </w:rPr>
@@ -2822,7 +2822,7 @@
     <w:p>
       <w:pPr>
         <w:pStyle w:val="Normaalweb"/>
-        <w:divId w:val="2113890817"/>
+        <w:divId w:val="835875859"/>
         <w:rPr>
           <w:lang w:val="nl-NL"/>
         </w:rPr>
@@ -2844,7 +2844,7 @@
     <w:p>
       <w:pPr>
         <w:pStyle w:val="Kop5"/>
-        <w:divId w:val="646203458"/>
+        <w:divId w:val="1373459618"/>
         <w:rPr>
           <w:rFonts w:eastAsia="Times New Roman"/>
           <w:lang w:val="nl-NL"/>
@@ -2861,7 +2861,7 @@
     <w:p>
       <w:pPr>
         <w:pStyle w:val="Normaalweb"/>
-        <w:divId w:val="646203458"/>
+        <w:divId w:val="1373459618"/>
         <w:rPr>
           <w:lang w:val="nl-NL"/>
         </w:rPr>
@@ -2876,7 +2876,7 @@
     <w:p>
       <w:pPr>
         <w:pStyle w:val="Kop5"/>
-        <w:divId w:val="646203458"/>
+        <w:divId w:val="1373459618"/>
         <w:rPr>
           <w:rFonts w:eastAsia="Times New Roman"/>
           <w:lang w:val="nl-NL"/>
@@ -2893,7 +2893,7 @@
     <w:p>
       <w:pPr>
         <w:pStyle w:val="Normaalweb"/>
-        <w:divId w:val="646203458"/>
+        <w:divId w:val="1373459618"/>
         <w:rPr>
           <w:lang w:val="nl-NL"/>
         </w:rPr>
@@ -2914,7 +2914,7 @@
     <w:p>
       <w:pPr>
         <w:pStyle w:val="Kop5"/>
-        <w:divId w:val="646203458"/>
+        <w:divId w:val="1373459618"/>
         <w:rPr>
           <w:rFonts w:eastAsia="Times New Roman"/>
           <w:lang w:val="nl-NL"/>
@@ -2931,7 +2931,7 @@
     <w:p>
       <w:pPr>
         <w:pStyle w:val="Normaalweb"/>
-        <w:divId w:val="646203458"/>
+        <w:divId w:val="1373459618"/>
         <w:rPr>
           <w:lang w:val="nl-NL"/>
         </w:rPr>
@@ -2946,7 +2946,7 @@
     <w:p>
       <w:pPr>
         <w:pStyle w:val="Kop4"/>
-        <w:divId w:val="646203458"/>
+        <w:divId w:val="1373459618"/>
         <w:rPr>
           <w:rFonts w:eastAsia="Times New Roman"/>
           <w:lang w:val="nl-NL"/>
@@ -2963,7 +2963,7 @@
     <w:p>
       <w:pPr>
         <w:pStyle w:val="Kop5"/>
-        <w:divId w:val="646203458"/>
+        <w:divId w:val="1373459618"/>
         <w:rPr>
           <w:rFonts w:eastAsia="Times New Roman"/>
           <w:lang w:val="nl-NL"/>
@@ -2980,7 +2980,7 @@
     <w:p>
       <w:pPr>
         <w:pStyle w:val="Normaalweb"/>
-        <w:divId w:val="646203458"/>
+        <w:divId w:val="1373459618"/>
         <w:rPr>
           <w:lang w:val="nl-NL"/>
         </w:rPr>
@@ -2995,7 +2995,7 @@
     <w:p>
       <w:pPr>
         <w:pStyle w:val="Kop5"/>
-        <w:divId w:val="646203458"/>
+        <w:divId w:val="1373459618"/>
         <w:rPr>
           <w:rFonts w:eastAsia="Times New Roman"/>
           <w:lang w:val="nl-NL"/>
@@ -3012,7 +3012,7 @@
     <w:p>
       <w:pPr>
         <w:pStyle w:val="Normaalweb"/>
-        <w:divId w:val="646203458"/>
+        <w:divId w:val="1373459618"/>
         <w:rPr>
           <w:lang w:val="nl-NL"/>
         </w:rPr>
@@ -3031,17 +3031,18 @@
           <w:numId w:val="8"/>
         </w:numPr>
         <w:spacing w:before="100" w:beforeAutospacing="1" w:after="100" w:afterAutospacing="1"/>
-        <w:divId w:val="646203458"/>
-        <w:rPr>
-          <w:rFonts w:eastAsia="Times New Roman"/>
-          <w:lang w:val="nl-NL"/>
-        </w:rPr>
-      </w:pPr>
-      <w:r>
-        <w:rPr>
-          <w:rFonts w:eastAsia="Times New Roman"/>
-          <w:lang w:val="nl-NL"/>
-        </w:rPr>
+        <w:divId w:val="1373459618"/>
+        <w:rPr>
+          <w:rFonts w:eastAsia="Times New Roman"/>
+          <w:lang w:val="nl-NL"/>
+        </w:rPr>
+      </w:pPr>
+      <w:r>
+        <w:rPr>
+          <w:rFonts w:eastAsia="Times New Roman"/>
+          <w:lang w:val="nl-NL"/>
+        </w:rPr>
+        <w:lastRenderedPageBreak/>
         <w:t>Bewijs van inkomen uit Nederlandse bron (UWV, SVB, Belastingdienst).</w:t>
       </w:r>
     </w:p>
@@ -3052,7 +3053,7 @@
           <w:numId w:val="8"/>
         </w:numPr>
         <w:spacing w:before="100" w:beforeAutospacing="1" w:after="100" w:afterAutospacing="1"/>
-        <w:divId w:val="646203458"/>
+        <w:divId w:val="1373459618"/>
         <w:rPr>
           <w:rFonts w:eastAsia="Times New Roman"/>
           <w:lang w:val="nl-NL"/>
@@ -3073,7 +3074,7 @@
           <w:numId w:val="8"/>
         </w:numPr>
         <w:spacing w:before="100" w:beforeAutospacing="1" w:after="100" w:afterAutospacing="1"/>
-        <w:divId w:val="646203458"/>
+        <w:divId w:val="1373459618"/>
         <w:rPr>
           <w:rFonts w:eastAsia="Times New Roman"/>
           <w:lang w:val="nl-NL"/>
@@ -3090,7 +3091,7 @@
     <w:p>
       <w:pPr>
         <w:pStyle w:val="Normaalweb"/>
-        <w:divId w:val="646203458"/>
+        <w:divId w:val="1373459618"/>
         <w:rPr>
           <w:lang w:val="nl-NL"/>
         </w:rPr>
@@ -3105,7 +3106,7 @@
     <w:p>
       <w:pPr>
         <w:pStyle w:val="Kop5"/>
-        <w:divId w:val="646203458"/>
+        <w:divId w:val="1373459618"/>
         <w:rPr>
           <w:rFonts w:eastAsia="Times New Roman"/>
           <w:lang w:val="nl-NL"/>
@@ -3122,7 +3123,7 @@
     <w:p>
       <w:pPr>
         <w:pStyle w:val="Normaalweb"/>
-        <w:divId w:val="646203458"/>
+        <w:divId w:val="1373459618"/>
         <w:rPr>
           <w:lang w:val="nl-NL"/>
         </w:rPr>
@@ -3137,7 +3138,7 @@
     <w:p>
       <w:pPr>
         <w:pStyle w:val="Kop4"/>
-        <w:divId w:val="646203458"/>
+        <w:divId w:val="1373459618"/>
         <w:rPr>
           <w:rFonts w:eastAsia="Times New Roman"/>
           <w:lang w:val="nl-NL"/>
@@ -3154,7 +3155,7 @@
     <w:p>
       <w:pPr>
         <w:pStyle w:val="Kop5"/>
-        <w:divId w:val="646203458"/>
+        <w:divId w:val="1373459618"/>
         <w:rPr>
           <w:rFonts w:eastAsia="Times New Roman"/>
           <w:lang w:val="nl-NL"/>
@@ -3171,7 +3172,7 @@
     <w:p>
       <w:pPr>
         <w:pStyle w:val="Normaalweb"/>
-        <w:divId w:val="646203458"/>
+        <w:divId w:val="1373459618"/>
         <w:rPr>
           <w:lang w:val="nl-NL"/>
         </w:rPr>
@@ -3186,7 +3187,7 @@
     <w:p>
       <w:pPr>
         <w:pStyle w:val="Kop5"/>
-        <w:divId w:val="646203458"/>
+        <w:divId w:val="1373459618"/>
         <w:rPr>
           <w:rFonts w:eastAsia="Times New Roman"/>
           <w:lang w:val="nl-NL"/>
@@ -3203,7 +3204,7 @@
     <w:p>
       <w:pPr>
         <w:pStyle w:val="Normaalweb"/>
-        <w:divId w:val="646203458"/>
+        <w:divId w:val="1373459618"/>
         <w:rPr>
           <w:lang w:val="nl-NL"/>
         </w:rPr>
@@ -3218,7 +3219,7 @@
     <w:p>
       <w:pPr>
         <w:pStyle w:val="Kop5"/>
-        <w:divId w:val="646203458"/>
+        <w:divId w:val="1373459618"/>
         <w:rPr>
           <w:rFonts w:eastAsia="Times New Roman"/>
           <w:lang w:val="nl-NL"/>
@@ -3235,7 +3236,7 @@
     <w:p>
       <w:pPr>
         <w:pStyle w:val="Normaalweb"/>
-        <w:divId w:val="646203458"/>
+        <w:divId w:val="1373459618"/>
         <w:rPr>
           <w:lang w:val="nl-NL"/>
         </w:rPr>
@@ -3250,7 +3251,7 @@
     <w:p>
       <w:pPr>
         <w:pStyle w:val="Kop5"/>
-        <w:divId w:val="646203458"/>
+        <w:divId w:val="1373459618"/>
         <w:rPr>
           <w:rFonts w:eastAsia="Times New Roman"/>
           <w:lang w:val="nl-NL"/>
@@ -3267,7 +3268,7 @@
     <w:p>
       <w:pPr>
         <w:pStyle w:val="Normaalweb"/>
-        <w:divId w:val="646203458"/>
+        <w:divId w:val="1373459618"/>
         <w:rPr>
           <w:lang w:val="nl-NL"/>
         </w:rPr>
@@ -3282,7 +3283,7 @@
     <w:p>
       <w:pPr>
         <w:pStyle w:val="Kop5"/>
-        <w:divId w:val="646203458"/>
+        <w:divId w:val="1373459618"/>
         <w:rPr>
           <w:rFonts w:eastAsia="Times New Roman"/>
           <w:lang w:val="nl-NL"/>
@@ -3299,7 +3300,7 @@
     <w:p>
       <w:pPr>
         <w:pStyle w:val="Normaalweb"/>
-        <w:divId w:val="646203458"/>
+        <w:divId w:val="1373459618"/>
         <w:rPr>
           <w:lang w:val="nl-NL"/>
         </w:rPr>
@@ -3314,7 +3315,7 @@
     <w:p>
       <w:pPr>
         <w:pStyle w:val="afsluiting"/>
-        <w:divId w:val="646203458"/>
+        <w:divId w:val="1373459618"/>
         <w:rPr>
           <w:lang w:val="nl-NL"/>
         </w:rPr>
@@ -3329,7 +3330,7 @@
     <w:p>
       <w:pPr>
         <w:outlineLvl w:val="2"/>
-        <w:divId w:val="1292830616"/>
+        <w:divId w:val="537205097"/>
         <w:rPr>
           <w:rFonts w:ascii="Aptos Display" w:eastAsia="Times New Roman" w:hAnsi="Aptos Display"/>
           <w:b/>
@@ -3355,7 +3356,7 @@
     </w:p>
     <w:p>
       <w:pPr>
-        <w:divId w:val="1292830616"/>
+        <w:divId w:val="537205097"/>
         <w:rPr>
           <w:rFonts w:eastAsia="Times New Roman"/>
           <w:sz w:val="24"/>
@@ -3375,7 +3376,7 @@
     <w:p>
       <w:pPr>
         <w:pStyle w:val="subtitel"/>
-        <w:divId w:val="646203458"/>
+        <w:divId w:val="1373459618"/>
         <w:rPr>
           <w:lang w:val="nl-NL"/>
         </w:rPr>
@@ -3390,7 +3391,7 @@
     <w:p>
       <w:pPr>
         <w:pStyle w:val="Kop4"/>
-        <w:divId w:val="646203458"/>
+        <w:divId w:val="1373459618"/>
         <w:rPr>
           <w:rFonts w:eastAsia="Times New Roman"/>
           <w:lang w:val="nl-NL"/>
@@ -3407,7 +3408,7 @@
     <w:p>
       <w:pPr>
         <w:pStyle w:val="Normaalweb"/>
-        <w:divId w:val="646203458"/>
+        <w:divId w:val="1373459618"/>
         <w:rPr>
           <w:lang w:val="nl-NL"/>
         </w:rPr>
@@ -3422,7 +3423,7 @@
     <w:p>
       <w:pPr>
         <w:pStyle w:val="Kop5"/>
-        <w:divId w:val="646203458"/>
+        <w:divId w:val="1373459618"/>
         <w:rPr>
           <w:rFonts w:eastAsia="Times New Roman"/>
           <w:lang w:val="nl-NL"/>
@@ -3439,7 +3440,7 @@
     <w:p>
       <w:pPr>
         <w:pStyle w:val="Normaalweb"/>
-        <w:divId w:val="646203458"/>
+        <w:divId w:val="1373459618"/>
         <w:rPr>
           <w:lang w:val="nl-NL"/>
         </w:rPr>
@@ -3454,22 +3455,23 @@
     <w:p>
       <w:pPr>
         <w:pStyle w:val="Normaalweb"/>
-        <w:divId w:val="646203458"/>
-        <w:rPr>
-          <w:lang w:val="nl-NL"/>
-        </w:rPr>
-      </w:pPr>
-      <w:r>
-        <w:rPr>
-          <w:lang w:val="nl-NL"/>
-        </w:rPr>
+        <w:divId w:val="1373459618"/>
+        <w:rPr>
+          <w:lang w:val="nl-NL"/>
+        </w:rPr>
+      </w:pPr>
+      <w:r>
+        <w:rPr>
+          <w:lang w:val="nl-NL"/>
+        </w:rPr>
+        <w:lastRenderedPageBreak/>
         <w:t>EU: Verordening 883/2004, art. 4 (gelijke behandeling) en art. 17–35 (zorgverstrekkingen).</w:t>
       </w:r>
     </w:p>
     <w:p>
       <w:pPr>
         <w:pStyle w:val="Kop5"/>
-        <w:divId w:val="646203458"/>
+        <w:divId w:val="1373459618"/>
         <w:rPr>
           <w:rFonts w:eastAsia="Times New Roman"/>
           <w:lang w:val="nl-NL"/>
@@ -3490,7 +3492,7 @@
           <w:numId w:val="9"/>
         </w:numPr>
         <w:spacing w:before="100" w:beforeAutospacing="1" w:after="100" w:afterAutospacing="1"/>
-        <w:divId w:val="646203458"/>
+        <w:divId w:val="1373459618"/>
         <w:rPr>
           <w:rFonts w:eastAsia="Times New Roman"/>
           <w:lang w:val="nl-NL"/>
@@ -3511,7 +3513,7 @@
           <w:numId w:val="9"/>
         </w:numPr>
         <w:spacing w:before="100" w:beforeAutospacing="1" w:after="100" w:afterAutospacing="1"/>
-        <w:divId w:val="646203458"/>
+        <w:divId w:val="1373459618"/>
         <w:rPr>
           <w:rFonts w:eastAsia="Times New Roman"/>
           <w:lang w:val="nl-NL"/>
@@ -3532,7 +3534,7 @@
           <w:numId w:val="9"/>
         </w:numPr>
         <w:spacing w:before="100" w:beforeAutospacing="1" w:after="100" w:afterAutospacing="1"/>
-        <w:divId w:val="646203458"/>
+        <w:divId w:val="1373459618"/>
         <w:rPr>
           <w:rFonts w:eastAsia="Times New Roman"/>
           <w:lang w:val="nl-NL"/>
@@ -3549,7 +3551,7 @@
     <w:p>
       <w:pPr>
         <w:pStyle w:val="Kop5"/>
-        <w:divId w:val="646203458"/>
+        <w:divId w:val="1373459618"/>
         <w:rPr>
           <w:rFonts w:eastAsia="Times New Roman"/>
           <w:lang w:val="nl-NL"/>
@@ -3566,7 +3568,7 @@
     <w:p>
       <w:pPr>
         <w:pStyle w:val="Normaalweb"/>
-        <w:divId w:val="646203458"/>
+        <w:divId w:val="1373459618"/>
         <w:rPr>
           <w:lang w:val="nl-NL"/>
         </w:rPr>
@@ -3585,7 +3587,7 @@
           <w:numId w:val="10"/>
         </w:numPr>
         <w:spacing w:before="100" w:beforeAutospacing="1" w:after="100" w:afterAutospacing="1"/>
-        <w:divId w:val="646203458"/>
+        <w:divId w:val="1373459618"/>
         <w:rPr>
           <w:rFonts w:eastAsia="Times New Roman"/>
           <w:lang w:val="nl-NL"/>
@@ -3606,7 +3608,7 @@
           <w:numId w:val="10"/>
         </w:numPr>
         <w:spacing w:before="100" w:beforeAutospacing="1" w:after="100" w:afterAutospacing="1"/>
-        <w:divId w:val="646203458"/>
+        <w:divId w:val="1373459618"/>
         <w:rPr>
           <w:rFonts w:eastAsia="Times New Roman"/>
           <w:lang w:val="nl-NL"/>
@@ -3623,7 +3625,7 @@
     <w:p>
       <w:pPr>
         <w:pStyle w:val="Kop4"/>
-        <w:divId w:val="646203458"/>
+        <w:divId w:val="1373459618"/>
         <w:rPr>
           <w:rFonts w:eastAsia="Times New Roman"/>
           <w:lang w:val="nl-NL"/>
@@ -3640,7 +3642,7 @@
     <w:p>
       <w:pPr>
         <w:pStyle w:val="Normaalweb"/>
-        <w:divId w:val="1711421208"/>
+        <w:divId w:val="6758800"/>
         <w:rPr>
           <w:lang w:val="nl-NL"/>
         </w:rPr>
@@ -3662,7 +3664,7 @@
     <w:p>
       <w:pPr>
         <w:pStyle w:val="Normaalweb"/>
-        <w:divId w:val="1711421208"/>
+        <w:divId w:val="6758800"/>
         <w:rPr>
           <w:lang w:val="nl-NL"/>
         </w:rPr>
@@ -3684,7 +3686,7 @@
     <w:p>
       <w:pPr>
         <w:pStyle w:val="Kop5"/>
-        <w:divId w:val="646203458"/>
+        <w:divId w:val="1373459618"/>
         <w:rPr>
           <w:rFonts w:eastAsia="Times New Roman"/>
           <w:lang w:val="nl-NL"/>
@@ -3701,7 +3703,7 @@
     <w:p>
       <w:pPr>
         <w:pStyle w:val="Normaalweb"/>
-        <w:divId w:val="646203458"/>
+        <w:divId w:val="1373459618"/>
         <w:rPr>
           <w:lang w:val="nl-NL"/>
         </w:rPr>
@@ -3716,7 +3718,7 @@
     <w:p>
       <w:pPr>
         <w:pStyle w:val="Kop5"/>
-        <w:divId w:val="646203458"/>
+        <w:divId w:val="1373459618"/>
         <w:rPr>
           <w:rFonts w:eastAsia="Times New Roman"/>
           <w:lang w:val="nl-NL"/>
@@ -3733,7 +3735,7 @@
     <w:p>
       <w:pPr>
         <w:pStyle w:val="Normaalweb"/>
-        <w:divId w:val="646203458"/>
+        <w:divId w:val="1373459618"/>
         <w:rPr>
           <w:lang w:val="nl-NL"/>
         </w:rPr>
@@ -3748,7 +3750,7 @@
     <w:p>
       <w:pPr>
         <w:pStyle w:val="Kop5"/>
-        <w:divId w:val="646203458"/>
+        <w:divId w:val="1373459618"/>
         <w:rPr>
           <w:rFonts w:eastAsia="Times New Roman"/>
           <w:lang w:val="nl-NL"/>
@@ -3765,7 +3767,7 @@
     <w:p>
       <w:pPr>
         <w:pStyle w:val="Normaalweb"/>
-        <w:divId w:val="646203458"/>
+        <w:divId w:val="1373459618"/>
         <w:rPr>
           <w:lang w:val="nl-NL"/>
         </w:rPr>
@@ -3780,7 +3782,7 @@
     <w:p>
       <w:pPr>
         <w:pStyle w:val="Kop4"/>
-        <w:divId w:val="646203458"/>
+        <w:divId w:val="1373459618"/>
         <w:rPr>
           <w:rFonts w:eastAsia="Times New Roman"/>
           <w:lang w:val="nl-NL"/>
@@ -3797,7 +3799,7 @@
     <w:p>
       <w:pPr>
         <w:pStyle w:val="Kop5"/>
-        <w:divId w:val="646203458"/>
+        <w:divId w:val="1373459618"/>
         <w:rPr>
           <w:rFonts w:eastAsia="Times New Roman"/>
           <w:lang w:val="nl-NL"/>
@@ -3814,7 +3816,7 @@
     <w:p>
       <w:pPr>
         <w:pStyle w:val="Normaalweb"/>
-        <w:divId w:val="646203458"/>
+        <w:divId w:val="1373459618"/>
         <w:rPr>
           <w:lang w:val="nl-NL"/>
         </w:rPr>
@@ -3829,7 +3831,7 @@
     <w:p>
       <w:pPr>
         <w:pStyle w:val="Kop5"/>
-        <w:divId w:val="646203458"/>
+        <w:divId w:val="1373459618"/>
         <w:rPr>
           <w:rFonts w:eastAsia="Times New Roman"/>
           <w:lang w:val="nl-NL"/>
@@ -3846,15 +3848,16 @@
     <w:p>
       <w:pPr>
         <w:pStyle w:val="Normaalweb"/>
-        <w:divId w:val="646203458"/>
-        <w:rPr>
-          <w:lang w:val="nl-NL"/>
-        </w:rPr>
-      </w:pPr>
-      <w:r>
-        <w:rPr>
-          <w:lang w:val="nl-NL"/>
-        </w:rPr>
+        <w:divId w:val="1373459618"/>
+        <w:rPr>
+          <w:lang w:val="nl-NL"/>
+        </w:rPr>
+      </w:pPr>
+      <w:r>
+        <w:rPr>
+          <w:lang w:val="nl-NL"/>
+        </w:rPr>
+        <w:lastRenderedPageBreak/>
         <w:t>Schriftelijk verzoek tot herziening van de VT-status bij CM (zie Verhoogde Tegemoetkoming). Voeg daarbij:</w:t>
       </w:r>
     </w:p>
@@ -3865,7 +3868,7 @@
           <w:numId w:val="11"/>
         </w:numPr>
         <w:spacing w:before="100" w:beforeAutospacing="1" w:after="100" w:afterAutospacing="1"/>
-        <w:divId w:val="646203458"/>
+        <w:divId w:val="1373459618"/>
         <w:rPr>
           <w:rFonts w:eastAsia="Times New Roman"/>
           <w:lang w:val="nl-NL"/>
@@ -3886,7 +3889,7 @@
           <w:numId w:val="11"/>
         </w:numPr>
         <w:spacing w:before="100" w:beforeAutospacing="1" w:after="100" w:afterAutospacing="1"/>
-        <w:divId w:val="646203458"/>
+        <w:divId w:val="1373459618"/>
         <w:rPr>
           <w:rFonts w:eastAsia="Times New Roman"/>
           <w:lang w:val="nl-NL"/>
@@ -3907,7 +3910,7 @@
           <w:numId w:val="11"/>
         </w:numPr>
         <w:spacing w:before="100" w:beforeAutospacing="1" w:after="100" w:afterAutospacing="1"/>
-        <w:divId w:val="646203458"/>
+        <w:divId w:val="1373459618"/>
         <w:rPr>
           <w:rFonts w:eastAsia="Times New Roman"/>
           <w:lang w:val="nl-NL"/>
@@ -3924,7 +3927,7 @@
     <w:p>
       <w:pPr>
         <w:pStyle w:val="Normaalweb"/>
-        <w:divId w:val="646203458"/>
+        <w:divId w:val="1373459618"/>
         <w:rPr>
           <w:lang w:val="nl-NL"/>
         </w:rPr>
@@ -3939,7 +3942,7 @@
     <w:p>
       <w:pPr>
         <w:pStyle w:val="Kop5"/>
-        <w:divId w:val="646203458"/>
+        <w:divId w:val="1373459618"/>
         <w:rPr>
           <w:rFonts w:eastAsia="Times New Roman"/>
           <w:lang w:val="nl-NL"/>
@@ -3956,7 +3959,7 @@
     <w:p>
       <w:pPr>
         <w:pStyle w:val="Normaalweb"/>
-        <w:divId w:val="646203458"/>
+        <w:divId w:val="1373459618"/>
         <w:rPr>
           <w:lang w:val="nl-NL"/>
         </w:rPr>
@@ -3971,7 +3974,7 @@
     <w:p>
       <w:pPr>
         <w:pStyle w:val="Kop4"/>
-        <w:divId w:val="646203458"/>
+        <w:divId w:val="1373459618"/>
         <w:rPr>
           <w:rFonts w:eastAsia="Times New Roman"/>
           <w:lang w:val="nl-NL"/>
@@ -3988,7 +3991,7 @@
     <w:p>
       <w:pPr>
         <w:pStyle w:val="Kop5"/>
-        <w:divId w:val="646203458"/>
+        <w:divId w:val="1373459618"/>
         <w:rPr>
           <w:rFonts w:eastAsia="Times New Roman"/>
           <w:lang w:val="nl-NL"/>
@@ -4005,7 +4008,7 @@
     <w:p>
       <w:pPr>
         <w:pStyle w:val="Normaalweb"/>
-        <w:divId w:val="646203458"/>
+        <w:divId w:val="1373459618"/>
         <w:rPr>
           <w:lang w:val="nl-NL"/>
         </w:rPr>
@@ -4020,7 +4023,7 @@
     <w:p>
       <w:pPr>
         <w:pStyle w:val="Kop5"/>
-        <w:divId w:val="646203458"/>
+        <w:divId w:val="1373459618"/>
         <w:rPr>
           <w:rFonts w:eastAsia="Times New Roman"/>
           <w:lang w:val="nl-NL"/>
@@ -4037,7 +4040,7 @@
     <w:p>
       <w:pPr>
         <w:pStyle w:val="Normaalweb"/>
-        <w:divId w:val="646203458"/>
+        <w:divId w:val="1373459618"/>
         <w:rPr>
           <w:lang w:val="nl-NL"/>
         </w:rPr>
@@ -4052,7 +4055,7 @@
     <w:p>
       <w:pPr>
         <w:pStyle w:val="Kop5"/>
-        <w:divId w:val="646203458"/>
+        <w:divId w:val="1373459618"/>
         <w:rPr>
           <w:rFonts w:eastAsia="Times New Roman"/>
           <w:lang w:val="nl-NL"/>
@@ -4069,7 +4072,7 @@
     <w:p>
       <w:pPr>
         <w:pStyle w:val="Normaalweb"/>
-        <w:divId w:val="646203458"/>
+        <w:divId w:val="1373459618"/>
         <w:rPr>
           <w:lang w:val="nl-NL"/>
         </w:rPr>
@@ -4084,7 +4087,7 @@
     <w:p>
       <w:pPr>
         <w:pStyle w:val="Kop5"/>
-        <w:divId w:val="646203458"/>
+        <w:divId w:val="1373459618"/>
         <w:rPr>
           <w:rFonts w:eastAsia="Times New Roman"/>
           <w:lang w:val="nl-NL"/>
@@ -4101,7 +4104,7 @@
     <w:p>
       <w:pPr>
         <w:pStyle w:val="Normaalweb"/>
-        <w:divId w:val="646203458"/>
+        <w:divId w:val="1373459618"/>
         <w:rPr>
           <w:lang w:val="nl-NL"/>
         </w:rPr>
@@ -4116,7 +4119,7 @@
     <w:p>
       <w:pPr>
         <w:pStyle w:val="Kop5"/>
-        <w:divId w:val="646203458"/>
+        <w:divId w:val="1373459618"/>
         <w:rPr>
           <w:rFonts w:eastAsia="Times New Roman"/>
           <w:lang w:val="nl-NL"/>
@@ -4133,7 +4136,7 @@
     <w:p>
       <w:pPr>
         <w:pStyle w:val="Normaalweb"/>
-        <w:divId w:val="646203458"/>
+        <w:divId w:val="1373459618"/>
         <w:rPr>
           <w:lang w:val="nl-NL"/>
         </w:rPr>
@@ -4148,7 +4151,7 @@
     <w:p>
       <w:pPr>
         <w:pStyle w:val="afsluiting"/>
-        <w:divId w:val="646203458"/>
+        <w:divId w:val="1373459618"/>
         <w:rPr>
           <w:lang w:val="nl-NL"/>
         </w:rPr>
@@ -4164,7 +4167,7 @@
       <w:pPr>
         <w:pStyle w:val="Kop2"/>
         <w:spacing w:before="400" w:after="160"/>
-        <w:divId w:val="646203458"/>
+        <w:divId w:val="1373459618"/>
         <w:rPr>
           <w:rFonts w:eastAsia="Times New Roman"/>
           <w:sz w:val="32"/>
@@ -4172,7 +4175,7 @@
           <w:lang w:val="nl-NL"/>
         </w:rPr>
       </w:pPr>
-      <w:bookmarkStart w:id="3" w:name="_Toc242189958"/>
+      <w:bookmarkStart w:id="3" w:name="_Toc242191493"/>
       <w:r>
         <w:rPr>
           <w:rFonts w:eastAsia="Times New Roman"/>
@@ -4187,7 +4190,7 @@
     <w:p>
       <w:pPr>
         <w:outlineLvl w:val="2"/>
-        <w:divId w:val="264074700"/>
+        <w:divId w:val="305672999"/>
         <w:rPr>
           <w:rFonts w:ascii="Aptos Display" w:eastAsia="Times New Roman" w:hAnsi="Aptos Display"/>
           <w:b/>
@@ -4213,7 +4216,7 @@
     </w:p>
     <w:p>
       <w:pPr>
-        <w:divId w:val="264074700"/>
+        <w:divId w:val="305672999"/>
         <w:rPr>
           <w:rFonts w:eastAsia="Times New Roman"/>
           <w:sz w:val="24"/>
@@ -4233,7 +4236,7 @@
     <w:p>
       <w:pPr>
         <w:pStyle w:val="subtitel"/>
-        <w:divId w:val="646203458"/>
+        <w:divId w:val="1373459618"/>
         <w:rPr>
           <w:lang w:val="nl-NL"/>
         </w:rPr>
@@ -4248,7 +4251,7 @@
     <w:p>
       <w:pPr>
         <w:pStyle w:val="Kop4"/>
-        <w:divId w:val="646203458"/>
+        <w:divId w:val="1373459618"/>
         <w:rPr>
           <w:rFonts w:eastAsia="Times New Roman"/>
           <w:lang w:val="nl-NL"/>
@@ -4265,7 +4268,7 @@
     <w:p>
       <w:pPr>
         <w:pStyle w:val="Normaalweb"/>
-        <w:divId w:val="646203458"/>
+        <w:divId w:val="1373459618"/>
         <w:rPr>
           <w:lang w:val="nl-NL"/>
         </w:rPr>
@@ -4280,7 +4283,7 @@
     <w:p>
       <w:pPr>
         <w:pStyle w:val="Kop5"/>
-        <w:divId w:val="646203458"/>
+        <w:divId w:val="1373459618"/>
         <w:rPr>
           <w:rFonts w:eastAsia="Times New Roman"/>
           <w:lang w:val="nl-NL"/>
@@ -4297,7 +4300,7 @@
     <w:p>
       <w:pPr>
         <w:pStyle w:val="Normaalweb"/>
-        <w:divId w:val="646203458"/>
+        <w:divId w:val="1373459618"/>
         <w:rPr>
           <w:lang w:val="nl-NL"/>
         </w:rPr>
@@ -4312,7 +4315,7 @@
     <w:p>
       <w:pPr>
         <w:pStyle w:val="Normaalweb"/>
-        <w:divId w:val="646203458"/>
+        <w:divId w:val="1373459618"/>
         <w:rPr>
           <w:lang w:val="nl-NL"/>
         </w:rPr>
@@ -4327,7 +4330,7 @@
     <w:p>
       <w:pPr>
         <w:pStyle w:val="Kop5"/>
-        <w:divId w:val="646203458"/>
+        <w:divId w:val="1373459618"/>
         <w:rPr>
           <w:rFonts w:eastAsia="Times New Roman"/>
           <w:lang w:val="nl-NL"/>
@@ -4348,7 +4351,7 @@
           <w:numId w:val="12"/>
         </w:numPr>
         <w:spacing w:before="100" w:beforeAutospacing="1" w:after="100" w:afterAutospacing="1"/>
-        <w:divId w:val="646203458"/>
+        <w:divId w:val="1373459618"/>
         <w:rPr>
           <w:rFonts w:eastAsia="Times New Roman"/>
           <w:lang w:val="nl-NL"/>
@@ -4369,7 +4372,7 @@
           <w:numId w:val="12"/>
         </w:numPr>
         <w:spacing w:before="100" w:beforeAutospacing="1" w:after="100" w:afterAutospacing="1"/>
-        <w:divId w:val="646203458"/>
+        <w:divId w:val="1373459618"/>
         <w:rPr>
           <w:rFonts w:eastAsia="Times New Roman"/>
           <w:lang w:val="nl-NL"/>
@@ -4390,7 +4393,7 @@
           <w:numId w:val="12"/>
         </w:numPr>
         <w:spacing w:before="100" w:beforeAutospacing="1" w:after="100" w:afterAutospacing="1"/>
-        <w:divId w:val="646203458"/>
+        <w:divId w:val="1373459618"/>
         <w:rPr>
           <w:rFonts w:eastAsia="Times New Roman"/>
           <w:lang w:val="nl-NL"/>
@@ -4411,7 +4414,7 @@
           <w:numId w:val="12"/>
         </w:numPr>
         <w:spacing w:before="100" w:beforeAutospacing="1" w:after="100" w:afterAutospacing="1"/>
-        <w:divId w:val="646203458"/>
+        <w:divId w:val="1373459618"/>
         <w:rPr>
           <w:rFonts w:eastAsia="Times New Roman"/>
           <w:lang w:val="nl-NL"/>
@@ -4432,7 +4435,7 @@
           <w:numId w:val="12"/>
         </w:numPr>
         <w:spacing w:before="100" w:beforeAutospacing="1" w:after="100" w:afterAutospacing="1"/>
-        <w:divId w:val="646203458"/>
+        <w:divId w:val="1373459618"/>
         <w:rPr>
           <w:rFonts w:eastAsia="Times New Roman"/>
           <w:lang w:val="nl-NL"/>
@@ -4449,7 +4452,7 @@
     <w:p>
       <w:pPr>
         <w:pStyle w:val="Kop5"/>
-        <w:divId w:val="646203458"/>
+        <w:divId w:val="1373459618"/>
         <w:rPr>
           <w:rFonts w:eastAsia="Times New Roman"/>
           <w:lang w:val="nl-NL"/>
@@ -4466,7 +4469,7 @@
     <w:p>
       <w:pPr>
         <w:pStyle w:val="Normaalweb"/>
-        <w:divId w:val="646203458"/>
+        <w:divId w:val="1373459618"/>
         <w:rPr>
           <w:lang w:val="nl-NL"/>
         </w:rPr>
@@ -4481,7 +4484,7 @@
     <w:p>
       <w:pPr>
         <w:pStyle w:val="Kop4"/>
-        <w:divId w:val="646203458"/>
+        <w:divId w:val="1373459618"/>
         <w:rPr>
           <w:rFonts w:eastAsia="Times New Roman"/>
           <w:lang w:val="nl-NL"/>
@@ -4498,7 +4501,7 @@
     <w:p>
       <w:pPr>
         <w:pStyle w:val="Normaalweb"/>
-        <w:divId w:val="1698046566"/>
+        <w:divId w:val="1021325178"/>
         <w:rPr>
           <w:lang w:val="nl-NL"/>
         </w:rPr>
@@ -4520,7 +4523,7 @@
     <w:p>
       <w:pPr>
         <w:pStyle w:val="Normaalweb"/>
-        <w:divId w:val="1698046566"/>
+        <w:divId w:val="1021325178"/>
         <w:rPr>
           <w:lang w:val="nl-NL"/>
         </w:rPr>
@@ -4548,7 +4551,7 @@
     <w:p>
       <w:pPr>
         <w:pStyle w:val="Kop5"/>
-        <w:divId w:val="646203458"/>
+        <w:divId w:val="1373459618"/>
         <w:rPr>
           <w:rFonts w:eastAsia="Times New Roman"/>
           <w:lang w:val="nl-NL"/>
@@ -4565,7 +4568,7 @@
     <w:p>
       <w:pPr>
         <w:pStyle w:val="Normaalweb"/>
-        <w:divId w:val="646203458"/>
+        <w:divId w:val="1373459618"/>
         <w:rPr>
           <w:lang w:val="nl-NL"/>
         </w:rPr>
@@ -4580,7 +4583,7 @@
     <w:p>
       <w:pPr>
         <w:pStyle w:val="Kop5"/>
-        <w:divId w:val="646203458"/>
+        <w:divId w:val="1373459618"/>
         <w:rPr>
           <w:rFonts w:eastAsia="Times New Roman"/>
           <w:lang w:val="nl-NL"/>
@@ -4597,7 +4600,7 @@
     <w:p>
       <w:pPr>
         <w:pStyle w:val="Normaalweb"/>
-        <w:divId w:val="646203458"/>
+        <w:divId w:val="1373459618"/>
         <w:rPr>
           <w:lang w:val="nl-NL"/>
         </w:rPr>
@@ -4612,7 +4615,7 @@
     <w:p>
       <w:pPr>
         <w:pStyle w:val="Kop5"/>
-        <w:divId w:val="646203458"/>
+        <w:divId w:val="1373459618"/>
         <w:rPr>
           <w:rFonts w:eastAsia="Times New Roman"/>
           <w:lang w:val="nl-NL"/>
@@ -4629,7 +4632,7 @@
     <w:p>
       <w:pPr>
         <w:pStyle w:val="Normaalweb"/>
-        <w:divId w:val="646203458"/>
+        <w:divId w:val="1373459618"/>
         <w:rPr>
           <w:lang w:val="nl-NL"/>
         </w:rPr>
@@ -4644,7 +4647,7 @@
     <w:p>
       <w:pPr>
         <w:pStyle w:val="Kop4"/>
-        <w:divId w:val="646203458"/>
+        <w:divId w:val="1373459618"/>
         <w:rPr>
           <w:rFonts w:eastAsia="Times New Roman"/>
           <w:lang w:val="nl-NL"/>
@@ -4661,7 +4664,7 @@
     <w:p>
       <w:pPr>
         <w:pStyle w:val="Kop5"/>
-        <w:divId w:val="646203458"/>
+        <w:divId w:val="1373459618"/>
         <w:rPr>
           <w:rFonts w:eastAsia="Times New Roman"/>
           <w:lang w:val="nl-NL"/>
@@ -4678,7 +4681,7 @@
     <w:p>
       <w:pPr>
         <w:pStyle w:val="Normaalweb"/>
-        <w:divId w:val="646203458"/>
+        <w:divId w:val="1373459618"/>
         <w:rPr>
           <w:lang w:val="nl-NL"/>
         </w:rPr>
@@ -4693,7 +4696,7 @@
     <w:p>
       <w:pPr>
         <w:pStyle w:val="Kop5"/>
-        <w:divId w:val="646203458"/>
+        <w:divId w:val="1373459618"/>
         <w:rPr>
           <w:rFonts w:eastAsia="Times New Roman"/>
           <w:lang w:val="nl-NL"/>
@@ -4710,7 +4713,7 @@
     <w:p>
       <w:pPr>
         <w:pStyle w:val="Normaalweb"/>
-        <w:divId w:val="646203458"/>
+        <w:divId w:val="1373459618"/>
         <w:rPr>
           <w:lang w:val="nl-NL"/>
         </w:rPr>
@@ -4729,7 +4732,7 @@
           <w:numId w:val="13"/>
         </w:numPr>
         <w:spacing w:before="100" w:beforeAutospacing="1" w:after="100" w:afterAutospacing="1"/>
-        <w:divId w:val="646203458"/>
+        <w:divId w:val="1373459618"/>
         <w:rPr>
           <w:rFonts w:eastAsia="Times New Roman"/>
           <w:lang w:val="nl-NL"/>
@@ -4750,7 +4753,7 @@
           <w:numId w:val="13"/>
         </w:numPr>
         <w:spacing w:before="100" w:beforeAutospacing="1" w:after="100" w:afterAutospacing="1"/>
-        <w:divId w:val="646203458"/>
+        <w:divId w:val="1373459618"/>
         <w:rPr>
           <w:rFonts w:eastAsia="Times New Roman"/>
           <w:lang w:val="nl-NL"/>
@@ -4771,7 +4774,7 @@
           <w:numId w:val="13"/>
         </w:numPr>
         <w:spacing w:before="100" w:beforeAutospacing="1" w:after="100" w:afterAutospacing="1"/>
-        <w:divId w:val="646203458"/>
+        <w:divId w:val="1373459618"/>
         <w:rPr>
           <w:rFonts w:eastAsia="Times New Roman"/>
           <w:lang w:val="nl-NL"/>
@@ -4788,7 +4791,7 @@
     <w:p>
       <w:pPr>
         <w:pStyle w:val="Normaalweb"/>
-        <w:divId w:val="646203458"/>
+        <w:divId w:val="1373459618"/>
         <w:rPr>
           <w:lang w:val="nl-NL"/>
         </w:rPr>
@@ -4803,7 +4806,7 @@
     <w:p>
       <w:pPr>
         <w:pStyle w:val="Kop5"/>
-        <w:divId w:val="646203458"/>
+        <w:divId w:val="1373459618"/>
         <w:rPr>
           <w:rFonts w:eastAsia="Times New Roman"/>
           <w:lang w:val="nl-NL"/>
@@ -4820,7 +4823,7 @@
     <w:p>
       <w:pPr>
         <w:pStyle w:val="Normaalweb"/>
-        <w:divId w:val="646203458"/>
+        <w:divId w:val="1373459618"/>
         <w:rPr>
           <w:lang w:val="nl-NL"/>
         </w:rPr>
@@ -4835,7 +4838,7 @@
     <w:p>
       <w:pPr>
         <w:pStyle w:val="Kop4"/>
-        <w:divId w:val="646203458"/>
+        <w:divId w:val="1373459618"/>
         <w:rPr>
           <w:rFonts w:eastAsia="Times New Roman"/>
           <w:lang w:val="nl-NL"/>
@@ -4852,7 +4855,7 @@
     <w:p>
       <w:pPr>
         <w:pStyle w:val="Kop5"/>
-        <w:divId w:val="646203458"/>
+        <w:divId w:val="1373459618"/>
         <w:rPr>
           <w:rFonts w:eastAsia="Times New Roman"/>
           <w:lang w:val="nl-NL"/>
@@ -4869,7 +4872,7 @@
     <w:p>
       <w:pPr>
         <w:pStyle w:val="Normaalweb"/>
-        <w:divId w:val="646203458"/>
+        <w:divId w:val="1373459618"/>
         <w:rPr>
           <w:lang w:val="nl-NL"/>
         </w:rPr>
@@ -4884,7 +4887,7 @@
     <w:p>
       <w:pPr>
         <w:pStyle w:val="Kop5"/>
-        <w:divId w:val="646203458"/>
+        <w:divId w:val="1373459618"/>
         <w:rPr>
           <w:rFonts w:eastAsia="Times New Roman"/>
           <w:lang w:val="nl-NL"/>
@@ -4901,7 +4904,7 @@
     <w:p>
       <w:pPr>
         <w:pStyle w:val="Normaalweb"/>
-        <w:divId w:val="646203458"/>
+        <w:divId w:val="1373459618"/>
         <w:rPr>
           <w:lang w:val="nl-NL"/>
         </w:rPr>
@@ -4916,7 +4919,7 @@
     <w:p>
       <w:pPr>
         <w:pStyle w:val="Kop5"/>
-        <w:divId w:val="646203458"/>
+        <w:divId w:val="1373459618"/>
         <w:rPr>
           <w:rFonts w:eastAsia="Times New Roman"/>
           <w:lang w:val="nl-NL"/>
@@ -4933,7 +4936,7 @@
     <w:p>
       <w:pPr>
         <w:pStyle w:val="Normaalweb"/>
-        <w:divId w:val="646203458"/>
+        <w:divId w:val="1373459618"/>
         <w:rPr>
           <w:lang w:val="nl-NL"/>
         </w:rPr>
@@ -4948,7 +4951,7 @@
     <w:p>
       <w:pPr>
         <w:pStyle w:val="Kop5"/>
-        <w:divId w:val="646203458"/>
+        <w:divId w:val="1373459618"/>
         <w:rPr>
           <w:rFonts w:eastAsia="Times New Roman"/>
           <w:lang w:val="nl-NL"/>
@@ -4965,7 +4968,7 @@
     <w:p>
       <w:pPr>
         <w:pStyle w:val="Normaalweb"/>
-        <w:divId w:val="646203458"/>
+        <w:divId w:val="1373459618"/>
         <w:rPr>
           <w:lang w:val="nl-NL"/>
         </w:rPr>
@@ -4980,7 +4983,7 @@
     <w:p>
       <w:pPr>
         <w:pStyle w:val="Kop5"/>
-        <w:divId w:val="646203458"/>
+        <w:divId w:val="1373459618"/>
         <w:rPr>
           <w:rFonts w:eastAsia="Times New Roman"/>
           <w:lang w:val="nl-NL"/>
@@ -4997,7 +5000,7 @@
     <w:p>
       <w:pPr>
         <w:pStyle w:val="Normaalweb"/>
-        <w:divId w:val="646203458"/>
+        <w:divId w:val="1373459618"/>
         <w:rPr>
           <w:lang w:val="nl-NL"/>
         </w:rPr>
@@ -5012,7 +5015,7 @@
     <w:p>
       <w:pPr>
         <w:pStyle w:val="afsluiting"/>
-        <w:divId w:val="646203458"/>
+        <w:divId w:val="1373459618"/>
         <w:rPr>
           <w:lang w:val="nl-NL"/>
         </w:rPr>
@@ -5027,7 +5030,7 @@
     <w:p>
       <w:pPr>
         <w:outlineLvl w:val="2"/>
-        <w:divId w:val="1171526775"/>
+        <w:divId w:val="1075320753"/>
         <w:rPr>
           <w:rFonts w:ascii="Aptos Display" w:eastAsia="Times New Roman" w:hAnsi="Aptos Display"/>
           <w:b/>
@@ -5053,7 +5056,7 @@
     </w:p>
     <w:p>
       <w:pPr>
-        <w:divId w:val="1171526775"/>
+        <w:divId w:val="1075320753"/>
         <w:rPr>
           <w:rFonts w:eastAsia="Times New Roman"/>
           <w:sz w:val="24"/>
@@ -5073,7 +5076,7 @@
     <w:p>
       <w:pPr>
         <w:pStyle w:val="subtitel"/>
-        <w:divId w:val="646203458"/>
+        <w:divId w:val="1373459618"/>
         <w:rPr>
           <w:lang w:val="nl-NL"/>
         </w:rPr>
@@ -5088,7 +5091,7 @@
     <w:p>
       <w:pPr>
         <w:pStyle w:val="Kop4"/>
-        <w:divId w:val="646203458"/>
+        <w:divId w:val="1373459618"/>
         <w:rPr>
           <w:rFonts w:eastAsia="Times New Roman"/>
           <w:lang w:val="nl-NL"/>
@@ -5105,7 +5108,7 @@
     <w:p>
       <w:pPr>
         <w:pStyle w:val="Normaalweb"/>
-        <w:divId w:val="646203458"/>
+        <w:divId w:val="1373459618"/>
         <w:rPr>
           <w:lang w:val="nl-NL"/>
         </w:rPr>
@@ -5120,7 +5123,7 @@
     <w:p>
       <w:pPr>
         <w:pStyle w:val="Kop5"/>
-        <w:divId w:val="646203458"/>
+        <w:divId w:val="1373459618"/>
         <w:rPr>
           <w:rFonts w:eastAsia="Times New Roman"/>
           <w:lang w:val="nl-NL"/>
@@ -5137,7 +5140,7 @@
     <w:p>
       <w:pPr>
         <w:pStyle w:val="Normaalweb"/>
-        <w:divId w:val="646203458"/>
+        <w:divId w:val="1373459618"/>
         <w:rPr>
           <w:lang w:val="nl-NL"/>
         </w:rPr>
@@ -5152,7 +5155,7 @@
     <w:p>
       <w:pPr>
         <w:pStyle w:val="Normaalweb"/>
-        <w:divId w:val="646203458"/>
+        <w:divId w:val="1373459618"/>
         <w:rPr>
           <w:lang w:val="nl-NL"/>
         </w:rPr>
@@ -5167,7 +5170,7 @@
     <w:p>
       <w:pPr>
         <w:pStyle w:val="Kop5"/>
-        <w:divId w:val="646203458"/>
+        <w:divId w:val="1373459618"/>
         <w:rPr>
           <w:rFonts w:eastAsia="Times New Roman"/>
           <w:lang w:val="nl-NL"/>
@@ -5188,7 +5191,7 @@
           <w:numId w:val="14"/>
         </w:numPr>
         <w:spacing w:before="100" w:beforeAutospacing="1" w:after="100" w:afterAutospacing="1"/>
-        <w:divId w:val="646203458"/>
+        <w:divId w:val="1373459618"/>
         <w:rPr>
           <w:rFonts w:eastAsia="Times New Roman"/>
           <w:lang w:val="nl-NL"/>
@@ -5209,7 +5212,7 @@
           <w:numId w:val="14"/>
         </w:numPr>
         <w:spacing w:before="100" w:beforeAutospacing="1" w:after="100" w:afterAutospacing="1"/>
-        <w:divId w:val="646203458"/>
+        <w:divId w:val="1373459618"/>
         <w:rPr>
           <w:rFonts w:eastAsia="Times New Roman"/>
           <w:lang w:val="nl-NL"/>
@@ -5230,7 +5233,7 @@
           <w:numId w:val="14"/>
         </w:numPr>
         <w:spacing w:before="100" w:beforeAutospacing="1" w:after="100" w:afterAutospacing="1"/>
-        <w:divId w:val="646203458"/>
+        <w:divId w:val="1373459618"/>
         <w:rPr>
           <w:rFonts w:eastAsia="Times New Roman"/>
           <w:lang w:val="nl-NL"/>
@@ -5251,7 +5254,7 @@
           <w:numId w:val="14"/>
         </w:numPr>
         <w:spacing w:before="100" w:beforeAutospacing="1" w:after="100" w:afterAutospacing="1"/>
-        <w:divId w:val="646203458"/>
+        <w:divId w:val="1373459618"/>
         <w:rPr>
           <w:rFonts w:eastAsia="Times New Roman"/>
           <w:lang w:val="nl-NL"/>
@@ -5268,7 +5271,7 @@
     <w:p>
       <w:pPr>
         <w:pStyle w:val="Kop5"/>
-        <w:divId w:val="646203458"/>
+        <w:divId w:val="1373459618"/>
         <w:rPr>
           <w:rFonts w:eastAsia="Times New Roman"/>
           <w:lang w:val="nl-NL"/>
@@ -5285,7 +5288,7 @@
     <w:p>
       <w:pPr>
         <w:pStyle w:val="Normaalweb"/>
-        <w:divId w:val="646203458"/>
+        <w:divId w:val="1373459618"/>
         <w:rPr>
           <w:lang w:val="nl-NL"/>
         </w:rPr>
@@ -5300,7 +5303,7 @@
     <w:p>
       <w:pPr>
         <w:pStyle w:val="Kop4"/>
-        <w:divId w:val="646203458"/>
+        <w:divId w:val="1373459618"/>
         <w:rPr>
           <w:rFonts w:eastAsia="Times New Roman"/>
           <w:lang w:val="nl-NL"/>
@@ -5317,7 +5320,7 @@
     <w:p>
       <w:pPr>
         <w:pStyle w:val="Normaalweb"/>
-        <w:divId w:val="1716614757"/>
+        <w:divId w:val="1183667468"/>
         <w:rPr>
           <w:lang w:val="nl-NL"/>
         </w:rPr>
@@ -5339,7 +5342,7 @@
     <w:p>
       <w:pPr>
         <w:pStyle w:val="Normaalweb"/>
-        <w:divId w:val="1716614757"/>
+        <w:divId w:val="1183667468"/>
         <w:rPr>
           <w:lang w:val="nl-NL"/>
         </w:rPr>
@@ -5367,7 +5370,7 @@
     <w:p>
       <w:pPr>
         <w:pStyle w:val="Kop5"/>
-        <w:divId w:val="646203458"/>
+        <w:divId w:val="1373459618"/>
         <w:rPr>
           <w:rFonts w:eastAsia="Times New Roman"/>
           <w:lang w:val="nl-NL"/>
@@ -5384,7 +5387,7 @@
     <w:p>
       <w:pPr>
         <w:pStyle w:val="Normaalweb"/>
-        <w:divId w:val="646203458"/>
+        <w:divId w:val="1373459618"/>
         <w:rPr>
           <w:lang w:val="nl-NL"/>
         </w:rPr>
@@ -5399,7 +5402,7 @@
     <w:p>
       <w:pPr>
         <w:pStyle w:val="Kop5"/>
-        <w:divId w:val="646203458"/>
+        <w:divId w:val="1373459618"/>
         <w:rPr>
           <w:rFonts w:eastAsia="Times New Roman"/>
           <w:lang w:val="nl-NL"/>
@@ -5416,7 +5419,7 @@
     <w:p>
       <w:pPr>
         <w:pStyle w:val="Normaalweb"/>
-        <w:divId w:val="646203458"/>
+        <w:divId w:val="1373459618"/>
         <w:rPr>
           <w:lang w:val="nl-NL"/>
         </w:rPr>
@@ -5431,7 +5434,7 @@
     <w:p>
       <w:pPr>
         <w:pStyle w:val="Kop5"/>
-        <w:divId w:val="646203458"/>
+        <w:divId w:val="1373459618"/>
         <w:rPr>
           <w:rFonts w:eastAsia="Times New Roman"/>
           <w:lang w:val="nl-NL"/>
@@ -5448,7 +5451,7 @@
     <w:p>
       <w:pPr>
         <w:pStyle w:val="Normaalweb"/>
-        <w:divId w:val="646203458"/>
+        <w:divId w:val="1373459618"/>
         <w:rPr>
           <w:lang w:val="nl-NL"/>
         </w:rPr>
@@ -5463,7 +5466,7 @@
     <w:p>
       <w:pPr>
         <w:pStyle w:val="Kop4"/>
-        <w:divId w:val="646203458"/>
+        <w:divId w:val="1373459618"/>
         <w:rPr>
           <w:rFonts w:eastAsia="Times New Roman"/>
           <w:lang w:val="nl-NL"/>
@@ -5480,7 +5483,7 @@
     <w:p>
       <w:pPr>
         <w:pStyle w:val="Kop5"/>
-        <w:divId w:val="646203458"/>
+        <w:divId w:val="1373459618"/>
         <w:rPr>
           <w:rFonts w:eastAsia="Times New Roman"/>
           <w:lang w:val="nl-NL"/>
@@ -5497,7 +5500,7 @@
     <w:p>
       <w:pPr>
         <w:pStyle w:val="Normaalweb"/>
-        <w:divId w:val="646203458"/>
+        <w:divId w:val="1373459618"/>
         <w:rPr>
           <w:lang w:val="nl-NL"/>
         </w:rPr>
@@ -5512,7 +5515,7 @@
     <w:p>
       <w:pPr>
         <w:pStyle w:val="Kop5"/>
-        <w:divId w:val="646203458"/>
+        <w:divId w:val="1373459618"/>
         <w:rPr>
           <w:rFonts w:eastAsia="Times New Roman"/>
           <w:lang w:val="nl-NL"/>
@@ -5529,7 +5532,7 @@
     <w:p>
       <w:pPr>
         <w:pStyle w:val="Normaalweb"/>
-        <w:divId w:val="646203458"/>
+        <w:divId w:val="1373459618"/>
         <w:rPr>
           <w:lang w:val="nl-NL"/>
         </w:rPr>
@@ -5548,7 +5551,7 @@
           <w:numId w:val="15"/>
         </w:numPr>
         <w:spacing w:before="100" w:beforeAutospacing="1" w:after="100" w:afterAutospacing="1"/>
-        <w:divId w:val="646203458"/>
+        <w:divId w:val="1373459618"/>
         <w:rPr>
           <w:rFonts w:eastAsia="Times New Roman"/>
           <w:lang w:val="nl-NL"/>
@@ -5569,7 +5572,7 @@
           <w:numId w:val="15"/>
         </w:numPr>
         <w:spacing w:before="100" w:beforeAutospacing="1" w:after="100" w:afterAutospacing="1"/>
-        <w:divId w:val="646203458"/>
+        <w:divId w:val="1373459618"/>
         <w:rPr>
           <w:rFonts w:eastAsia="Times New Roman"/>
           <w:lang w:val="nl-NL"/>
@@ -5590,7 +5593,7 @@
           <w:numId w:val="15"/>
         </w:numPr>
         <w:spacing w:before="100" w:beforeAutospacing="1" w:after="100" w:afterAutospacing="1"/>
-        <w:divId w:val="646203458"/>
+        <w:divId w:val="1373459618"/>
         <w:rPr>
           <w:rFonts w:eastAsia="Times New Roman"/>
           <w:lang w:val="nl-NL"/>
@@ -5607,7 +5610,7 @@
     <w:p>
       <w:pPr>
         <w:pStyle w:val="Normaalweb"/>
-        <w:divId w:val="646203458"/>
+        <w:divId w:val="1373459618"/>
         <w:rPr>
           <w:lang w:val="nl-NL"/>
         </w:rPr>
@@ -5622,7 +5625,7 @@
     <w:p>
       <w:pPr>
         <w:pStyle w:val="Kop5"/>
-        <w:divId w:val="646203458"/>
+        <w:divId w:val="1373459618"/>
         <w:rPr>
           <w:rFonts w:eastAsia="Times New Roman"/>
           <w:lang w:val="nl-NL"/>
@@ -5639,7 +5642,7 @@
     <w:p>
       <w:pPr>
         <w:pStyle w:val="Normaalweb"/>
-        <w:divId w:val="646203458"/>
+        <w:divId w:val="1373459618"/>
         <w:rPr>
           <w:lang w:val="nl-NL"/>
         </w:rPr>
@@ -5654,7 +5657,7 @@
     <w:p>
       <w:pPr>
         <w:pStyle w:val="Kop4"/>
-        <w:divId w:val="646203458"/>
+        <w:divId w:val="1373459618"/>
         <w:rPr>
           <w:rFonts w:eastAsia="Times New Roman"/>
           <w:lang w:val="nl-NL"/>
@@ -5671,7 +5674,7 @@
     <w:p>
       <w:pPr>
         <w:pStyle w:val="Kop5"/>
-        <w:divId w:val="646203458"/>
+        <w:divId w:val="1373459618"/>
         <w:rPr>
           <w:rFonts w:eastAsia="Times New Roman"/>
           <w:lang w:val="nl-NL"/>
@@ -5688,7 +5691,7 @@
     <w:p>
       <w:pPr>
         <w:pStyle w:val="Normaalweb"/>
-        <w:divId w:val="646203458"/>
+        <w:divId w:val="1373459618"/>
         <w:rPr>
           <w:lang w:val="nl-NL"/>
         </w:rPr>
@@ -5703,7 +5706,7 @@
     <w:p>
       <w:pPr>
         <w:pStyle w:val="Kop5"/>
-        <w:divId w:val="646203458"/>
+        <w:divId w:val="1373459618"/>
         <w:rPr>
           <w:rFonts w:eastAsia="Times New Roman"/>
           <w:lang w:val="nl-NL"/>
@@ -5720,7 +5723,7 @@
     <w:p>
       <w:pPr>
         <w:pStyle w:val="Normaalweb"/>
-        <w:divId w:val="646203458"/>
+        <w:divId w:val="1373459618"/>
         <w:rPr>
           <w:lang w:val="nl-NL"/>
         </w:rPr>
@@ -5735,7 +5738,7 @@
     <w:p>
       <w:pPr>
         <w:pStyle w:val="Kop5"/>
-        <w:divId w:val="646203458"/>
+        <w:divId w:val="1373459618"/>
         <w:rPr>
           <w:rFonts w:eastAsia="Times New Roman"/>
           <w:lang w:val="nl-NL"/>
@@ -5752,7 +5755,7 @@
     <w:p>
       <w:pPr>
         <w:pStyle w:val="Normaalweb"/>
-        <w:divId w:val="646203458"/>
+        <w:divId w:val="1373459618"/>
         <w:rPr>
           <w:lang w:val="nl-NL"/>
         </w:rPr>
@@ -5767,7 +5770,7 @@
     <w:p>
       <w:pPr>
         <w:pStyle w:val="Kop5"/>
-        <w:divId w:val="646203458"/>
+        <w:divId w:val="1373459618"/>
         <w:rPr>
           <w:rFonts w:eastAsia="Times New Roman"/>
           <w:lang w:val="nl-NL"/>
@@ -5784,7 +5787,7 @@
     <w:p>
       <w:pPr>
         <w:pStyle w:val="Normaalweb"/>
-        <w:divId w:val="646203458"/>
+        <w:divId w:val="1373459618"/>
         <w:rPr>
           <w:lang w:val="nl-NL"/>
         </w:rPr>
@@ -5799,7 +5802,7 @@
     <w:p>
       <w:pPr>
         <w:pStyle w:val="Kop5"/>
-        <w:divId w:val="646203458"/>
+        <w:divId w:val="1373459618"/>
         <w:rPr>
           <w:rFonts w:eastAsia="Times New Roman"/>
           <w:lang w:val="nl-NL"/>
@@ -5816,7 +5819,7 @@
     <w:p>
       <w:pPr>
         <w:pStyle w:val="Normaalweb"/>
-        <w:divId w:val="646203458"/>
+        <w:divId w:val="1373459618"/>
         <w:rPr>
           <w:lang w:val="nl-NL"/>
         </w:rPr>
@@ -5831,7 +5834,7 @@
     <w:p>
       <w:pPr>
         <w:pStyle w:val="afsluiting"/>
-        <w:divId w:val="646203458"/>
+        <w:divId w:val="1373459618"/>
         <w:rPr>
           <w:lang w:val="nl-NL"/>
         </w:rPr>
@@ -5846,7 +5849,7 @@
     <w:p>
       <w:pPr>
         <w:outlineLvl w:val="2"/>
-        <w:divId w:val="947586177"/>
+        <w:divId w:val="843974624"/>
         <w:rPr>
           <w:rFonts w:ascii="Aptos Display" w:eastAsia="Times New Roman" w:hAnsi="Aptos Display"/>
           <w:b/>
@@ -5872,7 +5875,7 @@
     </w:p>
     <w:p>
       <w:pPr>
-        <w:divId w:val="947586177"/>
+        <w:divId w:val="843974624"/>
         <w:rPr>
           <w:rFonts w:eastAsia="Times New Roman"/>
           <w:sz w:val="24"/>
@@ -5892,7 +5895,7 @@
     <w:p>
       <w:pPr>
         <w:pStyle w:val="subtitel"/>
-        <w:divId w:val="646203458"/>
+        <w:divId w:val="1373459618"/>
         <w:rPr>
           <w:lang w:val="nl-NL"/>
         </w:rPr>
@@ -5907,7 +5910,7 @@
     <w:p>
       <w:pPr>
         <w:pStyle w:val="Kop4"/>
-        <w:divId w:val="646203458"/>
+        <w:divId w:val="1373459618"/>
         <w:rPr>
           <w:rFonts w:eastAsia="Times New Roman"/>
           <w:lang w:val="nl-NL"/>
@@ -5924,7 +5927,7 @@
     <w:p>
       <w:pPr>
         <w:pStyle w:val="Normaalweb"/>
-        <w:divId w:val="646203458"/>
+        <w:divId w:val="1373459618"/>
         <w:rPr>
           <w:lang w:val="nl-NL"/>
         </w:rPr>
@@ -5945,7 +5948,7 @@
     <w:p>
       <w:pPr>
         <w:pStyle w:val="Kop5"/>
-        <w:divId w:val="646203458"/>
+        <w:divId w:val="1373459618"/>
         <w:rPr>
           <w:rFonts w:eastAsia="Times New Roman"/>
           <w:lang w:val="nl-NL"/>
@@ -5962,7 +5965,7 @@
     <w:p>
       <w:pPr>
         <w:pStyle w:val="Normaalweb"/>
-        <w:divId w:val="646203458"/>
+        <w:divId w:val="1373459618"/>
         <w:rPr>
           <w:lang w:val="nl-NL"/>
         </w:rPr>
@@ -5977,7 +5980,7 @@
     <w:p>
       <w:pPr>
         <w:pStyle w:val="Normaalweb"/>
-        <w:divId w:val="646203458"/>
+        <w:divId w:val="1373459618"/>
         <w:rPr>
           <w:lang w:val="nl-NL"/>
         </w:rPr>
@@ -5992,7 +5995,7 @@
     <w:p>
       <w:pPr>
         <w:pStyle w:val="Kop5"/>
-        <w:divId w:val="646203458"/>
+        <w:divId w:val="1373459618"/>
         <w:rPr>
           <w:rFonts w:eastAsia="Times New Roman"/>
           <w:lang w:val="nl-NL"/>
@@ -6013,7 +6016,7 @@
           <w:numId w:val="16"/>
         </w:numPr>
         <w:spacing w:before="100" w:beforeAutospacing="1" w:after="100" w:afterAutospacing="1"/>
-        <w:divId w:val="646203458"/>
+        <w:divId w:val="1373459618"/>
         <w:rPr>
           <w:rFonts w:eastAsia="Times New Roman"/>
           <w:lang w:val="nl-NL"/>
@@ -6034,7 +6037,7 @@
           <w:numId w:val="16"/>
         </w:numPr>
         <w:spacing w:before="100" w:beforeAutospacing="1" w:after="100" w:afterAutospacing="1"/>
-        <w:divId w:val="646203458"/>
+        <w:divId w:val="1373459618"/>
         <w:rPr>
           <w:rFonts w:eastAsia="Times New Roman"/>
           <w:lang w:val="nl-NL"/>
@@ -6055,7 +6058,7 @@
           <w:numId w:val="16"/>
         </w:numPr>
         <w:spacing w:before="100" w:beforeAutospacing="1" w:after="100" w:afterAutospacing="1"/>
-        <w:divId w:val="646203458"/>
+        <w:divId w:val="1373459618"/>
         <w:rPr>
           <w:rFonts w:eastAsia="Times New Roman"/>
           <w:lang w:val="nl-NL"/>
@@ -6076,7 +6079,7 @@
           <w:numId w:val="16"/>
         </w:numPr>
         <w:spacing w:before="100" w:beforeAutospacing="1" w:after="100" w:afterAutospacing="1"/>
-        <w:divId w:val="646203458"/>
+        <w:divId w:val="1373459618"/>
         <w:rPr>
           <w:rFonts w:eastAsia="Times New Roman"/>
           <w:lang w:val="nl-NL"/>
@@ -6093,7 +6096,7 @@
     <w:p>
       <w:pPr>
         <w:pStyle w:val="Kop5"/>
-        <w:divId w:val="646203458"/>
+        <w:divId w:val="1373459618"/>
         <w:rPr>
           <w:rFonts w:eastAsia="Times New Roman"/>
           <w:lang w:val="nl-NL"/>
@@ -6110,7 +6113,7 @@
     <w:p>
       <w:pPr>
         <w:pStyle w:val="Normaalweb"/>
-        <w:divId w:val="646203458"/>
+        <w:divId w:val="1373459618"/>
         <w:rPr>
           <w:lang w:val="nl-NL"/>
         </w:rPr>
@@ -6125,7 +6128,7 @@
     <w:p>
       <w:pPr>
         <w:pStyle w:val="Kop4"/>
-        <w:divId w:val="646203458"/>
+        <w:divId w:val="1373459618"/>
         <w:rPr>
           <w:rFonts w:eastAsia="Times New Roman"/>
           <w:lang w:val="nl-NL"/>
@@ -6142,7 +6145,7 @@
     <w:p>
       <w:pPr>
         <w:pStyle w:val="Normaalweb"/>
-        <w:divId w:val="1487476593"/>
+        <w:divId w:val="1239827919"/>
         <w:rPr>
           <w:lang w:val="nl-NL"/>
         </w:rPr>
@@ -6164,7 +6167,7 @@
     <w:p>
       <w:pPr>
         <w:pStyle w:val="Normaalweb"/>
-        <w:divId w:val="1487476593"/>
+        <w:divId w:val="1239827919"/>
         <w:rPr>
           <w:lang w:val="nl-NL"/>
         </w:rPr>
@@ -6186,7 +6189,7 @@
     <w:p>
       <w:pPr>
         <w:pStyle w:val="Kop5"/>
-        <w:divId w:val="646203458"/>
+        <w:divId w:val="1373459618"/>
         <w:rPr>
           <w:rFonts w:eastAsia="Times New Roman"/>
           <w:lang w:val="nl-NL"/>
@@ -6203,7 +6206,7 @@
     <w:p>
       <w:pPr>
         <w:pStyle w:val="Normaalweb"/>
-        <w:divId w:val="646203458"/>
+        <w:divId w:val="1373459618"/>
         <w:rPr>
           <w:lang w:val="nl-NL"/>
         </w:rPr>
@@ -6218,7 +6221,7 @@
     <w:p>
       <w:pPr>
         <w:pStyle w:val="Kop5"/>
-        <w:divId w:val="646203458"/>
+        <w:divId w:val="1373459618"/>
         <w:rPr>
           <w:rFonts w:eastAsia="Times New Roman"/>
           <w:lang w:val="nl-NL"/>
@@ -6235,7 +6238,7 @@
     <w:p>
       <w:pPr>
         <w:pStyle w:val="Normaalweb"/>
-        <w:divId w:val="646203458"/>
+        <w:divId w:val="1373459618"/>
         <w:rPr>
           <w:lang w:val="nl-NL"/>
         </w:rPr>
@@ -6250,7 +6253,7 @@
     <w:p>
       <w:pPr>
         <w:pStyle w:val="Kop5"/>
-        <w:divId w:val="646203458"/>
+        <w:divId w:val="1373459618"/>
         <w:rPr>
           <w:rFonts w:eastAsia="Times New Roman"/>
           <w:lang w:val="nl-NL"/>
@@ -6267,7 +6270,7 @@
     <w:p>
       <w:pPr>
         <w:pStyle w:val="Normaalweb"/>
-        <w:divId w:val="646203458"/>
+        <w:divId w:val="1373459618"/>
         <w:rPr>
           <w:lang w:val="nl-NL"/>
         </w:rPr>
@@ -6282,7 +6285,7 @@
     <w:p>
       <w:pPr>
         <w:pStyle w:val="Kop4"/>
-        <w:divId w:val="646203458"/>
+        <w:divId w:val="1373459618"/>
         <w:rPr>
           <w:rFonts w:eastAsia="Times New Roman"/>
           <w:lang w:val="nl-NL"/>
@@ -6299,7 +6302,7 @@
     <w:p>
       <w:pPr>
         <w:pStyle w:val="Kop5"/>
-        <w:divId w:val="646203458"/>
+        <w:divId w:val="1373459618"/>
         <w:rPr>
           <w:rFonts w:eastAsia="Times New Roman"/>
           <w:lang w:val="nl-NL"/>
@@ -6316,7 +6319,7 @@
     <w:p>
       <w:pPr>
         <w:pStyle w:val="Normaalweb"/>
-        <w:divId w:val="646203458"/>
+        <w:divId w:val="1373459618"/>
         <w:rPr>
           <w:lang w:val="nl-NL"/>
         </w:rPr>
@@ -6331,7 +6334,7 @@
     <w:p>
       <w:pPr>
         <w:pStyle w:val="Kop5"/>
-        <w:divId w:val="646203458"/>
+        <w:divId w:val="1373459618"/>
         <w:rPr>
           <w:rFonts w:eastAsia="Times New Roman"/>
           <w:lang w:val="nl-NL"/>
@@ -6348,7 +6351,7 @@
     <w:p>
       <w:pPr>
         <w:pStyle w:val="Normaalweb"/>
-        <w:divId w:val="646203458"/>
+        <w:divId w:val="1373459618"/>
         <w:rPr>
           <w:lang w:val="nl-NL"/>
         </w:rPr>
@@ -6367,7 +6370,7 @@
           <w:numId w:val="17"/>
         </w:numPr>
         <w:spacing w:before="100" w:beforeAutospacing="1" w:after="100" w:afterAutospacing="1"/>
-        <w:divId w:val="646203458"/>
+        <w:divId w:val="1373459618"/>
         <w:rPr>
           <w:rFonts w:eastAsia="Times New Roman"/>
           <w:lang w:val="nl-NL"/>
@@ -6388,7 +6391,7 @@
           <w:numId w:val="17"/>
         </w:numPr>
         <w:spacing w:before="100" w:beforeAutospacing="1" w:after="100" w:afterAutospacing="1"/>
-        <w:divId w:val="646203458"/>
+        <w:divId w:val="1373459618"/>
         <w:rPr>
           <w:rFonts w:eastAsia="Times New Roman"/>
           <w:lang w:val="nl-NL"/>
@@ -6409,7 +6412,7 @@
           <w:numId w:val="17"/>
         </w:numPr>
         <w:spacing w:before="100" w:beforeAutospacing="1" w:after="100" w:afterAutospacing="1"/>
-        <w:divId w:val="646203458"/>
+        <w:divId w:val="1373459618"/>
         <w:rPr>
           <w:rFonts w:eastAsia="Times New Roman"/>
           <w:lang w:val="nl-NL"/>
@@ -6426,7 +6429,7 @@
     <w:p>
       <w:pPr>
         <w:pStyle w:val="Normaalweb"/>
-        <w:divId w:val="646203458"/>
+        <w:divId w:val="1373459618"/>
         <w:rPr>
           <w:lang w:val="nl-NL"/>
         </w:rPr>
@@ -6441,7 +6444,7 @@
     <w:p>
       <w:pPr>
         <w:pStyle w:val="Kop5"/>
-        <w:divId w:val="646203458"/>
+        <w:divId w:val="1373459618"/>
         <w:rPr>
           <w:rFonts w:eastAsia="Times New Roman"/>
           <w:lang w:val="nl-NL"/>
@@ -6458,7 +6461,7 @@
     <w:p>
       <w:pPr>
         <w:pStyle w:val="Normaalweb"/>
-        <w:divId w:val="646203458"/>
+        <w:divId w:val="1373459618"/>
         <w:rPr>
           <w:lang w:val="nl-NL"/>
         </w:rPr>
@@ -6473,7 +6476,7 @@
     <w:p>
       <w:pPr>
         <w:pStyle w:val="Kop4"/>
-        <w:divId w:val="646203458"/>
+        <w:divId w:val="1373459618"/>
         <w:rPr>
           <w:rFonts w:eastAsia="Times New Roman"/>
           <w:lang w:val="nl-NL"/>
@@ -6490,7 +6493,7 @@
     <w:p>
       <w:pPr>
         <w:pStyle w:val="Kop5"/>
-        <w:divId w:val="646203458"/>
+        <w:divId w:val="1373459618"/>
         <w:rPr>
           <w:rFonts w:eastAsia="Times New Roman"/>
           <w:lang w:val="nl-NL"/>
@@ -6507,7 +6510,7 @@
     <w:p>
       <w:pPr>
         <w:pStyle w:val="Normaalweb"/>
-        <w:divId w:val="646203458"/>
+        <w:divId w:val="1373459618"/>
         <w:rPr>
           <w:lang w:val="nl-NL"/>
         </w:rPr>
@@ -6522,7 +6525,7 @@
     <w:p>
       <w:pPr>
         <w:pStyle w:val="Kop5"/>
-        <w:divId w:val="646203458"/>
+        <w:divId w:val="1373459618"/>
         <w:rPr>
           <w:rFonts w:eastAsia="Times New Roman"/>
           <w:lang w:val="nl-NL"/>
@@ -6539,7 +6542,7 @@
     <w:p>
       <w:pPr>
         <w:pStyle w:val="Normaalweb"/>
-        <w:divId w:val="646203458"/>
+        <w:divId w:val="1373459618"/>
         <w:rPr>
           <w:lang w:val="nl-NL"/>
         </w:rPr>
@@ -6554,7 +6557,7 @@
     <w:p>
       <w:pPr>
         <w:pStyle w:val="Kop5"/>
-        <w:divId w:val="646203458"/>
+        <w:divId w:val="1373459618"/>
         <w:rPr>
           <w:rFonts w:eastAsia="Times New Roman"/>
           <w:lang w:val="nl-NL"/>
@@ -6571,7 +6574,7 @@
     <w:p>
       <w:pPr>
         <w:pStyle w:val="Normaalweb"/>
-        <w:divId w:val="646203458"/>
+        <w:divId w:val="1373459618"/>
         <w:rPr>
           <w:lang w:val="nl-NL"/>
         </w:rPr>
@@ -6586,7 +6589,7 @@
     <w:p>
       <w:pPr>
         <w:pStyle w:val="Kop5"/>
-        <w:divId w:val="646203458"/>
+        <w:divId w:val="1373459618"/>
         <w:rPr>
           <w:rFonts w:eastAsia="Times New Roman"/>
           <w:lang w:val="nl-NL"/>
@@ -6603,7 +6606,7 @@
     <w:p>
       <w:pPr>
         <w:pStyle w:val="Normaalweb"/>
-        <w:divId w:val="646203458"/>
+        <w:divId w:val="1373459618"/>
         <w:rPr>
           <w:lang w:val="nl-NL"/>
         </w:rPr>
@@ -6618,7 +6621,7 @@
     <w:p>
       <w:pPr>
         <w:pStyle w:val="Kop5"/>
-        <w:divId w:val="646203458"/>
+        <w:divId w:val="1373459618"/>
         <w:rPr>
           <w:rFonts w:eastAsia="Times New Roman"/>
           <w:lang w:val="nl-NL"/>
@@ -6635,7 +6638,7 @@
     <w:p>
       <w:pPr>
         <w:pStyle w:val="Normaalweb"/>
-        <w:divId w:val="646203458"/>
+        <w:divId w:val="1373459618"/>
         <w:rPr>
           <w:lang w:val="nl-NL"/>
         </w:rPr>
@@ -6650,7 +6653,7 @@
     <w:p>
       <w:pPr>
         <w:pStyle w:val="afsluiting"/>
-        <w:divId w:val="646203458"/>
+        <w:divId w:val="1373459618"/>
         <w:rPr>
           <w:lang w:val="nl-NL"/>
         </w:rPr>
@@ -6665,7 +6668,7 @@
     <w:p>
       <w:pPr>
         <w:outlineLvl w:val="2"/>
-        <w:divId w:val="475576"/>
+        <w:divId w:val="245312802"/>
         <w:rPr>
           <w:rFonts w:ascii="Aptos Display" w:eastAsia="Times New Roman" w:hAnsi="Aptos Display"/>
           <w:b/>
@@ -6691,7 +6694,7 @@
     </w:p>
     <w:p>
       <w:pPr>
-        <w:divId w:val="475576"/>
+        <w:divId w:val="245312802"/>
         <w:rPr>
           <w:rFonts w:eastAsia="Times New Roman"/>
           <w:sz w:val="24"/>
@@ -6711,7 +6714,7 @@
     <w:p>
       <w:pPr>
         <w:pStyle w:val="subtitel"/>
-        <w:divId w:val="646203458"/>
+        <w:divId w:val="1373459618"/>
         <w:rPr>
           <w:lang w:val="nl-NL"/>
         </w:rPr>
@@ -6726,7 +6729,7 @@
     <w:p>
       <w:pPr>
         <w:pStyle w:val="Kop4"/>
-        <w:divId w:val="646203458"/>
+        <w:divId w:val="1373459618"/>
         <w:rPr>
           <w:rFonts w:eastAsia="Times New Roman"/>
           <w:lang w:val="nl-NL"/>
@@ -6743,7 +6746,7 @@
     <w:p>
       <w:pPr>
         <w:pStyle w:val="Normaalweb"/>
-        <w:divId w:val="646203458"/>
+        <w:divId w:val="1373459618"/>
         <w:rPr>
           <w:lang w:val="nl-NL"/>
         </w:rPr>
@@ -6764,7 +6767,7 @@
     <w:p>
       <w:pPr>
         <w:pStyle w:val="Kop5"/>
-        <w:divId w:val="646203458"/>
+        <w:divId w:val="1373459618"/>
         <w:rPr>
           <w:rFonts w:eastAsia="Times New Roman"/>
           <w:lang w:val="nl-NL"/>
@@ -6781,7 +6784,7 @@
     <w:p>
       <w:pPr>
         <w:pStyle w:val="Normaalweb"/>
-        <w:divId w:val="646203458"/>
+        <w:divId w:val="1373459618"/>
         <w:rPr>
           <w:lang w:val="nl-NL"/>
         </w:rPr>
@@ -6796,7 +6799,7 @@
     <w:p>
       <w:pPr>
         <w:pStyle w:val="Normaalweb"/>
-        <w:divId w:val="646203458"/>
+        <w:divId w:val="1373459618"/>
         <w:rPr>
           <w:lang w:val="nl-NL"/>
         </w:rPr>
@@ -6811,7 +6814,7 @@
     <w:p>
       <w:pPr>
         <w:pStyle w:val="Kop5"/>
-        <w:divId w:val="646203458"/>
+        <w:divId w:val="1373459618"/>
         <w:rPr>
           <w:rFonts w:eastAsia="Times New Roman"/>
           <w:lang w:val="nl-NL"/>
@@ -6832,7 +6835,7 @@
           <w:numId w:val="18"/>
         </w:numPr>
         <w:spacing w:before="100" w:beforeAutospacing="1" w:after="100" w:afterAutospacing="1"/>
-        <w:divId w:val="646203458"/>
+        <w:divId w:val="1373459618"/>
         <w:rPr>
           <w:rFonts w:eastAsia="Times New Roman"/>
           <w:lang w:val="nl-NL"/>
@@ -6853,7 +6856,7 @@
           <w:numId w:val="18"/>
         </w:numPr>
         <w:spacing w:before="100" w:beforeAutospacing="1" w:after="100" w:afterAutospacing="1"/>
-        <w:divId w:val="646203458"/>
+        <w:divId w:val="1373459618"/>
         <w:rPr>
           <w:rFonts w:eastAsia="Times New Roman"/>
           <w:lang w:val="nl-NL"/>
@@ -6874,7 +6877,7 @@
           <w:numId w:val="18"/>
         </w:numPr>
         <w:spacing w:before="100" w:beforeAutospacing="1" w:after="100" w:afterAutospacing="1"/>
-        <w:divId w:val="646203458"/>
+        <w:divId w:val="1373459618"/>
         <w:rPr>
           <w:rFonts w:eastAsia="Times New Roman"/>
           <w:lang w:val="nl-NL"/>
@@ -6895,7 +6898,7 @@
           <w:numId w:val="18"/>
         </w:numPr>
         <w:spacing w:before="100" w:beforeAutospacing="1" w:after="100" w:afterAutospacing="1"/>
-        <w:divId w:val="646203458"/>
+        <w:divId w:val="1373459618"/>
         <w:rPr>
           <w:rFonts w:eastAsia="Times New Roman"/>
           <w:lang w:val="nl-NL"/>
@@ -6912,7 +6915,7 @@
     <w:p>
       <w:pPr>
         <w:pStyle w:val="Kop5"/>
-        <w:divId w:val="646203458"/>
+        <w:divId w:val="1373459618"/>
         <w:rPr>
           <w:rFonts w:eastAsia="Times New Roman"/>
           <w:lang w:val="nl-NL"/>
@@ -6929,7 +6932,7 @@
     <w:p>
       <w:pPr>
         <w:pStyle w:val="Normaalweb"/>
-        <w:divId w:val="646203458"/>
+        <w:divId w:val="1373459618"/>
         <w:rPr>
           <w:lang w:val="nl-NL"/>
         </w:rPr>
@@ -6944,7 +6947,7 @@
     <w:p>
       <w:pPr>
         <w:pStyle w:val="Kop4"/>
-        <w:divId w:val="646203458"/>
+        <w:divId w:val="1373459618"/>
         <w:rPr>
           <w:rFonts w:eastAsia="Times New Roman"/>
           <w:lang w:val="nl-NL"/>
@@ -6961,7 +6964,7 @@
     <w:p>
       <w:pPr>
         <w:pStyle w:val="Normaalweb"/>
-        <w:divId w:val="667250773"/>
+        <w:divId w:val="1942494470"/>
         <w:rPr>
           <w:lang w:val="nl-NL"/>
         </w:rPr>
@@ -6983,7 +6986,7 @@
     <w:p>
       <w:pPr>
         <w:pStyle w:val="Normaalweb"/>
-        <w:divId w:val="667250773"/>
+        <w:divId w:val="1942494470"/>
         <w:rPr>
           <w:lang w:val="nl-NL"/>
         </w:rPr>
@@ -7005,7 +7008,7 @@
     <w:p>
       <w:pPr>
         <w:pStyle w:val="Kop5"/>
-        <w:divId w:val="646203458"/>
+        <w:divId w:val="1373459618"/>
         <w:rPr>
           <w:rFonts w:eastAsia="Times New Roman"/>
           <w:lang w:val="nl-NL"/>
@@ -7022,7 +7025,7 @@
     <w:p>
       <w:pPr>
         <w:pStyle w:val="Normaalweb"/>
-        <w:divId w:val="646203458"/>
+        <w:divId w:val="1373459618"/>
         <w:rPr>
           <w:lang w:val="nl-NL"/>
         </w:rPr>
@@ -7037,7 +7040,7 @@
     <w:p>
       <w:pPr>
         <w:pStyle w:val="Kop5"/>
-        <w:divId w:val="646203458"/>
+        <w:divId w:val="1373459618"/>
         <w:rPr>
           <w:rFonts w:eastAsia="Times New Roman"/>
           <w:lang w:val="nl-NL"/>
@@ -7054,7 +7057,7 @@
     <w:p>
       <w:pPr>
         <w:pStyle w:val="Normaalweb"/>
-        <w:divId w:val="646203458"/>
+        <w:divId w:val="1373459618"/>
         <w:rPr>
           <w:lang w:val="nl-NL"/>
         </w:rPr>
@@ -7069,7 +7072,7 @@
     <w:p>
       <w:pPr>
         <w:pStyle w:val="Kop5"/>
-        <w:divId w:val="646203458"/>
+        <w:divId w:val="1373459618"/>
         <w:rPr>
           <w:rFonts w:eastAsia="Times New Roman"/>
           <w:lang w:val="nl-NL"/>
@@ -7086,7 +7089,7 @@
     <w:p>
       <w:pPr>
         <w:pStyle w:val="Normaalweb"/>
-        <w:divId w:val="646203458"/>
+        <w:divId w:val="1373459618"/>
         <w:rPr>
           <w:lang w:val="nl-NL"/>
         </w:rPr>
@@ -7101,7 +7104,7 @@
     <w:p>
       <w:pPr>
         <w:pStyle w:val="Kop4"/>
-        <w:divId w:val="646203458"/>
+        <w:divId w:val="1373459618"/>
         <w:rPr>
           <w:rFonts w:eastAsia="Times New Roman"/>
           <w:lang w:val="nl-NL"/>
@@ -7118,7 +7121,7 @@
     <w:p>
       <w:pPr>
         <w:pStyle w:val="Kop5"/>
-        <w:divId w:val="646203458"/>
+        <w:divId w:val="1373459618"/>
         <w:rPr>
           <w:rFonts w:eastAsia="Times New Roman"/>
           <w:lang w:val="nl-NL"/>
@@ -7135,7 +7138,7 @@
     <w:p>
       <w:pPr>
         <w:pStyle w:val="Normaalweb"/>
-        <w:divId w:val="646203458"/>
+        <w:divId w:val="1373459618"/>
         <w:rPr>
           <w:lang w:val="nl-NL"/>
         </w:rPr>
@@ -7150,7 +7153,7 @@
     <w:p>
       <w:pPr>
         <w:pStyle w:val="Kop5"/>
-        <w:divId w:val="646203458"/>
+        <w:divId w:val="1373459618"/>
         <w:rPr>
           <w:rFonts w:eastAsia="Times New Roman"/>
           <w:lang w:val="nl-NL"/>
@@ -7167,7 +7170,7 @@
     <w:p>
       <w:pPr>
         <w:pStyle w:val="Normaalweb"/>
-        <w:divId w:val="646203458"/>
+        <w:divId w:val="1373459618"/>
         <w:rPr>
           <w:lang w:val="nl-NL"/>
         </w:rPr>
@@ -7186,7 +7189,7 @@
           <w:numId w:val="19"/>
         </w:numPr>
         <w:spacing w:before="100" w:beforeAutospacing="1" w:after="100" w:afterAutospacing="1"/>
-        <w:divId w:val="646203458"/>
+        <w:divId w:val="1373459618"/>
         <w:rPr>
           <w:rFonts w:eastAsia="Times New Roman"/>
           <w:lang w:val="nl-NL"/>
@@ -7207,7 +7210,7 @@
           <w:numId w:val="19"/>
         </w:numPr>
         <w:spacing w:before="100" w:beforeAutospacing="1" w:after="100" w:afterAutospacing="1"/>
-        <w:divId w:val="646203458"/>
+        <w:divId w:val="1373459618"/>
         <w:rPr>
           <w:rFonts w:eastAsia="Times New Roman"/>
           <w:lang w:val="nl-NL"/>
@@ -7228,7 +7231,7 @@
           <w:numId w:val="19"/>
         </w:numPr>
         <w:spacing w:before="100" w:beforeAutospacing="1" w:after="100" w:afterAutospacing="1"/>
-        <w:divId w:val="646203458"/>
+        <w:divId w:val="1373459618"/>
         <w:rPr>
           <w:rFonts w:eastAsia="Times New Roman"/>
           <w:lang w:val="nl-NL"/>
@@ -7249,7 +7252,7 @@
           <w:numId w:val="19"/>
         </w:numPr>
         <w:spacing w:before="100" w:beforeAutospacing="1" w:after="100" w:afterAutospacing="1"/>
-        <w:divId w:val="646203458"/>
+        <w:divId w:val="1373459618"/>
         <w:rPr>
           <w:rFonts w:eastAsia="Times New Roman"/>
           <w:lang w:val="nl-NL"/>
@@ -7266,7 +7269,7 @@
     <w:p>
       <w:pPr>
         <w:pStyle w:val="Normaalweb"/>
-        <w:divId w:val="646203458"/>
+        <w:divId w:val="1373459618"/>
         <w:rPr>
           <w:lang w:val="nl-NL"/>
         </w:rPr>
@@ -7281,7 +7284,7 @@
     <w:p>
       <w:pPr>
         <w:pStyle w:val="Kop5"/>
-        <w:divId w:val="646203458"/>
+        <w:divId w:val="1373459618"/>
         <w:rPr>
           <w:rFonts w:eastAsia="Times New Roman"/>
           <w:lang w:val="nl-NL"/>
@@ -7298,7 +7301,7 @@
     <w:p>
       <w:pPr>
         <w:pStyle w:val="Normaalweb"/>
-        <w:divId w:val="646203458"/>
+        <w:divId w:val="1373459618"/>
         <w:rPr>
           <w:lang w:val="nl-NL"/>
         </w:rPr>
@@ -7313,7 +7316,7 @@
     <w:p>
       <w:pPr>
         <w:pStyle w:val="Kop4"/>
-        <w:divId w:val="646203458"/>
+        <w:divId w:val="1373459618"/>
         <w:rPr>
           <w:rFonts w:eastAsia="Times New Roman"/>
           <w:lang w:val="nl-NL"/>
@@ -7330,7 +7333,7 @@
     <w:p>
       <w:pPr>
         <w:pStyle w:val="Kop5"/>
-        <w:divId w:val="646203458"/>
+        <w:divId w:val="1373459618"/>
         <w:rPr>
           <w:rFonts w:eastAsia="Times New Roman"/>
           <w:lang w:val="nl-NL"/>
@@ -7347,7 +7350,7 @@
     <w:p>
       <w:pPr>
         <w:pStyle w:val="Normaalweb"/>
-        <w:divId w:val="646203458"/>
+        <w:divId w:val="1373459618"/>
         <w:rPr>
           <w:lang w:val="nl-NL"/>
         </w:rPr>
@@ -7362,7 +7365,7 @@
     <w:p>
       <w:pPr>
         <w:pStyle w:val="Kop5"/>
-        <w:divId w:val="646203458"/>
+        <w:divId w:val="1373459618"/>
         <w:rPr>
           <w:rFonts w:eastAsia="Times New Roman"/>
           <w:lang w:val="nl-NL"/>
@@ -7379,7 +7382,7 @@
     <w:p>
       <w:pPr>
         <w:pStyle w:val="Normaalweb"/>
-        <w:divId w:val="646203458"/>
+        <w:divId w:val="1373459618"/>
         <w:rPr>
           <w:lang w:val="nl-NL"/>
         </w:rPr>
@@ -7394,7 +7397,7 @@
     <w:p>
       <w:pPr>
         <w:pStyle w:val="Kop5"/>
-        <w:divId w:val="646203458"/>
+        <w:divId w:val="1373459618"/>
         <w:rPr>
           <w:rFonts w:eastAsia="Times New Roman"/>
           <w:lang w:val="nl-NL"/>
@@ -7411,7 +7414,7 @@
     <w:p>
       <w:pPr>
         <w:pStyle w:val="Normaalweb"/>
-        <w:divId w:val="646203458"/>
+        <w:divId w:val="1373459618"/>
         <w:rPr>
           <w:lang w:val="nl-NL"/>
         </w:rPr>
@@ -7426,7 +7429,7 @@
     <w:p>
       <w:pPr>
         <w:pStyle w:val="Kop5"/>
-        <w:divId w:val="646203458"/>
+        <w:divId w:val="1373459618"/>
         <w:rPr>
           <w:rFonts w:eastAsia="Times New Roman"/>
           <w:lang w:val="nl-NL"/>
@@ -7443,7 +7446,7 @@
     <w:p>
       <w:pPr>
         <w:pStyle w:val="Normaalweb"/>
-        <w:divId w:val="646203458"/>
+        <w:divId w:val="1373459618"/>
         <w:rPr>
           <w:lang w:val="nl-NL"/>
         </w:rPr>
@@ -7458,7 +7461,7 @@
     <w:p>
       <w:pPr>
         <w:pStyle w:val="Kop5"/>
-        <w:divId w:val="646203458"/>
+        <w:divId w:val="1373459618"/>
         <w:rPr>
           <w:rFonts w:eastAsia="Times New Roman"/>
           <w:lang w:val="nl-NL"/>
@@ -7475,7 +7478,7 @@
     <w:p>
       <w:pPr>
         <w:pStyle w:val="Normaalweb"/>
-        <w:divId w:val="646203458"/>
+        <w:divId w:val="1373459618"/>
         <w:rPr>
           <w:lang w:val="nl-NL"/>
         </w:rPr>
@@ -7490,7 +7493,7 @@
     <w:p>
       <w:pPr>
         <w:pStyle w:val="afsluiting"/>
-        <w:divId w:val="646203458"/>
+        <w:divId w:val="1373459618"/>
         <w:rPr>
           <w:lang w:val="nl-NL"/>
         </w:rPr>
@@ -7505,7 +7508,7 @@
     <w:p>
       <w:pPr>
         <w:outlineLvl w:val="2"/>
-        <w:divId w:val="1802183708"/>
+        <w:divId w:val="524368638"/>
         <w:rPr>
           <w:rFonts w:ascii="Aptos Display" w:eastAsia="Times New Roman" w:hAnsi="Aptos Display"/>
           <w:b/>
@@ -7531,7 +7534,7 @@
     </w:p>
     <w:p>
       <w:pPr>
-        <w:divId w:val="1802183708"/>
+        <w:divId w:val="524368638"/>
         <w:rPr>
           <w:rFonts w:eastAsia="Times New Roman"/>
           <w:sz w:val="24"/>
@@ -7551,7 +7554,7 @@
     <w:p>
       <w:pPr>
         <w:pStyle w:val="subtitel"/>
-        <w:divId w:val="646203458"/>
+        <w:divId w:val="1373459618"/>
         <w:rPr>
           <w:lang w:val="nl-NL"/>
         </w:rPr>
@@ -7566,7 +7569,7 @@
     <w:p>
       <w:pPr>
         <w:pStyle w:val="Kop4"/>
-        <w:divId w:val="646203458"/>
+        <w:divId w:val="1373459618"/>
         <w:rPr>
           <w:rFonts w:eastAsia="Times New Roman"/>
           <w:lang w:val="nl-NL"/>
@@ -7583,7 +7586,7 @@
     <w:p>
       <w:pPr>
         <w:pStyle w:val="Normaalweb"/>
-        <w:divId w:val="646203458"/>
+        <w:divId w:val="1373459618"/>
         <w:rPr>
           <w:lang w:val="nl-NL"/>
         </w:rPr>
@@ -7598,7 +7601,7 @@
     <w:p>
       <w:pPr>
         <w:pStyle w:val="Kop5"/>
-        <w:divId w:val="646203458"/>
+        <w:divId w:val="1373459618"/>
         <w:rPr>
           <w:rFonts w:eastAsia="Times New Roman"/>
           <w:lang w:val="nl-NL"/>
@@ -7615,7 +7618,7 @@
     <w:p>
       <w:pPr>
         <w:pStyle w:val="Normaalweb"/>
-        <w:divId w:val="646203458"/>
+        <w:divId w:val="1373459618"/>
         <w:rPr>
           <w:lang w:val="nl-NL"/>
         </w:rPr>
@@ -7630,7 +7633,7 @@
     <w:p>
       <w:pPr>
         <w:pStyle w:val="Normaalweb"/>
-        <w:divId w:val="646203458"/>
+        <w:divId w:val="1373459618"/>
         <w:rPr>
           <w:lang w:val="nl-NL"/>
         </w:rPr>
@@ -7645,7 +7648,7 @@
     <w:p>
       <w:pPr>
         <w:pStyle w:val="Kop5"/>
-        <w:divId w:val="646203458"/>
+        <w:divId w:val="1373459618"/>
         <w:rPr>
           <w:rFonts w:eastAsia="Times New Roman"/>
           <w:lang w:val="nl-NL"/>
@@ -7666,7 +7669,7 @@
           <w:numId w:val="20"/>
         </w:numPr>
         <w:spacing w:before="100" w:beforeAutospacing="1" w:after="100" w:afterAutospacing="1"/>
-        <w:divId w:val="646203458"/>
+        <w:divId w:val="1373459618"/>
         <w:rPr>
           <w:rFonts w:eastAsia="Times New Roman"/>
           <w:lang w:val="nl-NL"/>
@@ -7687,7 +7690,7 @@
           <w:numId w:val="20"/>
         </w:numPr>
         <w:spacing w:before="100" w:beforeAutospacing="1" w:after="100" w:afterAutospacing="1"/>
-        <w:divId w:val="646203458"/>
+        <w:divId w:val="1373459618"/>
         <w:rPr>
           <w:rFonts w:eastAsia="Times New Roman"/>
           <w:lang w:val="nl-NL"/>
@@ -7708,7 +7711,7 @@
           <w:numId w:val="20"/>
         </w:numPr>
         <w:spacing w:before="100" w:beforeAutospacing="1" w:after="100" w:afterAutospacing="1"/>
-        <w:divId w:val="646203458"/>
+        <w:divId w:val="1373459618"/>
         <w:rPr>
           <w:rFonts w:eastAsia="Times New Roman"/>
           <w:lang w:val="nl-NL"/>
@@ -7725,7 +7728,7 @@
     <w:p>
       <w:pPr>
         <w:pStyle w:val="Kop5"/>
-        <w:divId w:val="646203458"/>
+        <w:divId w:val="1373459618"/>
         <w:rPr>
           <w:rFonts w:eastAsia="Times New Roman"/>
           <w:lang w:val="nl-NL"/>
@@ -7742,7 +7745,7 @@
     <w:p>
       <w:pPr>
         <w:pStyle w:val="Normaalweb"/>
-        <w:divId w:val="646203458"/>
+        <w:divId w:val="1373459618"/>
         <w:rPr>
           <w:lang w:val="nl-NL"/>
         </w:rPr>
@@ -7757,7 +7760,7 @@
     <w:p>
       <w:pPr>
         <w:pStyle w:val="Kop4"/>
-        <w:divId w:val="646203458"/>
+        <w:divId w:val="1373459618"/>
         <w:rPr>
           <w:rFonts w:eastAsia="Times New Roman"/>
           <w:lang w:val="nl-NL"/>
@@ -7774,7 +7777,7 @@
     <w:p>
       <w:pPr>
         <w:pStyle w:val="Normaalweb"/>
-        <w:divId w:val="1781754928"/>
+        <w:divId w:val="724261407"/>
         <w:rPr>
           <w:lang w:val="nl-NL"/>
         </w:rPr>
@@ -7796,7 +7799,7 @@
     <w:p>
       <w:pPr>
         <w:pStyle w:val="Normaalweb"/>
-        <w:divId w:val="1781754928"/>
+        <w:divId w:val="724261407"/>
         <w:rPr>
           <w:lang w:val="nl-NL"/>
         </w:rPr>
@@ -7818,7 +7821,7 @@
     <w:p>
       <w:pPr>
         <w:pStyle w:val="Kop5"/>
-        <w:divId w:val="646203458"/>
+        <w:divId w:val="1373459618"/>
         <w:rPr>
           <w:rFonts w:eastAsia="Times New Roman"/>
           <w:lang w:val="nl-NL"/>
@@ -7835,7 +7838,7 @@
     <w:p>
       <w:pPr>
         <w:pStyle w:val="Normaalweb"/>
-        <w:divId w:val="646203458"/>
+        <w:divId w:val="1373459618"/>
         <w:rPr>
           <w:lang w:val="nl-NL"/>
         </w:rPr>
@@ -7850,7 +7853,7 @@
     <w:p>
       <w:pPr>
         <w:pStyle w:val="Kop5"/>
-        <w:divId w:val="646203458"/>
+        <w:divId w:val="1373459618"/>
         <w:rPr>
           <w:rFonts w:eastAsia="Times New Roman"/>
           <w:lang w:val="nl-NL"/>
@@ -7867,7 +7870,7 @@
     <w:p>
       <w:pPr>
         <w:pStyle w:val="Normaalweb"/>
-        <w:divId w:val="646203458"/>
+        <w:divId w:val="1373459618"/>
         <w:rPr>
           <w:lang w:val="nl-NL"/>
         </w:rPr>
@@ -7882,7 +7885,7 @@
     <w:p>
       <w:pPr>
         <w:pStyle w:val="Kop5"/>
-        <w:divId w:val="646203458"/>
+        <w:divId w:val="1373459618"/>
         <w:rPr>
           <w:rFonts w:eastAsia="Times New Roman"/>
           <w:lang w:val="nl-NL"/>
@@ -7899,7 +7902,7 @@
     <w:p>
       <w:pPr>
         <w:pStyle w:val="Normaalweb"/>
-        <w:divId w:val="646203458"/>
+        <w:divId w:val="1373459618"/>
         <w:rPr>
           <w:lang w:val="nl-NL"/>
         </w:rPr>
@@ -7914,7 +7917,7 @@
     <w:p>
       <w:pPr>
         <w:pStyle w:val="Kop4"/>
-        <w:divId w:val="646203458"/>
+        <w:divId w:val="1373459618"/>
         <w:rPr>
           <w:rFonts w:eastAsia="Times New Roman"/>
           <w:lang w:val="nl-NL"/>
@@ -7931,7 +7934,7 @@
     <w:p>
       <w:pPr>
         <w:pStyle w:val="Kop5"/>
-        <w:divId w:val="646203458"/>
+        <w:divId w:val="1373459618"/>
         <w:rPr>
           <w:rFonts w:eastAsia="Times New Roman"/>
           <w:lang w:val="nl-NL"/>
@@ -7948,7 +7951,7 @@
     <w:p>
       <w:pPr>
         <w:pStyle w:val="Normaalweb"/>
-        <w:divId w:val="646203458"/>
+        <w:divId w:val="1373459618"/>
         <w:rPr>
           <w:lang w:val="nl-NL"/>
         </w:rPr>
@@ -7963,7 +7966,7 @@
     <w:p>
       <w:pPr>
         <w:pStyle w:val="Kop5"/>
-        <w:divId w:val="646203458"/>
+        <w:divId w:val="1373459618"/>
         <w:rPr>
           <w:rFonts w:eastAsia="Times New Roman"/>
           <w:lang w:val="nl-NL"/>
@@ -7980,7 +7983,7 @@
     <w:p>
       <w:pPr>
         <w:pStyle w:val="Normaalweb"/>
-        <w:divId w:val="646203458"/>
+        <w:divId w:val="1373459618"/>
         <w:rPr>
           <w:lang w:val="nl-NL"/>
         </w:rPr>
@@ -7999,7 +8002,7 @@
           <w:numId w:val="21"/>
         </w:numPr>
         <w:spacing w:before="100" w:beforeAutospacing="1" w:after="100" w:afterAutospacing="1"/>
-        <w:divId w:val="646203458"/>
+        <w:divId w:val="1373459618"/>
         <w:rPr>
           <w:rFonts w:eastAsia="Times New Roman"/>
           <w:lang w:val="nl-NL"/>
@@ -8020,7 +8023,7 @@
           <w:numId w:val="21"/>
         </w:numPr>
         <w:spacing w:before="100" w:beforeAutospacing="1" w:after="100" w:afterAutospacing="1"/>
-        <w:divId w:val="646203458"/>
+        <w:divId w:val="1373459618"/>
         <w:rPr>
           <w:rFonts w:eastAsia="Times New Roman"/>
           <w:lang w:val="nl-NL"/>
@@ -8041,7 +8044,7 @@
           <w:numId w:val="21"/>
         </w:numPr>
         <w:spacing w:before="100" w:beforeAutospacing="1" w:after="100" w:afterAutospacing="1"/>
-        <w:divId w:val="646203458"/>
+        <w:divId w:val="1373459618"/>
         <w:rPr>
           <w:rFonts w:eastAsia="Times New Roman"/>
           <w:lang w:val="nl-NL"/>
@@ -8058,7 +8061,7 @@
     <w:p>
       <w:pPr>
         <w:pStyle w:val="Normaalweb"/>
-        <w:divId w:val="646203458"/>
+        <w:divId w:val="1373459618"/>
         <w:rPr>
           <w:lang w:val="nl-NL"/>
         </w:rPr>
@@ -8073,7 +8076,7 @@
     <w:p>
       <w:pPr>
         <w:pStyle w:val="Kop5"/>
-        <w:divId w:val="646203458"/>
+        <w:divId w:val="1373459618"/>
         <w:rPr>
           <w:rFonts w:eastAsia="Times New Roman"/>
           <w:lang w:val="nl-NL"/>
@@ -8090,7 +8093,7 @@
     <w:p>
       <w:pPr>
         <w:pStyle w:val="Normaalweb"/>
-        <w:divId w:val="646203458"/>
+        <w:divId w:val="1373459618"/>
         <w:rPr>
           <w:lang w:val="nl-NL"/>
         </w:rPr>
@@ -8105,7 +8108,7 @@
     <w:p>
       <w:pPr>
         <w:pStyle w:val="Kop4"/>
-        <w:divId w:val="646203458"/>
+        <w:divId w:val="1373459618"/>
         <w:rPr>
           <w:rFonts w:eastAsia="Times New Roman"/>
           <w:lang w:val="nl-NL"/>
@@ -8122,7 +8125,7 @@
     <w:p>
       <w:pPr>
         <w:pStyle w:val="Kop5"/>
-        <w:divId w:val="646203458"/>
+        <w:divId w:val="1373459618"/>
         <w:rPr>
           <w:rFonts w:eastAsia="Times New Roman"/>
           <w:lang w:val="nl-NL"/>
@@ -8139,7 +8142,7 @@
     <w:p>
       <w:pPr>
         <w:pStyle w:val="Normaalweb"/>
-        <w:divId w:val="646203458"/>
+        <w:divId w:val="1373459618"/>
         <w:rPr>
           <w:lang w:val="nl-NL"/>
         </w:rPr>
@@ -8154,7 +8157,7 @@
     <w:p>
       <w:pPr>
         <w:pStyle w:val="Kop5"/>
-        <w:divId w:val="646203458"/>
+        <w:divId w:val="1373459618"/>
         <w:rPr>
           <w:rFonts w:eastAsia="Times New Roman"/>
           <w:lang w:val="nl-NL"/>
@@ -8171,7 +8174,7 @@
     <w:p>
       <w:pPr>
         <w:pStyle w:val="Normaalweb"/>
-        <w:divId w:val="646203458"/>
+        <w:divId w:val="1373459618"/>
         <w:rPr>
           <w:lang w:val="nl-NL"/>
         </w:rPr>
@@ -8186,7 +8189,7 @@
     <w:p>
       <w:pPr>
         <w:pStyle w:val="Kop5"/>
-        <w:divId w:val="646203458"/>
+        <w:divId w:val="1373459618"/>
         <w:rPr>
           <w:rFonts w:eastAsia="Times New Roman"/>
           <w:lang w:val="nl-NL"/>
@@ -8203,7 +8206,7 @@
     <w:p>
       <w:pPr>
         <w:pStyle w:val="Normaalweb"/>
-        <w:divId w:val="646203458"/>
+        <w:divId w:val="1373459618"/>
         <w:rPr>
           <w:lang w:val="nl-NL"/>
         </w:rPr>
@@ -8218,7 +8221,7 @@
     <w:p>
       <w:pPr>
         <w:pStyle w:val="Kop5"/>
-        <w:divId w:val="646203458"/>
+        <w:divId w:val="1373459618"/>
         <w:rPr>
           <w:rFonts w:eastAsia="Times New Roman"/>
           <w:lang w:val="nl-NL"/>
@@ -8235,7 +8238,7 @@
     <w:p>
       <w:pPr>
         <w:pStyle w:val="Normaalweb"/>
-        <w:divId w:val="646203458"/>
+        <w:divId w:val="1373459618"/>
         <w:rPr>
           <w:lang w:val="nl-NL"/>
         </w:rPr>
@@ -8250,7 +8253,7 @@
     <w:p>
       <w:pPr>
         <w:pStyle w:val="Kop5"/>
-        <w:divId w:val="646203458"/>
+        <w:divId w:val="1373459618"/>
         <w:rPr>
           <w:rFonts w:eastAsia="Times New Roman"/>
           <w:lang w:val="nl-NL"/>
@@ -8267,7 +8270,7 @@
     <w:p>
       <w:pPr>
         <w:pStyle w:val="Normaalweb"/>
-        <w:divId w:val="646203458"/>
+        <w:divId w:val="1373459618"/>
         <w:rPr>
           <w:lang w:val="nl-NL"/>
         </w:rPr>
@@ -8282,7 +8285,7 @@
     <w:p>
       <w:pPr>
         <w:pStyle w:val="afsluiting"/>
-        <w:divId w:val="646203458"/>
+        <w:divId w:val="1373459618"/>
         <w:rPr>
           <w:lang w:val="nl-NL"/>
         </w:rPr>
@@ -8298,7 +8301,7 @@
       <w:pPr>
         <w:pStyle w:val="marker"/>
         <w:ind w:left="800" w:right="800"/>
-        <w:divId w:val="646203458"/>
+        <w:divId w:val="1373459618"/>
         <w:rPr>
           <w:lang w:val="nl-NL"/>
         </w:rPr>
@@ -8310,13 +8313,13 @@
     <w:p>
       <w:pPr>
         <w:pStyle w:val="Kop1"/>
-        <w:divId w:val="646203458"/>
-        <w:rPr>
-          <w:rFonts w:eastAsia="Times New Roman"/>
-          <w:lang w:val="nl-NL"/>
-        </w:rPr>
-      </w:pPr>
-      <w:bookmarkStart w:id="4" w:name="_Toc242189959"/>
+        <w:divId w:val="1373459618"/>
+        <w:rPr>
+          <w:rFonts w:eastAsia="Times New Roman"/>
+          <w:lang w:val="nl-NL"/>
+        </w:rPr>
+      </w:pPr>
+      <w:bookmarkStart w:id="4" w:name="_Toc242191494"/>
       <w:r>
         <w:rPr>
           <w:rFonts w:eastAsia="Times New Roman"/>
@@ -8330,7 +8333,7 @@
       <w:pPr>
         <w:pStyle w:val="Kop2"/>
         <w:spacing w:before="400" w:after="160"/>
-        <w:divId w:val="646203458"/>
+        <w:divId w:val="1373459618"/>
         <w:rPr>
           <w:rFonts w:eastAsia="Times New Roman"/>
           <w:sz w:val="32"/>
@@ -8338,7 +8341,7 @@
           <w:lang w:val="nl-NL"/>
         </w:rPr>
       </w:pPr>
-      <w:bookmarkStart w:id="5" w:name="_Toc242189960"/>
+      <w:bookmarkStart w:id="5" w:name="_Toc242191495"/>
       <w:r>
         <w:rPr>
           <w:rFonts w:eastAsia="Times New Roman"/>
@@ -8353,7 +8356,7 @@
     <w:p>
       <w:pPr>
         <w:outlineLvl w:val="2"/>
-        <w:divId w:val="2042784496"/>
+        <w:divId w:val="335421448"/>
         <w:rPr>
           <w:rFonts w:ascii="Aptos Display" w:eastAsia="Times New Roman" w:hAnsi="Aptos Display"/>
           <w:b/>
@@ -8379,7 +8382,7 @@
     </w:p>
     <w:p>
       <w:pPr>
-        <w:divId w:val="2042784496"/>
+        <w:divId w:val="335421448"/>
         <w:rPr>
           <w:rFonts w:eastAsia="Times New Roman"/>
           <w:sz w:val="24"/>
@@ -8399,7 +8402,7 @@
     <w:p>
       <w:pPr>
         <w:pStyle w:val="subtitel"/>
-        <w:divId w:val="646203458"/>
+        <w:divId w:val="1373459618"/>
         <w:rPr>
           <w:lang w:val="nl-NL"/>
         </w:rPr>
@@ -8414,7 +8417,7 @@
     <w:p>
       <w:pPr>
         <w:pStyle w:val="Kop4"/>
-        <w:divId w:val="646203458"/>
+        <w:divId w:val="1373459618"/>
         <w:rPr>
           <w:rFonts w:eastAsia="Times New Roman"/>
           <w:lang w:val="nl-NL"/>
@@ -8431,7 +8434,7 @@
     <w:p>
       <w:pPr>
         <w:pStyle w:val="Normaalweb"/>
-        <w:divId w:val="646203458"/>
+        <w:divId w:val="1373459618"/>
         <w:rPr>
           <w:lang w:val="nl-NL"/>
         </w:rPr>
@@ -8446,7 +8449,7 @@
     <w:p>
       <w:pPr>
         <w:pStyle w:val="Kop5"/>
-        <w:divId w:val="646203458"/>
+        <w:divId w:val="1373459618"/>
         <w:rPr>
           <w:rFonts w:eastAsia="Times New Roman"/>
           <w:lang w:val="nl-NL"/>
@@ -8463,7 +8466,7 @@
     <w:p>
       <w:pPr>
         <w:pStyle w:val="Normaalweb"/>
-        <w:divId w:val="646203458"/>
+        <w:divId w:val="1373459618"/>
         <w:rPr>
           <w:lang w:val="nl-NL"/>
         </w:rPr>
@@ -8478,7 +8481,7 @@
     <w:p>
       <w:pPr>
         <w:pStyle w:val="Normaalweb"/>
-        <w:divId w:val="646203458"/>
+        <w:divId w:val="1373459618"/>
         <w:rPr>
           <w:lang w:val="nl-NL"/>
         </w:rPr>
@@ -8493,7 +8496,7 @@
     <w:p>
       <w:pPr>
         <w:pStyle w:val="Kop5"/>
-        <w:divId w:val="646203458"/>
+        <w:divId w:val="1373459618"/>
         <w:rPr>
           <w:rFonts w:eastAsia="Times New Roman"/>
           <w:lang w:val="nl-NL"/>
@@ -8514,7 +8517,7 @@
           <w:numId w:val="22"/>
         </w:numPr>
         <w:spacing w:before="100" w:beforeAutospacing="1" w:after="100" w:afterAutospacing="1"/>
-        <w:divId w:val="646203458"/>
+        <w:divId w:val="1373459618"/>
         <w:rPr>
           <w:rFonts w:eastAsia="Times New Roman"/>
           <w:lang w:val="nl-NL"/>
@@ -8535,7 +8538,7 @@
           <w:numId w:val="22"/>
         </w:numPr>
         <w:spacing w:before="100" w:beforeAutospacing="1" w:after="100" w:afterAutospacing="1"/>
-        <w:divId w:val="646203458"/>
+        <w:divId w:val="1373459618"/>
         <w:rPr>
           <w:rFonts w:eastAsia="Times New Roman"/>
           <w:lang w:val="nl-NL"/>
@@ -8556,7 +8559,7 @@
           <w:numId w:val="22"/>
         </w:numPr>
         <w:spacing w:before="100" w:beforeAutospacing="1" w:after="100" w:afterAutospacing="1"/>
-        <w:divId w:val="646203458"/>
+        <w:divId w:val="1373459618"/>
         <w:rPr>
           <w:rFonts w:eastAsia="Times New Roman"/>
           <w:lang w:val="nl-NL"/>
@@ -8573,7 +8576,7 @@
     <w:p>
       <w:pPr>
         <w:pStyle w:val="Kop5"/>
-        <w:divId w:val="646203458"/>
+        <w:divId w:val="1373459618"/>
         <w:rPr>
           <w:rFonts w:eastAsia="Times New Roman"/>
           <w:lang w:val="nl-NL"/>
@@ -8590,7 +8593,7 @@
     <w:p>
       <w:pPr>
         <w:pStyle w:val="Normaalweb"/>
-        <w:divId w:val="646203458"/>
+        <w:divId w:val="1373459618"/>
         <w:rPr>
           <w:lang w:val="nl-NL"/>
         </w:rPr>
@@ -8605,7 +8608,7 @@
     <w:p>
       <w:pPr>
         <w:pStyle w:val="Kop4"/>
-        <w:divId w:val="646203458"/>
+        <w:divId w:val="1373459618"/>
         <w:rPr>
           <w:rFonts w:eastAsia="Times New Roman"/>
           <w:lang w:val="nl-NL"/>
@@ -8622,7 +8625,7 @@
     <w:p>
       <w:pPr>
         <w:pStyle w:val="Normaalweb"/>
-        <w:divId w:val="783646624"/>
+        <w:divId w:val="23679618"/>
         <w:rPr>
           <w:lang w:val="nl-NL"/>
         </w:rPr>
@@ -8644,7 +8647,7 @@
     <w:p>
       <w:pPr>
         <w:pStyle w:val="Normaalweb"/>
-        <w:divId w:val="783646624"/>
+        <w:divId w:val="23679618"/>
         <w:rPr>
           <w:lang w:val="nl-NL"/>
         </w:rPr>
@@ -8672,7 +8675,7 @@
     <w:p>
       <w:pPr>
         <w:pStyle w:val="Kop5"/>
-        <w:divId w:val="646203458"/>
+        <w:divId w:val="1373459618"/>
         <w:rPr>
           <w:rFonts w:eastAsia="Times New Roman"/>
           <w:lang w:val="nl-NL"/>
@@ -8689,7 +8692,7 @@
     <w:p>
       <w:pPr>
         <w:pStyle w:val="Normaalweb"/>
-        <w:divId w:val="646203458"/>
+        <w:divId w:val="1373459618"/>
         <w:rPr>
           <w:lang w:val="nl-NL"/>
         </w:rPr>
@@ -8704,7 +8707,7 @@
     <w:p>
       <w:pPr>
         <w:pStyle w:val="Kop5"/>
-        <w:divId w:val="646203458"/>
+        <w:divId w:val="1373459618"/>
         <w:rPr>
           <w:rFonts w:eastAsia="Times New Roman"/>
           <w:lang w:val="nl-NL"/>
@@ -8721,7 +8724,7 @@
     <w:p>
       <w:pPr>
         <w:pStyle w:val="Normaalweb"/>
-        <w:divId w:val="646203458"/>
+        <w:divId w:val="1373459618"/>
         <w:rPr>
           <w:lang w:val="nl-NL"/>
         </w:rPr>
@@ -8736,7 +8739,7 @@
     <w:p>
       <w:pPr>
         <w:pStyle w:val="Kop5"/>
-        <w:divId w:val="646203458"/>
+        <w:divId w:val="1373459618"/>
         <w:rPr>
           <w:rFonts w:eastAsia="Times New Roman"/>
           <w:lang w:val="nl-NL"/>
@@ -8753,7 +8756,7 @@
     <w:p>
       <w:pPr>
         <w:pStyle w:val="Normaalweb"/>
-        <w:divId w:val="646203458"/>
+        <w:divId w:val="1373459618"/>
         <w:rPr>
           <w:lang w:val="nl-NL"/>
         </w:rPr>
@@ -8768,7 +8771,7 @@
     <w:p>
       <w:pPr>
         <w:pStyle w:val="Kop4"/>
-        <w:divId w:val="646203458"/>
+        <w:divId w:val="1373459618"/>
         <w:rPr>
           <w:rFonts w:eastAsia="Times New Roman"/>
           <w:lang w:val="nl-NL"/>
@@ -8785,7 +8788,7 @@
     <w:p>
       <w:pPr>
         <w:pStyle w:val="Kop5"/>
-        <w:divId w:val="646203458"/>
+        <w:divId w:val="1373459618"/>
         <w:rPr>
           <w:rFonts w:eastAsia="Times New Roman"/>
           <w:lang w:val="nl-NL"/>
@@ -8802,7 +8805,7 @@
     <w:p>
       <w:pPr>
         <w:pStyle w:val="Normaalweb"/>
-        <w:divId w:val="646203458"/>
+        <w:divId w:val="1373459618"/>
         <w:rPr>
           <w:lang w:val="nl-NL"/>
         </w:rPr>
@@ -8817,7 +8820,7 @@
     <w:p>
       <w:pPr>
         <w:pStyle w:val="Kop5"/>
-        <w:divId w:val="646203458"/>
+        <w:divId w:val="1373459618"/>
         <w:rPr>
           <w:rFonts w:eastAsia="Times New Roman"/>
           <w:lang w:val="nl-NL"/>
@@ -8834,7 +8837,7 @@
     <w:p>
       <w:pPr>
         <w:pStyle w:val="Normaalweb"/>
-        <w:divId w:val="646203458"/>
+        <w:divId w:val="1373459618"/>
         <w:rPr>
           <w:lang w:val="nl-NL"/>
         </w:rPr>
@@ -8853,7 +8856,7 @@
           <w:numId w:val="23"/>
         </w:numPr>
         <w:spacing w:before="100" w:beforeAutospacing="1" w:after="100" w:afterAutospacing="1"/>
-        <w:divId w:val="646203458"/>
+        <w:divId w:val="1373459618"/>
         <w:rPr>
           <w:rFonts w:eastAsia="Times New Roman"/>
           <w:lang w:val="nl-NL"/>
@@ -8874,7 +8877,7 @@
           <w:numId w:val="23"/>
         </w:numPr>
         <w:spacing w:before="100" w:beforeAutospacing="1" w:after="100" w:afterAutospacing="1"/>
-        <w:divId w:val="646203458"/>
+        <w:divId w:val="1373459618"/>
         <w:rPr>
           <w:rFonts w:eastAsia="Times New Roman"/>
           <w:lang w:val="nl-NL"/>
@@ -8895,7 +8898,7 @@
           <w:numId w:val="23"/>
         </w:numPr>
         <w:spacing w:before="100" w:beforeAutospacing="1" w:after="100" w:afterAutospacing="1"/>
-        <w:divId w:val="646203458"/>
+        <w:divId w:val="1373459618"/>
         <w:rPr>
           <w:rFonts w:eastAsia="Times New Roman"/>
           <w:lang w:val="nl-NL"/>
@@ -8912,7 +8915,7 @@
     <w:p>
       <w:pPr>
         <w:pStyle w:val="Normaalweb"/>
-        <w:divId w:val="646203458"/>
+        <w:divId w:val="1373459618"/>
         <w:rPr>
           <w:lang w:val="nl-NL"/>
         </w:rPr>
@@ -8927,7 +8930,7 @@
     <w:p>
       <w:pPr>
         <w:pStyle w:val="Kop5"/>
-        <w:divId w:val="646203458"/>
+        <w:divId w:val="1373459618"/>
         <w:rPr>
           <w:rFonts w:eastAsia="Times New Roman"/>
           <w:lang w:val="nl-NL"/>
@@ -8944,7 +8947,7 @@
     <w:p>
       <w:pPr>
         <w:pStyle w:val="Normaalweb"/>
-        <w:divId w:val="646203458"/>
+        <w:divId w:val="1373459618"/>
         <w:rPr>
           <w:lang w:val="nl-NL"/>
         </w:rPr>
@@ -8959,7 +8962,7 @@
     <w:p>
       <w:pPr>
         <w:pStyle w:val="Kop4"/>
-        <w:divId w:val="646203458"/>
+        <w:divId w:val="1373459618"/>
         <w:rPr>
           <w:rFonts w:eastAsia="Times New Roman"/>
           <w:lang w:val="nl-NL"/>
@@ -8976,7 +8979,7 @@
     <w:p>
       <w:pPr>
         <w:pStyle w:val="Kop5"/>
-        <w:divId w:val="646203458"/>
+        <w:divId w:val="1373459618"/>
         <w:rPr>
           <w:rFonts w:eastAsia="Times New Roman"/>
           <w:lang w:val="nl-NL"/>
@@ -8993,7 +8996,7 @@
     <w:p>
       <w:pPr>
         <w:pStyle w:val="Normaalweb"/>
-        <w:divId w:val="646203458"/>
+        <w:divId w:val="1373459618"/>
         <w:rPr>
           <w:lang w:val="nl-NL"/>
         </w:rPr>
@@ -9008,7 +9011,7 @@
     <w:p>
       <w:pPr>
         <w:pStyle w:val="Kop5"/>
-        <w:divId w:val="646203458"/>
+        <w:divId w:val="1373459618"/>
         <w:rPr>
           <w:rFonts w:eastAsia="Times New Roman"/>
           <w:lang w:val="nl-NL"/>
@@ -9025,7 +9028,7 @@
     <w:p>
       <w:pPr>
         <w:pStyle w:val="Normaalweb"/>
-        <w:divId w:val="646203458"/>
+        <w:divId w:val="1373459618"/>
         <w:rPr>
           <w:lang w:val="nl-NL"/>
         </w:rPr>
@@ -9040,7 +9043,7 @@
     <w:p>
       <w:pPr>
         <w:pStyle w:val="Kop5"/>
-        <w:divId w:val="646203458"/>
+        <w:divId w:val="1373459618"/>
         <w:rPr>
           <w:rFonts w:eastAsia="Times New Roman"/>
           <w:lang w:val="nl-NL"/>
@@ -9057,7 +9060,7 @@
     <w:p>
       <w:pPr>
         <w:pStyle w:val="Normaalweb"/>
-        <w:divId w:val="646203458"/>
+        <w:divId w:val="1373459618"/>
         <w:rPr>
           <w:lang w:val="nl-NL"/>
         </w:rPr>
@@ -9072,7 +9075,7 @@
     <w:p>
       <w:pPr>
         <w:pStyle w:val="Kop5"/>
-        <w:divId w:val="646203458"/>
+        <w:divId w:val="1373459618"/>
         <w:rPr>
           <w:rFonts w:eastAsia="Times New Roman"/>
           <w:lang w:val="nl-NL"/>
@@ -9089,7 +9092,7 @@
     <w:p>
       <w:pPr>
         <w:pStyle w:val="Normaalweb"/>
-        <w:divId w:val="646203458"/>
+        <w:divId w:val="1373459618"/>
         <w:rPr>
           <w:lang w:val="nl-NL"/>
         </w:rPr>
@@ -9104,7 +9107,7 @@
     <w:p>
       <w:pPr>
         <w:pStyle w:val="Kop5"/>
-        <w:divId w:val="646203458"/>
+        <w:divId w:val="1373459618"/>
         <w:rPr>
           <w:rFonts w:eastAsia="Times New Roman"/>
           <w:lang w:val="nl-NL"/>
@@ -9121,7 +9124,7 @@
     <w:p>
       <w:pPr>
         <w:pStyle w:val="Normaalweb"/>
-        <w:divId w:val="646203458"/>
+        <w:divId w:val="1373459618"/>
         <w:rPr>
           <w:lang w:val="nl-NL"/>
         </w:rPr>
@@ -9136,7 +9139,7 @@
     <w:p>
       <w:pPr>
         <w:pStyle w:val="afsluiting"/>
-        <w:divId w:val="646203458"/>
+        <w:divId w:val="1373459618"/>
         <w:rPr>
           <w:lang w:val="nl-NL"/>
         </w:rPr>
@@ -9151,7 +9154,7 @@
     <w:p>
       <w:pPr>
         <w:outlineLvl w:val="2"/>
-        <w:divId w:val="1163668929"/>
+        <w:divId w:val="1547986175"/>
         <w:rPr>
           <w:rFonts w:ascii="Aptos Display" w:eastAsia="Times New Roman" w:hAnsi="Aptos Display"/>
           <w:b/>
@@ -9177,7 +9180,7 @@
     </w:p>
     <w:p>
       <w:pPr>
-        <w:divId w:val="1163668929"/>
+        <w:divId w:val="1547986175"/>
         <w:rPr>
           <w:rFonts w:eastAsia="Times New Roman"/>
           <w:sz w:val="24"/>
@@ -9197,7 +9200,7 @@
     <w:p>
       <w:pPr>
         <w:pStyle w:val="subtitel"/>
-        <w:divId w:val="646203458"/>
+        <w:divId w:val="1373459618"/>
         <w:rPr>
           <w:lang w:val="nl-NL"/>
         </w:rPr>
@@ -9212,7 +9215,7 @@
     <w:p>
       <w:pPr>
         <w:pStyle w:val="Kop4"/>
-        <w:divId w:val="646203458"/>
+        <w:divId w:val="1373459618"/>
         <w:rPr>
           <w:rFonts w:eastAsia="Times New Roman"/>
           <w:lang w:val="nl-NL"/>
@@ -9229,7 +9232,7 @@
     <w:p>
       <w:pPr>
         <w:pStyle w:val="Normaalweb"/>
-        <w:divId w:val="646203458"/>
+        <w:divId w:val="1373459618"/>
         <w:rPr>
           <w:lang w:val="nl-NL"/>
         </w:rPr>
@@ -9244,7 +9247,7 @@
     <w:p>
       <w:pPr>
         <w:pStyle w:val="Kop5"/>
-        <w:divId w:val="646203458"/>
+        <w:divId w:val="1373459618"/>
         <w:rPr>
           <w:rFonts w:eastAsia="Times New Roman"/>
           <w:lang w:val="nl-NL"/>
@@ -9261,7 +9264,7 @@
     <w:p>
       <w:pPr>
         <w:pStyle w:val="Normaalweb"/>
-        <w:divId w:val="646203458"/>
+        <w:divId w:val="1373459618"/>
         <w:rPr>
           <w:lang w:val="nl-NL"/>
         </w:rPr>
@@ -9276,7 +9279,7 @@
     <w:p>
       <w:pPr>
         <w:pStyle w:val="Normaalweb"/>
-        <w:divId w:val="646203458"/>
+        <w:divId w:val="1373459618"/>
         <w:rPr>
           <w:lang w:val="nl-NL"/>
         </w:rPr>
@@ -9291,7 +9294,7 @@
     <w:p>
       <w:pPr>
         <w:pStyle w:val="Kop5"/>
-        <w:divId w:val="646203458"/>
+        <w:divId w:val="1373459618"/>
         <w:rPr>
           <w:rFonts w:eastAsia="Times New Roman"/>
           <w:lang w:val="nl-NL"/>
@@ -9312,7 +9315,7 @@
           <w:numId w:val="24"/>
         </w:numPr>
         <w:spacing w:before="100" w:beforeAutospacing="1" w:after="100" w:afterAutospacing="1"/>
-        <w:divId w:val="646203458"/>
+        <w:divId w:val="1373459618"/>
         <w:rPr>
           <w:rFonts w:eastAsia="Times New Roman"/>
           <w:lang w:val="nl-NL"/>
@@ -9333,7 +9336,7 @@
           <w:numId w:val="24"/>
         </w:numPr>
         <w:spacing w:before="100" w:beforeAutospacing="1" w:after="100" w:afterAutospacing="1"/>
-        <w:divId w:val="646203458"/>
+        <w:divId w:val="1373459618"/>
         <w:rPr>
           <w:rFonts w:eastAsia="Times New Roman"/>
           <w:lang w:val="nl-NL"/>
@@ -9354,7 +9357,7 @@
           <w:numId w:val="24"/>
         </w:numPr>
         <w:spacing w:before="100" w:beforeAutospacing="1" w:after="100" w:afterAutospacing="1"/>
-        <w:divId w:val="646203458"/>
+        <w:divId w:val="1373459618"/>
         <w:rPr>
           <w:rFonts w:eastAsia="Times New Roman"/>
           <w:lang w:val="nl-NL"/>
@@ -9375,7 +9378,7 @@
           <w:numId w:val="24"/>
         </w:numPr>
         <w:spacing w:before="100" w:beforeAutospacing="1" w:after="100" w:afterAutospacing="1"/>
-        <w:divId w:val="646203458"/>
+        <w:divId w:val="1373459618"/>
         <w:rPr>
           <w:rFonts w:eastAsia="Times New Roman"/>
           <w:lang w:val="nl-NL"/>
@@ -9392,7 +9395,7 @@
     <w:p>
       <w:pPr>
         <w:pStyle w:val="Kop5"/>
-        <w:divId w:val="646203458"/>
+        <w:divId w:val="1373459618"/>
         <w:rPr>
           <w:rFonts w:eastAsia="Times New Roman"/>
           <w:lang w:val="nl-NL"/>
@@ -9409,7 +9412,7 @@
     <w:p>
       <w:pPr>
         <w:pStyle w:val="Normaalweb"/>
-        <w:divId w:val="646203458"/>
+        <w:divId w:val="1373459618"/>
         <w:rPr>
           <w:lang w:val="nl-NL"/>
         </w:rPr>
@@ -9424,7 +9427,7 @@
     <w:p>
       <w:pPr>
         <w:pStyle w:val="Kop4"/>
-        <w:divId w:val="646203458"/>
+        <w:divId w:val="1373459618"/>
         <w:rPr>
           <w:rFonts w:eastAsia="Times New Roman"/>
           <w:lang w:val="nl-NL"/>
@@ -9441,7 +9444,7 @@
     <w:p>
       <w:pPr>
         <w:pStyle w:val="Normaalweb"/>
-        <w:divId w:val="774179692"/>
+        <w:divId w:val="2029869792"/>
         <w:rPr>
           <w:lang w:val="nl-NL"/>
         </w:rPr>
@@ -9463,7 +9466,7 @@
     <w:p>
       <w:pPr>
         <w:pStyle w:val="Normaalweb"/>
-        <w:divId w:val="774179692"/>
+        <w:divId w:val="2029869792"/>
         <w:rPr>
           <w:lang w:val="nl-NL"/>
         </w:rPr>
@@ -9485,7 +9488,7 @@
     <w:p>
       <w:pPr>
         <w:pStyle w:val="Kop5"/>
-        <w:divId w:val="646203458"/>
+        <w:divId w:val="1373459618"/>
         <w:rPr>
           <w:rFonts w:eastAsia="Times New Roman"/>
           <w:lang w:val="nl-NL"/>
@@ -9502,7 +9505,7 @@
     <w:p>
       <w:pPr>
         <w:pStyle w:val="Normaalweb"/>
-        <w:divId w:val="646203458"/>
+        <w:divId w:val="1373459618"/>
         <w:rPr>
           <w:lang w:val="nl-NL"/>
         </w:rPr>
@@ -9517,7 +9520,7 @@
     <w:p>
       <w:pPr>
         <w:pStyle w:val="Kop5"/>
-        <w:divId w:val="646203458"/>
+        <w:divId w:val="1373459618"/>
         <w:rPr>
           <w:rFonts w:eastAsia="Times New Roman"/>
           <w:lang w:val="nl-NL"/>
@@ -9534,7 +9537,7 @@
     <w:p>
       <w:pPr>
         <w:pStyle w:val="Normaalweb"/>
-        <w:divId w:val="646203458"/>
+        <w:divId w:val="1373459618"/>
         <w:rPr>
           <w:lang w:val="nl-NL"/>
         </w:rPr>
@@ -9549,7 +9552,7 @@
     <w:p>
       <w:pPr>
         <w:pStyle w:val="Kop5"/>
-        <w:divId w:val="646203458"/>
+        <w:divId w:val="1373459618"/>
         <w:rPr>
           <w:rFonts w:eastAsia="Times New Roman"/>
           <w:lang w:val="nl-NL"/>
@@ -9566,7 +9569,7 @@
     <w:p>
       <w:pPr>
         <w:pStyle w:val="Normaalweb"/>
-        <w:divId w:val="646203458"/>
+        <w:divId w:val="1373459618"/>
         <w:rPr>
           <w:lang w:val="nl-NL"/>
         </w:rPr>
@@ -9581,7 +9584,7 @@
     <w:p>
       <w:pPr>
         <w:pStyle w:val="Kop4"/>
-        <w:divId w:val="646203458"/>
+        <w:divId w:val="1373459618"/>
         <w:rPr>
           <w:rFonts w:eastAsia="Times New Roman"/>
           <w:lang w:val="nl-NL"/>
@@ -9598,7 +9601,7 @@
     <w:p>
       <w:pPr>
         <w:pStyle w:val="Kop5"/>
-        <w:divId w:val="646203458"/>
+        <w:divId w:val="1373459618"/>
         <w:rPr>
           <w:rFonts w:eastAsia="Times New Roman"/>
           <w:lang w:val="nl-NL"/>
@@ -9615,7 +9618,7 @@
     <w:p>
       <w:pPr>
         <w:pStyle w:val="Normaalweb"/>
-        <w:divId w:val="646203458"/>
+        <w:divId w:val="1373459618"/>
         <w:rPr>
           <w:lang w:val="nl-NL"/>
         </w:rPr>
@@ -9630,7 +9633,7 @@
     <w:p>
       <w:pPr>
         <w:pStyle w:val="Kop5"/>
-        <w:divId w:val="646203458"/>
+        <w:divId w:val="1373459618"/>
         <w:rPr>
           <w:rFonts w:eastAsia="Times New Roman"/>
           <w:lang w:val="nl-NL"/>
@@ -9647,7 +9650,7 @@
     <w:p>
       <w:pPr>
         <w:pStyle w:val="Normaalweb"/>
-        <w:divId w:val="646203458"/>
+        <w:divId w:val="1373459618"/>
         <w:rPr>
           <w:lang w:val="nl-NL"/>
         </w:rPr>
@@ -9666,7 +9669,7 @@
           <w:numId w:val="25"/>
         </w:numPr>
         <w:spacing w:before="100" w:beforeAutospacing="1" w:after="100" w:afterAutospacing="1"/>
-        <w:divId w:val="646203458"/>
+        <w:divId w:val="1373459618"/>
         <w:rPr>
           <w:rFonts w:eastAsia="Times New Roman"/>
           <w:lang w:val="nl-NL"/>
@@ -9687,7 +9690,7 @@
           <w:numId w:val="25"/>
         </w:numPr>
         <w:spacing w:before="100" w:beforeAutospacing="1" w:after="100" w:afterAutospacing="1"/>
-        <w:divId w:val="646203458"/>
+        <w:divId w:val="1373459618"/>
         <w:rPr>
           <w:rFonts w:eastAsia="Times New Roman"/>
           <w:lang w:val="nl-NL"/>
@@ -9708,7 +9711,7 @@
           <w:numId w:val="25"/>
         </w:numPr>
         <w:spacing w:before="100" w:beforeAutospacing="1" w:after="100" w:afterAutospacing="1"/>
-        <w:divId w:val="646203458"/>
+        <w:divId w:val="1373459618"/>
         <w:rPr>
           <w:rFonts w:eastAsia="Times New Roman"/>
           <w:lang w:val="nl-NL"/>
@@ -9725,7 +9728,7 @@
     <w:p>
       <w:pPr>
         <w:pStyle w:val="Normaalweb"/>
-        <w:divId w:val="646203458"/>
+        <w:divId w:val="1373459618"/>
         <w:rPr>
           <w:lang w:val="nl-NL"/>
         </w:rPr>
@@ -9740,7 +9743,7 @@
     <w:p>
       <w:pPr>
         <w:pStyle w:val="Kop5"/>
-        <w:divId w:val="646203458"/>
+        <w:divId w:val="1373459618"/>
         <w:rPr>
           <w:rFonts w:eastAsia="Times New Roman"/>
           <w:lang w:val="nl-NL"/>
@@ -9757,7 +9760,7 @@
     <w:p>
       <w:pPr>
         <w:pStyle w:val="Normaalweb"/>
-        <w:divId w:val="646203458"/>
+        <w:divId w:val="1373459618"/>
         <w:rPr>
           <w:lang w:val="nl-NL"/>
         </w:rPr>
@@ -9772,7 +9775,7 @@
     <w:p>
       <w:pPr>
         <w:pStyle w:val="Kop4"/>
-        <w:divId w:val="646203458"/>
+        <w:divId w:val="1373459618"/>
         <w:rPr>
           <w:rFonts w:eastAsia="Times New Roman"/>
           <w:lang w:val="nl-NL"/>
@@ -9789,7 +9792,7 @@
     <w:p>
       <w:pPr>
         <w:pStyle w:val="Kop5"/>
-        <w:divId w:val="646203458"/>
+        <w:divId w:val="1373459618"/>
         <w:rPr>
           <w:rFonts w:eastAsia="Times New Roman"/>
           <w:lang w:val="nl-NL"/>
@@ -9806,7 +9809,7 @@
     <w:p>
       <w:pPr>
         <w:pStyle w:val="Normaalweb"/>
-        <w:divId w:val="646203458"/>
+        <w:divId w:val="1373459618"/>
         <w:rPr>
           <w:lang w:val="nl-NL"/>
         </w:rPr>
@@ -9821,7 +9824,7 @@
     <w:p>
       <w:pPr>
         <w:pStyle w:val="Kop5"/>
-        <w:divId w:val="646203458"/>
+        <w:divId w:val="1373459618"/>
         <w:rPr>
           <w:rFonts w:eastAsia="Times New Roman"/>
           <w:lang w:val="nl-NL"/>
@@ -9838,7 +9841,7 @@
     <w:p>
       <w:pPr>
         <w:pStyle w:val="Normaalweb"/>
-        <w:divId w:val="646203458"/>
+        <w:divId w:val="1373459618"/>
         <w:rPr>
           <w:lang w:val="nl-NL"/>
         </w:rPr>
@@ -9853,7 +9856,7 @@
     <w:p>
       <w:pPr>
         <w:pStyle w:val="Kop5"/>
-        <w:divId w:val="646203458"/>
+        <w:divId w:val="1373459618"/>
         <w:rPr>
           <w:rFonts w:eastAsia="Times New Roman"/>
           <w:lang w:val="nl-NL"/>
@@ -9870,7 +9873,7 @@
     <w:p>
       <w:pPr>
         <w:pStyle w:val="Normaalweb"/>
-        <w:divId w:val="646203458"/>
+        <w:divId w:val="1373459618"/>
         <w:rPr>
           <w:lang w:val="nl-NL"/>
         </w:rPr>
@@ -9885,7 +9888,7 @@
     <w:p>
       <w:pPr>
         <w:pStyle w:val="Kop5"/>
-        <w:divId w:val="646203458"/>
+        <w:divId w:val="1373459618"/>
         <w:rPr>
           <w:rFonts w:eastAsia="Times New Roman"/>
           <w:lang w:val="nl-NL"/>
@@ -9902,7 +9905,7 @@
     <w:p>
       <w:pPr>
         <w:pStyle w:val="Normaalweb"/>
-        <w:divId w:val="646203458"/>
+        <w:divId w:val="1373459618"/>
         <w:rPr>
           <w:lang w:val="nl-NL"/>
         </w:rPr>
@@ -9917,7 +9920,7 @@
     <w:p>
       <w:pPr>
         <w:pStyle w:val="Kop5"/>
-        <w:divId w:val="646203458"/>
+        <w:divId w:val="1373459618"/>
         <w:rPr>
           <w:rFonts w:eastAsia="Times New Roman"/>
           <w:lang w:val="nl-NL"/>
@@ -9934,7 +9937,7 @@
     <w:p>
       <w:pPr>
         <w:pStyle w:val="Normaalweb"/>
-        <w:divId w:val="646203458"/>
+        <w:divId w:val="1373459618"/>
         <w:rPr>
           <w:lang w:val="nl-NL"/>
         </w:rPr>
@@ -9949,7 +9952,7 @@
     <w:p>
       <w:pPr>
         <w:pStyle w:val="afsluiting"/>
-        <w:divId w:val="646203458"/>
+        <w:divId w:val="1373459618"/>
         <w:rPr>
           <w:lang w:val="nl-NL"/>
         </w:rPr>
@@ -9965,7 +9968,7 @@
       <w:pPr>
         <w:pStyle w:val="Kop2"/>
         <w:spacing w:before="400" w:after="160"/>
-        <w:divId w:val="646203458"/>
+        <w:divId w:val="1373459618"/>
         <w:rPr>
           <w:rFonts w:eastAsia="Times New Roman"/>
           <w:sz w:val="32"/>
@@ -9973,7 +9976,7 @@
           <w:lang w:val="nl-NL"/>
         </w:rPr>
       </w:pPr>
-      <w:bookmarkStart w:id="6" w:name="_Toc242189961"/>
+      <w:bookmarkStart w:id="6" w:name="_Toc242191496"/>
       <w:r>
         <w:rPr>
           <w:rFonts w:eastAsia="Times New Roman"/>
@@ -9988,7 +9991,7 @@
     <w:p>
       <w:pPr>
         <w:outlineLvl w:val="2"/>
-        <w:divId w:val="1014185569"/>
+        <w:divId w:val="553278032"/>
         <w:rPr>
           <w:rFonts w:ascii="Aptos Display" w:eastAsia="Times New Roman" w:hAnsi="Aptos Display"/>
           <w:b/>
@@ -10014,7 +10017,7 @@
     </w:p>
     <w:p>
       <w:pPr>
-        <w:divId w:val="1014185569"/>
+        <w:divId w:val="553278032"/>
         <w:rPr>
           <w:rFonts w:eastAsia="Times New Roman"/>
           <w:sz w:val="24"/>
@@ -10034,7 +10037,7 @@
     <w:p>
       <w:pPr>
         <w:pStyle w:val="subtitel"/>
-        <w:divId w:val="646203458"/>
+        <w:divId w:val="1373459618"/>
         <w:rPr>
           <w:lang w:val="nl-NL"/>
         </w:rPr>
@@ -10049,7 +10052,7 @@
     <w:p>
       <w:pPr>
         <w:pStyle w:val="Kop4"/>
-        <w:divId w:val="646203458"/>
+        <w:divId w:val="1373459618"/>
         <w:rPr>
           <w:rFonts w:eastAsia="Times New Roman"/>
           <w:lang w:val="nl-NL"/>
@@ -10066,7 +10069,7 @@
     <w:p>
       <w:pPr>
         <w:pStyle w:val="Normaalweb"/>
-        <w:divId w:val="646203458"/>
+        <w:divId w:val="1373459618"/>
         <w:rPr>
           <w:lang w:val="nl-NL"/>
         </w:rPr>
@@ -10081,7 +10084,7 @@
     <w:p>
       <w:pPr>
         <w:pStyle w:val="Kop5"/>
-        <w:divId w:val="646203458"/>
+        <w:divId w:val="1373459618"/>
         <w:rPr>
           <w:rFonts w:eastAsia="Times New Roman"/>
           <w:lang w:val="nl-NL"/>
@@ -10098,7 +10101,7 @@
     <w:p>
       <w:pPr>
         <w:pStyle w:val="Normaalweb"/>
-        <w:divId w:val="646203458"/>
+        <w:divId w:val="1373459618"/>
         <w:rPr>
           <w:lang w:val="nl-NL"/>
         </w:rPr>
@@ -10113,7 +10116,7 @@
     <w:p>
       <w:pPr>
         <w:pStyle w:val="Normaalweb"/>
-        <w:divId w:val="646203458"/>
+        <w:divId w:val="1373459618"/>
         <w:rPr>
           <w:lang w:val="nl-NL"/>
         </w:rPr>
@@ -10128,7 +10131,7 @@
     <w:p>
       <w:pPr>
         <w:pStyle w:val="Kop5"/>
-        <w:divId w:val="646203458"/>
+        <w:divId w:val="1373459618"/>
         <w:rPr>
           <w:rFonts w:eastAsia="Times New Roman"/>
           <w:lang w:val="nl-NL"/>
@@ -10149,7 +10152,7 @@
           <w:numId w:val="26"/>
         </w:numPr>
         <w:spacing w:before="100" w:beforeAutospacing="1" w:after="100" w:afterAutospacing="1"/>
-        <w:divId w:val="646203458"/>
+        <w:divId w:val="1373459618"/>
         <w:rPr>
           <w:rFonts w:eastAsia="Times New Roman"/>
           <w:lang w:val="nl-NL"/>
@@ -10170,7 +10173,7 @@
           <w:numId w:val="26"/>
         </w:numPr>
         <w:spacing w:before="100" w:beforeAutospacing="1" w:after="100" w:afterAutospacing="1"/>
-        <w:divId w:val="646203458"/>
+        <w:divId w:val="1373459618"/>
         <w:rPr>
           <w:rFonts w:eastAsia="Times New Roman"/>
           <w:lang w:val="nl-NL"/>
@@ -10191,7 +10194,7 @@
           <w:numId w:val="26"/>
         </w:numPr>
         <w:spacing w:before="100" w:beforeAutospacing="1" w:after="100" w:afterAutospacing="1"/>
-        <w:divId w:val="646203458"/>
+        <w:divId w:val="1373459618"/>
         <w:rPr>
           <w:rFonts w:eastAsia="Times New Roman"/>
           <w:lang w:val="nl-NL"/>
@@ -10212,7 +10215,7 @@
           <w:numId w:val="26"/>
         </w:numPr>
         <w:spacing w:before="100" w:beforeAutospacing="1" w:after="100" w:afterAutospacing="1"/>
-        <w:divId w:val="646203458"/>
+        <w:divId w:val="1373459618"/>
         <w:rPr>
           <w:rFonts w:eastAsia="Times New Roman"/>
           <w:lang w:val="nl-NL"/>
@@ -10229,7 +10232,7 @@
     <w:p>
       <w:pPr>
         <w:pStyle w:val="Kop5"/>
-        <w:divId w:val="646203458"/>
+        <w:divId w:val="1373459618"/>
         <w:rPr>
           <w:rFonts w:eastAsia="Times New Roman"/>
           <w:lang w:val="nl-NL"/>
@@ -10246,7 +10249,7 @@
     <w:p>
       <w:pPr>
         <w:pStyle w:val="Normaalweb"/>
-        <w:divId w:val="646203458"/>
+        <w:divId w:val="1373459618"/>
         <w:rPr>
           <w:lang w:val="nl-NL"/>
         </w:rPr>
@@ -10265,7 +10268,7 @@
           <w:numId w:val="27"/>
         </w:numPr>
         <w:spacing w:before="100" w:beforeAutospacing="1" w:after="100" w:afterAutospacing="1"/>
-        <w:divId w:val="646203458"/>
+        <w:divId w:val="1373459618"/>
         <w:rPr>
           <w:rFonts w:eastAsia="Times New Roman"/>
           <w:lang w:val="nl-NL"/>
@@ -10294,7 +10297,7 @@
           <w:numId w:val="27"/>
         </w:numPr>
         <w:spacing w:before="100" w:beforeAutospacing="1" w:after="100" w:afterAutospacing="1"/>
-        <w:divId w:val="646203458"/>
+        <w:divId w:val="1373459618"/>
         <w:rPr>
           <w:rFonts w:eastAsia="Times New Roman"/>
           <w:lang w:val="nl-NL"/>
@@ -10323,7 +10326,7 @@
           <w:numId w:val="27"/>
         </w:numPr>
         <w:spacing w:before="100" w:beforeAutospacing="1" w:after="100" w:afterAutospacing="1"/>
-        <w:divId w:val="646203458"/>
+        <w:divId w:val="1373459618"/>
         <w:rPr>
           <w:rFonts w:eastAsia="Times New Roman"/>
           <w:lang w:val="nl-NL"/>
@@ -10340,7 +10343,7 @@
     <w:p>
       <w:pPr>
         <w:pStyle w:val="Kop4"/>
-        <w:divId w:val="646203458"/>
+        <w:divId w:val="1373459618"/>
         <w:rPr>
           <w:rFonts w:eastAsia="Times New Roman"/>
           <w:lang w:val="nl-NL"/>
@@ -10357,7 +10360,7 @@
     <w:p>
       <w:pPr>
         <w:pStyle w:val="Normaalweb"/>
-        <w:divId w:val="858395631"/>
+        <w:divId w:val="669138954"/>
         <w:rPr>
           <w:lang w:val="nl-NL"/>
         </w:rPr>
@@ -10379,7 +10382,7 @@
     <w:p>
       <w:pPr>
         <w:pStyle w:val="Normaalweb"/>
-        <w:divId w:val="858395631"/>
+        <w:divId w:val="669138954"/>
         <w:rPr>
           <w:lang w:val="nl-NL"/>
         </w:rPr>
@@ -10401,7 +10404,7 @@
     <w:p>
       <w:pPr>
         <w:pStyle w:val="Kop5"/>
-        <w:divId w:val="646203458"/>
+        <w:divId w:val="1373459618"/>
         <w:rPr>
           <w:rFonts w:eastAsia="Times New Roman"/>
           <w:lang w:val="nl-NL"/>
@@ -10418,7 +10421,7 @@
     <w:p>
       <w:pPr>
         <w:pStyle w:val="Normaalweb"/>
-        <w:divId w:val="646203458"/>
+        <w:divId w:val="1373459618"/>
         <w:rPr>
           <w:lang w:val="nl-NL"/>
         </w:rPr>
@@ -10433,7 +10436,7 @@
     <w:p>
       <w:pPr>
         <w:pStyle w:val="Kop5"/>
-        <w:divId w:val="646203458"/>
+        <w:divId w:val="1373459618"/>
         <w:rPr>
           <w:rFonts w:eastAsia="Times New Roman"/>
           <w:lang w:val="nl-NL"/>
@@ -10450,7 +10453,7 @@
     <w:p>
       <w:pPr>
         <w:pStyle w:val="Normaalweb"/>
-        <w:divId w:val="646203458"/>
+        <w:divId w:val="1373459618"/>
         <w:rPr>
           <w:lang w:val="nl-NL"/>
         </w:rPr>
@@ -10471,7 +10474,7 @@
     <w:p>
       <w:pPr>
         <w:pStyle w:val="Kop5"/>
-        <w:divId w:val="646203458"/>
+        <w:divId w:val="1373459618"/>
         <w:rPr>
           <w:rFonts w:eastAsia="Times New Roman"/>
           <w:lang w:val="nl-NL"/>
@@ -10488,7 +10491,7 @@
     <w:p>
       <w:pPr>
         <w:pStyle w:val="Normaalweb"/>
-        <w:divId w:val="646203458"/>
+        <w:divId w:val="1373459618"/>
         <w:rPr>
           <w:lang w:val="nl-NL"/>
         </w:rPr>
@@ -10503,7 +10506,7 @@
     <w:p>
       <w:pPr>
         <w:pStyle w:val="Kop4"/>
-        <w:divId w:val="646203458"/>
+        <w:divId w:val="1373459618"/>
         <w:rPr>
           <w:rFonts w:eastAsia="Times New Roman"/>
           <w:lang w:val="nl-NL"/>
@@ -10520,7 +10523,7 @@
     <w:p>
       <w:pPr>
         <w:pStyle w:val="Kop5"/>
-        <w:divId w:val="646203458"/>
+        <w:divId w:val="1373459618"/>
         <w:rPr>
           <w:rFonts w:eastAsia="Times New Roman"/>
           <w:lang w:val="nl-NL"/>
@@ -10537,7 +10540,7 @@
     <w:p>
       <w:pPr>
         <w:pStyle w:val="Normaalweb"/>
-        <w:divId w:val="646203458"/>
+        <w:divId w:val="1373459618"/>
         <w:rPr>
           <w:lang w:val="nl-NL"/>
         </w:rPr>
@@ -10552,7 +10555,7 @@
     <w:p>
       <w:pPr>
         <w:pStyle w:val="Kop5"/>
-        <w:divId w:val="646203458"/>
+        <w:divId w:val="1373459618"/>
         <w:rPr>
           <w:rFonts w:eastAsia="Times New Roman"/>
           <w:lang w:val="nl-NL"/>
@@ -10569,7 +10572,7 @@
     <w:p>
       <w:pPr>
         <w:pStyle w:val="Normaalweb"/>
-        <w:divId w:val="646203458"/>
+        <w:divId w:val="1373459618"/>
         <w:rPr>
           <w:lang w:val="nl-NL"/>
         </w:rPr>
@@ -10588,7 +10591,7 @@
           <w:numId w:val="28"/>
         </w:numPr>
         <w:spacing w:before="100" w:beforeAutospacing="1" w:after="100" w:afterAutospacing="1"/>
-        <w:divId w:val="646203458"/>
+        <w:divId w:val="1373459618"/>
         <w:rPr>
           <w:rFonts w:eastAsia="Times New Roman"/>
           <w:lang w:val="nl-NL"/>
@@ -10609,7 +10612,7 @@
           <w:numId w:val="28"/>
         </w:numPr>
         <w:spacing w:before="100" w:beforeAutospacing="1" w:after="100" w:afterAutospacing="1"/>
-        <w:divId w:val="646203458"/>
+        <w:divId w:val="1373459618"/>
         <w:rPr>
           <w:rFonts w:eastAsia="Times New Roman"/>
           <w:lang w:val="nl-NL"/>
@@ -10630,7 +10633,7 @@
           <w:numId w:val="28"/>
         </w:numPr>
         <w:spacing w:before="100" w:beforeAutospacing="1" w:after="100" w:afterAutospacing="1"/>
-        <w:divId w:val="646203458"/>
+        <w:divId w:val="1373459618"/>
         <w:rPr>
           <w:rFonts w:eastAsia="Times New Roman"/>
           <w:lang w:val="nl-NL"/>
@@ -10651,7 +10654,7 @@
           <w:numId w:val="28"/>
         </w:numPr>
         <w:spacing w:before="100" w:beforeAutospacing="1" w:after="100" w:afterAutospacing="1"/>
-        <w:divId w:val="646203458"/>
+        <w:divId w:val="1373459618"/>
         <w:rPr>
           <w:rFonts w:eastAsia="Times New Roman"/>
           <w:lang w:val="nl-NL"/>
@@ -10668,7 +10671,7 @@
     <w:p>
       <w:pPr>
         <w:pStyle w:val="Normaalweb"/>
-        <w:divId w:val="646203458"/>
+        <w:divId w:val="1373459618"/>
         <w:rPr>
           <w:lang w:val="nl-NL"/>
         </w:rPr>
@@ -10683,7 +10686,7 @@
     <w:p>
       <w:pPr>
         <w:pStyle w:val="Kop5"/>
-        <w:divId w:val="646203458"/>
+        <w:divId w:val="1373459618"/>
         <w:rPr>
           <w:rFonts w:eastAsia="Times New Roman"/>
           <w:lang w:val="nl-NL"/>
@@ -10700,7 +10703,7 @@
     <w:p>
       <w:pPr>
         <w:pStyle w:val="Normaalweb"/>
-        <w:divId w:val="646203458"/>
+        <w:divId w:val="1373459618"/>
         <w:rPr>
           <w:lang w:val="nl-NL"/>
         </w:rPr>
@@ -10715,7 +10718,7 @@
     <w:p>
       <w:pPr>
         <w:pStyle w:val="Kop4"/>
-        <w:divId w:val="646203458"/>
+        <w:divId w:val="1373459618"/>
         <w:rPr>
           <w:rFonts w:eastAsia="Times New Roman"/>
           <w:lang w:val="nl-NL"/>
@@ -10732,7 +10735,7 @@
     <w:p>
       <w:pPr>
         <w:pStyle w:val="Kop5"/>
-        <w:divId w:val="646203458"/>
+        <w:divId w:val="1373459618"/>
         <w:rPr>
           <w:rFonts w:eastAsia="Times New Roman"/>
           <w:lang w:val="nl-NL"/>
@@ -10749,7 +10752,7 @@
     <w:p>
       <w:pPr>
         <w:pStyle w:val="Normaalweb"/>
-        <w:divId w:val="646203458"/>
+        <w:divId w:val="1373459618"/>
         <w:rPr>
           <w:lang w:val="nl-NL"/>
         </w:rPr>
@@ -10764,7 +10767,7 @@
     <w:p>
       <w:pPr>
         <w:pStyle w:val="Kop5"/>
-        <w:divId w:val="646203458"/>
+        <w:divId w:val="1373459618"/>
         <w:rPr>
           <w:rFonts w:eastAsia="Times New Roman"/>
           <w:lang w:val="nl-NL"/>
@@ -10781,7 +10784,7 @@
     <w:p>
       <w:pPr>
         <w:pStyle w:val="Normaalweb"/>
-        <w:divId w:val="646203458"/>
+        <w:divId w:val="1373459618"/>
         <w:rPr>
           <w:lang w:val="nl-NL"/>
         </w:rPr>
@@ -10796,7 +10799,7 @@
     <w:p>
       <w:pPr>
         <w:pStyle w:val="Kop5"/>
-        <w:divId w:val="646203458"/>
+        <w:divId w:val="1373459618"/>
         <w:rPr>
           <w:rFonts w:eastAsia="Times New Roman"/>
           <w:lang w:val="nl-NL"/>
@@ -10813,7 +10816,7 @@
     <w:p>
       <w:pPr>
         <w:pStyle w:val="Normaalweb"/>
-        <w:divId w:val="646203458"/>
+        <w:divId w:val="1373459618"/>
         <w:rPr>
           <w:lang w:val="nl-NL"/>
         </w:rPr>
@@ -10828,7 +10831,7 @@
     <w:p>
       <w:pPr>
         <w:pStyle w:val="Kop5"/>
-        <w:divId w:val="646203458"/>
+        <w:divId w:val="1373459618"/>
         <w:rPr>
           <w:rFonts w:eastAsia="Times New Roman"/>
           <w:lang w:val="nl-NL"/>
@@ -10845,7 +10848,7 @@
     <w:p>
       <w:pPr>
         <w:pStyle w:val="Normaalweb"/>
-        <w:divId w:val="646203458"/>
+        <w:divId w:val="1373459618"/>
         <w:rPr>
           <w:lang w:val="nl-NL"/>
         </w:rPr>
@@ -10860,7 +10863,7 @@
     <w:p>
       <w:pPr>
         <w:pStyle w:val="Kop5"/>
-        <w:divId w:val="646203458"/>
+        <w:divId w:val="1373459618"/>
         <w:rPr>
           <w:rFonts w:eastAsia="Times New Roman"/>
           <w:lang w:val="nl-NL"/>
@@ -10877,7 +10880,7 @@
     <w:p>
       <w:pPr>
         <w:pStyle w:val="Normaalweb"/>
-        <w:divId w:val="646203458"/>
+        <w:divId w:val="1373459618"/>
         <w:rPr>
           <w:lang w:val="nl-NL"/>
         </w:rPr>
@@ -10892,7 +10895,7 @@
     <w:p>
       <w:pPr>
         <w:pStyle w:val="afsluiting"/>
-        <w:divId w:val="646203458"/>
+        <w:divId w:val="1373459618"/>
         <w:rPr>
           <w:lang w:val="nl-NL"/>
         </w:rPr>
@@ -10907,7 +10910,7 @@
     <w:p>
       <w:pPr>
         <w:outlineLvl w:val="2"/>
-        <w:divId w:val="633558020"/>
+        <w:divId w:val="1026099723"/>
         <w:rPr>
           <w:rFonts w:ascii="Aptos Display" w:eastAsia="Times New Roman" w:hAnsi="Aptos Display"/>
           <w:b/>
@@ -10933,7 +10936,7 @@
     </w:p>
     <w:p>
       <w:pPr>
-        <w:divId w:val="633558020"/>
+        <w:divId w:val="1026099723"/>
         <w:rPr>
           <w:rFonts w:eastAsia="Times New Roman"/>
           <w:sz w:val="24"/>
@@ -10953,7 +10956,7 @@
     <w:p>
       <w:pPr>
         <w:pStyle w:val="subtitel"/>
-        <w:divId w:val="646203458"/>
+        <w:divId w:val="1373459618"/>
         <w:rPr>
           <w:lang w:val="nl-NL"/>
         </w:rPr>
@@ -10968,7 +10971,7 @@
     <w:p>
       <w:pPr>
         <w:pStyle w:val="Kop4"/>
-        <w:divId w:val="646203458"/>
+        <w:divId w:val="1373459618"/>
         <w:rPr>
           <w:rFonts w:eastAsia="Times New Roman"/>
           <w:lang w:val="nl-NL"/>
@@ -10985,7 +10988,7 @@
     <w:p>
       <w:pPr>
         <w:pStyle w:val="Normaalweb"/>
-        <w:divId w:val="646203458"/>
+        <w:divId w:val="1373459618"/>
         <w:rPr>
           <w:lang w:val="nl-NL"/>
         </w:rPr>
@@ -11000,7 +11003,7 @@
     <w:p>
       <w:pPr>
         <w:pStyle w:val="Kop5"/>
-        <w:divId w:val="646203458"/>
+        <w:divId w:val="1373459618"/>
         <w:rPr>
           <w:rFonts w:eastAsia="Times New Roman"/>
           <w:lang w:val="nl-NL"/>
@@ -11017,7 +11020,7 @@
     <w:p>
       <w:pPr>
         <w:pStyle w:val="Normaalweb"/>
-        <w:divId w:val="646203458"/>
+        <w:divId w:val="1373459618"/>
         <w:rPr>
           <w:lang w:val="nl-NL"/>
         </w:rPr>
@@ -11032,7 +11035,7 @@
     <w:p>
       <w:pPr>
         <w:pStyle w:val="Normaalweb"/>
-        <w:divId w:val="646203458"/>
+        <w:divId w:val="1373459618"/>
         <w:rPr>
           <w:lang w:val="nl-NL"/>
         </w:rPr>
@@ -11047,7 +11050,7 @@
     <w:p>
       <w:pPr>
         <w:pStyle w:val="Kop5"/>
-        <w:divId w:val="646203458"/>
+        <w:divId w:val="1373459618"/>
         <w:rPr>
           <w:rFonts w:eastAsia="Times New Roman"/>
           <w:lang w:val="nl-NL"/>
@@ -11068,7 +11071,7 @@
           <w:numId w:val="29"/>
         </w:numPr>
         <w:spacing w:before="100" w:beforeAutospacing="1" w:after="100" w:afterAutospacing="1"/>
-        <w:divId w:val="646203458"/>
+        <w:divId w:val="1373459618"/>
         <w:rPr>
           <w:rFonts w:eastAsia="Times New Roman"/>
           <w:lang w:val="nl-NL"/>
@@ -11089,7 +11092,7 @@
           <w:numId w:val="29"/>
         </w:numPr>
         <w:spacing w:before="100" w:beforeAutospacing="1" w:after="100" w:afterAutospacing="1"/>
-        <w:divId w:val="646203458"/>
+        <w:divId w:val="1373459618"/>
         <w:rPr>
           <w:rFonts w:eastAsia="Times New Roman"/>
           <w:lang w:val="nl-NL"/>
@@ -11110,7 +11113,7 @@
           <w:numId w:val="29"/>
         </w:numPr>
         <w:spacing w:before="100" w:beforeAutospacing="1" w:after="100" w:afterAutospacing="1"/>
-        <w:divId w:val="646203458"/>
+        <w:divId w:val="1373459618"/>
         <w:rPr>
           <w:rFonts w:eastAsia="Times New Roman"/>
           <w:lang w:val="nl-NL"/>
@@ -11131,7 +11134,7 @@
           <w:numId w:val="29"/>
         </w:numPr>
         <w:spacing w:before="100" w:beforeAutospacing="1" w:after="100" w:afterAutospacing="1"/>
-        <w:divId w:val="646203458"/>
+        <w:divId w:val="1373459618"/>
         <w:rPr>
           <w:rFonts w:eastAsia="Times New Roman"/>
           <w:lang w:val="nl-NL"/>
@@ -11148,7 +11151,7 @@
     <w:p>
       <w:pPr>
         <w:pStyle w:val="Kop5"/>
-        <w:divId w:val="646203458"/>
+        <w:divId w:val="1373459618"/>
         <w:rPr>
           <w:rFonts w:eastAsia="Times New Roman"/>
           <w:lang w:val="nl-NL"/>
@@ -11165,7 +11168,7 @@
     <w:p>
       <w:pPr>
         <w:pStyle w:val="Normaalweb"/>
-        <w:divId w:val="646203458"/>
+        <w:divId w:val="1373459618"/>
         <w:rPr>
           <w:lang w:val="nl-NL"/>
         </w:rPr>
@@ -11180,7 +11183,7 @@
     <w:p>
       <w:pPr>
         <w:pStyle w:val="Kop4"/>
-        <w:divId w:val="646203458"/>
+        <w:divId w:val="1373459618"/>
         <w:rPr>
           <w:rFonts w:eastAsia="Times New Roman"/>
           <w:lang w:val="nl-NL"/>
@@ -11197,7 +11200,7 @@
     <w:p>
       <w:pPr>
         <w:pStyle w:val="Normaalweb"/>
-        <w:divId w:val="44380233"/>
+        <w:divId w:val="248462035"/>
         <w:rPr>
           <w:lang w:val="nl-NL"/>
         </w:rPr>
@@ -11219,7 +11222,7 @@
     <w:p>
       <w:pPr>
         <w:pStyle w:val="Normaalweb"/>
-        <w:divId w:val="44380233"/>
+        <w:divId w:val="248462035"/>
         <w:rPr>
           <w:lang w:val="nl-NL"/>
         </w:rPr>
@@ -11241,7 +11244,7 @@
     <w:p>
       <w:pPr>
         <w:pStyle w:val="Kop5"/>
-        <w:divId w:val="646203458"/>
+        <w:divId w:val="1373459618"/>
         <w:rPr>
           <w:rFonts w:eastAsia="Times New Roman"/>
           <w:lang w:val="nl-NL"/>
@@ -11258,7 +11261,7 @@
     <w:p>
       <w:pPr>
         <w:pStyle w:val="Normaalweb"/>
-        <w:divId w:val="646203458"/>
+        <w:divId w:val="1373459618"/>
         <w:rPr>
           <w:lang w:val="nl-NL"/>
         </w:rPr>
@@ -11273,7 +11276,7 @@
     <w:p>
       <w:pPr>
         <w:pStyle w:val="Kop5"/>
-        <w:divId w:val="646203458"/>
+        <w:divId w:val="1373459618"/>
         <w:rPr>
           <w:rFonts w:eastAsia="Times New Roman"/>
           <w:lang w:val="nl-NL"/>
@@ -11290,7 +11293,7 @@
     <w:p>
       <w:pPr>
         <w:pStyle w:val="Normaalweb"/>
-        <w:divId w:val="646203458"/>
+        <w:divId w:val="1373459618"/>
         <w:rPr>
           <w:lang w:val="nl-NL"/>
         </w:rPr>
@@ -11305,7 +11308,7 @@
     <w:p>
       <w:pPr>
         <w:pStyle w:val="Kop5"/>
-        <w:divId w:val="646203458"/>
+        <w:divId w:val="1373459618"/>
         <w:rPr>
           <w:rFonts w:eastAsia="Times New Roman"/>
           <w:lang w:val="nl-NL"/>
@@ -11322,7 +11325,7 @@
     <w:p>
       <w:pPr>
         <w:pStyle w:val="Normaalweb"/>
-        <w:divId w:val="646203458"/>
+        <w:divId w:val="1373459618"/>
         <w:rPr>
           <w:lang w:val="nl-NL"/>
         </w:rPr>
@@ -11337,7 +11340,7 @@
     <w:p>
       <w:pPr>
         <w:pStyle w:val="Kop4"/>
-        <w:divId w:val="646203458"/>
+        <w:divId w:val="1373459618"/>
         <w:rPr>
           <w:rFonts w:eastAsia="Times New Roman"/>
           <w:lang w:val="nl-NL"/>
@@ -11354,7 +11357,7 @@
     <w:p>
       <w:pPr>
         <w:pStyle w:val="Kop5"/>
-        <w:divId w:val="646203458"/>
+        <w:divId w:val="1373459618"/>
         <w:rPr>
           <w:rFonts w:eastAsia="Times New Roman"/>
           <w:lang w:val="nl-NL"/>
@@ -11371,7 +11374,7 @@
     <w:p>
       <w:pPr>
         <w:pStyle w:val="Normaalweb"/>
-        <w:divId w:val="646203458"/>
+        <w:divId w:val="1373459618"/>
         <w:rPr>
           <w:lang w:val="nl-NL"/>
         </w:rPr>
@@ -11386,7 +11389,7 @@
     <w:p>
       <w:pPr>
         <w:pStyle w:val="Kop5"/>
-        <w:divId w:val="646203458"/>
+        <w:divId w:val="1373459618"/>
         <w:rPr>
           <w:rFonts w:eastAsia="Times New Roman"/>
           <w:lang w:val="nl-NL"/>
@@ -11403,7 +11406,7 @@
     <w:p>
       <w:pPr>
         <w:pStyle w:val="Normaalweb"/>
-        <w:divId w:val="646203458"/>
+        <w:divId w:val="1373459618"/>
         <w:rPr>
           <w:lang w:val="nl-NL"/>
         </w:rPr>
@@ -11422,7 +11425,7 @@
           <w:numId w:val="30"/>
         </w:numPr>
         <w:spacing w:before="100" w:beforeAutospacing="1" w:after="100" w:afterAutospacing="1"/>
-        <w:divId w:val="646203458"/>
+        <w:divId w:val="1373459618"/>
         <w:rPr>
           <w:rFonts w:eastAsia="Times New Roman"/>
           <w:lang w:val="nl-NL"/>
@@ -11443,7 +11446,7 @@
           <w:numId w:val="30"/>
         </w:numPr>
         <w:spacing w:before="100" w:beforeAutospacing="1" w:after="100" w:afterAutospacing="1"/>
-        <w:divId w:val="646203458"/>
+        <w:divId w:val="1373459618"/>
         <w:rPr>
           <w:rFonts w:eastAsia="Times New Roman"/>
           <w:lang w:val="nl-NL"/>
@@ -11464,7 +11467,7 @@
           <w:numId w:val="30"/>
         </w:numPr>
         <w:spacing w:before="100" w:beforeAutospacing="1" w:after="100" w:afterAutospacing="1"/>
-        <w:divId w:val="646203458"/>
+        <w:divId w:val="1373459618"/>
         <w:rPr>
           <w:rFonts w:eastAsia="Times New Roman"/>
           <w:lang w:val="nl-NL"/>
@@ -11485,7 +11488,7 @@
           <w:numId w:val="30"/>
         </w:numPr>
         <w:spacing w:before="100" w:beforeAutospacing="1" w:after="100" w:afterAutospacing="1"/>
-        <w:divId w:val="646203458"/>
+        <w:divId w:val="1373459618"/>
         <w:rPr>
           <w:rFonts w:eastAsia="Times New Roman"/>
           <w:lang w:val="nl-NL"/>
@@ -11502,7 +11505,7 @@
     <w:p>
       <w:pPr>
         <w:pStyle w:val="Normaalweb"/>
-        <w:divId w:val="646203458"/>
+        <w:divId w:val="1373459618"/>
         <w:rPr>
           <w:lang w:val="nl-NL"/>
         </w:rPr>
@@ -11517,7 +11520,7 @@
     <w:p>
       <w:pPr>
         <w:pStyle w:val="Kop5"/>
-        <w:divId w:val="646203458"/>
+        <w:divId w:val="1373459618"/>
         <w:rPr>
           <w:rFonts w:eastAsia="Times New Roman"/>
           <w:lang w:val="nl-NL"/>
@@ -11534,7 +11537,7 @@
     <w:p>
       <w:pPr>
         <w:pStyle w:val="Normaalweb"/>
-        <w:divId w:val="646203458"/>
+        <w:divId w:val="1373459618"/>
         <w:rPr>
           <w:lang w:val="nl-NL"/>
         </w:rPr>
@@ -11549,7 +11552,7 @@
     <w:p>
       <w:pPr>
         <w:pStyle w:val="Kop4"/>
-        <w:divId w:val="646203458"/>
+        <w:divId w:val="1373459618"/>
         <w:rPr>
           <w:rFonts w:eastAsia="Times New Roman"/>
           <w:lang w:val="nl-NL"/>
@@ -11566,7 +11569,7 @@
     <w:p>
       <w:pPr>
         <w:pStyle w:val="Kop5"/>
-        <w:divId w:val="646203458"/>
+        <w:divId w:val="1373459618"/>
         <w:rPr>
           <w:rFonts w:eastAsia="Times New Roman"/>
           <w:lang w:val="nl-NL"/>
@@ -11583,7 +11586,7 @@
     <w:p>
       <w:pPr>
         <w:pStyle w:val="Normaalweb"/>
-        <w:divId w:val="646203458"/>
+        <w:divId w:val="1373459618"/>
         <w:rPr>
           <w:lang w:val="nl-NL"/>
         </w:rPr>
@@ -11598,7 +11601,7 @@
     <w:p>
       <w:pPr>
         <w:pStyle w:val="Kop5"/>
-        <w:divId w:val="646203458"/>
+        <w:divId w:val="1373459618"/>
         <w:rPr>
           <w:rFonts w:eastAsia="Times New Roman"/>
           <w:lang w:val="nl-NL"/>
@@ -11615,7 +11618,7 @@
     <w:p>
       <w:pPr>
         <w:pStyle w:val="Normaalweb"/>
-        <w:divId w:val="646203458"/>
+        <w:divId w:val="1373459618"/>
         <w:rPr>
           <w:lang w:val="nl-NL"/>
         </w:rPr>
@@ -11630,7 +11633,7 @@
     <w:p>
       <w:pPr>
         <w:pStyle w:val="Kop5"/>
-        <w:divId w:val="646203458"/>
+        <w:divId w:val="1373459618"/>
         <w:rPr>
           <w:rFonts w:eastAsia="Times New Roman"/>
           <w:lang w:val="nl-NL"/>
@@ -11647,7 +11650,7 @@
     <w:p>
       <w:pPr>
         <w:pStyle w:val="Normaalweb"/>
-        <w:divId w:val="646203458"/>
+        <w:divId w:val="1373459618"/>
         <w:rPr>
           <w:lang w:val="nl-NL"/>
         </w:rPr>
@@ -11662,7 +11665,7 @@
     <w:p>
       <w:pPr>
         <w:pStyle w:val="Kop5"/>
-        <w:divId w:val="646203458"/>
+        <w:divId w:val="1373459618"/>
         <w:rPr>
           <w:rFonts w:eastAsia="Times New Roman"/>
           <w:lang w:val="nl-NL"/>
@@ -11679,7 +11682,7 @@
     <w:p>
       <w:pPr>
         <w:pStyle w:val="Normaalweb"/>
-        <w:divId w:val="646203458"/>
+        <w:divId w:val="1373459618"/>
         <w:rPr>
           <w:lang w:val="nl-NL"/>
         </w:rPr>
@@ -11694,7 +11697,7 @@
     <w:p>
       <w:pPr>
         <w:pStyle w:val="Kop5"/>
-        <w:divId w:val="646203458"/>
+        <w:divId w:val="1373459618"/>
         <w:rPr>
           <w:rFonts w:eastAsia="Times New Roman"/>
           <w:lang w:val="nl-NL"/>
@@ -11711,7 +11714,7 @@
     <w:p>
       <w:pPr>
         <w:pStyle w:val="Normaalweb"/>
-        <w:divId w:val="646203458"/>
+        <w:divId w:val="1373459618"/>
         <w:rPr>
           <w:lang w:val="nl-NL"/>
         </w:rPr>
@@ -11726,7 +11729,7 @@
     <w:p>
       <w:pPr>
         <w:pStyle w:val="afsluiting"/>
-        <w:divId w:val="646203458"/>
+        <w:divId w:val="1373459618"/>
         <w:rPr>
           <w:lang w:val="nl-NL"/>
         </w:rPr>
@@ -11741,7 +11744,7 @@
     <w:p>
       <w:pPr>
         <w:outlineLvl w:val="2"/>
-        <w:divId w:val="80027942"/>
+        <w:divId w:val="1724327603"/>
         <w:rPr>
           <w:rFonts w:ascii="Aptos Display" w:eastAsia="Times New Roman" w:hAnsi="Aptos Display"/>
           <w:b/>
@@ -11767,7 +11770,7 @@
     </w:p>
     <w:p>
       <w:pPr>
-        <w:divId w:val="80027942"/>
+        <w:divId w:val="1724327603"/>
         <w:rPr>
           <w:rFonts w:eastAsia="Times New Roman"/>
           <w:sz w:val="24"/>
@@ -11787,7 +11790,7 @@
     <w:p>
       <w:pPr>
         <w:pStyle w:val="subtitel"/>
-        <w:divId w:val="646203458"/>
+        <w:divId w:val="1373459618"/>
         <w:rPr>
           <w:lang w:val="nl-NL"/>
         </w:rPr>
@@ -11802,7 +11805,7 @@
     <w:p>
       <w:pPr>
         <w:pStyle w:val="Kop4"/>
-        <w:divId w:val="646203458"/>
+        <w:divId w:val="1373459618"/>
         <w:rPr>
           <w:rFonts w:eastAsia="Times New Roman"/>
           <w:lang w:val="nl-NL"/>
@@ -11819,7 +11822,7 @@
     <w:p>
       <w:pPr>
         <w:pStyle w:val="Normaalweb"/>
-        <w:divId w:val="646203458"/>
+        <w:divId w:val="1373459618"/>
         <w:rPr>
           <w:lang w:val="nl-NL"/>
         </w:rPr>
@@ -11834,7 +11837,7 @@
     <w:p>
       <w:pPr>
         <w:pStyle w:val="Kop5"/>
-        <w:divId w:val="646203458"/>
+        <w:divId w:val="1373459618"/>
         <w:rPr>
           <w:rFonts w:eastAsia="Times New Roman"/>
           <w:lang w:val="nl-NL"/>
@@ -11851,7 +11854,7 @@
     <w:p>
       <w:pPr>
         <w:pStyle w:val="Normaalweb"/>
-        <w:divId w:val="646203458"/>
+        <w:divId w:val="1373459618"/>
         <w:rPr>
           <w:lang w:val="nl-NL"/>
         </w:rPr>
@@ -11866,7 +11869,7 @@
     <w:p>
       <w:pPr>
         <w:pStyle w:val="Normaalweb"/>
-        <w:divId w:val="646203458"/>
+        <w:divId w:val="1373459618"/>
         <w:rPr>
           <w:lang w:val="nl-NL"/>
         </w:rPr>
@@ -11881,7 +11884,7 @@
     <w:p>
       <w:pPr>
         <w:pStyle w:val="Kop5"/>
-        <w:divId w:val="646203458"/>
+        <w:divId w:val="1373459618"/>
         <w:rPr>
           <w:rFonts w:eastAsia="Times New Roman"/>
           <w:lang w:val="nl-NL"/>
@@ -11902,7 +11905,7 @@
           <w:numId w:val="31"/>
         </w:numPr>
         <w:spacing w:before="100" w:beforeAutospacing="1" w:after="100" w:afterAutospacing="1"/>
-        <w:divId w:val="646203458"/>
+        <w:divId w:val="1373459618"/>
         <w:rPr>
           <w:rFonts w:eastAsia="Times New Roman"/>
           <w:lang w:val="nl-NL"/>
@@ -11923,7 +11926,7 @@
           <w:numId w:val="31"/>
         </w:numPr>
         <w:spacing w:before="100" w:beforeAutospacing="1" w:after="100" w:afterAutospacing="1"/>
-        <w:divId w:val="646203458"/>
+        <w:divId w:val="1373459618"/>
         <w:rPr>
           <w:rFonts w:eastAsia="Times New Roman"/>
           <w:lang w:val="nl-NL"/>
@@ -11944,7 +11947,7 @@
           <w:numId w:val="31"/>
         </w:numPr>
         <w:spacing w:before="100" w:beforeAutospacing="1" w:after="100" w:afterAutospacing="1"/>
-        <w:divId w:val="646203458"/>
+        <w:divId w:val="1373459618"/>
         <w:rPr>
           <w:rFonts w:eastAsia="Times New Roman"/>
           <w:lang w:val="nl-NL"/>
@@ -11965,7 +11968,7 @@
           <w:numId w:val="31"/>
         </w:numPr>
         <w:spacing w:before="100" w:beforeAutospacing="1" w:after="100" w:afterAutospacing="1"/>
-        <w:divId w:val="646203458"/>
+        <w:divId w:val="1373459618"/>
         <w:rPr>
           <w:rFonts w:eastAsia="Times New Roman"/>
           <w:lang w:val="nl-NL"/>
@@ -11982,7 +11985,7 @@
     <w:p>
       <w:pPr>
         <w:pStyle w:val="Kop5"/>
-        <w:divId w:val="646203458"/>
+        <w:divId w:val="1373459618"/>
         <w:rPr>
           <w:rFonts w:eastAsia="Times New Roman"/>
           <w:lang w:val="nl-NL"/>
@@ -11999,7 +12002,7 @@
     <w:p>
       <w:pPr>
         <w:pStyle w:val="Normaalweb"/>
-        <w:divId w:val="646203458"/>
+        <w:divId w:val="1373459618"/>
         <w:rPr>
           <w:lang w:val="nl-NL"/>
         </w:rPr>
@@ -12018,7 +12021,7 @@
           <w:numId w:val="32"/>
         </w:numPr>
         <w:spacing w:before="100" w:beforeAutospacing="1" w:after="100" w:afterAutospacing="1"/>
-        <w:divId w:val="646203458"/>
+        <w:divId w:val="1373459618"/>
         <w:rPr>
           <w:rFonts w:eastAsia="Times New Roman"/>
           <w:lang w:val="nl-NL"/>
@@ -12039,7 +12042,7 @@
           <w:numId w:val="32"/>
         </w:numPr>
         <w:spacing w:before="100" w:beforeAutospacing="1" w:after="100" w:afterAutospacing="1"/>
-        <w:divId w:val="646203458"/>
+        <w:divId w:val="1373459618"/>
         <w:rPr>
           <w:rFonts w:eastAsia="Times New Roman"/>
           <w:lang w:val="nl-NL"/>
@@ -12060,7 +12063,7 @@
           <w:numId w:val="32"/>
         </w:numPr>
         <w:spacing w:before="100" w:beforeAutospacing="1" w:after="100" w:afterAutospacing="1"/>
-        <w:divId w:val="646203458"/>
+        <w:divId w:val="1373459618"/>
         <w:rPr>
           <w:rFonts w:eastAsia="Times New Roman"/>
           <w:lang w:val="nl-NL"/>
@@ -12077,7 +12080,7 @@
     <w:p>
       <w:pPr>
         <w:pStyle w:val="Kop4"/>
-        <w:divId w:val="646203458"/>
+        <w:divId w:val="1373459618"/>
         <w:rPr>
           <w:rFonts w:eastAsia="Times New Roman"/>
           <w:lang w:val="nl-NL"/>
@@ -12094,7 +12097,7 @@
     <w:p>
       <w:pPr>
         <w:pStyle w:val="Normaalweb"/>
-        <w:divId w:val="333188347"/>
+        <w:divId w:val="2053336496"/>
         <w:rPr>
           <w:lang w:val="nl-NL"/>
         </w:rPr>
@@ -12116,7 +12119,7 @@
     <w:p>
       <w:pPr>
         <w:pStyle w:val="Normaalweb"/>
-        <w:divId w:val="333188347"/>
+        <w:divId w:val="2053336496"/>
         <w:rPr>
           <w:lang w:val="nl-NL"/>
         </w:rPr>
@@ -12138,7 +12141,7 @@
     <w:p>
       <w:pPr>
         <w:pStyle w:val="Kop5"/>
-        <w:divId w:val="646203458"/>
+        <w:divId w:val="1373459618"/>
         <w:rPr>
           <w:rFonts w:eastAsia="Times New Roman"/>
           <w:lang w:val="nl-NL"/>
@@ -12155,7 +12158,7 @@
     <w:p>
       <w:pPr>
         <w:pStyle w:val="Normaalweb"/>
-        <w:divId w:val="646203458"/>
+        <w:divId w:val="1373459618"/>
         <w:rPr>
           <w:lang w:val="nl-NL"/>
         </w:rPr>
@@ -12170,7 +12173,7 @@
     <w:p>
       <w:pPr>
         <w:pStyle w:val="Kop5"/>
-        <w:divId w:val="646203458"/>
+        <w:divId w:val="1373459618"/>
         <w:rPr>
           <w:rFonts w:eastAsia="Times New Roman"/>
           <w:lang w:val="nl-NL"/>
@@ -12187,7 +12190,7 @@
     <w:p>
       <w:pPr>
         <w:pStyle w:val="Normaalweb"/>
-        <w:divId w:val="646203458"/>
+        <w:divId w:val="1373459618"/>
         <w:rPr>
           <w:lang w:val="nl-NL"/>
         </w:rPr>
@@ -12202,7 +12205,7 @@
     <w:p>
       <w:pPr>
         <w:pStyle w:val="Kop5"/>
-        <w:divId w:val="646203458"/>
+        <w:divId w:val="1373459618"/>
         <w:rPr>
           <w:rFonts w:eastAsia="Times New Roman"/>
           <w:lang w:val="nl-NL"/>
@@ -12219,7 +12222,7 @@
     <w:p>
       <w:pPr>
         <w:pStyle w:val="Normaalweb"/>
-        <w:divId w:val="646203458"/>
+        <w:divId w:val="1373459618"/>
         <w:rPr>
           <w:lang w:val="nl-NL"/>
         </w:rPr>
@@ -12234,7 +12237,7 @@
     <w:p>
       <w:pPr>
         <w:pStyle w:val="Kop4"/>
-        <w:divId w:val="646203458"/>
+        <w:divId w:val="1373459618"/>
         <w:rPr>
           <w:rFonts w:eastAsia="Times New Roman"/>
           <w:lang w:val="nl-NL"/>
@@ -12251,7 +12254,7 @@
     <w:p>
       <w:pPr>
         <w:pStyle w:val="Kop5"/>
-        <w:divId w:val="646203458"/>
+        <w:divId w:val="1373459618"/>
         <w:rPr>
           <w:rFonts w:eastAsia="Times New Roman"/>
           <w:lang w:val="nl-NL"/>
@@ -12268,7 +12271,7 @@
     <w:p>
       <w:pPr>
         <w:pStyle w:val="Normaalweb"/>
-        <w:divId w:val="646203458"/>
+        <w:divId w:val="1373459618"/>
         <w:rPr>
           <w:lang w:val="nl-NL"/>
         </w:rPr>
@@ -12283,7 +12286,7 @@
     <w:p>
       <w:pPr>
         <w:pStyle w:val="Kop5"/>
-        <w:divId w:val="646203458"/>
+        <w:divId w:val="1373459618"/>
         <w:rPr>
           <w:rFonts w:eastAsia="Times New Roman"/>
           <w:lang w:val="nl-NL"/>
@@ -12300,7 +12303,7 @@
     <w:p>
       <w:pPr>
         <w:pStyle w:val="Normaalweb"/>
-        <w:divId w:val="646203458"/>
+        <w:divId w:val="1373459618"/>
         <w:rPr>
           <w:lang w:val="nl-NL"/>
         </w:rPr>
@@ -12319,7 +12322,7 @@
           <w:numId w:val="33"/>
         </w:numPr>
         <w:spacing w:before="100" w:beforeAutospacing="1" w:after="100" w:afterAutospacing="1"/>
-        <w:divId w:val="646203458"/>
+        <w:divId w:val="1373459618"/>
         <w:rPr>
           <w:rFonts w:eastAsia="Times New Roman"/>
           <w:lang w:val="nl-NL"/>
@@ -12340,7 +12343,7 @@
           <w:numId w:val="33"/>
         </w:numPr>
         <w:spacing w:before="100" w:beforeAutospacing="1" w:after="100" w:afterAutospacing="1"/>
-        <w:divId w:val="646203458"/>
+        <w:divId w:val="1373459618"/>
         <w:rPr>
           <w:rFonts w:eastAsia="Times New Roman"/>
           <w:lang w:val="nl-NL"/>
@@ -12361,7 +12364,7 @@
           <w:numId w:val="33"/>
         </w:numPr>
         <w:spacing w:before="100" w:beforeAutospacing="1" w:after="100" w:afterAutospacing="1"/>
-        <w:divId w:val="646203458"/>
+        <w:divId w:val="1373459618"/>
         <w:rPr>
           <w:rFonts w:eastAsia="Times New Roman"/>
           <w:lang w:val="nl-NL"/>
@@ -12378,7 +12381,7 @@
     <w:p>
       <w:pPr>
         <w:pStyle w:val="Normaalweb"/>
-        <w:divId w:val="646203458"/>
+        <w:divId w:val="1373459618"/>
         <w:rPr>
           <w:lang w:val="nl-NL"/>
         </w:rPr>
@@ -12393,7 +12396,7 @@
     <w:p>
       <w:pPr>
         <w:pStyle w:val="Kop5"/>
-        <w:divId w:val="646203458"/>
+        <w:divId w:val="1373459618"/>
         <w:rPr>
           <w:rFonts w:eastAsia="Times New Roman"/>
           <w:lang w:val="nl-NL"/>
@@ -12410,7 +12413,7 @@
     <w:p>
       <w:pPr>
         <w:pStyle w:val="Normaalweb"/>
-        <w:divId w:val="646203458"/>
+        <w:divId w:val="1373459618"/>
         <w:rPr>
           <w:lang w:val="nl-NL"/>
         </w:rPr>
@@ -12425,7 +12428,7 @@
     <w:p>
       <w:pPr>
         <w:pStyle w:val="Kop4"/>
-        <w:divId w:val="646203458"/>
+        <w:divId w:val="1373459618"/>
         <w:rPr>
           <w:rFonts w:eastAsia="Times New Roman"/>
           <w:lang w:val="nl-NL"/>
@@ -12442,7 +12445,7 @@
     <w:p>
       <w:pPr>
         <w:pStyle w:val="Kop5"/>
-        <w:divId w:val="646203458"/>
+        <w:divId w:val="1373459618"/>
         <w:rPr>
           <w:rFonts w:eastAsia="Times New Roman"/>
           <w:lang w:val="nl-NL"/>
@@ -12459,7 +12462,7 @@
     <w:p>
       <w:pPr>
         <w:pStyle w:val="Normaalweb"/>
-        <w:divId w:val="646203458"/>
+        <w:divId w:val="1373459618"/>
         <w:rPr>
           <w:lang w:val="nl-NL"/>
         </w:rPr>
@@ -12474,7 +12477,7 @@
     <w:p>
       <w:pPr>
         <w:pStyle w:val="Kop5"/>
-        <w:divId w:val="646203458"/>
+        <w:divId w:val="1373459618"/>
         <w:rPr>
           <w:rFonts w:eastAsia="Times New Roman"/>
           <w:lang w:val="nl-NL"/>
@@ -12491,7 +12494,7 @@
     <w:p>
       <w:pPr>
         <w:pStyle w:val="Normaalweb"/>
-        <w:divId w:val="646203458"/>
+        <w:divId w:val="1373459618"/>
         <w:rPr>
           <w:lang w:val="nl-NL"/>
         </w:rPr>
@@ -12506,7 +12509,7 @@
     <w:p>
       <w:pPr>
         <w:pStyle w:val="Kop5"/>
-        <w:divId w:val="646203458"/>
+        <w:divId w:val="1373459618"/>
         <w:rPr>
           <w:rFonts w:eastAsia="Times New Roman"/>
           <w:lang w:val="nl-NL"/>
@@ -12523,7 +12526,7 @@
     <w:p>
       <w:pPr>
         <w:pStyle w:val="Normaalweb"/>
-        <w:divId w:val="646203458"/>
+        <w:divId w:val="1373459618"/>
         <w:rPr>
           <w:lang w:val="nl-NL"/>
         </w:rPr>
@@ -12538,7 +12541,7 @@
     <w:p>
       <w:pPr>
         <w:pStyle w:val="Kop5"/>
-        <w:divId w:val="646203458"/>
+        <w:divId w:val="1373459618"/>
         <w:rPr>
           <w:rFonts w:eastAsia="Times New Roman"/>
           <w:lang w:val="nl-NL"/>
@@ -12555,7 +12558,7 @@
     <w:p>
       <w:pPr>
         <w:pStyle w:val="Normaalweb"/>
-        <w:divId w:val="646203458"/>
+        <w:divId w:val="1373459618"/>
         <w:rPr>
           <w:lang w:val="nl-NL"/>
         </w:rPr>
@@ -12570,7 +12573,7 @@
     <w:p>
       <w:pPr>
         <w:pStyle w:val="Kop5"/>
-        <w:divId w:val="646203458"/>
+        <w:divId w:val="1373459618"/>
         <w:rPr>
           <w:rFonts w:eastAsia="Times New Roman"/>
           <w:lang w:val="nl-NL"/>
@@ -12587,7 +12590,7 @@
     <w:p>
       <w:pPr>
         <w:pStyle w:val="Normaalweb"/>
-        <w:divId w:val="646203458"/>
+        <w:divId w:val="1373459618"/>
         <w:rPr>
           <w:lang w:val="nl-NL"/>
         </w:rPr>
@@ -12602,7 +12605,7 @@
     <w:p>
       <w:pPr>
         <w:pStyle w:val="afsluiting"/>
-        <w:divId w:val="646203458"/>
+        <w:divId w:val="1373459618"/>
         <w:rPr>
           <w:lang w:val="nl-NL"/>
         </w:rPr>
@@ -12617,7 +12620,7 @@
     <w:p>
       <w:pPr>
         <w:outlineLvl w:val="2"/>
-        <w:divId w:val="341586774"/>
+        <w:divId w:val="1736077099"/>
         <w:rPr>
           <w:rFonts w:ascii="Aptos Display" w:eastAsia="Times New Roman" w:hAnsi="Aptos Display"/>
           <w:b/>
@@ -12643,7 +12646,7 @@
     </w:p>
     <w:p>
       <w:pPr>
-        <w:divId w:val="341586774"/>
+        <w:divId w:val="1736077099"/>
         <w:rPr>
           <w:rFonts w:eastAsia="Times New Roman"/>
           <w:sz w:val="24"/>
@@ -12663,7 +12666,7 @@
     <w:p>
       <w:pPr>
         <w:pStyle w:val="subtitel"/>
-        <w:divId w:val="646203458"/>
+        <w:divId w:val="1373459618"/>
         <w:rPr>
           <w:lang w:val="nl-NL"/>
         </w:rPr>
@@ -12678,7 +12681,7 @@
     <w:p>
       <w:pPr>
         <w:pStyle w:val="Kop4"/>
-        <w:divId w:val="646203458"/>
+        <w:divId w:val="1373459618"/>
         <w:rPr>
           <w:rFonts w:eastAsia="Times New Roman"/>
           <w:lang w:val="nl-NL"/>
@@ -12695,7 +12698,7 @@
     <w:p>
       <w:pPr>
         <w:pStyle w:val="Normaalweb"/>
-        <w:divId w:val="646203458"/>
+        <w:divId w:val="1373459618"/>
         <w:rPr>
           <w:lang w:val="nl-NL"/>
         </w:rPr>
@@ -12710,7 +12713,7 @@
     <w:p>
       <w:pPr>
         <w:pStyle w:val="Kop5"/>
-        <w:divId w:val="646203458"/>
+        <w:divId w:val="1373459618"/>
         <w:rPr>
           <w:rFonts w:eastAsia="Times New Roman"/>
           <w:lang w:val="nl-NL"/>
@@ -12727,7 +12730,7 @@
     <w:p>
       <w:pPr>
         <w:pStyle w:val="Normaalweb"/>
-        <w:divId w:val="646203458"/>
+        <w:divId w:val="1373459618"/>
         <w:rPr>
           <w:lang w:val="nl-NL"/>
         </w:rPr>
@@ -12742,7 +12745,7 @@
     <w:p>
       <w:pPr>
         <w:pStyle w:val="Normaalweb"/>
-        <w:divId w:val="646203458"/>
+        <w:divId w:val="1373459618"/>
         <w:rPr>
           <w:lang w:val="nl-NL"/>
         </w:rPr>
@@ -12757,7 +12760,7 @@
     <w:p>
       <w:pPr>
         <w:pStyle w:val="Kop5"/>
-        <w:divId w:val="646203458"/>
+        <w:divId w:val="1373459618"/>
         <w:rPr>
           <w:rFonts w:eastAsia="Times New Roman"/>
           <w:lang w:val="nl-NL"/>
@@ -12778,7 +12781,7 @@
           <w:numId w:val="34"/>
         </w:numPr>
         <w:spacing w:before="100" w:beforeAutospacing="1" w:after="100" w:afterAutospacing="1"/>
-        <w:divId w:val="646203458"/>
+        <w:divId w:val="1373459618"/>
         <w:rPr>
           <w:rFonts w:eastAsia="Times New Roman"/>
           <w:lang w:val="nl-NL"/>
@@ -12799,7 +12802,7 @@
           <w:numId w:val="34"/>
         </w:numPr>
         <w:spacing w:before="100" w:beforeAutospacing="1" w:after="100" w:afterAutospacing="1"/>
-        <w:divId w:val="646203458"/>
+        <w:divId w:val="1373459618"/>
         <w:rPr>
           <w:rFonts w:eastAsia="Times New Roman"/>
           <w:lang w:val="nl-NL"/>
@@ -12820,7 +12823,7 @@
           <w:numId w:val="34"/>
         </w:numPr>
         <w:spacing w:before="100" w:beforeAutospacing="1" w:after="100" w:afterAutospacing="1"/>
-        <w:divId w:val="646203458"/>
+        <w:divId w:val="1373459618"/>
         <w:rPr>
           <w:rFonts w:eastAsia="Times New Roman"/>
           <w:lang w:val="nl-NL"/>
@@ -12841,7 +12844,7 @@
           <w:numId w:val="34"/>
         </w:numPr>
         <w:spacing w:before="100" w:beforeAutospacing="1" w:after="100" w:afterAutospacing="1"/>
-        <w:divId w:val="646203458"/>
+        <w:divId w:val="1373459618"/>
         <w:rPr>
           <w:rFonts w:eastAsia="Times New Roman"/>
           <w:lang w:val="nl-NL"/>
@@ -12858,7 +12861,7 @@
     <w:p>
       <w:pPr>
         <w:pStyle w:val="Kop5"/>
-        <w:divId w:val="646203458"/>
+        <w:divId w:val="1373459618"/>
         <w:rPr>
           <w:rFonts w:eastAsia="Times New Roman"/>
           <w:lang w:val="nl-NL"/>
@@ -12875,7 +12878,7 @@
     <w:p>
       <w:pPr>
         <w:pStyle w:val="Normaalweb"/>
-        <w:divId w:val="646203458"/>
+        <w:divId w:val="1373459618"/>
         <w:rPr>
           <w:lang w:val="nl-NL"/>
         </w:rPr>
@@ -12890,7 +12893,7 @@
     <w:p>
       <w:pPr>
         <w:pStyle w:val="Kop4"/>
-        <w:divId w:val="646203458"/>
+        <w:divId w:val="1373459618"/>
         <w:rPr>
           <w:rFonts w:eastAsia="Times New Roman"/>
           <w:lang w:val="nl-NL"/>
@@ -12907,7 +12910,7 @@
     <w:p>
       <w:pPr>
         <w:pStyle w:val="Normaalweb"/>
-        <w:divId w:val="768745473"/>
+        <w:divId w:val="1083408137"/>
         <w:rPr>
           <w:lang w:val="nl-NL"/>
         </w:rPr>
@@ -12929,7 +12932,7 @@
     <w:p>
       <w:pPr>
         <w:pStyle w:val="Normaalweb"/>
-        <w:divId w:val="768745473"/>
+        <w:divId w:val="1083408137"/>
         <w:rPr>
           <w:lang w:val="nl-NL"/>
         </w:rPr>
@@ -12951,7 +12954,7 @@
     <w:p>
       <w:pPr>
         <w:pStyle w:val="Kop5"/>
-        <w:divId w:val="646203458"/>
+        <w:divId w:val="1373459618"/>
         <w:rPr>
           <w:rFonts w:eastAsia="Times New Roman"/>
           <w:lang w:val="nl-NL"/>
@@ -12968,7 +12971,7 @@
     <w:p>
       <w:pPr>
         <w:pStyle w:val="Normaalweb"/>
-        <w:divId w:val="646203458"/>
+        <w:divId w:val="1373459618"/>
         <w:rPr>
           <w:lang w:val="nl-NL"/>
         </w:rPr>
@@ -12983,7 +12986,7 @@
     <w:p>
       <w:pPr>
         <w:pStyle w:val="Kop5"/>
-        <w:divId w:val="646203458"/>
+        <w:divId w:val="1373459618"/>
         <w:rPr>
           <w:rFonts w:eastAsia="Times New Roman"/>
           <w:lang w:val="nl-NL"/>
@@ -13000,7 +13003,7 @@
     <w:p>
       <w:pPr>
         <w:pStyle w:val="Normaalweb"/>
-        <w:divId w:val="646203458"/>
+        <w:divId w:val="1373459618"/>
         <w:rPr>
           <w:lang w:val="nl-NL"/>
         </w:rPr>
@@ -13015,7 +13018,7 @@
     <w:p>
       <w:pPr>
         <w:pStyle w:val="Kop5"/>
-        <w:divId w:val="646203458"/>
+        <w:divId w:val="1373459618"/>
         <w:rPr>
           <w:rFonts w:eastAsia="Times New Roman"/>
           <w:lang w:val="nl-NL"/>
@@ -13032,7 +13035,7 @@
     <w:p>
       <w:pPr>
         <w:pStyle w:val="Normaalweb"/>
-        <w:divId w:val="646203458"/>
+        <w:divId w:val="1373459618"/>
         <w:rPr>
           <w:lang w:val="nl-NL"/>
         </w:rPr>
@@ -13047,7 +13050,7 @@
     <w:p>
       <w:pPr>
         <w:pStyle w:val="Kop4"/>
-        <w:divId w:val="646203458"/>
+        <w:divId w:val="1373459618"/>
         <w:rPr>
           <w:rFonts w:eastAsia="Times New Roman"/>
           <w:lang w:val="nl-NL"/>
@@ -13064,7 +13067,7 @@
     <w:p>
       <w:pPr>
         <w:pStyle w:val="Kop5"/>
-        <w:divId w:val="646203458"/>
+        <w:divId w:val="1373459618"/>
         <w:rPr>
           <w:rFonts w:eastAsia="Times New Roman"/>
           <w:lang w:val="nl-NL"/>
@@ -13081,7 +13084,7 @@
     <w:p>
       <w:pPr>
         <w:pStyle w:val="Normaalweb"/>
-        <w:divId w:val="646203458"/>
+        <w:divId w:val="1373459618"/>
         <w:rPr>
           <w:lang w:val="nl-NL"/>
         </w:rPr>
@@ -13096,7 +13099,7 @@
     <w:p>
       <w:pPr>
         <w:pStyle w:val="Kop5"/>
-        <w:divId w:val="646203458"/>
+        <w:divId w:val="1373459618"/>
         <w:rPr>
           <w:rFonts w:eastAsia="Times New Roman"/>
           <w:lang w:val="nl-NL"/>
@@ -13113,7 +13116,7 @@
     <w:p>
       <w:pPr>
         <w:pStyle w:val="Normaalweb"/>
-        <w:divId w:val="646203458"/>
+        <w:divId w:val="1373459618"/>
         <w:rPr>
           <w:lang w:val="nl-NL"/>
         </w:rPr>
@@ -13132,7 +13135,7 @@
           <w:numId w:val="35"/>
         </w:numPr>
         <w:spacing w:before="100" w:beforeAutospacing="1" w:after="100" w:afterAutospacing="1"/>
-        <w:divId w:val="646203458"/>
+        <w:divId w:val="1373459618"/>
         <w:rPr>
           <w:rFonts w:eastAsia="Times New Roman"/>
           <w:lang w:val="nl-NL"/>
@@ -13153,7 +13156,7 @@
           <w:numId w:val="35"/>
         </w:numPr>
         <w:spacing w:before="100" w:beforeAutospacing="1" w:after="100" w:afterAutospacing="1"/>
-        <w:divId w:val="646203458"/>
+        <w:divId w:val="1373459618"/>
         <w:rPr>
           <w:rFonts w:eastAsia="Times New Roman"/>
           <w:lang w:val="nl-NL"/>
@@ -13174,7 +13177,7 @@
           <w:numId w:val="35"/>
         </w:numPr>
         <w:spacing w:before="100" w:beforeAutospacing="1" w:after="100" w:afterAutospacing="1"/>
-        <w:divId w:val="646203458"/>
+        <w:divId w:val="1373459618"/>
         <w:rPr>
           <w:rFonts w:eastAsia="Times New Roman"/>
           <w:lang w:val="nl-NL"/>
@@ -13195,7 +13198,7 @@
           <w:numId w:val="35"/>
         </w:numPr>
         <w:spacing w:before="100" w:beforeAutospacing="1" w:after="100" w:afterAutospacing="1"/>
-        <w:divId w:val="646203458"/>
+        <w:divId w:val="1373459618"/>
         <w:rPr>
           <w:rFonts w:eastAsia="Times New Roman"/>
           <w:lang w:val="nl-NL"/>
@@ -13212,7 +13215,7 @@
     <w:p>
       <w:pPr>
         <w:pStyle w:val="Normaalweb"/>
-        <w:divId w:val="646203458"/>
+        <w:divId w:val="1373459618"/>
         <w:rPr>
           <w:lang w:val="nl-NL"/>
         </w:rPr>
@@ -13227,7 +13230,7 @@
     <w:p>
       <w:pPr>
         <w:pStyle w:val="Kop5"/>
-        <w:divId w:val="646203458"/>
+        <w:divId w:val="1373459618"/>
         <w:rPr>
           <w:rFonts w:eastAsia="Times New Roman"/>
           <w:lang w:val="nl-NL"/>
@@ -13244,7 +13247,7 @@
     <w:p>
       <w:pPr>
         <w:pStyle w:val="Normaalweb"/>
-        <w:divId w:val="646203458"/>
+        <w:divId w:val="1373459618"/>
         <w:rPr>
           <w:lang w:val="nl-NL"/>
         </w:rPr>
@@ -13259,7 +13262,7 @@
     <w:p>
       <w:pPr>
         <w:pStyle w:val="Kop4"/>
-        <w:divId w:val="646203458"/>
+        <w:divId w:val="1373459618"/>
         <w:rPr>
           <w:rFonts w:eastAsia="Times New Roman"/>
           <w:lang w:val="nl-NL"/>
@@ -13276,7 +13279,7 @@
     <w:p>
       <w:pPr>
         <w:pStyle w:val="Kop5"/>
-        <w:divId w:val="646203458"/>
+        <w:divId w:val="1373459618"/>
         <w:rPr>
           <w:rFonts w:eastAsia="Times New Roman"/>
           <w:lang w:val="nl-NL"/>
@@ -13293,7 +13296,7 @@
     <w:p>
       <w:pPr>
         <w:pStyle w:val="Normaalweb"/>
-        <w:divId w:val="646203458"/>
+        <w:divId w:val="1373459618"/>
         <w:rPr>
           <w:lang w:val="nl-NL"/>
         </w:rPr>
@@ -13308,7 +13311,7 @@
     <w:p>
       <w:pPr>
         <w:pStyle w:val="Kop5"/>
-        <w:divId w:val="646203458"/>
+        <w:divId w:val="1373459618"/>
         <w:rPr>
           <w:rFonts w:eastAsia="Times New Roman"/>
           <w:lang w:val="nl-NL"/>
@@ -13325,7 +13328,7 @@
     <w:p>
       <w:pPr>
         <w:pStyle w:val="Normaalweb"/>
-        <w:divId w:val="646203458"/>
+        <w:divId w:val="1373459618"/>
         <w:rPr>
           <w:lang w:val="nl-NL"/>
         </w:rPr>
@@ -13340,7 +13343,7 @@
     <w:p>
       <w:pPr>
         <w:pStyle w:val="Kop5"/>
-        <w:divId w:val="646203458"/>
+        <w:divId w:val="1373459618"/>
         <w:rPr>
           <w:rFonts w:eastAsia="Times New Roman"/>
           <w:lang w:val="nl-NL"/>
@@ -13357,7 +13360,7 @@
     <w:p>
       <w:pPr>
         <w:pStyle w:val="Normaalweb"/>
-        <w:divId w:val="646203458"/>
+        <w:divId w:val="1373459618"/>
         <w:rPr>
           <w:lang w:val="nl-NL"/>
         </w:rPr>
@@ -13372,7 +13375,7 @@
     <w:p>
       <w:pPr>
         <w:pStyle w:val="Kop5"/>
-        <w:divId w:val="646203458"/>
+        <w:divId w:val="1373459618"/>
         <w:rPr>
           <w:rFonts w:eastAsia="Times New Roman"/>
           <w:lang w:val="nl-NL"/>
@@ -13389,7 +13392,7 @@
     <w:p>
       <w:pPr>
         <w:pStyle w:val="Normaalweb"/>
-        <w:divId w:val="646203458"/>
+        <w:divId w:val="1373459618"/>
         <w:rPr>
           <w:lang w:val="nl-NL"/>
         </w:rPr>
@@ -13404,7 +13407,7 @@
     <w:p>
       <w:pPr>
         <w:pStyle w:val="Kop5"/>
-        <w:divId w:val="646203458"/>
+        <w:divId w:val="1373459618"/>
         <w:rPr>
           <w:rFonts w:eastAsia="Times New Roman"/>
           <w:lang w:val="nl-NL"/>
@@ -13421,7 +13424,7 @@
     <w:p>
       <w:pPr>
         <w:pStyle w:val="Normaalweb"/>
-        <w:divId w:val="646203458"/>
+        <w:divId w:val="1373459618"/>
         <w:rPr>
           <w:lang w:val="nl-NL"/>
         </w:rPr>
@@ -13436,7 +13439,7 @@
     <w:p>
       <w:pPr>
         <w:pStyle w:val="afsluiting"/>
-        <w:divId w:val="646203458"/>
+        <w:divId w:val="1373459618"/>
         <w:rPr>
           <w:lang w:val="nl-NL"/>
         </w:rPr>
@@ -13451,7 +13454,7 @@
     <w:p>
       <w:pPr>
         <w:outlineLvl w:val="2"/>
-        <w:divId w:val="889614244"/>
+        <w:divId w:val="428550768"/>
         <w:rPr>
           <w:rFonts w:ascii="Aptos Display" w:eastAsia="Times New Roman" w:hAnsi="Aptos Display"/>
           <w:b/>
@@ -13477,7 +13480,7 @@
     </w:p>
     <w:p>
       <w:pPr>
-        <w:divId w:val="889614244"/>
+        <w:divId w:val="428550768"/>
         <w:rPr>
           <w:rFonts w:eastAsia="Times New Roman"/>
           <w:sz w:val="24"/>
@@ -13497,7 +13500,7 @@
     <w:p>
       <w:pPr>
         <w:pStyle w:val="subtitel"/>
-        <w:divId w:val="646203458"/>
+        <w:divId w:val="1373459618"/>
         <w:rPr>
           <w:lang w:val="nl-NL"/>
         </w:rPr>
@@ -13512,7 +13515,7 @@
     <w:p>
       <w:pPr>
         <w:pStyle w:val="Kop4"/>
-        <w:divId w:val="646203458"/>
+        <w:divId w:val="1373459618"/>
         <w:rPr>
           <w:rFonts w:eastAsia="Times New Roman"/>
           <w:lang w:val="nl-NL"/>
@@ -13529,7 +13532,7 @@
     <w:p>
       <w:pPr>
         <w:pStyle w:val="Normaalweb"/>
-        <w:divId w:val="646203458"/>
+        <w:divId w:val="1373459618"/>
         <w:rPr>
           <w:lang w:val="nl-NL"/>
         </w:rPr>
@@ -13544,7 +13547,7 @@
     <w:p>
       <w:pPr>
         <w:pStyle w:val="Kop5"/>
-        <w:divId w:val="646203458"/>
+        <w:divId w:val="1373459618"/>
         <w:rPr>
           <w:rFonts w:eastAsia="Times New Roman"/>
           <w:lang w:val="nl-NL"/>
@@ -13561,7 +13564,7 @@
     <w:p>
       <w:pPr>
         <w:pStyle w:val="Normaalweb"/>
-        <w:divId w:val="646203458"/>
+        <w:divId w:val="1373459618"/>
         <w:rPr>
           <w:lang w:val="nl-NL"/>
         </w:rPr>
@@ -13576,7 +13579,7 @@
     <w:p>
       <w:pPr>
         <w:pStyle w:val="Normaalweb"/>
-        <w:divId w:val="646203458"/>
+        <w:divId w:val="1373459618"/>
         <w:rPr>
           <w:lang w:val="nl-NL"/>
         </w:rPr>
@@ -13591,7 +13594,7 @@
     <w:p>
       <w:pPr>
         <w:pStyle w:val="Kop5"/>
-        <w:divId w:val="646203458"/>
+        <w:divId w:val="1373459618"/>
         <w:rPr>
           <w:rFonts w:eastAsia="Times New Roman"/>
           <w:lang w:val="nl-NL"/>
@@ -13612,7 +13615,7 @@
           <w:numId w:val="36"/>
         </w:numPr>
         <w:spacing w:before="100" w:beforeAutospacing="1" w:after="100" w:afterAutospacing="1"/>
-        <w:divId w:val="646203458"/>
+        <w:divId w:val="1373459618"/>
         <w:rPr>
           <w:rFonts w:eastAsia="Times New Roman"/>
           <w:lang w:val="nl-NL"/>
@@ -13633,7 +13636,7 @@
           <w:numId w:val="36"/>
         </w:numPr>
         <w:spacing w:before="100" w:beforeAutospacing="1" w:after="100" w:afterAutospacing="1"/>
-        <w:divId w:val="646203458"/>
+        <w:divId w:val="1373459618"/>
         <w:rPr>
           <w:rFonts w:eastAsia="Times New Roman"/>
           <w:lang w:val="nl-NL"/>
@@ -13654,7 +13657,7 @@
           <w:numId w:val="36"/>
         </w:numPr>
         <w:spacing w:before="100" w:beforeAutospacing="1" w:after="100" w:afterAutospacing="1"/>
-        <w:divId w:val="646203458"/>
+        <w:divId w:val="1373459618"/>
         <w:rPr>
           <w:rFonts w:eastAsia="Times New Roman"/>
           <w:lang w:val="nl-NL"/>
@@ -13675,7 +13678,7 @@
           <w:numId w:val="36"/>
         </w:numPr>
         <w:spacing w:before="100" w:beforeAutospacing="1" w:after="100" w:afterAutospacing="1"/>
-        <w:divId w:val="646203458"/>
+        <w:divId w:val="1373459618"/>
         <w:rPr>
           <w:rFonts w:eastAsia="Times New Roman"/>
           <w:lang w:val="nl-NL"/>
@@ -13692,7 +13695,7 @@
     <w:p>
       <w:pPr>
         <w:pStyle w:val="Kop5"/>
-        <w:divId w:val="646203458"/>
+        <w:divId w:val="1373459618"/>
         <w:rPr>
           <w:rFonts w:eastAsia="Times New Roman"/>
           <w:lang w:val="nl-NL"/>
@@ -13709,7 +13712,7 @@
     <w:p>
       <w:pPr>
         <w:pStyle w:val="Normaalweb"/>
-        <w:divId w:val="646203458"/>
+        <w:divId w:val="1373459618"/>
         <w:rPr>
           <w:lang w:val="nl-NL"/>
         </w:rPr>
@@ -13724,7 +13727,7 @@
     <w:p>
       <w:pPr>
         <w:pStyle w:val="Kop4"/>
-        <w:divId w:val="646203458"/>
+        <w:divId w:val="1373459618"/>
         <w:rPr>
           <w:rFonts w:eastAsia="Times New Roman"/>
           <w:lang w:val="nl-NL"/>
@@ -13741,7 +13744,7 @@
     <w:p>
       <w:pPr>
         <w:pStyle w:val="Normaalweb"/>
-        <w:divId w:val="917789588"/>
+        <w:divId w:val="1343436141"/>
         <w:rPr>
           <w:lang w:val="nl-NL"/>
         </w:rPr>
@@ -13763,7 +13766,7 @@
     <w:p>
       <w:pPr>
         <w:pStyle w:val="Normaalweb"/>
-        <w:divId w:val="917789588"/>
+        <w:divId w:val="1343436141"/>
         <w:rPr>
           <w:lang w:val="nl-NL"/>
         </w:rPr>
@@ -13785,7 +13788,7 @@
     <w:p>
       <w:pPr>
         <w:pStyle w:val="Kop5"/>
-        <w:divId w:val="646203458"/>
+        <w:divId w:val="1373459618"/>
         <w:rPr>
           <w:rFonts w:eastAsia="Times New Roman"/>
           <w:lang w:val="nl-NL"/>
@@ -13802,7 +13805,7 @@
     <w:p>
       <w:pPr>
         <w:pStyle w:val="Normaalweb"/>
-        <w:divId w:val="646203458"/>
+        <w:divId w:val="1373459618"/>
         <w:rPr>
           <w:lang w:val="nl-NL"/>
         </w:rPr>
@@ -13817,7 +13820,7 @@
     <w:p>
       <w:pPr>
         <w:pStyle w:val="Kop5"/>
-        <w:divId w:val="646203458"/>
+        <w:divId w:val="1373459618"/>
         <w:rPr>
           <w:rFonts w:eastAsia="Times New Roman"/>
           <w:lang w:val="nl-NL"/>
@@ -13834,7 +13837,7 @@
     <w:p>
       <w:pPr>
         <w:pStyle w:val="Normaalweb"/>
-        <w:divId w:val="646203458"/>
+        <w:divId w:val="1373459618"/>
         <w:rPr>
           <w:lang w:val="nl-NL"/>
         </w:rPr>
@@ -13849,7 +13852,7 @@
     <w:p>
       <w:pPr>
         <w:pStyle w:val="Kop5"/>
-        <w:divId w:val="646203458"/>
+        <w:divId w:val="1373459618"/>
         <w:rPr>
           <w:rFonts w:eastAsia="Times New Roman"/>
           <w:lang w:val="nl-NL"/>
@@ -13866,7 +13869,7 @@
     <w:p>
       <w:pPr>
         <w:pStyle w:val="Normaalweb"/>
-        <w:divId w:val="646203458"/>
+        <w:divId w:val="1373459618"/>
         <w:rPr>
           <w:lang w:val="nl-NL"/>
         </w:rPr>
@@ -13881,7 +13884,7 @@
     <w:p>
       <w:pPr>
         <w:pStyle w:val="Kop4"/>
-        <w:divId w:val="646203458"/>
+        <w:divId w:val="1373459618"/>
         <w:rPr>
           <w:rFonts w:eastAsia="Times New Roman"/>
           <w:lang w:val="nl-NL"/>
@@ -13898,7 +13901,7 @@
     <w:p>
       <w:pPr>
         <w:pStyle w:val="Kop5"/>
-        <w:divId w:val="646203458"/>
+        <w:divId w:val="1373459618"/>
         <w:rPr>
           <w:rFonts w:eastAsia="Times New Roman"/>
           <w:lang w:val="nl-NL"/>
@@ -13915,7 +13918,7 @@
     <w:p>
       <w:pPr>
         <w:pStyle w:val="Normaalweb"/>
-        <w:divId w:val="646203458"/>
+        <w:divId w:val="1373459618"/>
         <w:rPr>
           <w:lang w:val="nl-NL"/>
         </w:rPr>
@@ -13930,7 +13933,7 @@
     <w:p>
       <w:pPr>
         <w:pStyle w:val="Kop5"/>
-        <w:divId w:val="646203458"/>
+        <w:divId w:val="1373459618"/>
         <w:rPr>
           <w:rFonts w:eastAsia="Times New Roman"/>
           <w:lang w:val="nl-NL"/>
@@ -13947,7 +13950,7 @@
     <w:p>
       <w:pPr>
         <w:pStyle w:val="Normaalweb"/>
-        <w:divId w:val="646203458"/>
+        <w:divId w:val="1373459618"/>
         <w:rPr>
           <w:lang w:val="nl-NL"/>
         </w:rPr>
@@ -13966,7 +13969,7 @@
           <w:numId w:val="37"/>
         </w:numPr>
         <w:spacing w:before="100" w:beforeAutospacing="1" w:after="100" w:afterAutospacing="1"/>
-        <w:divId w:val="646203458"/>
+        <w:divId w:val="1373459618"/>
         <w:rPr>
           <w:rFonts w:eastAsia="Times New Roman"/>
           <w:lang w:val="nl-NL"/>
@@ -13987,7 +13990,7 @@
           <w:numId w:val="37"/>
         </w:numPr>
         <w:spacing w:before="100" w:beforeAutospacing="1" w:after="100" w:afterAutospacing="1"/>
-        <w:divId w:val="646203458"/>
+        <w:divId w:val="1373459618"/>
         <w:rPr>
           <w:rFonts w:eastAsia="Times New Roman"/>
           <w:lang w:val="nl-NL"/>
@@ -14008,7 +14011,7 @@
           <w:numId w:val="37"/>
         </w:numPr>
         <w:spacing w:before="100" w:beforeAutospacing="1" w:after="100" w:afterAutospacing="1"/>
-        <w:divId w:val="646203458"/>
+        <w:divId w:val="1373459618"/>
         <w:rPr>
           <w:rFonts w:eastAsia="Times New Roman"/>
           <w:lang w:val="nl-NL"/>
@@ -14025,7 +14028,7 @@
     <w:p>
       <w:pPr>
         <w:pStyle w:val="Normaalweb"/>
-        <w:divId w:val="646203458"/>
+        <w:divId w:val="1373459618"/>
         <w:rPr>
           <w:lang w:val="nl-NL"/>
         </w:rPr>
@@ -14040,7 +14043,7 @@
     <w:p>
       <w:pPr>
         <w:pStyle w:val="Kop5"/>
-        <w:divId w:val="646203458"/>
+        <w:divId w:val="1373459618"/>
         <w:rPr>
           <w:rFonts w:eastAsia="Times New Roman"/>
           <w:lang w:val="nl-NL"/>
@@ -14057,7 +14060,7 @@
     <w:p>
       <w:pPr>
         <w:pStyle w:val="Normaalweb"/>
-        <w:divId w:val="646203458"/>
+        <w:divId w:val="1373459618"/>
         <w:rPr>
           <w:lang w:val="nl-NL"/>
         </w:rPr>
@@ -14072,7 +14075,7 @@
     <w:p>
       <w:pPr>
         <w:pStyle w:val="Kop4"/>
-        <w:divId w:val="646203458"/>
+        <w:divId w:val="1373459618"/>
         <w:rPr>
           <w:rFonts w:eastAsia="Times New Roman"/>
           <w:lang w:val="nl-NL"/>
@@ -14089,7 +14092,7 @@
     <w:p>
       <w:pPr>
         <w:pStyle w:val="Kop5"/>
-        <w:divId w:val="646203458"/>
+        <w:divId w:val="1373459618"/>
         <w:rPr>
           <w:rFonts w:eastAsia="Times New Roman"/>
           <w:lang w:val="nl-NL"/>
@@ -14106,7 +14109,7 @@
     <w:p>
       <w:pPr>
         <w:pStyle w:val="Normaalweb"/>
-        <w:divId w:val="646203458"/>
+        <w:divId w:val="1373459618"/>
         <w:rPr>
           <w:lang w:val="nl-NL"/>
         </w:rPr>
@@ -14121,7 +14124,7 @@
     <w:p>
       <w:pPr>
         <w:pStyle w:val="Kop5"/>
-        <w:divId w:val="646203458"/>
+        <w:divId w:val="1373459618"/>
         <w:rPr>
           <w:rFonts w:eastAsia="Times New Roman"/>
           <w:lang w:val="nl-NL"/>
@@ -14138,7 +14141,7 @@
     <w:p>
       <w:pPr>
         <w:pStyle w:val="Normaalweb"/>
-        <w:divId w:val="646203458"/>
+        <w:divId w:val="1373459618"/>
         <w:rPr>
           <w:lang w:val="nl-NL"/>
         </w:rPr>
@@ -14153,7 +14156,7 @@
     <w:p>
       <w:pPr>
         <w:pStyle w:val="Kop5"/>
-        <w:divId w:val="646203458"/>
+        <w:divId w:val="1373459618"/>
         <w:rPr>
           <w:rFonts w:eastAsia="Times New Roman"/>
           <w:lang w:val="nl-NL"/>
@@ -14170,7 +14173,7 @@
     <w:p>
       <w:pPr>
         <w:pStyle w:val="Normaalweb"/>
-        <w:divId w:val="646203458"/>
+        <w:divId w:val="1373459618"/>
         <w:rPr>
           <w:lang w:val="nl-NL"/>
         </w:rPr>
@@ -14185,7 +14188,7 @@
     <w:p>
       <w:pPr>
         <w:pStyle w:val="Kop5"/>
-        <w:divId w:val="646203458"/>
+        <w:divId w:val="1373459618"/>
         <w:rPr>
           <w:rFonts w:eastAsia="Times New Roman"/>
           <w:lang w:val="nl-NL"/>
@@ -14202,7 +14205,7 @@
     <w:p>
       <w:pPr>
         <w:pStyle w:val="Normaalweb"/>
-        <w:divId w:val="646203458"/>
+        <w:divId w:val="1373459618"/>
         <w:rPr>
           <w:lang w:val="nl-NL"/>
         </w:rPr>
@@ -14217,7 +14220,7 @@
     <w:p>
       <w:pPr>
         <w:pStyle w:val="Kop5"/>
-        <w:divId w:val="646203458"/>
+        <w:divId w:val="1373459618"/>
         <w:rPr>
           <w:rFonts w:eastAsia="Times New Roman"/>
           <w:lang w:val="nl-NL"/>
@@ -14234,7 +14237,7 @@
     <w:p>
       <w:pPr>
         <w:pStyle w:val="Normaalweb"/>
-        <w:divId w:val="646203458"/>
+        <w:divId w:val="1373459618"/>
         <w:rPr>
           <w:lang w:val="nl-NL"/>
         </w:rPr>
@@ -14249,7 +14252,7 @@
     <w:p>
       <w:pPr>
         <w:pStyle w:val="afsluiting"/>
-        <w:divId w:val="646203458"/>
+        <w:divId w:val="1373459618"/>
         <w:rPr>
           <w:lang w:val="nl-NL"/>
         </w:rPr>
@@ -14264,7 +14267,7 @@
     <w:p>
       <w:pPr>
         <w:outlineLvl w:val="2"/>
-        <w:divId w:val="233930630"/>
+        <w:divId w:val="654144958"/>
         <w:rPr>
           <w:rFonts w:ascii="Aptos Display" w:eastAsia="Times New Roman" w:hAnsi="Aptos Display"/>
           <w:b/>
@@ -14290,7 +14293,7 @@
     </w:p>
     <w:p>
       <w:pPr>
-        <w:divId w:val="233930630"/>
+        <w:divId w:val="654144958"/>
         <w:rPr>
           <w:rFonts w:eastAsia="Times New Roman"/>
           <w:sz w:val="24"/>
@@ -14310,7 +14313,7 @@
     <w:p>
       <w:pPr>
         <w:pStyle w:val="subtitel"/>
-        <w:divId w:val="646203458"/>
+        <w:divId w:val="1373459618"/>
         <w:rPr>
           <w:lang w:val="nl-NL"/>
         </w:rPr>
@@ -14325,7 +14328,7 @@
     <w:p>
       <w:pPr>
         <w:pStyle w:val="Kop4"/>
-        <w:divId w:val="646203458"/>
+        <w:divId w:val="1373459618"/>
         <w:rPr>
           <w:rFonts w:eastAsia="Times New Roman"/>
           <w:lang w:val="nl-NL"/>
@@ -14342,7 +14345,7 @@
     <w:p>
       <w:pPr>
         <w:pStyle w:val="Normaalweb"/>
-        <w:divId w:val="646203458"/>
+        <w:divId w:val="1373459618"/>
         <w:rPr>
           <w:lang w:val="nl-NL"/>
         </w:rPr>
@@ -14357,7 +14360,7 @@
     <w:p>
       <w:pPr>
         <w:pStyle w:val="Kop5"/>
-        <w:divId w:val="646203458"/>
+        <w:divId w:val="1373459618"/>
         <w:rPr>
           <w:rFonts w:eastAsia="Times New Roman"/>
           <w:lang w:val="nl-NL"/>
@@ -14374,7 +14377,7 @@
     <w:p>
       <w:pPr>
         <w:pStyle w:val="Normaalweb"/>
-        <w:divId w:val="646203458"/>
+        <w:divId w:val="1373459618"/>
         <w:rPr>
           <w:lang w:val="nl-NL"/>
         </w:rPr>
@@ -14389,7 +14392,7 @@
     <w:p>
       <w:pPr>
         <w:pStyle w:val="Normaalweb"/>
-        <w:divId w:val="646203458"/>
+        <w:divId w:val="1373459618"/>
         <w:rPr>
           <w:lang w:val="nl-NL"/>
         </w:rPr>
@@ -14404,7 +14407,7 @@
     <w:p>
       <w:pPr>
         <w:pStyle w:val="Kop5"/>
-        <w:divId w:val="646203458"/>
+        <w:divId w:val="1373459618"/>
         <w:rPr>
           <w:rFonts w:eastAsia="Times New Roman"/>
           <w:lang w:val="nl-NL"/>
@@ -14425,7 +14428,7 @@
           <w:numId w:val="38"/>
         </w:numPr>
         <w:spacing w:before="100" w:beforeAutospacing="1" w:after="100" w:afterAutospacing="1"/>
-        <w:divId w:val="646203458"/>
+        <w:divId w:val="1373459618"/>
         <w:rPr>
           <w:rFonts w:eastAsia="Times New Roman"/>
           <w:lang w:val="nl-NL"/>
@@ -14446,7 +14449,7 @@
           <w:numId w:val="38"/>
         </w:numPr>
         <w:spacing w:before="100" w:beforeAutospacing="1" w:after="100" w:afterAutospacing="1"/>
-        <w:divId w:val="646203458"/>
+        <w:divId w:val="1373459618"/>
         <w:rPr>
           <w:rFonts w:eastAsia="Times New Roman"/>
           <w:lang w:val="nl-NL"/>
@@ -14467,7 +14470,7 @@
           <w:numId w:val="38"/>
         </w:numPr>
         <w:spacing w:before="100" w:beforeAutospacing="1" w:after="100" w:afterAutospacing="1"/>
-        <w:divId w:val="646203458"/>
+        <w:divId w:val="1373459618"/>
         <w:rPr>
           <w:rFonts w:eastAsia="Times New Roman"/>
           <w:lang w:val="nl-NL"/>
@@ -14488,7 +14491,7 @@
           <w:numId w:val="38"/>
         </w:numPr>
         <w:spacing w:before="100" w:beforeAutospacing="1" w:after="100" w:afterAutospacing="1"/>
-        <w:divId w:val="646203458"/>
+        <w:divId w:val="1373459618"/>
         <w:rPr>
           <w:rFonts w:eastAsia="Times New Roman"/>
           <w:lang w:val="nl-NL"/>
@@ -14509,7 +14512,7 @@
           <w:numId w:val="38"/>
         </w:numPr>
         <w:spacing w:before="100" w:beforeAutospacing="1" w:after="100" w:afterAutospacing="1"/>
-        <w:divId w:val="646203458"/>
+        <w:divId w:val="1373459618"/>
         <w:rPr>
           <w:rFonts w:eastAsia="Times New Roman"/>
           <w:lang w:val="nl-NL"/>
@@ -14526,7 +14529,7 @@
     <w:p>
       <w:pPr>
         <w:pStyle w:val="Kop5"/>
-        <w:divId w:val="646203458"/>
+        <w:divId w:val="1373459618"/>
         <w:rPr>
           <w:rFonts w:eastAsia="Times New Roman"/>
           <w:lang w:val="nl-NL"/>
@@ -14543,7 +14546,7 @@
     <w:p>
       <w:pPr>
         <w:pStyle w:val="Normaalweb"/>
-        <w:divId w:val="646203458"/>
+        <w:divId w:val="1373459618"/>
         <w:rPr>
           <w:lang w:val="nl-NL"/>
         </w:rPr>
@@ -14558,7 +14561,7 @@
     <w:p>
       <w:pPr>
         <w:pStyle w:val="Kop4"/>
-        <w:divId w:val="646203458"/>
+        <w:divId w:val="1373459618"/>
         <w:rPr>
           <w:rFonts w:eastAsia="Times New Roman"/>
           <w:lang w:val="nl-NL"/>
@@ -14575,7 +14578,7 @@
     <w:p>
       <w:pPr>
         <w:pStyle w:val="Normaalweb"/>
-        <w:divId w:val="13575278"/>
+        <w:divId w:val="1096823024"/>
         <w:rPr>
           <w:lang w:val="nl-NL"/>
         </w:rPr>
@@ -14597,7 +14600,7 @@
     <w:p>
       <w:pPr>
         <w:pStyle w:val="Normaalweb"/>
-        <w:divId w:val="13575278"/>
+        <w:divId w:val="1096823024"/>
         <w:rPr>
           <w:lang w:val="nl-NL"/>
         </w:rPr>
@@ -14625,7 +14628,7 @@
     <w:p>
       <w:pPr>
         <w:pStyle w:val="Kop5"/>
-        <w:divId w:val="646203458"/>
+        <w:divId w:val="1373459618"/>
         <w:rPr>
           <w:rFonts w:eastAsia="Times New Roman"/>
           <w:lang w:val="nl-NL"/>
@@ -14642,7 +14645,7 @@
     <w:p>
       <w:pPr>
         <w:pStyle w:val="Normaalweb"/>
-        <w:divId w:val="646203458"/>
+        <w:divId w:val="1373459618"/>
         <w:rPr>
           <w:lang w:val="nl-NL"/>
         </w:rPr>
@@ -14657,7 +14660,7 @@
     <w:p>
       <w:pPr>
         <w:pStyle w:val="Kop5"/>
-        <w:divId w:val="646203458"/>
+        <w:divId w:val="1373459618"/>
         <w:rPr>
           <w:rFonts w:eastAsia="Times New Roman"/>
           <w:lang w:val="nl-NL"/>
@@ -14674,7 +14677,7 @@
     <w:p>
       <w:pPr>
         <w:pStyle w:val="Normaalweb"/>
-        <w:divId w:val="646203458"/>
+        <w:divId w:val="1373459618"/>
         <w:rPr>
           <w:lang w:val="nl-NL"/>
         </w:rPr>
@@ -14689,7 +14692,7 @@
     <w:p>
       <w:pPr>
         <w:pStyle w:val="Kop5"/>
-        <w:divId w:val="646203458"/>
+        <w:divId w:val="1373459618"/>
         <w:rPr>
           <w:rFonts w:eastAsia="Times New Roman"/>
           <w:lang w:val="nl-NL"/>
@@ -14706,7 +14709,7 @@
     <w:p>
       <w:pPr>
         <w:pStyle w:val="Normaalweb"/>
-        <w:divId w:val="646203458"/>
+        <w:divId w:val="1373459618"/>
         <w:rPr>
           <w:lang w:val="nl-NL"/>
         </w:rPr>
@@ -14721,7 +14724,7 @@
     <w:p>
       <w:pPr>
         <w:pStyle w:val="Kop4"/>
-        <w:divId w:val="646203458"/>
+        <w:divId w:val="1373459618"/>
         <w:rPr>
           <w:rFonts w:eastAsia="Times New Roman"/>
           <w:lang w:val="nl-NL"/>
@@ -14738,7 +14741,7 @@
     <w:p>
       <w:pPr>
         <w:pStyle w:val="Kop5"/>
-        <w:divId w:val="646203458"/>
+        <w:divId w:val="1373459618"/>
         <w:rPr>
           <w:rFonts w:eastAsia="Times New Roman"/>
           <w:lang w:val="nl-NL"/>
@@ -14755,7 +14758,7 @@
     <w:p>
       <w:pPr>
         <w:pStyle w:val="Normaalweb"/>
-        <w:divId w:val="646203458"/>
+        <w:divId w:val="1373459618"/>
         <w:rPr>
           <w:lang w:val="nl-NL"/>
         </w:rPr>
@@ -14770,7 +14773,7 @@
     <w:p>
       <w:pPr>
         <w:pStyle w:val="Kop5"/>
-        <w:divId w:val="646203458"/>
+        <w:divId w:val="1373459618"/>
         <w:rPr>
           <w:rFonts w:eastAsia="Times New Roman"/>
           <w:lang w:val="nl-NL"/>
@@ -14787,7 +14790,7 @@
     <w:p>
       <w:pPr>
         <w:pStyle w:val="Normaalweb"/>
-        <w:divId w:val="646203458"/>
+        <w:divId w:val="1373459618"/>
         <w:rPr>
           <w:lang w:val="nl-NL"/>
         </w:rPr>
@@ -14806,7 +14809,7 @@
           <w:numId w:val="39"/>
         </w:numPr>
         <w:spacing w:before="100" w:beforeAutospacing="1" w:after="100" w:afterAutospacing="1"/>
-        <w:divId w:val="646203458"/>
+        <w:divId w:val="1373459618"/>
         <w:rPr>
           <w:rFonts w:eastAsia="Times New Roman"/>
           <w:lang w:val="nl-NL"/>
@@ -14827,7 +14830,7 @@
           <w:numId w:val="39"/>
         </w:numPr>
         <w:spacing w:before="100" w:beforeAutospacing="1" w:after="100" w:afterAutospacing="1"/>
-        <w:divId w:val="646203458"/>
+        <w:divId w:val="1373459618"/>
         <w:rPr>
           <w:rFonts w:eastAsia="Times New Roman"/>
           <w:lang w:val="nl-NL"/>
@@ -14848,7 +14851,7 @@
           <w:numId w:val="39"/>
         </w:numPr>
         <w:spacing w:before="100" w:beforeAutospacing="1" w:after="100" w:afterAutospacing="1"/>
-        <w:divId w:val="646203458"/>
+        <w:divId w:val="1373459618"/>
         <w:rPr>
           <w:rFonts w:eastAsia="Times New Roman"/>
           <w:lang w:val="nl-NL"/>
@@ -14869,7 +14872,7 @@
           <w:numId w:val="39"/>
         </w:numPr>
         <w:spacing w:before="100" w:beforeAutospacing="1" w:after="100" w:afterAutospacing="1"/>
-        <w:divId w:val="646203458"/>
+        <w:divId w:val="1373459618"/>
         <w:rPr>
           <w:rFonts w:eastAsia="Times New Roman"/>
           <w:lang w:val="nl-NL"/>
@@ -14886,7 +14889,7 @@
     <w:p>
       <w:pPr>
         <w:pStyle w:val="Normaalweb"/>
-        <w:divId w:val="646203458"/>
+        <w:divId w:val="1373459618"/>
         <w:rPr>
           <w:lang w:val="nl-NL"/>
         </w:rPr>
@@ -14901,7 +14904,7 @@
     <w:p>
       <w:pPr>
         <w:pStyle w:val="Kop5"/>
-        <w:divId w:val="646203458"/>
+        <w:divId w:val="1373459618"/>
         <w:rPr>
           <w:rFonts w:eastAsia="Times New Roman"/>
           <w:lang w:val="nl-NL"/>
@@ -14918,7 +14921,7 @@
     <w:p>
       <w:pPr>
         <w:pStyle w:val="Normaalweb"/>
-        <w:divId w:val="646203458"/>
+        <w:divId w:val="1373459618"/>
         <w:rPr>
           <w:lang w:val="nl-NL"/>
         </w:rPr>
@@ -14933,7 +14936,7 @@
     <w:p>
       <w:pPr>
         <w:pStyle w:val="Kop4"/>
-        <w:divId w:val="646203458"/>
+        <w:divId w:val="1373459618"/>
         <w:rPr>
           <w:rFonts w:eastAsia="Times New Roman"/>
           <w:lang w:val="nl-NL"/>
@@ -14950,7 +14953,7 @@
     <w:p>
       <w:pPr>
         <w:pStyle w:val="Kop5"/>
-        <w:divId w:val="646203458"/>
+        <w:divId w:val="1373459618"/>
         <w:rPr>
           <w:rFonts w:eastAsia="Times New Roman"/>
           <w:lang w:val="nl-NL"/>
@@ -14967,7 +14970,7 @@
     <w:p>
       <w:pPr>
         <w:pStyle w:val="Normaalweb"/>
-        <w:divId w:val="646203458"/>
+        <w:divId w:val="1373459618"/>
         <w:rPr>
           <w:lang w:val="nl-NL"/>
         </w:rPr>
@@ -14982,7 +14985,7 @@
     <w:p>
       <w:pPr>
         <w:pStyle w:val="Kop5"/>
-        <w:divId w:val="646203458"/>
+        <w:divId w:val="1373459618"/>
         <w:rPr>
           <w:rFonts w:eastAsia="Times New Roman"/>
           <w:lang w:val="nl-NL"/>
@@ -14999,7 +15002,7 @@
     <w:p>
       <w:pPr>
         <w:pStyle w:val="Normaalweb"/>
-        <w:divId w:val="646203458"/>
+        <w:divId w:val="1373459618"/>
         <w:rPr>
           <w:lang w:val="nl-NL"/>
         </w:rPr>
@@ -15014,7 +15017,7 @@
     <w:p>
       <w:pPr>
         <w:pStyle w:val="Kop5"/>
-        <w:divId w:val="646203458"/>
+        <w:divId w:val="1373459618"/>
         <w:rPr>
           <w:rFonts w:eastAsia="Times New Roman"/>
           <w:lang w:val="nl-NL"/>
@@ -15031,7 +15034,7 @@
     <w:p>
       <w:pPr>
         <w:pStyle w:val="Normaalweb"/>
-        <w:divId w:val="646203458"/>
+        <w:divId w:val="1373459618"/>
         <w:rPr>
           <w:lang w:val="nl-NL"/>
         </w:rPr>
@@ -15046,7 +15049,7 @@
     <w:p>
       <w:pPr>
         <w:pStyle w:val="Kop5"/>
-        <w:divId w:val="646203458"/>
+        <w:divId w:val="1373459618"/>
         <w:rPr>
           <w:rFonts w:eastAsia="Times New Roman"/>
           <w:lang w:val="nl-NL"/>
@@ -15063,7 +15066,7 @@
     <w:p>
       <w:pPr>
         <w:pStyle w:val="Normaalweb"/>
-        <w:divId w:val="646203458"/>
+        <w:divId w:val="1373459618"/>
         <w:rPr>
           <w:lang w:val="nl-NL"/>
         </w:rPr>
@@ -15078,7 +15081,7 @@
     <w:p>
       <w:pPr>
         <w:pStyle w:val="Kop5"/>
-        <w:divId w:val="646203458"/>
+        <w:divId w:val="1373459618"/>
         <w:rPr>
           <w:rFonts w:eastAsia="Times New Roman"/>
           <w:lang w:val="nl-NL"/>
@@ -15095,7 +15098,7 @@
     <w:p>
       <w:pPr>
         <w:pStyle w:val="Normaalweb"/>
-        <w:divId w:val="646203458"/>
+        <w:divId w:val="1373459618"/>
         <w:rPr>
           <w:lang w:val="nl-NL"/>
         </w:rPr>
@@ -15110,7 +15113,7 @@
     <w:p>
       <w:pPr>
         <w:pStyle w:val="afsluiting"/>
-        <w:divId w:val="646203458"/>
+        <w:divId w:val="1373459618"/>
         <w:rPr>
           <w:lang w:val="nl-NL"/>
         </w:rPr>
@@ -15265,7 +15268,7 @@
         <w:color w:val="808080"/>
         <w:sz w:val="18"/>
       </w:rPr>
-      <w:t>2</w:t>
+      <w:t>3</w:t>
     </w:r>
     <w:r>
       <w:rPr>
@@ -15357,7 +15360,7 @@
         <w:sz w:val="18"/>
       </w:rPr>
       <w:tab/>
-      <w:t>Laatst gewijzigd: 6 oktober 2026, 13:54</w:t>
+      <w:t>Laatst gewijzigd: 6 oktober 2026, 14:20</w:t>
     </w:r>
   </w:p>
 </w:hdr>
@@ -15376,9 +15379,9 @@
 <file path=word/numbering.xml><?xml version="1.0" encoding="utf-8"?>
 <w:numbering xmlns:wpc="http://schemas.microsoft.com/office/word/2010/wordprocessingCanvas" xmlns:cx="http://schemas.microsoft.com/office/drawing/2014/chartex" xmlns:cx1="http://schemas.microsoft.com/office/drawing/2015/9/8/chartex" xmlns:cx2="http://schemas.microsoft.com/office/drawing/2015/10/21/chartex" xmlns:cx3="http://schemas.microsoft.com/office/drawing/2016/5/9/chartex" xmlns:cx4="http://schemas.microsoft.com/office/drawing/2016/5/10/chartex" xmlns:cx5="http://schemas.microsoft.com/office/drawing/2016/5/11/chartex" xmlns:cx6="http://schemas.microsoft.com/office/drawing/2016/5/12/chartex" xmlns:cx7="http://schemas.microsoft.com/office/drawing/2016/5/13/chartex" xmlns:cx8="http://schemas.microsoft.com/office/drawing/2016/5/14/chartex" xmlns:mc="http://schemas.openxmlformats.org/markup-compatibility/2006" xmlns:aink="http://schemas.microsoft.com/office/drawing/2016/ink" xmlns:am3d="http://schemas.microsoft.com/office/drawing/2017/model3d" xmlns:o="urn:schemas-microsoft-com:office:office" xmlns:oel="http://schemas.microsoft.com/office/2019/extlst" xmlns:r="http://schemas.openxmlformats.org/officeDocument/2006/relationships" xmlns:m="http://schemas.openxmlformats.org/officeDocument/2006/math" xmlns:v="urn:schemas-microsoft-com:vml" xmlns:wp14="http://schemas.microsoft.com/office/word/2010/wordprocessingDrawing" xmlns:wp="http://schemas.openxmlformats.org/drawingml/2006/wordprocessingDrawing" xmlns:w10="urn:schemas-microsoft-com:office:word" xmlns:w="http://schemas.openxmlformats.org/wordprocessingml/2006/main" xmlns:w14="http://schemas.microsoft.com/office/word/2010/wordml" xmlns:w15="http://schemas.microsoft.com/office/word/2012/wordml" xmlns:w16cex="http://schemas.microsoft.com/office/word/2018/wordml/cex" xmlns:w16cid="http://schemas.microsoft.com/office/word/2016/wordml/cid" xmlns:w16="http://schemas.microsoft.com/office/word/2018/wordml" xmlns:w16sdtdh="http://schemas.microsoft.com/office/word/2020/wordml/sdtdatahash" xmlns:w16se="http://schemas.microsoft.com/office/word/2015/wordml/symex" xmlns:wpg="http://schemas.microsoft.com/office/word/2010/wordprocessingGroup" xmlns:wpi="http://schemas.microsoft.com/office/word/2010/wordprocessingInk" xmlns:wne="http://schemas.microsoft.com/office/word/2006/wordml" xmlns:wps="http://schemas.microsoft.com/office/word/2010/wordprocessingShape" mc:Ignorable="w14 w15 w16se w16cid w16 w16cex w16sdtdh wp14">
   <w:abstractNum w:abstractNumId="0" w15:restartNumberingAfterBreak="0">
-    <w:nsid w:val="03B616EF"/>
+    <w:nsid w:val="04FE3123"/>
     <w:multiLevelType w:val="multilevel"/>
-    <w:tmpl w:val="0C1879EE"/>
+    <w:tmpl w:val="83780126"/>
     <w:lvl w:ilvl="0">
       <w:start w:val="1"/>
       <w:numFmt w:val="bullet"/>
@@ -15525,9 +15528,9 @@
     </w:lvl>
   </w:abstractNum>
   <w:abstractNum w:abstractNumId="1" w15:restartNumberingAfterBreak="0">
-    <w:nsid w:val="04E3280F"/>
+    <w:nsid w:val="0AE35A45"/>
     <w:multiLevelType w:val="multilevel"/>
-    <w:tmpl w:val="0A66412C"/>
+    <w:tmpl w:val="9822E136"/>
     <w:lvl w:ilvl="0">
       <w:start w:val="1"/>
       <w:numFmt w:val="bullet"/>
@@ -15674,9 +15677,9 @@
     </w:lvl>
   </w:abstractNum>
   <w:abstractNum w:abstractNumId="2" w15:restartNumberingAfterBreak="0">
-    <w:nsid w:val="0A1F65C0"/>
+    <w:nsid w:val="0B0B5737"/>
     <w:multiLevelType w:val="multilevel"/>
-    <w:tmpl w:val="870A20A2"/>
+    <w:tmpl w:val="4CD28B0E"/>
     <w:lvl w:ilvl="0">
       <w:start w:val="1"/>
       <w:numFmt w:val="bullet"/>
@@ -15823,9 +15826,9 @@
     </w:lvl>
   </w:abstractNum>
   <w:abstractNum w:abstractNumId="3" w15:restartNumberingAfterBreak="0">
-    <w:nsid w:val="0F2359D5"/>
+    <w:nsid w:val="0B9F75C1"/>
     <w:multiLevelType w:val="multilevel"/>
-    <w:tmpl w:val="2BFA90E0"/>
+    <w:tmpl w:val="6018DE60"/>
     <w:lvl w:ilvl="0">
       <w:start w:val="1"/>
       <w:numFmt w:val="bullet"/>
@@ -15972,9 +15975,9 @@
     </w:lvl>
   </w:abstractNum>
   <w:abstractNum w:abstractNumId="4" w15:restartNumberingAfterBreak="0">
-    <w:nsid w:val="106119B9"/>
+    <w:nsid w:val="0FA9772D"/>
     <w:multiLevelType w:val="multilevel"/>
-    <w:tmpl w:val="F29CDB1E"/>
+    <w:tmpl w:val="B9406DDA"/>
     <w:lvl w:ilvl="0">
       <w:start w:val="1"/>
       <w:numFmt w:val="bullet"/>
@@ -16121,9 +16124,9 @@
     </w:lvl>
   </w:abstractNum>
   <w:abstractNum w:abstractNumId="5" w15:restartNumberingAfterBreak="0">
-    <w:nsid w:val="10D57F92"/>
+    <w:nsid w:val="16795225"/>
     <w:multiLevelType w:val="multilevel"/>
-    <w:tmpl w:val="C2CC9E06"/>
+    <w:tmpl w:val="215C2A20"/>
     <w:lvl w:ilvl="0">
       <w:start w:val="1"/>
       <w:numFmt w:val="bullet"/>
@@ -16270,9 +16273,9 @@
     </w:lvl>
   </w:abstractNum>
   <w:abstractNum w:abstractNumId="6" w15:restartNumberingAfterBreak="0">
-    <w:nsid w:val="113433FD"/>
+    <w:nsid w:val="167F3B1A"/>
     <w:multiLevelType w:val="multilevel"/>
-    <w:tmpl w:val="629A1E8A"/>
+    <w:tmpl w:val="0EF418A8"/>
     <w:lvl w:ilvl="0">
       <w:start w:val="1"/>
       <w:numFmt w:val="bullet"/>
@@ -16289,7 +16292,7 @@
         <w:sz w:val="20"/>
       </w:rPr>
     </w:lvl>
-    <w:lvl w:ilvl="1" w:tentative="1">
+    <w:lvl w:ilvl="1">
       <w:start w:val="1"/>
       <w:numFmt w:val="bullet"/>
       <w:lvlText w:val="o"/>
@@ -16419,9 +16422,9 @@
     </w:lvl>
   </w:abstractNum>
   <w:abstractNum w:abstractNumId="7" w15:restartNumberingAfterBreak="0">
-    <w:nsid w:val="11F46851"/>
+    <w:nsid w:val="1AF02743"/>
     <w:multiLevelType w:val="multilevel"/>
-    <w:tmpl w:val="6F4E67F8"/>
+    <w:tmpl w:val="DFC8B1FC"/>
     <w:lvl w:ilvl="0">
       <w:start w:val="1"/>
       <w:numFmt w:val="bullet"/>
@@ -16568,9 +16571,9 @@
     </w:lvl>
   </w:abstractNum>
   <w:abstractNum w:abstractNumId="8" w15:restartNumberingAfterBreak="0">
-    <w:nsid w:val="151B611D"/>
+    <w:nsid w:val="1C1048C3"/>
     <w:multiLevelType w:val="multilevel"/>
-    <w:tmpl w:val="A676A0D0"/>
+    <w:tmpl w:val="34BA1152"/>
     <w:lvl w:ilvl="0">
       <w:start w:val="1"/>
       <w:numFmt w:val="bullet"/>
@@ -16717,9 +16720,9 @@
     </w:lvl>
   </w:abstractNum>
   <w:abstractNum w:abstractNumId="9" w15:restartNumberingAfterBreak="0">
-    <w:nsid w:val="1B3D38F2"/>
+    <w:nsid w:val="216846A1"/>
     <w:multiLevelType w:val="multilevel"/>
-    <w:tmpl w:val="A53A49B8"/>
+    <w:tmpl w:val="8A54450C"/>
     <w:lvl w:ilvl="0">
       <w:start w:val="1"/>
       <w:numFmt w:val="bullet"/>
@@ -16866,9 +16869,9 @@
     </w:lvl>
   </w:abstractNum>
   <w:abstractNum w:abstractNumId="10" w15:restartNumberingAfterBreak="0">
-    <w:nsid w:val="20B21396"/>
+    <w:nsid w:val="21C07080"/>
     <w:multiLevelType w:val="multilevel"/>
-    <w:tmpl w:val="4028D36C"/>
+    <w:tmpl w:val="5E30CFD6"/>
     <w:lvl w:ilvl="0">
       <w:start w:val="1"/>
       <w:numFmt w:val="bullet"/>
@@ -17015,9 +17018,9 @@
     </w:lvl>
   </w:abstractNum>
   <w:abstractNum w:abstractNumId="11" w15:restartNumberingAfterBreak="0">
-    <w:nsid w:val="211559E8"/>
+    <w:nsid w:val="2D705E68"/>
     <w:multiLevelType w:val="multilevel"/>
-    <w:tmpl w:val="C70EEC72"/>
+    <w:tmpl w:val="01BE4EB2"/>
     <w:lvl w:ilvl="0">
       <w:start w:val="1"/>
       <w:numFmt w:val="bullet"/>
@@ -17164,9 +17167,9 @@
     </w:lvl>
   </w:abstractNum>
   <w:abstractNum w:abstractNumId="12" w15:restartNumberingAfterBreak="0">
-    <w:nsid w:val="21BC6669"/>
+    <w:nsid w:val="2FFA3A1B"/>
     <w:multiLevelType w:val="multilevel"/>
-    <w:tmpl w:val="1E587F7A"/>
+    <w:tmpl w:val="CACCA4D4"/>
     <w:lvl w:ilvl="0">
       <w:start w:val="1"/>
       <w:numFmt w:val="bullet"/>
@@ -17313,9 +17316,9 @@
     </w:lvl>
   </w:abstractNum>
   <w:abstractNum w:abstractNumId="13" w15:restartNumberingAfterBreak="0">
-    <w:nsid w:val="2893466F"/>
+    <w:nsid w:val="324C5566"/>
     <w:multiLevelType w:val="multilevel"/>
-    <w:tmpl w:val="9A146442"/>
+    <w:tmpl w:val="CD749978"/>
     <w:lvl w:ilvl="0">
       <w:start w:val="1"/>
       <w:numFmt w:val="bullet"/>
@@ -17462,9 +17465,9 @@
     </w:lvl>
   </w:abstractNum>
   <w:abstractNum w:abstractNumId="14" w15:restartNumberingAfterBreak="0">
-    <w:nsid w:val="31E00FEA"/>
+    <w:nsid w:val="356469FB"/>
     <w:multiLevelType w:val="multilevel"/>
-    <w:tmpl w:val="803CF2D6"/>
+    <w:tmpl w:val="41941CC2"/>
     <w:lvl w:ilvl="0">
       <w:start w:val="1"/>
       <w:numFmt w:val="bullet"/>
@@ -17611,9 +17614,9 @@
     </w:lvl>
   </w:abstractNum>
   <w:abstractNum w:abstractNumId="15" w15:restartNumberingAfterBreak="0">
-    <w:nsid w:val="33C124AD"/>
+    <w:nsid w:val="358C6A94"/>
     <w:multiLevelType w:val="multilevel"/>
-    <w:tmpl w:val="5FA0FAA2"/>
+    <w:tmpl w:val="193A1098"/>
     <w:lvl w:ilvl="0">
       <w:start w:val="1"/>
       <w:numFmt w:val="bullet"/>
@@ -17760,9 +17763,9 @@
     </w:lvl>
   </w:abstractNum>
   <w:abstractNum w:abstractNumId="16" w15:restartNumberingAfterBreak="0">
-    <w:nsid w:val="35640DDF"/>
+    <w:nsid w:val="3D994A3E"/>
     <w:multiLevelType w:val="multilevel"/>
-    <w:tmpl w:val="B992ABB4"/>
+    <w:tmpl w:val="BEDA224E"/>
     <w:lvl w:ilvl="0">
       <w:start w:val="1"/>
       <w:numFmt w:val="bullet"/>
@@ -17909,9 +17912,9 @@
     </w:lvl>
   </w:abstractNum>
   <w:abstractNum w:abstractNumId="17" w15:restartNumberingAfterBreak="0">
-    <w:nsid w:val="39437958"/>
+    <w:nsid w:val="419D5FDE"/>
     <w:multiLevelType w:val="multilevel"/>
-    <w:tmpl w:val="FCE0DB14"/>
+    <w:tmpl w:val="112296CC"/>
     <w:lvl w:ilvl="0">
       <w:start w:val="1"/>
       <w:numFmt w:val="bullet"/>
@@ -18058,9 +18061,9 @@
     </w:lvl>
   </w:abstractNum>
   <w:abstractNum w:abstractNumId="18" w15:restartNumberingAfterBreak="0">
-    <w:nsid w:val="3B9E57B4"/>
+    <w:nsid w:val="41DF54FD"/>
     <w:multiLevelType w:val="multilevel"/>
-    <w:tmpl w:val="DB362196"/>
+    <w:tmpl w:val="5E8ECF3E"/>
     <w:lvl w:ilvl="0">
       <w:start w:val="1"/>
       <w:numFmt w:val="bullet"/>
@@ -18207,9 +18210,9 @@
     </w:lvl>
   </w:abstractNum>
   <w:abstractNum w:abstractNumId="19" w15:restartNumberingAfterBreak="0">
-    <w:nsid w:val="3D7E4950"/>
+    <w:nsid w:val="498A6D11"/>
     <w:multiLevelType w:val="multilevel"/>
-    <w:tmpl w:val="AF247FE8"/>
+    <w:tmpl w:val="DC9C0E74"/>
     <w:lvl w:ilvl="0">
       <w:start w:val="1"/>
       <w:numFmt w:val="bullet"/>
@@ -18356,9 +18359,9 @@
     </w:lvl>
   </w:abstractNum>
   <w:abstractNum w:abstractNumId="20" w15:restartNumberingAfterBreak="0">
-    <w:nsid w:val="3F655190"/>
+    <w:nsid w:val="4E263AC5"/>
     <w:multiLevelType w:val="multilevel"/>
-    <w:tmpl w:val="A4BAF212"/>
+    <w:tmpl w:val="C5B06C10"/>
     <w:lvl w:ilvl="0">
       <w:start w:val="1"/>
       <w:numFmt w:val="bullet"/>
@@ -18505,9 +18508,9 @@
     </w:lvl>
   </w:abstractNum>
   <w:abstractNum w:abstractNumId="21" w15:restartNumberingAfterBreak="0">
-    <w:nsid w:val="47320632"/>
+    <w:nsid w:val="4E804DF0"/>
     <w:multiLevelType w:val="multilevel"/>
-    <w:tmpl w:val="9894E4D6"/>
+    <w:tmpl w:val="89CE4DE2"/>
     <w:lvl w:ilvl="0">
       <w:start w:val="1"/>
       <w:numFmt w:val="bullet"/>
@@ -18654,9 +18657,9 @@
     </w:lvl>
   </w:abstractNum>
   <w:abstractNum w:abstractNumId="22" w15:restartNumberingAfterBreak="0">
-    <w:nsid w:val="4BF37DC7"/>
+    <w:nsid w:val="4EA95D0D"/>
     <w:multiLevelType w:val="multilevel"/>
-    <w:tmpl w:val="1E1A12B0"/>
+    <w:tmpl w:val="EF1CBF1A"/>
     <w:lvl w:ilvl="0">
       <w:start w:val="1"/>
       <w:numFmt w:val="bullet"/>
@@ -18803,9 +18806,9 @@
     </w:lvl>
   </w:abstractNum>
   <w:abstractNum w:abstractNumId="23" w15:restartNumberingAfterBreak="0">
-    <w:nsid w:val="4C034731"/>
+    <w:nsid w:val="4F1115C3"/>
     <w:multiLevelType w:val="multilevel"/>
-    <w:tmpl w:val="CD18C8AC"/>
+    <w:tmpl w:val="41FCB230"/>
     <w:lvl w:ilvl="0">
       <w:start w:val="1"/>
       <w:numFmt w:val="bullet"/>
@@ -18952,9 +18955,9 @@
     </w:lvl>
   </w:abstractNum>
   <w:abstractNum w:abstractNumId="24" w15:restartNumberingAfterBreak="0">
-    <w:nsid w:val="4ED5123F"/>
+    <w:nsid w:val="55DE6B39"/>
     <w:multiLevelType w:val="multilevel"/>
-    <w:tmpl w:val="5010E650"/>
+    <w:tmpl w:val="57D2A2DC"/>
     <w:lvl w:ilvl="0">
       <w:start w:val="1"/>
       <w:numFmt w:val="bullet"/>
@@ -19101,9 +19104,9 @@
     </w:lvl>
   </w:abstractNum>
   <w:abstractNum w:abstractNumId="25" w15:restartNumberingAfterBreak="0">
-    <w:nsid w:val="51ED39B1"/>
+    <w:nsid w:val="5AE66C71"/>
     <w:multiLevelType w:val="multilevel"/>
-    <w:tmpl w:val="F604BA42"/>
+    <w:tmpl w:val="04F0B05E"/>
     <w:lvl w:ilvl="0">
       <w:start w:val="1"/>
       <w:numFmt w:val="bullet"/>
@@ -19250,9 +19253,9 @@
     </w:lvl>
   </w:abstractNum>
   <w:abstractNum w:abstractNumId="26" w15:restartNumberingAfterBreak="0">
-    <w:nsid w:val="56B77D5D"/>
+    <w:nsid w:val="5DD1633B"/>
     <w:multiLevelType w:val="multilevel"/>
-    <w:tmpl w:val="6A968098"/>
+    <w:tmpl w:val="436CDD1E"/>
     <w:lvl w:ilvl="0">
       <w:start w:val="1"/>
       <w:numFmt w:val="bullet"/>
@@ -19399,9 +19402,9 @@
     </w:lvl>
   </w:abstractNum>
   <w:abstractNum w:abstractNumId="27" w15:restartNumberingAfterBreak="0">
-    <w:nsid w:val="59792F0E"/>
+    <w:nsid w:val="5F3E26C0"/>
     <w:multiLevelType w:val="multilevel"/>
-    <w:tmpl w:val="C5284272"/>
+    <w:tmpl w:val="A2FC2118"/>
     <w:lvl w:ilvl="0">
       <w:start w:val="1"/>
       <w:numFmt w:val="bullet"/>
@@ -19548,9 +19551,9 @@
     </w:lvl>
   </w:abstractNum>
   <w:abstractNum w:abstractNumId="28" w15:restartNumberingAfterBreak="0">
-    <w:nsid w:val="5B120CE3"/>
+    <w:nsid w:val="61391238"/>
     <w:multiLevelType w:val="multilevel"/>
-    <w:tmpl w:val="4064B60C"/>
+    <w:tmpl w:val="273686F0"/>
     <w:lvl w:ilvl="0">
       <w:start w:val="1"/>
       <w:numFmt w:val="bullet"/>
@@ -19697,9 +19700,9 @@
     </w:lvl>
   </w:abstractNum>
   <w:abstractNum w:abstractNumId="29" w15:restartNumberingAfterBreak="0">
-    <w:nsid w:val="5EE7216C"/>
+    <w:nsid w:val="61A11E6C"/>
     <w:multiLevelType w:val="multilevel"/>
-    <w:tmpl w:val="AD74C0B2"/>
+    <w:tmpl w:val="A6767342"/>
     <w:lvl w:ilvl="0">
       <w:start w:val="1"/>
       <w:numFmt w:val="bullet"/>
@@ -19846,9 +19849,9 @@
     </w:lvl>
   </w:abstractNum>
   <w:abstractNum w:abstractNumId="30" w15:restartNumberingAfterBreak="0">
-    <w:nsid w:val="67ED310F"/>
+    <w:nsid w:val="64926E4B"/>
     <w:multiLevelType w:val="multilevel"/>
-    <w:tmpl w:val="9814D35C"/>
+    <w:tmpl w:val="E078D9D0"/>
     <w:lvl w:ilvl="0">
       <w:start w:val="1"/>
       <w:numFmt w:val="bullet"/>
@@ -19995,9 +19998,9 @@
     </w:lvl>
   </w:abstractNum>
   <w:abstractNum w:abstractNumId="31" w15:restartNumberingAfterBreak="0">
-    <w:nsid w:val="68C10283"/>
+    <w:nsid w:val="67B444AD"/>
     <w:multiLevelType w:val="multilevel"/>
-    <w:tmpl w:val="1D1C3A6A"/>
+    <w:tmpl w:val="DB90DC04"/>
     <w:lvl w:ilvl="0">
       <w:start w:val="1"/>
       <w:numFmt w:val="bullet"/>
@@ -20144,9 +20147,9 @@
     </w:lvl>
   </w:abstractNum>
   <w:abstractNum w:abstractNumId="32" w15:restartNumberingAfterBreak="0">
-    <w:nsid w:val="69B8032F"/>
+    <w:nsid w:val="68CA6A01"/>
     <w:multiLevelType w:val="multilevel"/>
-    <w:tmpl w:val="BA7E1650"/>
+    <w:tmpl w:val="F6DC01CC"/>
     <w:lvl w:ilvl="0">
       <w:start w:val="1"/>
       <w:numFmt w:val="bullet"/>
@@ -20293,9 +20296,9 @@
     </w:lvl>
   </w:abstractNum>
   <w:abstractNum w:abstractNumId="33" w15:restartNumberingAfterBreak="0">
-    <w:nsid w:val="6F206F3A"/>
+    <w:nsid w:val="6A423E14"/>
     <w:multiLevelType w:val="multilevel"/>
-    <w:tmpl w:val="BAE2EA6E"/>
+    <w:tmpl w:val="A26C88C4"/>
     <w:lvl w:ilvl="0">
       <w:start w:val="1"/>
       <w:numFmt w:val="bullet"/>
@@ -20442,9 +20445,9 @@
     </w:lvl>
   </w:abstractNum>
   <w:abstractNum w:abstractNumId="34" w15:restartNumberingAfterBreak="0">
-    <w:nsid w:val="72284AF8"/>
+    <w:nsid w:val="6B795C2B"/>
     <w:multiLevelType w:val="multilevel"/>
-    <w:tmpl w:val="A0763AB0"/>
+    <w:tmpl w:val="34F4F6FA"/>
     <w:lvl w:ilvl="0">
       <w:start w:val="1"/>
       <w:numFmt w:val="bullet"/>
@@ -20461,7 +20464,7 @@
         <w:sz w:val="20"/>
       </w:rPr>
     </w:lvl>
-    <w:lvl w:ilvl="1">
+    <w:lvl w:ilvl="1" w:tentative="1">
       <w:start w:val="1"/>
       <w:numFmt w:val="bullet"/>
       <w:lvlText w:val="o"/>
@@ -20591,9 +20594,9 @@
     </w:lvl>
   </w:abstractNum>
   <w:abstractNum w:abstractNumId="35" w15:restartNumberingAfterBreak="0">
-    <w:nsid w:val="79755244"/>
+    <w:nsid w:val="6CB47249"/>
     <w:multiLevelType w:val="multilevel"/>
-    <w:tmpl w:val="616CF288"/>
+    <w:tmpl w:val="5BC2BBCA"/>
     <w:lvl w:ilvl="0">
       <w:start w:val="1"/>
       <w:numFmt w:val="bullet"/>
@@ -20740,9 +20743,9 @@
     </w:lvl>
   </w:abstractNum>
   <w:abstractNum w:abstractNumId="36" w15:restartNumberingAfterBreak="0">
-    <w:nsid w:val="7BA541D9"/>
+    <w:nsid w:val="72DF1341"/>
     <w:multiLevelType w:val="multilevel"/>
-    <w:tmpl w:val="EC3EBB5C"/>
+    <w:tmpl w:val="C5E8D110"/>
     <w:lvl w:ilvl="0">
       <w:start w:val="1"/>
       <w:numFmt w:val="bullet"/>
@@ -20889,9 +20892,9 @@
     </w:lvl>
   </w:abstractNum>
   <w:abstractNum w:abstractNumId="37" w15:restartNumberingAfterBreak="0">
-    <w:nsid w:val="7D6D132D"/>
+    <w:nsid w:val="79690DA3"/>
     <w:multiLevelType w:val="multilevel"/>
-    <w:tmpl w:val="AB5A2BC4"/>
+    <w:tmpl w:val="CFD81D08"/>
     <w:lvl w:ilvl="0">
       <w:start w:val="1"/>
       <w:numFmt w:val="bullet"/>
@@ -21038,9 +21041,9 @@
     </w:lvl>
   </w:abstractNum>
   <w:abstractNum w:abstractNumId="38" w15:restartNumberingAfterBreak="0">
-    <w:nsid w:val="7F7B640D"/>
+    <w:nsid w:val="7983750A"/>
     <w:multiLevelType w:val="multilevel"/>
-    <w:tmpl w:val="47364556"/>
+    <w:tmpl w:val="A350DC3A"/>
     <w:lvl w:ilvl="0">
       <w:start w:val="1"/>
       <w:numFmt w:val="bullet"/>
@@ -21186,122 +21189,122 @@
       </w:rPr>
     </w:lvl>
   </w:abstractNum>
-  <w:num w:numId="1" w16cid:durableId="812063374">
+  <w:num w:numId="1" w16cid:durableId="574323892">
+    <w:abstractNumId w:val="33"/>
+  </w:num>
+  <w:num w:numId="2" w16cid:durableId="963845465">
+    <w:abstractNumId w:val="26"/>
+  </w:num>
+  <w:num w:numId="3" w16cid:durableId="37584724">
+    <w:abstractNumId w:val="37"/>
+  </w:num>
+  <w:num w:numId="4" w16cid:durableId="1671834183">
+    <w:abstractNumId w:val="7"/>
+  </w:num>
+  <w:num w:numId="5" w16cid:durableId="1539316999">
+    <w:abstractNumId w:val="14"/>
+  </w:num>
+  <w:num w:numId="6" w16cid:durableId="552497742">
+    <w:abstractNumId w:val="6"/>
+  </w:num>
+  <w:num w:numId="7" w16cid:durableId="86509105">
+    <w:abstractNumId w:val="29"/>
+  </w:num>
+  <w:num w:numId="8" w16cid:durableId="1960451381">
+    <w:abstractNumId w:val="12"/>
+  </w:num>
+  <w:num w:numId="9" w16cid:durableId="955522566">
+    <w:abstractNumId w:val="23"/>
+  </w:num>
+  <w:num w:numId="10" w16cid:durableId="623853638">
+    <w:abstractNumId w:val="0"/>
+  </w:num>
+  <w:num w:numId="11" w16cid:durableId="761528713">
+    <w:abstractNumId w:val="9"/>
+  </w:num>
+  <w:num w:numId="12" w16cid:durableId="1991712020">
+    <w:abstractNumId w:val="8"/>
+  </w:num>
+  <w:num w:numId="13" w16cid:durableId="40331912">
+    <w:abstractNumId w:val="28"/>
+  </w:num>
+  <w:num w:numId="14" w16cid:durableId="63993722">
+    <w:abstractNumId w:val="18"/>
+  </w:num>
+  <w:num w:numId="15" w16cid:durableId="758909736">
+    <w:abstractNumId w:val="24"/>
+  </w:num>
+  <w:num w:numId="16" w16cid:durableId="1119299134">
+    <w:abstractNumId w:val="17"/>
+  </w:num>
+  <w:num w:numId="17" w16cid:durableId="2014530638">
     <w:abstractNumId w:val="10"/>
   </w:num>
-  <w:num w:numId="2" w16cid:durableId="1134450563">
+  <w:num w:numId="18" w16cid:durableId="569923335">
+    <w:abstractNumId w:val="38"/>
+  </w:num>
+  <w:num w:numId="19" w16cid:durableId="545221906">
+    <w:abstractNumId w:val="2"/>
+  </w:num>
+  <w:num w:numId="20" w16cid:durableId="15735767">
+    <w:abstractNumId w:val="20"/>
+  </w:num>
+  <w:num w:numId="21" w16cid:durableId="1143423063">
+    <w:abstractNumId w:val="34"/>
+  </w:num>
+  <w:num w:numId="22" w16cid:durableId="1626042335">
+    <w:abstractNumId w:val="19"/>
+  </w:num>
+  <w:num w:numId="23" w16cid:durableId="529299506">
+    <w:abstractNumId w:val="31"/>
+  </w:num>
+  <w:num w:numId="24" w16cid:durableId="1017926497">
+    <w:abstractNumId w:val="1"/>
+  </w:num>
+  <w:num w:numId="25" w16cid:durableId="1730030671">
+    <w:abstractNumId w:val="36"/>
+  </w:num>
+  <w:num w:numId="26" w16cid:durableId="837036283">
+    <w:abstractNumId w:val="32"/>
+  </w:num>
+  <w:num w:numId="27" w16cid:durableId="745761863">
+    <w:abstractNumId w:val="21"/>
+  </w:num>
+  <w:num w:numId="28" w16cid:durableId="1371152710">
+    <w:abstractNumId w:val="30"/>
+  </w:num>
+  <w:num w:numId="29" w16cid:durableId="1173108923">
     <w:abstractNumId w:val="16"/>
   </w:num>
-  <w:num w:numId="3" w16cid:durableId="42608407">
+  <w:num w:numId="30" w16cid:durableId="1385451390">
+    <w:abstractNumId w:val="25"/>
+  </w:num>
+  <w:num w:numId="31" w16cid:durableId="1795249846">
+    <w:abstractNumId w:val="15"/>
+  </w:num>
+  <w:num w:numId="32" w16cid:durableId="1605068749">
+    <w:abstractNumId w:val="22"/>
+  </w:num>
+  <w:num w:numId="33" w16cid:durableId="896673059">
+    <w:abstractNumId w:val="5"/>
+  </w:num>
+  <w:num w:numId="34" w16cid:durableId="242029817">
+    <w:abstractNumId w:val="27"/>
+  </w:num>
+  <w:num w:numId="35" w16cid:durableId="183179015">
+    <w:abstractNumId w:val="13"/>
+  </w:num>
+  <w:num w:numId="36" w16cid:durableId="1463615549">
     <w:abstractNumId w:val="35"/>
   </w:num>
-  <w:num w:numId="4" w16cid:durableId="1113018337">
-    <w:abstractNumId w:val="31"/>
-  </w:num>
-  <w:num w:numId="5" w16cid:durableId="651561404">
-    <w:abstractNumId w:val="19"/>
-  </w:num>
-  <w:num w:numId="6" w16cid:durableId="1657764023">
-    <w:abstractNumId w:val="34"/>
-  </w:num>
-  <w:num w:numId="7" w16cid:durableId="1016691623">
-    <w:abstractNumId w:val="32"/>
-  </w:num>
-  <w:num w:numId="8" w16cid:durableId="560603336">
-    <w:abstractNumId w:val="22"/>
-  </w:num>
-  <w:num w:numId="9" w16cid:durableId="2029602930">
-    <w:abstractNumId w:val="30"/>
-  </w:num>
-  <w:num w:numId="10" w16cid:durableId="97720280">
-    <w:abstractNumId w:val="0"/>
-  </w:num>
-  <w:num w:numId="11" w16cid:durableId="730351934">
+  <w:num w:numId="37" w16cid:durableId="1170365703">
     <w:abstractNumId w:val="11"/>
   </w:num>
-  <w:num w:numId="12" w16cid:durableId="314456363">
-    <w:abstractNumId w:val="25"/>
-  </w:num>
-  <w:num w:numId="13" w16cid:durableId="1664812900">
-    <w:abstractNumId w:val="18"/>
-  </w:num>
-  <w:num w:numId="14" w16cid:durableId="947201385">
-    <w:abstractNumId w:val="3"/>
-  </w:num>
-  <w:num w:numId="15" w16cid:durableId="1044644908">
-    <w:abstractNumId w:val="14"/>
-  </w:num>
-  <w:num w:numId="16" w16cid:durableId="1267226948">
-    <w:abstractNumId w:val="27"/>
-  </w:num>
-  <w:num w:numId="17" w16cid:durableId="80877488">
-    <w:abstractNumId w:val="29"/>
-  </w:num>
-  <w:num w:numId="18" w16cid:durableId="475955082">
-    <w:abstractNumId w:val="2"/>
-  </w:num>
-  <w:num w:numId="19" w16cid:durableId="1032655998">
-    <w:abstractNumId w:val="9"/>
-  </w:num>
-  <w:num w:numId="20" w16cid:durableId="1779258562">
-    <w:abstractNumId w:val="12"/>
-  </w:num>
-  <w:num w:numId="21" w16cid:durableId="1417748791">
+  <w:num w:numId="38" w16cid:durableId="1615475202">
     <w:abstractNumId w:val="4"/>
   </w:num>
-  <w:num w:numId="22" w16cid:durableId="498543082">
-    <w:abstractNumId w:val="36"/>
-  </w:num>
-  <w:num w:numId="23" w16cid:durableId="1217159562">
-    <w:abstractNumId w:val="21"/>
-  </w:num>
-  <w:num w:numId="24" w16cid:durableId="779958806">
-    <w:abstractNumId w:val="38"/>
-  </w:num>
-  <w:num w:numId="25" w16cid:durableId="227426626">
-    <w:abstractNumId w:val="23"/>
-  </w:num>
-  <w:num w:numId="26" w16cid:durableId="309484217">
-    <w:abstractNumId w:val="17"/>
-  </w:num>
-  <w:num w:numId="27" w16cid:durableId="713429891">
-    <w:abstractNumId w:val="20"/>
-  </w:num>
-  <w:num w:numId="28" w16cid:durableId="189686370">
-    <w:abstractNumId w:val="24"/>
-  </w:num>
-  <w:num w:numId="29" w16cid:durableId="117139616">
-    <w:abstractNumId w:val="6"/>
-  </w:num>
-  <w:num w:numId="30" w16cid:durableId="1140418386">
-    <w:abstractNumId w:val="1"/>
-  </w:num>
-  <w:num w:numId="31" w16cid:durableId="1391031197">
-    <w:abstractNumId w:val="15"/>
-  </w:num>
-  <w:num w:numId="32" w16cid:durableId="1721660851">
-    <w:abstractNumId w:val="13"/>
-  </w:num>
-  <w:num w:numId="33" w16cid:durableId="1834177358">
-    <w:abstractNumId w:val="5"/>
-  </w:num>
-  <w:num w:numId="34" w16cid:durableId="248004859">
-    <w:abstractNumId w:val="7"/>
-  </w:num>
-  <w:num w:numId="35" w16cid:durableId="1073966768">
-    <w:abstractNumId w:val="28"/>
-  </w:num>
-  <w:num w:numId="36" w16cid:durableId="520708887">
-    <w:abstractNumId w:val="33"/>
-  </w:num>
-  <w:num w:numId="37" w16cid:durableId="1682078875">
-    <w:abstractNumId w:val="26"/>
-  </w:num>
-  <w:num w:numId="38" w16cid:durableId="980887440">
-    <w:abstractNumId w:val="37"/>
-  </w:num>
-  <w:num w:numId="39" w16cid:durableId="1796898761">
-    <w:abstractNumId w:val="8"/>
+  <w:num w:numId="39" w16cid:durableId="1497306598">
+    <w:abstractNumId w:val="3"/>
   </w:num>
 </w:numbering>
 </file>
@@ -22606,7 +22609,7 @@
     <w:link w:val="KoptekstChar"/>
     <w:uiPriority w:val="99"/>
     <w:unhideWhenUsed/>
-    <w:rsid w:val="004E2611"/>
+    <w:rsid w:val="00BA4D2D"/>
     <w:pPr>
       <w:tabs>
         <w:tab w:val="center" w:pos="4536"/>
@@ -22619,7 +22622,7 @@
     <w:basedOn w:val="Standaardalinea-lettertype"/>
     <w:link w:val="Koptekst"/>
     <w:uiPriority w:val="99"/>
-    <w:rsid w:val="004E2611"/>
+    <w:rsid w:val="00BA4D2D"/>
     <w:rPr>
       <w:rFonts w:eastAsiaTheme="minorEastAsia"/>
       <w:sz w:val="24"/>
@@ -22632,7 +22635,7 @@
     <w:link w:val="VoettekstChar"/>
     <w:uiPriority w:val="99"/>
     <w:unhideWhenUsed/>
-    <w:rsid w:val="004E2611"/>
+    <w:rsid w:val="00BA4D2D"/>
     <w:pPr>
       <w:tabs>
         <w:tab w:val="center" w:pos="4536"/>
@@ -22645,7 +22648,7 @@
     <w:basedOn w:val="Standaardalinea-lettertype"/>
     <w:link w:val="Voettekst"/>
     <w:uiPriority w:val="99"/>
-    <w:rsid w:val="004E2611"/>
+    <w:rsid w:val="00BA4D2D"/>
     <w:rPr>
       <w:rFonts w:eastAsiaTheme="minorEastAsia"/>
       <w:sz w:val="24"/>
@@ -22659,7 +22662,7 @@
     <w:autoRedefine/>
     <w:uiPriority w:val="39"/>
     <w:unhideWhenUsed/>
-    <w:rsid w:val="004E2611"/>
+    <w:rsid w:val="00BA4D2D"/>
     <w:pPr>
       <w:spacing w:after="100"/>
       <w:ind w:left="220"/>
@@ -22672,7 +22675,7 @@
     <w:autoRedefine/>
     <w:uiPriority w:val="39"/>
     <w:unhideWhenUsed/>
-    <w:rsid w:val="004E2611"/>
+    <w:rsid w:val="00BA4D2D"/>
     <w:pPr>
       <w:spacing w:after="100"/>
     </w:pPr>

--- a/nl/docx/document-e.docx
+++ b/nl/docx/document-e.docx
@@ -7,7 +7,7 @@
         <w:spacing w:after="480"/>
         <w:jc w:val="center"/>
         <w:outlineLvl w:val="1"/>
-        <w:divId w:val="1767192655"/>
+        <w:divId w:val="2120442516"/>
         <w:rPr>
           <w:rFonts w:ascii="Aptos Display" w:eastAsia="Times New Roman" w:hAnsi="Aptos Display"/>
           <w:b/>
@@ -36,7 +36,7 @@
     <w:p>
       <w:pPr>
         <w:pStyle w:val="ondertitel2"/>
-        <w:divId w:val="1767192655"/>
+        <w:divId w:val="2120442516"/>
         <w:rPr>
           <w:lang w:val="nl-NL"/>
         </w:rPr>
@@ -51,7 +51,7 @@
     <w:p>
       <w:pPr>
         <w:pStyle w:val="documentaanduiding2"/>
-        <w:divId w:val="1767192655"/>
+        <w:divId w:val="2120442516"/>
         <w:rPr>
           <w:lang w:val="nl-NL"/>
         </w:rPr>
@@ -66,7 +66,7 @@
     <w:p>
       <w:pPr>
         <w:pStyle w:val="auteur2"/>
-        <w:divId w:val="1767192655"/>
+        <w:divId w:val="2120442516"/>
         <w:rPr>
           <w:lang w:val="nl-NL"/>
         </w:rPr>
@@ -81,23 +81,23 @@
     <w:p>
       <w:pPr>
         <w:pStyle w:val="meta-lijn2"/>
-        <w:divId w:val="1767192655"/>
-        <w:rPr>
-          <w:lang w:val="nl-NL"/>
-        </w:rPr>
-      </w:pPr>
-      <w:r>
-        <w:rPr>
-          <w:lang w:val="nl-NL"/>
-        </w:rPr>
-        <w:t>Versie bijgewerkt: 6 oktober 2026, 14:20</w:t>
+        <w:divId w:val="2120442516"/>
+        <w:rPr>
+          <w:lang w:val="nl-NL"/>
+        </w:rPr>
+      </w:pPr>
+      <w:r>
+        <w:rPr>
+          <w:lang w:val="nl-NL"/>
+        </w:rPr>
+        <w:t>Versie bijgewerkt: 13 oktober 2026, 19:35</w:t>
       </w:r>
     </w:p>
     <w:p>
       <w:pPr>
         <w:pStyle w:val="marker"/>
         <w:ind w:left="800" w:right="800"/>
-        <w:divId w:val="1373459618"/>
+        <w:divId w:val="1266500661"/>
         <w:rPr>
           <w:lang w:val="nl-NL"/>
         </w:rPr>
@@ -110,13 +110,13 @@
       <w:pPr>
         <w:pStyle w:val="Kop2"/>
         <w:pageBreakBefore/>
-        <w:divId w:val="940722484"/>
-        <w:rPr>
-          <w:rFonts w:eastAsia="Times New Roman"/>
-          <w:lang w:val="nl-NL"/>
-        </w:rPr>
-      </w:pPr>
-      <w:bookmarkStart w:id="0" w:name="_Toc242191490"/>
+        <w:divId w:val="1872456454"/>
+        <w:rPr>
+          <w:rFonts w:eastAsia="Times New Roman"/>
+          <w:lang w:val="nl-NL"/>
+        </w:rPr>
+      </w:pPr>
+      <w:bookmarkStart w:id="0" w:name="_Toc242815245"/>
       <w:r>
         <w:rPr>
           <w:rFonts w:eastAsia="Times New Roman"/>
@@ -133,7 +133,7 @@
         <w:tabs>
           <w:tab w:val="right" w:leader="dot" w:pos="9062"/>
         </w:tabs>
-        <w:divId w:val="940722484"/>
+        <w:divId w:val="1872456454"/>
         <w:rPr>
           <w:rFonts w:asciiTheme="minorHAnsi" w:hAnsiTheme="minorHAnsi" w:cstheme="minorBidi"/>
           <w:noProof/>
@@ -184,7 +184,7 @@
         <w:rPr>
           <w:noProof/>
         </w:rPr>
-        <w:instrText xml:space="preserve"> PAGEREF _Toc242191490 \h </w:instrText>
+        <w:instrText xml:space="preserve"> PAGEREF _Toc242815245 \h </w:instrText>
       </w:r>
       <w:r>
         <w:rPr>
@@ -216,7 +216,7 @@
         <w:tabs>
           <w:tab w:val="right" w:leader="dot" w:pos="9062"/>
         </w:tabs>
-        <w:divId w:val="940722484"/>
+        <w:divId w:val="1872456454"/>
         <w:rPr>
           <w:rFonts w:asciiTheme="minorHAnsi" w:hAnsiTheme="minorHAnsi" w:cstheme="minorBidi"/>
           <w:noProof/>
@@ -249,7 +249,7 @@
         <w:rPr>
           <w:noProof/>
         </w:rPr>
-        <w:instrText xml:space="preserve"> PAGEREF _Toc242191491 \h </w:instrText>
+        <w:instrText xml:space="preserve"> PAGEREF _Toc242815246 \h </w:instrText>
       </w:r>
       <w:r>
         <w:rPr>
@@ -281,7 +281,7 @@
         <w:tabs>
           <w:tab w:val="right" w:leader="dot" w:pos="9062"/>
         </w:tabs>
-        <w:divId w:val="940722484"/>
+        <w:divId w:val="1872456454"/>
         <w:rPr>
           <w:rFonts w:asciiTheme="minorHAnsi" w:hAnsiTheme="minorHAnsi" w:cstheme="minorBidi"/>
           <w:noProof/>
@@ -314,7 +314,7 @@
         <w:rPr>
           <w:noProof/>
         </w:rPr>
-        <w:instrText xml:space="preserve"> PAGEREF _Toc242191492 \h </w:instrText>
+        <w:instrText xml:space="preserve"> PAGEREF _Toc242815247 \h </w:instrText>
       </w:r>
       <w:r>
         <w:rPr>
@@ -346,7 +346,7 @@
         <w:tabs>
           <w:tab w:val="right" w:leader="dot" w:pos="9062"/>
         </w:tabs>
-        <w:divId w:val="940722484"/>
+        <w:divId w:val="1872456454"/>
         <w:rPr>
           <w:rFonts w:asciiTheme="minorHAnsi" w:hAnsiTheme="minorHAnsi" w:cstheme="minorBidi"/>
           <w:noProof/>
@@ -379,7 +379,7 @@
         <w:rPr>
           <w:noProof/>
         </w:rPr>
-        <w:instrText xml:space="preserve"> PAGEREF _Toc242191493 \h </w:instrText>
+        <w:instrText xml:space="preserve"> PAGEREF _Toc242815248 \h </w:instrText>
       </w:r>
       <w:r>
         <w:rPr>
@@ -411,7 +411,7 @@
         <w:tabs>
           <w:tab w:val="right" w:leader="dot" w:pos="9062"/>
         </w:tabs>
-        <w:divId w:val="940722484"/>
+        <w:divId w:val="1872456454"/>
         <w:rPr>
           <w:rFonts w:asciiTheme="minorHAnsi" w:hAnsiTheme="minorHAnsi" w:cstheme="minorBidi"/>
           <w:noProof/>
@@ -444,7 +444,7 @@
         <w:rPr>
           <w:noProof/>
         </w:rPr>
-        <w:instrText xml:space="preserve"> PAGEREF _Toc242191494 \h </w:instrText>
+        <w:instrText xml:space="preserve"> PAGEREF _Toc242815249 \h </w:instrText>
       </w:r>
       <w:r>
         <w:rPr>
@@ -476,7 +476,7 @@
         <w:tabs>
           <w:tab w:val="right" w:leader="dot" w:pos="9062"/>
         </w:tabs>
-        <w:divId w:val="940722484"/>
+        <w:divId w:val="1872456454"/>
         <w:rPr>
           <w:rFonts w:asciiTheme="minorHAnsi" w:hAnsiTheme="minorHAnsi" w:cstheme="minorBidi"/>
           <w:noProof/>
@@ -509,7 +509,7 @@
         <w:rPr>
           <w:noProof/>
         </w:rPr>
-        <w:instrText xml:space="preserve"> PAGEREF _Toc242191495 \h </w:instrText>
+        <w:instrText xml:space="preserve"> PAGEREF _Toc242815250 \h </w:instrText>
       </w:r>
       <w:r>
         <w:rPr>
@@ -541,7 +541,7 @@
         <w:tabs>
           <w:tab w:val="right" w:leader="dot" w:pos="9062"/>
         </w:tabs>
-        <w:divId w:val="940722484"/>
+        <w:divId w:val="1872456454"/>
         <w:rPr>
           <w:rFonts w:asciiTheme="minorHAnsi" w:hAnsiTheme="minorHAnsi" w:cstheme="minorBidi"/>
           <w:noProof/>
@@ -574,7 +574,7 @@
         <w:rPr>
           <w:noProof/>
         </w:rPr>
-        <w:instrText xml:space="preserve"> PAGEREF _Toc242191496 \h </w:instrText>
+        <w:instrText xml:space="preserve"> PAGEREF _Toc242815251 \h </w:instrText>
       </w:r>
       <w:r>
         <w:rPr>
@@ -603,7 +603,7 @@
     <w:p>
       <w:pPr>
         <w:pStyle w:val="marker"/>
-        <w:divId w:val="940722484"/>
+        <w:divId w:val="1872456454"/>
         <w:rPr>
           <w:lang w:val="nl-NL"/>
         </w:rPr>
@@ -618,7 +618,7 @@
     <w:p>
       <w:pPr>
         <w:shd w:val="clear" w:color="auto" w:fill="F7F5F1"/>
-        <w:divId w:val="2029285896"/>
+        <w:divId w:val="1746299509"/>
         <w:rPr>
           <w:rFonts w:eastAsia="Times New Roman"/>
           <w:i/>
@@ -641,13 +641,13 @@
     <w:p>
       <w:pPr>
         <w:pStyle w:val="Kop1"/>
-        <w:divId w:val="1373459618"/>
-        <w:rPr>
-          <w:rFonts w:eastAsia="Times New Roman"/>
-          <w:lang w:val="nl-NL"/>
-        </w:rPr>
-      </w:pPr>
-      <w:bookmarkStart w:id="1" w:name="_Toc242191491"/>
+        <w:divId w:val="1266500661"/>
+        <w:rPr>
+          <w:rFonts w:eastAsia="Times New Roman"/>
+          <w:lang w:val="nl-NL"/>
+        </w:rPr>
+      </w:pPr>
+      <w:bookmarkStart w:id="1" w:name="_Toc242815246"/>
       <w:r>
         <w:rPr>
           <w:rFonts w:eastAsia="Times New Roman"/>
@@ -661,7 +661,7 @@
       <w:pPr>
         <w:pStyle w:val="Kop2"/>
         <w:spacing w:before="400" w:after="160"/>
-        <w:divId w:val="1373459618"/>
+        <w:divId w:val="1266500661"/>
         <w:rPr>
           <w:rFonts w:eastAsia="Times New Roman"/>
           <w:sz w:val="32"/>
@@ -669,7 +669,7 @@
           <w:lang w:val="nl-NL"/>
         </w:rPr>
       </w:pPr>
-      <w:bookmarkStart w:id="2" w:name="_Toc242191492"/>
+      <w:bookmarkStart w:id="2" w:name="_Toc242815247"/>
       <w:r>
         <w:rPr>
           <w:rFonts w:eastAsia="Times New Roman"/>
@@ -684,7 +684,7 @@
     <w:p>
       <w:pPr>
         <w:outlineLvl w:val="2"/>
-        <w:divId w:val="1346010921"/>
+        <w:divId w:val="606545258"/>
         <w:rPr>
           <w:rFonts w:ascii="Aptos Display" w:eastAsia="Times New Roman" w:hAnsi="Aptos Display"/>
           <w:b/>
@@ -710,7 +710,7 @@
     </w:p>
     <w:p>
       <w:pPr>
-        <w:divId w:val="1346010921"/>
+        <w:divId w:val="606545258"/>
         <w:rPr>
           <w:rFonts w:eastAsia="Times New Roman"/>
           <w:sz w:val="24"/>
@@ -730,7 +730,7 @@
     <w:p>
       <w:pPr>
         <w:pStyle w:val="subtitel"/>
-        <w:divId w:val="1373459618"/>
+        <w:divId w:val="1266500661"/>
         <w:rPr>
           <w:lang w:val="nl-NL"/>
         </w:rPr>
@@ -745,7 +745,7 @@
     <w:p>
       <w:pPr>
         <w:pStyle w:val="Kop4"/>
-        <w:divId w:val="1373459618"/>
+        <w:divId w:val="1266500661"/>
         <w:rPr>
           <w:rFonts w:eastAsia="Times New Roman"/>
           <w:lang w:val="nl-NL"/>
@@ -762,7 +762,7 @@
     <w:p>
       <w:pPr>
         <w:pStyle w:val="Normaalweb"/>
-        <w:divId w:val="1373459618"/>
+        <w:divId w:val="1266500661"/>
         <w:rPr>
           <w:lang w:val="nl-NL"/>
         </w:rPr>
@@ -777,7 +777,7 @@
     <w:p>
       <w:pPr>
         <w:pStyle w:val="Kop5"/>
-        <w:divId w:val="1373459618"/>
+        <w:divId w:val="1266500661"/>
         <w:rPr>
           <w:rFonts w:eastAsia="Times New Roman"/>
           <w:lang w:val="nl-NL"/>
@@ -794,7 +794,7 @@
     <w:p>
       <w:pPr>
         <w:pStyle w:val="Normaalweb"/>
-        <w:divId w:val="1373459618"/>
+        <w:divId w:val="1266500661"/>
         <w:rPr>
           <w:lang w:val="nl-NL"/>
         </w:rPr>
@@ -809,7 +809,7 @@
     <w:p>
       <w:pPr>
         <w:pStyle w:val="Normaalweb"/>
-        <w:divId w:val="1373459618"/>
+        <w:divId w:val="1266500661"/>
         <w:rPr>
           <w:lang w:val="nl-NL"/>
         </w:rPr>
@@ -824,7 +824,7 @@
     <w:p>
       <w:pPr>
         <w:pStyle w:val="Kop5"/>
-        <w:divId w:val="1373459618"/>
+        <w:divId w:val="1266500661"/>
         <w:rPr>
           <w:rFonts w:eastAsia="Times New Roman"/>
           <w:lang w:val="nl-NL"/>
@@ -845,7 +845,7 @@
           <w:numId w:val="1"/>
         </w:numPr>
         <w:spacing w:before="100" w:beforeAutospacing="1" w:after="100" w:afterAutospacing="1"/>
-        <w:divId w:val="1373459618"/>
+        <w:divId w:val="1266500661"/>
         <w:rPr>
           <w:rFonts w:eastAsia="Times New Roman"/>
           <w:lang w:val="nl-NL"/>
@@ -866,7 +866,7 @@
           <w:numId w:val="1"/>
         </w:numPr>
         <w:spacing w:before="100" w:beforeAutospacing="1" w:after="100" w:afterAutospacing="1"/>
-        <w:divId w:val="1373459618"/>
+        <w:divId w:val="1266500661"/>
         <w:rPr>
           <w:rFonts w:eastAsia="Times New Roman"/>
           <w:lang w:val="nl-NL"/>
@@ -887,7 +887,7 @@
           <w:numId w:val="1"/>
         </w:numPr>
         <w:spacing w:before="100" w:beforeAutospacing="1" w:after="100" w:afterAutospacing="1"/>
-        <w:divId w:val="1373459618"/>
+        <w:divId w:val="1266500661"/>
         <w:rPr>
           <w:rFonts w:eastAsia="Times New Roman"/>
           <w:lang w:val="nl-NL"/>
@@ -908,7 +908,7 @@
           <w:numId w:val="1"/>
         </w:numPr>
         <w:spacing w:before="100" w:beforeAutospacing="1" w:after="100" w:afterAutospacing="1"/>
-        <w:divId w:val="1373459618"/>
+        <w:divId w:val="1266500661"/>
         <w:rPr>
           <w:rFonts w:eastAsia="Times New Roman"/>
           <w:lang w:val="nl-NL"/>
@@ -925,7 +925,7 @@
     <w:p>
       <w:pPr>
         <w:pStyle w:val="Kop5"/>
-        <w:divId w:val="1373459618"/>
+        <w:divId w:val="1266500661"/>
         <w:rPr>
           <w:rFonts w:eastAsia="Times New Roman"/>
           <w:lang w:val="nl-NL"/>
@@ -942,7 +942,7 @@
     <w:p>
       <w:pPr>
         <w:pStyle w:val="Normaalweb"/>
-        <w:divId w:val="1373459618"/>
+        <w:divId w:val="1266500661"/>
         <w:rPr>
           <w:lang w:val="nl-NL"/>
         </w:rPr>
@@ -958,7 +958,7 @@
     <w:p>
       <w:pPr>
         <w:pStyle w:val="Kop4"/>
-        <w:divId w:val="1373459618"/>
+        <w:divId w:val="1266500661"/>
         <w:rPr>
           <w:rFonts w:eastAsia="Times New Roman"/>
           <w:lang w:val="nl-NL"/>
@@ -975,7 +975,7 @@
     <w:p>
       <w:pPr>
         <w:pStyle w:val="Normaalweb"/>
-        <w:divId w:val="1238050384"/>
+        <w:divId w:val="73868758"/>
         <w:rPr>
           <w:lang w:val="nl-NL"/>
         </w:rPr>
@@ -997,7 +997,7 @@
     <w:p>
       <w:pPr>
         <w:pStyle w:val="Normaalweb"/>
-        <w:divId w:val="1238050384"/>
+        <w:divId w:val="73868758"/>
         <w:rPr>
           <w:lang w:val="nl-NL"/>
         </w:rPr>
@@ -1019,7 +1019,7 @@
     <w:p>
       <w:pPr>
         <w:pStyle w:val="Kop5"/>
-        <w:divId w:val="1373459618"/>
+        <w:divId w:val="1266500661"/>
         <w:rPr>
           <w:rFonts w:eastAsia="Times New Roman"/>
           <w:lang w:val="nl-NL"/>
@@ -1036,7 +1036,7 @@
     <w:p>
       <w:pPr>
         <w:pStyle w:val="Normaalweb"/>
-        <w:divId w:val="1373459618"/>
+        <w:divId w:val="1266500661"/>
         <w:rPr>
           <w:lang w:val="nl-NL"/>
         </w:rPr>
@@ -1051,7 +1051,7 @@
     <w:p>
       <w:pPr>
         <w:pStyle w:val="Kop5"/>
-        <w:divId w:val="1373459618"/>
+        <w:divId w:val="1266500661"/>
         <w:rPr>
           <w:rFonts w:eastAsia="Times New Roman"/>
           <w:lang w:val="nl-NL"/>
@@ -1068,7 +1068,7 @@
     <w:p>
       <w:pPr>
         <w:pStyle w:val="Normaalweb"/>
-        <w:divId w:val="1373459618"/>
+        <w:divId w:val="1266500661"/>
         <w:rPr>
           <w:lang w:val="nl-NL"/>
         </w:rPr>
@@ -1083,7 +1083,7 @@
     <w:p>
       <w:pPr>
         <w:pStyle w:val="Kop5"/>
-        <w:divId w:val="1373459618"/>
+        <w:divId w:val="1266500661"/>
         <w:rPr>
           <w:rFonts w:eastAsia="Times New Roman"/>
           <w:lang w:val="nl-NL"/>
@@ -1100,7 +1100,7 @@
     <w:p>
       <w:pPr>
         <w:pStyle w:val="Normaalweb"/>
-        <w:divId w:val="1373459618"/>
+        <w:divId w:val="1266500661"/>
         <w:rPr>
           <w:lang w:val="nl-NL"/>
         </w:rPr>
@@ -1115,7 +1115,7 @@
     <w:p>
       <w:pPr>
         <w:pStyle w:val="Kop4"/>
-        <w:divId w:val="1373459618"/>
+        <w:divId w:val="1266500661"/>
         <w:rPr>
           <w:rFonts w:eastAsia="Times New Roman"/>
           <w:lang w:val="nl-NL"/>
@@ -1132,7 +1132,7 @@
     <w:p>
       <w:pPr>
         <w:pStyle w:val="Kop5"/>
-        <w:divId w:val="1373459618"/>
+        <w:divId w:val="1266500661"/>
         <w:rPr>
           <w:rFonts w:eastAsia="Times New Roman"/>
           <w:lang w:val="nl-NL"/>
@@ -1149,7 +1149,7 @@
     <w:p>
       <w:pPr>
         <w:pStyle w:val="Normaalweb"/>
-        <w:divId w:val="1373459618"/>
+        <w:divId w:val="1266500661"/>
         <w:rPr>
           <w:lang w:val="nl-NL"/>
         </w:rPr>
@@ -1164,7 +1164,7 @@
     <w:p>
       <w:pPr>
         <w:pStyle w:val="Kop5"/>
-        <w:divId w:val="1373459618"/>
+        <w:divId w:val="1266500661"/>
         <w:rPr>
           <w:rFonts w:eastAsia="Times New Roman"/>
           <w:lang w:val="nl-NL"/>
@@ -1181,7 +1181,7 @@
     <w:p>
       <w:pPr>
         <w:pStyle w:val="Normaalweb"/>
-        <w:divId w:val="1373459618"/>
+        <w:divId w:val="1266500661"/>
         <w:rPr>
           <w:lang w:val="nl-NL"/>
         </w:rPr>
@@ -1200,7 +1200,7 @@
           <w:numId w:val="2"/>
         </w:numPr>
         <w:spacing w:before="100" w:beforeAutospacing="1" w:after="100" w:afterAutospacing="1"/>
-        <w:divId w:val="1373459618"/>
+        <w:divId w:val="1266500661"/>
         <w:rPr>
           <w:rFonts w:eastAsia="Times New Roman"/>
           <w:lang w:val="nl-NL"/>
@@ -1221,7 +1221,7 @@
           <w:numId w:val="2"/>
         </w:numPr>
         <w:spacing w:before="100" w:beforeAutospacing="1" w:after="100" w:afterAutospacing="1"/>
-        <w:divId w:val="1373459618"/>
+        <w:divId w:val="1266500661"/>
         <w:rPr>
           <w:rFonts w:eastAsia="Times New Roman"/>
           <w:lang w:val="nl-NL"/>
@@ -1242,7 +1242,7 @@
           <w:numId w:val="2"/>
         </w:numPr>
         <w:spacing w:before="100" w:beforeAutospacing="1" w:after="100" w:afterAutospacing="1"/>
-        <w:divId w:val="1373459618"/>
+        <w:divId w:val="1266500661"/>
         <w:rPr>
           <w:rFonts w:eastAsia="Times New Roman"/>
           <w:lang w:val="nl-NL"/>
@@ -1259,7 +1259,7 @@
     <w:p>
       <w:pPr>
         <w:pStyle w:val="Normaalweb"/>
-        <w:divId w:val="1373459618"/>
+        <w:divId w:val="1266500661"/>
         <w:rPr>
           <w:lang w:val="nl-NL"/>
         </w:rPr>
@@ -1274,7 +1274,7 @@
     <w:p>
       <w:pPr>
         <w:pStyle w:val="Kop5"/>
-        <w:divId w:val="1373459618"/>
+        <w:divId w:val="1266500661"/>
         <w:rPr>
           <w:rFonts w:eastAsia="Times New Roman"/>
           <w:lang w:val="nl-NL"/>
@@ -1291,7 +1291,7 @@
     <w:p>
       <w:pPr>
         <w:pStyle w:val="Normaalweb"/>
-        <w:divId w:val="1373459618"/>
+        <w:divId w:val="1266500661"/>
         <w:rPr>
           <w:lang w:val="nl-NL"/>
         </w:rPr>
@@ -1306,7 +1306,7 @@
     <w:p>
       <w:pPr>
         <w:pStyle w:val="Kop4"/>
-        <w:divId w:val="1373459618"/>
+        <w:divId w:val="1266500661"/>
         <w:rPr>
           <w:rFonts w:eastAsia="Times New Roman"/>
           <w:lang w:val="nl-NL"/>
@@ -1323,7 +1323,7 @@
     <w:p>
       <w:pPr>
         <w:pStyle w:val="Kop5"/>
-        <w:divId w:val="1373459618"/>
+        <w:divId w:val="1266500661"/>
         <w:rPr>
           <w:rFonts w:eastAsia="Times New Roman"/>
           <w:lang w:val="nl-NL"/>
@@ -1341,7 +1341,7 @@
     <w:p>
       <w:pPr>
         <w:pStyle w:val="Normaalweb"/>
-        <w:divId w:val="1373459618"/>
+        <w:divId w:val="1266500661"/>
         <w:rPr>
           <w:lang w:val="nl-NL"/>
         </w:rPr>
@@ -1362,7 +1362,7 @@
     <w:p>
       <w:pPr>
         <w:pStyle w:val="Kop5"/>
-        <w:divId w:val="1373459618"/>
+        <w:divId w:val="1266500661"/>
         <w:rPr>
           <w:rFonts w:eastAsia="Times New Roman"/>
           <w:lang w:val="nl-NL"/>
@@ -1379,7 +1379,7 @@
     <w:p>
       <w:pPr>
         <w:pStyle w:val="Normaalweb"/>
-        <w:divId w:val="1373459618"/>
+        <w:divId w:val="1266500661"/>
         <w:rPr>
           <w:lang w:val="nl-NL"/>
         </w:rPr>
@@ -1394,7 +1394,7 @@
     <w:p>
       <w:pPr>
         <w:pStyle w:val="Kop5"/>
-        <w:divId w:val="1373459618"/>
+        <w:divId w:val="1266500661"/>
         <w:rPr>
           <w:rFonts w:eastAsia="Times New Roman"/>
           <w:lang w:val="nl-NL"/>
@@ -1411,7 +1411,7 @@
     <w:p>
       <w:pPr>
         <w:pStyle w:val="Normaalweb"/>
-        <w:divId w:val="1373459618"/>
+        <w:divId w:val="1266500661"/>
         <w:rPr>
           <w:lang w:val="nl-NL"/>
         </w:rPr>
@@ -1426,7 +1426,7 @@
     <w:p>
       <w:pPr>
         <w:pStyle w:val="Kop5"/>
-        <w:divId w:val="1373459618"/>
+        <w:divId w:val="1266500661"/>
         <w:rPr>
           <w:rFonts w:eastAsia="Times New Roman"/>
           <w:lang w:val="nl-NL"/>
@@ -1443,7 +1443,7 @@
     <w:p>
       <w:pPr>
         <w:pStyle w:val="Normaalweb"/>
-        <w:divId w:val="1373459618"/>
+        <w:divId w:val="1266500661"/>
         <w:rPr>
           <w:lang w:val="nl-NL"/>
         </w:rPr>
@@ -1458,7 +1458,7 @@
     <w:p>
       <w:pPr>
         <w:pStyle w:val="Kop5"/>
-        <w:divId w:val="1373459618"/>
+        <w:divId w:val="1266500661"/>
         <w:rPr>
           <w:rFonts w:eastAsia="Times New Roman"/>
           <w:lang w:val="nl-NL"/>
@@ -1475,7 +1475,7 @@
     <w:p>
       <w:pPr>
         <w:pStyle w:val="Normaalweb"/>
-        <w:divId w:val="1373459618"/>
+        <w:divId w:val="1266500661"/>
         <w:rPr>
           <w:lang w:val="nl-NL"/>
         </w:rPr>
@@ -1490,7 +1490,7 @@
     <w:p>
       <w:pPr>
         <w:pStyle w:val="afsluiting"/>
-        <w:divId w:val="1373459618"/>
+        <w:divId w:val="1266500661"/>
         <w:rPr>
           <w:lang w:val="nl-NL"/>
         </w:rPr>
@@ -1505,7 +1505,7 @@
     <w:p>
       <w:pPr>
         <w:outlineLvl w:val="2"/>
-        <w:divId w:val="634026627"/>
+        <w:divId w:val="961693995"/>
         <w:rPr>
           <w:rFonts w:ascii="Aptos Display" w:eastAsia="Times New Roman" w:hAnsi="Aptos Display"/>
           <w:b/>
@@ -1531,7 +1531,7 @@
     </w:p>
     <w:p>
       <w:pPr>
-        <w:divId w:val="634026627"/>
+        <w:divId w:val="961693995"/>
         <w:rPr>
           <w:rFonts w:eastAsia="Times New Roman"/>
           <w:sz w:val="24"/>
@@ -1551,7 +1551,7 @@
     <w:p>
       <w:pPr>
         <w:pStyle w:val="subtitel"/>
-        <w:divId w:val="1373459618"/>
+        <w:divId w:val="1266500661"/>
         <w:rPr>
           <w:lang w:val="nl-NL"/>
         </w:rPr>
@@ -1566,7 +1566,7 @@
     <w:p>
       <w:pPr>
         <w:pStyle w:val="Kop4"/>
-        <w:divId w:val="1373459618"/>
+        <w:divId w:val="1266500661"/>
         <w:rPr>
           <w:rFonts w:eastAsia="Times New Roman"/>
           <w:lang w:val="nl-NL"/>
@@ -1583,7 +1583,7 @@
     <w:p>
       <w:pPr>
         <w:pStyle w:val="Normaalweb"/>
-        <w:divId w:val="1373459618"/>
+        <w:divId w:val="1266500661"/>
         <w:rPr>
           <w:lang w:val="nl-NL"/>
         </w:rPr>
@@ -1598,7 +1598,7 @@
     <w:p>
       <w:pPr>
         <w:pStyle w:val="Kop5"/>
-        <w:divId w:val="1373459618"/>
+        <w:divId w:val="1266500661"/>
         <w:rPr>
           <w:rFonts w:eastAsia="Times New Roman"/>
           <w:lang w:val="nl-NL"/>
@@ -1615,7 +1615,7 @@
     <w:p>
       <w:pPr>
         <w:pStyle w:val="Normaalweb"/>
-        <w:divId w:val="1373459618"/>
+        <w:divId w:val="1266500661"/>
         <w:rPr>
           <w:lang w:val="nl-NL"/>
         </w:rPr>
@@ -1630,7 +1630,7 @@
     <w:p>
       <w:pPr>
         <w:pStyle w:val="Normaalweb"/>
-        <w:divId w:val="1373459618"/>
+        <w:divId w:val="1266500661"/>
         <w:rPr>
           <w:lang w:val="nl-NL"/>
         </w:rPr>
@@ -1645,7 +1645,7 @@
     <w:p>
       <w:pPr>
         <w:pStyle w:val="Kop5"/>
-        <w:divId w:val="1373459618"/>
+        <w:divId w:val="1266500661"/>
         <w:rPr>
           <w:rFonts w:eastAsia="Times New Roman"/>
           <w:lang w:val="nl-NL"/>
@@ -1666,7 +1666,7 @@
           <w:numId w:val="3"/>
         </w:numPr>
         <w:spacing w:before="100" w:beforeAutospacing="1" w:after="100" w:afterAutospacing="1"/>
-        <w:divId w:val="1373459618"/>
+        <w:divId w:val="1266500661"/>
         <w:rPr>
           <w:rFonts w:eastAsia="Times New Roman"/>
           <w:lang w:val="nl-NL"/>
@@ -1687,7 +1687,7 @@
           <w:numId w:val="3"/>
         </w:numPr>
         <w:spacing w:before="100" w:beforeAutospacing="1" w:after="100" w:afterAutospacing="1"/>
-        <w:divId w:val="1373459618"/>
+        <w:divId w:val="1266500661"/>
         <w:rPr>
           <w:rFonts w:eastAsia="Times New Roman"/>
           <w:lang w:val="nl-NL"/>
@@ -1708,7 +1708,7 @@
           <w:numId w:val="3"/>
         </w:numPr>
         <w:spacing w:before="100" w:beforeAutospacing="1" w:after="100" w:afterAutospacing="1"/>
-        <w:divId w:val="1373459618"/>
+        <w:divId w:val="1266500661"/>
         <w:rPr>
           <w:rFonts w:eastAsia="Times New Roman"/>
           <w:lang w:val="nl-NL"/>
@@ -1725,7 +1725,7 @@
     <w:p>
       <w:pPr>
         <w:pStyle w:val="Kop5"/>
-        <w:divId w:val="1373459618"/>
+        <w:divId w:val="1266500661"/>
         <w:rPr>
           <w:rFonts w:eastAsia="Times New Roman"/>
           <w:lang w:val="nl-NL"/>
@@ -1742,7 +1742,7 @@
     <w:p>
       <w:pPr>
         <w:pStyle w:val="Normaalweb"/>
-        <w:divId w:val="1373459618"/>
+        <w:divId w:val="1266500661"/>
         <w:rPr>
           <w:lang w:val="nl-NL"/>
         </w:rPr>
@@ -1761,7 +1761,7 @@
           <w:numId w:val="4"/>
         </w:numPr>
         <w:spacing w:before="100" w:beforeAutospacing="1" w:after="100" w:afterAutospacing="1"/>
-        <w:divId w:val="1373459618"/>
+        <w:divId w:val="1266500661"/>
         <w:rPr>
           <w:rFonts w:eastAsia="Times New Roman"/>
           <w:lang w:val="nl-NL"/>
@@ -1783,7 +1783,7 @@
           <w:numId w:val="4"/>
         </w:numPr>
         <w:spacing w:before="100" w:beforeAutospacing="1" w:after="100" w:afterAutospacing="1"/>
-        <w:divId w:val="1373459618"/>
+        <w:divId w:val="1266500661"/>
         <w:rPr>
           <w:rFonts w:eastAsia="Times New Roman"/>
           <w:lang w:val="nl-NL"/>
@@ -1800,7 +1800,7 @@
     <w:p>
       <w:pPr>
         <w:pStyle w:val="Kop4"/>
-        <w:divId w:val="1373459618"/>
+        <w:divId w:val="1266500661"/>
         <w:rPr>
           <w:rFonts w:eastAsia="Times New Roman"/>
           <w:lang w:val="nl-NL"/>
@@ -1817,7 +1817,7 @@
     <w:p>
       <w:pPr>
         <w:pStyle w:val="Normaalweb"/>
-        <w:divId w:val="742606150"/>
+        <w:divId w:val="1740058294"/>
         <w:rPr>
           <w:lang w:val="nl-NL"/>
         </w:rPr>
@@ -1839,7 +1839,7 @@
     <w:p>
       <w:pPr>
         <w:pStyle w:val="Normaalweb"/>
-        <w:divId w:val="742606150"/>
+        <w:divId w:val="1740058294"/>
         <w:rPr>
           <w:lang w:val="nl-NL"/>
         </w:rPr>
@@ -1861,7 +1861,7 @@
     <w:p>
       <w:pPr>
         <w:pStyle w:val="Kop5"/>
-        <w:divId w:val="1373459618"/>
+        <w:divId w:val="1266500661"/>
         <w:rPr>
           <w:rFonts w:eastAsia="Times New Roman"/>
           <w:lang w:val="nl-NL"/>
@@ -1878,7 +1878,7 @@
     <w:p>
       <w:pPr>
         <w:pStyle w:val="Normaalweb"/>
-        <w:divId w:val="1373459618"/>
+        <w:divId w:val="1266500661"/>
         <w:rPr>
           <w:lang w:val="nl-NL"/>
         </w:rPr>
@@ -1893,7 +1893,7 @@
     <w:p>
       <w:pPr>
         <w:pStyle w:val="Kop5"/>
-        <w:divId w:val="1373459618"/>
+        <w:divId w:val="1266500661"/>
         <w:rPr>
           <w:rFonts w:eastAsia="Times New Roman"/>
           <w:lang w:val="nl-NL"/>
@@ -1910,7 +1910,7 @@
     <w:p>
       <w:pPr>
         <w:pStyle w:val="Normaalweb"/>
-        <w:divId w:val="1373459618"/>
+        <w:divId w:val="1266500661"/>
         <w:rPr>
           <w:lang w:val="nl-NL"/>
         </w:rPr>
@@ -1925,7 +1925,7 @@
     <w:p>
       <w:pPr>
         <w:pStyle w:val="Kop5"/>
-        <w:divId w:val="1373459618"/>
+        <w:divId w:val="1266500661"/>
         <w:rPr>
           <w:rFonts w:eastAsia="Times New Roman"/>
           <w:lang w:val="nl-NL"/>
@@ -1942,7 +1942,7 @@
     <w:p>
       <w:pPr>
         <w:pStyle w:val="Normaalweb"/>
-        <w:divId w:val="1373459618"/>
+        <w:divId w:val="1266500661"/>
         <w:rPr>
           <w:lang w:val="nl-NL"/>
         </w:rPr>
@@ -1957,7 +1957,7 @@
     <w:p>
       <w:pPr>
         <w:pStyle w:val="Kop4"/>
-        <w:divId w:val="1373459618"/>
+        <w:divId w:val="1266500661"/>
         <w:rPr>
           <w:rFonts w:eastAsia="Times New Roman"/>
           <w:lang w:val="nl-NL"/>
@@ -1974,7 +1974,7 @@
     <w:p>
       <w:pPr>
         <w:pStyle w:val="Kop5"/>
-        <w:divId w:val="1373459618"/>
+        <w:divId w:val="1266500661"/>
         <w:rPr>
           <w:rFonts w:eastAsia="Times New Roman"/>
           <w:lang w:val="nl-NL"/>
@@ -1991,7 +1991,7 @@
     <w:p>
       <w:pPr>
         <w:pStyle w:val="Normaalweb"/>
-        <w:divId w:val="1373459618"/>
+        <w:divId w:val="1266500661"/>
         <w:rPr>
           <w:lang w:val="nl-NL"/>
         </w:rPr>
@@ -2006,7 +2006,7 @@
     <w:p>
       <w:pPr>
         <w:pStyle w:val="Kop5"/>
-        <w:divId w:val="1373459618"/>
+        <w:divId w:val="1266500661"/>
         <w:rPr>
           <w:rFonts w:eastAsia="Times New Roman"/>
           <w:lang w:val="nl-NL"/>
@@ -2023,7 +2023,7 @@
     <w:p>
       <w:pPr>
         <w:pStyle w:val="Normaalweb"/>
-        <w:divId w:val="1373459618"/>
+        <w:divId w:val="1266500661"/>
         <w:rPr>
           <w:lang w:val="nl-NL"/>
         </w:rPr>
@@ -2042,7 +2042,7 @@
           <w:numId w:val="5"/>
         </w:numPr>
         <w:spacing w:before="100" w:beforeAutospacing="1" w:after="100" w:afterAutospacing="1"/>
-        <w:divId w:val="1373459618"/>
+        <w:divId w:val="1266500661"/>
         <w:rPr>
           <w:rFonts w:eastAsia="Times New Roman"/>
           <w:lang w:val="nl-NL"/>
@@ -2063,7 +2063,7 @@
           <w:numId w:val="5"/>
         </w:numPr>
         <w:spacing w:before="100" w:beforeAutospacing="1" w:after="100" w:afterAutospacing="1"/>
-        <w:divId w:val="1373459618"/>
+        <w:divId w:val="1266500661"/>
         <w:rPr>
           <w:rFonts w:eastAsia="Times New Roman"/>
           <w:lang w:val="nl-NL"/>
@@ -2084,7 +2084,7 @@
           <w:numId w:val="5"/>
         </w:numPr>
         <w:spacing w:before="100" w:beforeAutospacing="1" w:after="100" w:afterAutospacing="1"/>
-        <w:divId w:val="1373459618"/>
+        <w:divId w:val="1266500661"/>
         <w:rPr>
           <w:rFonts w:eastAsia="Times New Roman"/>
           <w:lang w:val="nl-NL"/>
@@ -2101,7 +2101,7 @@
     <w:p>
       <w:pPr>
         <w:pStyle w:val="Normaalweb"/>
-        <w:divId w:val="1373459618"/>
+        <w:divId w:val="1266500661"/>
         <w:rPr>
           <w:lang w:val="nl-NL"/>
         </w:rPr>
@@ -2116,7 +2116,7 @@
     <w:p>
       <w:pPr>
         <w:pStyle w:val="Kop5"/>
-        <w:divId w:val="1373459618"/>
+        <w:divId w:val="1266500661"/>
         <w:rPr>
           <w:rFonts w:eastAsia="Times New Roman"/>
           <w:lang w:val="nl-NL"/>
@@ -2133,7 +2133,7 @@
     <w:p>
       <w:pPr>
         <w:pStyle w:val="Normaalweb"/>
-        <w:divId w:val="1373459618"/>
+        <w:divId w:val="1266500661"/>
         <w:rPr>
           <w:lang w:val="nl-NL"/>
         </w:rPr>
@@ -2149,7 +2149,7 @@
     <w:p>
       <w:pPr>
         <w:pStyle w:val="Kop4"/>
-        <w:divId w:val="1373459618"/>
+        <w:divId w:val="1266500661"/>
         <w:rPr>
           <w:rFonts w:eastAsia="Times New Roman"/>
           <w:lang w:val="nl-NL"/>
@@ -2166,7 +2166,7 @@
     <w:p>
       <w:pPr>
         <w:pStyle w:val="Kop5"/>
-        <w:divId w:val="1373459618"/>
+        <w:divId w:val="1266500661"/>
         <w:rPr>
           <w:rFonts w:eastAsia="Times New Roman"/>
           <w:lang w:val="nl-NL"/>
@@ -2183,7 +2183,7 @@
     <w:p>
       <w:pPr>
         <w:pStyle w:val="Normaalweb"/>
-        <w:divId w:val="1373459618"/>
+        <w:divId w:val="1266500661"/>
         <w:rPr>
           <w:lang w:val="nl-NL"/>
         </w:rPr>
@@ -2198,7 +2198,7 @@
     <w:p>
       <w:pPr>
         <w:pStyle w:val="Kop5"/>
-        <w:divId w:val="1373459618"/>
+        <w:divId w:val="1266500661"/>
         <w:rPr>
           <w:rFonts w:eastAsia="Times New Roman"/>
           <w:lang w:val="nl-NL"/>
@@ -2215,7 +2215,7 @@
     <w:p>
       <w:pPr>
         <w:pStyle w:val="Normaalweb"/>
-        <w:divId w:val="1373459618"/>
+        <w:divId w:val="1266500661"/>
         <w:rPr>
           <w:lang w:val="nl-NL"/>
         </w:rPr>
@@ -2230,7 +2230,7 @@
     <w:p>
       <w:pPr>
         <w:pStyle w:val="Kop5"/>
-        <w:divId w:val="1373459618"/>
+        <w:divId w:val="1266500661"/>
         <w:rPr>
           <w:rFonts w:eastAsia="Times New Roman"/>
           <w:lang w:val="nl-NL"/>
@@ -2247,7 +2247,7 @@
     <w:p>
       <w:pPr>
         <w:pStyle w:val="Normaalweb"/>
-        <w:divId w:val="1373459618"/>
+        <w:divId w:val="1266500661"/>
         <w:rPr>
           <w:lang w:val="nl-NL"/>
         </w:rPr>
@@ -2262,7 +2262,7 @@
     <w:p>
       <w:pPr>
         <w:pStyle w:val="Kop5"/>
-        <w:divId w:val="1373459618"/>
+        <w:divId w:val="1266500661"/>
         <w:rPr>
           <w:rFonts w:eastAsia="Times New Roman"/>
           <w:lang w:val="nl-NL"/>
@@ -2279,7 +2279,7 @@
     <w:p>
       <w:pPr>
         <w:pStyle w:val="Normaalweb"/>
-        <w:divId w:val="1373459618"/>
+        <w:divId w:val="1266500661"/>
         <w:rPr>
           <w:lang w:val="nl-NL"/>
         </w:rPr>
@@ -2294,7 +2294,7 @@
     <w:p>
       <w:pPr>
         <w:pStyle w:val="Kop5"/>
-        <w:divId w:val="1373459618"/>
+        <w:divId w:val="1266500661"/>
         <w:rPr>
           <w:rFonts w:eastAsia="Times New Roman"/>
           <w:lang w:val="nl-NL"/>
@@ -2311,7 +2311,7 @@
     <w:p>
       <w:pPr>
         <w:pStyle w:val="Normaalweb"/>
-        <w:divId w:val="1373459618"/>
+        <w:divId w:val="1266500661"/>
         <w:rPr>
           <w:lang w:val="nl-NL"/>
         </w:rPr>
@@ -2326,7 +2326,7 @@
     <w:p>
       <w:pPr>
         <w:pStyle w:val="afsluiting"/>
-        <w:divId w:val="1373459618"/>
+        <w:divId w:val="1266500661"/>
         <w:rPr>
           <w:lang w:val="nl-NL"/>
         </w:rPr>
@@ -2341,7 +2341,7 @@
     <w:p>
       <w:pPr>
         <w:outlineLvl w:val="2"/>
-        <w:divId w:val="1267082866"/>
+        <w:divId w:val="283317831"/>
         <w:rPr>
           <w:rFonts w:ascii="Aptos Display" w:eastAsia="Times New Roman" w:hAnsi="Aptos Display"/>
           <w:b/>
@@ -2367,7 +2367,7 @@
     </w:p>
     <w:p>
       <w:pPr>
-        <w:divId w:val="1267082866"/>
+        <w:divId w:val="283317831"/>
         <w:rPr>
           <w:rFonts w:eastAsia="Times New Roman"/>
           <w:sz w:val="24"/>
@@ -2387,7 +2387,7 @@
     <w:p>
       <w:pPr>
         <w:pStyle w:val="subtitel"/>
-        <w:divId w:val="1373459618"/>
+        <w:divId w:val="1266500661"/>
         <w:rPr>
           <w:lang w:val="nl-NL"/>
         </w:rPr>
@@ -2402,7 +2402,7 @@
     <w:p>
       <w:pPr>
         <w:pStyle w:val="Kop4"/>
-        <w:divId w:val="1373459618"/>
+        <w:divId w:val="1266500661"/>
         <w:rPr>
           <w:rFonts w:eastAsia="Times New Roman"/>
           <w:lang w:val="nl-NL"/>
@@ -2419,7 +2419,7 @@
     <w:p>
       <w:pPr>
         <w:pStyle w:val="Normaalweb"/>
-        <w:divId w:val="1373459618"/>
+        <w:divId w:val="1266500661"/>
         <w:rPr>
           <w:lang w:val="nl-NL"/>
         </w:rPr>
@@ -2434,7 +2434,7 @@
     <w:p>
       <w:pPr>
         <w:pStyle w:val="Kop5"/>
-        <w:divId w:val="1373459618"/>
+        <w:divId w:val="1266500661"/>
         <w:rPr>
           <w:rFonts w:eastAsia="Times New Roman"/>
           <w:lang w:val="nl-NL"/>
@@ -2451,7 +2451,7 @@
     <w:p>
       <w:pPr>
         <w:pStyle w:val="Normaalweb"/>
-        <w:divId w:val="1373459618"/>
+        <w:divId w:val="1266500661"/>
         <w:rPr>
           <w:lang w:val="nl-NL"/>
         </w:rPr>
@@ -2466,7 +2466,7 @@
     <w:p>
       <w:pPr>
         <w:pStyle w:val="Normaalweb"/>
-        <w:divId w:val="1373459618"/>
+        <w:divId w:val="1266500661"/>
         <w:rPr>
           <w:lang w:val="nl-NL"/>
         </w:rPr>
@@ -2481,7 +2481,7 @@
     <w:p>
       <w:pPr>
         <w:pStyle w:val="Kop5"/>
-        <w:divId w:val="1373459618"/>
+        <w:divId w:val="1266500661"/>
         <w:rPr>
           <w:rFonts w:eastAsia="Times New Roman"/>
           <w:lang w:val="nl-NL"/>
@@ -2502,7 +2502,7 @@
           <w:numId w:val="6"/>
         </w:numPr>
         <w:spacing w:before="100" w:beforeAutospacing="1" w:after="100" w:afterAutospacing="1"/>
-        <w:divId w:val="1373459618"/>
+        <w:divId w:val="1266500661"/>
         <w:rPr>
           <w:rFonts w:eastAsia="Times New Roman"/>
           <w:lang w:val="nl-NL"/>
@@ -2523,7 +2523,7 @@
           <w:numId w:val="6"/>
         </w:numPr>
         <w:spacing w:before="100" w:beforeAutospacing="1" w:after="100" w:afterAutospacing="1"/>
-        <w:divId w:val="1373459618"/>
+        <w:divId w:val="1266500661"/>
         <w:rPr>
           <w:rFonts w:eastAsia="Times New Roman"/>
           <w:lang w:val="nl-NL"/>
@@ -2544,7 +2544,7 @@
           <w:numId w:val="6"/>
         </w:numPr>
         <w:spacing w:before="100" w:beforeAutospacing="1" w:after="100" w:afterAutospacing="1"/>
-        <w:divId w:val="1373459618"/>
+        <w:divId w:val="1266500661"/>
         <w:rPr>
           <w:rFonts w:eastAsia="Times New Roman"/>
           <w:lang w:val="nl-NL"/>
@@ -2565,7 +2565,7 @@
           <w:numId w:val="6"/>
         </w:numPr>
         <w:spacing w:before="100" w:beforeAutospacing="1" w:after="100" w:afterAutospacing="1"/>
-        <w:divId w:val="1373459618"/>
+        <w:divId w:val="1266500661"/>
         <w:rPr>
           <w:rFonts w:eastAsia="Times New Roman"/>
           <w:lang w:val="nl-NL"/>
@@ -2586,7 +2586,7 @@
           <w:numId w:val="6"/>
         </w:numPr>
         <w:spacing w:before="100" w:beforeAutospacing="1" w:after="100" w:afterAutospacing="1"/>
-        <w:divId w:val="1373459618"/>
+        <w:divId w:val="1266500661"/>
         <w:rPr>
           <w:rFonts w:eastAsia="Times New Roman"/>
           <w:lang w:val="nl-NL"/>
@@ -2607,7 +2607,7 @@
           <w:numId w:val="6"/>
         </w:numPr>
         <w:spacing w:before="100" w:beforeAutospacing="1" w:after="100" w:afterAutospacing="1"/>
-        <w:divId w:val="1373459618"/>
+        <w:divId w:val="1266500661"/>
         <w:rPr>
           <w:rFonts w:eastAsia="Times New Roman"/>
           <w:lang w:val="nl-NL"/>
@@ -2629,7 +2629,7 @@
           <w:numId w:val="6"/>
         </w:numPr>
         <w:spacing w:before="100" w:beforeAutospacing="1" w:after="100" w:afterAutospacing="1"/>
-        <w:divId w:val="1373459618"/>
+        <w:divId w:val="1266500661"/>
         <w:rPr>
           <w:rFonts w:eastAsia="Times New Roman"/>
           <w:lang w:val="nl-NL"/>
@@ -2646,7 +2646,7 @@
     <w:p>
       <w:pPr>
         <w:pStyle w:val="Kop5"/>
-        <w:divId w:val="1373459618"/>
+        <w:divId w:val="1266500661"/>
         <w:rPr>
           <w:rFonts w:eastAsia="Times New Roman"/>
           <w:lang w:val="nl-NL"/>
@@ -2663,7 +2663,7 @@
     <w:p>
       <w:pPr>
         <w:pStyle w:val="Normaalweb"/>
-        <w:divId w:val="1373459618"/>
+        <w:divId w:val="1266500661"/>
         <w:rPr>
           <w:lang w:val="nl-NL"/>
         </w:rPr>
@@ -2682,7 +2682,7 @@
           <w:numId w:val="7"/>
         </w:numPr>
         <w:spacing w:before="100" w:beforeAutospacing="1" w:after="100" w:afterAutospacing="1"/>
-        <w:divId w:val="1373459618"/>
+        <w:divId w:val="1266500661"/>
         <w:rPr>
           <w:rFonts w:eastAsia="Times New Roman"/>
           <w:lang w:val="nl-NL"/>
@@ -2703,7 +2703,7 @@
           <w:numId w:val="7"/>
         </w:numPr>
         <w:spacing w:before="100" w:beforeAutospacing="1" w:after="100" w:afterAutospacing="1"/>
-        <w:divId w:val="1373459618"/>
+        <w:divId w:val="1266500661"/>
         <w:rPr>
           <w:rFonts w:eastAsia="Times New Roman"/>
           <w:lang w:val="nl-NL"/>
@@ -2724,7 +2724,7 @@
           <w:numId w:val="7"/>
         </w:numPr>
         <w:spacing w:before="100" w:beforeAutospacing="1" w:after="100" w:afterAutospacing="1"/>
-        <w:divId w:val="1373459618"/>
+        <w:divId w:val="1266500661"/>
         <w:rPr>
           <w:rFonts w:eastAsia="Times New Roman"/>
           <w:lang w:val="nl-NL"/>
@@ -2745,7 +2745,7 @@
           <w:numId w:val="7"/>
         </w:numPr>
         <w:spacing w:before="100" w:beforeAutospacing="1" w:after="100" w:afterAutospacing="1"/>
-        <w:divId w:val="1373459618"/>
+        <w:divId w:val="1266500661"/>
         <w:rPr>
           <w:rFonts w:eastAsia="Times New Roman"/>
           <w:lang w:val="nl-NL"/>
@@ -2766,7 +2766,7 @@
           <w:numId w:val="7"/>
         </w:numPr>
         <w:spacing w:before="100" w:beforeAutospacing="1" w:after="100" w:afterAutospacing="1"/>
-        <w:divId w:val="1373459618"/>
+        <w:divId w:val="1266500661"/>
         <w:rPr>
           <w:rFonts w:eastAsia="Times New Roman"/>
           <w:lang w:val="nl-NL"/>
@@ -2783,7 +2783,7 @@
     <w:p>
       <w:pPr>
         <w:pStyle w:val="Kop4"/>
-        <w:divId w:val="1373459618"/>
+        <w:divId w:val="1266500661"/>
         <w:rPr>
           <w:rFonts w:eastAsia="Times New Roman"/>
           <w:lang w:val="nl-NL"/>
@@ -2800,7 +2800,7 @@
     <w:p>
       <w:pPr>
         <w:pStyle w:val="Normaalweb"/>
-        <w:divId w:val="835875859"/>
+        <w:divId w:val="1533107379"/>
         <w:rPr>
           <w:lang w:val="nl-NL"/>
         </w:rPr>
@@ -2822,7 +2822,7 @@
     <w:p>
       <w:pPr>
         <w:pStyle w:val="Normaalweb"/>
-        <w:divId w:val="835875859"/>
+        <w:divId w:val="1533107379"/>
         <w:rPr>
           <w:lang w:val="nl-NL"/>
         </w:rPr>
@@ -2844,7 +2844,7 @@
     <w:p>
       <w:pPr>
         <w:pStyle w:val="Kop5"/>
-        <w:divId w:val="1373459618"/>
+        <w:divId w:val="1266500661"/>
         <w:rPr>
           <w:rFonts w:eastAsia="Times New Roman"/>
           <w:lang w:val="nl-NL"/>
@@ -2861,7 +2861,7 @@
     <w:p>
       <w:pPr>
         <w:pStyle w:val="Normaalweb"/>
-        <w:divId w:val="1373459618"/>
+        <w:divId w:val="1266500661"/>
         <w:rPr>
           <w:lang w:val="nl-NL"/>
         </w:rPr>
@@ -2876,7 +2876,7 @@
     <w:p>
       <w:pPr>
         <w:pStyle w:val="Kop5"/>
-        <w:divId w:val="1373459618"/>
+        <w:divId w:val="1266500661"/>
         <w:rPr>
           <w:rFonts w:eastAsia="Times New Roman"/>
           <w:lang w:val="nl-NL"/>
@@ -2893,7 +2893,7 @@
     <w:p>
       <w:pPr>
         <w:pStyle w:val="Normaalweb"/>
-        <w:divId w:val="1373459618"/>
+        <w:divId w:val="1266500661"/>
         <w:rPr>
           <w:lang w:val="nl-NL"/>
         </w:rPr>
@@ -2914,7 +2914,7 @@
     <w:p>
       <w:pPr>
         <w:pStyle w:val="Kop5"/>
-        <w:divId w:val="1373459618"/>
+        <w:divId w:val="1266500661"/>
         <w:rPr>
           <w:rFonts w:eastAsia="Times New Roman"/>
           <w:lang w:val="nl-NL"/>
@@ -2931,7 +2931,7 @@
     <w:p>
       <w:pPr>
         <w:pStyle w:val="Normaalweb"/>
-        <w:divId w:val="1373459618"/>
+        <w:divId w:val="1266500661"/>
         <w:rPr>
           <w:lang w:val="nl-NL"/>
         </w:rPr>
@@ -2946,7 +2946,7 @@
     <w:p>
       <w:pPr>
         <w:pStyle w:val="Kop4"/>
-        <w:divId w:val="1373459618"/>
+        <w:divId w:val="1266500661"/>
         <w:rPr>
           <w:rFonts w:eastAsia="Times New Roman"/>
           <w:lang w:val="nl-NL"/>
@@ -2963,7 +2963,7 @@
     <w:p>
       <w:pPr>
         <w:pStyle w:val="Kop5"/>
-        <w:divId w:val="1373459618"/>
+        <w:divId w:val="1266500661"/>
         <w:rPr>
           <w:rFonts w:eastAsia="Times New Roman"/>
           <w:lang w:val="nl-NL"/>
@@ -2980,7 +2980,7 @@
     <w:p>
       <w:pPr>
         <w:pStyle w:val="Normaalweb"/>
-        <w:divId w:val="1373459618"/>
+        <w:divId w:val="1266500661"/>
         <w:rPr>
           <w:lang w:val="nl-NL"/>
         </w:rPr>
@@ -2995,7 +2995,7 @@
     <w:p>
       <w:pPr>
         <w:pStyle w:val="Kop5"/>
-        <w:divId w:val="1373459618"/>
+        <w:divId w:val="1266500661"/>
         <w:rPr>
           <w:rFonts w:eastAsia="Times New Roman"/>
           <w:lang w:val="nl-NL"/>
@@ -3012,7 +3012,7 @@
     <w:p>
       <w:pPr>
         <w:pStyle w:val="Normaalweb"/>
-        <w:divId w:val="1373459618"/>
+        <w:divId w:val="1266500661"/>
         <w:rPr>
           <w:lang w:val="nl-NL"/>
         </w:rPr>
@@ -3031,7 +3031,7 @@
           <w:numId w:val="8"/>
         </w:numPr>
         <w:spacing w:before="100" w:beforeAutospacing="1" w:after="100" w:afterAutospacing="1"/>
-        <w:divId w:val="1373459618"/>
+        <w:divId w:val="1266500661"/>
         <w:rPr>
           <w:rFonts w:eastAsia="Times New Roman"/>
           <w:lang w:val="nl-NL"/>
@@ -3053,7 +3053,7 @@
           <w:numId w:val="8"/>
         </w:numPr>
         <w:spacing w:before="100" w:beforeAutospacing="1" w:after="100" w:afterAutospacing="1"/>
-        <w:divId w:val="1373459618"/>
+        <w:divId w:val="1266500661"/>
         <w:rPr>
           <w:rFonts w:eastAsia="Times New Roman"/>
           <w:lang w:val="nl-NL"/>
@@ -3074,7 +3074,7 @@
           <w:numId w:val="8"/>
         </w:numPr>
         <w:spacing w:before="100" w:beforeAutospacing="1" w:after="100" w:afterAutospacing="1"/>
-        <w:divId w:val="1373459618"/>
+        <w:divId w:val="1266500661"/>
         <w:rPr>
           <w:rFonts w:eastAsia="Times New Roman"/>
           <w:lang w:val="nl-NL"/>
@@ -3091,7 +3091,7 @@
     <w:p>
       <w:pPr>
         <w:pStyle w:val="Normaalweb"/>
-        <w:divId w:val="1373459618"/>
+        <w:divId w:val="1266500661"/>
         <w:rPr>
           <w:lang w:val="nl-NL"/>
         </w:rPr>
@@ -3106,7 +3106,7 @@
     <w:p>
       <w:pPr>
         <w:pStyle w:val="Kop5"/>
-        <w:divId w:val="1373459618"/>
+        <w:divId w:val="1266500661"/>
         <w:rPr>
           <w:rFonts w:eastAsia="Times New Roman"/>
           <w:lang w:val="nl-NL"/>
@@ -3123,7 +3123,7 @@
     <w:p>
       <w:pPr>
         <w:pStyle w:val="Normaalweb"/>
-        <w:divId w:val="1373459618"/>
+        <w:divId w:val="1266500661"/>
         <w:rPr>
           <w:lang w:val="nl-NL"/>
         </w:rPr>
@@ -3138,7 +3138,7 @@
     <w:p>
       <w:pPr>
         <w:pStyle w:val="Kop4"/>
-        <w:divId w:val="1373459618"/>
+        <w:divId w:val="1266500661"/>
         <w:rPr>
           <w:rFonts w:eastAsia="Times New Roman"/>
           <w:lang w:val="nl-NL"/>
@@ -3155,7 +3155,7 @@
     <w:p>
       <w:pPr>
         <w:pStyle w:val="Kop5"/>
-        <w:divId w:val="1373459618"/>
+        <w:divId w:val="1266500661"/>
         <w:rPr>
           <w:rFonts w:eastAsia="Times New Roman"/>
           <w:lang w:val="nl-NL"/>
@@ -3172,7 +3172,7 @@
     <w:p>
       <w:pPr>
         <w:pStyle w:val="Normaalweb"/>
-        <w:divId w:val="1373459618"/>
+        <w:divId w:val="1266500661"/>
         <w:rPr>
           <w:lang w:val="nl-NL"/>
         </w:rPr>
@@ -3187,7 +3187,7 @@
     <w:p>
       <w:pPr>
         <w:pStyle w:val="Kop5"/>
-        <w:divId w:val="1373459618"/>
+        <w:divId w:val="1266500661"/>
         <w:rPr>
           <w:rFonts w:eastAsia="Times New Roman"/>
           <w:lang w:val="nl-NL"/>
@@ -3204,7 +3204,7 @@
     <w:p>
       <w:pPr>
         <w:pStyle w:val="Normaalweb"/>
-        <w:divId w:val="1373459618"/>
+        <w:divId w:val="1266500661"/>
         <w:rPr>
           <w:lang w:val="nl-NL"/>
         </w:rPr>
@@ -3219,7 +3219,7 @@
     <w:p>
       <w:pPr>
         <w:pStyle w:val="Kop5"/>
-        <w:divId w:val="1373459618"/>
+        <w:divId w:val="1266500661"/>
         <w:rPr>
           <w:rFonts w:eastAsia="Times New Roman"/>
           <w:lang w:val="nl-NL"/>
@@ -3236,7 +3236,7 @@
     <w:p>
       <w:pPr>
         <w:pStyle w:val="Normaalweb"/>
-        <w:divId w:val="1373459618"/>
+        <w:divId w:val="1266500661"/>
         <w:rPr>
           <w:lang w:val="nl-NL"/>
         </w:rPr>
@@ -3251,7 +3251,7 @@
     <w:p>
       <w:pPr>
         <w:pStyle w:val="Kop5"/>
-        <w:divId w:val="1373459618"/>
+        <w:divId w:val="1266500661"/>
         <w:rPr>
           <w:rFonts w:eastAsia="Times New Roman"/>
           <w:lang w:val="nl-NL"/>
@@ -3268,7 +3268,7 @@
     <w:p>
       <w:pPr>
         <w:pStyle w:val="Normaalweb"/>
-        <w:divId w:val="1373459618"/>
+        <w:divId w:val="1266500661"/>
         <w:rPr>
           <w:lang w:val="nl-NL"/>
         </w:rPr>
@@ -3283,7 +3283,7 @@
     <w:p>
       <w:pPr>
         <w:pStyle w:val="Kop5"/>
-        <w:divId w:val="1373459618"/>
+        <w:divId w:val="1266500661"/>
         <w:rPr>
           <w:rFonts w:eastAsia="Times New Roman"/>
           <w:lang w:val="nl-NL"/>
@@ -3300,7 +3300,7 @@
     <w:p>
       <w:pPr>
         <w:pStyle w:val="Normaalweb"/>
-        <w:divId w:val="1373459618"/>
+        <w:divId w:val="1266500661"/>
         <w:rPr>
           <w:lang w:val="nl-NL"/>
         </w:rPr>
@@ -3315,7 +3315,7 @@
     <w:p>
       <w:pPr>
         <w:pStyle w:val="afsluiting"/>
-        <w:divId w:val="1373459618"/>
+        <w:divId w:val="1266500661"/>
         <w:rPr>
           <w:lang w:val="nl-NL"/>
         </w:rPr>
@@ -3330,7 +3330,7 @@
     <w:p>
       <w:pPr>
         <w:outlineLvl w:val="2"/>
-        <w:divId w:val="537205097"/>
+        <w:divId w:val="140736336"/>
         <w:rPr>
           <w:rFonts w:ascii="Aptos Display" w:eastAsia="Times New Roman" w:hAnsi="Aptos Display"/>
           <w:b/>
@@ -3356,7 +3356,7 @@
     </w:p>
     <w:p>
       <w:pPr>
-        <w:divId w:val="537205097"/>
+        <w:divId w:val="140736336"/>
         <w:rPr>
           <w:rFonts w:eastAsia="Times New Roman"/>
           <w:sz w:val="24"/>
@@ -3376,7 +3376,7 @@
     <w:p>
       <w:pPr>
         <w:pStyle w:val="subtitel"/>
-        <w:divId w:val="1373459618"/>
+        <w:divId w:val="1266500661"/>
         <w:rPr>
           <w:lang w:val="nl-NL"/>
         </w:rPr>
@@ -3391,7 +3391,7 @@
     <w:p>
       <w:pPr>
         <w:pStyle w:val="Kop4"/>
-        <w:divId w:val="1373459618"/>
+        <w:divId w:val="1266500661"/>
         <w:rPr>
           <w:rFonts w:eastAsia="Times New Roman"/>
           <w:lang w:val="nl-NL"/>
@@ -3408,7 +3408,7 @@
     <w:p>
       <w:pPr>
         <w:pStyle w:val="Normaalweb"/>
-        <w:divId w:val="1373459618"/>
+        <w:divId w:val="1266500661"/>
         <w:rPr>
           <w:lang w:val="nl-NL"/>
         </w:rPr>
@@ -3423,7 +3423,7 @@
     <w:p>
       <w:pPr>
         <w:pStyle w:val="Kop5"/>
-        <w:divId w:val="1373459618"/>
+        <w:divId w:val="1266500661"/>
         <w:rPr>
           <w:rFonts w:eastAsia="Times New Roman"/>
           <w:lang w:val="nl-NL"/>
@@ -3440,7 +3440,7 @@
     <w:p>
       <w:pPr>
         <w:pStyle w:val="Normaalweb"/>
-        <w:divId w:val="1373459618"/>
+        <w:divId w:val="1266500661"/>
         <w:rPr>
           <w:lang w:val="nl-NL"/>
         </w:rPr>
@@ -3455,7 +3455,7 @@
     <w:p>
       <w:pPr>
         <w:pStyle w:val="Normaalweb"/>
-        <w:divId w:val="1373459618"/>
+        <w:divId w:val="1266500661"/>
         <w:rPr>
           <w:lang w:val="nl-NL"/>
         </w:rPr>
@@ -3471,7 +3471,7 @@
     <w:p>
       <w:pPr>
         <w:pStyle w:val="Kop5"/>
-        <w:divId w:val="1373459618"/>
+        <w:divId w:val="1266500661"/>
         <w:rPr>
           <w:rFonts w:eastAsia="Times New Roman"/>
           <w:lang w:val="nl-NL"/>
@@ -3492,7 +3492,7 @@
           <w:numId w:val="9"/>
         </w:numPr>
         <w:spacing w:before="100" w:beforeAutospacing="1" w:after="100" w:afterAutospacing="1"/>
-        <w:divId w:val="1373459618"/>
+        <w:divId w:val="1266500661"/>
         <w:rPr>
           <w:rFonts w:eastAsia="Times New Roman"/>
           <w:lang w:val="nl-NL"/>
@@ -3513,7 +3513,7 @@
           <w:numId w:val="9"/>
         </w:numPr>
         <w:spacing w:before="100" w:beforeAutospacing="1" w:after="100" w:afterAutospacing="1"/>
-        <w:divId w:val="1373459618"/>
+        <w:divId w:val="1266500661"/>
         <w:rPr>
           <w:rFonts w:eastAsia="Times New Roman"/>
           <w:lang w:val="nl-NL"/>
@@ -3534,7 +3534,7 @@
           <w:numId w:val="9"/>
         </w:numPr>
         <w:spacing w:before="100" w:beforeAutospacing="1" w:after="100" w:afterAutospacing="1"/>
-        <w:divId w:val="1373459618"/>
+        <w:divId w:val="1266500661"/>
         <w:rPr>
           <w:rFonts w:eastAsia="Times New Roman"/>
           <w:lang w:val="nl-NL"/>
@@ -3551,7 +3551,7 @@
     <w:p>
       <w:pPr>
         <w:pStyle w:val="Kop5"/>
-        <w:divId w:val="1373459618"/>
+        <w:divId w:val="1266500661"/>
         <w:rPr>
           <w:rFonts w:eastAsia="Times New Roman"/>
           <w:lang w:val="nl-NL"/>
@@ -3568,7 +3568,7 @@
     <w:p>
       <w:pPr>
         <w:pStyle w:val="Normaalweb"/>
-        <w:divId w:val="1373459618"/>
+        <w:divId w:val="1266500661"/>
         <w:rPr>
           <w:lang w:val="nl-NL"/>
         </w:rPr>
@@ -3587,7 +3587,7 @@
           <w:numId w:val="10"/>
         </w:numPr>
         <w:spacing w:before="100" w:beforeAutospacing="1" w:after="100" w:afterAutospacing="1"/>
-        <w:divId w:val="1373459618"/>
+        <w:divId w:val="1266500661"/>
         <w:rPr>
           <w:rFonts w:eastAsia="Times New Roman"/>
           <w:lang w:val="nl-NL"/>
@@ -3608,7 +3608,7 @@
           <w:numId w:val="10"/>
         </w:numPr>
         <w:spacing w:before="100" w:beforeAutospacing="1" w:after="100" w:afterAutospacing="1"/>
-        <w:divId w:val="1373459618"/>
+        <w:divId w:val="1266500661"/>
         <w:rPr>
           <w:rFonts w:eastAsia="Times New Roman"/>
           <w:lang w:val="nl-NL"/>
@@ -3625,7 +3625,7 @@
     <w:p>
       <w:pPr>
         <w:pStyle w:val="Kop4"/>
-        <w:divId w:val="1373459618"/>
+        <w:divId w:val="1266500661"/>
         <w:rPr>
           <w:rFonts w:eastAsia="Times New Roman"/>
           <w:lang w:val="nl-NL"/>
@@ -3642,7 +3642,7 @@
     <w:p>
       <w:pPr>
         <w:pStyle w:val="Normaalweb"/>
-        <w:divId w:val="6758800"/>
+        <w:divId w:val="1218202714"/>
         <w:rPr>
           <w:lang w:val="nl-NL"/>
         </w:rPr>
@@ -3664,7 +3664,7 @@
     <w:p>
       <w:pPr>
         <w:pStyle w:val="Normaalweb"/>
-        <w:divId w:val="6758800"/>
+        <w:divId w:val="1218202714"/>
         <w:rPr>
           <w:lang w:val="nl-NL"/>
         </w:rPr>
@@ -3686,7 +3686,7 @@
     <w:p>
       <w:pPr>
         <w:pStyle w:val="Kop5"/>
-        <w:divId w:val="1373459618"/>
+        <w:divId w:val="1266500661"/>
         <w:rPr>
           <w:rFonts w:eastAsia="Times New Roman"/>
           <w:lang w:val="nl-NL"/>
@@ -3703,7 +3703,7 @@
     <w:p>
       <w:pPr>
         <w:pStyle w:val="Normaalweb"/>
-        <w:divId w:val="1373459618"/>
+        <w:divId w:val="1266500661"/>
         <w:rPr>
           <w:lang w:val="nl-NL"/>
         </w:rPr>
@@ -3718,7 +3718,7 @@
     <w:p>
       <w:pPr>
         <w:pStyle w:val="Kop5"/>
-        <w:divId w:val="1373459618"/>
+        <w:divId w:val="1266500661"/>
         <w:rPr>
           <w:rFonts w:eastAsia="Times New Roman"/>
           <w:lang w:val="nl-NL"/>
@@ -3735,7 +3735,7 @@
     <w:p>
       <w:pPr>
         <w:pStyle w:val="Normaalweb"/>
-        <w:divId w:val="1373459618"/>
+        <w:divId w:val="1266500661"/>
         <w:rPr>
           <w:lang w:val="nl-NL"/>
         </w:rPr>
@@ -3750,7 +3750,7 @@
     <w:p>
       <w:pPr>
         <w:pStyle w:val="Kop5"/>
-        <w:divId w:val="1373459618"/>
+        <w:divId w:val="1266500661"/>
         <w:rPr>
           <w:rFonts w:eastAsia="Times New Roman"/>
           <w:lang w:val="nl-NL"/>
@@ -3767,7 +3767,7 @@
     <w:p>
       <w:pPr>
         <w:pStyle w:val="Normaalweb"/>
-        <w:divId w:val="1373459618"/>
+        <w:divId w:val="1266500661"/>
         <w:rPr>
           <w:lang w:val="nl-NL"/>
         </w:rPr>
@@ -3782,7 +3782,7 @@
     <w:p>
       <w:pPr>
         <w:pStyle w:val="Kop4"/>
-        <w:divId w:val="1373459618"/>
+        <w:divId w:val="1266500661"/>
         <w:rPr>
           <w:rFonts w:eastAsia="Times New Roman"/>
           <w:lang w:val="nl-NL"/>
@@ -3799,7 +3799,7 @@
     <w:p>
       <w:pPr>
         <w:pStyle w:val="Kop5"/>
-        <w:divId w:val="1373459618"/>
+        <w:divId w:val="1266500661"/>
         <w:rPr>
           <w:rFonts w:eastAsia="Times New Roman"/>
           <w:lang w:val="nl-NL"/>
@@ -3816,7 +3816,7 @@
     <w:p>
       <w:pPr>
         <w:pStyle w:val="Normaalweb"/>
-        <w:divId w:val="1373459618"/>
+        <w:divId w:val="1266500661"/>
         <w:rPr>
           <w:lang w:val="nl-NL"/>
         </w:rPr>
@@ -3831,7 +3831,7 @@
     <w:p>
       <w:pPr>
         <w:pStyle w:val="Kop5"/>
-        <w:divId w:val="1373459618"/>
+        <w:divId w:val="1266500661"/>
         <w:rPr>
           <w:rFonts w:eastAsia="Times New Roman"/>
           <w:lang w:val="nl-NL"/>
@@ -3848,16 +3848,15 @@
     <w:p>
       <w:pPr>
         <w:pStyle w:val="Normaalweb"/>
-        <w:divId w:val="1373459618"/>
-        <w:rPr>
-          <w:lang w:val="nl-NL"/>
-        </w:rPr>
-      </w:pPr>
-      <w:r>
-        <w:rPr>
-          <w:lang w:val="nl-NL"/>
-        </w:rPr>
-        <w:lastRenderedPageBreak/>
+        <w:divId w:val="1266500661"/>
+        <w:rPr>
+          <w:lang w:val="nl-NL"/>
+        </w:rPr>
+      </w:pPr>
+      <w:r>
+        <w:rPr>
+          <w:lang w:val="nl-NL"/>
+        </w:rPr>
         <w:t>Schriftelijk verzoek tot herziening van de VT-status bij CM (zie Verhoogde Tegemoetkoming). Voeg daarbij:</w:t>
       </w:r>
     </w:p>
@@ -3868,7 +3867,7 @@
           <w:numId w:val="11"/>
         </w:numPr>
         <w:spacing w:before="100" w:beforeAutospacing="1" w:after="100" w:afterAutospacing="1"/>
-        <w:divId w:val="1373459618"/>
+        <w:divId w:val="1266500661"/>
         <w:rPr>
           <w:rFonts w:eastAsia="Times New Roman"/>
           <w:lang w:val="nl-NL"/>
@@ -3889,7 +3888,7 @@
           <w:numId w:val="11"/>
         </w:numPr>
         <w:spacing w:before="100" w:beforeAutospacing="1" w:after="100" w:afterAutospacing="1"/>
-        <w:divId w:val="1373459618"/>
+        <w:divId w:val="1266500661"/>
         <w:rPr>
           <w:rFonts w:eastAsia="Times New Roman"/>
           <w:lang w:val="nl-NL"/>
@@ -3910,7 +3909,7 @@
           <w:numId w:val="11"/>
         </w:numPr>
         <w:spacing w:before="100" w:beforeAutospacing="1" w:after="100" w:afterAutospacing="1"/>
-        <w:divId w:val="1373459618"/>
+        <w:divId w:val="1266500661"/>
         <w:rPr>
           <w:rFonts w:eastAsia="Times New Roman"/>
           <w:lang w:val="nl-NL"/>
@@ -3927,7 +3926,7 @@
     <w:p>
       <w:pPr>
         <w:pStyle w:val="Normaalweb"/>
-        <w:divId w:val="1373459618"/>
+        <w:divId w:val="1266500661"/>
         <w:rPr>
           <w:lang w:val="nl-NL"/>
         </w:rPr>
@@ -3942,7 +3941,7 @@
     <w:p>
       <w:pPr>
         <w:pStyle w:val="Kop5"/>
-        <w:divId w:val="1373459618"/>
+        <w:divId w:val="1266500661"/>
         <w:rPr>
           <w:rFonts w:eastAsia="Times New Roman"/>
           <w:lang w:val="nl-NL"/>
@@ -3959,7 +3958,7 @@
     <w:p>
       <w:pPr>
         <w:pStyle w:val="Normaalweb"/>
-        <w:divId w:val="1373459618"/>
+        <w:divId w:val="1266500661"/>
         <w:rPr>
           <w:lang w:val="nl-NL"/>
         </w:rPr>
@@ -3974,7 +3973,7 @@
     <w:p>
       <w:pPr>
         <w:pStyle w:val="Kop4"/>
-        <w:divId w:val="1373459618"/>
+        <w:divId w:val="1266500661"/>
         <w:rPr>
           <w:rFonts w:eastAsia="Times New Roman"/>
           <w:lang w:val="nl-NL"/>
@@ -3991,7 +3990,7 @@
     <w:p>
       <w:pPr>
         <w:pStyle w:val="Kop5"/>
-        <w:divId w:val="1373459618"/>
+        <w:divId w:val="1266500661"/>
         <w:rPr>
           <w:rFonts w:eastAsia="Times New Roman"/>
           <w:lang w:val="nl-NL"/>
@@ -4008,7 +4007,7 @@
     <w:p>
       <w:pPr>
         <w:pStyle w:val="Normaalweb"/>
-        <w:divId w:val="1373459618"/>
+        <w:divId w:val="1266500661"/>
         <w:rPr>
           <w:lang w:val="nl-NL"/>
         </w:rPr>
@@ -4023,7 +4022,7 @@
     <w:p>
       <w:pPr>
         <w:pStyle w:val="Kop5"/>
-        <w:divId w:val="1373459618"/>
+        <w:divId w:val="1266500661"/>
         <w:rPr>
           <w:rFonts w:eastAsia="Times New Roman"/>
           <w:lang w:val="nl-NL"/>
@@ -4040,7 +4039,7 @@
     <w:p>
       <w:pPr>
         <w:pStyle w:val="Normaalweb"/>
-        <w:divId w:val="1373459618"/>
+        <w:divId w:val="1266500661"/>
         <w:rPr>
           <w:lang w:val="nl-NL"/>
         </w:rPr>
@@ -4055,7 +4054,7 @@
     <w:p>
       <w:pPr>
         <w:pStyle w:val="Kop5"/>
-        <w:divId w:val="1373459618"/>
+        <w:divId w:val="1266500661"/>
         <w:rPr>
           <w:rFonts w:eastAsia="Times New Roman"/>
           <w:lang w:val="nl-NL"/>
@@ -4072,7 +4071,7 @@
     <w:p>
       <w:pPr>
         <w:pStyle w:val="Normaalweb"/>
-        <w:divId w:val="1373459618"/>
+        <w:divId w:val="1266500661"/>
         <w:rPr>
           <w:lang w:val="nl-NL"/>
         </w:rPr>
@@ -4087,7 +4086,7 @@
     <w:p>
       <w:pPr>
         <w:pStyle w:val="Kop5"/>
-        <w:divId w:val="1373459618"/>
+        <w:divId w:val="1266500661"/>
         <w:rPr>
           <w:rFonts w:eastAsia="Times New Roman"/>
           <w:lang w:val="nl-NL"/>
@@ -4104,7 +4103,7 @@
     <w:p>
       <w:pPr>
         <w:pStyle w:val="Normaalweb"/>
-        <w:divId w:val="1373459618"/>
+        <w:divId w:val="1266500661"/>
         <w:rPr>
           <w:lang w:val="nl-NL"/>
         </w:rPr>
@@ -4119,7 +4118,7 @@
     <w:p>
       <w:pPr>
         <w:pStyle w:val="Kop5"/>
-        <w:divId w:val="1373459618"/>
+        <w:divId w:val="1266500661"/>
         <w:rPr>
           <w:rFonts w:eastAsia="Times New Roman"/>
           <w:lang w:val="nl-NL"/>
@@ -4136,7 +4135,7 @@
     <w:p>
       <w:pPr>
         <w:pStyle w:val="Normaalweb"/>
-        <w:divId w:val="1373459618"/>
+        <w:divId w:val="1266500661"/>
         <w:rPr>
           <w:lang w:val="nl-NL"/>
         </w:rPr>
@@ -4151,7 +4150,7 @@
     <w:p>
       <w:pPr>
         <w:pStyle w:val="afsluiting"/>
-        <w:divId w:val="1373459618"/>
+        <w:divId w:val="1266500661"/>
         <w:rPr>
           <w:lang w:val="nl-NL"/>
         </w:rPr>
@@ -4167,7 +4166,7 @@
       <w:pPr>
         <w:pStyle w:val="Kop2"/>
         <w:spacing w:before="400" w:after="160"/>
-        <w:divId w:val="1373459618"/>
+        <w:divId w:val="1266500661"/>
         <w:rPr>
           <w:rFonts w:eastAsia="Times New Roman"/>
           <w:sz w:val="32"/>
@@ -4175,7 +4174,7 @@
           <w:lang w:val="nl-NL"/>
         </w:rPr>
       </w:pPr>
-      <w:bookmarkStart w:id="3" w:name="_Toc242191493"/>
+      <w:bookmarkStart w:id="3" w:name="_Toc242815248"/>
       <w:r>
         <w:rPr>
           <w:rFonts w:eastAsia="Times New Roman"/>
@@ -4190,7 +4189,7 @@
     <w:p>
       <w:pPr>
         <w:outlineLvl w:val="2"/>
-        <w:divId w:val="305672999"/>
+        <w:divId w:val="944574436"/>
         <w:rPr>
           <w:rFonts w:ascii="Aptos Display" w:eastAsia="Times New Roman" w:hAnsi="Aptos Display"/>
           <w:b/>
@@ -4216,7 +4215,7 @@
     </w:p>
     <w:p>
       <w:pPr>
-        <w:divId w:val="305672999"/>
+        <w:divId w:val="944574436"/>
         <w:rPr>
           <w:rFonts w:eastAsia="Times New Roman"/>
           <w:sz w:val="24"/>
@@ -4236,7 +4235,7 @@
     <w:p>
       <w:pPr>
         <w:pStyle w:val="subtitel"/>
-        <w:divId w:val="1373459618"/>
+        <w:divId w:val="1266500661"/>
         <w:rPr>
           <w:lang w:val="nl-NL"/>
         </w:rPr>
@@ -4251,7 +4250,7 @@
     <w:p>
       <w:pPr>
         <w:pStyle w:val="Kop4"/>
-        <w:divId w:val="1373459618"/>
+        <w:divId w:val="1266500661"/>
         <w:rPr>
           <w:rFonts w:eastAsia="Times New Roman"/>
           <w:lang w:val="nl-NL"/>
@@ -4268,7 +4267,7 @@
     <w:p>
       <w:pPr>
         <w:pStyle w:val="Normaalweb"/>
-        <w:divId w:val="1373459618"/>
+        <w:divId w:val="1266500661"/>
         <w:rPr>
           <w:lang w:val="nl-NL"/>
         </w:rPr>
@@ -4283,7 +4282,7 @@
     <w:p>
       <w:pPr>
         <w:pStyle w:val="Kop5"/>
-        <w:divId w:val="1373459618"/>
+        <w:divId w:val="1266500661"/>
         <w:rPr>
           <w:rFonts w:eastAsia="Times New Roman"/>
           <w:lang w:val="nl-NL"/>
@@ -4300,7 +4299,7 @@
     <w:p>
       <w:pPr>
         <w:pStyle w:val="Normaalweb"/>
-        <w:divId w:val="1373459618"/>
+        <w:divId w:val="1266500661"/>
         <w:rPr>
           <w:lang w:val="nl-NL"/>
         </w:rPr>
@@ -4315,7 +4314,7 @@
     <w:p>
       <w:pPr>
         <w:pStyle w:val="Normaalweb"/>
-        <w:divId w:val="1373459618"/>
+        <w:divId w:val="1266500661"/>
         <w:rPr>
           <w:lang w:val="nl-NL"/>
         </w:rPr>
@@ -4330,7 +4329,7 @@
     <w:p>
       <w:pPr>
         <w:pStyle w:val="Kop5"/>
-        <w:divId w:val="1373459618"/>
+        <w:divId w:val="1266500661"/>
         <w:rPr>
           <w:rFonts w:eastAsia="Times New Roman"/>
           <w:lang w:val="nl-NL"/>
@@ -4351,7 +4350,7 @@
           <w:numId w:val="12"/>
         </w:numPr>
         <w:spacing w:before="100" w:beforeAutospacing="1" w:after="100" w:afterAutospacing="1"/>
-        <w:divId w:val="1373459618"/>
+        <w:divId w:val="1266500661"/>
         <w:rPr>
           <w:rFonts w:eastAsia="Times New Roman"/>
           <w:lang w:val="nl-NL"/>
@@ -4372,7 +4371,7 @@
           <w:numId w:val="12"/>
         </w:numPr>
         <w:spacing w:before="100" w:beforeAutospacing="1" w:after="100" w:afterAutospacing="1"/>
-        <w:divId w:val="1373459618"/>
+        <w:divId w:val="1266500661"/>
         <w:rPr>
           <w:rFonts w:eastAsia="Times New Roman"/>
           <w:lang w:val="nl-NL"/>
@@ -4393,7 +4392,7 @@
           <w:numId w:val="12"/>
         </w:numPr>
         <w:spacing w:before="100" w:beforeAutospacing="1" w:after="100" w:afterAutospacing="1"/>
-        <w:divId w:val="1373459618"/>
+        <w:divId w:val="1266500661"/>
         <w:rPr>
           <w:rFonts w:eastAsia="Times New Roman"/>
           <w:lang w:val="nl-NL"/>
@@ -4414,7 +4413,7 @@
           <w:numId w:val="12"/>
         </w:numPr>
         <w:spacing w:before="100" w:beforeAutospacing="1" w:after="100" w:afterAutospacing="1"/>
-        <w:divId w:val="1373459618"/>
+        <w:divId w:val="1266500661"/>
         <w:rPr>
           <w:rFonts w:eastAsia="Times New Roman"/>
           <w:lang w:val="nl-NL"/>
@@ -4435,7 +4434,7 @@
           <w:numId w:val="12"/>
         </w:numPr>
         <w:spacing w:before="100" w:beforeAutospacing="1" w:after="100" w:afterAutospacing="1"/>
-        <w:divId w:val="1373459618"/>
+        <w:divId w:val="1266500661"/>
         <w:rPr>
           <w:rFonts w:eastAsia="Times New Roman"/>
           <w:lang w:val="nl-NL"/>
@@ -4452,7 +4451,7 @@
     <w:p>
       <w:pPr>
         <w:pStyle w:val="Kop5"/>
-        <w:divId w:val="1373459618"/>
+        <w:divId w:val="1266500661"/>
         <w:rPr>
           <w:rFonts w:eastAsia="Times New Roman"/>
           <w:lang w:val="nl-NL"/>
@@ -4469,7 +4468,7 @@
     <w:p>
       <w:pPr>
         <w:pStyle w:val="Normaalweb"/>
-        <w:divId w:val="1373459618"/>
+        <w:divId w:val="1266500661"/>
         <w:rPr>
           <w:lang w:val="nl-NL"/>
         </w:rPr>
@@ -4484,7 +4483,7 @@
     <w:p>
       <w:pPr>
         <w:pStyle w:val="Kop4"/>
-        <w:divId w:val="1373459618"/>
+        <w:divId w:val="1266500661"/>
         <w:rPr>
           <w:rFonts w:eastAsia="Times New Roman"/>
           <w:lang w:val="nl-NL"/>
@@ -4501,7 +4500,7 @@
     <w:p>
       <w:pPr>
         <w:pStyle w:val="Normaalweb"/>
-        <w:divId w:val="1021325178"/>
+        <w:divId w:val="597370841"/>
         <w:rPr>
           <w:lang w:val="nl-NL"/>
         </w:rPr>
@@ -4523,7 +4522,7 @@
     <w:p>
       <w:pPr>
         <w:pStyle w:val="Normaalweb"/>
-        <w:divId w:val="1021325178"/>
+        <w:divId w:val="597370841"/>
         <w:rPr>
           <w:lang w:val="nl-NL"/>
         </w:rPr>
@@ -4551,7 +4550,7 @@
     <w:p>
       <w:pPr>
         <w:pStyle w:val="Kop5"/>
-        <w:divId w:val="1373459618"/>
+        <w:divId w:val="1266500661"/>
         <w:rPr>
           <w:rFonts w:eastAsia="Times New Roman"/>
           <w:lang w:val="nl-NL"/>
@@ -4568,7 +4567,7 @@
     <w:p>
       <w:pPr>
         <w:pStyle w:val="Normaalweb"/>
-        <w:divId w:val="1373459618"/>
+        <w:divId w:val="1266500661"/>
         <w:rPr>
           <w:lang w:val="nl-NL"/>
         </w:rPr>
@@ -4583,7 +4582,7 @@
     <w:p>
       <w:pPr>
         <w:pStyle w:val="Kop5"/>
-        <w:divId w:val="1373459618"/>
+        <w:divId w:val="1266500661"/>
         <w:rPr>
           <w:rFonts w:eastAsia="Times New Roman"/>
           <w:lang w:val="nl-NL"/>
@@ -4600,7 +4599,7 @@
     <w:p>
       <w:pPr>
         <w:pStyle w:val="Normaalweb"/>
-        <w:divId w:val="1373459618"/>
+        <w:divId w:val="1266500661"/>
         <w:rPr>
           <w:lang w:val="nl-NL"/>
         </w:rPr>
@@ -4615,7 +4614,7 @@
     <w:p>
       <w:pPr>
         <w:pStyle w:val="Kop5"/>
-        <w:divId w:val="1373459618"/>
+        <w:divId w:val="1266500661"/>
         <w:rPr>
           <w:rFonts w:eastAsia="Times New Roman"/>
           <w:lang w:val="nl-NL"/>
@@ -4632,7 +4631,7 @@
     <w:p>
       <w:pPr>
         <w:pStyle w:val="Normaalweb"/>
-        <w:divId w:val="1373459618"/>
+        <w:divId w:val="1266500661"/>
         <w:rPr>
           <w:lang w:val="nl-NL"/>
         </w:rPr>
@@ -4647,7 +4646,7 @@
     <w:p>
       <w:pPr>
         <w:pStyle w:val="Kop4"/>
-        <w:divId w:val="1373459618"/>
+        <w:divId w:val="1266500661"/>
         <w:rPr>
           <w:rFonts w:eastAsia="Times New Roman"/>
           <w:lang w:val="nl-NL"/>
@@ -4664,7 +4663,7 @@
     <w:p>
       <w:pPr>
         <w:pStyle w:val="Kop5"/>
-        <w:divId w:val="1373459618"/>
+        <w:divId w:val="1266500661"/>
         <w:rPr>
           <w:rFonts w:eastAsia="Times New Roman"/>
           <w:lang w:val="nl-NL"/>
@@ -4681,7 +4680,7 @@
     <w:p>
       <w:pPr>
         <w:pStyle w:val="Normaalweb"/>
-        <w:divId w:val="1373459618"/>
+        <w:divId w:val="1266500661"/>
         <w:rPr>
           <w:lang w:val="nl-NL"/>
         </w:rPr>
@@ -4696,7 +4695,7 @@
     <w:p>
       <w:pPr>
         <w:pStyle w:val="Kop5"/>
-        <w:divId w:val="1373459618"/>
+        <w:divId w:val="1266500661"/>
         <w:rPr>
           <w:rFonts w:eastAsia="Times New Roman"/>
           <w:lang w:val="nl-NL"/>
@@ -4713,7 +4712,7 @@
     <w:p>
       <w:pPr>
         <w:pStyle w:val="Normaalweb"/>
-        <w:divId w:val="1373459618"/>
+        <w:divId w:val="1266500661"/>
         <w:rPr>
           <w:lang w:val="nl-NL"/>
         </w:rPr>
@@ -4732,7 +4731,7 @@
           <w:numId w:val="13"/>
         </w:numPr>
         <w:spacing w:before="100" w:beforeAutospacing="1" w:after="100" w:afterAutospacing="1"/>
-        <w:divId w:val="1373459618"/>
+        <w:divId w:val="1266500661"/>
         <w:rPr>
           <w:rFonts w:eastAsia="Times New Roman"/>
           <w:lang w:val="nl-NL"/>
@@ -4753,7 +4752,7 @@
           <w:numId w:val="13"/>
         </w:numPr>
         <w:spacing w:before="100" w:beforeAutospacing="1" w:after="100" w:afterAutospacing="1"/>
-        <w:divId w:val="1373459618"/>
+        <w:divId w:val="1266500661"/>
         <w:rPr>
           <w:rFonts w:eastAsia="Times New Roman"/>
           <w:lang w:val="nl-NL"/>
@@ -4774,7 +4773,7 @@
           <w:numId w:val="13"/>
         </w:numPr>
         <w:spacing w:before="100" w:beforeAutospacing="1" w:after="100" w:afterAutospacing="1"/>
-        <w:divId w:val="1373459618"/>
+        <w:divId w:val="1266500661"/>
         <w:rPr>
           <w:rFonts w:eastAsia="Times New Roman"/>
           <w:lang w:val="nl-NL"/>
@@ -4791,7 +4790,7 @@
     <w:p>
       <w:pPr>
         <w:pStyle w:val="Normaalweb"/>
-        <w:divId w:val="1373459618"/>
+        <w:divId w:val="1266500661"/>
         <w:rPr>
           <w:lang w:val="nl-NL"/>
         </w:rPr>
@@ -4806,7 +4805,7 @@
     <w:p>
       <w:pPr>
         <w:pStyle w:val="Kop5"/>
-        <w:divId w:val="1373459618"/>
+        <w:divId w:val="1266500661"/>
         <w:rPr>
           <w:rFonts w:eastAsia="Times New Roman"/>
           <w:lang w:val="nl-NL"/>
@@ -4823,7 +4822,7 @@
     <w:p>
       <w:pPr>
         <w:pStyle w:val="Normaalweb"/>
-        <w:divId w:val="1373459618"/>
+        <w:divId w:val="1266500661"/>
         <w:rPr>
           <w:lang w:val="nl-NL"/>
         </w:rPr>
@@ -4838,7 +4837,7 @@
     <w:p>
       <w:pPr>
         <w:pStyle w:val="Kop4"/>
-        <w:divId w:val="1373459618"/>
+        <w:divId w:val="1266500661"/>
         <w:rPr>
           <w:rFonts w:eastAsia="Times New Roman"/>
           <w:lang w:val="nl-NL"/>
@@ -4855,7 +4854,7 @@
     <w:p>
       <w:pPr>
         <w:pStyle w:val="Kop5"/>
-        <w:divId w:val="1373459618"/>
+        <w:divId w:val="1266500661"/>
         <w:rPr>
           <w:rFonts w:eastAsia="Times New Roman"/>
           <w:lang w:val="nl-NL"/>
@@ -4872,7 +4871,7 @@
     <w:p>
       <w:pPr>
         <w:pStyle w:val="Normaalweb"/>
-        <w:divId w:val="1373459618"/>
+        <w:divId w:val="1266500661"/>
         <w:rPr>
           <w:lang w:val="nl-NL"/>
         </w:rPr>
@@ -4887,7 +4886,7 @@
     <w:p>
       <w:pPr>
         <w:pStyle w:val="Kop5"/>
-        <w:divId w:val="1373459618"/>
+        <w:divId w:val="1266500661"/>
         <w:rPr>
           <w:rFonts w:eastAsia="Times New Roman"/>
           <w:lang w:val="nl-NL"/>
@@ -4904,7 +4903,7 @@
     <w:p>
       <w:pPr>
         <w:pStyle w:val="Normaalweb"/>
-        <w:divId w:val="1373459618"/>
+        <w:divId w:val="1266500661"/>
         <w:rPr>
           <w:lang w:val="nl-NL"/>
         </w:rPr>
@@ -4919,7 +4918,7 @@
     <w:p>
       <w:pPr>
         <w:pStyle w:val="Kop5"/>
-        <w:divId w:val="1373459618"/>
+        <w:divId w:val="1266500661"/>
         <w:rPr>
           <w:rFonts w:eastAsia="Times New Roman"/>
           <w:lang w:val="nl-NL"/>
@@ -4936,7 +4935,7 @@
     <w:p>
       <w:pPr>
         <w:pStyle w:val="Normaalweb"/>
-        <w:divId w:val="1373459618"/>
+        <w:divId w:val="1266500661"/>
         <w:rPr>
           <w:lang w:val="nl-NL"/>
         </w:rPr>
@@ -4951,7 +4950,7 @@
     <w:p>
       <w:pPr>
         <w:pStyle w:val="Kop5"/>
-        <w:divId w:val="1373459618"/>
+        <w:divId w:val="1266500661"/>
         <w:rPr>
           <w:rFonts w:eastAsia="Times New Roman"/>
           <w:lang w:val="nl-NL"/>
@@ -4968,7 +4967,7 @@
     <w:p>
       <w:pPr>
         <w:pStyle w:val="Normaalweb"/>
-        <w:divId w:val="1373459618"/>
+        <w:divId w:val="1266500661"/>
         <w:rPr>
           <w:lang w:val="nl-NL"/>
         </w:rPr>
@@ -4983,7 +4982,7 @@
     <w:p>
       <w:pPr>
         <w:pStyle w:val="Kop5"/>
-        <w:divId w:val="1373459618"/>
+        <w:divId w:val="1266500661"/>
         <w:rPr>
           <w:rFonts w:eastAsia="Times New Roman"/>
           <w:lang w:val="nl-NL"/>
@@ -5000,7 +4999,7 @@
     <w:p>
       <w:pPr>
         <w:pStyle w:val="Normaalweb"/>
-        <w:divId w:val="1373459618"/>
+        <w:divId w:val="1266500661"/>
         <w:rPr>
           <w:lang w:val="nl-NL"/>
         </w:rPr>
@@ -5015,7 +5014,7 @@
     <w:p>
       <w:pPr>
         <w:pStyle w:val="afsluiting"/>
-        <w:divId w:val="1373459618"/>
+        <w:divId w:val="1266500661"/>
         <w:rPr>
           <w:lang w:val="nl-NL"/>
         </w:rPr>
@@ -5030,7 +5029,7 @@
     <w:p>
       <w:pPr>
         <w:outlineLvl w:val="2"/>
-        <w:divId w:val="1075320753"/>
+        <w:divId w:val="75519340"/>
         <w:rPr>
           <w:rFonts w:ascii="Aptos Display" w:eastAsia="Times New Roman" w:hAnsi="Aptos Display"/>
           <w:b/>
@@ -5056,7 +5055,7 @@
     </w:p>
     <w:p>
       <w:pPr>
-        <w:divId w:val="1075320753"/>
+        <w:divId w:val="75519340"/>
         <w:rPr>
           <w:rFonts w:eastAsia="Times New Roman"/>
           <w:sz w:val="24"/>
@@ -5076,7 +5075,7 @@
     <w:p>
       <w:pPr>
         <w:pStyle w:val="subtitel"/>
-        <w:divId w:val="1373459618"/>
+        <w:divId w:val="1266500661"/>
         <w:rPr>
           <w:lang w:val="nl-NL"/>
         </w:rPr>
@@ -5091,7 +5090,7 @@
     <w:p>
       <w:pPr>
         <w:pStyle w:val="Kop4"/>
-        <w:divId w:val="1373459618"/>
+        <w:divId w:val="1266500661"/>
         <w:rPr>
           <w:rFonts w:eastAsia="Times New Roman"/>
           <w:lang w:val="nl-NL"/>
@@ -5108,7 +5107,7 @@
     <w:p>
       <w:pPr>
         <w:pStyle w:val="Normaalweb"/>
-        <w:divId w:val="1373459618"/>
+        <w:divId w:val="1266500661"/>
         <w:rPr>
           <w:lang w:val="nl-NL"/>
         </w:rPr>
@@ -5123,7 +5122,7 @@
     <w:p>
       <w:pPr>
         <w:pStyle w:val="Kop5"/>
-        <w:divId w:val="1373459618"/>
+        <w:divId w:val="1266500661"/>
         <w:rPr>
           <w:rFonts w:eastAsia="Times New Roman"/>
           <w:lang w:val="nl-NL"/>
@@ -5140,7 +5139,7 @@
     <w:p>
       <w:pPr>
         <w:pStyle w:val="Normaalweb"/>
-        <w:divId w:val="1373459618"/>
+        <w:divId w:val="1266500661"/>
         <w:rPr>
           <w:lang w:val="nl-NL"/>
         </w:rPr>
@@ -5155,7 +5154,7 @@
     <w:p>
       <w:pPr>
         <w:pStyle w:val="Normaalweb"/>
-        <w:divId w:val="1373459618"/>
+        <w:divId w:val="1266500661"/>
         <w:rPr>
           <w:lang w:val="nl-NL"/>
         </w:rPr>
@@ -5170,7 +5169,7 @@
     <w:p>
       <w:pPr>
         <w:pStyle w:val="Kop5"/>
-        <w:divId w:val="1373459618"/>
+        <w:divId w:val="1266500661"/>
         <w:rPr>
           <w:rFonts w:eastAsia="Times New Roman"/>
           <w:lang w:val="nl-NL"/>
@@ -5191,7 +5190,7 @@
           <w:numId w:val="14"/>
         </w:numPr>
         <w:spacing w:before="100" w:beforeAutospacing="1" w:after="100" w:afterAutospacing="1"/>
-        <w:divId w:val="1373459618"/>
+        <w:divId w:val="1266500661"/>
         <w:rPr>
           <w:rFonts w:eastAsia="Times New Roman"/>
           <w:lang w:val="nl-NL"/>
@@ -5212,7 +5211,7 @@
           <w:numId w:val="14"/>
         </w:numPr>
         <w:spacing w:before="100" w:beforeAutospacing="1" w:after="100" w:afterAutospacing="1"/>
-        <w:divId w:val="1373459618"/>
+        <w:divId w:val="1266500661"/>
         <w:rPr>
           <w:rFonts w:eastAsia="Times New Roman"/>
           <w:lang w:val="nl-NL"/>
@@ -5233,7 +5232,7 @@
           <w:numId w:val="14"/>
         </w:numPr>
         <w:spacing w:before="100" w:beforeAutospacing="1" w:after="100" w:afterAutospacing="1"/>
-        <w:divId w:val="1373459618"/>
+        <w:divId w:val="1266500661"/>
         <w:rPr>
           <w:rFonts w:eastAsia="Times New Roman"/>
           <w:lang w:val="nl-NL"/>
@@ -5254,7 +5253,7 @@
           <w:numId w:val="14"/>
         </w:numPr>
         <w:spacing w:before="100" w:beforeAutospacing="1" w:after="100" w:afterAutospacing="1"/>
-        <w:divId w:val="1373459618"/>
+        <w:divId w:val="1266500661"/>
         <w:rPr>
           <w:rFonts w:eastAsia="Times New Roman"/>
           <w:lang w:val="nl-NL"/>
@@ -5271,7 +5270,7 @@
     <w:p>
       <w:pPr>
         <w:pStyle w:val="Kop5"/>
-        <w:divId w:val="1373459618"/>
+        <w:divId w:val="1266500661"/>
         <w:rPr>
           <w:rFonts w:eastAsia="Times New Roman"/>
           <w:lang w:val="nl-NL"/>
@@ -5288,7 +5287,7 @@
     <w:p>
       <w:pPr>
         <w:pStyle w:val="Normaalweb"/>
-        <w:divId w:val="1373459618"/>
+        <w:divId w:val="1266500661"/>
         <w:rPr>
           <w:lang w:val="nl-NL"/>
         </w:rPr>
@@ -5303,7 +5302,7 @@
     <w:p>
       <w:pPr>
         <w:pStyle w:val="Kop4"/>
-        <w:divId w:val="1373459618"/>
+        <w:divId w:val="1266500661"/>
         <w:rPr>
           <w:rFonts w:eastAsia="Times New Roman"/>
           <w:lang w:val="nl-NL"/>
@@ -5320,7 +5319,7 @@
     <w:p>
       <w:pPr>
         <w:pStyle w:val="Normaalweb"/>
-        <w:divId w:val="1183667468"/>
+        <w:divId w:val="252472302"/>
         <w:rPr>
           <w:lang w:val="nl-NL"/>
         </w:rPr>
@@ -5342,7 +5341,7 @@
     <w:p>
       <w:pPr>
         <w:pStyle w:val="Normaalweb"/>
-        <w:divId w:val="1183667468"/>
+        <w:divId w:val="252472302"/>
         <w:rPr>
           <w:lang w:val="nl-NL"/>
         </w:rPr>
@@ -5370,7 +5369,7 @@
     <w:p>
       <w:pPr>
         <w:pStyle w:val="Kop5"/>
-        <w:divId w:val="1373459618"/>
+        <w:divId w:val="1266500661"/>
         <w:rPr>
           <w:rFonts w:eastAsia="Times New Roman"/>
           <w:lang w:val="nl-NL"/>
@@ -5387,7 +5386,7 @@
     <w:p>
       <w:pPr>
         <w:pStyle w:val="Normaalweb"/>
-        <w:divId w:val="1373459618"/>
+        <w:divId w:val="1266500661"/>
         <w:rPr>
           <w:lang w:val="nl-NL"/>
         </w:rPr>
@@ -5402,7 +5401,7 @@
     <w:p>
       <w:pPr>
         <w:pStyle w:val="Kop5"/>
-        <w:divId w:val="1373459618"/>
+        <w:divId w:val="1266500661"/>
         <w:rPr>
           <w:rFonts w:eastAsia="Times New Roman"/>
           <w:lang w:val="nl-NL"/>
@@ -5419,7 +5418,7 @@
     <w:p>
       <w:pPr>
         <w:pStyle w:val="Normaalweb"/>
-        <w:divId w:val="1373459618"/>
+        <w:divId w:val="1266500661"/>
         <w:rPr>
           <w:lang w:val="nl-NL"/>
         </w:rPr>
@@ -5434,7 +5433,7 @@
     <w:p>
       <w:pPr>
         <w:pStyle w:val="Kop5"/>
-        <w:divId w:val="1373459618"/>
+        <w:divId w:val="1266500661"/>
         <w:rPr>
           <w:rFonts w:eastAsia="Times New Roman"/>
           <w:lang w:val="nl-NL"/>
@@ -5451,7 +5450,7 @@
     <w:p>
       <w:pPr>
         <w:pStyle w:val="Normaalweb"/>
-        <w:divId w:val="1373459618"/>
+        <w:divId w:val="1266500661"/>
         <w:rPr>
           <w:lang w:val="nl-NL"/>
         </w:rPr>
@@ -5466,7 +5465,7 @@
     <w:p>
       <w:pPr>
         <w:pStyle w:val="Kop4"/>
-        <w:divId w:val="1373459618"/>
+        <w:divId w:val="1266500661"/>
         <w:rPr>
           <w:rFonts w:eastAsia="Times New Roman"/>
           <w:lang w:val="nl-NL"/>
@@ -5483,7 +5482,7 @@
     <w:p>
       <w:pPr>
         <w:pStyle w:val="Kop5"/>
-        <w:divId w:val="1373459618"/>
+        <w:divId w:val="1266500661"/>
         <w:rPr>
           <w:rFonts w:eastAsia="Times New Roman"/>
           <w:lang w:val="nl-NL"/>
@@ -5500,7 +5499,7 @@
     <w:p>
       <w:pPr>
         <w:pStyle w:val="Normaalweb"/>
-        <w:divId w:val="1373459618"/>
+        <w:divId w:val="1266500661"/>
         <w:rPr>
           <w:lang w:val="nl-NL"/>
         </w:rPr>
@@ -5515,7 +5514,7 @@
     <w:p>
       <w:pPr>
         <w:pStyle w:val="Kop5"/>
-        <w:divId w:val="1373459618"/>
+        <w:divId w:val="1266500661"/>
         <w:rPr>
           <w:rFonts w:eastAsia="Times New Roman"/>
           <w:lang w:val="nl-NL"/>
@@ -5532,7 +5531,7 @@
     <w:p>
       <w:pPr>
         <w:pStyle w:val="Normaalweb"/>
-        <w:divId w:val="1373459618"/>
+        <w:divId w:val="1266500661"/>
         <w:rPr>
           <w:lang w:val="nl-NL"/>
         </w:rPr>
@@ -5551,7 +5550,7 @@
           <w:numId w:val="15"/>
         </w:numPr>
         <w:spacing w:before="100" w:beforeAutospacing="1" w:after="100" w:afterAutospacing="1"/>
-        <w:divId w:val="1373459618"/>
+        <w:divId w:val="1266500661"/>
         <w:rPr>
           <w:rFonts w:eastAsia="Times New Roman"/>
           <w:lang w:val="nl-NL"/>
@@ -5572,7 +5571,7 @@
           <w:numId w:val="15"/>
         </w:numPr>
         <w:spacing w:before="100" w:beforeAutospacing="1" w:after="100" w:afterAutospacing="1"/>
-        <w:divId w:val="1373459618"/>
+        <w:divId w:val="1266500661"/>
         <w:rPr>
           <w:rFonts w:eastAsia="Times New Roman"/>
           <w:lang w:val="nl-NL"/>
@@ -5593,7 +5592,7 @@
           <w:numId w:val="15"/>
         </w:numPr>
         <w:spacing w:before="100" w:beforeAutospacing="1" w:after="100" w:afterAutospacing="1"/>
-        <w:divId w:val="1373459618"/>
+        <w:divId w:val="1266500661"/>
         <w:rPr>
           <w:rFonts w:eastAsia="Times New Roman"/>
           <w:lang w:val="nl-NL"/>
@@ -5610,7 +5609,7 @@
     <w:p>
       <w:pPr>
         <w:pStyle w:val="Normaalweb"/>
-        <w:divId w:val="1373459618"/>
+        <w:divId w:val="1266500661"/>
         <w:rPr>
           <w:lang w:val="nl-NL"/>
         </w:rPr>
@@ -5625,7 +5624,7 @@
     <w:p>
       <w:pPr>
         <w:pStyle w:val="Kop5"/>
-        <w:divId w:val="1373459618"/>
+        <w:divId w:val="1266500661"/>
         <w:rPr>
           <w:rFonts w:eastAsia="Times New Roman"/>
           <w:lang w:val="nl-NL"/>
@@ -5642,7 +5641,7 @@
     <w:p>
       <w:pPr>
         <w:pStyle w:val="Normaalweb"/>
-        <w:divId w:val="1373459618"/>
+        <w:divId w:val="1266500661"/>
         <w:rPr>
           <w:lang w:val="nl-NL"/>
         </w:rPr>
@@ -5657,7 +5656,7 @@
     <w:p>
       <w:pPr>
         <w:pStyle w:val="Kop4"/>
-        <w:divId w:val="1373459618"/>
+        <w:divId w:val="1266500661"/>
         <w:rPr>
           <w:rFonts w:eastAsia="Times New Roman"/>
           <w:lang w:val="nl-NL"/>
@@ -5674,7 +5673,7 @@
     <w:p>
       <w:pPr>
         <w:pStyle w:val="Kop5"/>
-        <w:divId w:val="1373459618"/>
+        <w:divId w:val="1266500661"/>
         <w:rPr>
           <w:rFonts w:eastAsia="Times New Roman"/>
           <w:lang w:val="nl-NL"/>
@@ -5691,7 +5690,7 @@
     <w:p>
       <w:pPr>
         <w:pStyle w:val="Normaalweb"/>
-        <w:divId w:val="1373459618"/>
+        <w:divId w:val="1266500661"/>
         <w:rPr>
           <w:lang w:val="nl-NL"/>
         </w:rPr>
@@ -5706,7 +5705,7 @@
     <w:p>
       <w:pPr>
         <w:pStyle w:val="Kop5"/>
-        <w:divId w:val="1373459618"/>
+        <w:divId w:val="1266500661"/>
         <w:rPr>
           <w:rFonts w:eastAsia="Times New Roman"/>
           <w:lang w:val="nl-NL"/>
@@ -5723,7 +5722,7 @@
     <w:p>
       <w:pPr>
         <w:pStyle w:val="Normaalweb"/>
-        <w:divId w:val="1373459618"/>
+        <w:divId w:val="1266500661"/>
         <w:rPr>
           <w:lang w:val="nl-NL"/>
         </w:rPr>
@@ -5738,7 +5737,7 @@
     <w:p>
       <w:pPr>
         <w:pStyle w:val="Kop5"/>
-        <w:divId w:val="1373459618"/>
+        <w:divId w:val="1266500661"/>
         <w:rPr>
           <w:rFonts w:eastAsia="Times New Roman"/>
           <w:lang w:val="nl-NL"/>
@@ -5755,7 +5754,7 @@
     <w:p>
       <w:pPr>
         <w:pStyle w:val="Normaalweb"/>
-        <w:divId w:val="1373459618"/>
+        <w:divId w:val="1266500661"/>
         <w:rPr>
           <w:lang w:val="nl-NL"/>
         </w:rPr>
@@ -5770,7 +5769,7 @@
     <w:p>
       <w:pPr>
         <w:pStyle w:val="Kop5"/>
-        <w:divId w:val="1373459618"/>
+        <w:divId w:val="1266500661"/>
         <w:rPr>
           <w:rFonts w:eastAsia="Times New Roman"/>
           <w:lang w:val="nl-NL"/>
@@ -5787,7 +5786,7 @@
     <w:p>
       <w:pPr>
         <w:pStyle w:val="Normaalweb"/>
-        <w:divId w:val="1373459618"/>
+        <w:divId w:val="1266500661"/>
         <w:rPr>
           <w:lang w:val="nl-NL"/>
         </w:rPr>
@@ -5802,7 +5801,7 @@
     <w:p>
       <w:pPr>
         <w:pStyle w:val="Kop5"/>
-        <w:divId w:val="1373459618"/>
+        <w:divId w:val="1266500661"/>
         <w:rPr>
           <w:rFonts w:eastAsia="Times New Roman"/>
           <w:lang w:val="nl-NL"/>
@@ -5819,7 +5818,7 @@
     <w:p>
       <w:pPr>
         <w:pStyle w:val="Normaalweb"/>
-        <w:divId w:val="1373459618"/>
+        <w:divId w:val="1266500661"/>
         <w:rPr>
           <w:lang w:val="nl-NL"/>
         </w:rPr>
@@ -5834,7 +5833,7 @@
     <w:p>
       <w:pPr>
         <w:pStyle w:val="afsluiting"/>
-        <w:divId w:val="1373459618"/>
+        <w:divId w:val="1266500661"/>
         <w:rPr>
           <w:lang w:val="nl-NL"/>
         </w:rPr>
@@ -5849,7 +5848,7 @@
     <w:p>
       <w:pPr>
         <w:outlineLvl w:val="2"/>
-        <w:divId w:val="843974624"/>
+        <w:divId w:val="1943880931"/>
         <w:rPr>
           <w:rFonts w:ascii="Aptos Display" w:eastAsia="Times New Roman" w:hAnsi="Aptos Display"/>
           <w:b/>
@@ -5875,7 +5874,7 @@
     </w:p>
     <w:p>
       <w:pPr>
-        <w:divId w:val="843974624"/>
+        <w:divId w:val="1943880931"/>
         <w:rPr>
           <w:rFonts w:eastAsia="Times New Roman"/>
           <w:sz w:val="24"/>
@@ -5895,7 +5894,7 @@
     <w:p>
       <w:pPr>
         <w:pStyle w:val="subtitel"/>
-        <w:divId w:val="1373459618"/>
+        <w:divId w:val="1266500661"/>
         <w:rPr>
           <w:lang w:val="nl-NL"/>
         </w:rPr>
@@ -5910,7 +5909,7 @@
     <w:p>
       <w:pPr>
         <w:pStyle w:val="Kop4"/>
-        <w:divId w:val="1373459618"/>
+        <w:divId w:val="1266500661"/>
         <w:rPr>
           <w:rFonts w:eastAsia="Times New Roman"/>
           <w:lang w:val="nl-NL"/>
@@ -5927,7 +5926,7 @@
     <w:p>
       <w:pPr>
         <w:pStyle w:val="Normaalweb"/>
-        <w:divId w:val="1373459618"/>
+        <w:divId w:val="1266500661"/>
         <w:rPr>
           <w:lang w:val="nl-NL"/>
         </w:rPr>
@@ -5948,7 +5947,7 @@
     <w:p>
       <w:pPr>
         <w:pStyle w:val="Kop5"/>
-        <w:divId w:val="1373459618"/>
+        <w:divId w:val="1266500661"/>
         <w:rPr>
           <w:rFonts w:eastAsia="Times New Roman"/>
           <w:lang w:val="nl-NL"/>
@@ -5965,7 +5964,7 @@
     <w:p>
       <w:pPr>
         <w:pStyle w:val="Normaalweb"/>
-        <w:divId w:val="1373459618"/>
+        <w:divId w:val="1266500661"/>
         <w:rPr>
           <w:lang w:val="nl-NL"/>
         </w:rPr>
@@ -5980,7 +5979,7 @@
     <w:p>
       <w:pPr>
         <w:pStyle w:val="Normaalweb"/>
-        <w:divId w:val="1373459618"/>
+        <w:divId w:val="1266500661"/>
         <w:rPr>
           <w:lang w:val="nl-NL"/>
         </w:rPr>
@@ -5995,7 +5994,7 @@
     <w:p>
       <w:pPr>
         <w:pStyle w:val="Kop5"/>
-        <w:divId w:val="1373459618"/>
+        <w:divId w:val="1266500661"/>
         <w:rPr>
           <w:rFonts w:eastAsia="Times New Roman"/>
           <w:lang w:val="nl-NL"/>
@@ -6016,7 +6015,7 @@
           <w:numId w:val="16"/>
         </w:numPr>
         <w:spacing w:before="100" w:beforeAutospacing="1" w:after="100" w:afterAutospacing="1"/>
-        <w:divId w:val="1373459618"/>
+        <w:divId w:val="1266500661"/>
         <w:rPr>
           <w:rFonts w:eastAsia="Times New Roman"/>
           <w:lang w:val="nl-NL"/>
@@ -6037,7 +6036,7 @@
           <w:numId w:val="16"/>
         </w:numPr>
         <w:spacing w:before="100" w:beforeAutospacing="1" w:after="100" w:afterAutospacing="1"/>
-        <w:divId w:val="1373459618"/>
+        <w:divId w:val="1266500661"/>
         <w:rPr>
           <w:rFonts w:eastAsia="Times New Roman"/>
           <w:lang w:val="nl-NL"/>
@@ -6058,7 +6057,7 @@
           <w:numId w:val="16"/>
         </w:numPr>
         <w:spacing w:before="100" w:beforeAutospacing="1" w:after="100" w:afterAutospacing="1"/>
-        <w:divId w:val="1373459618"/>
+        <w:divId w:val="1266500661"/>
         <w:rPr>
           <w:rFonts w:eastAsia="Times New Roman"/>
           <w:lang w:val="nl-NL"/>
@@ -6079,7 +6078,7 @@
           <w:numId w:val="16"/>
         </w:numPr>
         <w:spacing w:before="100" w:beforeAutospacing="1" w:after="100" w:afterAutospacing="1"/>
-        <w:divId w:val="1373459618"/>
+        <w:divId w:val="1266500661"/>
         <w:rPr>
           <w:rFonts w:eastAsia="Times New Roman"/>
           <w:lang w:val="nl-NL"/>
@@ -6096,7 +6095,7 @@
     <w:p>
       <w:pPr>
         <w:pStyle w:val="Kop5"/>
-        <w:divId w:val="1373459618"/>
+        <w:divId w:val="1266500661"/>
         <w:rPr>
           <w:rFonts w:eastAsia="Times New Roman"/>
           <w:lang w:val="nl-NL"/>
@@ -6113,7 +6112,7 @@
     <w:p>
       <w:pPr>
         <w:pStyle w:val="Normaalweb"/>
-        <w:divId w:val="1373459618"/>
+        <w:divId w:val="1266500661"/>
         <w:rPr>
           <w:lang w:val="nl-NL"/>
         </w:rPr>
@@ -6128,7 +6127,7 @@
     <w:p>
       <w:pPr>
         <w:pStyle w:val="Kop4"/>
-        <w:divId w:val="1373459618"/>
+        <w:divId w:val="1266500661"/>
         <w:rPr>
           <w:rFonts w:eastAsia="Times New Roman"/>
           <w:lang w:val="nl-NL"/>
@@ -6145,7 +6144,7 @@
     <w:p>
       <w:pPr>
         <w:pStyle w:val="Normaalweb"/>
-        <w:divId w:val="1239827919"/>
+        <w:divId w:val="2017683334"/>
         <w:rPr>
           <w:lang w:val="nl-NL"/>
         </w:rPr>
@@ -6167,7 +6166,7 @@
     <w:p>
       <w:pPr>
         <w:pStyle w:val="Normaalweb"/>
-        <w:divId w:val="1239827919"/>
+        <w:divId w:val="2017683334"/>
         <w:rPr>
           <w:lang w:val="nl-NL"/>
         </w:rPr>
@@ -6189,7 +6188,7 @@
     <w:p>
       <w:pPr>
         <w:pStyle w:val="Kop5"/>
-        <w:divId w:val="1373459618"/>
+        <w:divId w:val="1266500661"/>
         <w:rPr>
           <w:rFonts w:eastAsia="Times New Roman"/>
           <w:lang w:val="nl-NL"/>
@@ -6206,7 +6205,7 @@
     <w:p>
       <w:pPr>
         <w:pStyle w:val="Normaalweb"/>
-        <w:divId w:val="1373459618"/>
+        <w:divId w:val="1266500661"/>
         <w:rPr>
           <w:lang w:val="nl-NL"/>
         </w:rPr>
@@ -6221,7 +6220,7 @@
     <w:p>
       <w:pPr>
         <w:pStyle w:val="Kop5"/>
-        <w:divId w:val="1373459618"/>
+        <w:divId w:val="1266500661"/>
         <w:rPr>
           <w:rFonts w:eastAsia="Times New Roman"/>
           <w:lang w:val="nl-NL"/>
@@ -6238,7 +6237,7 @@
     <w:p>
       <w:pPr>
         <w:pStyle w:val="Normaalweb"/>
-        <w:divId w:val="1373459618"/>
+        <w:divId w:val="1266500661"/>
         <w:rPr>
           <w:lang w:val="nl-NL"/>
         </w:rPr>
@@ -6253,7 +6252,7 @@
     <w:p>
       <w:pPr>
         <w:pStyle w:val="Kop5"/>
-        <w:divId w:val="1373459618"/>
+        <w:divId w:val="1266500661"/>
         <w:rPr>
           <w:rFonts w:eastAsia="Times New Roman"/>
           <w:lang w:val="nl-NL"/>
@@ -6270,7 +6269,7 @@
     <w:p>
       <w:pPr>
         <w:pStyle w:val="Normaalweb"/>
-        <w:divId w:val="1373459618"/>
+        <w:divId w:val="1266500661"/>
         <w:rPr>
           <w:lang w:val="nl-NL"/>
         </w:rPr>
@@ -6285,7 +6284,7 @@
     <w:p>
       <w:pPr>
         <w:pStyle w:val="Kop4"/>
-        <w:divId w:val="1373459618"/>
+        <w:divId w:val="1266500661"/>
         <w:rPr>
           <w:rFonts w:eastAsia="Times New Roman"/>
           <w:lang w:val="nl-NL"/>
@@ -6302,7 +6301,7 @@
     <w:p>
       <w:pPr>
         <w:pStyle w:val="Kop5"/>
-        <w:divId w:val="1373459618"/>
+        <w:divId w:val="1266500661"/>
         <w:rPr>
           <w:rFonts w:eastAsia="Times New Roman"/>
           <w:lang w:val="nl-NL"/>
@@ -6319,7 +6318,7 @@
     <w:p>
       <w:pPr>
         <w:pStyle w:val="Normaalweb"/>
-        <w:divId w:val="1373459618"/>
+        <w:divId w:val="1266500661"/>
         <w:rPr>
           <w:lang w:val="nl-NL"/>
         </w:rPr>
@@ -6334,7 +6333,7 @@
     <w:p>
       <w:pPr>
         <w:pStyle w:val="Kop5"/>
-        <w:divId w:val="1373459618"/>
+        <w:divId w:val="1266500661"/>
         <w:rPr>
           <w:rFonts w:eastAsia="Times New Roman"/>
           <w:lang w:val="nl-NL"/>
@@ -6351,7 +6350,7 @@
     <w:p>
       <w:pPr>
         <w:pStyle w:val="Normaalweb"/>
-        <w:divId w:val="1373459618"/>
+        <w:divId w:val="1266500661"/>
         <w:rPr>
           <w:lang w:val="nl-NL"/>
         </w:rPr>
@@ -6370,7 +6369,7 @@
           <w:numId w:val="17"/>
         </w:numPr>
         <w:spacing w:before="100" w:beforeAutospacing="1" w:after="100" w:afterAutospacing="1"/>
-        <w:divId w:val="1373459618"/>
+        <w:divId w:val="1266500661"/>
         <w:rPr>
           <w:rFonts w:eastAsia="Times New Roman"/>
           <w:lang w:val="nl-NL"/>
@@ -6391,7 +6390,7 @@
           <w:numId w:val="17"/>
         </w:numPr>
         <w:spacing w:before="100" w:beforeAutospacing="1" w:after="100" w:afterAutospacing="1"/>
-        <w:divId w:val="1373459618"/>
+        <w:divId w:val="1266500661"/>
         <w:rPr>
           <w:rFonts w:eastAsia="Times New Roman"/>
           <w:lang w:val="nl-NL"/>
@@ -6412,7 +6411,7 @@
           <w:numId w:val="17"/>
         </w:numPr>
         <w:spacing w:before="100" w:beforeAutospacing="1" w:after="100" w:afterAutospacing="1"/>
-        <w:divId w:val="1373459618"/>
+        <w:divId w:val="1266500661"/>
         <w:rPr>
           <w:rFonts w:eastAsia="Times New Roman"/>
           <w:lang w:val="nl-NL"/>
@@ -6429,7 +6428,7 @@
     <w:p>
       <w:pPr>
         <w:pStyle w:val="Normaalweb"/>
-        <w:divId w:val="1373459618"/>
+        <w:divId w:val="1266500661"/>
         <w:rPr>
           <w:lang w:val="nl-NL"/>
         </w:rPr>
@@ -6444,7 +6443,7 @@
     <w:p>
       <w:pPr>
         <w:pStyle w:val="Kop5"/>
-        <w:divId w:val="1373459618"/>
+        <w:divId w:val="1266500661"/>
         <w:rPr>
           <w:rFonts w:eastAsia="Times New Roman"/>
           <w:lang w:val="nl-NL"/>
@@ -6461,7 +6460,7 @@
     <w:p>
       <w:pPr>
         <w:pStyle w:val="Normaalweb"/>
-        <w:divId w:val="1373459618"/>
+        <w:divId w:val="1266500661"/>
         <w:rPr>
           <w:lang w:val="nl-NL"/>
         </w:rPr>
@@ -6476,7 +6475,7 @@
     <w:p>
       <w:pPr>
         <w:pStyle w:val="Kop4"/>
-        <w:divId w:val="1373459618"/>
+        <w:divId w:val="1266500661"/>
         <w:rPr>
           <w:rFonts w:eastAsia="Times New Roman"/>
           <w:lang w:val="nl-NL"/>
@@ -6493,7 +6492,7 @@
     <w:p>
       <w:pPr>
         <w:pStyle w:val="Kop5"/>
-        <w:divId w:val="1373459618"/>
+        <w:divId w:val="1266500661"/>
         <w:rPr>
           <w:rFonts w:eastAsia="Times New Roman"/>
           <w:lang w:val="nl-NL"/>
@@ -6510,7 +6509,7 @@
     <w:p>
       <w:pPr>
         <w:pStyle w:val="Normaalweb"/>
-        <w:divId w:val="1373459618"/>
+        <w:divId w:val="1266500661"/>
         <w:rPr>
           <w:lang w:val="nl-NL"/>
         </w:rPr>
@@ -6525,7 +6524,7 @@
     <w:p>
       <w:pPr>
         <w:pStyle w:val="Kop5"/>
-        <w:divId w:val="1373459618"/>
+        <w:divId w:val="1266500661"/>
         <w:rPr>
           <w:rFonts w:eastAsia="Times New Roman"/>
           <w:lang w:val="nl-NL"/>
@@ -6542,7 +6541,7 @@
     <w:p>
       <w:pPr>
         <w:pStyle w:val="Normaalweb"/>
-        <w:divId w:val="1373459618"/>
+        <w:divId w:val="1266500661"/>
         <w:rPr>
           <w:lang w:val="nl-NL"/>
         </w:rPr>
@@ -6557,7 +6556,7 @@
     <w:p>
       <w:pPr>
         <w:pStyle w:val="Kop5"/>
-        <w:divId w:val="1373459618"/>
+        <w:divId w:val="1266500661"/>
         <w:rPr>
           <w:rFonts w:eastAsia="Times New Roman"/>
           <w:lang w:val="nl-NL"/>
@@ -6574,7 +6573,7 @@
     <w:p>
       <w:pPr>
         <w:pStyle w:val="Normaalweb"/>
-        <w:divId w:val="1373459618"/>
+        <w:divId w:val="1266500661"/>
         <w:rPr>
           <w:lang w:val="nl-NL"/>
         </w:rPr>
@@ -6589,7 +6588,7 @@
     <w:p>
       <w:pPr>
         <w:pStyle w:val="Kop5"/>
-        <w:divId w:val="1373459618"/>
+        <w:divId w:val="1266500661"/>
         <w:rPr>
           <w:rFonts w:eastAsia="Times New Roman"/>
           <w:lang w:val="nl-NL"/>
@@ -6606,7 +6605,7 @@
     <w:p>
       <w:pPr>
         <w:pStyle w:val="Normaalweb"/>
-        <w:divId w:val="1373459618"/>
+        <w:divId w:val="1266500661"/>
         <w:rPr>
           <w:lang w:val="nl-NL"/>
         </w:rPr>
@@ -6621,7 +6620,7 @@
     <w:p>
       <w:pPr>
         <w:pStyle w:val="Kop5"/>
-        <w:divId w:val="1373459618"/>
+        <w:divId w:val="1266500661"/>
         <w:rPr>
           <w:rFonts w:eastAsia="Times New Roman"/>
           <w:lang w:val="nl-NL"/>
@@ -6638,7 +6637,7 @@
     <w:p>
       <w:pPr>
         <w:pStyle w:val="Normaalweb"/>
-        <w:divId w:val="1373459618"/>
+        <w:divId w:val="1266500661"/>
         <w:rPr>
           <w:lang w:val="nl-NL"/>
         </w:rPr>
@@ -6653,7 +6652,7 @@
     <w:p>
       <w:pPr>
         <w:pStyle w:val="afsluiting"/>
-        <w:divId w:val="1373459618"/>
+        <w:divId w:val="1266500661"/>
         <w:rPr>
           <w:lang w:val="nl-NL"/>
         </w:rPr>
@@ -6668,7 +6667,7 @@
     <w:p>
       <w:pPr>
         <w:outlineLvl w:val="2"/>
-        <w:divId w:val="245312802"/>
+        <w:divId w:val="1387266270"/>
         <w:rPr>
           <w:rFonts w:ascii="Aptos Display" w:eastAsia="Times New Roman" w:hAnsi="Aptos Display"/>
           <w:b/>
@@ -6694,7 +6693,7 @@
     </w:p>
     <w:p>
       <w:pPr>
-        <w:divId w:val="245312802"/>
+        <w:divId w:val="1387266270"/>
         <w:rPr>
           <w:rFonts w:eastAsia="Times New Roman"/>
           <w:sz w:val="24"/>
@@ -6714,7 +6713,7 @@
     <w:p>
       <w:pPr>
         <w:pStyle w:val="subtitel"/>
-        <w:divId w:val="1373459618"/>
+        <w:divId w:val="1266500661"/>
         <w:rPr>
           <w:lang w:val="nl-NL"/>
         </w:rPr>
@@ -6729,7 +6728,7 @@
     <w:p>
       <w:pPr>
         <w:pStyle w:val="Kop4"/>
-        <w:divId w:val="1373459618"/>
+        <w:divId w:val="1266500661"/>
         <w:rPr>
           <w:rFonts w:eastAsia="Times New Roman"/>
           <w:lang w:val="nl-NL"/>
@@ -6746,7 +6745,7 @@
     <w:p>
       <w:pPr>
         <w:pStyle w:val="Normaalweb"/>
-        <w:divId w:val="1373459618"/>
+        <w:divId w:val="1266500661"/>
         <w:rPr>
           <w:lang w:val="nl-NL"/>
         </w:rPr>
@@ -6767,7 +6766,7 @@
     <w:p>
       <w:pPr>
         <w:pStyle w:val="Kop5"/>
-        <w:divId w:val="1373459618"/>
+        <w:divId w:val="1266500661"/>
         <w:rPr>
           <w:rFonts w:eastAsia="Times New Roman"/>
           <w:lang w:val="nl-NL"/>
@@ -6784,7 +6783,7 @@
     <w:p>
       <w:pPr>
         <w:pStyle w:val="Normaalweb"/>
-        <w:divId w:val="1373459618"/>
+        <w:divId w:val="1266500661"/>
         <w:rPr>
           <w:lang w:val="nl-NL"/>
         </w:rPr>
@@ -6799,7 +6798,7 @@
     <w:p>
       <w:pPr>
         <w:pStyle w:val="Normaalweb"/>
-        <w:divId w:val="1373459618"/>
+        <w:divId w:val="1266500661"/>
         <w:rPr>
           <w:lang w:val="nl-NL"/>
         </w:rPr>
@@ -6814,7 +6813,7 @@
     <w:p>
       <w:pPr>
         <w:pStyle w:val="Kop5"/>
-        <w:divId w:val="1373459618"/>
+        <w:divId w:val="1266500661"/>
         <w:rPr>
           <w:rFonts w:eastAsia="Times New Roman"/>
           <w:lang w:val="nl-NL"/>
@@ -6835,7 +6834,7 @@
           <w:numId w:val="18"/>
         </w:numPr>
         <w:spacing w:before="100" w:beforeAutospacing="1" w:after="100" w:afterAutospacing="1"/>
-        <w:divId w:val="1373459618"/>
+        <w:divId w:val="1266500661"/>
         <w:rPr>
           <w:rFonts w:eastAsia="Times New Roman"/>
           <w:lang w:val="nl-NL"/>
@@ -6856,7 +6855,7 @@
           <w:numId w:val="18"/>
         </w:numPr>
         <w:spacing w:before="100" w:beforeAutospacing="1" w:after="100" w:afterAutospacing="1"/>
-        <w:divId w:val="1373459618"/>
+        <w:divId w:val="1266500661"/>
         <w:rPr>
           <w:rFonts w:eastAsia="Times New Roman"/>
           <w:lang w:val="nl-NL"/>
@@ -6877,7 +6876,7 @@
           <w:numId w:val="18"/>
         </w:numPr>
         <w:spacing w:before="100" w:beforeAutospacing="1" w:after="100" w:afterAutospacing="1"/>
-        <w:divId w:val="1373459618"/>
+        <w:divId w:val="1266500661"/>
         <w:rPr>
           <w:rFonts w:eastAsia="Times New Roman"/>
           <w:lang w:val="nl-NL"/>
@@ -6898,7 +6897,7 @@
           <w:numId w:val="18"/>
         </w:numPr>
         <w:spacing w:before="100" w:beforeAutospacing="1" w:after="100" w:afterAutospacing="1"/>
-        <w:divId w:val="1373459618"/>
+        <w:divId w:val="1266500661"/>
         <w:rPr>
           <w:rFonts w:eastAsia="Times New Roman"/>
           <w:lang w:val="nl-NL"/>
@@ -6915,7 +6914,7 @@
     <w:p>
       <w:pPr>
         <w:pStyle w:val="Kop5"/>
-        <w:divId w:val="1373459618"/>
+        <w:divId w:val="1266500661"/>
         <w:rPr>
           <w:rFonts w:eastAsia="Times New Roman"/>
           <w:lang w:val="nl-NL"/>
@@ -6932,7 +6931,7 @@
     <w:p>
       <w:pPr>
         <w:pStyle w:val="Normaalweb"/>
-        <w:divId w:val="1373459618"/>
+        <w:divId w:val="1266500661"/>
         <w:rPr>
           <w:lang w:val="nl-NL"/>
         </w:rPr>
@@ -6947,7 +6946,7 @@
     <w:p>
       <w:pPr>
         <w:pStyle w:val="Kop4"/>
-        <w:divId w:val="1373459618"/>
+        <w:divId w:val="1266500661"/>
         <w:rPr>
           <w:rFonts w:eastAsia="Times New Roman"/>
           <w:lang w:val="nl-NL"/>
@@ -6964,7 +6963,7 @@
     <w:p>
       <w:pPr>
         <w:pStyle w:val="Normaalweb"/>
-        <w:divId w:val="1942494470"/>
+        <w:divId w:val="767240952"/>
         <w:rPr>
           <w:lang w:val="nl-NL"/>
         </w:rPr>
@@ -6986,7 +6985,7 @@
     <w:p>
       <w:pPr>
         <w:pStyle w:val="Normaalweb"/>
-        <w:divId w:val="1942494470"/>
+        <w:divId w:val="767240952"/>
         <w:rPr>
           <w:lang w:val="nl-NL"/>
         </w:rPr>
@@ -7008,7 +7007,7 @@
     <w:p>
       <w:pPr>
         <w:pStyle w:val="Kop5"/>
-        <w:divId w:val="1373459618"/>
+        <w:divId w:val="1266500661"/>
         <w:rPr>
           <w:rFonts w:eastAsia="Times New Roman"/>
           <w:lang w:val="nl-NL"/>
@@ -7025,7 +7024,7 @@
     <w:p>
       <w:pPr>
         <w:pStyle w:val="Normaalweb"/>
-        <w:divId w:val="1373459618"/>
+        <w:divId w:val="1266500661"/>
         <w:rPr>
           <w:lang w:val="nl-NL"/>
         </w:rPr>
@@ -7040,7 +7039,7 @@
     <w:p>
       <w:pPr>
         <w:pStyle w:val="Kop5"/>
-        <w:divId w:val="1373459618"/>
+        <w:divId w:val="1266500661"/>
         <w:rPr>
           <w:rFonts w:eastAsia="Times New Roman"/>
           <w:lang w:val="nl-NL"/>
@@ -7057,7 +7056,7 @@
     <w:p>
       <w:pPr>
         <w:pStyle w:val="Normaalweb"/>
-        <w:divId w:val="1373459618"/>
+        <w:divId w:val="1266500661"/>
         <w:rPr>
           <w:lang w:val="nl-NL"/>
         </w:rPr>
@@ -7072,7 +7071,7 @@
     <w:p>
       <w:pPr>
         <w:pStyle w:val="Kop5"/>
-        <w:divId w:val="1373459618"/>
+        <w:divId w:val="1266500661"/>
         <w:rPr>
           <w:rFonts w:eastAsia="Times New Roman"/>
           <w:lang w:val="nl-NL"/>
@@ -7089,7 +7088,7 @@
     <w:p>
       <w:pPr>
         <w:pStyle w:val="Normaalweb"/>
-        <w:divId w:val="1373459618"/>
+        <w:divId w:val="1266500661"/>
         <w:rPr>
           <w:lang w:val="nl-NL"/>
         </w:rPr>
@@ -7104,7 +7103,7 @@
     <w:p>
       <w:pPr>
         <w:pStyle w:val="Kop4"/>
-        <w:divId w:val="1373459618"/>
+        <w:divId w:val="1266500661"/>
         <w:rPr>
           <w:rFonts w:eastAsia="Times New Roman"/>
           <w:lang w:val="nl-NL"/>
@@ -7121,7 +7120,7 @@
     <w:p>
       <w:pPr>
         <w:pStyle w:val="Kop5"/>
-        <w:divId w:val="1373459618"/>
+        <w:divId w:val="1266500661"/>
         <w:rPr>
           <w:rFonts w:eastAsia="Times New Roman"/>
           <w:lang w:val="nl-NL"/>
@@ -7138,7 +7137,7 @@
     <w:p>
       <w:pPr>
         <w:pStyle w:val="Normaalweb"/>
-        <w:divId w:val="1373459618"/>
+        <w:divId w:val="1266500661"/>
         <w:rPr>
           <w:lang w:val="nl-NL"/>
         </w:rPr>
@@ -7153,7 +7152,7 @@
     <w:p>
       <w:pPr>
         <w:pStyle w:val="Kop5"/>
-        <w:divId w:val="1373459618"/>
+        <w:divId w:val="1266500661"/>
         <w:rPr>
           <w:rFonts w:eastAsia="Times New Roman"/>
           <w:lang w:val="nl-NL"/>
@@ -7170,7 +7169,7 @@
     <w:p>
       <w:pPr>
         <w:pStyle w:val="Normaalweb"/>
-        <w:divId w:val="1373459618"/>
+        <w:divId w:val="1266500661"/>
         <w:rPr>
           <w:lang w:val="nl-NL"/>
         </w:rPr>
@@ -7189,7 +7188,7 @@
           <w:numId w:val="19"/>
         </w:numPr>
         <w:spacing w:before="100" w:beforeAutospacing="1" w:after="100" w:afterAutospacing="1"/>
-        <w:divId w:val="1373459618"/>
+        <w:divId w:val="1266500661"/>
         <w:rPr>
           <w:rFonts w:eastAsia="Times New Roman"/>
           <w:lang w:val="nl-NL"/>
@@ -7210,7 +7209,7 @@
           <w:numId w:val="19"/>
         </w:numPr>
         <w:spacing w:before="100" w:beforeAutospacing="1" w:after="100" w:afterAutospacing="1"/>
-        <w:divId w:val="1373459618"/>
+        <w:divId w:val="1266500661"/>
         <w:rPr>
           <w:rFonts w:eastAsia="Times New Roman"/>
           <w:lang w:val="nl-NL"/>
@@ -7231,7 +7230,7 @@
           <w:numId w:val="19"/>
         </w:numPr>
         <w:spacing w:before="100" w:beforeAutospacing="1" w:after="100" w:afterAutospacing="1"/>
-        <w:divId w:val="1373459618"/>
+        <w:divId w:val="1266500661"/>
         <w:rPr>
           <w:rFonts w:eastAsia="Times New Roman"/>
           <w:lang w:val="nl-NL"/>
@@ -7252,7 +7251,7 @@
           <w:numId w:val="19"/>
         </w:numPr>
         <w:spacing w:before="100" w:beforeAutospacing="1" w:after="100" w:afterAutospacing="1"/>
-        <w:divId w:val="1373459618"/>
+        <w:divId w:val="1266500661"/>
         <w:rPr>
           <w:rFonts w:eastAsia="Times New Roman"/>
           <w:lang w:val="nl-NL"/>
@@ -7269,7 +7268,7 @@
     <w:p>
       <w:pPr>
         <w:pStyle w:val="Normaalweb"/>
-        <w:divId w:val="1373459618"/>
+        <w:divId w:val="1266500661"/>
         <w:rPr>
           <w:lang w:val="nl-NL"/>
         </w:rPr>
@@ -7284,7 +7283,7 @@
     <w:p>
       <w:pPr>
         <w:pStyle w:val="Kop5"/>
-        <w:divId w:val="1373459618"/>
+        <w:divId w:val="1266500661"/>
         <w:rPr>
           <w:rFonts w:eastAsia="Times New Roman"/>
           <w:lang w:val="nl-NL"/>
@@ -7301,7 +7300,7 @@
     <w:p>
       <w:pPr>
         <w:pStyle w:val="Normaalweb"/>
-        <w:divId w:val="1373459618"/>
+        <w:divId w:val="1266500661"/>
         <w:rPr>
           <w:lang w:val="nl-NL"/>
         </w:rPr>
@@ -7316,7 +7315,7 @@
     <w:p>
       <w:pPr>
         <w:pStyle w:val="Kop4"/>
-        <w:divId w:val="1373459618"/>
+        <w:divId w:val="1266500661"/>
         <w:rPr>
           <w:rFonts w:eastAsia="Times New Roman"/>
           <w:lang w:val="nl-NL"/>
@@ -7333,7 +7332,7 @@
     <w:p>
       <w:pPr>
         <w:pStyle w:val="Kop5"/>
-        <w:divId w:val="1373459618"/>
+        <w:divId w:val="1266500661"/>
         <w:rPr>
           <w:rFonts w:eastAsia="Times New Roman"/>
           <w:lang w:val="nl-NL"/>
@@ -7350,7 +7349,7 @@
     <w:p>
       <w:pPr>
         <w:pStyle w:val="Normaalweb"/>
-        <w:divId w:val="1373459618"/>
+        <w:divId w:val="1266500661"/>
         <w:rPr>
           <w:lang w:val="nl-NL"/>
         </w:rPr>
@@ -7365,7 +7364,7 @@
     <w:p>
       <w:pPr>
         <w:pStyle w:val="Kop5"/>
-        <w:divId w:val="1373459618"/>
+        <w:divId w:val="1266500661"/>
         <w:rPr>
           <w:rFonts w:eastAsia="Times New Roman"/>
           <w:lang w:val="nl-NL"/>
@@ -7382,7 +7381,7 @@
     <w:p>
       <w:pPr>
         <w:pStyle w:val="Normaalweb"/>
-        <w:divId w:val="1373459618"/>
+        <w:divId w:val="1266500661"/>
         <w:rPr>
           <w:lang w:val="nl-NL"/>
         </w:rPr>
@@ -7397,7 +7396,7 @@
     <w:p>
       <w:pPr>
         <w:pStyle w:val="Kop5"/>
-        <w:divId w:val="1373459618"/>
+        <w:divId w:val="1266500661"/>
         <w:rPr>
           <w:rFonts w:eastAsia="Times New Roman"/>
           <w:lang w:val="nl-NL"/>
@@ -7414,7 +7413,7 @@
     <w:p>
       <w:pPr>
         <w:pStyle w:val="Normaalweb"/>
-        <w:divId w:val="1373459618"/>
+        <w:divId w:val="1266500661"/>
         <w:rPr>
           <w:lang w:val="nl-NL"/>
         </w:rPr>
@@ -7429,7 +7428,7 @@
     <w:p>
       <w:pPr>
         <w:pStyle w:val="Kop5"/>
-        <w:divId w:val="1373459618"/>
+        <w:divId w:val="1266500661"/>
         <w:rPr>
           <w:rFonts w:eastAsia="Times New Roman"/>
           <w:lang w:val="nl-NL"/>
@@ -7446,7 +7445,7 @@
     <w:p>
       <w:pPr>
         <w:pStyle w:val="Normaalweb"/>
-        <w:divId w:val="1373459618"/>
+        <w:divId w:val="1266500661"/>
         <w:rPr>
           <w:lang w:val="nl-NL"/>
         </w:rPr>
@@ -7461,7 +7460,7 @@
     <w:p>
       <w:pPr>
         <w:pStyle w:val="Kop5"/>
-        <w:divId w:val="1373459618"/>
+        <w:divId w:val="1266500661"/>
         <w:rPr>
           <w:rFonts w:eastAsia="Times New Roman"/>
           <w:lang w:val="nl-NL"/>
@@ -7478,7 +7477,7 @@
     <w:p>
       <w:pPr>
         <w:pStyle w:val="Normaalweb"/>
-        <w:divId w:val="1373459618"/>
+        <w:divId w:val="1266500661"/>
         <w:rPr>
           <w:lang w:val="nl-NL"/>
         </w:rPr>
@@ -7493,7 +7492,7 @@
     <w:p>
       <w:pPr>
         <w:pStyle w:val="afsluiting"/>
-        <w:divId w:val="1373459618"/>
+        <w:divId w:val="1266500661"/>
         <w:rPr>
           <w:lang w:val="nl-NL"/>
         </w:rPr>
@@ -7508,7 +7507,7 @@
     <w:p>
       <w:pPr>
         <w:outlineLvl w:val="2"/>
-        <w:divId w:val="524368638"/>
+        <w:divId w:val="840002101"/>
         <w:rPr>
           <w:rFonts w:ascii="Aptos Display" w:eastAsia="Times New Roman" w:hAnsi="Aptos Display"/>
           <w:b/>
@@ -7534,7 +7533,7 @@
     </w:p>
     <w:p>
       <w:pPr>
-        <w:divId w:val="524368638"/>
+        <w:divId w:val="840002101"/>
         <w:rPr>
           <w:rFonts w:eastAsia="Times New Roman"/>
           <w:sz w:val="24"/>
@@ -7554,7 +7553,7 @@
     <w:p>
       <w:pPr>
         <w:pStyle w:val="subtitel"/>
-        <w:divId w:val="1373459618"/>
+        <w:divId w:val="1266500661"/>
         <w:rPr>
           <w:lang w:val="nl-NL"/>
         </w:rPr>
@@ -7569,7 +7568,7 @@
     <w:p>
       <w:pPr>
         <w:pStyle w:val="Kop4"/>
-        <w:divId w:val="1373459618"/>
+        <w:divId w:val="1266500661"/>
         <w:rPr>
           <w:rFonts w:eastAsia="Times New Roman"/>
           <w:lang w:val="nl-NL"/>
@@ -7586,7 +7585,7 @@
     <w:p>
       <w:pPr>
         <w:pStyle w:val="Normaalweb"/>
-        <w:divId w:val="1373459618"/>
+        <w:divId w:val="1266500661"/>
         <w:rPr>
           <w:lang w:val="nl-NL"/>
         </w:rPr>
@@ -7601,7 +7600,7 @@
     <w:p>
       <w:pPr>
         <w:pStyle w:val="Kop5"/>
-        <w:divId w:val="1373459618"/>
+        <w:divId w:val="1266500661"/>
         <w:rPr>
           <w:rFonts w:eastAsia="Times New Roman"/>
           <w:lang w:val="nl-NL"/>
@@ -7618,7 +7617,7 @@
     <w:p>
       <w:pPr>
         <w:pStyle w:val="Normaalweb"/>
-        <w:divId w:val="1373459618"/>
+        <w:divId w:val="1266500661"/>
         <w:rPr>
           <w:lang w:val="nl-NL"/>
         </w:rPr>
@@ -7633,7 +7632,7 @@
     <w:p>
       <w:pPr>
         <w:pStyle w:val="Normaalweb"/>
-        <w:divId w:val="1373459618"/>
+        <w:divId w:val="1266500661"/>
         <w:rPr>
           <w:lang w:val="nl-NL"/>
         </w:rPr>
@@ -7648,7 +7647,7 @@
     <w:p>
       <w:pPr>
         <w:pStyle w:val="Kop5"/>
-        <w:divId w:val="1373459618"/>
+        <w:divId w:val="1266500661"/>
         <w:rPr>
           <w:rFonts w:eastAsia="Times New Roman"/>
           <w:lang w:val="nl-NL"/>
@@ -7669,7 +7668,7 @@
           <w:numId w:val="20"/>
         </w:numPr>
         <w:spacing w:before="100" w:beforeAutospacing="1" w:after="100" w:afterAutospacing="1"/>
-        <w:divId w:val="1373459618"/>
+        <w:divId w:val="1266500661"/>
         <w:rPr>
           <w:rFonts w:eastAsia="Times New Roman"/>
           <w:lang w:val="nl-NL"/>
@@ -7690,7 +7689,7 @@
           <w:numId w:val="20"/>
         </w:numPr>
         <w:spacing w:before="100" w:beforeAutospacing="1" w:after="100" w:afterAutospacing="1"/>
-        <w:divId w:val="1373459618"/>
+        <w:divId w:val="1266500661"/>
         <w:rPr>
           <w:rFonts w:eastAsia="Times New Roman"/>
           <w:lang w:val="nl-NL"/>
@@ -7711,7 +7710,7 @@
           <w:numId w:val="20"/>
         </w:numPr>
         <w:spacing w:before="100" w:beforeAutospacing="1" w:after="100" w:afterAutospacing="1"/>
-        <w:divId w:val="1373459618"/>
+        <w:divId w:val="1266500661"/>
         <w:rPr>
           <w:rFonts w:eastAsia="Times New Roman"/>
           <w:lang w:val="nl-NL"/>
@@ -7728,7 +7727,7 @@
     <w:p>
       <w:pPr>
         <w:pStyle w:val="Kop5"/>
-        <w:divId w:val="1373459618"/>
+        <w:divId w:val="1266500661"/>
         <w:rPr>
           <w:rFonts w:eastAsia="Times New Roman"/>
           <w:lang w:val="nl-NL"/>
@@ -7745,7 +7744,7 @@
     <w:p>
       <w:pPr>
         <w:pStyle w:val="Normaalweb"/>
-        <w:divId w:val="1373459618"/>
+        <w:divId w:val="1266500661"/>
         <w:rPr>
           <w:lang w:val="nl-NL"/>
         </w:rPr>
@@ -7760,7 +7759,7 @@
     <w:p>
       <w:pPr>
         <w:pStyle w:val="Kop4"/>
-        <w:divId w:val="1373459618"/>
+        <w:divId w:val="1266500661"/>
         <w:rPr>
           <w:rFonts w:eastAsia="Times New Roman"/>
           <w:lang w:val="nl-NL"/>
@@ -7777,7 +7776,7 @@
     <w:p>
       <w:pPr>
         <w:pStyle w:val="Normaalweb"/>
-        <w:divId w:val="724261407"/>
+        <w:divId w:val="397048045"/>
         <w:rPr>
           <w:lang w:val="nl-NL"/>
         </w:rPr>
@@ -7799,7 +7798,7 @@
     <w:p>
       <w:pPr>
         <w:pStyle w:val="Normaalweb"/>
-        <w:divId w:val="724261407"/>
+        <w:divId w:val="397048045"/>
         <w:rPr>
           <w:lang w:val="nl-NL"/>
         </w:rPr>
@@ -7821,7 +7820,7 @@
     <w:p>
       <w:pPr>
         <w:pStyle w:val="Kop5"/>
-        <w:divId w:val="1373459618"/>
+        <w:divId w:val="1266500661"/>
         <w:rPr>
           <w:rFonts w:eastAsia="Times New Roman"/>
           <w:lang w:val="nl-NL"/>
@@ -7838,7 +7837,7 @@
     <w:p>
       <w:pPr>
         <w:pStyle w:val="Normaalweb"/>
-        <w:divId w:val="1373459618"/>
+        <w:divId w:val="1266500661"/>
         <w:rPr>
           <w:lang w:val="nl-NL"/>
         </w:rPr>
@@ -7853,7 +7852,7 @@
     <w:p>
       <w:pPr>
         <w:pStyle w:val="Kop5"/>
-        <w:divId w:val="1373459618"/>
+        <w:divId w:val="1266500661"/>
         <w:rPr>
           <w:rFonts w:eastAsia="Times New Roman"/>
           <w:lang w:val="nl-NL"/>
@@ -7870,7 +7869,7 @@
     <w:p>
       <w:pPr>
         <w:pStyle w:val="Normaalweb"/>
-        <w:divId w:val="1373459618"/>
+        <w:divId w:val="1266500661"/>
         <w:rPr>
           <w:lang w:val="nl-NL"/>
         </w:rPr>
@@ -7885,7 +7884,7 @@
     <w:p>
       <w:pPr>
         <w:pStyle w:val="Kop5"/>
-        <w:divId w:val="1373459618"/>
+        <w:divId w:val="1266500661"/>
         <w:rPr>
           <w:rFonts w:eastAsia="Times New Roman"/>
           <w:lang w:val="nl-NL"/>
@@ -7902,7 +7901,7 @@
     <w:p>
       <w:pPr>
         <w:pStyle w:val="Normaalweb"/>
-        <w:divId w:val="1373459618"/>
+        <w:divId w:val="1266500661"/>
         <w:rPr>
           <w:lang w:val="nl-NL"/>
         </w:rPr>
@@ -7917,7 +7916,7 @@
     <w:p>
       <w:pPr>
         <w:pStyle w:val="Kop4"/>
-        <w:divId w:val="1373459618"/>
+        <w:divId w:val="1266500661"/>
         <w:rPr>
           <w:rFonts w:eastAsia="Times New Roman"/>
           <w:lang w:val="nl-NL"/>
@@ -7934,7 +7933,7 @@
     <w:p>
       <w:pPr>
         <w:pStyle w:val="Kop5"/>
-        <w:divId w:val="1373459618"/>
+        <w:divId w:val="1266500661"/>
         <w:rPr>
           <w:rFonts w:eastAsia="Times New Roman"/>
           <w:lang w:val="nl-NL"/>
@@ -7951,7 +7950,7 @@
     <w:p>
       <w:pPr>
         <w:pStyle w:val="Normaalweb"/>
-        <w:divId w:val="1373459618"/>
+        <w:divId w:val="1266500661"/>
         <w:rPr>
           <w:lang w:val="nl-NL"/>
         </w:rPr>
@@ -7966,7 +7965,7 @@
     <w:p>
       <w:pPr>
         <w:pStyle w:val="Kop5"/>
-        <w:divId w:val="1373459618"/>
+        <w:divId w:val="1266500661"/>
         <w:rPr>
           <w:rFonts w:eastAsia="Times New Roman"/>
           <w:lang w:val="nl-NL"/>
@@ -7983,7 +7982,7 @@
     <w:p>
       <w:pPr>
         <w:pStyle w:val="Normaalweb"/>
-        <w:divId w:val="1373459618"/>
+        <w:divId w:val="1266500661"/>
         <w:rPr>
           <w:lang w:val="nl-NL"/>
         </w:rPr>
@@ -8002,7 +8001,7 @@
           <w:numId w:val="21"/>
         </w:numPr>
         <w:spacing w:before="100" w:beforeAutospacing="1" w:after="100" w:afterAutospacing="1"/>
-        <w:divId w:val="1373459618"/>
+        <w:divId w:val="1266500661"/>
         <w:rPr>
           <w:rFonts w:eastAsia="Times New Roman"/>
           <w:lang w:val="nl-NL"/>
@@ -8023,7 +8022,7 @@
           <w:numId w:val="21"/>
         </w:numPr>
         <w:spacing w:before="100" w:beforeAutospacing="1" w:after="100" w:afterAutospacing="1"/>
-        <w:divId w:val="1373459618"/>
+        <w:divId w:val="1266500661"/>
         <w:rPr>
           <w:rFonts w:eastAsia="Times New Roman"/>
           <w:lang w:val="nl-NL"/>
@@ -8044,7 +8043,7 @@
           <w:numId w:val="21"/>
         </w:numPr>
         <w:spacing w:before="100" w:beforeAutospacing="1" w:after="100" w:afterAutospacing="1"/>
-        <w:divId w:val="1373459618"/>
+        <w:divId w:val="1266500661"/>
         <w:rPr>
           <w:rFonts w:eastAsia="Times New Roman"/>
           <w:lang w:val="nl-NL"/>
@@ -8061,7 +8060,7 @@
     <w:p>
       <w:pPr>
         <w:pStyle w:val="Normaalweb"/>
-        <w:divId w:val="1373459618"/>
+        <w:divId w:val="1266500661"/>
         <w:rPr>
           <w:lang w:val="nl-NL"/>
         </w:rPr>
@@ -8076,7 +8075,7 @@
     <w:p>
       <w:pPr>
         <w:pStyle w:val="Kop5"/>
-        <w:divId w:val="1373459618"/>
+        <w:divId w:val="1266500661"/>
         <w:rPr>
           <w:rFonts w:eastAsia="Times New Roman"/>
           <w:lang w:val="nl-NL"/>
@@ -8093,7 +8092,7 @@
     <w:p>
       <w:pPr>
         <w:pStyle w:val="Normaalweb"/>
-        <w:divId w:val="1373459618"/>
+        <w:divId w:val="1266500661"/>
         <w:rPr>
           <w:lang w:val="nl-NL"/>
         </w:rPr>
@@ -8108,7 +8107,7 @@
     <w:p>
       <w:pPr>
         <w:pStyle w:val="Kop4"/>
-        <w:divId w:val="1373459618"/>
+        <w:divId w:val="1266500661"/>
         <w:rPr>
           <w:rFonts w:eastAsia="Times New Roman"/>
           <w:lang w:val="nl-NL"/>
@@ -8125,7 +8124,7 @@
     <w:p>
       <w:pPr>
         <w:pStyle w:val="Kop5"/>
-        <w:divId w:val="1373459618"/>
+        <w:divId w:val="1266500661"/>
         <w:rPr>
           <w:rFonts w:eastAsia="Times New Roman"/>
           <w:lang w:val="nl-NL"/>
@@ -8142,7 +8141,7 @@
     <w:p>
       <w:pPr>
         <w:pStyle w:val="Normaalweb"/>
-        <w:divId w:val="1373459618"/>
+        <w:divId w:val="1266500661"/>
         <w:rPr>
           <w:lang w:val="nl-NL"/>
         </w:rPr>
@@ -8157,7 +8156,7 @@
     <w:p>
       <w:pPr>
         <w:pStyle w:val="Kop5"/>
-        <w:divId w:val="1373459618"/>
+        <w:divId w:val="1266500661"/>
         <w:rPr>
           <w:rFonts w:eastAsia="Times New Roman"/>
           <w:lang w:val="nl-NL"/>
@@ -8174,7 +8173,7 @@
     <w:p>
       <w:pPr>
         <w:pStyle w:val="Normaalweb"/>
-        <w:divId w:val="1373459618"/>
+        <w:divId w:val="1266500661"/>
         <w:rPr>
           <w:lang w:val="nl-NL"/>
         </w:rPr>
@@ -8189,7 +8188,7 @@
     <w:p>
       <w:pPr>
         <w:pStyle w:val="Kop5"/>
-        <w:divId w:val="1373459618"/>
+        <w:divId w:val="1266500661"/>
         <w:rPr>
           <w:rFonts w:eastAsia="Times New Roman"/>
           <w:lang w:val="nl-NL"/>
@@ -8206,7 +8205,7 @@
     <w:p>
       <w:pPr>
         <w:pStyle w:val="Normaalweb"/>
-        <w:divId w:val="1373459618"/>
+        <w:divId w:val="1266500661"/>
         <w:rPr>
           <w:lang w:val="nl-NL"/>
         </w:rPr>
@@ -8221,7 +8220,7 @@
     <w:p>
       <w:pPr>
         <w:pStyle w:val="Kop5"/>
-        <w:divId w:val="1373459618"/>
+        <w:divId w:val="1266500661"/>
         <w:rPr>
           <w:rFonts w:eastAsia="Times New Roman"/>
           <w:lang w:val="nl-NL"/>
@@ -8238,7 +8237,7 @@
     <w:p>
       <w:pPr>
         <w:pStyle w:val="Normaalweb"/>
-        <w:divId w:val="1373459618"/>
+        <w:divId w:val="1266500661"/>
         <w:rPr>
           <w:lang w:val="nl-NL"/>
         </w:rPr>
@@ -8253,7 +8252,7 @@
     <w:p>
       <w:pPr>
         <w:pStyle w:val="Kop5"/>
-        <w:divId w:val="1373459618"/>
+        <w:divId w:val="1266500661"/>
         <w:rPr>
           <w:rFonts w:eastAsia="Times New Roman"/>
           <w:lang w:val="nl-NL"/>
@@ -8270,7 +8269,7 @@
     <w:p>
       <w:pPr>
         <w:pStyle w:val="Normaalweb"/>
-        <w:divId w:val="1373459618"/>
+        <w:divId w:val="1266500661"/>
         <w:rPr>
           <w:lang w:val="nl-NL"/>
         </w:rPr>
@@ -8285,7 +8284,7 @@
     <w:p>
       <w:pPr>
         <w:pStyle w:val="afsluiting"/>
-        <w:divId w:val="1373459618"/>
+        <w:divId w:val="1266500661"/>
         <w:rPr>
           <w:lang w:val="nl-NL"/>
         </w:rPr>
@@ -8301,7 +8300,7 @@
       <w:pPr>
         <w:pStyle w:val="marker"/>
         <w:ind w:left="800" w:right="800"/>
-        <w:divId w:val="1373459618"/>
+        <w:divId w:val="1266500661"/>
         <w:rPr>
           <w:lang w:val="nl-NL"/>
         </w:rPr>
@@ -8313,13 +8312,13 @@
     <w:p>
       <w:pPr>
         <w:pStyle w:val="Kop1"/>
-        <w:divId w:val="1373459618"/>
-        <w:rPr>
-          <w:rFonts w:eastAsia="Times New Roman"/>
-          <w:lang w:val="nl-NL"/>
-        </w:rPr>
-      </w:pPr>
-      <w:bookmarkStart w:id="4" w:name="_Toc242191494"/>
+        <w:divId w:val="1266500661"/>
+        <w:rPr>
+          <w:rFonts w:eastAsia="Times New Roman"/>
+          <w:lang w:val="nl-NL"/>
+        </w:rPr>
+      </w:pPr>
+      <w:bookmarkStart w:id="4" w:name="_Toc242815249"/>
       <w:r>
         <w:rPr>
           <w:rFonts w:eastAsia="Times New Roman"/>
@@ -8333,7 +8332,7 @@
       <w:pPr>
         <w:pStyle w:val="Kop2"/>
         <w:spacing w:before="400" w:after="160"/>
-        <w:divId w:val="1373459618"/>
+        <w:divId w:val="1266500661"/>
         <w:rPr>
           <w:rFonts w:eastAsia="Times New Roman"/>
           <w:sz w:val="32"/>
@@ -8341,7 +8340,7 @@
           <w:lang w:val="nl-NL"/>
         </w:rPr>
       </w:pPr>
-      <w:bookmarkStart w:id="5" w:name="_Toc242191495"/>
+      <w:bookmarkStart w:id="5" w:name="_Toc242815250"/>
       <w:r>
         <w:rPr>
           <w:rFonts w:eastAsia="Times New Roman"/>
@@ -8356,7 +8355,7 @@
     <w:p>
       <w:pPr>
         <w:outlineLvl w:val="2"/>
-        <w:divId w:val="335421448"/>
+        <w:divId w:val="900097639"/>
         <w:rPr>
           <w:rFonts w:ascii="Aptos Display" w:eastAsia="Times New Roman" w:hAnsi="Aptos Display"/>
           <w:b/>
@@ -8382,7 +8381,7 @@
     </w:p>
     <w:p>
       <w:pPr>
-        <w:divId w:val="335421448"/>
+        <w:divId w:val="900097639"/>
         <w:rPr>
           <w:rFonts w:eastAsia="Times New Roman"/>
           <w:sz w:val="24"/>
@@ -8402,7 +8401,7 @@
     <w:p>
       <w:pPr>
         <w:pStyle w:val="subtitel"/>
-        <w:divId w:val="1373459618"/>
+        <w:divId w:val="1266500661"/>
         <w:rPr>
           <w:lang w:val="nl-NL"/>
         </w:rPr>
@@ -8417,7 +8416,7 @@
     <w:p>
       <w:pPr>
         <w:pStyle w:val="Kop4"/>
-        <w:divId w:val="1373459618"/>
+        <w:divId w:val="1266500661"/>
         <w:rPr>
           <w:rFonts w:eastAsia="Times New Roman"/>
           <w:lang w:val="nl-NL"/>
@@ -8434,7 +8433,7 @@
     <w:p>
       <w:pPr>
         <w:pStyle w:val="Normaalweb"/>
-        <w:divId w:val="1373459618"/>
+        <w:divId w:val="1266500661"/>
         <w:rPr>
           <w:lang w:val="nl-NL"/>
         </w:rPr>
@@ -8449,7 +8448,7 @@
     <w:p>
       <w:pPr>
         <w:pStyle w:val="Kop5"/>
-        <w:divId w:val="1373459618"/>
+        <w:divId w:val="1266500661"/>
         <w:rPr>
           <w:rFonts w:eastAsia="Times New Roman"/>
           <w:lang w:val="nl-NL"/>
@@ -8466,7 +8465,7 @@
     <w:p>
       <w:pPr>
         <w:pStyle w:val="Normaalweb"/>
-        <w:divId w:val="1373459618"/>
+        <w:divId w:val="1266500661"/>
         <w:rPr>
           <w:lang w:val="nl-NL"/>
         </w:rPr>
@@ -8481,7 +8480,7 @@
     <w:p>
       <w:pPr>
         <w:pStyle w:val="Normaalweb"/>
-        <w:divId w:val="1373459618"/>
+        <w:divId w:val="1266500661"/>
         <w:rPr>
           <w:lang w:val="nl-NL"/>
         </w:rPr>
@@ -8496,7 +8495,7 @@
     <w:p>
       <w:pPr>
         <w:pStyle w:val="Kop5"/>
-        <w:divId w:val="1373459618"/>
+        <w:divId w:val="1266500661"/>
         <w:rPr>
           <w:rFonts w:eastAsia="Times New Roman"/>
           <w:lang w:val="nl-NL"/>
@@ -8517,7 +8516,7 @@
           <w:numId w:val="22"/>
         </w:numPr>
         <w:spacing w:before="100" w:beforeAutospacing="1" w:after="100" w:afterAutospacing="1"/>
-        <w:divId w:val="1373459618"/>
+        <w:divId w:val="1266500661"/>
         <w:rPr>
           <w:rFonts w:eastAsia="Times New Roman"/>
           <w:lang w:val="nl-NL"/>
@@ -8538,7 +8537,7 @@
           <w:numId w:val="22"/>
         </w:numPr>
         <w:spacing w:before="100" w:beforeAutospacing="1" w:after="100" w:afterAutospacing="1"/>
-        <w:divId w:val="1373459618"/>
+        <w:divId w:val="1266500661"/>
         <w:rPr>
           <w:rFonts w:eastAsia="Times New Roman"/>
           <w:lang w:val="nl-NL"/>
@@ -8559,7 +8558,7 @@
           <w:numId w:val="22"/>
         </w:numPr>
         <w:spacing w:before="100" w:beforeAutospacing="1" w:after="100" w:afterAutospacing="1"/>
-        <w:divId w:val="1373459618"/>
+        <w:divId w:val="1266500661"/>
         <w:rPr>
           <w:rFonts w:eastAsia="Times New Roman"/>
           <w:lang w:val="nl-NL"/>
@@ -8576,7 +8575,7 @@
     <w:p>
       <w:pPr>
         <w:pStyle w:val="Kop5"/>
-        <w:divId w:val="1373459618"/>
+        <w:divId w:val="1266500661"/>
         <w:rPr>
           <w:rFonts w:eastAsia="Times New Roman"/>
           <w:lang w:val="nl-NL"/>
@@ -8593,7 +8592,7 @@
     <w:p>
       <w:pPr>
         <w:pStyle w:val="Normaalweb"/>
-        <w:divId w:val="1373459618"/>
+        <w:divId w:val="1266500661"/>
         <w:rPr>
           <w:lang w:val="nl-NL"/>
         </w:rPr>
@@ -8608,7 +8607,7 @@
     <w:p>
       <w:pPr>
         <w:pStyle w:val="Kop4"/>
-        <w:divId w:val="1373459618"/>
+        <w:divId w:val="1266500661"/>
         <w:rPr>
           <w:rFonts w:eastAsia="Times New Roman"/>
           <w:lang w:val="nl-NL"/>
@@ -8625,7 +8624,7 @@
     <w:p>
       <w:pPr>
         <w:pStyle w:val="Normaalweb"/>
-        <w:divId w:val="23679618"/>
+        <w:divId w:val="373893481"/>
         <w:rPr>
           <w:lang w:val="nl-NL"/>
         </w:rPr>
@@ -8647,7 +8646,7 @@
     <w:p>
       <w:pPr>
         <w:pStyle w:val="Normaalweb"/>
-        <w:divId w:val="23679618"/>
+        <w:divId w:val="373893481"/>
         <w:rPr>
           <w:lang w:val="nl-NL"/>
         </w:rPr>
@@ -8675,7 +8674,7 @@
     <w:p>
       <w:pPr>
         <w:pStyle w:val="Kop5"/>
-        <w:divId w:val="1373459618"/>
+        <w:divId w:val="1266500661"/>
         <w:rPr>
           <w:rFonts w:eastAsia="Times New Roman"/>
           <w:lang w:val="nl-NL"/>
@@ -8692,7 +8691,7 @@
     <w:p>
       <w:pPr>
         <w:pStyle w:val="Normaalweb"/>
-        <w:divId w:val="1373459618"/>
+        <w:divId w:val="1266500661"/>
         <w:rPr>
           <w:lang w:val="nl-NL"/>
         </w:rPr>
@@ -8707,7 +8706,7 @@
     <w:p>
       <w:pPr>
         <w:pStyle w:val="Kop5"/>
-        <w:divId w:val="1373459618"/>
+        <w:divId w:val="1266500661"/>
         <w:rPr>
           <w:rFonts w:eastAsia="Times New Roman"/>
           <w:lang w:val="nl-NL"/>
@@ -8724,7 +8723,7 @@
     <w:p>
       <w:pPr>
         <w:pStyle w:val="Normaalweb"/>
-        <w:divId w:val="1373459618"/>
+        <w:divId w:val="1266500661"/>
         <w:rPr>
           <w:lang w:val="nl-NL"/>
         </w:rPr>
@@ -8739,7 +8738,7 @@
     <w:p>
       <w:pPr>
         <w:pStyle w:val="Kop5"/>
-        <w:divId w:val="1373459618"/>
+        <w:divId w:val="1266500661"/>
         <w:rPr>
           <w:rFonts w:eastAsia="Times New Roman"/>
           <w:lang w:val="nl-NL"/>
@@ -8756,7 +8755,7 @@
     <w:p>
       <w:pPr>
         <w:pStyle w:val="Normaalweb"/>
-        <w:divId w:val="1373459618"/>
+        <w:divId w:val="1266500661"/>
         <w:rPr>
           <w:lang w:val="nl-NL"/>
         </w:rPr>
@@ -8771,7 +8770,7 @@
     <w:p>
       <w:pPr>
         <w:pStyle w:val="Kop4"/>
-        <w:divId w:val="1373459618"/>
+        <w:divId w:val="1266500661"/>
         <w:rPr>
           <w:rFonts w:eastAsia="Times New Roman"/>
           <w:lang w:val="nl-NL"/>
@@ -8788,7 +8787,7 @@
     <w:p>
       <w:pPr>
         <w:pStyle w:val="Kop5"/>
-        <w:divId w:val="1373459618"/>
+        <w:divId w:val="1266500661"/>
         <w:rPr>
           <w:rFonts w:eastAsia="Times New Roman"/>
           <w:lang w:val="nl-NL"/>
@@ -8805,7 +8804,7 @@
     <w:p>
       <w:pPr>
         <w:pStyle w:val="Normaalweb"/>
-        <w:divId w:val="1373459618"/>
+        <w:divId w:val="1266500661"/>
         <w:rPr>
           <w:lang w:val="nl-NL"/>
         </w:rPr>
@@ -8820,7 +8819,7 @@
     <w:p>
       <w:pPr>
         <w:pStyle w:val="Kop5"/>
-        <w:divId w:val="1373459618"/>
+        <w:divId w:val="1266500661"/>
         <w:rPr>
           <w:rFonts w:eastAsia="Times New Roman"/>
           <w:lang w:val="nl-NL"/>
@@ -8837,7 +8836,7 @@
     <w:p>
       <w:pPr>
         <w:pStyle w:val="Normaalweb"/>
-        <w:divId w:val="1373459618"/>
+        <w:divId w:val="1266500661"/>
         <w:rPr>
           <w:lang w:val="nl-NL"/>
         </w:rPr>
@@ -8856,7 +8855,7 @@
           <w:numId w:val="23"/>
         </w:numPr>
         <w:spacing w:before="100" w:beforeAutospacing="1" w:after="100" w:afterAutospacing="1"/>
-        <w:divId w:val="1373459618"/>
+        <w:divId w:val="1266500661"/>
         <w:rPr>
           <w:rFonts w:eastAsia="Times New Roman"/>
           <w:lang w:val="nl-NL"/>
@@ -8877,7 +8876,7 @@
           <w:numId w:val="23"/>
         </w:numPr>
         <w:spacing w:before="100" w:beforeAutospacing="1" w:after="100" w:afterAutospacing="1"/>
-        <w:divId w:val="1373459618"/>
+        <w:divId w:val="1266500661"/>
         <w:rPr>
           <w:rFonts w:eastAsia="Times New Roman"/>
           <w:lang w:val="nl-NL"/>
@@ -8898,7 +8897,7 @@
           <w:numId w:val="23"/>
         </w:numPr>
         <w:spacing w:before="100" w:beforeAutospacing="1" w:after="100" w:afterAutospacing="1"/>
-        <w:divId w:val="1373459618"/>
+        <w:divId w:val="1266500661"/>
         <w:rPr>
           <w:rFonts w:eastAsia="Times New Roman"/>
           <w:lang w:val="nl-NL"/>
@@ -8915,7 +8914,7 @@
     <w:p>
       <w:pPr>
         <w:pStyle w:val="Normaalweb"/>
-        <w:divId w:val="1373459618"/>
+        <w:divId w:val="1266500661"/>
         <w:rPr>
           <w:lang w:val="nl-NL"/>
         </w:rPr>
@@ -8930,7 +8929,7 @@
     <w:p>
       <w:pPr>
         <w:pStyle w:val="Kop5"/>
-        <w:divId w:val="1373459618"/>
+        <w:divId w:val="1266500661"/>
         <w:rPr>
           <w:rFonts w:eastAsia="Times New Roman"/>
           <w:lang w:val="nl-NL"/>
@@ -8947,7 +8946,7 @@
     <w:p>
       <w:pPr>
         <w:pStyle w:val="Normaalweb"/>
-        <w:divId w:val="1373459618"/>
+        <w:divId w:val="1266500661"/>
         <w:rPr>
           <w:lang w:val="nl-NL"/>
         </w:rPr>
@@ -8962,7 +8961,7 @@
     <w:p>
       <w:pPr>
         <w:pStyle w:val="Kop4"/>
-        <w:divId w:val="1373459618"/>
+        <w:divId w:val="1266500661"/>
         <w:rPr>
           <w:rFonts w:eastAsia="Times New Roman"/>
           <w:lang w:val="nl-NL"/>
@@ -8979,7 +8978,7 @@
     <w:p>
       <w:pPr>
         <w:pStyle w:val="Kop5"/>
-        <w:divId w:val="1373459618"/>
+        <w:divId w:val="1266500661"/>
         <w:rPr>
           <w:rFonts w:eastAsia="Times New Roman"/>
           <w:lang w:val="nl-NL"/>
@@ -8996,7 +8995,7 @@
     <w:p>
       <w:pPr>
         <w:pStyle w:val="Normaalweb"/>
-        <w:divId w:val="1373459618"/>
+        <w:divId w:val="1266500661"/>
         <w:rPr>
           <w:lang w:val="nl-NL"/>
         </w:rPr>
@@ -9011,7 +9010,7 @@
     <w:p>
       <w:pPr>
         <w:pStyle w:val="Kop5"/>
-        <w:divId w:val="1373459618"/>
+        <w:divId w:val="1266500661"/>
         <w:rPr>
           <w:rFonts w:eastAsia="Times New Roman"/>
           <w:lang w:val="nl-NL"/>
@@ -9028,7 +9027,7 @@
     <w:p>
       <w:pPr>
         <w:pStyle w:val="Normaalweb"/>
-        <w:divId w:val="1373459618"/>
+        <w:divId w:val="1266500661"/>
         <w:rPr>
           <w:lang w:val="nl-NL"/>
         </w:rPr>
@@ -9043,7 +9042,7 @@
     <w:p>
       <w:pPr>
         <w:pStyle w:val="Kop5"/>
-        <w:divId w:val="1373459618"/>
+        <w:divId w:val="1266500661"/>
         <w:rPr>
           <w:rFonts w:eastAsia="Times New Roman"/>
           <w:lang w:val="nl-NL"/>
@@ -9060,7 +9059,7 @@
     <w:p>
       <w:pPr>
         <w:pStyle w:val="Normaalweb"/>
-        <w:divId w:val="1373459618"/>
+        <w:divId w:val="1266500661"/>
         <w:rPr>
           <w:lang w:val="nl-NL"/>
         </w:rPr>
@@ -9075,7 +9074,7 @@
     <w:p>
       <w:pPr>
         <w:pStyle w:val="Kop5"/>
-        <w:divId w:val="1373459618"/>
+        <w:divId w:val="1266500661"/>
         <w:rPr>
           <w:rFonts w:eastAsia="Times New Roman"/>
           <w:lang w:val="nl-NL"/>
@@ -9092,7 +9091,7 @@
     <w:p>
       <w:pPr>
         <w:pStyle w:val="Normaalweb"/>
-        <w:divId w:val="1373459618"/>
+        <w:divId w:val="1266500661"/>
         <w:rPr>
           <w:lang w:val="nl-NL"/>
         </w:rPr>
@@ -9107,7 +9106,7 @@
     <w:p>
       <w:pPr>
         <w:pStyle w:val="Kop5"/>
-        <w:divId w:val="1373459618"/>
+        <w:divId w:val="1266500661"/>
         <w:rPr>
           <w:rFonts w:eastAsia="Times New Roman"/>
           <w:lang w:val="nl-NL"/>
@@ -9124,7 +9123,7 @@
     <w:p>
       <w:pPr>
         <w:pStyle w:val="Normaalweb"/>
-        <w:divId w:val="1373459618"/>
+        <w:divId w:val="1266500661"/>
         <w:rPr>
           <w:lang w:val="nl-NL"/>
         </w:rPr>
@@ -9139,7 +9138,7 @@
     <w:p>
       <w:pPr>
         <w:pStyle w:val="afsluiting"/>
-        <w:divId w:val="1373459618"/>
+        <w:divId w:val="1266500661"/>
         <w:rPr>
           <w:lang w:val="nl-NL"/>
         </w:rPr>
@@ -9154,7 +9153,7 @@
     <w:p>
       <w:pPr>
         <w:outlineLvl w:val="2"/>
-        <w:divId w:val="1547986175"/>
+        <w:divId w:val="1088648647"/>
         <w:rPr>
           <w:rFonts w:ascii="Aptos Display" w:eastAsia="Times New Roman" w:hAnsi="Aptos Display"/>
           <w:b/>
@@ -9180,7 +9179,7 @@
     </w:p>
     <w:p>
       <w:pPr>
-        <w:divId w:val="1547986175"/>
+        <w:divId w:val="1088648647"/>
         <w:rPr>
           <w:rFonts w:eastAsia="Times New Roman"/>
           <w:sz w:val="24"/>
@@ -9200,7 +9199,7 @@
     <w:p>
       <w:pPr>
         <w:pStyle w:val="subtitel"/>
-        <w:divId w:val="1373459618"/>
+        <w:divId w:val="1266500661"/>
         <w:rPr>
           <w:lang w:val="nl-NL"/>
         </w:rPr>
@@ -9215,7 +9214,7 @@
     <w:p>
       <w:pPr>
         <w:pStyle w:val="Kop4"/>
-        <w:divId w:val="1373459618"/>
+        <w:divId w:val="1266500661"/>
         <w:rPr>
           <w:rFonts w:eastAsia="Times New Roman"/>
           <w:lang w:val="nl-NL"/>
@@ -9232,7 +9231,7 @@
     <w:p>
       <w:pPr>
         <w:pStyle w:val="Normaalweb"/>
-        <w:divId w:val="1373459618"/>
+        <w:divId w:val="1266500661"/>
         <w:rPr>
           <w:lang w:val="nl-NL"/>
         </w:rPr>
@@ -9247,7 +9246,7 @@
     <w:p>
       <w:pPr>
         <w:pStyle w:val="Kop5"/>
-        <w:divId w:val="1373459618"/>
+        <w:divId w:val="1266500661"/>
         <w:rPr>
           <w:rFonts w:eastAsia="Times New Roman"/>
           <w:lang w:val="nl-NL"/>
@@ -9264,7 +9263,7 @@
     <w:p>
       <w:pPr>
         <w:pStyle w:val="Normaalweb"/>
-        <w:divId w:val="1373459618"/>
+        <w:divId w:val="1266500661"/>
         <w:rPr>
           <w:lang w:val="nl-NL"/>
         </w:rPr>
@@ -9279,7 +9278,7 @@
     <w:p>
       <w:pPr>
         <w:pStyle w:val="Normaalweb"/>
-        <w:divId w:val="1373459618"/>
+        <w:divId w:val="1266500661"/>
         <w:rPr>
           <w:lang w:val="nl-NL"/>
         </w:rPr>
@@ -9294,7 +9293,7 @@
     <w:p>
       <w:pPr>
         <w:pStyle w:val="Kop5"/>
-        <w:divId w:val="1373459618"/>
+        <w:divId w:val="1266500661"/>
         <w:rPr>
           <w:rFonts w:eastAsia="Times New Roman"/>
           <w:lang w:val="nl-NL"/>
@@ -9315,7 +9314,7 @@
           <w:numId w:val="24"/>
         </w:numPr>
         <w:spacing w:before="100" w:beforeAutospacing="1" w:after="100" w:afterAutospacing="1"/>
-        <w:divId w:val="1373459618"/>
+        <w:divId w:val="1266500661"/>
         <w:rPr>
           <w:rFonts w:eastAsia="Times New Roman"/>
           <w:lang w:val="nl-NL"/>
@@ -9336,7 +9335,7 @@
           <w:numId w:val="24"/>
         </w:numPr>
         <w:spacing w:before="100" w:beforeAutospacing="1" w:after="100" w:afterAutospacing="1"/>
-        <w:divId w:val="1373459618"/>
+        <w:divId w:val="1266500661"/>
         <w:rPr>
           <w:rFonts w:eastAsia="Times New Roman"/>
           <w:lang w:val="nl-NL"/>
@@ -9357,7 +9356,7 @@
           <w:numId w:val="24"/>
         </w:numPr>
         <w:spacing w:before="100" w:beforeAutospacing="1" w:after="100" w:afterAutospacing="1"/>
-        <w:divId w:val="1373459618"/>
+        <w:divId w:val="1266500661"/>
         <w:rPr>
           <w:rFonts w:eastAsia="Times New Roman"/>
           <w:lang w:val="nl-NL"/>
@@ -9378,7 +9377,7 @@
           <w:numId w:val="24"/>
         </w:numPr>
         <w:spacing w:before="100" w:beforeAutospacing="1" w:after="100" w:afterAutospacing="1"/>
-        <w:divId w:val="1373459618"/>
+        <w:divId w:val="1266500661"/>
         <w:rPr>
           <w:rFonts w:eastAsia="Times New Roman"/>
           <w:lang w:val="nl-NL"/>
@@ -9395,7 +9394,7 @@
     <w:p>
       <w:pPr>
         <w:pStyle w:val="Kop5"/>
-        <w:divId w:val="1373459618"/>
+        <w:divId w:val="1266500661"/>
         <w:rPr>
           <w:rFonts w:eastAsia="Times New Roman"/>
           <w:lang w:val="nl-NL"/>
@@ -9412,7 +9411,7 @@
     <w:p>
       <w:pPr>
         <w:pStyle w:val="Normaalweb"/>
-        <w:divId w:val="1373459618"/>
+        <w:divId w:val="1266500661"/>
         <w:rPr>
           <w:lang w:val="nl-NL"/>
         </w:rPr>
@@ -9427,7 +9426,7 @@
     <w:p>
       <w:pPr>
         <w:pStyle w:val="Kop4"/>
-        <w:divId w:val="1373459618"/>
+        <w:divId w:val="1266500661"/>
         <w:rPr>
           <w:rFonts w:eastAsia="Times New Roman"/>
           <w:lang w:val="nl-NL"/>
@@ -9444,7 +9443,7 @@
     <w:p>
       <w:pPr>
         <w:pStyle w:val="Normaalweb"/>
-        <w:divId w:val="2029869792"/>
+        <w:divId w:val="837812857"/>
         <w:rPr>
           <w:lang w:val="nl-NL"/>
         </w:rPr>
@@ -9466,7 +9465,7 @@
     <w:p>
       <w:pPr>
         <w:pStyle w:val="Normaalweb"/>
-        <w:divId w:val="2029869792"/>
+        <w:divId w:val="837812857"/>
         <w:rPr>
           <w:lang w:val="nl-NL"/>
         </w:rPr>
@@ -9488,7 +9487,7 @@
     <w:p>
       <w:pPr>
         <w:pStyle w:val="Kop5"/>
-        <w:divId w:val="1373459618"/>
+        <w:divId w:val="1266500661"/>
         <w:rPr>
           <w:rFonts w:eastAsia="Times New Roman"/>
           <w:lang w:val="nl-NL"/>
@@ -9505,7 +9504,7 @@
     <w:p>
       <w:pPr>
         <w:pStyle w:val="Normaalweb"/>
-        <w:divId w:val="1373459618"/>
+        <w:divId w:val="1266500661"/>
         <w:rPr>
           <w:lang w:val="nl-NL"/>
         </w:rPr>
@@ -9520,7 +9519,7 @@
     <w:p>
       <w:pPr>
         <w:pStyle w:val="Kop5"/>
-        <w:divId w:val="1373459618"/>
+        <w:divId w:val="1266500661"/>
         <w:rPr>
           <w:rFonts w:eastAsia="Times New Roman"/>
           <w:lang w:val="nl-NL"/>
@@ -9537,7 +9536,7 @@
     <w:p>
       <w:pPr>
         <w:pStyle w:val="Normaalweb"/>
-        <w:divId w:val="1373459618"/>
+        <w:divId w:val="1266500661"/>
         <w:rPr>
           <w:lang w:val="nl-NL"/>
         </w:rPr>
@@ -9552,7 +9551,7 @@
     <w:p>
       <w:pPr>
         <w:pStyle w:val="Kop5"/>
-        <w:divId w:val="1373459618"/>
+        <w:divId w:val="1266500661"/>
         <w:rPr>
           <w:rFonts w:eastAsia="Times New Roman"/>
           <w:lang w:val="nl-NL"/>
@@ -9569,7 +9568,7 @@
     <w:p>
       <w:pPr>
         <w:pStyle w:val="Normaalweb"/>
-        <w:divId w:val="1373459618"/>
+        <w:divId w:val="1266500661"/>
         <w:rPr>
           <w:lang w:val="nl-NL"/>
         </w:rPr>
@@ -9584,7 +9583,7 @@
     <w:p>
       <w:pPr>
         <w:pStyle w:val="Kop4"/>
-        <w:divId w:val="1373459618"/>
+        <w:divId w:val="1266500661"/>
         <w:rPr>
           <w:rFonts w:eastAsia="Times New Roman"/>
           <w:lang w:val="nl-NL"/>
@@ -9601,7 +9600,7 @@
     <w:p>
       <w:pPr>
         <w:pStyle w:val="Kop5"/>
-        <w:divId w:val="1373459618"/>
+        <w:divId w:val="1266500661"/>
         <w:rPr>
           <w:rFonts w:eastAsia="Times New Roman"/>
           <w:lang w:val="nl-NL"/>
@@ -9618,7 +9617,7 @@
     <w:p>
       <w:pPr>
         <w:pStyle w:val="Normaalweb"/>
-        <w:divId w:val="1373459618"/>
+        <w:divId w:val="1266500661"/>
         <w:rPr>
           <w:lang w:val="nl-NL"/>
         </w:rPr>
@@ -9633,7 +9632,7 @@
     <w:p>
       <w:pPr>
         <w:pStyle w:val="Kop5"/>
-        <w:divId w:val="1373459618"/>
+        <w:divId w:val="1266500661"/>
         <w:rPr>
           <w:rFonts w:eastAsia="Times New Roman"/>
           <w:lang w:val="nl-NL"/>
@@ -9650,7 +9649,7 @@
     <w:p>
       <w:pPr>
         <w:pStyle w:val="Normaalweb"/>
-        <w:divId w:val="1373459618"/>
+        <w:divId w:val="1266500661"/>
         <w:rPr>
           <w:lang w:val="nl-NL"/>
         </w:rPr>
@@ -9669,7 +9668,7 @@
           <w:numId w:val="25"/>
         </w:numPr>
         <w:spacing w:before="100" w:beforeAutospacing="1" w:after="100" w:afterAutospacing="1"/>
-        <w:divId w:val="1373459618"/>
+        <w:divId w:val="1266500661"/>
         <w:rPr>
           <w:rFonts w:eastAsia="Times New Roman"/>
           <w:lang w:val="nl-NL"/>
@@ -9690,7 +9689,7 @@
           <w:numId w:val="25"/>
         </w:numPr>
         <w:spacing w:before="100" w:beforeAutospacing="1" w:after="100" w:afterAutospacing="1"/>
-        <w:divId w:val="1373459618"/>
+        <w:divId w:val="1266500661"/>
         <w:rPr>
           <w:rFonts w:eastAsia="Times New Roman"/>
           <w:lang w:val="nl-NL"/>
@@ -9711,7 +9710,7 @@
           <w:numId w:val="25"/>
         </w:numPr>
         <w:spacing w:before="100" w:beforeAutospacing="1" w:after="100" w:afterAutospacing="1"/>
-        <w:divId w:val="1373459618"/>
+        <w:divId w:val="1266500661"/>
         <w:rPr>
           <w:rFonts w:eastAsia="Times New Roman"/>
           <w:lang w:val="nl-NL"/>
@@ -9728,7 +9727,7 @@
     <w:p>
       <w:pPr>
         <w:pStyle w:val="Normaalweb"/>
-        <w:divId w:val="1373459618"/>
+        <w:divId w:val="1266500661"/>
         <w:rPr>
           <w:lang w:val="nl-NL"/>
         </w:rPr>
@@ -9743,7 +9742,7 @@
     <w:p>
       <w:pPr>
         <w:pStyle w:val="Kop5"/>
-        <w:divId w:val="1373459618"/>
+        <w:divId w:val="1266500661"/>
         <w:rPr>
           <w:rFonts w:eastAsia="Times New Roman"/>
           <w:lang w:val="nl-NL"/>
@@ -9760,7 +9759,7 @@
     <w:p>
       <w:pPr>
         <w:pStyle w:val="Normaalweb"/>
-        <w:divId w:val="1373459618"/>
+        <w:divId w:val="1266500661"/>
         <w:rPr>
           <w:lang w:val="nl-NL"/>
         </w:rPr>
@@ -9775,7 +9774,7 @@
     <w:p>
       <w:pPr>
         <w:pStyle w:val="Kop4"/>
-        <w:divId w:val="1373459618"/>
+        <w:divId w:val="1266500661"/>
         <w:rPr>
           <w:rFonts w:eastAsia="Times New Roman"/>
           <w:lang w:val="nl-NL"/>
@@ -9792,7 +9791,7 @@
     <w:p>
       <w:pPr>
         <w:pStyle w:val="Kop5"/>
-        <w:divId w:val="1373459618"/>
+        <w:divId w:val="1266500661"/>
         <w:rPr>
           <w:rFonts w:eastAsia="Times New Roman"/>
           <w:lang w:val="nl-NL"/>
@@ -9809,7 +9808,7 @@
     <w:p>
       <w:pPr>
         <w:pStyle w:val="Normaalweb"/>
-        <w:divId w:val="1373459618"/>
+        <w:divId w:val="1266500661"/>
         <w:rPr>
           <w:lang w:val="nl-NL"/>
         </w:rPr>
@@ -9824,7 +9823,7 @@
     <w:p>
       <w:pPr>
         <w:pStyle w:val="Kop5"/>
-        <w:divId w:val="1373459618"/>
+        <w:divId w:val="1266500661"/>
         <w:rPr>
           <w:rFonts w:eastAsia="Times New Roman"/>
           <w:lang w:val="nl-NL"/>
@@ -9841,7 +9840,7 @@
     <w:p>
       <w:pPr>
         <w:pStyle w:val="Normaalweb"/>
-        <w:divId w:val="1373459618"/>
+        <w:divId w:val="1266500661"/>
         <w:rPr>
           <w:lang w:val="nl-NL"/>
         </w:rPr>
@@ -9856,7 +9855,7 @@
     <w:p>
       <w:pPr>
         <w:pStyle w:val="Kop5"/>
-        <w:divId w:val="1373459618"/>
+        <w:divId w:val="1266500661"/>
         <w:rPr>
           <w:rFonts w:eastAsia="Times New Roman"/>
           <w:lang w:val="nl-NL"/>
@@ -9873,7 +9872,7 @@
     <w:p>
       <w:pPr>
         <w:pStyle w:val="Normaalweb"/>
-        <w:divId w:val="1373459618"/>
+        <w:divId w:val="1266500661"/>
         <w:rPr>
           <w:lang w:val="nl-NL"/>
         </w:rPr>
@@ -9888,7 +9887,7 @@
     <w:p>
       <w:pPr>
         <w:pStyle w:val="Kop5"/>
-        <w:divId w:val="1373459618"/>
+        <w:divId w:val="1266500661"/>
         <w:rPr>
           <w:rFonts w:eastAsia="Times New Roman"/>
           <w:lang w:val="nl-NL"/>
@@ -9905,7 +9904,7 @@
     <w:p>
       <w:pPr>
         <w:pStyle w:val="Normaalweb"/>
-        <w:divId w:val="1373459618"/>
+        <w:divId w:val="1266500661"/>
         <w:rPr>
           <w:lang w:val="nl-NL"/>
         </w:rPr>
@@ -9920,7 +9919,7 @@
     <w:p>
       <w:pPr>
         <w:pStyle w:val="Kop5"/>
-        <w:divId w:val="1373459618"/>
+        <w:divId w:val="1266500661"/>
         <w:rPr>
           <w:rFonts w:eastAsia="Times New Roman"/>
           <w:lang w:val="nl-NL"/>
@@ -9937,7 +9936,7 @@
     <w:p>
       <w:pPr>
         <w:pStyle w:val="Normaalweb"/>
-        <w:divId w:val="1373459618"/>
+        <w:divId w:val="1266500661"/>
         <w:rPr>
           <w:lang w:val="nl-NL"/>
         </w:rPr>
@@ -9952,7 +9951,7 @@
     <w:p>
       <w:pPr>
         <w:pStyle w:val="afsluiting"/>
-        <w:divId w:val="1373459618"/>
+        <w:divId w:val="1266500661"/>
         <w:rPr>
           <w:lang w:val="nl-NL"/>
         </w:rPr>
@@ -9968,7 +9967,7 @@
       <w:pPr>
         <w:pStyle w:val="Kop2"/>
         <w:spacing w:before="400" w:after="160"/>
-        <w:divId w:val="1373459618"/>
+        <w:divId w:val="1266500661"/>
         <w:rPr>
           <w:rFonts w:eastAsia="Times New Roman"/>
           <w:sz w:val="32"/>
@@ -9976,7 +9975,7 @@
           <w:lang w:val="nl-NL"/>
         </w:rPr>
       </w:pPr>
-      <w:bookmarkStart w:id="6" w:name="_Toc242191496"/>
+      <w:bookmarkStart w:id="6" w:name="_Toc242815251"/>
       <w:r>
         <w:rPr>
           <w:rFonts w:eastAsia="Times New Roman"/>
@@ -9991,7 +9990,7 @@
     <w:p>
       <w:pPr>
         <w:outlineLvl w:val="2"/>
-        <w:divId w:val="553278032"/>
+        <w:divId w:val="128061817"/>
         <w:rPr>
           <w:rFonts w:ascii="Aptos Display" w:eastAsia="Times New Roman" w:hAnsi="Aptos Display"/>
           <w:b/>
@@ -10017,7 +10016,7 @@
     </w:p>
     <w:p>
       <w:pPr>
-        <w:divId w:val="553278032"/>
+        <w:divId w:val="128061817"/>
         <w:rPr>
           <w:rFonts w:eastAsia="Times New Roman"/>
           <w:sz w:val="24"/>
@@ -10037,7 +10036,7 @@
     <w:p>
       <w:pPr>
         <w:pStyle w:val="subtitel"/>
-        <w:divId w:val="1373459618"/>
+        <w:divId w:val="1266500661"/>
         <w:rPr>
           <w:lang w:val="nl-NL"/>
         </w:rPr>
@@ -10052,7 +10051,7 @@
     <w:p>
       <w:pPr>
         <w:pStyle w:val="Kop4"/>
-        <w:divId w:val="1373459618"/>
+        <w:divId w:val="1266500661"/>
         <w:rPr>
           <w:rFonts w:eastAsia="Times New Roman"/>
           <w:lang w:val="nl-NL"/>
@@ -10069,7 +10068,7 @@
     <w:p>
       <w:pPr>
         <w:pStyle w:val="Normaalweb"/>
-        <w:divId w:val="1373459618"/>
+        <w:divId w:val="1266500661"/>
         <w:rPr>
           <w:lang w:val="nl-NL"/>
         </w:rPr>
@@ -10084,7 +10083,7 @@
     <w:p>
       <w:pPr>
         <w:pStyle w:val="Kop5"/>
-        <w:divId w:val="1373459618"/>
+        <w:divId w:val="1266500661"/>
         <w:rPr>
           <w:rFonts w:eastAsia="Times New Roman"/>
           <w:lang w:val="nl-NL"/>
@@ -10101,7 +10100,7 @@
     <w:p>
       <w:pPr>
         <w:pStyle w:val="Normaalweb"/>
-        <w:divId w:val="1373459618"/>
+        <w:divId w:val="1266500661"/>
         <w:rPr>
           <w:lang w:val="nl-NL"/>
         </w:rPr>
@@ -10116,7 +10115,7 @@
     <w:p>
       <w:pPr>
         <w:pStyle w:val="Normaalweb"/>
-        <w:divId w:val="1373459618"/>
+        <w:divId w:val="1266500661"/>
         <w:rPr>
           <w:lang w:val="nl-NL"/>
         </w:rPr>
@@ -10131,7 +10130,7 @@
     <w:p>
       <w:pPr>
         <w:pStyle w:val="Kop5"/>
-        <w:divId w:val="1373459618"/>
+        <w:divId w:val="1266500661"/>
         <w:rPr>
           <w:rFonts w:eastAsia="Times New Roman"/>
           <w:lang w:val="nl-NL"/>
@@ -10152,7 +10151,7 @@
           <w:numId w:val="26"/>
         </w:numPr>
         <w:spacing w:before="100" w:beforeAutospacing="1" w:after="100" w:afterAutospacing="1"/>
-        <w:divId w:val="1373459618"/>
+        <w:divId w:val="1266500661"/>
         <w:rPr>
           <w:rFonts w:eastAsia="Times New Roman"/>
           <w:lang w:val="nl-NL"/>
@@ -10173,7 +10172,7 @@
           <w:numId w:val="26"/>
         </w:numPr>
         <w:spacing w:before="100" w:beforeAutospacing="1" w:after="100" w:afterAutospacing="1"/>
-        <w:divId w:val="1373459618"/>
+        <w:divId w:val="1266500661"/>
         <w:rPr>
           <w:rFonts w:eastAsia="Times New Roman"/>
           <w:lang w:val="nl-NL"/>
@@ -10194,7 +10193,7 @@
           <w:numId w:val="26"/>
         </w:numPr>
         <w:spacing w:before="100" w:beforeAutospacing="1" w:after="100" w:afterAutospacing="1"/>
-        <w:divId w:val="1373459618"/>
+        <w:divId w:val="1266500661"/>
         <w:rPr>
           <w:rFonts w:eastAsia="Times New Roman"/>
           <w:lang w:val="nl-NL"/>
@@ -10215,7 +10214,7 @@
           <w:numId w:val="26"/>
         </w:numPr>
         <w:spacing w:before="100" w:beforeAutospacing="1" w:after="100" w:afterAutospacing="1"/>
-        <w:divId w:val="1373459618"/>
+        <w:divId w:val="1266500661"/>
         <w:rPr>
           <w:rFonts w:eastAsia="Times New Roman"/>
           <w:lang w:val="nl-NL"/>
@@ -10232,7 +10231,7 @@
     <w:p>
       <w:pPr>
         <w:pStyle w:val="Kop5"/>
-        <w:divId w:val="1373459618"/>
+        <w:divId w:val="1266500661"/>
         <w:rPr>
           <w:rFonts w:eastAsia="Times New Roman"/>
           <w:lang w:val="nl-NL"/>
@@ -10249,7 +10248,7 @@
     <w:p>
       <w:pPr>
         <w:pStyle w:val="Normaalweb"/>
-        <w:divId w:val="1373459618"/>
+        <w:divId w:val="1266500661"/>
         <w:rPr>
           <w:lang w:val="nl-NL"/>
         </w:rPr>
@@ -10268,7 +10267,7 @@
           <w:numId w:val="27"/>
         </w:numPr>
         <w:spacing w:before="100" w:beforeAutospacing="1" w:after="100" w:afterAutospacing="1"/>
-        <w:divId w:val="1373459618"/>
+        <w:divId w:val="1266500661"/>
         <w:rPr>
           <w:rFonts w:eastAsia="Times New Roman"/>
           <w:lang w:val="nl-NL"/>
@@ -10297,7 +10296,7 @@
           <w:numId w:val="27"/>
         </w:numPr>
         <w:spacing w:before="100" w:beforeAutospacing="1" w:after="100" w:afterAutospacing="1"/>
-        <w:divId w:val="1373459618"/>
+        <w:divId w:val="1266500661"/>
         <w:rPr>
           <w:rFonts w:eastAsia="Times New Roman"/>
           <w:lang w:val="nl-NL"/>
@@ -10326,7 +10325,7 @@
           <w:numId w:val="27"/>
         </w:numPr>
         <w:spacing w:before="100" w:beforeAutospacing="1" w:after="100" w:afterAutospacing="1"/>
-        <w:divId w:val="1373459618"/>
+        <w:divId w:val="1266500661"/>
         <w:rPr>
           <w:rFonts w:eastAsia="Times New Roman"/>
           <w:lang w:val="nl-NL"/>
@@ -10343,7 +10342,7 @@
     <w:p>
       <w:pPr>
         <w:pStyle w:val="Kop4"/>
-        <w:divId w:val="1373459618"/>
+        <w:divId w:val="1266500661"/>
         <w:rPr>
           <w:rFonts w:eastAsia="Times New Roman"/>
           <w:lang w:val="nl-NL"/>
@@ -10360,7 +10359,7 @@
     <w:p>
       <w:pPr>
         <w:pStyle w:val="Normaalweb"/>
-        <w:divId w:val="669138954"/>
+        <w:divId w:val="1417478772"/>
         <w:rPr>
           <w:lang w:val="nl-NL"/>
         </w:rPr>
@@ -10382,7 +10381,7 @@
     <w:p>
       <w:pPr>
         <w:pStyle w:val="Normaalweb"/>
-        <w:divId w:val="669138954"/>
+        <w:divId w:val="1417478772"/>
         <w:rPr>
           <w:lang w:val="nl-NL"/>
         </w:rPr>
@@ -10404,7 +10403,7 @@
     <w:p>
       <w:pPr>
         <w:pStyle w:val="Kop5"/>
-        <w:divId w:val="1373459618"/>
+        <w:divId w:val="1266500661"/>
         <w:rPr>
           <w:rFonts w:eastAsia="Times New Roman"/>
           <w:lang w:val="nl-NL"/>
@@ -10421,7 +10420,7 @@
     <w:p>
       <w:pPr>
         <w:pStyle w:val="Normaalweb"/>
-        <w:divId w:val="1373459618"/>
+        <w:divId w:val="1266500661"/>
         <w:rPr>
           <w:lang w:val="nl-NL"/>
         </w:rPr>
@@ -10436,7 +10435,7 @@
     <w:p>
       <w:pPr>
         <w:pStyle w:val="Kop5"/>
-        <w:divId w:val="1373459618"/>
+        <w:divId w:val="1266500661"/>
         <w:rPr>
           <w:rFonts w:eastAsia="Times New Roman"/>
           <w:lang w:val="nl-NL"/>
@@ -10453,7 +10452,7 @@
     <w:p>
       <w:pPr>
         <w:pStyle w:val="Normaalweb"/>
-        <w:divId w:val="1373459618"/>
+        <w:divId w:val="1266500661"/>
         <w:rPr>
           <w:lang w:val="nl-NL"/>
         </w:rPr>
@@ -10474,7 +10473,7 @@
     <w:p>
       <w:pPr>
         <w:pStyle w:val="Kop5"/>
-        <w:divId w:val="1373459618"/>
+        <w:divId w:val="1266500661"/>
         <w:rPr>
           <w:rFonts w:eastAsia="Times New Roman"/>
           <w:lang w:val="nl-NL"/>
@@ -10491,7 +10490,7 @@
     <w:p>
       <w:pPr>
         <w:pStyle w:val="Normaalweb"/>
-        <w:divId w:val="1373459618"/>
+        <w:divId w:val="1266500661"/>
         <w:rPr>
           <w:lang w:val="nl-NL"/>
         </w:rPr>
@@ -10506,7 +10505,7 @@
     <w:p>
       <w:pPr>
         <w:pStyle w:val="Kop4"/>
-        <w:divId w:val="1373459618"/>
+        <w:divId w:val="1266500661"/>
         <w:rPr>
           <w:rFonts w:eastAsia="Times New Roman"/>
           <w:lang w:val="nl-NL"/>
@@ -10523,7 +10522,7 @@
     <w:p>
       <w:pPr>
         <w:pStyle w:val="Kop5"/>
-        <w:divId w:val="1373459618"/>
+        <w:divId w:val="1266500661"/>
         <w:rPr>
           <w:rFonts w:eastAsia="Times New Roman"/>
           <w:lang w:val="nl-NL"/>
@@ -10540,7 +10539,7 @@
     <w:p>
       <w:pPr>
         <w:pStyle w:val="Normaalweb"/>
-        <w:divId w:val="1373459618"/>
+        <w:divId w:val="1266500661"/>
         <w:rPr>
           <w:lang w:val="nl-NL"/>
         </w:rPr>
@@ -10555,7 +10554,7 @@
     <w:p>
       <w:pPr>
         <w:pStyle w:val="Kop5"/>
-        <w:divId w:val="1373459618"/>
+        <w:divId w:val="1266500661"/>
         <w:rPr>
           <w:rFonts w:eastAsia="Times New Roman"/>
           <w:lang w:val="nl-NL"/>
@@ -10572,7 +10571,7 @@
     <w:p>
       <w:pPr>
         <w:pStyle w:val="Normaalweb"/>
-        <w:divId w:val="1373459618"/>
+        <w:divId w:val="1266500661"/>
         <w:rPr>
           <w:lang w:val="nl-NL"/>
         </w:rPr>
@@ -10591,7 +10590,7 @@
           <w:numId w:val="28"/>
         </w:numPr>
         <w:spacing w:before="100" w:beforeAutospacing="1" w:after="100" w:afterAutospacing="1"/>
-        <w:divId w:val="1373459618"/>
+        <w:divId w:val="1266500661"/>
         <w:rPr>
           <w:rFonts w:eastAsia="Times New Roman"/>
           <w:lang w:val="nl-NL"/>
@@ -10612,7 +10611,7 @@
           <w:numId w:val="28"/>
         </w:numPr>
         <w:spacing w:before="100" w:beforeAutospacing="1" w:after="100" w:afterAutospacing="1"/>
-        <w:divId w:val="1373459618"/>
+        <w:divId w:val="1266500661"/>
         <w:rPr>
           <w:rFonts w:eastAsia="Times New Roman"/>
           <w:lang w:val="nl-NL"/>
@@ -10633,7 +10632,7 @@
           <w:numId w:val="28"/>
         </w:numPr>
         <w:spacing w:before="100" w:beforeAutospacing="1" w:after="100" w:afterAutospacing="1"/>
-        <w:divId w:val="1373459618"/>
+        <w:divId w:val="1266500661"/>
         <w:rPr>
           <w:rFonts w:eastAsia="Times New Roman"/>
           <w:lang w:val="nl-NL"/>
@@ -10654,7 +10653,7 @@
           <w:numId w:val="28"/>
         </w:numPr>
         <w:spacing w:before="100" w:beforeAutospacing="1" w:after="100" w:afterAutospacing="1"/>
-        <w:divId w:val="1373459618"/>
+        <w:divId w:val="1266500661"/>
         <w:rPr>
           <w:rFonts w:eastAsia="Times New Roman"/>
           <w:lang w:val="nl-NL"/>
@@ -10671,7 +10670,7 @@
     <w:p>
       <w:pPr>
         <w:pStyle w:val="Normaalweb"/>
-        <w:divId w:val="1373459618"/>
+        <w:divId w:val="1266500661"/>
         <w:rPr>
           <w:lang w:val="nl-NL"/>
         </w:rPr>
@@ -10686,7 +10685,7 @@
     <w:p>
       <w:pPr>
         <w:pStyle w:val="Kop5"/>
-        <w:divId w:val="1373459618"/>
+        <w:divId w:val="1266500661"/>
         <w:rPr>
           <w:rFonts w:eastAsia="Times New Roman"/>
           <w:lang w:val="nl-NL"/>
@@ -10703,7 +10702,7 @@
     <w:p>
       <w:pPr>
         <w:pStyle w:val="Normaalweb"/>
-        <w:divId w:val="1373459618"/>
+        <w:divId w:val="1266500661"/>
         <w:rPr>
           <w:lang w:val="nl-NL"/>
         </w:rPr>
@@ -10718,7 +10717,7 @@
     <w:p>
       <w:pPr>
         <w:pStyle w:val="Kop4"/>
-        <w:divId w:val="1373459618"/>
+        <w:divId w:val="1266500661"/>
         <w:rPr>
           <w:rFonts w:eastAsia="Times New Roman"/>
           <w:lang w:val="nl-NL"/>
@@ -10735,7 +10734,7 @@
     <w:p>
       <w:pPr>
         <w:pStyle w:val="Kop5"/>
-        <w:divId w:val="1373459618"/>
+        <w:divId w:val="1266500661"/>
         <w:rPr>
           <w:rFonts w:eastAsia="Times New Roman"/>
           <w:lang w:val="nl-NL"/>
@@ -10752,7 +10751,7 @@
     <w:p>
       <w:pPr>
         <w:pStyle w:val="Normaalweb"/>
-        <w:divId w:val="1373459618"/>
+        <w:divId w:val="1266500661"/>
         <w:rPr>
           <w:lang w:val="nl-NL"/>
         </w:rPr>
@@ -10767,7 +10766,7 @@
     <w:p>
       <w:pPr>
         <w:pStyle w:val="Kop5"/>
-        <w:divId w:val="1373459618"/>
+        <w:divId w:val="1266500661"/>
         <w:rPr>
           <w:rFonts w:eastAsia="Times New Roman"/>
           <w:lang w:val="nl-NL"/>
@@ -10784,7 +10783,7 @@
     <w:p>
       <w:pPr>
         <w:pStyle w:val="Normaalweb"/>
-        <w:divId w:val="1373459618"/>
+        <w:divId w:val="1266500661"/>
         <w:rPr>
           <w:lang w:val="nl-NL"/>
         </w:rPr>
@@ -10799,7 +10798,7 @@
     <w:p>
       <w:pPr>
         <w:pStyle w:val="Kop5"/>
-        <w:divId w:val="1373459618"/>
+        <w:divId w:val="1266500661"/>
         <w:rPr>
           <w:rFonts w:eastAsia="Times New Roman"/>
           <w:lang w:val="nl-NL"/>
@@ -10816,7 +10815,7 @@
     <w:p>
       <w:pPr>
         <w:pStyle w:val="Normaalweb"/>
-        <w:divId w:val="1373459618"/>
+        <w:divId w:val="1266500661"/>
         <w:rPr>
           <w:lang w:val="nl-NL"/>
         </w:rPr>
@@ -10831,7 +10830,7 @@
     <w:p>
       <w:pPr>
         <w:pStyle w:val="Kop5"/>
-        <w:divId w:val="1373459618"/>
+        <w:divId w:val="1266500661"/>
         <w:rPr>
           <w:rFonts w:eastAsia="Times New Roman"/>
           <w:lang w:val="nl-NL"/>
@@ -10848,7 +10847,7 @@
     <w:p>
       <w:pPr>
         <w:pStyle w:val="Normaalweb"/>
-        <w:divId w:val="1373459618"/>
+        <w:divId w:val="1266500661"/>
         <w:rPr>
           <w:lang w:val="nl-NL"/>
         </w:rPr>
@@ -10863,7 +10862,7 @@
     <w:p>
       <w:pPr>
         <w:pStyle w:val="Kop5"/>
-        <w:divId w:val="1373459618"/>
+        <w:divId w:val="1266500661"/>
         <w:rPr>
           <w:rFonts w:eastAsia="Times New Roman"/>
           <w:lang w:val="nl-NL"/>
@@ -10880,7 +10879,7 @@
     <w:p>
       <w:pPr>
         <w:pStyle w:val="Normaalweb"/>
-        <w:divId w:val="1373459618"/>
+        <w:divId w:val="1266500661"/>
         <w:rPr>
           <w:lang w:val="nl-NL"/>
         </w:rPr>
@@ -10895,7 +10894,7 @@
     <w:p>
       <w:pPr>
         <w:pStyle w:val="afsluiting"/>
-        <w:divId w:val="1373459618"/>
+        <w:divId w:val="1266500661"/>
         <w:rPr>
           <w:lang w:val="nl-NL"/>
         </w:rPr>
@@ -10910,7 +10909,7 @@
     <w:p>
       <w:pPr>
         <w:outlineLvl w:val="2"/>
-        <w:divId w:val="1026099723"/>
+        <w:divId w:val="526649127"/>
         <w:rPr>
           <w:rFonts w:ascii="Aptos Display" w:eastAsia="Times New Roman" w:hAnsi="Aptos Display"/>
           <w:b/>
@@ -10936,7 +10935,7 @@
     </w:p>
     <w:p>
       <w:pPr>
-        <w:divId w:val="1026099723"/>
+        <w:divId w:val="526649127"/>
         <w:rPr>
           <w:rFonts w:eastAsia="Times New Roman"/>
           <w:sz w:val="24"/>
@@ -10956,7 +10955,7 @@
     <w:p>
       <w:pPr>
         <w:pStyle w:val="subtitel"/>
-        <w:divId w:val="1373459618"/>
+        <w:divId w:val="1266500661"/>
         <w:rPr>
           <w:lang w:val="nl-NL"/>
         </w:rPr>
@@ -10971,7 +10970,7 @@
     <w:p>
       <w:pPr>
         <w:pStyle w:val="Kop4"/>
-        <w:divId w:val="1373459618"/>
+        <w:divId w:val="1266500661"/>
         <w:rPr>
           <w:rFonts w:eastAsia="Times New Roman"/>
           <w:lang w:val="nl-NL"/>
@@ -10988,7 +10987,7 @@
     <w:p>
       <w:pPr>
         <w:pStyle w:val="Normaalweb"/>
-        <w:divId w:val="1373459618"/>
+        <w:divId w:val="1266500661"/>
         <w:rPr>
           <w:lang w:val="nl-NL"/>
         </w:rPr>
@@ -11003,7 +11002,7 @@
     <w:p>
       <w:pPr>
         <w:pStyle w:val="Kop5"/>
-        <w:divId w:val="1373459618"/>
+        <w:divId w:val="1266500661"/>
         <w:rPr>
           <w:rFonts w:eastAsia="Times New Roman"/>
           <w:lang w:val="nl-NL"/>
@@ -11020,7 +11019,7 @@
     <w:p>
       <w:pPr>
         <w:pStyle w:val="Normaalweb"/>
-        <w:divId w:val="1373459618"/>
+        <w:divId w:val="1266500661"/>
         <w:rPr>
           <w:lang w:val="nl-NL"/>
         </w:rPr>
@@ -11035,7 +11034,7 @@
     <w:p>
       <w:pPr>
         <w:pStyle w:val="Normaalweb"/>
-        <w:divId w:val="1373459618"/>
+        <w:divId w:val="1266500661"/>
         <w:rPr>
           <w:lang w:val="nl-NL"/>
         </w:rPr>
@@ -11050,7 +11049,7 @@
     <w:p>
       <w:pPr>
         <w:pStyle w:val="Kop5"/>
-        <w:divId w:val="1373459618"/>
+        <w:divId w:val="1266500661"/>
         <w:rPr>
           <w:rFonts w:eastAsia="Times New Roman"/>
           <w:lang w:val="nl-NL"/>
@@ -11071,7 +11070,7 @@
           <w:numId w:val="29"/>
         </w:numPr>
         <w:spacing w:before="100" w:beforeAutospacing="1" w:after="100" w:afterAutospacing="1"/>
-        <w:divId w:val="1373459618"/>
+        <w:divId w:val="1266500661"/>
         <w:rPr>
           <w:rFonts w:eastAsia="Times New Roman"/>
           <w:lang w:val="nl-NL"/>
@@ -11092,7 +11091,7 @@
           <w:numId w:val="29"/>
         </w:numPr>
         <w:spacing w:before="100" w:beforeAutospacing="1" w:after="100" w:afterAutospacing="1"/>
-        <w:divId w:val="1373459618"/>
+        <w:divId w:val="1266500661"/>
         <w:rPr>
           <w:rFonts w:eastAsia="Times New Roman"/>
           <w:lang w:val="nl-NL"/>
@@ -11113,7 +11112,7 @@
           <w:numId w:val="29"/>
         </w:numPr>
         <w:spacing w:before="100" w:beforeAutospacing="1" w:after="100" w:afterAutospacing="1"/>
-        <w:divId w:val="1373459618"/>
+        <w:divId w:val="1266500661"/>
         <w:rPr>
           <w:rFonts w:eastAsia="Times New Roman"/>
           <w:lang w:val="nl-NL"/>
@@ -11134,7 +11133,7 @@
           <w:numId w:val="29"/>
         </w:numPr>
         <w:spacing w:before="100" w:beforeAutospacing="1" w:after="100" w:afterAutospacing="1"/>
-        <w:divId w:val="1373459618"/>
+        <w:divId w:val="1266500661"/>
         <w:rPr>
           <w:rFonts w:eastAsia="Times New Roman"/>
           <w:lang w:val="nl-NL"/>
@@ -11151,7 +11150,7 @@
     <w:p>
       <w:pPr>
         <w:pStyle w:val="Kop5"/>
-        <w:divId w:val="1373459618"/>
+        <w:divId w:val="1266500661"/>
         <w:rPr>
           <w:rFonts w:eastAsia="Times New Roman"/>
           <w:lang w:val="nl-NL"/>
@@ -11168,7 +11167,7 @@
     <w:p>
       <w:pPr>
         <w:pStyle w:val="Normaalweb"/>
-        <w:divId w:val="1373459618"/>
+        <w:divId w:val="1266500661"/>
         <w:rPr>
           <w:lang w:val="nl-NL"/>
         </w:rPr>
@@ -11183,7 +11182,7 @@
     <w:p>
       <w:pPr>
         <w:pStyle w:val="Kop4"/>
-        <w:divId w:val="1373459618"/>
+        <w:divId w:val="1266500661"/>
         <w:rPr>
           <w:rFonts w:eastAsia="Times New Roman"/>
           <w:lang w:val="nl-NL"/>
@@ -11200,7 +11199,7 @@
     <w:p>
       <w:pPr>
         <w:pStyle w:val="Normaalweb"/>
-        <w:divId w:val="248462035"/>
+        <w:divId w:val="1532189485"/>
         <w:rPr>
           <w:lang w:val="nl-NL"/>
         </w:rPr>
@@ -11222,7 +11221,7 @@
     <w:p>
       <w:pPr>
         <w:pStyle w:val="Normaalweb"/>
-        <w:divId w:val="248462035"/>
+        <w:divId w:val="1532189485"/>
         <w:rPr>
           <w:lang w:val="nl-NL"/>
         </w:rPr>
@@ -11244,7 +11243,7 @@
     <w:p>
       <w:pPr>
         <w:pStyle w:val="Kop5"/>
-        <w:divId w:val="1373459618"/>
+        <w:divId w:val="1266500661"/>
         <w:rPr>
           <w:rFonts w:eastAsia="Times New Roman"/>
           <w:lang w:val="nl-NL"/>
@@ -11261,7 +11260,7 @@
     <w:p>
       <w:pPr>
         <w:pStyle w:val="Normaalweb"/>
-        <w:divId w:val="1373459618"/>
+        <w:divId w:val="1266500661"/>
         <w:rPr>
           <w:lang w:val="nl-NL"/>
         </w:rPr>
@@ -11276,7 +11275,7 @@
     <w:p>
       <w:pPr>
         <w:pStyle w:val="Kop5"/>
-        <w:divId w:val="1373459618"/>
+        <w:divId w:val="1266500661"/>
         <w:rPr>
           <w:rFonts w:eastAsia="Times New Roman"/>
           <w:lang w:val="nl-NL"/>
@@ -11293,7 +11292,7 @@
     <w:p>
       <w:pPr>
         <w:pStyle w:val="Normaalweb"/>
-        <w:divId w:val="1373459618"/>
+        <w:divId w:val="1266500661"/>
         <w:rPr>
           <w:lang w:val="nl-NL"/>
         </w:rPr>
@@ -11308,7 +11307,7 @@
     <w:p>
       <w:pPr>
         <w:pStyle w:val="Kop5"/>
-        <w:divId w:val="1373459618"/>
+        <w:divId w:val="1266500661"/>
         <w:rPr>
           <w:rFonts w:eastAsia="Times New Roman"/>
           <w:lang w:val="nl-NL"/>
@@ -11325,7 +11324,7 @@
     <w:p>
       <w:pPr>
         <w:pStyle w:val="Normaalweb"/>
-        <w:divId w:val="1373459618"/>
+        <w:divId w:val="1266500661"/>
         <w:rPr>
           <w:lang w:val="nl-NL"/>
         </w:rPr>
@@ -11340,7 +11339,7 @@
     <w:p>
       <w:pPr>
         <w:pStyle w:val="Kop4"/>
-        <w:divId w:val="1373459618"/>
+        <w:divId w:val="1266500661"/>
         <w:rPr>
           <w:rFonts w:eastAsia="Times New Roman"/>
           <w:lang w:val="nl-NL"/>
@@ -11357,7 +11356,7 @@
     <w:p>
       <w:pPr>
         <w:pStyle w:val="Kop5"/>
-        <w:divId w:val="1373459618"/>
+        <w:divId w:val="1266500661"/>
         <w:rPr>
           <w:rFonts w:eastAsia="Times New Roman"/>
           <w:lang w:val="nl-NL"/>
@@ -11374,7 +11373,7 @@
     <w:p>
       <w:pPr>
         <w:pStyle w:val="Normaalweb"/>
-        <w:divId w:val="1373459618"/>
+        <w:divId w:val="1266500661"/>
         <w:rPr>
           <w:lang w:val="nl-NL"/>
         </w:rPr>
@@ -11389,7 +11388,7 @@
     <w:p>
       <w:pPr>
         <w:pStyle w:val="Kop5"/>
-        <w:divId w:val="1373459618"/>
+        <w:divId w:val="1266500661"/>
         <w:rPr>
           <w:rFonts w:eastAsia="Times New Roman"/>
           <w:lang w:val="nl-NL"/>
@@ -11406,7 +11405,7 @@
     <w:p>
       <w:pPr>
         <w:pStyle w:val="Normaalweb"/>
-        <w:divId w:val="1373459618"/>
+        <w:divId w:val="1266500661"/>
         <w:rPr>
           <w:lang w:val="nl-NL"/>
         </w:rPr>
@@ -11425,7 +11424,7 @@
           <w:numId w:val="30"/>
         </w:numPr>
         <w:spacing w:before="100" w:beforeAutospacing="1" w:after="100" w:afterAutospacing="1"/>
-        <w:divId w:val="1373459618"/>
+        <w:divId w:val="1266500661"/>
         <w:rPr>
           <w:rFonts w:eastAsia="Times New Roman"/>
           <w:lang w:val="nl-NL"/>
@@ -11446,7 +11445,7 @@
           <w:numId w:val="30"/>
         </w:numPr>
         <w:spacing w:before="100" w:beforeAutospacing="1" w:after="100" w:afterAutospacing="1"/>
-        <w:divId w:val="1373459618"/>
+        <w:divId w:val="1266500661"/>
         <w:rPr>
           <w:rFonts w:eastAsia="Times New Roman"/>
           <w:lang w:val="nl-NL"/>
@@ -11467,7 +11466,7 @@
           <w:numId w:val="30"/>
         </w:numPr>
         <w:spacing w:before="100" w:beforeAutospacing="1" w:after="100" w:afterAutospacing="1"/>
-        <w:divId w:val="1373459618"/>
+        <w:divId w:val="1266500661"/>
         <w:rPr>
           <w:rFonts w:eastAsia="Times New Roman"/>
           <w:lang w:val="nl-NL"/>
@@ -11488,7 +11487,7 @@
           <w:numId w:val="30"/>
         </w:numPr>
         <w:spacing w:before="100" w:beforeAutospacing="1" w:after="100" w:afterAutospacing="1"/>
-        <w:divId w:val="1373459618"/>
+        <w:divId w:val="1266500661"/>
         <w:rPr>
           <w:rFonts w:eastAsia="Times New Roman"/>
           <w:lang w:val="nl-NL"/>
@@ -11505,7 +11504,7 @@
     <w:p>
       <w:pPr>
         <w:pStyle w:val="Normaalweb"/>
-        <w:divId w:val="1373459618"/>
+        <w:divId w:val="1266500661"/>
         <w:rPr>
           <w:lang w:val="nl-NL"/>
         </w:rPr>
@@ -11520,7 +11519,7 @@
     <w:p>
       <w:pPr>
         <w:pStyle w:val="Kop5"/>
-        <w:divId w:val="1373459618"/>
+        <w:divId w:val="1266500661"/>
         <w:rPr>
           <w:rFonts w:eastAsia="Times New Roman"/>
           <w:lang w:val="nl-NL"/>
@@ -11537,7 +11536,7 @@
     <w:p>
       <w:pPr>
         <w:pStyle w:val="Normaalweb"/>
-        <w:divId w:val="1373459618"/>
+        <w:divId w:val="1266500661"/>
         <w:rPr>
           <w:lang w:val="nl-NL"/>
         </w:rPr>
@@ -11552,7 +11551,7 @@
     <w:p>
       <w:pPr>
         <w:pStyle w:val="Kop4"/>
-        <w:divId w:val="1373459618"/>
+        <w:divId w:val="1266500661"/>
         <w:rPr>
           <w:rFonts w:eastAsia="Times New Roman"/>
           <w:lang w:val="nl-NL"/>
@@ -11569,7 +11568,7 @@
     <w:p>
       <w:pPr>
         <w:pStyle w:val="Kop5"/>
-        <w:divId w:val="1373459618"/>
+        <w:divId w:val="1266500661"/>
         <w:rPr>
           <w:rFonts w:eastAsia="Times New Roman"/>
           <w:lang w:val="nl-NL"/>
@@ -11586,7 +11585,7 @@
     <w:p>
       <w:pPr>
         <w:pStyle w:val="Normaalweb"/>
-        <w:divId w:val="1373459618"/>
+        <w:divId w:val="1266500661"/>
         <w:rPr>
           <w:lang w:val="nl-NL"/>
         </w:rPr>
@@ -11601,7 +11600,7 @@
     <w:p>
       <w:pPr>
         <w:pStyle w:val="Kop5"/>
-        <w:divId w:val="1373459618"/>
+        <w:divId w:val="1266500661"/>
         <w:rPr>
           <w:rFonts w:eastAsia="Times New Roman"/>
           <w:lang w:val="nl-NL"/>
@@ -11618,7 +11617,7 @@
     <w:p>
       <w:pPr>
         <w:pStyle w:val="Normaalweb"/>
-        <w:divId w:val="1373459618"/>
+        <w:divId w:val="1266500661"/>
         <w:rPr>
           <w:lang w:val="nl-NL"/>
         </w:rPr>
@@ -11633,7 +11632,7 @@
     <w:p>
       <w:pPr>
         <w:pStyle w:val="Kop5"/>
-        <w:divId w:val="1373459618"/>
+        <w:divId w:val="1266500661"/>
         <w:rPr>
           <w:rFonts w:eastAsia="Times New Roman"/>
           <w:lang w:val="nl-NL"/>
@@ -11650,7 +11649,7 @@
     <w:p>
       <w:pPr>
         <w:pStyle w:val="Normaalweb"/>
-        <w:divId w:val="1373459618"/>
+        <w:divId w:val="1266500661"/>
         <w:rPr>
           <w:lang w:val="nl-NL"/>
         </w:rPr>
@@ -11665,7 +11664,7 @@
     <w:p>
       <w:pPr>
         <w:pStyle w:val="Kop5"/>
-        <w:divId w:val="1373459618"/>
+        <w:divId w:val="1266500661"/>
         <w:rPr>
           <w:rFonts w:eastAsia="Times New Roman"/>
           <w:lang w:val="nl-NL"/>
@@ -11682,7 +11681,7 @@
     <w:p>
       <w:pPr>
         <w:pStyle w:val="Normaalweb"/>
-        <w:divId w:val="1373459618"/>
+        <w:divId w:val="1266500661"/>
         <w:rPr>
           <w:lang w:val="nl-NL"/>
         </w:rPr>
@@ -11697,7 +11696,7 @@
     <w:p>
       <w:pPr>
         <w:pStyle w:val="Kop5"/>
-        <w:divId w:val="1373459618"/>
+        <w:divId w:val="1266500661"/>
         <w:rPr>
           <w:rFonts w:eastAsia="Times New Roman"/>
           <w:lang w:val="nl-NL"/>
@@ -11714,7 +11713,7 @@
     <w:p>
       <w:pPr>
         <w:pStyle w:val="Normaalweb"/>
-        <w:divId w:val="1373459618"/>
+        <w:divId w:val="1266500661"/>
         <w:rPr>
           <w:lang w:val="nl-NL"/>
         </w:rPr>
@@ -11729,7 +11728,7 @@
     <w:p>
       <w:pPr>
         <w:pStyle w:val="afsluiting"/>
-        <w:divId w:val="1373459618"/>
+        <w:divId w:val="1266500661"/>
         <w:rPr>
           <w:lang w:val="nl-NL"/>
         </w:rPr>
@@ -11744,7 +11743,7 @@
     <w:p>
       <w:pPr>
         <w:outlineLvl w:val="2"/>
-        <w:divId w:val="1724327603"/>
+        <w:divId w:val="1629047709"/>
         <w:rPr>
           <w:rFonts w:ascii="Aptos Display" w:eastAsia="Times New Roman" w:hAnsi="Aptos Display"/>
           <w:b/>
@@ -11770,7 +11769,7 @@
     </w:p>
     <w:p>
       <w:pPr>
-        <w:divId w:val="1724327603"/>
+        <w:divId w:val="1629047709"/>
         <w:rPr>
           <w:rFonts w:eastAsia="Times New Roman"/>
           <w:sz w:val="24"/>
@@ -11790,7 +11789,7 @@
     <w:p>
       <w:pPr>
         <w:pStyle w:val="subtitel"/>
-        <w:divId w:val="1373459618"/>
+        <w:divId w:val="1266500661"/>
         <w:rPr>
           <w:lang w:val="nl-NL"/>
         </w:rPr>
@@ -11805,7 +11804,7 @@
     <w:p>
       <w:pPr>
         <w:pStyle w:val="Kop4"/>
-        <w:divId w:val="1373459618"/>
+        <w:divId w:val="1266500661"/>
         <w:rPr>
           <w:rFonts w:eastAsia="Times New Roman"/>
           <w:lang w:val="nl-NL"/>
@@ -11822,7 +11821,7 @@
     <w:p>
       <w:pPr>
         <w:pStyle w:val="Normaalweb"/>
-        <w:divId w:val="1373459618"/>
+        <w:divId w:val="1266500661"/>
         <w:rPr>
           <w:lang w:val="nl-NL"/>
         </w:rPr>
@@ -11837,7 +11836,7 @@
     <w:p>
       <w:pPr>
         <w:pStyle w:val="Kop5"/>
-        <w:divId w:val="1373459618"/>
+        <w:divId w:val="1266500661"/>
         <w:rPr>
           <w:rFonts w:eastAsia="Times New Roman"/>
           <w:lang w:val="nl-NL"/>
@@ -11854,7 +11853,7 @@
     <w:p>
       <w:pPr>
         <w:pStyle w:val="Normaalweb"/>
-        <w:divId w:val="1373459618"/>
+        <w:divId w:val="1266500661"/>
         <w:rPr>
           <w:lang w:val="nl-NL"/>
         </w:rPr>
@@ -11869,7 +11868,7 @@
     <w:p>
       <w:pPr>
         <w:pStyle w:val="Normaalweb"/>
-        <w:divId w:val="1373459618"/>
+        <w:divId w:val="1266500661"/>
         <w:rPr>
           <w:lang w:val="nl-NL"/>
         </w:rPr>
@@ -11884,7 +11883,7 @@
     <w:p>
       <w:pPr>
         <w:pStyle w:val="Kop5"/>
-        <w:divId w:val="1373459618"/>
+        <w:divId w:val="1266500661"/>
         <w:rPr>
           <w:rFonts w:eastAsia="Times New Roman"/>
           <w:lang w:val="nl-NL"/>
@@ -11905,7 +11904,7 @@
           <w:numId w:val="31"/>
         </w:numPr>
         <w:spacing w:before="100" w:beforeAutospacing="1" w:after="100" w:afterAutospacing="1"/>
-        <w:divId w:val="1373459618"/>
+        <w:divId w:val="1266500661"/>
         <w:rPr>
           <w:rFonts w:eastAsia="Times New Roman"/>
           <w:lang w:val="nl-NL"/>
@@ -11926,7 +11925,7 @@
           <w:numId w:val="31"/>
         </w:numPr>
         <w:spacing w:before="100" w:beforeAutospacing="1" w:after="100" w:afterAutospacing="1"/>
-        <w:divId w:val="1373459618"/>
+        <w:divId w:val="1266500661"/>
         <w:rPr>
           <w:rFonts w:eastAsia="Times New Roman"/>
           <w:lang w:val="nl-NL"/>
@@ -11947,7 +11946,7 @@
           <w:numId w:val="31"/>
         </w:numPr>
         <w:spacing w:before="100" w:beforeAutospacing="1" w:after="100" w:afterAutospacing="1"/>
-        <w:divId w:val="1373459618"/>
+        <w:divId w:val="1266500661"/>
         <w:rPr>
           <w:rFonts w:eastAsia="Times New Roman"/>
           <w:lang w:val="nl-NL"/>
@@ -11968,7 +11967,7 @@
           <w:numId w:val="31"/>
         </w:numPr>
         <w:spacing w:before="100" w:beforeAutospacing="1" w:after="100" w:afterAutospacing="1"/>
-        <w:divId w:val="1373459618"/>
+        <w:divId w:val="1266500661"/>
         <w:rPr>
           <w:rFonts w:eastAsia="Times New Roman"/>
           <w:lang w:val="nl-NL"/>
@@ -11985,7 +11984,7 @@
     <w:p>
       <w:pPr>
         <w:pStyle w:val="Kop5"/>
-        <w:divId w:val="1373459618"/>
+        <w:divId w:val="1266500661"/>
         <w:rPr>
           <w:rFonts w:eastAsia="Times New Roman"/>
           <w:lang w:val="nl-NL"/>
@@ -12002,7 +12001,7 @@
     <w:p>
       <w:pPr>
         <w:pStyle w:val="Normaalweb"/>
-        <w:divId w:val="1373459618"/>
+        <w:divId w:val="1266500661"/>
         <w:rPr>
           <w:lang w:val="nl-NL"/>
         </w:rPr>
@@ -12021,7 +12020,7 @@
           <w:numId w:val="32"/>
         </w:numPr>
         <w:spacing w:before="100" w:beforeAutospacing="1" w:after="100" w:afterAutospacing="1"/>
-        <w:divId w:val="1373459618"/>
+        <w:divId w:val="1266500661"/>
         <w:rPr>
           <w:rFonts w:eastAsia="Times New Roman"/>
           <w:lang w:val="nl-NL"/>
@@ -12042,7 +12041,7 @@
           <w:numId w:val="32"/>
         </w:numPr>
         <w:spacing w:before="100" w:beforeAutospacing="1" w:after="100" w:afterAutospacing="1"/>
-        <w:divId w:val="1373459618"/>
+        <w:divId w:val="1266500661"/>
         <w:rPr>
           <w:rFonts w:eastAsia="Times New Roman"/>
           <w:lang w:val="nl-NL"/>
@@ -12063,7 +12062,7 @@
           <w:numId w:val="32"/>
         </w:numPr>
         <w:spacing w:before="100" w:beforeAutospacing="1" w:after="100" w:afterAutospacing="1"/>
-        <w:divId w:val="1373459618"/>
+        <w:divId w:val="1266500661"/>
         <w:rPr>
           <w:rFonts w:eastAsia="Times New Roman"/>
           <w:lang w:val="nl-NL"/>
@@ -12080,7 +12079,7 @@
     <w:p>
       <w:pPr>
         <w:pStyle w:val="Kop4"/>
-        <w:divId w:val="1373459618"/>
+        <w:divId w:val="1266500661"/>
         <w:rPr>
           <w:rFonts w:eastAsia="Times New Roman"/>
           <w:lang w:val="nl-NL"/>
@@ -12097,7 +12096,7 @@
     <w:p>
       <w:pPr>
         <w:pStyle w:val="Normaalweb"/>
-        <w:divId w:val="2053336496"/>
+        <w:divId w:val="1875194210"/>
         <w:rPr>
           <w:lang w:val="nl-NL"/>
         </w:rPr>
@@ -12119,7 +12118,7 @@
     <w:p>
       <w:pPr>
         <w:pStyle w:val="Normaalweb"/>
-        <w:divId w:val="2053336496"/>
+        <w:divId w:val="1875194210"/>
         <w:rPr>
           <w:lang w:val="nl-NL"/>
         </w:rPr>
@@ -12141,7 +12140,7 @@
     <w:p>
       <w:pPr>
         <w:pStyle w:val="Kop5"/>
-        <w:divId w:val="1373459618"/>
+        <w:divId w:val="1266500661"/>
         <w:rPr>
           <w:rFonts w:eastAsia="Times New Roman"/>
           <w:lang w:val="nl-NL"/>
@@ -12158,7 +12157,7 @@
     <w:p>
       <w:pPr>
         <w:pStyle w:val="Normaalweb"/>
-        <w:divId w:val="1373459618"/>
+        <w:divId w:val="1266500661"/>
         <w:rPr>
           <w:lang w:val="nl-NL"/>
         </w:rPr>
@@ -12173,7 +12172,7 @@
     <w:p>
       <w:pPr>
         <w:pStyle w:val="Kop5"/>
-        <w:divId w:val="1373459618"/>
+        <w:divId w:val="1266500661"/>
         <w:rPr>
           <w:rFonts w:eastAsia="Times New Roman"/>
           <w:lang w:val="nl-NL"/>
@@ -12190,7 +12189,7 @@
     <w:p>
       <w:pPr>
         <w:pStyle w:val="Normaalweb"/>
-        <w:divId w:val="1373459618"/>
+        <w:divId w:val="1266500661"/>
         <w:rPr>
           <w:lang w:val="nl-NL"/>
         </w:rPr>
@@ -12205,7 +12204,7 @@
     <w:p>
       <w:pPr>
         <w:pStyle w:val="Kop5"/>
-        <w:divId w:val="1373459618"/>
+        <w:divId w:val="1266500661"/>
         <w:rPr>
           <w:rFonts w:eastAsia="Times New Roman"/>
           <w:lang w:val="nl-NL"/>
@@ -12222,7 +12221,7 @@
     <w:p>
       <w:pPr>
         <w:pStyle w:val="Normaalweb"/>
-        <w:divId w:val="1373459618"/>
+        <w:divId w:val="1266500661"/>
         <w:rPr>
           <w:lang w:val="nl-NL"/>
         </w:rPr>
@@ -12237,7 +12236,7 @@
     <w:p>
       <w:pPr>
         <w:pStyle w:val="Kop4"/>
-        <w:divId w:val="1373459618"/>
+        <w:divId w:val="1266500661"/>
         <w:rPr>
           <w:rFonts w:eastAsia="Times New Roman"/>
           <w:lang w:val="nl-NL"/>
@@ -12254,7 +12253,7 @@
     <w:p>
       <w:pPr>
         <w:pStyle w:val="Kop5"/>
-        <w:divId w:val="1373459618"/>
+        <w:divId w:val="1266500661"/>
         <w:rPr>
           <w:rFonts w:eastAsia="Times New Roman"/>
           <w:lang w:val="nl-NL"/>
@@ -12271,7 +12270,7 @@
     <w:p>
       <w:pPr>
         <w:pStyle w:val="Normaalweb"/>
-        <w:divId w:val="1373459618"/>
+        <w:divId w:val="1266500661"/>
         <w:rPr>
           <w:lang w:val="nl-NL"/>
         </w:rPr>
@@ -12286,7 +12285,7 @@
     <w:p>
       <w:pPr>
         <w:pStyle w:val="Kop5"/>
-        <w:divId w:val="1373459618"/>
+        <w:divId w:val="1266500661"/>
         <w:rPr>
           <w:rFonts w:eastAsia="Times New Roman"/>
           <w:lang w:val="nl-NL"/>
@@ -12303,7 +12302,7 @@
     <w:p>
       <w:pPr>
         <w:pStyle w:val="Normaalweb"/>
-        <w:divId w:val="1373459618"/>
+        <w:divId w:val="1266500661"/>
         <w:rPr>
           <w:lang w:val="nl-NL"/>
         </w:rPr>
@@ -12322,7 +12321,7 @@
           <w:numId w:val="33"/>
         </w:numPr>
         <w:spacing w:before="100" w:beforeAutospacing="1" w:after="100" w:afterAutospacing="1"/>
-        <w:divId w:val="1373459618"/>
+        <w:divId w:val="1266500661"/>
         <w:rPr>
           <w:rFonts w:eastAsia="Times New Roman"/>
           <w:lang w:val="nl-NL"/>
@@ -12343,7 +12342,7 @@
           <w:numId w:val="33"/>
         </w:numPr>
         <w:spacing w:before="100" w:beforeAutospacing="1" w:after="100" w:afterAutospacing="1"/>
-        <w:divId w:val="1373459618"/>
+        <w:divId w:val="1266500661"/>
         <w:rPr>
           <w:rFonts w:eastAsia="Times New Roman"/>
           <w:lang w:val="nl-NL"/>
@@ -12364,7 +12363,7 @@
           <w:numId w:val="33"/>
         </w:numPr>
         <w:spacing w:before="100" w:beforeAutospacing="1" w:after="100" w:afterAutospacing="1"/>
-        <w:divId w:val="1373459618"/>
+        <w:divId w:val="1266500661"/>
         <w:rPr>
           <w:rFonts w:eastAsia="Times New Roman"/>
           <w:lang w:val="nl-NL"/>
@@ -12381,7 +12380,7 @@
     <w:p>
       <w:pPr>
         <w:pStyle w:val="Normaalweb"/>
-        <w:divId w:val="1373459618"/>
+        <w:divId w:val="1266500661"/>
         <w:rPr>
           <w:lang w:val="nl-NL"/>
         </w:rPr>
@@ -12396,7 +12395,7 @@
     <w:p>
       <w:pPr>
         <w:pStyle w:val="Kop5"/>
-        <w:divId w:val="1373459618"/>
+        <w:divId w:val="1266500661"/>
         <w:rPr>
           <w:rFonts w:eastAsia="Times New Roman"/>
           <w:lang w:val="nl-NL"/>
@@ -12413,7 +12412,7 @@
     <w:p>
       <w:pPr>
         <w:pStyle w:val="Normaalweb"/>
-        <w:divId w:val="1373459618"/>
+        <w:divId w:val="1266500661"/>
         <w:rPr>
           <w:lang w:val="nl-NL"/>
         </w:rPr>
@@ -12428,7 +12427,7 @@
     <w:p>
       <w:pPr>
         <w:pStyle w:val="Kop4"/>
-        <w:divId w:val="1373459618"/>
+        <w:divId w:val="1266500661"/>
         <w:rPr>
           <w:rFonts w:eastAsia="Times New Roman"/>
           <w:lang w:val="nl-NL"/>
@@ -12445,7 +12444,7 @@
     <w:p>
       <w:pPr>
         <w:pStyle w:val="Kop5"/>
-        <w:divId w:val="1373459618"/>
+        <w:divId w:val="1266500661"/>
         <w:rPr>
           <w:rFonts w:eastAsia="Times New Roman"/>
           <w:lang w:val="nl-NL"/>
@@ -12462,7 +12461,7 @@
     <w:p>
       <w:pPr>
         <w:pStyle w:val="Normaalweb"/>
-        <w:divId w:val="1373459618"/>
+        <w:divId w:val="1266500661"/>
         <w:rPr>
           <w:lang w:val="nl-NL"/>
         </w:rPr>
@@ -12477,7 +12476,7 @@
     <w:p>
       <w:pPr>
         <w:pStyle w:val="Kop5"/>
-        <w:divId w:val="1373459618"/>
+        <w:divId w:val="1266500661"/>
         <w:rPr>
           <w:rFonts w:eastAsia="Times New Roman"/>
           <w:lang w:val="nl-NL"/>
@@ -12494,7 +12493,7 @@
     <w:p>
       <w:pPr>
         <w:pStyle w:val="Normaalweb"/>
-        <w:divId w:val="1373459618"/>
+        <w:divId w:val="1266500661"/>
         <w:rPr>
           <w:lang w:val="nl-NL"/>
         </w:rPr>
@@ -12509,7 +12508,7 @@
     <w:p>
       <w:pPr>
         <w:pStyle w:val="Kop5"/>
-        <w:divId w:val="1373459618"/>
+        <w:divId w:val="1266500661"/>
         <w:rPr>
           <w:rFonts w:eastAsia="Times New Roman"/>
           <w:lang w:val="nl-NL"/>
@@ -12526,7 +12525,7 @@
     <w:p>
       <w:pPr>
         <w:pStyle w:val="Normaalweb"/>
-        <w:divId w:val="1373459618"/>
+        <w:divId w:val="1266500661"/>
         <w:rPr>
           <w:lang w:val="nl-NL"/>
         </w:rPr>
@@ -12541,7 +12540,7 @@
     <w:p>
       <w:pPr>
         <w:pStyle w:val="Kop5"/>
-        <w:divId w:val="1373459618"/>
+        <w:divId w:val="1266500661"/>
         <w:rPr>
           <w:rFonts w:eastAsia="Times New Roman"/>
           <w:lang w:val="nl-NL"/>
@@ -12558,7 +12557,7 @@
     <w:p>
       <w:pPr>
         <w:pStyle w:val="Normaalweb"/>
-        <w:divId w:val="1373459618"/>
+        <w:divId w:val="1266500661"/>
         <w:rPr>
           <w:lang w:val="nl-NL"/>
         </w:rPr>
@@ -12573,7 +12572,7 @@
     <w:p>
       <w:pPr>
         <w:pStyle w:val="Kop5"/>
-        <w:divId w:val="1373459618"/>
+        <w:divId w:val="1266500661"/>
         <w:rPr>
           <w:rFonts w:eastAsia="Times New Roman"/>
           <w:lang w:val="nl-NL"/>
@@ -12590,7 +12589,7 @@
     <w:p>
       <w:pPr>
         <w:pStyle w:val="Normaalweb"/>
-        <w:divId w:val="1373459618"/>
+        <w:divId w:val="1266500661"/>
         <w:rPr>
           <w:lang w:val="nl-NL"/>
         </w:rPr>
@@ -12605,7 +12604,7 @@
     <w:p>
       <w:pPr>
         <w:pStyle w:val="afsluiting"/>
-        <w:divId w:val="1373459618"/>
+        <w:divId w:val="1266500661"/>
         <w:rPr>
           <w:lang w:val="nl-NL"/>
         </w:rPr>
@@ -12620,7 +12619,7 @@
     <w:p>
       <w:pPr>
         <w:outlineLvl w:val="2"/>
-        <w:divId w:val="1736077099"/>
+        <w:divId w:val="1047683067"/>
         <w:rPr>
           <w:rFonts w:ascii="Aptos Display" w:eastAsia="Times New Roman" w:hAnsi="Aptos Display"/>
           <w:b/>
@@ -12646,7 +12645,7 @@
     </w:p>
     <w:p>
       <w:pPr>
-        <w:divId w:val="1736077099"/>
+        <w:divId w:val="1047683067"/>
         <w:rPr>
           <w:rFonts w:eastAsia="Times New Roman"/>
           <w:sz w:val="24"/>
@@ -12666,7 +12665,7 @@
     <w:p>
       <w:pPr>
         <w:pStyle w:val="subtitel"/>
-        <w:divId w:val="1373459618"/>
+        <w:divId w:val="1266500661"/>
         <w:rPr>
           <w:lang w:val="nl-NL"/>
         </w:rPr>
@@ -12681,7 +12680,7 @@
     <w:p>
       <w:pPr>
         <w:pStyle w:val="Kop4"/>
-        <w:divId w:val="1373459618"/>
+        <w:divId w:val="1266500661"/>
         <w:rPr>
           <w:rFonts w:eastAsia="Times New Roman"/>
           <w:lang w:val="nl-NL"/>
@@ -12698,7 +12697,7 @@
     <w:p>
       <w:pPr>
         <w:pStyle w:val="Normaalweb"/>
-        <w:divId w:val="1373459618"/>
+        <w:divId w:val="1266500661"/>
         <w:rPr>
           <w:lang w:val="nl-NL"/>
         </w:rPr>
@@ -12713,7 +12712,7 @@
     <w:p>
       <w:pPr>
         <w:pStyle w:val="Kop5"/>
-        <w:divId w:val="1373459618"/>
+        <w:divId w:val="1266500661"/>
         <w:rPr>
           <w:rFonts w:eastAsia="Times New Roman"/>
           <w:lang w:val="nl-NL"/>
@@ -12730,7 +12729,7 @@
     <w:p>
       <w:pPr>
         <w:pStyle w:val="Normaalweb"/>
-        <w:divId w:val="1373459618"/>
+        <w:divId w:val="1266500661"/>
         <w:rPr>
           <w:lang w:val="nl-NL"/>
         </w:rPr>
@@ -12745,7 +12744,7 @@
     <w:p>
       <w:pPr>
         <w:pStyle w:val="Normaalweb"/>
-        <w:divId w:val="1373459618"/>
+        <w:divId w:val="1266500661"/>
         <w:rPr>
           <w:lang w:val="nl-NL"/>
         </w:rPr>
@@ -12760,7 +12759,7 @@
     <w:p>
       <w:pPr>
         <w:pStyle w:val="Kop5"/>
-        <w:divId w:val="1373459618"/>
+        <w:divId w:val="1266500661"/>
         <w:rPr>
           <w:rFonts w:eastAsia="Times New Roman"/>
           <w:lang w:val="nl-NL"/>
@@ -12781,7 +12780,7 @@
           <w:numId w:val="34"/>
         </w:numPr>
         <w:spacing w:before="100" w:beforeAutospacing="1" w:after="100" w:afterAutospacing="1"/>
-        <w:divId w:val="1373459618"/>
+        <w:divId w:val="1266500661"/>
         <w:rPr>
           <w:rFonts w:eastAsia="Times New Roman"/>
           <w:lang w:val="nl-NL"/>
@@ -12802,7 +12801,7 @@
           <w:numId w:val="34"/>
         </w:numPr>
         <w:spacing w:before="100" w:beforeAutospacing="1" w:after="100" w:afterAutospacing="1"/>
-        <w:divId w:val="1373459618"/>
+        <w:divId w:val="1266500661"/>
         <w:rPr>
           <w:rFonts w:eastAsia="Times New Roman"/>
           <w:lang w:val="nl-NL"/>
@@ -12823,7 +12822,7 @@
           <w:numId w:val="34"/>
         </w:numPr>
         <w:spacing w:before="100" w:beforeAutospacing="1" w:after="100" w:afterAutospacing="1"/>
-        <w:divId w:val="1373459618"/>
+        <w:divId w:val="1266500661"/>
         <w:rPr>
           <w:rFonts w:eastAsia="Times New Roman"/>
           <w:lang w:val="nl-NL"/>
@@ -12844,7 +12843,7 @@
           <w:numId w:val="34"/>
         </w:numPr>
         <w:spacing w:before="100" w:beforeAutospacing="1" w:after="100" w:afterAutospacing="1"/>
-        <w:divId w:val="1373459618"/>
+        <w:divId w:val="1266500661"/>
         <w:rPr>
           <w:rFonts w:eastAsia="Times New Roman"/>
           <w:lang w:val="nl-NL"/>
@@ -12861,7 +12860,7 @@
     <w:p>
       <w:pPr>
         <w:pStyle w:val="Kop5"/>
-        <w:divId w:val="1373459618"/>
+        <w:divId w:val="1266500661"/>
         <w:rPr>
           <w:rFonts w:eastAsia="Times New Roman"/>
           <w:lang w:val="nl-NL"/>
@@ -12878,7 +12877,7 @@
     <w:p>
       <w:pPr>
         <w:pStyle w:val="Normaalweb"/>
-        <w:divId w:val="1373459618"/>
+        <w:divId w:val="1266500661"/>
         <w:rPr>
           <w:lang w:val="nl-NL"/>
         </w:rPr>
@@ -12893,7 +12892,7 @@
     <w:p>
       <w:pPr>
         <w:pStyle w:val="Kop4"/>
-        <w:divId w:val="1373459618"/>
+        <w:divId w:val="1266500661"/>
         <w:rPr>
           <w:rFonts w:eastAsia="Times New Roman"/>
           <w:lang w:val="nl-NL"/>
@@ -12910,7 +12909,7 @@
     <w:p>
       <w:pPr>
         <w:pStyle w:val="Normaalweb"/>
-        <w:divId w:val="1083408137"/>
+        <w:divId w:val="1113742057"/>
         <w:rPr>
           <w:lang w:val="nl-NL"/>
         </w:rPr>
@@ -12932,7 +12931,7 @@
     <w:p>
       <w:pPr>
         <w:pStyle w:val="Normaalweb"/>
-        <w:divId w:val="1083408137"/>
+        <w:divId w:val="1113742057"/>
         <w:rPr>
           <w:lang w:val="nl-NL"/>
         </w:rPr>
@@ -12954,7 +12953,7 @@
     <w:p>
       <w:pPr>
         <w:pStyle w:val="Kop5"/>
-        <w:divId w:val="1373459618"/>
+        <w:divId w:val="1266500661"/>
         <w:rPr>
           <w:rFonts w:eastAsia="Times New Roman"/>
           <w:lang w:val="nl-NL"/>
@@ -12971,7 +12970,7 @@
     <w:p>
       <w:pPr>
         <w:pStyle w:val="Normaalweb"/>
-        <w:divId w:val="1373459618"/>
+        <w:divId w:val="1266500661"/>
         <w:rPr>
           <w:lang w:val="nl-NL"/>
         </w:rPr>
@@ -12986,7 +12985,7 @@
     <w:p>
       <w:pPr>
         <w:pStyle w:val="Kop5"/>
-        <w:divId w:val="1373459618"/>
+        <w:divId w:val="1266500661"/>
         <w:rPr>
           <w:rFonts w:eastAsia="Times New Roman"/>
           <w:lang w:val="nl-NL"/>
@@ -13003,7 +13002,7 @@
     <w:p>
       <w:pPr>
         <w:pStyle w:val="Normaalweb"/>
-        <w:divId w:val="1373459618"/>
+        <w:divId w:val="1266500661"/>
         <w:rPr>
           <w:lang w:val="nl-NL"/>
         </w:rPr>
@@ -13018,7 +13017,7 @@
     <w:p>
       <w:pPr>
         <w:pStyle w:val="Kop5"/>
-        <w:divId w:val="1373459618"/>
+        <w:divId w:val="1266500661"/>
         <w:rPr>
           <w:rFonts w:eastAsia="Times New Roman"/>
           <w:lang w:val="nl-NL"/>
@@ -13035,7 +13034,7 @@
     <w:p>
       <w:pPr>
         <w:pStyle w:val="Normaalweb"/>
-        <w:divId w:val="1373459618"/>
+        <w:divId w:val="1266500661"/>
         <w:rPr>
           <w:lang w:val="nl-NL"/>
         </w:rPr>
@@ -13050,7 +13049,7 @@
     <w:p>
       <w:pPr>
         <w:pStyle w:val="Kop4"/>
-        <w:divId w:val="1373459618"/>
+        <w:divId w:val="1266500661"/>
         <w:rPr>
           <w:rFonts w:eastAsia="Times New Roman"/>
           <w:lang w:val="nl-NL"/>
@@ -13067,7 +13066,7 @@
     <w:p>
       <w:pPr>
         <w:pStyle w:val="Kop5"/>
-        <w:divId w:val="1373459618"/>
+        <w:divId w:val="1266500661"/>
         <w:rPr>
           <w:rFonts w:eastAsia="Times New Roman"/>
           <w:lang w:val="nl-NL"/>
@@ -13084,7 +13083,7 @@
     <w:p>
       <w:pPr>
         <w:pStyle w:val="Normaalweb"/>
-        <w:divId w:val="1373459618"/>
+        <w:divId w:val="1266500661"/>
         <w:rPr>
           <w:lang w:val="nl-NL"/>
         </w:rPr>
@@ -13099,7 +13098,7 @@
     <w:p>
       <w:pPr>
         <w:pStyle w:val="Kop5"/>
-        <w:divId w:val="1373459618"/>
+        <w:divId w:val="1266500661"/>
         <w:rPr>
           <w:rFonts w:eastAsia="Times New Roman"/>
           <w:lang w:val="nl-NL"/>
@@ -13116,7 +13115,7 @@
     <w:p>
       <w:pPr>
         <w:pStyle w:val="Normaalweb"/>
-        <w:divId w:val="1373459618"/>
+        <w:divId w:val="1266500661"/>
         <w:rPr>
           <w:lang w:val="nl-NL"/>
         </w:rPr>
@@ -13135,7 +13134,7 @@
           <w:numId w:val="35"/>
         </w:numPr>
         <w:spacing w:before="100" w:beforeAutospacing="1" w:after="100" w:afterAutospacing="1"/>
-        <w:divId w:val="1373459618"/>
+        <w:divId w:val="1266500661"/>
         <w:rPr>
           <w:rFonts w:eastAsia="Times New Roman"/>
           <w:lang w:val="nl-NL"/>
@@ -13156,7 +13155,7 @@
           <w:numId w:val="35"/>
         </w:numPr>
         <w:spacing w:before="100" w:beforeAutospacing="1" w:after="100" w:afterAutospacing="1"/>
-        <w:divId w:val="1373459618"/>
+        <w:divId w:val="1266500661"/>
         <w:rPr>
           <w:rFonts w:eastAsia="Times New Roman"/>
           <w:lang w:val="nl-NL"/>
@@ -13177,7 +13176,7 @@
           <w:numId w:val="35"/>
         </w:numPr>
         <w:spacing w:before="100" w:beforeAutospacing="1" w:after="100" w:afterAutospacing="1"/>
-        <w:divId w:val="1373459618"/>
+        <w:divId w:val="1266500661"/>
         <w:rPr>
           <w:rFonts w:eastAsia="Times New Roman"/>
           <w:lang w:val="nl-NL"/>
@@ -13198,7 +13197,7 @@
           <w:numId w:val="35"/>
         </w:numPr>
         <w:spacing w:before="100" w:beforeAutospacing="1" w:after="100" w:afterAutospacing="1"/>
-        <w:divId w:val="1373459618"/>
+        <w:divId w:val="1266500661"/>
         <w:rPr>
           <w:rFonts w:eastAsia="Times New Roman"/>
           <w:lang w:val="nl-NL"/>
@@ -13215,7 +13214,7 @@
     <w:p>
       <w:pPr>
         <w:pStyle w:val="Normaalweb"/>
-        <w:divId w:val="1373459618"/>
+        <w:divId w:val="1266500661"/>
         <w:rPr>
           <w:lang w:val="nl-NL"/>
         </w:rPr>
@@ -13230,7 +13229,7 @@
     <w:p>
       <w:pPr>
         <w:pStyle w:val="Kop5"/>
-        <w:divId w:val="1373459618"/>
+        <w:divId w:val="1266500661"/>
         <w:rPr>
           <w:rFonts w:eastAsia="Times New Roman"/>
           <w:lang w:val="nl-NL"/>
@@ -13247,7 +13246,7 @@
     <w:p>
       <w:pPr>
         <w:pStyle w:val="Normaalweb"/>
-        <w:divId w:val="1373459618"/>
+        <w:divId w:val="1266500661"/>
         <w:rPr>
           <w:lang w:val="nl-NL"/>
         </w:rPr>
@@ -13262,7 +13261,7 @@
     <w:p>
       <w:pPr>
         <w:pStyle w:val="Kop4"/>
-        <w:divId w:val="1373459618"/>
+        <w:divId w:val="1266500661"/>
         <w:rPr>
           <w:rFonts w:eastAsia="Times New Roman"/>
           <w:lang w:val="nl-NL"/>
@@ -13279,7 +13278,7 @@
     <w:p>
       <w:pPr>
         <w:pStyle w:val="Kop5"/>
-        <w:divId w:val="1373459618"/>
+        <w:divId w:val="1266500661"/>
         <w:rPr>
           <w:rFonts w:eastAsia="Times New Roman"/>
           <w:lang w:val="nl-NL"/>
@@ -13296,7 +13295,7 @@
     <w:p>
       <w:pPr>
         <w:pStyle w:val="Normaalweb"/>
-        <w:divId w:val="1373459618"/>
+        <w:divId w:val="1266500661"/>
         <w:rPr>
           <w:lang w:val="nl-NL"/>
         </w:rPr>
@@ -13311,7 +13310,7 @@
     <w:p>
       <w:pPr>
         <w:pStyle w:val="Kop5"/>
-        <w:divId w:val="1373459618"/>
+        <w:divId w:val="1266500661"/>
         <w:rPr>
           <w:rFonts w:eastAsia="Times New Roman"/>
           <w:lang w:val="nl-NL"/>
@@ -13328,7 +13327,7 @@
     <w:p>
       <w:pPr>
         <w:pStyle w:val="Normaalweb"/>
-        <w:divId w:val="1373459618"/>
+        <w:divId w:val="1266500661"/>
         <w:rPr>
           <w:lang w:val="nl-NL"/>
         </w:rPr>
@@ -13343,7 +13342,7 @@
     <w:p>
       <w:pPr>
         <w:pStyle w:val="Kop5"/>
-        <w:divId w:val="1373459618"/>
+        <w:divId w:val="1266500661"/>
         <w:rPr>
           <w:rFonts w:eastAsia="Times New Roman"/>
           <w:lang w:val="nl-NL"/>
@@ -13360,7 +13359,7 @@
     <w:p>
       <w:pPr>
         <w:pStyle w:val="Normaalweb"/>
-        <w:divId w:val="1373459618"/>
+        <w:divId w:val="1266500661"/>
         <w:rPr>
           <w:lang w:val="nl-NL"/>
         </w:rPr>
@@ -13375,7 +13374,7 @@
     <w:p>
       <w:pPr>
         <w:pStyle w:val="Kop5"/>
-        <w:divId w:val="1373459618"/>
+        <w:divId w:val="1266500661"/>
         <w:rPr>
           <w:rFonts w:eastAsia="Times New Roman"/>
           <w:lang w:val="nl-NL"/>
@@ -13392,7 +13391,7 @@
     <w:p>
       <w:pPr>
         <w:pStyle w:val="Normaalweb"/>
-        <w:divId w:val="1373459618"/>
+        <w:divId w:val="1266500661"/>
         <w:rPr>
           <w:lang w:val="nl-NL"/>
         </w:rPr>
@@ -13407,7 +13406,7 @@
     <w:p>
       <w:pPr>
         <w:pStyle w:val="Kop5"/>
-        <w:divId w:val="1373459618"/>
+        <w:divId w:val="1266500661"/>
         <w:rPr>
           <w:rFonts w:eastAsia="Times New Roman"/>
           <w:lang w:val="nl-NL"/>
@@ -13424,7 +13423,7 @@
     <w:p>
       <w:pPr>
         <w:pStyle w:val="Normaalweb"/>
-        <w:divId w:val="1373459618"/>
+        <w:divId w:val="1266500661"/>
         <w:rPr>
           <w:lang w:val="nl-NL"/>
         </w:rPr>
@@ -13439,7 +13438,7 @@
     <w:p>
       <w:pPr>
         <w:pStyle w:val="afsluiting"/>
-        <w:divId w:val="1373459618"/>
+        <w:divId w:val="1266500661"/>
         <w:rPr>
           <w:lang w:val="nl-NL"/>
         </w:rPr>
@@ -13454,7 +13453,7 @@
     <w:p>
       <w:pPr>
         <w:outlineLvl w:val="2"/>
-        <w:divId w:val="428550768"/>
+        <w:divId w:val="839347136"/>
         <w:rPr>
           <w:rFonts w:ascii="Aptos Display" w:eastAsia="Times New Roman" w:hAnsi="Aptos Display"/>
           <w:b/>
@@ -13480,7 +13479,7 @@
     </w:p>
     <w:p>
       <w:pPr>
-        <w:divId w:val="428550768"/>
+        <w:divId w:val="839347136"/>
         <w:rPr>
           <w:rFonts w:eastAsia="Times New Roman"/>
           <w:sz w:val="24"/>
@@ -13500,7 +13499,7 @@
     <w:p>
       <w:pPr>
         <w:pStyle w:val="subtitel"/>
-        <w:divId w:val="1373459618"/>
+        <w:divId w:val="1266500661"/>
         <w:rPr>
           <w:lang w:val="nl-NL"/>
         </w:rPr>
@@ -13515,7 +13514,7 @@
     <w:p>
       <w:pPr>
         <w:pStyle w:val="Kop4"/>
-        <w:divId w:val="1373459618"/>
+        <w:divId w:val="1266500661"/>
         <w:rPr>
           <w:rFonts w:eastAsia="Times New Roman"/>
           <w:lang w:val="nl-NL"/>
@@ -13532,7 +13531,7 @@
     <w:p>
       <w:pPr>
         <w:pStyle w:val="Normaalweb"/>
-        <w:divId w:val="1373459618"/>
+        <w:divId w:val="1266500661"/>
         <w:rPr>
           <w:lang w:val="nl-NL"/>
         </w:rPr>
@@ -13547,7 +13546,7 @@
     <w:p>
       <w:pPr>
         <w:pStyle w:val="Kop5"/>
-        <w:divId w:val="1373459618"/>
+        <w:divId w:val="1266500661"/>
         <w:rPr>
           <w:rFonts w:eastAsia="Times New Roman"/>
           <w:lang w:val="nl-NL"/>
@@ -13564,7 +13563,7 @@
     <w:p>
       <w:pPr>
         <w:pStyle w:val="Normaalweb"/>
-        <w:divId w:val="1373459618"/>
+        <w:divId w:val="1266500661"/>
         <w:rPr>
           <w:lang w:val="nl-NL"/>
         </w:rPr>
@@ -13579,7 +13578,7 @@
     <w:p>
       <w:pPr>
         <w:pStyle w:val="Normaalweb"/>
-        <w:divId w:val="1373459618"/>
+        <w:divId w:val="1266500661"/>
         <w:rPr>
           <w:lang w:val="nl-NL"/>
         </w:rPr>
@@ -13594,7 +13593,7 @@
     <w:p>
       <w:pPr>
         <w:pStyle w:val="Kop5"/>
-        <w:divId w:val="1373459618"/>
+        <w:divId w:val="1266500661"/>
         <w:rPr>
           <w:rFonts w:eastAsia="Times New Roman"/>
           <w:lang w:val="nl-NL"/>
@@ -13615,7 +13614,7 @@
           <w:numId w:val="36"/>
         </w:numPr>
         <w:spacing w:before="100" w:beforeAutospacing="1" w:after="100" w:afterAutospacing="1"/>
-        <w:divId w:val="1373459618"/>
+        <w:divId w:val="1266500661"/>
         <w:rPr>
           <w:rFonts w:eastAsia="Times New Roman"/>
           <w:lang w:val="nl-NL"/>
@@ -13636,7 +13635,7 @@
           <w:numId w:val="36"/>
         </w:numPr>
         <w:spacing w:before="100" w:beforeAutospacing="1" w:after="100" w:afterAutospacing="1"/>
-        <w:divId w:val="1373459618"/>
+        <w:divId w:val="1266500661"/>
         <w:rPr>
           <w:rFonts w:eastAsia="Times New Roman"/>
           <w:lang w:val="nl-NL"/>
@@ -13657,7 +13656,7 @@
           <w:numId w:val="36"/>
         </w:numPr>
         <w:spacing w:before="100" w:beforeAutospacing="1" w:after="100" w:afterAutospacing="1"/>
-        <w:divId w:val="1373459618"/>
+        <w:divId w:val="1266500661"/>
         <w:rPr>
           <w:rFonts w:eastAsia="Times New Roman"/>
           <w:lang w:val="nl-NL"/>
@@ -13678,7 +13677,7 @@
           <w:numId w:val="36"/>
         </w:numPr>
         <w:spacing w:before="100" w:beforeAutospacing="1" w:after="100" w:afterAutospacing="1"/>
-        <w:divId w:val="1373459618"/>
+        <w:divId w:val="1266500661"/>
         <w:rPr>
           <w:rFonts w:eastAsia="Times New Roman"/>
           <w:lang w:val="nl-NL"/>
@@ -13695,7 +13694,7 @@
     <w:p>
       <w:pPr>
         <w:pStyle w:val="Kop5"/>
-        <w:divId w:val="1373459618"/>
+        <w:divId w:val="1266500661"/>
         <w:rPr>
           <w:rFonts w:eastAsia="Times New Roman"/>
           <w:lang w:val="nl-NL"/>
@@ -13712,7 +13711,7 @@
     <w:p>
       <w:pPr>
         <w:pStyle w:val="Normaalweb"/>
-        <w:divId w:val="1373459618"/>
+        <w:divId w:val="1266500661"/>
         <w:rPr>
           <w:lang w:val="nl-NL"/>
         </w:rPr>
@@ -13727,7 +13726,7 @@
     <w:p>
       <w:pPr>
         <w:pStyle w:val="Kop4"/>
-        <w:divId w:val="1373459618"/>
+        <w:divId w:val="1266500661"/>
         <w:rPr>
           <w:rFonts w:eastAsia="Times New Roman"/>
           <w:lang w:val="nl-NL"/>
@@ -13744,7 +13743,7 @@
     <w:p>
       <w:pPr>
         <w:pStyle w:val="Normaalweb"/>
-        <w:divId w:val="1343436141"/>
+        <w:divId w:val="1838424954"/>
         <w:rPr>
           <w:lang w:val="nl-NL"/>
         </w:rPr>
@@ -13766,7 +13765,7 @@
     <w:p>
       <w:pPr>
         <w:pStyle w:val="Normaalweb"/>
-        <w:divId w:val="1343436141"/>
+        <w:divId w:val="1838424954"/>
         <w:rPr>
           <w:lang w:val="nl-NL"/>
         </w:rPr>
@@ -13788,7 +13787,7 @@
     <w:p>
       <w:pPr>
         <w:pStyle w:val="Kop5"/>
-        <w:divId w:val="1373459618"/>
+        <w:divId w:val="1266500661"/>
         <w:rPr>
           <w:rFonts w:eastAsia="Times New Roman"/>
           <w:lang w:val="nl-NL"/>
@@ -13805,7 +13804,7 @@
     <w:p>
       <w:pPr>
         <w:pStyle w:val="Normaalweb"/>
-        <w:divId w:val="1373459618"/>
+        <w:divId w:val="1266500661"/>
         <w:rPr>
           <w:lang w:val="nl-NL"/>
         </w:rPr>
@@ -13820,7 +13819,7 @@
     <w:p>
       <w:pPr>
         <w:pStyle w:val="Kop5"/>
-        <w:divId w:val="1373459618"/>
+        <w:divId w:val="1266500661"/>
         <w:rPr>
           <w:rFonts w:eastAsia="Times New Roman"/>
           <w:lang w:val="nl-NL"/>
@@ -13837,7 +13836,7 @@
     <w:p>
       <w:pPr>
         <w:pStyle w:val="Normaalweb"/>
-        <w:divId w:val="1373459618"/>
+        <w:divId w:val="1266500661"/>
         <w:rPr>
           <w:lang w:val="nl-NL"/>
         </w:rPr>
@@ -13852,7 +13851,7 @@
     <w:p>
       <w:pPr>
         <w:pStyle w:val="Kop5"/>
-        <w:divId w:val="1373459618"/>
+        <w:divId w:val="1266500661"/>
         <w:rPr>
           <w:rFonts w:eastAsia="Times New Roman"/>
           <w:lang w:val="nl-NL"/>
@@ -13869,7 +13868,7 @@
     <w:p>
       <w:pPr>
         <w:pStyle w:val="Normaalweb"/>
-        <w:divId w:val="1373459618"/>
+        <w:divId w:val="1266500661"/>
         <w:rPr>
           <w:lang w:val="nl-NL"/>
         </w:rPr>
@@ -13884,7 +13883,7 @@
     <w:p>
       <w:pPr>
         <w:pStyle w:val="Kop4"/>
-        <w:divId w:val="1373459618"/>
+        <w:divId w:val="1266500661"/>
         <w:rPr>
           <w:rFonts w:eastAsia="Times New Roman"/>
           <w:lang w:val="nl-NL"/>
@@ -13901,7 +13900,7 @@
     <w:p>
       <w:pPr>
         <w:pStyle w:val="Kop5"/>
-        <w:divId w:val="1373459618"/>
+        <w:divId w:val="1266500661"/>
         <w:rPr>
           <w:rFonts w:eastAsia="Times New Roman"/>
           <w:lang w:val="nl-NL"/>
@@ -13918,7 +13917,7 @@
     <w:p>
       <w:pPr>
         <w:pStyle w:val="Normaalweb"/>
-        <w:divId w:val="1373459618"/>
+        <w:divId w:val="1266500661"/>
         <w:rPr>
           <w:lang w:val="nl-NL"/>
         </w:rPr>
@@ -13933,7 +13932,7 @@
     <w:p>
       <w:pPr>
         <w:pStyle w:val="Kop5"/>
-        <w:divId w:val="1373459618"/>
+        <w:divId w:val="1266500661"/>
         <w:rPr>
           <w:rFonts w:eastAsia="Times New Roman"/>
           <w:lang w:val="nl-NL"/>
@@ -13950,7 +13949,7 @@
     <w:p>
       <w:pPr>
         <w:pStyle w:val="Normaalweb"/>
-        <w:divId w:val="1373459618"/>
+        <w:divId w:val="1266500661"/>
         <w:rPr>
           <w:lang w:val="nl-NL"/>
         </w:rPr>
@@ -13969,7 +13968,7 @@
           <w:numId w:val="37"/>
         </w:numPr>
         <w:spacing w:before="100" w:beforeAutospacing="1" w:after="100" w:afterAutospacing="1"/>
-        <w:divId w:val="1373459618"/>
+        <w:divId w:val="1266500661"/>
         <w:rPr>
           <w:rFonts w:eastAsia="Times New Roman"/>
           <w:lang w:val="nl-NL"/>
@@ -13990,7 +13989,7 @@
           <w:numId w:val="37"/>
         </w:numPr>
         <w:spacing w:before="100" w:beforeAutospacing="1" w:after="100" w:afterAutospacing="1"/>
-        <w:divId w:val="1373459618"/>
+        <w:divId w:val="1266500661"/>
         <w:rPr>
           <w:rFonts w:eastAsia="Times New Roman"/>
           <w:lang w:val="nl-NL"/>
@@ -14011,7 +14010,7 @@
           <w:numId w:val="37"/>
         </w:numPr>
         <w:spacing w:before="100" w:beforeAutospacing="1" w:after="100" w:afterAutospacing="1"/>
-        <w:divId w:val="1373459618"/>
+        <w:divId w:val="1266500661"/>
         <w:rPr>
           <w:rFonts w:eastAsia="Times New Roman"/>
           <w:lang w:val="nl-NL"/>
@@ -14028,7 +14027,7 @@
     <w:p>
       <w:pPr>
         <w:pStyle w:val="Normaalweb"/>
-        <w:divId w:val="1373459618"/>
+        <w:divId w:val="1266500661"/>
         <w:rPr>
           <w:lang w:val="nl-NL"/>
         </w:rPr>
@@ -14043,7 +14042,7 @@
     <w:p>
       <w:pPr>
         <w:pStyle w:val="Kop5"/>
-        <w:divId w:val="1373459618"/>
+        <w:divId w:val="1266500661"/>
         <w:rPr>
           <w:rFonts w:eastAsia="Times New Roman"/>
           <w:lang w:val="nl-NL"/>
@@ -14060,7 +14059,7 @@
     <w:p>
       <w:pPr>
         <w:pStyle w:val="Normaalweb"/>
-        <w:divId w:val="1373459618"/>
+        <w:divId w:val="1266500661"/>
         <w:rPr>
           <w:lang w:val="nl-NL"/>
         </w:rPr>
@@ -14075,7 +14074,7 @@
     <w:p>
       <w:pPr>
         <w:pStyle w:val="Kop4"/>
-        <w:divId w:val="1373459618"/>
+        <w:divId w:val="1266500661"/>
         <w:rPr>
           <w:rFonts w:eastAsia="Times New Roman"/>
           <w:lang w:val="nl-NL"/>
@@ -14092,7 +14091,7 @@
     <w:p>
       <w:pPr>
         <w:pStyle w:val="Kop5"/>
-        <w:divId w:val="1373459618"/>
+        <w:divId w:val="1266500661"/>
         <w:rPr>
           <w:rFonts w:eastAsia="Times New Roman"/>
           <w:lang w:val="nl-NL"/>
@@ -14109,7 +14108,7 @@
     <w:p>
       <w:pPr>
         <w:pStyle w:val="Normaalweb"/>
-        <w:divId w:val="1373459618"/>
+        <w:divId w:val="1266500661"/>
         <w:rPr>
           <w:lang w:val="nl-NL"/>
         </w:rPr>
@@ -14124,7 +14123,7 @@
     <w:p>
       <w:pPr>
         <w:pStyle w:val="Kop5"/>
-        <w:divId w:val="1373459618"/>
+        <w:divId w:val="1266500661"/>
         <w:rPr>
           <w:rFonts w:eastAsia="Times New Roman"/>
           <w:lang w:val="nl-NL"/>
@@ -14141,7 +14140,7 @@
     <w:p>
       <w:pPr>
         <w:pStyle w:val="Normaalweb"/>
-        <w:divId w:val="1373459618"/>
+        <w:divId w:val="1266500661"/>
         <w:rPr>
           <w:lang w:val="nl-NL"/>
         </w:rPr>
@@ -14156,7 +14155,7 @@
     <w:p>
       <w:pPr>
         <w:pStyle w:val="Kop5"/>
-        <w:divId w:val="1373459618"/>
+        <w:divId w:val="1266500661"/>
         <w:rPr>
           <w:rFonts w:eastAsia="Times New Roman"/>
           <w:lang w:val="nl-NL"/>
@@ -14173,7 +14172,7 @@
     <w:p>
       <w:pPr>
         <w:pStyle w:val="Normaalweb"/>
-        <w:divId w:val="1373459618"/>
+        <w:divId w:val="1266500661"/>
         <w:rPr>
           <w:lang w:val="nl-NL"/>
         </w:rPr>
@@ -14188,7 +14187,7 @@
     <w:p>
       <w:pPr>
         <w:pStyle w:val="Kop5"/>
-        <w:divId w:val="1373459618"/>
+        <w:divId w:val="1266500661"/>
         <w:rPr>
           <w:rFonts w:eastAsia="Times New Roman"/>
           <w:lang w:val="nl-NL"/>
@@ -14205,7 +14204,7 @@
     <w:p>
       <w:pPr>
         <w:pStyle w:val="Normaalweb"/>
-        <w:divId w:val="1373459618"/>
+        <w:divId w:val="1266500661"/>
         <w:rPr>
           <w:lang w:val="nl-NL"/>
         </w:rPr>
@@ -14220,7 +14219,7 @@
     <w:p>
       <w:pPr>
         <w:pStyle w:val="Kop5"/>
-        <w:divId w:val="1373459618"/>
+        <w:divId w:val="1266500661"/>
         <w:rPr>
           <w:rFonts w:eastAsia="Times New Roman"/>
           <w:lang w:val="nl-NL"/>
@@ -14237,7 +14236,7 @@
     <w:p>
       <w:pPr>
         <w:pStyle w:val="Normaalweb"/>
-        <w:divId w:val="1373459618"/>
+        <w:divId w:val="1266500661"/>
         <w:rPr>
           <w:lang w:val="nl-NL"/>
         </w:rPr>
@@ -14252,7 +14251,7 @@
     <w:p>
       <w:pPr>
         <w:pStyle w:val="afsluiting"/>
-        <w:divId w:val="1373459618"/>
+        <w:divId w:val="1266500661"/>
         <w:rPr>
           <w:lang w:val="nl-NL"/>
         </w:rPr>
@@ -14267,7 +14266,7 @@
     <w:p>
       <w:pPr>
         <w:outlineLvl w:val="2"/>
-        <w:divId w:val="654144958"/>
+        <w:divId w:val="1068919362"/>
         <w:rPr>
           <w:rFonts w:ascii="Aptos Display" w:eastAsia="Times New Roman" w:hAnsi="Aptos Display"/>
           <w:b/>
@@ -14293,7 +14292,7 @@
     </w:p>
     <w:p>
       <w:pPr>
-        <w:divId w:val="654144958"/>
+        <w:divId w:val="1068919362"/>
         <w:rPr>
           <w:rFonts w:eastAsia="Times New Roman"/>
           <w:sz w:val="24"/>
@@ -14313,7 +14312,7 @@
     <w:p>
       <w:pPr>
         <w:pStyle w:val="subtitel"/>
-        <w:divId w:val="1373459618"/>
+        <w:divId w:val="1266500661"/>
         <w:rPr>
           <w:lang w:val="nl-NL"/>
         </w:rPr>
@@ -14328,7 +14327,7 @@
     <w:p>
       <w:pPr>
         <w:pStyle w:val="Kop4"/>
-        <w:divId w:val="1373459618"/>
+        <w:divId w:val="1266500661"/>
         <w:rPr>
           <w:rFonts w:eastAsia="Times New Roman"/>
           <w:lang w:val="nl-NL"/>
@@ -14345,7 +14344,7 @@
     <w:p>
       <w:pPr>
         <w:pStyle w:val="Normaalweb"/>
-        <w:divId w:val="1373459618"/>
+        <w:divId w:val="1266500661"/>
         <w:rPr>
           <w:lang w:val="nl-NL"/>
         </w:rPr>
@@ -14360,7 +14359,7 @@
     <w:p>
       <w:pPr>
         <w:pStyle w:val="Kop5"/>
-        <w:divId w:val="1373459618"/>
+        <w:divId w:val="1266500661"/>
         <w:rPr>
           <w:rFonts w:eastAsia="Times New Roman"/>
           <w:lang w:val="nl-NL"/>
@@ -14377,7 +14376,7 @@
     <w:p>
       <w:pPr>
         <w:pStyle w:val="Normaalweb"/>
-        <w:divId w:val="1373459618"/>
+        <w:divId w:val="1266500661"/>
         <w:rPr>
           <w:lang w:val="nl-NL"/>
         </w:rPr>
@@ -14392,7 +14391,7 @@
     <w:p>
       <w:pPr>
         <w:pStyle w:val="Normaalweb"/>
-        <w:divId w:val="1373459618"/>
+        <w:divId w:val="1266500661"/>
         <w:rPr>
           <w:lang w:val="nl-NL"/>
         </w:rPr>
@@ -14407,7 +14406,7 @@
     <w:p>
       <w:pPr>
         <w:pStyle w:val="Kop5"/>
-        <w:divId w:val="1373459618"/>
+        <w:divId w:val="1266500661"/>
         <w:rPr>
           <w:rFonts w:eastAsia="Times New Roman"/>
           <w:lang w:val="nl-NL"/>
@@ -14428,7 +14427,7 @@
           <w:numId w:val="38"/>
         </w:numPr>
         <w:spacing w:before="100" w:beforeAutospacing="1" w:after="100" w:afterAutospacing="1"/>
-        <w:divId w:val="1373459618"/>
+        <w:divId w:val="1266500661"/>
         <w:rPr>
           <w:rFonts w:eastAsia="Times New Roman"/>
           <w:lang w:val="nl-NL"/>
@@ -14449,7 +14448,7 @@
           <w:numId w:val="38"/>
         </w:numPr>
         <w:spacing w:before="100" w:beforeAutospacing="1" w:after="100" w:afterAutospacing="1"/>
-        <w:divId w:val="1373459618"/>
+        <w:divId w:val="1266500661"/>
         <w:rPr>
           <w:rFonts w:eastAsia="Times New Roman"/>
           <w:lang w:val="nl-NL"/>
@@ -14470,7 +14469,7 @@
           <w:numId w:val="38"/>
         </w:numPr>
         <w:spacing w:before="100" w:beforeAutospacing="1" w:after="100" w:afterAutospacing="1"/>
-        <w:divId w:val="1373459618"/>
+        <w:divId w:val="1266500661"/>
         <w:rPr>
           <w:rFonts w:eastAsia="Times New Roman"/>
           <w:lang w:val="nl-NL"/>
@@ -14491,7 +14490,7 @@
           <w:numId w:val="38"/>
         </w:numPr>
         <w:spacing w:before="100" w:beforeAutospacing="1" w:after="100" w:afterAutospacing="1"/>
-        <w:divId w:val="1373459618"/>
+        <w:divId w:val="1266500661"/>
         <w:rPr>
           <w:rFonts w:eastAsia="Times New Roman"/>
           <w:lang w:val="nl-NL"/>
@@ -14512,7 +14511,7 @@
           <w:numId w:val="38"/>
         </w:numPr>
         <w:spacing w:before="100" w:beforeAutospacing="1" w:after="100" w:afterAutospacing="1"/>
-        <w:divId w:val="1373459618"/>
+        <w:divId w:val="1266500661"/>
         <w:rPr>
           <w:rFonts w:eastAsia="Times New Roman"/>
           <w:lang w:val="nl-NL"/>
@@ -14529,7 +14528,7 @@
     <w:p>
       <w:pPr>
         <w:pStyle w:val="Kop5"/>
-        <w:divId w:val="1373459618"/>
+        <w:divId w:val="1266500661"/>
         <w:rPr>
           <w:rFonts w:eastAsia="Times New Roman"/>
           <w:lang w:val="nl-NL"/>
@@ -14546,7 +14545,7 @@
     <w:p>
       <w:pPr>
         <w:pStyle w:val="Normaalweb"/>
-        <w:divId w:val="1373459618"/>
+        <w:divId w:val="1266500661"/>
         <w:rPr>
           <w:lang w:val="nl-NL"/>
         </w:rPr>
@@ -14561,7 +14560,7 @@
     <w:p>
       <w:pPr>
         <w:pStyle w:val="Kop4"/>
-        <w:divId w:val="1373459618"/>
+        <w:divId w:val="1266500661"/>
         <w:rPr>
           <w:rFonts w:eastAsia="Times New Roman"/>
           <w:lang w:val="nl-NL"/>
@@ -14578,7 +14577,7 @@
     <w:p>
       <w:pPr>
         <w:pStyle w:val="Normaalweb"/>
-        <w:divId w:val="1096823024"/>
+        <w:divId w:val="744913361"/>
         <w:rPr>
           <w:lang w:val="nl-NL"/>
         </w:rPr>
@@ -14600,7 +14599,7 @@
     <w:p>
       <w:pPr>
         <w:pStyle w:val="Normaalweb"/>
-        <w:divId w:val="1096823024"/>
+        <w:divId w:val="744913361"/>
         <w:rPr>
           <w:lang w:val="nl-NL"/>
         </w:rPr>
@@ -14628,7 +14627,7 @@
     <w:p>
       <w:pPr>
         <w:pStyle w:val="Kop5"/>
-        <w:divId w:val="1373459618"/>
+        <w:divId w:val="1266500661"/>
         <w:rPr>
           <w:rFonts w:eastAsia="Times New Roman"/>
           <w:lang w:val="nl-NL"/>
@@ -14645,7 +14644,7 @@
     <w:p>
       <w:pPr>
         <w:pStyle w:val="Normaalweb"/>
-        <w:divId w:val="1373459618"/>
+        <w:divId w:val="1266500661"/>
         <w:rPr>
           <w:lang w:val="nl-NL"/>
         </w:rPr>
@@ -14660,7 +14659,7 @@
     <w:p>
       <w:pPr>
         <w:pStyle w:val="Kop5"/>
-        <w:divId w:val="1373459618"/>
+        <w:divId w:val="1266500661"/>
         <w:rPr>
           <w:rFonts w:eastAsia="Times New Roman"/>
           <w:lang w:val="nl-NL"/>
@@ -14677,7 +14676,7 @@
     <w:p>
       <w:pPr>
         <w:pStyle w:val="Normaalweb"/>
-        <w:divId w:val="1373459618"/>
+        <w:divId w:val="1266500661"/>
         <w:rPr>
           <w:lang w:val="nl-NL"/>
         </w:rPr>
@@ -14692,7 +14691,7 @@
     <w:p>
       <w:pPr>
         <w:pStyle w:val="Kop5"/>
-        <w:divId w:val="1373459618"/>
+        <w:divId w:val="1266500661"/>
         <w:rPr>
           <w:rFonts w:eastAsia="Times New Roman"/>
           <w:lang w:val="nl-NL"/>
@@ -14709,7 +14708,7 @@
     <w:p>
       <w:pPr>
         <w:pStyle w:val="Normaalweb"/>
-        <w:divId w:val="1373459618"/>
+        <w:divId w:val="1266500661"/>
         <w:rPr>
           <w:lang w:val="nl-NL"/>
         </w:rPr>
@@ -14724,7 +14723,7 @@
     <w:p>
       <w:pPr>
         <w:pStyle w:val="Kop4"/>
-        <w:divId w:val="1373459618"/>
+        <w:divId w:val="1266500661"/>
         <w:rPr>
           <w:rFonts w:eastAsia="Times New Roman"/>
           <w:lang w:val="nl-NL"/>
@@ -14741,7 +14740,7 @@
     <w:p>
       <w:pPr>
         <w:pStyle w:val="Kop5"/>
-        <w:divId w:val="1373459618"/>
+        <w:divId w:val="1266500661"/>
         <w:rPr>
           <w:rFonts w:eastAsia="Times New Roman"/>
           <w:lang w:val="nl-NL"/>
@@ -14758,7 +14757,7 @@
     <w:p>
       <w:pPr>
         <w:pStyle w:val="Normaalweb"/>
-        <w:divId w:val="1373459618"/>
+        <w:divId w:val="1266500661"/>
         <w:rPr>
           <w:lang w:val="nl-NL"/>
         </w:rPr>
@@ -14773,7 +14772,7 @@
     <w:p>
       <w:pPr>
         <w:pStyle w:val="Kop5"/>
-        <w:divId w:val="1373459618"/>
+        <w:divId w:val="1266500661"/>
         <w:rPr>
           <w:rFonts w:eastAsia="Times New Roman"/>
           <w:lang w:val="nl-NL"/>
@@ -14790,7 +14789,7 @@
     <w:p>
       <w:pPr>
         <w:pStyle w:val="Normaalweb"/>
-        <w:divId w:val="1373459618"/>
+        <w:divId w:val="1266500661"/>
         <w:rPr>
           <w:lang w:val="nl-NL"/>
         </w:rPr>
@@ -14809,7 +14808,7 @@
           <w:numId w:val="39"/>
         </w:numPr>
         <w:spacing w:before="100" w:beforeAutospacing="1" w:after="100" w:afterAutospacing="1"/>
-        <w:divId w:val="1373459618"/>
+        <w:divId w:val="1266500661"/>
         <w:rPr>
           <w:rFonts w:eastAsia="Times New Roman"/>
           <w:lang w:val="nl-NL"/>
@@ -14830,7 +14829,7 @@
           <w:numId w:val="39"/>
         </w:numPr>
         <w:spacing w:before="100" w:beforeAutospacing="1" w:after="100" w:afterAutospacing="1"/>
-        <w:divId w:val="1373459618"/>
+        <w:divId w:val="1266500661"/>
         <w:rPr>
           <w:rFonts w:eastAsia="Times New Roman"/>
           <w:lang w:val="nl-NL"/>
@@ -14851,7 +14850,7 @@
           <w:numId w:val="39"/>
         </w:numPr>
         <w:spacing w:before="100" w:beforeAutospacing="1" w:after="100" w:afterAutospacing="1"/>
-        <w:divId w:val="1373459618"/>
+        <w:divId w:val="1266500661"/>
         <w:rPr>
           <w:rFonts w:eastAsia="Times New Roman"/>
           <w:lang w:val="nl-NL"/>
@@ -14872,7 +14871,7 @@
           <w:numId w:val="39"/>
         </w:numPr>
         <w:spacing w:before="100" w:beforeAutospacing="1" w:after="100" w:afterAutospacing="1"/>
-        <w:divId w:val="1373459618"/>
+        <w:divId w:val="1266500661"/>
         <w:rPr>
           <w:rFonts w:eastAsia="Times New Roman"/>
           <w:lang w:val="nl-NL"/>
@@ -14889,7 +14888,7 @@
     <w:p>
       <w:pPr>
         <w:pStyle w:val="Normaalweb"/>
-        <w:divId w:val="1373459618"/>
+        <w:divId w:val="1266500661"/>
         <w:rPr>
           <w:lang w:val="nl-NL"/>
         </w:rPr>
@@ -14904,7 +14903,7 @@
     <w:p>
       <w:pPr>
         <w:pStyle w:val="Kop5"/>
-        <w:divId w:val="1373459618"/>
+        <w:divId w:val="1266500661"/>
         <w:rPr>
           <w:rFonts w:eastAsia="Times New Roman"/>
           <w:lang w:val="nl-NL"/>
@@ -14921,7 +14920,7 @@
     <w:p>
       <w:pPr>
         <w:pStyle w:val="Normaalweb"/>
-        <w:divId w:val="1373459618"/>
+        <w:divId w:val="1266500661"/>
         <w:rPr>
           <w:lang w:val="nl-NL"/>
         </w:rPr>
@@ -14936,7 +14935,7 @@
     <w:p>
       <w:pPr>
         <w:pStyle w:val="Kop4"/>
-        <w:divId w:val="1373459618"/>
+        <w:divId w:val="1266500661"/>
         <w:rPr>
           <w:rFonts w:eastAsia="Times New Roman"/>
           <w:lang w:val="nl-NL"/>
@@ -14953,7 +14952,7 @@
     <w:p>
       <w:pPr>
         <w:pStyle w:val="Kop5"/>
-        <w:divId w:val="1373459618"/>
+        <w:divId w:val="1266500661"/>
         <w:rPr>
           <w:rFonts w:eastAsia="Times New Roman"/>
           <w:lang w:val="nl-NL"/>
@@ -14970,7 +14969,7 @@
     <w:p>
       <w:pPr>
         <w:pStyle w:val="Normaalweb"/>
-        <w:divId w:val="1373459618"/>
+        <w:divId w:val="1266500661"/>
         <w:rPr>
           <w:lang w:val="nl-NL"/>
         </w:rPr>
@@ -14985,7 +14984,7 @@
     <w:p>
       <w:pPr>
         <w:pStyle w:val="Kop5"/>
-        <w:divId w:val="1373459618"/>
+        <w:divId w:val="1266500661"/>
         <w:rPr>
           <w:rFonts w:eastAsia="Times New Roman"/>
           <w:lang w:val="nl-NL"/>
@@ -15002,7 +15001,7 @@
     <w:p>
       <w:pPr>
         <w:pStyle w:val="Normaalweb"/>
-        <w:divId w:val="1373459618"/>
+        <w:divId w:val="1266500661"/>
         <w:rPr>
           <w:lang w:val="nl-NL"/>
         </w:rPr>
@@ -15017,7 +15016,7 @@
     <w:p>
       <w:pPr>
         <w:pStyle w:val="Kop5"/>
-        <w:divId w:val="1373459618"/>
+        <w:divId w:val="1266500661"/>
         <w:rPr>
           <w:rFonts w:eastAsia="Times New Roman"/>
           <w:lang w:val="nl-NL"/>
@@ -15034,7 +15033,7 @@
     <w:p>
       <w:pPr>
         <w:pStyle w:val="Normaalweb"/>
-        <w:divId w:val="1373459618"/>
+        <w:divId w:val="1266500661"/>
         <w:rPr>
           <w:lang w:val="nl-NL"/>
         </w:rPr>
@@ -15049,7 +15048,7 @@
     <w:p>
       <w:pPr>
         <w:pStyle w:val="Kop5"/>
-        <w:divId w:val="1373459618"/>
+        <w:divId w:val="1266500661"/>
         <w:rPr>
           <w:rFonts w:eastAsia="Times New Roman"/>
           <w:lang w:val="nl-NL"/>
@@ -15066,7 +15065,7 @@
     <w:p>
       <w:pPr>
         <w:pStyle w:val="Normaalweb"/>
-        <w:divId w:val="1373459618"/>
+        <w:divId w:val="1266500661"/>
         <w:rPr>
           <w:lang w:val="nl-NL"/>
         </w:rPr>
@@ -15081,7 +15080,7 @@
     <w:p>
       <w:pPr>
         <w:pStyle w:val="Kop5"/>
-        <w:divId w:val="1373459618"/>
+        <w:divId w:val="1266500661"/>
         <w:rPr>
           <w:rFonts w:eastAsia="Times New Roman"/>
           <w:lang w:val="nl-NL"/>
@@ -15098,7 +15097,7 @@
     <w:p>
       <w:pPr>
         <w:pStyle w:val="Normaalweb"/>
-        <w:divId w:val="1373459618"/>
+        <w:divId w:val="1266500661"/>
         <w:rPr>
           <w:lang w:val="nl-NL"/>
         </w:rPr>
@@ -15113,7 +15112,7 @@
     <w:p>
       <w:pPr>
         <w:pStyle w:val="afsluiting"/>
-        <w:divId w:val="1373459618"/>
+        <w:divId w:val="1266500661"/>
         <w:rPr>
           <w:lang w:val="nl-NL"/>
         </w:rPr>
@@ -15268,7 +15267,7 @@
         <w:color w:val="808080"/>
         <w:sz w:val="18"/>
       </w:rPr>
-      <w:t>3</w:t>
+      <w:t>5</w:t>
     </w:r>
     <w:r>
       <w:rPr>
@@ -15360,7 +15359,7 @@
         <w:sz w:val="18"/>
       </w:rPr>
       <w:tab/>
-      <w:t>Laatst gewijzigd: 6 oktober 2026, 14:20</w:t>
+      <w:t>Laatst gewijzigd: 13 oktober 2026, 19:35</w:t>
     </w:r>
   </w:p>
 </w:hdr>
@@ -15379,9 +15378,9 @@
 <file path=word/numbering.xml><?xml version="1.0" encoding="utf-8"?>
 <w:numbering xmlns:wpc="http://schemas.microsoft.com/office/word/2010/wordprocessingCanvas" xmlns:cx="http://schemas.microsoft.com/office/drawing/2014/chartex" xmlns:cx1="http://schemas.microsoft.com/office/drawing/2015/9/8/chartex" xmlns:cx2="http://schemas.microsoft.com/office/drawing/2015/10/21/chartex" xmlns:cx3="http://schemas.microsoft.com/office/drawing/2016/5/9/chartex" xmlns:cx4="http://schemas.microsoft.com/office/drawing/2016/5/10/chartex" xmlns:cx5="http://schemas.microsoft.com/office/drawing/2016/5/11/chartex" xmlns:cx6="http://schemas.microsoft.com/office/drawing/2016/5/12/chartex" xmlns:cx7="http://schemas.microsoft.com/office/drawing/2016/5/13/chartex" xmlns:cx8="http://schemas.microsoft.com/office/drawing/2016/5/14/chartex" xmlns:mc="http://schemas.openxmlformats.org/markup-compatibility/2006" xmlns:aink="http://schemas.microsoft.com/office/drawing/2016/ink" xmlns:am3d="http://schemas.microsoft.com/office/drawing/2017/model3d" xmlns:o="urn:schemas-microsoft-com:office:office" xmlns:oel="http://schemas.microsoft.com/office/2019/extlst" xmlns:r="http://schemas.openxmlformats.org/officeDocument/2006/relationships" xmlns:m="http://schemas.openxmlformats.org/officeDocument/2006/math" xmlns:v="urn:schemas-microsoft-com:vml" xmlns:wp14="http://schemas.microsoft.com/office/word/2010/wordprocessingDrawing" xmlns:wp="http://schemas.openxmlformats.org/drawingml/2006/wordprocessingDrawing" xmlns:w10="urn:schemas-microsoft-com:office:word" xmlns:w="http://schemas.openxmlformats.org/wordprocessingml/2006/main" xmlns:w14="http://schemas.microsoft.com/office/word/2010/wordml" xmlns:w15="http://schemas.microsoft.com/office/word/2012/wordml" xmlns:w16cex="http://schemas.microsoft.com/office/word/2018/wordml/cex" xmlns:w16cid="http://schemas.microsoft.com/office/word/2016/wordml/cid" xmlns:w16="http://schemas.microsoft.com/office/word/2018/wordml" xmlns:w16sdtdh="http://schemas.microsoft.com/office/word/2020/wordml/sdtdatahash" xmlns:w16se="http://schemas.microsoft.com/office/word/2015/wordml/symex" xmlns:wpg="http://schemas.microsoft.com/office/word/2010/wordprocessingGroup" xmlns:wpi="http://schemas.microsoft.com/office/word/2010/wordprocessingInk" xmlns:wne="http://schemas.microsoft.com/office/word/2006/wordml" xmlns:wps="http://schemas.microsoft.com/office/word/2010/wordprocessingShape" mc:Ignorable="w14 w15 w16se w16cid w16 w16cex w16sdtdh wp14">
   <w:abstractNum w:abstractNumId="0" w15:restartNumberingAfterBreak="0">
-    <w:nsid w:val="04FE3123"/>
+    <w:nsid w:val="004A5679"/>
     <w:multiLevelType w:val="multilevel"/>
-    <w:tmpl w:val="83780126"/>
+    <w:tmpl w:val="5B508534"/>
     <w:lvl w:ilvl="0">
       <w:start w:val="1"/>
       <w:numFmt w:val="bullet"/>
@@ -15528,9 +15527,9 @@
     </w:lvl>
   </w:abstractNum>
   <w:abstractNum w:abstractNumId="1" w15:restartNumberingAfterBreak="0">
-    <w:nsid w:val="0AE35A45"/>
+    <w:nsid w:val="05996159"/>
     <w:multiLevelType w:val="multilevel"/>
-    <w:tmpl w:val="9822E136"/>
+    <w:tmpl w:val="A0A45C62"/>
     <w:lvl w:ilvl="0">
       <w:start w:val="1"/>
       <w:numFmt w:val="bullet"/>
@@ -15677,9 +15676,9 @@
     </w:lvl>
   </w:abstractNum>
   <w:abstractNum w:abstractNumId="2" w15:restartNumberingAfterBreak="0">
-    <w:nsid w:val="0B0B5737"/>
+    <w:nsid w:val="076E48D4"/>
     <w:multiLevelType w:val="multilevel"/>
-    <w:tmpl w:val="4CD28B0E"/>
+    <w:tmpl w:val="7BA61A14"/>
     <w:lvl w:ilvl="0">
       <w:start w:val="1"/>
       <w:numFmt w:val="bullet"/>
@@ -15826,9 +15825,9 @@
     </w:lvl>
   </w:abstractNum>
   <w:abstractNum w:abstractNumId="3" w15:restartNumberingAfterBreak="0">
-    <w:nsid w:val="0B9F75C1"/>
+    <w:nsid w:val="147161C6"/>
     <w:multiLevelType w:val="multilevel"/>
-    <w:tmpl w:val="6018DE60"/>
+    <w:tmpl w:val="54F812D6"/>
     <w:lvl w:ilvl="0">
       <w:start w:val="1"/>
       <w:numFmt w:val="bullet"/>
@@ -15975,9 +15974,9 @@
     </w:lvl>
   </w:abstractNum>
   <w:abstractNum w:abstractNumId="4" w15:restartNumberingAfterBreak="0">
-    <w:nsid w:val="0FA9772D"/>
+    <w:nsid w:val="177D4429"/>
     <w:multiLevelType w:val="multilevel"/>
-    <w:tmpl w:val="B9406DDA"/>
+    <w:tmpl w:val="38E87E8C"/>
     <w:lvl w:ilvl="0">
       <w:start w:val="1"/>
       <w:numFmt w:val="bullet"/>
@@ -16124,9 +16123,9 @@
     </w:lvl>
   </w:abstractNum>
   <w:abstractNum w:abstractNumId="5" w15:restartNumberingAfterBreak="0">
-    <w:nsid w:val="16795225"/>
+    <w:nsid w:val="1B663C8C"/>
     <w:multiLevelType w:val="multilevel"/>
-    <w:tmpl w:val="215C2A20"/>
+    <w:tmpl w:val="245AE08A"/>
     <w:lvl w:ilvl="0">
       <w:start w:val="1"/>
       <w:numFmt w:val="bullet"/>
@@ -16273,9 +16272,9 @@
     </w:lvl>
   </w:abstractNum>
   <w:abstractNum w:abstractNumId="6" w15:restartNumberingAfterBreak="0">
-    <w:nsid w:val="167F3B1A"/>
+    <w:nsid w:val="1F617429"/>
     <w:multiLevelType w:val="multilevel"/>
-    <w:tmpl w:val="0EF418A8"/>
+    <w:tmpl w:val="506A4FE4"/>
     <w:lvl w:ilvl="0">
       <w:start w:val="1"/>
       <w:numFmt w:val="bullet"/>
@@ -16292,7 +16291,7 @@
         <w:sz w:val="20"/>
       </w:rPr>
     </w:lvl>
-    <w:lvl w:ilvl="1">
+    <w:lvl w:ilvl="1" w:tentative="1">
       <w:start w:val="1"/>
       <w:numFmt w:val="bullet"/>
       <w:lvlText w:val="o"/>
@@ -16422,9 +16421,9 @@
     </w:lvl>
   </w:abstractNum>
   <w:abstractNum w:abstractNumId="7" w15:restartNumberingAfterBreak="0">
-    <w:nsid w:val="1AF02743"/>
+    <w:nsid w:val="21F86F80"/>
     <w:multiLevelType w:val="multilevel"/>
-    <w:tmpl w:val="DFC8B1FC"/>
+    <w:tmpl w:val="B2A267F4"/>
     <w:lvl w:ilvl="0">
       <w:start w:val="1"/>
       <w:numFmt w:val="bullet"/>
@@ -16571,9 +16570,9 @@
     </w:lvl>
   </w:abstractNum>
   <w:abstractNum w:abstractNumId="8" w15:restartNumberingAfterBreak="0">
-    <w:nsid w:val="1C1048C3"/>
+    <w:nsid w:val="239003B1"/>
     <w:multiLevelType w:val="multilevel"/>
-    <w:tmpl w:val="34BA1152"/>
+    <w:tmpl w:val="A8FA10E8"/>
     <w:lvl w:ilvl="0">
       <w:start w:val="1"/>
       <w:numFmt w:val="bullet"/>
@@ -16720,9 +16719,9 @@
     </w:lvl>
   </w:abstractNum>
   <w:abstractNum w:abstractNumId="9" w15:restartNumberingAfterBreak="0">
-    <w:nsid w:val="216846A1"/>
+    <w:nsid w:val="245A3DCA"/>
     <w:multiLevelType w:val="multilevel"/>
-    <w:tmpl w:val="8A54450C"/>
+    <w:tmpl w:val="44D87EBC"/>
     <w:lvl w:ilvl="0">
       <w:start w:val="1"/>
       <w:numFmt w:val="bullet"/>
@@ -16869,9 +16868,9 @@
     </w:lvl>
   </w:abstractNum>
   <w:abstractNum w:abstractNumId="10" w15:restartNumberingAfterBreak="0">
-    <w:nsid w:val="21C07080"/>
+    <w:nsid w:val="2B2E3A86"/>
     <w:multiLevelType w:val="multilevel"/>
-    <w:tmpl w:val="5E30CFD6"/>
+    <w:tmpl w:val="E0B08542"/>
     <w:lvl w:ilvl="0">
       <w:start w:val="1"/>
       <w:numFmt w:val="bullet"/>
@@ -17018,9 +17017,9 @@
     </w:lvl>
   </w:abstractNum>
   <w:abstractNum w:abstractNumId="11" w15:restartNumberingAfterBreak="0">
-    <w:nsid w:val="2D705E68"/>
+    <w:nsid w:val="2CC66C08"/>
     <w:multiLevelType w:val="multilevel"/>
-    <w:tmpl w:val="01BE4EB2"/>
+    <w:tmpl w:val="6EE4BD12"/>
     <w:lvl w:ilvl="0">
       <w:start w:val="1"/>
       <w:numFmt w:val="bullet"/>
@@ -17167,9 +17166,9 @@
     </w:lvl>
   </w:abstractNum>
   <w:abstractNum w:abstractNumId="12" w15:restartNumberingAfterBreak="0">
-    <w:nsid w:val="2FFA3A1B"/>
+    <w:nsid w:val="2DFD77A4"/>
     <w:multiLevelType w:val="multilevel"/>
-    <w:tmpl w:val="CACCA4D4"/>
+    <w:tmpl w:val="4C0CDDEE"/>
     <w:lvl w:ilvl="0">
       <w:start w:val="1"/>
       <w:numFmt w:val="bullet"/>
@@ -17316,9 +17315,9 @@
     </w:lvl>
   </w:abstractNum>
   <w:abstractNum w:abstractNumId="13" w15:restartNumberingAfterBreak="0">
-    <w:nsid w:val="324C5566"/>
+    <w:nsid w:val="30DD5A9E"/>
     <w:multiLevelType w:val="multilevel"/>
-    <w:tmpl w:val="CD749978"/>
+    <w:tmpl w:val="38A442D2"/>
     <w:lvl w:ilvl="0">
       <w:start w:val="1"/>
       <w:numFmt w:val="bullet"/>
@@ -17465,9 +17464,9 @@
     </w:lvl>
   </w:abstractNum>
   <w:abstractNum w:abstractNumId="14" w15:restartNumberingAfterBreak="0">
-    <w:nsid w:val="356469FB"/>
+    <w:nsid w:val="333B21C9"/>
     <w:multiLevelType w:val="multilevel"/>
-    <w:tmpl w:val="41941CC2"/>
+    <w:tmpl w:val="89868502"/>
     <w:lvl w:ilvl="0">
       <w:start w:val="1"/>
       <w:numFmt w:val="bullet"/>
@@ -17614,9 +17613,9 @@
     </w:lvl>
   </w:abstractNum>
   <w:abstractNum w:abstractNumId="15" w15:restartNumberingAfterBreak="0">
-    <w:nsid w:val="358C6A94"/>
+    <w:nsid w:val="337E1A18"/>
     <w:multiLevelType w:val="multilevel"/>
-    <w:tmpl w:val="193A1098"/>
+    <w:tmpl w:val="911A33D8"/>
     <w:lvl w:ilvl="0">
       <w:start w:val="1"/>
       <w:numFmt w:val="bullet"/>
@@ -17763,9 +17762,9 @@
     </w:lvl>
   </w:abstractNum>
   <w:abstractNum w:abstractNumId="16" w15:restartNumberingAfterBreak="0">
-    <w:nsid w:val="3D994A3E"/>
+    <w:nsid w:val="36866AC7"/>
     <w:multiLevelType w:val="multilevel"/>
-    <w:tmpl w:val="BEDA224E"/>
+    <w:tmpl w:val="45089B54"/>
     <w:lvl w:ilvl="0">
       <w:start w:val="1"/>
       <w:numFmt w:val="bullet"/>
@@ -17912,9 +17911,9 @@
     </w:lvl>
   </w:abstractNum>
   <w:abstractNum w:abstractNumId="17" w15:restartNumberingAfterBreak="0">
-    <w:nsid w:val="419D5FDE"/>
+    <w:nsid w:val="373C42F5"/>
     <w:multiLevelType w:val="multilevel"/>
-    <w:tmpl w:val="112296CC"/>
+    <w:tmpl w:val="E33AD4A6"/>
     <w:lvl w:ilvl="0">
       <w:start w:val="1"/>
       <w:numFmt w:val="bullet"/>
@@ -18061,9 +18060,9 @@
     </w:lvl>
   </w:abstractNum>
   <w:abstractNum w:abstractNumId="18" w15:restartNumberingAfterBreak="0">
-    <w:nsid w:val="41DF54FD"/>
+    <w:nsid w:val="38F552A6"/>
     <w:multiLevelType w:val="multilevel"/>
-    <w:tmpl w:val="5E8ECF3E"/>
+    <w:tmpl w:val="EC9CBBA8"/>
     <w:lvl w:ilvl="0">
       <w:start w:val="1"/>
       <w:numFmt w:val="bullet"/>
@@ -18210,9 +18209,9 @@
     </w:lvl>
   </w:abstractNum>
   <w:abstractNum w:abstractNumId="19" w15:restartNumberingAfterBreak="0">
-    <w:nsid w:val="498A6D11"/>
+    <w:nsid w:val="3E173929"/>
     <w:multiLevelType w:val="multilevel"/>
-    <w:tmpl w:val="DC9C0E74"/>
+    <w:tmpl w:val="4D88DD58"/>
     <w:lvl w:ilvl="0">
       <w:start w:val="1"/>
       <w:numFmt w:val="bullet"/>
@@ -18359,9 +18358,9 @@
     </w:lvl>
   </w:abstractNum>
   <w:abstractNum w:abstractNumId="20" w15:restartNumberingAfterBreak="0">
-    <w:nsid w:val="4E263AC5"/>
+    <w:nsid w:val="48397876"/>
     <w:multiLevelType w:val="multilevel"/>
-    <w:tmpl w:val="C5B06C10"/>
+    <w:tmpl w:val="3B5CB8CC"/>
     <w:lvl w:ilvl="0">
       <w:start w:val="1"/>
       <w:numFmt w:val="bullet"/>
@@ -18508,9 +18507,9 @@
     </w:lvl>
   </w:abstractNum>
   <w:abstractNum w:abstractNumId="21" w15:restartNumberingAfterBreak="0">
-    <w:nsid w:val="4E804DF0"/>
+    <w:nsid w:val="53122A5B"/>
     <w:multiLevelType w:val="multilevel"/>
-    <w:tmpl w:val="89CE4DE2"/>
+    <w:tmpl w:val="4D46E85A"/>
     <w:lvl w:ilvl="0">
       <w:start w:val="1"/>
       <w:numFmt w:val="bullet"/>
@@ -18657,9 +18656,9 @@
     </w:lvl>
   </w:abstractNum>
   <w:abstractNum w:abstractNumId="22" w15:restartNumberingAfterBreak="0">
-    <w:nsid w:val="4EA95D0D"/>
+    <w:nsid w:val="53496F12"/>
     <w:multiLevelType w:val="multilevel"/>
-    <w:tmpl w:val="EF1CBF1A"/>
+    <w:tmpl w:val="BD420E5A"/>
     <w:lvl w:ilvl="0">
       <w:start w:val="1"/>
       <w:numFmt w:val="bullet"/>
@@ -18806,9 +18805,9 @@
     </w:lvl>
   </w:abstractNum>
   <w:abstractNum w:abstractNumId="23" w15:restartNumberingAfterBreak="0">
-    <w:nsid w:val="4F1115C3"/>
+    <w:nsid w:val="61BE7FBF"/>
     <w:multiLevelType w:val="multilevel"/>
-    <w:tmpl w:val="41FCB230"/>
+    <w:tmpl w:val="0DD87566"/>
     <w:lvl w:ilvl="0">
       <w:start w:val="1"/>
       <w:numFmt w:val="bullet"/>
@@ -18955,9 +18954,9 @@
     </w:lvl>
   </w:abstractNum>
   <w:abstractNum w:abstractNumId="24" w15:restartNumberingAfterBreak="0">
-    <w:nsid w:val="55DE6B39"/>
+    <w:nsid w:val="6244052D"/>
     <w:multiLevelType w:val="multilevel"/>
-    <w:tmpl w:val="57D2A2DC"/>
+    <w:tmpl w:val="60808CF6"/>
     <w:lvl w:ilvl="0">
       <w:start w:val="1"/>
       <w:numFmt w:val="bullet"/>
@@ -19104,9 +19103,9 @@
     </w:lvl>
   </w:abstractNum>
   <w:abstractNum w:abstractNumId="25" w15:restartNumberingAfterBreak="0">
-    <w:nsid w:val="5AE66C71"/>
+    <w:nsid w:val="66ED69CB"/>
     <w:multiLevelType w:val="multilevel"/>
-    <w:tmpl w:val="04F0B05E"/>
+    <w:tmpl w:val="9E78CCB6"/>
     <w:lvl w:ilvl="0">
       <w:start w:val="1"/>
       <w:numFmt w:val="bullet"/>
@@ -19253,9 +19252,9 @@
     </w:lvl>
   </w:abstractNum>
   <w:abstractNum w:abstractNumId="26" w15:restartNumberingAfterBreak="0">
-    <w:nsid w:val="5DD1633B"/>
+    <w:nsid w:val="67F16304"/>
     <w:multiLevelType w:val="multilevel"/>
-    <w:tmpl w:val="436CDD1E"/>
+    <w:tmpl w:val="C9EC132E"/>
     <w:lvl w:ilvl="0">
       <w:start w:val="1"/>
       <w:numFmt w:val="bullet"/>
@@ -19402,9 +19401,9 @@
     </w:lvl>
   </w:abstractNum>
   <w:abstractNum w:abstractNumId="27" w15:restartNumberingAfterBreak="0">
-    <w:nsid w:val="5F3E26C0"/>
+    <w:nsid w:val="67F912BA"/>
     <w:multiLevelType w:val="multilevel"/>
-    <w:tmpl w:val="A2FC2118"/>
+    <w:tmpl w:val="3698CD16"/>
     <w:lvl w:ilvl="0">
       <w:start w:val="1"/>
       <w:numFmt w:val="bullet"/>
@@ -19551,9 +19550,9 @@
     </w:lvl>
   </w:abstractNum>
   <w:abstractNum w:abstractNumId="28" w15:restartNumberingAfterBreak="0">
-    <w:nsid w:val="61391238"/>
+    <w:nsid w:val="68570E9E"/>
     <w:multiLevelType w:val="multilevel"/>
-    <w:tmpl w:val="273686F0"/>
+    <w:tmpl w:val="D7BAB38C"/>
     <w:lvl w:ilvl="0">
       <w:start w:val="1"/>
       <w:numFmt w:val="bullet"/>
@@ -19700,9 +19699,9 @@
     </w:lvl>
   </w:abstractNum>
   <w:abstractNum w:abstractNumId="29" w15:restartNumberingAfterBreak="0">
-    <w:nsid w:val="61A11E6C"/>
+    <w:nsid w:val="68664F09"/>
     <w:multiLevelType w:val="multilevel"/>
-    <w:tmpl w:val="A6767342"/>
+    <w:tmpl w:val="B220FA56"/>
     <w:lvl w:ilvl="0">
       <w:start w:val="1"/>
       <w:numFmt w:val="bullet"/>
@@ -19849,9 +19848,9 @@
     </w:lvl>
   </w:abstractNum>
   <w:abstractNum w:abstractNumId="30" w15:restartNumberingAfterBreak="0">
-    <w:nsid w:val="64926E4B"/>
+    <w:nsid w:val="6A8A0D67"/>
     <w:multiLevelType w:val="multilevel"/>
-    <w:tmpl w:val="E078D9D0"/>
+    <w:tmpl w:val="CA3E57B4"/>
     <w:lvl w:ilvl="0">
       <w:start w:val="1"/>
       <w:numFmt w:val="bullet"/>
@@ -19998,9 +19997,9 @@
     </w:lvl>
   </w:abstractNum>
   <w:abstractNum w:abstractNumId="31" w15:restartNumberingAfterBreak="0">
-    <w:nsid w:val="67B444AD"/>
+    <w:nsid w:val="6E766F57"/>
     <w:multiLevelType w:val="multilevel"/>
-    <w:tmpl w:val="DB90DC04"/>
+    <w:tmpl w:val="37CA8B86"/>
     <w:lvl w:ilvl="0">
       <w:start w:val="1"/>
       <w:numFmt w:val="bullet"/>
@@ -20147,9 +20146,9 @@
     </w:lvl>
   </w:abstractNum>
   <w:abstractNum w:abstractNumId="32" w15:restartNumberingAfterBreak="0">
-    <w:nsid w:val="68CA6A01"/>
+    <w:nsid w:val="720623E9"/>
     <w:multiLevelType w:val="multilevel"/>
-    <w:tmpl w:val="F6DC01CC"/>
+    <w:tmpl w:val="9300D44E"/>
     <w:lvl w:ilvl="0">
       <w:start w:val="1"/>
       <w:numFmt w:val="bullet"/>
@@ -20296,9 +20295,9 @@
     </w:lvl>
   </w:abstractNum>
   <w:abstractNum w:abstractNumId="33" w15:restartNumberingAfterBreak="0">
-    <w:nsid w:val="6A423E14"/>
+    <w:nsid w:val="727014C1"/>
     <w:multiLevelType w:val="multilevel"/>
-    <w:tmpl w:val="A26C88C4"/>
+    <w:tmpl w:val="AE7E98A4"/>
     <w:lvl w:ilvl="0">
       <w:start w:val="1"/>
       <w:numFmt w:val="bullet"/>
@@ -20445,9 +20444,9 @@
     </w:lvl>
   </w:abstractNum>
   <w:abstractNum w:abstractNumId="34" w15:restartNumberingAfterBreak="0">
-    <w:nsid w:val="6B795C2B"/>
+    <w:nsid w:val="78885DBB"/>
     <w:multiLevelType w:val="multilevel"/>
-    <w:tmpl w:val="34F4F6FA"/>
+    <w:tmpl w:val="172426A8"/>
     <w:lvl w:ilvl="0">
       <w:start w:val="1"/>
       <w:numFmt w:val="bullet"/>
@@ -20594,9 +20593,9 @@
     </w:lvl>
   </w:abstractNum>
   <w:abstractNum w:abstractNumId="35" w15:restartNumberingAfterBreak="0">
-    <w:nsid w:val="6CB47249"/>
+    <w:nsid w:val="7A030E78"/>
     <w:multiLevelType w:val="multilevel"/>
-    <w:tmpl w:val="5BC2BBCA"/>
+    <w:tmpl w:val="89609F5A"/>
     <w:lvl w:ilvl="0">
       <w:start w:val="1"/>
       <w:numFmt w:val="bullet"/>
@@ -20613,7 +20612,7 @@
         <w:sz w:val="20"/>
       </w:rPr>
     </w:lvl>
-    <w:lvl w:ilvl="1" w:tentative="1">
+    <w:lvl w:ilvl="1">
       <w:start w:val="1"/>
       <w:numFmt w:val="bullet"/>
       <w:lvlText w:val="o"/>
@@ -20743,9 +20742,9 @@
     </w:lvl>
   </w:abstractNum>
   <w:abstractNum w:abstractNumId="36" w15:restartNumberingAfterBreak="0">
-    <w:nsid w:val="72DF1341"/>
+    <w:nsid w:val="7B071BC7"/>
     <w:multiLevelType w:val="multilevel"/>
-    <w:tmpl w:val="C5E8D110"/>
+    <w:tmpl w:val="B6B4A306"/>
     <w:lvl w:ilvl="0">
       <w:start w:val="1"/>
       <w:numFmt w:val="bullet"/>
@@ -20892,9 +20891,9 @@
     </w:lvl>
   </w:abstractNum>
   <w:abstractNum w:abstractNumId="37" w15:restartNumberingAfterBreak="0">
-    <w:nsid w:val="79690DA3"/>
+    <w:nsid w:val="7C0E6932"/>
     <w:multiLevelType w:val="multilevel"/>
-    <w:tmpl w:val="CFD81D08"/>
+    <w:tmpl w:val="E4ECC3EC"/>
     <w:lvl w:ilvl="0">
       <w:start w:val="1"/>
       <w:numFmt w:val="bullet"/>
@@ -21041,9 +21040,9 @@
     </w:lvl>
   </w:abstractNum>
   <w:abstractNum w:abstractNumId="38" w15:restartNumberingAfterBreak="0">
-    <w:nsid w:val="7983750A"/>
+    <w:nsid w:val="7EB66E61"/>
     <w:multiLevelType w:val="multilevel"/>
-    <w:tmpl w:val="A350DC3A"/>
+    <w:tmpl w:val="773C92E0"/>
     <w:lvl w:ilvl="0">
       <w:start w:val="1"/>
       <w:numFmt w:val="bullet"/>
@@ -21189,122 +21188,122 @@
       </w:rPr>
     </w:lvl>
   </w:abstractNum>
-  <w:num w:numId="1" w16cid:durableId="574323892">
+  <w:num w:numId="1" w16cid:durableId="1349403535">
+    <w:abstractNumId w:val="17"/>
+  </w:num>
+  <w:num w:numId="2" w16cid:durableId="946695623">
+    <w:abstractNumId w:val="6"/>
+  </w:num>
+  <w:num w:numId="3" w16cid:durableId="1351030954">
+    <w:abstractNumId w:val="0"/>
+  </w:num>
+  <w:num w:numId="4" w16cid:durableId="839850294">
+    <w:abstractNumId w:val="34"/>
+  </w:num>
+  <w:num w:numId="5" w16cid:durableId="1925533137">
+    <w:abstractNumId w:val="2"/>
+  </w:num>
+  <w:num w:numId="6" w16cid:durableId="1722366811">
+    <w:abstractNumId w:val="35"/>
+  </w:num>
+  <w:num w:numId="7" w16cid:durableId="283972100">
+    <w:abstractNumId w:val="20"/>
+  </w:num>
+  <w:num w:numId="8" w16cid:durableId="1179269216">
+    <w:abstractNumId w:val="21"/>
+  </w:num>
+  <w:num w:numId="9" w16cid:durableId="1848904854">
+    <w:abstractNumId w:val="11"/>
+  </w:num>
+  <w:num w:numId="10" w16cid:durableId="1767461778">
+    <w:abstractNumId w:val="37"/>
+  </w:num>
+  <w:num w:numId="11" w16cid:durableId="1199270806">
+    <w:abstractNumId w:val="12"/>
+  </w:num>
+  <w:num w:numId="12" w16cid:durableId="1495223091">
+    <w:abstractNumId w:val="36"/>
+  </w:num>
+  <w:num w:numId="13" w16cid:durableId="2137872356">
+    <w:abstractNumId w:val="19"/>
+  </w:num>
+  <w:num w:numId="14" w16cid:durableId="1788772077">
+    <w:abstractNumId w:val="22"/>
+  </w:num>
+  <w:num w:numId="15" w16cid:durableId="1357657661">
+    <w:abstractNumId w:val="10"/>
+  </w:num>
+  <w:num w:numId="16" w16cid:durableId="821966043">
+    <w:abstractNumId w:val="32"/>
+  </w:num>
+  <w:num w:numId="17" w16cid:durableId="345209335">
+    <w:abstractNumId w:val="14"/>
+  </w:num>
+  <w:num w:numId="18" w16cid:durableId="1464039349">
+    <w:abstractNumId w:val="5"/>
+  </w:num>
+  <w:num w:numId="19" w16cid:durableId="981540579">
+    <w:abstractNumId w:val="1"/>
+  </w:num>
+  <w:num w:numId="20" w16cid:durableId="1062826889">
+    <w:abstractNumId w:val="27"/>
+  </w:num>
+  <w:num w:numId="21" w16cid:durableId="1288195381">
+    <w:abstractNumId w:val="18"/>
+  </w:num>
+  <w:num w:numId="22" w16cid:durableId="923414054">
+    <w:abstractNumId w:val="16"/>
+  </w:num>
+  <w:num w:numId="23" w16cid:durableId="1983271002">
+    <w:abstractNumId w:val="13"/>
+  </w:num>
+  <w:num w:numId="24" w16cid:durableId="932666685">
     <w:abstractNumId w:val="33"/>
   </w:num>
-  <w:num w:numId="2" w16cid:durableId="963845465">
+  <w:num w:numId="25" w16cid:durableId="820001498">
+    <w:abstractNumId w:val="23"/>
+  </w:num>
+  <w:num w:numId="26" w16cid:durableId="863252418">
+    <w:abstractNumId w:val="7"/>
+  </w:num>
+  <w:num w:numId="27" w16cid:durableId="227541934">
+    <w:abstractNumId w:val="24"/>
+  </w:num>
+  <w:num w:numId="28" w16cid:durableId="951744947">
+    <w:abstractNumId w:val="9"/>
+  </w:num>
+  <w:num w:numId="29" w16cid:durableId="486089518">
+    <w:abstractNumId w:val="38"/>
+  </w:num>
+  <w:num w:numId="30" w16cid:durableId="936520348">
+    <w:abstractNumId w:val="28"/>
+  </w:num>
+  <w:num w:numId="31" w16cid:durableId="563610273">
+    <w:abstractNumId w:val="29"/>
+  </w:num>
+  <w:num w:numId="32" w16cid:durableId="2035570873">
+    <w:abstractNumId w:val="3"/>
+  </w:num>
+  <w:num w:numId="33" w16cid:durableId="161164492">
+    <w:abstractNumId w:val="8"/>
+  </w:num>
+  <w:num w:numId="34" w16cid:durableId="462845397">
     <w:abstractNumId w:val="26"/>
   </w:num>
-  <w:num w:numId="3" w16cid:durableId="37584724">
-    <w:abstractNumId w:val="37"/>
+  <w:num w:numId="35" w16cid:durableId="753740336">
+    <w:abstractNumId w:val="15"/>
   </w:num>
-  <w:num w:numId="4" w16cid:durableId="1671834183">
-    <w:abstractNumId w:val="7"/>
+  <w:num w:numId="36" w16cid:durableId="136998208">
+    <w:abstractNumId w:val="25"/>
   </w:num>
-  <w:num w:numId="5" w16cid:durableId="1539316999">
-    <w:abstractNumId w:val="14"/>
+  <w:num w:numId="37" w16cid:durableId="759376970">
+    <w:abstractNumId w:val="4"/>
   </w:num>
-  <w:num w:numId="6" w16cid:durableId="552497742">
-    <w:abstractNumId w:val="6"/>
-  </w:num>
-  <w:num w:numId="7" w16cid:durableId="86509105">
-    <w:abstractNumId w:val="29"/>
-  </w:num>
-  <w:num w:numId="8" w16cid:durableId="1960451381">
-    <w:abstractNumId w:val="12"/>
-  </w:num>
-  <w:num w:numId="9" w16cid:durableId="955522566">
-    <w:abstractNumId w:val="23"/>
-  </w:num>
-  <w:num w:numId="10" w16cid:durableId="623853638">
-    <w:abstractNumId w:val="0"/>
-  </w:num>
-  <w:num w:numId="11" w16cid:durableId="761528713">
-    <w:abstractNumId w:val="9"/>
-  </w:num>
-  <w:num w:numId="12" w16cid:durableId="1991712020">
-    <w:abstractNumId w:val="8"/>
-  </w:num>
-  <w:num w:numId="13" w16cid:durableId="40331912">
-    <w:abstractNumId w:val="28"/>
-  </w:num>
-  <w:num w:numId="14" w16cid:durableId="63993722">
-    <w:abstractNumId w:val="18"/>
-  </w:num>
-  <w:num w:numId="15" w16cid:durableId="758909736">
-    <w:abstractNumId w:val="24"/>
-  </w:num>
-  <w:num w:numId="16" w16cid:durableId="1119299134">
-    <w:abstractNumId w:val="17"/>
-  </w:num>
-  <w:num w:numId="17" w16cid:durableId="2014530638">
-    <w:abstractNumId w:val="10"/>
-  </w:num>
-  <w:num w:numId="18" w16cid:durableId="569923335">
-    <w:abstractNumId w:val="38"/>
-  </w:num>
-  <w:num w:numId="19" w16cid:durableId="545221906">
-    <w:abstractNumId w:val="2"/>
-  </w:num>
-  <w:num w:numId="20" w16cid:durableId="15735767">
-    <w:abstractNumId w:val="20"/>
-  </w:num>
-  <w:num w:numId="21" w16cid:durableId="1143423063">
-    <w:abstractNumId w:val="34"/>
-  </w:num>
-  <w:num w:numId="22" w16cid:durableId="1626042335">
-    <w:abstractNumId w:val="19"/>
-  </w:num>
-  <w:num w:numId="23" w16cid:durableId="529299506">
+  <w:num w:numId="38" w16cid:durableId="241061023">
     <w:abstractNumId w:val="31"/>
   </w:num>
-  <w:num w:numId="24" w16cid:durableId="1017926497">
-    <w:abstractNumId w:val="1"/>
-  </w:num>
-  <w:num w:numId="25" w16cid:durableId="1730030671">
-    <w:abstractNumId w:val="36"/>
-  </w:num>
-  <w:num w:numId="26" w16cid:durableId="837036283">
-    <w:abstractNumId w:val="32"/>
-  </w:num>
-  <w:num w:numId="27" w16cid:durableId="745761863">
-    <w:abstractNumId w:val="21"/>
-  </w:num>
-  <w:num w:numId="28" w16cid:durableId="1371152710">
+  <w:num w:numId="39" w16cid:durableId="2119720063">
     <w:abstractNumId w:val="30"/>
-  </w:num>
-  <w:num w:numId="29" w16cid:durableId="1173108923">
-    <w:abstractNumId w:val="16"/>
-  </w:num>
-  <w:num w:numId="30" w16cid:durableId="1385451390">
-    <w:abstractNumId w:val="25"/>
-  </w:num>
-  <w:num w:numId="31" w16cid:durableId="1795249846">
-    <w:abstractNumId w:val="15"/>
-  </w:num>
-  <w:num w:numId="32" w16cid:durableId="1605068749">
-    <w:abstractNumId w:val="22"/>
-  </w:num>
-  <w:num w:numId="33" w16cid:durableId="896673059">
-    <w:abstractNumId w:val="5"/>
-  </w:num>
-  <w:num w:numId="34" w16cid:durableId="242029817">
-    <w:abstractNumId w:val="27"/>
-  </w:num>
-  <w:num w:numId="35" w16cid:durableId="183179015">
-    <w:abstractNumId w:val="13"/>
-  </w:num>
-  <w:num w:numId="36" w16cid:durableId="1463615549">
-    <w:abstractNumId w:val="35"/>
-  </w:num>
-  <w:num w:numId="37" w16cid:durableId="1170365703">
-    <w:abstractNumId w:val="11"/>
-  </w:num>
-  <w:num w:numId="38" w16cid:durableId="1615475202">
-    <w:abstractNumId w:val="4"/>
-  </w:num>
-  <w:num w:numId="39" w16cid:durableId="1497306598">
-    <w:abstractNumId w:val="3"/>
   </w:num>
 </w:numbering>
 </file>
@@ -22100,6 +22099,73 @@
       <w:color w:val="555555"/>
     </w:rPr>
   </w:style>
+  <w:style w:type="paragraph" w:customStyle="1" w:styleId="richting">
+    <w:name w:val="richting"/>
+    <w:basedOn w:val="Standaard"/>
+    <w:pPr>
+      <w:spacing w:before="100" w:beforeAutospacing="1" w:after="100" w:afterAutospacing="1"/>
+      <w:ind w:right="60"/>
+    </w:pPr>
+    <w:rPr>
+      <w:b/>
+      <w:bCs/>
+      <w:spacing w:val="8"/>
+      <w:sz w:val="20"/>
+      <w:szCs w:val="20"/>
+    </w:rPr>
+  </w:style>
+  <w:style w:type="paragraph" w:customStyle="1" w:styleId="richting-ontvangen">
+    <w:name w:val="richting-ontvangen"/>
+    <w:basedOn w:val="Standaard"/>
+    <w:pPr>
+      <w:spacing w:before="100" w:beforeAutospacing="1" w:after="100" w:afterAutospacing="1"/>
+    </w:pPr>
+    <w:rPr>
+      <w:color w:val="1A3C6E"/>
+    </w:rPr>
+  </w:style>
+  <w:style w:type="paragraph" w:customStyle="1" w:styleId="richting-verzonden">
+    <w:name w:val="richting-verzonden"/>
+    <w:basedOn w:val="Standaard"/>
+    <w:pPr>
+      <w:spacing w:before="100" w:beforeAutospacing="1" w:after="100" w:afterAutospacing="1"/>
+    </w:pPr>
+    <w:rPr>
+      <w:color w:val="8B1E1E"/>
+    </w:rPr>
+  </w:style>
+  <w:style w:type="paragraph" w:customStyle="1" w:styleId="oorsprong">
+    <w:name w:val="oorsprong"/>
+    <w:basedOn w:val="Standaard"/>
+    <w:pPr>
+      <w:spacing w:before="100" w:beforeAutospacing="1" w:after="100" w:afterAutospacing="1"/>
+    </w:pPr>
+    <w:rPr>
+      <w:i/>
+      <w:iCs/>
+      <w:color w:val="555555"/>
+      <w:sz w:val="21"/>
+      <w:szCs w:val="21"/>
+    </w:rPr>
+  </w:style>
+  <w:style w:type="paragraph" w:customStyle="1" w:styleId="technisch-notice">
+    <w:name w:val="technisch-notice"/>
+    <w:basedOn w:val="Standaard"/>
+    <w:pPr>
+      <w:pBdr>
+        <w:left w:val="single" w:sz="36" w:space="14" w:color="D5D0C5"/>
+      </w:pBdr>
+      <w:shd w:val="clear" w:color="auto" w:fill="F7F5F1"/>
+      <w:spacing w:before="240" w:after="400"/>
+    </w:pPr>
+    <w:rPr>
+      <w:i/>
+      <w:iCs/>
+      <w:color w:val="555555"/>
+      <w:sz w:val="21"/>
+      <w:szCs w:val="21"/>
+    </w:rPr>
+  </w:style>
   <w:style w:type="paragraph" w:customStyle="1" w:styleId="figure">
     <w:name w:val="figure"/>
     <w:basedOn w:val="Standaard"/>
@@ -22609,7 +22675,7 @@
     <w:link w:val="KoptekstChar"/>
     <w:uiPriority w:val="99"/>
     <w:unhideWhenUsed/>
-    <w:rsid w:val="00BA4D2D"/>
+    <w:rsid w:val="006641DD"/>
     <w:pPr>
       <w:tabs>
         <w:tab w:val="center" w:pos="4536"/>
@@ -22622,7 +22688,7 @@
     <w:basedOn w:val="Standaardalinea-lettertype"/>
     <w:link w:val="Koptekst"/>
     <w:uiPriority w:val="99"/>
-    <w:rsid w:val="00BA4D2D"/>
+    <w:rsid w:val="006641DD"/>
     <w:rPr>
       <w:rFonts w:eastAsiaTheme="minorEastAsia"/>
       <w:sz w:val="24"/>
@@ -22635,7 +22701,7 @@
     <w:link w:val="VoettekstChar"/>
     <w:uiPriority w:val="99"/>
     <w:unhideWhenUsed/>
-    <w:rsid w:val="00BA4D2D"/>
+    <w:rsid w:val="006641DD"/>
     <w:pPr>
       <w:tabs>
         <w:tab w:val="center" w:pos="4536"/>
@@ -22648,7 +22714,7 @@
     <w:basedOn w:val="Standaardalinea-lettertype"/>
     <w:link w:val="Voettekst"/>
     <w:uiPriority w:val="99"/>
-    <w:rsid w:val="00BA4D2D"/>
+    <w:rsid w:val="006641DD"/>
     <w:rPr>
       <w:rFonts w:eastAsiaTheme="minorEastAsia"/>
       <w:sz w:val="24"/>
@@ -22662,7 +22728,7 @@
     <w:autoRedefine/>
     <w:uiPriority w:val="39"/>
     <w:unhideWhenUsed/>
-    <w:rsid w:val="00BA4D2D"/>
+    <w:rsid w:val="006641DD"/>
     <w:pPr>
       <w:spacing w:after="100"/>
       <w:ind w:left="220"/>
@@ -22675,7 +22741,7 @@
     <w:autoRedefine/>
     <w:uiPriority w:val="39"/>
     <w:unhideWhenUsed/>
-    <w:rsid w:val="00BA4D2D"/>
+    <w:rsid w:val="006641DD"/>
     <w:pPr>
       <w:spacing w:after="100"/>
     </w:pPr>

--- a/nl/docx/document-e.docx
+++ b/nl/docx/document-e.docx
@@ -7,7 +7,7 @@
         <w:spacing w:after="480"/>
         <w:jc w:val="center"/>
         <w:outlineLvl w:val="1"/>
-        <w:divId w:val="2120442516"/>
+        <w:divId w:val="1326399572"/>
         <w:rPr>
           <w:rFonts w:ascii="Aptos Display" w:eastAsia="Times New Roman" w:hAnsi="Aptos Display"/>
           <w:b/>
@@ -36,7 +36,7 @@
     <w:p>
       <w:pPr>
         <w:pStyle w:val="ondertitel2"/>
-        <w:divId w:val="2120442516"/>
+        <w:divId w:val="1326399572"/>
         <w:rPr>
           <w:lang w:val="nl-NL"/>
         </w:rPr>
@@ -51,7 +51,7 @@
     <w:p>
       <w:pPr>
         <w:pStyle w:val="documentaanduiding2"/>
-        <w:divId w:val="2120442516"/>
+        <w:divId w:val="1326399572"/>
         <w:rPr>
           <w:lang w:val="nl-NL"/>
         </w:rPr>
@@ -66,7 +66,7 @@
     <w:p>
       <w:pPr>
         <w:pStyle w:val="auteur2"/>
-        <w:divId w:val="2120442516"/>
+        <w:divId w:val="1326399572"/>
         <w:rPr>
           <w:lang w:val="nl-NL"/>
         </w:rPr>
@@ -81,23 +81,23 @@
     <w:p>
       <w:pPr>
         <w:pStyle w:val="meta-lijn2"/>
-        <w:divId w:val="2120442516"/>
-        <w:rPr>
-          <w:lang w:val="nl-NL"/>
-        </w:rPr>
-      </w:pPr>
-      <w:r>
-        <w:rPr>
-          <w:lang w:val="nl-NL"/>
-        </w:rPr>
-        <w:t>Versie bijgewerkt: 13 oktober 2026, 19:35</w:t>
+        <w:divId w:val="1326399572"/>
+        <w:rPr>
+          <w:lang w:val="nl-NL"/>
+        </w:rPr>
+      </w:pPr>
+      <w:r>
+        <w:rPr>
+          <w:lang w:val="nl-NL"/>
+        </w:rPr>
+        <w:t>Versie bijgewerkt: 13 oktober 2026, 19:50</w:t>
       </w:r>
     </w:p>
     <w:p>
       <w:pPr>
         <w:pStyle w:val="marker"/>
         <w:ind w:left="800" w:right="800"/>
-        <w:divId w:val="1266500661"/>
+        <w:divId w:val="1230192695"/>
         <w:rPr>
           <w:lang w:val="nl-NL"/>
         </w:rPr>
@@ -110,13 +110,13 @@
       <w:pPr>
         <w:pStyle w:val="Kop2"/>
         <w:pageBreakBefore/>
-        <w:divId w:val="1872456454"/>
-        <w:rPr>
-          <w:rFonts w:eastAsia="Times New Roman"/>
-          <w:lang w:val="nl-NL"/>
-        </w:rPr>
-      </w:pPr>
-      <w:bookmarkStart w:id="0" w:name="_Toc242815245"/>
+        <w:divId w:val="27220427"/>
+        <w:rPr>
+          <w:rFonts w:eastAsia="Times New Roman"/>
+          <w:lang w:val="nl-NL"/>
+        </w:rPr>
+      </w:pPr>
+      <w:bookmarkStart w:id="0" w:name="_Toc242816144"/>
       <w:r>
         <w:rPr>
           <w:rFonts w:eastAsia="Times New Roman"/>
@@ -133,7 +133,7 @@
         <w:tabs>
           <w:tab w:val="right" w:leader="dot" w:pos="9062"/>
         </w:tabs>
-        <w:divId w:val="1872456454"/>
+        <w:divId w:val="27220427"/>
         <w:rPr>
           <w:rFonts w:asciiTheme="minorHAnsi" w:hAnsiTheme="minorHAnsi" w:cstheme="minorBidi"/>
           <w:noProof/>
@@ -184,7 +184,7 @@
         <w:rPr>
           <w:noProof/>
         </w:rPr>
-        <w:instrText xml:space="preserve"> PAGEREF _Toc242815245 \h </w:instrText>
+        <w:instrText xml:space="preserve"> PAGEREF _Toc242816144 \h </w:instrText>
       </w:r>
       <w:r>
         <w:rPr>
@@ -216,7 +216,7 @@
         <w:tabs>
           <w:tab w:val="right" w:leader="dot" w:pos="9062"/>
         </w:tabs>
-        <w:divId w:val="1872456454"/>
+        <w:divId w:val="27220427"/>
         <w:rPr>
           <w:rFonts w:asciiTheme="minorHAnsi" w:hAnsiTheme="minorHAnsi" w:cstheme="minorBidi"/>
           <w:noProof/>
@@ -249,7 +249,7 @@
         <w:rPr>
           <w:noProof/>
         </w:rPr>
-        <w:instrText xml:space="preserve"> PAGEREF _Toc242815246 \h </w:instrText>
+        <w:instrText xml:space="preserve"> PAGEREF _Toc242816145 \h </w:instrText>
       </w:r>
       <w:r>
         <w:rPr>
@@ -281,7 +281,7 @@
         <w:tabs>
           <w:tab w:val="right" w:leader="dot" w:pos="9062"/>
         </w:tabs>
-        <w:divId w:val="1872456454"/>
+        <w:divId w:val="27220427"/>
         <w:rPr>
           <w:rFonts w:asciiTheme="minorHAnsi" w:hAnsiTheme="minorHAnsi" w:cstheme="minorBidi"/>
           <w:noProof/>
@@ -314,7 +314,7 @@
         <w:rPr>
           <w:noProof/>
         </w:rPr>
-        <w:instrText xml:space="preserve"> PAGEREF _Toc242815247 \h </w:instrText>
+        <w:instrText xml:space="preserve"> PAGEREF _Toc242816146 \h </w:instrText>
       </w:r>
       <w:r>
         <w:rPr>
@@ -346,7 +346,7 @@
         <w:tabs>
           <w:tab w:val="right" w:leader="dot" w:pos="9062"/>
         </w:tabs>
-        <w:divId w:val="1872456454"/>
+        <w:divId w:val="27220427"/>
         <w:rPr>
           <w:rFonts w:asciiTheme="minorHAnsi" w:hAnsiTheme="minorHAnsi" w:cstheme="minorBidi"/>
           <w:noProof/>
@@ -379,7 +379,7 @@
         <w:rPr>
           <w:noProof/>
         </w:rPr>
-        <w:instrText xml:space="preserve"> PAGEREF _Toc242815248 \h </w:instrText>
+        <w:instrText xml:space="preserve"> PAGEREF _Toc242816147 \h </w:instrText>
       </w:r>
       <w:r>
         <w:rPr>
@@ -411,7 +411,7 @@
         <w:tabs>
           <w:tab w:val="right" w:leader="dot" w:pos="9062"/>
         </w:tabs>
-        <w:divId w:val="1872456454"/>
+        <w:divId w:val="27220427"/>
         <w:rPr>
           <w:rFonts w:asciiTheme="minorHAnsi" w:hAnsiTheme="minorHAnsi" w:cstheme="minorBidi"/>
           <w:noProof/>
@@ -444,7 +444,7 @@
         <w:rPr>
           <w:noProof/>
         </w:rPr>
-        <w:instrText xml:space="preserve"> PAGEREF _Toc242815249 \h </w:instrText>
+        <w:instrText xml:space="preserve"> PAGEREF _Toc242816148 \h </w:instrText>
       </w:r>
       <w:r>
         <w:rPr>
@@ -476,7 +476,7 @@
         <w:tabs>
           <w:tab w:val="right" w:leader="dot" w:pos="9062"/>
         </w:tabs>
-        <w:divId w:val="1872456454"/>
+        <w:divId w:val="27220427"/>
         <w:rPr>
           <w:rFonts w:asciiTheme="minorHAnsi" w:hAnsiTheme="minorHAnsi" w:cstheme="minorBidi"/>
           <w:noProof/>
@@ -509,7 +509,7 @@
         <w:rPr>
           <w:noProof/>
         </w:rPr>
-        <w:instrText xml:space="preserve"> PAGEREF _Toc242815250 \h </w:instrText>
+        <w:instrText xml:space="preserve"> PAGEREF _Toc242816149 \h </w:instrText>
       </w:r>
       <w:r>
         <w:rPr>
@@ -541,7 +541,7 @@
         <w:tabs>
           <w:tab w:val="right" w:leader="dot" w:pos="9062"/>
         </w:tabs>
-        <w:divId w:val="1872456454"/>
+        <w:divId w:val="27220427"/>
         <w:rPr>
           <w:rFonts w:asciiTheme="minorHAnsi" w:hAnsiTheme="minorHAnsi" w:cstheme="minorBidi"/>
           <w:noProof/>
@@ -574,7 +574,7 @@
         <w:rPr>
           <w:noProof/>
         </w:rPr>
-        <w:instrText xml:space="preserve"> PAGEREF _Toc242815251 \h </w:instrText>
+        <w:instrText xml:space="preserve"> PAGEREF _Toc242816150 \h </w:instrText>
       </w:r>
       <w:r>
         <w:rPr>
@@ -603,7 +603,7 @@
     <w:p>
       <w:pPr>
         <w:pStyle w:val="marker"/>
-        <w:divId w:val="1872456454"/>
+        <w:divId w:val="27220427"/>
         <w:rPr>
           <w:lang w:val="nl-NL"/>
         </w:rPr>
@@ -618,7 +618,7 @@
     <w:p>
       <w:pPr>
         <w:shd w:val="clear" w:color="auto" w:fill="F7F5F1"/>
-        <w:divId w:val="1746299509"/>
+        <w:divId w:val="1793015946"/>
         <w:rPr>
           <w:rFonts w:eastAsia="Times New Roman"/>
           <w:i/>
@@ -641,13 +641,13 @@
     <w:p>
       <w:pPr>
         <w:pStyle w:val="Kop1"/>
-        <w:divId w:val="1266500661"/>
-        <w:rPr>
-          <w:rFonts w:eastAsia="Times New Roman"/>
-          <w:lang w:val="nl-NL"/>
-        </w:rPr>
-      </w:pPr>
-      <w:bookmarkStart w:id="1" w:name="_Toc242815246"/>
+        <w:divId w:val="1230192695"/>
+        <w:rPr>
+          <w:rFonts w:eastAsia="Times New Roman"/>
+          <w:lang w:val="nl-NL"/>
+        </w:rPr>
+      </w:pPr>
+      <w:bookmarkStart w:id="1" w:name="_Toc242816145"/>
       <w:r>
         <w:rPr>
           <w:rFonts w:eastAsia="Times New Roman"/>
@@ -661,7 +661,7 @@
       <w:pPr>
         <w:pStyle w:val="Kop2"/>
         <w:spacing w:before="400" w:after="160"/>
-        <w:divId w:val="1266500661"/>
+        <w:divId w:val="1230192695"/>
         <w:rPr>
           <w:rFonts w:eastAsia="Times New Roman"/>
           <w:sz w:val="32"/>
@@ -669,7 +669,7 @@
           <w:lang w:val="nl-NL"/>
         </w:rPr>
       </w:pPr>
-      <w:bookmarkStart w:id="2" w:name="_Toc242815247"/>
+      <w:bookmarkStart w:id="2" w:name="_Toc242816146"/>
       <w:r>
         <w:rPr>
           <w:rFonts w:eastAsia="Times New Roman"/>
@@ -684,7 +684,7 @@
     <w:p>
       <w:pPr>
         <w:outlineLvl w:val="2"/>
-        <w:divId w:val="606545258"/>
+        <w:divId w:val="476340838"/>
         <w:rPr>
           <w:rFonts w:ascii="Aptos Display" w:eastAsia="Times New Roman" w:hAnsi="Aptos Display"/>
           <w:b/>
@@ -710,7 +710,7 @@
     </w:p>
     <w:p>
       <w:pPr>
-        <w:divId w:val="606545258"/>
+        <w:divId w:val="476340838"/>
         <w:rPr>
           <w:rFonts w:eastAsia="Times New Roman"/>
           <w:sz w:val="24"/>
@@ -730,7 +730,7 @@
     <w:p>
       <w:pPr>
         <w:pStyle w:val="subtitel"/>
-        <w:divId w:val="1266500661"/>
+        <w:divId w:val="1230192695"/>
         <w:rPr>
           <w:lang w:val="nl-NL"/>
         </w:rPr>
@@ -745,7 +745,7 @@
     <w:p>
       <w:pPr>
         <w:pStyle w:val="Kop4"/>
-        <w:divId w:val="1266500661"/>
+        <w:divId w:val="1230192695"/>
         <w:rPr>
           <w:rFonts w:eastAsia="Times New Roman"/>
           <w:lang w:val="nl-NL"/>
@@ -762,7 +762,7 @@
     <w:p>
       <w:pPr>
         <w:pStyle w:val="Normaalweb"/>
-        <w:divId w:val="1266500661"/>
+        <w:divId w:val="1230192695"/>
         <w:rPr>
           <w:lang w:val="nl-NL"/>
         </w:rPr>
@@ -777,7 +777,7 @@
     <w:p>
       <w:pPr>
         <w:pStyle w:val="Kop5"/>
-        <w:divId w:val="1266500661"/>
+        <w:divId w:val="1230192695"/>
         <w:rPr>
           <w:rFonts w:eastAsia="Times New Roman"/>
           <w:lang w:val="nl-NL"/>
@@ -794,7 +794,7 @@
     <w:p>
       <w:pPr>
         <w:pStyle w:val="Normaalweb"/>
-        <w:divId w:val="1266500661"/>
+        <w:divId w:val="1230192695"/>
         <w:rPr>
           <w:lang w:val="nl-NL"/>
         </w:rPr>
@@ -809,7 +809,7 @@
     <w:p>
       <w:pPr>
         <w:pStyle w:val="Normaalweb"/>
-        <w:divId w:val="1266500661"/>
+        <w:divId w:val="1230192695"/>
         <w:rPr>
           <w:lang w:val="nl-NL"/>
         </w:rPr>
@@ -824,7 +824,7 @@
     <w:p>
       <w:pPr>
         <w:pStyle w:val="Kop5"/>
-        <w:divId w:val="1266500661"/>
+        <w:divId w:val="1230192695"/>
         <w:rPr>
           <w:rFonts w:eastAsia="Times New Roman"/>
           <w:lang w:val="nl-NL"/>
@@ -845,7 +845,7 @@
           <w:numId w:val="1"/>
         </w:numPr>
         <w:spacing w:before="100" w:beforeAutospacing="1" w:after="100" w:afterAutospacing="1"/>
-        <w:divId w:val="1266500661"/>
+        <w:divId w:val="1230192695"/>
         <w:rPr>
           <w:rFonts w:eastAsia="Times New Roman"/>
           <w:lang w:val="nl-NL"/>
@@ -866,7 +866,7 @@
           <w:numId w:val="1"/>
         </w:numPr>
         <w:spacing w:before="100" w:beforeAutospacing="1" w:after="100" w:afterAutospacing="1"/>
-        <w:divId w:val="1266500661"/>
+        <w:divId w:val="1230192695"/>
         <w:rPr>
           <w:rFonts w:eastAsia="Times New Roman"/>
           <w:lang w:val="nl-NL"/>
@@ -887,7 +887,7 @@
           <w:numId w:val="1"/>
         </w:numPr>
         <w:spacing w:before="100" w:beforeAutospacing="1" w:after="100" w:afterAutospacing="1"/>
-        <w:divId w:val="1266500661"/>
+        <w:divId w:val="1230192695"/>
         <w:rPr>
           <w:rFonts w:eastAsia="Times New Roman"/>
           <w:lang w:val="nl-NL"/>
@@ -908,7 +908,7 @@
           <w:numId w:val="1"/>
         </w:numPr>
         <w:spacing w:before="100" w:beforeAutospacing="1" w:after="100" w:afterAutospacing="1"/>
-        <w:divId w:val="1266500661"/>
+        <w:divId w:val="1230192695"/>
         <w:rPr>
           <w:rFonts w:eastAsia="Times New Roman"/>
           <w:lang w:val="nl-NL"/>
@@ -925,7 +925,7 @@
     <w:p>
       <w:pPr>
         <w:pStyle w:val="Kop5"/>
-        <w:divId w:val="1266500661"/>
+        <w:divId w:val="1230192695"/>
         <w:rPr>
           <w:rFonts w:eastAsia="Times New Roman"/>
           <w:lang w:val="nl-NL"/>
@@ -942,7 +942,7 @@
     <w:p>
       <w:pPr>
         <w:pStyle w:val="Normaalweb"/>
-        <w:divId w:val="1266500661"/>
+        <w:divId w:val="1230192695"/>
         <w:rPr>
           <w:lang w:val="nl-NL"/>
         </w:rPr>
@@ -958,7 +958,7 @@
     <w:p>
       <w:pPr>
         <w:pStyle w:val="Kop4"/>
-        <w:divId w:val="1266500661"/>
+        <w:divId w:val="1230192695"/>
         <w:rPr>
           <w:rFonts w:eastAsia="Times New Roman"/>
           <w:lang w:val="nl-NL"/>
@@ -975,7 +975,7 @@
     <w:p>
       <w:pPr>
         <w:pStyle w:val="Normaalweb"/>
-        <w:divId w:val="73868758"/>
+        <w:divId w:val="1385060204"/>
         <w:rPr>
           <w:lang w:val="nl-NL"/>
         </w:rPr>
@@ -997,7 +997,7 @@
     <w:p>
       <w:pPr>
         <w:pStyle w:val="Normaalweb"/>
-        <w:divId w:val="73868758"/>
+        <w:divId w:val="1385060204"/>
         <w:rPr>
           <w:lang w:val="nl-NL"/>
         </w:rPr>
@@ -1019,7 +1019,7 @@
     <w:p>
       <w:pPr>
         <w:pStyle w:val="Kop5"/>
-        <w:divId w:val="1266500661"/>
+        <w:divId w:val="1230192695"/>
         <w:rPr>
           <w:rFonts w:eastAsia="Times New Roman"/>
           <w:lang w:val="nl-NL"/>
@@ -1036,7 +1036,7 @@
     <w:p>
       <w:pPr>
         <w:pStyle w:val="Normaalweb"/>
-        <w:divId w:val="1266500661"/>
+        <w:divId w:val="1230192695"/>
         <w:rPr>
           <w:lang w:val="nl-NL"/>
         </w:rPr>
@@ -1051,7 +1051,7 @@
     <w:p>
       <w:pPr>
         <w:pStyle w:val="Kop5"/>
-        <w:divId w:val="1266500661"/>
+        <w:divId w:val="1230192695"/>
         <w:rPr>
           <w:rFonts w:eastAsia="Times New Roman"/>
           <w:lang w:val="nl-NL"/>
@@ -1068,7 +1068,7 @@
     <w:p>
       <w:pPr>
         <w:pStyle w:val="Normaalweb"/>
-        <w:divId w:val="1266500661"/>
+        <w:divId w:val="1230192695"/>
         <w:rPr>
           <w:lang w:val="nl-NL"/>
         </w:rPr>
@@ -1083,7 +1083,7 @@
     <w:p>
       <w:pPr>
         <w:pStyle w:val="Kop5"/>
-        <w:divId w:val="1266500661"/>
+        <w:divId w:val="1230192695"/>
         <w:rPr>
           <w:rFonts w:eastAsia="Times New Roman"/>
           <w:lang w:val="nl-NL"/>
@@ -1100,7 +1100,7 @@
     <w:p>
       <w:pPr>
         <w:pStyle w:val="Normaalweb"/>
-        <w:divId w:val="1266500661"/>
+        <w:divId w:val="1230192695"/>
         <w:rPr>
           <w:lang w:val="nl-NL"/>
         </w:rPr>
@@ -1115,7 +1115,7 @@
     <w:p>
       <w:pPr>
         <w:pStyle w:val="Kop4"/>
-        <w:divId w:val="1266500661"/>
+        <w:divId w:val="1230192695"/>
         <w:rPr>
           <w:rFonts w:eastAsia="Times New Roman"/>
           <w:lang w:val="nl-NL"/>
@@ -1132,7 +1132,7 @@
     <w:p>
       <w:pPr>
         <w:pStyle w:val="Kop5"/>
-        <w:divId w:val="1266500661"/>
+        <w:divId w:val="1230192695"/>
         <w:rPr>
           <w:rFonts w:eastAsia="Times New Roman"/>
           <w:lang w:val="nl-NL"/>
@@ -1149,7 +1149,7 @@
     <w:p>
       <w:pPr>
         <w:pStyle w:val="Normaalweb"/>
-        <w:divId w:val="1266500661"/>
+        <w:divId w:val="1230192695"/>
         <w:rPr>
           <w:lang w:val="nl-NL"/>
         </w:rPr>
@@ -1164,7 +1164,7 @@
     <w:p>
       <w:pPr>
         <w:pStyle w:val="Kop5"/>
-        <w:divId w:val="1266500661"/>
+        <w:divId w:val="1230192695"/>
         <w:rPr>
           <w:rFonts w:eastAsia="Times New Roman"/>
           <w:lang w:val="nl-NL"/>
@@ -1181,7 +1181,7 @@
     <w:p>
       <w:pPr>
         <w:pStyle w:val="Normaalweb"/>
-        <w:divId w:val="1266500661"/>
+        <w:divId w:val="1230192695"/>
         <w:rPr>
           <w:lang w:val="nl-NL"/>
         </w:rPr>
@@ -1200,7 +1200,7 @@
           <w:numId w:val="2"/>
         </w:numPr>
         <w:spacing w:before="100" w:beforeAutospacing="1" w:after="100" w:afterAutospacing="1"/>
-        <w:divId w:val="1266500661"/>
+        <w:divId w:val="1230192695"/>
         <w:rPr>
           <w:rFonts w:eastAsia="Times New Roman"/>
           <w:lang w:val="nl-NL"/>
@@ -1221,7 +1221,7 @@
           <w:numId w:val="2"/>
         </w:numPr>
         <w:spacing w:before="100" w:beforeAutospacing="1" w:after="100" w:afterAutospacing="1"/>
-        <w:divId w:val="1266500661"/>
+        <w:divId w:val="1230192695"/>
         <w:rPr>
           <w:rFonts w:eastAsia="Times New Roman"/>
           <w:lang w:val="nl-NL"/>
@@ -1242,7 +1242,7 @@
           <w:numId w:val="2"/>
         </w:numPr>
         <w:spacing w:before="100" w:beforeAutospacing="1" w:after="100" w:afterAutospacing="1"/>
-        <w:divId w:val="1266500661"/>
+        <w:divId w:val="1230192695"/>
         <w:rPr>
           <w:rFonts w:eastAsia="Times New Roman"/>
           <w:lang w:val="nl-NL"/>
@@ -1259,7 +1259,7 @@
     <w:p>
       <w:pPr>
         <w:pStyle w:val="Normaalweb"/>
-        <w:divId w:val="1266500661"/>
+        <w:divId w:val="1230192695"/>
         <w:rPr>
           <w:lang w:val="nl-NL"/>
         </w:rPr>
@@ -1274,7 +1274,7 @@
     <w:p>
       <w:pPr>
         <w:pStyle w:val="Kop5"/>
-        <w:divId w:val="1266500661"/>
+        <w:divId w:val="1230192695"/>
         <w:rPr>
           <w:rFonts w:eastAsia="Times New Roman"/>
           <w:lang w:val="nl-NL"/>
@@ -1291,7 +1291,7 @@
     <w:p>
       <w:pPr>
         <w:pStyle w:val="Normaalweb"/>
-        <w:divId w:val="1266500661"/>
+        <w:divId w:val="1230192695"/>
         <w:rPr>
           <w:lang w:val="nl-NL"/>
         </w:rPr>
@@ -1306,7 +1306,7 @@
     <w:p>
       <w:pPr>
         <w:pStyle w:val="Kop4"/>
-        <w:divId w:val="1266500661"/>
+        <w:divId w:val="1230192695"/>
         <w:rPr>
           <w:rFonts w:eastAsia="Times New Roman"/>
           <w:lang w:val="nl-NL"/>
@@ -1323,7 +1323,7 @@
     <w:p>
       <w:pPr>
         <w:pStyle w:val="Kop5"/>
-        <w:divId w:val="1266500661"/>
+        <w:divId w:val="1230192695"/>
         <w:rPr>
           <w:rFonts w:eastAsia="Times New Roman"/>
           <w:lang w:val="nl-NL"/>
@@ -1341,7 +1341,7 @@
     <w:p>
       <w:pPr>
         <w:pStyle w:val="Normaalweb"/>
-        <w:divId w:val="1266500661"/>
+        <w:divId w:val="1230192695"/>
         <w:rPr>
           <w:lang w:val="nl-NL"/>
         </w:rPr>
@@ -1362,7 +1362,7 @@
     <w:p>
       <w:pPr>
         <w:pStyle w:val="Kop5"/>
-        <w:divId w:val="1266500661"/>
+        <w:divId w:val="1230192695"/>
         <w:rPr>
           <w:rFonts w:eastAsia="Times New Roman"/>
           <w:lang w:val="nl-NL"/>
@@ -1379,7 +1379,7 @@
     <w:p>
       <w:pPr>
         <w:pStyle w:val="Normaalweb"/>
-        <w:divId w:val="1266500661"/>
+        <w:divId w:val="1230192695"/>
         <w:rPr>
           <w:lang w:val="nl-NL"/>
         </w:rPr>
@@ -1394,7 +1394,7 @@
     <w:p>
       <w:pPr>
         <w:pStyle w:val="Kop5"/>
-        <w:divId w:val="1266500661"/>
+        <w:divId w:val="1230192695"/>
         <w:rPr>
           <w:rFonts w:eastAsia="Times New Roman"/>
           <w:lang w:val="nl-NL"/>
@@ -1411,7 +1411,7 @@
     <w:p>
       <w:pPr>
         <w:pStyle w:val="Normaalweb"/>
-        <w:divId w:val="1266500661"/>
+        <w:divId w:val="1230192695"/>
         <w:rPr>
           <w:lang w:val="nl-NL"/>
         </w:rPr>
@@ -1426,7 +1426,7 @@
     <w:p>
       <w:pPr>
         <w:pStyle w:val="Kop5"/>
-        <w:divId w:val="1266500661"/>
+        <w:divId w:val="1230192695"/>
         <w:rPr>
           <w:rFonts w:eastAsia="Times New Roman"/>
           <w:lang w:val="nl-NL"/>
@@ -1443,7 +1443,7 @@
     <w:p>
       <w:pPr>
         <w:pStyle w:val="Normaalweb"/>
-        <w:divId w:val="1266500661"/>
+        <w:divId w:val="1230192695"/>
         <w:rPr>
           <w:lang w:val="nl-NL"/>
         </w:rPr>
@@ -1458,7 +1458,7 @@
     <w:p>
       <w:pPr>
         <w:pStyle w:val="Kop5"/>
-        <w:divId w:val="1266500661"/>
+        <w:divId w:val="1230192695"/>
         <w:rPr>
           <w:rFonts w:eastAsia="Times New Roman"/>
           <w:lang w:val="nl-NL"/>
@@ -1475,7 +1475,7 @@
     <w:p>
       <w:pPr>
         <w:pStyle w:val="Normaalweb"/>
-        <w:divId w:val="1266500661"/>
+        <w:divId w:val="1230192695"/>
         <w:rPr>
           <w:lang w:val="nl-NL"/>
         </w:rPr>
@@ -1490,7 +1490,7 @@
     <w:p>
       <w:pPr>
         <w:pStyle w:val="afsluiting"/>
-        <w:divId w:val="1266500661"/>
+        <w:divId w:val="1230192695"/>
         <w:rPr>
           <w:lang w:val="nl-NL"/>
         </w:rPr>
@@ -1505,7 +1505,7 @@
     <w:p>
       <w:pPr>
         <w:outlineLvl w:val="2"/>
-        <w:divId w:val="961693995"/>
+        <w:divId w:val="1724907537"/>
         <w:rPr>
           <w:rFonts w:ascii="Aptos Display" w:eastAsia="Times New Roman" w:hAnsi="Aptos Display"/>
           <w:b/>
@@ -1531,7 +1531,7 @@
     </w:p>
     <w:p>
       <w:pPr>
-        <w:divId w:val="961693995"/>
+        <w:divId w:val="1724907537"/>
         <w:rPr>
           <w:rFonts w:eastAsia="Times New Roman"/>
           <w:sz w:val="24"/>
@@ -1551,7 +1551,7 @@
     <w:p>
       <w:pPr>
         <w:pStyle w:val="subtitel"/>
-        <w:divId w:val="1266500661"/>
+        <w:divId w:val="1230192695"/>
         <w:rPr>
           <w:lang w:val="nl-NL"/>
         </w:rPr>
@@ -1566,7 +1566,7 @@
     <w:p>
       <w:pPr>
         <w:pStyle w:val="Kop4"/>
-        <w:divId w:val="1266500661"/>
+        <w:divId w:val="1230192695"/>
         <w:rPr>
           <w:rFonts w:eastAsia="Times New Roman"/>
           <w:lang w:val="nl-NL"/>
@@ -1583,7 +1583,7 @@
     <w:p>
       <w:pPr>
         <w:pStyle w:val="Normaalweb"/>
-        <w:divId w:val="1266500661"/>
+        <w:divId w:val="1230192695"/>
         <w:rPr>
           <w:lang w:val="nl-NL"/>
         </w:rPr>
@@ -1598,7 +1598,7 @@
     <w:p>
       <w:pPr>
         <w:pStyle w:val="Kop5"/>
-        <w:divId w:val="1266500661"/>
+        <w:divId w:val="1230192695"/>
         <w:rPr>
           <w:rFonts w:eastAsia="Times New Roman"/>
           <w:lang w:val="nl-NL"/>
@@ -1615,7 +1615,7 @@
     <w:p>
       <w:pPr>
         <w:pStyle w:val="Normaalweb"/>
-        <w:divId w:val="1266500661"/>
+        <w:divId w:val="1230192695"/>
         <w:rPr>
           <w:lang w:val="nl-NL"/>
         </w:rPr>
@@ -1630,7 +1630,7 @@
     <w:p>
       <w:pPr>
         <w:pStyle w:val="Normaalweb"/>
-        <w:divId w:val="1266500661"/>
+        <w:divId w:val="1230192695"/>
         <w:rPr>
           <w:lang w:val="nl-NL"/>
         </w:rPr>
@@ -1645,7 +1645,7 @@
     <w:p>
       <w:pPr>
         <w:pStyle w:val="Kop5"/>
-        <w:divId w:val="1266500661"/>
+        <w:divId w:val="1230192695"/>
         <w:rPr>
           <w:rFonts w:eastAsia="Times New Roman"/>
           <w:lang w:val="nl-NL"/>
@@ -1666,7 +1666,7 @@
           <w:numId w:val="3"/>
         </w:numPr>
         <w:spacing w:before="100" w:beforeAutospacing="1" w:after="100" w:afterAutospacing="1"/>
-        <w:divId w:val="1266500661"/>
+        <w:divId w:val="1230192695"/>
         <w:rPr>
           <w:rFonts w:eastAsia="Times New Roman"/>
           <w:lang w:val="nl-NL"/>
@@ -1687,7 +1687,7 @@
           <w:numId w:val="3"/>
         </w:numPr>
         <w:spacing w:before="100" w:beforeAutospacing="1" w:after="100" w:afterAutospacing="1"/>
-        <w:divId w:val="1266500661"/>
+        <w:divId w:val="1230192695"/>
         <w:rPr>
           <w:rFonts w:eastAsia="Times New Roman"/>
           <w:lang w:val="nl-NL"/>
@@ -1708,7 +1708,7 @@
           <w:numId w:val="3"/>
         </w:numPr>
         <w:spacing w:before="100" w:beforeAutospacing="1" w:after="100" w:afterAutospacing="1"/>
-        <w:divId w:val="1266500661"/>
+        <w:divId w:val="1230192695"/>
         <w:rPr>
           <w:rFonts w:eastAsia="Times New Roman"/>
           <w:lang w:val="nl-NL"/>
@@ -1725,7 +1725,7 @@
     <w:p>
       <w:pPr>
         <w:pStyle w:val="Kop5"/>
-        <w:divId w:val="1266500661"/>
+        <w:divId w:val="1230192695"/>
         <w:rPr>
           <w:rFonts w:eastAsia="Times New Roman"/>
           <w:lang w:val="nl-NL"/>
@@ -1742,7 +1742,7 @@
     <w:p>
       <w:pPr>
         <w:pStyle w:val="Normaalweb"/>
-        <w:divId w:val="1266500661"/>
+        <w:divId w:val="1230192695"/>
         <w:rPr>
           <w:lang w:val="nl-NL"/>
         </w:rPr>
@@ -1761,7 +1761,7 @@
           <w:numId w:val="4"/>
         </w:numPr>
         <w:spacing w:before="100" w:beforeAutospacing="1" w:after="100" w:afterAutospacing="1"/>
-        <w:divId w:val="1266500661"/>
+        <w:divId w:val="1230192695"/>
         <w:rPr>
           <w:rFonts w:eastAsia="Times New Roman"/>
           <w:lang w:val="nl-NL"/>
@@ -1783,7 +1783,7 @@
           <w:numId w:val="4"/>
         </w:numPr>
         <w:spacing w:before="100" w:beforeAutospacing="1" w:after="100" w:afterAutospacing="1"/>
-        <w:divId w:val="1266500661"/>
+        <w:divId w:val="1230192695"/>
         <w:rPr>
           <w:rFonts w:eastAsia="Times New Roman"/>
           <w:lang w:val="nl-NL"/>
@@ -1800,7 +1800,7 @@
     <w:p>
       <w:pPr>
         <w:pStyle w:val="Kop4"/>
-        <w:divId w:val="1266500661"/>
+        <w:divId w:val="1230192695"/>
         <w:rPr>
           <w:rFonts w:eastAsia="Times New Roman"/>
           <w:lang w:val="nl-NL"/>
@@ -1817,7 +1817,7 @@
     <w:p>
       <w:pPr>
         <w:pStyle w:val="Normaalweb"/>
-        <w:divId w:val="1740058294"/>
+        <w:divId w:val="77293147"/>
         <w:rPr>
           <w:lang w:val="nl-NL"/>
         </w:rPr>
@@ -1839,7 +1839,7 @@
     <w:p>
       <w:pPr>
         <w:pStyle w:val="Normaalweb"/>
-        <w:divId w:val="1740058294"/>
+        <w:divId w:val="77293147"/>
         <w:rPr>
           <w:lang w:val="nl-NL"/>
         </w:rPr>
@@ -1861,7 +1861,7 @@
     <w:p>
       <w:pPr>
         <w:pStyle w:val="Kop5"/>
-        <w:divId w:val="1266500661"/>
+        <w:divId w:val="1230192695"/>
         <w:rPr>
           <w:rFonts w:eastAsia="Times New Roman"/>
           <w:lang w:val="nl-NL"/>
@@ -1878,7 +1878,7 @@
     <w:p>
       <w:pPr>
         <w:pStyle w:val="Normaalweb"/>
-        <w:divId w:val="1266500661"/>
+        <w:divId w:val="1230192695"/>
         <w:rPr>
           <w:lang w:val="nl-NL"/>
         </w:rPr>
@@ -1893,7 +1893,7 @@
     <w:p>
       <w:pPr>
         <w:pStyle w:val="Kop5"/>
-        <w:divId w:val="1266500661"/>
+        <w:divId w:val="1230192695"/>
         <w:rPr>
           <w:rFonts w:eastAsia="Times New Roman"/>
           <w:lang w:val="nl-NL"/>
@@ -1910,7 +1910,7 @@
     <w:p>
       <w:pPr>
         <w:pStyle w:val="Normaalweb"/>
-        <w:divId w:val="1266500661"/>
+        <w:divId w:val="1230192695"/>
         <w:rPr>
           <w:lang w:val="nl-NL"/>
         </w:rPr>
@@ -1925,7 +1925,7 @@
     <w:p>
       <w:pPr>
         <w:pStyle w:val="Kop5"/>
-        <w:divId w:val="1266500661"/>
+        <w:divId w:val="1230192695"/>
         <w:rPr>
           <w:rFonts w:eastAsia="Times New Roman"/>
           <w:lang w:val="nl-NL"/>
@@ -1942,7 +1942,7 @@
     <w:p>
       <w:pPr>
         <w:pStyle w:val="Normaalweb"/>
-        <w:divId w:val="1266500661"/>
+        <w:divId w:val="1230192695"/>
         <w:rPr>
           <w:lang w:val="nl-NL"/>
         </w:rPr>
@@ -1957,7 +1957,7 @@
     <w:p>
       <w:pPr>
         <w:pStyle w:val="Kop4"/>
-        <w:divId w:val="1266500661"/>
+        <w:divId w:val="1230192695"/>
         <w:rPr>
           <w:rFonts w:eastAsia="Times New Roman"/>
           <w:lang w:val="nl-NL"/>
@@ -1974,7 +1974,7 @@
     <w:p>
       <w:pPr>
         <w:pStyle w:val="Kop5"/>
-        <w:divId w:val="1266500661"/>
+        <w:divId w:val="1230192695"/>
         <w:rPr>
           <w:rFonts w:eastAsia="Times New Roman"/>
           <w:lang w:val="nl-NL"/>
@@ -1991,7 +1991,7 @@
     <w:p>
       <w:pPr>
         <w:pStyle w:val="Normaalweb"/>
-        <w:divId w:val="1266500661"/>
+        <w:divId w:val="1230192695"/>
         <w:rPr>
           <w:lang w:val="nl-NL"/>
         </w:rPr>
@@ -2006,7 +2006,7 @@
     <w:p>
       <w:pPr>
         <w:pStyle w:val="Kop5"/>
-        <w:divId w:val="1266500661"/>
+        <w:divId w:val="1230192695"/>
         <w:rPr>
           <w:rFonts w:eastAsia="Times New Roman"/>
           <w:lang w:val="nl-NL"/>
@@ -2023,7 +2023,7 @@
     <w:p>
       <w:pPr>
         <w:pStyle w:val="Normaalweb"/>
-        <w:divId w:val="1266500661"/>
+        <w:divId w:val="1230192695"/>
         <w:rPr>
           <w:lang w:val="nl-NL"/>
         </w:rPr>
@@ -2042,7 +2042,7 @@
           <w:numId w:val="5"/>
         </w:numPr>
         <w:spacing w:before="100" w:beforeAutospacing="1" w:after="100" w:afterAutospacing="1"/>
-        <w:divId w:val="1266500661"/>
+        <w:divId w:val="1230192695"/>
         <w:rPr>
           <w:rFonts w:eastAsia="Times New Roman"/>
           <w:lang w:val="nl-NL"/>
@@ -2063,7 +2063,7 @@
           <w:numId w:val="5"/>
         </w:numPr>
         <w:spacing w:before="100" w:beforeAutospacing="1" w:after="100" w:afterAutospacing="1"/>
-        <w:divId w:val="1266500661"/>
+        <w:divId w:val="1230192695"/>
         <w:rPr>
           <w:rFonts w:eastAsia="Times New Roman"/>
           <w:lang w:val="nl-NL"/>
@@ -2084,7 +2084,7 @@
           <w:numId w:val="5"/>
         </w:numPr>
         <w:spacing w:before="100" w:beforeAutospacing="1" w:after="100" w:afterAutospacing="1"/>
-        <w:divId w:val="1266500661"/>
+        <w:divId w:val="1230192695"/>
         <w:rPr>
           <w:rFonts w:eastAsia="Times New Roman"/>
           <w:lang w:val="nl-NL"/>
@@ -2101,7 +2101,7 @@
     <w:p>
       <w:pPr>
         <w:pStyle w:val="Normaalweb"/>
-        <w:divId w:val="1266500661"/>
+        <w:divId w:val="1230192695"/>
         <w:rPr>
           <w:lang w:val="nl-NL"/>
         </w:rPr>
@@ -2116,7 +2116,7 @@
     <w:p>
       <w:pPr>
         <w:pStyle w:val="Kop5"/>
-        <w:divId w:val="1266500661"/>
+        <w:divId w:val="1230192695"/>
         <w:rPr>
           <w:rFonts w:eastAsia="Times New Roman"/>
           <w:lang w:val="nl-NL"/>
@@ -2133,7 +2133,7 @@
     <w:p>
       <w:pPr>
         <w:pStyle w:val="Normaalweb"/>
-        <w:divId w:val="1266500661"/>
+        <w:divId w:val="1230192695"/>
         <w:rPr>
           <w:lang w:val="nl-NL"/>
         </w:rPr>
@@ -2149,7 +2149,7 @@
     <w:p>
       <w:pPr>
         <w:pStyle w:val="Kop4"/>
-        <w:divId w:val="1266500661"/>
+        <w:divId w:val="1230192695"/>
         <w:rPr>
           <w:rFonts w:eastAsia="Times New Roman"/>
           <w:lang w:val="nl-NL"/>
@@ -2166,7 +2166,7 @@
     <w:p>
       <w:pPr>
         <w:pStyle w:val="Kop5"/>
-        <w:divId w:val="1266500661"/>
+        <w:divId w:val="1230192695"/>
         <w:rPr>
           <w:rFonts w:eastAsia="Times New Roman"/>
           <w:lang w:val="nl-NL"/>
@@ -2183,7 +2183,7 @@
     <w:p>
       <w:pPr>
         <w:pStyle w:val="Normaalweb"/>
-        <w:divId w:val="1266500661"/>
+        <w:divId w:val="1230192695"/>
         <w:rPr>
           <w:lang w:val="nl-NL"/>
         </w:rPr>
@@ -2198,7 +2198,7 @@
     <w:p>
       <w:pPr>
         <w:pStyle w:val="Kop5"/>
-        <w:divId w:val="1266500661"/>
+        <w:divId w:val="1230192695"/>
         <w:rPr>
           <w:rFonts w:eastAsia="Times New Roman"/>
           <w:lang w:val="nl-NL"/>
@@ -2215,7 +2215,7 @@
     <w:p>
       <w:pPr>
         <w:pStyle w:val="Normaalweb"/>
-        <w:divId w:val="1266500661"/>
+        <w:divId w:val="1230192695"/>
         <w:rPr>
           <w:lang w:val="nl-NL"/>
         </w:rPr>
@@ -2230,7 +2230,7 @@
     <w:p>
       <w:pPr>
         <w:pStyle w:val="Kop5"/>
-        <w:divId w:val="1266500661"/>
+        <w:divId w:val="1230192695"/>
         <w:rPr>
           <w:rFonts w:eastAsia="Times New Roman"/>
           <w:lang w:val="nl-NL"/>
@@ -2247,7 +2247,7 @@
     <w:p>
       <w:pPr>
         <w:pStyle w:val="Normaalweb"/>
-        <w:divId w:val="1266500661"/>
+        <w:divId w:val="1230192695"/>
         <w:rPr>
           <w:lang w:val="nl-NL"/>
         </w:rPr>
@@ -2262,7 +2262,7 @@
     <w:p>
       <w:pPr>
         <w:pStyle w:val="Kop5"/>
-        <w:divId w:val="1266500661"/>
+        <w:divId w:val="1230192695"/>
         <w:rPr>
           <w:rFonts w:eastAsia="Times New Roman"/>
           <w:lang w:val="nl-NL"/>
@@ -2279,7 +2279,7 @@
     <w:p>
       <w:pPr>
         <w:pStyle w:val="Normaalweb"/>
-        <w:divId w:val="1266500661"/>
+        <w:divId w:val="1230192695"/>
         <w:rPr>
           <w:lang w:val="nl-NL"/>
         </w:rPr>
@@ -2294,7 +2294,7 @@
     <w:p>
       <w:pPr>
         <w:pStyle w:val="Kop5"/>
-        <w:divId w:val="1266500661"/>
+        <w:divId w:val="1230192695"/>
         <w:rPr>
           <w:rFonts w:eastAsia="Times New Roman"/>
           <w:lang w:val="nl-NL"/>
@@ -2311,7 +2311,7 @@
     <w:p>
       <w:pPr>
         <w:pStyle w:val="Normaalweb"/>
-        <w:divId w:val="1266500661"/>
+        <w:divId w:val="1230192695"/>
         <w:rPr>
           <w:lang w:val="nl-NL"/>
         </w:rPr>
@@ -2326,7 +2326,7 @@
     <w:p>
       <w:pPr>
         <w:pStyle w:val="afsluiting"/>
-        <w:divId w:val="1266500661"/>
+        <w:divId w:val="1230192695"/>
         <w:rPr>
           <w:lang w:val="nl-NL"/>
         </w:rPr>
@@ -2341,7 +2341,7 @@
     <w:p>
       <w:pPr>
         <w:outlineLvl w:val="2"/>
-        <w:divId w:val="283317831"/>
+        <w:divId w:val="564605688"/>
         <w:rPr>
           <w:rFonts w:ascii="Aptos Display" w:eastAsia="Times New Roman" w:hAnsi="Aptos Display"/>
           <w:b/>
@@ -2367,7 +2367,7 @@
     </w:p>
     <w:p>
       <w:pPr>
-        <w:divId w:val="283317831"/>
+        <w:divId w:val="564605688"/>
         <w:rPr>
           <w:rFonts w:eastAsia="Times New Roman"/>
           <w:sz w:val="24"/>
@@ -2387,7 +2387,7 @@
     <w:p>
       <w:pPr>
         <w:pStyle w:val="subtitel"/>
-        <w:divId w:val="1266500661"/>
+        <w:divId w:val="1230192695"/>
         <w:rPr>
           <w:lang w:val="nl-NL"/>
         </w:rPr>
@@ -2402,7 +2402,7 @@
     <w:p>
       <w:pPr>
         <w:pStyle w:val="Kop4"/>
-        <w:divId w:val="1266500661"/>
+        <w:divId w:val="1230192695"/>
         <w:rPr>
           <w:rFonts w:eastAsia="Times New Roman"/>
           <w:lang w:val="nl-NL"/>
@@ -2419,7 +2419,7 @@
     <w:p>
       <w:pPr>
         <w:pStyle w:val="Normaalweb"/>
-        <w:divId w:val="1266500661"/>
+        <w:divId w:val="1230192695"/>
         <w:rPr>
           <w:lang w:val="nl-NL"/>
         </w:rPr>
@@ -2434,7 +2434,7 @@
     <w:p>
       <w:pPr>
         <w:pStyle w:val="Kop5"/>
-        <w:divId w:val="1266500661"/>
+        <w:divId w:val="1230192695"/>
         <w:rPr>
           <w:rFonts w:eastAsia="Times New Roman"/>
           <w:lang w:val="nl-NL"/>
@@ -2451,7 +2451,7 @@
     <w:p>
       <w:pPr>
         <w:pStyle w:val="Normaalweb"/>
-        <w:divId w:val="1266500661"/>
+        <w:divId w:val="1230192695"/>
         <w:rPr>
           <w:lang w:val="nl-NL"/>
         </w:rPr>
@@ -2466,7 +2466,7 @@
     <w:p>
       <w:pPr>
         <w:pStyle w:val="Normaalweb"/>
-        <w:divId w:val="1266500661"/>
+        <w:divId w:val="1230192695"/>
         <w:rPr>
           <w:lang w:val="nl-NL"/>
         </w:rPr>
@@ -2481,7 +2481,7 @@
     <w:p>
       <w:pPr>
         <w:pStyle w:val="Kop5"/>
-        <w:divId w:val="1266500661"/>
+        <w:divId w:val="1230192695"/>
         <w:rPr>
           <w:rFonts w:eastAsia="Times New Roman"/>
           <w:lang w:val="nl-NL"/>
@@ -2502,7 +2502,7 @@
           <w:numId w:val="6"/>
         </w:numPr>
         <w:spacing w:before="100" w:beforeAutospacing="1" w:after="100" w:afterAutospacing="1"/>
-        <w:divId w:val="1266500661"/>
+        <w:divId w:val="1230192695"/>
         <w:rPr>
           <w:rFonts w:eastAsia="Times New Roman"/>
           <w:lang w:val="nl-NL"/>
@@ -2523,7 +2523,7 @@
           <w:numId w:val="6"/>
         </w:numPr>
         <w:spacing w:before="100" w:beforeAutospacing="1" w:after="100" w:afterAutospacing="1"/>
-        <w:divId w:val="1266500661"/>
+        <w:divId w:val="1230192695"/>
         <w:rPr>
           <w:rFonts w:eastAsia="Times New Roman"/>
           <w:lang w:val="nl-NL"/>
@@ -2544,7 +2544,7 @@
           <w:numId w:val="6"/>
         </w:numPr>
         <w:spacing w:before="100" w:beforeAutospacing="1" w:after="100" w:afterAutospacing="1"/>
-        <w:divId w:val="1266500661"/>
+        <w:divId w:val="1230192695"/>
         <w:rPr>
           <w:rFonts w:eastAsia="Times New Roman"/>
           <w:lang w:val="nl-NL"/>
@@ -2565,7 +2565,7 @@
           <w:numId w:val="6"/>
         </w:numPr>
         <w:spacing w:before="100" w:beforeAutospacing="1" w:after="100" w:afterAutospacing="1"/>
-        <w:divId w:val="1266500661"/>
+        <w:divId w:val="1230192695"/>
         <w:rPr>
           <w:rFonts w:eastAsia="Times New Roman"/>
           <w:lang w:val="nl-NL"/>
@@ -2586,7 +2586,7 @@
           <w:numId w:val="6"/>
         </w:numPr>
         <w:spacing w:before="100" w:beforeAutospacing="1" w:after="100" w:afterAutospacing="1"/>
-        <w:divId w:val="1266500661"/>
+        <w:divId w:val="1230192695"/>
         <w:rPr>
           <w:rFonts w:eastAsia="Times New Roman"/>
           <w:lang w:val="nl-NL"/>
@@ -2607,7 +2607,7 @@
           <w:numId w:val="6"/>
         </w:numPr>
         <w:spacing w:before="100" w:beforeAutospacing="1" w:after="100" w:afterAutospacing="1"/>
-        <w:divId w:val="1266500661"/>
+        <w:divId w:val="1230192695"/>
         <w:rPr>
           <w:rFonts w:eastAsia="Times New Roman"/>
           <w:lang w:val="nl-NL"/>
@@ -2629,7 +2629,7 @@
           <w:numId w:val="6"/>
         </w:numPr>
         <w:spacing w:before="100" w:beforeAutospacing="1" w:after="100" w:afterAutospacing="1"/>
-        <w:divId w:val="1266500661"/>
+        <w:divId w:val="1230192695"/>
         <w:rPr>
           <w:rFonts w:eastAsia="Times New Roman"/>
           <w:lang w:val="nl-NL"/>
@@ -2646,7 +2646,7 @@
     <w:p>
       <w:pPr>
         <w:pStyle w:val="Kop5"/>
-        <w:divId w:val="1266500661"/>
+        <w:divId w:val="1230192695"/>
         <w:rPr>
           <w:rFonts w:eastAsia="Times New Roman"/>
           <w:lang w:val="nl-NL"/>
@@ -2663,7 +2663,7 @@
     <w:p>
       <w:pPr>
         <w:pStyle w:val="Normaalweb"/>
-        <w:divId w:val="1266500661"/>
+        <w:divId w:val="1230192695"/>
         <w:rPr>
           <w:lang w:val="nl-NL"/>
         </w:rPr>
@@ -2682,7 +2682,7 @@
           <w:numId w:val="7"/>
         </w:numPr>
         <w:spacing w:before="100" w:beforeAutospacing="1" w:after="100" w:afterAutospacing="1"/>
-        <w:divId w:val="1266500661"/>
+        <w:divId w:val="1230192695"/>
         <w:rPr>
           <w:rFonts w:eastAsia="Times New Roman"/>
           <w:lang w:val="nl-NL"/>
@@ -2703,7 +2703,7 @@
           <w:numId w:val="7"/>
         </w:numPr>
         <w:spacing w:before="100" w:beforeAutospacing="1" w:after="100" w:afterAutospacing="1"/>
-        <w:divId w:val="1266500661"/>
+        <w:divId w:val="1230192695"/>
         <w:rPr>
           <w:rFonts w:eastAsia="Times New Roman"/>
           <w:lang w:val="nl-NL"/>
@@ -2724,7 +2724,7 @@
           <w:numId w:val="7"/>
         </w:numPr>
         <w:spacing w:before="100" w:beforeAutospacing="1" w:after="100" w:afterAutospacing="1"/>
-        <w:divId w:val="1266500661"/>
+        <w:divId w:val="1230192695"/>
         <w:rPr>
           <w:rFonts w:eastAsia="Times New Roman"/>
           <w:lang w:val="nl-NL"/>
@@ -2745,7 +2745,7 @@
           <w:numId w:val="7"/>
         </w:numPr>
         <w:spacing w:before="100" w:beforeAutospacing="1" w:after="100" w:afterAutospacing="1"/>
-        <w:divId w:val="1266500661"/>
+        <w:divId w:val="1230192695"/>
         <w:rPr>
           <w:rFonts w:eastAsia="Times New Roman"/>
           <w:lang w:val="nl-NL"/>
@@ -2766,7 +2766,7 @@
           <w:numId w:val="7"/>
         </w:numPr>
         <w:spacing w:before="100" w:beforeAutospacing="1" w:after="100" w:afterAutospacing="1"/>
-        <w:divId w:val="1266500661"/>
+        <w:divId w:val="1230192695"/>
         <w:rPr>
           <w:rFonts w:eastAsia="Times New Roman"/>
           <w:lang w:val="nl-NL"/>
@@ -2783,7 +2783,7 @@
     <w:p>
       <w:pPr>
         <w:pStyle w:val="Kop4"/>
-        <w:divId w:val="1266500661"/>
+        <w:divId w:val="1230192695"/>
         <w:rPr>
           <w:rFonts w:eastAsia="Times New Roman"/>
           <w:lang w:val="nl-NL"/>
@@ -2800,7 +2800,7 @@
     <w:p>
       <w:pPr>
         <w:pStyle w:val="Normaalweb"/>
-        <w:divId w:val="1533107379"/>
+        <w:divId w:val="1468350739"/>
         <w:rPr>
           <w:lang w:val="nl-NL"/>
         </w:rPr>
@@ -2822,7 +2822,7 @@
     <w:p>
       <w:pPr>
         <w:pStyle w:val="Normaalweb"/>
-        <w:divId w:val="1533107379"/>
+        <w:divId w:val="1468350739"/>
         <w:rPr>
           <w:lang w:val="nl-NL"/>
         </w:rPr>
@@ -2844,7 +2844,7 @@
     <w:p>
       <w:pPr>
         <w:pStyle w:val="Kop5"/>
-        <w:divId w:val="1266500661"/>
+        <w:divId w:val="1230192695"/>
         <w:rPr>
           <w:rFonts w:eastAsia="Times New Roman"/>
           <w:lang w:val="nl-NL"/>
@@ -2861,7 +2861,7 @@
     <w:p>
       <w:pPr>
         <w:pStyle w:val="Normaalweb"/>
-        <w:divId w:val="1266500661"/>
+        <w:divId w:val="1230192695"/>
         <w:rPr>
           <w:lang w:val="nl-NL"/>
         </w:rPr>
@@ -2876,7 +2876,7 @@
     <w:p>
       <w:pPr>
         <w:pStyle w:val="Kop5"/>
-        <w:divId w:val="1266500661"/>
+        <w:divId w:val="1230192695"/>
         <w:rPr>
           <w:rFonts w:eastAsia="Times New Roman"/>
           <w:lang w:val="nl-NL"/>
@@ -2893,7 +2893,7 @@
     <w:p>
       <w:pPr>
         <w:pStyle w:val="Normaalweb"/>
-        <w:divId w:val="1266500661"/>
+        <w:divId w:val="1230192695"/>
         <w:rPr>
           <w:lang w:val="nl-NL"/>
         </w:rPr>
@@ -2914,7 +2914,7 @@
     <w:p>
       <w:pPr>
         <w:pStyle w:val="Kop5"/>
-        <w:divId w:val="1266500661"/>
+        <w:divId w:val="1230192695"/>
         <w:rPr>
           <w:rFonts w:eastAsia="Times New Roman"/>
           <w:lang w:val="nl-NL"/>
@@ -2931,7 +2931,7 @@
     <w:p>
       <w:pPr>
         <w:pStyle w:val="Normaalweb"/>
-        <w:divId w:val="1266500661"/>
+        <w:divId w:val="1230192695"/>
         <w:rPr>
           <w:lang w:val="nl-NL"/>
         </w:rPr>
@@ -2946,7 +2946,7 @@
     <w:p>
       <w:pPr>
         <w:pStyle w:val="Kop4"/>
-        <w:divId w:val="1266500661"/>
+        <w:divId w:val="1230192695"/>
         <w:rPr>
           <w:rFonts w:eastAsia="Times New Roman"/>
           <w:lang w:val="nl-NL"/>
@@ -2963,7 +2963,7 @@
     <w:p>
       <w:pPr>
         <w:pStyle w:val="Kop5"/>
-        <w:divId w:val="1266500661"/>
+        <w:divId w:val="1230192695"/>
         <w:rPr>
           <w:rFonts w:eastAsia="Times New Roman"/>
           <w:lang w:val="nl-NL"/>
@@ -2980,7 +2980,7 @@
     <w:p>
       <w:pPr>
         <w:pStyle w:val="Normaalweb"/>
-        <w:divId w:val="1266500661"/>
+        <w:divId w:val="1230192695"/>
         <w:rPr>
           <w:lang w:val="nl-NL"/>
         </w:rPr>
@@ -2995,7 +2995,7 @@
     <w:p>
       <w:pPr>
         <w:pStyle w:val="Kop5"/>
-        <w:divId w:val="1266500661"/>
+        <w:divId w:val="1230192695"/>
         <w:rPr>
           <w:rFonts w:eastAsia="Times New Roman"/>
           <w:lang w:val="nl-NL"/>
@@ -3012,7 +3012,7 @@
     <w:p>
       <w:pPr>
         <w:pStyle w:val="Normaalweb"/>
-        <w:divId w:val="1266500661"/>
+        <w:divId w:val="1230192695"/>
         <w:rPr>
           <w:lang w:val="nl-NL"/>
         </w:rPr>
@@ -3031,7 +3031,7 @@
           <w:numId w:val="8"/>
         </w:numPr>
         <w:spacing w:before="100" w:beforeAutospacing="1" w:after="100" w:afterAutospacing="1"/>
-        <w:divId w:val="1266500661"/>
+        <w:divId w:val="1230192695"/>
         <w:rPr>
           <w:rFonts w:eastAsia="Times New Roman"/>
           <w:lang w:val="nl-NL"/>
@@ -3053,7 +3053,7 @@
           <w:numId w:val="8"/>
         </w:numPr>
         <w:spacing w:before="100" w:beforeAutospacing="1" w:after="100" w:afterAutospacing="1"/>
-        <w:divId w:val="1266500661"/>
+        <w:divId w:val="1230192695"/>
         <w:rPr>
           <w:rFonts w:eastAsia="Times New Roman"/>
           <w:lang w:val="nl-NL"/>
@@ -3074,7 +3074,7 @@
           <w:numId w:val="8"/>
         </w:numPr>
         <w:spacing w:before="100" w:beforeAutospacing="1" w:after="100" w:afterAutospacing="1"/>
-        <w:divId w:val="1266500661"/>
+        <w:divId w:val="1230192695"/>
         <w:rPr>
           <w:rFonts w:eastAsia="Times New Roman"/>
           <w:lang w:val="nl-NL"/>
@@ -3091,7 +3091,7 @@
     <w:p>
       <w:pPr>
         <w:pStyle w:val="Normaalweb"/>
-        <w:divId w:val="1266500661"/>
+        <w:divId w:val="1230192695"/>
         <w:rPr>
           <w:lang w:val="nl-NL"/>
         </w:rPr>
@@ -3106,7 +3106,7 @@
     <w:p>
       <w:pPr>
         <w:pStyle w:val="Kop5"/>
-        <w:divId w:val="1266500661"/>
+        <w:divId w:val="1230192695"/>
         <w:rPr>
           <w:rFonts w:eastAsia="Times New Roman"/>
           <w:lang w:val="nl-NL"/>
@@ -3123,7 +3123,7 @@
     <w:p>
       <w:pPr>
         <w:pStyle w:val="Normaalweb"/>
-        <w:divId w:val="1266500661"/>
+        <w:divId w:val="1230192695"/>
         <w:rPr>
           <w:lang w:val="nl-NL"/>
         </w:rPr>
@@ -3138,7 +3138,7 @@
     <w:p>
       <w:pPr>
         <w:pStyle w:val="Kop4"/>
-        <w:divId w:val="1266500661"/>
+        <w:divId w:val="1230192695"/>
         <w:rPr>
           <w:rFonts w:eastAsia="Times New Roman"/>
           <w:lang w:val="nl-NL"/>
@@ -3155,7 +3155,7 @@
     <w:p>
       <w:pPr>
         <w:pStyle w:val="Kop5"/>
-        <w:divId w:val="1266500661"/>
+        <w:divId w:val="1230192695"/>
         <w:rPr>
           <w:rFonts w:eastAsia="Times New Roman"/>
           <w:lang w:val="nl-NL"/>
@@ -3172,7 +3172,7 @@
     <w:p>
       <w:pPr>
         <w:pStyle w:val="Normaalweb"/>
-        <w:divId w:val="1266500661"/>
+        <w:divId w:val="1230192695"/>
         <w:rPr>
           <w:lang w:val="nl-NL"/>
         </w:rPr>
@@ -3187,7 +3187,7 @@
     <w:p>
       <w:pPr>
         <w:pStyle w:val="Kop5"/>
-        <w:divId w:val="1266500661"/>
+        <w:divId w:val="1230192695"/>
         <w:rPr>
           <w:rFonts w:eastAsia="Times New Roman"/>
           <w:lang w:val="nl-NL"/>
@@ -3204,7 +3204,7 @@
     <w:p>
       <w:pPr>
         <w:pStyle w:val="Normaalweb"/>
-        <w:divId w:val="1266500661"/>
+        <w:divId w:val="1230192695"/>
         <w:rPr>
           <w:lang w:val="nl-NL"/>
         </w:rPr>
@@ -3219,7 +3219,7 @@
     <w:p>
       <w:pPr>
         <w:pStyle w:val="Kop5"/>
-        <w:divId w:val="1266500661"/>
+        <w:divId w:val="1230192695"/>
         <w:rPr>
           <w:rFonts w:eastAsia="Times New Roman"/>
           <w:lang w:val="nl-NL"/>
@@ -3236,7 +3236,7 @@
     <w:p>
       <w:pPr>
         <w:pStyle w:val="Normaalweb"/>
-        <w:divId w:val="1266500661"/>
+        <w:divId w:val="1230192695"/>
         <w:rPr>
           <w:lang w:val="nl-NL"/>
         </w:rPr>
@@ -3251,7 +3251,7 @@
     <w:p>
       <w:pPr>
         <w:pStyle w:val="Kop5"/>
-        <w:divId w:val="1266500661"/>
+        <w:divId w:val="1230192695"/>
         <w:rPr>
           <w:rFonts w:eastAsia="Times New Roman"/>
           <w:lang w:val="nl-NL"/>
@@ -3268,7 +3268,7 @@
     <w:p>
       <w:pPr>
         <w:pStyle w:val="Normaalweb"/>
-        <w:divId w:val="1266500661"/>
+        <w:divId w:val="1230192695"/>
         <w:rPr>
           <w:lang w:val="nl-NL"/>
         </w:rPr>
@@ -3283,7 +3283,7 @@
     <w:p>
       <w:pPr>
         <w:pStyle w:val="Kop5"/>
-        <w:divId w:val="1266500661"/>
+        <w:divId w:val="1230192695"/>
         <w:rPr>
           <w:rFonts w:eastAsia="Times New Roman"/>
           <w:lang w:val="nl-NL"/>
@@ -3300,7 +3300,7 @@
     <w:p>
       <w:pPr>
         <w:pStyle w:val="Normaalweb"/>
-        <w:divId w:val="1266500661"/>
+        <w:divId w:val="1230192695"/>
         <w:rPr>
           <w:lang w:val="nl-NL"/>
         </w:rPr>
@@ -3315,7 +3315,7 @@
     <w:p>
       <w:pPr>
         <w:pStyle w:val="afsluiting"/>
-        <w:divId w:val="1266500661"/>
+        <w:divId w:val="1230192695"/>
         <w:rPr>
           <w:lang w:val="nl-NL"/>
         </w:rPr>
@@ -3330,7 +3330,7 @@
     <w:p>
       <w:pPr>
         <w:outlineLvl w:val="2"/>
-        <w:divId w:val="140736336"/>
+        <w:divId w:val="950749323"/>
         <w:rPr>
           <w:rFonts w:ascii="Aptos Display" w:eastAsia="Times New Roman" w:hAnsi="Aptos Display"/>
           <w:b/>
@@ -3356,7 +3356,7 @@
     </w:p>
     <w:p>
       <w:pPr>
-        <w:divId w:val="140736336"/>
+        <w:divId w:val="950749323"/>
         <w:rPr>
           <w:rFonts w:eastAsia="Times New Roman"/>
           <w:sz w:val="24"/>
@@ -3376,7 +3376,7 @@
     <w:p>
       <w:pPr>
         <w:pStyle w:val="subtitel"/>
-        <w:divId w:val="1266500661"/>
+        <w:divId w:val="1230192695"/>
         <w:rPr>
           <w:lang w:val="nl-NL"/>
         </w:rPr>
@@ -3391,7 +3391,7 @@
     <w:p>
       <w:pPr>
         <w:pStyle w:val="Kop4"/>
-        <w:divId w:val="1266500661"/>
+        <w:divId w:val="1230192695"/>
         <w:rPr>
           <w:rFonts w:eastAsia="Times New Roman"/>
           <w:lang w:val="nl-NL"/>
@@ -3408,7 +3408,7 @@
     <w:p>
       <w:pPr>
         <w:pStyle w:val="Normaalweb"/>
-        <w:divId w:val="1266500661"/>
+        <w:divId w:val="1230192695"/>
         <w:rPr>
           <w:lang w:val="nl-NL"/>
         </w:rPr>
@@ -3423,7 +3423,7 @@
     <w:p>
       <w:pPr>
         <w:pStyle w:val="Kop5"/>
-        <w:divId w:val="1266500661"/>
+        <w:divId w:val="1230192695"/>
         <w:rPr>
           <w:rFonts w:eastAsia="Times New Roman"/>
           <w:lang w:val="nl-NL"/>
@@ -3440,7 +3440,7 @@
     <w:p>
       <w:pPr>
         <w:pStyle w:val="Normaalweb"/>
-        <w:divId w:val="1266500661"/>
+        <w:divId w:val="1230192695"/>
         <w:rPr>
           <w:lang w:val="nl-NL"/>
         </w:rPr>
@@ -3455,7 +3455,7 @@
     <w:p>
       <w:pPr>
         <w:pStyle w:val="Normaalweb"/>
-        <w:divId w:val="1266500661"/>
+        <w:divId w:val="1230192695"/>
         <w:rPr>
           <w:lang w:val="nl-NL"/>
         </w:rPr>
@@ -3471,7 +3471,7 @@
     <w:p>
       <w:pPr>
         <w:pStyle w:val="Kop5"/>
-        <w:divId w:val="1266500661"/>
+        <w:divId w:val="1230192695"/>
         <w:rPr>
           <w:rFonts w:eastAsia="Times New Roman"/>
           <w:lang w:val="nl-NL"/>
@@ -3492,7 +3492,7 @@
           <w:numId w:val="9"/>
         </w:numPr>
         <w:spacing w:before="100" w:beforeAutospacing="1" w:after="100" w:afterAutospacing="1"/>
-        <w:divId w:val="1266500661"/>
+        <w:divId w:val="1230192695"/>
         <w:rPr>
           <w:rFonts w:eastAsia="Times New Roman"/>
           <w:lang w:val="nl-NL"/>
@@ -3513,7 +3513,7 @@
           <w:numId w:val="9"/>
         </w:numPr>
         <w:spacing w:before="100" w:beforeAutospacing="1" w:after="100" w:afterAutospacing="1"/>
-        <w:divId w:val="1266500661"/>
+        <w:divId w:val="1230192695"/>
         <w:rPr>
           <w:rFonts w:eastAsia="Times New Roman"/>
           <w:lang w:val="nl-NL"/>
@@ -3534,7 +3534,7 @@
           <w:numId w:val="9"/>
         </w:numPr>
         <w:spacing w:before="100" w:beforeAutospacing="1" w:after="100" w:afterAutospacing="1"/>
-        <w:divId w:val="1266500661"/>
+        <w:divId w:val="1230192695"/>
         <w:rPr>
           <w:rFonts w:eastAsia="Times New Roman"/>
           <w:lang w:val="nl-NL"/>
@@ -3551,7 +3551,7 @@
     <w:p>
       <w:pPr>
         <w:pStyle w:val="Kop5"/>
-        <w:divId w:val="1266500661"/>
+        <w:divId w:val="1230192695"/>
         <w:rPr>
           <w:rFonts w:eastAsia="Times New Roman"/>
           <w:lang w:val="nl-NL"/>
@@ -3568,7 +3568,7 @@
     <w:p>
       <w:pPr>
         <w:pStyle w:val="Normaalweb"/>
-        <w:divId w:val="1266500661"/>
+        <w:divId w:val="1230192695"/>
         <w:rPr>
           <w:lang w:val="nl-NL"/>
         </w:rPr>
@@ -3587,7 +3587,7 @@
           <w:numId w:val="10"/>
         </w:numPr>
         <w:spacing w:before="100" w:beforeAutospacing="1" w:after="100" w:afterAutospacing="1"/>
-        <w:divId w:val="1266500661"/>
+        <w:divId w:val="1230192695"/>
         <w:rPr>
           <w:rFonts w:eastAsia="Times New Roman"/>
           <w:lang w:val="nl-NL"/>
@@ -3608,7 +3608,7 @@
           <w:numId w:val="10"/>
         </w:numPr>
         <w:spacing w:before="100" w:beforeAutospacing="1" w:after="100" w:afterAutospacing="1"/>
-        <w:divId w:val="1266500661"/>
+        <w:divId w:val="1230192695"/>
         <w:rPr>
           <w:rFonts w:eastAsia="Times New Roman"/>
           <w:lang w:val="nl-NL"/>
@@ -3625,7 +3625,7 @@
     <w:p>
       <w:pPr>
         <w:pStyle w:val="Kop4"/>
-        <w:divId w:val="1266500661"/>
+        <w:divId w:val="1230192695"/>
         <w:rPr>
           <w:rFonts w:eastAsia="Times New Roman"/>
           <w:lang w:val="nl-NL"/>
@@ -3642,7 +3642,7 @@
     <w:p>
       <w:pPr>
         <w:pStyle w:val="Normaalweb"/>
-        <w:divId w:val="1218202714"/>
+        <w:divId w:val="1598518689"/>
         <w:rPr>
           <w:lang w:val="nl-NL"/>
         </w:rPr>
@@ -3664,7 +3664,7 @@
     <w:p>
       <w:pPr>
         <w:pStyle w:val="Normaalweb"/>
-        <w:divId w:val="1218202714"/>
+        <w:divId w:val="1598518689"/>
         <w:rPr>
           <w:lang w:val="nl-NL"/>
         </w:rPr>
@@ -3686,7 +3686,7 @@
     <w:p>
       <w:pPr>
         <w:pStyle w:val="Kop5"/>
-        <w:divId w:val="1266500661"/>
+        <w:divId w:val="1230192695"/>
         <w:rPr>
           <w:rFonts w:eastAsia="Times New Roman"/>
           <w:lang w:val="nl-NL"/>
@@ -3703,7 +3703,7 @@
     <w:p>
       <w:pPr>
         <w:pStyle w:val="Normaalweb"/>
-        <w:divId w:val="1266500661"/>
+        <w:divId w:val="1230192695"/>
         <w:rPr>
           <w:lang w:val="nl-NL"/>
         </w:rPr>
@@ -3718,7 +3718,7 @@
     <w:p>
       <w:pPr>
         <w:pStyle w:val="Kop5"/>
-        <w:divId w:val="1266500661"/>
+        <w:divId w:val="1230192695"/>
         <w:rPr>
           <w:rFonts w:eastAsia="Times New Roman"/>
           <w:lang w:val="nl-NL"/>
@@ -3735,7 +3735,7 @@
     <w:p>
       <w:pPr>
         <w:pStyle w:val="Normaalweb"/>
-        <w:divId w:val="1266500661"/>
+        <w:divId w:val="1230192695"/>
         <w:rPr>
           <w:lang w:val="nl-NL"/>
         </w:rPr>
@@ -3750,7 +3750,7 @@
     <w:p>
       <w:pPr>
         <w:pStyle w:val="Kop5"/>
-        <w:divId w:val="1266500661"/>
+        <w:divId w:val="1230192695"/>
         <w:rPr>
           <w:rFonts w:eastAsia="Times New Roman"/>
           <w:lang w:val="nl-NL"/>
@@ -3767,7 +3767,7 @@
     <w:p>
       <w:pPr>
         <w:pStyle w:val="Normaalweb"/>
-        <w:divId w:val="1266500661"/>
+        <w:divId w:val="1230192695"/>
         <w:rPr>
           <w:lang w:val="nl-NL"/>
         </w:rPr>
@@ -3782,7 +3782,7 @@
     <w:p>
       <w:pPr>
         <w:pStyle w:val="Kop4"/>
-        <w:divId w:val="1266500661"/>
+        <w:divId w:val="1230192695"/>
         <w:rPr>
           <w:rFonts w:eastAsia="Times New Roman"/>
           <w:lang w:val="nl-NL"/>
@@ -3799,7 +3799,7 @@
     <w:p>
       <w:pPr>
         <w:pStyle w:val="Kop5"/>
-        <w:divId w:val="1266500661"/>
+        <w:divId w:val="1230192695"/>
         <w:rPr>
           <w:rFonts w:eastAsia="Times New Roman"/>
           <w:lang w:val="nl-NL"/>
@@ -3816,7 +3816,7 @@
     <w:p>
       <w:pPr>
         <w:pStyle w:val="Normaalweb"/>
-        <w:divId w:val="1266500661"/>
+        <w:divId w:val="1230192695"/>
         <w:rPr>
           <w:lang w:val="nl-NL"/>
         </w:rPr>
@@ -3831,7 +3831,7 @@
     <w:p>
       <w:pPr>
         <w:pStyle w:val="Kop5"/>
-        <w:divId w:val="1266500661"/>
+        <w:divId w:val="1230192695"/>
         <w:rPr>
           <w:rFonts w:eastAsia="Times New Roman"/>
           <w:lang w:val="nl-NL"/>
@@ -3848,15 +3848,16 @@
     <w:p>
       <w:pPr>
         <w:pStyle w:val="Normaalweb"/>
-        <w:divId w:val="1266500661"/>
-        <w:rPr>
-          <w:lang w:val="nl-NL"/>
-        </w:rPr>
-      </w:pPr>
-      <w:r>
-        <w:rPr>
-          <w:lang w:val="nl-NL"/>
-        </w:rPr>
+        <w:divId w:val="1230192695"/>
+        <w:rPr>
+          <w:lang w:val="nl-NL"/>
+        </w:rPr>
+      </w:pPr>
+      <w:r>
+        <w:rPr>
+          <w:lang w:val="nl-NL"/>
+        </w:rPr>
+        <w:lastRenderedPageBreak/>
         <w:t>Schriftelijk verzoek tot herziening van de VT-status bij CM (zie Verhoogde Tegemoetkoming). Voeg daarbij:</w:t>
       </w:r>
     </w:p>
@@ -3867,7 +3868,7 @@
           <w:numId w:val="11"/>
         </w:numPr>
         <w:spacing w:before="100" w:beforeAutospacing="1" w:after="100" w:afterAutospacing="1"/>
-        <w:divId w:val="1266500661"/>
+        <w:divId w:val="1230192695"/>
         <w:rPr>
           <w:rFonts w:eastAsia="Times New Roman"/>
           <w:lang w:val="nl-NL"/>
@@ -3888,7 +3889,7 @@
           <w:numId w:val="11"/>
         </w:numPr>
         <w:spacing w:before="100" w:beforeAutospacing="1" w:after="100" w:afterAutospacing="1"/>
-        <w:divId w:val="1266500661"/>
+        <w:divId w:val="1230192695"/>
         <w:rPr>
           <w:rFonts w:eastAsia="Times New Roman"/>
           <w:lang w:val="nl-NL"/>
@@ -3909,7 +3910,7 @@
           <w:numId w:val="11"/>
         </w:numPr>
         <w:spacing w:before="100" w:beforeAutospacing="1" w:after="100" w:afterAutospacing="1"/>
-        <w:divId w:val="1266500661"/>
+        <w:divId w:val="1230192695"/>
         <w:rPr>
           <w:rFonts w:eastAsia="Times New Roman"/>
           <w:lang w:val="nl-NL"/>
@@ -3926,7 +3927,7 @@
     <w:p>
       <w:pPr>
         <w:pStyle w:val="Normaalweb"/>
-        <w:divId w:val="1266500661"/>
+        <w:divId w:val="1230192695"/>
         <w:rPr>
           <w:lang w:val="nl-NL"/>
         </w:rPr>
@@ -3941,7 +3942,7 @@
     <w:p>
       <w:pPr>
         <w:pStyle w:val="Kop5"/>
-        <w:divId w:val="1266500661"/>
+        <w:divId w:val="1230192695"/>
         <w:rPr>
           <w:rFonts w:eastAsia="Times New Roman"/>
           <w:lang w:val="nl-NL"/>
@@ -3958,7 +3959,7 @@
     <w:p>
       <w:pPr>
         <w:pStyle w:val="Normaalweb"/>
-        <w:divId w:val="1266500661"/>
+        <w:divId w:val="1230192695"/>
         <w:rPr>
           <w:lang w:val="nl-NL"/>
         </w:rPr>
@@ -3973,7 +3974,7 @@
     <w:p>
       <w:pPr>
         <w:pStyle w:val="Kop4"/>
-        <w:divId w:val="1266500661"/>
+        <w:divId w:val="1230192695"/>
         <w:rPr>
           <w:rFonts w:eastAsia="Times New Roman"/>
           <w:lang w:val="nl-NL"/>
@@ -3990,7 +3991,7 @@
     <w:p>
       <w:pPr>
         <w:pStyle w:val="Kop5"/>
-        <w:divId w:val="1266500661"/>
+        <w:divId w:val="1230192695"/>
         <w:rPr>
           <w:rFonts w:eastAsia="Times New Roman"/>
           <w:lang w:val="nl-NL"/>
@@ -4007,7 +4008,7 @@
     <w:p>
       <w:pPr>
         <w:pStyle w:val="Normaalweb"/>
-        <w:divId w:val="1266500661"/>
+        <w:divId w:val="1230192695"/>
         <w:rPr>
           <w:lang w:val="nl-NL"/>
         </w:rPr>
@@ -4022,7 +4023,7 @@
     <w:p>
       <w:pPr>
         <w:pStyle w:val="Kop5"/>
-        <w:divId w:val="1266500661"/>
+        <w:divId w:val="1230192695"/>
         <w:rPr>
           <w:rFonts w:eastAsia="Times New Roman"/>
           <w:lang w:val="nl-NL"/>
@@ -4039,7 +4040,7 @@
     <w:p>
       <w:pPr>
         <w:pStyle w:val="Normaalweb"/>
-        <w:divId w:val="1266500661"/>
+        <w:divId w:val="1230192695"/>
         <w:rPr>
           <w:lang w:val="nl-NL"/>
         </w:rPr>
@@ -4054,7 +4055,7 @@
     <w:p>
       <w:pPr>
         <w:pStyle w:val="Kop5"/>
-        <w:divId w:val="1266500661"/>
+        <w:divId w:val="1230192695"/>
         <w:rPr>
           <w:rFonts w:eastAsia="Times New Roman"/>
           <w:lang w:val="nl-NL"/>
@@ -4071,7 +4072,7 @@
     <w:p>
       <w:pPr>
         <w:pStyle w:val="Normaalweb"/>
-        <w:divId w:val="1266500661"/>
+        <w:divId w:val="1230192695"/>
         <w:rPr>
           <w:lang w:val="nl-NL"/>
         </w:rPr>
@@ -4086,7 +4087,7 @@
     <w:p>
       <w:pPr>
         <w:pStyle w:val="Kop5"/>
-        <w:divId w:val="1266500661"/>
+        <w:divId w:val="1230192695"/>
         <w:rPr>
           <w:rFonts w:eastAsia="Times New Roman"/>
           <w:lang w:val="nl-NL"/>
@@ -4103,7 +4104,7 @@
     <w:p>
       <w:pPr>
         <w:pStyle w:val="Normaalweb"/>
-        <w:divId w:val="1266500661"/>
+        <w:divId w:val="1230192695"/>
         <w:rPr>
           <w:lang w:val="nl-NL"/>
         </w:rPr>
@@ -4118,7 +4119,7 @@
     <w:p>
       <w:pPr>
         <w:pStyle w:val="Kop5"/>
-        <w:divId w:val="1266500661"/>
+        <w:divId w:val="1230192695"/>
         <w:rPr>
           <w:rFonts w:eastAsia="Times New Roman"/>
           <w:lang w:val="nl-NL"/>
@@ -4135,7 +4136,7 @@
     <w:p>
       <w:pPr>
         <w:pStyle w:val="Normaalweb"/>
-        <w:divId w:val="1266500661"/>
+        <w:divId w:val="1230192695"/>
         <w:rPr>
           <w:lang w:val="nl-NL"/>
         </w:rPr>
@@ -4150,7 +4151,7 @@
     <w:p>
       <w:pPr>
         <w:pStyle w:val="afsluiting"/>
-        <w:divId w:val="1266500661"/>
+        <w:divId w:val="1230192695"/>
         <w:rPr>
           <w:lang w:val="nl-NL"/>
         </w:rPr>
@@ -4166,7 +4167,7 @@
       <w:pPr>
         <w:pStyle w:val="Kop2"/>
         <w:spacing w:before="400" w:after="160"/>
-        <w:divId w:val="1266500661"/>
+        <w:divId w:val="1230192695"/>
         <w:rPr>
           <w:rFonts w:eastAsia="Times New Roman"/>
           <w:sz w:val="32"/>
@@ -4174,7 +4175,7 @@
           <w:lang w:val="nl-NL"/>
         </w:rPr>
       </w:pPr>
-      <w:bookmarkStart w:id="3" w:name="_Toc242815248"/>
+      <w:bookmarkStart w:id="3" w:name="_Toc242816147"/>
       <w:r>
         <w:rPr>
           <w:rFonts w:eastAsia="Times New Roman"/>
@@ -4189,7 +4190,7 @@
     <w:p>
       <w:pPr>
         <w:outlineLvl w:val="2"/>
-        <w:divId w:val="944574436"/>
+        <w:divId w:val="1122920521"/>
         <w:rPr>
           <w:rFonts w:ascii="Aptos Display" w:eastAsia="Times New Roman" w:hAnsi="Aptos Display"/>
           <w:b/>
@@ -4215,7 +4216,7 @@
     </w:p>
     <w:p>
       <w:pPr>
-        <w:divId w:val="944574436"/>
+        <w:divId w:val="1122920521"/>
         <w:rPr>
           <w:rFonts w:eastAsia="Times New Roman"/>
           <w:sz w:val="24"/>
@@ -4235,7 +4236,7 @@
     <w:p>
       <w:pPr>
         <w:pStyle w:val="subtitel"/>
-        <w:divId w:val="1266500661"/>
+        <w:divId w:val="1230192695"/>
         <w:rPr>
           <w:lang w:val="nl-NL"/>
         </w:rPr>
@@ -4250,7 +4251,7 @@
     <w:p>
       <w:pPr>
         <w:pStyle w:val="Kop4"/>
-        <w:divId w:val="1266500661"/>
+        <w:divId w:val="1230192695"/>
         <w:rPr>
           <w:rFonts w:eastAsia="Times New Roman"/>
           <w:lang w:val="nl-NL"/>
@@ -4267,7 +4268,7 @@
     <w:p>
       <w:pPr>
         <w:pStyle w:val="Normaalweb"/>
-        <w:divId w:val="1266500661"/>
+        <w:divId w:val="1230192695"/>
         <w:rPr>
           <w:lang w:val="nl-NL"/>
         </w:rPr>
@@ -4282,7 +4283,7 @@
     <w:p>
       <w:pPr>
         <w:pStyle w:val="Kop5"/>
-        <w:divId w:val="1266500661"/>
+        <w:divId w:val="1230192695"/>
         <w:rPr>
           <w:rFonts w:eastAsia="Times New Roman"/>
           <w:lang w:val="nl-NL"/>
@@ -4299,7 +4300,7 @@
     <w:p>
       <w:pPr>
         <w:pStyle w:val="Normaalweb"/>
-        <w:divId w:val="1266500661"/>
+        <w:divId w:val="1230192695"/>
         <w:rPr>
           <w:lang w:val="nl-NL"/>
         </w:rPr>
@@ -4314,7 +4315,7 @@
     <w:p>
       <w:pPr>
         <w:pStyle w:val="Normaalweb"/>
-        <w:divId w:val="1266500661"/>
+        <w:divId w:val="1230192695"/>
         <w:rPr>
           <w:lang w:val="nl-NL"/>
         </w:rPr>
@@ -4329,7 +4330,7 @@
     <w:p>
       <w:pPr>
         <w:pStyle w:val="Kop5"/>
-        <w:divId w:val="1266500661"/>
+        <w:divId w:val="1230192695"/>
         <w:rPr>
           <w:rFonts w:eastAsia="Times New Roman"/>
           <w:lang w:val="nl-NL"/>
@@ -4350,7 +4351,7 @@
           <w:numId w:val="12"/>
         </w:numPr>
         <w:spacing w:before="100" w:beforeAutospacing="1" w:after="100" w:afterAutospacing="1"/>
-        <w:divId w:val="1266500661"/>
+        <w:divId w:val="1230192695"/>
         <w:rPr>
           <w:rFonts w:eastAsia="Times New Roman"/>
           <w:lang w:val="nl-NL"/>
@@ -4371,7 +4372,7 @@
           <w:numId w:val="12"/>
         </w:numPr>
         <w:spacing w:before="100" w:beforeAutospacing="1" w:after="100" w:afterAutospacing="1"/>
-        <w:divId w:val="1266500661"/>
+        <w:divId w:val="1230192695"/>
         <w:rPr>
           <w:rFonts w:eastAsia="Times New Roman"/>
           <w:lang w:val="nl-NL"/>
@@ -4392,7 +4393,7 @@
           <w:numId w:val="12"/>
         </w:numPr>
         <w:spacing w:before="100" w:beforeAutospacing="1" w:after="100" w:afterAutospacing="1"/>
-        <w:divId w:val="1266500661"/>
+        <w:divId w:val="1230192695"/>
         <w:rPr>
           <w:rFonts w:eastAsia="Times New Roman"/>
           <w:lang w:val="nl-NL"/>
@@ -4413,7 +4414,7 @@
           <w:numId w:val="12"/>
         </w:numPr>
         <w:spacing w:before="100" w:beforeAutospacing="1" w:after="100" w:afterAutospacing="1"/>
-        <w:divId w:val="1266500661"/>
+        <w:divId w:val="1230192695"/>
         <w:rPr>
           <w:rFonts w:eastAsia="Times New Roman"/>
           <w:lang w:val="nl-NL"/>
@@ -4434,7 +4435,7 @@
           <w:numId w:val="12"/>
         </w:numPr>
         <w:spacing w:before="100" w:beforeAutospacing="1" w:after="100" w:afterAutospacing="1"/>
-        <w:divId w:val="1266500661"/>
+        <w:divId w:val="1230192695"/>
         <w:rPr>
           <w:rFonts w:eastAsia="Times New Roman"/>
           <w:lang w:val="nl-NL"/>
@@ -4451,7 +4452,7 @@
     <w:p>
       <w:pPr>
         <w:pStyle w:val="Kop5"/>
-        <w:divId w:val="1266500661"/>
+        <w:divId w:val="1230192695"/>
         <w:rPr>
           <w:rFonts w:eastAsia="Times New Roman"/>
           <w:lang w:val="nl-NL"/>
@@ -4468,7 +4469,7 @@
     <w:p>
       <w:pPr>
         <w:pStyle w:val="Normaalweb"/>
-        <w:divId w:val="1266500661"/>
+        <w:divId w:val="1230192695"/>
         <w:rPr>
           <w:lang w:val="nl-NL"/>
         </w:rPr>
@@ -4483,7 +4484,7 @@
     <w:p>
       <w:pPr>
         <w:pStyle w:val="Kop4"/>
-        <w:divId w:val="1266500661"/>
+        <w:divId w:val="1230192695"/>
         <w:rPr>
           <w:rFonts w:eastAsia="Times New Roman"/>
           <w:lang w:val="nl-NL"/>
@@ -4500,7 +4501,7 @@
     <w:p>
       <w:pPr>
         <w:pStyle w:val="Normaalweb"/>
-        <w:divId w:val="597370841"/>
+        <w:divId w:val="866023913"/>
         <w:rPr>
           <w:lang w:val="nl-NL"/>
         </w:rPr>
@@ -4522,7 +4523,7 @@
     <w:p>
       <w:pPr>
         <w:pStyle w:val="Normaalweb"/>
-        <w:divId w:val="597370841"/>
+        <w:divId w:val="866023913"/>
         <w:rPr>
           <w:lang w:val="nl-NL"/>
         </w:rPr>
@@ -4550,7 +4551,7 @@
     <w:p>
       <w:pPr>
         <w:pStyle w:val="Kop5"/>
-        <w:divId w:val="1266500661"/>
+        <w:divId w:val="1230192695"/>
         <w:rPr>
           <w:rFonts w:eastAsia="Times New Roman"/>
           <w:lang w:val="nl-NL"/>
@@ -4567,7 +4568,7 @@
     <w:p>
       <w:pPr>
         <w:pStyle w:val="Normaalweb"/>
-        <w:divId w:val="1266500661"/>
+        <w:divId w:val="1230192695"/>
         <w:rPr>
           <w:lang w:val="nl-NL"/>
         </w:rPr>
@@ -4582,7 +4583,7 @@
     <w:p>
       <w:pPr>
         <w:pStyle w:val="Kop5"/>
-        <w:divId w:val="1266500661"/>
+        <w:divId w:val="1230192695"/>
         <w:rPr>
           <w:rFonts w:eastAsia="Times New Roman"/>
           <w:lang w:val="nl-NL"/>
@@ -4599,7 +4600,7 @@
     <w:p>
       <w:pPr>
         <w:pStyle w:val="Normaalweb"/>
-        <w:divId w:val="1266500661"/>
+        <w:divId w:val="1230192695"/>
         <w:rPr>
           <w:lang w:val="nl-NL"/>
         </w:rPr>
@@ -4614,7 +4615,7 @@
     <w:p>
       <w:pPr>
         <w:pStyle w:val="Kop5"/>
-        <w:divId w:val="1266500661"/>
+        <w:divId w:val="1230192695"/>
         <w:rPr>
           <w:rFonts w:eastAsia="Times New Roman"/>
           <w:lang w:val="nl-NL"/>
@@ -4631,7 +4632,7 @@
     <w:p>
       <w:pPr>
         <w:pStyle w:val="Normaalweb"/>
-        <w:divId w:val="1266500661"/>
+        <w:divId w:val="1230192695"/>
         <w:rPr>
           <w:lang w:val="nl-NL"/>
         </w:rPr>
@@ -4646,7 +4647,7 @@
     <w:p>
       <w:pPr>
         <w:pStyle w:val="Kop4"/>
-        <w:divId w:val="1266500661"/>
+        <w:divId w:val="1230192695"/>
         <w:rPr>
           <w:rFonts w:eastAsia="Times New Roman"/>
           <w:lang w:val="nl-NL"/>
@@ -4663,7 +4664,7 @@
     <w:p>
       <w:pPr>
         <w:pStyle w:val="Kop5"/>
-        <w:divId w:val="1266500661"/>
+        <w:divId w:val="1230192695"/>
         <w:rPr>
           <w:rFonts w:eastAsia="Times New Roman"/>
           <w:lang w:val="nl-NL"/>
@@ -4680,7 +4681,7 @@
     <w:p>
       <w:pPr>
         <w:pStyle w:val="Normaalweb"/>
-        <w:divId w:val="1266500661"/>
+        <w:divId w:val="1230192695"/>
         <w:rPr>
           <w:lang w:val="nl-NL"/>
         </w:rPr>
@@ -4695,7 +4696,7 @@
     <w:p>
       <w:pPr>
         <w:pStyle w:val="Kop5"/>
-        <w:divId w:val="1266500661"/>
+        <w:divId w:val="1230192695"/>
         <w:rPr>
           <w:rFonts w:eastAsia="Times New Roman"/>
           <w:lang w:val="nl-NL"/>
@@ -4712,7 +4713,7 @@
     <w:p>
       <w:pPr>
         <w:pStyle w:val="Normaalweb"/>
-        <w:divId w:val="1266500661"/>
+        <w:divId w:val="1230192695"/>
         <w:rPr>
           <w:lang w:val="nl-NL"/>
         </w:rPr>
@@ -4731,7 +4732,7 @@
           <w:numId w:val="13"/>
         </w:numPr>
         <w:spacing w:before="100" w:beforeAutospacing="1" w:after="100" w:afterAutospacing="1"/>
-        <w:divId w:val="1266500661"/>
+        <w:divId w:val="1230192695"/>
         <w:rPr>
           <w:rFonts w:eastAsia="Times New Roman"/>
           <w:lang w:val="nl-NL"/>
@@ -4752,7 +4753,7 @@
           <w:numId w:val="13"/>
         </w:numPr>
         <w:spacing w:before="100" w:beforeAutospacing="1" w:after="100" w:afterAutospacing="1"/>
-        <w:divId w:val="1266500661"/>
+        <w:divId w:val="1230192695"/>
         <w:rPr>
           <w:rFonts w:eastAsia="Times New Roman"/>
           <w:lang w:val="nl-NL"/>
@@ -4773,7 +4774,7 @@
           <w:numId w:val="13"/>
         </w:numPr>
         <w:spacing w:before="100" w:beforeAutospacing="1" w:after="100" w:afterAutospacing="1"/>
-        <w:divId w:val="1266500661"/>
+        <w:divId w:val="1230192695"/>
         <w:rPr>
           <w:rFonts w:eastAsia="Times New Roman"/>
           <w:lang w:val="nl-NL"/>
@@ -4790,7 +4791,7 @@
     <w:p>
       <w:pPr>
         <w:pStyle w:val="Normaalweb"/>
-        <w:divId w:val="1266500661"/>
+        <w:divId w:val="1230192695"/>
         <w:rPr>
           <w:lang w:val="nl-NL"/>
         </w:rPr>
@@ -4805,7 +4806,7 @@
     <w:p>
       <w:pPr>
         <w:pStyle w:val="Kop5"/>
-        <w:divId w:val="1266500661"/>
+        <w:divId w:val="1230192695"/>
         <w:rPr>
           <w:rFonts w:eastAsia="Times New Roman"/>
           <w:lang w:val="nl-NL"/>
@@ -4822,7 +4823,7 @@
     <w:p>
       <w:pPr>
         <w:pStyle w:val="Normaalweb"/>
-        <w:divId w:val="1266500661"/>
+        <w:divId w:val="1230192695"/>
         <w:rPr>
           <w:lang w:val="nl-NL"/>
         </w:rPr>
@@ -4837,7 +4838,7 @@
     <w:p>
       <w:pPr>
         <w:pStyle w:val="Kop4"/>
-        <w:divId w:val="1266500661"/>
+        <w:divId w:val="1230192695"/>
         <w:rPr>
           <w:rFonts w:eastAsia="Times New Roman"/>
           <w:lang w:val="nl-NL"/>
@@ -4854,7 +4855,7 @@
     <w:p>
       <w:pPr>
         <w:pStyle w:val="Kop5"/>
-        <w:divId w:val="1266500661"/>
+        <w:divId w:val="1230192695"/>
         <w:rPr>
           <w:rFonts w:eastAsia="Times New Roman"/>
           <w:lang w:val="nl-NL"/>
@@ -4871,7 +4872,7 @@
     <w:p>
       <w:pPr>
         <w:pStyle w:val="Normaalweb"/>
-        <w:divId w:val="1266500661"/>
+        <w:divId w:val="1230192695"/>
         <w:rPr>
           <w:lang w:val="nl-NL"/>
         </w:rPr>
@@ -4886,7 +4887,7 @@
     <w:p>
       <w:pPr>
         <w:pStyle w:val="Kop5"/>
-        <w:divId w:val="1266500661"/>
+        <w:divId w:val="1230192695"/>
         <w:rPr>
           <w:rFonts w:eastAsia="Times New Roman"/>
           <w:lang w:val="nl-NL"/>
@@ -4903,7 +4904,7 @@
     <w:p>
       <w:pPr>
         <w:pStyle w:val="Normaalweb"/>
-        <w:divId w:val="1266500661"/>
+        <w:divId w:val="1230192695"/>
         <w:rPr>
           <w:lang w:val="nl-NL"/>
         </w:rPr>
@@ -4918,7 +4919,7 @@
     <w:p>
       <w:pPr>
         <w:pStyle w:val="Kop5"/>
-        <w:divId w:val="1266500661"/>
+        <w:divId w:val="1230192695"/>
         <w:rPr>
           <w:rFonts w:eastAsia="Times New Roman"/>
           <w:lang w:val="nl-NL"/>
@@ -4935,7 +4936,7 @@
     <w:p>
       <w:pPr>
         <w:pStyle w:val="Normaalweb"/>
-        <w:divId w:val="1266500661"/>
+        <w:divId w:val="1230192695"/>
         <w:rPr>
           <w:lang w:val="nl-NL"/>
         </w:rPr>
@@ -4950,7 +4951,7 @@
     <w:p>
       <w:pPr>
         <w:pStyle w:val="Kop5"/>
-        <w:divId w:val="1266500661"/>
+        <w:divId w:val="1230192695"/>
         <w:rPr>
           <w:rFonts w:eastAsia="Times New Roman"/>
           <w:lang w:val="nl-NL"/>
@@ -4967,7 +4968,7 @@
     <w:p>
       <w:pPr>
         <w:pStyle w:val="Normaalweb"/>
-        <w:divId w:val="1266500661"/>
+        <w:divId w:val="1230192695"/>
         <w:rPr>
           <w:lang w:val="nl-NL"/>
         </w:rPr>
@@ -4982,7 +4983,7 @@
     <w:p>
       <w:pPr>
         <w:pStyle w:val="Kop5"/>
-        <w:divId w:val="1266500661"/>
+        <w:divId w:val="1230192695"/>
         <w:rPr>
           <w:rFonts w:eastAsia="Times New Roman"/>
           <w:lang w:val="nl-NL"/>
@@ -4999,7 +5000,7 @@
     <w:p>
       <w:pPr>
         <w:pStyle w:val="Normaalweb"/>
-        <w:divId w:val="1266500661"/>
+        <w:divId w:val="1230192695"/>
         <w:rPr>
           <w:lang w:val="nl-NL"/>
         </w:rPr>
@@ -5014,7 +5015,7 @@
     <w:p>
       <w:pPr>
         <w:pStyle w:val="afsluiting"/>
-        <w:divId w:val="1266500661"/>
+        <w:divId w:val="1230192695"/>
         <w:rPr>
           <w:lang w:val="nl-NL"/>
         </w:rPr>
@@ -5029,7 +5030,7 @@
     <w:p>
       <w:pPr>
         <w:outlineLvl w:val="2"/>
-        <w:divId w:val="75519340"/>
+        <w:divId w:val="160973186"/>
         <w:rPr>
           <w:rFonts w:ascii="Aptos Display" w:eastAsia="Times New Roman" w:hAnsi="Aptos Display"/>
           <w:b/>
@@ -5055,7 +5056,7 @@
     </w:p>
     <w:p>
       <w:pPr>
-        <w:divId w:val="75519340"/>
+        <w:divId w:val="160973186"/>
         <w:rPr>
           <w:rFonts w:eastAsia="Times New Roman"/>
           <w:sz w:val="24"/>
@@ -5075,7 +5076,7 @@
     <w:p>
       <w:pPr>
         <w:pStyle w:val="subtitel"/>
-        <w:divId w:val="1266500661"/>
+        <w:divId w:val="1230192695"/>
         <w:rPr>
           <w:lang w:val="nl-NL"/>
         </w:rPr>
@@ -5090,7 +5091,7 @@
     <w:p>
       <w:pPr>
         <w:pStyle w:val="Kop4"/>
-        <w:divId w:val="1266500661"/>
+        <w:divId w:val="1230192695"/>
         <w:rPr>
           <w:rFonts w:eastAsia="Times New Roman"/>
           <w:lang w:val="nl-NL"/>
@@ -5107,7 +5108,7 @@
     <w:p>
       <w:pPr>
         <w:pStyle w:val="Normaalweb"/>
-        <w:divId w:val="1266500661"/>
+        <w:divId w:val="1230192695"/>
         <w:rPr>
           <w:lang w:val="nl-NL"/>
         </w:rPr>
@@ -5122,7 +5123,7 @@
     <w:p>
       <w:pPr>
         <w:pStyle w:val="Kop5"/>
-        <w:divId w:val="1266500661"/>
+        <w:divId w:val="1230192695"/>
         <w:rPr>
           <w:rFonts w:eastAsia="Times New Roman"/>
           <w:lang w:val="nl-NL"/>
@@ -5139,7 +5140,7 @@
     <w:p>
       <w:pPr>
         <w:pStyle w:val="Normaalweb"/>
-        <w:divId w:val="1266500661"/>
+        <w:divId w:val="1230192695"/>
         <w:rPr>
           <w:lang w:val="nl-NL"/>
         </w:rPr>
@@ -5154,7 +5155,7 @@
     <w:p>
       <w:pPr>
         <w:pStyle w:val="Normaalweb"/>
-        <w:divId w:val="1266500661"/>
+        <w:divId w:val="1230192695"/>
         <w:rPr>
           <w:lang w:val="nl-NL"/>
         </w:rPr>
@@ -5169,7 +5170,7 @@
     <w:p>
       <w:pPr>
         <w:pStyle w:val="Kop5"/>
-        <w:divId w:val="1266500661"/>
+        <w:divId w:val="1230192695"/>
         <w:rPr>
           <w:rFonts w:eastAsia="Times New Roman"/>
           <w:lang w:val="nl-NL"/>
@@ -5190,7 +5191,7 @@
           <w:numId w:val="14"/>
         </w:numPr>
         <w:spacing w:before="100" w:beforeAutospacing="1" w:after="100" w:afterAutospacing="1"/>
-        <w:divId w:val="1266500661"/>
+        <w:divId w:val="1230192695"/>
         <w:rPr>
           <w:rFonts w:eastAsia="Times New Roman"/>
           <w:lang w:val="nl-NL"/>
@@ -5211,7 +5212,7 @@
           <w:numId w:val="14"/>
         </w:numPr>
         <w:spacing w:before="100" w:beforeAutospacing="1" w:after="100" w:afterAutospacing="1"/>
-        <w:divId w:val="1266500661"/>
+        <w:divId w:val="1230192695"/>
         <w:rPr>
           <w:rFonts w:eastAsia="Times New Roman"/>
           <w:lang w:val="nl-NL"/>
@@ -5232,7 +5233,7 @@
           <w:numId w:val="14"/>
         </w:numPr>
         <w:spacing w:before="100" w:beforeAutospacing="1" w:after="100" w:afterAutospacing="1"/>
-        <w:divId w:val="1266500661"/>
+        <w:divId w:val="1230192695"/>
         <w:rPr>
           <w:rFonts w:eastAsia="Times New Roman"/>
           <w:lang w:val="nl-NL"/>
@@ -5253,7 +5254,7 @@
           <w:numId w:val="14"/>
         </w:numPr>
         <w:spacing w:before="100" w:beforeAutospacing="1" w:after="100" w:afterAutospacing="1"/>
-        <w:divId w:val="1266500661"/>
+        <w:divId w:val="1230192695"/>
         <w:rPr>
           <w:rFonts w:eastAsia="Times New Roman"/>
           <w:lang w:val="nl-NL"/>
@@ -5270,7 +5271,7 @@
     <w:p>
       <w:pPr>
         <w:pStyle w:val="Kop5"/>
-        <w:divId w:val="1266500661"/>
+        <w:divId w:val="1230192695"/>
         <w:rPr>
           <w:rFonts w:eastAsia="Times New Roman"/>
           <w:lang w:val="nl-NL"/>
@@ -5287,7 +5288,7 @@
     <w:p>
       <w:pPr>
         <w:pStyle w:val="Normaalweb"/>
-        <w:divId w:val="1266500661"/>
+        <w:divId w:val="1230192695"/>
         <w:rPr>
           <w:lang w:val="nl-NL"/>
         </w:rPr>
@@ -5302,7 +5303,7 @@
     <w:p>
       <w:pPr>
         <w:pStyle w:val="Kop4"/>
-        <w:divId w:val="1266500661"/>
+        <w:divId w:val="1230192695"/>
         <w:rPr>
           <w:rFonts w:eastAsia="Times New Roman"/>
           <w:lang w:val="nl-NL"/>
@@ -5319,7 +5320,7 @@
     <w:p>
       <w:pPr>
         <w:pStyle w:val="Normaalweb"/>
-        <w:divId w:val="252472302"/>
+        <w:divId w:val="1945459994"/>
         <w:rPr>
           <w:lang w:val="nl-NL"/>
         </w:rPr>
@@ -5341,7 +5342,7 @@
     <w:p>
       <w:pPr>
         <w:pStyle w:val="Normaalweb"/>
-        <w:divId w:val="252472302"/>
+        <w:divId w:val="1945459994"/>
         <w:rPr>
           <w:lang w:val="nl-NL"/>
         </w:rPr>
@@ -5369,7 +5370,7 @@
     <w:p>
       <w:pPr>
         <w:pStyle w:val="Kop5"/>
-        <w:divId w:val="1266500661"/>
+        <w:divId w:val="1230192695"/>
         <w:rPr>
           <w:rFonts w:eastAsia="Times New Roman"/>
           <w:lang w:val="nl-NL"/>
@@ -5386,7 +5387,7 @@
     <w:p>
       <w:pPr>
         <w:pStyle w:val="Normaalweb"/>
-        <w:divId w:val="1266500661"/>
+        <w:divId w:val="1230192695"/>
         <w:rPr>
           <w:lang w:val="nl-NL"/>
         </w:rPr>
@@ -5401,7 +5402,7 @@
     <w:p>
       <w:pPr>
         <w:pStyle w:val="Kop5"/>
-        <w:divId w:val="1266500661"/>
+        <w:divId w:val="1230192695"/>
         <w:rPr>
           <w:rFonts w:eastAsia="Times New Roman"/>
           <w:lang w:val="nl-NL"/>
@@ -5418,7 +5419,7 @@
     <w:p>
       <w:pPr>
         <w:pStyle w:val="Normaalweb"/>
-        <w:divId w:val="1266500661"/>
+        <w:divId w:val="1230192695"/>
         <w:rPr>
           <w:lang w:val="nl-NL"/>
         </w:rPr>
@@ -5433,7 +5434,7 @@
     <w:p>
       <w:pPr>
         <w:pStyle w:val="Kop5"/>
-        <w:divId w:val="1266500661"/>
+        <w:divId w:val="1230192695"/>
         <w:rPr>
           <w:rFonts w:eastAsia="Times New Roman"/>
           <w:lang w:val="nl-NL"/>
@@ -5450,7 +5451,7 @@
     <w:p>
       <w:pPr>
         <w:pStyle w:val="Normaalweb"/>
-        <w:divId w:val="1266500661"/>
+        <w:divId w:val="1230192695"/>
         <w:rPr>
           <w:lang w:val="nl-NL"/>
         </w:rPr>
@@ -5465,7 +5466,7 @@
     <w:p>
       <w:pPr>
         <w:pStyle w:val="Kop4"/>
-        <w:divId w:val="1266500661"/>
+        <w:divId w:val="1230192695"/>
         <w:rPr>
           <w:rFonts w:eastAsia="Times New Roman"/>
           <w:lang w:val="nl-NL"/>
@@ -5482,7 +5483,7 @@
     <w:p>
       <w:pPr>
         <w:pStyle w:val="Kop5"/>
-        <w:divId w:val="1266500661"/>
+        <w:divId w:val="1230192695"/>
         <w:rPr>
           <w:rFonts w:eastAsia="Times New Roman"/>
           <w:lang w:val="nl-NL"/>
@@ -5499,7 +5500,7 @@
     <w:p>
       <w:pPr>
         <w:pStyle w:val="Normaalweb"/>
-        <w:divId w:val="1266500661"/>
+        <w:divId w:val="1230192695"/>
         <w:rPr>
           <w:lang w:val="nl-NL"/>
         </w:rPr>
@@ -5514,7 +5515,7 @@
     <w:p>
       <w:pPr>
         <w:pStyle w:val="Kop5"/>
-        <w:divId w:val="1266500661"/>
+        <w:divId w:val="1230192695"/>
         <w:rPr>
           <w:rFonts w:eastAsia="Times New Roman"/>
           <w:lang w:val="nl-NL"/>
@@ -5531,7 +5532,7 @@
     <w:p>
       <w:pPr>
         <w:pStyle w:val="Normaalweb"/>
-        <w:divId w:val="1266500661"/>
+        <w:divId w:val="1230192695"/>
         <w:rPr>
           <w:lang w:val="nl-NL"/>
         </w:rPr>
@@ -5550,7 +5551,7 @@
           <w:numId w:val="15"/>
         </w:numPr>
         <w:spacing w:before="100" w:beforeAutospacing="1" w:after="100" w:afterAutospacing="1"/>
-        <w:divId w:val="1266500661"/>
+        <w:divId w:val="1230192695"/>
         <w:rPr>
           <w:rFonts w:eastAsia="Times New Roman"/>
           <w:lang w:val="nl-NL"/>
@@ -5571,7 +5572,7 @@
           <w:numId w:val="15"/>
         </w:numPr>
         <w:spacing w:before="100" w:beforeAutospacing="1" w:after="100" w:afterAutospacing="1"/>
-        <w:divId w:val="1266500661"/>
+        <w:divId w:val="1230192695"/>
         <w:rPr>
           <w:rFonts w:eastAsia="Times New Roman"/>
           <w:lang w:val="nl-NL"/>
@@ -5592,7 +5593,7 @@
           <w:numId w:val="15"/>
         </w:numPr>
         <w:spacing w:before="100" w:beforeAutospacing="1" w:after="100" w:afterAutospacing="1"/>
-        <w:divId w:val="1266500661"/>
+        <w:divId w:val="1230192695"/>
         <w:rPr>
           <w:rFonts w:eastAsia="Times New Roman"/>
           <w:lang w:val="nl-NL"/>
@@ -5609,7 +5610,7 @@
     <w:p>
       <w:pPr>
         <w:pStyle w:val="Normaalweb"/>
-        <w:divId w:val="1266500661"/>
+        <w:divId w:val="1230192695"/>
         <w:rPr>
           <w:lang w:val="nl-NL"/>
         </w:rPr>
@@ -5624,7 +5625,7 @@
     <w:p>
       <w:pPr>
         <w:pStyle w:val="Kop5"/>
-        <w:divId w:val="1266500661"/>
+        <w:divId w:val="1230192695"/>
         <w:rPr>
           <w:rFonts w:eastAsia="Times New Roman"/>
           <w:lang w:val="nl-NL"/>
@@ -5641,7 +5642,7 @@
     <w:p>
       <w:pPr>
         <w:pStyle w:val="Normaalweb"/>
-        <w:divId w:val="1266500661"/>
+        <w:divId w:val="1230192695"/>
         <w:rPr>
           <w:lang w:val="nl-NL"/>
         </w:rPr>
@@ -5656,7 +5657,7 @@
     <w:p>
       <w:pPr>
         <w:pStyle w:val="Kop4"/>
-        <w:divId w:val="1266500661"/>
+        <w:divId w:val="1230192695"/>
         <w:rPr>
           <w:rFonts w:eastAsia="Times New Roman"/>
           <w:lang w:val="nl-NL"/>
@@ -5673,7 +5674,7 @@
     <w:p>
       <w:pPr>
         <w:pStyle w:val="Kop5"/>
-        <w:divId w:val="1266500661"/>
+        <w:divId w:val="1230192695"/>
         <w:rPr>
           <w:rFonts w:eastAsia="Times New Roman"/>
           <w:lang w:val="nl-NL"/>
@@ -5690,7 +5691,7 @@
     <w:p>
       <w:pPr>
         <w:pStyle w:val="Normaalweb"/>
-        <w:divId w:val="1266500661"/>
+        <w:divId w:val="1230192695"/>
         <w:rPr>
           <w:lang w:val="nl-NL"/>
         </w:rPr>
@@ -5705,7 +5706,7 @@
     <w:p>
       <w:pPr>
         <w:pStyle w:val="Kop5"/>
-        <w:divId w:val="1266500661"/>
+        <w:divId w:val="1230192695"/>
         <w:rPr>
           <w:rFonts w:eastAsia="Times New Roman"/>
           <w:lang w:val="nl-NL"/>
@@ -5722,7 +5723,7 @@
     <w:p>
       <w:pPr>
         <w:pStyle w:val="Normaalweb"/>
-        <w:divId w:val="1266500661"/>
+        <w:divId w:val="1230192695"/>
         <w:rPr>
           <w:lang w:val="nl-NL"/>
         </w:rPr>
@@ -5737,7 +5738,7 @@
     <w:p>
       <w:pPr>
         <w:pStyle w:val="Kop5"/>
-        <w:divId w:val="1266500661"/>
+        <w:divId w:val="1230192695"/>
         <w:rPr>
           <w:rFonts w:eastAsia="Times New Roman"/>
           <w:lang w:val="nl-NL"/>
@@ -5754,7 +5755,7 @@
     <w:p>
       <w:pPr>
         <w:pStyle w:val="Normaalweb"/>
-        <w:divId w:val="1266500661"/>
+        <w:divId w:val="1230192695"/>
         <w:rPr>
           <w:lang w:val="nl-NL"/>
         </w:rPr>
@@ -5769,7 +5770,7 @@
     <w:p>
       <w:pPr>
         <w:pStyle w:val="Kop5"/>
-        <w:divId w:val="1266500661"/>
+        <w:divId w:val="1230192695"/>
         <w:rPr>
           <w:rFonts w:eastAsia="Times New Roman"/>
           <w:lang w:val="nl-NL"/>
@@ -5786,7 +5787,7 @@
     <w:p>
       <w:pPr>
         <w:pStyle w:val="Normaalweb"/>
-        <w:divId w:val="1266500661"/>
+        <w:divId w:val="1230192695"/>
         <w:rPr>
           <w:lang w:val="nl-NL"/>
         </w:rPr>
@@ -5801,7 +5802,7 @@
     <w:p>
       <w:pPr>
         <w:pStyle w:val="Kop5"/>
-        <w:divId w:val="1266500661"/>
+        <w:divId w:val="1230192695"/>
         <w:rPr>
           <w:rFonts w:eastAsia="Times New Roman"/>
           <w:lang w:val="nl-NL"/>
@@ -5818,7 +5819,7 @@
     <w:p>
       <w:pPr>
         <w:pStyle w:val="Normaalweb"/>
-        <w:divId w:val="1266500661"/>
+        <w:divId w:val="1230192695"/>
         <w:rPr>
           <w:lang w:val="nl-NL"/>
         </w:rPr>
@@ -5833,7 +5834,7 @@
     <w:p>
       <w:pPr>
         <w:pStyle w:val="afsluiting"/>
-        <w:divId w:val="1266500661"/>
+        <w:divId w:val="1230192695"/>
         <w:rPr>
           <w:lang w:val="nl-NL"/>
         </w:rPr>
@@ -5848,7 +5849,7 @@
     <w:p>
       <w:pPr>
         <w:outlineLvl w:val="2"/>
-        <w:divId w:val="1943880931"/>
+        <w:divId w:val="405807018"/>
         <w:rPr>
           <w:rFonts w:ascii="Aptos Display" w:eastAsia="Times New Roman" w:hAnsi="Aptos Display"/>
           <w:b/>
@@ -5874,7 +5875,7 @@
     </w:p>
     <w:p>
       <w:pPr>
-        <w:divId w:val="1943880931"/>
+        <w:divId w:val="405807018"/>
         <w:rPr>
           <w:rFonts w:eastAsia="Times New Roman"/>
           <w:sz w:val="24"/>
@@ -5894,7 +5895,7 @@
     <w:p>
       <w:pPr>
         <w:pStyle w:val="subtitel"/>
-        <w:divId w:val="1266500661"/>
+        <w:divId w:val="1230192695"/>
         <w:rPr>
           <w:lang w:val="nl-NL"/>
         </w:rPr>
@@ -5909,7 +5910,7 @@
     <w:p>
       <w:pPr>
         <w:pStyle w:val="Kop4"/>
-        <w:divId w:val="1266500661"/>
+        <w:divId w:val="1230192695"/>
         <w:rPr>
           <w:rFonts w:eastAsia="Times New Roman"/>
           <w:lang w:val="nl-NL"/>
@@ -5926,7 +5927,7 @@
     <w:p>
       <w:pPr>
         <w:pStyle w:val="Normaalweb"/>
-        <w:divId w:val="1266500661"/>
+        <w:divId w:val="1230192695"/>
         <w:rPr>
           <w:lang w:val="nl-NL"/>
         </w:rPr>
@@ -5947,7 +5948,7 @@
     <w:p>
       <w:pPr>
         <w:pStyle w:val="Kop5"/>
-        <w:divId w:val="1266500661"/>
+        <w:divId w:val="1230192695"/>
         <w:rPr>
           <w:rFonts w:eastAsia="Times New Roman"/>
           <w:lang w:val="nl-NL"/>
@@ -5964,7 +5965,7 @@
     <w:p>
       <w:pPr>
         <w:pStyle w:val="Normaalweb"/>
-        <w:divId w:val="1266500661"/>
+        <w:divId w:val="1230192695"/>
         <w:rPr>
           <w:lang w:val="nl-NL"/>
         </w:rPr>
@@ -5979,7 +5980,7 @@
     <w:p>
       <w:pPr>
         <w:pStyle w:val="Normaalweb"/>
-        <w:divId w:val="1266500661"/>
+        <w:divId w:val="1230192695"/>
         <w:rPr>
           <w:lang w:val="nl-NL"/>
         </w:rPr>
@@ -5994,7 +5995,7 @@
     <w:p>
       <w:pPr>
         <w:pStyle w:val="Kop5"/>
-        <w:divId w:val="1266500661"/>
+        <w:divId w:val="1230192695"/>
         <w:rPr>
           <w:rFonts w:eastAsia="Times New Roman"/>
           <w:lang w:val="nl-NL"/>
@@ -6015,7 +6016,7 @@
           <w:numId w:val="16"/>
         </w:numPr>
         <w:spacing w:before="100" w:beforeAutospacing="1" w:after="100" w:afterAutospacing="1"/>
-        <w:divId w:val="1266500661"/>
+        <w:divId w:val="1230192695"/>
         <w:rPr>
           <w:rFonts w:eastAsia="Times New Roman"/>
           <w:lang w:val="nl-NL"/>
@@ -6036,7 +6037,7 @@
           <w:numId w:val="16"/>
         </w:numPr>
         <w:spacing w:before="100" w:beforeAutospacing="1" w:after="100" w:afterAutospacing="1"/>
-        <w:divId w:val="1266500661"/>
+        <w:divId w:val="1230192695"/>
         <w:rPr>
           <w:rFonts w:eastAsia="Times New Roman"/>
           <w:lang w:val="nl-NL"/>
@@ -6057,7 +6058,7 @@
           <w:numId w:val="16"/>
         </w:numPr>
         <w:spacing w:before="100" w:beforeAutospacing="1" w:after="100" w:afterAutospacing="1"/>
-        <w:divId w:val="1266500661"/>
+        <w:divId w:val="1230192695"/>
         <w:rPr>
           <w:rFonts w:eastAsia="Times New Roman"/>
           <w:lang w:val="nl-NL"/>
@@ -6078,7 +6079,7 @@
           <w:numId w:val="16"/>
         </w:numPr>
         <w:spacing w:before="100" w:beforeAutospacing="1" w:after="100" w:afterAutospacing="1"/>
-        <w:divId w:val="1266500661"/>
+        <w:divId w:val="1230192695"/>
         <w:rPr>
           <w:rFonts w:eastAsia="Times New Roman"/>
           <w:lang w:val="nl-NL"/>
@@ -6095,7 +6096,7 @@
     <w:p>
       <w:pPr>
         <w:pStyle w:val="Kop5"/>
-        <w:divId w:val="1266500661"/>
+        <w:divId w:val="1230192695"/>
         <w:rPr>
           <w:rFonts w:eastAsia="Times New Roman"/>
           <w:lang w:val="nl-NL"/>
@@ -6112,7 +6113,7 @@
     <w:p>
       <w:pPr>
         <w:pStyle w:val="Normaalweb"/>
-        <w:divId w:val="1266500661"/>
+        <w:divId w:val="1230192695"/>
         <w:rPr>
           <w:lang w:val="nl-NL"/>
         </w:rPr>
@@ -6127,7 +6128,7 @@
     <w:p>
       <w:pPr>
         <w:pStyle w:val="Kop4"/>
-        <w:divId w:val="1266500661"/>
+        <w:divId w:val="1230192695"/>
         <w:rPr>
           <w:rFonts w:eastAsia="Times New Roman"/>
           <w:lang w:val="nl-NL"/>
@@ -6144,7 +6145,7 @@
     <w:p>
       <w:pPr>
         <w:pStyle w:val="Normaalweb"/>
-        <w:divId w:val="2017683334"/>
+        <w:divId w:val="194853482"/>
         <w:rPr>
           <w:lang w:val="nl-NL"/>
         </w:rPr>
@@ -6166,7 +6167,7 @@
     <w:p>
       <w:pPr>
         <w:pStyle w:val="Normaalweb"/>
-        <w:divId w:val="2017683334"/>
+        <w:divId w:val="194853482"/>
         <w:rPr>
           <w:lang w:val="nl-NL"/>
         </w:rPr>
@@ -6188,7 +6189,7 @@
     <w:p>
       <w:pPr>
         <w:pStyle w:val="Kop5"/>
-        <w:divId w:val="1266500661"/>
+        <w:divId w:val="1230192695"/>
         <w:rPr>
           <w:rFonts w:eastAsia="Times New Roman"/>
           <w:lang w:val="nl-NL"/>
@@ -6205,7 +6206,7 @@
     <w:p>
       <w:pPr>
         <w:pStyle w:val="Normaalweb"/>
-        <w:divId w:val="1266500661"/>
+        <w:divId w:val="1230192695"/>
         <w:rPr>
           <w:lang w:val="nl-NL"/>
         </w:rPr>
@@ -6220,7 +6221,7 @@
     <w:p>
       <w:pPr>
         <w:pStyle w:val="Kop5"/>
-        <w:divId w:val="1266500661"/>
+        <w:divId w:val="1230192695"/>
         <w:rPr>
           <w:rFonts w:eastAsia="Times New Roman"/>
           <w:lang w:val="nl-NL"/>
@@ -6237,7 +6238,7 @@
     <w:p>
       <w:pPr>
         <w:pStyle w:val="Normaalweb"/>
-        <w:divId w:val="1266500661"/>
+        <w:divId w:val="1230192695"/>
         <w:rPr>
           <w:lang w:val="nl-NL"/>
         </w:rPr>
@@ -6252,7 +6253,7 @@
     <w:p>
       <w:pPr>
         <w:pStyle w:val="Kop5"/>
-        <w:divId w:val="1266500661"/>
+        <w:divId w:val="1230192695"/>
         <w:rPr>
           <w:rFonts w:eastAsia="Times New Roman"/>
           <w:lang w:val="nl-NL"/>
@@ -6269,7 +6270,7 @@
     <w:p>
       <w:pPr>
         <w:pStyle w:val="Normaalweb"/>
-        <w:divId w:val="1266500661"/>
+        <w:divId w:val="1230192695"/>
         <w:rPr>
           <w:lang w:val="nl-NL"/>
         </w:rPr>
@@ -6284,7 +6285,7 @@
     <w:p>
       <w:pPr>
         <w:pStyle w:val="Kop4"/>
-        <w:divId w:val="1266500661"/>
+        <w:divId w:val="1230192695"/>
         <w:rPr>
           <w:rFonts w:eastAsia="Times New Roman"/>
           <w:lang w:val="nl-NL"/>
@@ -6301,7 +6302,7 @@
     <w:p>
       <w:pPr>
         <w:pStyle w:val="Kop5"/>
-        <w:divId w:val="1266500661"/>
+        <w:divId w:val="1230192695"/>
         <w:rPr>
           <w:rFonts w:eastAsia="Times New Roman"/>
           <w:lang w:val="nl-NL"/>
@@ -6318,7 +6319,7 @@
     <w:p>
       <w:pPr>
         <w:pStyle w:val="Normaalweb"/>
-        <w:divId w:val="1266500661"/>
+        <w:divId w:val="1230192695"/>
         <w:rPr>
           <w:lang w:val="nl-NL"/>
         </w:rPr>
@@ -6333,7 +6334,7 @@
     <w:p>
       <w:pPr>
         <w:pStyle w:val="Kop5"/>
-        <w:divId w:val="1266500661"/>
+        <w:divId w:val="1230192695"/>
         <w:rPr>
           <w:rFonts w:eastAsia="Times New Roman"/>
           <w:lang w:val="nl-NL"/>
@@ -6350,7 +6351,7 @@
     <w:p>
       <w:pPr>
         <w:pStyle w:val="Normaalweb"/>
-        <w:divId w:val="1266500661"/>
+        <w:divId w:val="1230192695"/>
         <w:rPr>
           <w:lang w:val="nl-NL"/>
         </w:rPr>
@@ -6369,7 +6370,7 @@
           <w:numId w:val="17"/>
         </w:numPr>
         <w:spacing w:before="100" w:beforeAutospacing="1" w:after="100" w:afterAutospacing="1"/>
-        <w:divId w:val="1266500661"/>
+        <w:divId w:val="1230192695"/>
         <w:rPr>
           <w:rFonts w:eastAsia="Times New Roman"/>
           <w:lang w:val="nl-NL"/>
@@ -6390,7 +6391,7 @@
           <w:numId w:val="17"/>
         </w:numPr>
         <w:spacing w:before="100" w:beforeAutospacing="1" w:after="100" w:afterAutospacing="1"/>
-        <w:divId w:val="1266500661"/>
+        <w:divId w:val="1230192695"/>
         <w:rPr>
           <w:rFonts w:eastAsia="Times New Roman"/>
           <w:lang w:val="nl-NL"/>
@@ -6411,7 +6412,7 @@
           <w:numId w:val="17"/>
         </w:numPr>
         <w:spacing w:before="100" w:beforeAutospacing="1" w:after="100" w:afterAutospacing="1"/>
-        <w:divId w:val="1266500661"/>
+        <w:divId w:val="1230192695"/>
         <w:rPr>
           <w:rFonts w:eastAsia="Times New Roman"/>
           <w:lang w:val="nl-NL"/>
@@ -6428,7 +6429,7 @@
     <w:p>
       <w:pPr>
         <w:pStyle w:val="Normaalweb"/>
-        <w:divId w:val="1266500661"/>
+        <w:divId w:val="1230192695"/>
         <w:rPr>
           <w:lang w:val="nl-NL"/>
         </w:rPr>
@@ -6443,7 +6444,7 @@
     <w:p>
       <w:pPr>
         <w:pStyle w:val="Kop5"/>
-        <w:divId w:val="1266500661"/>
+        <w:divId w:val="1230192695"/>
         <w:rPr>
           <w:rFonts w:eastAsia="Times New Roman"/>
           <w:lang w:val="nl-NL"/>
@@ -6460,7 +6461,7 @@
     <w:p>
       <w:pPr>
         <w:pStyle w:val="Normaalweb"/>
-        <w:divId w:val="1266500661"/>
+        <w:divId w:val="1230192695"/>
         <w:rPr>
           <w:lang w:val="nl-NL"/>
         </w:rPr>
@@ -6475,7 +6476,7 @@
     <w:p>
       <w:pPr>
         <w:pStyle w:val="Kop4"/>
-        <w:divId w:val="1266500661"/>
+        <w:divId w:val="1230192695"/>
         <w:rPr>
           <w:rFonts w:eastAsia="Times New Roman"/>
           <w:lang w:val="nl-NL"/>
@@ -6492,7 +6493,7 @@
     <w:p>
       <w:pPr>
         <w:pStyle w:val="Kop5"/>
-        <w:divId w:val="1266500661"/>
+        <w:divId w:val="1230192695"/>
         <w:rPr>
           <w:rFonts w:eastAsia="Times New Roman"/>
           <w:lang w:val="nl-NL"/>
@@ -6509,7 +6510,7 @@
     <w:p>
       <w:pPr>
         <w:pStyle w:val="Normaalweb"/>
-        <w:divId w:val="1266500661"/>
+        <w:divId w:val="1230192695"/>
         <w:rPr>
           <w:lang w:val="nl-NL"/>
         </w:rPr>
@@ -6524,7 +6525,7 @@
     <w:p>
       <w:pPr>
         <w:pStyle w:val="Kop5"/>
-        <w:divId w:val="1266500661"/>
+        <w:divId w:val="1230192695"/>
         <w:rPr>
           <w:rFonts w:eastAsia="Times New Roman"/>
           <w:lang w:val="nl-NL"/>
@@ -6541,7 +6542,7 @@
     <w:p>
       <w:pPr>
         <w:pStyle w:val="Normaalweb"/>
-        <w:divId w:val="1266500661"/>
+        <w:divId w:val="1230192695"/>
         <w:rPr>
           <w:lang w:val="nl-NL"/>
         </w:rPr>
@@ -6556,7 +6557,7 @@
     <w:p>
       <w:pPr>
         <w:pStyle w:val="Kop5"/>
-        <w:divId w:val="1266500661"/>
+        <w:divId w:val="1230192695"/>
         <w:rPr>
           <w:rFonts w:eastAsia="Times New Roman"/>
           <w:lang w:val="nl-NL"/>
@@ -6573,7 +6574,7 @@
     <w:p>
       <w:pPr>
         <w:pStyle w:val="Normaalweb"/>
-        <w:divId w:val="1266500661"/>
+        <w:divId w:val="1230192695"/>
         <w:rPr>
           <w:lang w:val="nl-NL"/>
         </w:rPr>
@@ -6588,7 +6589,7 @@
     <w:p>
       <w:pPr>
         <w:pStyle w:val="Kop5"/>
-        <w:divId w:val="1266500661"/>
+        <w:divId w:val="1230192695"/>
         <w:rPr>
           <w:rFonts w:eastAsia="Times New Roman"/>
           <w:lang w:val="nl-NL"/>
@@ -6605,7 +6606,7 @@
     <w:p>
       <w:pPr>
         <w:pStyle w:val="Normaalweb"/>
-        <w:divId w:val="1266500661"/>
+        <w:divId w:val="1230192695"/>
         <w:rPr>
           <w:lang w:val="nl-NL"/>
         </w:rPr>
@@ -6620,7 +6621,7 @@
     <w:p>
       <w:pPr>
         <w:pStyle w:val="Kop5"/>
-        <w:divId w:val="1266500661"/>
+        <w:divId w:val="1230192695"/>
         <w:rPr>
           <w:rFonts w:eastAsia="Times New Roman"/>
           <w:lang w:val="nl-NL"/>
@@ -6637,7 +6638,7 @@
     <w:p>
       <w:pPr>
         <w:pStyle w:val="Normaalweb"/>
-        <w:divId w:val="1266500661"/>
+        <w:divId w:val="1230192695"/>
         <w:rPr>
           <w:lang w:val="nl-NL"/>
         </w:rPr>
@@ -6652,7 +6653,7 @@
     <w:p>
       <w:pPr>
         <w:pStyle w:val="afsluiting"/>
-        <w:divId w:val="1266500661"/>
+        <w:divId w:val="1230192695"/>
         <w:rPr>
           <w:lang w:val="nl-NL"/>
         </w:rPr>
@@ -6667,7 +6668,7 @@
     <w:p>
       <w:pPr>
         <w:outlineLvl w:val="2"/>
-        <w:divId w:val="1387266270"/>
+        <w:divId w:val="718209589"/>
         <w:rPr>
           <w:rFonts w:ascii="Aptos Display" w:eastAsia="Times New Roman" w:hAnsi="Aptos Display"/>
           <w:b/>
@@ -6693,7 +6694,7 @@
     </w:p>
     <w:p>
       <w:pPr>
-        <w:divId w:val="1387266270"/>
+        <w:divId w:val="718209589"/>
         <w:rPr>
           <w:rFonts w:eastAsia="Times New Roman"/>
           <w:sz w:val="24"/>
@@ -6713,7 +6714,7 @@
     <w:p>
       <w:pPr>
         <w:pStyle w:val="subtitel"/>
-        <w:divId w:val="1266500661"/>
+        <w:divId w:val="1230192695"/>
         <w:rPr>
           <w:lang w:val="nl-NL"/>
         </w:rPr>
@@ -6728,7 +6729,7 @@
     <w:p>
       <w:pPr>
         <w:pStyle w:val="Kop4"/>
-        <w:divId w:val="1266500661"/>
+        <w:divId w:val="1230192695"/>
         <w:rPr>
           <w:rFonts w:eastAsia="Times New Roman"/>
           <w:lang w:val="nl-NL"/>
@@ -6745,7 +6746,7 @@
     <w:p>
       <w:pPr>
         <w:pStyle w:val="Normaalweb"/>
-        <w:divId w:val="1266500661"/>
+        <w:divId w:val="1230192695"/>
         <w:rPr>
           <w:lang w:val="nl-NL"/>
         </w:rPr>
@@ -6766,7 +6767,7 @@
     <w:p>
       <w:pPr>
         <w:pStyle w:val="Kop5"/>
-        <w:divId w:val="1266500661"/>
+        <w:divId w:val="1230192695"/>
         <w:rPr>
           <w:rFonts w:eastAsia="Times New Roman"/>
           <w:lang w:val="nl-NL"/>
@@ -6783,7 +6784,7 @@
     <w:p>
       <w:pPr>
         <w:pStyle w:val="Normaalweb"/>
-        <w:divId w:val="1266500661"/>
+        <w:divId w:val="1230192695"/>
         <w:rPr>
           <w:lang w:val="nl-NL"/>
         </w:rPr>
@@ -6798,7 +6799,7 @@
     <w:p>
       <w:pPr>
         <w:pStyle w:val="Normaalweb"/>
-        <w:divId w:val="1266500661"/>
+        <w:divId w:val="1230192695"/>
         <w:rPr>
           <w:lang w:val="nl-NL"/>
         </w:rPr>
@@ -6813,7 +6814,7 @@
     <w:p>
       <w:pPr>
         <w:pStyle w:val="Kop5"/>
-        <w:divId w:val="1266500661"/>
+        <w:divId w:val="1230192695"/>
         <w:rPr>
           <w:rFonts w:eastAsia="Times New Roman"/>
           <w:lang w:val="nl-NL"/>
@@ -6834,7 +6835,7 @@
           <w:numId w:val="18"/>
         </w:numPr>
         <w:spacing w:before="100" w:beforeAutospacing="1" w:after="100" w:afterAutospacing="1"/>
-        <w:divId w:val="1266500661"/>
+        <w:divId w:val="1230192695"/>
         <w:rPr>
           <w:rFonts w:eastAsia="Times New Roman"/>
           <w:lang w:val="nl-NL"/>
@@ -6855,7 +6856,7 @@
           <w:numId w:val="18"/>
         </w:numPr>
         <w:spacing w:before="100" w:beforeAutospacing="1" w:after="100" w:afterAutospacing="1"/>
-        <w:divId w:val="1266500661"/>
+        <w:divId w:val="1230192695"/>
         <w:rPr>
           <w:rFonts w:eastAsia="Times New Roman"/>
           <w:lang w:val="nl-NL"/>
@@ -6876,7 +6877,7 @@
           <w:numId w:val="18"/>
         </w:numPr>
         <w:spacing w:before="100" w:beforeAutospacing="1" w:after="100" w:afterAutospacing="1"/>
-        <w:divId w:val="1266500661"/>
+        <w:divId w:val="1230192695"/>
         <w:rPr>
           <w:rFonts w:eastAsia="Times New Roman"/>
           <w:lang w:val="nl-NL"/>
@@ -6897,7 +6898,7 @@
           <w:numId w:val="18"/>
         </w:numPr>
         <w:spacing w:before="100" w:beforeAutospacing="1" w:after="100" w:afterAutospacing="1"/>
-        <w:divId w:val="1266500661"/>
+        <w:divId w:val="1230192695"/>
         <w:rPr>
           <w:rFonts w:eastAsia="Times New Roman"/>
           <w:lang w:val="nl-NL"/>
@@ -6914,7 +6915,7 @@
     <w:p>
       <w:pPr>
         <w:pStyle w:val="Kop5"/>
-        <w:divId w:val="1266500661"/>
+        <w:divId w:val="1230192695"/>
         <w:rPr>
           <w:rFonts w:eastAsia="Times New Roman"/>
           <w:lang w:val="nl-NL"/>
@@ -6931,7 +6932,7 @@
     <w:p>
       <w:pPr>
         <w:pStyle w:val="Normaalweb"/>
-        <w:divId w:val="1266500661"/>
+        <w:divId w:val="1230192695"/>
         <w:rPr>
           <w:lang w:val="nl-NL"/>
         </w:rPr>
@@ -6946,7 +6947,7 @@
     <w:p>
       <w:pPr>
         <w:pStyle w:val="Kop4"/>
-        <w:divId w:val="1266500661"/>
+        <w:divId w:val="1230192695"/>
         <w:rPr>
           <w:rFonts w:eastAsia="Times New Roman"/>
           <w:lang w:val="nl-NL"/>
@@ -6963,7 +6964,7 @@
     <w:p>
       <w:pPr>
         <w:pStyle w:val="Normaalweb"/>
-        <w:divId w:val="767240952"/>
+        <w:divId w:val="21830226"/>
         <w:rPr>
           <w:lang w:val="nl-NL"/>
         </w:rPr>
@@ -6985,7 +6986,7 @@
     <w:p>
       <w:pPr>
         <w:pStyle w:val="Normaalweb"/>
-        <w:divId w:val="767240952"/>
+        <w:divId w:val="21830226"/>
         <w:rPr>
           <w:lang w:val="nl-NL"/>
         </w:rPr>
@@ -7007,7 +7008,7 @@
     <w:p>
       <w:pPr>
         <w:pStyle w:val="Kop5"/>
-        <w:divId w:val="1266500661"/>
+        <w:divId w:val="1230192695"/>
         <w:rPr>
           <w:rFonts w:eastAsia="Times New Roman"/>
           <w:lang w:val="nl-NL"/>
@@ -7024,7 +7025,7 @@
     <w:p>
       <w:pPr>
         <w:pStyle w:val="Normaalweb"/>
-        <w:divId w:val="1266500661"/>
+        <w:divId w:val="1230192695"/>
         <w:rPr>
           <w:lang w:val="nl-NL"/>
         </w:rPr>
@@ -7039,7 +7040,7 @@
     <w:p>
       <w:pPr>
         <w:pStyle w:val="Kop5"/>
-        <w:divId w:val="1266500661"/>
+        <w:divId w:val="1230192695"/>
         <w:rPr>
           <w:rFonts w:eastAsia="Times New Roman"/>
           <w:lang w:val="nl-NL"/>
@@ -7056,7 +7057,7 @@
     <w:p>
       <w:pPr>
         <w:pStyle w:val="Normaalweb"/>
-        <w:divId w:val="1266500661"/>
+        <w:divId w:val="1230192695"/>
         <w:rPr>
           <w:lang w:val="nl-NL"/>
         </w:rPr>
@@ -7071,7 +7072,7 @@
     <w:p>
       <w:pPr>
         <w:pStyle w:val="Kop5"/>
-        <w:divId w:val="1266500661"/>
+        <w:divId w:val="1230192695"/>
         <w:rPr>
           <w:rFonts w:eastAsia="Times New Roman"/>
           <w:lang w:val="nl-NL"/>
@@ -7088,7 +7089,7 @@
     <w:p>
       <w:pPr>
         <w:pStyle w:val="Normaalweb"/>
-        <w:divId w:val="1266500661"/>
+        <w:divId w:val="1230192695"/>
         <w:rPr>
           <w:lang w:val="nl-NL"/>
         </w:rPr>
@@ -7103,7 +7104,7 @@
     <w:p>
       <w:pPr>
         <w:pStyle w:val="Kop4"/>
-        <w:divId w:val="1266500661"/>
+        <w:divId w:val="1230192695"/>
         <w:rPr>
           <w:rFonts w:eastAsia="Times New Roman"/>
           <w:lang w:val="nl-NL"/>
@@ -7120,7 +7121,7 @@
     <w:p>
       <w:pPr>
         <w:pStyle w:val="Kop5"/>
-        <w:divId w:val="1266500661"/>
+        <w:divId w:val="1230192695"/>
         <w:rPr>
           <w:rFonts w:eastAsia="Times New Roman"/>
           <w:lang w:val="nl-NL"/>
@@ -7137,7 +7138,7 @@
     <w:p>
       <w:pPr>
         <w:pStyle w:val="Normaalweb"/>
-        <w:divId w:val="1266500661"/>
+        <w:divId w:val="1230192695"/>
         <w:rPr>
           <w:lang w:val="nl-NL"/>
         </w:rPr>
@@ -7152,7 +7153,7 @@
     <w:p>
       <w:pPr>
         <w:pStyle w:val="Kop5"/>
-        <w:divId w:val="1266500661"/>
+        <w:divId w:val="1230192695"/>
         <w:rPr>
           <w:rFonts w:eastAsia="Times New Roman"/>
           <w:lang w:val="nl-NL"/>
@@ -7169,7 +7170,7 @@
     <w:p>
       <w:pPr>
         <w:pStyle w:val="Normaalweb"/>
-        <w:divId w:val="1266500661"/>
+        <w:divId w:val="1230192695"/>
         <w:rPr>
           <w:lang w:val="nl-NL"/>
         </w:rPr>
@@ -7188,7 +7189,7 @@
           <w:numId w:val="19"/>
         </w:numPr>
         <w:spacing w:before="100" w:beforeAutospacing="1" w:after="100" w:afterAutospacing="1"/>
-        <w:divId w:val="1266500661"/>
+        <w:divId w:val="1230192695"/>
         <w:rPr>
           <w:rFonts w:eastAsia="Times New Roman"/>
           <w:lang w:val="nl-NL"/>
@@ -7209,7 +7210,7 @@
           <w:numId w:val="19"/>
         </w:numPr>
         <w:spacing w:before="100" w:beforeAutospacing="1" w:after="100" w:afterAutospacing="1"/>
-        <w:divId w:val="1266500661"/>
+        <w:divId w:val="1230192695"/>
         <w:rPr>
           <w:rFonts w:eastAsia="Times New Roman"/>
           <w:lang w:val="nl-NL"/>
@@ -7230,7 +7231,7 @@
           <w:numId w:val="19"/>
         </w:numPr>
         <w:spacing w:before="100" w:beforeAutospacing="1" w:after="100" w:afterAutospacing="1"/>
-        <w:divId w:val="1266500661"/>
+        <w:divId w:val="1230192695"/>
         <w:rPr>
           <w:rFonts w:eastAsia="Times New Roman"/>
           <w:lang w:val="nl-NL"/>
@@ -7251,7 +7252,7 @@
           <w:numId w:val="19"/>
         </w:numPr>
         <w:spacing w:before="100" w:beforeAutospacing="1" w:after="100" w:afterAutospacing="1"/>
-        <w:divId w:val="1266500661"/>
+        <w:divId w:val="1230192695"/>
         <w:rPr>
           <w:rFonts w:eastAsia="Times New Roman"/>
           <w:lang w:val="nl-NL"/>
@@ -7268,7 +7269,7 @@
     <w:p>
       <w:pPr>
         <w:pStyle w:val="Normaalweb"/>
-        <w:divId w:val="1266500661"/>
+        <w:divId w:val="1230192695"/>
         <w:rPr>
           <w:lang w:val="nl-NL"/>
         </w:rPr>
@@ -7283,7 +7284,7 @@
     <w:p>
       <w:pPr>
         <w:pStyle w:val="Kop5"/>
-        <w:divId w:val="1266500661"/>
+        <w:divId w:val="1230192695"/>
         <w:rPr>
           <w:rFonts w:eastAsia="Times New Roman"/>
           <w:lang w:val="nl-NL"/>
@@ -7300,7 +7301,7 @@
     <w:p>
       <w:pPr>
         <w:pStyle w:val="Normaalweb"/>
-        <w:divId w:val="1266500661"/>
+        <w:divId w:val="1230192695"/>
         <w:rPr>
           <w:lang w:val="nl-NL"/>
         </w:rPr>
@@ -7315,7 +7316,7 @@
     <w:p>
       <w:pPr>
         <w:pStyle w:val="Kop4"/>
-        <w:divId w:val="1266500661"/>
+        <w:divId w:val="1230192695"/>
         <w:rPr>
           <w:rFonts w:eastAsia="Times New Roman"/>
           <w:lang w:val="nl-NL"/>
@@ -7332,7 +7333,7 @@
     <w:p>
       <w:pPr>
         <w:pStyle w:val="Kop5"/>
-        <w:divId w:val="1266500661"/>
+        <w:divId w:val="1230192695"/>
         <w:rPr>
           <w:rFonts w:eastAsia="Times New Roman"/>
           <w:lang w:val="nl-NL"/>
@@ -7349,7 +7350,7 @@
     <w:p>
       <w:pPr>
         <w:pStyle w:val="Normaalweb"/>
-        <w:divId w:val="1266500661"/>
+        <w:divId w:val="1230192695"/>
         <w:rPr>
           <w:lang w:val="nl-NL"/>
         </w:rPr>
@@ -7364,7 +7365,7 @@
     <w:p>
       <w:pPr>
         <w:pStyle w:val="Kop5"/>
-        <w:divId w:val="1266500661"/>
+        <w:divId w:val="1230192695"/>
         <w:rPr>
           <w:rFonts w:eastAsia="Times New Roman"/>
           <w:lang w:val="nl-NL"/>
@@ -7381,7 +7382,7 @@
     <w:p>
       <w:pPr>
         <w:pStyle w:val="Normaalweb"/>
-        <w:divId w:val="1266500661"/>
+        <w:divId w:val="1230192695"/>
         <w:rPr>
           <w:lang w:val="nl-NL"/>
         </w:rPr>
@@ -7396,7 +7397,7 @@
     <w:p>
       <w:pPr>
         <w:pStyle w:val="Kop5"/>
-        <w:divId w:val="1266500661"/>
+        <w:divId w:val="1230192695"/>
         <w:rPr>
           <w:rFonts w:eastAsia="Times New Roman"/>
           <w:lang w:val="nl-NL"/>
@@ -7413,7 +7414,7 @@
     <w:p>
       <w:pPr>
         <w:pStyle w:val="Normaalweb"/>
-        <w:divId w:val="1266500661"/>
+        <w:divId w:val="1230192695"/>
         <w:rPr>
           <w:lang w:val="nl-NL"/>
         </w:rPr>
@@ -7428,7 +7429,7 @@
     <w:p>
       <w:pPr>
         <w:pStyle w:val="Kop5"/>
-        <w:divId w:val="1266500661"/>
+        <w:divId w:val="1230192695"/>
         <w:rPr>
           <w:rFonts w:eastAsia="Times New Roman"/>
           <w:lang w:val="nl-NL"/>
@@ -7445,7 +7446,7 @@
     <w:p>
       <w:pPr>
         <w:pStyle w:val="Normaalweb"/>
-        <w:divId w:val="1266500661"/>
+        <w:divId w:val="1230192695"/>
         <w:rPr>
           <w:lang w:val="nl-NL"/>
         </w:rPr>
@@ -7460,7 +7461,7 @@
     <w:p>
       <w:pPr>
         <w:pStyle w:val="Kop5"/>
-        <w:divId w:val="1266500661"/>
+        <w:divId w:val="1230192695"/>
         <w:rPr>
           <w:rFonts w:eastAsia="Times New Roman"/>
           <w:lang w:val="nl-NL"/>
@@ -7477,7 +7478,7 @@
     <w:p>
       <w:pPr>
         <w:pStyle w:val="Normaalweb"/>
-        <w:divId w:val="1266500661"/>
+        <w:divId w:val="1230192695"/>
         <w:rPr>
           <w:lang w:val="nl-NL"/>
         </w:rPr>
@@ -7492,7 +7493,7 @@
     <w:p>
       <w:pPr>
         <w:pStyle w:val="afsluiting"/>
-        <w:divId w:val="1266500661"/>
+        <w:divId w:val="1230192695"/>
         <w:rPr>
           <w:lang w:val="nl-NL"/>
         </w:rPr>
@@ -7507,7 +7508,7 @@
     <w:p>
       <w:pPr>
         <w:outlineLvl w:val="2"/>
-        <w:divId w:val="840002101"/>
+        <w:divId w:val="482280604"/>
         <w:rPr>
           <w:rFonts w:ascii="Aptos Display" w:eastAsia="Times New Roman" w:hAnsi="Aptos Display"/>
           <w:b/>
@@ -7533,7 +7534,7 @@
     </w:p>
     <w:p>
       <w:pPr>
-        <w:divId w:val="840002101"/>
+        <w:divId w:val="482280604"/>
         <w:rPr>
           <w:rFonts w:eastAsia="Times New Roman"/>
           <w:sz w:val="24"/>
@@ -7553,7 +7554,7 @@
     <w:p>
       <w:pPr>
         <w:pStyle w:val="subtitel"/>
-        <w:divId w:val="1266500661"/>
+        <w:divId w:val="1230192695"/>
         <w:rPr>
           <w:lang w:val="nl-NL"/>
         </w:rPr>
@@ -7568,7 +7569,7 @@
     <w:p>
       <w:pPr>
         <w:pStyle w:val="Kop4"/>
-        <w:divId w:val="1266500661"/>
+        <w:divId w:val="1230192695"/>
         <w:rPr>
           <w:rFonts w:eastAsia="Times New Roman"/>
           <w:lang w:val="nl-NL"/>
@@ -7585,7 +7586,7 @@
     <w:p>
       <w:pPr>
         <w:pStyle w:val="Normaalweb"/>
-        <w:divId w:val="1266500661"/>
+        <w:divId w:val="1230192695"/>
         <w:rPr>
           <w:lang w:val="nl-NL"/>
         </w:rPr>
@@ -7600,7 +7601,7 @@
     <w:p>
       <w:pPr>
         <w:pStyle w:val="Kop5"/>
-        <w:divId w:val="1266500661"/>
+        <w:divId w:val="1230192695"/>
         <w:rPr>
           <w:rFonts w:eastAsia="Times New Roman"/>
           <w:lang w:val="nl-NL"/>
@@ -7617,7 +7618,7 @@
     <w:p>
       <w:pPr>
         <w:pStyle w:val="Normaalweb"/>
-        <w:divId w:val="1266500661"/>
+        <w:divId w:val="1230192695"/>
         <w:rPr>
           <w:lang w:val="nl-NL"/>
         </w:rPr>
@@ -7632,7 +7633,7 @@
     <w:p>
       <w:pPr>
         <w:pStyle w:val="Normaalweb"/>
-        <w:divId w:val="1266500661"/>
+        <w:divId w:val="1230192695"/>
         <w:rPr>
           <w:lang w:val="nl-NL"/>
         </w:rPr>
@@ -7647,7 +7648,7 @@
     <w:p>
       <w:pPr>
         <w:pStyle w:val="Kop5"/>
-        <w:divId w:val="1266500661"/>
+        <w:divId w:val="1230192695"/>
         <w:rPr>
           <w:rFonts w:eastAsia="Times New Roman"/>
           <w:lang w:val="nl-NL"/>
@@ -7668,7 +7669,7 @@
           <w:numId w:val="20"/>
         </w:numPr>
         <w:spacing w:before="100" w:beforeAutospacing="1" w:after="100" w:afterAutospacing="1"/>
-        <w:divId w:val="1266500661"/>
+        <w:divId w:val="1230192695"/>
         <w:rPr>
           <w:rFonts w:eastAsia="Times New Roman"/>
           <w:lang w:val="nl-NL"/>
@@ -7689,7 +7690,7 @@
           <w:numId w:val="20"/>
         </w:numPr>
         <w:spacing w:before="100" w:beforeAutospacing="1" w:after="100" w:afterAutospacing="1"/>
-        <w:divId w:val="1266500661"/>
+        <w:divId w:val="1230192695"/>
         <w:rPr>
           <w:rFonts w:eastAsia="Times New Roman"/>
           <w:lang w:val="nl-NL"/>
@@ -7710,7 +7711,7 @@
           <w:numId w:val="20"/>
         </w:numPr>
         <w:spacing w:before="100" w:beforeAutospacing="1" w:after="100" w:afterAutospacing="1"/>
-        <w:divId w:val="1266500661"/>
+        <w:divId w:val="1230192695"/>
         <w:rPr>
           <w:rFonts w:eastAsia="Times New Roman"/>
           <w:lang w:val="nl-NL"/>
@@ -7727,7 +7728,7 @@
     <w:p>
       <w:pPr>
         <w:pStyle w:val="Kop5"/>
-        <w:divId w:val="1266500661"/>
+        <w:divId w:val="1230192695"/>
         <w:rPr>
           <w:rFonts w:eastAsia="Times New Roman"/>
           <w:lang w:val="nl-NL"/>
@@ -7744,7 +7745,7 @@
     <w:p>
       <w:pPr>
         <w:pStyle w:val="Normaalweb"/>
-        <w:divId w:val="1266500661"/>
+        <w:divId w:val="1230192695"/>
         <w:rPr>
           <w:lang w:val="nl-NL"/>
         </w:rPr>
@@ -7759,7 +7760,7 @@
     <w:p>
       <w:pPr>
         <w:pStyle w:val="Kop4"/>
-        <w:divId w:val="1266500661"/>
+        <w:divId w:val="1230192695"/>
         <w:rPr>
           <w:rFonts w:eastAsia="Times New Roman"/>
           <w:lang w:val="nl-NL"/>
@@ -7776,7 +7777,7 @@
     <w:p>
       <w:pPr>
         <w:pStyle w:val="Normaalweb"/>
-        <w:divId w:val="397048045"/>
+        <w:divId w:val="2024239061"/>
         <w:rPr>
           <w:lang w:val="nl-NL"/>
         </w:rPr>
@@ -7798,7 +7799,7 @@
     <w:p>
       <w:pPr>
         <w:pStyle w:val="Normaalweb"/>
-        <w:divId w:val="397048045"/>
+        <w:divId w:val="2024239061"/>
         <w:rPr>
           <w:lang w:val="nl-NL"/>
         </w:rPr>
@@ -7820,7 +7821,7 @@
     <w:p>
       <w:pPr>
         <w:pStyle w:val="Kop5"/>
-        <w:divId w:val="1266500661"/>
+        <w:divId w:val="1230192695"/>
         <w:rPr>
           <w:rFonts w:eastAsia="Times New Roman"/>
           <w:lang w:val="nl-NL"/>
@@ -7837,7 +7838,7 @@
     <w:p>
       <w:pPr>
         <w:pStyle w:val="Normaalweb"/>
-        <w:divId w:val="1266500661"/>
+        <w:divId w:val="1230192695"/>
         <w:rPr>
           <w:lang w:val="nl-NL"/>
         </w:rPr>
@@ -7852,7 +7853,7 @@
     <w:p>
       <w:pPr>
         <w:pStyle w:val="Kop5"/>
-        <w:divId w:val="1266500661"/>
+        <w:divId w:val="1230192695"/>
         <w:rPr>
           <w:rFonts w:eastAsia="Times New Roman"/>
           <w:lang w:val="nl-NL"/>
@@ -7869,7 +7870,7 @@
     <w:p>
       <w:pPr>
         <w:pStyle w:val="Normaalweb"/>
-        <w:divId w:val="1266500661"/>
+        <w:divId w:val="1230192695"/>
         <w:rPr>
           <w:lang w:val="nl-NL"/>
         </w:rPr>
@@ -7884,7 +7885,7 @@
     <w:p>
       <w:pPr>
         <w:pStyle w:val="Kop5"/>
-        <w:divId w:val="1266500661"/>
+        <w:divId w:val="1230192695"/>
         <w:rPr>
           <w:rFonts w:eastAsia="Times New Roman"/>
           <w:lang w:val="nl-NL"/>
@@ -7901,7 +7902,7 @@
     <w:p>
       <w:pPr>
         <w:pStyle w:val="Normaalweb"/>
-        <w:divId w:val="1266500661"/>
+        <w:divId w:val="1230192695"/>
         <w:rPr>
           <w:lang w:val="nl-NL"/>
         </w:rPr>
@@ -7916,7 +7917,7 @@
     <w:p>
       <w:pPr>
         <w:pStyle w:val="Kop4"/>
-        <w:divId w:val="1266500661"/>
+        <w:divId w:val="1230192695"/>
         <w:rPr>
           <w:rFonts w:eastAsia="Times New Roman"/>
           <w:lang w:val="nl-NL"/>
@@ -7933,7 +7934,7 @@
     <w:p>
       <w:pPr>
         <w:pStyle w:val="Kop5"/>
-        <w:divId w:val="1266500661"/>
+        <w:divId w:val="1230192695"/>
         <w:rPr>
           <w:rFonts w:eastAsia="Times New Roman"/>
           <w:lang w:val="nl-NL"/>
@@ -7950,7 +7951,7 @@
     <w:p>
       <w:pPr>
         <w:pStyle w:val="Normaalweb"/>
-        <w:divId w:val="1266500661"/>
+        <w:divId w:val="1230192695"/>
         <w:rPr>
           <w:lang w:val="nl-NL"/>
         </w:rPr>
@@ -7965,7 +7966,7 @@
     <w:p>
       <w:pPr>
         <w:pStyle w:val="Kop5"/>
-        <w:divId w:val="1266500661"/>
+        <w:divId w:val="1230192695"/>
         <w:rPr>
           <w:rFonts w:eastAsia="Times New Roman"/>
           <w:lang w:val="nl-NL"/>
@@ -7982,7 +7983,7 @@
     <w:p>
       <w:pPr>
         <w:pStyle w:val="Normaalweb"/>
-        <w:divId w:val="1266500661"/>
+        <w:divId w:val="1230192695"/>
         <w:rPr>
           <w:lang w:val="nl-NL"/>
         </w:rPr>
@@ -8001,7 +8002,7 @@
           <w:numId w:val="21"/>
         </w:numPr>
         <w:spacing w:before="100" w:beforeAutospacing="1" w:after="100" w:afterAutospacing="1"/>
-        <w:divId w:val="1266500661"/>
+        <w:divId w:val="1230192695"/>
         <w:rPr>
           <w:rFonts w:eastAsia="Times New Roman"/>
           <w:lang w:val="nl-NL"/>
@@ -8022,7 +8023,7 @@
           <w:numId w:val="21"/>
         </w:numPr>
         <w:spacing w:before="100" w:beforeAutospacing="1" w:after="100" w:afterAutospacing="1"/>
-        <w:divId w:val="1266500661"/>
+        <w:divId w:val="1230192695"/>
         <w:rPr>
           <w:rFonts w:eastAsia="Times New Roman"/>
           <w:lang w:val="nl-NL"/>
@@ -8043,7 +8044,7 @@
           <w:numId w:val="21"/>
         </w:numPr>
         <w:spacing w:before="100" w:beforeAutospacing="1" w:after="100" w:afterAutospacing="1"/>
-        <w:divId w:val="1266500661"/>
+        <w:divId w:val="1230192695"/>
         <w:rPr>
           <w:rFonts w:eastAsia="Times New Roman"/>
           <w:lang w:val="nl-NL"/>
@@ -8060,7 +8061,7 @@
     <w:p>
       <w:pPr>
         <w:pStyle w:val="Normaalweb"/>
-        <w:divId w:val="1266500661"/>
+        <w:divId w:val="1230192695"/>
         <w:rPr>
           <w:lang w:val="nl-NL"/>
         </w:rPr>
@@ -8075,7 +8076,7 @@
     <w:p>
       <w:pPr>
         <w:pStyle w:val="Kop5"/>
-        <w:divId w:val="1266500661"/>
+        <w:divId w:val="1230192695"/>
         <w:rPr>
           <w:rFonts w:eastAsia="Times New Roman"/>
           <w:lang w:val="nl-NL"/>
@@ -8092,7 +8093,7 @@
     <w:p>
       <w:pPr>
         <w:pStyle w:val="Normaalweb"/>
-        <w:divId w:val="1266500661"/>
+        <w:divId w:val="1230192695"/>
         <w:rPr>
           <w:lang w:val="nl-NL"/>
         </w:rPr>
@@ -8107,7 +8108,7 @@
     <w:p>
       <w:pPr>
         <w:pStyle w:val="Kop4"/>
-        <w:divId w:val="1266500661"/>
+        <w:divId w:val="1230192695"/>
         <w:rPr>
           <w:rFonts w:eastAsia="Times New Roman"/>
           <w:lang w:val="nl-NL"/>
@@ -8124,7 +8125,7 @@
     <w:p>
       <w:pPr>
         <w:pStyle w:val="Kop5"/>
-        <w:divId w:val="1266500661"/>
+        <w:divId w:val="1230192695"/>
         <w:rPr>
           <w:rFonts w:eastAsia="Times New Roman"/>
           <w:lang w:val="nl-NL"/>
@@ -8141,7 +8142,7 @@
     <w:p>
       <w:pPr>
         <w:pStyle w:val="Normaalweb"/>
-        <w:divId w:val="1266500661"/>
+        <w:divId w:val="1230192695"/>
         <w:rPr>
           <w:lang w:val="nl-NL"/>
         </w:rPr>
@@ -8156,7 +8157,7 @@
     <w:p>
       <w:pPr>
         <w:pStyle w:val="Kop5"/>
-        <w:divId w:val="1266500661"/>
+        <w:divId w:val="1230192695"/>
         <w:rPr>
           <w:rFonts w:eastAsia="Times New Roman"/>
           <w:lang w:val="nl-NL"/>
@@ -8173,7 +8174,7 @@
     <w:p>
       <w:pPr>
         <w:pStyle w:val="Normaalweb"/>
-        <w:divId w:val="1266500661"/>
+        <w:divId w:val="1230192695"/>
         <w:rPr>
           <w:lang w:val="nl-NL"/>
         </w:rPr>
@@ -8188,7 +8189,7 @@
     <w:p>
       <w:pPr>
         <w:pStyle w:val="Kop5"/>
-        <w:divId w:val="1266500661"/>
+        <w:divId w:val="1230192695"/>
         <w:rPr>
           <w:rFonts w:eastAsia="Times New Roman"/>
           <w:lang w:val="nl-NL"/>
@@ -8205,7 +8206,7 @@
     <w:p>
       <w:pPr>
         <w:pStyle w:val="Normaalweb"/>
-        <w:divId w:val="1266500661"/>
+        <w:divId w:val="1230192695"/>
         <w:rPr>
           <w:lang w:val="nl-NL"/>
         </w:rPr>
@@ -8220,7 +8221,7 @@
     <w:p>
       <w:pPr>
         <w:pStyle w:val="Kop5"/>
-        <w:divId w:val="1266500661"/>
+        <w:divId w:val="1230192695"/>
         <w:rPr>
           <w:rFonts w:eastAsia="Times New Roman"/>
           <w:lang w:val="nl-NL"/>
@@ -8237,7 +8238,7 @@
     <w:p>
       <w:pPr>
         <w:pStyle w:val="Normaalweb"/>
-        <w:divId w:val="1266500661"/>
+        <w:divId w:val="1230192695"/>
         <w:rPr>
           <w:lang w:val="nl-NL"/>
         </w:rPr>
@@ -8252,7 +8253,7 @@
     <w:p>
       <w:pPr>
         <w:pStyle w:val="Kop5"/>
-        <w:divId w:val="1266500661"/>
+        <w:divId w:val="1230192695"/>
         <w:rPr>
           <w:rFonts w:eastAsia="Times New Roman"/>
           <w:lang w:val="nl-NL"/>
@@ -8269,7 +8270,7 @@
     <w:p>
       <w:pPr>
         <w:pStyle w:val="Normaalweb"/>
-        <w:divId w:val="1266500661"/>
+        <w:divId w:val="1230192695"/>
         <w:rPr>
           <w:lang w:val="nl-NL"/>
         </w:rPr>
@@ -8284,7 +8285,7 @@
     <w:p>
       <w:pPr>
         <w:pStyle w:val="afsluiting"/>
-        <w:divId w:val="1266500661"/>
+        <w:divId w:val="1230192695"/>
         <w:rPr>
           <w:lang w:val="nl-NL"/>
         </w:rPr>
@@ -8300,7 +8301,7 @@
       <w:pPr>
         <w:pStyle w:val="marker"/>
         <w:ind w:left="800" w:right="800"/>
-        <w:divId w:val="1266500661"/>
+        <w:divId w:val="1230192695"/>
         <w:rPr>
           <w:lang w:val="nl-NL"/>
         </w:rPr>
@@ -8312,13 +8313,13 @@
     <w:p>
       <w:pPr>
         <w:pStyle w:val="Kop1"/>
-        <w:divId w:val="1266500661"/>
-        <w:rPr>
-          <w:rFonts w:eastAsia="Times New Roman"/>
-          <w:lang w:val="nl-NL"/>
-        </w:rPr>
-      </w:pPr>
-      <w:bookmarkStart w:id="4" w:name="_Toc242815249"/>
+        <w:divId w:val="1230192695"/>
+        <w:rPr>
+          <w:rFonts w:eastAsia="Times New Roman"/>
+          <w:lang w:val="nl-NL"/>
+        </w:rPr>
+      </w:pPr>
+      <w:bookmarkStart w:id="4" w:name="_Toc242816148"/>
       <w:r>
         <w:rPr>
           <w:rFonts w:eastAsia="Times New Roman"/>
@@ -8332,7 +8333,7 @@
       <w:pPr>
         <w:pStyle w:val="Kop2"/>
         <w:spacing w:before="400" w:after="160"/>
-        <w:divId w:val="1266500661"/>
+        <w:divId w:val="1230192695"/>
         <w:rPr>
           <w:rFonts w:eastAsia="Times New Roman"/>
           <w:sz w:val="32"/>
@@ -8340,7 +8341,7 @@
           <w:lang w:val="nl-NL"/>
         </w:rPr>
       </w:pPr>
-      <w:bookmarkStart w:id="5" w:name="_Toc242815250"/>
+      <w:bookmarkStart w:id="5" w:name="_Toc242816149"/>
       <w:r>
         <w:rPr>
           <w:rFonts w:eastAsia="Times New Roman"/>
@@ -8355,7 +8356,7 @@
     <w:p>
       <w:pPr>
         <w:outlineLvl w:val="2"/>
-        <w:divId w:val="900097639"/>
+        <w:divId w:val="171577343"/>
         <w:rPr>
           <w:rFonts w:ascii="Aptos Display" w:eastAsia="Times New Roman" w:hAnsi="Aptos Display"/>
           <w:b/>
@@ -8381,7 +8382,7 @@
     </w:p>
     <w:p>
       <w:pPr>
-        <w:divId w:val="900097639"/>
+        <w:divId w:val="171577343"/>
         <w:rPr>
           <w:rFonts w:eastAsia="Times New Roman"/>
           <w:sz w:val="24"/>
@@ -8401,7 +8402,7 @@
     <w:p>
       <w:pPr>
         <w:pStyle w:val="subtitel"/>
-        <w:divId w:val="1266500661"/>
+        <w:divId w:val="1230192695"/>
         <w:rPr>
           <w:lang w:val="nl-NL"/>
         </w:rPr>
@@ -8416,7 +8417,7 @@
     <w:p>
       <w:pPr>
         <w:pStyle w:val="Kop4"/>
-        <w:divId w:val="1266500661"/>
+        <w:divId w:val="1230192695"/>
         <w:rPr>
           <w:rFonts w:eastAsia="Times New Roman"/>
           <w:lang w:val="nl-NL"/>
@@ -8433,7 +8434,7 @@
     <w:p>
       <w:pPr>
         <w:pStyle w:val="Normaalweb"/>
-        <w:divId w:val="1266500661"/>
+        <w:divId w:val="1230192695"/>
         <w:rPr>
           <w:lang w:val="nl-NL"/>
         </w:rPr>
@@ -8448,7 +8449,7 @@
     <w:p>
       <w:pPr>
         <w:pStyle w:val="Kop5"/>
-        <w:divId w:val="1266500661"/>
+        <w:divId w:val="1230192695"/>
         <w:rPr>
           <w:rFonts w:eastAsia="Times New Roman"/>
           <w:lang w:val="nl-NL"/>
@@ -8465,7 +8466,7 @@
     <w:p>
       <w:pPr>
         <w:pStyle w:val="Normaalweb"/>
-        <w:divId w:val="1266500661"/>
+        <w:divId w:val="1230192695"/>
         <w:rPr>
           <w:lang w:val="nl-NL"/>
         </w:rPr>
@@ -8480,7 +8481,7 @@
     <w:p>
       <w:pPr>
         <w:pStyle w:val="Normaalweb"/>
-        <w:divId w:val="1266500661"/>
+        <w:divId w:val="1230192695"/>
         <w:rPr>
           <w:lang w:val="nl-NL"/>
         </w:rPr>
@@ -8495,7 +8496,7 @@
     <w:p>
       <w:pPr>
         <w:pStyle w:val="Kop5"/>
-        <w:divId w:val="1266500661"/>
+        <w:divId w:val="1230192695"/>
         <w:rPr>
           <w:rFonts w:eastAsia="Times New Roman"/>
           <w:lang w:val="nl-NL"/>
@@ -8516,7 +8517,7 @@
           <w:numId w:val="22"/>
         </w:numPr>
         <w:spacing w:before="100" w:beforeAutospacing="1" w:after="100" w:afterAutospacing="1"/>
-        <w:divId w:val="1266500661"/>
+        <w:divId w:val="1230192695"/>
         <w:rPr>
           <w:rFonts w:eastAsia="Times New Roman"/>
           <w:lang w:val="nl-NL"/>
@@ -8537,7 +8538,7 @@
           <w:numId w:val="22"/>
         </w:numPr>
         <w:spacing w:before="100" w:beforeAutospacing="1" w:after="100" w:afterAutospacing="1"/>
-        <w:divId w:val="1266500661"/>
+        <w:divId w:val="1230192695"/>
         <w:rPr>
           <w:rFonts w:eastAsia="Times New Roman"/>
           <w:lang w:val="nl-NL"/>
@@ -8558,7 +8559,7 @@
           <w:numId w:val="22"/>
         </w:numPr>
         <w:spacing w:before="100" w:beforeAutospacing="1" w:after="100" w:afterAutospacing="1"/>
-        <w:divId w:val="1266500661"/>
+        <w:divId w:val="1230192695"/>
         <w:rPr>
           <w:rFonts w:eastAsia="Times New Roman"/>
           <w:lang w:val="nl-NL"/>
@@ -8575,7 +8576,7 @@
     <w:p>
       <w:pPr>
         <w:pStyle w:val="Kop5"/>
-        <w:divId w:val="1266500661"/>
+        <w:divId w:val="1230192695"/>
         <w:rPr>
           <w:rFonts w:eastAsia="Times New Roman"/>
           <w:lang w:val="nl-NL"/>
@@ -8592,7 +8593,7 @@
     <w:p>
       <w:pPr>
         <w:pStyle w:val="Normaalweb"/>
-        <w:divId w:val="1266500661"/>
+        <w:divId w:val="1230192695"/>
         <w:rPr>
           <w:lang w:val="nl-NL"/>
         </w:rPr>
@@ -8607,7 +8608,7 @@
     <w:p>
       <w:pPr>
         <w:pStyle w:val="Kop4"/>
-        <w:divId w:val="1266500661"/>
+        <w:divId w:val="1230192695"/>
         <w:rPr>
           <w:rFonts w:eastAsia="Times New Roman"/>
           <w:lang w:val="nl-NL"/>
@@ -8624,7 +8625,7 @@
     <w:p>
       <w:pPr>
         <w:pStyle w:val="Normaalweb"/>
-        <w:divId w:val="373893481"/>
+        <w:divId w:val="135150961"/>
         <w:rPr>
           <w:lang w:val="nl-NL"/>
         </w:rPr>
@@ -8646,7 +8647,7 @@
     <w:p>
       <w:pPr>
         <w:pStyle w:val="Normaalweb"/>
-        <w:divId w:val="373893481"/>
+        <w:divId w:val="135150961"/>
         <w:rPr>
           <w:lang w:val="nl-NL"/>
         </w:rPr>
@@ -8674,7 +8675,7 @@
     <w:p>
       <w:pPr>
         <w:pStyle w:val="Kop5"/>
-        <w:divId w:val="1266500661"/>
+        <w:divId w:val="1230192695"/>
         <w:rPr>
           <w:rFonts w:eastAsia="Times New Roman"/>
           <w:lang w:val="nl-NL"/>
@@ -8691,7 +8692,7 @@
     <w:p>
       <w:pPr>
         <w:pStyle w:val="Normaalweb"/>
-        <w:divId w:val="1266500661"/>
+        <w:divId w:val="1230192695"/>
         <w:rPr>
           <w:lang w:val="nl-NL"/>
         </w:rPr>
@@ -8706,7 +8707,7 @@
     <w:p>
       <w:pPr>
         <w:pStyle w:val="Kop5"/>
-        <w:divId w:val="1266500661"/>
+        <w:divId w:val="1230192695"/>
         <w:rPr>
           <w:rFonts w:eastAsia="Times New Roman"/>
           <w:lang w:val="nl-NL"/>
@@ -8723,7 +8724,7 @@
     <w:p>
       <w:pPr>
         <w:pStyle w:val="Normaalweb"/>
-        <w:divId w:val="1266500661"/>
+        <w:divId w:val="1230192695"/>
         <w:rPr>
           <w:lang w:val="nl-NL"/>
         </w:rPr>
@@ -8738,7 +8739,7 @@
     <w:p>
       <w:pPr>
         <w:pStyle w:val="Kop5"/>
-        <w:divId w:val="1266500661"/>
+        <w:divId w:val="1230192695"/>
         <w:rPr>
           <w:rFonts w:eastAsia="Times New Roman"/>
           <w:lang w:val="nl-NL"/>
@@ -8755,7 +8756,7 @@
     <w:p>
       <w:pPr>
         <w:pStyle w:val="Normaalweb"/>
-        <w:divId w:val="1266500661"/>
+        <w:divId w:val="1230192695"/>
         <w:rPr>
           <w:lang w:val="nl-NL"/>
         </w:rPr>
@@ -8770,7 +8771,7 @@
     <w:p>
       <w:pPr>
         <w:pStyle w:val="Kop4"/>
-        <w:divId w:val="1266500661"/>
+        <w:divId w:val="1230192695"/>
         <w:rPr>
           <w:rFonts w:eastAsia="Times New Roman"/>
           <w:lang w:val="nl-NL"/>
@@ -8787,7 +8788,7 @@
     <w:p>
       <w:pPr>
         <w:pStyle w:val="Kop5"/>
-        <w:divId w:val="1266500661"/>
+        <w:divId w:val="1230192695"/>
         <w:rPr>
           <w:rFonts w:eastAsia="Times New Roman"/>
           <w:lang w:val="nl-NL"/>
@@ -8804,7 +8805,7 @@
     <w:p>
       <w:pPr>
         <w:pStyle w:val="Normaalweb"/>
-        <w:divId w:val="1266500661"/>
+        <w:divId w:val="1230192695"/>
         <w:rPr>
           <w:lang w:val="nl-NL"/>
         </w:rPr>
@@ -8819,7 +8820,7 @@
     <w:p>
       <w:pPr>
         <w:pStyle w:val="Kop5"/>
-        <w:divId w:val="1266500661"/>
+        <w:divId w:val="1230192695"/>
         <w:rPr>
           <w:rFonts w:eastAsia="Times New Roman"/>
           <w:lang w:val="nl-NL"/>
@@ -8836,7 +8837,7 @@
     <w:p>
       <w:pPr>
         <w:pStyle w:val="Normaalweb"/>
-        <w:divId w:val="1266500661"/>
+        <w:divId w:val="1230192695"/>
         <w:rPr>
           <w:lang w:val="nl-NL"/>
         </w:rPr>
@@ -8855,7 +8856,7 @@
           <w:numId w:val="23"/>
         </w:numPr>
         <w:spacing w:before="100" w:beforeAutospacing="1" w:after="100" w:afterAutospacing="1"/>
-        <w:divId w:val="1266500661"/>
+        <w:divId w:val="1230192695"/>
         <w:rPr>
           <w:rFonts w:eastAsia="Times New Roman"/>
           <w:lang w:val="nl-NL"/>
@@ -8876,7 +8877,7 @@
           <w:numId w:val="23"/>
         </w:numPr>
         <w:spacing w:before="100" w:beforeAutospacing="1" w:after="100" w:afterAutospacing="1"/>
-        <w:divId w:val="1266500661"/>
+        <w:divId w:val="1230192695"/>
         <w:rPr>
           <w:rFonts w:eastAsia="Times New Roman"/>
           <w:lang w:val="nl-NL"/>
@@ -8897,7 +8898,7 @@
           <w:numId w:val="23"/>
         </w:numPr>
         <w:spacing w:before="100" w:beforeAutospacing="1" w:after="100" w:afterAutospacing="1"/>
-        <w:divId w:val="1266500661"/>
+        <w:divId w:val="1230192695"/>
         <w:rPr>
           <w:rFonts w:eastAsia="Times New Roman"/>
           <w:lang w:val="nl-NL"/>
@@ -8914,7 +8915,7 @@
     <w:p>
       <w:pPr>
         <w:pStyle w:val="Normaalweb"/>
-        <w:divId w:val="1266500661"/>
+        <w:divId w:val="1230192695"/>
         <w:rPr>
           <w:lang w:val="nl-NL"/>
         </w:rPr>
@@ -8929,7 +8930,7 @@
     <w:p>
       <w:pPr>
         <w:pStyle w:val="Kop5"/>
-        <w:divId w:val="1266500661"/>
+        <w:divId w:val="1230192695"/>
         <w:rPr>
           <w:rFonts w:eastAsia="Times New Roman"/>
           <w:lang w:val="nl-NL"/>
@@ -8946,7 +8947,7 @@
     <w:p>
       <w:pPr>
         <w:pStyle w:val="Normaalweb"/>
-        <w:divId w:val="1266500661"/>
+        <w:divId w:val="1230192695"/>
         <w:rPr>
           <w:lang w:val="nl-NL"/>
         </w:rPr>
@@ -8961,7 +8962,7 @@
     <w:p>
       <w:pPr>
         <w:pStyle w:val="Kop4"/>
-        <w:divId w:val="1266500661"/>
+        <w:divId w:val="1230192695"/>
         <w:rPr>
           <w:rFonts w:eastAsia="Times New Roman"/>
           <w:lang w:val="nl-NL"/>
@@ -8978,7 +8979,7 @@
     <w:p>
       <w:pPr>
         <w:pStyle w:val="Kop5"/>
-        <w:divId w:val="1266500661"/>
+        <w:divId w:val="1230192695"/>
         <w:rPr>
           <w:rFonts w:eastAsia="Times New Roman"/>
           <w:lang w:val="nl-NL"/>
@@ -8995,7 +8996,7 @@
     <w:p>
       <w:pPr>
         <w:pStyle w:val="Normaalweb"/>
-        <w:divId w:val="1266500661"/>
+        <w:divId w:val="1230192695"/>
         <w:rPr>
           <w:lang w:val="nl-NL"/>
         </w:rPr>
@@ -9010,7 +9011,7 @@
     <w:p>
       <w:pPr>
         <w:pStyle w:val="Kop5"/>
-        <w:divId w:val="1266500661"/>
+        <w:divId w:val="1230192695"/>
         <w:rPr>
           <w:rFonts w:eastAsia="Times New Roman"/>
           <w:lang w:val="nl-NL"/>
@@ -9027,7 +9028,7 @@
     <w:p>
       <w:pPr>
         <w:pStyle w:val="Normaalweb"/>
-        <w:divId w:val="1266500661"/>
+        <w:divId w:val="1230192695"/>
         <w:rPr>
           <w:lang w:val="nl-NL"/>
         </w:rPr>
@@ -9042,7 +9043,7 @@
     <w:p>
       <w:pPr>
         <w:pStyle w:val="Kop5"/>
-        <w:divId w:val="1266500661"/>
+        <w:divId w:val="1230192695"/>
         <w:rPr>
           <w:rFonts w:eastAsia="Times New Roman"/>
           <w:lang w:val="nl-NL"/>
@@ -9059,7 +9060,7 @@
     <w:p>
       <w:pPr>
         <w:pStyle w:val="Normaalweb"/>
-        <w:divId w:val="1266500661"/>
+        <w:divId w:val="1230192695"/>
         <w:rPr>
           <w:lang w:val="nl-NL"/>
         </w:rPr>
@@ -9074,7 +9075,7 @@
     <w:p>
       <w:pPr>
         <w:pStyle w:val="Kop5"/>
-        <w:divId w:val="1266500661"/>
+        <w:divId w:val="1230192695"/>
         <w:rPr>
           <w:rFonts w:eastAsia="Times New Roman"/>
           <w:lang w:val="nl-NL"/>
@@ -9091,7 +9092,7 @@
     <w:p>
       <w:pPr>
         <w:pStyle w:val="Normaalweb"/>
-        <w:divId w:val="1266500661"/>
+        <w:divId w:val="1230192695"/>
         <w:rPr>
           <w:lang w:val="nl-NL"/>
         </w:rPr>
@@ -9106,7 +9107,7 @@
     <w:p>
       <w:pPr>
         <w:pStyle w:val="Kop5"/>
-        <w:divId w:val="1266500661"/>
+        <w:divId w:val="1230192695"/>
         <w:rPr>
           <w:rFonts w:eastAsia="Times New Roman"/>
           <w:lang w:val="nl-NL"/>
@@ -9123,7 +9124,7 @@
     <w:p>
       <w:pPr>
         <w:pStyle w:val="Normaalweb"/>
-        <w:divId w:val="1266500661"/>
+        <w:divId w:val="1230192695"/>
         <w:rPr>
           <w:lang w:val="nl-NL"/>
         </w:rPr>
@@ -9138,7 +9139,7 @@
     <w:p>
       <w:pPr>
         <w:pStyle w:val="afsluiting"/>
-        <w:divId w:val="1266500661"/>
+        <w:divId w:val="1230192695"/>
         <w:rPr>
           <w:lang w:val="nl-NL"/>
         </w:rPr>
@@ -9153,7 +9154,7 @@
     <w:p>
       <w:pPr>
         <w:outlineLvl w:val="2"/>
-        <w:divId w:val="1088648647"/>
+        <w:divId w:val="612903153"/>
         <w:rPr>
           <w:rFonts w:ascii="Aptos Display" w:eastAsia="Times New Roman" w:hAnsi="Aptos Display"/>
           <w:b/>
@@ -9179,7 +9180,7 @@
     </w:p>
     <w:p>
       <w:pPr>
-        <w:divId w:val="1088648647"/>
+        <w:divId w:val="612903153"/>
         <w:rPr>
           <w:rFonts w:eastAsia="Times New Roman"/>
           <w:sz w:val="24"/>
@@ -9199,7 +9200,7 @@
     <w:p>
       <w:pPr>
         <w:pStyle w:val="subtitel"/>
-        <w:divId w:val="1266500661"/>
+        <w:divId w:val="1230192695"/>
         <w:rPr>
           <w:lang w:val="nl-NL"/>
         </w:rPr>
@@ -9214,7 +9215,7 @@
     <w:p>
       <w:pPr>
         <w:pStyle w:val="Kop4"/>
-        <w:divId w:val="1266500661"/>
+        <w:divId w:val="1230192695"/>
         <w:rPr>
           <w:rFonts w:eastAsia="Times New Roman"/>
           <w:lang w:val="nl-NL"/>
@@ -9231,7 +9232,7 @@
     <w:p>
       <w:pPr>
         <w:pStyle w:val="Normaalweb"/>
-        <w:divId w:val="1266500661"/>
+        <w:divId w:val="1230192695"/>
         <w:rPr>
           <w:lang w:val="nl-NL"/>
         </w:rPr>
@@ -9246,7 +9247,7 @@
     <w:p>
       <w:pPr>
         <w:pStyle w:val="Kop5"/>
-        <w:divId w:val="1266500661"/>
+        <w:divId w:val="1230192695"/>
         <w:rPr>
           <w:rFonts w:eastAsia="Times New Roman"/>
           <w:lang w:val="nl-NL"/>
@@ -9263,7 +9264,7 @@
     <w:p>
       <w:pPr>
         <w:pStyle w:val="Normaalweb"/>
-        <w:divId w:val="1266500661"/>
+        <w:divId w:val="1230192695"/>
         <w:rPr>
           <w:lang w:val="nl-NL"/>
         </w:rPr>
@@ -9278,7 +9279,7 @@
     <w:p>
       <w:pPr>
         <w:pStyle w:val="Normaalweb"/>
-        <w:divId w:val="1266500661"/>
+        <w:divId w:val="1230192695"/>
         <w:rPr>
           <w:lang w:val="nl-NL"/>
         </w:rPr>
@@ -9293,7 +9294,7 @@
     <w:p>
       <w:pPr>
         <w:pStyle w:val="Kop5"/>
-        <w:divId w:val="1266500661"/>
+        <w:divId w:val="1230192695"/>
         <w:rPr>
           <w:rFonts w:eastAsia="Times New Roman"/>
           <w:lang w:val="nl-NL"/>
@@ -9314,7 +9315,7 @@
           <w:numId w:val="24"/>
         </w:numPr>
         <w:spacing w:before="100" w:beforeAutospacing="1" w:after="100" w:afterAutospacing="1"/>
-        <w:divId w:val="1266500661"/>
+        <w:divId w:val="1230192695"/>
         <w:rPr>
           <w:rFonts w:eastAsia="Times New Roman"/>
           <w:lang w:val="nl-NL"/>
@@ -9335,7 +9336,7 @@
           <w:numId w:val="24"/>
         </w:numPr>
         <w:spacing w:before="100" w:beforeAutospacing="1" w:after="100" w:afterAutospacing="1"/>
-        <w:divId w:val="1266500661"/>
+        <w:divId w:val="1230192695"/>
         <w:rPr>
           <w:rFonts w:eastAsia="Times New Roman"/>
           <w:lang w:val="nl-NL"/>
@@ -9356,7 +9357,7 @@
           <w:numId w:val="24"/>
         </w:numPr>
         <w:spacing w:before="100" w:beforeAutospacing="1" w:after="100" w:afterAutospacing="1"/>
-        <w:divId w:val="1266500661"/>
+        <w:divId w:val="1230192695"/>
         <w:rPr>
           <w:rFonts w:eastAsia="Times New Roman"/>
           <w:lang w:val="nl-NL"/>
@@ -9377,7 +9378,7 @@
           <w:numId w:val="24"/>
         </w:numPr>
         <w:spacing w:before="100" w:beforeAutospacing="1" w:after="100" w:afterAutospacing="1"/>
-        <w:divId w:val="1266500661"/>
+        <w:divId w:val="1230192695"/>
         <w:rPr>
           <w:rFonts w:eastAsia="Times New Roman"/>
           <w:lang w:val="nl-NL"/>
@@ -9394,7 +9395,7 @@
     <w:p>
       <w:pPr>
         <w:pStyle w:val="Kop5"/>
-        <w:divId w:val="1266500661"/>
+        <w:divId w:val="1230192695"/>
         <w:rPr>
           <w:rFonts w:eastAsia="Times New Roman"/>
           <w:lang w:val="nl-NL"/>
@@ -9411,7 +9412,7 @@
     <w:p>
       <w:pPr>
         <w:pStyle w:val="Normaalweb"/>
-        <w:divId w:val="1266500661"/>
+        <w:divId w:val="1230192695"/>
         <w:rPr>
           <w:lang w:val="nl-NL"/>
         </w:rPr>
@@ -9426,7 +9427,7 @@
     <w:p>
       <w:pPr>
         <w:pStyle w:val="Kop4"/>
-        <w:divId w:val="1266500661"/>
+        <w:divId w:val="1230192695"/>
         <w:rPr>
           <w:rFonts w:eastAsia="Times New Roman"/>
           <w:lang w:val="nl-NL"/>
@@ -9443,7 +9444,7 @@
     <w:p>
       <w:pPr>
         <w:pStyle w:val="Normaalweb"/>
-        <w:divId w:val="837812857"/>
+        <w:divId w:val="587537819"/>
         <w:rPr>
           <w:lang w:val="nl-NL"/>
         </w:rPr>
@@ -9465,7 +9466,7 @@
     <w:p>
       <w:pPr>
         <w:pStyle w:val="Normaalweb"/>
-        <w:divId w:val="837812857"/>
+        <w:divId w:val="587537819"/>
         <w:rPr>
           <w:lang w:val="nl-NL"/>
         </w:rPr>
@@ -9487,7 +9488,7 @@
     <w:p>
       <w:pPr>
         <w:pStyle w:val="Kop5"/>
-        <w:divId w:val="1266500661"/>
+        <w:divId w:val="1230192695"/>
         <w:rPr>
           <w:rFonts w:eastAsia="Times New Roman"/>
           <w:lang w:val="nl-NL"/>
@@ -9504,7 +9505,7 @@
     <w:p>
       <w:pPr>
         <w:pStyle w:val="Normaalweb"/>
-        <w:divId w:val="1266500661"/>
+        <w:divId w:val="1230192695"/>
         <w:rPr>
           <w:lang w:val="nl-NL"/>
         </w:rPr>
@@ -9519,7 +9520,7 @@
     <w:p>
       <w:pPr>
         <w:pStyle w:val="Kop5"/>
-        <w:divId w:val="1266500661"/>
+        <w:divId w:val="1230192695"/>
         <w:rPr>
           <w:rFonts w:eastAsia="Times New Roman"/>
           <w:lang w:val="nl-NL"/>
@@ -9536,7 +9537,7 @@
     <w:p>
       <w:pPr>
         <w:pStyle w:val="Normaalweb"/>
-        <w:divId w:val="1266500661"/>
+        <w:divId w:val="1230192695"/>
         <w:rPr>
           <w:lang w:val="nl-NL"/>
         </w:rPr>
@@ -9551,7 +9552,7 @@
     <w:p>
       <w:pPr>
         <w:pStyle w:val="Kop5"/>
-        <w:divId w:val="1266500661"/>
+        <w:divId w:val="1230192695"/>
         <w:rPr>
           <w:rFonts w:eastAsia="Times New Roman"/>
           <w:lang w:val="nl-NL"/>
@@ -9568,7 +9569,7 @@
     <w:p>
       <w:pPr>
         <w:pStyle w:val="Normaalweb"/>
-        <w:divId w:val="1266500661"/>
+        <w:divId w:val="1230192695"/>
         <w:rPr>
           <w:lang w:val="nl-NL"/>
         </w:rPr>
@@ -9583,7 +9584,7 @@
     <w:p>
       <w:pPr>
         <w:pStyle w:val="Kop4"/>
-        <w:divId w:val="1266500661"/>
+        <w:divId w:val="1230192695"/>
         <w:rPr>
           <w:rFonts w:eastAsia="Times New Roman"/>
           <w:lang w:val="nl-NL"/>
@@ -9600,7 +9601,7 @@
     <w:p>
       <w:pPr>
         <w:pStyle w:val="Kop5"/>
-        <w:divId w:val="1266500661"/>
+        <w:divId w:val="1230192695"/>
         <w:rPr>
           <w:rFonts w:eastAsia="Times New Roman"/>
           <w:lang w:val="nl-NL"/>
@@ -9617,7 +9618,7 @@
     <w:p>
       <w:pPr>
         <w:pStyle w:val="Normaalweb"/>
-        <w:divId w:val="1266500661"/>
+        <w:divId w:val="1230192695"/>
         <w:rPr>
           <w:lang w:val="nl-NL"/>
         </w:rPr>
@@ -9632,7 +9633,7 @@
     <w:p>
       <w:pPr>
         <w:pStyle w:val="Kop5"/>
-        <w:divId w:val="1266500661"/>
+        <w:divId w:val="1230192695"/>
         <w:rPr>
           <w:rFonts w:eastAsia="Times New Roman"/>
           <w:lang w:val="nl-NL"/>
@@ -9649,7 +9650,7 @@
     <w:p>
       <w:pPr>
         <w:pStyle w:val="Normaalweb"/>
-        <w:divId w:val="1266500661"/>
+        <w:divId w:val="1230192695"/>
         <w:rPr>
           <w:lang w:val="nl-NL"/>
         </w:rPr>
@@ -9668,7 +9669,7 @@
           <w:numId w:val="25"/>
         </w:numPr>
         <w:spacing w:before="100" w:beforeAutospacing="1" w:after="100" w:afterAutospacing="1"/>
-        <w:divId w:val="1266500661"/>
+        <w:divId w:val="1230192695"/>
         <w:rPr>
           <w:rFonts w:eastAsia="Times New Roman"/>
           <w:lang w:val="nl-NL"/>
@@ -9689,7 +9690,7 @@
           <w:numId w:val="25"/>
         </w:numPr>
         <w:spacing w:before="100" w:beforeAutospacing="1" w:after="100" w:afterAutospacing="1"/>
-        <w:divId w:val="1266500661"/>
+        <w:divId w:val="1230192695"/>
         <w:rPr>
           <w:rFonts w:eastAsia="Times New Roman"/>
           <w:lang w:val="nl-NL"/>
@@ -9710,7 +9711,7 @@
           <w:numId w:val="25"/>
         </w:numPr>
         <w:spacing w:before="100" w:beforeAutospacing="1" w:after="100" w:afterAutospacing="1"/>
-        <w:divId w:val="1266500661"/>
+        <w:divId w:val="1230192695"/>
         <w:rPr>
           <w:rFonts w:eastAsia="Times New Roman"/>
           <w:lang w:val="nl-NL"/>
@@ -9727,7 +9728,7 @@
     <w:p>
       <w:pPr>
         <w:pStyle w:val="Normaalweb"/>
-        <w:divId w:val="1266500661"/>
+        <w:divId w:val="1230192695"/>
         <w:rPr>
           <w:lang w:val="nl-NL"/>
         </w:rPr>
@@ -9742,7 +9743,7 @@
     <w:p>
       <w:pPr>
         <w:pStyle w:val="Kop5"/>
-        <w:divId w:val="1266500661"/>
+        <w:divId w:val="1230192695"/>
         <w:rPr>
           <w:rFonts w:eastAsia="Times New Roman"/>
           <w:lang w:val="nl-NL"/>
@@ -9759,7 +9760,7 @@
     <w:p>
       <w:pPr>
         <w:pStyle w:val="Normaalweb"/>
-        <w:divId w:val="1266500661"/>
+        <w:divId w:val="1230192695"/>
         <w:rPr>
           <w:lang w:val="nl-NL"/>
         </w:rPr>
@@ -9774,7 +9775,7 @@
     <w:p>
       <w:pPr>
         <w:pStyle w:val="Kop4"/>
-        <w:divId w:val="1266500661"/>
+        <w:divId w:val="1230192695"/>
         <w:rPr>
           <w:rFonts w:eastAsia="Times New Roman"/>
           <w:lang w:val="nl-NL"/>
@@ -9791,7 +9792,7 @@
     <w:p>
       <w:pPr>
         <w:pStyle w:val="Kop5"/>
-        <w:divId w:val="1266500661"/>
+        <w:divId w:val="1230192695"/>
         <w:rPr>
           <w:rFonts w:eastAsia="Times New Roman"/>
           <w:lang w:val="nl-NL"/>
@@ -9808,7 +9809,7 @@
     <w:p>
       <w:pPr>
         <w:pStyle w:val="Normaalweb"/>
-        <w:divId w:val="1266500661"/>
+        <w:divId w:val="1230192695"/>
         <w:rPr>
           <w:lang w:val="nl-NL"/>
         </w:rPr>
@@ -9823,7 +9824,7 @@
     <w:p>
       <w:pPr>
         <w:pStyle w:val="Kop5"/>
-        <w:divId w:val="1266500661"/>
+        <w:divId w:val="1230192695"/>
         <w:rPr>
           <w:rFonts w:eastAsia="Times New Roman"/>
           <w:lang w:val="nl-NL"/>
@@ -9840,7 +9841,7 @@
     <w:p>
       <w:pPr>
         <w:pStyle w:val="Normaalweb"/>
-        <w:divId w:val="1266500661"/>
+        <w:divId w:val="1230192695"/>
         <w:rPr>
           <w:lang w:val="nl-NL"/>
         </w:rPr>
@@ -9855,7 +9856,7 @@
     <w:p>
       <w:pPr>
         <w:pStyle w:val="Kop5"/>
-        <w:divId w:val="1266500661"/>
+        <w:divId w:val="1230192695"/>
         <w:rPr>
           <w:rFonts w:eastAsia="Times New Roman"/>
           <w:lang w:val="nl-NL"/>
@@ -9872,7 +9873,7 @@
     <w:p>
       <w:pPr>
         <w:pStyle w:val="Normaalweb"/>
-        <w:divId w:val="1266500661"/>
+        <w:divId w:val="1230192695"/>
         <w:rPr>
           <w:lang w:val="nl-NL"/>
         </w:rPr>
@@ -9887,7 +9888,7 @@
     <w:p>
       <w:pPr>
         <w:pStyle w:val="Kop5"/>
-        <w:divId w:val="1266500661"/>
+        <w:divId w:val="1230192695"/>
         <w:rPr>
           <w:rFonts w:eastAsia="Times New Roman"/>
           <w:lang w:val="nl-NL"/>
@@ -9904,7 +9905,7 @@
     <w:p>
       <w:pPr>
         <w:pStyle w:val="Normaalweb"/>
-        <w:divId w:val="1266500661"/>
+        <w:divId w:val="1230192695"/>
         <w:rPr>
           <w:lang w:val="nl-NL"/>
         </w:rPr>
@@ -9919,7 +9920,7 @@
     <w:p>
       <w:pPr>
         <w:pStyle w:val="Kop5"/>
-        <w:divId w:val="1266500661"/>
+        <w:divId w:val="1230192695"/>
         <w:rPr>
           <w:rFonts w:eastAsia="Times New Roman"/>
           <w:lang w:val="nl-NL"/>
@@ -9936,7 +9937,7 @@
     <w:p>
       <w:pPr>
         <w:pStyle w:val="Normaalweb"/>
-        <w:divId w:val="1266500661"/>
+        <w:divId w:val="1230192695"/>
         <w:rPr>
           <w:lang w:val="nl-NL"/>
         </w:rPr>
@@ -9951,7 +9952,7 @@
     <w:p>
       <w:pPr>
         <w:pStyle w:val="afsluiting"/>
-        <w:divId w:val="1266500661"/>
+        <w:divId w:val="1230192695"/>
         <w:rPr>
           <w:lang w:val="nl-NL"/>
         </w:rPr>
@@ -9967,7 +9968,7 @@
       <w:pPr>
         <w:pStyle w:val="Kop2"/>
         <w:spacing w:before="400" w:after="160"/>
-        <w:divId w:val="1266500661"/>
+        <w:divId w:val="1230192695"/>
         <w:rPr>
           <w:rFonts w:eastAsia="Times New Roman"/>
           <w:sz w:val="32"/>
@@ -9975,7 +9976,7 @@
           <w:lang w:val="nl-NL"/>
         </w:rPr>
       </w:pPr>
-      <w:bookmarkStart w:id="6" w:name="_Toc242815251"/>
+      <w:bookmarkStart w:id="6" w:name="_Toc242816150"/>
       <w:r>
         <w:rPr>
           <w:rFonts w:eastAsia="Times New Roman"/>
@@ -9990,7 +9991,7 @@
     <w:p>
       <w:pPr>
         <w:outlineLvl w:val="2"/>
-        <w:divId w:val="128061817"/>
+        <w:divId w:val="217546660"/>
         <w:rPr>
           <w:rFonts w:ascii="Aptos Display" w:eastAsia="Times New Roman" w:hAnsi="Aptos Display"/>
           <w:b/>
@@ -10016,7 +10017,7 @@
     </w:p>
     <w:p>
       <w:pPr>
-        <w:divId w:val="128061817"/>
+        <w:divId w:val="217546660"/>
         <w:rPr>
           <w:rFonts w:eastAsia="Times New Roman"/>
           <w:sz w:val="24"/>
@@ -10036,7 +10037,7 @@
     <w:p>
       <w:pPr>
         <w:pStyle w:val="subtitel"/>
-        <w:divId w:val="1266500661"/>
+        <w:divId w:val="1230192695"/>
         <w:rPr>
           <w:lang w:val="nl-NL"/>
         </w:rPr>
@@ -10051,7 +10052,7 @@
     <w:p>
       <w:pPr>
         <w:pStyle w:val="Kop4"/>
-        <w:divId w:val="1266500661"/>
+        <w:divId w:val="1230192695"/>
         <w:rPr>
           <w:rFonts w:eastAsia="Times New Roman"/>
           <w:lang w:val="nl-NL"/>
@@ -10068,7 +10069,7 @@
     <w:p>
       <w:pPr>
         <w:pStyle w:val="Normaalweb"/>
-        <w:divId w:val="1266500661"/>
+        <w:divId w:val="1230192695"/>
         <w:rPr>
           <w:lang w:val="nl-NL"/>
         </w:rPr>
@@ -10083,7 +10084,7 @@
     <w:p>
       <w:pPr>
         <w:pStyle w:val="Kop5"/>
-        <w:divId w:val="1266500661"/>
+        <w:divId w:val="1230192695"/>
         <w:rPr>
           <w:rFonts w:eastAsia="Times New Roman"/>
           <w:lang w:val="nl-NL"/>
@@ -10100,7 +10101,7 @@
     <w:p>
       <w:pPr>
         <w:pStyle w:val="Normaalweb"/>
-        <w:divId w:val="1266500661"/>
+        <w:divId w:val="1230192695"/>
         <w:rPr>
           <w:lang w:val="nl-NL"/>
         </w:rPr>
@@ -10115,7 +10116,7 @@
     <w:p>
       <w:pPr>
         <w:pStyle w:val="Normaalweb"/>
-        <w:divId w:val="1266500661"/>
+        <w:divId w:val="1230192695"/>
         <w:rPr>
           <w:lang w:val="nl-NL"/>
         </w:rPr>
@@ -10130,7 +10131,7 @@
     <w:p>
       <w:pPr>
         <w:pStyle w:val="Kop5"/>
-        <w:divId w:val="1266500661"/>
+        <w:divId w:val="1230192695"/>
         <w:rPr>
           <w:rFonts w:eastAsia="Times New Roman"/>
           <w:lang w:val="nl-NL"/>
@@ -10151,7 +10152,7 @@
           <w:numId w:val="26"/>
         </w:numPr>
         <w:spacing w:before="100" w:beforeAutospacing="1" w:after="100" w:afterAutospacing="1"/>
-        <w:divId w:val="1266500661"/>
+        <w:divId w:val="1230192695"/>
         <w:rPr>
           <w:rFonts w:eastAsia="Times New Roman"/>
           <w:lang w:val="nl-NL"/>
@@ -10172,7 +10173,7 @@
           <w:numId w:val="26"/>
         </w:numPr>
         <w:spacing w:before="100" w:beforeAutospacing="1" w:after="100" w:afterAutospacing="1"/>
-        <w:divId w:val="1266500661"/>
+        <w:divId w:val="1230192695"/>
         <w:rPr>
           <w:rFonts w:eastAsia="Times New Roman"/>
           <w:lang w:val="nl-NL"/>
@@ -10193,7 +10194,7 @@
           <w:numId w:val="26"/>
         </w:numPr>
         <w:spacing w:before="100" w:beforeAutospacing="1" w:after="100" w:afterAutospacing="1"/>
-        <w:divId w:val="1266500661"/>
+        <w:divId w:val="1230192695"/>
         <w:rPr>
           <w:rFonts w:eastAsia="Times New Roman"/>
           <w:lang w:val="nl-NL"/>
@@ -10214,7 +10215,7 @@
           <w:numId w:val="26"/>
         </w:numPr>
         <w:spacing w:before="100" w:beforeAutospacing="1" w:after="100" w:afterAutospacing="1"/>
-        <w:divId w:val="1266500661"/>
+        <w:divId w:val="1230192695"/>
         <w:rPr>
           <w:rFonts w:eastAsia="Times New Roman"/>
           <w:lang w:val="nl-NL"/>
@@ -10231,7 +10232,7 @@
     <w:p>
       <w:pPr>
         <w:pStyle w:val="Kop5"/>
-        <w:divId w:val="1266500661"/>
+        <w:divId w:val="1230192695"/>
         <w:rPr>
           <w:rFonts w:eastAsia="Times New Roman"/>
           <w:lang w:val="nl-NL"/>
@@ -10248,7 +10249,7 @@
     <w:p>
       <w:pPr>
         <w:pStyle w:val="Normaalweb"/>
-        <w:divId w:val="1266500661"/>
+        <w:divId w:val="1230192695"/>
         <w:rPr>
           <w:lang w:val="nl-NL"/>
         </w:rPr>
@@ -10267,7 +10268,7 @@
           <w:numId w:val="27"/>
         </w:numPr>
         <w:spacing w:before="100" w:beforeAutospacing="1" w:after="100" w:afterAutospacing="1"/>
-        <w:divId w:val="1266500661"/>
+        <w:divId w:val="1230192695"/>
         <w:rPr>
           <w:rFonts w:eastAsia="Times New Roman"/>
           <w:lang w:val="nl-NL"/>
@@ -10296,7 +10297,7 @@
           <w:numId w:val="27"/>
         </w:numPr>
         <w:spacing w:before="100" w:beforeAutospacing="1" w:after="100" w:afterAutospacing="1"/>
-        <w:divId w:val="1266500661"/>
+        <w:divId w:val="1230192695"/>
         <w:rPr>
           <w:rFonts w:eastAsia="Times New Roman"/>
           <w:lang w:val="nl-NL"/>
@@ -10325,7 +10326,7 @@
           <w:numId w:val="27"/>
         </w:numPr>
         <w:spacing w:before="100" w:beforeAutospacing="1" w:after="100" w:afterAutospacing="1"/>
-        <w:divId w:val="1266500661"/>
+        <w:divId w:val="1230192695"/>
         <w:rPr>
           <w:rFonts w:eastAsia="Times New Roman"/>
           <w:lang w:val="nl-NL"/>
@@ -10342,7 +10343,7 @@
     <w:p>
       <w:pPr>
         <w:pStyle w:val="Kop4"/>
-        <w:divId w:val="1266500661"/>
+        <w:divId w:val="1230192695"/>
         <w:rPr>
           <w:rFonts w:eastAsia="Times New Roman"/>
           <w:lang w:val="nl-NL"/>
@@ -10359,7 +10360,7 @@
     <w:p>
       <w:pPr>
         <w:pStyle w:val="Normaalweb"/>
-        <w:divId w:val="1417478772"/>
+        <w:divId w:val="1312246654"/>
         <w:rPr>
           <w:lang w:val="nl-NL"/>
         </w:rPr>
@@ -10381,7 +10382,7 @@
     <w:p>
       <w:pPr>
         <w:pStyle w:val="Normaalweb"/>
-        <w:divId w:val="1417478772"/>
+        <w:divId w:val="1312246654"/>
         <w:rPr>
           <w:lang w:val="nl-NL"/>
         </w:rPr>
@@ -10403,7 +10404,7 @@
     <w:p>
       <w:pPr>
         <w:pStyle w:val="Kop5"/>
-        <w:divId w:val="1266500661"/>
+        <w:divId w:val="1230192695"/>
         <w:rPr>
           <w:rFonts w:eastAsia="Times New Roman"/>
           <w:lang w:val="nl-NL"/>
@@ -10420,7 +10421,7 @@
     <w:p>
       <w:pPr>
         <w:pStyle w:val="Normaalweb"/>
-        <w:divId w:val="1266500661"/>
+        <w:divId w:val="1230192695"/>
         <w:rPr>
           <w:lang w:val="nl-NL"/>
         </w:rPr>
@@ -10435,7 +10436,7 @@
     <w:p>
       <w:pPr>
         <w:pStyle w:val="Kop5"/>
-        <w:divId w:val="1266500661"/>
+        <w:divId w:val="1230192695"/>
         <w:rPr>
           <w:rFonts w:eastAsia="Times New Roman"/>
           <w:lang w:val="nl-NL"/>
@@ -10452,7 +10453,7 @@
     <w:p>
       <w:pPr>
         <w:pStyle w:val="Normaalweb"/>
-        <w:divId w:val="1266500661"/>
+        <w:divId w:val="1230192695"/>
         <w:rPr>
           <w:lang w:val="nl-NL"/>
         </w:rPr>
@@ -10473,7 +10474,7 @@
     <w:p>
       <w:pPr>
         <w:pStyle w:val="Kop5"/>
-        <w:divId w:val="1266500661"/>
+        <w:divId w:val="1230192695"/>
         <w:rPr>
           <w:rFonts w:eastAsia="Times New Roman"/>
           <w:lang w:val="nl-NL"/>
@@ -10490,7 +10491,7 @@
     <w:p>
       <w:pPr>
         <w:pStyle w:val="Normaalweb"/>
-        <w:divId w:val="1266500661"/>
+        <w:divId w:val="1230192695"/>
         <w:rPr>
           <w:lang w:val="nl-NL"/>
         </w:rPr>
@@ -10505,7 +10506,7 @@
     <w:p>
       <w:pPr>
         <w:pStyle w:val="Kop4"/>
-        <w:divId w:val="1266500661"/>
+        <w:divId w:val="1230192695"/>
         <w:rPr>
           <w:rFonts w:eastAsia="Times New Roman"/>
           <w:lang w:val="nl-NL"/>
@@ -10522,7 +10523,7 @@
     <w:p>
       <w:pPr>
         <w:pStyle w:val="Kop5"/>
-        <w:divId w:val="1266500661"/>
+        <w:divId w:val="1230192695"/>
         <w:rPr>
           <w:rFonts w:eastAsia="Times New Roman"/>
           <w:lang w:val="nl-NL"/>
@@ -10539,7 +10540,7 @@
     <w:p>
       <w:pPr>
         <w:pStyle w:val="Normaalweb"/>
-        <w:divId w:val="1266500661"/>
+        <w:divId w:val="1230192695"/>
         <w:rPr>
           <w:lang w:val="nl-NL"/>
         </w:rPr>
@@ -10554,7 +10555,7 @@
     <w:p>
       <w:pPr>
         <w:pStyle w:val="Kop5"/>
-        <w:divId w:val="1266500661"/>
+        <w:divId w:val="1230192695"/>
         <w:rPr>
           <w:rFonts w:eastAsia="Times New Roman"/>
           <w:lang w:val="nl-NL"/>
@@ -10571,7 +10572,7 @@
     <w:p>
       <w:pPr>
         <w:pStyle w:val="Normaalweb"/>
-        <w:divId w:val="1266500661"/>
+        <w:divId w:val="1230192695"/>
         <w:rPr>
           <w:lang w:val="nl-NL"/>
         </w:rPr>
@@ -10590,7 +10591,7 @@
           <w:numId w:val="28"/>
         </w:numPr>
         <w:spacing w:before="100" w:beforeAutospacing="1" w:after="100" w:afterAutospacing="1"/>
-        <w:divId w:val="1266500661"/>
+        <w:divId w:val="1230192695"/>
         <w:rPr>
           <w:rFonts w:eastAsia="Times New Roman"/>
           <w:lang w:val="nl-NL"/>
@@ -10611,7 +10612,7 @@
           <w:numId w:val="28"/>
         </w:numPr>
         <w:spacing w:before="100" w:beforeAutospacing="1" w:after="100" w:afterAutospacing="1"/>
-        <w:divId w:val="1266500661"/>
+        <w:divId w:val="1230192695"/>
         <w:rPr>
           <w:rFonts w:eastAsia="Times New Roman"/>
           <w:lang w:val="nl-NL"/>
@@ -10632,7 +10633,7 @@
           <w:numId w:val="28"/>
         </w:numPr>
         <w:spacing w:before="100" w:beforeAutospacing="1" w:after="100" w:afterAutospacing="1"/>
-        <w:divId w:val="1266500661"/>
+        <w:divId w:val="1230192695"/>
         <w:rPr>
           <w:rFonts w:eastAsia="Times New Roman"/>
           <w:lang w:val="nl-NL"/>
@@ -10653,7 +10654,7 @@
           <w:numId w:val="28"/>
         </w:numPr>
         <w:spacing w:before="100" w:beforeAutospacing="1" w:after="100" w:afterAutospacing="1"/>
-        <w:divId w:val="1266500661"/>
+        <w:divId w:val="1230192695"/>
         <w:rPr>
           <w:rFonts w:eastAsia="Times New Roman"/>
           <w:lang w:val="nl-NL"/>
@@ -10670,7 +10671,7 @@
     <w:p>
       <w:pPr>
         <w:pStyle w:val="Normaalweb"/>
-        <w:divId w:val="1266500661"/>
+        <w:divId w:val="1230192695"/>
         <w:rPr>
           <w:lang w:val="nl-NL"/>
         </w:rPr>
@@ -10685,7 +10686,7 @@
     <w:p>
       <w:pPr>
         <w:pStyle w:val="Kop5"/>
-        <w:divId w:val="1266500661"/>
+        <w:divId w:val="1230192695"/>
         <w:rPr>
           <w:rFonts w:eastAsia="Times New Roman"/>
           <w:lang w:val="nl-NL"/>
@@ -10702,7 +10703,7 @@
     <w:p>
       <w:pPr>
         <w:pStyle w:val="Normaalweb"/>
-        <w:divId w:val="1266500661"/>
+        <w:divId w:val="1230192695"/>
         <w:rPr>
           <w:lang w:val="nl-NL"/>
         </w:rPr>
@@ -10717,7 +10718,7 @@
     <w:p>
       <w:pPr>
         <w:pStyle w:val="Kop4"/>
-        <w:divId w:val="1266500661"/>
+        <w:divId w:val="1230192695"/>
         <w:rPr>
           <w:rFonts w:eastAsia="Times New Roman"/>
           <w:lang w:val="nl-NL"/>
@@ -10734,7 +10735,7 @@
     <w:p>
       <w:pPr>
         <w:pStyle w:val="Kop5"/>
-        <w:divId w:val="1266500661"/>
+        <w:divId w:val="1230192695"/>
         <w:rPr>
           <w:rFonts w:eastAsia="Times New Roman"/>
           <w:lang w:val="nl-NL"/>
@@ -10751,7 +10752,7 @@
     <w:p>
       <w:pPr>
         <w:pStyle w:val="Normaalweb"/>
-        <w:divId w:val="1266500661"/>
+        <w:divId w:val="1230192695"/>
         <w:rPr>
           <w:lang w:val="nl-NL"/>
         </w:rPr>
@@ -10766,7 +10767,7 @@
     <w:p>
       <w:pPr>
         <w:pStyle w:val="Kop5"/>
-        <w:divId w:val="1266500661"/>
+        <w:divId w:val="1230192695"/>
         <w:rPr>
           <w:rFonts w:eastAsia="Times New Roman"/>
           <w:lang w:val="nl-NL"/>
@@ -10783,7 +10784,7 @@
     <w:p>
       <w:pPr>
         <w:pStyle w:val="Normaalweb"/>
-        <w:divId w:val="1266500661"/>
+        <w:divId w:val="1230192695"/>
         <w:rPr>
           <w:lang w:val="nl-NL"/>
         </w:rPr>
@@ -10798,7 +10799,7 @@
     <w:p>
       <w:pPr>
         <w:pStyle w:val="Kop5"/>
-        <w:divId w:val="1266500661"/>
+        <w:divId w:val="1230192695"/>
         <w:rPr>
           <w:rFonts w:eastAsia="Times New Roman"/>
           <w:lang w:val="nl-NL"/>
@@ -10815,7 +10816,7 @@
     <w:p>
       <w:pPr>
         <w:pStyle w:val="Normaalweb"/>
-        <w:divId w:val="1266500661"/>
+        <w:divId w:val="1230192695"/>
         <w:rPr>
           <w:lang w:val="nl-NL"/>
         </w:rPr>
@@ -10830,7 +10831,7 @@
     <w:p>
       <w:pPr>
         <w:pStyle w:val="Kop5"/>
-        <w:divId w:val="1266500661"/>
+        <w:divId w:val="1230192695"/>
         <w:rPr>
           <w:rFonts w:eastAsia="Times New Roman"/>
           <w:lang w:val="nl-NL"/>
@@ -10847,7 +10848,7 @@
     <w:p>
       <w:pPr>
         <w:pStyle w:val="Normaalweb"/>
-        <w:divId w:val="1266500661"/>
+        <w:divId w:val="1230192695"/>
         <w:rPr>
           <w:lang w:val="nl-NL"/>
         </w:rPr>
@@ -10862,7 +10863,7 @@
     <w:p>
       <w:pPr>
         <w:pStyle w:val="Kop5"/>
-        <w:divId w:val="1266500661"/>
+        <w:divId w:val="1230192695"/>
         <w:rPr>
           <w:rFonts w:eastAsia="Times New Roman"/>
           <w:lang w:val="nl-NL"/>
@@ -10879,7 +10880,7 @@
     <w:p>
       <w:pPr>
         <w:pStyle w:val="Normaalweb"/>
-        <w:divId w:val="1266500661"/>
+        <w:divId w:val="1230192695"/>
         <w:rPr>
           <w:lang w:val="nl-NL"/>
         </w:rPr>
@@ -10894,7 +10895,7 @@
     <w:p>
       <w:pPr>
         <w:pStyle w:val="afsluiting"/>
-        <w:divId w:val="1266500661"/>
+        <w:divId w:val="1230192695"/>
         <w:rPr>
           <w:lang w:val="nl-NL"/>
         </w:rPr>
@@ -10909,7 +10910,7 @@
     <w:p>
       <w:pPr>
         <w:outlineLvl w:val="2"/>
-        <w:divId w:val="526649127"/>
+        <w:divId w:val="1528174254"/>
         <w:rPr>
           <w:rFonts w:ascii="Aptos Display" w:eastAsia="Times New Roman" w:hAnsi="Aptos Display"/>
           <w:b/>
@@ -10935,7 +10936,7 @@
     </w:p>
     <w:p>
       <w:pPr>
-        <w:divId w:val="526649127"/>
+        <w:divId w:val="1528174254"/>
         <w:rPr>
           <w:rFonts w:eastAsia="Times New Roman"/>
           <w:sz w:val="24"/>
@@ -10955,7 +10956,7 @@
     <w:p>
       <w:pPr>
         <w:pStyle w:val="subtitel"/>
-        <w:divId w:val="1266500661"/>
+        <w:divId w:val="1230192695"/>
         <w:rPr>
           <w:lang w:val="nl-NL"/>
         </w:rPr>
@@ -10970,7 +10971,7 @@
     <w:p>
       <w:pPr>
         <w:pStyle w:val="Kop4"/>
-        <w:divId w:val="1266500661"/>
+        <w:divId w:val="1230192695"/>
         <w:rPr>
           <w:rFonts w:eastAsia="Times New Roman"/>
           <w:lang w:val="nl-NL"/>
@@ -10987,7 +10988,7 @@
     <w:p>
       <w:pPr>
         <w:pStyle w:val="Normaalweb"/>
-        <w:divId w:val="1266500661"/>
+        <w:divId w:val="1230192695"/>
         <w:rPr>
           <w:lang w:val="nl-NL"/>
         </w:rPr>
@@ -11002,7 +11003,7 @@
     <w:p>
       <w:pPr>
         <w:pStyle w:val="Kop5"/>
-        <w:divId w:val="1266500661"/>
+        <w:divId w:val="1230192695"/>
         <w:rPr>
           <w:rFonts w:eastAsia="Times New Roman"/>
           <w:lang w:val="nl-NL"/>
@@ -11019,7 +11020,7 @@
     <w:p>
       <w:pPr>
         <w:pStyle w:val="Normaalweb"/>
-        <w:divId w:val="1266500661"/>
+        <w:divId w:val="1230192695"/>
         <w:rPr>
           <w:lang w:val="nl-NL"/>
         </w:rPr>
@@ -11034,7 +11035,7 @@
     <w:p>
       <w:pPr>
         <w:pStyle w:val="Normaalweb"/>
-        <w:divId w:val="1266500661"/>
+        <w:divId w:val="1230192695"/>
         <w:rPr>
           <w:lang w:val="nl-NL"/>
         </w:rPr>
@@ -11049,7 +11050,7 @@
     <w:p>
       <w:pPr>
         <w:pStyle w:val="Kop5"/>
-        <w:divId w:val="1266500661"/>
+        <w:divId w:val="1230192695"/>
         <w:rPr>
           <w:rFonts w:eastAsia="Times New Roman"/>
           <w:lang w:val="nl-NL"/>
@@ -11070,7 +11071,7 @@
           <w:numId w:val="29"/>
         </w:numPr>
         <w:spacing w:before="100" w:beforeAutospacing="1" w:after="100" w:afterAutospacing="1"/>
-        <w:divId w:val="1266500661"/>
+        <w:divId w:val="1230192695"/>
         <w:rPr>
           <w:rFonts w:eastAsia="Times New Roman"/>
           <w:lang w:val="nl-NL"/>
@@ -11091,7 +11092,7 @@
           <w:numId w:val="29"/>
         </w:numPr>
         <w:spacing w:before="100" w:beforeAutospacing="1" w:after="100" w:afterAutospacing="1"/>
-        <w:divId w:val="1266500661"/>
+        <w:divId w:val="1230192695"/>
         <w:rPr>
           <w:rFonts w:eastAsia="Times New Roman"/>
           <w:lang w:val="nl-NL"/>
@@ -11112,7 +11113,7 @@
           <w:numId w:val="29"/>
         </w:numPr>
         <w:spacing w:before="100" w:beforeAutospacing="1" w:after="100" w:afterAutospacing="1"/>
-        <w:divId w:val="1266500661"/>
+        <w:divId w:val="1230192695"/>
         <w:rPr>
           <w:rFonts w:eastAsia="Times New Roman"/>
           <w:lang w:val="nl-NL"/>
@@ -11133,7 +11134,7 @@
           <w:numId w:val="29"/>
         </w:numPr>
         <w:spacing w:before="100" w:beforeAutospacing="1" w:after="100" w:afterAutospacing="1"/>
-        <w:divId w:val="1266500661"/>
+        <w:divId w:val="1230192695"/>
         <w:rPr>
           <w:rFonts w:eastAsia="Times New Roman"/>
           <w:lang w:val="nl-NL"/>
@@ -11150,7 +11151,7 @@
     <w:p>
       <w:pPr>
         <w:pStyle w:val="Kop5"/>
-        <w:divId w:val="1266500661"/>
+        <w:divId w:val="1230192695"/>
         <w:rPr>
           <w:rFonts w:eastAsia="Times New Roman"/>
           <w:lang w:val="nl-NL"/>
@@ -11167,7 +11168,7 @@
     <w:p>
       <w:pPr>
         <w:pStyle w:val="Normaalweb"/>
-        <w:divId w:val="1266500661"/>
+        <w:divId w:val="1230192695"/>
         <w:rPr>
           <w:lang w:val="nl-NL"/>
         </w:rPr>
@@ -11182,7 +11183,7 @@
     <w:p>
       <w:pPr>
         <w:pStyle w:val="Kop4"/>
-        <w:divId w:val="1266500661"/>
+        <w:divId w:val="1230192695"/>
         <w:rPr>
           <w:rFonts w:eastAsia="Times New Roman"/>
           <w:lang w:val="nl-NL"/>
@@ -11199,7 +11200,7 @@
     <w:p>
       <w:pPr>
         <w:pStyle w:val="Normaalweb"/>
-        <w:divId w:val="1532189485"/>
+        <w:divId w:val="383262246"/>
         <w:rPr>
           <w:lang w:val="nl-NL"/>
         </w:rPr>
@@ -11221,7 +11222,7 @@
     <w:p>
       <w:pPr>
         <w:pStyle w:val="Normaalweb"/>
-        <w:divId w:val="1532189485"/>
+        <w:divId w:val="383262246"/>
         <w:rPr>
           <w:lang w:val="nl-NL"/>
         </w:rPr>
@@ -11243,7 +11244,7 @@
     <w:p>
       <w:pPr>
         <w:pStyle w:val="Kop5"/>
-        <w:divId w:val="1266500661"/>
+        <w:divId w:val="1230192695"/>
         <w:rPr>
           <w:rFonts w:eastAsia="Times New Roman"/>
           <w:lang w:val="nl-NL"/>
@@ -11260,7 +11261,7 @@
     <w:p>
       <w:pPr>
         <w:pStyle w:val="Normaalweb"/>
-        <w:divId w:val="1266500661"/>
+        <w:divId w:val="1230192695"/>
         <w:rPr>
           <w:lang w:val="nl-NL"/>
         </w:rPr>
@@ -11275,7 +11276,7 @@
     <w:p>
       <w:pPr>
         <w:pStyle w:val="Kop5"/>
-        <w:divId w:val="1266500661"/>
+        <w:divId w:val="1230192695"/>
         <w:rPr>
           <w:rFonts w:eastAsia="Times New Roman"/>
           <w:lang w:val="nl-NL"/>
@@ -11292,7 +11293,7 @@
     <w:p>
       <w:pPr>
         <w:pStyle w:val="Normaalweb"/>
-        <w:divId w:val="1266500661"/>
+        <w:divId w:val="1230192695"/>
         <w:rPr>
           <w:lang w:val="nl-NL"/>
         </w:rPr>
@@ -11307,7 +11308,7 @@
     <w:p>
       <w:pPr>
         <w:pStyle w:val="Kop5"/>
-        <w:divId w:val="1266500661"/>
+        <w:divId w:val="1230192695"/>
         <w:rPr>
           <w:rFonts w:eastAsia="Times New Roman"/>
           <w:lang w:val="nl-NL"/>
@@ -11324,7 +11325,7 @@
     <w:p>
       <w:pPr>
         <w:pStyle w:val="Normaalweb"/>
-        <w:divId w:val="1266500661"/>
+        <w:divId w:val="1230192695"/>
         <w:rPr>
           <w:lang w:val="nl-NL"/>
         </w:rPr>
@@ -11339,7 +11340,7 @@
     <w:p>
       <w:pPr>
         <w:pStyle w:val="Kop4"/>
-        <w:divId w:val="1266500661"/>
+        <w:divId w:val="1230192695"/>
         <w:rPr>
           <w:rFonts w:eastAsia="Times New Roman"/>
           <w:lang w:val="nl-NL"/>
@@ -11356,7 +11357,7 @@
     <w:p>
       <w:pPr>
         <w:pStyle w:val="Kop5"/>
-        <w:divId w:val="1266500661"/>
+        <w:divId w:val="1230192695"/>
         <w:rPr>
           <w:rFonts w:eastAsia="Times New Roman"/>
           <w:lang w:val="nl-NL"/>
@@ -11373,7 +11374,7 @@
     <w:p>
       <w:pPr>
         <w:pStyle w:val="Normaalweb"/>
-        <w:divId w:val="1266500661"/>
+        <w:divId w:val="1230192695"/>
         <w:rPr>
           <w:lang w:val="nl-NL"/>
         </w:rPr>
@@ -11388,7 +11389,7 @@
     <w:p>
       <w:pPr>
         <w:pStyle w:val="Kop5"/>
-        <w:divId w:val="1266500661"/>
+        <w:divId w:val="1230192695"/>
         <w:rPr>
           <w:rFonts w:eastAsia="Times New Roman"/>
           <w:lang w:val="nl-NL"/>
@@ -11405,7 +11406,7 @@
     <w:p>
       <w:pPr>
         <w:pStyle w:val="Normaalweb"/>
-        <w:divId w:val="1266500661"/>
+        <w:divId w:val="1230192695"/>
         <w:rPr>
           <w:lang w:val="nl-NL"/>
         </w:rPr>
@@ -11424,7 +11425,7 @@
           <w:numId w:val="30"/>
         </w:numPr>
         <w:spacing w:before="100" w:beforeAutospacing="1" w:after="100" w:afterAutospacing="1"/>
-        <w:divId w:val="1266500661"/>
+        <w:divId w:val="1230192695"/>
         <w:rPr>
           <w:rFonts w:eastAsia="Times New Roman"/>
           <w:lang w:val="nl-NL"/>
@@ -11445,7 +11446,7 @@
           <w:numId w:val="30"/>
         </w:numPr>
         <w:spacing w:before="100" w:beforeAutospacing="1" w:after="100" w:afterAutospacing="1"/>
-        <w:divId w:val="1266500661"/>
+        <w:divId w:val="1230192695"/>
         <w:rPr>
           <w:rFonts w:eastAsia="Times New Roman"/>
           <w:lang w:val="nl-NL"/>
@@ -11466,7 +11467,7 @@
           <w:numId w:val="30"/>
         </w:numPr>
         <w:spacing w:before="100" w:beforeAutospacing="1" w:after="100" w:afterAutospacing="1"/>
-        <w:divId w:val="1266500661"/>
+        <w:divId w:val="1230192695"/>
         <w:rPr>
           <w:rFonts w:eastAsia="Times New Roman"/>
           <w:lang w:val="nl-NL"/>
@@ -11487,7 +11488,7 @@
           <w:numId w:val="30"/>
         </w:numPr>
         <w:spacing w:before="100" w:beforeAutospacing="1" w:after="100" w:afterAutospacing="1"/>
-        <w:divId w:val="1266500661"/>
+        <w:divId w:val="1230192695"/>
         <w:rPr>
           <w:rFonts w:eastAsia="Times New Roman"/>
           <w:lang w:val="nl-NL"/>
@@ -11504,7 +11505,7 @@
     <w:p>
       <w:pPr>
         <w:pStyle w:val="Normaalweb"/>
-        <w:divId w:val="1266500661"/>
+        <w:divId w:val="1230192695"/>
         <w:rPr>
           <w:lang w:val="nl-NL"/>
         </w:rPr>
@@ -11519,7 +11520,7 @@
     <w:p>
       <w:pPr>
         <w:pStyle w:val="Kop5"/>
-        <w:divId w:val="1266500661"/>
+        <w:divId w:val="1230192695"/>
         <w:rPr>
           <w:rFonts w:eastAsia="Times New Roman"/>
           <w:lang w:val="nl-NL"/>
@@ -11536,7 +11537,7 @@
     <w:p>
       <w:pPr>
         <w:pStyle w:val="Normaalweb"/>
-        <w:divId w:val="1266500661"/>
+        <w:divId w:val="1230192695"/>
         <w:rPr>
           <w:lang w:val="nl-NL"/>
         </w:rPr>
@@ -11551,7 +11552,7 @@
     <w:p>
       <w:pPr>
         <w:pStyle w:val="Kop4"/>
-        <w:divId w:val="1266500661"/>
+        <w:divId w:val="1230192695"/>
         <w:rPr>
           <w:rFonts w:eastAsia="Times New Roman"/>
           <w:lang w:val="nl-NL"/>
@@ -11568,7 +11569,7 @@
     <w:p>
       <w:pPr>
         <w:pStyle w:val="Kop5"/>
-        <w:divId w:val="1266500661"/>
+        <w:divId w:val="1230192695"/>
         <w:rPr>
           <w:rFonts w:eastAsia="Times New Roman"/>
           <w:lang w:val="nl-NL"/>
@@ -11585,7 +11586,7 @@
     <w:p>
       <w:pPr>
         <w:pStyle w:val="Normaalweb"/>
-        <w:divId w:val="1266500661"/>
+        <w:divId w:val="1230192695"/>
         <w:rPr>
           <w:lang w:val="nl-NL"/>
         </w:rPr>
@@ -11600,7 +11601,7 @@
     <w:p>
       <w:pPr>
         <w:pStyle w:val="Kop5"/>
-        <w:divId w:val="1266500661"/>
+        <w:divId w:val="1230192695"/>
         <w:rPr>
           <w:rFonts w:eastAsia="Times New Roman"/>
           <w:lang w:val="nl-NL"/>
@@ -11617,7 +11618,7 @@
     <w:p>
       <w:pPr>
         <w:pStyle w:val="Normaalweb"/>
-        <w:divId w:val="1266500661"/>
+        <w:divId w:val="1230192695"/>
         <w:rPr>
           <w:lang w:val="nl-NL"/>
         </w:rPr>
@@ -11632,7 +11633,7 @@
     <w:p>
       <w:pPr>
         <w:pStyle w:val="Kop5"/>
-        <w:divId w:val="1266500661"/>
+        <w:divId w:val="1230192695"/>
         <w:rPr>
           <w:rFonts w:eastAsia="Times New Roman"/>
           <w:lang w:val="nl-NL"/>
@@ -11649,7 +11650,7 @@
     <w:p>
       <w:pPr>
         <w:pStyle w:val="Normaalweb"/>
-        <w:divId w:val="1266500661"/>
+        <w:divId w:val="1230192695"/>
         <w:rPr>
           <w:lang w:val="nl-NL"/>
         </w:rPr>
@@ -11664,7 +11665,7 @@
     <w:p>
       <w:pPr>
         <w:pStyle w:val="Kop5"/>
-        <w:divId w:val="1266500661"/>
+        <w:divId w:val="1230192695"/>
         <w:rPr>
           <w:rFonts w:eastAsia="Times New Roman"/>
           <w:lang w:val="nl-NL"/>
@@ -11681,7 +11682,7 @@
     <w:p>
       <w:pPr>
         <w:pStyle w:val="Normaalweb"/>
-        <w:divId w:val="1266500661"/>
+        <w:divId w:val="1230192695"/>
         <w:rPr>
           <w:lang w:val="nl-NL"/>
         </w:rPr>
@@ -11696,7 +11697,7 @@
     <w:p>
       <w:pPr>
         <w:pStyle w:val="Kop5"/>
-        <w:divId w:val="1266500661"/>
+        <w:divId w:val="1230192695"/>
         <w:rPr>
           <w:rFonts w:eastAsia="Times New Roman"/>
           <w:lang w:val="nl-NL"/>
@@ -11713,7 +11714,7 @@
     <w:p>
       <w:pPr>
         <w:pStyle w:val="Normaalweb"/>
-        <w:divId w:val="1266500661"/>
+        <w:divId w:val="1230192695"/>
         <w:rPr>
           <w:lang w:val="nl-NL"/>
         </w:rPr>
@@ -11728,7 +11729,7 @@
     <w:p>
       <w:pPr>
         <w:pStyle w:val="afsluiting"/>
-        <w:divId w:val="1266500661"/>
+        <w:divId w:val="1230192695"/>
         <w:rPr>
           <w:lang w:val="nl-NL"/>
         </w:rPr>
@@ -11743,7 +11744,7 @@
     <w:p>
       <w:pPr>
         <w:outlineLvl w:val="2"/>
-        <w:divId w:val="1629047709"/>
+        <w:divId w:val="1522548619"/>
         <w:rPr>
           <w:rFonts w:ascii="Aptos Display" w:eastAsia="Times New Roman" w:hAnsi="Aptos Display"/>
           <w:b/>
@@ -11769,7 +11770,7 @@
     </w:p>
     <w:p>
       <w:pPr>
-        <w:divId w:val="1629047709"/>
+        <w:divId w:val="1522548619"/>
         <w:rPr>
           <w:rFonts w:eastAsia="Times New Roman"/>
           <w:sz w:val="24"/>
@@ -11789,7 +11790,7 @@
     <w:p>
       <w:pPr>
         <w:pStyle w:val="subtitel"/>
-        <w:divId w:val="1266500661"/>
+        <w:divId w:val="1230192695"/>
         <w:rPr>
           <w:lang w:val="nl-NL"/>
         </w:rPr>
@@ -11804,7 +11805,7 @@
     <w:p>
       <w:pPr>
         <w:pStyle w:val="Kop4"/>
-        <w:divId w:val="1266500661"/>
+        <w:divId w:val="1230192695"/>
         <w:rPr>
           <w:rFonts w:eastAsia="Times New Roman"/>
           <w:lang w:val="nl-NL"/>
@@ -11821,7 +11822,7 @@
     <w:p>
       <w:pPr>
         <w:pStyle w:val="Normaalweb"/>
-        <w:divId w:val="1266500661"/>
+        <w:divId w:val="1230192695"/>
         <w:rPr>
           <w:lang w:val="nl-NL"/>
         </w:rPr>
@@ -11836,7 +11837,7 @@
     <w:p>
       <w:pPr>
         <w:pStyle w:val="Kop5"/>
-        <w:divId w:val="1266500661"/>
+        <w:divId w:val="1230192695"/>
         <w:rPr>
           <w:rFonts w:eastAsia="Times New Roman"/>
           <w:lang w:val="nl-NL"/>
@@ -11853,7 +11854,7 @@
     <w:p>
       <w:pPr>
         <w:pStyle w:val="Normaalweb"/>
-        <w:divId w:val="1266500661"/>
+        <w:divId w:val="1230192695"/>
         <w:rPr>
           <w:lang w:val="nl-NL"/>
         </w:rPr>
@@ -11868,7 +11869,7 @@
     <w:p>
       <w:pPr>
         <w:pStyle w:val="Normaalweb"/>
-        <w:divId w:val="1266500661"/>
+        <w:divId w:val="1230192695"/>
         <w:rPr>
           <w:lang w:val="nl-NL"/>
         </w:rPr>
@@ -11883,7 +11884,7 @@
     <w:p>
       <w:pPr>
         <w:pStyle w:val="Kop5"/>
-        <w:divId w:val="1266500661"/>
+        <w:divId w:val="1230192695"/>
         <w:rPr>
           <w:rFonts w:eastAsia="Times New Roman"/>
           <w:lang w:val="nl-NL"/>
@@ -11904,7 +11905,7 @@
           <w:numId w:val="31"/>
         </w:numPr>
         <w:spacing w:before="100" w:beforeAutospacing="1" w:after="100" w:afterAutospacing="1"/>
-        <w:divId w:val="1266500661"/>
+        <w:divId w:val="1230192695"/>
         <w:rPr>
           <w:rFonts w:eastAsia="Times New Roman"/>
           <w:lang w:val="nl-NL"/>
@@ -11925,7 +11926,7 @@
           <w:numId w:val="31"/>
         </w:numPr>
         <w:spacing w:before="100" w:beforeAutospacing="1" w:after="100" w:afterAutospacing="1"/>
-        <w:divId w:val="1266500661"/>
+        <w:divId w:val="1230192695"/>
         <w:rPr>
           <w:rFonts w:eastAsia="Times New Roman"/>
           <w:lang w:val="nl-NL"/>
@@ -11946,7 +11947,7 @@
           <w:numId w:val="31"/>
         </w:numPr>
         <w:spacing w:before="100" w:beforeAutospacing="1" w:after="100" w:afterAutospacing="1"/>
-        <w:divId w:val="1266500661"/>
+        <w:divId w:val="1230192695"/>
         <w:rPr>
           <w:rFonts w:eastAsia="Times New Roman"/>
           <w:lang w:val="nl-NL"/>
@@ -11967,7 +11968,7 @@
           <w:numId w:val="31"/>
         </w:numPr>
         <w:spacing w:before="100" w:beforeAutospacing="1" w:after="100" w:afterAutospacing="1"/>
-        <w:divId w:val="1266500661"/>
+        <w:divId w:val="1230192695"/>
         <w:rPr>
           <w:rFonts w:eastAsia="Times New Roman"/>
           <w:lang w:val="nl-NL"/>
@@ -11984,7 +11985,7 @@
     <w:p>
       <w:pPr>
         <w:pStyle w:val="Kop5"/>
-        <w:divId w:val="1266500661"/>
+        <w:divId w:val="1230192695"/>
         <w:rPr>
           <w:rFonts w:eastAsia="Times New Roman"/>
           <w:lang w:val="nl-NL"/>
@@ -12001,7 +12002,7 @@
     <w:p>
       <w:pPr>
         <w:pStyle w:val="Normaalweb"/>
-        <w:divId w:val="1266500661"/>
+        <w:divId w:val="1230192695"/>
         <w:rPr>
           <w:lang w:val="nl-NL"/>
         </w:rPr>
@@ -12020,7 +12021,7 @@
           <w:numId w:val="32"/>
         </w:numPr>
         <w:spacing w:before="100" w:beforeAutospacing="1" w:after="100" w:afterAutospacing="1"/>
-        <w:divId w:val="1266500661"/>
+        <w:divId w:val="1230192695"/>
         <w:rPr>
           <w:rFonts w:eastAsia="Times New Roman"/>
           <w:lang w:val="nl-NL"/>
@@ -12041,7 +12042,7 @@
           <w:numId w:val="32"/>
         </w:numPr>
         <w:spacing w:before="100" w:beforeAutospacing="1" w:after="100" w:afterAutospacing="1"/>
-        <w:divId w:val="1266500661"/>
+        <w:divId w:val="1230192695"/>
         <w:rPr>
           <w:rFonts w:eastAsia="Times New Roman"/>
           <w:lang w:val="nl-NL"/>
@@ -12062,7 +12063,7 @@
           <w:numId w:val="32"/>
         </w:numPr>
         <w:spacing w:before="100" w:beforeAutospacing="1" w:after="100" w:afterAutospacing="1"/>
-        <w:divId w:val="1266500661"/>
+        <w:divId w:val="1230192695"/>
         <w:rPr>
           <w:rFonts w:eastAsia="Times New Roman"/>
           <w:lang w:val="nl-NL"/>
@@ -12079,7 +12080,7 @@
     <w:p>
       <w:pPr>
         <w:pStyle w:val="Kop4"/>
-        <w:divId w:val="1266500661"/>
+        <w:divId w:val="1230192695"/>
         <w:rPr>
           <w:rFonts w:eastAsia="Times New Roman"/>
           <w:lang w:val="nl-NL"/>
@@ -12096,7 +12097,7 @@
     <w:p>
       <w:pPr>
         <w:pStyle w:val="Normaalweb"/>
-        <w:divId w:val="1875194210"/>
+        <w:divId w:val="1325818292"/>
         <w:rPr>
           <w:lang w:val="nl-NL"/>
         </w:rPr>
@@ -12118,7 +12119,7 @@
     <w:p>
       <w:pPr>
         <w:pStyle w:val="Normaalweb"/>
-        <w:divId w:val="1875194210"/>
+        <w:divId w:val="1325818292"/>
         <w:rPr>
           <w:lang w:val="nl-NL"/>
         </w:rPr>
@@ -12140,7 +12141,7 @@
     <w:p>
       <w:pPr>
         <w:pStyle w:val="Kop5"/>
-        <w:divId w:val="1266500661"/>
+        <w:divId w:val="1230192695"/>
         <w:rPr>
           <w:rFonts w:eastAsia="Times New Roman"/>
           <w:lang w:val="nl-NL"/>
@@ -12157,7 +12158,7 @@
     <w:p>
       <w:pPr>
         <w:pStyle w:val="Normaalweb"/>
-        <w:divId w:val="1266500661"/>
+        <w:divId w:val="1230192695"/>
         <w:rPr>
           <w:lang w:val="nl-NL"/>
         </w:rPr>
@@ -12172,7 +12173,7 @@
     <w:p>
       <w:pPr>
         <w:pStyle w:val="Kop5"/>
-        <w:divId w:val="1266500661"/>
+        <w:divId w:val="1230192695"/>
         <w:rPr>
           <w:rFonts w:eastAsia="Times New Roman"/>
           <w:lang w:val="nl-NL"/>
@@ -12189,7 +12190,7 @@
     <w:p>
       <w:pPr>
         <w:pStyle w:val="Normaalweb"/>
-        <w:divId w:val="1266500661"/>
+        <w:divId w:val="1230192695"/>
         <w:rPr>
           <w:lang w:val="nl-NL"/>
         </w:rPr>
@@ -12204,7 +12205,7 @@
     <w:p>
       <w:pPr>
         <w:pStyle w:val="Kop5"/>
-        <w:divId w:val="1266500661"/>
+        <w:divId w:val="1230192695"/>
         <w:rPr>
           <w:rFonts w:eastAsia="Times New Roman"/>
           <w:lang w:val="nl-NL"/>
@@ -12221,7 +12222,7 @@
     <w:p>
       <w:pPr>
         <w:pStyle w:val="Normaalweb"/>
-        <w:divId w:val="1266500661"/>
+        <w:divId w:val="1230192695"/>
         <w:rPr>
           <w:lang w:val="nl-NL"/>
         </w:rPr>
@@ -12236,7 +12237,7 @@
     <w:p>
       <w:pPr>
         <w:pStyle w:val="Kop4"/>
-        <w:divId w:val="1266500661"/>
+        <w:divId w:val="1230192695"/>
         <w:rPr>
           <w:rFonts w:eastAsia="Times New Roman"/>
           <w:lang w:val="nl-NL"/>
@@ -12253,7 +12254,7 @@
     <w:p>
       <w:pPr>
         <w:pStyle w:val="Kop5"/>
-        <w:divId w:val="1266500661"/>
+        <w:divId w:val="1230192695"/>
         <w:rPr>
           <w:rFonts w:eastAsia="Times New Roman"/>
           <w:lang w:val="nl-NL"/>
@@ -12270,7 +12271,7 @@
     <w:p>
       <w:pPr>
         <w:pStyle w:val="Normaalweb"/>
-        <w:divId w:val="1266500661"/>
+        <w:divId w:val="1230192695"/>
         <w:rPr>
           <w:lang w:val="nl-NL"/>
         </w:rPr>
@@ -12285,7 +12286,7 @@
     <w:p>
       <w:pPr>
         <w:pStyle w:val="Kop5"/>
-        <w:divId w:val="1266500661"/>
+        <w:divId w:val="1230192695"/>
         <w:rPr>
           <w:rFonts w:eastAsia="Times New Roman"/>
           <w:lang w:val="nl-NL"/>
@@ -12302,7 +12303,7 @@
     <w:p>
       <w:pPr>
         <w:pStyle w:val="Normaalweb"/>
-        <w:divId w:val="1266500661"/>
+        <w:divId w:val="1230192695"/>
         <w:rPr>
           <w:lang w:val="nl-NL"/>
         </w:rPr>
@@ -12321,7 +12322,7 @@
           <w:numId w:val="33"/>
         </w:numPr>
         <w:spacing w:before="100" w:beforeAutospacing="1" w:after="100" w:afterAutospacing="1"/>
-        <w:divId w:val="1266500661"/>
+        <w:divId w:val="1230192695"/>
         <w:rPr>
           <w:rFonts w:eastAsia="Times New Roman"/>
           <w:lang w:val="nl-NL"/>
@@ -12342,7 +12343,7 @@
           <w:numId w:val="33"/>
         </w:numPr>
         <w:spacing w:before="100" w:beforeAutospacing="1" w:after="100" w:afterAutospacing="1"/>
-        <w:divId w:val="1266500661"/>
+        <w:divId w:val="1230192695"/>
         <w:rPr>
           <w:rFonts w:eastAsia="Times New Roman"/>
           <w:lang w:val="nl-NL"/>
@@ -12363,7 +12364,7 @@
           <w:numId w:val="33"/>
         </w:numPr>
         <w:spacing w:before="100" w:beforeAutospacing="1" w:after="100" w:afterAutospacing="1"/>
-        <w:divId w:val="1266500661"/>
+        <w:divId w:val="1230192695"/>
         <w:rPr>
           <w:rFonts w:eastAsia="Times New Roman"/>
           <w:lang w:val="nl-NL"/>
@@ -12380,7 +12381,7 @@
     <w:p>
       <w:pPr>
         <w:pStyle w:val="Normaalweb"/>
-        <w:divId w:val="1266500661"/>
+        <w:divId w:val="1230192695"/>
         <w:rPr>
           <w:lang w:val="nl-NL"/>
         </w:rPr>
@@ -12395,7 +12396,7 @@
     <w:p>
       <w:pPr>
         <w:pStyle w:val="Kop5"/>
-        <w:divId w:val="1266500661"/>
+        <w:divId w:val="1230192695"/>
         <w:rPr>
           <w:rFonts w:eastAsia="Times New Roman"/>
           <w:lang w:val="nl-NL"/>
@@ -12412,7 +12413,7 @@
     <w:p>
       <w:pPr>
         <w:pStyle w:val="Normaalweb"/>
-        <w:divId w:val="1266500661"/>
+        <w:divId w:val="1230192695"/>
         <w:rPr>
           <w:lang w:val="nl-NL"/>
         </w:rPr>
@@ -12427,7 +12428,7 @@
     <w:p>
       <w:pPr>
         <w:pStyle w:val="Kop4"/>
-        <w:divId w:val="1266500661"/>
+        <w:divId w:val="1230192695"/>
         <w:rPr>
           <w:rFonts w:eastAsia="Times New Roman"/>
           <w:lang w:val="nl-NL"/>
@@ -12444,7 +12445,7 @@
     <w:p>
       <w:pPr>
         <w:pStyle w:val="Kop5"/>
-        <w:divId w:val="1266500661"/>
+        <w:divId w:val="1230192695"/>
         <w:rPr>
           <w:rFonts w:eastAsia="Times New Roman"/>
           <w:lang w:val="nl-NL"/>
@@ -12461,7 +12462,7 @@
     <w:p>
       <w:pPr>
         <w:pStyle w:val="Normaalweb"/>
-        <w:divId w:val="1266500661"/>
+        <w:divId w:val="1230192695"/>
         <w:rPr>
           <w:lang w:val="nl-NL"/>
         </w:rPr>
@@ -12476,7 +12477,7 @@
     <w:p>
       <w:pPr>
         <w:pStyle w:val="Kop5"/>
-        <w:divId w:val="1266500661"/>
+        <w:divId w:val="1230192695"/>
         <w:rPr>
           <w:rFonts w:eastAsia="Times New Roman"/>
           <w:lang w:val="nl-NL"/>
@@ -12493,7 +12494,7 @@
     <w:p>
       <w:pPr>
         <w:pStyle w:val="Normaalweb"/>
-        <w:divId w:val="1266500661"/>
+        <w:divId w:val="1230192695"/>
         <w:rPr>
           <w:lang w:val="nl-NL"/>
         </w:rPr>
@@ -12508,7 +12509,7 @@
     <w:p>
       <w:pPr>
         <w:pStyle w:val="Kop5"/>
-        <w:divId w:val="1266500661"/>
+        <w:divId w:val="1230192695"/>
         <w:rPr>
           <w:rFonts w:eastAsia="Times New Roman"/>
           <w:lang w:val="nl-NL"/>
@@ -12525,7 +12526,7 @@
     <w:p>
       <w:pPr>
         <w:pStyle w:val="Normaalweb"/>
-        <w:divId w:val="1266500661"/>
+        <w:divId w:val="1230192695"/>
         <w:rPr>
           <w:lang w:val="nl-NL"/>
         </w:rPr>
@@ -12540,7 +12541,7 @@
     <w:p>
       <w:pPr>
         <w:pStyle w:val="Kop5"/>
-        <w:divId w:val="1266500661"/>
+        <w:divId w:val="1230192695"/>
         <w:rPr>
           <w:rFonts w:eastAsia="Times New Roman"/>
           <w:lang w:val="nl-NL"/>
@@ -12557,7 +12558,7 @@
     <w:p>
       <w:pPr>
         <w:pStyle w:val="Normaalweb"/>
-        <w:divId w:val="1266500661"/>
+        <w:divId w:val="1230192695"/>
         <w:rPr>
           <w:lang w:val="nl-NL"/>
         </w:rPr>
@@ -12572,7 +12573,7 @@
     <w:p>
       <w:pPr>
         <w:pStyle w:val="Kop5"/>
-        <w:divId w:val="1266500661"/>
+        <w:divId w:val="1230192695"/>
         <w:rPr>
           <w:rFonts w:eastAsia="Times New Roman"/>
           <w:lang w:val="nl-NL"/>
@@ -12589,7 +12590,7 @@
     <w:p>
       <w:pPr>
         <w:pStyle w:val="Normaalweb"/>
-        <w:divId w:val="1266500661"/>
+        <w:divId w:val="1230192695"/>
         <w:rPr>
           <w:lang w:val="nl-NL"/>
         </w:rPr>
@@ -12604,7 +12605,7 @@
     <w:p>
       <w:pPr>
         <w:pStyle w:val="afsluiting"/>
-        <w:divId w:val="1266500661"/>
+        <w:divId w:val="1230192695"/>
         <w:rPr>
           <w:lang w:val="nl-NL"/>
         </w:rPr>
@@ -12619,7 +12620,7 @@
     <w:p>
       <w:pPr>
         <w:outlineLvl w:val="2"/>
-        <w:divId w:val="1047683067"/>
+        <w:divId w:val="1534226804"/>
         <w:rPr>
           <w:rFonts w:ascii="Aptos Display" w:eastAsia="Times New Roman" w:hAnsi="Aptos Display"/>
           <w:b/>
@@ -12645,7 +12646,7 @@
     </w:p>
     <w:p>
       <w:pPr>
-        <w:divId w:val="1047683067"/>
+        <w:divId w:val="1534226804"/>
         <w:rPr>
           <w:rFonts w:eastAsia="Times New Roman"/>
           <w:sz w:val="24"/>
@@ -12665,7 +12666,7 @@
     <w:p>
       <w:pPr>
         <w:pStyle w:val="subtitel"/>
-        <w:divId w:val="1266500661"/>
+        <w:divId w:val="1230192695"/>
         <w:rPr>
           <w:lang w:val="nl-NL"/>
         </w:rPr>
@@ -12680,7 +12681,7 @@
     <w:p>
       <w:pPr>
         <w:pStyle w:val="Kop4"/>
-        <w:divId w:val="1266500661"/>
+        <w:divId w:val="1230192695"/>
         <w:rPr>
           <w:rFonts w:eastAsia="Times New Roman"/>
           <w:lang w:val="nl-NL"/>
@@ -12697,7 +12698,7 @@
     <w:p>
       <w:pPr>
         <w:pStyle w:val="Normaalweb"/>
-        <w:divId w:val="1266500661"/>
+        <w:divId w:val="1230192695"/>
         <w:rPr>
           <w:lang w:val="nl-NL"/>
         </w:rPr>
@@ -12712,7 +12713,7 @@
     <w:p>
       <w:pPr>
         <w:pStyle w:val="Kop5"/>
-        <w:divId w:val="1266500661"/>
+        <w:divId w:val="1230192695"/>
         <w:rPr>
           <w:rFonts w:eastAsia="Times New Roman"/>
           <w:lang w:val="nl-NL"/>
@@ -12729,7 +12730,7 @@
     <w:p>
       <w:pPr>
         <w:pStyle w:val="Normaalweb"/>
-        <w:divId w:val="1266500661"/>
+        <w:divId w:val="1230192695"/>
         <w:rPr>
           <w:lang w:val="nl-NL"/>
         </w:rPr>
@@ -12744,7 +12745,7 @@
     <w:p>
       <w:pPr>
         <w:pStyle w:val="Normaalweb"/>
-        <w:divId w:val="1266500661"/>
+        <w:divId w:val="1230192695"/>
         <w:rPr>
           <w:lang w:val="nl-NL"/>
         </w:rPr>
@@ -12759,7 +12760,7 @@
     <w:p>
       <w:pPr>
         <w:pStyle w:val="Kop5"/>
-        <w:divId w:val="1266500661"/>
+        <w:divId w:val="1230192695"/>
         <w:rPr>
           <w:rFonts w:eastAsia="Times New Roman"/>
           <w:lang w:val="nl-NL"/>
@@ -12780,7 +12781,7 @@
           <w:numId w:val="34"/>
         </w:numPr>
         <w:spacing w:before="100" w:beforeAutospacing="1" w:after="100" w:afterAutospacing="1"/>
-        <w:divId w:val="1266500661"/>
+        <w:divId w:val="1230192695"/>
         <w:rPr>
           <w:rFonts w:eastAsia="Times New Roman"/>
           <w:lang w:val="nl-NL"/>
@@ -12801,7 +12802,7 @@
           <w:numId w:val="34"/>
         </w:numPr>
         <w:spacing w:before="100" w:beforeAutospacing="1" w:after="100" w:afterAutospacing="1"/>
-        <w:divId w:val="1266500661"/>
+        <w:divId w:val="1230192695"/>
         <w:rPr>
           <w:rFonts w:eastAsia="Times New Roman"/>
           <w:lang w:val="nl-NL"/>
@@ -12822,7 +12823,7 @@
           <w:numId w:val="34"/>
         </w:numPr>
         <w:spacing w:before="100" w:beforeAutospacing="1" w:after="100" w:afterAutospacing="1"/>
-        <w:divId w:val="1266500661"/>
+        <w:divId w:val="1230192695"/>
         <w:rPr>
           <w:rFonts w:eastAsia="Times New Roman"/>
           <w:lang w:val="nl-NL"/>
@@ -12843,7 +12844,7 @@
           <w:numId w:val="34"/>
         </w:numPr>
         <w:spacing w:before="100" w:beforeAutospacing="1" w:after="100" w:afterAutospacing="1"/>
-        <w:divId w:val="1266500661"/>
+        <w:divId w:val="1230192695"/>
         <w:rPr>
           <w:rFonts w:eastAsia="Times New Roman"/>
           <w:lang w:val="nl-NL"/>
@@ -12860,7 +12861,7 @@
     <w:p>
       <w:pPr>
         <w:pStyle w:val="Kop5"/>
-        <w:divId w:val="1266500661"/>
+        <w:divId w:val="1230192695"/>
         <w:rPr>
           <w:rFonts w:eastAsia="Times New Roman"/>
           <w:lang w:val="nl-NL"/>
@@ -12877,7 +12878,7 @@
     <w:p>
       <w:pPr>
         <w:pStyle w:val="Normaalweb"/>
-        <w:divId w:val="1266500661"/>
+        <w:divId w:val="1230192695"/>
         <w:rPr>
           <w:lang w:val="nl-NL"/>
         </w:rPr>
@@ -12892,7 +12893,7 @@
     <w:p>
       <w:pPr>
         <w:pStyle w:val="Kop4"/>
-        <w:divId w:val="1266500661"/>
+        <w:divId w:val="1230192695"/>
         <w:rPr>
           <w:rFonts w:eastAsia="Times New Roman"/>
           <w:lang w:val="nl-NL"/>
@@ -12909,7 +12910,7 @@
     <w:p>
       <w:pPr>
         <w:pStyle w:val="Normaalweb"/>
-        <w:divId w:val="1113742057"/>
+        <w:divId w:val="396175630"/>
         <w:rPr>
           <w:lang w:val="nl-NL"/>
         </w:rPr>
@@ -12931,7 +12932,7 @@
     <w:p>
       <w:pPr>
         <w:pStyle w:val="Normaalweb"/>
-        <w:divId w:val="1113742057"/>
+        <w:divId w:val="396175630"/>
         <w:rPr>
           <w:lang w:val="nl-NL"/>
         </w:rPr>
@@ -12953,7 +12954,7 @@
     <w:p>
       <w:pPr>
         <w:pStyle w:val="Kop5"/>
-        <w:divId w:val="1266500661"/>
+        <w:divId w:val="1230192695"/>
         <w:rPr>
           <w:rFonts w:eastAsia="Times New Roman"/>
           <w:lang w:val="nl-NL"/>
@@ -12970,7 +12971,7 @@
     <w:p>
       <w:pPr>
         <w:pStyle w:val="Normaalweb"/>
-        <w:divId w:val="1266500661"/>
+        <w:divId w:val="1230192695"/>
         <w:rPr>
           <w:lang w:val="nl-NL"/>
         </w:rPr>
@@ -12985,7 +12986,7 @@
     <w:p>
       <w:pPr>
         <w:pStyle w:val="Kop5"/>
-        <w:divId w:val="1266500661"/>
+        <w:divId w:val="1230192695"/>
         <w:rPr>
           <w:rFonts w:eastAsia="Times New Roman"/>
           <w:lang w:val="nl-NL"/>
@@ -13002,7 +13003,7 @@
     <w:p>
       <w:pPr>
         <w:pStyle w:val="Normaalweb"/>
-        <w:divId w:val="1266500661"/>
+        <w:divId w:val="1230192695"/>
         <w:rPr>
           <w:lang w:val="nl-NL"/>
         </w:rPr>
@@ -13017,7 +13018,7 @@
     <w:p>
       <w:pPr>
         <w:pStyle w:val="Kop5"/>
-        <w:divId w:val="1266500661"/>
+        <w:divId w:val="1230192695"/>
         <w:rPr>
           <w:rFonts w:eastAsia="Times New Roman"/>
           <w:lang w:val="nl-NL"/>
@@ -13034,7 +13035,7 @@
     <w:p>
       <w:pPr>
         <w:pStyle w:val="Normaalweb"/>
-        <w:divId w:val="1266500661"/>
+        <w:divId w:val="1230192695"/>
         <w:rPr>
           <w:lang w:val="nl-NL"/>
         </w:rPr>
@@ -13049,7 +13050,7 @@
     <w:p>
       <w:pPr>
         <w:pStyle w:val="Kop4"/>
-        <w:divId w:val="1266500661"/>
+        <w:divId w:val="1230192695"/>
         <w:rPr>
           <w:rFonts w:eastAsia="Times New Roman"/>
           <w:lang w:val="nl-NL"/>
@@ -13066,7 +13067,7 @@
     <w:p>
       <w:pPr>
         <w:pStyle w:val="Kop5"/>
-        <w:divId w:val="1266500661"/>
+        <w:divId w:val="1230192695"/>
         <w:rPr>
           <w:rFonts w:eastAsia="Times New Roman"/>
           <w:lang w:val="nl-NL"/>
@@ -13083,7 +13084,7 @@
     <w:p>
       <w:pPr>
         <w:pStyle w:val="Normaalweb"/>
-        <w:divId w:val="1266500661"/>
+        <w:divId w:val="1230192695"/>
         <w:rPr>
           <w:lang w:val="nl-NL"/>
         </w:rPr>
@@ -13098,7 +13099,7 @@
     <w:p>
       <w:pPr>
         <w:pStyle w:val="Kop5"/>
-        <w:divId w:val="1266500661"/>
+        <w:divId w:val="1230192695"/>
         <w:rPr>
           <w:rFonts w:eastAsia="Times New Roman"/>
           <w:lang w:val="nl-NL"/>
@@ -13115,7 +13116,7 @@
     <w:p>
       <w:pPr>
         <w:pStyle w:val="Normaalweb"/>
-        <w:divId w:val="1266500661"/>
+        <w:divId w:val="1230192695"/>
         <w:rPr>
           <w:lang w:val="nl-NL"/>
         </w:rPr>
@@ -13134,7 +13135,7 @@
           <w:numId w:val="35"/>
         </w:numPr>
         <w:spacing w:before="100" w:beforeAutospacing="1" w:after="100" w:afterAutospacing="1"/>
-        <w:divId w:val="1266500661"/>
+        <w:divId w:val="1230192695"/>
         <w:rPr>
           <w:rFonts w:eastAsia="Times New Roman"/>
           <w:lang w:val="nl-NL"/>
@@ -13155,7 +13156,7 @@
           <w:numId w:val="35"/>
         </w:numPr>
         <w:spacing w:before="100" w:beforeAutospacing="1" w:after="100" w:afterAutospacing="1"/>
-        <w:divId w:val="1266500661"/>
+        <w:divId w:val="1230192695"/>
         <w:rPr>
           <w:rFonts w:eastAsia="Times New Roman"/>
           <w:lang w:val="nl-NL"/>
@@ -13176,7 +13177,7 @@
           <w:numId w:val="35"/>
         </w:numPr>
         <w:spacing w:before="100" w:beforeAutospacing="1" w:after="100" w:afterAutospacing="1"/>
-        <w:divId w:val="1266500661"/>
+        <w:divId w:val="1230192695"/>
         <w:rPr>
           <w:rFonts w:eastAsia="Times New Roman"/>
           <w:lang w:val="nl-NL"/>
@@ -13197,7 +13198,7 @@
           <w:numId w:val="35"/>
         </w:numPr>
         <w:spacing w:before="100" w:beforeAutospacing="1" w:after="100" w:afterAutospacing="1"/>
-        <w:divId w:val="1266500661"/>
+        <w:divId w:val="1230192695"/>
         <w:rPr>
           <w:rFonts w:eastAsia="Times New Roman"/>
           <w:lang w:val="nl-NL"/>
@@ -13214,7 +13215,7 @@
     <w:p>
       <w:pPr>
         <w:pStyle w:val="Normaalweb"/>
-        <w:divId w:val="1266500661"/>
+        <w:divId w:val="1230192695"/>
         <w:rPr>
           <w:lang w:val="nl-NL"/>
         </w:rPr>
@@ -13229,7 +13230,7 @@
     <w:p>
       <w:pPr>
         <w:pStyle w:val="Kop5"/>
-        <w:divId w:val="1266500661"/>
+        <w:divId w:val="1230192695"/>
         <w:rPr>
           <w:rFonts w:eastAsia="Times New Roman"/>
           <w:lang w:val="nl-NL"/>
@@ -13246,7 +13247,7 @@
     <w:p>
       <w:pPr>
         <w:pStyle w:val="Normaalweb"/>
-        <w:divId w:val="1266500661"/>
+        <w:divId w:val="1230192695"/>
         <w:rPr>
           <w:lang w:val="nl-NL"/>
         </w:rPr>
@@ -13261,7 +13262,7 @@
     <w:p>
       <w:pPr>
         <w:pStyle w:val="Kop4"/>
-        <w:divId w:val="1266500661"/>
+        <w:divId w:val="1230192695"/>
         <w:rPr>
           <w:rFonts w:eastAsia="Times New Roman"/>
           <w:lang w:val="nl-NL"/>
@@ -13278,7 +13279,7 @@
     <w:p>
       <w:pPr>
         <w:pStyle w:val="Kop5"/>
-        <w:divId w:val="1266500661"/>
+        <w:divId w:val="1230192695"/>
         <w:rPr>
           <w:rFonts w:eastAsia="Times New Roman"/>
           <w:lang w:val="nl-NL"/>
@@ -13295,7 +13296,7 @@
     <w:p>
       <w:pPr>
         <w:pStyle w:val="Normaalweb"/>
-        <w:divId w:val="1266500661"/>
+        <w:divId w:val="1230192695"/>
         <w:rPr>
           <w:lang w:val="nl-NL"/>
         </w:rPr>
@@ -13310,7 +13311,7 @@
     <w:p>
       <w:pPr>
         <w:pStyle w:val="Kop5"/>
-        <w:divId w:val="1266500661"/>
+        <w:divId w:val="1230192695"/>
         <w:rPr>
           <w:rFonts w:eastAsia="Times New Roman"/>
           <w:lang w:val="nl-NL"/>
@@ -13327,7 +13328,7 @@
     <w:p>
       <w:pPr>
         <w:pStyle w:val="Normaalweb"/>
-        <w:divId w:val="1266500661"/>
+        <w:divId w:val="1230192695"/>
         <w:rPr>
           <w:lang w:val="nl-NL"/>
         </w:rPr>
@@ -13342,7 +13343,7 @@
     <w:p>
       <w:pPr>
         <w:pStyle w:val="Kop5"/>
-        <w:divId w:val="1266500661"/>
+        <w:divId w:val="1230192695"/>
         <w:rPr>
           <w:rFonts w:eastAsia="Times New Roman"/>
           <w:lang w:val="nl-NL"/>
@@ -13359,7 +13360,7 @@
     <w:p>
       <w:pPr>
         <w:pStyle w:val="Normaalweb"/>
-        <w:divId w:val="1266500661"/>
+        <w:divId w:val="1230192695"/>
         <w:rPr>
           <w:lang w:val="nl-NL"/>
         </w:rPr>
@@ -13374,7 +13375,7 @@
     <w:p>
       <w:pPr>
         <w:pStyle w:val="Kop5"/>
-        <w:divId w:val="1266500661"/>
+        <w:divId w:val="1230192695"/>
         <w:rPr>
           <w:rFonts w:eastAsia="Times New Roman"/>
           <w:lang w:val="nl-NL"/>
@@ -13391,7 +13392,7 @@
     <w:p>
       <w:pPr>
         <w:pStyle w:val="Normaalweb"/>
-        <w:divId w:val="1266500661"/>
+        <w:divId w:val="1230192695"/>
         <w:rPr>
           <w:lang w:val="nl-NL"/>
         </w:rPr>
@@ -13406,7 +13407,7 @@
     <w:p>
       <w:pPr>
         <w:pStyle w:val="Kop5"/>
-        <w:divId w:val="1266500661"/>
+        <w:divId w:val="1230192695"/>
         <w:rPr>
           <w:rFonts w:eastAsia="Times New Roman"/>
           <w:lang w:val="nl-NL"/>
@@ -13423,7 +13424,7 @@
     <w:p>
       <w:pPr>
         <w:pStyle w:val="Normaalweb"/>
-        <w:divId w:val="1266500661"/>
+        <w:divId w:val="1230192695"/>
         <w:rPr>
           <w:lang w:val="nl-NL"/>
         </w:rPr>
@@ -13438,7 +13439,7 @@
     <w:p>
       <w:pPr>
         <w:pStyle w:val="afsluiting"/>
-        <w:divId w:val="1266500661"/>
+        <w:divId w:val="1230192695"/>
         <w:rPr>
           <w:lang w:val="nl-NL"/>
         </w:rPr>
@@ -13453,7 +13454,7 @@
     <w:p>
       <w:pPr>
         <w:outlineLvl w:val="2"/>
-        <w:divId w:val="839347136"/>
+        <w:divId w:val="1861623593"/>
         <w:rPr>
           <w:rFonts w:ascii="Aptos Display" w:eastAsia="Times New Roman" w:hAnsi="Aptos Display"/>
           <w:b/>
@@ -13479,7 +13480,7 @@
     </w:p>
     <w:p>
       <w:pPr>
-        <w:divId w:val="839347136"/>
+        <w:divId w:val="1861623593"/>
         <w:rPr>
           <w:rFonts w:eastAsia="Times New Roman"/>
           <w:sz w:val="24"/>
@@ -13499,7 +13500,7 @@
     <w:p>
       <w:pPr>
         <w:pStyle w:val="subtitel"/>
-        <w:divId w:val="1266500661"/>
+        <w:divId w:val="1230192695"/>
         <w:rPr>
           <w:lang w:val="nl-NL"/>
         </w:rPr>
@@ -13514,7 +13515,7 @@
     <w:p>
       <w:pPr>
         <w:pStyle w:val="Kop4"/>
-        <w:divId w:val="1266500661"/>
+        <w:divId w:val="1230192695"/>
         <w:rPr>
           <w:rFonts w:eastAsia="Times New Roman"/>
           <w:lang w:val="nl-NL"/>
@@ -13531,7 +13532,7 @@
     <w:p>
       <w:pPr>
         <w:pStyle w:val="Normaalweb"/>
-        <w:divId w:val="1266500661"/>
+        <w:divId w:val="1230192695"/>
         <w:rPr>
           <w:lang w:val="nl-NL"/>
         </w:rPr>
@@ -13546,7 +13547,7 @@
     <w:p>
       <w:pPr>
         <w:pStyle w:val="Kop5"/>
-        <w:divId w:val="1266500661"/>
+        <w:divId w:val="1230192695"/>
         <w:rPr>
           <w:rFonts w:eastAsia="Times New Roman"/>
           <w:lang w:val="nl-NL"/>
@@ -13563,7 +13564,7 @@
     <w:p>
       <w:pPr>
         <w:pStyle w:val="Normaalweb"/>
-        <w:divId w:val="1266500661"/>
+        <w:divId w:val="1230192695"/>
         <w:rPr>
           <w:lang w:val="nl-NL"/>
         </w:rPr>
@@ -13578,7 +13579,7 @@
     <w:p>
       <w:pPr>
         <w:pStyle w:val="Normaalweb"/>
-        <w:divId w:val="1266500661"/>
+        <w:divId w:val="1230192695"/>
         <w:rPr>
           <w:lang w:val="nl-NL"/>
         </w:rPr>
@@ -13593,7 +13594,7 @@
     <w:p>
       <w:pPr>
         <w:pStyle w:val="Kop5"/>
-        <w:divId w:val="1266500661"/>
+        <w:divId w:val="1230192695"/>
         <w:rPr>
           <w:rFonts w:eastAsia="Times New Roman"/>
           <w:lang w:val="nl-NL"/>
@@ -13614,7 +13615,7 @@
           <w:numId w:val="36"/>
         </w:numPr>
         <w:spacing w:before="100" w:beforeAutospacing="1" w:after="100" w:afterAutospacing="1"/>
-        <w:divId w:val="1266500661"/>
+        <w:divId w:val="1230192695"/>
         <w:rPr>
           <w:rFonts w:eastAsia="Times New Roman"/>
           <w:lang w:val="nl-NL"/>
@@ -13635,7 +13636,7 @@
           <w:numId w:val="36"/>
         </w:numPr>
         <w:spacing w:before="100" w:beforeAutospacing="1" w:after="100" w:afterAutospacing="1"/>
-        <w:divId w:val="1266500661"/>
+        <w:divId w:val="1230192695"/>
         <w:rPr>
           <w:rFonts w:eastAsia="Times New Roman"/>
           <w:lang w:val="nl-NL"/>
@@ -13656,7 +13657,7 @@
           <w:numId w:val="36"/>
         </w:numPr>
         <w:spacing w:before="100" w:beforeAutospacing="1" w:after="100" w:afterAutospacing="1"/>
-        <w:divId w:val="1266500661"/>
+        <w:divId w:val="1230192695"/>
         <w:rPr>
           <w:rFonts w:eastAsia="Times New Roman"/>
           <w:lang w:val="nl-NL"/>
@@ -13677,7 +13678,7 @@
           <w:numId w:val="36"/>
         </w:numPr>
         <w:spacing w:before="100" w:beforeAutospacing="1" w:after="100" w:afterAutospacing="1"/>
-        <w:divId w:val="1266500661"/>
+        <w:divId w:val="1230192695"/>
         <w:rPr>
           <w:rFonts w:eastAsia="Times New Roman"/>
           <w:lang w:val="nl-NL"/>
@@ -13694,7 +13695,7 @@
     <w:p>
       <w:pPr>
         <w:pStyle w:val="Kop5"/>
-        <w:divId w:val="1266500661"/>
+        <w:divId w:val="1230192695"/>
         <w:rPr>
           <w:rFonts w:eastAsia="Times New Roman"/>
           <w:lang w:val="nl-NL"/>
@@ -13711,7 +13712,7 @@
     <w:p>
       <w:pPr>
         <w:pStyle w:val="Normaalweb"/>
-        <w:divId w:val="1266500661"/>
+        <w:divId w:val="1230192695"/>
         <w:rPr>
           <w:lang w:val="nl-NL"/>
         </w:rPr>
@@ -13726,7 +13727,7 @@
     <w:p>
       <w:pPr>
         <w:pStyle w:val="Kop4"/>
-        <w:divId w:val="1266500661"/>
+        <w:divId w:val="1230192695"/>
         <w:rPr>
           <w:rFonts w:eastAsia="Times New Roman"/>
           <w:lang w:val="nl-NL"/>
@@ -13743,7 +13744,7 @@
     <w:p>
       <w:pPr>
         <w:pStyle w:val="Normaalweb"/>
-        <w:divId w:val="1838424954"/>
+        <w:divId w:val="1202597112"/>
         <w:rPr>
           <w:lang w:val="nl-NL"/>
         </w:rPr>
@@ -13765,7 +13766,7 @@
     <w:p>
       <w:pPr>
         <w:pStyle w:val="Normaalweb"/>
-        <w:divId w:val="1838424954"/>
+        <w:divId w:val="1202597112"/>
         <w:rPr>
           <w:lang w:val="nl-NL"/>
         </w:rPr>
@@ -13787,7 +13788,7 @@
     <w:p>
       <w:pPr>
         <w:pStyle w:val="Kop5"/>
-        <w:divId w:val="1266500661"/>
+        <w:divId w:val="1230192695"/>
         <w:rPr>
           <w:rFonts w:eastAsia="Times New Roman"/>
           <w:lang w:val="nl-NL"/>
@@ -13804,7 +13805,7 @@
     <w:p>
       <w:pPr>
         <w:pStyle w:val="Normaalweb"/>
-        <w:divId w:val="1266500661"/>
+        <w:divId w:val="1230192695"/>
         <w:rPr>
           <w:lang w:val="nl-NL"/>
         </w:rPr>
@@ -13819,7 +13820,7 @@
     <w:p>
       <w:pPr>
         <w:pStyle w:val="Kop5"/>
-        <w:divId w:val="1266500661"/>
+        <w:divId w:val="1230192695"/>
         <w:rPr>
           <w:rFonts w:eastAsia="Times New Roman"/>
           <w:lang w:val="nl-NL"/>
@@ -13836,7 +13837,7 @@
     <w:p>
       <w:pPr>
         <w:pStyle w:val="Normaalweb"/>
-        <w:divId w:val="1266500661"/>
+        <w:divId w:val="1230192695"/>
         <w:rPr>
           <w:lang w:val="nl-NL"/>
         </w:rPr>
@@ -13851,7 +13852,7 @@
     <w:p>
       <w:pPr>
         <w:pStyle w:val="Kop5"/>
-        <w:divId w:val="1266500661"/>
+        <w:divId w:val="1230192695"/>
         <w:rPr>
           <w:rFonts w:eastAsia="Times New Roman"/>
           <w:lang w:val="nl-NL"/>
@@ -13868,7 +13869,7 @@
     <w:p>
       <w:pPr>
         <w:pStyle w:val="Normaalweb"/>
-        <w:divId w:val="1266500661"/>
+        <w:divId w:val="1230192695"/>
         <w:rPr>
           <w:lang w:val="nl-NL"/>
         </w:rPr>
@@ -13883,7 +13884,7 @@
     <w:p>
       <w:pPr>
         <w:pStyle w:val="Kop4"/>
-        <w:divId w:val="1266500661"/>
+        <w:divId w:val="1230192695"/>
         <w:rPr>
           <w:rFonts w:eastAsia="Times New Roman"/>
           <w:lang w:val="nl-NL"/>
@@ -13900,7 +13901,7 @@
     <w:p>
       <w:pPr>
         <w:pStyle w:val="Kop5"/>
-        <w:divId w:val="1266500661"/>
+        <w:divId w:val="1230192695"/>
         <w:rPr>
           <w:rFonts w:eastAsia="Times New Roman"/>
           <w:lang w:val="nl-NL"/>
@@ -13917,7 +13918,7 @@
     <w:p>
       <w:pPr>
         <w:pStyle w:val="Normaalweb"/>
-        <w:divId w:val="1266500661"/>
+        <w:divId w:val="1230192695"/>
         <w:rPr>
           <w:lang w:val="nl-NL"/>
         </w:rPr>
@@ -13932,7 +13933,7 @@
     <w:p>
       <w:pPr>
         <w:pStyle w:val="Kop5"/>
-        <w:divId w:val="1266500661"/>
+        <w:divId w:val="1230192695"/>
         <w:rPr>
           <w:rFonts w:eastAsia="Times New Roman"/>
           <w:lang w:val="nl-NL"/>
@@ -13949,7 +13950,7 @@
     <w:p>
       <w:pPr>
         <w:pStyle w:val="Normaalweb"/>
-        <w:divId w:val="1266500661"/>
+        <w:divId w:val="1230192695"/>
         <w:rPr>
           <w:lang w:val="nl-NL"/>
         </w:rPr>
@@ -13968,7 +13969,7 @@
           <w:numId w:val="37"/>
         </w:numPr>
         <w:spacing w:before="100" w:beforeAutospacing="1" w:after="100" w:afterAutospacing="1"/>
-        <w:divId w:val="1266500661"/>
+        <w:divId w:val="1230192695"/>
         <w:rPr>
           <w:rFonts w:eastAsia="Times New Roman"/>
           <w:lang w:val="nl-NL"/>
@@ -13989,7 +13990,7 @@
           <w:numId w:val="37"/>
         </w:numPr>
         <w:spacing w:before="100" w:beforeAutospacing="1" w:after="100" w:afterAutospacing="1"/>
-        <w:divId w:val="1266500661"/>
+        <w:divId w:val="1230192695"/>
         <w:rPr>
           <w:rFonts w:eastAsia="Times New Roman"/>
           <w:lang w:val="nl-NL"/>
@@ -14010,7 +14011,7 @@
           <w:numId w:val="37"/>
         </w:numPr>
         <w:spacing w:before="100" w:beforeAutospacing="1" w:after="100" w:afterAutospacing="1"/>
-        <w:divId w:val="1266500661"/>
+        <w:divId w:val="1230192695"/>
         <w:rPr>
           <w:rFonts w:eastAsia="Times New Roman"/>
           <w:lang w:val="nl-NL"/>
@@ -14027,7 +14028,7 @@
     <w:p>
       <w:pPr>
         <w:pStyle w:val="Normaalweb"/>
-        <w:divId w:val="1266500661"/>
+        <w:divId w:val="1230192695"/>
         <w:rPr>
           <w:lang w:val="nl-NL"/>
         </w:rPr>
@@ -14042,7 +14043,7 @@
     <w:p>
       <w:pPr>
         <w:pStyle w:val="Kop5"/>
-        <w:divId w:val="1266500661"/>
+        <w:divId w:val="1230192695"/>
         <w:rPr>
           <w:rFonts w:eastAsia="Times New Roman"/>
           <w:lang w:val="nl-NL"/>
@@ -14059,7 +14060,7 @@
     <w:p>
       <w:pPr>
         <w:pStyle w:val="Normaalweb"/>
-        <w:divId w:val="1266500661"/>
+        <w:divId w:val="1230192695"/>
         <w:rPr>
           <w:lang w:val="nl-NL"/>
         </w:rPr>
@@ -14074,7 +14075,7 @@
     <w:p>
       <w:pPr>
         <w:pStyle w:val="Kop4"/>
-        <w:divId w:val="1266500661"/>
+        <w:divId w:val="1230192695"/>
         <w:rPr>
           <w:rFonts w:eastAsia="Times New Roman"/>
           <w:lang w:val="nl-NL"/>
@@ -14091,7 +14092,7 @@
     <w:p>
       <w:pPr>
         <w:pStyle w:val="Kop5"/>
-        <w:divId w:val="1266500661"/>
+        <w:divId w:val="1230192695"/>
         <w:rPr>
           <w:rFonts w:eastAsia="Times New Roman"/>
           <w:lang w:val="nl-NL"/>
@@ -14108,7 +14109,7 @@
     <w:p>
       <w:pPr>
         <w:pStyle w:val="Normaalweb"/>
-        <w:divId w:val="1266500661"/>
+        <w:divId w:val="1230192695"/>
         <w:rPr>
           <w:lang w:val="nl-NL"/>
         </w:rPr>
@@ -14123,7 +14124,7 @@
     <w:p>
       <w:pPr>
         <w:pStyle w:val="Kop5"/>
-        <w:divId w:val="1266500661"/>
+        <w:divId w:val="1230192695"/>
         <w:rPr>
           <w:rFonts w:eastAsia="Times New Roman"/>
           <w:lang w:val="nl-NL"/>
@@ -14140,7 +14141,7 @@
     <w:p>
       <w:pPr>
         <w:pStyle w:val="Normaalweb"/>
-        <w:divId w:val="1266500661"/>
+        <w:divId w:val="1230192695"/>
         <w:rPr>
           <w:lang w:val="nl-NL"/>
         </w:rPr>
@@ -14155,7 +14156,7 @@
     <w:p>
       <w:pPr>
         <w:pStyle w:val="Kop5"/>
-        <w:divId w:val="1266500661"/>
+        <w:divId w:val="1230192695"/>
         <w:rPr>
           <w:rFonts w:eastAsia="Times New Roman"/>
           <w:lang w:val="nl-NL"/>
@@ -14172,7 +14173,7 @@
     <w:p>
       <w:pPr>
         <w:pStyle w:val="Normaalweb"/>
-        <w:divId w:val="1266500661"/>
+        <w:divId w:val="1230192695"/>
         <w:rPr>
           <w:lang w:val="nl-NL"/>
         </w:rPr>
@@ -14187,7 +14188,7 @@
     <w:p>
       <w:pPr>
         <w:pStyle w:val="Kop5"/>
-        <w:divId w:val="1266500661"/>
+        <w:divId w:val="1230192695"/>
         <w:rPr>
           <w:rFonts w:eastAsia="Times New Roman"/>
           <w:lang w:val="nl-NL"/>
@@ -14204,7 +14205,7 @@
     <w:p>
       <w:pPr>
         <w:pStyle w:val="Normaalweb"/>
-        <w:divId w:val="1266500661"/>
+        <w:divId w:val="1230192695"/>
         <w:rPr>
           <w:lang w:val="nl-NL"/>
         </w:rPr>
@@ -14219,7 +14220,7 @@
     <w:p>
       <w:pPr>
         <w:pStyle w:val="Kop5"/>
-        <w:divId w:val="1266500661"/>
+        <w:divId w:val="1230192695"/>
         <w:rPr>
           <w:rFonts w:eastAsia="Times New Roman"/>
           <w:lang w:val="nl-NL"/>
@@ -14236,7 +14237,7 @@
     <w:p>
       <w:pPr>
         <w:pStyle w:val="Normaalweb"/>
-        <w:divId w:val="1266500661"/>
+        <w:divId w:val="1230192695"/>
         <w:rPr>
           <w:lang w:val="nl-NL"/>
         </w:rPr>
@@ -14251,7 +14252,7 @@
     <w:p>
       <w:pPr>
         <w:pStyle w:val="afsluiting"/>
-        <w:divId w:val="1266500661"/>
+        <w:divId w:val="1230192695"/>
         <w:rPr>
           <w:lang w:val="nl-NL"/>
         </w:rPr>
@@ -14266,7 +14267,7 @@
     <w:p>
       <w:pPr>
         <w:outlineLvl w:val="2"/>
-        <w:divId w:val="1068919362"/>
+        <w:divId w:val="255797104"/>
         <w:rPr>
           <w:rFonts w:ascii="Aptos Display" w:eastAsia="Times New Roman" w:hAnsi="Aptos Display"/>
           <w:b/>
@@ -14292,7 +14293,7 @@
     </w:p>
     <w:p>
       <w:pPr>
-        <w:divId w:val="1068919362"/>
+        <w:divId w:val="255797104"/>
         <w:rPr>
           <w:rFonts w:eastAsia="Times New Roman"/>
           <w:sz w:val="24"/>
@@ -14312,7 +14313,7 @@
     <w:p>
       <w:pPr>
         <w:pStyle w:val="subtitel"/>
-        <w:divId w:val="1266500661"/>
+        <w:divId w:val="1230192695"/>
         <w:rPr>
           <w:lang w:val="nl-NL"/>
         </w:rPr>
@@ -14327,7 +14328,7 @@
     <w:p>
       <w:pPr>
         <w:pStyle w:val="Kop4"/>
-        <w:divId w:val="1266500661"/>
+        <w:divId w:val="1230192695"/>
         <w:rPr>
           <w:rFonts w:eastAsia="Times New Roman"/>
           <w:lang w:val="nl-NL"/>
@@ -14344,7 +14345,7 @@
     <w:p>
       <w:pPr>
         <w:pStyle w:val="Normaalweb"/>
-        <w:divId w:val="1266500661"/>
+        <w:divId w:val="1230192695"/>
         <w:rPr>
           <w:lang w:val="nl-NL"/>
         </w:rPr>
@@ -14359,7 +14360,7 @@
     <w:p>
       <w:pPr>
         <w:pStyle w:val="Kop5"/>
-        <w:divId w:val="1266500661"/>
+        <w:divId w:val="1230192695"/>
         <w:rPr>
           <w:rFonts w:eastAsia="Times New Roman"/>
           <w:lang w:val="nl-NL"/>
@@ -14376,7 +14377,7 @@
     <w:p>
       <w:pPr>
         <w:pStyle w:val="Normaalweb"/>
-        <w:divId w:val="1266500661"/>
+        <w:divId w:val="1230192695"/>
         <w:rPr>
           <w:lang w:val="nl-NL"/>
         </w:rPr>
@@ -14391,7 +14392,7 @@
     <w:p>
       <w:pPr>
         <w:pStyle w:val="Normaalweb"/>
-        <w:divId w:val="1266500661"/>
+        <w:divId w:val="1230192695"/>
         <w:rPr>
           <w:lang w:val="nl-NL"/>
         </w:rPr>
@@ -14406,7 +14407,7 @@
     <w:p>
       <w:pPr>
         <w:pStyle w:val="Kop5"/>
-        <w:divId w:val="1266500661"/>
+        <w:divId w:val="1230192695"/>
         <w:rPr>
           <w:rFonts w:eastAsia="Times New Roman"/>
           <w:lang w:val="nl-NL"/>
@@ -14427,7 +14428,7 @@
           <w:numId w:val="38"/>
         </w:numPr>
         <w:spacing w:before="100" w:beforeAutospacing="1" w:after="100" w:afterAutospacing="1"/>
-        <w:divId w:val="1266500661"/>
+        <w:divId w:val="1230192695"/>
         <w:rPr>
           <w:rFonts w:eastAsia="Times New Roman"/>
           <w:lang w:val="nl-NL"/>
@@ -14448,7 +14449,7 @@
           <w:numId w:val="38"/>
         </w:numPr>
         <w:spacing w:before="100" w:beforeAutospacing="1" w:after="100" w:afterAutospacing="1"/>
-        <w:divId w:val="1266500661"/>
+        <w:divId w:val="1230192695"/>
         <w:rPr>
           <w:rFonts w:eastAsia="Times New Roman"/>
           <w:lang w:val="nl-NL"/>
@@ -14469,7 +14470,7 @@
           <w:numId w:val="38"/>
         </w:numPr>
         <w:spacing w:before="100" w:beforeAutospacing="1" w:after="100" w:afterAutospacing="1"/>
-        <w:divId w:val="1266500661"/>
+        <w:divId w:val="1230192695"/>
         <w:rPr>
           <w:rFonts w:eastAsia="Times New Roman"/>
           <w:lang w:val="nl-NL"/>
@@ -14490,7 +14491,7 @@
           <w:numId w:val="38"/>
         </w:numPr>
         <w:spacing w:before="100" w:beforeAutospacing="1" w:after="100" w:afterAutospacing="1"/>
-        <w:divId w:val="1266500661"/>
+        <w:divId w:val="1230192695"/>
         <w:rPr>
           <w:rFonts w:eastAsia="Times New Roman"/>
           <w:lang w:val="nl-NL"/>
@@ -14511,7 +14512,7 @@
           <w:numId w:val="38"/>
         </w:numPr>
         <w:spacing w:before="100" w:beforeAutospacing="1" w:after="100" w:afterAutospacing="1"/>
-        <w:divId w:val="1266500661"/>
+        <w:divId w:val="1230192695"/>
         <w:rPr>
           <w:rFonts w:eastAsia="Times New Roman"/>
           <w:lang w:val="nl-NL"/>
@@ -14528,7 +14529,7 @@
     <w:p>
       <w:pPr>
         <w:pStyle w:val="Kop5"/>
-        <w:divId w:val="1266500661"/>
+        <w:divId w:val="1230192695"/>
         <w:rPr>
           <w:rFonts w:eastAsia="Times New Roman"/>
           <w:lang w:val="nl-NL"/>
@@ -14545,7 +14546,7 @@
     <w:p>
       <w:pPr>
         <w:pStyle w:val="Normaalweb"/>
-        <w:divId w:val="1266500661"/>
+        <w:divId w:val="1230192695"/>
         <w:rPr>
           <w:lang w:val="nl-NL"/>
         </w:rPr>
@@ -14560,7 +14561,7 @@
     <w:p>
       <w:pPr>
         <w:pStyle w:val="Kop4"/>
-        <w:divId w:val="1266500661"/>
+        <w:divId w:val="1230192695"/>
         <w:rPr>
           <w:rFonts w:eastAsia="Times New Roman"/>
           <w:lang w:val="nl-NL"/>
@@ -14577,7 +14578,7 @@
     <w:p>
       <w:pPr>
         <w:pStyle w:val="Normaalweb"/>
-        <w:divId w:val="744913361"/>
+        <w:divId w:val="1636063724"/>
         <w:rPr>
           <w:lang w:val="nl-NL"/>
         </w:rPr>
@@ -14599,7 +14600,7 @@
     <w:p>
       <w:pPr>
         <w:pStyle w:val="Normaalweb"/>
-        <w:divId w:val="744913361"/>
+        <w:divId w:val="1636063724"/>
         <w:rPr>
           <w:lang w:val="nl-NL"/>
         </w:rPr>
@@ -14627,7 +14628,7 @@
     <w:p>
       <w:pPr>
         <w:pStyle w:val="Kop5"/>
-        <w:divId w:val="1266500661"/>
+        <w:divId w:val="1230192695"/>
         <w:rPr>
           <w:rFonts w:eastAsia="Times New Roman"/>
           <w:lang w:val="nl-NL"/>
@@ -14644,7 +14645,7 @@
     <w:p>
       <w:pPr>
         <w:pStyle w:val="Normaalweb"/>
-        <w:divId w:val="1266500661"/>
+        <w:divId w:val="1230192695"/>
         <w:rPr>
           <w:lang w:val="nl-NL"/>
         </w:rPr>
@@ -14659,7 +14660,7 @@
     <w:p>
       <w:pPr>
         <w:pStyle w:val="Kop5"/>
-        <w:divId w:val="1266500661"/>
+        <w:divId w:val="1230192695"/>
         <w:rPr>
           <w:rFonts w:eastAsia="Times New Roman"/>
           <w:lang w:val="nl-NL"/>
@@ -14676,7 +14677,7 @@
     <w:p>
       <w:pPr>
         <w:pStyle w:val="Normaalweb"/>
-        <w:divId w:val="1266500661"/>
+        <w:divId w:val="1230192695"/>
         <w:rPr>
           <w:lang w:val="nl-NL"/>
         </w:rPr>
@@ -14691,7 +14692,7 @@
     <w:p>
       <w:pPr>
         <w:pStyle w:val="Kop5"/>
-        <w:divId w:val="1266500661"/>
+        <w:divId w:val="1230192695"/>
         <w:rPr>
           <w:rFonts w:eastAsia="Times New Roman"/>
           <w:lang w:val="nl-NL"/>
@@ -14708,7 +14709,7 @@
     <w:p>
       <w:pPr>
         <w:pStyle w:val="Normaalweb"/>
-        <w:divId w:val="1266500661"/>
+        <w:divId w:val="1230192695"/>
         <w:rPr>
           <w:lang w:val="nl-NL"/>
         </w:rPr>
@@ -14723,7 +14724,7 @@
     <w:p>
       <w:pPr>
         <w:pStyle w:val="Kop4"/>
-        <w:divId w:val="1266500661"/>
+        <w:divId w:val="1230192695"/>
         <w:rPr>
           <w:rFonts w:eastAsia="Times New Roman"/>
           <w:lang w:val="nl-NL"/>
@@ -14740,7 +14741,7 @@
     <w:p>
       <w:pPr>
         <w:pStyle w:val="Kop5"/>
-        <w:divId w:val="1266500661"/>
+        <w:divId w:val="1230192695"/>
         <w:rPr>
           <w:rFonts w:eastAsia="Times New Roman"/>
           <w:lang w:val="nl-NL"/>
@@ -14757,7 +14758,7 @@
     <w:p>
       <w:pPr>
         <w:pStyle w:val="Normaalweb"/>
-        <w:divId w:val="1266500661"/>
+        <w:divId w:val="1230192695"/>
         <w:rPr>
           <w:lang w:val="nl-NL"/>
         </w:rPr>
@@ -14772,7 +14773,7 @@
     <w:p>
       <w:pPr>
         <w:pStyle w:val="Kop5"/>
-        <w:divId w:val="1266500661"/>
+        <w:divId w:val="1230192695"/>
         <w:rPr>
           <w:rFonts w:eastAsia="Times New Roman"/>
           <w:lang w:val="nl-NL"/>
@@ -14789,7 +14790,7 @@
     <w:p>
       <w:pPr>
         <w:pStyle w:val="Normaalweb"/>
-        <w:divId w:val="1266500661"/>
+        <w:divId w:val="1230192695"/>
         <w:rPr>
           <w:lang w:val="nl-NL"/>
         </w:rPr>
@@ -14808,7 +14809,7 @@
           <w:numId w:val="39"/>
         </w:numPr>
         <w:spacing w:before="100" w:beforeAutospacing="1" w:after="100" w:afterAutospacing="1"/>
-        <w:divId w:val="1266500661"/>
+        <w:divId w:val="1230192695"/>
         <w:rPr>
           <w:rFonts w:eastAsia="Times New Roman"/>
           <w:lang w:val="nl-NL"/>
@@ -14829,7 +14830,7 @@
           <w:numId w:val="39"/>
         </w:numPr>
         <w:spacing w:before="100" w:beforeAutospacing="1" w:after="100" w:afterAutospacing="1"/>
-        <w:divId w:val="1266500661"/>
+        <w:divId w:val="1230192695"/>
         <w:rPr>
           <w:rFonts w:eastAsia="Times New Roman"/>
           <w:lang w:val="nl-NL"/>
@@ -14850,7 +14851,7 @@
           <w:numId w:val="39"/>
         </w:numPr>
         <w:spacing w:before="100" w:beforeAutospacing="1" w:after="100" w:afterAutospacing="1"/>
-        <w:divId w:val="1266500661"/>
+        <w:divId w:val="1230192695"/>
         <w:rPr>
           <w:rFonts w:eastAsia="Times New Roman"/>
           <w:lang w:val="nl-NL"/>
@@ -14871,7 +14872,7 @@
           <w:numId w:val="39"/>
         </w:numPr>
         <w:spacing w:before="100" w:beforeAutospacing="1" w:after="100" w:afterAutospacing="1"/>
-        <w:divId w:val="1266500661"/>
+        <w:divId w:val="1230192695"/>
         <w:rPr>
           <w:rFonts w:eastAsia="Times New Roman"/>
           <w:lang w:val="nl-NL"/>
@@ -14888,7 +14889,7 @@
     <w:p>
       <w:pPr>
         <w:pStyle w:val="Normaalweb"/>
-        <w:divId w:val="1266500661"/>
+        <w:divId w:val="1230192695"/>
         <w:rPr>
           <w:lang w:val="nl-NL"/>
         </w:rPr>
@@ -14903,7 +14904,7 @@
     <w:p>
       <w:pPr>
         <w:pStyle w:val="Kop5"/>
-        <w:divId w:val="1266500661"/>
+        <w:divId w:val="1230192695"/>
         <w:rPr>
           <w:rFonts w:eastAsia="Times New Roman"/>
           <w:lang w:val="nl-NL"/>
@@ -14920,7 +14921,7 @@
     <w:p>
       <w:pPr>
         <w:pStyle w:val="Normaalweb"/>
-        <w:divId w:val="1266500661"/>
+        <w:divId w:val="1230192695"/>
         <w:rPr>
           <w:lang w:val="nl-NL"/>
         </w:rPr>
@@ -14935,7 +14936,7 @@
     <w:p>
       <w:pPr>
         <w:pStyle w:val="Kop4"/>
-        <w:divId w:val="1266500661"/>
+        <w:divId w:val="1230192695"/>
         <w:rPr>
           <w:rFonts w:eastAsia="Times New Roman"/>
           <w:lang w:val="nl-NL"/>
@@ -14952,7 +14953,7 @@
     <w:p>
       <w:pPr>
         <w:pStyle w:val="Kop5"/>
-        <w:divId w:val="1266500661"/>
+        <w:divId w:val="1230192695"/>
         <w:rPr>
           <w:rFonts w:eastAsia="Times New Roman"/>
           <w:lang w:val="nl-NL"/>
@@ -14969,7 +14970,7 @@
     <w:p>
       <w:pPr>
         <w:pStyle w:val="Normaalweb"/>
-        <w:divId w:val="1266500661"/>
+        <w:divId w:val="1230192695"/>
         <w:rPr>
           <w:lang w:val="nl-NL"/>
         </w:rPr>
@@ -14984,7 +14985,7 @@
     <w:p>
       <w:pPr>
         <w:pStyle w:val="Kop5"/>
-        <w:divId w:val="1266500661"/>
+        <w:divId w:val="1230192695"/>
         <w:rPr>
           <w:rFonts w:eastAsia="Times New Roman"/>
           <w:lang w:val="nl-NL"/>
@@ -15001,7 +15002,7 @@
     <w:p>
       <w:pPr>
         <w:pStyle w:val="Normaalweb"/>
-        <w:divId w:val="1266500661"/>
+        <w:divId w:val="1230192695"/>
         <w:rPr>
           <w:lang w:val="nl-NL"/>
         </w:rPr>
@@ -15016,7 +15017,7 @@
     <w:p>
       <w:pPr>
         <w:pStyle w:val="Kop5"/>
-        <w:divId w:val="1266500661"/>
+        <w:divId w:val="1230192695"/>
         <w:rPr>
           <w:rFonts w:eastAsia="Times New Roman"/>
           <w:lang w:val="nl-NL"/>
@@ -15033,7 +15034,7 @@
     <w:p>
       <w:pPr>
         <w:pStyle w:val="Normaalweb"/>
-        <w:divId w:val="1266500661"/>
+        <w:divId w:val="1230192695"/>
         <w:rPr>
           <w:lang w:val="nl-NL"/>
         </w:rPr>
@@ -15048,7 +15049,7 @@
     <w:p>
       <w:pPr>
         <w:pStyle w:val="Kop5"/>
-        <w:divId w:val="1266500661"/>
+        <w:divId w:val="1230192695"/>
         <w:rPr>
           <w:rFonts w:eastAsia="Times New Roman"/>
           <w:lang w:val="nl-NL"/>
@@ -15065,7 +15066,7 @@
     <w:p>
       <w:pPr>
         <w:pStyle w:val="Normaalweb"/>
-        <w:divId w:val="1266500661"/>
+        <w:divId w:val="1230192695"/>
         <w:rPr>
           <w:lang w:val="nl-NL"/>
         </w:rPr>
@@ -15080,7 +15081,7 @@
     <w:p>
       <w:pPr>
         <w:pStyle w:val="Kop5"/>
-        <w:divId w:val="1266500661"/>
+        <w:divId w:val="1230192695"/>
         <w:rPr>
           <w:rFonts w:eastAsia="Times New Roman"/>
           <w:lang w:val="nl-NL"/>
@@ -15097,7 +15098,7 @@
     <w:p>
       <w:pPr>
         <w:pStyle w:val="Normaalweb"/>
-        <w:divId w:val="1266500661"/>
+        <w:divId w:val="1230192695"/>
         <w:rPr>
           <w:lang w:val="nl-NL"/>
         </w:rPr>
@@ -15112,7 +15113,7 @@
     <w:p>
       <w:pPr>
         <w:pStyle w:val="afsluiting"/>
-        <w:divId w:val="1266500661"/>
+        <w:divId w:val="1230192695"/>
         <w:rPr>
           <w:lang w:val="nl-NL"/>
         </w:rPr>
@@ -15267,7 +15268,7 @@
         <w:color w:val="808080"/>
         <w:sz w:val="18"/>
       </w:rPr>
-      <w:t>5</w:t>
+      <w:t>3</w:t>
     </w:r>
     <w:r>
       <w:rPr>
@@ -15359,7 +15360,7 @@
         <w:sz w:val="18"/>
       </w:rPr>
       <w:tab/>
-      <w:t>Laatst gewijzigd: 13 oktober 2026, 19:35</w:t>
+      <w:t>Laatst gewijzigd: 13 oktober 2026, 19:50</w:t>
     </w:r>
   </w:p>
 </w:hdr>
@@ -15378,9 +15379,9 @@
 <file path=word/numbering.xml><?xml version="1.0" encoding="utf-8"?>
 <w:numbering xmlns:wpc="http://schemas.microsoft.com/office/word/2010/wordprocessingCanvas" xmlns:cx="http://schemas.microsoft.com/office/drawing/2014/chartex" xmlns:cx1="http://schemas.microsoft.com/office/drawing/2015/9/8/chartex" xmlns:cx2="http://schemas.microsoft.com/office/drawing/2015/10/21/chartex" xmlns:cx3="http://schemas.microsoft.com/office/drawing/2016/5/9/chartex" xmlns:cx4="http://schemas.microsoft.com/office/drawing/2016/5/10/chartex" xmlns:cx5="http://schemas.microsoft.com/office/drawing/2016/5/11/chartex" xmlns:cx6="http://schemas.microsoft.com/office/drawing/2016/5/12/chartex" xmlns:cx7="http://schemas.microsoft.com/office/drawing/2016/5/13/chartex" xmlns:cx8="http://schemas.microsoft.com/office/drawing/2016/5/14/chartex" xmlns:mc="http://schemas.openxmlformats.org/markup-compatibility/2006" xmlns:aink="http://schemas.microsoft.com/office/drawing/2016/ink" xmlns:am3d="http://schemas.microsoft.com/office/drawing/2017/model3d" xmlns:o="urn:schemas-microsoft-com:office:office" xmlns:oel="http://schemas.microsoft.com/office/2019/extlst" xmlns:r="http://schemas.openxmlformats.org/officeDocument/2006/relationships" xmlns:m="http://schemas.openxmlformats.org/officeDocument/2006/math" xmlns:v="urn:schemas-microsoft-com:vml" xmlns:wp14="http://schemas.microsoft.com/office/word/2010/wordprocessingDrawing" xmlns:wp="http://schemas.openxmlformats.org/drawingml/2006/wordprocessingDrawing" xmlns:w10="urn:schemas-microsoft-com:office:word" xmlns:w="http://schemas.openxmlformats.org/wordprocessingml/2006/main" xmlns:w14="http://schemas.microsoft.com/office/word/2010/wordml" xmlns:w15="http://schemas.microsoft.com/office/word/2012/wordml" xmlns:w16cex="http://schemas.microsoft.com/office/word/2018/wordml/cex" xmlns:w16cid="http://schemas.microsoft.com/office/word/2016/wordml/cid" xmlns:w16="http://schemas.microsoft.com/office/word/2018/wordml" xmlns:w16sdtdh="http://schemas.microsoft.com/office/word/2020/wordml/sdtdatahash" xmlns:w16se="http://schemas.microsoft.com/office/word/2015/wordml/symex" xmlns:wpg="http://schemas.microsoft.com/office/word/2010/wordprocessingGroup" xmlns:wpi="http://schemas.microsoft.com/office/word/2010/wordprocessingInk" xmlns:wne="http://schemas.microsoft.com/office/word/2006/wordml" xmlns:wps="http://schemas.microsoft.com/office/word/2010/wordprocessingShape" mc:Ignorable="w14 w15 w16se w16cid w16 w16cex w16sdtdh wp14">
   <w:abstractNum w:abstractNumId="0" w15:restartNumberingAfterBreak="0">
-    <w:nsid w:val="004A5679"/>
+    <w:nsid w:val="00B6706F"/>
     <w:multiLevelType w:val="multilevel"/>
-    <w:tmpl w:val="5B508534"/>
+    <w:tmpl w:val="58D43352"/>
     <w:lvl w:ilvl="0">
       <w:start w:val="1"/>
       <w:numFmt w:val="bullet"/>
@@ -15527,9 +15528,9 @@
     </w:lvl>
   </w:abstractNum>
   <w:abstractNum w:abstractNumId="1" w15:restartNumberingAfterBreak="0">
-    <w:nsid w:val="05996159"/>
+    <w:nsid w:val="06744026"/>
     <w:multiLevelType w:val="multilevel"/>
-    <w:tmpl w:val="A0A45C62"/>
+    <w:tmpl w:val="89A038C4"/>
     <w:lvl w:ilvl="0">
       <w:start w:val="1"/>
       <w:numFmt w:val="bullet"/>
@@ -15676,9 +15677,9 @@
     </w:lvl>
   </w:abstractNum>
   <w:abstractNum w:abstractNumId="2" w15:restartNumberingAfterBreak="0">
-    <w:nsid w:val="076E48D4"/>
+    <w:nsid w:val="079C1413"/>
     <w:multiLevelType w:val="multilevel"/>
-    <w:tmpl w:val="7BA61A14"/>
+    <w:tmpl w:val="B71AE7CE"/>
     <w:lvl w:ilvl="0">
       <w:start w:val="1"/>
       <w:numFmt w:val="bullet"/>
@@ -15825,9 +15826,9 @@
     </w:lvl>
   </w:abstractNum>
   <w:abstractNum w:abstractNumId="3" w15:restartNumberingAfterBreak="0">
-    <w:nsid w:val="147161C6"/>
+    <w:nsid w:val="0EBA1C00"/>
     <w:multiLevelType w:val="multilevel"/>
-    <w:tmpl w:val="54F812D6"/>
+    <w:tmpl w:val="A9F0D844"/>
     <w:lvl w:ilvl="0">
       <w:start w:val="1"/>
       <w:numFmt w:val="bullet"/>
@@ -15974,9 +15975,9 @@
     </w:lvl>
   </w:abstractNum>
   <w:abstractNum w:abstractNumId="4" w15:restartNumberingAfterBreak="0">
-    <w:nsid w:val="177D4429"/>
+    <w:nsid w:val="1206356D"/>
     <w:multiLevelType w:val="multilevel"/>
-    <w:tmpl w:val="38E87E8C"/>
+    <w:tmpl w:val="A008BC6A"/>
     <w:lvl w:ilvl="0">
       <w:start w:val="1"/>
       <w:numFmt w:val="bullet"/>
@@ -16123,9 +16124,9 @@
     </w:lvl>
   </w:abstractNum>
   <w:abstractNum w:abstractNumId="5" w15:restartNumberingAfterBreak="0">
-    <w:nsid w:val="1B663C8C"/>
+    <w:nsid w:val="148A2BEA"/>
     <w:multiLevelType w:val="multilevel"/>
-    <w:tmpl w:val="245AE08A"/>
+    <w:tmpl w:val="CC662060"/>
     <w:lvl w:ilvl="0">
       <w:start w:val="1"/>
       <w:numFmt w:val="bullet"/>
@@ -16272,9 +16273,9 @@
     </w:lvl>
   </w:abstractNum>
   <w:abstractNum w:abstractNumId="6" w15:restartNumberingAfterBreak="0">
-    <w:nsid w:val="1F617429"/>
+    <w:nsid w:val="22164EB7"/>
     <w:multiLevelType w:val="multilevel"/>
-    <w:tmpl w:val="506A4FE4"/>
+    <w:tmpl w:val="2E6E9106"/>
     <w:lvl w:ilvl="0">
       <w:start w:val="1"/>
       <w:numFmt w:val="bullet"/>
@@ -16421,9 +16422,9 @@
     </w:lvl>
   </w:abstractNum>
   <w:abstractNum w:abstractNumId="7" w15:restartNumberingAfterBreak="0">
-    <w:nsid w:val="21F86F80"/>
+    <w:nsid w:val="22CA5883"/>
     <w:multiLevelType w:val="multilevel"/>
-    <w:tmpl w:val="B2A267F4"/>
+    <w:tmpl w:val="A7D07962"/>
     <w:lvl w:ilvl="0">
       <w:start w:val="1"/>
       <w:numFmt w:val="bullet"/>
@@ -16570,9 +16571,9 @@
     </w:lvl>
   </w:abstractNum>
   <w:abstractNum w:abstractNumId="8" w15:restartNumberingAfterBreak="0">
-    <w:nsid w:val="239003B1"/>
+    <w:nsid w:val="34BF4FBA"/>
     <w:multiLevelType w:val="multilevel"/>
-    <w:tmpl w:val="A8FA10E8"/>
+    <w:tmpl w:val="BC2A4FAA"/>
     <w:lvl w:ilvl="0">
       <w:start w:val="1"/>
       <w:numFmt w:val="bullet"/>
@@ -16719,9 +16720,9 @@
     </w:lvl>
   </w:abstractNum>
   <w:abstractNum w:abstractNumId="9" w15:restartNumberingAfterBreak="0">
-    <w:nsid w:val="245A3DCA"/>
+    <w:nsid w:val="35803D4D"/>
     <w:multiLevelType w:val="multilevel"/>
-    <w:tmpl w:val="44D87EBC"/>
+    <w:tmpl w:val="C2BA0B4E"/>
     <w:lvl w:ilvl="0">
       <w:start w:val="1"/>
       <w:numFmt w:val="bullet"/>
@@ -16868,9 +16869,9 @@
     </w:lvl>
   </w:abstractNum>
   <w:abstractNum w:abstractNumId="10" w15:restartNumberingAfterBreak="0">
-    <w:nsid w:val="2B2E3A86"/>
+    <w:nsid w:val="36F35274"/>
     <w:multiLevelType w:val="multilevel"/>
-    <w:tmpl w:val="E0B08542"/>
+    <w:tmpl w:val="E59E909E"/>
     <w:lvl w:ilvl="0">
       <w:start w:val="1"/>
       <w:numFmt w:val="bullet"/>
@@ -17017,9 +17018,9 @@
     </w:lvl>
   </w:abstractNum>
   <w:abstractNum w:abstractNumId="11" w15:restartNumberingAfterBreak="0">
-    <w:nsid w:val="2CC66C08"/>
+    <w:nsid w:val="38F1293B"/>
     <w:multiLevelType w:val="multilevel"/>
-    <w:tmpl w:val="6EE4BD12"/>
+    <w:tmpl w:val="EDB4A77E"/>
     <w:lvl w:ilvl="0">
       <w:start w:val="1"/>
       <w:numFmt w:val="bullet"/>
@@ -17166,9 +17167,9 @@
     </w:lvl>
   </w:abstractNum>
   <w:abstractNum w:abstractNumId="12" w15:restartNumberingAfterBreak="0">
-    <w:nsid w:val="2DFD77A4"/>
+    <w:nsid w:val="42B37CA9"/>
     <w:multiLevelType w:val="multilevel"/>
-    <w:tmpl w:val="4C0CDDEE"/>
+    <w:tmpl w:val="4E406346"/>
     <w:lvl w:ilvl="0">
       <w:start w:val="1"/>
       <w:numFmt w:val="bullet"/>
@@ -17315,9 +17316,9 @@
     </w:lvl>
   </w:abstractNum>
   <w:abstractNum w:abstractNumId="13" w15:restartNumberingAfterBreak="0">
-    <w:nsid w:val="30DD5A9E"/>
+    <w:nsid w:val="42F161CC"/>
     <w:multiLevelType w:val="multilevel"/>
-    <w:tmpl w:val="38A442D2"/>
+    <w:tmpl w:val="177E8FBE"/>
     <w:lvl w:ilvl="0">
       <w:start w:val="1"/>
       <w:numFmt w:val="bullet"/>
@@ -17464,9 +17465,9 @@
     </w:lvl>
   </w:abstractNum>
   <w:abstractNum w:abstractNumId="14" w15:restartNumberingAfterBreak="0">
-    <w:nsid w:val="333B21C9"/>
+    <w:nsid w:val="44652068"/>
     <w:multiLevelType w:val="multilevel"/>
-    <w:tmpl w:val="89868502"/>
+    <w:tmpl w:val="E3A61E46"/>
     <w:lvl w:ilvl="0">
       <w:start w:val="1"/>
       <w:numFmt w:val="bullet"/>
@@ -17613,9 +17614,9 @@
     </w:lvl>
   </w:abstractNum>
   <w:abstractNum w:abstractNumId="15" w15:restartNumberingAfterBreak="0">
-    <w:nsid w:val="337E1A18"/>
+    <w:nsid w:val="46486CBB"/>
     <w:multiLevelType w:val="multilevel"/>
-    <w:tmpl w:val="911A33D8"/>
+    <w:tmpl w:val="17F20C48"/>
     <w:lvl w:ilvl="0">
       <w:start w:val="1"/>
       <w:numFmt w:val="bullet"/>
@@ -17762,9 +17763,9 @@
     </w:lvl>
   </w:abstractNum>
   <w:abstractNum w:abstractNumId="16" w15:restartNumberingAfterBreak="0">
-    <w:nsid w:val="36866AC7"/>
+    <w:nsid w:val="465F6956"/>
     <w:multiLevelType w:val="multilevel"/>
-    <w:tmpl w:val="45089B54"/>
+    <w:tmpl w:val="CC1A7664"/>
     <w:lvl w:ilvl="0">
       <w:start w:val="1"/>
       <w:numFmt w:val="bullet"/>
@@ -17911,9 +17912,9 @@
     </w:lvl>
   </w:abstractNum>
   <w:abstractNum w:abstractNumId="17" w15:restartNumberingAfterBreak="0">
-    <w:nsid w:val="373C42F5"/>
+    <w:nsid w:val="47EB5079"/>
     <w:multiLevelType w:val="multilevel"/>
-    <w:tmpl w:val="E33AD4A6"/>
+    <w:tmpl w:val="DC7E7D70"/>
     <w:lvl w:ilvl="0">
       <w:start w:val="1"/>
       <w:numFmt w:val="bullet"/>
@@ -18060,9 +18061,9 @@
     </w:lvl>
   </w:abstractNum>
   <w:abstractNum w:abstractNumId="18" w15:restartNumberingAfterBreak="0">
-    <w:nsid w:val="38F552A6"/>
+    <w:nsid w:val="48302B36"/>
     <w:multiLevelType w:val="multilevel"/>
-    <w:tmpl w:val="EC9CBBA8"/>
+    <w:tmpl w:val="D9A8AED8"/>
     <w:lvl w:ilvl="0">
       <w:start w:val="1"/>
       <w:numFmt w:val="bullet"/>
@@ -18209,9 +18210,9 @@
     </w:lvl>
   </w:abstractNum>
   <w:abstractNum w:abstractNumId="19" w15:restartNumberingAfterBreak="0">
-    <w:nsid w:val="3E173929"/>
+    <w:nsid w:val="48F5188B"/>
     <w:multiLevelType w:val="multilevel"/>
-    <w:tmpl w:val="4D88DD58"/>
+    <w:tmpl w:val="94FE625C"/>
     <w:lvl w:ilvl="0">
       <w:start w:val="1"/>
       <w:numFmt w:val="bullet"/>
@@ -18358,9 +18359,9 @@
     </w:lvl>
   </w:abstractNum>
   <w:abstractNum w:abstractNumId="20" w15:restartNumberingAfterBreak="0">
-    <w:nsid w:val="48397876"/>
+    <w:nsid w:val="4A8B0408"/>
     <w:multiLevelType w:val="multilevel"/>
-    <w:tmpl w:val="3B5CB8CC"/>
+    <w:tmpl w:val="A99A2BD4"/>
     <w:lvl w:ilvl="0">
       <w:start w:val="1"/>
       <w:numFmt w:val="bullet"/>
@@ -18507,9 +18508,9 @@
     </w:lvl>
   </w:abstractNum>
   <w:abstractNum w:abstractNumId="21" w15:restartNumberingAfterBreak="0">
-    <w:nsid w:val="53122A5B"/>
+    <w:nsid w:val="50C60ED8"/>
     <w:multiLevelType w:val="multilevel"/>
-    <w:tmpl w:val="4D46E85A"/>
+    <w:tmpl w:val="44FC07CE"/>
     <w:lvl w:ilvl="0">
       <w:start w:val="1"/>
       <w:numFmt w:val="bullet"/>
@@ -18656,9 +18657,9 @@
     </w:lvl>
   </w:abstractNum>
   <w:abstractNum w:abstractNumId="22" w15:restartNumberingAfterBreak="0">
-    <w:nsid w:val="53496F12"/>
+    <w:nsid w:val="51AC0480"/>
     <w:multiLevelType w:val="multilevel"/>
-    <w:tmpl w:val="BD420E5A"/>
+    <w:tmpl w:val="88A80916"/>
     <w:lvl w:ilvl="0">
       <w:start w:val="1"/>
       <w:numFmt w:val="bullet"/>
@@ -18805,9 +18806,9 @@
     </w:lvl>
   </w:abstractNum>
   <w:abstractNum w:abstractNumId="23" w15:restartNumberingAfterBreak="0">
-    <w:nsid w:val="61BE7FBF"/>
+    <w:nsid w:val="53830612"/>
     <w:multiLevelType w:val="multilevel"/>
-    <w:tmpl w:val="0DD87566"/>
+    <w:tmpl w:val="31120356"/>
     <w:lvl w:ilvl="0">
       <w:start w:val="1"/>
       <w:numFmt w:val="bullet"/>
@@ -18954,9 +18955,9 @@
     </w:lvl>
   </w:abstractNum>
   <w:abstractNum w:abstractNumId="24" w15:restartNumberingAfterBreak="0">
-    <w:nsid w:val="6244052D"/>
+    <w:nsid w:val="5ECB5716"/>
     <w:multiLevelType w:val="multilevel"/>
-    <w:tmpl w:val="60808CF6"/>
+    <w:tmpl w:val="67EE8E08"/>
     <w:lvl w:ilvl="0">
       <w:start w:val="1"/>
       <w:numFmt w:val="bullet"/>
@@ -19103,9 +19104,9 @@
     </w:lvl>
   </w:abstractNum>
   <w:abstractNum w:abstractNumId="25" w15:restartNumberingAfterBreak="0">
-    <w:nsid w:val="66ED69CB"/>
+    <w:nsid w:val="62F2298A"/>
     <w:multiLevelType w:val="multilevel"/>
-    <w:tmpl w:val="9E78CCB6"/>
+    <w:tmpl w:val="99A24096"/>
     <w:lvl w:ilvl="0">
       <w:start w:val="1"/>
       <w:numFmt w:val="bullet"/>
@@ -19252,9 +19253,9 @@
     </w:lvl>
   </w:abstractNum>
   <w:abstractNum w:abstractNumId="26" w15:restartNumberingAfterBreak="0">
-    <w:nsid w:val="67F16304"/>
+    <w:nsid w:val="6340681D"/>
     <w:multiLevelType w:val="multilevel"/>
-    <w:tmpl w:val="C9EC132E"/>
+    <w:tmpl w:val="B86CB194"/>
     <w:lvl w:ilvl="0">
       <w:start w:val="1"/>
       <w:numFmt w:val="bullet"/>
@@ -19401,9 +19402,9 @@
     </w:lvl>
   </w:abstractNum>
   <w:abstractNum w:abstractNumId="27" w15:restartNumberingAfterBreak="0">
-    <w:nsid w:val="67F912BA"/>
+    <w:nsid w:val="635F71FA"/>
     <w:multiLevelType w:val="multilevel"/>
-    <w:tmpl w:val="3698CD16"/>
+    <w:tmpl w:val="98A81382"/>
     <w:lvl w:ilvl="0">
       <w:start w:val="1"/>
       <w:numFmt w:val="bullet"/>
@@ -19550,9 +19551,9 @@
     </w:lvl>
   </w:abstractNum>
   <w:abstractNum w:abstractNumId="28" w15:restartNumberingAfterBreak="0">
-    <w:nsid w:val="68570E9E"/>
+    <w:nsid w:val="64124F42"/>
     <w:multiLevelType w:val="multilevel"/>
-    <w:tmpl w:val="D7BAB38C"/>
+    <w:tmpl w:val="C71AD1D2"/>
     <w:lvl w:ilvl="0">
       <w:start w:val="1"/>
       <w:numFmt w:val="bullet"/>
@@ -19699,9 +19700,9 @@
     </w:lvl>
   </w:abstractNum>
   <w:abstractNum w:abstractNumId="29" w15:restartNumberingAfterBreak="0">
-    <w:nsid w:val="68664F09"/>
+    <w:nsid w:val="68B24052"/>
     <w:multiLevelType w:val="multilevel"/>
-    <w:tmpl w:val="B220FA56"/>
+    <w:tmpl w:val="9D96ECA6"/>
     <w:lvl w:ilvl="0">
       <w:start w:val="1"/>
       <w:numFmt w:val="bullet"/>
@@ -19848,9 +19849,9 @@
     </w:lvl>
   </w:abstractNum>
   <w:abstractNum w:abstractNumId="30" w15:restartNumberingAfterBreak="0">
-    <w:nsid w:val="6A8A0D67"/>
+    <w:nsid w:val="6DB754C6"/>
     <w:multiLevelType w:val="multilevel"/>
-    <w:tmpl w:val="CA3E57B4"/>
+    <w:tmpl w:val="EFA2CD58"/>
     <w:lvl w:ilvl="0">
       <w:start w:val="1"/>
       <w:numFmt w:val="bullet"/>
@@ -19997,9 +19998,9 @@
     </w:lvl>
   </w:abstractNum>
   <w:abstractNum w:abstractNumId="31" w15:restartNumberingAfterBreak="0">
-    <w:nsid w:val="6E766F57"/>
+    <w:nsid w:val="6FEC026F"/>
     <w:multiLevelType w:val="multilevel"/>
-    <w:tmpl w:val="37CA8B86"/>
+    <w:tmpl w:val="FE34DDC8"/>
     <w:lvl w:ilvl="0">
       <w:start w:val="1"/>
       <w:numFmt w:val="bullet"/>
@@ -20146,9 +20147,9 @@
     </w:lvl>
   </w:abstractNum>
   <w:abstractNum w:abstractNumId="32" w15:restartNumberingAfterBreak="0">
-    <w:nsid w:val="720623E9"/>
+    <w:nsid w:val="738919A6"/>
     <w:multiLevelType w:val="multilevel"/>
-    <w:tmpl w:val="9300D44E"/>
+    <w:tmpl w:val="44863FB0"/>
     <w:lvl w:ilvl="0">
       <w:start w:val="1"/>
       <w:numFmt w:val="bullet"/>
@@ -20295,9 +20296,9 @@
     </w:lvl>
   </w:abstractNum>
   <w:abstractNum w:abstractNumId="33" w15:restartNumberingAfterBreak="0">
-    <w:nsid w:val="727014C1"/>
+    <w:nsid w:val="774A25FF"/>
     <w:multiLevelType w:val="multilevel"/>
-    <w:tmpl w:val="AE7E98A4"/>
+    <w:tmpl w:val="B5C82DE4"/>
     <w:lvl w:ilvl="0">
       <w:start w:val="1"/>
       <w:numFmt w:val="bullet"/>
@@ -20314,7 +20315,7 @@
         <w:sz w:val="20"/>
       </w:rPr>
     </w:lvl>
-    <w:lvl w:ilvl="1" w:tentative="1">
+    <w:lvl w:ilvl="1">
       <w:start w:val="1"/>
       <w:numFmt w:val="bullet"/>
       <w:lvlText w:val="o"/>
@@ -20444,9 +20445,9 @@
     </w:lvl>
   </w:abstractNum>
   <w:abstractNum w:abstractNumId="34" w15:restartNumberingAfterBreak="0">
-    <w:nsid w:val="78885DBB"/>
+    <w:nsid w:val="775A17E8"/>
     <w:multiLevelType w:val="multilevel"/>
-    <w:tmpl w:val="172426A8"/>
+    <w:tmpl w:val="A8A8B3BC"/>
     <w:lvl w:ilvl="0">
       <w:start w:val="1"/>
       <w:numFmt w:val="bullet"/>
@@ -20593,9 +20594,9 @@
     </w:lvl>
   </w:abstractNum>
   <w:abstractNum w:abstractNumId="35" w15:restartNumberingAfterBreak="0">
-    <w:nsid w:val="7A030E78"/>
+    <w:nsid w:val="7ADC213C"/>
     <w:multiLevelType w:val="multilevel"/>
-    <w:tmpl w:val="89609F5A"/>
+    <w:tmpl w:val="5B80C898"/>
     <w:lvl w:ilvl="0">
       <w:start w:val="1"/>
       <w:numFmt w:val="bullet"/>
@@ -20612,7 +20613,7 @@
         <w:sz w:val="20"/>
       </w:rPr>
     </w:lvl>
-    <w:lvl w:ilvl="1">
+    <w:lvl w:ilvl="1" w:tentative="1">
       <w:start w:val="1"/>
       <w:numFmt w:val="bullet"/>
       <w:lvlText w:val="o"/>
@@ -20742,9 +20743,9 @@
     </w:lvl>
   </w:abstractNum>
   <w:abstractNum w:abstractNumId="36" w15:restartNumberingAfterBreak="0">
-    <w:nsid w:val="7B071BC7"/>
+    <w:nsid w:val="7B4132EF"/>
     <w:multiLevelType w:val="multilevel"/>
-    <w:tmpl w:val="B6B4A306"/>
+    <w:tmpl w:val="698A2F76"/>
     <w:lvl w:ilvl="0">
       <w:start w:val="1"/>
       <w:numFmt w:val="bullet"/>
@@ -20891,9 +20892,9 @@
     </w:lvl>
   </w:abstractNum>
   <w:abstractNum w:abstractNumId="37" w15:restartNumberingAfterBreak="0">
-    <w:nsid w:val="7C0E6932"/>
+    <w:nsid w:val="7C9831C6"/>
     <w:multiLevelType w:val="multilevel"/>
-    <w:tmpl w:val="E4ECC3EC"/>
+    <w:tmpl w:val="4EEC0B5A"/>
     <w:lvl w:ilvl="0">
       <w:start w:val="1"/>
       <w:numFmt w:val="bullet"/>
@@ -21040,9 +21041,9 @@
     </w:lvl>
   </w:abstractNum>
   <w:abstractNum w:abstractNumId="38" w15:restartNumberingAfterBreak="0">
-    <w:nsid w:val="7EB66E61"/>
+    <w:nsid w:val="7FB05EEB"/>
     <w:multiLevelType w:val="multilevel"/>
-    <w:tmpl w:val="773C92E0"/>
+    <w:tmpl w:val="358CC44E"/>
     <w:lvl w:ilvl="0">
       <w:start w:val="1"/>
       <w:numFmt w:val="bullet"/>
@@ -21188,122 +21189,122 @@
       </w:rPr>
     </w:lvl>
   </w:abstractNum>
-  <w:num w:numId="1" w16cid:durableId="1349403535">
+  <w:num w:numId="1" w16cid:durableId="730078815">
+    <w:abstractNumId w:val="24"/>
+  </w:num>
+  <w:num w:numId="2" w16cid:durableId="230166394">
+    <w:abstractNumId w:val="25"/>
+  </w:num>
+  <w:num w:numId="3" w16cid:durableId="1781222557">
+    <w:abstractNumId w:val="32"/>
+  </w:num>
+  <w:num w:numId="4" w16cid:durableId="483470038">
+    <w:abstractNumId w:val="36"/>
+  </w:num>
+  <w:num w:numId="5" w16cid:durableId="742217337">
+    <w:abstractNumId w:val="16"/>
+  </w:num>
+  <w:num w:numId="6" w16cid:durableId="1848054867">
+    <w:abstractNumId w:val="33"/>
+  </w:num>
+  <w:num w:numId="7" w16cid:durableId="302195352">
+    <w:abstractNumId w:val="28"/>
+  </w:num>
+  <w:num w:numId="8" w16cid:durableId="1692611404">
+    <w:abstractNumId w:val="4"/>
+  </w:num>
+  <w:num w:numId="9" w16cid:durableId="202402920">
+    <w:abstractNumId w:val="7"/>
+  </w:num>
+  <w:num w:numId="10" w16cid:durableId="212545744">
+    <w:abstractNumId w:val="6"/>
+  </w:num>
+  <w:num w:numId="11" w16cid:durableId="1198205021">
     <w:abstractNumId w:val="17"/>
   </w:num>
-  <w:num w:numId="2" w16cid:durableId="946695623">
-    <w:abstractNumId w:val="6"/>
+  <w:num w:numId="12" w16cid:durableId="2019236673">
+    <w:abstractNumId w:val="37"/>
   </w:num>
-  <w:num w:numId="3" w16cid:durableId="1351030954">
+  <w:num w:numId="13" w16cid:durableId="686055190">
     <w:abstractNumId w:val="0"/>
   </w:num>
-  <w:num w:numId="4" w16cid:durableId="839850294">
+  <w:num w:numId="14" w16cid:durableId="220024336">
+    <w:abstractNumId w:val="1"/>
+  </w:num>
+  <w:num w:numId="15" w16cid:durableId="80763686">
+    <w:abstractNumId w:val="22"/>
+  </w:num>
+  <w:num w:numId="16" w16cid:durableId="1598097037">
+    <w:abstractNumId w:val="27"/>
+  </w:num>
+  <w:num w:numId="17" w16cid:durableId="810631122">
+    <w:abstractNumId w:val="3"/>
+  </w:num>
+  <w:num w:numId="18" w16cid:durableId="2099863748">
+    <w:abstractNumId w:val="31"/>
+  </w:num>
+  <w:num w:numId="19" w16cid:durableId="522284086">
+    <w:abstractNumId w:val="11"/>
+  </w:num>
+  <w:num w:numId="20" w16cid:durableId="1676149749">
     <w:abstractNumId w:val="34"/>
   </w:num>
-  <w:num w:numId="5" w16cid:durableId="1925533137">
+  <w:num w:numId="21" w16cid:durableId="250088558">
+    <w:abstractNumId w:val="30"/>
+  </w:num>
+  <w:num w:numId="22" w16cid:durableId="2117485468">
+    <w:abstractNumId w:val="26"/>
+  </w:num>
+  <w:num w:numId="23" w16cid:durableId="983512431">
+    <w:abstractNumId w:val="10"/>
+  </w:num>
+  <w:num w:numId="24" w16cid:durableId="977032481">
+    <w:abstractNumId w:val="5"/>
+  </w:num>
+  <w:num w:numId="25" w16cid:durableId="4522714">
+    <w:abstractNumId w:val="13"/>
+  </w:num>
+  <w:num w:numId="26" w16cid:durableId="1959292206">
+    <w:abstractNumId w:val="9"/>
+  </w:num>
+  <w:num w:numId="27" w16cid:durableId="2110541720">
+    <w:abstractNumId w:val="19"/>
+  </w:num>
+  <w:num w:numId="28" w16cid:durableId="1013455548">
+    <w:abstractNumId w:val="15"/>
+  </w:num>
+  <w:num w:numId="29" w16cid:durableId="98766939">
+    <w:abstractNumId w:val="35"/>
+  </w:num>
+  <w:num w:numId="30" w16cid:durableId="1462269037">
+    <w:abstractNumId w:val="8"/>
+  </w:num>
+  <w:num w:numId="31" w16cid:durableId="162160642">
+    <w:abstractNumId w:val="12"/>
+  </w:num>
+  <w:num w:numId="32" w16cid:durableId="1095440380">
+    <w:abstractNumId w:val="38"/>
+  </w:num>
+  <w:num w:numId="33" w16cid:durableId="1615406537">
+    <w:abstractNumId w:val="21"/>
+  </w:num>
+  <w:num w:numId="34" w16cid:durableId="518205052">
+    <w:abstractNumId w:val="29"/>
+  </w:num>
+  <w:num w:numId="35" w16cid:durableId="588008632">
     <w:abstractNumId w:val="2"/>
   </w:num>
-  <w:num w:numId="6" w16cid:durableId="1722366811">
-    <w:abstractNumId w:val="35"/>
-  </w:num>
-  <w:num w:numId="7" w16cid:durableId="283972100">
+  <w:num w:numId="36" w16cid:durableId="1520923033">
     <w:abstractNumId w:val="20"/>
   </w:num>
-  <w:num w:numId="8" w16cid:durableId="1179269216">
-    <w:abstractNumId w:val="21"/>
-  </w:num>
-  <w:num w:numId="9" w16cid:durableId="1848904854">
-    <w:abstractNumId w:val="11"/>
-  </w:num>
-  <w:num w:numId="10" w16cid:durableId="1767461778">
-    <w:abstractNumId w:val="37"/>
-  </w:num>
-  <w:num w:numId="11" w16cid:durableId="1199270806">
-    <w:abstractNumId w:val="12"/>
-  </w:num>
-  <w:num w:numId="12" w16cid:durableId="1495223091">
-    <w:abstractNumId w:val="36"/>
-  </w:num>
-  <w:num w:numId="13" w16cid:durableId="2137872356">
-    <w:abstractNumId w:val="19"/>
-  </w:num>
-  <w:num w:numId="14" w16cid:durableId="1788772077">
-    <w:abstractNumId w:val="22"/>
-  </w:num>
-  <w:num w:numId="15" w16cid:durableId="1357657661">
-    <w:abstractNumId w:val="10"/>
-  </w:num>
-  <w:num w:numId="16" w16cid:durableId="821966043">
-    <w:abstractNumId w:val="32"/>
-  </w:num>
-  <w:num w:numId="17" w16cid:durableId="345209335">
+  <w:num w:numId="37" w16cid:durableId="1752851542">
     <w:abstractNumId w:val="14"/>
   </w:num>
-  <w:num w:numId="18" w16cid:durableId="1464039349">
-    <w:abstractNumId w:val="5"/>
-  </w:num>
-  <w:num w:numId="19" w16cid:durableId="981540579">
-    <w:abstractNumId w:val="1"/>
-  </w:num>
-  <w:num w:numId="20" w16cid:durableId="1062826889">
-    <w:abstractNumId w:val="27"/>
-  </w:num>
-  <w:num w:numId="21" w16cid:durableId="1288195381">
+  <w:num w:numId="38" w16cid:durableId="96803079">
     <w:abstractNumId w:val="18"/>
   </w:num>
-  <w:num w:numId="22" w16cid:durableId="923414054">
-    <w:abstractNumId w:val="16"/>
-  </w:num>
-  <w:num w:numId="23" w16cid:durableId="1983271002">
-    <w:abstractNumId w:val="13"/>
-  </w:num>
-  <w:num w:numId="24" w16cid:durableId="932666685">
-    <w:abstractNumId w:val="33"/>
-  </w:num>
-  <w:num w:numId="25" w16cid:durableId="820001498">
+  <w:num w:numId="39" w16cid:durableId="1042442648">
     <w:abstractNumId w:val="23"/>
-  </w:num>
-  <w:num w:numId="26" w16cid:durableId="863252418">
-    <w:abstractNumId w:val="7"/>
-  </w:num>
-  <w:num w:numId="27" w16cid:durableId="227541934">
-    <w:abstractNumId w:val="24"/>
-  </w:num>
-  <w:num w:numId="28" w16cid:durableId="951744947">
-    <w:abstractNumId w:val="9"/>
-  </w:num>
-  <w:num w:numId="29" w16cid:durableId="486089518">
-    <w:abstractNumId w:val="38"/>
-  </w:num>
-  <w:num w:numId="30" w16cid:durableId="936520348">
-    <w:abstractNumId w:val="28"/>
-  </w:num>
-  <w:num w:numId="31" w16cid:durableId="563610273">
-    <w:abstractNumId w:val="29"/>
-  </w:num>
-  <w:num w:numId="32" w16cid:durableId="2035570873">
-    <w:abstractNumId w:val="3"/>
-  </w:num>
-  <w:num w:numId="33" w16cid:durableId="161164492">
-    <w:abstractNumId w:val="8"/>
-  </w:num>
-  <w:num w:numId="34" w16cid:durableId="462845397">
-    <w:abstractNumId w:val="26"/>
-  </w:num>
-  <w:num w:numId="35" w16cid:durableId="753740336">
-    <w:abstractNumId w:val="15"/>
-  </w:num>
-  <w:num w:numId="36" w16cid:durableId="136998208">
-    <w:abstractNumId w:val="25"/>
-  </w:num>
-  <w:num w:numId="37" w16cid:durableId="759376970">
-    <w:abstractNumId w:val="4"/>
-  </w:num>
-  <w:num w:numId="38" w16cid:durableId="241061023">
-    <w:abstractNumId w:val="31"/>
-  </w:num>
-  <w:num w:numId="39" w16cid:durableId="2119720063">
-    <w:abstractNumId w:val="30"/>
   </w:num>
 </w:numbering>
 </file>
@@ -22675,7 +22676,7 @@
     <w:link w:val="KoptekstChar"/>
     <w:uiPriority w:val="99"/>
     <w:unhideWhenUsed/>
-    <w:rsid w:val="006641DD"/>
+    <w:rsid w:val="00531E77"/>
     <w:pPr>
       <w:tabs>
         <w:tab w:val="center" w:pos="4536"/>
@@ -22688,7 +22689,7 @@
     <w:basedOn w:val="Standaardalinea-lettertype"/>
     <w:link w:val="Koptekst"/>
     <w:uiPriority w:val="99"/>
-    <w:rsid w:val="006641DD"/>
+    <w:rsid w:val="00531E77"/>
     <w:rPr>
       <w:rFonts w:eastAsiaTheme="minorEastAsia"/>
       <w:sz w:val="24"/>
@@ -22701,7 +22702,7 @@
     <w:link w:val="VoettekstChar"/>
     <w:uiPriority w:val="99"/>
     <w:unhideWhenUsed/>
-    <w:rsid w:val="006641DD"/>
+    <w:rsid w:val="00531E77"/>
     <w:pPr>
       <w:tabs>
         <w:tab w:val="center" w:pos="4536"/>
@@ -22714,7 +22715,7 @@
     <w:basedOn w:val="Standaardalinea-lettertype"/>
     <w:link w:val="Voettekst"/>
     <w:uiPriority w:val="99"/>
-    <w:rsid w:val="006641DD"/>
+    <w:rsid w:val="00531E77"/>
     <w:rPr>
       <w:rFonts w:eastAsiaTheme="minorEastAsia"/>
       <w:sz w:val="24"/>
@@ -22728,7 +22729,7 @@
     <w:autoRedefine/>
     <w:uiPriority w:val="39"/>
     <w:unhideWhenUsed/>
-    <w:rsid w:val="006641DD"/>
+    <w:rsid w:val="00531E77"/>
     <w:pPr>
       <w:spacing w:after="100"/>
       <w:ind w:left="220"/>
@@ -22741,7 +22742,7 @@
     <w:autoRedefine/>
     <w:uiPriority w:val="39"/>
     <w:unhideWhenUsed/>
-    <w:rsid w:val="006641DD"/>
+    <w:rsid w:val="00531E77"/>
     <w:pPr>
       <w:spacing w:after="100"/>
     </w:pPr>

--- a/nl/docx/document-e.docx
+++ b/nl/docx/document-e.docx
@@ -7,7 +7,7 @@
         <w:spacing w:after="480"/>
         <w:jc w:val="center"/>
         <w:outlineLvl w:val="1"/>
-        <w:divId w:val="1326399572"/>
+        <w:divId w:val="1221744920"/>
         <w:rPr>
           <w:rFonts w:ascii="Aptos Display" w:eastAsia="Times New Roman" w:hAnsi="Aptos Display"/>
           <w:b/>
@@ -36,7 +36,7 @@
     <w:p>
       <w:pPr>
         <w:pStyle w:val="ondertitel2"/>
-        <w:divId w:val="1326399572"/>
+        <w:divId w:val="1221744920"/>
         <w:rPr>
           <w:lang w:val="nl-NL"/>
         </w:rPr>
@@ -51,7 +51,7 @@
     <w:p>
       <w:pPr>
         <w:pStyle w:val="documentaanduiding2"/>
-        <w:divId w:val="1326399572"/>
+        <w:divId w:val="1221744920"/>
         <w:rPr>
           <w:lang w:val="nl-NL"/>
         </w:rPr>
@@ -66,7 +66,7 @@
     <w:p>
       <w:pPr>
         <w:pStyle w:val="auteur2"/>
-        <w:divId w:val="1326399572"/>
+        <w:divId w:val="1221744920"/>
         <w:rPr>
           <w:lang w:val="nl-NL"/>
         </w:rPr>
@@ -81,23 +81,23 @@
     <w:p>
       <w:pPr>
         <w:pStyle w:val="meta-lijn2"/>
-        <w:divId w:val="1326399572"/>
-        <w:rPr>
-          <w:lang w:val="nl-NL"/>
-        </w:rPr>
-      </w:pPr>
-      <w:r>
-        <w:rPr>
-          <w:lang w:val="nl-NL"/>
-        </w:rPr>
-        <w:t>Versie bijgewerkt: 13 oktober 2026, 19:50</w:t>
+        <w:divId w:val="1221744920"/>
+        <w:rPr>
+          <w:lang w:val="nl-NL"/>
+        </w:rPr>
+      </w:pPr>
+      <w:r>
+        <w:rPr>
+          <w:lang w:val="nl-NL"/>
+        </w:rPr>
+        <w:t>Versie bijgewerkt: 13 oktober 2026, 20:03</w:t>
       </w:r>
     </w:p>
     <w:p>
       <w:pPr>
         <w:pStyle w:val="marker"/>
         <w:ind w:left="800" w:right="800"/>
-        <w:divId w:val="1230192695"/>
+        <w:divId w:val="346297047"/>
         <w:rPr>
           <w:lang w:val="nl-NL"/>
         </w:rPr>
@@ -110,13 +110,13 @@
       <w:pPr>
         <w:pStyle w:val="Kop2"/>
         <w:pageBreakBefore/>
-        <w:divId w:val="27220427"/>
-        <w:rPr>
-          <w:rFonts w:eastAsia="Times New Roman"/>
-          <w:lang w:val="nl-NL"/>
-        </w:rPr>
-      </w:pPr>
-      <w:bookmarkStart w:id="0" w:name="_Toc242816144"/>
+        <w:divId w:val="4288328"/>
+        <w:rPr>
+          <w:rFonts w:eastAsia="Times New Roman"/>
+          <w:lang w:val="nl-NL"/>
+        </w:rPr>
+      </w:pPr>
+      <w:bookmarkStart w:id="0" w:name="_Toc242816969"/>
       <w:r>
         <w:rPr>
           <w:rFonts w:eastAsia="Times New Roman"/>
@@ -133,7 +133,7 @@
         <w:tabs>
           <w:tab w:val="right" w:leader="dot" w:pos="9062"/>
         </w:tabs>
-        <w:divId w:val="27220427"/>
+        <w:divId w:val="4288328"/>
         <w:rPr>
           <w:rFonts w:asciiTheme="minorHAnsi" w:hAnsiTheme="minorHAnsi" w:cstheme="minorBidi"/>
           <w:noProof/>
@@ -184,7 +184,7 @@
         <w:rPr>
           <w:noProof/>
         </w:rPr>
-        <w:instrText xml:space="preserve"> PAGEREF _Toc242816144 \h </w:instrText>
+        <w:instrText xml:space="preserve"> PAGEREF _Toc242816969 \h </w:instrText>
       </w:r>
       <w:r>
         <w:rPr>
@@ -216,7 +216,7 @@
         <w:tabs>
           <w:tab w:val="right" w:leader="dot" w:pos="9062"/>
         </w:tabs>
-        <w:divId w:val="27220427"/>
+        <w:divId w:val="4288328"/>
         <w:rPr>
           <w:rFonts w:asciiTheme="minorHAnsi" w:hAnsiTheme="minorHAnsi" w:cstheme="minorBidi"/>
           <w:noProof/>
@@ -249,7 +249,7 @@
         <w:rPr>
           <w:noProof/>
         </w:rPr>
-        <w:instrText xml:space="preserve"> PAGEREF _Toc242816145 \h </w:instrText>
+        <w:instrText xml:space="preserve"> PAGEREF _Toc242816970 \h </w:instrText>
       </w:r>
       <w:r>
         <w:rPr>
@@ -281,7 +281,7 @@
         <w:tabs>
           <w:tab w:val="right" w:leader="dot" w:pos="9062"/>
         </w:tabs>
-        <w:divId w:val="27220427"/>
+        <w:divId w:val="4288328"/>
         <w:rPr>
           <w:rFonts w:asciiTheme="minorHAnsi" w:hAnsiTheme="minorHAnsi" w:cstheme="minorBidi"/>
           <w:noProof/>
@@ -314,7 +314,7 @@
         <w:rPr>
           <w:noProof/>
         </w:rPr>
-        <w:instrText xml:space="preserve"> PAGEREF _Toc242816146 \h </w:instrText>
+        <w:instrText xml:space="preserve"> PAGEREF _Toc242816971 \h </w:instrText>
       </w:r>
       <w:r>
         <w:rPr>
@@ -346,7 +346,7 @@
         <w:tabs>
           <w:tab w:val="right" w:leader="dot" w:pos="9062"/>
         </w:tabs>
-        <w:divId w:val="27220427"/>
+        <w:divId w:val="4288328"/>
         <w:rPr>
           <w:rFonts w:asciiTheme="minorHAnsi" w:hAnsiTheme="minorHAnsi" w:cstheme="minorBidi"/>
           <w:noProof/>
@@ -379,7 +379,7 @@
         <w:rPr>
           <w:noProof/>
         </w:rPr>
-        <w:instrText xml:space="preserve"> PAGEREF _Toc242816147 \h </w:instrText>
+        <w:instrText xml:space="preserve"> PAGEREF _Toc242816972 \h </w:instrText>
       </w:r>
       <w:r>
         <w:rPr>
@@ -411,7 +411,7 @@
         <w:tabs>
           <w:tab w:val="right" w:leader="dot" w:pos="9062"/>
         </w:tabs>
-        <w:divId w:val="27220427"/>
+        <w:divId w:val="4288328"/>
         <w:rPr>
           <w:rFonts w:asciiTheme="minorHAnsi" w:hAnsiTheme="minorHAnsi" w:cstheme="minorBidi"/>
           <w:noProof/>
@@ -444,7 +444,7 @@
         <w:rPr>
           <w:noProof/>
         </w:rPr>
-        <w:instrText xml:space="preserve"> PAGEREF _Toc242816148 \h </w:instrText>
+        <w:instrText xml:space="preserve"> PAGEREF _Toc242816973 \h </w:instrText>
       </w:r>
       <w:r>
         <w:rPr>
@@ -476,7 +476,7 @@
         <w:tabs>
           <w:tab w:val="right" w:leader="dot" w:pos="9062"/>
         </w:tabs>
-        <w:divId w:val="27220427"/>
+        <w:divId w:val="4288328"/>
         <w:rPr>
           <w:rFonts w:asciiTheme="minorHAnsi" w:hAnsiTheme="minorHAnsi" w:cstheme="minorBidi"/>
           <w:noProof/>
@@ -509,7 +509,7 @@
         <w:rPr>
           <w:noProof/>
         </w:rPr>
-        <w:instrText xml:space="preserve"> PAGEREF _Toc242816149 \h </w:instrText>
+        <w:instrText xml:space="preserve"> PAGEREF _Toc242816974 \h </w:instrText>
       </w:r>
       <w:r>
         <w:rPr>
@@ -541,7 +541,7 @@
         <w:tabs>
           <w:tab w:val="right" w:leader="dot" w:pos="9062"/>
         </w:tabs>
-        <w:divId w:val="27220427"/>
+        <w:divId w:val="4288328"/>
         <w:rPr>
           <w:rFonts w:asciiTheme="minorHAnsi" w:hAnsiTheme="minorHAnsi" w:cstheme="minorBidi"/>
           <w:noProof/>
@@ -574,7 +574,7 @@
         <w:rPr>
           <w:noProof/>
         </w:rPr>
-        <w:instrText xml:space="preserve"> PAGEREF _Toc242816150 \h </w:instrText>
+        <w:instrText xml:space="preserve"> PAGEREF _Toc242816975 \h </w:instrText>
       </w:r>
       <w:r>
         <w:rPr>
@@ -603,7 +603,7 @@
     <w:p>
       <w:pPr>
         <w:pStyle w:val="marker"/>
-        <w:divId w:val="27220427"/>
+        <w:divId w:val="4288328"/>
         <w:rPr>
           <w:lang w:val="nl-NL"/>
         </w:rPr>
@@ -618,7 +618,7 @@
     <w:p>
       <w:pPr>
         <w:shd w:val="clear" w:color="auto" w:fill="F7F5F1"/>
-        <w:divId w:val="1793015946"/>
+        <w:divId w:val="1194029474"/>
         <w:rPr>
           <w:rFonts w:eastAsia="Times New Roman"/>
           <w:i/>
@@ -641,13 +641,13 @@
     <w:p>
       <w:pPr>
         <w:pStyle w:val="Kop1"/>
-        <w:divId w:val="1230192695"/>
-        <w:rPr>
-          <w:rFonts w:eastAsia="Times New Roman"/>
-          <w:lang w:val="nl-NL"/>
-        </w:rPr>
-      </w:pPr>
-      <w:bookmarkStart w:id="1" w:name="_Toc242816145"/>
+        <w:divId w:val="346297047"/>
+        <w:rPr>
+          <w:rFonts w:eastAsia="Times New Roman"/>
+          <w:lang w:val="nl-NL"/>
+        </w:rPr>
+      </w:pPr>
+      <w:bookmarkStart w:id="1" w:name="_Toc242816970"/>
       <w:r>
         <w:rPr>
           <w:rFonts w:eastAsia="Times New Roman"/>
@@ -661,7 +661,7 @@
       <w:pPr>
         <w:pStyle w:val="Kop2"/>
         <w:spacing w:before="400" w:after="160"/>
-        <w:divId w:val="1230192695"/>
+        <w:divId w:val="346297047"/>
         <w:rPr>
           <w:rFonts w:eastAsia="Times New Roman"/>
           <w:sz w:val="32"/>
@@ -669,7 +669,7 @@
           <w:lang w:val="nl-NL"/>
         </w:rPr>
       </w:pPr>
-      <w:bookmarkStart w:id="2" w:name="_Toc242816146"/>
+      <w:bookmarkStart w:id="2" w:name="_Toc242816971"/>
       <w:r>
         <w:rPr>
           <w:rFonts w:eastAsia="Times New Roman"/>
@@ -684,7 +684,7 @@
     <w:p>
       <w:pPr>
         <w:outlineLvl w:val="2"/>
-        <w:divId w:val="476340838"/>
+        <w:divId w:val="236979714"/>
         <w:rPr>
           <w:rFonts w:ascii="Aptos Display" w:eastAsia="Times New Roman" w:hAnsi="Aptos Display"/>
           <w:b/>
@@ -710,7 +710,7 @@
     </w:p>
     <w:p>
       <w:pPr>
-        <w:divId w:val="476340838"/>
+        <w:divId w:val="236979714"/>
         <w:rPr>
           <w:rFonts w:eastAsia="Times New Roman"/>
           <w:sz w:val="24"/>
@@ -730,7 +730,7 @@
     <w:p>
       <w:pPr>
         <w:pStyle w:val="subtitel"/>
-        <w:divId w:val="1230192695"/>
+        <w:divId w:val="346297047"/>
         <w:rPr>
           <w:lang w:val="nl-NL"/>
         </w:rPr>
@@ -745,7 +745,7 @@
     <w:p>
       <w:pPr>
         <w:pStyle w:val="Kop4"/>
-        <w:divId w:val="1230192695"/>
+        <w:divId w:val="346297047"/>
         <w:rPr>
           <w:rFonts w:eastAsia="Times New Roman"/>
           <w:lang w:val="nl-NL"/>
@@ -762,7 +762,7 @@
     <w:p>
       <w:pPr>
         <w:pStyle w:val="Normaalweb"/>
-        <w:divId w:val="1230192695"/>
+        <w:divId w:val="346297047"/>
         <w:rPr>
           <w:lang w:val="nl-NL"/>
         </w:rPr>
@@ -777,7 +777,7 @@
     <w:p>
       <w:pPr>
         <w:pStyle w:val="Kop5"/>
-        <w:divId w:val="1230192695"/>
+        <w:divId w:val="346297047"/>
         <w:rPr>
           <w:rFonts w:eastAsia="Times New Roman"/>
           <w:lang w:val="nl-NL"/>
@@ -794,7 +794,7 @@
     <w:p>
       <w:pPr>
         <w:pStyle w:val="Normaalweb"/>
-        <w:divId w:val="1230192695"/>
+        <w:divId w:val="346297047"/>
         <w:rPr>
           <w:lang w:val="nl-NL"/>
         </w:rPr>
@@ -809,7 +809,7 @@
     <w:p>
       <w:pPr>
         <w:pStyle w:val="Normaalweb"/>
-        <w:divId w:val="1230192695"/>
+        <w:divId w:val="346297047"/>
         <w:rPr>
           <w:lang w:val="nl-NL"/>
         </w:rPr>
@@ -824,7 +824,7 @@
     <w:p>
       <w:pPr>
         <w:pStyle w:val="Kop5"/>
-        <w:divId w:val="1230192695"/>
+        <w:divId w:val="346297047"/>
         <w:rPr>
           <w:rFonts w:eastAsia="Times New Roman"/>
           <w:lang w:val="nl-NL"/>
@@ -845,7 +845,7 @@
           <w:numId w:val="1"/>
         </w:numPr>
         <w:spacing w:before="100" w:beforeAutospacing="1" w:after="100" w:afterAutospacing="1"/>
-        <w:divId w:val="1230192695"/>
+        <w:divId w:val="346297047"/>
         <w:rPr>
           <w:rFonts w:eastAsia="Times New Roman"/>
           <w:lang w:val="nl-NL"/>
@@ -866,7 +866,7 @@
           <w:numId w:val="1"/>
         </w:numPr>
         <w:spacing w:before="100" w:beforeAutospacing="1" w:after="100" w:afterAutospacing="1"/>
-        <w:divId w:val="1230192695"/>
+        <w:divId w:val="346297047"/>
         <w:rPr>
           <w:rFonts w:eastAsia="Times New Roman"/>
           <w:lang w:val="nl-NL"/>
@@ -887,7 +887,7 @@
           <w:numId w:val="1"/>
         </w:numPr>
         <w:spacing w:before="100" w:beforeAutospacing="1" w:after="100" w:afterAutospacing="1"/>
-        <w:divId w:val="1230192695"/>
+        <w:divId w:val="346297047"/>
         <w:rPr>
           <w:rFonts w:eastAsia="Times New Roman"/>
           <w:lang w:val="nl-NL"/>
@@ -908,7 +908,7 @@
           <w:numId w:val="1"/>
         </w:numPr>
         <w:spacing w:before="100" w:beforeAutospacing="1" w:after="100" w:afterAutospacing="1"/>
-        <w:divId w:val="1230192695"/>
+        <w:divId w:val="346297047"/>
         <w:rPr>
           <w:rFonts w:eastAsia="Times New Roman"/>
           <w:lang w:val="nl-NL"/>
@@ -925,7 +925,7 @@
     <w:p>
       <w:pPr>
         <w:pStyle w:val="Kop5"/>
-        <w:divId w:val="1230192695"/>
+        <w:divId w:val="346297047"/>
         <w:rPr>
           <w:rFonts w:eastAsia="Times New Roman"/>
           <w:lang w:val="nl-NL"/>
@@ -942,7 +942,7 @@
     <w:p>
       <w:pPr>
         <w:pStyle w:val="Normaalweb"/>
-        <w:divId w:val="1230192695"/>
+        <w:divId w:val="346297047"/>
         <w:rPr>
           <w:lang w:val="nl-NL"/>
         </w:rPr>
@@ -958,7 +958,7 @@
     <w:p>
       <w:pPr>
         <w:pStyle w:val="Kop4"/>
-        <w:divId w:val="1230192695"/>
+        <w:divId w:val="346297047"/>
         <w:rPr>
           <w:rFonts w:eastAsia="Times New Roman"/>
           <w:lang w:val="nl-NL"/>
@@ -975,7 +975,7 @@
     <w:p>
       <w:pPr>
         <w:pStyle w:val="Normaalweb"/>
-        <w:divId w:val="1385060204"/>
+        <w:divId w:val="1170368063"/>
         <w:rPr>
           <w:lang w:val="nl-NL"/>
         </w:rPr>
@@ -997,7 +997,7 @@
     <w:p>
       <w:pPr>
         <w:pStyle w:val="Normaalweb"/>
-        <w:divId w:val="1385060204"/>
+        <w:divId w:val="1170368063"/>
         <w:rPr>
           <w:lang w:val="nl-NL"/>
         </w:rPr>
@@ -1019,7 +1019,7 @@
     <w:p>
       <w:pPr>
         <w:pStyle w:val="Kop5"/>
-        <w:divId w:val="1230192695"/>
+        <w:divId w:val="346297047"/>
         <w:rPr>
           <w:rFonts w:eastAsia="Times New Roman"/>
           <w:lang w:val="nl-NL"/>
@@ -1036,7 +1036,7 @@
     <w:p>
       <w:pPr>
         <w:pStyle w:val="Normaalweb"/>
-        <w:divId w:val="1230192695"/>
+        <w:divId w:val="346297047"/>
         <w:rPr>
           <w:lang w:val="nl-NL"/>
         </w:rPr>
@@ -1051,7 +1051,7 @@
     <w:p>
       <w:pPr>
         <w:pStyle w:val="Kop5"/>
-        <w:divId w:val="1230192695"/>
+        <w:divId w:val="346297047"/>
         <w:rPr>
           <w:rFonts w:eastAsia="Times New Roman"/>
           <w:lang w:val="nl-NL"/>
@@ -1068,7 +1068,7 @@
     <w:p>
       <w:pPr>
         <w:pStyle w:val="Normaalweb"/>
-        <w:divId w:val="1230192695"/>
+        <w:divId w:val="346297047"/>
         <w:rPr>
           <w:lang w:val="nl-NL"/>
         </w:rPr>
@@ -1083,7 +1083,7 @@
     <w:p>
       <w:pPr>
         <w:pStyle w:val="Kop5"/>
-        <w:divId w:val="1230192695"/>
+        <w:divId w:val="346297047"/>
         <w:rPr>
           <w:rFonts w:eastAsia="Times New Roman"/>
           <w:lang w:val="nl-NL"/>
@@ -1100,7 +1100,7 @@
     <w:p>
       <w:pPr>
         <w:pStyle w:val="Normaalweb"/>
-        <w:divId w:val="1230192695"/>
+        <w:divId w:val="346297047"/>
         <w:rPr>
           <w:lang w:val="nl-NL"/>
         </w:rPr>
@@ -1115,7 +1115,7 @@
     <w:p>
       <w:pPr>
         <w:pStyle w:val="Kop4"/>
-        <w:divId w:val="1230192695"/>
+        <w:divId w:val="346297047"/>
         <w:rPr>
           <w:rFonts w:eastAsia="Times New Roman"/>
           <w:lang w:val="nl-NL"/>
@@ -1132,7 +1132,7 @@
     <w:p>
       <w:pPr>
         <w:pStyle w:val="Kop5"/>
-        <w:divId w:val="1230192695"/>
+        <w:divId w:val="346297047"/>
         <w:rPr>
           <w:rFonts w:eastAsia="Times New Roman"/>
           <w:lang w:val="nl-NL"/>
@@ -1149,7 +1149,7 @@
     <w:p>
       <w:pPr>
         <w:pStyle w:val="Normaalweb"/>
-        <w:divId w:val="1230192695"/>
+        <w:divId w:val="346297047"/>
         <w:rPr>
           <w:lang w:val="nl-NL"/>
         </w:rPr>
@@ -1164,7 +1164,7 @@
     <w:p>
       <w:pPr>
         <w:pStyle w:val="Kop5"/>
-        <w:divId w:val="1230192695"/>
+        <w:divId w:val="346297047"/>
         <w:rPr>
           <w:rFonts w:eastAsia="Times New Roman"/>
           <w:lang w:val="nl-NL"/>
@@ -1181,7 +1181,7 @@
     <w:p>
       <w:pPr>
         <w:pStyle w:val="Normaalweb"/>
-        <w:divId w:val="1230192695"/>
+        <w:divId w:val="346297047"/>
         <w:rPr>
           <w:lang w:val="nl-NL"/>
         </w:rPr>
@@ -1200,7 +1200,7 @@
           <w:numId w:val="2"/>
         </w:numPr>
         <w:spacing w:before="100" w:beforeAutospacing="1" w:after="100" w:afterAutospacing="1"/>
-        <w:divId w:val="1230192695"/>
+        <w:divId w:val="346297047"/>
         <w:rPr>
           <w:rFonts w:eastAsia="Times New Roman"/>
           <w:lang w:val="nl-NL"/>
@@ -1221,7 +1221,7 @@
           <w:numId w:val="2"/>
         </w:numPr>
         <w:spacing w:before="100" w:beforeAutospacing="1" w:after="100" w:afterAutospacing="1"/>
-        <w:divId w:val="1230192695"/>
+        <w:divId w:val="346297047"/>
         <w:rPr>
           <w:rFonts w:eastAsia="Times New Roman"/>
           <w:lang w:val="nl-NL"/>
@@ -1242,7 +1242,7 @@
           <w:numId w:val="2"/>
         </w:numPr>
         <w:spacing w:before="100" w:beforeAutospacing="1" w:after="100" w:afterAutospacing="1"/>
-        <w:divId w:val="1230192695"/>
+        <w:divId w:val="346297047"/>
         <w:rPr>
           <w:rFonts w:eastAsia="Times New Roman"/>
           <w:lang w:val="nl-NL"/>
@@ -1259,7 +1259,7 @@
     <w:p>
       <w:pPr>
         <w:pStyle w:val="Normaalweb"/>
-        <w:divId w:val="1230192695"/>
+        <w:divId w:val="346297047"/>
         <w:rPr>
           <w:lang w:val="nl-NL"/>
         </w:rPr>
@@ -1274,7 +1274,7 @@
     <w:p>
       <w:pPr>
         <w:pStyle w:val="Kop5"/>
-        <w:divId w:val="1230192695"/>
+        <w:divId w:val="346297047"/>
         <w:rPr>
           <w:rFonts w:eastAsia="Times New Roman"/>
           <w:lang w:val="nl-NL"/>
@@ -1291,7 +1291,7 @@
     <w:p>
       <w:pPr>
         <w:pStyle w:val="Normaalweb"/>
-        <w:divId w:val="1230192695"/>
+        <w:divId w:val="346297047"/>
         <w:rPr>
           <w:lang w:val="nl-NL"/>
         </w:rPr>
@@ -1306,7 +1306,7 @@
     <w:p>
       <w:pPr>
         <w:pStyle w:val="Kop4"/>
-        <w:divId w:val="1230192695"/>
+        <w:divId w:val="346297047"/>
         <w:rPr>
           <w:rFonts w:eastAsia="Times New Roman"/>
           <w:lang w:val="nl-NL"/>
@@ -1323,7 +1323,7 @@
     <w:p>
       <w:pPr>
         <w:pStyle w:val="Kop5"/>
-        <w:divId w:val="1230192695"/>
+        <w:divId w:val="346297047"/>
         <w:rPr>
           <w:rFonts w:eastAsia="Times New Roman"/>
           <w:lang w:val="nl-NL"/>
@@ -1341,7 +1341,7 @@
     <w:p>
       <w:pPr>
         <w:pStyle w:val="Normaalweb"/>
-        <w:divId w:val="1230192695"/>
+        <w:divId w:val="346297047"/>
         <w:rPr>
           <w:lang w:val="nl-NL"/>
         </w:rPr>
@@ -1362,7 +1362,7 @@
     <w:p>
       <w:pPr>
         <w:pStyle w:val="Kop5"/>
-        <w:divId w:val="1230192695"/>
+        <w:divId w:val="346297047"/>
         <w:rPr>
           <w:rFonts w:eastAsia="Times New Roman"/>
           <w:lang w:val="nl-NL"/>
@@ -1379,7 +1379,7 @@
     <w:p>
       <w:pPr>
         <w:pStyle w:val="Normaalweb"/>
-        <w:divId w:val="1230192695"/>
+        <w:divId w:val="346297047"/>
         <w:rPr>
           <w:lang w:val="nl-NL"/>
         </w:rPr>
@@ -1394,7 +1394,7 @@
     <w:p>
       <w:pPr>
         <w:pStyle w:val="Kop5"/>
-        <w:divId w:val="1230192695"/>
+        <w:divId w:val="346297047"/>
         <w:rPr>
           <w:rFonts w:eastAsia="Times New Roman"/>
           <w:lang w:val="nl-NL"/>
@@ -1411,7 +1411,7 @@
     <w:p>
       <w:pPr>
         <w:pStyle w:val="Normaalweb"/>
-        <w:divId w:val="1230192695"/>
+        <w:divId w:val="346297047"/>
         <w:rPr>
           <w:lang w:val="nl-NL"/>
         </w:rPr>
@@ -1426,7 +1426,7 @@
     <w:p>
       <w:pPr>
         <w:pStyle w:val="Kop5"/>
-        <w:divId w:val="1230192695"/>
+        <w:divId w:val="346297047"/>
         <w:rPr>
           <w:rFonts w:eastAsia="Times New Roman"/>
           <w:lang w:val="nl-NL"/>
@@ -1443,7 +1443,7 @@
     <w:p>
       <w:pPr>
         <w:pStyle w:val="Normaalweb"/>
-        <w:divId w:val="1230192695"/>
+        <w:divId w:val="346297047"/>
         <w:rPr>
           <w:lang w:val="nl-NL"/>
         </w:rPr>
@@ -1458,7 +1458,7 @@
     <w:p>
       <w:pPr>
         <w:pStyle w:val="Kop5"/>
-        <w:divId w:val="1230192695"/>
+        <w:divId w:val="346297047"/>
         <w:rPr>
           <w:rFonts w:eastAsia="Times New Roman"/>
           <w:lang w:val="nl-NL"/>
@@ -1475,7 +1475,7 @@
     <w:p>
       <w:pPr>
         <w:pStyle w:val="Normaalweb"/>
-        <w:divId w:val="1230192695"/>
+        <w:divId w:val="346297047"/>
         <w:rPr>
           <w:lang w:val="nl-NL"/>
         </w:rPr>
@@ -1490,7 +1490,7 @@
     <w:p>
       <w:pPr>
         <w:pStyle w:val="afsluiting"/>
-        <w:divId w:val="1230192695"/>
+        <w:divId w:val="346297047"/>
         <w:rPr>
           <w:lang w:val="nl-NL"/>
         </w:rPr>
@@ -1505,7 +1505,7 @@
     <w:p>
       <w:pPr>
         <w:outlineLvl w:val="2"/>
-        <w:divId w:val="1724907537"/>
+        <w:divId w:val="1626814976"/>
         <w:rPr>
           <w:rFonts w:ascii="Aptos Display" w:eastAsia="Times New Roman" w:hAnsi="Aptos Display"/>
           <w:b/>
@@ -1531,7 +1531,7 @@
     </w:p>
     <w:p>
       <w:pPr>
-        <w:divId w:val="1724907537"/>
+        <w:divId w:val="1626814976"/>
         <w:rPr>
           <w:rFonts w:eastAsia="Times New Roman"/>
           <w:sz w:val="24"/>
@@ -1551,7 +1551,7 @@
     <w:p>
       <w:pPr>
         <w:pStyle w:val="subtitel"/>
-        <w:divId w:val="1230192695"/>
+        <w:divId w:val="346297047"/>
         <w:rPr>
           <w:lang w:val="nl-NL"/>
         </w:rPr>
@@ -1566,7 +1566,7 @@
     <w:p>
       <w:pPr>
         <w:pStyle w:val="Kop4"/>
-        <w:divId w:val="1230192695"/>
+        <w:divId w:val="346297047"/>
         <w:rPr>
           <w:rFonts w:eastAsia="Times New Roman"/>
           <w:lang w:val="nl-NL"/>
@@ -1583,7 +1583,7 @@
     <w:p>
       <w:pPr>
         <w:pStyle w:val="Normaalweb"/>
-        <w:divId w:val="1230192695"/>
+        <w:divId w:val="346297047"/>
         <w:rPr>
           <w:lang w:val="nl-NL"/>
         </w:rPr>
@@ -1598,7 +1598,7 @@
     <w:p>
       <w:pPr>
         <w:pStyle w:val="Kop5"/>
-        <w:divId w:val="1230192695"/>
+        <w:divId w:val="346297047"/>
         <w:rPr>
           <w:rFonts w:eastAsia="Times New Roman"/>
           <w:lang w:val="nl-NL"/>
@@ -1615,7 +1615,7 @@
     <w:p>
       <w:pPr>
         <w:pStyle w:val="Normaalweb"/>
-        <w:divId w:val="1230192695"/>
+        <w:divId w:val="346297047"/>
         <w:rPr>
           <w:lang w:val="nl-NL"/>
         </w:rPr>
@@ -1630,7 +1630,7 @@
     <w:p>
       <w:pPr>
         <w:pStyle w:val="Normaalweb"/>
-        <w:divId w:val="1230192695"/>
+        <w:divId w:val="346297047"/>
         <w:rPr>
           <w:lang w:val="nl-NL"/>
         </w:rPr>
@@ -1645,7 +1645,7 @@
     <w:p>
       <w:pPr>
         <w:pStyle w:val="Kop5"/>
-        <w:divId w:val="1230192695"/>
+        <w:divId w:val="346297047"/>
         <w:rPr>
           <w:rFonts w:eastAsia="Times New Roman"/>
           <w:lang w:val="nl-NL"/>
@@ -1666,7 +1666,7 @@
           <w:numId w:val="3"/>
         </w:numPr>
         <w:spacing w:before="100" w:beforeAutospacing="1" w:after="100" w:afterAutospacing="1"/>
-        <w:divId w:val="1230192695"/>
+        <w:divId w:val="346297047"/>
         <w:rPr>
           <w:rFonts w:eastAsia="Times New Roman"/>
           <w:lang w:val="nl-NL"/>
@@ -1687,7 +1687,7 @@
           <w:numId w:val="3"/>
         </w:numPr>
         <w:spacing w:before="100" w:beforeAutospacing="1" w:after="100" w:afterAutospacing="1"/>
-        <w:divId w:val="1230192695"/>
+        <w:divId w:val="346297047"/>
         <w:rPr>
           <w:rFonts w:eastAsia="Times New Roman"/>
           <w:lang w:val="nl-NL"/>
@@ -1708,7 +1708,7 @@
           <w:numId w:val="3"/>
         </w:numPr>
         <w:spacing w:before="100" w:beforeAutospacing="1" w:after="100" w:afterAutospacing="1"/>
-        <w:divId w:val="1230192695"/>
+        <w:divId w:val="346297047"/>
         <w:rPr>
           <w:rFonts w:eastAsia="Times New Roman"/>
           <w:lang w:val="nl-NL"/>
@@ -1725,7 +1725,7 @@
     <w:p>
       <w:pPr>
         <w:pStyle w:val="Kop5"/>
-        <w:divId w:val="1230192695"/>
+        <w:divId w:val="346297047"/>
         <w:rPr>
           <w:rFonts w:eastAsia="Times New Roman"/>
           <w:lang w:val="nl-NL"/>
@@ -1742,7 +1742,7 @@
     <w:p>
       <w:pPr>
         <w:pStyle w:val="Normaalweb"/>
-        <w:divId w:val="1230192695"/>
+        <w:divId w:val="346297047"/>
         <w:rPr>
           <w:lang w:val="nl-NL"/>
         </w:rPr>
@@ -1761,7 +1761,7 @@
           <w:numId w:val="4"/>
         </w:numPr>
         <w:spacing w:before="100" w:beforeAutospacing="1" w:after="100" w:afterAutospacing="1"/>
-        <w:divId w:val="1230192695"/>
+        <w:divId w:val="346297047"/>
         <w:rPr>
           <w:rFonts w:eastAsia="Times New Roman"/>
           <w:lang w:val="nl-NL"/>
@@ -1783,7 +1783,7 @@
           <w:numId w:val="4"/>
         </w:numPr>
         <w:spacing w:before="100" w:beforeAutospacing="1" w:after="100" w:afterAutospacing="1"/>
-        <w:divId w:val="1230192695"/>
+        <w:divId w:val="346297047"/>
         <w:rPr>
           <w:rFonts w:eastAsia="Times New Roman"/>
           <w:lang w:val="nl-NL"/>
@@ -1800,7 +1800,7 @@
     <w:p>
       <w:pPr>
         <w:pStyle w:val="Kop4"/>
-        <w:divId w:val="1230192695"/>
+        <w:divId w:val="346297047"/>
         <w:rPr>
           <w:rFonts w:eastAsia="Times New Roman"/>
           <w:lang w:val="nl-NL"/>
@@ -1817,7 +1817,7 @@
     <w:p>
       <w:pPr>
         <w:pStyle w:val="Normaalweb"/>
-        <w:divId w:val="77293147"/>
+        <w:divId w:val="866453872"/>
         <w:rPr>
           <w:lang w:val="nl-NL"/>
         </w:rPr>
@@ -1839,7 +1839,7 @@
     <w:p>
       <w:pPr>
         <w:pStyle w:val="Normaalweb"/>
-        <w:divId w:val="77293147"/>
+        <w:divId w:val="866453872"/>
         <w:rPr>
           <w:lang w:val="nl-NL"/>
         </w:rPr>
@@ -1861,7 +1861,7 @@
     <w:p>
       <w:pPr>
         <w:pStyle w:val="Kop5"/>
-        <w:divId w:val="1230192695"/>
+        <w:divId w:val="346297047"/>
         <w:rPr>
           <w:rFonts w:eastAsia="Times New Roman"/>
           <w:lang w:val="nl-NL"/>
@@ -1878,7 +1878,7 @@
     <w:p>
       <w:pPr>
         <w:pStyle w:val="Normaalweb"/>
-        <w:divId w:val="1230192695"/>
+        <w:divId w:val="346297047"/>
         <w:rPr>
           <w:lang w:val="nl-NL"/>
         </w:rPr>
@@ -1893,7 +1893,7 @@
     <w:p>
       <w:pPr>
         <w:pStyle w:val="Kop5"/>
-        <w:divId w:val="1230192695"/>
+        <w:divId w:val="346297047"/>
         <w:rPr>
           <w:rFonts w:eastAsia="Times New Roman"/>
           <w:lang w:val="nl-NL"/>
@@ -1910,7 +1910,7 @@
     <w:p>
       <w:pPr>
         <w:pStyle w:val="Normaalweb"/>
-        <w:divId w:val="1230192695"/>
+        <w:divId w:val="346297047"/>
         <w:rPr>
           <w:lang w:val="nl-NL"/>
         </w:rPr>
@@ -1925,7 +1925,7 @@
     <w:p>
       <w:pPr>
         <w:pStyle w:val="Kop5"/>
-        <w:divId w:val="1230192695"/>
+        <w:divId w:val="346297047"/>
         <w:rPr>
           <w:rFonts w:eastAsia="Times New Roman"/>
           <w:lang w:val="nl-NL"/>
@@ -1942,7 +1942,7 @@
     <w:p>
       <w:pPr>
         <w:pStyle w:val="Normaalweb"/>
-        <w:divId w:val="1230192695"/>
+        <w:divId w:val="346297047"/>
         <w:rPr>
           <w:lang w:val="nl-NL"/>
         </w:rPr>
@@ -1957,7 +1957,7 @@
     <w:p>
       <w:pPr>
         <w:pStyle w:val="Kop4"/>
-        <w:divId w:val="1230192695"/>
+        <w:divId w:val="346297047"/>
         <w:rPr>
           <w:rFonts w:eastAsia="Times New Roman"/>
           <w:lang w:val="nl-NL"/>
@@ -1974,7 +1974,7 @@
     <w:p>
       <w:pPr>
         <w:pStyle w:val="Kop5"/>
-        <w:divId w:val="1230192695"/>
+        <w:divId w:val="346297047"/>
         <w:rPr>
           <w:rFonts w:eastAsia="Times New Roman"/>
           <w:lang w:val="nl-NL"/>
@@ -1991,7 +1991,7 @@
     <w:p>
       <w:pPr>
         <w:pStyle w:val="Normaalweb"/>
-        <w:divId w:val="1230192695"/>
+        <w:divId w:val="346297047"/>
         <w:rPr>
           <w:lang w:val="nl-NL"/>
         </w:rPr>
@@ -2006,7 +2006,7 @@
     <w:p>
       <w:pPr>
         <w:pStyle w:val="Kop5"/>
-        <w:divId w:val="1230192695"/>
+        <w:divId w:val="346297047"/>
         <w:rPr>
           <w:rFonts w:eastAsia="Times New Roman"/>
           <w:lang w:val="nl-NL"/>
@@ -2023,7 +2023,7 @@
     <w:p>
       <w:pPr>
         <w:pStyle w:val="Normaalweb"/>
-        <w:divId w:val="1230192695"/>
+        <w:divId w:val="346297047"/>
         <w:rPr>
           <w:lang w:val="nl-NL"/>
         </w:rPr>
@@ -2042,7 +2042,7 @@
           <w:numId w:val="5"/>
         </w:numPr>
         <w:spacing w:before="100" w:beforeAutospacing="1" w:after="100" w:afterAutospacing="1"/>
-        <w:divId w:val="1230192695"/>
+        <w:divId w:val="346297047"/>
         <w:rPr>
           <w:rFonts w:eastAsia="Times New Roman"/>
           <w:lang w:val="nl-NL"/>
@@ -2063,7 +2063,7 @@
           <w:numId w:val="5"/>
         </w:numPr>
         <w:spacing w:before="100" w:beforeAutospacing="1" w:after="100" w:afterAutospacing="1"/>
-        <w:divId w:val="1230192695"/>
+        <w:divId w:val="346297047"/>
         <w:rPr>
           <w:rFonts w:eastAsia="Times New Roman"/>
           <w:lang w:val="nl-NL"/>
@@ -2084,7 +2084,7 @@
           <w:numId w:val="5"/>
         </w:numPr>
         <w:spacing w:before="100" w:beforeAutospacing="1" w:after="100" w:afterAutospacing="1"/>
-        <w:divId w:val="1230192695"/>
+        <w:divId w:val="346297047"/>
         <w:rPr>
           <w:rFonts w:eastAsia="Times New Roman"/>
           <w:lang w:val="nl-NL"/>
@@ -2101,7 +2101,7 @@
     <w:p>
       <w:pPr>
         <w:pStyle w:val="Normaalweb"/>
-        <w:divId w:val="1230192695"/>
+        <w:divId w:val="346297047"/>
         <w:rPr>
           <w:lang w:val="nl-NL"/>
         </w:rPr>
@@ -2116,7 +2116,7 @@
     <w:p>
       <w:pPr>
         <w:pStyle w:val="Kop5"/>
-        <w:divId w:val="1230192695"/>
+        <w:divId w:val="346297047"/>
         <w:rPr>
           <w:rFonts w:eastAsia="Times New Roman"/>
           <w:lang w:val="nl-NL"/>
@@ -2133,7 +2133,7 @@
     <w:p>
       <w:pPr>
         <w:pStyle w:val="Normaalweb"/>
-        <w:divId w:val="1230192695"/>
+        <w:divId w:val="346297047"/>
         <w:rPr>
           <w:lang w:val="nl-NL"/>
         </w:rPr>
@@ -2149,7 +2149,7 @@
     <w:p>
       <w:pPr>
         <w:pStyle w:val="Kop4"/>
-        <w:divId w:val="1230192695"/>
+        <w:divId w:val="346297047"/>
         <w:rPr>
           <w:rFonts w:eastAsia="Times New Roman"/>
           <w:lang w:val="nl-NL"/>
@@ -2166,7 +2166,7 @@
     <w:p>
       <w:pPr>
         <w:pStyle w:val="Kop5"/>
-        <w:divId w:val="1230192695"/>
+        <w:divId w:val="346297047"/>
         <w:rPr>
           <w:rFonts w:eastAsia="Times New Roman"/>
           <w:lang w:val="nl-NL"/>
@@ -2183,7 +2183,7 @@
     <w:p>
       <w:pPr>
         <w:pStyle w:val="Normaalweb"/>
-        <w:divId w:val="1230192695"/>
+        <w:divId w:val="346297047"/>
         <w:rPr>
           <w:lang w:val="nl-NL"/>
         </w:rPr>
@@ -2198,7 +2198,7 @@
     <w:p>
       <w:pPr>
         <w:pStyle w:val="Kop5"/>
-        <w:divId w:val="1230192695"/>
+        <w:divId w:val="346297047"/>
         <w:rPr>
           <w:rFonts w:eastAsia="Times New Roman"/>
           <w:lang w:val="nl-NL"/>
@@ -2215,7 +2215,7 @@
     <w:p>
       <w:pPr>
         <w:pStyle w:val="Normaalweb"/>
-        <w:divId w:val="1230192695"/>
+        <w:divId w:val="346297047"/>
         <w:rPr>
           <w:lang w:val="nl-NL"/>
         </w:rPr>
@@ -2230,7 +2230,7 @@
     <w:p>
       <w:pPr>
         <w:pStyle w:val="Kop5"/>
-        <w:divId w:val="1230192695"/>
+        <w:divId w:val="346297047"/>
         <w:rPr>
           <w:rFonts w:eastAsia="Times New Roman"/>
           <w:lang w:val="nl-NL"/>
@@ -2247,7 +2247,7 @@
     <w:p>
       <w:pPr>
         <w:pStyle w:val="Normaalweb"/>
-        <w:divId w:val="1230192695"/>
+        <w:divId w:val="346297047"/>
         <w:rPr>
           <w:lang w:val="nl-NL"/>
         </w:rPr>
@@ -2262,7 +2262,7 @@
     <w:p>
       <w:pPr>
         <w:pStyle w:val="Kop5"/>
-        <w:divId w:val="1230192695"/>
+        <w:divId w:val="346297047"/>
         <w:rPr>
           <w:rFonts w:eastAsia="Times New Roman"/>
           <w:lang w:val="nl-NL"/>
@@ -2279,7 +2279,7 @@
     <w:p>
       <w:pPr>
         <w:pStyle w:val="Normaalweb"/>
-        <w:divId w:val="1230192695"/>
+        <w:divId w:val="346297047"/>
         <w:rPr>
           <w:lang w:val="nl-NL"/>
         </w:rPr>
@@ -2294,7 +2294,7 @@
     <w:p>
       <w:pPr>
         <w:pStyle w:val="Kop5"/>
-        <w:divId w:val="1230192695"/>
+        <w:divId w:val="346297047"/>
         <w:rPr>
           <w:rFonts w:eastAsia="Times New Roman"/>
           <w:lang w:val="nl-NL"/>
@@ -2311,7 +2311,7 @@
     <w:p>
       <w:pPr>
         <w:pStyle w:val="Normaalweb"/>
-        <w:divId w:val="1230192695"/>
+        <w:divId w:val="346297047"/>
         <w:rPr>
           <w:lang w:val="nl-NL"/>
         </w:rPr>
@@ -2326,7 +2326,7 @@
     <w:p>
       <w:pPr>
         <w:pStyle w:val="afsluiting"/>
-        <w:divId w:val="1230192695"/>
+        <w:divId w:val="346297047"/>
         <w:rPr>
           <w:lang w:val="nl-NL"/>
         </w:rPr>
@@ -2341,7 +2341,7 @@
     <w:p>
       <w:pPr>
         <w:outlineLvl w:val="2"/>
-        <w:divId w:val="564605688"/>
+        <w:divId w:val="1536311844"/>
         <w:rPr>
           <w:rFonts w:ascii="Aptos Display" w:eastAsia="Times New Roman" w:hAnsi="Aptos Display"/>
           <w:b/>
@@ -2367,7 +2367,7 @@
     </w:p>
     <w:p>
       <w:pPr>
-        <w:divId w:val="564605688"/>
+        <w:divId w:val="1536311844"/>
         <w:rPr>
           <w:rFonts w:eastAsia="Times New Roman"/>
           <w:sz w:val="24"/>
@@ -2387,7 +2387,7 @@
     <w:p>
       <w:pPr>
         <w:pStyle w:val="subtitel"/>
-        <w:divId w:val="1230192695"/>
+        <w:divId w:val="346297047"/>
         <w:rPr>
           <w:lang w:val="nl-NL"/>
         </w:rPr>
@@ -2402,7 +2402,7 @@
     <w:p>
       <w:pPr>
         <w:pStyle w:val="Kop4"/>
-        <w:divId w:val="1230192695"/>
+        <w:divId w:val="346297047"/>
         <w:rPr>
           <w:rFonts w:eastAsia="Times New Roman"/>
           <w:lang w:val="nl-NL"/>
@@ -2419,7 +2419,7 @@
     <w:p>
       <w:pPr>
         <w:pStyle w:val="Normaalweb"/>
-        <w:divId w:val="1230192695"/>
+        <w:divId w:val="346297047"/>
         <w:rPr>
           <w:lang w:val="nl-NL"/>
         </w:rPr>
@@ -2434,7 +2434,7 @@
     <w:p>
       <w:pPr>
         <w:pStyle w:val="Kop5"/>
-        <w:divId w:val="1230192695"/>
+        <w:divId w:val="346297047"/>
         <w:rPr>
           <w:rFonts w:eastAsia="Times New Roman"/>
           <w:lang w:val="nl-NL"/>
@@ -2451,7 +2451,7 @@
     <w:p>
       <w:pPr>
         <w:pStyle w:val="Normaalweb"/>
-        <w:divId w:val="1230192695"/>
+        <w:divId w:val="346297047"/>
         <w:rPr>
           <w:lang w:val="nl-NL"/>
         </w:rPr>
@@ -2466,7 +2466,7 @@
     <w:p>
       <w:pPr>
         <w:pStyle w:val="Normaalweb"/>
-        <w:divId w:val="1230192695"/>
+        <w:divId w:val="346297047"/>
         <w:rPr>
           <w:lang w:val="nl-NL"/>
         </w:rPr>
@@ -2481,7 +2481,7 @@
     <w:p>
       <w:pPr>
         <w:pStyle w:val="Kop5"/>
-        <w:divId w:val="1230192695"/>
+        <w:divId w:val="346297047"/>
         <w:rPr>
           <w:rFonts w:eastAsia="Times New Roman"/>
           <w:lang w:val="nl-NL"/>
@@ -2502,7 +2502,7 @@
           <w:numId w:val="6"/>
         </w:numPr>
         <w:spacing w:before="100" w:beforeAutospacing="1" w:after="100" w:afterAutospacing="1"/>
-        <w:divId w:val="1230192695"/>
+        <w:divId w:val="346297047"/>
         <w:rPr>
           <w:rFonts w:eastAsia="Times New Roman"/>
           <w:lang w:val="nl-NL"/>
@@ -2523,7 +2523,7 @@
           <w:numId w:val="6"/>
         </w:numPr>
         <w:spacing w:before="100" w:beforeAutospacing="1" w:after="100" w:afterAutospacing="1"/>
-        <w:divId w:val="1230192695"/>
+        <w:divId w:val="346297047"/>
         <w:rPr>
           <w:rFonts w:eastAsia="Times New Roman"/>
           <w:lang w:val="nl-NL"/>
@@ -2544,7 +2544,7 @@
           <w:numId w:val="6"/>
         </w:numPr>
         <w:spacing w:before="100" w:beforeAutospacing="1" w:after="100" w:afterAutospacing="1"/>
-        <w:divId w:val="1230192695"/>
+        <w:divId w:val="346297047"/>
         <w:rPr>
           <w:rFonts w:eastAsia="Times New Roman"/>
           <w:lang w:val="nl-NL"/>
@@ -2565,7 +2565,7 @@
           <w:numId w:val="6"/>
         </w:numPr>
         <w:spacing w:before="100" w:beforeAutospacing="1" w:after="100" w:afterAutospacing="1"/>
-        <w:divId w:val="1230192695"/>
+        <w:divId w:val="346297047"/>
         <w:rPr>
           <w:rFonts w:eastAsia="Times New Roman"/>
           <w:lang w:val="nl-NL"/>
@@ -2586,7 +2586,7 @@
           <w:numId w:val="6"/>
         </w:numPr>
         <w:spacing w:before="100" w:beforeAutospacing="1" w:after="100" w:afterAutospacing="1"/>
-        <w:divId w:val="1230192695"/>
+        <w:divId w:val="346297047"/>
         <w:rPr>
           <w:rFonts w:eastAsia="Times New Roman"/>
           <w:lang w:val="nl-NL"/>
@@ -2607,7 +2607,7 @@
           <w:numId w:val="6"/>
         </w:numPr>
         <w:spacing w:before="100" w:beforeAutospacing="1" w:after="100" w:afterAutospacing="1"/>
-        <w:divId w:val="1230192695"/>
+        <w:divId w:val="346297047"/>
         <w:rPr>
           <w:rFonts w:eastAsia="Times New Roman"/>
           <w:lang w:val="nl-NL"/>
@@ -2629,7 +2629,7 @@
           <w:numId w:val="6"/>
         </w:numPr>
         <w:spacing w:before="100" w:beforeAutospacing="1" w:after="100" w:afterAutospacing="1"/>
-        <w:divId w:val="1230192695"/>
+        <w:divId w:val="346297047"/>
         <w:rPr>
           <w:rFonts w:eastAsia="Times New Roman"/>
           <w:lang w:val="nl-NL"/>
@@ -2646,7 +2646,7 @@
     <w:p>
       <w:pPr>
         <w:pStyle w:val="Kop5"/>
-        <w:divId w:val="1230192695"/>
+        <w:divId w:val="346297047"/>
         <w:rPr>
           <w:rFonts w:eastAsia="Times New Roman"/>
           <w:lang w:val="nl-NL"/>
@@ -2663,7 +2663,7 @@
     <w:p>
       <w:pPr>
         <w:pStyle w:val="Normaalweb"/>
-        <w:divId w:val="1230192695"/>
+        <w:divId w:val="346297047"/>
         <w:rPr>
           <w:lang w:val="nl-NL"/>
         </w:rPr>
@@ -2682,7 +2682,7 @@
           <w:numId w:val="7"/>
         </w:numPr>
         <w:spacing w:before="100" w:beforeAutospacing="1" w:after="100" w:afterAutospacing="1"/>
-        <w:divId w:val="1230192695"/>
+        <w:divId w:val="346297047"/>
         <w:rPr>
           <w:rFonts w:eastAsia="Times New Roman"/>
           <w:lang w:val="nl-NL"/>
@@ -2703,7 +2703,7 @@
           <w:numId w:val="7"/>
         </w:numPr>
         <w:spacing w:before="100" w:beforeAutospacing="1" w:after="100" w:afterAutospacing="1"/>
-        <w:divId w:val="1230192695"/>
+        <w:divId w:val="346297047"/>
         <w:rPr>
           <w:rFonts w:eastAsia="Times New Roman"/>
           <w:lang w:val="nl-NL"/>
@@ -2724,7 +2724,7 @@
           <w:numId w:val="7"/>
         </w:numPr>
         <w:spacing w:before="100" w:beforeAutospacing="1" w:after="100" w:afterAutospacing="1"/>
-        <w:divId w:val="1230192695"/>
+        <w:divId w:val="346297047"/>
         <w:rPr>
           <w:rFonts w:eastAsia="Times New Roman"/>
           <w:lang w:val="nl-NL"/>
@@ -2745,7 +2745,7 @@
           <w:numId w:val="7"/>
         </w:numPr>
         <w:spacing w:before="100" w:beforeAutospacing="1" w:after="100" w:afterAutospacing="1"/>
-        <w:divId w:val="1230192695"/>
+        <w:divId w:val="346297047"/>
         <w:rPr>
           <w:rFonts w:eastAsia="Times New Roman"/>
           <w:lang w:val="nl-NL"/>
@@ -2766,7 +2766,7 @@
           <w:numId w:val="7"/>
         </w:numPr>
         <w:spacing w:before="100" w:beforeAutospacing="1" w:after="100" w:afterAutospacing="1"/>
-        <w:divId w:val="1230192695"/>
+        <w:divId w:val="346297047"/>
         <w:rPr>
           <w:rFonts w:eastAsia="Times New Roman"/>
           <w:lang w:val="nl-NL"/>
@@ -2783,7 +2783,7 @@
     <w:p>
       <w:pPr>
         <w:pStyle w:val="Kop4"/>
-        <w:divId w:val="1230192695"/>
+        <w:divId w:val="346297047"/>
         <w:rPr>
           <w:rFonts w:eastAsia="Times New Roman"/>
           <w:lang w:val="nl-NL"/>
@@ -2800,7 +2800,7 @@
     <w:p>
       <w:pPr>
         <w:pStyle w:val="Normaalweb"/>
-        <w:divId w:val="1468350739"/>
+        <w:divId w:val="1187986440"/>
         <w:rPr>
           <w:lang w:val="nl-NL"/>
         </w:rPr>
@@ -2822,7 +2822,7 @@
     <w:p>
       <w:pPr>
         <w:pStyle w:val="Normaalweb"/>
-        <w:divId w:val="1468350739"/>
+        <w:divId w:val="1187986440"/>
         <w:rPr>
           <w:lang w:val="nl-NL"/>
         </w:rPr>
@@ -2844,7 +2844,7 @@
     <w:p>
       <w:pPr>
         <w:pStyle w:val="Kop5"/>
-        <w:divId w:val="1230192695"/>
+        <w:divId w:val="346297047"/>
         <w:rPr>
           <w:rFonts w:eastAsia="Times New Roman"/>
           <w:lang w:val="nl-NL"/>
@@ -2861,7 +2861,7 @@
     <w:p>
       <w:pPr>
         <w:pStyle w:val="Normaalweb"/>
-        <w:divId w:val="1230192695"/>
+        <w:divId w:val="346297047"/>
         <w:rPr>
           <w:lang w:val="nl-NL"/>
         </w:rPr>
@@ -2876,7 +2876,7 @@
     <w:p>
       <w:pPr>
         <w:pStyle w:val="Kop5"/>
-        <w:divId w:val="1230192695"/>
+        <w:divId w:val="346297047"/>
         <w:rPr>
           <w:rFonts w:eastAsia="Times New Roman"/>
           <w:lang w:val="nl-NL"/>
@@ -2893,7 +2893,7 @@
     <w:p>
       <w:pPr>
         <w:pStyle w:val="Normaalweb"/>
-        <w:divId w:val="1230192695"/>
+        <w:divId w:val="346297047"/>
         <w:rPr>
           <w:lang w:val="nl-NL"/>
         </w:rPr>
@@ -2914,7 +2914,7 @@
     <w:p>
       <w:pPr>
         <w:pStyle w:val="Kop5"/>
-        <w:divId w:val="1230192695"/>
+        <w:divId w:val="346297047"/>
         <w:rPr>
           <w:rFonts w:eastAsia="Times New Roman"/>
           <w:lang w:val="nl-NL"/>
@@ -2931,7 +2931,7 @@
     <w:p>
       <w:pPr>
         <w:pStyle w:val="Normaalweb"/>
-        <w:divId w:val="1230192695"/>
+        <w:divId w:val="346297047"/>
         <w:rPr>
           <w:lang w:val="nl-NL"/>
         </w:rPr>
@@ -2946,7 +2946,7 @@
     <w:p>
       <w:pPr>
         <w:pStyle w:val="Kop4"/>
-        <w:divId w:val="1230192695"/>
+        <w:divId w:val="346297047"/>
         <w:rPr>
           <w:rFonts w:eastAsia="Times New Roman"/>
           <w:lang w:val="nl-NL"/>
@@ -2963,7 +2963,7 @@
     <w:p>
       <w:pPr>
         <w:pStyle w:val="Kop5"/>
-        <w:divId w:val="1230192695"/>
+        <w:divId w:val="346297047"/>
         <w:rPr>
           <w:rFonts w:eastAsia="Times New Roman"/>
           <w:lang w:val="nl-NL"/>
@@ -2980,7 +2980,7 @@
     <w:p>
       <w:pPr>
         <w:pStyle w:val="Normaalweb"/>
-        <w:divId w:val="1230192695"/>
+        <w:divId w:val="346297047"/>
         <w:rPr>
           <w:lang w:val="nl-NL"/>
         </w:rPr>
@@ -2995,7 +2995,7 @@
     <w:p>
       <w:pPr>
         <w:pStyle w:val="Kop5"/>
-        <w:divId w:val="1230192695"/>
+        <w:divId w:val="346297047"/>
         <w:rPr>
           <w:rFonts w:eastAsia="Times New Roman"/>
           <w:lang w:val="nl-NL"/>
@@ -3012,7 +3012,7 @@
     <w:p>
       <w:pPr>
         <w:pStyle w:val="Normaalweb"/>
-        <w:divId w:val="1230192695"/>
+        <w:divId w:val="346297047"/>
         <w:rPr>
           <w:lang w:val="nl-NL"/>
         </w:rPr>
@@ -3031,7 +3031,7 @@
           <w:numId w:val="8"/>
         </w:numPr>
         <w:spacing w:before="100" w:beforeAutospacing="1" w:after="100" w:afterAutospacing="1"/>
-        <w:divId w:val="1230192695"/>
+        <w:divId w:val="346297047"/>
         <w:rPr>
           <w:rFonts w:eastAsia="Times New Roman"/>
           <w:lang w:val="nl-NL"/>
@@ -3053,7 +3053,7 @@
           <w:numId w:val="8"/>
         </w:numPr>
         <w:spacing w:before="100" w:beforeAutospacing="1" w:after="100" w:afterAutospacing="1"/>
-        <w:divId w:val="1230192695"/>
+        <w:divId w:val="346297047"/>
         <w:rPr>
           <w:rFonts w:eastAsia="Times New Roman"/>
           <w:lang w:val="nl-NL"/>
@@ -3074,7 +3074,7 @@
           <w:numId w:val="8"/>
         </w:numPr>
         <w:spacing w:before="100" w:beforeAutospacing="1" w:after="100" w:afterAutospacing="1"/>
-        <w:divId w:val="1230192695"/>
+        <w:divId w:val="346297047"/>
         <w:rPr>
           <w:rFonts w:eastAsia="Times New Roman"/>
           <w:lang w:val="nl-NL"/>
@@ -3091,7 +3091,7 @@
     <w:p>
       <w:pPr>
         <w:pStyle w:val="Normaalweb"/>
-        <w:divId w:val="1230192695"/>
+        <w:divId w:val="346297047"/>
         <w:rPr>
           <w:lang w:val="nl-NL"/>
         </w:rPr>
@@ -3106,7 +3106,7 @@
     <w:p>
       <w:pPr>
         <w:pStyle w:val="Kop5"/>
-        <w:divId w:val="1230192695"/>
+        <w:divId w:val="346297047"/>
         <w:rPr>
           <w:rFonts w:eastAsia="Times New Roman"/>
           <w:lang w:val="nl-NL"/>
@@ -3123,7 +3123,7 @@
     <w:p>
       <w:pPr>
         <w:pStyle w:val="Normaalweb"/>
-        <w:divId w:val="1230192695"/>
+        <w:divId w:val="346297047"/>
         <w:rPr>
           <w:lang w:val="nl-NL"/>
         </w:rPr>
@@ -3138,7 +3138,7 @@
     <w:p>
       <w:pPr>
         <w:pStyle w:val="Kop4"/>
-        <w:divId w:val="1230192695"/>
+        <w:divId w:val="346297047"/>
         <w:rPr>
           <w:rFonts w:eastAsia="Times New Roman"/>
           <w:lang w:val="nl-NL"/>
@@ -3155,7 +3155,7 @@
     <w:p>
       <w:pPr>
         <w:pStyle w:val="Kop5"/>
-        <w:divId w:val="1230192695"/>
+        <w:divId w:val="346297047"/>
         <w:rPr>
           <w:rFonts w:eastAsia="Times New Roman"/>
           <w:lang w:val="nl-NL"/>
@@ -3172,7 +3172,7 @@
     <w:p>
       <w:pPr>
         <w:pStyle w:val="Normaalweb"/>
-        <w:divId w:val="1230192695"/>
+        <w:divId w:val="346297047"/>
         <w:rPr>
           <w:lang w:val="nl-NL"/>
         </w:rPr>
@@ -3187,7 +3187,7 @@
     <w:p>
       <w:pPr>
         <w:pStyle w:val="Kop5"/>
-        <w:divId w:val="1230192695"/>
+        <w:divId w:val="346297047"/>
         <w:rPr>
           <w:rFonts w:eastAsia="Times New Roman"/>
           <w:lang w:val="nl-NL"/>
@@ -3204,7 +3204,7 @@
     <w:p>
       <w:pPr>
         <w:pStyle w:val="Normaalweb"/>
-        <w:divId w:val="1230192695"/>
+        <w:divId w:val="346297047"/>
         <w:rPr>
           <w:lang w:val="nl-NL"/>
         </w:rPr>
@@ -3219,7 +3219,7 @@
     <w:p>
       <w:pPr>
         <w:pStyle w:val="Kop5"/>
-        <w:divId w:val="1230192695"/>
+        <w:divId w:val="346297047"/>
         <w:rPr>
           <w:rFonts w:eastAsia="Times New Roman"/>
           <w:lang w:val="nl-NL"/>
@@ -3236,7 +3236,7 @@
     <w:p>
       <w:pPr>
         <w:pStyle w:val="Normaalweb"/>
-        <w:divId w:val="1230192695"/>
+        <w:divId w:val="346297047"/>
         <w:rPr>
           <w:lang w:val="nl-NL"/>
         </w:rPr>
@@ -3251,7 +3251,7 @@
     <w:p>
       <w:pPr>
         <w:pStyle w:val="Kop5"/>
-        <w:divId w:val="1230192695"/>
+        <w:divId w:val="346297047"/>
         <w:rPr>
           <w:rFonts w:eastAsia="Times New Roman"/>
           <w:lang w:val="nl-NL"/>
@@ -3268,7 +3268,7 @@
     <w:p>
       <w:pPr>
         <w:pStyle w:val="Normaalweb"/>
-        <w:divId w:val="1230192695"/>
+        <w:divId w:val="346297047"/>
         <w:rPr>
           <w:lang w:val="nl-NL"/>
         </w:rPr>
@@ -3283,7 +3283,7 @@
     <w:p>
       <w:pPr>
         <w:pStyle w:val="Kop5"/>
-        <w:divId w:val="1230192695"/>
+        <w:divId w:val="346297047"/>
         <w:rPr>
           <w:rFonts w:eastAsia="Times New Roman"/>
           <w:lang w:val="nl-NL"/>
@@ -3300,7 +3300,7 @@
     <w:p>
       <w:pPr>
         <w:pStyle w:val="Normaalweb"/>
-        <w:divId w:val="1230192695"/>
+        <w:divId w:val="346297047"/>
         <w:rPr>
           <w:lang w:val="nl-NL"/>
         </w:rPr>
@@ -3315,7 +3315,7 @@
     <w:p>
       <w:pPr>
         <w:pStyle w:val="afsluiting"/>
-        <w:divId w:val="1230192695"/>
+        <w:divId w:val="346297047"/>
         <w:rPr>
           <w:lang w:val="nl-NL"/>
         </w:rPr>
@@ -3330,7 +3330,7 @@
     <w:p>
       <w:pPr>
         <w:outlineLvl w:val="2"/>
-        <w:divId w:val="950749323"/>
+        <w:divId w:val="459499285"/>
         <w:rPr>
           <w:rFonts w:ascii="Aptos Display" w:eastAsia="Times New Roman" w:hAnsi="Aptos Display"/>
           <w:b/>
@@ -3356,7 +3356,7 @@
     </w:p>
     <w:p>
       <w:pPr>
-        <w:divId w:val="950749323"/>
+        <w:divId w:val="459499285"/>
         <w:rPr>
           <w:rFonts w:eastAsia="Times New Roman"/>
           <w:sz w:val="24"/>
@@ -3376,7 +3376,7 @@
     <w:p>
       <w:pPr>
         <w:pStyle w:val="subtitel"/>
-        <w:divId w:val="1230192695"/>
+        <w:divId w:val="346297047"/>
         <w:rPr>
           <w:lang w:val="nl-NL"/>
         </w:rPr>
@@ -3391,7 +3391,7 @@
     <w:p>
       <w:pPr>
         <w:pStyle w:val="Kop4"/>
-        <w:divId w:val="1230192695"/>
+        <w:divId w:val="346297047"/>
         <w:rPr>
           <w:rFonts w:eastAsia="Times New Roman"/>
           <w:lang w:val="nl-NL"/>
@@ -3408,7 +3408,7 @@
     <w:p>
       <w:pPr>
         <w:pStyle w:val="Normaalweb"/>
-        <w:divId w:val="1230192695"/>
+        <w:divId w:val="346297047"/>
         <w:rPr>
           <w:lang w:val="nl-NL"/>
         </w:rPr>
@@ -3423,7 +3423,7 @@
     <w:p>
       <w:pPr>
         <w:pStyle w:val="Kop5"/>
-        <w:divId w:val="1230192695"/>
+        <w:divId w:val="346297047"/>
         <w:rPr>
           <w:rFonts w:eastAsia="Times New Roman"/>
           <w:lang w:val="nl-NL"/>
@@ -3440,7 +3440,7 @@
     <w:p>
       <w:pPr>
         <w:pStyle w:val="Normaalweb"/>
-        <w:divId w:val="1230192695"/>
+        <w:divId w:val="346297047"/>
         <w:rPr>
           <w:lang w:val="nl-NL"/>
         </w:rPr>
@@ -3455,7 +3455,7 @@
     <w:p>
       <w:pPr>
         <w:pStyle w:val="Normaalweb"/>
-        <w:divId w:val="1230192695"/>
+        <w:divId w:val="346297047"/>
         <w:rPr>
           <w:lang w:val="nl-NL"/>
         </w:rPr>
@@ -3471,7 +3471,7 @@
     <w:p>
       <w:pPr>
         <w:pStyle w:val="Kop5"/>
-        <w:divId w:val="1230192695"/>
+        <w:divId w:val="346297047"/>
         <w:rPr>
           <w:rFonts w:eastAsia="Times New Roman"/>
           <w:lang w:val="nl-NL"/>
@@ -3492,7 +3492,7 @@
           <w:numId w:val="9"/>
         </w:numPr>
         <w:spacing w:before="100" w:beforeAutospacing="1" w:after="100" w:afterAutospacing="1"/>
-        <w:divId w:val="1230192695"/>
+        <w:divId w:val="346297047"/>
         <w:rPr>
           <w:rFonts w:eastAsia="Times New Roman"/>
           <w:lang w:val="nl-NL"/>
@@ -3513,7 +3513,7 @@
           <w:numId w:val="9"/>
         </w:numPr>
         <w:spacing w:before="100" w:beforeAutospacing="1" w:after="100" w:afterAutospacing="1"/>
-        <w:divId w:val="1230192695"/>
+        <w:divId w:val="346297047"/>
         <w:rPr>
           <w:rFonts w:eastAsia="Times New Roman"/>
           <w:lang w:val="nl-NL"/>
@@ -3534,7 +3534,7 @@
           <w:numId w:val="9"/>
         </w:numPr>
         <w:spacing w:before="100" w:beforeAutospacing="1" w:after="100" w:afterAutospacing="1"/>
-        <w:divId w:val="1230192695"/>
+        <w:divId w:val="346297047"/>
         <w:rPr>
           <w:rFonts w:eastAsia="Times New Roman"/>
           <w:lang w:val="nl-NL"/>
@@ -3551,7 +3551,7 @@
     <w:p>
       <w:pPr>
         <w:pStyle w:val="Kop5"/>
-        <w:divId w:val="1230192695"/>
+        <w:divId w:val="346297047"/>
         <w:rPr>
           <w:rFonts w:eastAsia="Times New Roman"/>
           <w:lang w:val="nl-NL"/>
@@ -3568,7 +3568,7 @@
     <w:p>
       <w:pPr>
         <w:pStyle w:val="Normaalweb"/>
-        <w:divId w:val="1230192695"/>
+        <w:divId w:val="346297047"/>
         <w:rPr>
           <w:lang w:val="nl-NL"/>
         </w:rPr>
@@ -3587,7 +3587,7 @@
           <w:numId w:val="10"/>
         </w:numPr>
         <w:spacing w:before="100" w:beforeAutospacing="1" w:after="100" w:afterAutospacing="1"/>
-        <w:divId w:val="1230192695"/>
+        <w:divId w:val="346297047"/>
         <w:rPr>
           <w:rFonts w:eastAsia="Times New Roman"/>
           <w:lang w:val="nl-NL"/>
@@ -3608,7 +3608,7 @@
           <w:numId w:val="10"/>
         </w:numPr>
         <w:spacing w:before="100" w:beforeAutospacing="1" w:after="100" w:afterAutospacing="1"/>
-        <w:divId w:val="1230192695"/>
+        <w:divId w:val="346297047"/>
         <w:rPr>
           <w:rFonts w:eastAsia="Times New Roman"/>
           <w:lang w:val="nl-NL"/>
@@ -3625,7 +3625,7 @@
     <w:p>
       <w:pPr>
         <w:pStyle w:val="Kop4"/>
-        <w:divId w:val="1230192695"/>
+        <w:divId w:val="346297047"/>
         <w:rPr>
           <w:rFonts w:eastAsia="Times New Roman"/>
           <w:lang w:val="nl-NL"/>
@@ -3642,7 +3642,7 @@
     <w:p>
       <w:pPr>
         <w:pStyle w:val="Normaalweb"/>
-        <w:divId w:val="1598518689"/>
+        <w:divId w:val="559293970"/>
         <w:rPr>
           <w:lang w:val="nl-NL"/>
         </w:rPr>
@@ -3664,7 +3664,7 @@
     <w:p>
       <w:pPr>
         <w:pStyle w:val="Normaalweb"/>
-        <w:divId w:val="1598518689"/>
+        <w:divId w:val="559293970"/>
         <w:rPr>
           <w:lang w:val="nl-NL"/>
         </w:rPr>
@@ -3686,7 +3686,7 @@
     <w:p>
       <w:pPr>
         <w:pStyle w:val="Kop5"/>
-        <w:divId w:val="1230192695"/>
+        <w:divId w:val="346297047"/>
         <w:rPr>
           <w:rFonts w:eastAsia="Times New Roman"/>
           <w:lang w:val="nl-NL"/>
@@ -3703,7 +3703,7 @@
     <w:p>
       <w:pPr>
         <w:pStyle w:val="Normaalweb"/>
-        <w:divId w:val="1230192695"/>
+        <w:divId w:val="346297047"/>
         <w:rPr>
           <w:lang w:val="nl-NL"/>
         </w:rPr>
@@ -3718,7 +3718,7 @@
     <w:p>
       <w:pPr>
         <w:pStyle w:val="Kop5"/>
-        <w:divId w:val="1230192695"/>
+        <w:divId w:val="346297047"/>
         <w:rPr>
           <w:rFonts w:eastAsia="Times New Roman"/>
           <w:lang w:val="nl-NL"/>
@@ -3735,7 +3735,7 @@
     <w:p>
       <w:pPr>
         <w:pStyle w:val="Normaalweb"/>
-        <w:divId w:val="1230192695"/>
+        <w:divId w:val="346297047"/>
         <w:rPr>
           <w:lang w:val="nl-NL"/>
         </w:rPr>
@@ -3750,7 +3750,7 @@
     <w:p>
       <w:pPr>
         <w:pStyle w:val="Kop5"/>
-        <w:divId w:val="1230192695"/>
+        <w:divId w:val="346297047"/>
         <w:rPr>
           <w:rFonts w:eastAsia="Times New Roman"/>
           <w:lang w:val="nl-NL"/>
@@ -3767,7 +3767,7 @@
     <w:p>
       <w:pPr>
         <w:pStyle w:val="Normaalweb"/>
-        <w:divId w:val="1230192695"/>
+        <w:divId w:val="346297047"/>
         <w:rPr>
           <w:lang w:val="nl-NL"/>
         </w:rPr>
@@ -3782,7 +3782,7 @@
     <w:p>
       <w:pPr>
         <w:pStyle w:val="Kop4"/>
-        <w:divId w:val="1230192695"/>
+        <w:divId w:val="346297047"/>
         <w:rPr>
           <w:rFonts w:eastAsia="Times New Roman"/>
           <w:lang w:val="nl-NL"/>
@@ -3799,7 +3799,7 @@
     <w:p>
       <w:pPr>
         <w:pStyle w:val="Kop5"/>
-        <w:divId w:val="1230192695"/>
+        <w:divId w:val="346297047"/>
         <w:rPr>
           <w:rFonts w:eastAsia="Times New Roman"/>
           <w:lang w:val="nl-NL"/>
@@ -3816,7 +3816,7 @@
     <w:p>
       <w:pPr>
         <w:pStyle w:val="Normaalweb"/>
-        <w:divId w:val="1230192695"/>
+        <w:divId w:val="346297047"/>
         <w:rPr>
           <w:lang w:val="nl-NL"/>
         </w:rPr>
@@ -3831,7 +3831,7 @@
     <w:p>
       <w:pPr>
         <w:pStyle w:val="Kop5"/>
-        <w:divId w:val="1230192695"/>
+        <w:divId w:val="346297047"/>
         <w:rPr>
           <w:rFonts w:eastAsia="Times New Roman"/>
           <w:lang w:val="nl-NL"/>
@@ -3848,7 +3848,7 @@
     <w:p>
       <w:pPr>
         <w:pStyle w:val="Normaalweb"/>
-        <w:divId w:val="1230192695"/>
+        <w:divId w:val="346297047"/>
         <w:rPr>
           <w:lang w:val="nl-NL"/>
         </w:rPr>
@@ -3868,7 +3868,7 @@
           <w:numId w:val="11"/>
         </w:numPr>
         <w:spacing w:before="100" w:beforeAutospacing="1" w:after="100" w:afterAutospacing="1"/>
-        <w:divId w:val="1230192695"/>
+        <w:divId w:val="346297047"/>
         <w:rPr>
           <w:rFonts w:eastAsia="Times New Roman"/>
           <w:lang w:val="nl-NL"/>
@@ -3889,7 +3889,7 @@
           <w:numId w:val="11"/>
         </w:numPr>
         <w:spacing w:before="100" w:beforeAutospacing="1" w:after="100" w:afterAutospacing="1"/>
-        <w:divId w:val="1230192695"/>
+        <w:divId w:val="346297047"/>
         <w:rPr>
           <w:rFonts w:eastAsia="Times New Roman"/>
           <w:lang w:val="nl-NL"/>
@@ -3910,7 +3910,7 @@
           <w:numId w:val="11"/>
         </w:numPr>
         <w:spacing w:before="100" w:beforeAutospacing="1" w:after="100" w:afterAutospacing="1"/>
-        <w:divId w:val="1230192695"/>
+        <w:divId w:val="346297047"/>
         <w:rPr>
           <w:rFonts w:eastAsia="Times New Roman"/>
           <w:lang w:val="nl-NL"/>
@@ -3927,7 +3927,7 @@
     <w:p>
       <w:pPr>
         <w:pStyle w:val="Normaalweb"/>
-        <w:divId w:val="1230192695"/>
+        <w:divId w:val="346297047"/>
         <w:rPr>
           <w:lang w:val="nl-NL"/>
         </w:rPr>
@@ -3942,7 +3942,7 @@
     <w:p>
       <w:pPr>
         <w:pStyle w:val="Kop5"/>
-        <w:divId w:val="1230192695"/>
+        <w:divId w:val="346297047"/>
         <w:rPr>
           <w:rFonts w:eastAsia="Times New Roman"/>
           <w:lang w:val="nl-NL"/>
@@ -3959,7 +3959,7 @@
     <w:p>
       <w:pPr>
         <w:pStyle w:val="Normaalweb"/>
-        <w:divId w:val="1230192695"/>
+        <w:divId w:val="346297047"/>
         <w:rPr>
           <w:lang w:val="nl-NL"/>
         </w:rPr>
@@ -3974,7 +3974,7 @@
     <w:p>
       <w:pPr>
         <w:pStyle w:val="Kop4"/>
-        <w:divId w:val="1230192695"/>
+        <w:divId w:val="346297047"/>
         <w:rPr>
           <w:rFonts w:eastAsia="Times New Roman"/>
           <w:lang w:val="nl-NL"/>
@@ -3991,7 +3991,7 @@
     <w:p>
       <w:pPr>
         <w:pStyle w:val="Kop5"/>
-        <w:divId w:val="1230192695"/>
+        <w:divId w:val="346297047"/>
         <w:rPr>
           <w:rFonts w:eastAsia="Times New Roman"/>
           <w:lang w:val="nl-NL"/>
@@ -4008,7 +4008,7 @@
     <w:p>
       <w:pPr>
         <w:pStyle w:val="Normaalweb"/>
-        <w:divId w:val="1230192695"/>
+        <w:divId w:val="346297047"/>
         <w:rPr>
           <w:lang w:val="nl-NL"/>
         </w:rPr>
@@ -4023,7 +4023,7 @@
     <w:p>
       <w:pPr>
         <w:pStyle w:val="Kop5"/>
-        <w:divId w:val="1230192695"/>
+        <w:divId w:val="346297047"/>
         <w:rPr>
           <w:rFonts w:eastAsia="Times New Roman"/>
           <w:lang w:val="nl-NL"/>
@@ -4040,7 +4040,7 @@
     <w:p>
       <w:pPr>
         <w:pStyle w:val="Normaalweb"/>
-        <w:divId w:val="1230192695"/>
+        <w:divId w:val="346297047"/>
         <w:rPr>
           <w:lang w:val="nl-NL"/>
         </w:rPr>
@@ -4055,7 +4055,7 @@
     <w:p>
       <w:pPr>
         <w:pStyle w:val="Kop5"/>
-        <w:divId w:val="1230192695"/>
+        <w:divId w:val="346297047"/>
         <w:rPr>
           <w:rFonts w:eastAsia="Times New Roman"/>
           <w:lang w:val="nl-NL"/>
@@ -4072,7 +4072,7 @@
     <w:p>
       <w:pPr>
         <w:pStyle w:val="Normaalweb"/>
-        <w:divId w:val="1230192695"/>
+        <w:divId w:val="346297047"/>
         <w:rPr>
           <w:lang w:val="nl-NL"/>
         </w:rPr>
@@ -4087,7 +4087,7 @@
     <w:p>
       <w:pPr>
         <w:pStyle w:val="Kop5"/>
-        <w:divId w:val="1230192695"/>
+        <w:divId w:val="346297047"/>
         <w:rPr>
           <w:rFonts w:eastAsia="Times New Roman"/>
           <w:lang w:val="nl-NL"/>
@@ -4104,7 +4104,7 @@
     <w:p>
       <w:pPr>
         <w:pStyle w:val="Normaalweb"/>
-        <w:divId w:val="1230192695"/>
+        <w:divId w:val="346297047"/>
         <w:rPr>
           <w:lang w:val="nl-NL"/>
         </w:rPr>
@@ -4119,7 +4119,7 @@
     <w:p>
       <w:pPr>
         <w:pStyle w:val="Kop5"/>
-        <w:divId w:val="1230192695"/>
+        <w:divId w:val="346297047"/>
         <w:rPr>
           <w:rFonts w:eastAsia="Times New Roman"/>
           <w:lang w:val="nl-NL"/>
@@ -4136,7 +4136,7 @@
     <w:p>
       <w:pPr>
         <w:pStyle w:val="Normaalweb"/>
-        <w:divId w:val="1230192695"/>
+        <w:divId w:val="346297047"/>
         <w:rPr>
           <w:lang w:val="nl-NL"/>
         </w:rPr>
@@ -4151,7 +4151,7 @@
     <w:p>
       <w:pPr>
         <w:pStyle w:val="afsluiting"/>
-        <w:divId w:val="1230192695"/>
+        <w:divId w:val="346297047"/>
         <w:rPr>
           <w:lang w:val="nl-NL"/>
         </w:rPr>
@@ -4167,7 +4167,7 @@
       <w:pPr>
         <w:pStyle w:val="Kop2"/>
         <w:spacing w:before="400" w:after="160"/>
-        <w:divId w:val="1230192695"/>
+        <w:divId w:val="346297047"/>
         <w:rPr>
           <w:rFonts w:eastAsia="Times New Roman"/>
           <w:sz w:val="32"/>
@@ -4175,7 +4175,7 @@
           <w:lang w:val="nl-NL"/>
         </w:rPr>
       </w:pPr>
-      <w:bookmarkStart w:id="3" w:name="_Toc242816147"/>
+      <w:bookmarkStart w:id="3" w:name="_Toc242816972"/>
       <w:r>
         <w:rPr>
           <w:rFonts w:eastAsia="Times New Roman"/>
@@ -4190,7 +4190,7 @@
     <w:p>
       <w:pPr>
         <w:outlineLvl w:val="2"/>
-        <w:divId w:val="1122920521"/>
+        <w:divId w:val="1158182778"/>
         <w:rPr>
           <w:rFonts w:ascii="Aptos Display" w:eastAsia="Times New Roman" w:hAnsi="Aptos Display"/>
           <w:b/>
@@ -4216,7 +4216,7 @@
     </w:p>
     <w:p>
       <w:pPr>
-        <w:divId w:val="1122920521"/>
+        <w:divId w:val="1158182778"/>
         <w:rPr>
           <w:rFonts w:eastAsia="Times New Roman"/>
           <w:sz w:val="24"/>
@@ -4236,7 +4236,7 @@
     <w:p>
       <w:pPr>
         <w:pStyle w:val="subtitel"/>
-        <w:divId w:val="1230192695"/>
+        <w:divId w:val="346297047"/>
         <w:rPr>
           <w:lang w:val="nl-NL"/>
         </w:rPr>
@@ -4251,7 +4251,7 @@
     <w:p>
       <w:pPr>
         <w:pStyle w:val="Kop4"/>
-        <w:divId w:val="1230192695"/>
+        <w:divId w:val="346297047"/>
         <w:rPr>
           <w:rFonts w:eastAsia="Times New Roman"/>
           <w:lang w:val="nl-NL"/>
@@ -4268,7 +4268,7 @@
     <w:p>
       <w:pPr>
         <w:pStyle w:val="Normaalweb"/>
-        <w:divId w:val="1230192695"/>
+        <w:divId w:val="346297047"/>
         <w:rPr>
           <w:lang w:val="nl-NL"/>
         </w:rPr>
@@ -4283,7 +4283,7 @@
     <w:p>
       <w:pPr>
         <w:pStyle w:val="Kop5"/>
-        <w:divId w:val="1230192695"/>
+        <w:divId w:val="346297047"/>
         <w:rPr>
           <w:rFonts w:eastAsia="Times New Roman"/>
           <w:lang w:val="nl-NL"/>
@@ -4300,7 +4300,7 @@
     <w:p>
       <w:pPr>
         <w:pStyle w:val="Normaalweb"/>
-        <w:divId w:val="1230192695"/>
+        <w:divId w:val="346297047"/>
         <w:rPr>
           <w:lang w:val="nl-NL"/>
         </w:rPr>
@@ -4315,7 +4315,7 @@
     <w:p>
       <w:pPr>
         <w:pStyle w:val="Normaalweb"/>
-        <w:divId w:val="1230192695"/>
+        <w:divId w:val="346297047"/>
         <w:rPr>
           <w:lang w:val="nl-NL"/>
         </w:rPr>
@@ -4330,7 +4330,7 @@
     <w:p>
       <w:pPr>
         <w:pStyle w:val="Kop5"/>
-        <w:divId w:val="1230192695"/>
+        <w:divId w:val="346297047"/>
         <w:rPr>
           <w:rFonts w:eastAsia="Times New Roman"/>
           <w:lang w:val="nl-NL"/>
@@ -4351,7 +4351,7 @@
           <w:numId w:val="12"/>
         </w:numPr>
         <w:spacing w:before="100" w:beforeAutospacing="1" w:after="100" w:afterAutospacing="1"/>
-        <w:divId w:val="1230192695"/>
+        <w:divId w:val="346297047"/>
         <w:rPr>
           <w:rFonts w:eastAsia="Times New Roman"/>
           <w:lang w:val="nl-NL"/>
@@ -4372,7 +4372,7 @@
           <w:numId w:val="12"/>
         </w:numPr>
         <w:spacing w:before="100" w:beforeAutospacing="1" w:after="100" w:afterAutospacing="1"/>
-        <w:divId w:val="1230192695"/>
+        <w:divId w:val="346297047"/>
         <w:rPr>
           <w:rFonts w:eastAsia="Times New Roman"/>
           <w:lang w:val="nl-NL"/>
@@ -4393,7 +4393,7 @@
           <w:numId w:val="12"/>
         </w:numPr>
         <w:spacing w:before="100" w:beforeAutospacing="1" w:after="100" w:afterAutospacing="1"/>
-        <w:divId w:val="1230192695"/>
+        <w:divId w:val="346297047"/>
         <w:rPr>
           <w:rFonts w:eastAsia="Times New Roman"/>
           <w:lang w:val="nl-NL"/>
@@ -4414,7 +4414,7 @@
           <w:numId w:val="12"/>
         </w:numPr>
         <w:spacing w:before="100" w:beforeAutospacing="1" w:after="100" w:afterAutospacing="1"/>
-        <w:divId w:val="1230192695"/>
+        <w:divId w:val="346297047"/>
         <w:rPr>
           <w:rFonts w:eastAsia="Times New Roman"/>
           <w:lang w:val="nl-NL"/>
@@ -4435,7 +4435,7 @@
           <w:numId w:val="12"/>
         </w:numPr>
         <w:spacing w:before="100" w:beforeAutospacing="1" w:after="100" w:afterAutospacing="1"/>
-        <w:divId w:val="1230192695"/>
+        <w:divId w:val="346297047"/>
         <w:rPr>
           <w:rFonts w:eastAsia="Times New Roman"/>
           <w:lang w:val="nl-NL"/>
@@ -4452,7 +4452,7 @@
     <w:p>
       <w:pPr>
         <w:pStyle w:val="Kop5"/>
-        <w:divId w:val="1230192695"/>
+        <w:divId w:val="346297047"/>
         <w:rPr>
           <w:rFonts w:eastAsia="Times New Roman"/>
           <w:lang w:val="nl-NL"/>
@@ -4469,7 +4469,7 @@
     <w:p>
       <w:pPr>
         <w:pStyle w:val="Normaalweb"/>
-        <w:divId w:val="1230192695"/>
+        <w:divId w:val="346297047"/>
         <w:rPr>
           <w:lang w:val="nl-NL"/>
         </w:rPr>
@@ -4484,7 +4484,7 @@
     <w:p>
       <w:pPr>
         <w:pStyle w:val="Kop4"/>
-        <w:divId w:val="1230192695"/>
+        <w:divId w:val="346297047"/>
         <w:rPr>
           <w:rFonts w:eastAsia="Times New Roman"/>
           <w:lang w:val="nl-NL"/>
@@ -4501,7 +4501,7 @@
     <w:p>
       <w:pPr>
         <w:pStyle w:val="Normaalweb"/>
-        <w:divId w:val="866023913"/>
+        <w:divId w:val="1483041421"/>
         <w:rPr>
           <w:lang w:val="nl-NL"/>
         </w:rPr>
@@ -4523,7 +4523,7 @@
     <w:p>
       <w:pPr>
         <w:pStyle w:val="Normaalweb"/>
-        <w:divId w:val="866023913"/>
+        <w:divId w:val="1483041421"/>
         <w:rPr>
           <w:lang w:val="nl-NL"/>
         </w:rPr>
@@ -4551,7 +4551,7 @@
     <w:p>
       <w:pPr>
         <w:pStyle w:val="Kop5"/>
-        <w:divId w:val="1230192695"/>
+        <w:divId w:val="346297047"/>
         <w:rPr>
           <w:rFonts w:eastAsia="Times New Roman"/>
           <w:lang w:val="nl-NL"/>
@@ -4568,7 +4568,7 @@
     <w:p>
       <w:pPr>
         <w:pStyle w:val="Normaalweb"/>
-        <w:divId w:val="1230192695"/>
+        <w:divId w:val="346297047"/>
         <w:rPr>
           <w:lang w:val="nl-NL"/>
         </w:rPr>
@@ -4583,7 +4583,7 @@
     <w:p>
       <w:pPr>
         <w:pStyle w:val="Kop5"/>
-        <w:divId w:val="1230192695"/>
+        <w:divId w:val="346297047"/>
         <w:rPr>
           <w:rFonts w:eastAsia="Times New Roman"/>
           <w:lang w:val="nl-NL"/>
@@ -4600,7 +4600,7 @@
     <w:p>
       <w:pPr>
         <w:pStyle w:val="Normaalweb"/>
-        <w:divId w:val="1230192695"/>
+        <w:divId w:val="346297047"/>
         <w:rPr>
           <w:lang w:val="nl-NL"/>
         </w:rPr>
@@ -4615,7 +4615,7 @@
     <w:p>
       <w:pPr>
         <w:pStyle w:val="Kop5"/>
-        <w:divId w:val="1230192695"/>
+        <w:divId w:val="346297047"/>
         <w:rPr>
           <w:rFonts w:eastAsia="Times New Roman"/>
           <w:lang w:val="nl-NL"/>
@@ -4632,7 +4632,7 @@
     <w:p>
       <w:pPr>
         <w:pStyle w:val="Normaalweb"/>
-        <w:divId w:val="1230192695"/>
+        <w:divId w:val="346297047"/>
         <w:rPr>
           <w:lang w:val="nl-NL"/>
         </w:rPr>
@@ -4647,7 +4647,7 @@
     <w:p>
       <w:pPr>
         <w:pStyle w:val="Kop4"/>
-        <w:divId w:val="1230192695"/>
+        <w:divId w:val="346297047"/>
         <w:rPr>
           <w:rFonts w:eastAsia="Times New Roman"/>
           <w:lang w:val="nl-NL"/>
@@ -4664,7 +4664,7 @@
     <w:p>
       <w:pPr>
         <w:pStyle w:val="Kop5"/>
-        <w:divId w:val="1230192695"/>
+        <w:divId w:val="346297047"/>
         <w:rPr>
           <w:rFonts w:eastAsia="Times New Roman"/>
           <w:lang w:val="nl-NL"/>
@@ -4681,7 +4681,7 @@
     <w:p>
       <w:pPr>
         <w:pStyle w:val="Normaalweb"/>
-        <w:divId w:val="1230192695"/>
+        <w:divId w:val="346297047"/>
         <w:rPr>
           <w:lang w:val="nl-NL"/>
         </w:rPr>
@@ -4696,7 +4696,7 @@
     <w:p>
       <w:pPr>
         <w:pStyle w:val="Kop5"/>
-        <w:divId w:val="1230192695"/>
+        <w:divId w:val="346297047"/>
         <w:rPr>
           <w:rFonts w:eastAsia="Times New Roman"/>
           <w:lang w:val="nl-NL"/>
@@ -4713,7 +4713,7 @@
     <w:p>
       <w:pPr>
         <w:pStyle w:val="Normaalweb"/>
-        <w:divId w:val="1230192695"/>
+        <w:divId w:val="346297047"/>
         <w:rPr>
           <w:lang w:val="nl-NL"/>
         </w:rPr>
@@ -4732,7 +4732,7 @@
           <w:numId w:val="13"/>
         </w:numPr>
         <w:spacing w:before="100" w:beforeAutospacing="1" w:after="100" w:afterAutospacing="1"/>
-        <w:divId w:val="1230192695"/>
+        <w:divId w:val="346297047"/>
         <w:rPr>
           <w:rFonts w:eastAsia="Times New Roman"/>
           <w:lang w:val="nl-NL"/>
@@ -4753,7 +4753,7 @@
           <w:numId w:val="13"/>
         </w:numPr>
         <w:spacing w:before="100" w:beforeAutospacing="1" w:after="100" w:afterAutospacing="1"/>
-        <w:divId w:val="1230192695"/>
+        <w:divId w:val="346297047"/>
         <w:rPr>
           <w:rFonts w:eastAsia="Times New Roman"/>
           <w:lang w:val="nl-NL"/>
@@ -4774,7 +4774,7 @@
           <w:numId w:val="13"/>
         </w:numPr>
         <w:spacing w:before="100" w:beforeAutospacing="1" w:after="100" w:afterAutospacing="1"/>
-        <w:divId w:val="1230192695"/>
+        <w:divId w:val="346297047"/>
         <w:rPr>
           <w:rFonts w:eastAsia="Times New Roman"/>
           <w:lang w:val="nl-NL"/>
@@ -4791,7 +4791,7 @@
     <w:p>
       <w:pPr>
         <w:pStyle w:val="Normaalweb"/>
-        <w:divId w:val="1230192695"/>
+        <w:divId w:val="346297047"/>
         <w:rPr>
           <w:lang w:val="nl-NL"/>
         </w:rPr>
@@ -4806,7 +4806,7 @@
     <w:p>
       <w:pPr>
         <w:pStyle w:val="Kop5"/>
-        <w:divId w:val="1230192695"/>
+        <w:divId w:val="346297047"/>
         <w:rPr>
           <w:rFonts w:eastAsia="Times New Roman"/>
           <w:lang w:val="nl-NL"/>
@@ -4823,7 +4823,7 @@
     <w:p>
       <w:pPr>
         <w:pStyle w:val="Normaalweb"/>
-        <w:divId w:val="1230192695"/>
+        <w:divId w:val="346297047"/>
         <w:rPr>
           <w:lang w:val="nl-NL"/>
         </w:rPr>
@@ -4838,7 +4838,7 @@
     <w:p>
       <w:pPr>
         <w:pStyle w:val="Kop4"/>
-        <w:divId w:val="1230192695"/>
+        <w:divId w:val="346297047"/>
         <w:rPr>
           <w:rFonts w:eastAsia="Times New Roman"/>
           <w:lang w:val="nl-NL"/>
@@ -4855,7 +4855,7 @@
     <w:p>
       <w:pPr>
         <w:pStyle w:val="Kop5"/>
-        <w:divId w:val="1230192695"/>
+        <w:divId w:val="346297047"/>
         <w:rPr>
           <w:rFonts w:eastAsia="Times New Roman"/>
           <w:lang w:val="nl-NL"/>
@@ -4872,7 +4872,7 @@
     <w:p>
       <w:pPr>
         <w:pStyle w:val="Normaalweb"/>
-        <w:divId w:val="1230192695"/>
+        <w:divId w:val="346297047"/>
         <w:rPr>
           <w:lang w:val="nl-NL"/>
         </w:rPr>
@@ -4887,7 +4887,7 @@
     <w:p>
       <w:pPr>
         <w:pStyle w:val="Kop5"/>
-        <w:divId w:val="1230192695"/>
+        <w:divId w:val="346297047"/>
         <w:rPr>
           <w:rFonts w:eastAsia="Times New Roman"/>
           <w:lang w:val="nl-NL"/>
@@ -4904,7 +4904,7 @@
     <w:p>
       <w:pPr>
         <w:pStyle w:val="Normaalweb"/>
-        <w:divId w:val="1230192695"/>
+        <w:divId w:val="346297047"/>
         <w:rPr>
           <w:lang w:val="nl-NL"/>
         </w:rPr>
@@ -4919,7 +4919,7 @@
     <w:p>
       <w:pPr>
         <w:pStyle w:val="Kop5"/>
-        <w:divId w:val="1230192695"/>
+        <w:divId w:val="346297047"/>
         <w:rPr>
           <w:rFonts w:eastAsia="Times New Roman"/>
           <w:lang w:val="nl-NL"/>
@@ -4936,7 +4936,7 @@
     <w:p>
       <w:pPr>
         <w:pStyle w:val="Normaalweb"/>
-        <w:divId w:val="1230192695"/>
+        <w:divId w:val="346297047"/>
         <w:rPr>
           <w:lang w:val="nl-NL"/>
         </w:rPr>
@@ -4951,7 +4951,7 @@
     <w:p>
       <w:pPr>
         <w:pStyle w:val="Kop5"/>
-        <w:divId w:val="1230192695"/>
+        <w:divId w:val="346297047"/>
         <w:rPr>
           <w:rFonts w:eastAsia="Times New Roman"/>
           <w:lang w:val="nl-NL"/>
@@ -4968,7 +4968,7 @@
     <w:p>
       <w:pPr>
         <w:pStyle w:val="Normaalweb"/>
-        <w:divId w:val="1230192695"/>
+        <w:divId w:val="346297047"/>
         <w:rPr>
           <w:lang w:val="nl-NL"/>
         </w:rPr>
@@ -4983,7 +4983,7 @@
     <w:p>
       <w:pPr>
         <w:pStyle w:val="Kop5"/>
-        <w:divId w:val="1230192695"/>
+        <w:divId w:val="346297047"/>
         <w:rPr>
           <w:rFonts w:eastAsia="Times New Roman"/>
           <w:lang w:val="nl-NL"/>
@@ -5000,7 +5000,7 @@
     <w:p>
       <w:pPr>
         <w:pStyle w:val="Normaalweb"/>
-        <w:divId w:val="1230192695"/>
+        <w:divId w:val="346297047"/>
         <w:rPr>
           <w:lang w:val="nl-NL"/>
         </w:rPr>
@@ -5015,7 +5015,7 @@
     <w:p>
       <w:pPr>
         <w:pStyle w:val="afsluiting"/>
-        <w:divId w:val="1230192695"/>
+        <w:divId w:val="346297047"/>
         <w:rPr>
           <w:lang w:val="nl-NL"/>
         </w:rPr>
@@ -5030,7 +5030,7 @@
     <w:p>
       <w:pPr>
         <w:outlineLvl w:val="2"/>
-        <w:divId w:val="160973186"/>
+        <w:divId w:val="658921300"/>
         <w:rPr>
           <w:rFonts w:ascii="Aptos Display" w:eastAsia="Times New Roman" w:hAnsi="Aptos Display"/>
           <w:b/>
@@ -5056,7 +5056,7 @@
     </w:p>
     <w:p>
       <w:pPr>
-        <w:divId w:val="160973186"/>
+        <w:divId w:val="658921300"/>
         <w:rPr>
           <w:rFonts w:eastAsia="Times New Roman"/>
           <w:sz w:val="24"/>
@@ -5076,7 +5076,7 @@
     <w:p>
       <w:pPr>
         <w:pStyle w:val="subtitel"/>
-        <w:divId w:val="1230192695"/>
+        <w:divId w:val="346297047"/>
         <w:rPr>
           <w:lang w:val="nl-NL"/>
         </w:rPr>
@@ -5091,7 +5091,7 @@
     <w:p>
       <w:pPr>
         <w:pStyle w:val="Kop4"/>
-        <w:divId w:val="1230192695"/>
+        <w:divId w:val="346297047"/>
         <w:rPr>
           <w:rFonts w:eastAsia="Times New Roman"/>
           <w:lang w:val="nl-NL"/>
@@ -5108,7 +5108,7 @@
     <w:p>
       <w:pPr>
         <w:pStyle w:val="Normaalweb"/>
-        <w:divId w:val="1230192695"/>
+        <w:divId w:val="346297047"/>
         <w:rPr>
           <w:lang w:val="nl-NL"/>
         </w:rPr>
@@ -5123,7 +5123,7 @@
     <w:p>
       <w:pPr>
         <w:pStyle w:val="Kop5"/>
-        <w:divId w:val="1230192695"/>
+        <w:divId w:val="346297047"/>
         <w:rPr>
           <w:rFonts w:eastAsia="Times New Roman"/>
           <w:lang w:val="nl-NL"/>
@@ -5140,7 +5140,7 @@
     <w:p>
       <w:pPr>
         <w:pStyle w:val="Normaalweb"/>
-        <w:divId w:val="1230192695"/>
+        <w:divId w:val="346297047"/>
         <w:rPr>
           <w:lang w:val="nl-NL"/>
         </w:rPr>
@@ -5155,7 +5155,7 @@
     <w:p>
       <w:pPr>
         <w:pStyle w:val="Normaalweb"/>
-        <w:divId w:val="1230192695"/>
+        <w:divId w:val="346297047"/>
         <w:rPr>
           <w:lang w:val="nl-NL"/>
         </w:rPr>
@@ -5170,7 +5170,7 @@
     <w:p>
       <w:pPr>
         <w:pStyle w:val="Kop5"/>
-        <w:divId w:val="1230192695"/>
+        <w:divId w:val="346297047"/>
         <w:rPr>
           <w:rFonts w:eastAsia="Times New Roman"/>
           <w:lang w:val="nl-NL"/>
@@ -5191,7 +5191,7 @@
           <w:numId w:val="14"/>
         </w:numPr>
         <w:spacing w:before="100" w:beforeAutospacing="1" w:after="100" w:afterAutospacing="1"/>
-        <w:divId w:val="1230192695"/>
+        <w:divId w:val="346297047"/>
         <w:rPr>
           <w:rFonts w:eastAsia="Times New Roman"/>
           <w:lang w:val="nl-NL"/>
@@ -5212,7 +5212,7 @@
           <w:numId w:val="14"/>
         </w:numPr>
         <w:spacing w:before="100" w:beforeAutospacing="1" w:after="100" w:afterAutospacing="1"/>
-        <w:divId w:val="1230192695"/>
+        <w:divId w:val="346297047"/>
         <w:rPr>
           <w:rFonts w:eastAsia="Times New Roman"/>
           <w:lang w:val="nl-NL"/>
@@ -5233,7 +5233,7 @@
           <w:numId w:val="14"/>
         </w:numPr>
         <w:spacing w:before="100" w:beforeAutospacing="1" w:after="100" w:afterAutospacing="1"/>
-        <w:divId w:val="1230192695"/>
+        <w:divId w:val="346297047"/>
         <w:rPr>
           <w:rFonts w:eastAsia="Times New Roman"/>
           <w:lang w:val="nl-NL"/>
@@ -5254,7 +5254,7 @@
           <w:numId w:val="14"/>
         </w:numPr>
         <w:spacing w:before="100" w:beforeAutospacing="1" w:after="100" w:afterAutospacing="1"/>
-        <w:divId w:val="1230192695"/>
+        <w:divId w:val="346297047"/>
         <w:rPr>
           <w:rFonts w:eastAsia="Times New Roman"/>
           <w:lang w:val="nl-NL"/>
@@ -5271,7 +5271,7 @@
     <w:p>
       <w:pPr>
         <w:pStyle w:val="Kop5"/>
-        <w:divId w:val="1230192695"/>
+        <w:divId w:val="346297047"/>
         <w:rPr>
           <w:rFonts w:eastAsia="Times New Roman"/>
           <w:lang w:val="nl-NL"/>
@@ -5288,7 +5288,7 @@
     <w:p>
       <w:pPr>
         <w:pStyle w:val="Normaalweb"/>
-        <w:divId w:val="1230192695"/>
+        <w:divId w:val="346297047"/>
         <w:rPr>
           <w:lang w:val="nl-NL"/>
         </w:rPr>
@@ -5303,7 +5303,7 @@
     <w:p>
       <w:pPr>
         <w:pStyle w:val="Kop4"/>
-        <w:divId w:val="1230192695"/>
+        <w:divId w:val="346297047"/>
         <w:rPr>
           <w:rFonts w:eastAsia="Times New Roman"/>
           <w:lang w:val="nl-NL"/>
@@ -5320,7 +5320,7 @@
     <w:p>
       <w:pPr>
         <w:pStyle w:val="Normaalweb"/>
-        <w:divId w:val="1945459994"/>
+        <w:divId w:val="2043819404"/>
         <w:rPr>
           <w:lang w:val="nl-NL"/>
         </w:rPr>
@@ -5342,7 +5342,7 @@
     <w:p>
       <w:pPr>
         <w:pStyle w:val="Normaalweb"/>
-        <w:divId w:val="1945459994"/>
+        <w:divId w:val="2043819404"/>
         <w:rPr>
           <w:lang w:val="nl-NL"/>
         </w:rPr>
@@ -5370,7 +5370,7 @@
     <w:p>
       <w:pPr>
         <w:pStyle w:val="Kop5"/>
-        <w:divId w:val="1230192695"/>
+        <w:divId w:val="346297047"/>
         <w:rPr>
           <w:rFonts w:eastAsia="Times New Roman"/>
           <w:lang w:val="nl-NL"/>
@@ -5387,7 +5387,7 @@
     <w:p>
       <w:pPr>
         <w:pStyle w:val="Normaalweb"/>
-        <w:divId w:val="1230192695"/>
+        <w:divId w:val="346297047"/>
         <w:rPr>
           <w:lang w:val="nl-NL"/>
         </w:rPr>
@@ -5402,7 +5402,7 @@
     <w:p>
       <w:pPr>
         <w:pStyle w:val="Kop5"/>
-        <w:divId w:val="1230192695"/>
+        <w:divId w:val="346297047"/>
         <w:rPr>
           <w:rFonts w:eastAsia="Times New Roman"/>
           <w:lang w:val="nl-NL"/>
@@ -5419,7 +5419,7 @@
     <w:p>
       <w:pPr>
         <w:pStyle w:val="Normaalweb"/>
-        <w:divId w:val="1230192695"/>
+        <w:divId w:val="346297047"/>
         <w:rPr>
           <w:lang w:val="nl-NL"/>
         </w:rPr>
@@ -5434,7 +5434,7 @@
     <w:p>
       <w:pPr>
         <w:pStyle w:val="Kop5"/>
-        <w:divId w:val="1230192695"/>
+        <w:divId w:val="346297047"/>
         <w:rPr>
           <w:rFonts w:eastAsia="Times New Roman"/>
           <w:lang w:val="nl-NL"/>
@@ -5451,7 +5451,7 @@
     <w:p>
       <w:pPr>
         <w:pStyle w:val="Normaalweb"/>
-        <w:divId w:val="1230192695"/>
+        <w:divId w:val="346297047"/>
         <w:rPr>
           <w:lang w:val="nl-NL"/>
         </w:rPr>
@@ -5466,7 +5466,7 @@
     <w:p>
       <w:pPr>
         <w:pStyle w:val="Kop4"/>
-        <w:divId w:val="1230192695"/>
+        <w:divId w:val="346297047"/>
         <w:rPr>
           <w:rFonts w:eastAsia="Times New Roman"/>
           <w:lang w:val="nl-NL"/>
@@ -5483,7 +5483,7 @@
     <w:p>
       <w:pPr>
         <w:pStyle w:val="Kop5"/>
-        <w:divId w:val="1230192695"/>
+        <w:divId w:val="346297047"/>
         <w:rPr>
           <w:rFonts w:eastAsia="Times New Roman"/>
           <w:lang w:val="nl-NL"/>
@@ -5500,7 +5500,7 @@
     <w:p>
       <w:pPr>
         <w:pStyle w:val="Normaalweb"/>
-        <w:divId w:val="1230192695"/>
+        <w:divId w:val="346297047"/>
         <w:rPr>
           <w:lang w:val="nl-NL"/>
         </w:rPr>
@@ -5515,7 +5515,7 @@
     <w:p>
       <w:pPr>
         <w:pStyle w:val="Kop5"/>
-        <w:divId w:val="1230192695"/>
+        <w:divId w:val="346297047"/>
         <w:rPr>
           <w:rFonts w:eastAsia="Times New Roman"/>
           <w:lang w:val="nl-NL"/>
@@ -5532,7 +5532,7 @@
     <w:p>
       <w:pPr>
         <w:pStyle w:val="Normaalweb"/>
-        <w:divId w:val="1230192695"/>
+        <w:divId w:val="346297047"/>
         <w:rPr>
           <w:lang w:val="nl-NL"/>
         </w:rPr>
@@ -5551,7 +5551,7 @@
           <w:numId w:val="15"/>
         </w:numPr>
         <w:spacing w:before="100" w:beforeAutospacing="1" w:after="100" w:afterAutospacing="1"/>
-        <w:divId w:val="1230192695"/>
+        <w:divId w:val="346297047"/>
         <w:rPr>
           <w:rFonts w:eastAsia="Times New Roman"/>
           <w:lang w:val="nl-NL"/>
@@ -5572,7 +5572,7 @@
           <w:numId w:val="15"/>
         </w:numPr>
         <w:spacing w:before="100" w:beforeAutospacing="1" w:after="100" w:afterAutospacing="1"/>
-        <w:divId w:val="1230192695"/>
+        <w:divId w:val="346297047"/>
         <w:rPr>
           <w:rFonts w:eastAsia="Times New Roman"/>
           <w:lang w:val="nl-NL"/>
@@ -5593,7 +5593,7 @@
           <w:numId w:val="15"/>
         </w:numPr>
         <w:spacing w:before="100" w:beforeAutospacing="1" w:after="100" w:afterAutospacing="1"/>
-        <w:divId w:val="1230192695"/>
+        <w:divId w:val="346297047"/>
         <w:rPr>
           <w:rFonts w:eastAsia="Times New Roman"/>
           <w:lang w:val="nl-NL"/>
@@ -5610,7 +5610,7 @@
     <w:p>
       <w:pPr>
         <w:pStyle w:val="Normaalweb"/>
-        <w:divId w:val="1230192695"/>
+        <w:divId w:val="346297047"/>
         <w:rPr>
           <w:lang w:val="nl-NL"/>
         </w:rPr>
@@ -5625,7 +5625,7 @@
     <w:p>
       <w:pPr>
         <w:pStyle w:val="Kop5"/>
-        <w:divId w:val="1230192695"/>
+        <w:divId w:val="346297047"/>
         <w:rPr>
           <w:rFonts w:eastAsia="Times New Roman"/>
           <w:lang w:val="nl-NL"/>
@@ -5642,7 +5642,7 @@
     <w:p>
       <w:pPr>
         <w:pStyle w:val="Normaalweb"/>
-        <w:divId w:val="1230192695"/>
+        <w:divId w:val="346297047"/>
         <w:rPr>
           <w:lang w:val="nl-NL"/>
         </w:rPr>
@@ -5657,7 +5657,7 @@
     <w:p>
       <w:pPr>
         <w:pStyle w:val="Kop4"/>
-        <w:divId w:val="1230192695"/>
+        <w:divId w:val="346297047"/>
         <w:rPr>
           <w:rFonts w:eastAsia="Times New Roman"/>
           <w:lang w:val="nl-NL"/>
@@ -5674,7 +5674,7 @@
     <w:p>
       <w:pPr>
         <w:pStyle w:val="Kop5"/>
-        <w:divId w:val="1230192695"/>
+        <w:divId w:val="346297047"/>
         <w:rPr>
           <w:rFonts w:eastAsia="Times New Roman"/>
           <w:lang w:val="nl-NL"/>
@@ -5691,7 +5691,7 @@
     <w:p>
       <w:pPr>
         <w:pStyle w:val="Normaalweb"/>
-        <w:divId w:val="1230192695"/>
+        <w:divId w:val="346297047"/>
         <w:rPr>
           <w:lang w:val="nl-NL"/>
         </w:rPr>
@@ -5706,7 +5706,7 @@
     <w:p>
       <w:pPr>
         <w:pStyle w:val="Kop5"/>
-        <w:divId w:val="1230192695"/>
+        <w:divId w:val="346297047"/>
         <w:rPr>
           <w:rFonts w:eastAsia="Times New Roman"/>
           <w:lang w:val="nl-NL"/>
@@ -5723,7 +5723,7 @@
     <w:p>
       <w:pPr>
         <w:pStyle w:val="Normaalweb"/>
-        <w:divId w:val="1230192695"/>
+        <w:divId w:val="346297047"/>
         <w:rPr>
           <w:lang w:val="nl-NL"/>
         </w:rPr>
@@ -5738,7 +5738,7 @@
     <w:p>
       <w:pPr>
         <w:pStyle w:val="Kop5"/>
-        <w:divId w:val="1230192695"/>
+        <w:divId w:val="346297047"/>
         <w:rPr>
           <w:rFonts w:eastAsia="Times New Roman"/>
           <w:lang w:val="nl-NL"/>
@@ -5755,7 +5755,7 @@
     <w:p>
       <w:pPr>
         <w:pStyle w:val="Normaalweb"/>
-        <w:divId w:val="1230192695"/>
+        <w:divId w:val="346297047"/>
         <w:rPr>
           <w:lang w:val="nl-NL"/>
         </w:rPr>
@@ -5770,7 +5770,7 @@
     <w:p>
       <w:pPr>
         <w:pStyle w:val="Kop5"/>
-        <w:divId w:val="1230192695"/>
+        <w:divId w:val="346297047"/>
         <w:rPr>
           <w:rFonts w:eastAsia="Times New Roman"/>
           <w:lang w:val="nl-NL"/>
@@ -5787,7 +5787,7 @@
     <w:p>
       <w:pPr>
         <w:pStyle w:val="Normaalweb"/>
-        <w:divId w:val="1230192695"/>
+        <w:divId w:val="346297047"/>
         <w:rPr>
           <w:lang w:val="nl-NL"/>
         </w:rPr>
@@ -5802,7 +5802,7 @@
     <w:p>
       <w:pPr>
         <w:pStyle w:val="Kop5"/>
-        <w:divId w:val="1230192695"/>
+        <w:divId w:val="346297047"/>
         <w:rPr>
           <w:rFonts w:eastAsia="Times New Roman"/>
           <w:lang w:val="nl-NL"/>
@@ -5819,7 +5819,7 @@
     <w:p>
       <w:pPr>
         <w:pStyle w:val="Normaalweb"/>
-        <w:divId w:val="1230192695"/>
+        <w:divId w:val="346297047"/>
         <w:rPr>
           <w:lang w:val="nl-NL"/>
         </w:rPr>
@@ -5834,7 +5834,7 @@
     <w:p>
       <w:pPr>
         <w:pStyle w:val="afsluiting"/>
-        <w:divId w:val="1230192695"/>
+        <w:divId w:val="346297047"/>
         <w:rPr>
           <w:lang w:val="nl-NL"/>
         </w:rPr>
@@ -5849,7 +5849,7 @@
     <w:p>
       <w:pPr>
         <w:outlineLvl w:val="2"/>
-        <w:divId w:val="405807018"/>
+        <w:divId w:val="1552112745"/>
         <w:rPr>
           <w:rFonts w:ascii="Aptos Display" w:eastAsia="Times New Roman" w:hAnsi="Aptos Display"/>
           <w:b/>
@@ -5875,7 +5875,7 @@
     </w:p>
     <w:p>
       <w:pPr>
-        <w:divId w:val="405807018"/>
+        <w:divId w:val="1552112745"/>
         <w:rPr>
           <w:rFonts w:eastAsia="Times New Roman"/>
           <w:sz w:val="24"/>
@@ -5895,7 +5895,7 @@
     <w:p>
       <w:pPr>
         <w:pStyle w:val="subtitel"/>
-        <w:divId w:val="1230192695"/>
+        <w:divId w:val="346297047"/>
         <w:rPr>
           <w:lang w:val="nl-NL"/>
         </w:rPr>
@@ -5910,7 +5910,7 @@
     <w:p>
       <w:pPr>
         <w:pStyle w:val="Kop4"/>
-        <w:divId w:val="1230192695"/>
+        <w:divId w:val="346297047"/>
         <w:rPr>
           <w:rFonts w:eastAsia="Times New Roman"/>
           <w:lang w:val="nl-NL"/>
@@ -5927,7 +5927,7 @@
     <w:p>
       <w:pPr>
         <w:pStyle w:val="Normaalweb"/>
-        <w:divId w:val="1230192695"/>
+        <w:divId w:val="346297047"/>
         <w:rPr>
           <w:lang w:val="nl-NL"/>
         </w:rPr>
@@ -5948,7 +5948,7 @@
     <w:p>
       <w:pPr>
         <w:pStyle w:val="Kop5"/>
-        <w:divId w:val="1230192695"/>
+        <w:divId w:val="346297047"/>
         <w:rPr>
           <w:rFonts w:eastAsia="Times New Roman"/>
           <w:lang w:val="nl-NL"/>
@@ -5965,7 +5965,7 @@
     <w:p>
       <w:pPr>
         <w:pStyle w:val="Normaalweb"/>
-        <w:divId w:val="1230192695"/>
+        <w:divId w:val="346297047"/>
         <w:rPr>
           <w:lang w:val="nl-NL"/>
         </w:rPr>
@@ -5980,7 +5980,7 @@
     <w:p>
       <w:pPr>
         <w:pStyle w:val="Normaalweb"/>
-        <w:divId w:val="1230192695"/>
+        <w:divId w:val="346297047"/>
         <w:rPr>
           <w:lang w:val="nl-NL"/>
         </w:rPr>
@@ -5995,7 +5995,7 @@
     <w:p>
       <w:pPr>
         <w:pStyle w:val="Kop5"/>
-        <w:divId w:val="1230192695"/>
+        <w:divId w:val="346297047"/>
         <w:rPr>
           <w:rFonts w:eastAsia="Times New Roman"/>
           <w:lang w:val="nl-NL"/>
@@ -6016,7 +6016,7 @@
           <w:numId w:val="16"/>
         </w:numPr>
         <w:spacing w:before="100" w:beforeAutospacing="1" w:after="100" w:afterAutospacing="1"/>
-        <w:divId w:val="1230192695"/>
+        <w:divId w:val="346297047"/>
         <w:rPr>
           <w:rFonts w:eastAsia="Times New Roman"/>
           <w:lang w:val="nl-NL"/>
@@ -6037,7 +6037,7 @@
           <w:numId w:val="16"/>
         </w:numPr>
         <w:spacing w:before="100" w:beforeAutospacing="1" w:after="100" w:afterAutospacing="1"/>
-        <w:divId w:val="1230192695"/>
+        <w:divId w:val="346297047"/>
         <w:rPr>
           <w:rFonts w:eastAsia="Times New Roman"/>
           <w:lang w:val="nl-NL"/>
@@ -6058,7 +6058,7 @@
           <w:numId w:val="16"/>
         </w:numPr>
         <w:spacing w:before="100" w:beforeAutospacing="1" w:after="100" w:afterAutospacing="1"/>
-        <w:divId w:val="1230192695"/>
+        <w:divId w:val="346297047"/>
         <w:rPr>
           <w:rFonts w:eastAsia="Times New Roman"/>
           <w:lang w:val="nl-NL"/>
@@ -6079,7 +6079,7 @@
           <w:numId w:val="16"/>
         </w:numPr>
         <w:spacing w:before="100" w:beforeAutospacing="1" w:after="100" w:afterAutospacing="1"/>
-        <w:divId w:val="1230192695"/>
+        <w:divId w:val="346297047"/>
         <w:rPr>
           <w:rFonts w:eastAsia="Times New Roman"/>
           <w:lang w:val="nl-NL"/>
@@ -6096,7 +6096,7 @@
     <w:p>
       <w:pPr>
         <w:pStyle w:val="Kop5"/>
-        <w:divId w:val="1230192695"/>
+        <w:divId w:val="346297047"/>
         <w:rPr>
           <w:rFonts w:eastAsia="Times New Roman"/>
           <w:lang w:val="nl-NL"/>
@@ -6113,7 +6113,7 @@
     <w:p>
       <w:pPr>
         <w:pStyle w:val="Normaalweb"/>
-        <w:divId w:val="1230192695"/>
+        <w:divId w:val="346297047"/>
         <w:rPr>
           <w:lang w:val="nl-NL"/>
         </w:rPr>
@@ -6128,7 +6128,7 @@
     <w:p>
       <w:pPr>
         <w:pStyle w:val="Kop4"/>
-        <w:divId w:val="1230192695"/>
+        <w:divId w:val="346297047"/>
         <w:rPr>
           <w:rFonts w:eastAsia="Times New Roman"/>
           <w:lang w:val="nl-NL"/>
@@ -6145,7 +6145,7 @@
     <w:p>
       <w:pPr>
         <w:pStyle w:val="Normaalweb"/>
-        <w:divId w:val="194853482"/>
+        <w:divId w:val="615870178"/>
         <w:rPr>
           <w:lang w:val="nl-NL"/>
         </w:rPr>
@@ -6167,7 +6167,7 @@
     <w:p>
       <w:pPr>
         <w:pStyle w:val="Normaalweb"/>
-        <w:divId w:val="194853482"/>
+        <w:divId w:val="615870178"/>
         <w:rPr>
           <w:lang w:val="nl-NL"/>
         </w:rPr>
@@ -6189,7 +6189,7 @@
     <w:p>
       <w:pPr>
         <w:pStyle w:val="Kop5"/>
-        <w:divId w:val="1230192695"/>
+        <w:divId w:val="346297047"/>
         <w:rPr>
           <w:rFonts w:eastAsia="Times New Roman"/>
           <w:lang w:val="nl-NL"/>
@@ -6206,7 +6206,7 @@
     <w:p>
       <w:pPr>
         <w:pStyle w:val="Normaalweb"/>
-        <w:divId w:val="1230192695"/>
+        <w:divId w:val="346297047"/>
         <w:rPr>
           <w:lang w:val="nl-NL"/>
         </w:rPr>
@@ -6221,7 +6221,7 @@
     <w:p>
       <w:pPr>
         <w:pStyle w:val="Kop5"/>
-        <w:divId w:val="1230192695"/>
+        <w:divId w:val="346297047"/>
         <w:rPr>
           <w:rFonts w:eastAsia="Times New Roman"/>
           <w:lang w:val="nl-NL"/>
@@ -6238,7 +6238,7 @@
     <w:p>
       <w:pPr>
         <w:pStyle w:val="Normaalweb"/>
-        <w:divId w:val="1230192695"/>
+        <w:divId w:val="346297047"/>
         <w:rPr>
           <w:lang w:val="nl-NL"/>
         </w:rPr>
@@ -6253,7 +6253,7 @@
     <w:p>
       <w:pPr>
         <w:pStyle w:val="Kop5"/>
-        <w:divId w:val="1230192695"/>
+        <w:divId w:val="346297047"/>
         <w:rPr>
           <w:rFonts w:eastAsia="Times New Roman"/>
           <w:lang w:val="nl-NL"/>
@@ -6270,7 +6270,7 @@
     <w:p>
       <w:pPr>
         <w:pStyle w:val="Normaalweb"/>
-        <w:divId w:val="1230192695"/>
+        <w:divId w:val="346297047"/>
         <w:rPr>
           <w:lang w:val="nl-NL"/>
         </w:rPr>
@@ -6285,7 +6285,7 @@
     <w:p>
       <w:pPr>
         <w:pStyle w:val="Kop4"/>
-        <w:divId w:val="1230192695"/>
+        <w:divId w:val="346297047"/>
         <w:rPr>
           <w:rFonts w:eastAsia="Times New Roman"/>
           <w:lang w:val="nl-NL"/>
@@ -6302,7 +6302,7 @@
     <w:p>
       <w:pPr>
         <w:pStyle w:val="Kop5"/>
-        <w:divId w:val="1230192695"/>
+        <w:divId w:val="346297047"/>
         <w:rPr>
           <w:rFonts w:eastAsia="Times New Roman"/>
           <w:lang w:val="nl-NL"/>
@@ -6319,7 +6319,7 @@
     <w:p>
       <w:pPr>
         <w:pStyle w:val="Normaalweb"/>
-        <w:divId w:val="1230192695"/>
+        <w:divId w:val="346297047"/>
         <w:rPr>
           <w:lang w:val="nl-NL"/>
         </w:rPr>
@@ -6334,7 +6334,7 @@
     <w:p>
       <w:pPr>
         <w:pStyle w:val="Kop5"/>
-        <w:divId w:val="1230192695"/>
+        <w:divId w:val="346297047"/>
         <w:rPr>
           <w:rFonts w:eastAsia="Times New Roman"/>
           <w:lang w:val="nl-NL"/>
@@ -6351,7 +6351,7 @@
     <w:p>
       <w:pPr>
         <w:pStyle w:val="Normaalweb"/>
-        <w:divId w:val="1230192695"/>
+        <w:divId w:val="346297047"/>
         <w:rPr>
           <w:lang w:val="nl-NL"/>
         </w:rPr>
@@ -6370,7 +6370,7 @@
           <w:numId w:val="17"/>
         </w:numPr>
         <w:spacing w:before="100" w:beforeAutospacing="1" w:after="100" w:afterAutospacing="1"/>
-        <w:divId w:val="1230192695"/>
+        <w:divId w:val="346297047"/>
         <w:rPr>
           <w:rFonts w:eastAsia="Times New Roman"/>
           <w:lang w:val="nl-NL"/>
@@ -6391,7 +6391,7 @@
           <w:numId w:val="17"/>
         </w:numPr>
         <w:spacing w:before="100" w:beforeAutospacing="1" w:after="100" w:afterAutospacing="1"/>
-        <w:divId w:val="1230192695"/>
+        <w:divId w:val="346297047"/>
         <w:rPr>
           <w:rFonts w:eastAsia="Times New Roman"/>
           <w:lang w:val="nl-NL"/>
@@ -6412,7 +6412,7 @@
           <w:numId w:val="17"/>
         </w:numPr>
         <w:spacing w:before="100" w:beforeAutospacing="1" w:after="100" w:afterAutospacing="1"/>
-        <w:divId w:val="1230192695"/>
+        <w:divId w:val="346297047"/>
         <w:rPr>
           <w:rFonts w:eastAsia="Times New Roman"/>
           <w:lang w:val="nl-NL"/>
@@ -6429,7 +6429,7 @@
     <w:p>
       <w:pPr>
         <w:pStyle w:val="Normaalweb"/>
-        <w:divId w:val="1230192695"/>
+        <w:divId w:val="346297047"/>
         <w:rPr>
           <w:lang w:val="nl-NL"/>
         </w:rPr>
@@ -6444,7 +6444,7 @@
     <w:p>
       <w:pPr>
         <w:pStyle w:val="Kop5"/>
-        <w:divId w:val="1230192695"/>
+        <w:divId w:val="346297047"/>
         <w:rPr>
           <w:rFonts w:eastAsia="Times New Roman"/>
           <w:lang w:val="nl-NL"/>
@@ -6461,7 +6461,7 @@
     <w:p>
       <w:pPr>
         <w:pStyle w:val="Normaalweb"/>
-        <w:divId w:val="1230192695"/>
+        <w:divId w:val="346297047"/>
         <w:rPr>
           <w:lang w:val="nl-NL"/>
         </w:rPr>
@@ -6476,7 +6476,7 @@
     <w:p>
       <w:pPr>
         <w:pStyle w:val="Kop4"/>
-        <w:divId w:val="1230192695"/>
+        <w:divId w:val="346297047"/>
         <w:rPr>
           <w:rFonts w:eastAsia="Times New Roman"/>
           <w:lang w:val="nl-NL"/>
@@ -6493,7 +6493,7 @@
     <w:p>
       <w:pPr>
         <w:pStyle w:val="Kop5"/>
-        <w:divId w:val="1230192695"/>
+        <w:divId w:val="346297047"/>
         <w:rPr>
           <w:rFonts w:eastAsia="Times New Roman"/>
           <w:lang w:val="nl-NL"/>
@@ -6510,7 +6510,7 @@
     <w:p>
       <w:pPr>
         <w:pStyle w:val="Normaalweb"/>
-        <w:divId w:val="1230192695"/>
+        <w:divId w:val="346297047"/>
         <w:rPr>
           <w:lang w:val="nl-NL"/>
         </w:rPr>
@@ -6525,7 +6525,7 @@
     <w:p>
       <w:pPr>
         <w:pStyle w:val="Kop5"/>
-        <w:divId w:val="1230192695"/>
+        <w:divId w:val="346297047"/>
         <w:rPr>
           <w:rFonts w:eastAsia="Times New Roman"/>
           <w:lang w:val="nl-NL"/>
@@ -6542,7 +6542,7 @@
     <w:p>
       <w:pPr>
         <w:pStyle w:val="Normaalweb"/>
-        <w:divId w:val="1230192695"/>
+        <w:divId w:val="346297047"/>
         <w:rPr>
           <w:lang w:val="nl-NL"/>
         </w:rPr>
@@ -6557,7 +6557,7 @@
     <w:p>
       <w:pPr>
         <w:pStyle w:val="Kop5"/>
-        <w:divId w:val="1230192695"/>
+        <w:divId w:val="346297047"/>
         <w:rPr>
           <w:rFonts w:eastAsia="Times New Roman"/>
           <w:lang w:val="nl-NL"/>
@@ -6574,7 +6574,7 @@
     <w:p>
       <w:pPr>
         <w:pStyle w:val="Normaalweb"/>
-        <w:divId w:val="1230192695"/>
+        <w:divId w:val="346297047"/>
         <w:rPr>
           <w:lang w:val="nl-NL"/>
         </w:rPr>
@@ -6589,7 +6589,7 @@
     <w:p>
       <w:pPr>
         <w:pStyle w:val="Kop5"/>
-        <w:divId w:val="1230192695"/>
+        <w:divId w:val="346297047"/>
         <w:rPr>
           <w:rFonts w:eastAsia="Times New Roman"/>
           <w:lang w:val="nl-NL"/>
@@ -6606,7 +6606,7 @@
     <w:p>
       <w:pPr>
         <w:pStyle w:val="Normaalweb"/>
-        <w:divId w:val="1230192695"/>
+        <w:divId w:val="346297047"/>
         <w:rPr>
           <w:lang w:val="nl-NL"/>
         </w:rPr>
@@ -6621,7 +6621,7 @@
     <w:p>
       <w:pPr>
         <w:pStyle w:val="Kop5"/>
-        <w:divId w:val="1230192695"/>
+        <w:divId w:val="346297047"/>
         <w:rPr>
           <w:rFonts w:eastAsia="Times New Roman"/>
           <w:lang w:val="nl-NL"/>
@@ -6638,7 +6638,7 @@
     <w:p>
       <w:pPr>
         <w:pStyle w:val="Normaalweb"/>
-        <w:divId w:val="1230192695"/>
+        <w:divId w:val="346297047"/>
         <w:rPr>
           <w:lang w:val="nl-NL"/>
         </w:rPr>
@@ -6653,7 +6653,7 @@
     <w:p>
       <w:pPr>
         <w:pStyle w:val="afsluiting"/>
-        <w:divId w:val="1230192695"/>
+        <w:divId w:val="346297047"/>
         <w:rPr>
           <w:lang w:val="nl-NL"/>
         </w:rPr>
@@ -6668,7 +6668,7 @@
     <w:p>
       <w:pPr>
         <w:outlineLvl w:val="2"/>
-        <w:divId w:val="718209589"/>
+        <w:divId w:val="2123112535"/>
         <w:rPr>
           <w:rFonts w:ascii="Aptos Display" w:eastAsia="Times New Roman" w:hAnsi="Aptos Display"/>
           <w:b/>
@@ -6694,7 +6694,7 @@
     </w:p>
     <w:p>
       <w:pPr>
-        <w:divId w:val="718209589"/>
+        <w:divId w:val="2123112535"/>
         <w:rPr>
           <w:rFonts w:eastAsia="Times New Roman"/>
           <w:sz w:val="24"/>
@@ -6714,7 +6714,7 @@
     <w:p>
       <w:pPr>
         <w:pStyle w:val="subtitel"/>
-        <w:divId w:val="1230192695"/>
+        <w:divId w:val="346297047"/>
         <w:rPr>
           <w:lang w:val="nl-NL"/>
         </w:rPr>
@@ -6729,7 +6729,7 @@
     <w:p>
       <w:pPr>
         <w:pStyle w:val="Kop4"/>
-        <w:divId w:val="1230192695"/>
+        <w:divId w:val="346297047"/>
         <w:rPr>
           <w:rFonts w:eastAsia="Times New Roman"/>
           <w:lang w:val="nl-NL"/>
@@ -6746,7 +6746,7 @@
     <w:p>
       <w:pPr>
         <w:pStyle w:val="Normaalweb"/>
-        <w:divId w:val="1230192695"/>
+        <w:divId w:val="346297047"/>
         <w:rPr>
           <w:lang w:val="nl-NL"/>
         </w:rPr>
@@ -6767,7 +6767,7 @@
     <w:p>
       <w:pPr>
         <w:pStyle w:val="Kop5"/>
-        <w:divId w:val="1230192695"/>
+        <w:divId w:val="346297047"/>
         <w:rPr>
           <w:rFonts w:eastAsia="Times New Roman"/>
           <w:lang w:val="nl-NL"/>
@@ -6784,7 +6784,7 @@
     <w:p>
       <w:pPr>
         <w:pStyle w:val="Normaalweb"/>
-        <w:divId w:val="1230192695"/>
+        <w:divId w:val="346297047"/>
         <w:rPr>
           <w:lang w:val="nl-NL"/>
         </w:rPr>
@@ -6799,7 +6799,7 @@
     <w:p>
       <w:pPr>
         <w:pStyle w:val="Normaalweb"/>
-        <w:divId w:val="1230192695"/>
+        <w:divId w:val="346297047"/>
         <w:rPr>
           <w:lang w:val="nl-NL"/>
         </w:rPr>
@@ -6814,7 +6814,7 @@
     <w:p>
       <w:pPr>
         <w:pStyle w:val="Kop5"/>
-        <w:divId w:val="1230192695"/>
+        <w:divId w:val="346297047"/>
         <w:rPr>
           <w:rFonts w:eastAsia="Times New Roman"/>
           <w:lang w:val="nl-NL"/>
@@ -6835,7 +6835,7 @@
           <w:numId w:val="18"/>
         </w:numPr>
         <w:spacing w:before="100" w:beforeAutospacing="1" w:after="100" w:afterAutospacing="1"/>
-        <w:divId w:val="1230192695"/>
+        <w:divId w:val="346297047"/>
         <w:rPr>
           <w:rFonts w:eastAsia="Times New Roman"/>
           <w:lang w:val="nl-NL"/>
@@ -6856,7 +6856,7 @@
           <w:numId w:val="18"/>
         </w:numPr>
         <w:spacing w:before="100" w:beforeAutospacing="1" w:after="100" w:afterAutospacing="1"/>
-        <w:divId w:val="1230192695"/>
+        <w:divId w:val="346297047"/>
         <w:rPr>
           <w:rFonts w:eastAsia="Times New Roman"/>
           <w:lang w:val="nl-NL"/>
@@ -6877,7 +6877,7 @@
           <w:numId w:val="18"/>
         </w:numPr>
         <w:spacing w:before="100" w:beforeAutospacing="1" w:after="100" w:afterAutospacing="1"/>
-        <w:divId w:val="1230192695"/>
+        <w:divId w:val="346297047"/>
         <w:rPr>
           <w:rFonts w:eastAsia="Times New Roman"/>
           <w:lang w:val="nl-NL"/>
@@ -6898,7 +6898,7 @@
           <w:numId w:val="18"/>
         </w:numPr>
         <w:spacing w:before="100" w:beforeAutospacing="1" w:after="100" w:afterAutospacing="1"/>
-        <w:divId w:val="1230192695"/>
+        <w:divId w:val="346297047"/>
         <w:rPr>
           <w:rFonts w:eastAsia="Times New Roman"/>
           <w:lang w:val="nl-NL"/>
@@ -6915,7 +6915,7 @@
     <w:p>
       <w:pPr>
         <w:pStyle w:val="Kop5"/>
-        <w:divId w:val="1230192695"/>
+        <w:divId w:val="346297047"/>
         <w:rPr>
           <w:rFonts w:eastAsia="Times New Roman"/>
           <w:lang w:val="nl-NL"/>
@@ -6932,7 +6932,7 @@
     <w:p>
       <w:pPr>
         <w:pStyle w:val="Normaalweb"/>
-        <w:divId w:val="1230192695"/>
+        <w:divId w:val="346297047"/>
         <w:rPr>
           <w:lang w:val="nl-NL"/>
         </w:rPr>
@@ -6947,7 +6947,7 @@
     <w:p>
       <w:pPr>
         <w:pStyle w:val="Kop4"/>
-        <w:divId w:val="1230192695"/>
+        <w:divId w:val="346297047"/>
         <w:rPr>
           <w:rFonts w:eastAsia="Times New Roman"/>
           <w:lang w:val="nl-NL"/>
@@ -6964,7 +6964,7 @@
     <w:p>
       <w:pPr>
         <w:pStyle w:val="Normaalweb"/>
-        <w:divId w:val="21830226"/>
+        <w:divId w:val="122968602"/>
         <w:rPr>
           <w:lang w:val="nl-NL"/>
         </w:rPr>
@@ -6986,7 +6986,7 @@
     <w:p>
       <w:pPr>
         <w:pStyle w:val="Normaalweb"/>
-        <w:divId w:val="21830226"/>
+        <w:divId w:val="122968602"/>
         <w:rPr>
           <w:lang w:val="nl-NL"/>
         </w:rPr>
@@ -7008,7 +7008,7 @@
     <w:p>
       <w:pPr>
         <w:pStyle w:val="Kop5"/>
-        <w:divId w:val="1230192695"/>
+        <w:divId w:val="346297047"/>
         <w:rPr>
           <w:rFonts w:eastAsia="Times New Roman"/>
           <w:lang w:val="nl-NL"/>
@@ -7025,7 +7025,7 @@
     <w:p>
       <w:pPr>
         <w:pStyle w:val="Normaalweb"/>
-        <w:divId w:val="1230192695"/>
+        <w:divId w:val="346297047"/>
         <w:rPr>
           <w:lang w:val="nl-NL"/>
         </w:rPr>
@@ -7040,7 +7040,7 @@
     <w:p>
       <w:pPr>
         <w:pStyle w:val="Kop5"/>
-        <w:divId w:val="1230192695"/>
+        <w:divId w:val="346297047"/>
         <w:rPr>
           <w:rFonts w:eastAsia="Times New Roman"/>
           <w:lang w:val="nl-NL"/>
@@ -7057,7 +7057,7 @@
     <w:p>
       <w:pPr>
         <w:pStyle w:val="Normaalweb"/>
-        <w:divId w:val="1230192695"/>
+        <w:divId w:val="346297047"/>
         <w:rPr>
           <w:lang w:val="nl-NL"/>
         </w:rPr>
@@ -7072,7 +7072,7 @@
     <w:p>
       <w:pPr>
         <w:pStyle w:val="Kop5"/>
-        <w:divId w:val="1230192695"/>
+        <w:divId w:val="346297047"/>
         <w:rPr>
           <w:rFonts w:eastAsia="Times New Roman"/>
           <w:lang w:val="nl-NL"/>
@@ -7089,7 +7089,7 @@
     <w:p>
       <w:pPr>
         <w:pStyle w:val="Normaalweb"/>
-        <w:divId w:val="1230192695"/>
+        <w:divId w:val="346297047"/>
         <w:rPr>
           <w:lang w:val="nl-NL"/>
         </w:rPr>
@@ -7104,7 +7104,7 @@
     <w:p>
       <w:pPr>
         <w:pStyle w:val="Kop4"/>
-        <w:divId w:val="1230192695"/>
+        <w:divId w:val="346297047"/>
         <w:rPr>
           <w:rFonts w:eastAsia="Times New Roman"/>
           <w:lang w:val="nl-NL"/>
@@ -7121,7 +7121,7 @@
     <w:p>
       <w:pPr>
         <w:pStyle w:val="Kop5"/>
-        <w:divId w:val="1230192695"/>
+        <w:divId w:val="346297047"/>
         <w:rPr>
           <w:rFonts w:eastAsia="Times New Roman"/>
           <w:lang w:val="nl-NL"/>
@@ -7138,7 +7138,7 @@
     <w:p>
       <w:pPr>
         <w:pStyle w:val="Normaalweb"/>
-        <w:divId w:val="1230192695"/>
+        <w:divId w:val="346297047"/>
         <w:rPr>
           <w:lang w:val="nl-NL"/>
         </w:rPr>
@@ -7153,7 +7153,7 @@
     <w:p>
       <w:pPr>
         <w:pStyle w:val="Kop5"/>
-        <w:divId w:val="1230192695"/>
+        <w:divId w:val="346297047"/>
         <w:rPr>
           <w:rFonts w:eastAsia="Times New Roman"/>
           <w:lang w:val="nl-NL"/>
@@ -7170,7 +7170,7 @@
     <w:p>
       <w:pPr>
         <w:pStyle w:val="Normaalweb"/>
-        <w:divId w:val="1230192695"/>
+        <w:divId w:val="346297047"/>
         <w:rPr>
           <w:lang w:val="nl-NL"/>
         </w:rPr>
@@ -7189,7 +7189,7 @@
           <w:numId w:val="19"/>
         </w:numPr>
         <w:spacing w:before="100" w:beforeAutospacing="1" w:after="100" w:afterAutospacing="1"/>
-        <w:divId w:val="1230192695"/>
+        <w:divId w:val="346297047"/>
         <w:rPr>
           <w:rFonts w:eastAsia="Times New Roman"/>
           <w:lang w:val="nl-NL"/>
@@ -7210,7 +7210,7 @@
           <w:numId w:val="19"/>
         </w:numPr>
         <w:spacing w:before="100" w:beforeAutospacing="1" w:after="100" w:afterAutospacing="1"/>
-        <w:divId w:val="1230192695"/>
+        <w:divId w:val="346297047"/>
         <w:rPr>
           <w:rFonts w:eastAsia="Times New Roman"/>
           <w:lang w:val="nl-NL"/>
@@ -7231,7 +7231,7 @@
           <w:numId w:val="19"/>
         </w:numPr>
         <w:spacing w:before="100" w:beforeAutospacing="1" w:after="100" w:afterAutospacing="1"/>
-        <w:divId w:val="1230192695"/>
+        <w:divId w:val="346297047"/>
         <w:rPr>
           <w:rFonts w:eastAsia="Times New Roman"/>
           <w:lang w:val="nl-NL"/>
@@ -7252,7 +7252,7 @@
           <w:numId w:val="19"/>
         </w:numPr>
         <w:spacing w:before="100" w:beforeAutospacing="1" w:after="100" w:afterAutospacing="1"/>
-        <w:divId w:val="1230192695"/>
+        <w:divId w:val="346297047"/>
         <w:rPr>
           <w:rFonts w:eastAsia="Times New Roman"/>
           <w:lang w:val="nl-NL"/>
@@ -7269,7 +7269,7 @@
     <w:p>
       <w:pPr>
         <w:pStyle w:val="Normaalweb"/>
-        <w:divId w:val="1230192695"/>
+        <w:divId w:val="346297047"/>
         <w:rPr>
           <w:lang w:val="nl-NL"/>
         </w:rPr>
@@ -7284,7 +7284,7 @@
     <w:p>
       <w:pPr>
         <w:pStyle w:val="Kop5"/>
-        <w:divId w:val="1230192695"/>
+        <w:divId w:val="346297047"/>
         <w:rPr>
           <w:rFonts w:eastAsia="Times New Roman"/>
           <w:lang w:val="nl-NL"/>
@@ -7301,7 +7301,7 @@
     <w:p>
       <w:pPr>
         <w:pStyle w:val="Normaalweb"/>
-        <w:divId w:val="1230192695"/>
+        <w:divId w:val="346297047"/>
         <w:rPr>
           <w:lang w:val="nl-NL"/>
         </w:rPr>
@@ -7316,7 +7316,7 @@
     <w:p>
       <w:pPr>
         <w:pStyle w:val="Kop4"/>
-        <w:divId w:val="1230192695"/>
+        <w:divId w:val="346297047"/>
         <w:rPr>
           <w:rFonts w:eastAsia="Times New Roman"/>
           <w:lang w:val="nl-NL"/>
@@ -7333,7 +7333,7 @@
     <w:p>
       <w:pPr>
         <w:pStyle w:val="Kop5"/>
-        <w:divId w:val="1230192695"/>
+        <w:divId w:val="346297047"/>
         <w:rPr>
           <w:rFonts w:eastAsia="Times New Roman"/>
           <w:lang w:val="nl-NL"/>
@@ -7350,7 +7350,7 @@
     <w:p>
       <w:pPr>
         <w:pStyle w:val="Normaalweb"/>
-        <w:divId w:val="1230192695"/>
+        <w:divId w:val="346297047"/>
         <w:rPr>
           <w:lang w:val="nl-NL"/>
         </w:rPr>
@@ -7365,7 +7365,7 @@
     <w:p>
       <w:pPr>
         <w:pStyle w:val="Kop5"/>
-        <w:divId w:val="1230192695"/>
+        <w:divId w:val="346297047"/>
         <w:rPr>
           <w:rFonts w:eastAsia="Times New Roman"/>
           <w:lang w:val="nl-NL"/>
@@ -7382,7 +7382,7 @@
     <w:p>
       <w:pPr>
         <w:pStyle w:val="Normaalweb"/>
-        <w:divId w:val="1230192695"/>
+        <w:divId w:val="346297047"/>
         <w:rPr>
           <w:lang w:val="nl-NL"/>
         </w:rPr>
@@ -7397,7 +7397,7 @@
     <w:p>
       <w:pPr>
         <w:pStyle w:val="Kop5"/>
-        <w:divId w:val="1230192695"/>
+        <w:divId w:val="346297047"/>
         <w:rPr>
           <w:rFonts w:eastAsia="Times New Roman"/>
           <w:lang w:val="nl-NL"/>
@@ -7414,7 +7414,7 @@
     <w:p>
       <w:pPr>
         <w:pStyle w:val="Normaalweb"/>
-        <w:divId w:val="1230192695"/>
+        <w:divId w:val="346297047"/>
         <w:rPr>
           <w:lang w:val="nl-NL"/>
         </w:rPr>
@@ -7429,7 +7429,7 @@
     <w:p>
       <w:pPr>
         <w:pStyle w:val="Kop5"/>
-        <w:divId w:val="1230192695"/>
+        <w:divId w:val="346297047"/>
         <w:rPr>
           <w:rFonts w:eastAsia="Times New Roman"/>
           <w:lang w:val="nl-NL"/>
@@ -7446,7 +7446,7 @@
     <w:p>
       <w:pPr>
         <w:pStyle w:val="Normaalweb"/>
-        <w:divId w:val="1230192695"/>
+        <w:divId w:val="346297047"/>
         <w:rPr>
           <w:lang w:val="nl-NL"/>
         </w:rPr>
@@ -7461,7 +7461,7 @@
     <w:p>
       <w:pPr>
         <w:pStyle w:val="Kop5"/>
-        <w:divId w:val="1230192695"/>
+        <w:divId w:val="346297047"/>
         <w:rPr>
           <w:rFonts w:eastAsia="Times New Roman"/>
           <w:lang w:val="nl-NL"/>
@@ -7478,7 +7478,7 @@
     <w:p>
       <w:pPr>
         <w:pStyle w:val="Normaalweb"/>
-        <w:divId w:val="1230192695"/>
+        <w:divId w:val="346297047"/>
         <w:rPr>
           <w:lang w:val="nl-NL"/>
         </w:rPr>
@@ -7493,7 +7493,7 @@
     <w:p>
       <w:pPr>
         <w:pStyle w:val="afsluiting"/>
-        <w:divId w:val="1230192695"/>
+        <w:divId w:val="346297047"/>
         <w:rPr>
           <w:lang w:val="nl-NL"/>
         </w:rPr>
@@ -7508,7 +7508,7 @@
     <w:p>
       <w:pPr>
         <w:outlineLvl w:val="2"/>
-        <w:divId w:val="482280604"/>
+        <w:divId w:val="276640725"/>
         <w:rPr>
           <w:rFonts w:ascii="Aptos Display" w:eastAsia="Times New Roman" w:hAnsi="Aptos Display"/>
           <w:b/>
@@ -7534,7 +7534,7 @@
     </w:p>
     <w:p>
       <w:pPr>
-        <w:divId w:val="482280604"/>
+        <w:divId w:val="276640725"/>
         <w:rPr>
           <w:rFonts w:eastAsia="Times New Roman"/>
           <w:sz w:val="24"/>
@@ -7554,7 +7554,7 @@
     <w:p>
       <w:pPr>
         <w:pStyle w:val="subtitel"/>
-        <w:divId w:val="1230192695"/>
+        <w:divId w:val="346297047"/>
         <w:rPr>
           <w:lang w:val="nl-NL"/>
         </w:rPr>
@@ -7569,7 +7569,7 @@
     <w:p>
       <w:pPr>
         <w:pStyle w:val="Kop4"/>
-        <w:divId w:val="1230192695"/>
+        <w:divId w:val="346297047"/>
         <w:rPr>
           <w:rFonts w:eastAsia="Times New Roman"/>
           <w:lang w:val="nl-NL"/>
@@ -7586,7 +7586,7 @@
     <w:p>
       <w:pPr>
         <w:pStyle w:val="Normaalweb"/>
-        <w:divId w:val="1230192695"/>
+        <w:divId w:val="346297047"/>
         <w:rPr>
           <w:lang w:val="nl-NL"/>
         </w:rPr>
@@ -7601,7 +7601,7 @@
     <w:p>
       <w:pPr>
         <w:pStyle w:val="Kop5"/>
-        <w:divId w:val="1230192695"/>
+        <w:divId w:val="346297047"/>
         <w:rPr>
           <w:rFonts w:eastAsia="Times New Roman"/>
           <w:lang w:val="nl-NL"/>
@@ -7618,7 +7618,7 @@
     <w:p>
       <w:pPr>
         <w:pStyle w:val="Normaalweb"/>
-        <w:divId w:val="1230192695"/>
+        <w:divId w:val="346297047"/>
         <w:rPr>
           <w:lang w:val="nl-NL"/>
         </w:rPr>
@@ -7633,7 +7633,7 @@
     <w:p>
       <w:pPr>
         <w:pStyle w:val="Normaalweb"/>
-        <w:divId w:val="1230192695"/>
+        <w:divId w:val="346297047"/>
         <w:rPr>
           <w:lang w:val="nl-NL"/>
         </w:rPr>
@@ -7648,7 +7648,7 @@
     <w:p>
       <w:pPr>
         <w:pStyle w:val="Kop5"/>
-        <w:divId w:val="1230192695"/>
+        <w:divId w:val="346297047"/>
         <w:rPr>
           <w:rFonts w:eastAsia="Times New Roman"/>
           <w:lang w:val="nl-NL"/>
@@ -7669,7 +7669,7 @@
           <w:numId w:val="20"/>
         </w:numPr>
         <w:spacing w:before="100" w:beforeAutospacing="1" w:after="100" w:afterAutospacing="1"/>
-        <w:divId w:val="1230192695"/>
+        <w:divId w:val="346297047"/>
         <w:rPr>
           <w:rFonts w:eastAsia="Times New Roman"/>
           <w:lang w:val="nl-NL"/>
@@ -7690,7 +7690,7 @@
           <w:numId w:val="20"/>
         </w:numPr>
         <w:spacing w:before="100" w:beforeAutospacing="1" w:after="100" w:afterAutospacing="1"/>
-        <w:divId w:val="1230192695"/>
+        <w:divId w:val="346297047"/>
         <w:rPr>
           <w:rFonts w:eastAsia="Times New Roman"/>
           <w:lang w:val="nl-NL"/>
@@ -7711,7 +7711,7 @@
           <w:numId w:val="20"/>
         </w:numPr>
         <w:spacing w:before="100" w:beforeAutospacing="1" w:after="100" w:afterAutospacing="1"/>
-        <w:divId w:val="1230192695"/>
+        <w:divId w:val="346297047"/>
         <w:rPr>
           <w:rFonts w:eastAsia="Times New Roman"/>
           <w:lang w:val="nl-NL"/>
@@ -7728,7 +7728,7 @@
     <w:p>
       <w:pPr>
         <w:pStyle w:val="Kop5"/>
-        <w:divId w:val="1230192695"/>
+        <w:divId w:val="346297047"/>
         <w:rPr>
           <w:rFonts w:eastAsia="Times New Roman"/>
           <w:lang w:val="nl-NL"/>
@@ -7745,7 +7745,7 @@
     <w:p>
       <w:pPr>
         <w:pStyle w:val="Normaalweb"/>
-        <w:divId w:val="1230192695"/>
+        <w:divId w:val="346297047"/>
         <w:rPr>
           <w:lang w:val="nl-NL"/>
         </w:rPr>
@@ -7760,7 +7760,7 @@
     <w:p>
       <w:pPr>
         <w:pStyle w:val="Kop4"/>
-        <w:divId w:val="1230192695"/>
+        <w:divId w:val="346297047"/>
         <w:rPr>
           <w:rFonts w:eastAsia="Times New Roman"/>
           <w:lang w:val="nl-NL"/>
@@ -7777,7 +7777,7 @@
     <w:p>
       <w:pPr>
         <w:pStyle w:val="Normaalweb"/>
-        <w:divId w:val="2024239061"/>
+        <w:divId w:val="1952006437"/>
         <w:rPr>
           <w:lang w:val="nl-NL"/>
         </w:rPr>
@@ -7799,7 +7799,7 @@
     <w:p>
       <w:pPr>
         <w:pStyle w:val="Normaalweb"/>
-        <w:divId w:val="2024239061"/>
+        <w:divId w:val="1952006437"/>
         <w:rPr>
           <w:lang w:val="nl-NL"/>
         </w:rPr>
@@ -7821,7 +7821,7 @@
     <w:p>
       <w:pPr>
         <w:pStyle w:val="Kop5"/>
-        <w:divId w:val="1230192695"/>
+        <w:divId w:val="346297047"/>
         <w:rPr>
           <w:rFonts w:eastAsia="Times New Roman"/>
           <w:lang w:val="nl-NL"/>
@@ -7838,7 +7838,7 @@
     <w:p>
       <w:pPr>
         <w:pStyle w:val="Normaalweb"/>
-        <w:divId w:val="1230192695"/>
+        <w:divId w:val="346297047"/>
         <w:rPr>
           <w:lang w:val="nl-NL"/>
         </w:rPr>
@@ -7853,7 +7853,7 @@
     <w:p>
       <w:pPr>
         <w:pStyle w:val="Kop5"/>
-        <w:divId w:val="1230192695"/>
+        <w:divId w:val="346297047"/>
         <w:rPr>
           <w:rFonts w:eastAsia="Times New Roman"/>
           <w:lang w:val="nl-NL"/>
@@ -7870,7 +7870,7 @@
     <w:p>
       <w:pPr>
         <w:pStyle w:val="Normaalweb"/>
-        <w:divId w:val="1230192695"/>
+        <w:divId w:val="346297047"/>
         <w:rPr>
           <w:lang w:val="nl-NL"/>
         </w:rPr>
@@ -7885,7 +7885,7 @@
     <w:p>
       <w:pPr>
         <w:pStyle w:val="Kop5"/>
-        <w:divId w:val="1230192695"/>
+        <w:divId w:val="346297047"/>
         <w:rPr>
           <w:rFonts w:eastAsia="Times New Roman"/>
           <w:lang w:val="nl-NL"/>
@@ -7902,7 +7902,7 @@
     <w:p>
       <w:pPr>
         <w:pStyle w:val="Normaalweb"/>
-        <w:divId w:val="1230192695"/>
+        <w:divId w:val="346297047"/>
         <w:rPr>
           <w:lang w:val="nl-NL"/>
         </w:rPr>
@@ -7917,7 +7917,7 @@
     <w:p>
       <w:pPr>
         <w:pStyle w:val="Kop4"/>
-        <w:divId w:val="1230192695"/>
+        <w:divId w:val="346297047"/>
         <w:rPr>
           <w:rFonts w:eastAsia="Times New Roman"/>
           <w:lang w:val="nl-NL"/>
@@ -7934,7 +7934,7 @@
     <w:p>
       <w:pPr>
         <w:pStyle w:val="Kop5"/>
-        <w:divId w:val="1230192695"/>
+        <w:divId w:val="346297047"/>
         <w:rPr>
           <w:rFonts w:eastAsia="Times New Roman"/>
           <w:lang w:val="nl-NL"/>
@@ -7951,7 +7951,7 @@
     <w:p>
       <w:pPr>
         <w:pStyle w:val="Normaalweb"/>
-        <w:divId w:val="1230192695"/>
+        <w:divId w:val="346297047"/>
         <w:rPr>
           <w:lang w:val="nl-NL"/>
         </w:rPr>
@@ -7966,7 +7966,7 @@
     <w:p>
       <w:pPr>
         <w:pStyle w:val="Kop5"/>
-        <w:divId w:val="1230192695"/>
+        <w:divId w:val="346297047"/>
         <w:rPr>
           <w:rFonts w:eastAsia="Times New Roman"/>
           <w:lang w:val="nl-NL"/>
@@ -7983,7 +7983,7 @@
     <w:p>
       <w:pPr>
         <w:pStyle w:val="Normaalweb"/>
-        <w:divId w:val="1230192695"/>
+        <w:divId w:val="346297047"/>
         <w:rPr>
           <w:lang w:val="nl-NL"/>
         </w:rPr>
@@ -8002,7 +8002,7 @@
           <w:numId w:val="21"/>
         </w:numPr>
         <w:spacing w:before="100" w:beforeAutospacing="1" w:after="100" w:afterAutospacing="1"/>
-        <w:divId w:val="1230192695"/>
+        <w:divId w:val="346297047"/>
         <w:rPr>
           <w:rFonts w:eastAsia="Times New Roman"/>
           <w:lang w:val="nl-NL"/>
@@ -8023,7 +8023,7 @@
           <w:numId w:val="21"/>
         </w:numPr>
         <w:spacing w:before="100" w:beforeAutospacing="1" w:after="100" w:afterAutospacing="1"/>
-        <w:divId w:val="1230192695"/>
+        <w:divId w:val="346297047"/>
         <w:rPr>
           <w:rFonts w:eastAsia="Times New Roman"/>
           <w:lang w:val="nl-NL"/>
@@ -8044,7 +8044,7 @@
           <w:numId w:val="21"/>
         </w:numPr>
         <w:spacing w:before="100" w:beforeAutospacing="1" w:after="100" w:afterAutospacing="1"/>
-        <w:divId w:val="1230192695"/>
+        <w:divId w:val="346297047"/>
         <w:rPr>
           <w:rFonts w:eastAsia="Times New Roman"/>
           <w:lang w:val="nl-NL"/>
@@ -8061,7 +8061,7 @@
     <w:p>
       <w:pPr>
         <w:pStyle w:val="Normaalweb"/>
-        <w:divId w:val="1230192695"/>
+        <w:divId w:val="346297047"/>
         <w:rPr>
           <w:lang w:val="nl-NL"/>
         </w:rPr>
@@ -8076,7 +8076,7 @@
     <w:p>
       <w:pPr>
         <w:pStyle w:val="Kop5"/>
-        <w:divId w:val="1230192695"/>
+        <w:divId w:val="346297047"/>
         <w:rPr>
           <w:rFonts w:eastAsia="Times New Roman"/>
           <w:lang w:val="nl-NL"/>
@@ -8093,7 +8093,7 @@
     <w:p>
       <w:pPr>
         <w:pStyle w:val="Normaalweb"/>
-        <w:divId w:val="1230192695"/>
+        <w:divId w:val="346297047"/>
         <w:rPr>
           <w:lang w:val="nl-NL"/>
         </w:rPr>
@@ -8108,7 +8108,7 @@
     <w:p>
       <w:pPr>
         <w:pStyle w:val="Kop4"/>
-        <w:divId w:val="1230192695"/>
+        <w:divId w:val="346297047"/>
         <w:rPr>
           <w:rFonts w:eastAsia="Times New Roman"/>
           <w:lang w:val="nl-NL"/>
@@ -8125,7 +8125,7 @@
     <w:p>
       <w:pPr>
         <w:pStyle w:val="Kop5"/>
-        <w:divId w:val="1230192695"/>
+        <w:divId w:val="346297047"/>
         <w:rPr>
           <w:rFonts w:eastAsia="Times New Roman"/>
           <w:lang w:val="nl-NL"/>
@@ -8142,7 +8142,7 @@
     <w:p>
       <w:pPr>
         <w:pStyle w:val="Normaalweb"/>
-        <w:divId w:val="1230192695"/>
+        <w:divId w:val="346297047"/>
         <w:rPr>
           <w:lang w:val="nl-NL"/>
         </w:rPr>
@@ -8157,7 +8157,7 @@
     <w:p>
       <w:pPr>
         <w:pStyle w:val="Kop5"/>
-        <w:divId w:val="1230192695"/>
+        <w:divId w:val="346297047"/>
         <w:rPr>
           <w:rFonts w:eastAsia="Times New Roman"/>
           <w:lang w:val="nl-NL"/>
@@ -8174,7 +8174,7 @@
     <w:p>
       <w:pPr>
         <w:pStyle w:val="Normaalweb"/>
-        <w:divId w:val="1230192695"/>
+        <w:divId w:val="346297047"/>
         <w:rPr>
           <w:lang w:val="nl-NL"/>
         </w:rPr>
@@ -8189,7 +8189,7 @@
     <w:p>
       <w:pPr>
         <w:pStyle w:val="Kop5"/>
-        <w:divId w:val="1230192695"/>
+        <w:divId w:val="346297047"/>
         <w:rPr>
           <w:rFonts w:eastAsia="Times New Roman"/>
           <w:lang w:val="nl-NL"/>
@@ -8206,7 +8206,7 @@
     <w:p>
       <w:pPr>
         <w:pStyle w:val="Normaalweb"/>
-        <w:divId w:val="1230192695"/>
+        <w:divId w:val="346297047"/>
         <w:rPr>
           <w:lang w:val="nl-NL"/>
         </w:rPr>
@@ -8221,7 +8221,7 @@
     <w:p>
       <w:pPr>
         <w:pStyle w:val="Kop5"/>
-        <w:divId w:val="1230192695"/>
+        <w:divId w:val="346297047"/>
         <w:rPr>
           <w:rFonts w:eastAsia="Times New Roman"/>
           <w:lang w:val="nl-NL"/>
@@ -8238,7 +8238,7 @@
     <w:p>
       <w:pPr>
         <w:pStyle w:val="Normaalweb"/>
-        <w:divId w:val="1230192695"/>
+        <w:divId w:val="346297047"/>
         <w:rPr>
           <w:lang w:val="nl-NL"/>
         </w:rPr>
@@ -8253,7 +8253,7 @@
     <w:p>
       <w:pPr>
         <w:pStyle w:val="Kop5"/>
-        <w:divId w:val="1230192695"/>
+        <w:divId w:val="346297047"/>
         <w:rPr>
           <w:rFonts w:eastAsia="Times New Roman"/>
           <w:lang w:val="nl-NL"/>
@@ -8270,7 +8270,7 @@
     <w:p>
       <w:pPr>
         <w:pStyle w:val="Normaalweb"/>
-        <w:divId w:val="1230192695"/>
+        <w:divId w:val="346297047"/>
         <w:rPr>
           <w:lang w:val="nl-NL"/>
         </w:rPr>
@@ -8285,7 +8285,7 @@
     <w:p>
       <w:pPr>
         <w:pStyle w:val="afsluiting"/>
-        <w:divId w:val="1230192695"/>
+        <w:divId w:val="346297047"/>
         <w:rPr>
           <w:lang w:val="nl-NL"/>
         </w:rPr>
@@ -8301,7 +8301,7 @@
       <w:pPr>
         <w:pStyle w:val="marker"/>
         <w:ind w:left="800" w:right="800"/>
-        <w:divId w:val="1230192695"/>
+        <w:divId w:val="346297047"/>
         <w:rPr>
           <w:lang w:val="nl-NL"/>
         </w:rPr>
@@ -8313,13 +8313,13 @@
     <w:p>
       <w:pPr>
         <w:pStyle w:val="Kop1"/>
-        <w:divId w:val="1230192695"/>
-        <w:rPr>
-          <w:rFonts w:eastAsia="Times New Roman"/>
-          <w:lang w:val="nl-NL"/>
-        </w:rPr>
-      </w:pPr>
-      <w:bookmarkStart w:id="4" w:name="_Toc242816148"/>
+        <w:divId w:val="346297047"/>
+        <w:rPr>
+          <w:rFonts w:eastAsia="Times New Roman"/>
+          <w:lang w:val="nl-NL"/>
+        </w:rPr>
+      </w:pPr>
+      <w:bookmarkStart w:id="4" w:name="_Toc242816973"/>
       <w:r>
         <w:rPr>
           <w:rFonts w:eastAsia="Times New Roman"/>
@@ -8333,7 +8333,7 @@
       <w:pPr>
         <w:pStyle w:val="Kop2"/>
         <w:spacing w:before="400" w:after="160"/>
-        <w:divId w:val="1230192695"/>
+        <w:divId w:val="346297047"/>
         <w:rPr>
           <w:rFonts w:eastAsia="Times New Roman"/>
           <w:sz w:val="32"/>
@@ -8341,7 +8341,7 @@
           <w:lang w:val="nl-NL"/>
         </w:rPr>
       </w:pPr>
-      <w:bookmarkStart w:id="5" w:name="_Toc242816149"/>
+      <w:bookmarkStart w:id="5" w:name="_Toc242816974"/>
       <w:r>
         <w:rPr>
           <w:rFonts w:eastAsia="Times New Roman"/>
@@ -8356,7 +8356,7 @@
     <w:p>
       <w:pPr>
         <w:outlineLvl w:val="2"/>
-        <w:divId w:val="171577343"/>
+        <w:divId w:val="1739089211"/>
         <w:rPr>
           <w:rFonts w:ascii="Aptos Display" w:eastAsia="Times New Roman" w:hAnsi="Aptos Display"/>
           <w:b/>
@@ -8382,7 +8382,7 @@
     </w:p>
     <w:p>
       <w:pPr>
-        <w:divId w:val="171577343"/>
+        <w:divId w:val="1739089211"/>
         <w:rPr>
           <w:rFonts w:eastAsia="Times New Roman"/>
           <w:sz w:val="24"/>
@@ -8402,7 +8402,7 @@
     <w:p>
       <w:pPr>
         <w:pStyle w:val="subtitel"/>
-        <w:divId w:val="1230192695"/>
+        <w:divId w:val="346297047"/>
         <w:rPr>
           <w:lang w:val="nl-NL"/>
         </w:rPr>
@@ -8417,7 +8417,7 @@
     <w:p>
       <w:pPr>
         <w:pStyle w:val="Kop4"/>
-        <w:divId w:val="1230192695"/>
+        <w:divId w:val="346297047"/>
         <w:rPr>
           <w:rFonts w:eastAsia="Times New Roman"/>
           <w:lang w:val="nl-NL"/>
@@ -8434,7 +8434,7 @@
     <w:p>
       <w:pPr>
         <w:pStyle w:val="Normaalweb"/>
-        <w:divId w:val="1230192695"/>
+        <w:divId w:val="346297047"/>
         <w:rPr>
           <w:lang w:val="nl-NL"/>
         </w:rPr>
@@ -8449,7 +8449,7 @@
     <w:p>
       <w:pPr>
         <w:pStyle w:val="Kop5"/>
-        <w:divId w:val="1230192695"/>
+        <w:divId w:val="346297047"/>
         <w:rPr>
           <w:rFonts w:eastAsia="Times New Roman"/>
           <w:lang w:val="nl-NL"/>
@@ -8466,7 +8466,7 @@
     <w:p>
       <w:pPr>
         <w:pStyle w:val="Normaalweb"/>
-        <w:divId w:val="1230192695"/>
+        <w:divId w:val="346297047"/>
         <w:rPr>
           <w:lang w:val="nl-NL"/>
         </w:rPr>
@@ -8481,7 +8481,7 @@
     <w:p>
       <w:pPr>
         <w:pStyle w:val="Normaalweb"/>
-        <w:divId w:val="1230192695"/>
+        <w:divId w:val="346297047"/>
         <w:rPr>
           <w:lang w:val="nl-NL"/>
         </w:rPr>
@@ -8496,7 +8496,7 @@
     <w:p>
       <w:pPr>
         <w:pStyle w:val="Kop5"/>
-        <w:divId w:val="1230192695"/>
+        <w:divId w:val="346297047"/>
         <w:rPr>
           <w:rFonts w:eastAsia="Times New Roman"/>
           <w:lang w:val="nl-NL"/>
@@ -8517,7 +8517,7 @@
           <w:numId w:val="22"/>
         </w:numPr>
         <w:spacing w:before="100" w:beforeAutospacing="1" w:after="100" w:afterAutospacing="1"/>
-        <w:divId w:val="1230192695"/>
+        <w:divId w:val="346297047"/>
         <w:rPr>
           <w:rFonts w:eastAsia="Times New Roman"/>
           <w:lang w:val="nl-NL"/>
@@ -8538,7 +8538,7 @@
           <w:numId w:val="22"/>
         </w:numPr>
         <w:spacing w:before="100" w:beforeAutospacing="1" w:after="100" w:afterAutospacing="1"/>
-        <w:divId w:val="1230192695"/>
+        <w:divId w:val="346297047"/>
         <w:rPr>
           <w:rFonts w:eastAsia="Times New Roman"/>
           <w:lang w:val="nl-NL"/>
@@ -8559,7 +8559,7 @@
           <w:numId w:val="22"/>
         </w:numPr>
         <w:spacing w:before="100" w:beforeAutospacing="1" w:after="100" w:afterAutospacing="1"/>
-        <w:divId w:val="1230192695"/>
+        <w:divId w:val="346297047"/>
         <w:rPr>
           <w:rFonts w:eastAsia="Times New Roman"/>
           <w:lang w:val="nl-NL"/>
@@ -8576,7 +8576,7 @@
     <w:p>
       <w:pPr>
         <w:pStyle w:val="Kop5"/>
-        <w:divId w:val="1230192695"/>
+        <w:divId w:val="346297047"/>
         <w:rPr>
           <w:rFonts w:eastAsia="Times New Roman"/>
           <w:lang w:val="nl-NL"/>
@@ -8593,7 +8593,7 @@
     <w:p>
       <w:pPr>
         <w:pStyle w:val="Normaalweb"/>
-        <w:divId w:val="1230192695"/>
+        <w:divId w:val="346297047"/>
         <w:rPr>
           <w:lang w:val="nl-NL"/>
         </w:rPr>
@@ -8608,7 +8608,7 @@
     <w:p>
       <w:pPr>
         <w:pStyle w:val="Kop4"/>
-        <w:divId w:val="1230192695"/>
+        <w:divId w:val="346297047"/>
         <w:rPr>
           <w:rFonts w:eastAsia="Times New Roman"/>
           <w:lang w:val="nl-NL"/>
@@ -8625,7 +8625,7 @@
     <w:p>
       <w:pPr>
         <w:pStyle w:val="Normaalweb"/>
-        <w:divId w:val="135150961"/>
+        <w:divId w:val="2045323187"/>
         <w:rPr>
           <w:lang w:val="nl-NL"/>
         </w:rPr>
@@ -8647,7 +8647,7 @@
     <w:p>
       <w:pPr>
         <w:pStyle w:val="Normaalweb"/>
-        <w:divId w:val="135150961"/>
+        <w:divId w:val="2045323187"/>
         <w:rPr>
           <w:lang w:val="nl-NL"/>
         </w:rPr>
@@ -8675,7 +8675,7 @@
     <w:p>
       <w:pPr>
         <w:pStyle w:val="Kop5"/>
-        <w:divId w:val="1230192695"/>
+        <w:divId w:val="346297047"/>
         <w:rPr>
           <w:rFonts w:eastAsia="Times New Roman"/>
           <w:lang w:val="nl-NL"/>
@@ -8692,7 +8692,7 @@
     <w:p>
       <w:pPr>
         <w:pStyle w:val="Normaalweb"/>
-        <w:divId w:val="1230192695"/>
+        <w:divId w:val="346297047"/>
         <w:rPr>
           <w:lang w:val="nl-NL"/>
         </w:rPr>
@@ -8707,7 +8707,7 @@
     <w:p>
       <w:pPr>
         <w:pStyle w:val="Kop5"/>
-        <w:divId w:val="1230192695"/>
+        <w:divId w:val="346297047"/>
         <w:rPr>
           <w:rFonts w:eastAsia="Times New Roman"/>
           <w:lang w:val="nl-NL"/>
@@ -8724,7 +8724,7 @@
     <w:p>
       <w:pPr>
         <w:pStyle w:val="Normaalweb"/>
-        <w:divId w:val="1230192695"/>
+        <w:divId w:val="346297047"/>
         <w:rPr>
           <w:lang w:val="nl-NL"/>
         </w:rPr>
@@ -8739,7 +8739,7 @@
     <w:p>
       <w:pPr>
         <w:pStyle w:val="Kop5"/>
-        <w:divId w:val="1230192695"/>
+        <w:divId w:val="346297047"/>
         <w:rPr>
           <w:rFonts w:eastAsia="Times New Roman"/>
           <w:lang w:val="nl-NL"/>
@@ -8756,7 +8756,7 @@
     <w:p>
       <w:pPr>
         <w:pStyle w:val="Normaalweb"/>
-        <w:divId w:val="1230192695"/>
+        <w:divId w:val="346297047"/>
         <w:rPr>
           <w:lang w:val="nl-NL"/>
         </w:rPr>
@@ -8771,7 +8771,7 @@
     <w:p>
       <w:pPr>
         <w:pStyle w:val="Kop4"/>
-        <w:divId w:val="1230192695"/>
+        <w:divId w:val="346297047"/>
         <w:rPr>
           <w:rFonts w:eastAsia="Times New Roman"/>
           <w:lang w:val="nl-NL"/>
@@ -8788,7 +8788,7 @@
     <w:p>
       <w:pPr>
         <w:pStyle w:val="Kop5"/>
-        <w:divId w:val="1230192695"/>
+        <w:divId w:val="346297047"/>
         <w:rPr>
           <w:rFonts w:eastAsia="Times New Roman"/>
           <w:lang w:val="nl-NL"/>
@@ -8805,7 +8805,7 @@
     <w:p>
       <w:pPr>
         <w:pStyle w:val="Normaalweb"/>
-        <w:divId w:val="1230192695"/>
+        <w:divId w:val="346297047"/>
         <w:rPr>
           <w:lang w:val="nl-NL"/>
         </w:rPr>
@@ -8820,7 +8820,7 @@
     <w:p>
       <w:pPr>
         <w:pStyle w:val="Kop5"/>
-        <w:divId w:val="1230192695"/>
+        <w:divId w:val="346297047"/>
         <w:rPr>
           <w:rFonts w:eastAsia="Times New Roman"/>
           <w:lang w:val="nl-NL"/>
@@ -8837,7 +8837,7 @@
     <w:p>
       <w:pPr>
         <w:pStyle w:val="Normaalweb"/>
-        <w:divId w:val="1230192695"/>
+        <w:divId w:val="346297047"/>
         <w:rPr>
           <w:lang w:val="nl-NL"/>
         </w:rPr>
@@ -8856,7 +8856,7 @@
           <w:numId w:val="23"/>
         </w:numPr>
         <w:spacing w:before="100" w:beforeAutospacing="1" w:after="100" w:afterAutospacing="1"/>
-        <w:divId w:val="1230192695"/>
+        <w:divId w:val="346297047"/>
         <w:rPr>
           <w:rFonts w:eastAsia="Times New Roman"/>
           <w:lang w:val="nl-NL"/>
@@ -8877,7 +8877,7 @@
           <w:numId w:val="23"/>
         </w:numPr>
         <w:spacing w:before="100" w:beforeAutospacing="1" w:after="100" w:afterAutospacing="1"/>
-        <w:divId w:val="1230192695"/>
+        <w:divId w:val="346297047"/>
         <w:rPr>
           <w:rFonts w:eastAsia="Times New Roman"/>
           <w:lang w:val="nl-NL"/>
@@ -8898,7 +8898,7 @@
           <w:numId w:val="23"/>
         </w:numPr>
         <w:spacing w:before="100" w:beforeAutospacing="1" w:after="100" w:afterAutospacing="1"/>
-        <w:divId w:val="1230192695"/>
+        <w:divId w:val="346297047"/>
         <w:rPr>
           <w:rFonts w:eastAsia="Times New Roman"/>
           <w:lang w:val="nl-NL"/>
@@ -8915,7 +8915,7 @@
     <w:p>
       <w:pPr>
         <w:pStyle w:val="Normaalweb"/>
-        <w:divId w:val="1230192695"/>
+        <w:divId w:val="346297047"/>
         <w:rPr>
           <w:lang w:val="nl-NL"/>
         </w:rPr>
@@ -8930,7 +8930,7 @@
     <w:p>
       <w:pPr>
         <w:pStyle w:val="Kop5"/>
-        <w:divId w:val="1230192695"/>
+        <w:divId w:val="346297047"/>
         <w:rPr>
           <w:rFonts w:eastAsia="Times New Roman"/>
           <w:lang w:val="nl-NL"/>
@@ -8947,7 +8947,7 @@
     <w:p>
       <w:pPr>
         <w:pStyle w:val="Normaalweb"/>
-        <w:divId w:val="1230192695"/>
+        <w:divId w:val="346297047"/>
         <w:rPr>
           <w:lang w:val="nl-NL"/>
         </w:rPr>
@@ -8962,7 +8962,7 @@
     <w:p>
       <w:pPr>
         <w:pStyle w:val="Kop4"/>
-        <w:divId w:val="1230192695"/>
+        <w:divId w:val="346297047"/>
         <w:rPr>
           <w:rFonts w:eastAsia="Times New Roman"/>
           <w:lang w:val="nl-NL"/>
@@ -8979,7 +8979,7 @@
     <w:p>
       <w:pPr>
         <w:pStyle w:val="Kop5"/>
-        <w:divId w:val="1230192695"/>
+        <w:divId w:val="346297047"/>
         <w:rPr>
           <w:rFonts w:eastAsia="Times New Roman"/>
           <w:lang w:val="nl-NL"/>
@@ -8996,7 +8996,7 @@
     <w:p>
       <w:pPr>
         <w:pStyle w:val="Normaalweb"/>
-        <w:divId w:val="1230192695"/>
+        <w:divId w:val="346297047"/>
         <w:rPr>
           <w:lang w:val="nl-NL"/>
         </w:rPr>
@@ -9011,7 +9011,7 @@
     <w:p>
       <w:pPr>
         <w:pStyle w:val="Kop5"/>
-        <w:divId w:val="1230192695"/>
+        <w:divId w:val="346297047"/>
         <w:rPr>
           <w:rFonts w:eastAsia="Times New Roman"/>
           <w:lang w:val="nl-NL"/>
@@ -9028,7 +9028,7 @@
     <w:p>
       <w:pPr>
         <w:pStyle w:val="Normaalweb"/>
-        <w:divId w:val="1230192695"/>
+        <w:divId w:val="346297047"/>
         <w:rPr>
           <w:lang w:val="nl-NL"/>
         </w:rPr>
@@ -9043,7 +9043,7 @@
     <w:p>
       <w:pPr>
         <w:pStyle w:val="Kop5"/>
-        <w:divId w:val="1230192695"/>
+        <w:divId w:val="346297047"/>
         <w:rPr>
           <w:rFonts w:eastAsia="Times New Roman"/>
           <w:lang w:val="nl-NL"/>
@@ -9060,7 +9060,7 @@
     <w:p>
       <w:pPr>
         <w:pStyle w:val="Normaalweb"/>
-        <w:divId w:val="1230192695"/>
+        <w:divId w:val="346297047"/>
         <w:rPr>
           <w:lang w:val="nl-NL"/>
         </w:rPr>
@@ -9075,7 +9075,7 @@
     <w:p>
       <w:pPr>
         <w:pStyle w:val="Kop5"/>
-        <w:divId w:val="1230192695"/>
+        <w:divId w:val="346297047"/>
         <w:rPr>
           <w:rFonts w:eastAsia="Times New Roman"/>
           <w:lang w:val="nl-NL"/>
@@ -9092,7 +9092,7 @@
     <w:p>
       <w:pPr>
         <w:pStyle w:val="Normaalweb"/>
-        <w:divId w:val="1230192695"/>
+        <w:divId w:val="346297047"/>
         <w:rPr>
           <w:lang w:val="nl-NL"/>
         </w:rPr>
@@ -9107,7 +9107,7 @@
     <w:p>
       <w:pPr>
         <w:pStyle w:val="Kop5"/>
-        <w:divId w:val="1230192695"/>
+        <w:divId w:val="346297047"/>
         <w:rPr>
           <w:rFonts w:eastAsia="Times New Roman"/>
           <w:lang w:val="nl-NL"/>
@@ -9124,7 +9124,7 @@
     <w:p>
       <w:pPr>
         <w:pStyle w:val="Normaalweb"/>
-        <w:divId w:val="1230192695"/>
+        <w:divId w:val="346297047"/>
         <w:rPr>
           <w:lang w:val="nl-NL"/>
         </w:rPr>
@@ -9139,7 +9139,7 @@
     <w:p>
       <w:pPr>
         <w:pStyle w:val="afsluiting"/>
-        <w:divId w:val="1230192695"/>
+        <w:divId w:val="346297047"/>
         <w:rPr>
           <w:lang w:val="nl-NL"/>
         </w:rPr>
@@ -9154,7 +9154,7 @@
     <w:p>
       <w:pPr>
         <w:outlineLvl w:val="2"/>
-        <w:divId w:val="612903153"/>
+        <w:divId w:val="101656531"/>
         <w:rPr>
           <w:rFonts w:ascii="Aptos Display" w:eastAsia="Times New Roman" w:hAnsi="Aptos Display"/>
           <w:b/>
@@ -9180,7 +9180,7 @@
     </w:p>
     <w:p>
       <w:pPr>
-        <w:divId w:val="612903153"/>
+        <w:divId w:val="101656531"/>
         <w:rPr>
           <w:rFonts w:eastAsia="Times New Roman"/>
           <w:sz w:val="24"/>
@@ -9200,7 +9200,7 @@
     <w:p>
       <w:pPr>
         <w:pStyle w:val="subtitel"/>
-        <w:divId w:val="1230192695"/>
+        <w:divId w:val="346297047"/>
         <w:rPr>
           <w:lang w:val="nl-NL"/>
         </w:rPr>
@@ -9215,7 +9215,7 @@
     <w:p>
       <w:pPr>
         <w:pStyle w:val="Kop4"/>
-        <w:divId w:val="1230192695"/>
+        <w:divId w:val="346297047"/>
         <w:rPr>
           <w:rFonts w:eastAsia="Times New Roman"/>
           <w:lang w:val="nl-NL"/>
@@ -9232,7 +9232,7 @@
     <w:p>
       <w:pPr>
         <w:pStyle w:val="Normaalweb"/>
-        <w:divId w:val="1230192695"/>
+        <w:divId w:val="346297047"/>
         <w:rPr>
           <w:lang w:val="nl-NL"/>
         </w:rPr>
@@ -9247,7 +9247,7 @@
     <w:p>
       <w:pPr>
         <w:pStyle w:val="Kop5"/>
-        <w:divId w:val="1230192695"/>
+        <w:divId w:val="346297047"/>
         <w:rPr>
           <w:rFonts w:eastAsia="Times New Roman"/>
           <w:lang w:val="nl-NL"/>
@@ -9264,7 +9264,7 @@
     <w:p>
       <w:pPr>
         <w:pStyle w:val="Normaalweb"/>
-        <w:divId w:val="1230192695"/>
+        <w:divId w:val="346297047"/>
         <w:rPr>
           <w:lang w:val="nl-NL"/>
         </w:rPr>
@@ -9279,7 +9279,7 @@
     <w:p>
       <w:pPr>
         <w:pStyle w:val="Normaalweb"/>
-        <w:divId w:val="1230192695"/>
+        <w:divId w:val="346297047"/>
         <w:rPr>
           <w:lang w:val="nl-NL"/>
         </w:rPr>
@@ -9294,7 +9294,7 @@
     <w:p>
       <w:pPr>
         <w:pStyle w:val="Kop5"/>
-        <w:divId w:val="1230192695"/>
+        <w:divId w:val="346297047"/>
         <w:rPr>
           <w:rFonts w:eastAsia="Times New Roman"/>
           <w:lang w:val="nl-NL"/>
@@ -9315,7 +9315,7 @@
           <w:numId w:val="24"/>
         </w:numPr>
         <w:spacing w:before="100" w:beforeAutospacing="1" w:after="100" w:afterAutospacing="1"/>
-        <w:divId w:val="1230192695"/>
+        <w:divId w:val="346297047"/>
         <w:rPr>
           <w:rFonts w:eastAsia="Times New Roman"/>
           <w:lang w:val="nl-NL"/>
@@ -9336,7 +9336,7 @@
           <w:numId w:val="24"/>
         </w:numPr>
         <w:spacing w:before="100" w:beforeAutospacing="1" w:after="100" w:afterAutospacing="1"/>
-        <w:divId w:val="1230192695"/>
+        <w:divId w:val="346297047"/>
         <w:rPr>
           <w:rFonts w:eastAsia="Times New Roman"/>
           <w:lang w:val="nl-NL"/>
@@ -9357,7 +9357,7 @@
           <w:numId w:val="24"/>
         </w:numPr>
         <w:spacing w:before="100" w:beforeAutospacing="1" w:after="100" w:afterAutospacing="1"/>
-        <w:divId w:val="1230192695"/>
+        <w:divId w:val="346297047"/>
         <w:rPr>
           <w:rFonts w:eastAsia="Times New Roman"/>
           <w:lang w:val="nl-NL"/>
@@ -9378,7 +9378,7 @@
           <w:numId w:val="24"/>
         </w:numPr>
         <w:spacing w:before="100" w:beforeAutospacing="1" w:after="100" w:afterAutospacing="1"/>
-        <w:divId w:val="1230192695"/>
+        <w:divId w:val="346297047"/>
         <w:rPr>
           <w:rFonts w:eastAsia="Times New Roman"/>
           <w:lang w:val="nl-NL"/>
@@ -9395,7 +9395,7 @@
     <w:p>
       <w:pPr>
         <w:pStyle w:val="Kop5"/>
-        <w:divId w:val="1230192695"/>
+        <w:divId w:val="346297047"/>
         <w:rPr>
           <w:rFonts w:eastAsia="Times New Roman"/>
           <w:lang w:val="nl-NL"/>
@@ -9412,7 +9412,7 @@
     <w:p>
       <w:pPr>
         <w:pStyle w:val="Normaalweb"/>
-        <w:divId w:val="1230192695"/>
+        <w:divId w:val="346297047"/>
         <w:rPr>
           <w:lang w:val="nl-NL"/>
         </w:rPr>
@@ -9427,7 +9427,7 @@
     <w:p>
       <w:pPr>
         <w:pStyle w:val="Kop4"/>
-        <w:divId w:val="1230192695"/>
+        <w:divId w:val="346297047"/>
         <w:rPr>
           <w:rFonts w:eastAsia="Times New Roman"/>
           <w:lang w:val="nl-NL"/>
@@ -9444,7 +9444,7 @@
     <w:p>
       <w:pPr>
         <w:pStyle w:val="Normaalweb"/>
-        <w:divId w:val="587537819"/>
+        <w:divId w:val="764573353"/>
         <w:rPr>
           <w:lang w:val="nl-NL"/>
         </w:rPr>
@@ -9466,7 +9466,7 @@
     <w:p>
       <w:pPr>
         <w:pStyle w:val="Normaalweb"/>
-        <w:divId w:val="587537819"/>
+        <w:divId w:val="764573353"/>
         <w:rPr>
           <w:lang w:val="nl-NL"/>
         </w:rPr>
@@ -9488,7 +9488,7 @@
     <w:p>
       <w:pPr>
         <w:pStyle w:val="Kop5"/>
-        <w:divId w:val="1230192695"/>
+        <w:divId w:val="346297047"/>
         <w:rPr>
           <w:rFonts w:eastAsia="Times New Roman"/>
           <w:lang w:val="nl-NL"/>
@@ -9505,7 +9505,7 @@
     <w:p>
       <w:pPr>
         <w:pStyle w:val="Normaalweb"/>
-        <w:divId w:val="1230192695"/>
+        <w:divId w:val="346297047"/>
         <w:rPr>
           <w:lang w:val="nl-NL"/>
         </w:rPr>
@@ -9520,7 +9520,7 @@
     <w:p>
       <w:pPr>
         <w:pStyle w:val="Kop5"/>
-        <w:divId w:val="1230192695"/>
+        <w:divId w:val="346297047"/>
         <w:rPr>
           <w:rFonts w:eastAsia="Times New Roman"/>
           <w:lang w:val="nl-NL"/>
@@ -9537,7 +9537,7 @@
     <w:p>
       <w:pPr>
         <w:pStyle w:val="Normaalweb"/>
-        <w:divId w:val="1230192695"/>
+        <w:divId w:val="346297047"/>
         <w:rPr>
           <w:lang w:val="nl-NL"/>
         </w:rPr>
@@ -9552,7 +9552,7 @@
     <w:p>
       <w:pPr>
         <w:pStyle w:val="Kop5"/>
-        <w:divId w:val="1230192695"/>
+        <w:divId w:val="346297047"/>
         <w:rPr>
           <w:rFonts w:eastAsia="Times New Roman"/>
           <w:lang w:val="nl-NL"/>
@@ -9569,7 +9569,7 @@
     <w:p>
       <w:pPr>
         <w:pStyle w:val="Normaalweb"/>
-        <w:divId w:val="1230192695"/>
+        <w:divId w:val="346297047"/>
         <w:rPr>
           <w:lang w:val="nl-NL"/>
         </w:rPr>
@@ -9584,7 +9584,7 @@
     <w:p>
       <w:pPr>
         <w:pStyle w:val="Kop4"/>
-        <w:divId w:val="1230192695"/>
+        <w:divId w:val="346297047"/>
         <w:rPr>
           <w:rFonts w:eastAsia="Times New Roman"/>
           <w:lang w:val="nl-NL"/>
@@ -9601,7 +9601,7 @@
     <w:p>
       <w:pPr>
         <w:pStyle w:val="Kop5"/>
-        <w:divId w:val="1230192695"/>
+        <w:divId w:val="346297047"/>
         <w:rPr>
           <w:rFonts w:eastAsia="Times New Roman"/>
           <w:lang w:val="nl-NL"/>
@@ -9618,7 +9618,7 @@
     <w:p>
       <w:pPr>
         <w:pStyle w:val="Normaalweb"/>
-        <w:divId w:val="1230192695"/>
+        <w:divId w:val="346297047"/>
         <w:rPr>
           <w:lang w:val="nl-NL"/>
         </w:rPr>
@@ -9633,7 +9633,7 @@
     <w:p>
       <w:pPr>
         <w:pStyle w:val="Kop5"/>
-        <w:divId w:val="1230192695"/>
+        <w:divId w:val="346297047"/>
         <w:rPr>
           <w:rFonts w:eastAsia="Times New Roman"/>
           <w:lang w:val="nl-NL"/>
@@ -9650,7 +9650,7 @@
     <w:p>
       <w:pPr>
         <w:pStyle w:val="Normaalweb"/>
-        <w:divId w:val="1230192695"/>
+        <w:divId w:val="346297047"/>
         <w:rPr>
           <w:lang w:val="nl-NL"/>
         </w:rPr>
@@ -9669,7 +9669,7 @@
           <w:numId w:val="25"/>
         </w:numPr>
         <w:spacing w:before="100" w:beforeAutospacing="1" w:after="100" w:afterAutospacing="1"/>
-        <w:divId w:val="1230192695"/>
+        <w:divId w:val="346297047"/>
         <w:rPr>
           <w:rFonts w:eastAsia="Times New Roman"/>
           <w:lang w:val="nl-NL"/>
@@ -9690,7 +9690,7 @@
           <w:numId w:val="25"/>
         </w:numPr>
         <w:spacing w:before="100" w:beforeAutospacing="1" w:after="100" w:afterAutospacing="1"/>
-        <w:divId w:val="1230192695"/>
+        <w:divId w:val="346297047"/>
         <w:rPr>
           <w:rFonts w:eastAsia="Times New Roman"/>
           <w:lang w:val="nl-NL"/>
@@ -9711,7 +9711,7 @@
           <w:numId w:val="25"/>
         </w:numPr>
         <w:spacing w:before="100" w:beforeAutospacing="1" w:after="100" w:afterAutospacing="1"/>
-        <w:divId w:val="1230192695"/>
+        <w:divId w:val="346297047"/>
         <w:rPr>
           <w:rFonts w:eastAsia="Times New Roman"/>
           <w:lang w:val="nl-NL"/>
@@ -9728,7 +9728,7 @@
     <w:p>
       <w:pPr>
         <w:pStyle w:val="Normaalweb"/>
-        <w:divId w:val="1230192695"/>
+        <w:divId w:val="346297047"/>
         <w:rPr>
           <w:lang w:val="nl-NL"/>
         </w:rPr>
@@ -9743,7 +9743,7 @@
     <w:p>
       <w:pPr>
         <w:pStyle w:val="Kop5"/>
-        <w:divId w:val="1230192695"/>
+        <w:divId w:val="346297047"/>
         <w:rPr>
           <w:rFonts w:eastAsia="Times New Roman"/>
           <w:lang w:val="nl-NL"/>
@@ -9760,7 +9760,7 @@
     <w:p>
       <w:pPr>
         <w:pStyle w:val="Normaalweb"/>
-        <w:divId w:val="1230192695"/>
+        <w:divId w:val="346297047"/>
         <w:rPr>
           <w:lang w:val="nl-NL"/>
         </w:rPr>
@@ -9775,7 +9775,7 @@
     <w:p>
       <w:pPr>
         <w:pStyle w:val="Kop4"/>
-        <w:divId w:val="1230192695"/>
+        <w:divId w:val="346297047"/>
         <w:rPr>
           <w:rFonts w:eastAsia="Times New Roman"/>
           <w:lang w:val="nl-NL"/>
@@ -9792,7 +9792,7 @@
     <w:p>
       <w:pPr>
         <w:pStyle w:val="Kop5"/>
-        <w:divId w:val="1230192695"/>
+        <w:divId w:val="346297047"/>
         <w:rPr>
           <w:rFonts w:eastAsia="Times New Roman"/>
           <w:lang w:val="nl-NL"/>
@@ -9809,7 +9809,7 @@
     <w:p>
       <w:pPr>
         <w:pStyle w:val="Normaalweb"/>
-        <w:divId w:val="1230192695"/>
+        <w:divId w:val="346297047"/>
         <w:rPr>
           <w:lang w:val="nl-NL"/>
         </w:rPr>
@@ -9824,7 +9824,7 @@
     <w:p>
       <w:pPr>
         <w:pStyle w:val="Kop5"/>
-        <w:divId w:val="1230192695"/>
+        <w:divId w:val="346297047"/>
         <w:rPr>
           <w:rFonts w:eastAsia="Times New Roman"/>
           <w:lang w:val="nl-NL"/>
@@ -9841,7 +9841,7 @@
     <w:p>
       <w:pPr>
         <w:pStyle w:val="Normaalweb"/>
-        <w:divId w:val="1230192695"/>
+        <w:divId w:val="346297047"/>
         <w:rPr>
           <w:lang w:val="nl-NL"/>
         </w:rPr>
@@ -9856,7 +9856,7 @@
     <w:p>
       <w:pPr>
         <w:pStyle w:val="Kop5"/>
-        <w:divId w:val="1230192695"/>
+        <w:divId w:val="346297047"/>
         <w:rPr>
           <w:rFonts w:eastAsia="Times New Roman"/>
           <w:lang w:val="nl-NL"/>
@@ -9873,7 +9873,7 @@
     <w:p>
       <w:pPr>
         <w:pStyle w:val="Normaalweb"/>
-        <w:divId w:val="1230192695"/>
+        <w:divId w:val="346297047"/>
         <w:rPr>
           <w:lang w:val="nl-NL"/>
         </w:rPr>
@@ -9888,7 +9888,7 @@
     <w:p>
       <w:pPr>
         <w:pStyle w:val="Kop5"/>
-        <w:divId w:val="1230192695"/>
+        <w:divId w:val="346297047"/>
         <w:rPr>
           <w:rFonts w:eastAsia="Times New Roman"/>
           <w:lang w:val="nl-NL"/>
@@ -9905,7 +9905,7 @@
     <w:p>
       <w:pPr>
         <w:pStyle w:val="Normaalweb"/>
-        <w:divId w:val="1230192695"/>
+        <w:divId w:val="346297047"/>
         <w:rPr>
           <w:lang w:val="nl-NL"/>
         </w:rPr>
@@ -9920,7 +9920,7 @@
     <w:p>
       <w:pPr>
         <w:pStyle w:val="Kop5"/>
-        <w:divId w:val="1230192695"/>
+        <w:divId w:val="346297047"/>
         <w:rPr>
           <w:rFonts w:eastAsia="Times New Roman"/>
           <w:lang w:val="nl-NL"/>
@@ -9937,7 +9937,7 @@
     <w:p>
       <w:pPr>
         <w:pStyle w:val="Normaalweb"/>
-        <w:divId w:val="1230192695"/>
+        <w:divId w:val="346297047"/>
         <w:rPr>
           <w:lang w:val="nl-NL"/>
         </w:rPr>
@@ -9952,7 +9952,7 @@
     <w:p>
       <w:pPr>
         <w:pStyle w:val="afsluiting"/>
-        <w:divId w:val="1230192695"/>
+        <w:divId w:val="346297047"/>
         <w:rPr>
           <w:lang w:val="nl-NL"/>
         </w:rPr>
@@ -9968,7 +9968,7 @@
       <w:pPr>
         <w:pStyle w:val="Kop2"/>
         <w:spacing w:before="400" w:after="160"/>
-        <w:divId w:val="1230192695"/>
+        <w:divId w:val="346297047"/>
         <w:rPr>
           <w:rFonts w:eastAsia="Times New Roman"/>
           <w:sz w:val="32"/>
@@ -9976,7 +9976,7 @@
           <w:lang w:val="nl-NL"/>
         </w:rPr>
       </w:pPr>
-      <w:bookmarkStart w:id="6" w:name="_Toc242816150"/>
+      <w:bookmarkStart w:id="6" w:name="_Toc242816975"/>
       <w:r>
         <w:rPr>
           <w:rFonts w:eastAsia="Times New Roman"/>
@@ -9991,7 +9991,7 @@
     <w:p>
       <w:pPr>
         <w:outlineLvl w:val="2"/>
-        <w:divId w:val="217546660"/>
+        <w:divId w:val="2010986411"/>
         <w:rPr>
           <w:rFonts w:ascii="Aptos Display" w:eastAsia="Times New Roman" w:hAnsi="Aptos Display"/>
           <w:b/>
@@ -10017,7 +10017,7 @@
     </w:p>
     <w:p>
       <w:pPr>
-        <w:divId w:val="217546660"/>
+        <w:divId w:val="2010986411"/>
         <w:rPr>
           <w:rFonts w:eastAsia="Times New Roman"/>
           <w:sz w:val="24"/>
@@ -10037,7 +10037,7 @@
     <w:p>
       <w:pPr>
         <w:pStyle w:val="subtitel"/>
-        <w:divId w:val="1230192695"/>
+        <w:divId w:val="346297047"/>
         <w:rPr>
           <w:lang w:val="nl-NL"/>
         </w:rPr>
@@ -10052,7 +10052,7 @@
     <w:p>
       <w:pPr>
         <w:pStyle w:val="Kop4"/>
-        <w:divId w:val="1230192695"/>
+        <w:divId w:val="346297047"/>
         <w:rPr>
           <w:rFonts w:eastAsia="Times New Roman"/>
           <w:lang w:val="nl-NL"/>
@@ -10069,7 +10069,7 @@
     <w:p>
       <w:pPr>
         <w:pStyle w:val="Normaalweb"/>
-        <w:divId w:val="1230192695"/>
+        <w:divId w:val="346297047"/>
         <w:rPr>
           <w:lang w:val="nl-NL"/>
         </w:rPr>
@@ -10084,7 +10084,7 @@
     <w:p>
       <w:pPr>
         <w:pStyle w:val="Kop5"/>
-        <w:divId w:val="1230192695"/>
+        <w:divId w:val="346297047"/>
         <w:rPr>
           <w:rFonts w:eastAsia="Times New Roman"/>
           <w:lang w:val="nl-NL"/>
@@ -10101,7 +10101,7 @@
     <w:p>
       <w:pPr>
         <w:pStyle w:val="Normaalweb"/>
-        <w:divId w:val="1230192695"/>
+        <w:divId w:val="346297047"/>
         <w:rPr>
           <w:lang w:val="nl-NL"/>
         </w:rPr>
@@ -10116,7 +10116,7 @@
     <w:p>
       <w:pPr>
         <w:pStyle w:val="Normaalweb"/>
-        <w:divId w:val="1230192695"/>
+        <w:divId w:val="346297047"/>
         <w:rPr>
           <w:lang w:val="nl-NL"/>
         </w:rPr>
@@ -10131,7 +10131,7 @@
     <w:p>
       <w:pPr>
         <w:pStyle w:val="Kop5"/>
-        <w:divId w:val="1230192695"/>
+        <w:divId w:val="346297047"/>
         <w:rPr>
           <w:rFonts w:eastAsia="Times New Roman"/>
           <w:lang w:val="nl-NL"/>
@@ -10152,7 +10152,7 @@
           <w:numId w:val="26"/>
         </w:numPr>
         <w:spacing w:before="100" w:beforeAutospacing="1" w:after="100" w:afterAutospacing="1"/>
-        <w:divId w:val="1230192695"/>
+        <w:divId w:val="346297047"/>
         <w:rPr>
           <w:rFonts w:eastAsia="Times New Roman"/>
           <w:lang w:val="nl-NL"/>
@@ -10173,7 +10173,7 @@
           <w:numId w:val="26"/>
         </w:numPr>
         <w:spacing w:before="100" w:beforeAutospacing="1" w:after="100" w:afterAutospacing="1"/>
-        <w:divId w:val="1230192695"/>
+        <w:divId w:val="346297047"/>
         <w:rPr>
           <w:rFonts w:eastAsia="Times New Roman"/>
           <w:lang w:val="nl-NL"/>
@@ -10194,7 +10194,7 @@
           <w:numId w:val="26"/>
         </w:numPr>
         <w:spacing w:before="100" w:beforeAutospacing="1" w:after="100" w:afterAutospacing="1"/>
-        <w:divId w:val="1230192695"/>
+        <w:divId w:val="346297047"/>
         <w:rPr>
           <w:rFonts w:eastAsia="Times New Roman"/>
           <w:lang w:val="nl-NL"/>
@@ -10215,7 +10215,7 @@
           <w:numId w:val="26"/>
         </w:numPr>
         <w:spacing w:before="100" w:beforeAutospacing="1" w:after="100" w:afterAutospacing="1"/>
-        <w:divId w:val="1230192695"/>
+        <w:divId w:val="346297047"/>
         <w:rPr>
           <w:rFonts w:eastAsia="Times New Roman"/>
           <w:lang w:val="nl-NL"/>
@@ -10232,7 +10232,7 @@
     <w:p>
       <w:pPr>
         <w:pStyle w:val="Kop5"/>
-        <w:divId w:val="1230192695"/>
+        <w:divId w:val="346297047"/>
         <w:rPr>
           <w:rFonts w:eastAsia="Times New Roman"/>
           <w:lang w:val="nl-NL"/>
@@ -10249,7 +10249,7 @@
     <w:p>
       <w:pPr>
         <w:pStyle w:val="Normaalweb"/>
-        <w:divId w:val="1230192695"/>
+        <w:divId w:val="346297047"/>
         <w:rPr>
           <w:lang w:val="nl-NL"/>
         </w:rPr>
@@ -10268,7 +10268,7 @@
           <w:numId w:val="27"/>
         </w:numPr>
         <w:spacing w:before="100" w:beforeAutospacing="1" w:after="100" w:afterAutospacing="1"/>
-        <w:divId w:val="1230192695"/>
+        <w:divId w:val="346297047"/>
         <w:rPr>
           <w:rFonts w:eastAsia="Times New Roman"/>
           <w:lang w:val="nl-NL"/>
@@ -10297,7 +10297,7 @@
           <w:numId w:val="27"/>
         </w:numPr>
         <w:spacing w:before="100" w:beforeAutospacing="1" w:after="100" w:afterAutospacing="1"/>
-        <w:divId w:val="1230192695"/>
+        <w:divId w:val="346297047"/>
         <w:rPr>
           <w:rFonts w:eastAsia="Times New Roman"/>
           <w:lang w:val="nl-NL"/>
@@ -10326,7 +10326,7 @@
           <w:numId w:val="27"/>
         </w:numPr>
         <w:spacing w:before="100" w:beforeAutospacing="1" w:after="100" w:afterAutospacing="1"/>
-        <w:divId w:val="1230192695"/>
+        <w:divId w:val="346297047"/>
         <w:rPr>
           <w:rFonts w:eastAsia="Times New Roman"/>
           <w:lang w:val="nl-NL"/>
@@ -10343,7 +10343,7 @@
     <w:p>
       <w:pPr>
         <w:pStyle w:val="Kop4"/>
-        <w:divId w:val="1230192695"/>
+        <w:divId w:val="346297047"/>
         <w:rPr>
           <w:rFonts w:eastAsia="Times New Roman"/>
           <w:lang w:val="nl-NL"/>
@@ -10360,7 +10360,7 @@
     <w:p>
       <w:pPr>
         <w:pStyle w:val="Normaalweb"/>
-        <w:divId w:val="1312246654"/>
+        <w:divId w:val="1766413935"/>
         <w:rPr>
           <w:lang w:val="nl-NL"/>
         </w:rPr>
@@ -10382,7 +10382,7 @@
     <w:p>
       <w:pPr>
         <w:pStyle w:val="Normaalweb"/>
-        <w:divId w:val="1312246654"/>
+        <w:divId w:val="1766413935"/>
         <w:rPr>
           <w:lang w:val="nl-NL"/>
         </w:rPr>
@@ -10404,7 +10404,7 @@
     <w:p>
       <w:pPr>
         <w:pStyle w:val="Kop5"/>
-        <w:divId w:val="1230192695"/>
+        <w:divId w:val="346297047"/>
         <w:rPr>
           <w:rFonts w:eastAsia="Times New Roman"/>
           <w:lang w:val="nl-NL"/>
@@ -10421,7 +10421,7 @@
     <w:p>
       <w:pPr>
         <w:pStyle w:val="Normaalweb"/>
-        <w:divId w:val="1230192695"/>
+        <w:divId w:val="346297047"/>
         <w:rPr>
           <w:lang w:val="nl-NL"/>
         </w:rPr>
@@ -10436,7 +10436,7 @@
     <w:p>
       <w:pPr>
         <w:pStyle w:val="Kop5"/>
-        <w:divId w:val="1230192695"/>
+        <w:divId w:val="346297047"/>
         <w:rPr>
           <w:rFonts w:eastAsia="Times New Roman"/>
           <w:lang w:val="nl-NL"/>
@@ -10453,7 +10453,7 @@
     <w:p>
       <w:pPr>
         <w:pStyle w:val="Normaalweb"/>
-        <w:divId w:val="1230192695"/>
+        <w:divId w:val="346297047"/>
         <w:rPr>
           <w:lang w:val="nl-NL"/>
         </w:rPr>
@@ -10474,7 +10474,7 @@
     <w:p>
       <w:pPr>
         <w:pStyle w:val="Kop5"/>
-        <w:divId w:val="1230192695"/>
+        <w:divId w:val="346297047"/>
         <w:rPr>
           <w:rFonts w:eastAsia="Times New Roman"/>
           <w:lang w:val="nl-NL"/>
@@ -10491,7 +10491,7 @@
     <w:p>
       <w:pPr>
         <w:pStyle w:val="Normaalweb"/>
-        <w:divId w:val="1230192695"/>
+        <w:divId w:val="346297047"/>
         <w:rPr>
           <w:lang w:val="nl-NL"/>
         </w:rPr>
@@ -10506,7 +10506,7 @@
     <w:p>
       <w:pPr>
         <w:pStyle w:val="Kop4"/>
-        <w:divId w:val="1230192695"/>
+        <w:divId w:val="346297047"/>
         <w:rPr>
           <w:rFonts w:eastAsia="Times New Roman"/>
           <w:lang w:val="nl-NL"/>
@@ -10523,7 +10523,7 @@
     <w:p>
       <w:pPr>
         <w:pStyle w:val="Kop5"/>
-        <w:divId w:val="1230192695"/>
+        <w:divId w:val="346297047"/>
         <w:rPr>
           <w:rFonts w:eastAsia="Times New Roman"/>
           <w:lang w:val="nl-NL"/>
@@ -10540,7 +10540,7 @@
     <w:p>
       <w:pPr>
         <w:pStyle w:val="Normaalweb"/>
-        <w:divId w:val="1230192695"/>
+        <w:divId w:val="346297047"/>
         <w:rPr>
           <w:lang w:val="nl-NL"/>
         </w:rPr>
@@ -10555,7 +10555,7 @@
     <w:p>
       <w:pPr>
         <w:pStyle w:val="Kop5"/>
-        <w:divId w:val="1230192695"/>
+        <w:divId w:val="346297047"/>
         <w:rPr>
           <w:rFonts w:eastAsia="Times New Roman"/>
           <w:lang w:val="nl-NL"/>
@@ -10572,7 +10572,7 @@
     <w:p>
       <w:pPr>
         <w:pStyle w:val="Normaalweb"/>
-        <w:divId w:val="1230192695"/>
+        <w:divId w:val="346297047"/>
         <w:rPr>
           <w:lang w:val="nl-NL"/>
         </w:rPr>
@@ -10591,7 +10591,7 @@
           <w:numId w:val="28"/>
         </w:numPr>
         <w:spacing w:before="100" w:beforeAutospacing="1" w:after="100" w:afterAutospacing="1"/>
-        <w:divId w:val="1230192695"/>
+        <w:divId w:val="346297047"/>
         <w:rPr>
           <w:rFonts w:eastAsia="Times New Roman"/>
           <w:lang w:val="nl-NL"/>
@@ -10612,7 +10612,7 @@
           <w:numId w:val="28"/>
         </w:numPr>
         <w:spacing w:before="100" w:beforeAutospacing="1" w:after="100" w:afterAutospacing="1"/>
-        <w:divId w:val="1230192695"/>
+        <w:divId w:val="346297047"/>
         <w:rPr>
           <w:rFonts w:eastAsia="Times New Roman"/>
           <w:lang w:val="nl-NL"/>
@@ -10633,7 +10633,7 @@
           <w:numId w:val="28"/>
         </w:numPr>
         <w:spacing w:before="100" w:beforeAutospacing="1" w:after="100" w:afterAutospacing="1"/>
-        <w:divId w:val="1230192695"/>
+        <w:divId w:val="346297047"/>
         <w:rPr>
           <w:rFonts w:eastAsia="Times New Roman"/>
           <w:lang w:val="nl-NL"/>
@@ -10654,7 +10654,7 @@
           <w:numId w:val="28"/>
         </w:numPr>
         <w:spacing w:before="100" w:beforeAutospacing="1" w:after="100" w:afterAutospacing="1"/>
-        <w:divId w:val="1230192695"/>
+        <w:divId w:val="346297047"/>
         <w:rPr>
           <w:rFonts w:eastAsia="Times New Roman"/>
           <w:lang w:val="nl-NL"/>
@@ -10671,7 +10671,7 @@
     <w:p>
       <w:pPr>
         <w:pStyle w:val="Normaalweb"/>
-        <w:divId w:val="1230192695"/>
+        <w:divId w:val="346297047"/>
         <w:rPr>
           <w:lang w:val="nl-NL"/>
         </w:rPr>
@@ -10686,7 +10686,7 @@
     <w:p>
       <w:pPr>
         <w:pStyle w:val="Kop5"/>
-        <w:divId w:val="1230192695"/>
+        <w:divId w:val="346297047"/>
         <w:rPr>
           <w:rFonts w:eastAsia="Times New Roman"/>
           <w:lang w:val="nl-NL"/>
@@ -10703,7 +10703,7 @@
     <w:p>
       <w:pPr>
         <w:pStyle w:val="Normaalweb"/>
-        <w:divId w:val="1230192695"/>
+        <w:divId w:val="346297047"/>
         <w:rPr>
           <w:lang w:val="nl-NL"/>
         </w:rPr>
@@ -10718,7 +10718,7 @@
     <w:p>
       <w:pPr>
         <w:pStyle w:val="Kop4"/>
-        <w:divId w:val="1230192695"/>
+        <w:divId w:val="346297047"/>
         <w:rPr>
           <w:rFonts w:eastAsia="Times New Roman"/>
           <w:lang w:val="nl-NL"/>
@@ -10735,7 +10735,7 @@
     <w:p>
       <w:pPr>
         <w:pStyle w:val="Kop5"/>
-        <w:divId w:val="1230192695"/>
+        <w:divId w:val="346297047"/>
         <w:rPr>
           <w:rFonts w:eastAsia="Times New Roman"/>
           <w:lang w:val="nl-NL"/>
@@ -10752,7 +10752,7 @@
     <w:p>
       <w:pPr>
         <w:pStyle w:val="Normaalweb"/>
-        <w:divId w:val="1230192695"/>
+        <w:divId w:val="346297047"/>
         <w:rPr>
           <w:lang w:val="nl-NL"/>
         </w:rPr>
@@ -10767,7 +10767,7 @@
     <w:p>
       <w:pPr>
         <w:pStyle w:val="Kop5"/>
-        <w:divId w:val="1230192695"/>
+        <w:divId w:val="346297047"/>
         <w:rPr>
           <w:rFonts w:eastAsia="Times New Roman"/>
           <w:lang w:val="nl-NL"/>
@@ -10784,7 +10784,7 @@
     <w:p>
       <w:pPr>
         <w:pStyle w:val="Normaalweb"/>
-        <w:divId w:val="1230192695"/>
+        <w:divId w:val="346297047"/>
         <w:rPr>
           <w:lang w:val="nl-NL"/>
         </w:rPr>
@@ -10799,7 +10799,7 @@
     <w:p>
       <w:pPr>
         <w:pStyle w:val="Kop5"/>
-        <w:divId w:val="1230192695"/>
+        <w:divId w:val="346297047"/>
         <w:rPr>
           <w:rFonts w:eastAsia="Times New Roman"/>
           <w:lang w:val="nl-NL"/>
@@ -10816,7 +10816,7 @@
     <w:p>
       <w:pPr>
         <w:pStyle w:val="Normaalweb"/>
-        <w:divId w:val="1230192695"/>
+        <w:divId w:val="346297047"/>
         <w:rPr>
           <w:lang w:val="nl-NL"/>
         </w:rPr>
@@ -10831,7 +10831,7 @@
     <w:p>
       <w:pPr>
         <w:pStyle w:val="Kop5"/>
-        <w:divId w:val="1230192695"/>
+        <w:divId w:val="346297047"/>
         <w:rPr>
           <w:rFonts w:eastAsia="Times New Roman"/>
           <w:lang w:val="nl-NL"/>
@@ -10848,7 +10848,7 @@
     <w:p>
       <w:pPr>
         <w:pStyle w:val="Normaalweb"/>
-        <w:divId w:val="1230192695"/>
+        <w:divId w:val="346297047"/>
         <w:rPr>
           <w:lang w:val="nl-NL"/>
         </w:rPr>
@@ -10863,7 +10863,7 @@
     <w:p>
       <w:pPr>
         <w:pStyle w:val="Kop5"/>
-        <w:divId w:val="1230192695"/>
+        <w:divId w:val="346297047"/>
         <w:rPr>
           <w:rFonts w:eastAsia="Times New Roman"/>
           <w:lang w:val="nl-NL"/>
@@ -10880,7 +10880,7 @@
     <w:p>
       <w:pPr>
         <w:pStyle w:val="Normaalweb"/>
-        <w:divId w:val="1230192695"/>
+        <w:divId w:val="346297047"/>
         <w:rPr>
           <w:lang w:val="nl-NL"/>
         </w:rPr>
@@ -10895,7 +10895,7 @@
     <w:p>
       <w:pPr>
         <w:pStyle w:val="afsluiting"/>
-        <w:divId w:val="1230192695"/>
+        <w:divId w:val="346297047"/>
         <w:rPr>
           <w:lang w:val="nl-NL"/>
         </w:rPr>
@@ -10910,7 +10910,7 @@
     <w:p>
       <w:pPr>
         <w:outlineLvl w:val="2"/>
-        <w:divId w:val="1528174254"/>
+        <w:divId w:val="915214470"/>
         <w:rPr>
           <w:rFonts w:ascii="Aptos Display" w:eastAsia="Times New Roman" w:hAnsi="Aptos Display"/>
           <w:b/>
@@ -10936,7 +10936,7 @@
     </w:p>
     <w:p>
       <w:pPr>
-        <w:divId w:val="1528174254"/>
+        <w:divId w:val="915214470"/>
         <w:rPr>
           <w:rFonts w:eastAsia="Times New Roman"/>
           <w:sz w:val="24"/>
@@ -10956,7 +10956,7 @@
     <w:p>
       <w:pPr>
         <w:pStyle w:val="subtitel"/>
-        <w:divId w:val="1230192695"/>
+        <w:divId w:val="346297047"/>
         <w:rPr>
           <w:lang w:val="nl-NL"/>
         </w:rPr>
@@ -10971,7 +10971,7 @@
     <w:p>
       <w:pPr>
         <w:pStyle w:val="Kop4"/>
-        <w:divId w:val="1230192695"/>
+        <w:divId w:val="346297047"/>
         <w:rPr>
           <w:rFonts w:eastAsia="Times New Roman"/>
           <w:lang w:val="nl-NL"/>
@@ -10988,7 +10988,7 @@
     <w:p>
       <w:pPr>
         <w:pStyle w:val="Normaalweb"/>
-        <w:divId w:val="1230192695"/>
+        <w:divId w:val="346297047"/>
         <w:rPr>
           <w:lang w:val="nl-NL"/>
         </w:rPr>
@@ -11003,7 +11003,7 @@
     <w:p>
       <w:pPr>
         <w:pStyle w:val="Kop5"/>
-        <w:divId w:val="1230192695"/>
+        <w:divId w:val="346297047"/>
         <w:rPr>
           <w:rFonts w:eastAsia="Times New Roman"/>
           <w:lang w:val="nl-NL"/>
@@ -11020,7 +11020,7 @@
     <w:p>
       <w:pPr>
         <w:pStyle w:val="Normaalweb"/>
-        <w:divId w:val="1230192695"/>
+        <w:divId w:val="346297047"/>
         <w:rPr>
           <w:lang w:val="nl-NL"/>
         </w:rPr>
@@ -11035,7 +11035,7 @@
     <w:p>
       <w:pPr>
         <w:pStyle w:val="Normaalweb"/>
-        <w:divId w:val="1230192695"/>
+        <w:divId w:val="346297047"/>
         <w:rPr>
           <w:lang w:val="nl-NL"/>
         </w:rPr>
@@ -11050,7 +11050,7 @@
     <w:p>
       <w:pPr>
         <w:pStyle w:val="Kop5"/>
-        <w:divId w:val="1230192695"/>
+        <w:divId w:val="346297047"/>
         <w:rPr>
           <w:rFonts w:eastAsia="Times New Roman"/>
           <w:lang w:val="nl-NL"/>
@@ -11071,7 +11071,7 @@
           <w:numId w:val="29"/>
         </w:numPr>
         <w:spacing w:before="100" w:beforeAutospacing="1" w:after="100" w:afterAutospacing="1"/>
-        <w:divId w:val="1230192695"/>
+        <w:divId w:val="346297047"/>
         <w:rPr>
           <w:rFonts w:eastAsia="Times New Roman"/>
           <w:lang w:val="nl-NL"/>
@@ -11092,7 +11092,7 @@
           <w:numId w:val="29"/>
         </w:numPr>
         <w:spacing w:before="100" w:beforeAutospacing="1" w:after="100" w:afterAutospacing="1"/>
-        <w:divId w:val="1230192695"/>
+        <w:divId w:val="346297047"/>
         <w:rPr>
           <w:rFonts w:eastAsia="Times New Roman"/>
           <w:lang w:val="nl-NL"/>
@@ -11113,7 +11113,7 @@
           <w:numId w:val="29"/>
         </w:numPr>
         <w:spacing w:before="100" w:beforeAutospacing="1" w:after="100" w:afterAutospacing="1"/>
-        <w:divId w:val="1230192695"/>
+        <w:divId w:val="346297047"/>
         <w:rPr>
           <w:rFonts w:eastAsia="Times New Roman"/>
           <w:lang w:val="nl-NL"/>
@@ -11134,7 +11134,7 @@
           <w:numId w:val="29"/>
         </w:numPr>
         <w:spacing w:before="100" w:beforeAutospacing="1" w:after="100" w:afterAutospacing="1"/>
-        <w:divId w:val="1230192695"/>
+        <w:divId w:val="346297047"/>
         <w:rPr>
           <w:rFonts w:eastAsia="Times New Roman"/>
           <w:lang w:val="nl-NL"/>
@@ -11151,7 +11151,7 @@
     <w:p>
       <w:pPr>
         <w:pStyle w:val="Kop5"/>
-        <w:divId w:val="1230192695"/>
+        <w:divId w:val="346297047"/>
         <w:rPr>
           <w:rFonts w:eastAsia="Times New Roman"/>
           <w:lang w:val="nl-NL"/>
@@ -11168,7 +11168,7 @@
     <w:p>
       <w:pPr>
         <w:pStyle w:val="Normaalweb"/>
-        <w:divId w:val="1230192695"/>
+        <w:divId w:val="346297047"/>
         <w:rPr>
           <w:lang w:val="nl-NL"/>
         </w:rPr>
@@ -11183,7 +11183,7 @@
     <w:p>
       <w:pPr>
         <w:pStyle w:val="Kop4"/>
-        <w:divId w:val="1230192695"/>
+        <w:divId w:val="346297047"/>
         <w:rPr>
           <w:rFonts w:eastAsia="Times New Roman"/>
           <w:lang w:val="nl-NL"/>
@@ -11200,7 +11200,7 @@
     <w:p>
       <w:pPr>
         <w:pStyle w:val="Normaalweb"/>
-        <w:divId w:val="383262246"/>
+        <w:divId w:val="1732339199"/>
         <w:rPr>
           <w:lang w:val="nl-NL"/>
         </w:rPr>
@@ -11222,7 +11222,7 @@
     <w:p>
       <w:pPr>
         <w:pStyle w:val="Normaalweb"/>
-        <w:divId w:val="383262246"/>
+        <w:divId w:val="1732339199"/>
         <w:rPr>
           <w:lang w:val="nl-NL"/>
         </w:rPr>
@@ -11244,7 +11244,7 @@
     <w:p>
       <w:pPr>
         <w:pStyle w:val="Kop5"/>
-        <w:divId w:val="1230192695"/>
+        <w:divId w:val="346297047"/>
         <w:rPr>
           <w:rFonts w:eastAsia="Times New Roman"/>
           <w:lang w:val="nl-NL"/>
@@ -11261,7 +11261,7 @@
     <w:p>
       <w:pPr>
         <w:pStyle w:val="Normaalweb"/>
-        <w:divId w:val="1230192695"/>
+        <w:divId w:val="346297047"/>
         <w:rPr>
           <w:lang w:val="nl-NL"/>
         </w:rPr>
@@ -11276,7 +11276,7 @@
     <w:p>
       <w:pPr>
         <w:pStyle w:val="Kop5"/>
-        <w:divId w:val="1230192695"/>
+        <w:divId w:val="346297047"/>
         <w:rPr>
           <w:rFonts w:eastAsia="Times New Roman"/>
           <w:lang w:val="nl-NL"/>
@@ -11293,7 +11293,7 @@
     <w:p>
       <w:pPr>
         <w:pStyle w:val="Normaalweb"/>
-        <w:divId w:val="1230192695"/>
+        <w:divId w:val="346297047"/>
         <w:rPr>
           <w:lang w:val="nl-NL"/>
         </w:rPr>
@@ -11308,7 +11308,7 @@
     <w:p>
       <w:pPr>
         <w:pStyle w:val="Kop5"/>
-        <w:divId w:val="1230192695"/>
+        <w:divId w:val="346297047"/>
         <w:rPr>
           <w:rFonts w:eastAsia="Times New Roman"/>
           <w:lang w:val="nl-NL"/>
@@ -11325,7 +11325,7 @@
     <w:p>
       <w:pPr>
         <w:pStyle w:val="Normaalweb"/>
-        <w:divId w:val="1230192695"/>
+        <w:divId w:val="346297047"/>
         <w:rPr>
           <w:lang w:val="nl-NL"/>
         </w:rPr>
@@ -11340,7 +11340,7 @@
     <w:p>
       <w:pPr>
         <w:pStyle w:val="Kop4"/>
-        <w:divId w:val="1230192695"/>
+        <w:divId w:val="346297047"/>
         <w:rPr>
           <w:rFonts w:eastAsia="Times New Roman"/>
           <w:lang w:val="nl-NL"/>
@@ -11357,7 +11357,7 @@
     <w:p>
       <w:pPr>
         <w:pStyle w:val="Kop5"/>
-        <w:divId w:val="1230192695"/>
+        <w:divId w:val="346297047"/>
         <w:rPr>
           <w:rFonts w:eastAsia="Times New Roman"/>
           <w:lang w:val="nl-NL"/>
@@ -11374,7 +11374,7 @@
     <w:p>
       <w:pPr>
         <w:pStyle w:val="Normaalweb"/>
-        <w:divId w:val="1230192695"/>
+        <w:divId w:val="346297047"/>
         <w:rPr>
           <w:lang w:val="nl-NL"/>
         </w:rPr>
@@ -11389,7 +11389,7 @@
     <w:p>
       <w:pPr>
         <w:pStyle w:val="Kop5"/>
-        <w:divId w:val="1230192695"/>
+        <w:divId w:val="346297047"/>
         <w:rPr>
           <w:rFonts w:eastAsia="Times New Roman"/>
           <w:lang w:val="nl-NL"/>
@@ -11406,7 +11406,7 @@
     <w:p>
       <w:pPr>
         <w:pStyle w:val="Normaalweb"/>
-        <w:divId w:val="1230192695"/>
+        <w:divId w:val="346297047"/>
         <w:rPr>
           <w:lang w:val="nl-NL"/>
         </w:rPr>
@@ -11425,7 +11425,7 @@
           <w:numId w:val="30"/>
         </w:numPr>
         <w:spacing w:before="100" w:beforeAutospacing="1" w:after="100" w:afterAutospacing="1"/>
-        <w:divId w:val="1230192695"/>
+        <w:divId w:val="346297047"/>
         <w:rPr>
           <w:rFonts w:eastAsia="Times New Roman"/>
           <w:lang w:val="nl-NL"/>
@@ -11446,7 +11446,7 @@
           <w:numId w:val="30"/>
         </w:numPr>
         <w:spacing w:before="100" w:beforeAutospacing="1" w:after="100" w:afterAutospacing="1"/>
-        <w:divId w:val="1230192695"/>
+        <w:divId w:val="346297047"/>
         <w:rPr>
           <w:rFonts w:eastAsia="Times New Roman"/>
           <w:lang w:val="nl-NL"/>
@@ -11467,7 +11467,7 @@
           <w:numId w:val="30"/>
         </w:numPr>
         <w:spacing w:before="100" w:beforeAutospacing="1" w:after="100" w:afterAutospacing="1"/>
-        <w:divId w:val="1230192695"/>
+        <w:divId w:val="346297047"/>
         <w:rPr>
           <w:rFonts w:eastAsia="Times New Roman"/>
           <w:lang w:val="nl-NL"/>
@@ -11488,7 +11488,7 @@
           <w:numId w:val="30"/>
         </w:numPr>
         <w:spacing w:before="100" w:beforeAutospacing="1" w:after="100" w:afterAutospacing="1"/>
-        <w:divId w:val="1230192695"/>
+        <w:divId w:val="346297047"/>
         <w:rPr>
           <w:rFonts w:eastAsia="Times New Roman"/>
           <w:lang w:val="nl-NL"/>
@@ -11505,7 +11505,7 @@
     <w:p>
       <w:pPr>
         <w:pStyle w:val="Normaalweb"/>
-        <w:divId w:val="1230192695"/>
+        <w:divId w:val="346297047"/>
         <w:rPr>
           <w:lang w:val="nl-NL"/>
         </w:rPr>
@@ -11520,7 +11520,7 @@
     <w:p>
       <w:pPr>
         <w:pStyle w:val="Kop5"/>
-        <w:divId w:val="1230192695"/>
+        <w:divId w:val="346297047"/>
         <w:rPr>
           <w:rFonts w:eastAsia="Times New Roman"/>
           <w:lang w:val="nl-NL"/>
@@ -11537,7 +11537,7 @@
     <w:p>
       <w:pPr>
         <w:pStyle w:val="Normaalweb"/>
-        <w:divId w:val="1230192695"/>
+        <w:divId w:val="346297047"/>
         <w:rPr>
           <w:lang w:val="nl-NL"/>
         </w:rPr>
@@ -11552,7 +11552,7 @@
     <w:p>
       <w:pPr>
         <w:pStyle w:val="Kop4"/>
-        <w:divId w:val="1230192695"/>
+        <w:divId w:val="346297047"/>
         <w:rPr>
           <w:rFonts w:eastAsia="Times New Roman"/>
           <w:lang w:val="nl-NL"/>
@@ -11569,7 +11569,7 @@
     <w:p>
       <w:pPr>
         <w:pStyle w:val="Kop5"/>
-        <w:divId w:val="1230192695"/>
+        <w:divId w:val="346297047"/>
         <w:rPr>
           <w:rFonts w:eastAsia="Times New Roman"/>
           <w:lang w:val="nl-NL"/>
@@ -11586,7 +11586,7 @@
     <w:p>
       <w:pPr>
         <w:pStyle w:val="Normaalweb"/>
-        <w:divId w:val="1230192695"/>
+        <w:divId w:val="346297047"/>
         <w:rPr>
           <w:lang w:val="nl-NL"/>
         </w:rPr>
@@ -11601,7 +11601,7 @@
     <w:p>
       <w:pPr>
         <w:pStyle w:val="Kop5"/>
-        <w:divId w:val="1230192695"/>
+        <w:divId w:val="346297047"/>
         <w:rPr>
           <w:rFonts w:eastAsia="Times New Roman"/>
           <w:lang w:val="nl-NL"/>
@@ -11618,7 +11618,7 @@
     <w:p>
       <w:pPr>
         <w:pStyle w:val="Normaalweb"/>
-        <w:divId w:val="1230192695"/>
+        <w:divId w:val="346297047"/>
         <w:rPr>
           <w:lang w:val="nl-NL"/>
         </w:rPr>
@@ -11633,7 +11633,7 @@
     <w:p>
       <w:pPr>
         <w:pStyle w:val="Kop5"/>
-        <w:divId w:val="1230192695"/>
+        <w:divId w:val="346297047"/>
         <w:rPr>
           <w:rFonts w:eastAsia="Times New Roman"/>
           <w:lang w:val="nl-NL"/>
@@ -11650,7 +11650,7 @@
     <w:p>
       <w:pPr>
         <w:pStyle w:val="Normaalweb"/>
-        <w:divId w:val="1230192695"/>
+        <w:divId w:val="346297047"/>
         <w:rPr>
           <w:lang w:val="nl-NL"/>
         </w:rPr>
@@ -11665,7 +11665,7 @@
     <w:p>
       <w:pPr>
         <w:pStyle w:val="Kop5"/>
-        <w:divId w:val="1230192695"/>
+        <w:divId w:val="346297047"/>
         <w:rPr>
           <w:rFonts w:eastAsia="Times New Roman"/>
           <w:lang w:val="nl-NL"/>
@@ -11682,7 +11682,7 @@
     <w:p>
       <w:pPr>
         <w:pStyle w:val="Normaalweb"/>
-        <w:divId w:val="1230192695"/>
+        <w:divId w:val="346297047"/>
         <w:rPr>
           <w:lang w:val="nl-NL"/>
         </w:rPr>
@@ -11697,7 +11697,7 @@
     <w:p>
       <w:pPr>
         <w:pStyle w:val="Kop5"/>
-        <w:divId w:val="1230192695"/>
+        <w:divId w:val="346297047"/>
         <w:rPr>
           <w:rFonts w:eastAsia="Times New Roman"/>
           <w:lang w:val="nl-NL"/>
@@ -11714,7 +11714,7 @@
     <w:p>
       <w:pPr>
         <w:pStyle w:val="Normaalweb"/>
-        <w:divId w:val="1230192695"/>
+        <w:divId w:val="346297047"/>
         <w:rPr>
           <w:lang w:val="nl-NL"/>
         </w:rPr>
@@ -11729,7 +11729,7 @@
     <w:p>
       <w:pPr>
         <w:pStyle w:val="afsluiting"/>
-        <w:divId w:val="1230192695"/>
+        <w:divId w:val="346297047"/>
         <w:rPr>
           <w:lang w:val="nl-NL"/>
         </w:rPr>
@@ -11744,7 +11744,7 @@
     <w:p>
       <w:pPr>
         <w:outlineLvl w:val="2"/>
-        <w:divId w:val="1522548619"/>
+        <w:divId w:val="892884949"/>
         <w:rPr>
           <w:rFonts w:ascii="Aptos Display" w:eastAsia="Times New Roman" w:hAnsi="Aptos Display"/>
           <w:b/>
@@ -11770,7 +11770,7 @@
     </w:p>
     <w:p>
       <w:pPr>
-        <w:divId w:val="1522548619"/>
+        <w:divId w:val="892884949"/>
         <w:rPr>
           <w:rFonts w:eastAsia="Times New Roman"/>
           <w:sz w:val="24"/>
@@ -11790,7 +11790,7 @@
     <w:p>
       <w:pPr>
         <w:pStyle w:val="subtitel"/>
-        <w:divId w:val="1230192695"/>
+        <w:divId w:val="346297047"/>
         <w:rPr>
           <w:lang w:val="nl-NL"/>
         </w:rPr>
@@ -11805,7 +11805,7 @@
     <w:p>
       <w:pPr>
         <w:pStyle w:val="Kop4"/>
-        <w:divId w:val="1230192695"/>
+        <w:divId w:val="346297047"/>
         <w:rPr>
           <w:rFonts w:eastAsia="Times New Roman"/>
           <w:lang w:val="nl-NL"/>
@@ -11822,7 +11822,7 @@
     <w:p>
       <w:pPr>
         <w:pStyle w:val="Normaalweb"/>
-        <w:divId w:val="1230192695"/>
+        <w:divId w:val="346297047"/>
         <w:rPr>
           <w:lang w:val="nl-NL"/>
         </w:rPr>
@@ -11837,7 +11837,7 @@
     <w:p>
       <w:pPr>
         <w:pStyle w:val="Kop5"/>
-        <w:divId w:val="1230192695"/>
+        <w:divId w:val="346297047"/>
         <w:rPr>
           <w:rFonts w:eastAsia="Times New Roman"/>
           <w:lang w:val="nl-NL"/>
@@ -11854,7 +11854,7 @@
     <w:p>
       <w:pPr>
         <w:pStyle w:val="Normaalweb"/>
-        <w:divId w:val="1230192695"/>
+        <w:divId w:val="346297047"/>
         <w:rPr>
           <w:lang w:val="nl-NL"/>
         </w:rPr>
@@ -11869,7 +11869,7 @@
     <w:p>
       <w:pPr>
         <w:pStyle w:val="Normaalweb"/>
-        <w:divId w:val="1230192695"/>
+        <w:divId w:val="346297047"/>
         <w:rPr>
           <w:lang w:val="nl-NL"/>
         </w:rPr>
@@ -11884,7 +11884,7 @@
     <w:p>
       <w:pPr>
         <w:pStyle w:val="Kop5"/>
-        <w:divId w:val="1230192695"/>
+        <w:divId w:val="346297047"/>
         <w:rPr>
           <w:rFonts w:eastAsia="Times New Roman"/>
           <w:lang w:val="nl-NL"/>
@@ -11905,7 +11905,7 @@
           <w:numId w:val="31"/>
         </w:numPr>
         <w:spacing w:before="100" w:beforeAutospacing="1" w:after="100" w:afterAutospacing="1"/>
-        <w:divId w:val="1230192695"/>
+        <w:divId w:val="346297047"/>
         <w:rPr>
           <w:rFonts w:eastAsia="Times New Roman"/>
           <w:lang w:val="nl-NL"/>
@@ -11926,7 +11926,7 @@
           <w:numId w:val="31"/>
         </w:numPr>
         <w:spacing w:before="100" w:beforeAutospacing="1" w:after="100" w:afterAutospacing="1"/>
-        <w:divId w:val="1230192695"/>
+        <w:divId w:val="346297047"/>
         <w:rPr>
           <w:rFonts w:eastAsia="Times New Roman"/>
           <w:lang w:val="nl-NL"/>
@@ -11947,7 +11947,7 @@
           <w:numId w:val="31"/>
         </w:numPr>
         <w:spacing w:before="100" w:beforeAutospacing="1" w:after="100" w:afterAutospacing="1"/>
-        <w:divId w:val="1230192695"/>
+        <w:divId w:val="346297047"/>
         <w:rPr>
           <w:rFonts w:eastAsia="Times New Roman"/>
           <w:lang w:val="nl-NL"/>
@@ -11968,7 +11968,7 @@
           <w:numId w:val="31"/>
         </w:numPr>
         <w:spacing w:before="100" w:beforeAutospacing="1" w:after="100" w:afterAutospacing="1"/>
-        <w:divId w:val="1230192695"/>
+        <w:divId w:val="346297047"/>
         <w:rPr>
           <w:rFonts w:eastAsia="Times New Roman"/>
           <w:lang w:val="nl-NL"/>
@@ -11985,7 +11985,7 @@
     <w:p>
       <w:pPr>
         <w:pStyle w:val="Kop5"/>
-        <w:divId w:val="1230192695"/>
+        <w:divId w:val="346297047"/>
         <w:rPr>
           <w:rFonts w:eastAsia="Times New Roman"/>
           <w:lang w:val="nl-NL"/>
@@ -12002,7 +12002,7 @@
     <w:p>
       <w:pPr>
         <w:pStyle w:val="Normaalweb"/>
-        <w:divId w:val="1230192695"/>
+        <w:divId w:val="346297047"/>
         <w:rPr>
           <w:lang w:val="nl-NL"/>
         </w:rPr>
@@ -12021,7 +12021,7 @@
           <w:numId w:val="32"/>
         </w:numPr>
         <w:spacing w:before="100" w:beforeAutospacing="1" w:after="100" w:afterAutospacing="1"/>
-        <w:divId w:val="1230192695"/>
+        <w:divId w:val="346297047"/>
         <w:rPr>
           <w:rFonts w:eastAsia="Times New Roman"/>
           <w:lang w:val="nl-NL"/>
@@ -12042,7 +12042,7 @@
           <w:numId w:val="32"/>
         </w:numPr>
         <w:spacing w:before="100" w:beforeAutospacing="1" w:after="100" w:afterAutospacing="1"/>
-        <w:divId w:val="1230192695"/>
+        <w:divId w:val="346297047"/>
         <w:rPr>
           <w:rFonts w:eastAsia="Times New Roman"/>
           <w:lang w:val="nl-NL"/>
@@ -12063,7 +12063,7 @@
           <w:numId w:val="32"/>
         </w:numPr>
         <w:spacing w:before="100" w:beforeAutospacing="1" w:after="100" w:afterAutospacing="1"/>
-        <w:divId w:val="1230192695"/>
+        <w:divId w:val="346297047"/>
         <w:rPr>
           <w:rFonts w:eastAsia="Times New Roman"/>
           <w:lang w:val="nl-NL"/>
@@ -12080,7 +12080,7 @@
     <w:p>
       <w:pPr>
         <w:pStyle w:val="Kop4"/>
-        <w:divId w:val="1230192695"/>
+        <w:divId w:val="346297047"/>
         <w:rPr>
           <w:rFonts w:eastAsia="Times New Roman"/>
           <w:lang w:val="nl-NL"/>
@@ -12097,7 +12097,7 @@
     <w:p>
       <w:pPr>
         <w:pStyle w:val="Normaalweb"/>
-        <w:divId w:val="1325818292"/>
+        <w:divId w:val="1717771719"/>
         <w:rPr>
           <w:lang w:val="nl-NL"/>
         </w:rPr>
@@ -12119,7 +12119,7 @@
     <w:p>
       <w:pPr>
         <w:pStyle w:val="Normaalweb"/>
-        <w:divId w:val="1325818292"/>
+        <w:divId w:val="1717771719"/>
         <w:rPr>
           <w:lang w:val="nl-NL"/>
         </w:rPr>
@@ -12141,7 +12141,7 @@
     <w:p>
       <w:pPr>
         <w:pStyle w:val="Kop5"/>
-        <w:divId w:val="1230192695"/>
+        <w:divId w:val="346297047"/>
         <w:rPr>
           <w:rFonts w:eastAsia="Times New Roman"/>
           <w:lang w:val="nl-NL"/>
@@ -12158,7 +12158,7 @@
     <w:p>
       <w:pPr>
         <w:pStyle w:val="Normaalweb"/>
-        <w:divId w:val="1230192695"/>
+        <w:divId w:val="346297047"/>
         <w:rPr>
           <w:lang w:val="nl-NL"/>
         </w:rPr>
@@ -12173,7 +12173,7 @@
     <w:p>
       <w:pPr>
         <w:pStyle w:val="Kop5"/>
-        <w:divId w:val="1230192695"/>
+        <w:divId w:val="346297047"/>
         <w:rPr>
           <w:rFonts w:eastAsia="Times New Roman"/>
           <w:lang w:val="nl-NL"/>
@@ -12190,7 +12190,7 @@
     <w:p>
       <w:pPr>
         <w:pStyle w:val="Normaalweb"/>
-        <w:divId w:val="1230192695"/>
+        <w:divId w:val="346297047"/>
         <w:rPr>
           <w:lang w:val="nl-NL"/>
         </w:rPr>
@@ -12205,7 +12205,7 @@
     <w:p>
       <w:pPr>
         <w:pStyle w:val="Kop5"/>
-        <w:divId w:val="1230192695"/>
+        <w:divId w:val="346297047"/>
         <w:rPr>
           <w:rFonts w:eastAsia="Times New Roman"/>
           <w:lang w:val="nl-NL"/>
@@ -12222,7 +12222,7 @@
     <w:p>
       <w:pPr>
         <w:pStyle w:val="Normaalweb"/>
-        <w:divId w:val="1230192695"/>
+        <w:divId w:val="346297047"/>
         <w:rPr>
           <w:lang w:val="nl-NL"/>
         </w:rPr>
@@ -12237,7 +12237,7 @@
     <w:p>
       <w:pPr>
         <w:pStyle w:val="Kop4"/>
-        <w:divId w:val="1230192695"/>
+        <w:divId w:val="346297047"/>
         <w:rPr>
           <w:rFonts w:eastAsia="Times New Roman"/>
           <w:lang w:val="nl-NL"/>
@@ -12254,7 +12254,7 @@
     <w:p>
       <w:pPr>
         <w:pStyle w:val="Kop5"/>
-        <w:divId w:val="1230192695"/>
+        <w:divId w:val="346297047"/>
         <w:rPr>
           <w:rFonts w:eastAsia="Times New Roman"/>
           <w:lang w:val="nl-NL"/>
@@ -12271,7 +12271,7 @@
     <w:p>
       <w:pPr>
         <w:pStyle w:val="Normaalweb"/>
-        <w:divId w:val="1230192695"/>
+        <w:divId w:val="346297047"/>
         <w:rPr>
           <w:lang w:val="nl-NL"/>
         </w:rPr>
@@ -12286,7 +12286,7 @@
     <w:p>
       <w:pPr>
         <w:pStyle w:val="Kop5"/>
-        <w:divId w:val="1230192695"/>
+        <w:divId w:val="346297047"/>
         <w:rPr>
           <w:rFonts w:eastAsia="Times New Roman"/>
           <w:lang w:val="nl-NL"/>
@@ -12303,7 +12303,7 @@
     <w:p>
       <w:pPr>
         <w:pStyle w:val="Normaalweb"/>
-        <w:divId w:val="1230192695"/>
+        <w:divId w:val="346297047"/>
         <w:rPr>
           <w:lang w:val="nl-NL"/>
         </w:rPr>
@@ -12322,7 +12322,7 @@
           <w:numId w:val="33"/>
         </w:numPr>
         <w:spacing w:before="100" w:beforeAutospacing="1" w:after="100" w:afterAutospacing="1"/>
-        <w:divId w:val="1230192695"/>
+        <w:divId w:val="346297047"/>
         <w:rPr>
           <w:rFonts w:eastAsia="Times New Roman"/>
           <w:lang w:val="nl-NL"/>
@@ -12343,7 +12343,7 @@
           <w:numId w:val="33"/>
         </w:numPr>
         <w:spacing w:before="100" w:beforeAutospacing="1" w:after="100" w:afterAutospacing="1"/>
-        <w:divId w:val="1230192695"/>
+        <w:divId w:val="346297047"/>
         <w:rPr>
           <w:rFonts w:eastAsia="Times New Roman"/>
           <w:lang w:val="nl-NL"/>
@@ -12364,7 +12364,7 @@
           <w:numId w:val="33"/>
         </w:numPr>
         <w:spacing w:before="100" w:beforeAutospacing="1" w:after="100" w:afterAutospacing="1"/>
-        <w:divId w:val="1230192695"/>
+        <w:divId w:val="346297047"/>
         <w:rPr>
           <w:rFonts w:eastAsia="Times New Roman"/>
           <w:lang w:val="nl-NL"/>
@@ -12381,7 +12381,7 @@
     <w:p>
       <w:pPr>
         <w:pStyle w:val="Normaalweb"/>
-        <w:divId w:val="1230192695"/>
+        <w:divId w:val="346297047"/>
         <w:rPr>
           <w:lang w:val="nl-NL"/>
         </w:rPr>
@@ -12396,7 +12396,7 @@
     <w:p>
       <w:pPr>
         <w:pStyle w:val="Kop5"/>
-        <w:divId w:val="1230192695"/>
+        <w:divId w:val="346297047"/>
         <w:rPr>
           <w:rFonts w:eastAsia="Times New Roman"/>
           <w:lang w:val="nl-NL"/>
@@ -12413,7 +12413,7 @@
     <w:p>
       <w:pPr>
         <w:pStyle w:val="Normaalweb"/>
-        <w:divId w:val="1230192695"/>
+        <w:divId w:val="346297047"/>
         <w:rPr>
           <w:lang w:val="nl-NL"/>
         </w:rPr>
@@ -12428,7 +12428,7 @@
     <w:p>
       <w:pPr>
         <w:pStyle w:val="Kop4"/>
-        <w:divId w:val="1230192695"/>
+        <w:divId w:val="346297047"/>
         <w:rPr>
           <w:rFonts w:eastAsia="Times New Roman"/>
           <w:lang w:val="nl-NL"/>
@@ -12445,7 +12445,7 @@
     <w:p>
       <w:pPr>
         <w:pStyle w:val="Kop5"/>
-        <w:divId w:val="1230192695"/>
+        <w:divId w:val="346297047"/>
         <w:rPr>
           <w:rFonts w:eastAsia="Times New Roman"/>
           <w:lang w:val="nl-NL"/>
@@ -12462,7 +12462,7 @@
     <w:p>
       <w:pPr>
         <w:pStyle w:val="Normaalweb"/>
-        <w:divId w:val="1230192695"/>
+        <w:divId w:val="346297047"/>
         <w:rPr>
           <w:lang w:val="nl-NL"/>
         </w:rPr>
@@ -12477,7 +12477,7 @@
     <w:p>
       <w:pPr>
         <w:pStyle w:val="Kop5"/>
-        <w:divId w:val="1230192695"/>
+        <w:divId w:val="346297047"/>
         <w:rPr>
           <w:rFonts w:eastAsia="Times New Roman"/>
           <w:lang w:val="nl-NL"/>
@@ -12494,7 +12494,7 @@
     <w:p>
       <w:pPr>
         <w:pStyle w:val="Normaalweb"/>
-        <w:divId w:val="1230192695"/>
+        <w:divId w:val="346297047"/>
         <w:rPr>
           <w:lang w:val="nl-NL"/>
         </w:rPr>
@@ -12509,7 +12509,7 @@
     <w:p>
       <w:pPr>
         <w:pStyle w:val="Kop5"/>
-        <w:divId w:val="1230192695"/>
+        <w:divId w:val="346297047"/>
         <w:rPr>
           <w:rFonts w:eastAsia="Times New Roman"/>
           <w:lang w:val="nl-NL"/>
@@ -12526,7 +12526,7 @@
     <w:p>
       <w:pPr>
         <w:pStyle w:val="Normaalweb"/>
-        <w:divId w:val="1230192695"/>
+        <w:divId w:val="346297047"/>
         <w:rPr>
           <w:lang w:val="nl-NL"/>
         </w:rPr>
@@ -12541,7 +12541,7 @@
     <w:p>
       <w:pPr>
         <w:pStyle w:val="Kop5"/>
-        <w:divId w:val="1230192695"/>
+        <w:divId w:val="346297047"/>
         <w:rPr>
           <w:rFonts w:eastAsia="Times New Roman"/>
           <w:lang w:val="nl-NL"/>
@@ -12558,7 +12558,7 @@
     <w:p>
       <w:pPr>
         <w:pStyle w:val="Normaalweb"/>
-        <w:divId w:val="1230192695"/>
+        <w:divId w:val="346297047"/>
         <w:rPr>
           <w:lang w:val="nl-NL"/>
         </w:rPr>
@@ -12573,7 +12573,7 @@
     <w:p>
       <w:pPr>
         <w:pStyle w:val="Kop5"/>
-        <w:divId w:val="1230192695"/>
+        <w:divId w:val="346297047"/>
         <w:rPr>
           <w:rFonts w:eastAsia="Times New Roman"/>
           <w:lang w:val="nl-NL"/>
@@ -12590,7 +12590,7 @@
     <w:p>
       <w:pPr>
         <w:pStyle w:val="Normaalweb"/>
-        <w:divId w:val="1230192695"/>
+        <w:divId w:val="346297047"/>
         <w:rPr>
           <w:lang w:val="nl-NL"/>
         </w:rPr>
@@ -12605,7 +12605,7 @@
     <w:p>
       <w:pPr>
         <w:pStyle w:val="afsluiting"/>
-        <w:divId w:val="1230192695"/>
+        <w:divId w:val="346297047"/>
         <w:rPr>
           <w:lang w:val="nl-NL"/>
         </w:rPr>
@@ -12620,7 +12620,7 @@
     <w:p>
       <w:pPr>
         <w:outlineLvl w:val="2"/>
-        <w:divId w:val="1534226804"/>
+        <w:divId w:val="1368677512"/>
         <w:rPr>
           <w:rFonts w:ascii="Aptos Display" w:eastAsia="Times New Roman" w:hAnsi="Aptos Display"/>
           <w:b/>
@@ -12646,7 +12646,7 @@
     </w:p>
     <w:p>
       <w:pPr>
-        <w:divId w:val="1534226804"/>
+        <w:divId w:val="1368677512"/>
         <w:rPr>
           <w:rFonts w:eastAsia="Times New Roman"/>
           <w:sz w:val="24"/>
@@ -12666,7 +12666,7 @@
     <w:p>
       <w:pPr>
         <w:pStyle w:val="subtitel"/>
-        <w:divId w:val="1230192695"/>
+        <w:divId w:val="346297047"/>
         <w:rPr>
           <w:lang w:val="nl-NL"/>
         </w:rPr>
@@ -12681,7 +12681,7 @@
     <w:p>
       <w:pPr>
         <w:pStyle w:val="Kop4"/>
-        <w:divId w:val="1230192695"/>
+        <w:divId w:val="346297047"/>
         <w:rPr>
           <w:rFonts w:eastAsia="Times New Roman"/>
           <w:lang w:val="nl-NL"/>
@@ -12698,7 +12698,7 @@
     <w:p>
       <w:pPr>
         <w:pStyle w:val="Normaalweb"/>
-        <w:divId w:val="1230192695"/>
+        <w:divId w:val="346297047"/>
         <w:rPr>
           <w:lang w:val="nl-NL"/>
         </w:rPr>
@@ -12713,7 +12713,7 @@
     <w:p>
       <w:pPr>
         <w:pStyle w:val="Kop5"/>
-        <w:divId w:val="1230192695"/>
+        <w:divId w:val="346297047"/>
         <w:rPr>
           <w:rFonts w:eastAsia="Times New Roman"/>
           <w:lang w:val="nl-NL"/>
@@ -12730,7 +12730,7 @@
     <w:p>
       <w:pPr>
         <w:pStyle w:val="Normaalweb"/>
-        <w:divId w:val="1230192695"/>
+        <w:divId w:val="346297047"/>
         <w:rPr>
           <w:lang w:val="nl-NL"/>
         </w:rPr>
@@ -12745,7 +12745,7 @@
     <w:p>
       <w:pPr>
         <w:pStyle w:val="Normaalweb"/>
-        <w:divId w:val="1230192695"/>
+        <w:divId w:val="346297047"/>
         <w:rPr>
           <w:lang w:val="nl-NL"/>
         </w:rPr>
@@ -12760,7 +12760,7 @@
     <w:p>
       <w:pPr>
         <w:pStyle w:val="Kop5"/>
-        <w:divId w:val="1230192695"/>
+        <w:divId w:val="346297047"/>
         <w:rPr>
           <w:rFonts w:eastAsia="Times New Roman"/>
           <w:lang w:val="nl-NL"/>
@@ -12781,7 +12781,7 @@
           <w:numId w:val="34"/>
         </w:numPr>
         <w:spacing w:before="100" w:beforeAutospacing="1" w:after="100" w:afterAutospacing="1"/>
-        <w:divId w:val="1230192695"/>
+        <w:divId w:val="346297047"/>
         <w:rPr>
           <w:rFonts w:eastAsia="Times New Roman"/>
           <w:lang w:val="nl-NL"/>
@@ -12802,7 +12802,7 @@
           <w:numId w:val="34"/>
         </w:numPr>
         <w:spacing w:before="100" w:beforeAutospacing="1" w:after="100" w:afterAutospacing="1"/>
-        <w:divId w:val="1230192695"/>
+        <w:divId w:val="346297047"/>
         <w:rPr>
           <w:rFonts w:eastAsia="Times New Roman"/>
           <w:lang w:val="nl-NL"/>
@@ -12823,7 +12823,7 @@
           <w:numId w:val="34"/>
         </w:numPr>
         <w:spacing w:before="100" w:beforeAutospacing="1" w:after="100" w:afterAutospacing="1"/>
-        <w:divId w:val="1230192695"/>
+        <w:divId w:val="346297047"/>
         <w:rPr>
           <w:rFonts w:eastAsia="Times New Roman"/>
           <w:lang w:val="nl-NL"/>
@@ -12844,7 +12844,7 @@
           <w:numId w:val="34"/>
         </w:numPr>
         <w:spacing w:before="100" w:beforeAutospacing="1" w:after="100" w:afterAutospacing="1"/>
-        <w:divId w:val="1230192695"/>
+        <w:divId w:val="346297047"/>
         <w:rPr>
           <w:rFonts w:eastAsia="Times New Roman"/>
           <w:lang w:val="nl-NL"/>
@@ -12861,7 +12861,7 @@
     <w:p>
       <w:pPr>
         <w:pStyle w:val="Kop5"/>
-        <w:divId w:val="1230192695"/>
+        <w:divId w:val="346297047"/>
         <w:rPr>
           <w:rFonts w:eastAsia="Times New Roman"/>
           <w:lang w:val="nl-NL"/>
@@ -12878,7 +12878,7 @@
     <w:p>
       <w:pPr>
         <w:pStyle w:val="Normaalweb"/>
-        <w:divId w:val="1230192695"/>
+        <w:divId w:val="346297047"/>
         <w:rPr>
           <w:lang w:val="nl-NL"/>
         </w:rPr>
@@ -12893,7 +12893,7 @@
     <w:p>
       <w:pPr>
         <w:pStyle w:val="Kop4"/>
-        <w:divId w:val="1230192695"/>
+        <w:divId w:val="346297047"/>
         <w:rPr>
           <w:rFonts w:eastAsia="Times New Roman"/>
           <w:lang w:val="nl-NL"/>
@@ -12910,7 +12910,7 @@
     <w:p>
       <w:pPr>
         <w:pStyle w:val="Normaalweb"/>
-        <w:divId w:val="396175630"/>
+        <w:divId w:val="985016370"/>
         <w:rPr>
           <w:lang w:val="nl-NL"/>
         </w:rPr>
@@ -12932,7 +12932,7 @@
     <w:p>
       <w:pPr>
         <w:pStyle w:val="Normaalweb"/>
-        <w:divId w:val="396175630"/>
+        <w:divId w:val="985016370"/>
         <w:rPr>
           <w:lang w:val="nl-NL"/>
         </w:rPr>
@@ -12954,7 +12954,7 @@
     <w:p>
       <w:pPr>
         <w:pStyle w:val="Kop5"/>
-        <w:divId w:val="1230192695"/>
+        <w:divId w:val="346297047"/>
         <w:rPr>
           <w:rFonts w:eastAsia="Times New Roman"/>
           <w:lang w:val="nl-NL"/>
@@ -12971,7 +12971,7 @@
     <w:p>
       <w:pPr>
         <w:pStyle w:val="Normaalweb"/>
-        <w:divId w:val="1230192695"/>
+        <w:divId w:val="346297047"/>
         <w:rPr>
           <w:lang w:val="nl-NL"/>
         </w:rPr>
@@ -12986,7 +12986,7 @@
     <w:p>
       <w:pPr>
         <w:pStyle w:val="Kop5"/>
-        <w:divId w:val="1230192695"/>
+        <w:divId w:val="346297047"/>
         <w:rPr>
           <w:rFonts w:eastAsia="Times New Roman"/>
           <w:lang w:val="nl-NL"/>
@@ -13003,7 +13003,7 @@
     <w:p>
       <w:pPr>
         <w:pStyle w:val="Normaalweb"/>
-        <w:divId w:val="1230192695"/>
+        <w:divId w:val="346297047"/>
         <w:rPr>
           <w:lang w:val="nl-NL"/>
         </w:rPr>
@@ -13018,7 +13018,7 @@
     <w:p>
       <w:pPr>
         <w:pStyle w:val="Kop5"/>
-        <w:divId w:val="1230192695"/>
+        <w:divId w:val="346297047"/>
         <w:rPr>
           <w:rFonts w:eastAsia="Times New Roman"/>
           <w:lang w:val="nl-NL"/>
@@ -13035,7 +13035,7 @@
     <w:p>
       <w:pPr>
         <w:pStyle w:val="Normaalweb"/>
-        <w:divId w:val="1230192695"/>
+        <w:divId w:val="346297047"/>
         <w:rPr>
           <w:lang w:val="nl-NL"/>
         </w:rPr>
@@ -13050,7 +13050,7 @@
     <w:p>
       <w:pPr>
         <w:pStyle w:val="Kop4"/>
-        <w:divId w:val="1230192695"/>
+        <w:divId w:val="346297047"/>
         <w:rPr>
           <w:rFonts w:eastAsia="Times New Roman"/>
           <w:lang w:val="nl-NL"/>
@@ -13067,7 +13067,7 @@
     <w:p>
       <w:pPr>
         <w:pStyle w:val="Kop5"/>
-        <w:divId w:val="1230192695"/>
+        <w:divId w:val="346297047"/>
         <w:rPr>
           <w:rFonts w:eastAsia="Times New Roman"/>
           <w:lang w:val="nl-NL"/>
@@ -13084,7 +13084,7 @@
     <w:p>
       <w:pPr>
         <w:pStyle w:val="Normaalweb"/>
-        <w:divId w:val="1230192695"/>
+        <w:divId w:val="346297047"/>
         <w:rPr>
           <w:lang w:val="nl-NL"/>
         </w:rPr>
@@ -13099,7 +13099,7 @@
     <w:p>
       <w:pPr>
         <w:pStyle w:val="Kop5"/>
-        <w:divId w:val="1230192695"/>
+        <w:divId w:val="346297047"/>
         <w:rPr>
           <w:rFonts w:eastAsia="Times New Roman"/>
           <w:lang w:val="nl-NL"/>
@@ -13116,7 +13116,7 @@
     <w:p>
       <w:pPr>
         <w:pStyle w:val="Normaalweb"/>
-        <w:divId w:val="1230192695"/>
+        <w:divId w:val="346297047"/>
         <w:rPr>
           <w:lang w:val="nl-NL"/>
         </w:rPr>
@@ -13135,7 +13135,7 @@
           <w:numId w:val="35"/>
         </w:numPr>
         <w:spacing w:before="100" w:beforeAutospacing="1" w:after="100" w:afterAutospacing="1"/>
-        <w:divId w:val="1230192695"/>
+        <w:divId w:val="346297047"/>
         <w:rPr>
           <w:rFonts w:eastAsia="Times New Roman"/>
           <w:lang w:val="nl-NL"/>
@@ -13156,7 +13156,7 @@
           <w:numId w:val="35"/>
         </w:numPr>
         <w:spacing w:before="100" w:beforeAutospacing="1" w:after="100" w:afterAutospacing="1"/>
-        <w:divId w:val="1230192695"/>
+        <w:divId w:val="346297047"/>
         <w:rPr>
           <w:rFonts w:eastAsia="Times New Roman"/>
           <w:lang w:val="nl-NL"/>
@@ -13177,7 +13177,7 @@
           <w:numId w:val="35"/>
         </w:numPr>
         <w:spacing w:before="100" w:beforeAutospacing="1" w:after="100" w:afterAutospacing="1"/>
-        <w:divId w:val="1230192695"/>
+        <w:divId w:val="346297047"/>
         <w:rPr>
           <w:rFonts w:eastAsia="Times New Roman"/>
           <w:lang w:val="nl-NL"/>
@@ -13198,7 +13198,7 @@
           <w:numId w:val="35"/>
         </w:numPr>
         <w:spacing w:before="100" w:beforeAutospacing="1" w:after="100" w:afterAutospacing="1"/>
-        <w:divId w:val="1230192695"/>
+        <w:divId w:val="346297047"/>
         <w:rPr>
           <w:rFonts w:eastAsia="Times New Roman"/>
           <w:lang w:val="nl-NL"/>
@@ -13215,7 +13215,7 @@
     <w:p>
       <w:pPr>
         <w:pStyle w:val="Normaalweb"/>
-        <w:divId w:val="1230192695"/>
+        <w:divId w:val="346297047"/>
         <w:rPr>
           <w:lang w:val="nl-NL"/>
         </w:rPr>
@@ -13230,7 +13230,7 @@
     <w:p>
       <w:pPr>
         <w:pStyle w:val="Kop5"/>
-        <w:divId w:val="1230192695"/>
+        <w:divId w:val="346297047"/>
         <w:rPr>
           <w:rFonts w:eastAsia="Times New Roman"/>
           <w:lang w:val="nl-NL"/>
@@ -13247,7 +13247,7 @@
     <w:p>
       <w:pPr>
         <w:pStyle w:val="Normaalweb"/>
-        <w:divId w:val="1230192695"/>
+        <w:divId w:val="346297047"/>
         <w:rPr>
           <w:lang w:val="nl-NL"/>
         </w:rPr>
@@ -13262,7 +13262,7 @@
     <w:p>
       <w:pPr>
         <w:pStyle w:val="Kop4"/>
-        <w:divId w:val="1230192695"/>
+        <w:divId w:val="346297047"/>
         <w:rPr>
           <w:rFonts w:eastAsia="Times New Roman"/>
           <w:lang w:val="nl-NL"/>
@@ -13279,7 +13279,7 @@
     <w:p>
       <w:pPr>
         <w:pStyle w:val="Kop5"/>
-        <w:divId w:val="1230192695"/>
+        <w:divId w:val="346297047"/>
         <w:rPr>
           <w:rFonts w:eastAsia="Times New Roman"/>
           <w:lang w:val="nl-NL"/>
@@ -13296,7 +13296,7 @@
     <w:p>
       <w:pPr>
         <w:pStyle w:val="Normaalweb"/>
-        <w:divId w:val="1230192695"/>
+        <w:divId w:val="346297047"/>
         <w:rPr>
           <w:lang w:val="nl-NL"/>
         </w:rPr>
@@ -13311,7 +13311,7 @@
     <w:p>
       <w:pPr>
         <w:pStyle w:val="Kop5"/>
-        <w:divId w:val="1230192695"/>
+        <w:divId w:val="346297047"/>
         <w:rPr>
           <w:rFonts w:eastAsia="Times New Roman"/>
           <w:lang w:val="nl-NL"/>
@@ -13328,7 +13328,7 @@
     <w:p>
       <w:pPr>
         <w:pStyle w:val="Normaalweb"/>
-        <w:divId w:val="1230192695"/>
+        <w:divId w:val="346297047"/>
         <w:rPr>
           <w:lang w:val="nl-NL"/>
         </w:rPr>
@@ -13343,7 +13343,7 @@
     <w:p>
       <w:pPr>
         <w:pStyle w:val="Kop5"/>
-        <w:divId w:val="1230192695"/>
+        <w:divId w:val="346297047"/>
         <w:rPr>
           <w:rFonts w:eastAsia="Times New Roman"/>
           <w:lang w:val="nl-NL"/>
@@ -13360,7 +13360,7 @@
     <w:p>
       <w:pPr>
         <w:pStyle w:val="Normaalweb"/>
-        <w:divId w:val="1230192695"/>
+        <w:divId w:val="346297047"/>
         <w:rPr>
           <w:lang w:val="nl-NL"/>
         </w:rPr>
@@ -13375,7 +13375,7 @@
     <w:p>
       <w:pPr>
         <w:pStyle w:val="Kop5"/>
-        <w:divId w:val="1230192695"/>
+        <w:divId w:val="346297047"/>
         <w:rPr>
           <w:rFonts w:eastAsia="Times New Roman"/>
           <w:lang w:val="nl-NL"/>
@@ -13392,7 +13392,7 @@
     <w:p>
       <w:pPr>
         <w:pStyle w:val="Normaalweb"/>
-        <w:divId w:val="1230192695"/>
+        <w:divId w:val="346297047"/>
         <w:rPr>
           <w:lang w:val="nl-NL"/>
         </w:rPr>
@@ -13407,7 +13407,7 @@
     <w:p>
       <w:pPr>
         <w:pStyle w:val="Kop5"/>
-        <w:divId w:val="1230192695"/>
+        <w:divId w:val="346297047"/>
         <w:rPr>
           <w:rFonts w:eastAsia="Times New Roman"/>
           <w:lang w:val="nl-NL"/>
@@ -13424,7 +13424,7 @@
     <w:p>
       <w:pPr>
         <w:pStyle w:val="Normaalweb"/>
-        <w:divId w:val="1230192695"/>
+        <w:divId w:val="346297047"/>
         <w:rPr>
           <w:lang w:val="nl-NL"/>
         </w:rPr>
@@ -13439,7 +13439,7 @@
     <w:p>
       <w:pPr>
         <w:pStyle w:val="afsluiting"/>
-        <w:divId w:val="1230192695"/>
+        <w:divId w:val="346297047"/>
         <w:rPr>
           <w:lang w:val="nl-NL"/>
         </w:rPr>
@@ -13454,7 +13454,7 @@
     <w:p>
       <w:pPr>
         <w:outlineLvl w:val="2"/>
-        <w:divId w:val="1861623593"/>
+        <w:divId w:val="486937698"/>
         <w:rPr>
           <w:rFonts w:ascii="Aptos Display" w:eastAsia="Times New Roman" w:hAnsi="Aptos Display"/>
           <w:b/>
@@ -13480,7 +13480,7 @@
     </w:p>
     <w:p>
       <w:pPr>
-        <w:divId w:val="1861623593"/>
+        <w:divId w:val="486937698"/>
         <w:rPr>
           <w:rFonts w:eastAsia="Times New Roman"/>
           <w:sz w:val="24"/>
@@ -13500,7 +13500,7 @@
     <w:p>
       <w:pPr>
         <w:pStyle w:val="subtitel"/>
-        <w:divId w:val="1230192695"/>
+        <w:divId w:val="346297047"/>
         <w:rPr>
           <w:lang w:val="nl-NL"/>
         </w:rPr>
@@ -13515,7 +13515,7 @@
     <w:p>
       <w:pPr>
         <w:pStyle w:val="Kop4"/>
-        <w:divId w:val="1230192695"/>
+        <w:divId w:val="346297047"/>
         <w:rPr>
           <w:rFonts w:eastAsia="Times New Roman"/>
           <w:lang w:val="nl-NL"/>
@@ -13532,7 +13532,7 @@
     <w:p>
       <w:pPr>
         <w:pStyle w:val="Normaalweb"/>
-        <w:divId w:val="1230192695"/>
+        <w:divId w:val="346297047"/>
         <w:rPr>
           <w:lang w:val="nl-NL"/>
         </w:rPr>
@@ -13547,7 +13547,7 @@
     <w:p>
       <w:pPr>
         <w:pStyle w:val="Kop5"/>
-        <w:divId w:val="1230192695"/>
+        <w:divId w:val="346297047"/>
         <w:rPr>
           <w:rFonts w:eastAsia="Times New Roman"/>
           <w:lang w:val="nl-NL"/>
@@ -13564,7 +13564,7 @@
     <w:p>
       <w:pPr>
         <w:pStyle w:val="Normaalweb"/>
-        <w:divId w:val="1230192695"/>
+        <w:divId w:val="346297047"/>
         <w:rPr>
           <w:lang w:val="nl-NL"/>
         </w:rPr>
@@ -13579,7 +13579,7 @@
     <w:p>
       <w:pPr>
         <w:pStyle w:val="Normaalweb"/>
-        <w:divId w:val="1230192695"/>
+        <w:divId w:val="346297047"/>
         <w:rPr>
           <w:lang w:val="nl-NL"/>
         </w:rPr>
@@ -13594,7 +13594,7 @@
     <w:p>
       <w:pPr>
         <w:pStyle w:val="Kop5"/>
-        <w:divId w:val="1230192695"/>
+        <w:divId w:val="346297047"/>
         <w:rPr>
           <w:rFonts w:eastAsia="Times New Roman"/>
           <w:lang w:val="nl-NL"/>
@@ -13615,7 +13615,7 @@
           <w:numId w:val="36"/>
         </w:numPr>
         <w:spacing w:before="100" w:beforeAutospacing="1" w:after="100" w:afterAutospacing="1"/>
-        <w:divId w:val="1230192695"/>
+        <w:divId w:val="346297047"/>
         <w:rPr>
           <w:rFonts w:eastAsia="Times New Roman"/>
           <w:lang w:val="nl-NL"/>
@@ -13636,7 +13636,7 @@
           <w:numId w:val="36"/>
         </w:numPr>
         <w:spacing w:before="100" w:beforeAutospacing="1" w:after="100" w:afterAutospacing="1"/>
-        <w:divId w:val="1230192695"/>
+        <w:divId w:val="346297047"/>
         <w:rPr>
           <w:rFonts w:eastAsia="Times New Roman"/>
           <w:lang w:val="nl-NL"/>
@@ -13657,7 +13657,7 @@
           <w:numId w:val="36"/>
         </w:numPr>
         <w:spacing w:before="100" w:beforeAutospacing="1" w:after="100" w:afterAutospacing="1"/>
-        <w:divId w:val="1230192695"/>
+        <w:divId w:val="346297047"/>
         <w:rPr>
           <w:rFonts w:eastAsia="Times New Roman"/>
           <w:lang w:val="nl-NL"/>
@@ -13678,7 +13678,7 @@
           <w:numId w:val="36"/>
         </w:numPr>
         <w:spacing w:before="100" w:beforeAutospacing="1" w:after="100" w:afterAutospacing="1"/>
-        <w:divId w:val="1230192695"/>
+        <w:divId w:val="346297047"/>
         <w:rPr>
           <w:rFonts w:eastAsia="Times New Roman"/>
           <w:lang w:val="nl-NL"/>
@@ -13695,7 +13695,7 @@
     <w:p>
       <w:pPr>
         <w:pStyle w:val="Kop5"/>
-        <w:divId w:val="1230192695"/>
+        <w:divId w:val="346297047"/>
         <w:rPr>
           <w:rFonts w:eastAsia="Times New Roman"/>
           <w:lang w:val="nl-NL"/>
@@ -13712,7 +13712,7 @@
     <w:p>
       <w:pPr>
         <w:pStyle w:val="Normaalweb"/>
-        <w:divId w:val="1230192695"/>
+        <w:divId w:val="346297047"/>
         <w:rPr>
           <w:lang w:val="nl-NL"/>
         </w:rPr>
@@ -13727,7 +13727,7 @@
     <w:p>
       <w:pPr>
         <w:pStyle w:val="Kop4"/>
-        <w:divId w:val="1230192695"/>
+        <w:divId w:val="346297047"/>
         <w:rPr>
           <w:rFonts w:eastAsia="Times New Roman"/>
           <w:lang w:val="nl-NL"/>
@@ -13744,7 +13744,7 @@
     <w:p>
       <w:pPr>
         <w:pStyle w:val="Normaalweb"/>
-        <w:divId w:val="1202597112"/>
+        <w:divId w:val="1850097427"/>
         <w:rPr>
           <w:lang w:val="nl-NL"/>
         </w:rPr>
@@ -13766,7 +13766,7 @@
     <w:p>
       <w:pPr>
         <w:pStyle w:val="Normaalweb"/>
-        <w:divId w:val="1202597112"/>
+        <w:divId w:val="1850097427"/>
         <w:rPr>
           <w:lang w:val="nl-NL"/>
         </w:rPr>
@@ -13788,7 +13788,7 @@
     <w:p>
       <w:pPr>
         <w:pStyle w:val="Kop5"/>
-        <w:divId w:val="1230192695"/>
+        <w:divId w:val="346297047"/>
         <w:rPr>
           <w:rFonts w:eastAsia="Times New Roman"/>
           <w:lang w:val="nl-NL"/>
@@ -13805,7 +13805,7 @@
     <w:p>
       <w:pPr>
         <w:pStyle w:val="Normaalweb"/>
-        <w:divId w:val="1230192695"/>
+        <w:divId w:val="346297047"/>
         <w:rPr>
           <w:lang w:val="nl-NL"/>
         </w:rPr>
@@ -13820,7 +13820,7 @@
     <w:p>
       <w:pPr>
         <w:pStyle w:val="Kop5"/>
-        <w:divId w:val="1230192695"/>
+        <w:divId w:val="346297047"/>
         <w:rPr>
           <w:rFonts w:eastAsia="Times New Roman"/>
           <w:lang w:val="nl-NL"/>
@@ -13837,7 +13837,7 @@
     <w:p>
       <w:pPr>
         <w:pStyle w:val="Normaalweb"/>
-        <w:divId w:val="1230192695"/>
+        <w:divId w:val="346297047"/>
         <w:rPr>
           <w:lang w:val="nl-NL"/>
         </w:rPr>
@@ -13852,7 +13852,7 @@
     <w:p>
       <w:pPr>
         <w:pStyle w:val="Kop5"/>
-        <w:divId w:val="1230192695"/>
+        <w:divId w:val="346297047"/>
         <w:rPr>
           <w:rFonts w:eastAsia="Times New Roman"/>
           <w:lang w:val="nl-NL"/>
@@ -13869,7 +13869,7 @@
     <w:p>
       <w:pPr>
         <w:pStyle w:val="Normaalweb"/>
-        <w:divId w:val="1230192695"/>
+        <w:divId w:val="346297047"/>
         <w:rPr>
           <w:lang w:val="nl-NL"/>
         </w:rPr>
@@ -13884,7 +13884,7 @@
     <w:p>
       <w:pPr>
         <w:pStyle w:val="Kop4"/>
-        <w:divId w:val="1230192695"/>
+        <w:divId w:val="346297047"/>
         <w:rPr>
           <w:rFonts w:eastAsia="Times New Roman"/>
           <w:lang w:val="nl-NL"/>
@@ -13901,7 +13901,7 @@
     <w:p>
       <w:pPr>
         <w:pStyle w:val="Kop5"/>
-        <w:divId w:val="1230192695"/>
+        <w:divId w:val="346297047"/>
         <w:rPr>
           <w:rFonts w:eastAsia="Times New Roman"/>
           <w:lang w:val="nl-NL"/>
@@ -13918,7 +13918,7 @@
     <w:p>
       <w:pPr>
         <w:pStyle w:val="Normaalweb"/>
-        <w:divId w:val="1230192695"/>
+        <w:divId w:val="346297047"/>
         <w:rPr>
           <w:lang w:val="nl-NL"/>
         </w:rPr>
@@ -13933,7 +13933,7 @@
     <w:p>
       <w:pPr>
         <w:pStyle w:val="Kop5"/>
-        <w:divId w:val="1230192695"/>
+        <w:divId w:val="346297047"/>
         <w:rPr>
           <w:rFonts w:eastAsia="Times New Roman"/>
           <w:lang w:val="nl-NL"/>
@@ -13950,7 +13950,7 @@
     <w:p>
       <w:pPr>
         <w:pStyle w:val="Normaalweb"/>
-        <w:divId w:val="1230192695"/>
+        <w:divId w:val="346297047"/>
         <w:rPr>
           <w:lang w:val="nl-NL"/>
         </w:rPr>
@@ -13969,7 +13969,7 @@
           <w:numId w:val="37"/>
         </w:numPr>
         <w:spacing w:before="100" w:beforeAutospacing="1" w:after="100" w:afterAutospacing="1"/>
-        <w:divId w:val="1230192695"/>
+        <w:divId w:val="346297047"/>
         <w:rPr>
           <w:rFonts w:eastAsia="Times New Roman"/>
           <w:lang w:val="nl-NL"/>
@@ -13990,7 +13990,7 @@
           <w:numId w:val="37"/>
         </w:numPr>
         <w:spacing w:before="100" w:beforeAutospacing="1" w:after="100" w:afterAutospacing="1"/>
-        <w:divId w:val="1230192695"/>
+        <w:divId w:val="346297047"/>
         <w:rPr>
           <w:rFonts w:eastAsia="Times New Roman"/>
           <w:lang w:val="nl-NL"/>
@@ -14011,7 +14011,7 @@
           <w:numId w:val="37"/>
         </w:numPr>
         <w:spacing w:before="100" w:beforeAutospacing="1" w:after="100" w:afterAutospacing="1"/>
-        <w:divId w:val="1230192695"/>
+        <w:divId w:val="346297047"/>
         <w:rPr>
           <w:rFonts w:eastAsia="Times New Roman"/>
           <w:lang w:val="nl-NL"/>
@@ -14028,7 +14028,7 @@
     <w:p>
       <w:pPr>
         <w:pStyle w:val="Normaalweb"/>
-        <w:divId w:val="1230192695"/>
+        <w:divId w:val="346297047"/>
         <w:rPr>
           <w:lang w:val="nl-NL"/>
         </w:rPr>
@@ -14043,7 +14043,7 @@
     <w:p>
       <w:pPr>
         <w:pStyle w:val="Kop5"/>
-        <w:divId w:val="1230192695"/>
+        <w:divId w:val="346297047"/>
         <w:rPr>
           <w:rFonts w:eastAsia="Times New Roman"/>
           <w:lang w:val="nl-NL"/>
@@ -14060,7 +14060,7 @@
     <w:p>
       <w:pPr>
         <w:pStyle w:val="Normaalweb"/>
-        <w:divId w:val="1230192695"/>
+        <w:divId w:val="346297047"/>
         <w:rPr>
           <w:lang w:val="nl-NL"/>
         </w:rPr>
@@ -14075,7 +14075,7 @@
     <w:p>
       <w:pPr>
         <w:pStyle w:val="Kop4"/>
-        <w:divId w:val="1230192695"/>
+        <w:divId w:val="346297047"/>
         <w:rPr>
           <w:rFonts w:eastAsia="Times New Roman"/>
           <w:lang w:val="nl-NL"/>
@@ -14092,7 +14092,7 @@
     <w:p>
       <w:pPr>
         <w:pStyle w:val="Kop5"/>
-        <w:divId w:val="1230192695"/>
+        <w:divId w:val="346297047"/>
         <w:rPr>
           <w:rFonts w:eastAsia="Times New Roman"/>
           <w:lang w:val="nl-NL"/>
@@ -14109,7 +14109,7 @@
     <w:p>
       <w:pPr>
         <w:pStyle w:val="Normaalweb"/>
-        <w:divId w:val="1230192695"/>
+        <w:divId w:val="346297047"/>
         <w:rPr>
           <w:lang w:val="nl-NL"/>
         </w:rPr>
@@ -14124,7 +14124,7 @@
     <w:p>
       <w:pPr>
         <w:pStyle w:val="Kop5"/>
-        <w:divId w:val="1230192695"/>
+        <w:divId w:val="346297047"/>
         <w:rPr>
           <w:rFonts w:eastAsia="Times New Roman"/>
           <w:lang w:val="nl-NL"/>
@@ -14141,7 +14141,7 @@
     <w:p>
       <w:pPr>
         <w:pStyle w:val="Normaalweb"/>
-        <w:divId w:val="1230192695"/>
+        <w:divId w:val="346297047"/>
         <w:rPr>
           <w:lang w:val="nl-NL"/>
         </w:rPr>
@@ -14156,7 +14156,7 @@
     <w:p>
       <w:pPr>
         <w:pStyle w:val="Kop5"/>
-        <w:divId w:val="1230192695"/>
+        <w:divId w:val="346297047"/>
         <w:rPr>
           <w:rFonts w:eastAsia="Times New Roman"/>
           <w:lang w:val="nl-NL"/>
@@ -14173,7 +14173,7 @@
     <w:p>
       <w:pPr>
         <w:pStyle w:val="Normaalweb"/>
-        <w:divId w:val="1230192695"/>
+        <w:divId w:val="346297047"/>
         <w:rPr>
           <w:lang w:val="nl-NL"/>
         </w:rPr>
@@ -14188,7 +14188,7 @@
     <w:p>
       <w:pPr>
         <w:pStyle w:val="Kop5"/>
-        <w:divId w:val="1230192695"/>
+        <w:divId w:val="346297047"/>
         <w:rPr>
           <w:rFonts w:eastAsia="Times New Roman"/>
           <w:lang w:val="nl-NL"/>
@@ -14205,7 +14205,7 @@
     <w:p>
       <w:pPr>
         <w:pStyle w:val="Normaalweb"/>
-        <w:divId w:val="1230192695"/>
+        <w:divId w:val="346297047"/>
         <w:rPr>
           <w:lang w:val="nl-NL"/>
         </w:rPr>
@@ -14220,7 +14220,7 @@
     <w:p>
       <w:pPr>
         <w:pStyle w:val="Kop5"/>
-        <w:divId w:val="1230192695"/>
+        <w:divId w:val="346297047"/>
         <w:rPr>
           <w:rFonts w:eastAsia="Times New Roman"/>
           <w:lang w:val="nl-NL"/>
@@ -14237,7 +14237,7 @@
     <w:p>
       <w:pPr>
         <w:pStyle w:val="Normaalweb"/>
-        <w:divId w:val="1230192695"/>
+        <w:divId w:val="346297047"/>
         <w:rPr>
           <w:lang w:val="nl-NL"/>
         </w:rPr>
@@ -14252,7 +14252,7 @@
     <w:p>
       <w:pPr>
         <w:pStyle w:val="afsluiting"/>
-        <w:divId w:val="1230192695"/>
+        <w:divId w:val="346297047"/>
         <w:rPr>
           <w:lang w:val="nl-NL"/>
         </w:rPr>
@@ -14267,7 +14267,7 @@
     <w:p>
       <w:pPr>
         <w:outlineLvl w:val="2"/>
-        <w:divId w:val="255797104"/>
+        <w:divId w:val="55975771"/>
         <w:rPr>
           <w:rFonts w:ascii="Aptos Display" w:eastAsia="Times New Roman" w:hAnsi="Aptos Display"/>
           <w:b/>
@@ -14293,7 +14293,7 @@
     </w:p>
     <w:p>
       <w:pPr>
-        <w:divId w:val="255797104"/>
+        <w:divId w:val="55975771"/>
         <w:rPr>
           <w:rFonts w:eastAsia="Times New Roman"/>
           <w:sz w:val="24"/>
@@ -14313,7 +14313,7 @@
     <w:p>
       <w:pPr>
         <w:pStyle w:val="subtitel"/>
-        <w:divId w:val="1230192695"/>
+        <w:divId w:val="346297047"/>
         <w:rPr>
           <w:lang w:val="nl-NL"/>
         </w:rPr>
@@ -14328,7 +14328,7 @@
     <w:p>
       <w:pPr>
         <w:pStyle w:val="Kop4"/>
-        <w:divId w:val="1230192695"/>
+        <w:divId w:val="346297047"/>
         <w:rPr>
           <w:rFonts w:eastAsia="Times New Roman"/>
           <w:lang w:val="nl-NL"/>
@@ -14345,7 +14345,7 @@
     <w:p>
       <w:pPr>
         <w:pStyle w:val="Normaalweb"/>
-        <w:divId w:val="1230192695"/>
+        <w:divId w:val="346297047"/>
         <w:rPr>
           <w:lang w:val="nl-NL"/>
         </w:rPr>
@@ -14360,7 +14360,7 @@
     <w:p>
       <w:pPr>
         <w:pStyle w:val="Kop5"/>
-        <w:divId w:val="1230192695"/>
+        <w:divId w:val="346297047"/>
         <w:rPr>
           <w:rFonts w:eastAsia="Times New Roman"/>
           <w:lang w:val="nl-NL"/>
@@ -14377,7 +14377,7 @@
     <w:p>
       <w:pPr>
         <w:pStyle w:val="Normaalweb"/>
-        <w:divId w:val="1230192695"/>
+        <w:divId w:val="346297047"/>
         <w:rPr>
           <w:lang w:val="nl-NL"/>
         </w:rPr>
@@ -14392,7 +14392,7 @@
     <w:p>
       <w:pPr>
         <w:pStyle w:val="Normaalweb"/>
-        <w:divId w:val="1230192695"/>
+        <w:divId w:val="346297047"/>
         <w:rPr>
           <w:lang w:val="nl-NL"/>
         </w:rPr>
@@ -14407,7 +14407,7 @@
     <w:p>
       <w:pPr>
         <w:pStyle w:val="Kop5"/>
-        <w:divId w:val="1230192695"/>
+        <w:divId w:val="346297047"/>
         <w:rPr>
           <w:rFonts w:eastAsia="Times New Roman"/>
           <w:lang w:val="nl-NL"/>
@@ -14428,7 +14428,7 @@
           <w:numId w:val="38"/>
         </w:numPr>
         <w:spacing w:before="100" w:beforeAutospacing="1" w:after="100" w:afterAutospacing="1"/>
-        <w:divId w:val="1230192695"/>
+        <w:divId w:val="346297047"/>
         <w:rPr>
           <w:rFonts w:eastAsia="Times New Roman"/>
           <w:lang w:val="nl-NL"/>
@@ -14449,7 +14449,7 @@
           <w:numId w:val="38"/>
         </w:numPr>
         <w:spacing w:before="100" w:beforeAutospacing="1" w:after="100" w:afterAutospacing="1"/>
-        <w:divId w:val="1230192695"/>
+        <w:divId w:val="346297047"/>
         <w:rPr>
           <w:rFonts w:eastAsia="Times New Roman"/>
           <w:lang w:val="nl-NL"/>
@@ -14470,7 +14470,7 @@
           <w:numId w:val="38"/>
         </w:numPr>
         <w:spacing w:before="100" w:beforeAutospacing="1" w:after="100" w:afterAutospacing="1"/>
-        <w:divId w:val="1230192695"/>
+        <w:divId w:val="346297047"/>
         <w:rPr>
           <w:rFonts w:eastAsia="Times New Roman"/>
           <w:lang w:val="nl-NL"/>
@@ -14491,7 +14491,7 @@
           <w:numId w:val="38"/>
         </w:numPr>
         <w:spacing w:before="100" w:beforeAutospacing="1" w:after="100" w:afterAutospacing="1"/>
-        <w:divId w:val="1230192695"/>
+        <w:divId w:val="346297047"/>
         <w:rPr>
           <w:rFonts w:eastAsia="Times New Roman"/>
           <w:lang w:val="nl-NL"/>
@@ -14512,7 +14512,7 @@
           <w:numId w:val="38"/>
         </w:numPr>
         <w:spacing w:before="100" w:beforeAutospacing="1" w:after="100" w:afterAutospacing="1"/>
-        <w:divId w:val="1230192695"/>
+        <w:divId w:val="346297047"/>
         <w:rPr>
           <w:rFonts w:eastAsia="Times New Roman"/>
           <w:lang w:val="nl-NL"/>
@@ -14529,7 +14529,7 @@
     <w:p>
       <w:pPr>
         <w:pStyle w:val="Kop5"/>
-        <w:divId w:val="1230192695"/>
+        <w:divId w:val="346297047"/>
         <w:rPr>
           <w:rFonts w:eastAsia="Times New Roman"/>
           <w:lang w:val="nl-NL"/>
@@ -14546,7 +14546,7 @@
     <w:p>
       <w:pPr>
         <w:pStyle w:val="Normaalweb"/>
-        <w:divId w:val="1230192695"/>
+        <w:divId w:val="346297047"/>
         <w:rPr>
           <w:lang w:val="nl-NL"/>
         </w:rPr>
@@ -14561,7 +14561,7 @@
     <w:p>
       <w:pPr>
         <w:pStyle w:val="Kop4"/>
-        <w:divId w:val="1230192695"/>
+        <w:divId w:val="346297047"/>
         <w:rPr>
           <w:rFonts w:eastAsia="Times New Roman"/>
           <w:lang w:val="nl-NL"/>
@@ -14578,7 +14578,7 @@
     <w:p>
       <w:pPr>
         <w:pStyle w:val="Normaalweb"/>
-        <w:divId w:val="1636063724"/>
+        <w:divId w:val="1949047032"/>
         <w:rPr>
           <w:lang w:val="nl-NL"/>
         </w:rPr>
@@ -14600,7 +14600,7 @@
     <w:p>
       <w:pPr>
         <w:pStyle w:val="Normaalweb"/>
-        <w:divId w:val="1636063724"/>
+        <w:divId w:val="1949047032"/>
         <w:rPr>
           <w:lang w:val="nl-NL"/>
         </w:rPr>
@@ -14628,7 +14628,7 @@
     <w:p>
       <w:pPr>
         <w:pStyle w:val="Kop5"/>
-        <w:divId w:val="1230192695"/>
+        <w:divId w:val="346297047"/>
         <w:rPr>
           <w:rFonts w:eastAsia="Times New Roman"/>
           <w:lang w:val="nl-NL"/>
@@ -14645,7 +14645,7 @@
     <w:p>
       <w:pPr>
         <w:pStyle w:val="Normaalweb"/>
-        <w:divId w:val="1230192695"/>
+        <w:divId w:val="346297047"/>
         <w:rPr>
           <w:lang w:val="nl-NL"/>
         </w:rPr>
@@ -14660,7 +14660,7 @@
     <w:p>
       <w:pPr>
         <w:pStyle w:val="Kop5"/>
-        <w:divId w:val="1230192695"/>
+        <w:divId w:val="346297047"/>
         <w:rPr>
           <w:rFonts w:eastAsia="Times New Roman"/>
           <w:lang w:val="nl-NL"/>
@@ -14677,7 +14677,7 @@
     <w:p>
       <w:pPr>
         <w:pStyle w:val="Normaalweb"/>
-        <w:divId w:val="1230192695"/>
+        <w:divId w:val="346297047"/>
         <w:rPr>
           <w:lang w:val="nl-NL"/>
         </w:rPr>
@@ -14692,7 +14692,7 @@
     <w:p>
       <w:pPr>
         <w:pStyle w:val="Kop5"/>
-        <w:divId w:val="1230192695"/>
+        <w:divId w:val="346297047"/>
         <w:rPr>
           <w:rFonts w:eastAsia="Times New Roman"/>
           <w:lang w:val="nl-NL"/>
@@ -14709,7 +14709,7 @@
     <w:p>
       <w:pPr>
         <w:pStyle w:val="Normaalweb"/>
-        <w:divId w:val="1230192695"/>
+        <w:divId w:val="346297047"/>
         <w:rPr>
           <w:lang w:val="nl-NL"/>
         </w:rPr>
@@ -14724,7 +14724,7 @@
     <w:p>
       <w:pPr>
         <w:pStyle w:val="Kop4"/>
-        <w:divId w:val="1230192695"/>
+        <w:divId w:val="346297047"/>
         <w:rPr>
           <w:rFonts w:eastAsia="Times New Roman"/>
           <w:lang w:val="nl-NL"/>
@@ -14741,7 +14741,7 @@
     <w:p>
       <w:pPr>
         <w:pStyle w:val="Kop5"/>
-        <w:divId w:val="1230192695"/>
+        <w:divId w:val="346297047"/>
         <w:rPr>
           <w:rFonts w:eastAsia="Times New Roman"/>
           <w:lang w:val="nl-NL"/>
@@ -14758,7 +14758,7 @@
     <w:p>
       <w:pPr>
         <w:pStyle w:val="Normaalweb"/>
-        <w:divId w:val="1230192695"/>
+        <w:divId w:val="346297047"/>
         <w:rPr>
           <w:lang w:val="nl-NL"/>
         </w:rPr>
@@ -14773,7 +14773,7 @@
     <w:p>
       <w:pPr>
         <w:pStyle w:val="Kop5"/>
-        <w:divId w:val="1230192695"/>
+        <w:divId w:val="346297047"/>
         <w:rPr>
           <w:rFonts w:eastAsia="Times New Roman"/>
           <w:lang w:val="nl-NL"/>
@@ -14790,7 +14790,7 @@
     <w:p>
       <w:pPr>
         <w:pStyle w:val="Normaalweb"/>
-        <w:divId w:val="1230192695"/>
+        <w:divId w:val="346297047"/>
         <w:rPr>
           <w:lang w:val="nl-NL"/>
         </w:rPr>
@@ -14809,7 +14809,7 @@
           <w:numId w:val="39"/>
         </w:numPr>
         <w:spacing w:before="100" w:beforeAutospacing="1" w:after="100" w:afterAutospacing="1"/>
-        <w:divId w:val="1230192695"/>
+        <w:divId w:val="346297047"/>
         <w:rPr>
           <w:rFonts w:eastAsia="Times New Roman"/>
           <w:lang w:val="nl-NL"/>
@@ -14830,7 +14830,7 @@
           <w:numId w:val="39"/>
         </w:numPr>
         <w:spacing w:before="100" w:beforeAutospacing="1" w:after="100" w:afterAutospacing="1"/>
-        <w:divId w:val="1230192695"/>
+        <w:divId w:val="346297047"/>
         <w:rPr>
           <w:rFonts w:eastAsia="Times New Roman"/>
           <w:lang w:val="nl-NL"/>
@@ -14851,7 +14851,7 @@
           <w:numId w:val="39"/>
         </w:numPr>
         <w:spacing w:before="100" w:beforeAutospacing="1" w:after="100" w:afterAutospacing="1"/>
-        <w:divId w:val="1230192695"/>
+        <w:divId w:val="346297047"/>
         <w:rPr>
           <w:rFonts w:eastAsia="Times New Roman"/>
           <w:lang w:val="nl-NL"/>
@@ -14872,7 +14872,7 @@
           <w:numId w:val="39"/>
         </w:numPr>
         <w:spacing w:before="100" w:beforeAutospacing="1" w:after="100" w:afterAutospacing="1"/>
-        <w:divId w:val="1230192695"/>
+        <w:divId w:val="346297047"/>
         <w:rPr>
           <w:rFonts w:eastAsia="Times New Roman"/>
           <w:lang w:val="nl-NL"/>
@@ -14889,7 +14889,7 @@
     <w:p>
       <w:pPr>
         <w:pStyle w:val="Normaalweb"/>
-        <w:divId w:val="1230192695"/>
+        <w:divId w:val="346297047"/>
         <w:rPr>
           <w:lang w:val="nl-NL"/>
         </w:rPr>
@@ -14904,7 +14904,7 @@
     <w:p>
       <w:pPr>
         <w:pStyle w:val="Kop5"/>
-        <w:divId w:val="1230192695"/>
+        <w:divId w:val="346297047"/>
         <w:rPr>
           <w:rFonts w:eastAsia="Times New Roman"/>
           <w:lang w:val="nl-NL"/>
@@ -14921,7 +14921,7 @@
     <w:p>
       <w:pPr>
         <w:pStyle w:val="Normaalweb"/>
-        <w:divId w:val="1230192695"/>
+        <w:divId w:val="346297047"/>
         <w:rPr>
           <w:lang w:val="nl-NL"/>
         </w:rPr>
@@ -14936,7 +14936,7 @@
     <w:p>
       <w:pPr>
         <w:pStyle w:val="Kop4"/>
-        <w:divId w:val="1230192695"/>
+        <w:divId w:val="346297047"/>
         <w:rPr>
           <w:rFonts w:eastAsia="Times New Roman"/>
           <w:lang w:val="nl-NL"/>
@@ -14953,7 +14953,7 @@
     <w:p>
       <w:pPr>
         <w:pStyle w:val="Kop5"/>
-        <w:divId w:val="1230192695"/>
+        <w:divId w:val="346297047"/>
         <w:rPr>
           <w:rFonts w:eastAsia="Times New Roman"/>
           <w:lang w:val="nl-NL"/>
@@ -14970,7 +14970,7 @@
     <w:p>
       <w:pPr>
         <w:pStyle w:val="Normaalweb"/>
-        <w:divId w:val="1230192695"/>
+        <w:divId w:val="346297047"/>
         <w:rPr>
           <w:lang w:val="nl-NL"/>
         </w:rPr>
@@ -14985,7 +14985,7 @@
     <w:p>
       <w:pPr>
         <w:pStyle w:val="Kop5"/>
-        <w:divId w:val="1230192695"/>
+        <w:divId w:val="346297047"/>
         <w:rPr>
           <w:rFonts w:eastAsia="Times New Roman"/>
           <w:lang w:val="nl-NL"/>
@@ -15002,7 +15002,7 @@
     <w:p>
       <w:pPr>
         <w:pStyle w:val="Normaalweb"/>
-        <w:divId w:val="1230192695"/>
+        <w:divId w:val="346297047"/>
         <w:rPr>
           <w:lang w:val="nl-NL"/>
         </w:rPr>
@@ -15017,7 +15017,7 @@
     <w:p>
       <w:pPr>
         <w:pStyle w:val="Kop5"/>
-        <w:divId w:val="1230192695"/>
+        <w:divId w:val="346297047"/>
         <w:rPr>
           <w:rFonts w:eastAsia="Times New Roman"/>
           <w:lang w:val="nl-NL"/>
@@ -15034,7 +15034,7 @@
     <w:p>
       <w:pPr>
         <w:pStyle w:val="Normaalweb"/>
-        <w:divId w:val="1230192695"/>
+        <w:divId w:val="346297047"/>
         <w:rPr>
           <w:lang w:val="nl-NL"/>
         </w:rPr>
@@ -15049,7 +15049,7 @@
     <w:p>
       <w:pPr>
         <w:pStyle w:val="Kop5"/>
-        <w:divId w:val="1230192695"/>
+        <w:divId w:val="346297047"/>
         <w:rPr>
           <w:rFonts w:eastAsia="Times New Roman"/>
           <w:lang w:val="nl-NL"/>
@@ -15066,7 +15066,7 @@
     <w:p>
       <w:pPr>
         <w:pStyle w:val="Normaalweb"/>
-        <w:divId w:val="1230192695"/>
+        <w:divId w:val="346297047"/>
         <w:rPr>
           <w:lang w:val="nl-NL"/>
         </w:rPr>
@@ -15081,7 +15081,7 @@
     <w:p>
       <w:pPr>
         <w:pStyle w:val="Kop5"/>
-        <w:divId w:val="1230192695"/>
+        <w:divId w:val="346297047"/>
         <w:rPr>
           <w:rFonts w:eastAsia="Times New Roman"/>
           <w:lang w:val="nl-NL"/>
@@ -15098,7 +15098,7 @@
     <w:p>
       <w:pPr>
         <w:pStyle w:val="Normaalweb"/>
-        <w:divId w:val="1230192695"/>
+        <w:divId w:val="346297047"/>
         <w:rPr>
           <w:lang w:val="nl-NL"/>
         </w:rPr>
@@ -15113,7 +15113,7 @@
     <w:p>
       <w:pPr>
         <w:pStyle w:val="afsluiting"/>
-        <w:divId w:val="1230192695"/>
+        <w:divId w:val="346297047"/>
         <w:rPr>
           <w:lang w:val="nl-NL"/>
         </w:rPr>
@@ -15360,7 +15360,7 @@
         <w:sz w:val="18"/>
       </w:rPr>
       <w:tab/>
-      <w:t>Laatst gewijzigd: 13 oktober 2026, 19:50</w:t>
+      <w:t>Laatst gewijzigd: 13 oktober 2026, 20:03</w:t>
     </w:r>
   </w:p>
 </w:hdr>
@@ -15379,9 +15379,9 @@
 <file path=word/numbering.xml><?xml version="1.0" encoding="utf-8"?>
 <w:numbering xmlns:wpc="http://schemas.microsoft.com/office/word/2010/wordprocessingCanvas" xmlns:cx="http://schemas.microsoft.com/office/drawing/2014/chartex" xmlns:cx1="http://schemas.microsoft.com/office/drawing/2015/9/8/chartex" xmlns:cx2="http://schemas.microsoft.com/office/drawing/2015/10/21/chartex" xmlns:cx3="http://schemas.microsoft.com/office/drawing/2016/5/9/chartex" xmlns:cx4="http://schemas.microsoft.com/office/drawing/2016/5/10/chartex" xmlns:cx5="http://schemas.microsoft.com/office/drawing/2016/5/11/chartex" xmlns:cx6="http://schemas.microsoft.com/office/drawing/2016/5/12/chartex" xmlns:cx7="http://schemas.microsoft.com/office/drawing/2016/5/13/chartex" xmlns:cx8="http://schemas.microsoft.com/office/drawing/2016/5/14/chartex" xmlns:mc="http://schemas.openxmlformats.org/markup-compatibility/2006" xmlns:aink="http://schemas.microsoft.com/office/drawing/2016/ink" xmlns:am3d="http://schemas.microsoft.com/office/drawing/2017/model3d" xmlns:o="urn:schemas-microsoft-com:office:office" xmlns:oel="http://schemas.microsoft.com/office/2019/extlst" xmlns:r="http://schemas.openxmlformats.org/officeDocument/2006/relationships" xmlns:m="http://schemas.openxmlformats.org/officeDocument/2006/math" xmlns:v="urn:schemas-microsoft-com:vml" xmlns:wp14="http://schemas.microsoft.com/office/word/2010/wordprocessingDrawing" xmlns:wp="http://schemas.openxmlformats.org/drawingml/2006/wordprocessingDrawing" xmlns:w10="urn:schemas-microsoft-com:office:word" xmlns:w="http://schemas.openxmlformats.org/wordprocessingml/2006/main" xmlns:w14="http://schemas.microsoft.com/office/word/2010/wordml" xmlns:w15="http://schemas.microsoft.com/office/word/2012/wordml" xmlns:w16cex="http://schemas.microsoft.com/office/word/2018/wordml/cex" xmlns:w16cid="http://schemas.microsoft.com/office/word/2016/wordml/cid" xmlns:w16="http://schemas.microsoft.com/office/word/2018/wordml" xmlns:w16sdtdh="http://schemas.microsoft.com/office/word/2020/wordml/sdtdatahash" xmlns:w16se="http://schemas.microsoft.com/office/word/2015/wordml/symex" xmlns:wpg="http://schemas.microsoft.com/office/word/2010/wordprocessingGroup" xmlns:wpi="http://schemas.microsoft.com/office/word/2010/wordprocessingInk" xmlns:wne="http://schemas.microsoft.com/office/word/2006/wordml" xmlns:wps="http://schemas.microsoft.com/office/word/2010/wordprocessingShape" mc:Ignorable="w14 w15 w16se w16cid w16 w16cex w16sdtdh wp14">
   <w:abstractNum w:abstractNumId="0" w15:restartNumberingAfterBreak="0">
-    <w:nsid w:val="00B6706F"/>
+    <w:nsid w:val="07CC4AC4"/>
     <w:multiLevelType w:val="multilevel"/>
-    <w:tmpl w:val="58D43352"/>
+    <w:tmpl w:val="12906B24"/>
     <w:lvl w:ilvl="0">
       <w:start w:val="1"/>
       <w:numFmt w:val="bullet"/>
@@ -15528,9 +15528,9 @@
     </w:lvl>
   </w:abstractNum>
   <w:abstractNum w:abstractNumId="1" w15:restartNumberingAfterBreak="0">
-    <w:nsid w:val="06744026"/>
+    <w:nsid w:val="0A3661B5"/>
     <w:multiLevelType w:val="multilevel"/>
-    <w:tmpl w:val="89A038C4"/>
+    <w:tmpl w:val="35C08C72"/>
     <w:lvl w:ilvl="0">
       <w:start w:val="1"/>
       <w:numFmt w:val="bullet"/>
@@ -15677,9 +15677,9 @@
     </w:lvl>
   </w:abstractNum>
   <w:abstractNum w:abstractNumId="2" w15:restartNumberingAfterBreak="0">
-    <w:nsid w:val="079C1413"/>
+    <w:nsid w:val="0A883A5D"/>
     <w:multiLevelType w:val="multilevel"/>
-    <w:tmpl w:val="B71AE7CE"/>
+    <w:tmpl w:val="8940BD78"/>
     <w:lvl w:ilvl="0">
       <w:start w:val="1"/>
       <w:numFmt w:val="bullet"/>
@@ -15826,9 +15826,9 @@
     </w:lvl>
   </w:abstractNum>
   <w:abstractNum w:abstractNumId="3" w15:restartNumberingAfterBreak="0">
-    <w:nsid w:val="0EBA1C00"/>
+    <w:nsid w:val="0CB245F9"/>
     <w:multiLevelType w:val="multilevel"/>
-    <w:tmpl w:val="A9F0D844"/>
+    <w:tmpl w:val="556EF72A"/>
     <w:lvl w:ilvl="0">
       <w:start w:val="1"/>
       <w:numFmt w:val="bullet"/>
@@ -15975,9 +15975,9 @@
     </w:lvl>
   </w:abstractNum>
   <w:abstractNum w:abstractNumId="4" w15:restartNumberingAfterBreak="0">
-    <w:nsid w:val="1206356D"/>
+    <w:nsid w:val="0D9E258B"/>
     <w:multiLevelType w:val="multilevel"/>
-    <w:tmpl w:val="A008BC6A"/>
+    <w:tmpl w:val="23B64262"/>
     <w:lvl w:ilvl="0">
       <w:start w:val="1"/>
       <w:numFmt w:val="bullet"/>
@@ -16124,9 +16124,9 @@
     </w:lvl>
   </w:abstractNum>
   <w:abstractNum w:abstractNumId="5" w15:restartNumberingAfterBreak="0">
-    <w:nsid w:val="148A2BEA"/>
+    <w:nsid w:val="17C512FD"/>
     <w:multiLevelType w:val="multilevel"/>
-    <w:tmpl w:val="CC662060"/>
+    <w:tmpl w:val="3CAE3538"/>
     <w:lvl w:ilvl="0">
       <w:start w:val="1"/>
       <w:numFmt w:val="bullet"/>
@@ -16273,9 +16273,9 @@
     </w:lvl>
   </w:abstractNum>
   <w:abstractNum w:abstractNumId="6" w15:restartNumberingAfterBreak="0">
-    <w:nsid w:val="22164EB7"/>
+    <w:nsid w:val="185E00FA"/>
     <w:multiLevelType w:val="multilevel"/>
-    <w:tmpl w:val="2E6E9106"/>
+    <w:tmpl w:val="3BDCF810"/>
     <w:lvl w:ilvl="0">
       <w:start w:val="1"/>
       <w:numFmt w:val="bullet"/>
@@ -16422,9 +16422,9 @@
     </w:lvl>
   </w:abstractNum>
   <w:abstractNum w:abstractNumId="7" w15:restartNumberingAfterBreak="0">
-    <w:nsid w:val="22CA5883"/>
+    <w:nsid w:val="187E434D"/>
     <w:multiLevelType w:val="multilevel"/>
-    <w:tmpl w:val="A7D07962"/>
+    <w:tmpl w:val="5BD6834A"/>
     <w:lvl w:ilvl="0">
       <w:start w:val="1"/>
       <w:numFmt w:val="bullet"/>
@@ -16571,9 +16571,9 @@
     </w:lvl>
   </w:abstractNum>
   <w:abstractNum w:abstractNumId="8" w15:restartNumberingAfterBreak="0">
-    <w:nsid w:val="34BF4FBA"/>
+    <w:nsid w:val="1AFC5B33"/>
     <w:multiLevelType w:val="multilevel"/>
-    <w:tmpl w:val="BC2A4FAA"/>
+    <w:tmpl w:val="1F80CA74"/>
     <w:lvl w:ilvl="0">
       <w:start w:val="1"/>
       <w:numFmt w:val="bullet"/>
@@ -16720,9 +16720,9 @@
     </w:lvl>
   </w:abstractNum>
   <w:abstractNum w:abstractNumId="9" w15:restartNumberingAfterBreak="0">
-    <w:nsid w:val="35803D4D"/>
+    <w:nsid w:val="2B5808AD"/>
     <w:multiLevelType w:val="multilevel"/>
-    <w:tmpl w:val="C2BA0B4E"/>
+    <w:tmpl w:val="F0FED57A"/>
     <w:lvl w:ilvl="0">
       <w:start w:val="1"/>
       <w:numFmt w:val="bullet"/>
@@ -16869,9 +16869,9 @@
     </w:lvl>
   </w:abstractNum>
   <w:abstractNum w:abstractNumId="10" w15:restartNumberingAfterBreak="0">
-    <w:nsid w:val="36F35274"/>
+    <w:nsid w:val="2BD83ECE"/>
     <w:multiLevelType w:val="multilevel"/>
-    <w:tmpl w:val="E59E909E"/>
+    <w:tmpl w:val="65F60472"/>
     <w:lvl w:ilvl="0">
       <w:start w:val="1"/>
       <w:numFmt w:val="bullet"/>
@@ -17018,9 +17018,9 @@
     </w:lvl>
   </w:abstractNum>
   <w:abstractNum w:abstractNumId="11" w15:restartNumberingAfterBreak="0">
-    <w:nsid w:val="38F1293B"/>
+    <w:nsid w:val="2C0D1D0C"/>
     <w:multiLevelType w:val="multilevel"/>
-    <w:tmpl w:val="EDB4A77E"/>
+    <w:tmpl w:val="31C85094"/>
     <w:lvl w:ilvl="0">
       <w:start w:val="1"/>
       <w:numFmt w:val="bullet"/>
@@ -17167,9 +17167,9 @@
     </w:lvl>
   </w:abstractNum>
   <w:abstractNum w:abstractNumId="12" w15:restartNumberingAfterBreak="0">
-    <w:nsid w:val="42B37CA9"/>
+    <w:nsid w:val="2D391ACB"/>
     <w:multiLevelType w:val="multilevel"/>
-    <w:tmpl w:val="4E406346"/>
+    <w:tmpl w:val="0264EDB2"/>
     <w:lvl w:ilvl="0">
       <w:start w:val="1"/>
       <w:numFmt w:val="bullet"/>
@@ -17316,9 +17316,9 @@
     </w:lvl>
   </w:abstractNum>
   <w:abstractNum w:abstractNumId="13" w15:restartNumberingAfterBreak="0">
-    <w:nsid w:val="42F161CC"/>
+    <w:nsid w:val="2D3F0942"/>
     <w:multiLevelType w:val="multilevel"/>
-    <w:tmpl w:val="177E8FBE"/>
+    <w:tmpl w:val="B652FF20"/>
     <w:lvl w:ilvl="0">
       <w:start w:val="1"/>
       <w:numFmt w:val="bullet"/>
@@ -17465,9 +17465,9 @@
     </w:lvl>
   </w:abstractNum>
   <w:abstractNum w:abstractNumId="14" w15:restartNumberingAfterBreak="0">
-    <w:nsid w:val="44652068"/>
+    <w:nsid w:val="2F021CEA"/>
     <w:multiLevelType w:val="multilevel"/>
-    <w:tmpl w:val="E3A61E46"/>
+    <w:tmpl w:val="FC32ADD6"/>
     <w:lvl w:ilvl="0">
       <w:start w:val="1"/>
       <w:numFmt w:val="bullet"/>
@@ -17614,9 +17614,9 @@
     </w:lvl>
   </w:abstractNum>
   <w:abstractNum w:abstractNumId="15" w15:restartNumberingAfterBreak="0">
-    <w:nsid w:val="46486CBB"/>
+    <w:nsid w:val="34A12FBB"/>
     <w:multiLevelType w:val="multilevel"/>
-    <w:tmpl w:val="17F20C48"/>
+    <w:tmpl w:val="87A6965C"/>
     <w:lvl w:ilvl="0">
       <w:start w:val="1"/>
       <w:numFmt w:val="bullet"/>
@@ -17763,9 +17763,9 @@
     </w:lvl>
   </w:abstractNum>
   <w:abstractNum w:abstractNumId="16" w15:restartNumberingAfterBreak="0">
-    <w:nsid w:val="465F6956"/>
+    <w:nsid w:val="37EA457A"/>
     <w:multiLevelType w:val="multilevel"/>
-    <w:tmpl w:val="CC1A7664"/>
+    <w:tmpl w:val="56F21C60"/>
     <w:lvl w:ilvl="0">
       <w:start w:val="1"/>
       <w:numFmt w:val="bullet"/>
@@ -17782,7 +17782,7 @@
         <w:sz w:val="20"/>
       </w:rPr>
     </w:lvl>
-    <w:lvl w:ilvl="1" w:tentative="1">
+    <w:lvl w:ilvl="1">
       <w:start w:val="1"/>
       <w:numFmt w:val="bullet"/>
       <w:lvlText w:val="o"/>
@@ -17912,9 +17912,9 @@
     </w:lvl>
   </w:abstractNum>
   <w:abstractNum w:abstractNumId="17" w15:restartNumberingAfterBreak="0">
-    <w:nsid w:val="47EB5079"/>
+    <w:nsid w:val="3B060512"/>
     <w:multiLevelType w:val="multilevel"/>
-    <w:tmpl w:val="DC7E7D70"/>
+    <w:tmpl w:val="6DBE91CC"/>
     <w:lvl w:ilvl="0">
       <w:start w:val="1"/>
       <w:numFmt w:val="bullet"/>
@@ -18061,9 +18061,9 @@
     </w:lvl>
   </w:abstractNum>
   <w:abstractNum w:abstractNumId="18" w15:restartNumberingAfterBreak="0">
-    <w:nsid w:val="48302B36"/>
+    <w:nsid w:val="3C0547CC"/>
     <w:multiLevelType w:val="multilevel"/>
-    <w:tmpl w:val="D9A8AED8"/>
+    <w:tmpl w:val="3F62E126"/>
     <w:lvl w:ilvl="0">
       <w:start w:val="1"/>
       <w:numFmt w:val="bullet"/>
@@ -18210,9 +18210,9 @@
     </w:lvl>
   </w:abstractNum>
   <w:abstractNum w:abstractNumId="19" w15:restartNumberingAfterBreak="0">
-    <w:nsid w:val="48F5188B"/>
+    <w:nsid w:val="41354329"/>
     <w:multiLevelType w:val="multilevel"/>
-    <w:tmpl w:val="94FE625C"/>
+    <w:tmpl w:val="59E6468A"/>
     <w:lvl w:ilvl="0">
       <w:start w:val="1"/>
       <w:numFmt w:val="bullet"/>
@@ -18359,9 +18359,9 @@
     </w:lvl>
   </w:abstractNum>
   <w:abstractNum w:abstractNumId="20" w15:restartNumberingAfterBreak="0">
-    <w:nsid w:val="4A8B0408"/>
+    <w:nsid w:val="41B9054A"/>
     <w:multiLevelType w:val="multilevel"/>
-    <w:tmpl w:val="A99A2BD4"/>
+    <w:tmpl w:val="0CF0BD0C"/>
     <w:lvl w:ilvl="0">
       <w:start w:val="1"/>
       <w:numFmt w:val="bullet"/>
@@ -18508,9 +18508,9 @@
     </w:lvl>
   </w:abstractNum>
   <w:abstractNum w:abstractNumId="21" w15:restartNumberingAfterBreak="0">
-    <w:nsid w:val="50C60ED8"/>
+    <w:nsid w:val="44111154"/>
     <w:multiLevelType w:val="multilevel"/>
-    <w:tmpl w:val="44FC07CE"/>
+    <w:tmpl w:val="F446BE1E"/>
     <w:lvl w:ilvl="0">
       <w:start w:val="1"/>
       <w:numFmt w:val="bullet"/>
@@ -18657,9 +18657,9 @@
     </w:lvl>
   </w:abstractNum>
   <w:abstractNum w:abstractNumId="22" w15:restartNumberingAfterBreak="0">
-    <w:nsid w:val="51AC0480"/>
+    <w:nsid w:val="4690422A"/>
     <w:multiLevelType w:val="multilevel"/>
-    <w:tmpl w:val="88A80916"/>
+    <w:tmpl w:val="F208AB2C"/>
     <w:lvl w:ilvl="0">
       <w:start w:val="1"/>
       <w:numFmt w:val="bullet"/>
@@ -18806,9 +18806,9 @@
     </w:lvl>
   </w:abstractNum>
   <w:abstractNum w:abstractNumId="23" w15:restartNumberingAfterBreak="0">
-    <w:nsid w:val="53830612"/>
+    <w:nsid w:val="497B3791"/>
     <w:multiLevelType w:val="multilevel"/>
-    <w:tmpl w:val="31120356"/>
+    <w:tmpl w:val="0E1478A4"/>
     <w:lvl w:ilvl="0">
       <w:start w:val="1"/>
       <w:numFmt w:val="bullet"/>
@@ -18955,9 +18955,9 @@
     </w:lvl>
   </w:abstractNum>
   <w:abstractNum w:abstractNumId="24" w15:restartNumberingAfterBreak="0">
-    <w:nsid w:val="5ECB5716"/>
+    <w:nsid w:val="4AE03128"/>
     <w:multiLevelType w:val="multilevel"/>
-    <w:tmpl w:val="67EE8E08"/>
+    <w:tmpl w:val="2D1861C6"/>
     <w:lvl w:ilvl="0">
       <w:start w:val="1"/>
       <w:numFmt w:val="bullet"/>
@@ -19104,9 +19104,9 @@
     </w:lvl>
   </w:abstractNum>
   <w:abstractNum w:abstractNumId="25" w15:restartNumberingAfterBreak="0">
-    <w:nsid w:val="62F2298A"/>
+    <w:nsid w:val="4B0A057E"/>
     <w:multiLevelType w:val="multilevel"/>
-    <w:tmpl w:val="99A24096"/>
+    <w:tmpl w:val="BC72E15A"/>
     <w:lvl w:ilvl="0">
       <w:start w:val="1"/>
       <w:numFmt w:val="bullet"/>
@@ -19253,9 +19253,9 @@
     </w:lvl>
   </w:abstractNum>
   <w:abstractNum w:abstractNumId="26" w15:restartNumberingAfterBreak="0">
-    <w:nsid w:val="6340681D"/>
+    <w:nsid w:val="57726B7B"/>
     <w:multiLevelType w:val="multilevel"/>
-    <w:tmpl w:val="B86CB194"/>
+    <w:tmpl w:val="2B802680"/>
     <w:lvl w:ilvl="0">
       <w:start w:val="1"/>
       <w:numFmt w:val="bullet"/>
@@ -19402,9 +19402,9 @@
     </w:lvl>
   </w:abstractNum>
   <w:abstractNum w:abstractNumId="27" w15:restartNumberingAfterBreak="0">
-    <w:nsid w:val="635F71FA"/>
+    <w:nsid w:val="5A524B72"/>
     <w:multiLevelType w:val="multilevel"/>
-    <w:tmpl w:val="98A81382"/>
+    <w:tmpl w:val="583091E0"/>
     <w:lvl w:ilvl="0">
       <w:start w:val="1"/>
       <w:numFmt w:val="bullet"/>
@@ -19551,9 +19551,9 @@
     </w:lvl>
   </w:abstractNum>
   <w:abstractNum w:abstractNumId="28" w15:restartNumberingAfterBreak="0">
-    <w:nsid w:val="64124F42"/>
+    <w:nsid w:val="5BE10611"/>
     <w:multiLevelType w:val="multilevel"/>
-    <w:tmpl w:val="C71AD1D2"/>
+    <w:tmpl w:val="D1EE1CAE"/>
     <w:lvl w:ilvl="0">
       <w:start w:val="1"/>
       <w:numFmt w:val="bullet"/>
@@ -19700,9 +19700,9 @@
     </w:lvl>
   </w:abstractNum>
   <w:abstractNum w:abstractNumId="29" w15:restartNumberingAfterBreak="0">
-    <w:nsid w:val="68B24052"/>
+    <w:nsid w:val="61C64013"/>
     <w:multiLevelType w:val="multilevel"/>
-    <w:tmpl w:val="9D96ECA6"/>
+    <w:tmpl w:val="C7CA0926"/>
     <w:lvl w:ilvl="0">
       <w:start w:val="1"/>
       <w:numFmt w:val="bullet"/>
@@ -19849,9 +19849,9 @@
     </w:lvl>
   </w:abstractNum>
   <w:abstractNum w:abstractNumId="30" w15:restartNumberingAfterBreak="0">
-    <w:nsid w:val="6DB754C6"/>
+    <w:nsid w:val="63423972"/>
     <w:multiLevelType w:val="multilevel"/>
-    <w:tmpl w:val="EFA2CD58"/>
+    <w:tmpl w:val="2C26082C"/>
     <w:lvl w:ilvl="0">
       <w:start w:val="1"/>
       <w:numFmt w:val="bullet"/>
@@ -19998,9 +19998,9 @@
     </w:lvl>
   </w:abstractNum>
   <w:abstractNum w:abstractNumId="31" w15:restartNumberingAfterBreak="0">
-    <w:nsid w:val="6FEC026F"/>
+    <w:nsid w:val="63A91FD1"/>
     <w:multiLevelType w:val="multilevel"/>
-    <w:tmpl w:val="FE34DDC8"/>
+    <w:tmpl w:val="7F566B0C"/>
     <w:lvl w:ilvl="0">
       <w:start w:val="1"/>
       <w:numFmt w:val="bullet"/>
@@ -20147,9 +20147,9 @@
     </w:lvl>
   </w:abstractNum>
   <w:abstractNum w:abstractNumId="32" w15:restartNumberingAfterBreak="0">
-    <w:nsid w:val="738919A6"/>
+    <w:nsid w:val="6759203B"/>
     <w:multiLevelType w:val="multilevel"/>
-    <w:tmpl w:val="44863FB0"/>
+    <w:tmpl w:val="40E86452"/>
     <w:lvl w:ilvl="0">
       <w:start w:val="1"/>
       <w:numFmt w:val="bullet"/>
@@ -20296,9 +20296,9 @@
     </w:lvl>
   </w:abstractNum>
   <w:abstractNum w:abstractNumId="33" w15:restartNumberingAfterBreak="0">
-    <w:nsid w:val="774A25FF"/>
+    <w:nsid w:val="6908311D"/>
     <w:multiLevelType w:val="multilevel"/>
-    <w:tmpl w:val="B5C82DE4"/>
+    <w:tmpl w:val="E9004D62"/>
     <w:lvl w:ilvl="0">
       <w:start w:val="1"/>
       <w:numFmt w:val="bullet"/>
@@ -20315,7 +20315,7 @@
         <w:sz w:val="20"/>
       </w:rPr>
     </w:lvl>
-    <w:lvl w:ilvl="1">
+    <w:lvl w:ilvl="1" w:tentative="1">
       <w:start w:val="1"/>
       <w:numFmt w:val="bullet"/>
       <w:lvlText w:val="o"/>
@@ -20445,9 +20445,9 @@
     </w:lvl>
   </w:abstractNum>
   <w:abstractNum w:abstractNumId="34" w15:restartNumberingAfterBreak="0">
-    <w:nsid w:val="775A17E8"/>
+    <w:nsid w:val="70E96ADB"/>
     <w:multiLevelType w:val="multilevel"/>
-    <w:tmpl w:val="A8A8B3BC"/>
+    <w:tmpl w:val="5CC2F1E0"/>
     <w:lvl w:ilvl="0">
       <w:start w:val="1"/>
       <w:numFmt w:val="bullet"/>
@@ -20594,9 +20594,9 @@
     </w:lvl>
   </w:abstractNum>
   <w:abstractNum w:abstractNumId="35" w15:restartNumberingAfterBreak="0">
-    <w:nsid w:val="7ADC213C"/>
+    <w:nsid w:val="71715074"/>
     <w:multiLevelType w:val="multilevel"/>
-    <w:tmpl w:val="5B80C898"/>
+    <w:tmpl w:val="731C89BC"/>
     <w:lvl w:ilvl="0">
       <w:start w:val="1"/>
       <w:numFmt w:val="bullet"/>
@@ -20743,9 +20743,9 @@
     </w:lvl>
   </w:abstractNum>
   <w:abstractNum w:abstractNumId="36" w15:restartNumberingAfterBreak="0">
-    <w:nsid w:val="7B4132EF"/>
+    <w:nsid w:val="71FC186C"/>
     <w:multiLevelType w:val="multilevel"/>
-    <w:tmpl w:val="698A2F76"/>
+    <w:tmpl w:val="4450214A"/>
     <w:lvl w:ilvl="0">
       <w:start w:val="1"/>
       <w:numFmt w:val="bullet"/>
@@ -20892,9 +20892,9 @@
     </w:lvl>
   </w:abstractNum>
   <w:abstractNum w:abstractNumId="37" w15:restartNumberingAfterBreak="0">
-    <w:nsid w:val="7C9831C6"/>
+    <w:nsid w:val="770D0D2B"/>
     <w:multiLevelType w:val="multilevel"/>
-    <w:tmpl w:val="4EEC0B5A"/>
+    <w:tmpl w:val="C33C67BA"/>
     <w:lvl w:ilvl="0">
       <w:start w:val="1"/>
       <w:numFmt w:val="bullet"/>
@@ -21041,9 +21041,9 @@
     </w:lvl>
   </w:abstractNum>
   <w:abstractNum w:abstractNumId="38" w15:restartNumberingAfterBreak="0">
-    <w:nsid w:val="7FB05EEB"/>
+    <w:nsid w:val="7B500CD1"/>
     <w:multiLevelType w:val="multilevel"/>
-    <w:tmpl w:val="358CC44E"/>
+    <w:tmpl w:val="A194222A"/>
     <w:lvl w:ilvl="0">
       <w:start w:val="1"/>
       <w:numFmt w:val="bullet"/>
@@ -21189,122 +21189,122 @@
       </w:rPr>
     </w:lvl>
   </w:abstractNum>
-  <w:num w:numId="1" w16cid:durableId="730078815">
+  <w:num w:numId="1" w16cid:durableId="2118912859">
+    <w:abstractNumId w:val="21"/>
+  </w:num>
+  <w:num w:numId="2" w16cid:durableId="1432241879">
+    <w:abstractNumId w:val="11"/>
+  </w:num>
+  <w:num w:numId="3" w16cid:durableId="880095875">
+    <w:abstractNumId w:val="26"/>
+  </w:num>
+  <w:num w:numId="4" w16cid:durableId="671378106">
+    <w:abstractNumId w:val="2"/>
+  </w:num>
+  <w:num w:numId="5" w16cid:durableId="193422488">
+    <w:abstractNumId w:val="6"/>
+  </w:num>
+  <w:num w:numId="6" w16cid:durableId="2032147766">
+    <w:abstractNumId w:val="16"/>
+  </w:num>
+  <w:num w:numId="7" w16cid:durableId="944119631">
     <w:abstractNumId w:val="24"/>
   </w:num>
-  <w:num w:numId="2" w16cid:durableId="230166394">
+  <w:num w:numId="8" w16cid:durableId="963927219">
+    <w:abstractNumId w:val="8"/>
+  </w:num>
+  <w:num w:numId="9" w16cid:durableId="1753045890">
+    <w:abstractNumId w:val="3"/>
+  </w:num>
+  <w:num w:numId="10" w16cid:durableId="1416053291">
+    <w:abstractNumId w:val="27"/>
+  </w:num>
+  <w:num w:numId="11" w16cid:durableId="311908225">
+    <w:abstractNumId w:val="7"/>
+  </w:num>
+  <w:num w:numId="12" w16cid:durableId="3368388">
+    <w:abstractNumId w:val="33"/>
+  </w:num>
+  <w:num w:numId="13" w16cid:durableId="355809931">
+    <w:abstractNumId w:val="18"/>
+  </w:num>
+  <w:num w:numId="14" w16cid:durableId="460731237">
+    <w:abstractNumId w:val="31"/>
+  </w:num>
+  <w:num w:numId="15" w16cid:durableId="1066949813">
+    <w:abstractNumId w:val="28"/>
+  </w:num>
+  <w:num w:numId="16" w16cid:durableId="884173334">
+    <w:abstractNumId w:val="36"/>
+  </w:num>
+  <w:num w:numId="17" w16cid:durableId="273946381">
+    <w:abstractNumId w:val="38"/>
+  </w:num>
+  <w:num w:numId="18" w16cid:durableId="1611204601">
+    <w:abstractNumId w:val="23"/>
+  </w:num>
+  <w:num w:numId="19" w16cid:durableId="860780952">
+    <w:abstractNumId w:val="22"/>
+  </w:num>
+  <w:num w:numId="20" w16cid:durableId="1403791568">
+    <w:abstractNumId w:val="37"/>
+  </w:num>
+  <w:num w:numId="21" w16cid:durableId="1574390974">
+    <w:abstractNumId w:val="17"/>
+  </w:num>
+  <w:num w:numId="22" w16cid:durableId="974413292">
+    <w:abstractNumId w:val="12"/>
+  </w:num>
+  <w:num w:numId="23" w16cid:durableId="1191454088">
+    <w:abstractNumId w:val="1"/>
+  </w:num>
+  <w:num w:numId="24" w16cid:durableId="367265976">
+    <w:abstractNumId w:val="20"/>
+  </w:num>
+  <w:num w:numId="25" w16cid:durableId="1615166124">
+    <w:abstractNumId w:val="30"/>
+  </w:num>
+  <w:num w:numId="26" w16cid:durableId="1742096218">
+    <w:abstractNumId w:val="15"/>
+  </w:num>
+  <w:num w:numId="27" w16cid:durableId="273488416">
+    <w:abstractNumId w:val="5"/>
+  </w:num>
+  <w:num w:numId="28" w16cid:durableId="1584223292">
+    <w:abstractNumId w:val="34"/>
+  </w:num>
+  <w:num w:numId="29" w16cid:durableId="885532973">
+    <w:abstractNumId w:val="19"/>
+  </w:num>
+  <w:num w:numId="30" w16cid:durableId="1863745478">
+    <w:abstractNumId w:val="0"/>
+  </w:num>
+  <w:num w:numId="31" w16cid:durableId="938752481">
+    <w:abstractNumId w:val="14"/>
+  </w:num>
+  <w:num w:numId="32" w16cid:durableId="568275126">
+    <w:abstractNumId w:val="9"/>
+  </w:num>
+  <w:num w:numId="33" w16cid:durableId="941258545">
+    <w:abstractNumId w:val="35"/>
+  </w:num>
+  <w:num w:numId="34" w16cid:durableId="152383168">
+    <w:abstractNumId w:val="4"/>
+  </w:num>
+  <w:num w:numId="35" w16cid:durableId="2108385998">
+    <w:abstractNumId w:val="10"/>
+  </w:num>
+  <w:num w:numId="36" w16cid:durableId="519978701">
+    <w:abstractNumId w:val="29"/>
+  </w:num>
+  <w:num w:numId="37" w16cid:durableId="1886022022">
     <w:abstractNumId w:val="25"/>
   </w:num>
-  <w:num w:numId="3" w16cid:durableId="1781222557">
-    <w:abstractNumId w:val="32"/>
-  </w:num>
-  <w:num w:numId="4" w16cid:durableId="483470038">
-    <w:abstractNumId w:val="36"/>
-  </w:num>
-  <w:num w:numId="5" w16cid:durableId="742217337">
-    <w:abstractNumId w:val="16"/>
-  </w:num>
-  <w:num w:numId="6" w16cid:durableId="1848054867">
-    <w:abstractNumId w:val="33"/>
-  </w:num>
-  <w:num w:numId="7" w16cid:durableId="302195352">
-    <w:abstractNumId w:val="28"/>
-  </w:num>
-  <w:num w:numId="8" w16cid:durableId="1692611404">
-    <w:abstractNumId w:val="4"/>
-  </w:num>
-  <w:num w:numId="9" w16cid:durableId="202402920">
-    <w:abstractNumId w:val="7"/>
-  </w:num>
-  <w:num w:numId="10" w16cid:durableId="212545744">
-    <w:abstractNumId w:val="6"/>
-  </w:num>
-  <w:num w:numId="11" w16cid:durableId="1198205021">
-    <w:abstractNumId w:val="17"/>
-  </w:num>
-  <w:num w:numId="12" w16cid:durableId="2019236673">
-    <w:abstractNumId w:val="37"/>
-  </w:num>
-  <w:num w:numId="13" w16cid:durableId="686055190">
-    <w:abstractNumId w:val="0"/>
-  </w:num>
-  <w:num w:numId="14" w16cid:durableId="220024336">
-    <w:abstractNumId w:val="1"/>
-  </w:num>
-  <w:num w:numId="15" w16cid:durableId="80763686">
-    <w:abstractNumId w:val="22"/>
-  </w:num>
-  <w:num w:numId="16" w16cid:durableId="1598097037">
-    <w:abstractNumId w:val="27"/>
-  </w:num>
-  <w:num w:numId="17" w16cid:durableId="810631122">
-    <w:abstractNumId w:val="3"/>
-  </w:num>
-  <w:num w:numId="18" w16cid:durableId="2099863748">
-    <w:abstractNumId w:val="31"/>
-  </w:num>
-  <w:num w:numId="19" w16cid:durableId="522284086">
-    <w:abstractNumId w:val="11"/>
-  </w:num>
-  <w:num w:numId="20" w16cid:durableId="1676149749">
-    <w:abstractNumId w:val="34"/>
-  </w:num>
-  <w:num w:numId="21" w16cid:durableId="250088558">
-    <w:abstractNumId w:val="30"/>
-  </w:num>
-  <w:num w:numId="22" w16cid:durableId="2117485468">
-    <w:abstractNumId w:val="26"/>
-  </w:num>
-  <w:num w:numId="23" w16cid:durableId="983512431">
-    <w:abstractNumId w:val="10"/>
-  </w:num>
-  <w:num w:numId="24" w16cid:durableId="977032481">
-    <w:abstractNumId w:val="5"/>
-  </w:num>
-  <w:num w:numId="25" w16cid:durableId="4522714">
+  <w:num w:numId="38" w16cid:durableId="332341596">
     <w:abstractNumId w:val="13"/>
   </w:num>
-  <w:num w:numId="26" w16cid:durableId="1959292206">
-    <w:abstractNumId w:val="9"/>
-  </w:num>
-  <w:num w:numId="27" w16cid:durableId="2110541720">
-    <w:abstractNumId w:val="19"/>
-  </w:num>
-  <w:num w:numId="28" w16cid:durableId="1013455548">
-    <w:abstractNumId w:val="15"/>
-  </w:num>
-  <w:num w:numId="29" w16cid:durableId="98766939">
-    <w:abstractNumId w:val="35"/>
-  </w:num>
-  <w:num w:numId="30" w16cid:durableId="1462269037">
-    <w:abstractNumId w:val="8"/>
-  </w:num>
-  <w:num w:numId="31" w16cid:durableId="162160642">
-    <w:abstractNumId w:val="12"/>
-  </w:num>
-  <w:num w:numId="32" w16cid:durableId="1095440380">
-    <w:abstractNumId w:val="38"/>
-  </w:num>
-  <w:num w:numId="33" w16cid:durableId="1615406537">
-    <w:abstractNumId w:val="21"/>
-  </w:num>
-  <w:num w:numId="34" w16cid:durableId="518205052">
-    <w:abstractNumId w:val="29"/>
-  </w:num>
-  <w:num w:numId="35" w16cid:durableId="588008632">
-    <w:abstractNumId w:val="2"/>
-  </w:num>
-  <w:num w:numId="36" w16cid:durableId="1520923033">
-    <w:abstractNumId w:val="20"/>
-  </w:num>
-  <w:num w:numId="37" w16cid:durableId="1752851542">
-    <w:abstractNumId w:val="14"/>
-  </w:num>
-  <w:num w:numId="38" w16cid:durableId="96803079">
-    <w:abstractNumId w:val="18"/>
-  </w:num>
-  <w:num w:numId="39" w16cid:durableId="1042442648">
-    <w:abstractNumId w:val="23"/>
+  <w:num w:numId="39" w16cid:durableId="280039942">
+    <w:abstractNumId w:val="32"/>
   </w:num>
 </w:numbering>
 </file>
@@ -22676,7 +22676,7 @@
     <w:link w:val="KoptekstChar"/>
     <w:uiPriority w:val="99"/>
     <w:unhideWhenUsed/>
-    <w:rsid w:val="00531E77"/>
+    <w:rsid w:val="000A00AD"/>
     <w:pPr>
       <w:tabs>
         <w:tab w:val="center" w:pos="4536"/>
@@ -22689,7 +22689,7 @@
     <w:basedOn w:val="Standaardalinea-lettertype"/>
     <w:link w:val="Koptekst"/>
     <w:uiPriority w:val="99"/>
-    <w:rsid w:val="00531E77"/>
+    <w:rsid w:val="000A00AD"/>
     <w:rPr>
       <w:rFonts w:eastAsiaTheme="minorEastAsia"/>
       <w:sz w:val="24"/>
@@ -22702,7 +22702,7 @@
     <w:link w:val="VoettekstChar"/>
     <w:uiPriority w:val="99"/>
     <w:unhideWhenUsed/>
-    <w:rsid w:val="00531E77"/>
+    <w:rsid w:val="000A00AD"/>
     <w:pPr>
       <w:tabs>
         <w:tab w:val="center" w:pos="4536"/>
@@ -22715,7 +22715,7 @@
     <w:basedOn w:val="Standaardalinea-lettertype"/>
     <w:link w:val="Voettekst"/>
     <w:uiPriority w:val="99"/>
-    <w:rsid w:val="00531E77"/>
+    <w:rsid w:val="000A00AD"/>
     <w:rPr>
       <w:rFonts w:eastAsiaTheme="minorEastAsia"/>
       <w:sz w:val="24"/>
@@ -22729,7 +22729,7 @@
     <w:autoRedefine/>
     <w:uiPriority w:val="39"/>
     <w:unhideWhenUsed/>
-    <w:rsid w:val="00531E77"/>
+    <w:rsid w:val="000A00AD"/>
     <w:pPr>
       <w:spacing w:after="100"/>
       <w:ind w:left="220"/>
@@ -22742,7 +22742,7 @@
     <w:autoRedefine/>
     <w:uiPriority w:val="39"/>
     <w:unhideWhenUsed/>
-    <w:rsid w:val="00531E77"/>
+    <w:rsid w:val="000A00AD"/>
     <w:pPr>
       <w:spacing w:after="100"/>
     </w:pPr>

--- a/nl/docx/document-e.docx
+++ b/nl/docx/document-e.docx
@@ -7,7 +7,7 @@
         <w:spacing w:after="480"/>
         <w:jc w:val="center"/>
         <w:outlineLvl w:val="1"/>
-        <w:divId w:val="1221744920"/>
+        <w:divId w:val="1649746413"/>
         <w:rPr>
           <w:rFonts w:ascii="Aptos Display" w:eastAsia="Times New Roman" w:hAnsi="Aptos Display"/>
           <w:b/>
@@ -36,7 +36,7 @@
     <w:p>
       <w:pPr>
         <w:pStyle w:val="ondertitel2"/>
-        <w:divId w:val="1221744920"/>
+        <w:divId w:val="1649746413"/>
         <w:rPr>
           <w:lang w:val="nl-NL"/>
         </w:rPr>
@@ -51,7 +51,7 @@
     <w:p>
       <w:pPr>
         <w:pStyle w:val="documentaanduiding2"/>
-        <w:divId w:val="1221744920"/>
+        <w:divId w:val="1649746413"/>
         <w:rPr>
           <w:lang w:val="nl-NL"/>
         </w:rPr>
@@ -66,7 +66,7 @@
     <w:p>
       <w:pPr>
         <w:pStyle w:val="auteur2"/>
-        <w:divId w:val="1221744920"/>
+        <w:divId w:val="1649746413"/>
         <w:rPr>
           <w:lang w:val="nl-NL"/>
         </w:rPr>
@@ -81,23 +81,23 @@
     <w:p>
       <w:pPr>
         <w:pStyle w:val="meta-lijn2"/>
-        <w:divId w:val="1221744920"/>
-        <w:rPr>
-          <w:lang w:val="nl-NL"/>
-        </w:rPr>
-      </w:pPr>
-      <w:r>
-        <w:rPr>
-          <w:lang w:val="nl-NL"/>
-        </w:rPr>
-        <w:t>Versie bijgewerkt: 13 oktober 2026, 20:03</w:t>
+        <w:divId w:val="1649746413"/>
+        <w:rPr>
+          <w:lang w:val="nl-NL"/>
+        </w:rPr>
+      </w:pPr>
+      <w:r>
+        <w:rPr>
+          <w:lang w:val="nl-NL"/>
+        </w:rPr>
+        <w:t>Versie bijgewerkt: 13 oktober 2026, 20:12</w:t>
       </w:r>
     </w:p>
     <w:p>
       <w:pPr>
         <w:pStyle w:val="marker"/>
         <w:ind w:left="800" w:right="800"/>
-        <w:divId w:val="346297047"/>
+        <w:divId w:val="1932733850"/>
         <w:rPr>
           <w:lang w:val="nl-NL"/>
         </w:rPr>
@@ -110,13 +110,13 @@
       <w:pPr>
         <w:pStyle w:val="Kop2"/>
         <w:pageBreakBefore/>
-        <w:divId w:val="4288328"/>
-        <w:rPr>
-          <w:rFonts w:eastAsia="Times New Roman"/>
-          <w:lang w:val="nl-NL"/>
-        </w:rPr>
-      </w:pPr>
-      <w:bookmarkStart w:id="0" w:name="_Toc242816969"/>
+        <w:divId w:val="440418763"/>
+        <w:rPr>
+          <w:rFonts w:eastAsia="Times New Roman"/>
+          <w:lang w:val="nl-NL"/>
+        </w:rPr>
+      </w:pPr>
+      <w:bookmarkStart w:id="0" w:name="_Toc242817499"/>
       <w:r>
         <w:rPr>
           <w:rFonts w:eastAsia="Times New Roman"/>
@@ -133,7 +133,7 @@
         <w:tabs>
           <w:tab w:val="right" w:leader="dot" w:pos="9062"/>
         </w:tabs>
-        <w:divId w:val="4288328"/>
+        <w:divId w:val="440418763"/>
         <w:rPr>
           <w:rFonts w:asciiTheme="minorHAnsi" w:hAnsiTheme="minorHAnsi" w:cstheme="minorBidi"/>
           <w:noProof/>
@@ -184,7 +184,7 @@
         <w:rPr>
           <w:noProof/>
         </w:rPr>
-        <w:instrText xml:space="preserve"> PAGEREF _Toc242816969 \h </w:instrText>
+        <w:instrText xml:space="preserve"> PAGEREF _Toc242817499 \h </w:instrText>
       </w:r>
       <w:r>
         <w:rPr>
@@ -216,7 +216,7 @@
         <w:tabs>
           <w:tab w:val="right" w:leader="dot" w:pos="9062"/>
         </w:tabs>
-        <w:divId w:val="4288328"/>
+        <w:divId w:val="440418763"/>
         <w:rPr>
           <w:rFonts w:asciiTheme="minorHAnsi" w:hAnsiTheme="minorHAnsi" w:cstheme="minorBidi"/>
           <w:noProof/>
@@ -249,7 +249,7 @@
         <w:rPr>
           <w:noProof/>
         </w:rPr>
-        <w:instrText xml:space="preserve"> PAGEREF _Toc242816970 \h </w:instrText>
+        <w:instrText xml:space="preserve"> PAGEREF _Toc242817500 \h </w:instrText>
       </w:r>
       <w:r>
         <w:rPr>
@@ -281,7 +281,7 @@
         <w:tabs>
           <w:tab w:val="right" w:leader="dot" w:pos="9062"/>
         </w:tabs>
-        <w:divId w:val="4288328"/>
+        <w:divId w:val="440418763"/>
         <w:rPr>
           <w:rFonts w:asciiTheme="minorHAnsi" w:hAnsiTheme="minorHAnsi" w:cstheme="minorBidi"/>
           <w:noProof/>
@@ -314,7 +314,7 @@
         <w:rPr>
           <w:noProof/>
         </w:rPr>
-        <w:instrText xml:space="preserve"> PAGEREF _Toc242816971 \h </w:instrText>
+        <w:instrText xml:space="preserve"> PAGEREF _Toc242817501 \h </w:instrText>
       </w:r>
       <w:r>
         <w:rPr>
@@ -346,7 +346,7 @@
         <w:tabs>
           <w:tab w:val="right" w:leader="dot" w:pos="9062"/>
         </w:tabs>
-        <w:divId w:val="4288328"/>
+        <w:divId w:val="440418763"/>
         <w:rPr>
           <w:rFonts w:asciiTheme="minorHAnsi" w:hAnsiTheme="minorHAnsi" w:cstheme="minorBidi"/>
           <w:noProof/>
@@ -379,7 +379,7 @@
         <w:rPr>
           <w:noProof/>
         </w:rPr>
-        <w:instrText xml:space="preserve"> PAGEREF _Toc242816972 \h </w:instrText>
+        <w:instrText xml:space="preserve"> PAGEREF _Toc242817502 \h </w:instrText>
       </w:r>
       <w:r>
         <w:rPr>
@@ -411,7 +411,7 @@
         <w:tabs>
           <w:tab w:val="right" w:leader="dot" w:pos="9062"/>
         </w:tabs>
-        <w:divId w:val="4288328"/>
+        <w:divId w:val="440418763"/>
         <w:rPr>
           <w:rFonts w:asciiTheme="minorHAnsi" w:hAnsiTheme="minorHAnsi" w:cstheme="minorBidi"/>
           <w:noProof/>
@@ -444,7 +444,7 @@
         <w:rPr>
           <w:noProof/>
         </w:rPr>
-        <w:instrText xml:space="preserve"> PAGEREF _Toc242816973 \h </w:instrText>
+        <w:instrText xml:space="preserve"> PAGEREF _Toc242817503 \h </w:instrText>
       </w:r>
       <w:r>
         <w:rPr>
@@ -476,7 +476,7 @@
         <w:tabs>
           <w:tab w:val="right" w:leader="dot" w:pos="9062"/>
         </w:tabs>
-        <w:divId w:val="4288328"/>
+        <w:divId w:val="440418763"/>
         <w:rPr>
           <w:rFonts w:asciiTheme="minorHAnsi" w:hAnsiTheme="minorHAnsi" w:cstheme="minorBidi"/>
           <w:noProof/>
@@ -509,7 +509,7 @@
         <w:rPr>
           <w:noProof/>
         </w:rPr>
-        <w:instrText xml:space="preserve"> PAGEREF _Toc242816974 \h </w:instrText>
+        <w:instrText xml:space="preserve"> PAGEREF _Toc242817504 \h </w:instrText>
       </w:r>
       <w:r>
         <w:rPr>
@@ -541,7 +541,7 @@
         <w:tabs>
           <w:tab w:val="right" w:leader="dot" w:pos="9062"/>
         </w:tabs>
-        <w:divId w:val="4288328"/>
+        <w:divId w:val="440418763"/>
         <w:rPr>
           <w:rFonts w:asciiTheme="minorHAnsi" w:hAnsiTheme="minorHAnsi" w:cstheme="minorBidi"/>
           <w:noProof/>
@@ -574,7 +574,7 @@
         <w:rPr>
           <w:noProof/>
         </w:rPr>
-        <w:instrText xml:space="preserve"> PAGEREF _Toc242816975 \h </w:instrText>
+        <w:instrText xml:space="preserve"> PAGEREF _Toc242817505 \h </w:instrText>
       </w:r>
       <w:r>
         <w:rPr>
@@ -603,7 +603,7 @@
     <w:p>
       <w:pPr>
         <w:pStyle w:val="marker"/>
-        <w:divId w:val="4288328"/>
+        <w:divId w:val="440418763"/>
         <w:rPr>
           <w:lang w:val="nl-NL"/>
         </w:rPr>
@@ -618,7 +618,7 @@
     <w:p>
       <w:pPr>
         <w:shd w:val="clear" w:color="auto" w:fill="F7F5F1"/>
-        <w:divId w:val="1194029474"/>
+        <w:divId w:val="355817634"/>
         <w:rPr>
           <w:rFonts w:eastAsia="Times New Roman"/>
           <w:i/>
@@ -641,13 +641,13 @@
     <w:p>
       <w:pPr>
         <w:pStyle w:val="Kop1"/>
-        <w:divId w:val="346297047"/>
-        <w:rPr>
-          <w:rFonts w:eastAsia="Times New Roman"/>
-          <w:lang w:val="nl-NL"/>
-        </w:rPr>
-      </w:pPr>
-      <w:bookmarkStart w:id="1" w:name="_Toc242816970"/>
+        <w:divId w:val="1932733850"/>
+        <w:rPr>
+          <w:rFonts w:eastAsia="Times New Roman"/>
+          <w:lang w:val="nl-NL"/>
+        </w:rPr>
+      </w:pPr>
+      <w:bookmarkStart w:id="1" w:name="_Toc242817500"/>
       <w:r>
         <w:rPr>
           <w:rFonts w:eastAsia="Times New Roman"/>
@@ -661,7 +661,7 @@
       <w:pPr>
         <w:pStyle w:val="Kop2"/>
         <w:spacing w:before="400" w:after="160"/>
-        <w:divId w:val="346297047"/>
+        <w:divId w:val="1932733850"/>
         <w:rPr>
           <w:rFonts w:eastAsia="Times New Roman"/>
           <w:sz w:val="32"/>
@@ -669,7 +669,7 @@
           <w:lang w:val="nl-NL"/>
         </w:rPr>
       </w:pPr>
-      <w:bookmarkStart w:id="2" w:name="_Toc242816971"/>
+      <w:bookmarkStart w:id="2" w:name="_Toc242817501"/>
       <w:r>
         <w:rPr>
           <w:rFonts w:eastAsia="Times New Roman"/>
@@ -684,7 +684,7 @@
     <w:p>
       <w:pPr>
         <w:outlineLvl w:val="2"/>
-        <w:divId w:val="236979714"/>
+        <w:divId w:val="1833905230"/>
         <w:rPr>
           <w:rFonts w:ascii="Aptos Display" w:eastAsia="Times New Roman" w:hAnsi="Aptos Display"/>
           <w:b/>
@@ -710,7 +710,7 @@
     </w:p>
     <w:p>
       <w:pPr>
-        <w:divId w:val="236979714"/>
+        <w:divId w:val="1833905230"/>
         <w:rPr>
           <w:rFonts w:eastAsia="Times New Roman"/>
           <w:sz w:val="24"/>
@@ -730,7 +730,7 @@
     <w:p>
       <w:pPr>
         <w:pStyle w:val="subtitel"/>
-        <w:divId w:val="346297047"/>
+        <w:divId w:val="1932733850"/>
         <w:rPr>
           <w:lang w:val="nl-NL"/>
         </w:rPr>
@@ -745,7 +745,7 @@
     <w:p>
       <w:pPr>
         <w:pStyle w:val="Kop4"/>
-        <w:divId w:val="346297047"/>
+        <w:divId w:val="1932733850"/>
         <w:rPr>
           <w:rFonts w:eastAsia="Times New Roman"/>
           <w:lang w:val="nl-NL"/>
@@ -762,7 +762,7 @@
     <w:p>
       <w:pPr>
         <w:pStyle w:val="Normaalweb"/>
-        <w:divId w:val="346297047"/>
+        <w:divId w:val="1932733850"/>
         <w:rPr>
           <w:lang w:val="nl-NL"/>
         </w:rPr>
@@ -777,7 +777,7 @@
     <w:p>
       <w:pPr>
         <w:pStyle w:val="Kop5"/>
-        <w:divId w:val="346297047"/>
+        <w:divId w:val="1932733850"/>
         <w:rPr>
           <w:rFonts w:eastAsia="Times New Roman"/>
           <w:lang w:val="nl-NL"/>
@@ -794,7 +794,7 @@
     <w:p>
       <w:pPr>
         <w:pStyle w:val="Normaalweb"/>
-        <w:divId w:val="346297047"/>
+        <w:divId w:val="1932733850"/>
         <w:rPr>
           <w:lang w:val="nl-NL"/>
         </w:rPr>
@@ -809,7 +809,7 @@
     <w:p>
       <w:pPr>
         <w:pStyle w:val="Normaalweb"/>
-        <w:divId w:val="346297047"/>
+        <w:divId w:val="1932733850"/>
         <w:rPr>
           <w:lang w:val="nl-NL"/>
         </w:rPr>
@@ -824,7 +824,7 @@
     <w:p>
       <w:pPr>
         <w:pStyle w:val="Kop5"/>
-        <w:divId w:val="346297047"/>
+        <w:divId w:val="1932733850"/>
         <w:rPr>
           <w:rFonts w:eastAsia="Times New Roman"/>
           <w:lang w:val="nl-NL"/>
@@ -845,7 +845,7 @@
           <w:numId w:val="1"/>
         </w:numPr>
         <w:spacing w:before="100" w:beforeAutospacing="1" w:after="100" w:afterAutospacing="1"/>
-        <w:divId w:val="346297047"/>
+        <w:divId w:val="1932733850"/>
         <w:rPr>
           <w:rFonts w:eastAsia="Times New Roman"/>
           <w:lang w:val="nl-NL"/>
@@ -866,7 +866,7 @@
           <w:numId w:val="1"/>
         </w:numPr>
         <w:spacing w:before="100" w:beforeAutospacing="1" w:after="100" w:afterAutospacing="1"/>
-        <w:divId w:val="346297047"/>
+        <w:divId w:val="1932733850"/>
         <w:rPr>
           <w:rFonts w:eastAsia="Times New Roman"/>
           <w:lang w:val="nl-NL"/>
@@ -887,7 +887,7 @@
           <w:numId w:val="1"/>
         </w:numPr>
         <w:spacing w:before="100" w:beforeAutospacing="1" w:after="100" w:afterAutospacing="1"/>
-        <w:divId w:val="346297047"/>
+        <w:divId w:val="1932733850"/>
         <w:rPr>
           <w:rFonts w:eastAsia="Times New Roman"/>
           <w:lang w:val="nl-NL"/>
@@ -908,7 +908,7 @@
           <w:numId w:val="1"/>
         </w:numPr>
         <w:spacing w:before="100" w:beforeAutospacing="1" w:after="100" w:afterAutospacing="1"/>
-        <w:divId w:val="346297047"/>
+        <w:divId w:val="1932733850"/>
         <w:rPr>
           <w:rFonts w:eastAsia="Times New Roman"/>
           <w:lang w:val="nl-NL"/>
@@ -925,7 +925,7 @@
     <w:p>
       <w:pPr>
         <w:pStyle w:val="Kop5"/>
-        <w:divId w:val="346297047"/>
+        <w:divId w:val="1932733850"/>
         <w:rPr>
           <w:rFonts w:eastAsia="Times New Roman"/>
           <w:lang w:val="nl-NL"/>
@@ -942,7 +942,7 @@
     <w:p>
       <w:pPr>
         <w:pStyle w:val="Normaalweb"/>
-        <w:divId w:val="346297047"/>
+        <w:divId w:val="1932733850"/>
         <w:rPr>
           <w:lang w:val="nl-NL"/>
         </w:rPr>
@@ -958,7 +958,7 @@
     <w:p>
       <w:pPr>
         <w:pStyle w:val="Kop4"/>
-        <w:divId w:val="346297047"/>
+        <w:divId w:val="1932733850"/>
         <w:rPr>
           <w:rFonts w:eastAsia="Times New Roman"/>
           <w:lang w:val="nl-NL"/>
@@ -975,7 +975,7 @@
     <w:p>
       <w:pPr>
         <w:pStyle w:val="Normaalweb"/>
-        <w:divId w:val="1170368063"/>
+        <w:divId w:val="835464962"/>
         <w:rPr>
           <w:lang w:val="nl-NL"/>
         </w:rPr>
@@ -997,7 +997,7 @@
     <w:p>
       <w:pPr>
         <w:pStyle w:val="Normaalweb"/>
-        <w:divId w:val="1170368063"/>
+        <w:divId w:val="835464962"/>
         <w:rPr>
           <w:lang w:val="nl-NL"/>
         </w:rPr>
@@ -1019,7 +1019,7 @@
     <w:p>
       <w:pPr>
         <w:pStyle w:val="Kop5"/>
-        <w:divId w:val="346297047"/>
+        <w:divId w:val="1932733850"/>
         <w:rPr>
           <w:rFonts w:eastAsia="Times New Roman"/>
           <w:lang w:val="nl-NL"/>
@@ -1036,7 +1036,7 @@
     <w:p>
       <w:pPr>
         <w:pStyle w:val="Normaalweb"/>
-        <w:divId w:val="346297047"/>
+        <w:divId w:val="1932733850"/>
         <w:rPr>
           <w:lang w:val="nl-NL"/>
         </w:rPr>
@@ -1051,7 +1051,7 @@
     <w:p>
       <w:pPr>
         <w:pStyle w:val="Kop5"/>
-        <w:divId w:val="346297047"/>
+        <w:divId w:val="1932733850"/>
         <w:rPr>
           <w:rFonts w:eastAsia="Times New Roman"/>
           <w:lang w:val="nl-NL"/>
@@ -1068,7 +1068,7 @@
     <w:p>
       <w:pPr>
         <w:pStyle w:val="Normaalweb"/>
-        <w:divId w:val="346297047"/>
+        <w:divId w:val="1932733850"/>
         <w:rPr>
           <w:lang w:val="nl-NL"/>
         </w:rPr>
@@ -1083,7 +1083,7 @@
     <w:p>
       <w:pPr>
         <w:pStyle w:val="Kop5"/>
-        <w:divId w:val="346297047"/>
+        <w:divId w:val="1932733850"/>
         <w:rPr>
           <w:rFonts w:eastAsia="Times New Roman"/>
           <w:lang w:val="nl-NL"/>
@@ -1100,7 +1100,7 @@
     <w:p>
       <w:pPr>
         <w:pStyle w:val="Normaalweb"/>
-        <w:divId w:val="346297047"/>
+        <w:divId w:val="1932733850"/>
         <w:rPr>
           <w:lang w:val="nl-NL"/>
         </w:rPr>
@@ -1115,7 +1115,7 @@
     <w:p>
       <w:pPr>
         <w:pStyle w:val="Kop4"/>
-        <w:divId w:val="346297047"/>
+        <w:divId w:val="1932733850"/>
         <w:rPr>
           <w:rFonts w:eastAsia="Times New Roman"/>
           <w:lang w:val="nl-NL"/>
@@ -1132,7 +1132,7 @@
     <w:p>
       <w:pPr>
         <w:pStyle w:val="Kop5"/>
-        <w:divId w:val="346297047"/>
+        <w:divId w:val="1932733850"/>
         <w:rPr>
           <w:rFonts w:eastAsia="Times New Roman"/>
           <w:lang w:val="nl-NL"/>
@@ -1149,7 +1149,7 @@
     <w:p>
       <w:pPr>
         <w:pStyle w:val="Normaalweb"/>
-        <w:divId w:val="346297047"/>
+        <w:divId w:val="1932733850"/>
         <w:rPr>
           <w:lang w:val="nl-NL"/>
         </w:rPr>
@@ -1164,7 +1164,7 @@
     <w:p>
       <w:pPr>
         <w:pStyle w:val="Kop5"/>
-        <w:divId w:val="346297047"/>
+        <w:divId w:val="1932733850"/>
         <w:rPr>
           <w:rFonts w:eastAsia="Times New Roman"/>
           <w:lang w:val="nl-NL"/>
@@ -1181,7 +1181,7 @@
     <w:p>
       <w:pPr>
         <w:pStyle w:val="Normaalweb"/>
-        <w:divId w:val="346297047"/>
+        <w:divId w:val="1932733850"/>
         <w:rPr>
           <w:lang w:val="nl-NL"/>
         </w:rPr>
@@ -1200,7 +1200,7 @@
           <w:numId w:val="2"/>
         </w:numPr>
         <w:spacing w:before="100" w:beforeAutospacing="1" w:after="100" w:afterAutospacing="1"/>
-        <w:divId w:val="346297047"/>
+        <w:divId w:val="1932733850"/>
         <w:rPr>
           <w:rFonts w:eastAsia="Times New Roman"/>
           <w:lang w:val="nl-NL"/>
@@ -1221,7 +1221,7 @@
           <w:numId w:val="2"/>
         </w:numPr>
         <w:spacing w:before="100" w:beforeAutospacing="1" w:after="100" w:afterAutospacing="1"/>
-        <w:divId w:val="346297047"/>
+        <w:divId w:val="1932733850"/>
         <w:rPr>
           <w:rFonts w:eastAsia="Times New Roman"/>
           <w:lang w:val="nl-NL"/>
@@ -1242,7 +1242,7 @@
           <w:numId w:val="2"/>
         </w:numPr>
         <w:spacing w:before="100" w:beforeAutospacing="1" w:after="100" w:afterAutospacing="1"/>
-        <w:divId w:val="346297047"/>
+        <w:divId w:val="1932733850"/>
         <w:rPr>
           <w:rFonts w:eastAsia="Times New Roman"/>
           <w:lang w:val="nl-NL"/>
@@ -1259,7 +1259,7 @@
     <w:p>
       <w:pPr>
         <w:pStyle w:val="Normaalweb"/>
-        <w:divId w:val="346297047"/>
+        <w:divId w:val="1932733850"/>
         <w:rPr>
           <w:lang w:val="nl-NL"/>
         </w:rPr>
@@ -1274,7 +1274,7 @@
     <w:p>
       <w:pPr>
         <w:pStyle w:val="Kop5"/>
-        <w:divId w:val="346297047"/>
+        <w:divId w:val="1932733850"/>
         <w:rPr>
           <w:rFonts w:eastAsia="Times New Roman"/>
           <w:lang w:val="nl-NL"/>
@@ -1291,7 +1291,7 @@
     <w:p>
       <w:pPr>
         <w:pStyle w:val="Normaalweb"/>
-        <w:divId w:val="346297047"/>
+        <w:divId w:val="1932733850"/>
         <w:rPr>
           <w:lang w:val="nl-NL"/>
         </w:rPr>
@@ -1306,7 +1306,7 @@
     <w:p>
       <w:pPr>
         <w:pStyle w:val="Kop4"/>
-        <w:divId w:val="346297047"/>
+        <w:divId w:val="1932733850"/>
         <w:rPr>
           <w:rFonts w:eastAsia="Times New Roman"/>
           <w:lang w:val="nl-NL"/>
@@ -1323,7 +1323,7 @@
     <w:p>
       <w:pPr>
         <w:pStyle w:val="Kop5"/>
-        <w:divId w:val="346297047"/>
+        <w:divId w:val="1932733850"/>
         <w:rPr>
           <w:rFonts w:eastAsia="Times New Roman"/>
           <w:lang w:val="nl-NL"/>
@@ -1341,7 +1341,7 @@
     <w:p>
       <w:pPr>
         <w:pStyle w:val="Normaalweb"/>
-        <w:divId w:val="346297047"/>
+        <w:divId w:val="1932733850"/>
         <w:rPr>
           <w:lang w:val="nl-NL"/>
         </w:rPr>
@@ -1362,7 +1362,7 @@
     <w:p>
       <w:pPr>
         <w:pStyle w:val="Kop5"/>
-        <w:divId w:val="346297047"/>
+        <w:divId w:val="1932733850"/>
         <w:rPr>
           <w:rFonts w:eastAsia="Times New Roman"/>
           <w:lang w:val="nl-NL"/>
@@ -1379,7 +1379,7 @@
     <w:p>
       <w:pPr>
         <w:pStyle w:val="Normaalweb"/>
-        <w:divId w:val="346297047"/>
+        <w:divId w:val="1932733850"/>
         <w:rPr>
           <w:lang w:val="nl-NL"/>
         </w:rPr>
@@ -1394,7 +1394,7 @@
     <w:p>
       <w:pPr>
         <w:pStyle w:val="Kop5"/>
-        <w:divId w:val="346297047"/>
+        <w:divId w:val="1932733850"/>
         <w:rPr>
           <w:rFonts w:eastAsia="Times New Roman"/>
           <w:lang w:val="nl-NL"/>
@@ -1411,7 +1411,7 @@
     <w:p>
       <w:pPr>
         <w:pStyle w:val="Normaalweb"/>
-        <w:divId w:val="346297047"/>
+        <w:divId w:val="1932733850"/>
         <w:rPr>
           <w:lang w:val="nl-NL"/>
         </w:rPr>
@@ -1426,7 +1426,7 @@
     <w:p>
       <w:pPr>
         <w:pStyle w:val="Kop5"/>
-        <w:divId w:val="346297047"/>
+        <w:divId w:val="1932733850"/>
         <w:rPr>
           <w:rFonts w:eastAsia="Times New Roman"/>
           <w:lang w:val="nl-NL"/>
@@ -1443,7 +1443,7 @@
     <w:p>
       <w:pPr>
         <w:pStyle w:val="Normaalweb"/>
-        <w:divId w:val="346297047"/>
+        <w:divId w:val="1932733850"/>
         <w:rPr>
           <w:lang w:val="nl-NL"/>
         </w:rPr>
@@ -1458,7 +1458,7 @@
     <w:p>
       <w:pPr>
         <w:pStyle w:val="Kop5"/>
-        <w:divId w:val="346297047"/>
+        <w:divId w:val="1932733850"/>
         <w:rPr>
           <w:rFonts w:eastAsia="Times New Roman"/>
           <w:lang w:val="nl-NL"/>
@@ -1475,7 +1475,7 @@
     <w:p>
       <w:pPr>
         <w:pStyle w:val="Normaalweb"/>
-        <w:divId w:val="346297047"/>
+        <w:divId w:val="1932733850"/>
         <w:rPr>
           <w:lang w:val="nl-NL"/>
         </w:rPr>
@@ -1490,7 +1490,7 @@
     <w:p>
       <w:pPr>
         <w:pStyle w:val="afsluiting"/>
-        <w:divId w:val="346297047"/>
+        <w:divId w:val="1932733850"/>
         <w:rPr>
           <w:lang w:val="nl-NL"/>
         </w:rPr>
@@ -1505,7 +1505,7 @@
     <w:p>
       <w:pPr>
         <w:outlineLvl w:val="2"/>
-        <w:divId w:val="1626814976"/>
+        <w:divId w:val="414909073"/>
         <w:rPr>
           <w:rFonts w:ascii="Aptos Display" w:eastAsia="Times New Roman" w:hAnsi="Aptos Display"/>
           <w:b/>
@@ -1531,7 +1531,7 @@
     </w:p>
     <w:p>
       <w:pPr>
-        <w:divId w:val="1626814976"/>
+        <w:divId w:val="414909073"/>
         <w:rPr>
           <w:rFonts w:eastAsia="Times New Roman"/>
           <w:sz w:val="24"/>
@@ -1551,7 +1551,7 @@
     <w:p>
       <w:pPr>
         <w:pStyle w:val="subtitel"/>
-        <w:divId w:val="346297047"/>
+        <w:divId w:val="1932733850"/>
         <w:rPr>
           <w:lang w:val="nl-NL"/>
         </w:rPr>
@@ -1566,7 +1566,7 @@
     <w:p>
       <w:pPr>
         <w:pStyle w:val="Kop4"/>
-        <w:divId w:val="346297047"/>
+        <w:divId w:val="1932733850"/>
         <w:rPr>
           <w:rFonts w:eastAsia="Times New Roman"/>
           <w:lang w:val="nl-NL"/>
@@ -1583,7 +1583,7 @@
     <w:p>
       <w:pPr>
         <w:pStyle w:val="Normaalweb"/>
-        <w:divId w:val="346297047"/>
+        <w:divId w:val="1932733850"/>
         <w:rPr>
           <w:lang w:val="nl-NL"/>
         </w:rPr>
@@ -1598,7 +1598,7 @@
     <w:p>
       <w:pPr>
         <w:pStyle w:val="Kop5"/>
-        <w:divId w:val="346297047"/>
+        <w:divId w:val="1932733850"/>
         <w:rPr>
           <w:rFonts w:eastAsia="Times New Roman"/>
           <w:lang w:val="nl-NL"/>
@@ -1615,7 +1615,7 @@
     <w:p>
       <w:pPr>
         <w:pStyle w:val="Normaalweb"/>
-        <w:divId w:val="346297047"/>
+        <w:divId w:val="1932733850"/>
         <w:rPr>
           <w:lang w:val="nl-NL"/>
         </w:rPr>
@@ -1630,7 +1630,7 @@
     <w:p>
       <w:pPr>
         <w:pStyle w:val="Normaalweb"/>
-        <w:divId w:val="346297047"/>
+        <w:divId w:val="1932733850"/>
         <w:rPr>
           <w:lang w:val="nl-NL"/>
         </w:rPr>
@@ -1645,7 +1645,7 @@
     <w:p>
       <w:pPr>
         <w:pStyle w:val="Kop5"/>
-        <w:divId w:val="346297047"/>
+        <w:divId w:val="1932733850"/>
         <w:rPr>
           <w:rFonts w:eastAsia="Times New Roman"/>
           <w:lang w:val="nl-NL"/>
@@ -1666,7 +1666,7 @@
           <w:numId w:val="3"/>
         </w:numPr>
         <w:spacing w:before="100" w:beforeAutospacing="1" w:after="100" w:afterAutospacing="1"/>
-        <w:divId w:val="346297047"/>
+        <w:divId w:val="1932733850"/>
         <w:rPr>
           <w:rFonts w:eastAsia="Times New Roman"/>
           <w:lang w:val="nl-NL"/>
@@ -1687,7 +1687,7 @@
           <w:numId w:val="3"/>
         </w:numPr>
         <w:spacing w:before="100" w:beforeAutospacing="1" w:after="100" w:afterAutospacing="1"/>
-        <w:divId w:val="346297047"/>
+        <w:divId w:val="1932733850"/>
         <w:rPr>
           <w:rFonts w:eastAsia="Times New Roman"/>
           <w:lang w:val="nl-NL"/>
@@ -1708,7 +1708,7 @@
           <w:numId w:val="3"/>
         </w:numPr>
         <w:spacing w:before="100" w:beforeAutospacing="1" w:after="100" w:afterAutospacing="1"/>
-        <w:divId w:val="346297047"/>
+        <w:divId w:val="1932733850"/>
         <w:rPr>
           <w:rFonts w:eastAsia="Times New Roman"/>
           <w:lang w:val="nl-NL"/>
@@ -1725,7 +1725,7 @@
     <w:p>
       <w:pPr>
         <w:pStyle w:val="Kop5"/>
-        <w:divId w:val="346297047"/>
+        <w:divId w:val="1932733850"/>
         <w:rPr>
           <w:rFonts w:eastAsia="Times New Roman"/>
           <w:lang w:val="nl-NL"/>
@@ -1742,7 +1742,7 @@
     <w:p>
       <w:pPr>
         <w:pStyle w:val="Normaalweb"/>
-        <w:divId w:val="346297047"/>
+        <w:divId w:val="1932733850"/>
         <w:rPr>
           <w:lang w:val="nl-NL"/>
         </w:rPr>
@@ -1761,7 +1761,7 @@
           <w:numId w:val="4"/>
         </w:numPr>
         <w:spacing w:before="100" w:beforeAutospacing="1" w:after="100" w:afterAutospacing="1"/>
-        <w:divId w:val="346297047"/>
+        <w:divId w:val="1932733850"/>
         <w:rPr>
           <w:rFonts w:eastAsia="Times New Roman"/>
           <w:lang w:val="nl-NL"/>
@@ -1783,7 +1783,7 @@
           <w:numId w:val="4"/>
         </w:numPr>
         <w:spacing w:before="100" w:beforeAutospacing="1" w:after="100" w:afterAutospacing="1"/>
-        <w:divId w:val="346297047"/>
+        <w:divId w:val="1932733850"/>
         <w:rPr>
           <w:rFonts w:eastAsia="Times New Roman"/>
           <w:lang w:val="nl-NL"/>
@@ -1800,7 +1800,7 @@
     <w:p>
       <w:pPr>
         <w:pStyle w:val="Kop4"/>
-        <w:divId w:val="346297047"/>
+        <w:divId w:val="1932733850"/>
         <w:rPr>
           <w:rFonts w:eastAsia="Times New Roman"/>
           <w:lang w:val="nl-NL"/>
@@ -1817,7 +1817,7 @@
     <w:p>
       <w:pPr>
         <w:pStyle w:val="Normaalweb"/>
-        <w:divId w:val="866453872"/>
+        <w:divId w:val="429737004"/>
         <w:rPr>
           <w:lang w:val="nl-NL"/>
         </w:rPr>
@@ -1839,7 +1839,7 @@
     <w:p>
       <w:pPr>
         <w:pStyle w:val="Normaalweb"/>
-        <w:divId w:val="866453872"/>
+        <w:divId w:val="429737004"/>
         <w:rPr>
           <w:lang w:val="nl-NL"/>
         </w:rPr>
@@ -1861,7 +1861,7 @@
     <w:p>
       <w:pPr>
         <w:pStyle w:val="Kop5"/>
-        <w:divId w:val="346297047"/>
+        <w:divId w:val="1932733850"/>
         <w:rPr>
           <w:rFonts w:eastAsia="Times New Roman"/>
           <w:lang w:val="nl-NL"/>
@@ -1878,7 +1878,7 @@
     <w:p>
       <w:pPr>
         <w:pStyle w:val="Normaalweb"/>
-        <w:divId w:val="346297047"/>
+        <w:divId w:val="1932733850"/>
         <w:rPr>
           <w:lang w:val="nl-NL"/>
         </w:rPr>
@@ -1893,7 +1893,7 @@
     <w:p>
       <w:pPr>
         <w:pStyle w:val="Kop5"/>
-        <w:divId w:val="346297047"/>
+        <w:divId w:val="1932733850"/>
         <w:rPr>
           <w:rFonts w:eastAsia="Times New Roman"/>
           <w:lang w:val="nl-NL"/>
@@ -1910,7 +1910,7 @@
     <w:p>
       <w:pPr>
         <w:pStyle w:val="Normaalweb"/>
-        <w:divId w:val="346297047"/>
+        <w:divId w:val="1932733850"/>
         <w:rPr>
           <w:lang w:val="nl-NL"/>
         </w:rPr>
@@ -1925,7 +1925,7 @@
     <w:p>
       <w:pPr>
         <w:pStyle w:val="Kop5"/>
-        <w:divId w:val="346297047"/>
+        <w:divId w:val="1932733850"/>
         <w:rPr>
           <w:rFonts w:eastAsia="Times New Roman"/>
           <w:lang w:val="nl-NL"/>
@@ -1942,7 +1942,7 @@
     <w:p>
       <w:pPr>
         <w:pStyle w:val="Normaalweb"/>
-        <w:divId w:val="346297047"/>
+        <w:divId w:val="1932733850"/>
         <w:rPr>
           <w:lang w:val="nl-NL"/>
         </w:rPr>
@@ -1957,7 +1957,7 @@
     <w:p>
       <w:pPr>
         <w:pStyle w:val="Kop4"/>
-        <w:divId w:val="346297047"/>
+        <w:divId w:val="1932733850"/>
         <w:rPr>
           <w:rFonts w:eastAsia="Times New Roman"/>
           <w:lang w:val="nl-NL"/>
@@ -1974,7 +1974,7 @@
     <w:p>
       <w:pPr>
         <w:pStyle w:val="Kop5"/>
-        <w:divId w:val="346297047"/>
+        <w:divId w:val="1932733850"/>
         <w:rPr>
           <w:rFonts w:eastAsia="Times New Roman"/>
           <w:lang w:val="nl-NL"/>
@@ -1991,7 +1991,7 @@
     <w:p>
       <w:pPr>
         <w:pStyle w:val="Normaalweb"/>
-        <w:divId w:val="346297047"/>
+        <w:divId w:val="1932733850"/>
         <w:rPr>
           <w:lang w:val="nl-NL"/>
         </w:rPr>
@@ -2006,7 +2006,7 @@
     <w:p>
       <w:pPr>
         <w:pStyle w:val="Kop5"/>
-        <w:divId w:val="346297047"/>
+        <w:divId w:val="1932733850"/>
         <w:rPr>
           <w:rFonts w:eastAsia="Times New Roman"/>
           <w:lang w:val="nl-NL"/>
@@ -2023,7 +2023,7 @@
     <w:p>
       <w:pPr>
         <w:pStyle w:val="Normaalweb"/>
-        <w:divId w:val="346297047"/>
+        <w:divId w:val="1932733850"/>
         <w:rPr>
           <w:lang w:val="nl-NL"/>
         </w:rPr>
@@ -2042,7 +2042,7 @@
           <w:numId w:val="5"/>
         </w:numPr>
         <w:spacing w:before="100" w:beforeAutospacing="1" w:after="100" w:afterAutospacing="1"/>
-        <w:divId w:val="346297047"/>
+        <w:divId w:val="1932733850"/>
         <w:rPr>
           <w:rFonts w:eastAsia="Times New Roman"/>
           <w:lang w:val="nl-NL"/>
@@ -2063,7 +2063,7 @@
           <w:numId w:val="5"/>
         </w:numPr>
         <w:spacing w:before="100" w:beforeAutospacing="1" w:after="100" w:afterAutospacing="1"/>
-        <w:divId w:val="346297047"/>
+        <w:divId w:val="1932733850"/>
         <w:rPr>
           <w:rFonts w:eastAsia="Times New Roman"/>
           <w:lang w:val="nl-NL"/>
@@ -2084,7 +2084,7 @@
           <w:numId w:val="5"/>
         </w:numPr>
         <w:spacing w:before="100" w:beforeAutospacing="1" w:after="100" w:afterAutospacing="1"/>
-        <w:divId w:val="346297047"/>
+        <w:divId w:val="1932733850"/>
         <w:rPr>
           <w:rFonts w:eastAsia="Times New Roman"/>
           <w:lang w:val="nl-NL"/>
@@ -2101,7 +2101,7 @@
     <w:p>
       <w:pPr>
         <w:pStyle w:val="Normaalweb"/>
-        <w:divId w:val="346297047"/>
+        <w:divId w:val="1932733850"/>
         <w:rPr>
           <w:lang w:val="nl-NL"/>
         </w:rPr>
@@ -2116,7 +2116,7 @@
     <w:p>
       <w:pPr>
         <w:pStyle w:val="Kop5"/>
-        <w:divId w:val="346297047"/>
+        <w:divId w:val="1932733850"/>
         <w:rPr>
           <w:rFonts w:eastAsia="Times New Roman"/>
           <w:lang w:val="nl-NL"/>
@@ -2133,7 +2133,7 @@
     <w:p>
       <w:pPr>
         <w:pStyle w:val="Normaalweb"/>
-        <w:divId w:val="346297047"/>
+        <w:divId w:val="1932733850"/>
         <w:rPr>
           <w:lang w:val="nl-NL"/>
         </w:rPr>
@@ -2149,7 +2149,7 @@
     <w:p>
       <w:pPr>
         <w:pStyle w:val="Kop4"/>
-        <w:divId w:val="346297047"/>
+        <w:divId w:val="1932733850"/>
         <w:rPr>
           <w:rFonts w:eastAsia="Times New Roman"/>
           <w:lang w:val="nl-NL"/>
@@ -2166,7 +2166,7 @@
     <w:p>
       <w:pPr>
         <w:pStyle w:val="Kop5"/>
-        <w:divId w:val="346297047"/>
+        <w:divId w:val="1932733850"/>
         <w:rPr>
           <w:rFonts w:eastAsia="Times New Roman"/>
           <w:lang w:val="nl-NL"/>
@@ -2183,7 +2183,7 @@
     <w:p>
       <w:pPr>
         <w:pStyle w:val="Normaalweb"/>
-        <w:divId w:val="346297047"/>
+        <w:divId w:val="1932733850"/>
         <w:rPr>
           <w:lang w:val="nl-NL"/>
         </w:rPr>
@@ -2198,7 +2198,7 @@
     <w:p>
       <w:pPr>
         <w:pStyle w:val="Kop5"/>
-        <w:divId w:val="346297047"/>
+        <w:divId w:val="1932733850"/>
         <w:rPr>
           <w:rFonts w:eastAsia="Times New Roman"/>
           <w:lang w:val="nl-NL"/>
@@ -2215,7 +2215,7 @@
     <w:p>
       <w:pPr>
         <w:pStyle w:val="Normaalweb"/>
-        <w:divId w:val="346297047"/>
+        <w:divId w:val="1932733850"/>
         <w:rPr>
           <w:lang w:val="nl-NL"/>
         </w:rPr>
@@ -2230,7 +2230,7 @@
     <w:p>
       <w:pPr>
         <w:pStyle w:val="Kop5"/>
-        <w:divId w:val="346297047"/>
+        <w:divId w:val="1932733850"/>
         <w:rPr>
           <w:rFonts w:eastAsia="Times New Roman"/>
           <w:lang w:val="nl-NL"/>
@@ -2247,7 +2247,7 @@
     <w:p>
       <w:pPr>
         <w:pStyle w:val="Normaalweb"/>
-        <w:divId w:val="346297047"/>
+        <w:divId w:val="1932733850"/>
         <w:rPr>
           <w:lang w:val="nl-NL"/>
         </w:rPr>
@@ -2262,7 +2262,7 @@
     <w:p>
       <w:pPr>
         <w:pStyle w:val="Kop5"/>
-        <w:divId w:val="346297047"/>
+        <w:divId w:val="1932733850"/>
         <w:rPr>
           <w:rFonts w:eastAsia="Times New Roman"/>
           <w:lang w:val="nl-NL"/>
@@ -2279,7 +2279,7 @@
     <w:p>
       <w:pPr>
         <w:pStyle w:val="Normaalweb"/>
-        <w:divId w:val="346297047"/>
+        <w:divId w:val="1932733850"/>
         <w:rPr>
           <w:lang w:val="nl-NL"/>
         </w:rPr>
@@ -2294,7 +2294,7 @@
     <w:p>
       <w:pPr>
         <w:pStyle w:val="Kop5"/>
-        <w:divId w:val="346297047"/>
+        <w:divId w:val="1932733850"/>
         <w:rPr>
           <w:rFonts w:eastAsia="Times New Roman"/>
           <w:lang w:val="nl-NL"/>
@@ -2311,7 +2311,7 @@
     <w:p>
       <w:pPr>
         <w:pStyle w:val="Normaalweb"/>
-        <w:divId w:val="346297047"/>
+        <w:divId w:val="1932733850"/>
         <w:rPr>
           <w:lang w:val="nl-NL"/>
         </w:rPr>
@@ -2326,7 +2326,7 @@
     <w:p>
       <w:pPr>
         <w:pStyle w:val="afsluiting"/>
-        <w:divId w:val="346297047"/>
+        <w:divId w:val="1932733850"/>
         <w:rPr>
           <w:lang w:val="nl-NL"/>
         </w:rPr>
@@ -2341,7 +2341,7 @@
     <w:p>
       <w:pPr>
         <w:outlineLvl w:val="2"/>
-        <w:divId w:val="1536311844"/>
+        <w:divId w:val="1780642944"/>
         <w:rPr>
           <w:rFonts w:ascii="Aptos Display" w:eastAsia="Times New Roman" w:hAnsi="Aptos Display"/>
           <w:b/>
@@ -2367,7 +2367,7 @@
     </w:p>
     <w:p>
       <w:pPr>
-        <w:divId w:val="1536311844"/>
+        <w:divId w:val="1780642944"/>
         <w:rPr>
           <w:rFonts w:eastAsia="Times New Roman"/>
           <w:sz w:val="24"/>
@@ -2387,7 +2387,7 @@
     <w:p>
       <w:pPr>
         <w:pStyle w:val="subtitel"/>
-        <w:divId w:val="346297047"/>
+        <w:divId w:val="1932733850"/>
         <w:rPr>
           <w:lang w:val="nl-NL"/>
         </w:rPr>
@@ -2402,7 +2402,7 @@
     <w:p>
       <w:pPr>
         <w:pStyle w:val="Kop4"/>
-        <w:divId w:val="346297047"/>
+        <w:divId w:val="1932733850"/>
         <w:rPr>
           <w:rFonts w:eastAsia="Times New Roman"/>
           <w:lang w:val="nl-NL"/>
@@ -2419,7 +2419,7 @@
     <w:p>
       <w:pPr>
         <w:pStyle w:val="Normaalweb"/>
-        <w:divId w:val="346297047"/>
+        <w:divId w:val="1932733850"/>
         <w:rPr>
           <w:lang w:val="nl-NL"/>
         </w:rPr>
@@ -2434,7 +2434,7 @@
     <w:p>
       <w:pPr>
         <w:pStyle w:val="Kop5"/>
-        <w:divId w:val="346297047"/>
+        <w:divId w:val="1932733850"/>
         <w:rPr>
           <w:rFonts w:eastAsia="Times New Roman"/>
           <w:lang w:val="nl-NL"/>
@@ -2451,7 +2451,7 @@
     <w:p>
       <w:pPr>
         <w:pStyle w:val="Normaalweb"/>
-        <w:divId w:val="346297047"/>
+        <w:divId w:val="1932733850"/>
         <w:rPr>
           <w:lang w:val="nl-NL"/>
         </w:rPr>
@@ -2466,7 +2466,7 @@
     <w:p>
       <w:pPr>
         <w:pStyle w:val="Normaalweb"/>
-        <w:divId w:val="346297047"/>
+        <w:divId w:val="1932733850"/>
         <w:rPr>
           <w:lang w:val="nl-NL"/>
         </w:rPr>
@@ -2481,7 +2481,7 @@
     <w:p>
       <w:pPr>
         <w:pStyle w:val="Kop5"/>
-        <w:divId w:val="346297047"/>
+        <w:divId w:val="1932733850"/>
         <w:rPr>
           <w:rFonts w:eastAsia="Times New Roman"/>
           <w:lang w:val="nl-NL"/>
@@ -2502,7 +2502,7 @@
           <w:numId w:val="6"/>
         </w:numPr>
         <w:spacing w:before="100" w:beforeAutospacing="1" w:after="100" w:afterAutospacing="1"/>
-        <w:divId w:val="346297047"/>
+        <w:divId w:val="1932733850"/>
         <w:rPr>
           <w:rFonts w:eastAsia="Times New Roman"/>
           <w:lang w:val="nl-NL"/>
@@ -2523,7 +2523,7 @@
           <w:numId w:val="6"/>
         </w:numPr>
         <w:spacing w:before="100" w:beforeAutospacing="1" w:after="100" w:afterAutospacing="1"/>
-        <w:divId w:val="346297047"/>
+        <w:divId w:val="1932733850"/>
         <w:rPr>
           <w:rFonts w:eastAsia="Times New Roman"/>
           <w:lang w:val="nl-NL"/>
@@ -2544,7 +2544,7 @@
           <w:numId w:val="6"/>
         </w:numPr>
         <w:spacing w:before="100" w:beforeAutospacing="1" w:after="100" w:afterAutospacing="1"/>
-        <w:divId w:val="346297047"/>
+        <w:divId w:val="1932733850"/>
         <w:rPr>
           <w:rFonts w:eastAsia="Times New Roman"/>
           <w:lang w:val="nl-NL"/>
@@ -2565,7 +2565,7 @@
           <w:numId w:val="6"/>
         </w:numPr>
         <w:spacing w:before="100" w:beforeAutospacing="1" w:after="100" w:afterAutospacing="1"/>
-        <w:divId w:val="346297047"/>
+        <w:divId w:val="1932733850"/>
         <w:rPr>
           <w:rFonts w:eastAsia="Times New Roman"/>
           <w:lang w:val="nl-NL"/>
@@ -2586,7 +2586,7 @@
           <w:numId w:val="6"/>
         </w:numPr>
         <w:spacing w:before="100" w:beforeAutospacing="1" w:after="100" w:afterAutospacing="1"/>
-        <w:divId w:val="346297047"/>
+        <w:divId w:val="1932733850"/>
         <w:rPr>
           <w:rFonts w:eastAsia="Times New Roman"/>
           <w:lang w:val="nl-NL"/>
@@ -2607,7 +2607,7 @@
           <w:numId w:val="6"/>
         </w:numPr>
         <w:spacing w:before="100" w:beforeAutospacing="1" w:after="100" w:afterAutospacing="1"/>
-        <w:divId w:val="346297047"/>
+        <w:divId w:val="1932733850"/>
         <w:rPr>
           <w:rFonts w:eastAsia="Times New Roman"/>
           <w:lang w:val="nl-NL"/>
@@ -2629,7 +2629,7 @@
           <w:numId w:val="6"/>
         </w:numPr>
         <w:spacing w:before="100" w:beforeAutospacing="1" w:after="100" w:afterAutospacing="1"/>
-        <w:divId w:val="346297047"/>
+        <w:divId w:val="1932733850"/>
         <w:rPr>
           <w:rFonts w:eastAsia="Times New Roman"/>
           <w:lang w:val="nl-NL"/>
@@ -2646,7 +2646,7 @@
     <w:p>
       <w:pPr>
         <w:pStyle w:val="Kop5"/>
-        <w:divId w:val="346297047"/>
+        <w:divId w:val="1932733850"/>
         <w:rPr>
           <w:rFonts w:eastAsia="Times New Roman"/>
           <w:lang w:val="nl-NL"/>
@@ -2663,7 +2663,7 @@
     <w:p>
       <w:pPr>
         <w:pStyle w:val="Normaalweb"/>
-        <w:divId w:val="346297047"/>
+        <w:divId w:val="1932733850"/>
         <w:rPr>
           <w:lang w:val="nl-NL"/>
         </w:rPr>
@@ -2682,7 +2682,7 @@
           <w:numId w:val="7"/>
         </w:numPr>
         <w:spacing w:before="100" w:beforeAutospacing="1" w:after="100" w:afterAutospacing="1"/>
-        <w:divId w:val="346297047"/>
+        <w:divId w:val="1932733850"/>
         <w:rPr>
           <w:rFonts w:eastAsia="Times New Roman"/>
           <w:lang w:val="nl-NL"/>
@@ -2703,7 +2703,7 @@
           <w:numId w:val="7"/>
         </w:numPr>
         <w:spacing w:before="100" w:beforeAutospacing="1" w:after="100" w:afterAutospacing="1"/>
-        <w:divId w:val="346297047"/>
+        <w:divId w:val="1932733850"/>
         <w:rPr>
           <w:rFonts w:eastAsia="Times New Roman"/>
           <w:lang w:val="nl-NL"/>
@@ -2724,7 +2724,7 @@
           <w:numId w:val="7"/>
         </w:numPr>
         <w:spacing w:before="100" w:beforeAutospacing="1" w:after="100" w:afterAutospacing="1"/>
-        <w:divId w:val="346297047"/>
+        <w:divId w:val="1932733850"/>
         <w:rPr>
           <w:rFonts w:eastAsia="Times New Roman"/>
           <w:lang w:val="nl-NL"/>
@@ -2745,7 +2745,7 @@
           <w:numId w:val="7"/>
         </w:numPr>
         <w:spacing w:before="100" w:beforeAutospacing="1" w:after="100" w:afterAutospacing="1"/>
-        <w:divId w:val="346297047"/>
+        <w:divId w:val="1932733850"/>
         <w:rPr>
           <w:rFonts w:eastAsia="Times New Roman"/>
           <w:lang w:val="nl-NL"/>
@@ -2766,7 +2766,7 @@
           <w:numId w:val="7"/>
         </w:numPr>
         <w:spacing w:before="100" w:beforeAutospacing="1" w:after="100" w:afterAutospacing="1"/>
-        <w:divId w:val="346297047"/>
+        <w:divId w:val="1932733850"/>
         <w:rPr>
           <w:rFonts w:eastAsia="Times New Roman"/>
           <w:lang w:val="nl-NL"/>
@@ -2783,7 +2783,7 @@
     <w:p>
       <w:pPr>
         <w:pStyle w:val="Kop4"/>
-        <w:divId w:val="346297047"/>
+        <w:divId w:val="1932733850"/>
         <w:rPr>
           <w:rFonts w:eastAsia="Times New Roman"/>
           <w:lang w:val="nl-NL"/>
@@ -2800,7 +2800,7 @@
     <w:p>
       <w:pPr>
         <w:pStyle w:val="Normaalweb"/>
-        <w:divId w:val="1187986440"/>
+        <w:divId w:val="1063262296"/>
         <w:rPr>
           <w:lang w:val="nl-NL"/>
         </w:rPr>
@@ -2822,7 +2822,7 @@
     <w:p>
       <w:pPr>
         <w:pStyle w:val="Normaalweb"/>
-        <w:divId w:val="1187986440"/>
+        <w:divId w:val="1063262296"/>
         <w:rPr>
           <w:lang w:val="nl-NL"/>
         </w:rPr>
@@ -2844,7 +2844,7 @@
     <w:p>
       <w:pPr>
         <w:pStyle w:val="Kop5"/>
-        <w:divId w:val="346297047"/>
+        <w:divId w:val="1932733850"/>
         <w:rPr>
           <w:rFonts w:eastAsia="Times New Roman"/>
           <w:lang w:val="nl-NL"/>
@@ -2861,7 +2861,7 @@
     <w:p>
       <w:pPr>
         <w:pStyle w:val="Normaalweb"/>
-        <w:divId w:val="346297047"/>
+        <w:divId w:val="1932733850"/>
         <w:rPr>
           <w:lang w:val="nl-NL"/>
         </w:rPr>
@@ -2876,7 +2876,7 @@
     <w:p>
       <w:pPr>
         <w:pStyle w:val="Kop5"/>
-        <w:divId w:val="346297047"/>
+        <w:divId w:val="1932733850"/>
         <w:rPr>
           <w:rFonts w:eastAsia="Times New Roman"/>
           <w:lang w:val="nl-NL"/>
@@ -2893,7 +2893,7 @@
     <w:p>
       <w:pPr>
         <w:pStyle w:val="Normaalweb"/>
-        <w:divId w:val="346297047"/>
+        <w:divId w:val="1932733850"/>
         <w:rPr>
           <w:lang w:val="nl-NL"/>
         </w:rPr>
@@ -2914,7 +2914,7 @@
     <w:p>
       <w:pPr>
         <w:pStyle w:val="Kop5"/>
-        <w:divId w:val="346297047"/>
+        <w:divId w:val="1932733850"/>
         <w:rPr>
           <w:rFonts w:eastAsia="Times New Roman"/>
           <w:lang w:val="nl-NL"/>
@@ -2931,7 +2931,7 @@
     <w:p>
       <w:pPr>
         <w:pStyle w:val="Normaalweb"/>
-        <w:divId w:val="346297047"/>
+        <w:divId w:val="1932733850"/>
         <w:rPr>
           <w:lang w:val="nl-NL"/>
         </w:rPr>
@@ -2946,7 +2946,7 @@
     <w:p>
       <w:pPr>
         <w:pStyle w:val="Kop4"/>
-        <w:divId w:val="346297047"/>
+        <w:divId w:val="1932733850"/>
         <w:rPr>
           <w:rFonts w:eastAsia="Times New Roman"/>
           <w:lang w:val="nl-NL"/>
@@ -2963,7 +2963,7 @@
     <w:p>
       <w:pPr>
         <w:pStyle w:val="Kop5"/>
-        <w:divId w:val="346297047"/>
+        <w:divId w:val="1932733850"/>
         <w:rPr>
           <w:rFonts w:eastAsia="Times New Roman"/>
           <w:lang w:val="nl-NL"/>
@@ -2980,7 +2980,7 @@
     <w:p>
       <w:pPr>
         <w:pStyle w:val="Normaalweb"/>
-        <w:divId w:val="346297047"/>
+        <w:divId w:val="1932733850"/>
         <w:rPr>
           <w:lang w:val="nl-NL"/>
         </w:rPr>
@@ -2995,7 +2995,7 @@
     <w:p>
       <w:pPr>
         <w:pStyle w:val="Kop5"/>
-        <w:divId w:val="346297047"/>
+        <w:divId w:val="1932733850"/>
         <w:rPr>
           <w:rFonts w:eastAsia="Times New Roman"/>
           <w:lang w:val="nl-NL"/>
@@ -3012,7 +3012,7 @@
     <w:p>
       <w:pPr>
         <w:pStyle w:val="Normaalweb"/>
-        <w:divId w:val="346297047"/>
+        <w:divId w:val="1932733850"/>
         <w:rPr>
           <w:lang w:val="nl-NL"/>
         </w:rPr>
@@ -3031,7 +3031,7 @@
           <w:numId w:val="8"/>
         </w:numPr>
         <w:spacing w:before="100" w:beforeAutospacing="1" w:after="100" w:afterAutospacing="1"/>
-        <w:divId w:val="346297047"/>
+        <w:divId w:val="1932733850"/>
         <w:rPr>
           <w:rFonts w:eastAsia="Times New Roman"/>
           <w:lang w:val="nl-NL"/>
@@ -3053,7 +3053,7 @@
           <w:numId w:val="8"/>
         </w:numPr>
         <w:spacing w:before="100" w:beforeAutospacing="1" w:after="100" w:afterAutospacing="1"/>
-        <w:divId w:val="346297047"/>
+        <w:divId w:val="1932733850"/>
         <w:rPr>
           <w:rFonts w:eastAsia="Times New Roman"/>
           <w:lang w:val="nl-NL"/>
@@ -3074,7 +3074,7 @@
           <w:numId w:val="8"/>
         </w:numPr>
         <w:spacing w:before="100" w:beforeAutospacing="1" w:after="100" w:afterAutospacing="1"/>
-        <w:divId w:val="346297047"/>
+        <w:divId w:val="1932733850"/>
         <w:rPr>
           <w:rFonts w:eastAsia="Times New Roman"/>
           <w:lang w:val="nl-NL"/>
@@ -3091,7 +3091,7 @@
     <w:p>
       <w:pPr>
         <w:pStyle w:val="Normaalweb"/>
-        <w:divId w:val="346297047"/>
+        <w:divId w:val="1932733850"/>
         <w:rPr>
           <w:lang w:val="nl-NL"/>
         </w:rPr>
@@ -3106,7 +3106,7 @@
     <w:p>
       <w:pPr>
         <w:pStyle w:val="Kop5"/>
-        <w:divId w:val="346297047"/>
+        <w:divId w:val="1932733850"/>
         <w:rPr>
           <w:rFonts w:eastAsia="Times New Roman"/>
           <w:lang w:val="nl-NL"/>
@@ -3123,7 +3123,7 @@
     <w:p>
       <w:pPr>
         <w:pStyle w:val="Normaalweb"/>
-        <w:divId w:val="346297047"/>
+        <w:divId w:val="1932733850"/>
         <w:rPr>
           <w:lang w:val="nl-NL"/>
         </w:rPr>
@@ -3138,7 +3138,7 @@
     <w:p>
       <w:pPr>
         <w:pStyle w:val="Kop4"/>
-        <w:divId w:val="346297047"/>
+        <w:divId w:val="1932733850"/>
         <w:rPr>
           <w:rFonts w:eastAsia="Times New Roman"/>
           <w:lang w:val="nl-NL"/>
@@ -3155,7 +3155,7 @@
     <w:p>
       <w:pPr>
         <w:pStyle w:val="Kop5"/>
-        <w:divId w:val="346297047"/>
+        <w:divId w:val="1932733850"/>
         <w:rPr>
           <w:rFonts w:eastAsia="Times New Roman"/>
           <w:lang w:val="nl-NL"/>
@@ -3172,7 +3172,7 @@
     <w:p>
       <w:pPr>
         <w:pStyle w:val="Normaalweb"/>
-        <w:divId w:val="346297047"/>
+        <w:divId w:val="1932733850"/>
         <w:rPr>
           <w:lang w:val="nl-NL"/>
         </w:rPr>
@@ -3187,7 +3187,7 @@
     <w:p>
       <w:pPr>
         <w:pStyle w:val="Kop5"/>
-        <w:divId w:val="346297047"/>
+        <w:divId w:val="1932733850"/>
         <w:rPr>
           <w:rFonts w:eastAsia="Times New Roman"/>
           <w:lang w:val="nl-NL"/>
@@ -3204,7 +3204,7 @@
     <w:p>
       <w:pPr>
         <w:pStyle w:val="Normaalweb"/>
-        <w:divId w:val="346297047"/>
+        <w:divId w:val="1932733850"/>
         <w:rPr>
           <w:lang w:val="nl-NL"/>
         </w:rPr>
@@ -3219,7 +3219,7 @@
     <w:p>
       <w:pPr>
         <w:pStyle w:val="Kop5"/>
-        <w:divId w:val="346297047"/>
+        <w:divId w:val="1932733850"/>
         <w:rPr>
           <w:rFonts w:eastAsia="Times New Roman"/>
           <w:lang w:val="nl-NL"/>
@@ -3236,7 +3236,7 @@
     <w:p>
       <w:pPr>
         <w:pStyle w:val="Normaalweb"/>
-        <w:divId w:val="346297047"/>
+        <w:divId w:val="1932733850"/>
         <w:rPr>
           <w:lang w:val="nl-NL"/>
         </w:rPr>
@@ -3251,7 +3251,7 @@
     <w:p>
       <w:pPr>
         <w:pStyle w:val="Kop5"/>
-        <w:divId w:val="346297047"/>
+        <w:divId w:val="1932733850"/>
         <w:rPr>
           <w:rFonts w:eastAsia="Times New Roman"/>
           <w:lang w:val="nl-NL"/>
@@ -3268,7 +3268,7 @@
     <w:p>
       <w:pPr>
         <w:pStyle w:val="Normaalweb"/>
-        <w:divId w:val="346297047"/>
+        <w:divId w:val="1932733850"/>
         <w:rPr>
           <w:lang w:val="nl-NL"/>
         </w:rPr>
@@ -3283,7 +3283,7 @@
     <w:p>
       <w:pPr>
         <w:pStyle w:val="Kop5"/>
-        <w:divId w:val="346297047"/>
+        <w:divId w:val="1932733850"/>
         <w:rPr>
           <w:rFonts w:eastAsia="Times New Roman"/>
           <w:lang w:val="nl-NL"/>
@@ -3300,7 +3300,7 @@
     <w:p>
       <w:pPr>
         <w:pStyle w:val="Normaalweb"/>
-        <w:divId w:val="346297047"/>
+        <w:divId w:val="1932733850"/>
         <w:rPr>
           <w:lang w:val="nl-NL"/>
         </w:rPr>
@@ -3315,7 +3315,7 @@
     <w:p>
       <w:pPr>
         <w:pStyle w:val="afsluiting"/>
-        <w:divId w:val="346297047"/>
+        <w:divId w:val="1932733850"/>
         <w:rPr>
           <w:lang w:val="nl-NL"/>
         </w:rPr>
@@ -3330,7 +3330,7 @@
     <w:p>
       <w:pPr>
         <w:outlineLvl w:val="2"/>
-        <w:divId w:val="459499285"/>
+        <w:divId w:val="860361393"/>
         <w:rPr>
           <w:rFonts w:ascii="Aptos Display" w:eastAsia="Times New Roman" w:hAnsi="Aptos Display"/>
           <w:b/>
@@ -3356,7 +3356,7 @@
     </w:p>
     <w:p>
       <w:pPr>
-        <w:divId w:val="459499285"/>
+        <w:divId w:val="860361393"/>
         <w:rPr>
           <w:rFonts w:eastAsia="Times New Roman"/>
           <w:sz w:val="24"/>
@@ -3376,7 +3376,7 @@
     <w:p>
       <w:pPr>
         <w:pStyle w:val="subtitel"/>
-        <w:divId w:val="346297047"/>
+        <w:divId w:val="1932733850"/>
         <w:rPr>
           <w:lang w:val="nl-NL"/>
         </w:rPr>
@@ -3391,7 +3391,7 @@
     <w:p>
       <w:pPr>
         <w:pStyle w:val="Kop4"/>
-        <w:divId w:val="346297047"/>
+        <w:divId w:val="1932733850"/>
         <w:rPr>
           <w:rFonts w:eastAsia="Times New Roman"/>
           <w:lang w:val="nl-NL"/>
@@ -3408,7 +3408,7 @@
     <w:p>
       <w:pPr>
         <w:pStyle w:val="Normaalweb"/>
-        <w:divId w:val="346297047"/>
+        <w:divId w:val="1932733850"/>
         <w:rPr>
           <w:lang w:val="nl-NL"/>
         </w:rPr>
@@ -3423,7 +3423,7 @@
     <w:p>
       <w:pPr>
         <w:pStyle w:val="Kop5"/>
-        <w:divId w:val="346297047"/>
+        <w:divId w:val="1932733850"/>
         <w:rPr>
           <w:rFonts w:eastAsia="Times New Roman"/>
           <w:lang w:val="nl-NL"/>
@@ -3440,7 +3440,7 @@
     <w:p>
       <w:pPr>
         <w:pStyle w:val="Normaalweb"/>
-        <w:divId w:val="346297047"/>
+        <w:divId w:val="1932733850"/>
         <w:rPr>
           <w:lang w:val="nl-NL"/>
         </w:rPr>
@@ -3455,7 +3455,7 @@
     <w:p>
       <w:pPr>
         <w:pStyle w:val="Normaalweb"/>
-        <w:divId w:val="346297047"/>
+        <w:divId w:val="1932733850"/>
         <w:rPr>
           <w:lang w:val="nl-NL"/>
         </w:rPr>
@@ -3471,7 +3471,7 @@
     <w:p>
       <w:pPr>
         <w:pStyle w:val="Kop5"/>
-        <w:divId w:val="346297047"/>
+        <w:divId w:val="1932733850"/>
         <w:rPr>
           <w:rFonts w:eastAsia="Times New Roman"/>
           <w:lang w:val="nl-NL"/>
@@ -3492,7 +3492,7 @@
           <w:numId w:val="9"/>
         </w:numPr>
         <w:spacing w:before="100" w:beforeAutospacing="1" w:after="100" w:afterAutospacing="1"/>
-        <w:divId w:val="346297047"/>
+        <w:divId w:val="1932733850"/>
         <w:rPr>
           <w:rFonts w:eastAsia="Times New Roman"/>
           <w:lang w:val="nl-NL"/>
@@ -3513,7 +3513,7 @@
           <w:numId w:val="9"/>
         </w:numPr>
         <w:spacing w:before="100" w:beforeAutospacing="1" w:after="100" w:afterAutospacing="1"/>
-        <w:divId w:val="346297047"/>
+        <w:divId w:val="1932733850"/>
         <w:rPr>
           <w:rFonts w:eastAsia="Times New Roman"/>
           <w:lang w:val="nl-NL"/>
@@ -3534,7 +3534,7 @@
           <w:numId w:val="9"/>
         </w:numPr>
         <w:spacing w:before="100" w:beforeAutospacing="1" w:after="100" w:afterAutospacing="1"/>
-        <w:divId w:val="346297047"/>
+        <w:divId w:val="1932733850"/>
         <w:rPr>
           <w:rFonts w:eastAsia="Times New Roman"/>
           <w:lang w:val="nl-NL"/>
@@ -3551,7 +3551,7 @@
     <w:p>
       <w:pPr>
         <w:pStyle w:val="Kop5"/>
-        <w:divId w:val="346297047"/>
+        <w:divId w:val="1932733850"/>
         <w:rPr>
           <w:rFonts w:eastAsia="Times New Roman"/>
           <w:lang w:val="nl-NL"/>
@@ -3568,7 +3568,7 @@
     <w:p>
       <w:pPr>
         <w:pStyle w:val="Normaalweb"/>
-        <w:divId w:val="346297047"/>
+        <w:divId w:val="1932733850"/>
         <w:rPr>
           <w:lang w:val="nl-NL"/>
         </w:rPr>
@@ -3587,7 +3587,7 @@
           <w:numId w:val="10"/>
         </w:numPr>
         <w:spacing w:before="100" w:beforeAutospacing="1" w:after="100" w:afterAutospacing="1"/>
-        <w:divId w:val="346297047"/>
+        <w:divId w:val="1932733850"/>
         <w:rPr>
           <w:rFonts w:eastAsia="Times New Roman"/>
           <w:lang w:val="nl-NL"/>
@@ -3608,7 +3608,7 @@
           <w:numId w:val="10"/>
         </w:numPr>
         <w:spacing w:before="100" w:beforeAutospacing="1" w:after="100" w:afterAutospacing="1"/>
-        <w:divId w:val="346297047"/>
+        <w:divId w:val="1932733850"/>
         <w:rPr>
           <w:rFonts w:eastAsia="Times New Roman"/>
           <w:lang w:val="nl-NL"/>
@@ -3625,7 +3625,7 @@
     <w:p>
       <w:pPr>
         <w:pStyle w:val="Kop4"/>
-        <w:divId w:val="346297047"/>
+        <w:divId w:val="1932733850"/>
         <w:rPr>
           <w:rFonts w:eastAsia="Times New Roman"/>
           <w:lang w:val="nl-NL"/>
@@ -3642,7 +3642,7 @@
     <w:p>
       <w:pPr>
         <w:pStyle w:val="Normaalweb"/>
-        <w:divId w:val="559293970"/>
+        <w:divId w:val="1349335036"/>
         <w:rPr>
           <w:lang w:val="nl-NL"/>
         </w:rPr>
@@ -3664,7 +3664,7 @@
     <w:p>
       <w:pPr>
         <w:pStyle w:val="Normaalweb"/>
-        <w:divId w:val="559293970"/>
+        <w:divId w:val="1349335036"/>
         <w:rPr>
           <w:lang w:val="nl-NL"/>
         </w:rPr>
@@ -3686,7 +3686,7 @@
     <w:p>
       <w:pPr>
         <w:pStyle w:val="Kop5"/>
-        <w:divId w:val="346297047"/>
+        <w:divId w:val="1932733850"/>
         <w:rPr>
           <w:rFonts w:eastAsia="Times New Roman"/>
           <w:lang w:val="nl-NL"/>
@@ -3703,7 +3703,7 @@
     <w:p>
       <w:pPr>
         <w:pStyle w:val="Normaalweb"/>
-        <w:divId w:val="346297047"/>
+        <w:divId w:val="1932733850"/>
         <w:rPr>
           <w:lang w:val="nl-NL"/>
         </w:rPr>
@@ -3718,7 +3718,7 @@
     <w:p>
       <w:pPr>
         <w:pStyle w:val="Kop5"/>
-        <w:divId w:val="346297047"/>
+        <w:divId w:val="1932733850"/>
         <w:rPr>
           <w:rFonts w:eastAsia="Times New Roman"/>
           <w:lang w:val="nl-NL"/>
@@ -3735,7 +3735,7 @@
     <w:p>
       <w:pPr>
         <w:pStyle w:val="Normaalweb"/>
-        <w:divId w:val="346297047"/>
+        <w:divId w:val="1932733850"/>
         <w:rPr>
           <w:lang w:val="nl-NL"/>
         </w:rPr>
@@ -3750,7 +3750,7 @@
     <w:p>
       <w:pPr>
         <w:pStyle w:val="Kop5"/>
-        <w:divId w:val="346297047"/>
+        <w:divId w:val="1932733850"/>
         <w:rPr>
           <w:rFonts w:eastAsia="Times New Roman"/>
           <w:lang w:val="nl-NL"/>
@@ -3767,7 +3767,7 @@
     <w:p>
       <w:pPr>
         <w:pStyle w:val="Normaalweb"/>
-        <w:divId w:val="346297047"/>
+        <w:divId w:val="1932733850"/>
         <w:rPr>
           <w:lang w:val="nl-NL"/>
         </w:rPr>
@@ -3782,7 +3782,7 @@
     <w:p>
       <w:pPr>
         <w:pStyle w:val="Kop4"/>
-        <w:divId w:val="346297047"/>
+        <w:divId w:val="1932733850"/>
         <w:rPr>
           <w:rFonts w:eastAsia="Times New Roman"/>
           <w:lang w:val="nl-NL"/>
@@ -3799,7 +3799,7 @@
     <w:p>
       <w:pPr>
         <w:pStyle w:val="Kop5"/>
-        <w:divId w:val="346297047"/>
+        <w:divId w:val="1932733850"/>
         <w:rPr>
           <w:rFonts w:eastAsia="Times New Roman"/>
           <w:lang w:val="nl-NL"/>
@@ -3816,7 +3816,7 @@
     <w:p>
       <w:pPr>
         <w:pStyle w:val="Normaalweb"/>
-        <w:divId w:val="346297047"/>
+        <w:divId w:val="1932733850"/>
         <w:rPr>
           <w:lang w:val="nl-NL"/>
         </w:rPr>
@@ -3831,7 +3831,7 @@
     <w:p>
       <w:pPr>
         <w:pStyle w:val="Kop5"/>
-        <w:divId w:val="346297047"/>
+        <w:divId w:val="1932733850"/>
         <w:rPr>
           <w:rFonts w:eastAsia="Times New Roman"/>
           <w:lang w:val="nl-NL"/>
@@ -3848,7 +3848,7 @@
     <w:p>
       <w:pPr>
         <w:pStyle w:val="Normaalweb"/>
-        <w:divId w:val="346297047"/>
+        <w:divId w:val="1932733850"/>
         <w:rPr>
           <w:lang w:val="nl-NL"/>
         </w:rPr>
@@ -3868,7 +3868,7 @@
           <w:numId w:val="11"/>
         </w:numPr>
         <w:spacing w:before="100" w:beforeAutospacing="1" w:after="100" w:afterAutospacing="1"/>
-        <w:divId w:val="346297047"/>
+        <w:divId w:val="1932733850"/>
         <w:rPr>
           <w:rFonts w:eastAsia="Times New Roman"/>
           <w:lang w:val="nl-NL"/>
@@ -3889,7 +3889,7 @@
           <w:numId w:val="11"/>
         </w:numPr>
         <w:spacing w:before="100" w:beforeAutospacing="1" w:after="100" w:afterAutospacing="1"/>
-        <w:divId w:val="346297047"/>
+        <w:divId w:val="1932733850"/>
         <w:rPr>
           <w:rFonts w:eastAsia="Times New Roman"/>
           <w:lang w:val="nl-NL"/>
@@ -3910,7 +3910,7 @@
           <w:numId w:val="11"/>
         </w:numPr>
         <w:spacing w:before="100" w:beforeAutospacing="1" w:after="100" w:afterAutospacing="1"/>
-        <w:divId w:val="346297047"/>
+        <w:divId w:val="1932733850"/>
         <w:rPr>
           <w:rFonts w:eastAsia="Times New Roman"/>
           <w:lang w:val="nl-NL"/>
@@ -3927,7 +3927,7 @@
     <w:p>
       <w:pPr>
         <w:pStyle w:val="Normaalweb"/>
-        <w:divId w:val="346297047"/>
+        <w:divId w:val="1932733850"/>
         <w:rPr>
           <w:lang w:val="nl-NL"/>
         </w:rPr>
@@ -3942,7 +3942,7 @@
     <w:p>
       <w:pPr>
         <w:pStyle w:val="Kop5"/>
-        <w:divId w:val="346297047"/>
+        <w:divId w:val="1932733850"/>
         <w:rPr>
           <w:rFonts w:eastAsia="Times New Roman"/>
           <w:lang w:val="nl-NL"/>
@@ -3959,7 +3959,7 @@
     <w:p>
       <w:pPr>
         <w:pStyle w:val="Normaalweb"/>
-        <w:divId w:val="346297047"/>
+        <w:divId w:val="1932733850"/>
         <w:rPr>
           <w:lang w:val="nl-NL"/>
         </w:rPr>
@@ -3974,7 +3974,7 @@
     <w:p>
       <w:pPr>
         <w:pStyle w:val="Kop4"/>
-        <w:divId w:val="346297047"/>
+        <w:divId w:val="1932733850"/>
         <w:rPr>
           <w:rFonts w:eastAsia="Times New Roman"/>
           <w:lang w:val="nl-NL"/>
@@ -3991,7 +3991,7 @@
     <w:p>
       <w:pPr>
         <w:pStyle w:val="Kop5"/>
-        <w:divId w:val="346297047"/>
+        <w:divId w:val="1932733850"/>
         <w:rPr>
           <w:rFonts w:eastAsia="Times New Roman"/>
           <w:lang w:val="nl-NL"/>
@@ -4008,7 +4008,7 @@
     <w:p>
       <w:pPr>
         <w:pStyle w:val="Normaalweb"/>
-        <w:divId w:val="346297047"/>
+        <w:divId w:val="1932733850"/>
         <w:rPr>
           <w:lang w:val="nl-NL"/>
         </w:rPr>
@@ -4023,7 +4023,7 @@
     <w:p>
       <w:pPr>
         <w:pStyle w:val="Kop5"/>
-        <w:divId w:val="346297047"/>
+        <w:divId w:val="1932733850"/>
         <w:rPr>
           <w:rFonts w:eastAsia="Times New Roman"/>
           <w:lang w:val="nl-NL"/>
@@ -4040,7 +4040,7 @@
     <w:p>
       <w:pPr>
         <w:pStyle w:val="Normaalweb"/>
-        <w:divId w:val="346297047"/>
+        <w:divId w:val="1932733850"/>
         <w:rPr>
           <w:lang w:val="nl-NL"/>
         </w:rPr>
@@ -4055,7 +4055,7 @@
     <w:p>
       <w:pPr>
         <w:pStyle w:val="Kop5"/>
-        <w:divId w:val="346297047"/>
+        <w:divId w:val="1932733850"/>
         <w:rPr>
           <w:rFonts w:eastAsia="Times New Roman"/>
           <w:lang w:val="nl-NL"/>
@@ -4072,7 +4072,7 @@
     <w:p>
       <w:pPr>
         <w:pStyle w:val="Normaalweb"/>
-        <w:divId w:val="346297047"/>
+        <w:divId w:val="1932733850"/>
         <w:rPr>
           <w:lang w:val="nl-NL"/>
         </w:rPr>
@@ -4087,7 +4087,7 @@
     <w:p>
       <w:pPr>
         <w:pStyle w:val="Kop5"/>
-        <w:divId w:val="346297047"/>
+        <w:divId w:val="1932733850"/>
         <w:rPr>
           <w:rFonts w:eastAsia="Times New Roman"/>
           <w:lang w:val="nl-NL"/>
@@ -4104,7 +4104,7 @@
     <w:p>
       <w:pPr>
         <w:pStyle w:val="Normaalweb"/>
-        <w:divId w:val="346297047"/>
+        <w:divId w:val="1932733850"/>
         <w:rPr>
           <w:lang w:val="nl-NL"/>
         </w:rPr>
@@ -4119,7 +4119,7 @@
     <w:p>
       <w:pPr>
         <w:pStyle w:val="Kop5"/>
-        <w:divId w:val="346297047"/>
+        <w:divId w:val="1932733850"/>
         <w:rPr>
           <w:rFonts w:eastAsia="Times New Roman"/>
           <w:lang w:val="nl-NL"/>
@@ -4136,7 +4136,7 @@
     <w:p>
       <w:pPr>
         <w:pStyle w:val="Normaalweb"/>
-        <w:divId w:val="346297047"/>
+        <w:divId w:val="1932733850"/>
         <w:rPr>
           <w:lang w:val="nl-NL"/>
         </w:rPr>
@@ -4151,7 +4151,7 @@
     <w:p>
       <w:pPr>
         <w:pStyle w:val="afsluiting"/>
-        <w:divId w:val="346297047"/>
+        <w:divId w:val="1932733850"/>
         <w:rPr>
           <w:lang w:val="nl-NL"/>
         </w:rPr>
@@ -4167,7 +4167,7 @@
       <w:pPr>
         <w:pStyle w:val="Kop2"/>
         <w:spacing w:before="400" w:after="160"/>
-        <w:divId w:val="346297047"/>
+        <w:divId w:val="1932733850"/>
         <w:rPr>
           <w:rFonts w:eastAsia="Times New Roman"/>
           <w:sz w:val="32"/>
@@ -4175,7 +4175,7 @@
           <w:lang w:val="nl-NL"/>
         </w:rPr>
       </w:pPr>
-      <w:bookmarkStart w:id="3" w:name="_Toc242816972"/>
+      <w:bookmarkStart w:id="3" w:name="_Toc242817502"/>
       <w:r>
         <w:rPr>
           <w:rFonts w:eastAsia="Times New Roman"/>
@@ -4190,7 +4190,7 @@
     <w:p>
       <w:pPr>
         <w:outlineLvl w:val="2"/>
-        <w:divId w:val="1158182778"/>
+        <w:divId w:val="1008212491"/>
         <w:rPr>
           <w:rFonts w:ascii="Aptos Display" w:eastAsia="Times New Roman" w:hAnsi="Aptos Display"/>
           <w:b/>
@@ -4216,7 +4216,7 @@
     </w:p>
     <w:p>
       <w:pPr>
-        <w:divId w:val="1158182778"/>
+        <w:divId w:val="1008212491"/>
         <w:rPr>
           <w:rFonts w:eastAsia="Times New Roman"/>
           <w:sz w:val="24"/>
@@ -4236,7 +4236,7 @@
     <w:p>
       <w:pPr>
         <w:pStyle w:val="subtitel"/>
-        <w:divId w:val="346297047"/>
+        <w:divId w:val="1932733850"/>
         <w:rPr>
           <w:lang w:val="nl-NL"/>
         </w:rPr>
@@ -4251,7 +4251,7 @@
     <w:p>
       <w:pPr>
         <w:pStyle w:val="Kop4"/>
-        <w:divId w:val="346297047"/>
+        <w:divId w:val="1932733850"/>
         <w:rPr>
           <w:rFonts w:eastAsia="Times New Roman"/>
           <w:lang w:val="nl-NL"/>
@@ -4268,7 +4268,7 @@
     <w:p>
       <w:pPr>
         <w:pStyle w:val="Normaalweb"/>
-        <w:divId w:val="346297047"/>
+        <w:divId w:val="1932733850"/>
         <w:rPr>
           <w:lang w:val="nl-NL"/>
         </w:rPr>
@@ -4283,7 +4283,7 @@
     <w:p>
       <w:pPr>
         <w:pStyle w:val="Kop5"/>
-        <w:divId w:val="346297047"/>
+        <w:divId w:val="1932733850"/>
         <w:rPr>
           <w:rFonts w:eastAsia="Times New Roman"/>
           <w:lang w:val="nl-NL"/>
@@ -4300,7 +4300,7 @@
     <w:p>
       <w:pPr>
         <w:pStyle w:val="Normaalweb"/>
-        <w:divId w:val="346297047"/>
+        <w:divId w:val="1932733850"/>
         <w:rPr>
           <w:lang w:val="nl-NL"/>
         </w:rPr>
@@ -4315,7 +4315,7 @@
     <w:p>
       <w:pPr>
         <w:pStyle w:val="Normaalweb"/>
-        <w:divId w:val="346297047"/>
+        <w:divId w:val="1932733850"/>
         <w:rPr>
           <w:lang w:val="nl-NL"/>
         </w:rPr>
@@ -4330,7 +4330,7 @@
     <w:p>
       <w:pPr>
         <w:pStyle w:val="Kop5"/>
-        <w:divId w:val="346297047"/>
+        <w:divId w:val="1932733850"/>
         <w:rPr>
           <w:rFonts w:eastAsia="Times New Roman"/>
           <w:lang w:val="nl-NL"/>
@@ -4351,7 +4351,7 @@
           <w:numId w:val="12"/>
         </w:numPr>
         <w:spacing w:before="100" w:beforeAutospacing="1" w:after="100" w:afterAutospacing="1"/>
-        <w:divId w:val="346297047"/>
+        <w:divId w:val="1932733850"/>
         <w:rPr>
           <w:rFonts w:eastAsia="Times New Roman"/>
           <w:lang w:val="nl-NL"/>
@@ -4372,7 +4372,7 @@
           <w:numId w:val="12"/>
         </w:numPr>
         <w:spacing w:before="100" w:beforeAutospacing="1" w:after="100" w:afterAutospacing="1"/>
-        <w:divId w:val="346297047"/>
+        <w:divId w:val="1932733850"/>
         <w:rPr>
           <w:rFonts w:eastAsia="Times New Roman"/>
           <w:lang w:val="nl-NL"/>
@@ -4393,7 +4393,7 @@
           <w:numId w:val="12"/>
         </w:numPr>
         <w:spacing w:before="100" w:beforeAutospacing="1" w:after="100" w:afterAutospacing="1"/>
-        <w:divId w:val="346297047"/>
+        <w:divId w:val="1932733850"/>
         <w:rPr>
           <w:rFonts w:eastAsia="Times New Roman"/>
           <w:lang w:val="nl-NL"/>
@@ -4414,7 +4414,7 @@
           <w:numId w:val="12"/>
         </w:numPr>
         <w:spacing w:before="100" w:beforeAutospacing="1" w:after="100" w:afterAutospacing="1"/>
-        <w:divId w:val="346297047"/>
+        <w:divId w:val="1932733850"/>
         <w:rPr>
           <w:rFonts w:eastAsia="Times New Roman"/>
           <w:lang w:val="nl-NL"/>
@@ -4435,7 +4435,7 @@
           <w:numId w:val="12"/>
         </w:numPr>
         <w:spacing w:before="100" w:beforeAutospacing="1" w:after="100" w:afterAutospacing="1"/>
-        <w:divId w:val="346297047"/>
+        <w:divId w:val="1932733850"/>
         <w:rPr>
           <w:rFonts w:eastAsia="Times New Roman"/>
           <w:lang w:val="nl-NL"/>
@@ -4452,7 +4452,7 @@
     <w:p>
       <w:pPr>
         <w:pStyle w:val="Kop5"/>
-        <w:divId w:val="346297047"/>
+        <w:divId w:val="1932733850"/>
         <w:rPr>
           <w:rFonts w:eastAsia="Times New Roman"/>
           <w:lang w:val="nl-NL"/>
@@ -4469,7 +4469,7 @@
     <w:p>
       <w:pPr>
         <w:pStyle w:val="Normaalweb"/>
-        <w:divId w:val="346297047"/>
+        <w:divId w:val="1932733850"/>
         <w:rPr>
           <w:lang w:val="nl-NL"/>
         </w:rPr>
@@ -4484,7 +4484,7 @@
     <w:p>
       <w:pPr>
         <w:pStyle w:val="Kop4"/>
-        <w:divId w:val="346297047"/>
+        <w:divId w:val="1932733850"/>
         <w:rPr>
           <w:rFonts w:eastAsia="Times New Roman"/>
           <w:lang w:val="nl-NL"/>
@@ -4501,7 +4501,7 @@
     <w:p>
       <w:pPr>
         <w:pStyle w:val="Normaalweb"/>
-        <w:divId w:val="1483041421"/>
+        <w:divId w:val="1809273902"/>
         <w:rPr>
           <w:lang w:val="nl-NL"/>
         </w:rPr>
@@ -4523,7 +4523,7 @@
     <w:p>
       <w:pPr>
         <w:pStyle w:val="Normaalweb"/>
-        <w:divId w:val="1483041421"/>
+        <w:divId w:val="1809273902"/>
         <w:rPr>
           <w:lang w:val="nl-NL"/>
         </w:rPr>
@@ -4551,7 +4551,7 @@
     <w:p>
       <w:pPr>
         <w:pStyle w:val="Kop5"/>
-        <w:divId w:val="346297047"/>
+        <w:divId w:val="1932733850"/>
         <w:rPr>
           <w:rFonts w:eastAsia="Times New Roman"/>
           <w:lang w:val="nl-NL"/>
@@ -4568,7 +4568,7 @@
     <w:p>
       <w:pPr>
         <w:pStyle w:val="Normaalweb"/>
-        <w:divId w:val="346297047"/>
+        <w:divId w:val="1932733850"/>
         <w:rPr>
           <w:lang w:val="nl-NL"/>
         </w:rPr>
@@ -4583,7 +4583,7 @@
     <w:p>
       <w:pPr>
         <w:pStyle w:val="Kop5"/>
-        <w:divId w:val="346297047"/>
+        <w:divId w:val="1932733850"/>
         <w:rPr>
           <w:rFonts w:eastAsia="Times New Roman"/>
           <w:lang w:val="nl-NL"/>
@@ -4600,7 +4600,7 @@
     <w:p>
       <w:pPr>
         <w:pStyle w:val="Normaalweb"/>
-        <w:divId w:val="346297047"/>
+        <w:divId w:val="1932733850"/>
         <w:rPr>
           <w:lang w:val="nl-NL"/>
         </w:rPr>
@@ -4615,7 +4615,7 @@
     <w:p>
       <w:pPr>
         <w:pStyle w:val="Kop5"/>
-        <w:divId w:val="346297047"/>
+        <w:divId w:val="1932733850"/>
         <w:rPr>
           <w:rFonts w:eastAsia="Times New Roman"/>
           <w:lang w:val="nl-NL"/>
@@ -4632,7 +4632,7 @@
     <w:p>
       <w:pPr>
         <w:pStyle w:val="Normaalweb"/>
-        <w:divId w:val="346297047"/>
+        <w:divId w:val="1932733850"/>
         <w:rPr>
           <w:lang w:val="nl-NL"/>
         </w:rPr>
@@ -4647,7 +4647,7 @@
     <w:p>
       <w:pPr>
         <w:pStyle w:val="Kop4"/>
-        <w:divId w:val="346297047"/>
+        <w:divId w:val="1932733850"/>
         <w:rPr>
           <w:rFonts w:eastAsia="Times New Roman"/>
           <w:lang w:val="nl-NL"/>
@@ -4664,7 +4664,7 @@
     <w:p>
       <w:pPr>
         <w:pStyle w:val="Kop5"/>
-        <w:divId w:val="346297047"/>
+        <w:divId w:val="1932733850"/>
         <w:rPr>
           <w:rFonts w:eastAsia="Times New Roman"/>
           <w:lang w:val="nl-NL"/>
@@ -4681,7 +4681,7 @@
     <w:p>
       <w:pPr>
         <w:pStyle w:val="Normaalweb"/>
-        <w:divId w:val="346297047"/>
+        <w:divId w:val="1932733850"/>
         <w:rPr>
           <w:lang w:val="nl-NL"/>
         </w:rPr>
@@ -4696,7 +4696,7 @@
     <w:p>
       <w:pPr>
         <w:pStyle w:val="Kop5"/>
-        <w:divId w:val="346297047"/>
+        <w:divId w:val="1932733850"/>
         <w:rPr>
           <w:rFonts w:eastAsia="Times New Roman"/>
           <w:lang w:val="nl-NL"/>
@@ -4713,7 +4713,7 @@
     <w:p>
       <w:pPr>
         <w:pStyle w:val="Normaalweb"/>
-        <w:divId w:val="346297047"/>
+        <w:divId w:val="1932733850"/>
         <w:rPr>
           <w:lang w:val="nl-NL"/>
         </w:rPr>
@@ -4732,7 +4732,7 @@
           <w:numId w:val="13"/>
         </w:numPr>
         <w:spacing w:before="100" w:beforeAutospacing="1" w:after="100" w:afterAutospacing="1"/>
-        <w:divId w:val="346297047"/>
+        <w:divId w:val="1932733850"/>
         <w:rPr>
           <w:rFonts w:eastAsia="Times New Roman"/>
           <w:lang w:val="nl-NL"/>
@@ -4753,7 +4753,7 @@
           <w:numId w:val="13"/>
         </w:numPr>
         <w:spacing w:before="100" w:beforeAutospacing="1" w:after="100" w:afterAutospacing="1"/>
-        <w:divId w:val="346297047"/>
+        <w:divId w:val="1932733850"/>
         <w:rPr>
           <w:rFonts w:eastAsia="Times New Roman"/>
           <w:lang w:val="nl-NL"/>
@@ -4774,7 +4774,7 @@
           <w:numId w:val="13"/>
         </w:numPr>
         <w:spacing w:before="100" w:beforeAutospacing="1" w:after="100" w:afterAutospacing="1"/>
-        <w:divId w:val="346297047"/>
+        <w:divId w:val="1932733850"/>
         <w:rPr>
           <w:rFonts w:eastAsia="Times New Roman"/>
           <w:lang w:val="nl-NL"/>
@@ -4791,7 +4791,7 @@
     <w:p>
       <w:pPr>
         <w:pStyle w:val="Normaalweb"/>
-        <w:divId w:val="346297047"/>
+        <w:divId w:val="1932733850"/>
         <w:rPr>
           <w:lang w:val="nl-NL"/>
         </w:rPr>
@@ -4806,7 +4806,7 @@
     <w:p>
       <w:pPr>
         <w:pStyle w:val="Kop5"/>
-        <w:divId w:val="346297047"/>
+        <w:divId w:val="1932733850"/>
         <w:rPr>
           <w:rFonts w:eastAsia="Times New Roman"/>
           <w:lang w:val="nl-NL"/>
@@ -4823,7 +4823,7 @@
     <w:p>
       <w:pPr>
         <w:pStyle w:val="Normaalweb"/>
-        <w:divId w:val="346297047"/>
+        <w:divId w:val="1932733850"/>
         <w:rPr>
           <w:lang w:val="nl-NL"/>
         </w:rPr>
@@ -4838,7 +4838,7 @@
     <w:p>
       <w:pPr>
         <w:pStyle w:val="Kop4"/>
-        <w:divId w:val="346297047"/>
+        <w:divId w:val="1932733850"/>
         <w:rPr>
           <w:rFonts w:eastAsia="Times New Roman"/>
           <w:lang w:val="nl-NL"/>
@@ -4855,7 +4855,7 @@
     <w:p>
       <w:pPr>
         <w:pStyle w:val="Kop5"/>
-        <w:divId w:val="346297047"/>
+        <w:divId w:val="1932733850"/>
         <w:rPr>
           <w:rFonts w:eastAsia="Times New Roman"/>
           <w:lang w:val="nl-NL"/>
@@ -4872,7 +4872,7 @@
     <w:p>
       <w:pPr>
         <w:pStyle w:val="Normaalweb"/>
-        <w:divId w:val="346297047"/>
+        <w:divId w:val="1932733850"/>
         <w:rPr>
           <w:lang w:val="nl-NL"/>
         </w:rPr>
@@ -4887,7 +4887,7 @@
     <w:p>
       <w:pPr>
         <w:pStyle w:val="Kop5"/>
-        <w:divId w:val="346297047"/>
+        <w:divId w:val="1932733850"/>
         <w:rPr>
           <w:rFonts w:eastAsia="Times New Roman"/>
           <w:lang w:val="nl-NL"/>
@@ -4904,7 +4904,7 @@
     <w:p>
       <w:pPr>
         <w:pStyle w:val="Normaalweb"/>
-        <w:divId w:val="346297047"/>
+        <w:divId w:val="1932733850"/>
         <w:rPr>
           <w:lang w:val="nl-NL"/>
         </w:rPr>
@@ -4919,7 +4919,7 @@
     <w:p>
       <w:pPr>
         <w:pStyle w:val="Kop5"/>
-        <w:divId w:val="346297047"/>
+        <w:divId w:val="1932733850"/>
         <w:rPr>
           <w:rFonts w:eastAsia="Times New Roman"/>
           <w:lang w:val="nl-NL"/>
@@ -4936,7 +4936,7 @@
     <w:p>
       <w:pPr>
         <w:pStyle w:val="Normaalweb"/>
-        <w:divId w:val="346297047"/>
+        <w:divId w:val="1932733850"/>
         <w:rPr>
           <w:lang w:val="nl-NL"/>
         </w:rPr>
@@ -4951,7 +4951,7 @@
     <w:p>
       <w:pPr>
         <w:pStyle w:val="Kop5"/>
-        <w:divId w:val="346297047"/>
+        <w:divId w:val="1932733850"/>
         <w:rPr>
           <w:rFonts w:eastAsia="Times New Roman"/>
           <w:lang w:val="nl-NL"/>
@@ -4968,7 +4968,7 @@
     <w:p>
       <w:pPr>
         <w:pStyle w:val="Normaalweb"/>
-        <w:divId w:val="346297047"/>
+        <w:divId w:val="1932733850"/>
         <w:rPr>
           <w:lang w:val="nl-NL"/>
         </w:rPr>
@@ -4983,7 +4983,7 @@
     <w:p>
       <w:pPr>
         <w:pStyle w:val="Kop5"/>
-        <w:divId w:val="346297047"/>
+        <w:divId w:val="1932733850"/>
         <w:rPr>
           <w:rFonts w:eastAsia="Times New Roman"/>
           <w:lang w:val="nl-NL"/>
@@ -5000,7 +5000,7 @@
     <w:p>
       <w:pPr>
         <w:pStyle w:val="Normaalweb"/>
-        <w:divId w:val="346297047"/>
+        <w:divId w:val="1932733850"/>
         <w:rPr>
           <w:lang w:val="nl-NL"/>
         </w:rPr>
@@ -5015,7 +5015,7 @@
     <w:p>
       <w:pPr>
         <w:pStyle w:val="afsluiting"/>
-        <w:divId w:val="346297047"/>
+        <w:divId w:val="1932733850"/>
         <w:rPr>
           <w:lang w:val="nl-NL"/>
         </w:rPr>
@@ -5030,7 +5030,7 @@
     <w:p>
       <w:pPr>
         <w:outlineLvl w:val="2"/>
-        <w:divId w:val="658921300"/>
+        <w:divId w:val="1077558596"/>
         <w:rPr>
           <w:rFonts w:ascii="Aptos Display" w:eastAsia="Times New Roman" w:hAnsi="Aptos Display"/>
           <w:b/>
@@ -5056,7 +5056,7 @@
     </w:p>
     <w:p>
       <w:pPr>
-        <w:divId w:val="658921300"/>
+        <w:divId w:val="1077558596"/>
         <w:rPr>
           <w:rFonts w:eastAsia="Times New Roman"/>
           <w:sz w:val="24"/>
@@ -5076,7 +5076,7 @@
     <w:p>
       <w:pPr>
         <w:pStyle w:val="subtitel"/>
-        <w:divId w:val="346297047"/>
+        <w:divId w:val="1932733850"/>
         <w:rPr>
           <w:lang w:val="nl-NL"/>
         </w:rPr>
@@ -5091,7 +5091,7 @@
     <w:p>
       <w:pPr>
         <w:pStyle w:val="Kop4"/>
-        <w:divId w:val="346297047"/>
+        <w:divId w:val="1932733850"/>
         <w:rPr>
           <w:rFonts w:eastAsia="Times New Roman"/>
           <w:lang w:val="nl-NL"/>
@@ -5108,7 +5108,7 @@
     <w:p>
       <w:pPr>
         <w:pStyle w:val="Normaalweb"/>
-        <w:divId w:val="346297047"/>
+        <w:divId w:val="1932733850"/>
         <w:rPr>
           <w:lang w:val="nl-NL"/>
         </w:rPr>
@@ -5123,7 +5123,7 @@
     <w:p>
       <w:pPr>
         <w:pStyle w:val="Kop5"/>
-        <w:divId w:val="346297047"/>
+        <w:divId w:val="1932733850"/>
         <w:rPr>
           <w:rFonts w:eastAsia="Times New Roman"/>
           <w:lang w:val="nl-NL"/>
@@ -5140,7 +5140,7 @@
     <w:p>
       <w:pPr>
         <w:pStyle w:val="Normaalweb"/>
-        <w:divId w:val="346297047"/>
+        <w:divId w:val="1932733850"/>
         <w:rPr>
           <w:lang w:val="nl-NL"/>
         </w:rPr>
@@ -5155,7 +5155,7 @@
     <w:p>
       <w:pPr>
         <w:pStyle w:val="Normaalweb"/>
-        <w:divId w:val="346297047"/>
+        <w:divId w:val="1932733850"/>
         <w:rPr>
           <w:lang w:val="nl-NL"/>
         </w:rPr>
@@ -5170,7 +5170,7 @@
     <w:p>
       <w:pPr>
         <w:pStyle w:val="Kop5"/>
-        <w:divId w:val="346297047"/>
+        <w:divId w:val="1932733850"/>
         <w:rPr>
           <w:rFonts w:eastAsia="Times New Roman"/>
           <w:lang w:val="nl-NL"/>
@@ -5191,7 +5191,7 @@
           <w:numId w:val="14"/>
         </w:numPr>
         <w:spacing w:before="100" w:beforeAutospacing="1" w:after="100" w:afterAutospacing="1"/>
-        <w:divId w:val="346297047"/>
+        <w:divId w:val="1932733850"/>
         <w:rPr>
           <w:rFonts w:eastAsia="Times New Roman"/>
           <w:lang w:val="nl-NL"/>
@@ -5212,7 +5212,7 @@
           <w:numId w:val="14"/>
         </w:numPr>
         <w:spacing w:before="100" w:beforeAutospacing="1" w:after="100" w:afterAutospacing="1"/>
-        <w:divId w:val="346297047"/>
+        <w:divId w:val="1932733850"/>
         <w:rPr>
           <w:rFonts w:eastAsia="Times New Roman"/>
           <w:lang w:val="nl-NL"/>
@@ -5233,7 +5233,7 @@
           <w:numId w:val="14"/>
         </w:numPr>
         <w:spacing w:before="100" w:beforeAutospacing="1" w:after="100" w:afterAutospacing="1"/>
-        <w:divId w:val="346297047"/>
+        <w:divId w:val="1932733850"/>
         <w:rPr>
           <w:rFonts w:eastAsia="Times New Roman"/>
           <w:lang w:val="nl-NL"/>
@@ -5254,7 +5254,7 @@
           <w:numId w:val="14"/>
         </w:numPr>
         <w:spacing w:before="100" w:beforeAutospacing="1" w:after="100" w:afterAutospacing="1"/>
-        <w:divId w:val="346297047"/>
+        <w:divId w:val="1932733850"/>
         <w:rPr>
           <w:rFonts w:eastAsia="Times New Roman"/>
           <w:lang w:val="nl-NL"/>
@@ -5271,7 +5271,7 @@
     <w:p>
       <w:pPr>
         <w:pStyle w:val="Kop5"/>
-        <w:divId w:val="346297047"/>
+        <w:divId w:val="1932733850"/>
         <w:rPr>
           <w:rFonts w:eastAsia="Times New Roman"/>
           <w:lang w:val="nl-NL"/>
@@ -5288,7 +5288,7 @@
     <w:p>
       <w:pPr>
         <w:pStyle w:val="Normaalweb"/>
-        <w:divId w:val="346297047"/>
+        <w:divId w:val="1932733850"/>
         <w:rPr>
           <w:lang w:val="nl-NL"/>
         </w:rPr>
@@ -5303,7 +5303,7 @@
     <w:p>
       <w:pPr>
         <w:pStyle w:val="Kop4"/>
-        <w:divId w:val="346297047"/>
+        <w:divId w:val="1932733850"/>
         <w:rPr>
           <w:rFonts w:eastAsia="Times New Roman"/>
           <w:lang w:val="nl-NL"/>
@@ -5320,7 +5320,7 @@
     <w:p>
       <w:pPr>
         <w:pStyle w:val="Normaalweb"/>
-        <w:divId w:val="2043819404"/>
+        <w:divId w:val="1930504978"/>
         <w:rPr>
           <w:lang w:val="nl-NL"/>
         </w:rPr>
@@ -5342,7 +5342,7 @@
     <w:p>
       <w:pPr>
         <w:pStyle w:val="Normaalweb"/>
-        <w:divId w:val="2043819404"/>
+        <w:divId w:val="1930504978"/>
         <w:rPr>
           <w:lang w:val="nl-NL"/>
         </w:rPr>
@@ -5370,7 +5370,7 @@
     <w:p>
       <w:pPr>
         <w:pStyle w:val="Kop5"/>
-        <w:divId w:val="346297047"/>
+        <w:divId w:val="1932733850"/>
         <w:rPr>
           <w:rFonts w:eastAsia="Times New Roman"/>
           <w:lang w:val="nl-NL"/>
@@ -5387,7 +5387,7 @@
     <w:p>
       <w:pPr>
         <w:pStyle w:val="Normaalweb"/>
-        <w:divId w:val="346297047"/>
+        <w:divId w:val="1932733850"/>
         <w:rPr>
           <w:lang w:val="nl-NL"/>
         </w:rPr>
@@ -5402,7 +5402,7 @@
     <w:p>
       <w:pPr>
         <w:pStyle w:val="Kop5"/>
-        <w:divId w:val="346297047"/>
+        <w:divId w:val="1932733850"/>
         <w:rPr>
           <w:rFonts w:eastAsia="Times New Roman"/>
           <w:lang w:val="nl-NL"/>
@@ -5419,7 +5419,7 @@
     <w:p>
       <w:pPr>
         <w:pStyle w:val="Normaalweb"/>
-        <w:divId w:val="346297047"/>
+        <w:divId w:val="1932733850"/>
         <w:rPr>
           <w:lang w:val="nl-NL"/>
         </w:rPr>
@@ -5434,7 +5434,7 @@
     <w:p>
       <w:pPr>
         <w:pStyle w:val="Kop5"/>
-        <w:divId w:val="346297047"/>
+        <w:divId w:val="1932733850"/>
         <w:rPr>
           <w:rFonts w:eastAsia="Times New Roman"/>
           <w:lang w:val="nl-NL"/>
@@ -5451,7 +5451,7 @@
     <w:p>
       <w:pPr>
         <w:pStyle w:val="Normaalweb"/>
-        <w:divId w:val="346297047"/>
+        <w:divId w:val="1932733850"/>
         <w:rPr>
           <w:lang w:val="nl-NL"/>
         </w:rPr>
@@ -5466,7 +5466,7 @@
     <w:p>
       <w:pPr>
         <w:pStyle w:val="Kop4"/>
-        <w:divId w:val="346297047"/>
+        <w:divId w:val="1932733850"/>
         <w:rPr>
           <w:rFonts w:eastAsia="Times New Roman"/>
           <w:lang w:val="nl-NL"/>
@@ -5483,7 +5483,7 @@
     <w:p>
       <w:pPr>
         <w:pStyle w:val="Kop5"/>
-        <w:divId w:val="346297047"/>
+        <w:divId w:val="1932733850"/>
         <w:rPr>
           <w:rFonts w:eastAsia="Times New Roman"/>
           <w:lang w:val="nl-NL"/>
@@ -5500,7 +5500,7 @@
     <w:p>
       <w:pPr>
         <w:pStyle w:val="Normaalweb"/>
-        <w:divId w:val="346297047"/>
+        <w:divId w:val="1932733850"/>
         <w:rPr>
           <w:lang w:val="nl-NL"/>
         </w:rPr>
@@ -5515,7 +5515,7 @@
     <w:p>
       <w:pPr>
         <w:pStyle w:val="Kop5"/>
-        <w:divId w:val="346297047"/>
+        <w:divId w:val="1932733850"/>
         <w:rPr>
           <w:rFonts w:eastAsia="Times New Roman"/>
           <w:lang w:val="nl-NL"/>
@@ -5532,7 +5532,7 @@
     <w:p>
       <w:pPr>
         <w:pStyle w:val="Normaalweb"/>
-        <w:divId w:val="346297047"/>
+        <w:divId w:val="1932733850"/>
         <w:rPr>
           <w:lang w:val="nl-NL"/>
         </w:rPr>
@@ -5551,7 +5551,7 @@
           <w:numId w:val="15"/>
         </w:numPr>
         <w:spacing w:before="100" w:beforeAutospacing="1" w:after="100" w:afterAutospacing="1"/>
-        <w:divId w:val="346297047"/>
+        <w:divId w:val="1932733850"/>
         <w:rPr>
           <w:rFonts w:eastAsia="Times New Roman"/>
           <w:lang w:val="nl-NL"/>
@@ -5572,7 +5572,7 @@
           <w:numId w:val="15"/>
         </w:numPr>
         <w:spacing w:before="100" w:beforeAutospacing="1" w:after="100" w:afterAutospacing="1"/>
-        <w:divId w:val="346297047"/>
+        <w:divId w:val="1932733850"/>
         <w:rPr>
           <w:rFonts w:eastAsia="Times New Roman"/>
           <w:lang w:val="nl-NL"/>
@@ -5593,7 +5593,7 @@
           <w:numId w:val="15"/>
         </w:numPr>
         <w:spacing w:before="100" w:beforeAutospacing="1" w:after="100" w:afterAutospacing="1"/>
-        <w:divId w:val="346297047"/>
+        <w:divId w:val="1932733850"/>
         <w:rPr>
           <w:rFonts w:eastAsia="Times New Roman"/>
           <w:lang w:val="nl-NL"/>
@@ -5610,7 +5610,7 @@
     <w:p>
       <w:pPr>
         <w:pStyle w:val="Normaalweb"/>
-        <w:divId w:val="346297047"/>
+        <w:divId w:val="1932733850"/>
         <w:rPr>
           <w:lang w:val="nl-NL"/>
         </w:rPr>
@@ -5625,7 +5625,7 @@
     <w:p>
       <w:pPr>
         <w:pStyle w:val="Kop5"/>
-        <w:divId w:val="346297047"/>
+        <w:divId w:val="1932733850"/>
         <w:rPr>
           <w:rFonts w:eastAsia="Times New Roman"/>
           <w:lang w:val="nl-NL"/>
@@ -5642,7 +5642,7 @@
     <w:p>
       <w:pPr>
         <w:pStyle w:val="Normaalweb"/>
-        <w:divId w:val="346297047"/>
+        <w:divId w:val="1932733850"/>
         <w:rPr>
           <w:lang w:val="nl-NL"/>
         </w:rPr>
@@ -5657,7 +5657,7 @@
     <w:p>
       <w:pPr>
         <w:pStyle w:val="Kop4"/>
-        <w:divId w:val="346297047"/>
+        <w:divId w:val="1932733850"/>
         <w:rPr>
           <w:rFonts w:eastAsia="Times New Roman"/>
           <w:lang w:val="nl-NL"/>
@@ -5674,7 +5674,7 @@
     <w:p>
       <w:pPr>
         <w:pStyle w:val="Kop5"/>
-        <w:divId w:val="346297047"/>
+        <w:divId w:val="1932733850"/>
         <w:rPr>
           <w:rFonts w:eastAsia="Times New Roman"/>
           <w:lang w:val="nl-NL"/>
@@ -5691,7 +5691,7 @@
     <w:p>
       <w:pPr>
         <w:pStyle w:val="Normaalweb"/>
-        <w:divId w:val="346297047"/>
+        <w:divId w:val="1932733850"/>
         <w:rPr>
           <w:lang w:val="nl-NL"/>
         </w:rPr>
@@ -5706,7 +5706,7 @@
     <w:p>
       <w:pPr>
         <w:pStyle w:val="Kop5"/>
-        <w:divId w:val="346297047"/>
+        <w:divId w:val="1932733850"/>
         <w:rPr>
           <w:rFonts w:eastAsia="Times New Roman"/>
           <w:lang w:val="nl-NL"/>
@@ -5723,7 +5723,7 @@
     <w:p>
       <w:pPr>
         <w:pStyle w:val="Normaalweb"/>
-        <w:divId w:val="346297047"/>
+        <w:divId w:val="1932733850"/>
         <w:rPr>
           <w:lang w:val="nl-NL"/>
         </w:rPr>
@@ -5738,7 +5738,7 @@
     <w:p>
       <w:pPr>
         <w:pStyle w:val="Kop5"/>
-        <w:divId w:val="346297047"/>
+        <w:divId w:val="1932733850"/>
         <w:rPr>
           <w:rFonts w:eastAsia="Times New Roman"/>
           <w:lang w:val="nl-NL"/>
@@ -5755,7 +5755,7 @@
     <w:p>
       <w:pPr>
         <w:pStyle w:val="Normaalweb"/>
-        <w:divId w:val="346297047"/>
+        <w:divId w:val="1932733850"/>
         <w:rPr>
           <w:lang w:val="nl-NL"/>
         </w:rPr>
@@ -5770,7 +5770,7 @@
     <w:p>
       <w:pPr>
         <w:pStyle w:val="Kop5"/>
-        <w:divId w:val="346297047"/>
+        <w:divId w:val="1932733850"/>
         <w:rPr>
           <w:rFonts w:eastAsia="Times New Roman"/>
           <w:lang w:val="nl-NL"/>
@@ -5787,7 +5787,7 @@
     <w:p>
       <w:pPr>
         <w:pStyle w:val="Normaalweb"/>
-        <w:divId w:val="346297047"/>
+        <w:divId w:val="1932733850"/>
         <w:rPr>
           <w:lang w:val="nl-NL"/>
         </w:rPr>
@@ -5802,7 +5802,7 @@
     <w:p>
       <w:pPr>
         <w:pStyle w:val="Kop5"/>
-        <w:divId w:val="346297047"/>
+        <w:divId w:val="1932733850"/>
         <w:rPr>
           <w:rFonts w:eastAsia="Times New Roman"/>
           <w:lang w:val="nl-NL"/>
@@ -5819,7 +5819,7 @@
     <w:p>
       <w:pPr>
         <w:pStyle w:val="Normaalweb"/>
-        <w:divId w:val="346297047"/>
+        <w:divId w:val="1932733850"/>
         <w:rPr>
           <w:lang w:val="nl-NL"/>
         </w:rPr>
@@ -5834,7 +5834,7 @@
     <w:p>
       <w:pPr>
         <w:pStyle w:val="afsluiting"/>
-        <w:divId w:val="346297047"/>
+        <w:divId w:val="1932733850"/>
         <w:rPr>
           <w:lang w:val="nl-NL"/>
         </w:rPr>
@@ -5849,7 +5849,7 @@
     <w:p>
       <w:pPr>
         <w:outlineLvl w:val="2"/>
-        <w:divId w:val="1552112745"/>
+        <w:divId w:val="753169785"/>
         <w:rPr>
           <w:rFonts w:ascii="Aptos Display" w:eastAsia="Times New Roman" w:hAnsi="Aptos Display"/>
           <w:b/>
@@ -5875,7 +5875,7 @@
     </w:p>
     <w:p>
       <w:pPr>
-        <w:divId w:val="1552112745"/>
+        <w:divId w:val="753169785"/>
         <w:rPr>
           <w:rFonts w:eastAsia="Times New Roman"/>
           <w:sz w:val="24"/>
@@ -5895,7 +5895,7 @@
     <w:p>
       <w:pPr>
         <w:pStyle w:val="subtitel"/>
-        <w:divId w:val="346297047"/>
+        <w:divId w:val="1932733850"/>
         <w:rPr>
           <w:lang w:val="nl-NL"/>
         </w:rPr>
@@ -5910,7 +5910,7 @@
     <w:p>
       <w:pPr>
         <w:pStyle w:val="Kop4"/>
-        <w:divId w:val="346297047"/>
+        <w:divId w:val="1932733850"/>
         <w:rPr>
           <w:rFonts w:eastAsia="Times New Roman"/>
           <w:lang w:val="nl-NL"/>
@@ -5927,7 +5927,7 @@
     <w:p>
       <w:pPr>
         <w:pStyle w:val="Normaalweb"/>
-        <w:divId w:val="346297047"/>
+        <w:divId w:val="1932733850"/>
         <w:rPr>
           <w:lang w:val="nl-NL"/>
         </w:rPr>
@@ -5948,7 +5948,7 @@
     <w:p>
       <w:pPr>
         <w:pStyle w:val="Kop5"/>
-        <w:divId w:val="346297047"/>
+        <w:divId w:val="1932733850"/>
         <w:rPr>
           <w:rFonts w:eastAsia="Times New Roman"/>
           <w:lang w:val="nl-NL"/>
@@ -5965,7 +5965,7 @@
     <w:p>
       <w:pPr>
         <w:pStyle w:val="Normaalweb"/>
-        <w:divId w:val="346297047"/>
+        <w:divId w:val="1932733850"/>
         <w:rPr>
           <w:lang w:val="nl-NL"/>
         </w:rPr>
@@ -5980,7 +5980,7 @@
     <w:p>
       <w:pPr>
         <w:pStyle w:val="Normaalweb"/>
-        <w:divId w:val="346297047"/>
+        <w:divId w:val="1932733850"/>
         <w:rPr>
           <w:lang w:val="nl-NL"/>
         </w:rPr>
@@ -5995,7 +5995,7 @@
     <w:p>
       <w:pPr>
         <w:pStyle w:val="Kop5"/>
-        <w:divId w:val="346297047"/>
+        <w:divId w:val="1932733850"/>
         <w:rPr>
           <w:rFonts w:eastAsia="Times New Roman"/>
           <w:lang w:val="nl-NL"/>
@@ -6016,7 +6016,7 @@
           <w:numId w:val="16"/>
         </w:numPr>
         <w:spacing w:before="100" w:beforeAutospacing="1" w:after="100" w:afterAutospacing="1"/>
-        <w:divId w:val="346297047"/>
+        <w:divId w:val="1932733850"/>
         <w:rPr>
           <w:rFonts w:eastAsia="Times New Roman"/>
           <w:lang w:val="nl-NL"/>
@@ -6037,7 +6037,7 @@
           <w:numId w:val="16"/>
         </w:numPr>
         <w:spacing w:before="100" w:beforeAutospacing="1" w:after="100" w:afterAutospacing="1"/>
-        <w:divId w:val="346297047"/>
+        <w:divId w:val="1932733850"/>
         <w:rPr>
           <w:rFonts w:eastAsia="Times New Roman"/>
           <w:lang w:val="nl-NL"/>
@@ -6058,7 +6058,7 @@
           <w:numId w:val="16"/>
         </w:numPr>
         <w:spacing w:before="100" w:beforeAutospacing="1" w:after="100" w:afterAutospacing="1"/>
-        <w:divId w:val="346297047"/>
+        <w:divId w:val="1932733850"/>
         <w:rPr>
           <w:rFonts w:eastAsia="Times New Roman"/>
           <w:lang w:val="nl-NL"/>
@@ -6079,7 +6079,7 @@
           <w:numId w:val="16"/>
         </w:numPr>
         <w:spacing w:before="100" w:beforeAutospacing="1" w:after="100" w:afterAutospacing="1"/>
-        <w:divId w:val="346297047"/>
+        <w:divId w:val="1932733850"/>
         <w:rPr>
           <w:rFonts w:eastAsia="Times New Roman"/>
           <w:lang w:val="nl-NL"/>
@@ -6096,7 +6096,7 @@
     <w:p>
       <w:pPr>
         <w:pStyle w:val="Kop5"/>
-        <w:divId w:val="346297047"/>
+        <w:divId w:val="1932733850"/>
         <w:rPr>
           <w:rFonts w:eastAsia="Times New Roman"/>
           <w:lang w:val="nl-NL"/>
@@ -6113,7 +6113,7 @@
     <w:p>
       <w:pPr>
         <w:pStyle w:val="Normaalweb"/>
-        <w:divId w:val="346297047"/>
+        <w:divId w:val="1932733850"/>
         <w:rPr>
           <w:lang w:val="nl-NL"/>
         </w:rPr>
@@ -6128,7 +6128,7 @@
     <w:p>
       <w:pPr>
         <w:pStyle w:val="Kop4"/>
-        <w:divId w:val="346297047"/>
+        <w:divId w:val="1932733850"/>
         <w:rPr>
           <w:rFonts w:eastAsia="Times New Roman"/>
           <w:lang w:val="nl-NL"/>
@@ -6145,7 +6145,7 @@
     <w:p>
       <w:pPr>
         <w:pStyle w:val="Normaalweb"/>
-        <w:divId w:val="615870178"/>
+        <w:divId w:val="474025904"/>
         <w:rPr>
           <w:lang w:val="nl-NL"/>
         </w:rPr>
@@ -6167,7 +6167,7 @@
     <w:p>
       <w:pPr>
         <w:pStyle w:val="Normaalweb"/>
-        <w:divId w:val="615870178"/>
+        <w:divId w:val="474025904"/>
         <w:rPr>
           <w:lang w:val="nl-NL"/>
         </w:rPr>
@@ -6189,7 +6189,7 @@
     <w:p>
       <w:pPr>
         <w:pStyle w:val="Kop5"/>
-        <w:divId w:val="346297047"/>
+        <w:divId w:val="1932733850"/>
         <w:rPr>
           <w:rFonts w:eastAsia="Times New Roman"/>
           <w:lang w:val="nl-NL"/>
@@ -6206,7 +6206,7 @@
     <w:p>
       <w:pPr>
         <w:pStyle w:val="Normaalweb"/>
-        <w:divId w:val="346297047"/>
+        <w:divId w:val="1932733850"/>
         <w:rPr>
           <w:lang w:val="nl-NL"/>
         </w:rPr>
@@ -6221,7 +6221,7 @@
     <w:p>
       <w:pPr>
         <w:pStyle w:val="Kop5"/>
-        <w:divId w:val="346297047"/>
+        <w:divId w:val="1932733850"/>
         <w:rPr>
           <w:rFonts w:eastAsia="Times New Roman"/>
           <w:lang w:val="nl-NL"/>
@@ -6238,7 +6238,7 @@
     <w:p>
       <w:pPr>
         <w:pStyle w:val="Normaalweb"/>
-        <w:divId w:val="346297047"/>
+        <w:divId w:val="1932733850"/>
         <w:rPr>
           <w:lang w:val="nl-NL"/>
         </w:rPr>
@@ -6253,7 +6253,7 @@
     <w:p>
       <w:pPr>
         <w:pStyle w:val="Kop5"/>
-        <w:divId w:val="346297047"/>
+        <w:divId w:val="1932733850"/>
         <w:rPr>
           <w:rFonts w:eastAsia="Times New Roman"/>
           <w:lang w:val="nl-NL"/>
@@ -6270,7 +6270,7 @@
     <w:p>
       <w:pPr>
         <w:pStyle w:val="Normaalweb"/>
-        <w:divId w:val="346297047"/>
+        <w:divId w:val="1932733850"/>
         <w:rPr>
           <w:lang w:val="nl-NL"/>
         </w:rPr>
@@ -6285,7 +6285,7 @@
     <w:p>
       <w:pPr>
         <w:pStyle w:val="Kop4"/>
-        <w:divId w:val="346297047"/>
+        <w:divId w:val="1932733850"/>
         <w:rPr>
           <w:rFonts w:eastAsia="Times New Roman"/>
           <w:lang w:val="nl-NL"/>
@@ -6302,7 +6302,7 @@
     <w:p>
       <w:pPr>
         <w:pStyle w:val="Kop5"/>
-        <w:divId w:val="346297047"/>
+        <w:divId w:val="1932733850"/>
         <w:rPr>
           <w:rFonts w:eastAsia="Times New Roman"/>
           <w:lang w:val="nl-NL"/>
@@ -6319,7 +6319,7 @@
     <w:p>
       <w:pPr>
         <w:pStyle w:val="Normaalweb"/>
-        <w:divId w:val="346297047"/>
+        <w:divId w:val="1932733850"/>
         <w:rPr>
           <w:lang w:val="nl-NL"/>
         </w:rPr>
@@ -6334,7 +6334,7 @@
     <w:p>
       <w:pPr>
         <w:pStyle w:val="Kop5"/>
-        <w:divId w:val="346297047"/>
+        <w:divId w:val="1932733850"/>
         <w:rPr>
           <w:rFonts w:eastAsia="Times New Roman"/>
           <w:lang w:val="nl-NL"/>
@@ -6351,7 +6351,7 @@
     <w:p>
       <w:pPr>
         <w:pStyle w:val="Normaalweb"/>
-        <w:divId w:val="346297047"/>
+        <w:divId w:val="1932733850"/>
         <w:rPr>
           <w:lang w:val="nl-NL"/>
         </w:rPr>
@@ -6370,7 +6370,7 @@
           <w:numId w:val="17"/>
         </w:numPr>
         <w:spacing w:before="100" w:beforeAutospacing="1" w:after="100" w:afterAutospacing="1"/>
-        <w:divId w:val="346297047"/>
+        <w:divId w:val="1932733850"/>
         <w:rPr>
           <w:rFonts w:eastAsia="Times New Roman"/>
           <w:lang w:val="nl-NL"/>
@@ -6391,7 +6391,7 @@
           <w:numId w:val="17"/>
         </w:numPr>
         <w:spacing w:before="100" w:beforeAutospacing="1" w:after="100" w:afterAutospacing="1"/>
-        <w:divId w:val="346297047"/>
+        <w:divId w:val="1932733850"/>
         <w:rPr>
           <w:rFonts w:eastAsia="Times New Roman"/>
           <w:lang w:val="nl-NL"/>
@@ -6412,7 +6412,7 @@
           <w:numId w:val="17"/>
         </w:numPr>
         <w:spacing w:before="100" w:beforeAutospacing="1" w:after="100" w:afterAutospacing="1"/>
-        <w:divId w:val="346297047"/>
+        <w:divId w:val="1932733850"/>
         <w:rPr>
           <w:rFonts w:eastAsia="Times New Roman"/>
           <w:lang w:val="nl-NL"/>
@@ -6429,7 +6429,7 @@
     <w:p>
       <w:pPr>
         <w:pStyle w:val="Normaalweb"/>
-        <w:divId w:val="346297047"/>
+        <w:divId w:val="1932733850"/>
         <w:rPr>
           <w:lang w:val="nl-NL"/>
         </w:rPr>
@@ -6444,7 +6444,7 @@
     <w:p>
       <w:pPr>
         <w:pStyle w:val="Kop5"/>
-        <w:divId w:val="346297047"/>
+        <w:divId w:val="1932733850"/>
         <w:rPr>
           <w:rFonts w:eastAsia="Times New Roman"/>
           <w:lang w:val="nl-NL"/>
@@ -6461,7 +6461,7 @@
     <w:p>
       <w:pPr>
         <w:pStyle w:val="Normaalweb"/>
-        <w:divId w:val="346297047"/>
+        <w:divId w:val="1932733850"/>
         <w:rPr>
           <w:lang w:val="nl-NL"/>
         </w:rPr>
@@ -6476,7 +6476,7 @@
     <w:p>
       <w:pPr>
         <w:pStyle w:val="Kop4"/>
-        <w:divId w:val="346297047"/>
+        <w:divId w:val="1932733850"/>
         <w:rPr>
           <w:rFonts w:eastAsia="Times New Roman"/>
           <w:lang w:val="nl-NL"/>
@@ -6493,7 +6493,7 @@
     <w:p>
       <w:pPr>
         <w:pStyle w:val="Kop5"/>
-        <w:divId w:val="346297047"/>
+        <w:divId w:val="1932733850"/>
         <w:rPr>
           <w:rFonts w:eastAsia="Times New Roman"/>
           <w:lang w:val="nl-NL"/>
@@ -6510,7 +6510,7 @@
     <w:p>
       <w:pPr>
         <w:pStyle w:val="Normaalweb"/>
-        <w:divId w:val="346297047"/>
+        <w:divId w:val="1932733850"/>
         <w:rPr>
           <w:lang w:val="nl-NL"/>
         </w:rPr>
@@ -6525,7 +6525,7 @@
     <w:p>
       <w:pPr>
         <w:pStyle w:val="Kop5"/>
-        <w:divId w:val="346297047"/>
+        <w:divId w:val="1932733850"/>
         <w:rPr>
           <w:rFonts w:eastAsia="Times New Roman"/>
           <w:lang w:val="nl-NL"/>
@@ -6542,7 +6542,7 @@
     <w:p>
       <w:pPr>
         <w:pStyle w:val="Normaalweb"/>
-        <w:divId w:val="346297047"/>
+        <w:divId w:val="1932733850"/>
         <w:rPr>
           <w:lang w:val="nl-NL"/>
         </w:rPr>
@@ -6557,7 +6557,7 @@
     <w:p>
       <w:pPr>
         <w:pStyle w:val="Kop5"/>
-        <w:divId w:val="346297047"/>
+        <w:divId w:val="1932733850"/>
         <w:rPr>
           <w:rFonts w:eastAsia="Times New Roman"/>
           <w:lang w:val="nl-NL"/>
@@ -6574,7 +6574,7 @@
     <w:p>
       <w:pPr>
         <w:pStyle w:val="Normaalweb"/>
-        <w:divId w:val="346297047"/>
+        <w:divId w:val="1932733850"/>
         <w:rPr>
           <w:lang w:val="nl-NL"/>
         </w:rPr>
@@ -6589,7 +6589,7 @@
     <w:p>
       <w:pPr>
         <w:pStyle w:val="Kop5"/>
-        <w:divId w:val="346297047"/>
+        <w:divId w:val="1932733850"/>
         <w:rPr>
           <w:rFonts w:eastAsia="Times New Roman"/>
           <w:lang w:val="nl-NL"/>
@@ -6606,7 +6606,7 @@
     <w:p>
       <w:pPr>
         <w:pStyle w:val="Normaalweb"/>
-        <w:divId w:val="346297047"/>
+        <w:divId w:val="1932733850"/>
         <w:rPr>
           <w:lang w:val="nl-NL"/>
         </w:rPr>
@@ -6621,7 +6621,7 @@
     <w:p>
       <w:pPr>
         <w:pStyle w:val="Kop5"/>
-        <w:divId w:val="346297047"/>
+        <w:divId w:val="1932733850"/>
         <w:rPr>
           <w:rFonts w:eastAsia="Times New Roman"/>
           <w:lang w:val="nl-NL"/>
@@ -6638,7 +6638,7 @@
     <w:p>
       <w:pPr>
         <w:pStyle w:val="Normaalweb"/>
-        <w:divId w:val="346297047"/>
+        <w:divId w:val="1932733850"/>
         <w:rPr>
           <w:lang w:val="nl-NL"/>
         </w:rPr>
@@ -6653,7 +6653,7 @@
     <w:p>
       <w:pPr>
         <w:pStyle w:val="afsluiting"/>
-        <w:divId w:val="346297047"/>
+        <w:divId w:val="1932733850"/>
         <w:rPr>
           <w:lang w:val="nl-NL"/>
         </w:rPr>
@@ -6668,7 +6668,7 @@
     <w:p>
       <w:pPr>
         <w:outlineLvl w:val="2"/>
-        <w:divId w:val="2123112535"/>
+        <w:divId w:val="1882089521"/>
         <w:rPr>
           <w:rFonts w:ascii="Aptos Display" w:eastAsia="Times New Roman" w:hAnsi="Aptos Display"/>
           <w:b/>
@@ -6694,7 +6694,7 @@
     </w:p>
     <w:p>
       <w:pPr>
-        <w:divId w:val="2123112535"/>
+        <w:divId w:val="1882089521"/>
         <w:rPr>
           <w:rFonts w:eastAsia="Times New Roman"/>
           <w:sz w:val="24"/>
@@ -6714,7 +6714,7 @@
     <w:p>
       <w:pPr>
         <w:pStyle w:val="subtitel"/>
-        <w:divId w:val="346297047"/>
+        <w:divId w:val="1932733850"/>
         <w:rPr>
           <w:lang w:val="nl-NL"/>
         </w:rPr>
@@ -6729,7 +6729,7 @@
     <w:p>
       <w:pPr>
         <w:pStyle w:val="Kop4"/>
-        <w:divId w:val="346297047"/>
+        <w:divId w:val="1932733850"/>
         <w:rPr>
           <w:rFonts w:eastAsia="Times New Roman"/>
           <w:lang w:val="nl-NL"/>
@@ -6746,7 +6746,7 @@
     <w:p>
       <w:pPr>
         <w:pStyle w:val="Normaalweb"/>
-        <w:divId w:val="346297047"/>
+        <w:divId w:val="1932733850"/>
         <w:rPr>
           <w:lang w:val="nl-NL"/>
         </w:rPr>
@@ -6767,7 +6767,7 @@
     <w:p>
       <w:pPr>
         <w:pStyle w:val="Kop5"/>
-        <w:divId w:val="346297047"/>
+        <w:divId w:val="1932733850"/>
         <w:rPr>
           <w:rFonts w:eastAsia="Times New Roman"/>
           <w:lang w:val="nl-NL"/>
@@ -6784,7 +6784,7 @@
     <w:p>
       <w:pPr>
         <w:pStyle w:val="Normaalweb"/>
-        <w:divId w:val="346297047"/>
+        <w:divId w:val="1932733850"/>
         <w:rPr>
           <w:lang w:val="nl-NL"/>
         </w:rPr>
@@ -6799,7 +6799,7 @@
     <w:p>
       <w:pPr>
         <w:pStyle w:val="Normaalweb"/>
-        <w:divId w:val="346297047"/>
+        <w:divId w:val="1932733850"/>
         <w:rPr>
           <w:lang w:val="nl-NL"/>
         </w:rPr>
@@ -6814,7 +6814,7 @@
     <w:p>
       <w:pPr>
         <w:pStyle w:val="Kop5"/>
-        <w:divId w:val="346297047"/>
+        <w:divId w:val="1932733850"/>
         <w:rPr>
           <w:rFonts w:eastAsia="Times New Roman"/>
           <w:lang w:val="nl-NL"/>
@@ -6835,7 +6835,7 @@
           <w:numId w:val="18"/>
         </w:numPr>
         <w:spacing w:before="100" w:beforeAutospacing="1" w:after="100" w:afterAutospacing="1"/>
-        <w:divId w:val="346297047"/>
+        <w:divId w:val="1932733850"/>
         <w:rPr>
           <w:rFonts w:eastAsia="Times New Roman"/>
           <w:lang w:val="nl-NL"/>
@@ -6856,7 +6856,7 @@
           <w:numId w:val="18"/>
         </w:numPr>
         <w:spacing w:before="100" w:beforeAutospacing="1" w:after="100" w:afterAutospacing="1"/>
-        <w:divId w:val="346297047"/>
+        <w:divId w:val="1932733850"/>
         <w:rPr>
           <w:rFonts w:eastAsia="Times New Roman"/>
           <w:lang w:val="nl-NL"/>
@@ -6877,7 +6877,7 @@
           <w:numId w:val="18"/>
         </w:numPr>
         <w:spacing w:before="100" w:beforeAutospacing="1" w:after="100" w:afterAutospacing="1"/>
-        <w:divId w:val="346297047"/>
+        <w:divId w:val="1932733850"/>
         <w:rPr>
           <w:rFonts w:eastAsia="Times New Roman"/>
           <w:lang w:val="nl-NL"/>
@@ -6898,7 +6898,7 @@
           <w:numId w:val="18"/>
         </w:numPr>
         <w:spacing w:before="100" w:beforeAutospacing="1" w:after="100" w:afterAutospacing="1"/>
-        <w:divId w:val="346297047"/>
+        <w:divId w:val="1932733850"/>
         <w:rPr>
           <w:rFonts w:eastAsia="Times New Roman"/>
           <w:lang w:val="nl-NL"/>
@@ -6915,7 +6915,7 @@
     <w:p>
       <w:pPr>
         <w:pStyle w:val="Kop5"/>
-        <w:divId w:val="346297047"/>
+        <w:divId w:val="1932733850"/>
         <w:rPr>
           <w:rFonts w:eastAsia="Times New Roman"/>
           <w:lang w:val="nl-NL"/>
@@ -6932,7 +6932,7 @@
     <w:p>
       <w:pPr>
         <w:pStyle w:val="Normaalweb"/>
-        <w:divId w:val="346297047"/>
+        <w:divId w:val="1932733850"/>
         <w:rPr>
           <w:lang w:val="nl-NL"/>
         </w:rPr>
@@ -6947,7 +6947,7 @@
     <w:p>
       <w:pPr>
         <w:pStyle w:val="Kop4"/>
-        <w:divId w:val="346297047"/>
+        <w:divId w:val="1932733850"/>
         <w:rPr>
           <w:rFonts w:eastAsia="Times New Roman"/>
           <w:lang w:val="nl-NL"/>
@@ -6964,7 +6964,7 @@
     <w:p>
       <w:pPr>
         <w:pStyle w:val="Normaalweb"/>
-        <w:divId w:val="122968602"/>
+        <w:divId w:val="586041907"/>
         <w:rPr>
           <w:lang w:val="nl-NL"/>
         </w:rPr>
@@ -6986,7 +6986,7 @@
     <w:p>
       <w:pPr>
         <w:pStyle w:val="Normaalweb"/>
-        <w:divId w:val="122968602"/>
+        <w:divId w:val="586041907"/>
         <w:rPr>
           <w:lang w:val="nl-NL"/>
         </w:rPr>
@@ -7008,7 +7008,7 @@
     <w:p>
       <w:pPr>
         <w:pStyle w:val="Kop5"/>
-        <w:divId w:val="346297047"/>
+        <w:divId w:val="1932733850"/>
         <w:rPr>
           <w:rFonts w:eastAsia="Times New Roman"/>
           <w:lang w:val="nl-NL"/>
@@ -7025,7 +7025,7 @@
     <w:p>
       <w:pPr>
         <w:pStyle w:val="Normaalweb"/>
-        <w:divId w:val="346297047"/>
+        <w:divId w:val="1932733850"/>
         <w:rPr>
           <w:lang w:val="nl-NL"/>
         </w:rPr>
@@ -7040,7 +7040,7 @@
     <w:p>
       <w:pPr>
         <w:pStyle w:val="Kop5"/>
-        <w:divId w:val="346297047"/>
+        <w:divId w:val="1932733850"/>
         <w:rPr>
           <w:rFonts w:eastAsia="Times New Roman"/>
           <w:lang w:val="nl-NL"/>
@@ -7057,7 +7057,7 @@
     <w:p>
       <w:pPr>
         <w:pStyle w:val="Normaalweb"/>
-        <w:divId w:val="346297047"/>
+        <w:divId w:val="1932733850"/>
         <w:rPr>
           <w:lang w:val="nl-NL"/>
         </w:rPr>
@@ -7072,7 +7072,7 @@
     <w:p>
       <w:pPr>
         <w:pStyle w:val="Kop5"/>
-        <w:divId w:val="346297047"/>
+        <w:divId w:val="1932733850"/>
         <w:rPr>
           <w:rFonts w:eastAsia="Times New Roman"/>
           <w:lang w:val="nl-NL"/>
@@ -7089,7 +7089,7 @@
     <w:p>
       <w:pPr>
         <w:pStyle w:val="Normaalweb"/>
-        <w:divId w:val="346297047"/>
+        <w:divId w:val="1932733850"/>
         <w:rPr>
           <w:lang w:val="nl-NL"/>
         </w:rPr>
@@ -7104,7 +7104,7 @@
     <w:p>
       <w:pPr>
         <w:pStyle w:val="Kop4"/>
-        <w:divId w:val="346297047"/>
+        <w:divId w:val="1932733850"/>
         <w:rPr>
           <w:rFonts w:eastAsia="Times New Roman"/>
           <w:lang w:val="nl-NL"/>
@@ -7121,7 +7121,7 @@
     <w:p>
       <w:pPr>
         <w:pStyle w:val="Kop5"/>
-        <w:divId w:val="346297047"/>
+        <w:divId w:val="1932733850"/>
         <w:rPr>
           <w:rFonts w:eastAsia="Times New Roman"/>
           <w:lang w:val="nl-NL"/>
@@ -7138,7 +7138,7 @@
     <w:p>
       <w:pPr>
         <w:pStyle w:val="Normaalweb"/>
-        <w:divId w:val="346297047"/>
+        <w:divId w:val="1932733850"/>
         <w:rPr>
           <w:lang w:val="nl-NL"/>
         </w:rPr>
@@ -7153,7 +7153,7 @@
     <w:p>
       <w:pPr>
         <w:pStyle w:val="Kop5"/>
-        <w:divId w:val="346297047"/>
+        <w:divId w:val="1932733850"/>
         <w:rPr>
           <w:rFonts w:eastAsia="Times New Roman"/>
           <w:lang w:val="nl-NL"/>
@@ -7170,7 +7170,7 @@
     <w:p>
       <w:pPr>
         <w:pStyle w:val="Normaalweb"/>
-        <w:divId w:val="346297047"/>
+        <w:divId w:val="1932733850"/>
         <w:rPr>
           <w:lang w:val="nl-NL"/>
         </w:rPr>
@@ -7189,7 +7189,7 @@
           <w:numId w:val="19"/>
         </w:numPr>
         <w:spacing w:before="100" w:beforeAutospacing="1" w:after="100" w:afterAutospacing="1"/>
-        <w:divId w:val="346297047"/>
+        <w:divId w:val="1932733850"/>
         <w:rPr>
           <w:rFonts w:eastAsia="Times New Roman"/>
           <w:lang w:val="nl-NL"/>
@@ -7210,7 +7210,7 @@
           <w:numId w:val="19"/>
         </w:numPr>
         <w:spacing w:before="100" w:beforeAutospacing="1" w:after="100" w:afterAutospacing="1"/>
-        <w:divId w:val="346297047"/>
+        <w:divId w:val="1932733850"/>
         <w:rPr>
           <w:rFonts w:eastAsia="Times New Roman"/>
           <w:lang w:val="nl-NL"/>
@@ -7231,7 +7231,7 @@
           <w:numId w:val="19"/>
         </w:numPr>
         <w:spacing w:before="100" w:beforeAutospacing="1" w:after="100" w:afterAutospacing="1"/>
-        <w:divId w:val="346297047"/>
+        <w:divId w:val="1932733850"/>
         <w:rPr>
           <w:rFonts w:eastAsia="Times New Roman"/>
           <w:lang w:val="nl-NL"/>
@@ -7252,7 +7252,7 @@
           <w:numId w:val="19"/>
         </w:numPr>
         <w:spacing w:before="100" w:beforeAutospacing="1" w:after="100" w:afterAutospacing="1"/>
-        <w:divId w:val="346297047"/>
+        <w:divId w:val="1932733850"/>
         <w:rPr>
           <w:rFonts w:eastAsia="Times New Roman"/>
           <w:lang w:val="nl-NL"/>
@@ -7269,7 +7269,7 @@
     <w:p>
       <w:pPr>
         <w:pStyle w:val="Normaalweb"/>
-        <w:divId w:val="346297047"/>
+        <w:divId w:val="1932733850"/>
         <w:rPr>
           <w:lang w:val="nl-NL"/>
         </w:rPr>
@@ -7284,7 +7284,7 @@
     <w:p>
       <w:pPr>
         <w:pStyle w:val="Kop5"/>
-        <w:divId w:val="346297047"/>
+        <w:divId w:val="1932733850"/>
         <w:rPr>
           <w:rFonts w:eastAsia="Times New Roman"/>
           <w:lang w:val="nl-NL"/>
@@ -7301,7 +7301,7 @@
     <w:p>
       <w:pPr>
         <w:pStyle w:val="Normaalweb"/>
-        <w:divId w:val="346297047"/>
+        <w:divId w:val="1932733850"/>
         <w:rPr>
           <w:lang w:val="nl-NL"/>
         </w:rPr>
@@ -7316,7 +7316,7 @@
     <w:p>
       <w:pPr>
         <w:pStyle w:val="Kop4"/>
-        <w:divId w:val="346297047"/>
+        <w:divId w:val="1932733850"/>
         <w:rPr>
           <w:rFonts w:eastAsia="Times New Roman"/>
           <w:lang w:val="nl-NL"/>
@@ -7333,7 +7333,7 @@
     <w:p>
       <w:pPr>
         <w:pStyle w:val="Kop5"/>
-        <w:divId w:val="346297047"/>
+        <w:divId w:val="1932733850"/>
         <w:rPr>
           <w:rFonts w:eastAsia="Times New Roman"/>
           <w:lang w:val="nl-NL"/>
@@ -7350,7 +7350,7 @@
     <w:p>
       <w:pPr>
         <w:pStyle w:val="Normaalweb"/>
-        <w:divId w:val="346297047"/>
+        <w:divId w:val="1932733850"/>
         <w:rPr>
           <w:lang w:val="nl-NL"/>
         </w:rPr>
@@ -7365,7 +7365,7 @@
     <w:p>
       <w:pPr>
         <w:pStyle w:val="Kop5"/>
-        <w:divId w:val="346297047"/>
+        <w:divId w:val="1932733850"/>
         <w:rPr>
           <w:rFonts w:eastAsia="Times New Roman"/>
           <w:lang w:val="nl-NL"/>
@@ -7382,7 +7382,7 @@
     <w:p>
       <w:pPr>
         <w:pStyle w:val="Normaalweb"/>
-        <w:divId w:val="346297047"/>
+        <w:divId w:val="1932733850"/>
         <w:rPr>
           <w:lang w:val="nl-NL"/>
         </w:rPr>
@@ -7397,7 +7397,7 @@
     <w:p>
       <w:pPr>
         <w:pStyle w:val="Kop5"/>
-        <w:divId w:val="346297047"/>
+        <w:divId w:val="1932733850"/>
         <w:rPr>
           <w:rFonts w:eastAsia="Times New Roman"/>
           <w:lang w:val="nl-NL"/>
@@ -7414,7 +7414,7 @@
     <w:p>
       <w:pPr>
         <w:pStyle w:val="Normaalweb"/>
-        <w:divId w:val="346297047"/>
+        <w:divId w:val="1932733850"/>
         <w:rPr>
           <w:lang w:val="nl-NL"/>
         </w:rPr>
@@ -7429,7 +7429,7 @@
     <w:p>
       <w:pPr>
         <w:pStyle w:val="Kop5"/>
-        <w:divId w:val="346297047"/>
+        <w:divId w:val="1932733850"/>
         <w:rPr>
           <w:rFonts w:eastAsia="Times New Roman"/>
           <w:lang w:val="nl-NL"/>
@@ -7446,7 +7446,7 @@
     <w:p>
       <w:pPr>
         <w:pStyle w:val="Normaalweb"/>
-        <w:divId w:val="346297047"/>
+        <w:divId w:val="1932733850"/>
         <w:rPr>
           <w:lang w:val="nl-NL"/>
         </w:rPr>
@@ -7461,7 +7461,7 @@
     <w:p>
       <w:pPr>
         <w:pStyle w:val="Kop5"/>
-        <w:divId w:val="346297047"/>
+        <w:divId w:val="1932733850"/>
         <w:rPr>
           <w:rFonts w:eastAsia="Times New Roman"/>
           <w:lang w:val="nl-NL"/>
@@ -7478,7 +7478,7 @@
     <w:p>
       <w:pPr>
         <w:pStyle w:val="Normaalweb"/>
-        <w:divId w:val="346297047"/>
+        <w:divId w:val="1932733850"/>
         <w:rPr>
           <w:lang w:val="nl-NL"/>
         </w:rPr>
@@ -7493,7 +7493,7 @@
     <w:p>
       <w:pPr>
         <w:pStyle w:val="afsluiting"/>
-        <w:divId w:val="346297047"/>
+        <w:divId w:val="1932733850"/>
         <w:rPr>
           <w:lang w:val="nl-NL"/>
         </w:rPr>
@@ -7508,7 +7508,7 @@
     <w:p>
       <w:pPr>
         <w:outlineLvl w:val="2"/>
-        <w:divId w:val="276640725"/>
+        <w:divId w:val="67000992"/>
         <w:rPr>
           <w:rFonts w:ascii="Aptos Display" w:eastAsia="Times New Roman" w:hAnsi="Aptos Display"/>
           <w:b/>
@@ -7534,7 +7534,7 @@
     </w:p>
     <w:p>
       <w:pPr>
-        <w:divId w:val="276640725"/>
+        <w:divId w:val="67000992"/>
         <w:rPr>
           <w:rFonts w:eastAsia="Times New Roman"/>
           <w:sz w:val="24"/>
@@ -7554,7 +7554,7 @@
     <w:p>
       <w:pPr>
         <w:pStyle w:val="subtitel"/>
-        <w:divId w:val="346297047"/>
+        <w:divId w:val="1932733850"/>
         <w:rPr>
           <w:lang w:val="nl-NL"/>
         </w:rPr>
@@ -7569,7 +7569,7 @@
     <w:p>
       <w:pPr>
         <w:pStyle w:val="Kop4"/>
-        <w:divId w:val="346297047"/>
+        <w:divId w:val="1932733850"/>
         <w:rPr>
           <w:rFonts w:eastAsia="Times New Roman"/>
           <w:lang w:val="nl-NL"/>
@@ -7586,7 +7586,7 @@
     <w:p>
       <w:pPr>
         <w:pStyle w:val="Normaalweb"/>
-        <w:divId w:val="346297047"/>
+        <w:divId w:val="1932733850"/>
         <w:rPr>
           <w:lang w:val="nl-NL"/>
         </w:rPr>
@@ -7601,7 +7601,7 @@
     <w:p>
       <w:pPr>
         <w:pStyle w:val="Kop5"/>
-        <w:divId w:val="346297047"/>
+        <w:divId w:val="1932733850"/>
         <w:rPr>
           <w:rFonts w:eastAsia="Times New Roman"/>
           <w:lang w:val="nl-NL"/>
@@ -7618,7 +7618,7 @@
     <w:p>
       <w:pPr>
         <w:pStyle w:val="Normaalweb"/>
-        <w:divId w:val="346297047"/>
+        <w:divId w:val="1932733850"/>
         <w:rPr>
           <w:lang w:val="nl-NL"/>
         </w:rPr>
@@ -7633,7 +7633,7 @@
     <w:p>
       <w:pPr>
         <w:pStyle w:val="Normaalweb"/>
-        <w:divId w:val="346297047"/>
+        <w:divId w:val="1932733850"/>
         <w:rPr>
           <w:lang w:val="nl-NL"/>
         </w:rPr>
@@ -7648,7 +7648,7 @@
     <w:p>
       <w:pPr>
         <w:pStyle w:val="Kop5"/>
-        <w:divId w:val="346297047"/>
+        <w:divId w:val="1932733850"/>
         <w:rPr>
           <w:rFonts w:eastAsia="Times New Roman"/>
           <w:lang w:val="nl-NL"/>
@@ -7669,7 +7669,7 @@
           <w:numId w:val="20"/>
         </w:numPr>
         <w:spacing w:before="100" w:beforeAutospacing="1" w:after="100" w:afterAutospacing="1"/>
-        <w:divId w:val="346297047"/>
+        <w:divId w:val="1932733850"/>
         <w:rPr>
           <w:rFonts w:eastAsia="Times New Roman"/>
           <w:lang w:val="nl-NL"/>
@@ -7690,7 +7690,7 @@
           <w:numId w:val="20"/>
         </w:numPr>
         <w:spacing w:before="100" w:beforeAutospacing="1" w:after="100" w:afterAutospacing="1"/>
-        <w:divId w:val="346297047"/>
+        <w:divId w:val="1932733850"/>
         <w:rPr>
           <w:rFonts w:eastAsia="Times New Roman"/>
           <w:lang w:val="nl-NL"/>
@@ -7711,7 +7711,7 @@
           <w:numId w:val="20"/>
         </w:numPr>
         <w:spacing w:before="100" w:beforeAutospacing="1" w:after="100" w:afterAutospacing="1"/>
-        <w:divId w:val="346297047"/>
+        <w:divId w:val="1932733850"/>
         <w:rPr>
           <w:rFonts w:eastAsia="Times New Roman"/>
           <w:lang w:val="nl-NL"/>
@@ -7728,7 +7728,7 @@
     <w:p>
       <w:pPr>
         <w:pStyle w:val="Kop5"/>
-        <w:divId w:val="346297047"/>
+        <w:divId w:val="1932733850"/>
         <w:rPr>
           <w:rFonts w:eastAsia="Times New Roman"/>
           <w:lang w:val="nl-NL"/>
@@ -7745,7 +7745,7 @@
     <w:p>
       <w:pPr>
         <w:pStyle w:val="Normaalweb"/>
-        <w:divId w:val="346297047"/>
+        <w:divId w:val="1932733850"/>
         <w:rPr>
           <w:lang w:val="nl-NL"/>
         </w:rPr>
@@ -7760,7 +7760,7 @@
     <w:p>
       <w:pPr>
         <w:pStyle w:val="Kop4"/>
-        <w:divId w:val="346297047"/>
+        <w:divId w:val="1932733850"/>
         <w:rPr>
           <w:rFonts w:eastAsia="Times New Roman"/>
           <w:lang w:val="nl-NL"/>
@@ -7777,7 +7777,7 @@
     <w:p>
       <w:pPr>
         <w:pStyle w:val="Normaalweb"/>
-        <w:divId w:val="1952006437"/>
+        <w:divId w:val="809637632"/>
         <w:rPr>
           <w:lang w:val="nl-NL"/>
         </w:rPr>
@@ -7799,7 +7799,7 @@
     <w:p>
       <w:pPr>
         <w:pStyle w:val="Normaalweb"/>
-        <w:divId w:val="1952006437"/>
+        <w:divId w:val="809637632"/>
         <w:rPr>
           <w:lang w:val="nl-NL"/>
         </w:rPr>
@@ -7821,7 +7821,7 @@
     <w:p>
       <w:pPr>
         <w:pStyle w:val="Kop5"/>
-        <w:divId w:val="346297047"/>
+        <w:divId w:val="1932733850"/>
         <w:rPr>
           <w:rFonts w:eastAsia="Times New Roman"/>
           <w:lang w:val="nl-NL"/>
@@ -7838,7 +7838,7 @@
     <w:p>
       <w:pPr>
         <w:pStyle w:val="Normaalweb"/>
-        <w:divId w:val="346297047"/>
+        <w:divId w:val="1932733850"/>
         <w:rPr>
           <w:lang w:val="nl-NL"/>
         </w:rPr>
@@ -7853,7 +7853,7 @@
     <w:p>
       <w:pPr>
         <w:pStyle w:val="Kop5"/>
-        <w:divId w:val="346297047"/>
+        <w:divId w:val="1932733850"/>
         <w:rPr>
           <w:rFonts w:eastAsia="Times New Roman"/>
           <w:lang w:val="nl-NL"/>
@@ -7870,7 +7870,7 @@
     <w:p>
       <w:pPr>
         <w:pStyle w:val="Normaalweb"/>
-        <w:divId w:val="346297047"/>
+        <w:divId w:val="1932733850"/>
         <w:rPr>
           <w:lang w:val="nl-NL"/>
         </w:rPr>
@@ -7885,7 +7885,7 @@
     <w:p>
       <w:pPr>
         <w:pStyle w:val="Kop5"/>
-        <w:divId w:val="346297047"/>
+        <w:divId w:val="1932733850"/>
         <w:rPr>
           <w:rFonts w:eastAsia="Times New Roman"/>
           <w:lang w:val="nl-NL"/>
@@ -7902,7 +7902,7 @@
     <w:p>
       <w:pPr>
         <w:pStyle w:val="Normaalweb"/>
-        <w:divId w:val="346297047"/>
+        <w:divId w:val="1932733850"/>
         <w:rPr>
           <w:lang w:val="nl-NL"/>
         </w:rPr>
@@ -7917,7 +7917,7 @@
     <w:p>
       <w:pPr>
         <w:pStyle w:val="Kop4"/>
-        <w:divId w:val="346297047"/>
+        <w:divId w:val="1932733850"/>
         <w:rPr>
           <w:rFonts w:eastAsia="Times New Roman"/>
           <w:lang w:val="nl-NL"/>
@@ -7934,7 +7934,7 @@
     <w:p>
       <w:pPr>
         <w:pStyle w:val="Kop5"/>
-        <w:divId w:val="346297047"/>
+        <w:divId w:val="1932733850"/>
         <w:rPr>
           <w:rFonts w:eastAsia="Times New Roman"/>
           <w:lang w:val="nl-NL"/>
@@ -7951,7 +7951,7 @@
     <w:p>
       <w:pPr>
         <w:pStyle w:val="Normaalweb"/>
-        <w:divId w:val="346297047"/>
+        <w:divId w:val="1932733850"/>
         <w:rPr>
           <w:lang w:val="nl-NL"/>
         </w:rPr>
@@ -7966,7 +7966,7 @@
     <w:p>
       <w:pPr>
         <w:pStyle w:val="Kop5"/>
-        <w:divId w:val="346297047"/>
+        <w:divId w:val="1932733850"/>
         <w:rPr>
           <w:rFonts w:eastAsia="Times New Roman"/>
           <w:lang w:val="nl-NL"/>
@@ -7983,7 +7983,7 @@
     <w:p>
       <w:pPr>
         <w:pStyle w:val="Normaalweb"/>
-        <w:divId w:val="346297047"/>
+        <w:divId w:val="1932733850"/>
         <w:rPr>
           <w:lang w:val="nl-NL"/>
         </w:rPr>
@@ -8002,7 +8002,7 @@
           <w:numId w:val="21"/>
         </w:numPr>
         <w:spacing w:before="100" w:beforeAutospacing="1" w:after="100" w:afterAutospacing="1"/>
-        <w:divId w:val="346297047"/>
+        <w:divId w:val="1932733850"/>
         <w:rPr>
           <w:rFonts w:eastAsia="Times New Roman"/>
           <w:lang w:val="nl-NL"/>
@@ -8023,7 +8023,7 @@
           <w:numId w:val="21"/>
         </w:numPr>
         <w:spacing w:before="100" w:beforeAutospacing="1" w:after="100" w:afterAutospacing="1"/>
-        <w:divId w:val="346297047"/>
+        <w:divId w:val="1932733850"/>
         <w:rPr>
           <w:rFonts w:eastAsia="Times New Roman"/>
           <w:lang w:val="nl-NL"/>
@@ -8044,7 +8044,7 @@
           <w:numId w:val="21"/>
         </w:numPr>
         <w:spacing w:before="100" w:beforeAutospacing="1" w:after="100" w:afterAutospacing="1"/>
-        <w:divId w:val="346297047"/>
+        <w:divId w:val="1932733850"/>
         <w:rPr>
           <w:rFonts w:eastAsia="Times New Roman"/>
           <w:lang w:val="nl-NL"/>
@@ -8061,7 +8061,7 @@
     <w:p>
       <w:pPr>
         <w:pStyle w:val="Normaalweb"/>
-        <w:divId w:val="346297047"/>
+        <w:divId w:val="1932733850"/>
         <w:rPr>
           <w:lang w:val="nl-NL"/>
         </w:rPr>
@@ -8076,7 +8076,7 @@
     <w:p>
       <w:pPr>
         <w:pStyle w:val="Kop5"/>
-        <w:divId w:val="346297047"/>
+        <w:divId w:val="1932733850"/>
         <w:rPr>
           <w:rFonts w:eastAsia="Times New Roman"/>
           <w:lang w:val="nl-NL"/>
@@ -8093,7 +8093,7 @@
     <w:p>
       <w:pPr>
         <w:pStyle w:val="Normaalweb"/>
-        <w:divId w:val="346297047"/>
+        <w:divId w:val="1932733850"/>
         <w:rPr>
           <w:lang w:val="nl-NL"/>
         </w:rPr>
@@ -8108,7 +8108,7 @@
     <w:p>
       <w:pPr>
         <w:pStyle w:val="Kop4"/>
-        <w:divId w:val="346297047"/>
+        <w:divId w:val="1932733850"/>
         <w:rPr>
           <w:rFonts w:eastAsia="Times New Roman"/>
           <w:lang w:val="nl-NL"/>
@@ -8125,7 +8125,7 @@
     <w:p>
       <w:pPr>
         <w:pStyle w:val="Kop5"/>
-        <w:divId w:val="346297047"/>
+        <w:divId w:val="1932733850"/>
         <w:rPr>
           <w:rFonts w:eastAsia="Times New Roman"/>
           <w:lang w:val="nl-NL"/>
@@ -8142,7 +8142,7 @@
     <w:p>
       <w:pPr>
         <w:pStyle w:val="Normaalweb"/>
-        <w:divId w:val="346297047"/>
+        <w:divId w:val="1932733850"/>
         <w:rPr>
           <w:lang w:val="nl-NL"/>
         </w:rPr>
@@ -8157,7 +8157,7 @@
     <w:p>
       <w:pPr>
         <w:pStyle w:val="Kop5"/>
-        <w:divId w:val="346297047"/>
+        <w:divId w:val="1932733850"/>
         <w:rPr>
           <w:rFonts w:eastAsia="Times New Roman"/>
           <w:lang w:val="nl-NL"/>
@@ -8174,7 +8174,7 @@
     <w:p>
       <w:pPr>
         <w:pStyle w:val="Normaalweb"/>
-        <w:divId w:val="346297047"/>
+        <w:divId w:val="1932733850"/>
         <w:rPr>
           <w:lang w:val="nl-NL"/>
         </w:rPr>
@@ -8189,7 +8189,7 @@
     <w:p>
       <w:pPr>
         <w:pStyle w:val="Kop5"/>
-        <w:divId w:val="346297047"/>
+        <w:divId w:val="1932733850"/>
         <w:rPr>
           <w:rFonts w:eastAsia="Times New Roman"/>
           <w:lang w:val="nl-NL"/>
@@ -8206,7 +8206,7 @@
     <w:p>
       <w:pPr>
         <w:pStyle w:val="Normaalweb"/>
-        <w:divId w:val="346297047"/>
+        <w:divId w:val="1932733850"/>
         <w:rPr>
           <w:lang w:val="nl-NL"/>
         </w:rPr>
@@ -8221,7 +8221,7 @@
     <w:p>
       <w:pPr>
         <w:pStyle w:val="Kop5"/>
-        <w:divId w:val="346297047"/>
+        <w:divId w:val="1932733850"/>
         <w:rPr>
           <w:rFonts w:eastAsia="Times New Roman"/>
           <w:lang w:val="nl-NL"/>
@@ -8238,7 +8238,7 @@
     <w:p>
       <w:pPr>
         <w:pStyle w:val="Normaalweb"/>
-        <w:divId w:val="346297047"/>
+        <w:divId w:val="1932733850"/>
         <w:rPr>
           <w:lang w:val="nl-NL"/>
         </w:rPr>
@@ -8253,7 +8253,7 @@
     <w:p>
       <w:pPr>
         <w:pStyle w:val="Kop5"/>
-        <w:divId w:val="346297047"/>
+        <w:divId w:val="1932733850"/>
         <w:rPr>
           <w:rFonts w:eastAsia="Times New Roman"/>
           <w:lang w:val="nl-NL"/>
@@ -8270,7 +8270,7 @@
     <w:p>
       <w:pPr>
         <w:pStyle w:val="Normaalweb"/>
-        <w:divId w:val="346297047"/>
+        <w:divId w:val="1932733850"/>
         <w:rPr>
           <w:lang w:val="nl-NL"/>
         </w:rPr>
@@ -8285,7 +8285,7 @@
     <w:p>
       <w:pPr>
         <w:pStyle w:val="afsluiting"/>
-        <w:divId w:val="346297047"/>
+        <w:divId w:val="1932733850"/>
         <w:rPr>
           <w:lang w:val="nl-NL"/>
         </w:rPr>
@@ -8301,7 +8301,7 @@
       <w:pPr>
         <w:pStyle w:val="marker"/>
         <w:ind w:left="800" w:right="800"/>
-        <w:divId w:val="346297047"/>
+        <w:divId w:val="1932733850"/>
         <w:rPr>
           <w:lang w:val="nl-NL"/>
         </w:rPr>
@@ -8313,13 +8313,13 @@
     <w:p>
       <w:pPr>
         <w:pStyle w:val="Kop1"/>
-        <w:divId w:val="346297047"/>
-        <w:rPr>
-          <w:rFonts w:eastAsia="Times New Roman"/>
-          <w:lang w:val="nl-NL"/>
-        </w:rPr>
-      </w:pPr>
-      <w:bookmarkStart w:id="4" w:name="_Toc242816973"/>
+        <w:divId w:val="1932733850"/>
+        <w:rPr>
+          <w:rFonts w:eastAsia="Times New Roman"/>
+          <w:lang w:val="nl-NL"/>
+        </w:rPr>
+      </w:pPr>
+      <w:bookmarkStart w:id="4" w:name="_Toc242817503"/>
       <w:r>
         <w:rPr>
           <w:rFonts w:eastAsia="Times New Roman"/>
@@ -8333,7 +8333,7 @@
       <w:pPr>
         <w:pStyle w:val="Kop2"/>
         <w:spacing w:before="400" w:after="160"/>
-        <w:divId w:val="346297047"/>
+        <w:divId w:val="1932733850"/>
         <w:rPr>
           <w:rFonts w:eastAsia="Times New Roman"/>
           <w:sz w:val="32"/>
@@ -8341,7 +8341,7 @@
           <w:lang w:val="nl-NL"/>
         </w:rPr>
       </w:pPr>
-      <w:bookmarkStart w:id="5" w:name="_Toc242816974"/>
+      <w:bookmarkStart w:id="5" w:name="_Toc242817504"/>
       <w:r>
         <w:rPr>
           <w:rFonts w:eastAsia="Times New Roman"/>
@@ -8356,7 +8356,7 @@
     <w:p>
       <w:pPr>
         <w:outlineLvl w:val="2"/>
-        <w:divId w:val="1739089211"/>
+        <w:divId w:val="60904991"/>
         <w:rPr>
           <w:rFonts w:ascii="Aptos Display" w:eastAsia="Times New Roman" w:hAnsi="Aptos Display"/>
           <w:b/>
@@ -8382,7 +8382,7 @@
     </w:p>
     <w:p>
       <w:pPr>
-        <w:divId w:val="1739089211"/>
+        <w:divId w:val="60904991"/>
         <w:rPr>
           <w:rFonts w:eastAsia="Times New Roman"/>
           <w:sz w:val="24"/>
@@ -8402,7 +8402,7 @@
     <w:p>
       <w:pPr>
         <w:pStyle w:val="subtitel"/>
-        <w:divId w:val="346297047"/>
+        <w:divId w:val="1932733850"/>
         <w:rPr>
           <w:lang w:val="nl-NL"/>
         </w:rPr>
@@ -8417,7 +8417,7 @@
     <w:p>
       <w:pPr>
         <w:pStyle w:val="Kop4"/>
-        <w:divId w:val="346297047"/>
+        <w:divId w:val="1932733850"/>
         <w:rPr>
           <w:rFonts w:eastAsia="Times New Roman"/>
           <w:lang w:val="nl-NL"/>
@@ -8434,7 +8434,7 @@
     <w:p>
       <w:pPr>
         <w:pStyle w:val="Normaalweb"/>
-        <w:divId w:val="346297047"/>
+        <w:divId w:val="1932733850"/>
         <w:rPr>
           <w:lang w:val="nl-NL"/>
         </w:rPr>
@@ -8449,7 +8449,7 @@
     <w:p>
       <w:pPr>
         <w:pStyle w:val="Kop5"/>
-        <w:divId w:val="346297047"/>
+        <w:divId w:val="1932733850"/>
         <w:rPr>
           <w:rFonts w:eastAsia="Times New Roman"/>
           <w:lang w:val="nl-NL"/>
@@ -8466,7 +8466,7 @@
     <w:p>
       <w:pPr>
         <w:pStyle w:val="Normaalweb"/>
-        <w:divId w:val="346297047"/>
+        <w:divId w:val="1932733850"/>
         <w:rPr>
           <w:lang w:val="nl-NL"/>
         </w:rPr>
@@ -8481,7 +8481,7 @@
     <w:p>
       <w:pPr>
         <w:pStyle w:val="Normaalweb"/>
-        <w:divId w:val="346297047"/>
+        <w:divId w:val="1932733850"/>
         <w:rPr>
           <w:lang w:val="nl-NL"/>
         </w:rPr>
@@ -8496,7 +8496,7 @@
     <w:p>
       <w:pPr>
         <w:pStyle w:val="Kop5"/>
-        <w:divId w:val="346297047"/>
+        <w:divId w:val="1932733850"/>
         <w:rPr>
           <w:rFonts w:eastAsia="Times New Roman"/>
           <w:lang w:val="nl-NL"/>
@@ -8517,7 +8517,7 @@
           <w:numId w:val="22"/>
         </w:numPr>
         <w:spacing w:before="100" w:beforeAutospacing="1" w:after="100" w:afterAutospacing="1"/>
-        <w:divId w:val="346297047"/>
+        <w:divId w:val="1932733850"/>
         <w:rPr>
           <w:rFonts w:eastAsia="Times New Roman"/>
           <w:lang w:val="nl-NL"/>
@@ -8538,7 +8538,7 @@
           <w:numId w:val="22"/>
         </w:numPr>
         <w:spacing w:before="100" w:beforeAutospacing="1" w:after="100" w:afterAutospacing="1"/>
-        <w:divId w:val="346297047"/>
+        <w:divId w:val="1932733850"/>
         <w:rPr>
           <w:rFonts w:eastAsia="Times New Roman"/>
           <w:lang w:val="nl-NL"/>
@@ -8559,7 +8559,7 @@
           <w:numId w:val="22"/>
         </w:numPr>
         <w:spacing w:before="100" w:beforeAutospacing="1" w:after="100" w:afterAutospacing="1"/>
-        <w:divId w:val="346297047"/>
+        <w:divId w:val="1932733850"/>
         <w:rPr>
           <w:rFonts w:eastAsia="Times New Roman"/>
           <w:lang w:val="nl-NL"/>
@@ -8576,7 +8576,7 @@
     <w:p>
       <w:pPr>
         <w:pStyle w:val="Kop5"/>
-        <w:divId w:val="346297047"/>
+        <w:divId w:val="1932733850"/>
         <w:rPr>
           <w:rFonts w:eastAsia="Times New Roman"/>
           <w:lang w:val="nl-NL"/>
@@ -8593,7 +8593,7 @@
     <w:p>
       <w:pPr>
         <w:pStyle w:val="Normaalweb"/>
-        <w:divId w:val="346297047"/>
+        <w:divId w:val="1932733850"/>
         <w:rPr>
           <w:lang w:val="nl-NL"/>
         </w:rPr>
@@ -8608,7 +8608,7 @@
     <w:p>
       <w:pPr>
         <w:pStyle w:val="Kop4"/>
-        <w:divId w:val="346297047"/>
+        <w:divId w:val="1932733850"/>
         <w:rPr>
           <w:rFonts w:eastAsia="Times New Roman"/>
           <w:lang w:val="nl-NL"/>
@@ -8625,7 +8625,7 @@
     <w:p>
       <w:pPr>
         <w:pStyle w:val="Normaalweb"/>
-        <w:divId w:val="2045323187"/>
+        <w:divId w:val="1608613802"/>
         <w:rPr>
           <w:lang w:val="nl-NL"/>
         </w:rPr>
@@ -8647,7 +8647,7 @@
     <w:p>
       <w:pPr>
         <w:pStyle w:val="Normaalweb"/>
-        <w:divId w:val="2045323187"/>
+        <w:divId w:val="1608613802"/>
         <w:rPr>
           <w:lang w:val="nl-NL"/>
         </w:rPr>
@@ -8675,7 +8675,7 @@
     <w:p>
       <w:pPr>
         <w:pStyle w:val="Kop5"/>
-        <w:divId w:val="346297047"/>
+        <w:divId w:val="1932733850"/>
         <w:rPr>
           <w:rFonts w:eastAsia="Times New Roman"/>
           <w:lang w:val="nl-NL"/>
@@ -8692,7 +8692,7 @@
     <w:p>
       <w:pPr>
         <w:pStyle w:val="Normaalweb"/>
-        <w:divId w:val="346297047"/>
+        <w:divId w:val="1932733850"/>
         <w:rPr>
           <w:lang w:val="nl-NL"/>
         </w:rPr>
@@ -8707,7 +8707,7 @@
     <w:p>
       <w:pPr>
         <w:pStyle w:val="Kop5"/>
-        <w:divId w:val="346297047"/>
+        <w:divId w:val="1932733850"/>
         <w:rPr>
           <w:rFonts w:eastAsia="Times New Roman"/>
           <w:lang w:val="nl-NL"/>
@@ -8724,7 +8724,7 @@
     <w:p>
       <w:pPr>
         <w:pStyle w:val="Normaalweb"/>
-        <w:divId w:val="346297047"/>
+        <w:divId w:val="1932733850"/>
         <w:rPr>
           <w:lang w:val="nl-NL"/>
         </w:rPr>
@@ -8739,7 +8739,7 @@
     <w:p>
       <w:pPr>
         <w:pStyle w:val="Kop5"/>
-        <w:divId w:val="346297047"/>
+        <w:divId w:val="1932733850"/>
         <w:rPr>
           <w:rFonts w:eastAsia="Times New Roman"/>
           <w:lang w:val="nl-NL"/>
@@ -8756,7 +8756,7 @@
     <w:p>
       <w:pPr>
         <w:pStyle w:val="Normaalweb"/>
-        <w:divId w:val="346297047"/>
+        <w:divId w:val="1932733850"/>
         <w:rPr>
           <w:lang w:val="nl-NL"/>
         </w:rPr>
@@ -8771,7 +8771,7 @@
     <w:p>
       <w:pPr>
         <w:pStyle w:val="Kop4"/>
-        <w:divId w:val="346297047"/>
+        <w:divId w:val="1932733850"/>
         <w:rPr>
           <w:rFonts w:eastAsia="Times New Roman"/>
           <w:lang w:val="nl-NL"/>
@@ -8788,7 +8788,7 @@
     <w:p>
       <w:pPr>
         <w:pStyle w:val="Kop5"/>
-        <w:divId w:val="346297047"/>
+        <w:divId w:val="1932733850"/>
         <w:rPr>
           <w:rFonts w:eastAsia="Times New Roman"/>
           <w:lang w:val="nl-NL"/>
@@ -8805,7 +8805,7 @@
     <w:p>
       <w:pPr>
         <w:pStyle w:val="Normaalweb"/>
-        <w:divId w:val="346297047"/>
+        <w:divId w:val="1932733850"/>
         <w:rPr>
           <w:lang w:val="nl-NL"/>
         </w:rPr>
@@ -8820,7 +8820,7 @@
     <w:p>
       <w:pPr>
         <w:pStyle w:val="Kop5"/>
-        <w:divId w:val="346297047"/>
+        <w:divId w:val="1932733850"/>
         <w:rPr>
           <w:rFonts w:eastAsia="Times New Roman"/>
           <w:lang w:val="nl-NL"/>
@@ -8837,7 +8837,7 @@
     <w:p>
       <w:pPr>
         <w:pStyle w:val="Normaalweb"/>
-        <w:divId w:val="346297047"/>
+        <w:divId w:val="1932733850"/>
         <w:rPr>
           <w:lang w:val="nl-NL"/>
         </w:rPr>
@@ -8856,7 +8856,7 @@
           <w:numId w:val="23"/>
         </w:numPr>
         <w:spacing w:before="100" w:beforeAutospacing="1" w:after="100" w:afterAutospacing="1"/>
-        <w:divId w:val="346297047"/>
+        <w:divId w:val="1932733850"/>
         <w:rPr>
           <w:rFonts w:eastAsia="Times New Roman"/>
           <w:lang w:val="nl-NL"/>
@@ -8877,7 +8877,7 @@
           <w:numId w:val="23"/>
         </w:numPr>
         <w:spacing w:before="100" w:beforeAutospacing="1" w:after="100" w:afterAutospacing="1"/>
-        <w:divId w:val="346297047"/>
+        <w:divId w:val="1932733850"/>
         <w:rPr>
           <w:rFonts w:eastAsia="Times New Roman"/>
           <w:lang w:val="nl-NL"/>
@@ -8898,7 +8898,7 @@
           <w:numId w:val="23"/>
         </w:numPr>
         <w:spacing w:before="100" w:beforeAutospacing="1" w:after="100" w:afterAutospacing="1"/>
-        <w:divId w:val="346297047"/>
+        <w:divId w:val="1932733850"/>
         <w:rPr>
           <w:rFonts w:eastAsia="Times New Roman"/>
           <w:lang w:val="nl-NL"/>
@@ -8915,7 +8915,7 @@
     <w:p>
       <w:pPr>
         <w:pStyle w:val="Normaalweb"/>
-        <w:divId w:val="346297047"/>
+        <w:divId w:val="1932733850"/>
         <w:rPr>
           <w:lang w:val="nl-NL"/>
         </w:rPr>
@@ -8930,7 +8930,7 @@
     <w:p>
       <w:pPr>
         <w:pStyle w:val="Kop5"/>
-        <w:divId w:val="346297047"/>
+        <w:divId w:val="1932733850"/>
         <w:rPr>
           <w:rFonts w:eastAsia="Times New Roman"/>
           <w:lang w:val="nl-NL"/>
@@ -8947,7 +8947,7 @@
     <w:p>
       <w:pPr>
         <w:pStyle w:val="Normaalweb"/>
-        <w:divId w:val="346297047"/>
+        <w:divId w:val="1932733850"/>
         <w:rPr>
           <w:lang w:val="nl-NL"/>
         </w:rPr>
@@ -8962,7 +8962,7 @@
     <w:p>
       <w:pPr>
         <w:pStyle w:val="Kop4"/>
-        <w:divId w:val="346297047"/>
+        <w:divId w:val="1932733850"/>
         <w:rPr>
           <w:rFonts w:eastAsia="Times New Roman"/>
           <w:lang w:val="nl-NL"/>
@@ -8979,7 +8979,7 @@
     <w:p>
       <w:pPr>
         <w:pStyle w:val="Kop5"/>
-        <w:divId w:val="346297047"/>
+        <w:divId w:val="1932733850"/>
         <w:rPr>
           <w:rFonts w:eastAsia="Times New Roman"/>
           <w:lang w:val="nl-NL"/>
@@ -8996,7 +8996,7 @@
     <w:p>
       <w:pPr>
         <w:pStyle w:val="Normaalweb"/>
-        <w:divId w:val="346297047"/>
+        <w:divId w:val="1932733850"/>
         <w:rPr>
           <w:lang w:val="nl-NL"/>
         </w:rPr>
@@ -9011,7 +9011,7 @@
     <w:p>
       <w:pPr>
         <w:pStyle w:val="Kop5"/>
-        <w:divId w:val="346297047"/>
+        <w:divId w:val="1932733850"/>
         <w:rPr>
           <w:rFonts w:eastAsia="Times New Roman"/>
           <w:lang w:val="nl-NL"/>
@@ -9028,7 +9028,7 @@
     <w:p>
       <w:pPr>
         <w:pStyle w:val="Normaalweb"/>
-        <w:divId w:val="346297047"/>
+        <w:divId w:val="1932733850"/>
         <w:rPr>
           <w:lang w:val="nl-NL"/>
         </w:rPr>
@@ -9043,7 +9043,7 @@
     <w:p>
       <w:pPr>
         <w:pStyle w:val="Kop5"/>
-        <w:divId w:val="346297047"/>
+        <w:divId w:val="1932733850"/>
         <w:rPr>
           <w:rFonts w:eastAsia="Times New Roman"/>
           <w:lang w:val="nl-NL"/>
@@ -9060,7 +9060,7 @@
     <w:p>
       <w:pPr>
         <w:pStyle w:val="Normaalweb"/>
-        <w:divId w:val="346297047"/>
+        <w:divId w:val="1932733850"/>
         <w:rPr>
           <w:lang w:val="nl-NL"/>
         </w:rPr>
@@ -9075,7 +9075,7 @@
     <w:p>
       <w:pPr>
         <w:pStyle w:val="Kop5"/>
-        <w:divId w:val="346297047"/>
+        <w:divId w:val="1932733850"/>
         <w:rPr>
           <w:rFonts w:eastAsia="Times New Roman"/>
           <w:lang w:val="nl-NL"/>
@@ -9092,7 +9092,7 @@
     <w:p>
       <w:pPr>
         <w:pStyle w:val="Normaalweb"/>
-        <w:divId w:val="346297047"/>
+        <w:divId w:val="1932733850"/>
         <w:rPr>
           <w:lang w:val="nl-NL"/>
         </w:rPr>
@@ -9107,7 +9107,7 @@
     <w:p>
       <w:pPr>
         <w:pStyle w:val="Kop5"/>
-        <w:divId w:val="346297047"/>
+        <w:divId w:val="1932733850"/>
         <w:rPr>
           <w:rFonts w:eastAsia="Times New Roman"/>
           <w:lang w:val="nl-NL"/>
@@ -9124,7 +9124,7 @@
     <w:p>
       <w:pPr>
         <w:pStyle w:val="Normaalweb"/>
-        <w:divId w:val="346297047"/>
+        <w:divId w:val="1932733850"/>
         <w:rPr>
           <w:lang w:val="nl-NL"/>
         </w:rPr>
@@ -9139,7 +9139,7 @@
     <w:p>
       <w:pPr>
         <w:pStyle w:val="afsluiting"/>
-        <w:divId w:val="346297047"/>
+        <w:divId w:val="1932733850"/>
         <w:rPr>
           <w:lang w:val="nl-NL"/>
         </w:rPr>
@@ -9154,7 +9154,7 @@
     <w:p>
       <w:pPr>
         <w:outlineLvl w:val="2"/>
-        <w:divId w:val="101656531"/>
+        <w:divId w:val="600069425"/>
         <w:rPr>
           <w:rFonts w:ascii="Aptos Display" w:eastAsia="Times New Roman" w:hAnsi="Aptos Display"/>
           <w:b/>
@@ -9180,7 +9180,7 @@
     </w:p>
     <w:p>
       <w:pPr>
-        <w:divId w:val="101656531"/>
+        <w:divId w:val="600069425"/>
         <w:rPr>
           <w:rFonts w:eastAsia="Times New Roman"/>
           <w:sz w:val="24"/>
@@ -9200,7 +9200,7 @@
     <w:p>
       <w:pPr>
         <w:pStyle w:val="subtitel"/>
-        <w:divId w:val="346297047"/>
+        <w:divId w:val="1932733850"/>
         <w:rPr>
           <w:lang w:val="nl-NL"/>
         </w:rPr>
@@ -9215,7 +9215,7 @@
     <w:p>
       <w:pPr>
         <w:pStyle w:val="Kop4"/>
-        <w:divId w:val="346297047"/>
+        <w:divId w:val="1932733850"/>
         <w:rPr>
           <w:rFonts w:eastAsia="Times New Roman"/>
           <w:lang w:val="nl-NL"/>
@@ -9232,7 +9232,7 @@
     <w:p>
       <w:pPr>
         <w:pStyle w:val="Normaalweb"/>
-        <w:divId w:val="346297047"/>
+        <w:divId w:val="1932733850"/>
         <w:rPr>
           <w:lang w:val="nl-NL"/>
         </w:rPr>
@@ -9247,7 +9247,7 @@
     <w:p>
       <w:pPr>
         <w:pStyle w:val="Kop5"/>
-        <w:divId w:val="346297047"/>
+        <w:divId w:val="1932733850"/>
         <w:rPr>
           <w:rFonts w:eastAsia="Times New Roman"/>
           <w:lang w:val="nl-NL"/>
@@ -9264,7 +9264,7 @@
     <w:p>
       <w:pPr>
         <w:pStyle w:val="Normaalweb"/>
-        <w:divId w:val="346297047"/>
+        <w:divId w:val="1932733850"/>
         <w:rPr>
           <w:lang w:val="nl-NL"/>
         </w:rPr>
@@ -9279,7 +9279,7 @@
     <w:p>
       <w:pPr>
         <w:pStyle w:val="Normaalweb"/>
-        <w:divId w:val="346297047"/>
+        <w:divId w:val="1932733850"/>
         <w:rPr>
           <w:lang w:val="nl-NL"/>
         </w:rPr>
@@ -9294,7 +9294,7 @@
     <w:p>
       <w:pPr>
         <w:pStyle w:val="Kop5"/>
-        <w:divId w:val="346297047"/>
+        <w:divId w:val="1932733850"/>
         <w:rPr>
           <w:rFonts w:eastAsia="Times New Roman"/>
           <w:lang w:val="nl-NL"/>
@@ -9315,7 +9315,7 @@
           <w:numId w:val="24"/>
         </w:numPr>
         <w:spacing w:before="100" w:beforeAutospacing="1" w:after="100" w:afterAutospacing="1"/>
-        <w:divId w:val="346297047"/>
+        <w:divId w:val="1932733850"/>
         <w:rPr>
           <w:rFonts w:eastAsia="Times New Roman"/>
           <w:lang w:val="nl-NL"/>
@@ -9336,7 +9336,7 @@
           <w:numId w:val="24"/>
         </w:numPr>
         <w:spacing w:before="100" w:beforeAutospacing="1" w:after="100" w:afterAutospacing="1"/>
-        <w:divId w:val="346297047"/>
+        <w:divId w:val="1932733850"/>
         <w:rPr>
           <w:rFonts w:eastAsia="Times New Roman"/>
           <w:lang w:val="nl-NL"/>
@@ -9357,7 +9357,7 @@
           <w:numId w:val="24"/>
         </w:numPr>
         <w:spacing w:before="100" w:beforeAutospacing="1" w:after="100" w:afterAutospacing="1"/>
-        <w:divId w:val="346297047"/>
+        <w:divId w:val="1932733850"/>
         <w:rPr>
           <w:rFonts w:eastAsia="Times New Roman"/>
           <w:lang w:val="nl-NL"/>
@@ -9378,7 +9378,7 @@
           <w:numId w:val="24"/>
         </w:numPr>
         <w:spacing w:before="100" w:beforeAutospacing="1" w:after="100" w:afterAutospacing="1"/>
-        <w:divId w:val="346297047"/>
+        <w:divId w:val="1932733850"/>
         <w:rPr>
           <w:rFonts w:eastAsia="Times New Roman"/>
           <w:lang w:val="nl-NL"/>
@@ -9395,7 +9395,7 @@
     <w:p>
       <w:pPr>
         <w:pStyle w:val="Kop5"/>
-        <w:divId w:val="346297047"/>
+        <w:divId w:val="1932733850"/>
         <w:rPr>
           <w:rFonts w:eastAsia="Times New Roman"/>
           <w:lang w:val="nl-NL"/>
@@ -9412,7 +9412,7 @@
     <w:p>
       <w:pPr>
         <w:pStyle w:val="Normaalweb"/>
-        <w:divId w:val="346297047"/>
+        <w:divId w:val="1932733850"/>
         <w:rPr>
           <w:lang w:val="nl-NL"/>
         </w:rPr>
@@ -9427,7 +9427,7 @@
     <w:p>
       <w:pPr>
         <w:pStyle w:val="Kop4"/>
-        <w:divId w:val="346297047"/>
+        <w:divId w:val="1932733850"/>
         <w:rPr>
           <w:rFonts w:eastAsia="Times New Roman"/>
           <w:lang w:val="nl-NL"/>
@@ -9444,7 +9444,7 @@
     <w:p>
       <w:pPr>
         <w:pStyle w:val="Normaalweb"/>
-        <w:divId w:val="764573353"/>
+        <w:divId w:val="245648513"/>
         <w:rPr>
           <w:lang w:val="nl-NL"/>
         </w:rPr>
@@ -9466,7 +9466,7 @@
     <w:p>
       <w:pPr>
         <w:pStyle w:val="Normaalweb"/>
-        <w:divId w:val="764573353"/>
+        <w:divId w:val="245648513"/>
         <w:rPr>
           <w:lang w:val="nl-NL"/>
         </w:rPr>
@@ -9488,7 +9488,7 @@
     <w:p>
       <w:pPr>
         <w:pStyle w:val="Kop5"/>
-        <w:divId w:val="346297047"/>
+        <w:divId w:val="1932733850"/>
         <w:rPr>
           <w:rFonts w:eastAsia="Times New Roman"/>
           <w:lang w:val="nl-NL"/>
@@ -9505,7 +9505,7 @@
     <w:p>
       <w:pPr>
         <w:pStyle w:val="Normaalweb"/>
-        <w:divId w:val="346297047"/>
+        <w:divId w:val="1932733850"/>
         <w:rPr>
           <w:lang w:val="nl-NL"/>
         </w:rPr>
@@ -9520,7 +9520,7 @@
     <w:p>
       <w:pPr>
         <w:pStyle w:val="Kop5"/>
-        <w:divId w:val="346297047"/>
+        <w:divId w:val="1932733850"/>
         <w:rPr>
           <w:rFonts w:eastAsia="Times New Roman"/>
           <w:lang w:val="nl-NL"/>
@@ -9537,7 +9537,7 @@
     <w:p>
       <w:pPr>
         <w:pStyle w:val="Normaalweb"/>
-        <w:divId w:val="346297047"/>
+        <w:divId w:val="1932733850"/>
         <w:rPr>
           <w:lang w:val="nl-NL"/>
         </w:rPr>
@@ -9552,7 +9552,7 @@
     <w:p>
       <w:pPr>
         <w:pStyle w:val="Kop5"/>
-        <w:divId w:val="346297047"/>
+        <w:divId w:val="1932733850"/>
         <w:rPr>
           <w:rFonts w:eastAsia="Times New Roman"/>
           <w:lang w:val="nl-NL"/>
@@ -9569,7 +9569,7 @@
     <w:p>
       <w:pPr>
         <w:pStyle w:val="Normaalweb"/>
-        <w:divId w:val="346297047"/>
+        <w:divId w:val="1932733850"/>
         <w:rPr>
           <w:lang w:val="nl-NL"/>
         </w:rPr>
@@ -9584,7 +9584,7 @@
     <w:p>
       <w:pPr>
         <w:pStyle w:val="Kop4"/>
-        <w:divId w:val="346297047"/>
+        <w:divId w:val="1932733850"/>
         <w:rPr>
           <w:rFonts w:eastAsia="Times New Roman"/>
           <w:lang w:val="nl-NL"/>
@@ -9601,7 +9601,7 @@
     <w:p>
       <w:pPr>
         <w:pStyle w:val="Kop5"/>
-        <w:divId w:val="346297047"/>
+        <w:divId w:val="1932733850"/>
         <w:rPr>
           <w:rFonts w:eastAsia="Times New Roman"/>
           <w:lang w:val="nl-NL"/>
@@ -9618,7 +9618,7 @@
     <w:p>
       <w:pPr>
         <w:pStyle w:val="Normaalweb"/>
-        <w:divId w:val="346297047"/>
+        <w:divId w:val="1932733850"/>
         <w:rPr>
           <w:lang w:val="nl-NL"/>
         </w:rPr>
@@ -9633,7 +9633,7 @@
     <w:p>
       <w:pPr>
         <w:pStyle w:val="Kop5"/>
-        <w:divId w:val="346297047"/>
+        <w:divId w:val="1932733850"/>
         <w:rPr>
           <w:rFonts w:eastAsia="Times New Roman"/>
           <w:lang w:val="nl-NL"/>
@@ -9650,7 +9650,7 @@
     <w:p>
       <w:pPr>
         <w:pStyle w:val="Normaalweb"/>
-        <w:divId w:val="346297047"/>
+        <w:divId w:val="1932733850"/>
         <w:rPr>
           <w:lang w:val="nl-NL"/>
         </w:rPr>
@@ -9669,7 +9669,7 @@
           <w:numId w:val="25"/>
         </w:numPr>
         <w:spacing w:before="100" w:beforeAutospacing="1" w:after="100" w:afterAutospacing="1"/>
-        <w:divId w:val="346297047"/>
+        <w:divId w:val="1932733850"/>
         <w:rPr>
           <w:rFonts w:eastAsia="Times New Roman"/>
           <w:lang w:val="nl-NL"/>
@@ -9690,7 +9690,7 @@
           <w:numId w:val="25"/>
         </w:numPr>
         <w:spacing w:before="100" w:beforeAutospacing="1" w:after="100" w:afterAutospacing="1"/>
-        <w:divId w:val="346297047"/>
+        <w:divId w:val="1932733850"/>
         <w:rPr>
           <w:rFonts w:eastAsia="Times New Roman"/>
           <w:lang w:val="nl-NL"/>
@@ -9711,7 +9711,7 @@
           <w:numId w:val="25"/>
         </w:numPr>
         <w:spacing w:before="100" w:beforeAutospacing="1" w:after="100" w:afterAutospacing="1"/>
-        <w:divId w:val="346297047"/>
+        <w:divId w:val="1932733850"/>
         <w:rPr>
           <w:rFonts w:eastAsia="Times New Roman"/>
           <w:lang w:val="nl-NL"/>
@@ -9728,7 +9728,7 @@
     <w:p>
       <w:pPr>
         <w:pStyle w:val="Normaalweb"/>
-        <w:divId w:val="346297047"/>
+        <w:divId w:val="1932733850"/>
         <w:rPr>
           <w:lang w:val="nl-NL"/>
         </w:rPr>
@@ -9743,7 +9743,7 @@
     <w:p>
       <w:pPr>
         <w:pStyle w:val="Kop5"/>
-        <w:divId w:val="346297047"/>
+        <w:divId w:val="1932733850"/>
         <w:rPr>
           <w:rFonts w:eastAsia="Times New Roman"/>
           <w:lang w:val="nl-NL"/>
@@ -9760,7 +9760,7 @@
     <w:p>
       <w:pPr>
         <w:pStyle w:val="Normaalweb"/>
-        <w:divId w:val="346297047"/>
+        <w:divId w:val="1932733850"/>
         <w:rPr>
           <w:lang w:val="nl-NL"/>
         </w:rPr>
@@ -9775,7 +9775,7 @@
     <w:p>
       <w:pPr>
         <w:pStyle w:val="Kop4"/>
-        <w:divId w:val="346297047"/>
+        <w:divId w:val="1932733850"/>
         <w:rPr>
           <w:rFonts w:eastAsia="Times New Roman"/>
           <w:lang w:val="nl-NL"/>
@@ -9792,7 +9792,7 @@
     <w:p>
       <w:pPr>
         <w:pStyle w:val="Kop5"/>
-        <w:divId w:val="346297047"/>
+        <w:divId w:val="1932733850"/>
         <w:rPr>
           <w:rFonts w:eastAsia="Times New Roman"/>
           <w:lang w:val="nl-NL"/>
@@ -9809,7 +9809,7 @@
     <w:p>
       <w:pPr>
         <w:pStyle w:val="Normaalweb"/>
-        <w:divId w:val="346297047"/>
+        <w:divId w:val="1932733850"/>
         <w:rPr>
           <w:lang w:val="nl-NL"/>
         </w:rPr>
@@ -9824,7 +9824,7 @@
     <w:p>
       <w:pPr>
         <w:pStyle w:val="Kop5"/>
-        <w:divId w:val="346297047"/>
+        <w:divId w:val="1932733850"/>
         <w:rPr>
           <w:rFonts w:eastAsia="Times New Roman"/>
           <w:lang w:val="nl-NL"/>
@@ -9841,7 +9841,7 @@
     <w:p>
       <w:pPr>
         <w:pStyle w:val="Normaalweb"/>
-        <w:divId w:val="346297047"/>
+        <w:divId w:val="1932733850"/>
         <w:rPr>
           <w:lang w:val="nl-NL"/>
         </w:rPr>
@@ -9856,7 +9856,7 @@
     <w:p>
       <w:pPr>
         <w:pStyle w:val="Kop5"/>
-        <w:divId w:val="346297047"/>
+        <w:divId w:val="1932733850"/>
         <w:rPr>
           <w:rFonts w:eastAsia="Times New Roman"/>
           <w:lang w:val="nl-NL"/>
@@ -9873,7 +9873,7 @@
     <w:p>
       <w:pPr>
         <w:pStyle w:val="Normaalweb"/>
-        <w:divId w:val="346297047"/>
+        <w:divId w:val="1932733850"/>
         <w:rPr>
           <w:lang w:val="nl-NL"/>
         </w:rPr>
@@ -9888,7 +9888,7 @@
     <w:p>
       <w:pPr>
         <w:pStyle w:val="Kop5"/>
-        <w:divId w:val="346297047"/>
+        <w:divId w:val="1932733850"/>
         <w:rPr>
           <w:rFonts w:eastAsia="Times New Roman"/>
           <w:lang w:val="nl-NL"/>
@@ -9905,7 +9905,7 @@
     <w:p>
       <w:pPr>
         <w:pStyle w:val="Normaalweb"/>
-        <w:divId w:val="346297047"/>
+        <w:divId w:val="1932733850"/>
         <w:rPr>
           <w:lang w:val="nl-NL"/>
         </w:rPr>
@@ -9920,7 +9920,7 @@
     <w:p>
       <w:pPr>
         <w:pStyle w:val="Kop5"/>
-        <w:divId w:val="346297047"/>
+        <w:divId w:val="1932733850"/>
         <w:rPr>
           <w:rFonts w:eastAsia="Times New Roman"/>
           <w:lang w:val="nl-NL"/>
@@ -9937,7 +9937,7 @@
     <w:p>
       <w:pPr>
         <w:pStyle w:val="Normaalweb"/>
-        <w:divId w:val="346297047"/>
+        <w:divId w:val="1932733850"/>
         <w:rPr>
           <w:lang w:val="nl-NL"/>
         </w:rPr>
@@ -9952,7 +9952,7 @@
     <w:p>
       <w:pPr>
         <w:pStyle w:val="afsluiting"/>
-        <w:divId w:val="346297047"/>
+        <w:divId w:val="1932733850"/>
         <w:rPr>
           <w:lang w:val="nl-NL"/>
         </w:rPr>
@@ -9968,7 +9968,7 @@
       <w:pPr>
         <w:pStyle w:val="Kop2"/>
         <w:spacing w:before="400" w:after="160"/>
-        <w:divId w:val="346297047"/>
+        <w:divId w:val="1932733850"/>
         <w:rPr>
           <w:rFonts w:eastAsia="Times New Roman"/>
           <w:sz w:val="32"/>
@@ -9976,7 +9976,7 @@
           <w:lang w:val="nl-NL"/>
         </w:rPr>
       </w:pPr>
-      <w:bookmarkStart w:id="6" w:name="_Toc242816975"/>
+      <w:bookmarkStart w:id="6" w:name="_Toc242817505"/>
       <w:r>
         <w:rPr>
           <w:rFonts w:eastAsia="Times New Roman"/>
@@ -9991,7 +9991,7 @@
     <w:p>
       <w:pPr>
         <w:outlineLvl w:val="2"/>
-        <w:divId w:val="2010986411"/>
+        <w:divId w:val="2094014038"/>
         <w:rPr>
           <w:rFonts w:ascii="Aptos Display" w:eastAsia="Times New Roman" w:hAnsi="Aptos Display"/>
           <w:b/>
@@ -10017,7 +10017,7 @@
     </w:p>
     <w:p>
       <w:pPr>
-        <w:divId w:val="2010986411"/>
+        <w:divId w:val="2094014038"/>
         <w:rPr>
           <w:rFonts w:eastAsia="Times New Roman"/>
           <w:sz w:val="24"/>
@@ -10037,7 +10037,7 @@
     <w:p>
       <w:pPr>
         <w:pStyle w:val="subtitel"/>
-        <w:divId w:val="346297047"/>
+        <w:divId w:val="1932733850"/>
         <w:rPr>
           <w:lang w:val="nl-NL"/>
         </w:rPr>
@@ -10052,7 +10052,7 @@
     <w:p>
       <w:pPr>
         <w:pStyle w:val="Kop4"/>
-        <w:divId w:val="346297047"/>
+        <w:divId w:val="1932733850"/>
         <w:rPr>
           <w:rFonts w:eastAsia="Times New Roman"/>
           <w:lang w:val="nl-NL"/>
@@ -10069,7 +10069,7 @@
     <w:p>
       <w:pPr>
         <w:pStyle w:val="Normaalweb"/>
-        <w:divId w:val="346297047"/>
+        <w:divId w:val="1932733850"/>
         <w:rPr>
           <w:lang w:val="nl-NL"/>
         </w:rPr>
@@ -10084,7 +10084,7 @@
     <w:p>
       <w:pPr>
         <w:pStyle w:val="Kop5"/>
-        <w:divId w:val="346297047"/>
+        <w:divId w:val="1932733850"/>
         <w:rPr>
           <w:rFonts w:eastAsia="Times New Roman"/>
           <w:lang w:val="nl-NL"/>
@@ -10101,7 +10101,7 @@
     <w:p>
       <w:pPr>
         <w:pStyle w:val="Normaalweb"/>
-        <w:divId w:val="346297047"/>
+        <w:divId w:val="1932733850"/>
         <w:rPr>
           <w:lang w:val="nl-NL"/>
         </w:rPr>
@@ -10116,7 +10116,7 @@
     <w:p>
       <w:pPr>
         <w:pStyle w:val="Normaalweb"/>
-        <w:divId w:val="346297047"/>
+        <w:divId w:val="1932733850"/>
         <w:rPr>
           <w:lang w:val="nl-NL"/>
         </w:rPr>
@@ -10131,7 +10131,7 @@
     <w:p>
       <w:pPr>
         <w:pStyle w:val="Kop5"/>
-        <w:divId w:val="346297047"/>
+        <w:divId w:val="1932733850"/>
         <w:rPr>
           <w:rFonts w:eastAsia="Times New Roman"/>
           <w:lang w:val="nl-NL"/>
@@ -10152,7 +10152,7 @@
           <w:numId w:val="26"/>
         </w:numPr>
         <w:spacing w:before="100" w:beforeAutospacing="1" w:after="100" w:afterAutospacing="1"/>
-        <w:divId w:val="346297047"/>
+        <w:divId w:val="1932733850"/>
         <w:rPr>
           <w:rFonts w:eastAsia="Times New Roman"/>
           <w:lang w:val="nl-NL"/>
@@ -10173,7 +10173,7 @@
           <w:numId w:val="26"/>
         </w:numPr>
         <w:spacing w:before="100" w:beforeAutospacing="1" w:after="100" w:afterAutospacing="1"/>
-        <w:divId w:val="346297047"/>
+        <w:divId w:val="1932733850"/>
         <w:rPr>
           <w:rFonts w:eastAsia="Times New Roman"/>
           <w:lang w:val="nl-NL"/>
@@ -10194,7 +10194,7 @@
           <w:numId w:val="26"/>
         </w:numPr>
         <w:spacing w:before="100" w:beforeAutospacing="1" w:after="100" w:afterAutospacing="1"/>
-        <w:divId w:val="346297047"/>
+        <w:divId w:val="1932733850"/>
         <w:rPr>
           <w:rFonts w:eastAsia="Times New Roman"/>
           <w:lang w:val="nl-NL"/>
@@ -10215,7 +10215,7 @@
           <w:numId w:val="26"/>
         </w:numPr>
         <w:spacing w:before="100" w:beforeAutospacing="1" w:after="100" w:afterAutospacing="1"/>
-        <w:divId w:val="346297047"/>
+        <w:divId w:val="1932733850"/>
         <w:rPr>
           <w:rFonts w:eastAsia="Times New Roman"/>
           <w:lang w:val="nl-NL"/>
@@ -10232,7 +10232,7 @@
     <w:p>
       <w:pPr>
         <w:pStyle w:val="Kop5"/>
-        <w:divId w:val="346297047"/>
+        <w:divId w:val="1932733850"/>
         <w:rPr>
           <w:rFonts w:eastAsia="Times New Roman"/>
           <w:lang w:val="nl-NL"/>
@@ -10249,7 +10249,7 @@
     <w:p>
       <w:pPr>
         <w:pStyle w:val="Normaalweb"/>
-        <w:divId w:val="346297047"/>
+        <w:divId w:val="1932733850"/>
         <w:rPr>
           <w:lang w:val="nl-NL"/>
         </w:rPr>
@@ -10268,7 +10268,7 @@
           <w:numId w:val="27"/>
         </w:numPr>
         <w:spacing w:before="100" w:beforeAutospacing="1" w:after="100" w:afterAutospacing="1"/>
-        <w:divId w:val="346297047"/>
+        <w:divId w:val="1932733850"/>
         <w:rPr>
           <w:rFonts w:eastAsia="Times New Roman"/>
           <w:lang w:val="nl-NL"/>
@@ -10297,7 +10297,7 @@
           <w:numId w:val="27"/>
         </w:numPr>
         <w:spacing w:before="100" w:beforeAutospacing="1" w:after="100" w:afterAutospacing="1"/>
-        <w:divId w:val="346297047"/>
+        <w:divId w:val="1932733850"/>
         <w:rPr>
           <w:rFonts w:eastAsia="Times New Roman"/>
           <w:lang w:val="nl-NL"/>
@@ -10326,7 +10326,7 @@
           <w:numId w:val="27"/>
         </w:numPr>
         <w:spacing w:before="100" w:beforeAutospacing="1" w:after="100" w:afterAutospacing="1"/>
-        <w:divId w:val="346297047"/>
+        <w:divId w:val="1932733850"/>
         <w:rPr>
           <w:rFonts w:eastAsia="Times New Roman"/>
           <w:lang w:val="nl-NL"/>
@@ -10343,7 +10343,7 @@
     <w:p>
       <w:pPr>
         <w:pStyle w:val="Kop4"/>
-        <w:divId w:val="346297047"/>
+        <w:divId w:val="1932733850"/>
         <w:rPr>
           <w:rFonts w:eastAsia="Times New Roman"/>
           <w:lang w:val="nl-NL"/>
@@ -10360,7 +10360,7 @@
     <w:p>
       <w:pPr>
         <w:pStyle w:val="Normaalweb"/>
-        <w:divId w:val="1766413935"/>
+        <w:divId w:val="1343775093"/>
         <w:rPr>
           <w:lang w:val="nl-NL"/>
         </w:rPr>
@@ -10382,7 +10382,7 @@
     <w:p>
       <w:pPr>
         <w:pStyle w:val="Normaalweb"/>
-        <w:divId w:val="1766413935"/>
+        <w:divId w:val="1343775093"/>
         <w:rPr>
           <w:lang w:val="nl-NL"/>
         </w:rPr>
@@ -10404,7 +10404,7 @@
     <w:p>
       <w:pPr>
         <w:pStyle w:val="Kop5"/>
-        <w:divId w:val="346297047"/>
+        <w:divId w:val="1932733850"/>
         <w:rPr>
           <w:rFonts w:eastAsia="Times New Roman"/>
           <w:lang w:val="nl-NL"/>
@@ -10421,7 +10421,7 @@
     <w:p>
       <w:pPr>
         <w:pStyle w:val="Normaalweb"/>
-        <w:divId w:val="346297047"/>
+        <w:divId w:val="1932733850"/>
         <w:rPr>
           <w:lang w:val="nl-NL"/>
         </w:rPr>
@@ -10436,7 +10436,7 @@
     <w:p>
       <w:pPr>
         <w:pStyle w:val="Kop5"/>
-        <w:divId w:val="346297047"/>
+        <w:divId w:val="1932733850"/>
         <w:rPr>
           <w:rFonts w:eastAsia="Times New Roman"/>
           <w:lang w:val="nl-NL"/>
@@ -10453,7 +10453,7 @@
     <w:p>
       <w:pPr>
         <w:pStyle w:val="Normaalweb"/>
-        <w:divId w:val="346297047"/>
+        <w:divId w:val="1932733850"/>
         <w:rPr>
           <w:lang w:val="nl-NL"/>
         </w:rPr>
@@ -10474,7 +10474,7 @@
     <w:p>
       <w:pPr>
         <w:pStyle w:val="Kop5"/>
-        <w:divId w:val="346297047"/>
+        <w:divId w:val="1932733850"/>
         <w:rPr>
           <w:rFonts w:eastAsia="Times New Roman"/>
           <w:lang w:val="nl-NL"/>
@@ -10491,7 +10491,7 @@
     <w:p>
       <w:pPr>
         <w:pStyle w:val="Normaalweb"/>
-        <w:divId w:val="346297047"/>
+        <w:divId w:val="1932733850"/>
         <w:rPr>
           <w:lang w:val="nl-NL"/>
         </w:rPr>
@@ -10506,7 +10506,7 @@
     <w:p>
       <w:pPr>
         <w:pStyle w:val="Kop4"/>
-        <w:divId w:val="346297047"/>
+        <w:divId w:val="1932733850"/>
         <w:rPr>
           <w:rFonts w:eastAsia="Times New Roman"/>
           <w:lang w:val="nl-NL"/>
@@ -10523,7 +10523,7 @@
     <w:p>
       <w:pPr>
         <w:pStyle w:val="Kop5"/>
-        <w:divId w:val="346297047"/>
+        <w:divId w:val="1932733850"/>
         <w:rPr>
           <w:rFonts w:eastAsia="Times New Roman"/>
           <w:lang w:val="nl-NL"/>
@@ -10540,7 +10540,7 @@
     <w:p>
       <w:pPr>
         <w:pStyle w:val="Normaalweb"/>
-        <w:divId w:val="346297047"/>
+        <w:divId w:val="1932733850"/>
         <w:rPr>
           <w:lang w:val="nl-NL"/>
         </w:rPr>
@@ -10555,7 +10555,7 @@
     <w:p>
       <w:pPr>
         <w:pStyle w:val="Kop5"/>
-        <w:divId w:val="346297047"/>
+        <w:divId w:val="1932733850"/>
         <w:rPr>
           <w:rFonts w:eastAsia="Times New Roman"/>
           <w:lang w:val="nl-NL"/>
@@ -10572,7 +10572,7 @@
     <w:p>
       <w:pPr>
         <w:pStyle w:val="Normaalweb"/>
-        <w:divId w:val="346297047"/>
+        <w:divId w:val="1932733850"/>
         <w:rPr>
           <w:lang w:val="nl-NL"/>
         </w:rPr>
@@ -10591,7 +10591,7 @@
           <w:numId w:val="28"/>
         </w:numPr>
         <w:spacing w:before="100" w:beforeAutospacing="1" w:after="100" w:afterAutospacing="1"/>
-        <w:divId w:val="346297047"/>
+        <w:divId w:val="1932733850"/>
         <w:rPr>
           <w:rFonts w:eastAsia="Times New Roman"/>
           <w:lang w:val="nl-NL"/>
@@ -10612,7 +10612,7 @@
           <w:numId w:val="28"/>
         </w:numPr>
         <w:spacing w:before="100" w:beforeAutospacing="1" w:after="100" w:afterAutospacing="1"/>
-        <w:divId w:val="346297047"/>
+        <w:divId w:val="1932733850"/>
         <w:rPr>
           <w:rFonts w:eastAsia="Times New Roman"/>
           <w:lang w:val="nl-NL"/>
@@ -10633,7 +10633,7 @@
           <w:numId w:val="28"/>
         </w:numPr>
         <w:spacing w:before="100" w:beforeAutospacing="1" w:after="100" w:afterAutospacing="1"/>
-        <w:divId w:val="346297047"/>
+        <w:divId w:val="1932733850"/>
         <w:rPr>
           <w:rFonts w:eastAsia="Times New Roman"/>
           <w:lang w:val="nl-NL"/>
@@ -10654,7 +10654,7 @@
           <w:numId w:val="28"/>
         </w:numPr>
         <w:spacing w:before="100" w:beforeAutospacing="1" w:after="100" w:afterAutospacing="1"/>
-        <w:divId w:val="346297047"/>
+        <w:divId w:val="1932733850"/>
         <w:rPr>
           <w:rFonts w:eastAsia="Times New Roman"/>
           <w:lang w:val="nl-NL"/>
@@ -10671,7 +10671,7 @@
     <w:p>
       <w:pPr>
         <w:pStyle w:val="Normaalweb"/>
-        <w:divId w:val="346297047"/>
+        <w:divId w:val="1932733850"/>
         <w:rPr>
           <w:lang w:val="nl-NL"/>
         </w:rPr>
@@ -10686,7 +10686,7 @@
     <w:p>
       <w:pPr>
         <w:pStyle w:val="Kop5"/>
-        <w:divId w:val="346297047"/>
+        <w:divId w:val="1932733850"/>
         <w:rPr>
           <w:rFonts w:eastAsia="Times New Roman"/>
           <w:lang w:val="nl-NL"/>
@@ -10703,7 +10703,7 @@
     <w:p>
       <w:pPr>
         <w:pStyle w:val="Normaalweb"/>
-        <w:divId w:val="346297047"/>
+        <w:divId w:val="1932733850"/>
         <w:rPr>
           <w:lang w:val="nl-NL"/>
         </w:rPr>
@@ -10718,7 +10718,7 @@
     <w:p>
       <w:pPr>
         <w:pStyle w:val="Kop4"/>
-        <w:divId w:val="346297047"/>
+        <w:divId w:val="1932733850"/>
         <w:rPr>
           <w:rFonts w:eastAsia="Times New Roman"/>
           <w:lang w:val="nl-NL"/>
@@ -10735,7 +10735,7 @@
     <w:p>
       <w:pPr>
         <w:pStyle w:val="Kop5"/>
-        <w:divId w:val="346297047"/>
+        <w:divId w:val="1932733850"/>
         <w:rPr>
           <w:rFonts w:eastAsia="Times New Roman"/>
           <w:lang w:val="nl-NL"/>
@@ -10752,7 +10752,7 @@
     <w:p>
       <w:pPr>
         <w:pStyle w:val="Normaalweb"/>
-        <w:divId w:val="346297047"/>
+        <w:divId w:val="1932733850"/>
         <w:rPr>
           <w:lang w:val="nl-NL"/>
         </w:rPr>
@@ -10767,7 +10767,7 @@
     <w:p>
       <w:pPr>
         <w:pStyle w:val="Kop5"/>
-        <w:divId w:val="346297047"/>
+        <w:divId w:val="1932733850"/>
         <w:rPr>
           <w:rFonts w:eastAsia="Times New Roman"/>
           <w:lang w:val="nl-NL"/>
@@ -10784,7 +10784,7 @@
     <w:p>
       <w:pPr>
         <w:pStyle w:val="Normaalweb"/>
-        <w:divId w:val="346297047"/>
+        <w:divId w:val="1932733850"/>
         <w:rPr>
           <w:lang w:val="nl-NL"/>
         </w:rPr>
@@ -10799,7 +10799,7 @@
     <w:p>
       <w:pPr>
         <w:pStyle w:val="Kop5"/>
-        <w:divId w:val="346297047"/>
+        <w:divId w:val="1932733850"/>
         <w:rPr>
           <w:rFonts w:eastAsia="Times New Roman"/>
           <w:lang w:val="nl-NL"/>
@@ -10816,7 +10816,7 @@
     <w:p>
       <w:pPr>
         <w:pStyle w:val="Normaalweb"/>
-        <w:divId w:val="346297047"/>
+        <w:divId w:val="1932733850"/>
         <w:rPr>
           <w:lang w:val="nl-NL"/>
         </w:rPr>
@@ -10831,7 +10831,7 @@
     <w:p>
       <w:pPr>
         <w:pStyle w:val="Kop5"/>
-        <w:divId w:val="346297047"/>
+        <w:divId w:val="1932733850"/>
         <w:rPr>
           <w:rFonts w:eastAsia="Times New Roman"/>
           <w:lang w:val="nl-NL"/>
@@ -10848,7 +10848,7 @@
     <w:p>
       <w:pPr>
         <w:pStyle w:val="Normaalweb"/>
-        <w:divId w:val="346297047"/>
+        <w:divId w:val="1932733850"/>
         <w:rPr>
           <w:lang w:val="nl-NL"/>
         </w:rPr>
@@ -10863,7 +10863,7 @@
     <w:p>
       <w:pPr>
         <w:pStyle w:val="Kop5"/>
-        <w:divId w:val="346297047"/>
+        <w:divId w:val="1932733850"/>
         <w:rPr>
           <w:rFonts w:eastAsia="Times New Roman"/>
           <w:lang w:val="nl-NL"/>
@@ -10880,7 +10880,7 @@
     <w:p>
       <w:pPr>
         <w:pStyle w:val="Normaalweb"/>
-        <w:divId w:val="346297047"/>
+        <w:divId w:val="1932733850"/>
         <w:rPr>
           <w:lang w:val="nl-NL"/>
         </w:rPr>
@@ -10895,7 +10895,7 @@
     <w:p>
       <w:pPr>
         <w:pStyle w:val="afsluiting"/>
-        <w:divId w:val="346297047"/>
+        <w:divId w:val="1932733850"/>
         <w:rPr>
           <w:lang w:val="nl-NL"/>
         </w:rPr>
@@ -10910,7 +10910,7 @@
     <w:p>
       <w:pPr>
         <w:outlineLvl w:val="2"/>
-        <w:divId w:val="915214470"/>
+        <w:divId w:val="626162829"/>
         <w:rPr>
           <w:rFonts w:ascii="Aptos Display" w:eastAsia="Times New Roman" w:hAnsi="Aptos Display"/>
           <w:b/>
@@ -10936,7 +10936,7 @@
     </w:p>
     <w:p>
       <w:pPr>
-        <w:divId w:val="915214470"/>
+        <w:divId w:val="626162829"/>
         <w:rPr>
           <w:rFonts w:eastAsia="Times New Roman"/>
           <w:sz w:val="24"/>
@@ -10956,7 +10956,7 @@
     <w:p>
       <w:pPr>
         <w:pStyle w:val="subtitel"/>
-        <w:divId w:val="346297047"/>
+        <w:divId w:val="1932733850"/>
         <w:rPr>
           <w:lang w:val="nl-NL"/>
         </w:rPr>
@@ -10971,7 +10971,7 @@
     <w:p>
       <w:pPr>
         <w:pStyle w:val="Kop4"/>
-        <w:divId w:val="346297047"/>
+        <w:divId w:val="1932733850"/>
         <w:rPr>
           <w:rFonts w:eastAsia="Times New Roman"/>
           <w:lang w:val="nl-NL"/>
@@ -10988,7 +10988,7 @@
     <w:p>
       <w:pPr>
         <w:pStyle w:val="Normaalweb"/>
-        <w:divId w:val="346297047"/>
+        <w:divId w:val="1932733850"/>
         <w:rPr>
           <w:lang w:val="nl-NL"/>
         </w:rPr>
@@ -11003,7 +11003,7 @@
     <w:p>
       <w:pPr>
         <w:pStyle w:val="Kop5"/>
-        <w:divId w:val="346297047"/>
+        <w:divId w:val="1932733850"/>
         <w:rPr>
           <w:rFonts w:eastAsia="Times New Roman"/>
           <w:lang w:val="nl-NL"/>
@@ -11020,7 +11020,7 @@
     <w:p>
       <w:pPr>
         <w:pStyle w:val="Normaalweb"/>
-        <w:divId w:val="346297047"/>
+        <w:divId w:val="1932733850"/>
         <w:rPr>
           <w:lang w:val="nl-NL"/>
         </w:rPr>
@@ -11035,7 +11035,7 @@
     <w:p>
       <w:pPr>
         <w:pStyle w:val="Normaalweb"/>
-        <w:divId w:val="346297047"/>
+        <w:divId w:val="1932733850"/>
         <w:rPr>
           <w:lang w:val="nl-NL"/>
         </w:rPr>
@@ -11050,7 +11050,7 @@
     <w:p>
       <w:pPr>
         <w:pStyle w:val="Kop5"/>
-        <w:divId w:val="346297047"/>
+        <w:divId w:val="1932733850"/>
         <w:rPr>
           <w:rFonts w:eastAsia="Times New Roman"/>
           <w:lang w:val="nl-NL"/>
@@ -11071,7 +11071,7 @@
           <w:numId w:val="29"/>
         </w:numPr>
         <w:spacing w:before="100" w:beforeAutospacing="1" w:after="100" w:afterAutospacing="1"/>
-        <w:divId w:val="346297047"/>
+        <w:divId w:val="1932733850"/>
         <w:rPr>
           <w:rFonts w:eastAsia="Times New Roman"/>
           <w:lang w:val="nl-NL"/>
@@ -11092,7 +11092,7 @@
           <w:numId w:val="29"/>
         </w:numPr>
         <w:spacing w:before="100" w:beforeAutospacing="1" w:after="100" w:afterAutospacing="1"/>
-        <w:divId w:val="346297047"/>
+        <w:divId w:val="1932733850"/>
         <w:rPr>
           <w:rFonts w:eastAsia="Times New Roman"/>
           <w:lang w:val="nl-NL"/>
@@ -11113,7 +11113,7 @@
           <w:numId w:val="29"/>
         </w:numPr>
         <w:spacing w:before="100" w:beforeAutospacing="1" w:after="100" w:afterAutospacing="1"/>
-        <w:divId w:val="346297047"/>
+        <w:divId w:val="1932733850"/>
         <w:rPr>
           <w:rFonts w:eastAsia="Times New Roman"/>
           <w:lang w:val="nl-NL"/>
@@ -11134,7 +11134,7 @@
           <w:numId w:val="29"/>
         </w:numPr>
         <w:spacing w:before="100" w:beforeAutospacing="1" w:after="100" w:afterAutospacing="1"/>
-        <w:divId w:val="346297047"/>
+        <w:divId w:val="1932733850"/>
         <w:rPr>
           <w:rFonts w:eastAsia="Times New Roman"/>
           <w:lang w:val="nl-NL"/>
@@ -11151,7 +11151,7 @@
     <w:p>
       <w:pPr>
         <w:pStyle w:val="Kop5"/>
-        <w:divId w:val="346297047"/>
+        <w:divId w:val="1932733850"/>
         <w:rPr>
           <w:rFonts w:eastAsia="Times New Roman"/>
           <w:lang w:val="nl-NL"/>
@@ -11168,7 +11168,7 @@
     <w:p>
       <w:pPr>
         <w:pStyle w:val="Normaalweb"/>
-        <w:divId w:val="346297047"/>
+        <w:divId w:val="1932733850"/>
         <w:rPr>
           <w:lang w:val="nl-NL"/>
         </w:rPr>
@@ -11183,7 +11183,7 @@
     <w:p>
       <w:pPr>
         <w:pStyle w:val="Kop4"/>
-        <w:divId w:val="346297047"/>
+        <w:divId w:val="1932733850"/>
         <w:rPr>
           <w:rFonts w:eastAsia="Times New Roman"/>
           <w:lang w:val="nl-NL"/>
@@ -11200,7 +11200,7 @@
     <w:p>
       <w:pPr>
         <w:pStyle w:val="Normaalweb"/>
-        <w:divId w:val="1732339199"/>
+        <w:divId w:val="910043200"/>
         <w:rPr>
           <w:lang w:val="nl-NL"/>
         </w:rPr>
@@ -11222,7 +11222,7 @@
     <w:p>
       <w:pPr>
         <w:pStyle w:val="Normaalweb"/>
-        <w:divId w:val="1732339199"/>
+        <w:divId w:val="910043200"/>
         <w:rPr>
           <w:lang w:val="nl-NL"/>
         </w:rPr>
@@ -11244,7 +11244,7 @@
     <w:p>
       <w:pPr>
         <w:pStyle w:val="Kop5"/>
-        <w:divId w:val="346297047"/>
+        <w:divId w:val="1932733850"/>
         <w:rPr>
           <w:rFonts w:eastAsia="Times New Roman"/>
           <w:lang w:val="nl-NL"/>
@@ -11261,7 +11261,7 @@
     <w:p>
       <w:pPr>
         <w:pStyle w:val="Normaalweb"/>
-        <w:divId w:val="346297047"/>
+        <w:divId w:val="1932733850"/>
         <w:rPr>
           <w:lang w:val="nl-NL"/>
         </w:rPr>
@@ -11276,7 +11276,7 @@
     <w:p>
       <w:pPr>
         <w:pStyle w:val="Kop5"/>
-        <w:divId w:val="346297047"/>
+        <w:divId w:val="1932733850"/>
         <w:rPr>
           <w:rFonts w:eastAsia="Times New Roman"/>
           <w:lang w:val="nl-NL"/>
@@ -11293,7 +11293,7 @@
     <w:p>
       <w:pPr>
         <w:pStyle w:val="Normaalweb"/>
-        <w:divId w:val="346297047"/>
+        <w:divId w:val="1932733850"/>
         <w:rPr>
           <w:lang w:val="nl-NL"/>
         </w:rPr>
@@ -11308,7 +11308,7 @@
     <w:p>
       <w:pPr>
         <w:pStyle w:val="Kop5"/>
-        <w:divId w:val="346297047"/>
+        <w:divId w:val="1932733850"/>
         <w:rPr>
           <w:rFonts w:eastAsia="Times New Roman"/>
           <w:lang w:val="nl-NL"/>
@@ -11325,7 +11325,7 @@
     <w:p>
       <w:pPr>
         <w:pStyle w:val="Normaalweb"/>
-        <w:divId w:val="346297047"/>
+        <w:divId w:val="1932733850"/>
         <w:rPr>
           <w:lang w:val="nl-NL"/>
         </w:rPr>
@@ -11340,7 +11340,7 @@
     <w:p>
       <w:pPr>
         <w:pStyle w:val="Kop4"/>
-        <w:divId w:val="346297047"/>
+        <w:divId w:val="1932733850"/>
         <w:rPr>
           <w:rFonts w:eastAsia="Times New Roman"/>
           <w:lang w:val="nl-NL"/>
@@ -11357,7 +11357,7 @@
     <w:p>
       <w:pPr>
         <w:pStyle w:val="Kop5"/>
-        <w:divId w:val="346297047"/>
+        <w:divId w:val="1932733850"/>
         <w:rPr>
           <w:rFonts w:eastAsia="Times New Roman"/>
           <w:lang w:val="nl-NL"/>
@@ -11374,7 +11374,7 @@
     <w:p>
       <w:pPr>
         <w:pStyle w:val="Normaalweb"/>
-        <w:divId w:val="346297047"/>
+        <w:divId w:val="1932733850"/>
         <w:rPr>
           <w:lang w:val="nl-NL"/>
         </w:rPr>
@@ -11389,7 +11389,7 @@
     <w:p>
       <w:pPr>
         <w:pStyle w:val="Kop5"/>
-        <w:divId w:val="346297047"/>
+        <w:divId w:val="1932733850"/>
         <w:rPr>
           <w:rFonts w:eastAsia="Times New Roman"/>
           <w:lang w:val="nl-NL"/>
@@ -11406,7 +11406,7 @@
     <w:p>
       <w:pPr>
         <w:pStyle w:val="Normaalweb"/>
-        <w:divId w:val="346297047"/>
+        <w:divId w:val="1932733850"/>
         <w:rPr>
           <w:lang w:val="nl-NL"/>
         </w:rPr>
@@ -11425,7 +11425,7 @@
           <w:numId w:val="30"/>
         </w:numPr>
         <w:spacing w:before="100" w:beforeAutospacing="1" w:after="100" w:afterAutospacing="1"/>
-        <w:divId w:val="346297047"/>
+        <w:divId w:val="1932733850"/>
         <w:rPr>
           <w:rFonts w:eastAsia="Times New Roman"/>
           <w:lang w:val="nl-NL"/>
@@ -11446,7 +11446,7 @@
           <w:numId w:val="30"/>
         </w:numPr>
         <w:spacing w:before="100" w:beforeAutospacing="1" w:after="100" w:afterAutospacing="1"/>
-        <w:divId w:val="346297047"/>
+        <w:divId w:val="1932733850"/>
         <w:rPr>
           <w:rFonts w:eastAsia="Times New Roman"/>
           <w:lang w:val="nl-NL"/>
@@ -11467,7 +11467,7 @@
           <w:numId w:val="30"/>
         </w:numPr>
         <w:spacing w:before="100" w:beforeAutospacing="1" w:after="100" w:afterAutospacing="1"/>
-        <w:divId w:val="346297047"/>
+        <w:divId w:val="1932733850"/>
         <w:rPr>
           <w:rFonts w:eastAsia="Times New Roman"/>
           <w:lang w:val="nl-NL"/>
@@ -11488,7 +11488,7 @@
           <w:numId w:val="30"/>
         </w:numPr>
         <w:spacing w:before="100" w:beforeAutospacing="1" w:after="100" w:afterAutospacing="1"/>
-        <w:divId w:val="346297047"/>
+        <w:divId w:val="1932733850"/>
         <w:rPr>
           <w:rFonts w:eastAsia="Times New Roman"/>
           <w:lang w:val="nl-NL"/>
@@ -11505,7 +11505,7 @@
     <w:p>
       <w:pPr>
         <w:pStyle w:val="Normaalweb"/>
-        <w:divId w:val="346297047"/>
+        <w:divId w:val="1932733850"/>
         <w:rPr>
           <w:lang w:val="nl-NL"/>
         </w:rPr>
@@ -11520,7 +11520,7 @@
     <w:p>
       <w:pPr>
         <w:pStyle w:val="Kop5"/>
-        <w:divId w:val="346297047"/>
+        <w:divId w:val="1932733850"/>
         <w:rPr>
           <w:rFonts w:eastAsia="Times New Roman"/>
           <w:lang w:val="nl-NL"/>
@@ -11537,7 +11537,7 @@
     <w:p>
       <w:pPr>
         <w:pStyle w:val="Normaalweb"/>
-        <w:divId w:val="346297047"/>
+        <w:divId w:val="1932733850"/>
         <w:rPr>
           <w:lang w:val="nl-NL"/>
         </w:rPr>
@@ -11552,7 +11552,7 @@
     <w:p>
       <w:pPr>
         <w:pStyle w:val="Kop4"/>
-        <w:divId w:val="346297047"/>
+        <w:divId w:val="1932733850"/>
         <w:rPr>
           <w:rFonts w:eastAsia="Times New Roman"/>
           <w:lang w:val="nl-NL"/>
@@ -11569,7 +11569,7 @@
     <w:p>
       <w:pPr>
         <w:pStyle w:val="Kop5"/>
-        <w:divId w:val="346297047"/>
+        <w:divId w:val="1932733850"/>
         <w:rPr>
           <w:rFonts w:eastAsia="Times New Roman"/>
           <w:lang w:val="nl-NL"/>
@@ -11586,7 +11586,7 @@
     <w:p>
       <w:pPr>
         <w:pStyle w:val="Normaalweb"/>
-        <w:divId w:val="346297047"/>
+        <w:divId w:val="1932733850"/>
         <w:rPr>
           <w:lang w:val="nl-NL"/>
         </w:rPr>
@@ -11601,7 +11601,7 @@
     <w:p>
       <w:pPr>
         <w:pStyle w:val="Kop5"/>
-        <w:divId w:val="346297047"/>
+        <w:divId w:val="1932733850"/>
         <w:rPr>
           <w:rFonts w:eastAsia="Times New Roman"/>
           <w:lang w:val="nl-NL"/>
@@ -11618,7 +11618,7 @@
     <w:p>
       <w:pPr>
         <w:pStyle w:val="Normaalweb"/>
-        <w:divId w:val="346297047"/>
+        <w:divId w:val="1932733850"/>
         <w:rPr>
           <w:lang w:val="nl-NL"/>
         </w:rPr>
@@ -11633,7 +11633,7 @@
     <w:p>
       <w:pPr>
         <w:pStyle w:val="Kop5"/>
-        <w:divId w:val="346297047"/>
+        <w:divId w:val="1932733850"/>
         <w:rPr>
           <w:rFonts w:eastAsia="Times New Roman"/>
           <w:lang w:val="nl-NL"/>
@@ -11650,7 +11650,7 @@
     <w:p>
       <w:pPr>
         <w:pStyle w:val="Normaalweb"/>
-        <w:divId w:val="346297047"/>
+        <w:divId w:val="1932733850"/>
         <w:rPr>
           <w:lang w:val="nl-NL"/>
         </w:rPr>
@@ -11665,7 +11665,7 @@
     <w:p>
       <w:pPr>
         <w:pStyle w:val="Kop5"/>
-        <w:divId w:val="346297047"/>
+        <w:divId w:val="1932733850"/>
         <w:rPr>
           <w:rFonts w:eastAsia="Times New Roman"/>
           <w:lang w:val="nl-NL"/>
@@ -11682,7 +11682,7 @@
     <w:p>
       <w:pPr>
         <w:pStyle w:val="Normaalweb"/>
- 